--- a/docs/manuals/測試報告/ET-教育訓練文件管理模組.docx
+++ b/docs/manuals/測試報告/ET-教育訓練文件管理模組.docx
@@ -226,7 +226,7 @@
           </w:tcPr>
           <w:p>
             <w:r>
-              <w:t>2026/10/12</w:t>
+              <w:t>2026/10/14</w:t>
             </w:r>
           </w:p>
         </w:tc>
@@ -384,7 +384,7 @@
               <w:jc w:val="center"/>
             </w:pPr>
             <w:r>
-              <w:t>2026/10/12</w:t>
+              <w:t>2026/10/14</w:t>
             </w:r>
           </w:p>
         </w:tc>
@@ -445,6 +445,1558 @@
     <w:p>
       <w:pPr>
         <w:pStyle w:val="1"/>
+      </w:pPr>
+      <w:r>
+        <w:t>ET01 課程列表</w:t>
+      </w:r>
+    </w:p>
+    <w:tbl>
+      <w:tblPr>
+        <w:tblStyle w:val="aff2"/>
+        <w:tblW w:type="auto" w:w="0"/>
+        <w:jc w:val="center"/>
+        <w:tblLayout w:type="fixed"/>
+        <w:tblLook w:firstColumn="1" w:firstRow="1" w:lastColumn="0" w:lastRow="0" w:noHBand="0" w:noVBand="1" w:val="04A0"/>
+      </w:tblPr>
+      <w:tblGrid>
+        <w:gridCol w:w="2340"/>
+        <w:gridCol w:w="2340"/>
+        <w:gridCol w:w="2340"/>
+        <w:gridCol w:w="2340"/>
+      </w:tblGrid>
+      <w:tr>
+        <w:tc>
+          <w:tcPr>
+            <w:tcW w:type="dxa" w:w="9638"/>
+            <w:gridSpan w:val="4"/>
+          </w:tcPr>
+          <w:p>
+            <w:pPr>
+              <w:spacing w:before="40" w:after="40"/>
+              <w:jc w:val="center"/>
+            </w:pPr>
+            <w:r/>
+            <w:r>
+              <w:rPr>
+                <w:rFonts w:ascii="標楷體" w:hAnsi="標楷體" w:eastAsia="標楷體"/>
+                <w:b/>
+                <w:sz w:val="32"/>
+                <w:spacing w:val="80"/>
+              </w:rPr>
+              <w:t>國防醫學大學三軍總醫院測試報告</w:t>
+            </w:r>
+          </w:p>
+        </w:tc>
+      </w:tr>
+      <w:tr>
+        <w:tc>
+          <w:tcPr>
+            <w:tcW w:type="dxa" w:w="1474"/>
+          </w:tcPr>
+          <w:p>
+            <w:pPr>
+              <w:spacing w:before="40" w:after="40"/>
+              <w:jc w:val="center"/>
+            </w:pPr>
+            <w:r/>
+            <w:r>
+              <w:rPr>
+                <w:rFonts w:ascii="標楷體" w:hAnsi="標楷體" w:eastAsia="標楷體"/>
+                <w:b w:val="0"/>
+                <w:sz w:val="24"/>
+              </w:rPr>
+              <w:t>購案名稱</w:t>
+            </w:r>
+          </w:p>
+        </w:tc>
+        <w:tc>
+          <w:tcPr>
+            <w:tcW w:type="dxa" w:w="3628"/>
+          </w:tcPr>
+          <w:p>
+            <w:pPr>
+              <w:spacing w:before="40" w:after="40"/>
+              <w:jc w:val="center"/>
+            </w:pPr>
+            <w:r/>
+            <w:r>
+              <w:rPr>
+                <w:rFonts w:ascii="標楷體" w:hAnsi="標楷體" w:eastAsia="標楷體"/>
+                <w:b w:val="0"/>
+                <w:sz w:val="24"/>
+              </w:rPr>
+              <w:t>國軍醫院設立捐血站裝備整備案</w:t>
+            </w:r>
+          </w:p>
+        </w:tc>
+        <w:tc>
+          <w:tcPr>
+            <w:tcW w:type="dxa" w:w="1928"/>
+          </w:tcPr>
+          <w:p>
+            <w:pPr>
+              <w:spacing w:before="40" w:after="40"/>
+              <w:jc w:val="center"/>
+            </w:pPr>
+            <w:r/>
+            <w:r>
+              <w:rPr>
+                <w:rFonts w:ascii="標楷體" w:hAnsi="標楷體" w:eastAsia="標楷體"/>
+                <w:b w:val="0"/>
+                <w:sz w:val="24"/>
+              </w:rPr>
+              <w:t>單位主管用印</w:t>
+            </w:r>
+          </w:p>
+        </w:tc>
+        <w:tc>
+          <w:tcPr>
+            <w:tcW w:type="dxa" w:w="2608"/>
+          </w:tcPr>
+          <w:p>
+            <w:pPr>
+              <w:spacing w:before="40" w:after="40"/>
+              <w:jc w:val="center"/>
+            </w:pPr>
+            <w:r/>
+            <w:r>
+              <w:rPr>
+                <w:rFonts w:ascii="標楷體" w:hAnsi="標楷體" w:eastAsia="標楷體"/>
+                <w:b w:val="0"/>
+                <w:sz w:val="24"/>
+              </w:rPr>
+            </w:r>
+          </w:p>
+        </w:tc>
+      </w:tr>
+      <w:tr>
+        <w:tc>
+          <w:tcPr>
+            <w:tcW w:type="dxa" w:w="1474"/>
+          </w:tcPr>
+          <w:p>
+            <w:pPr>
+              <w:spacing w:before="40" w:after="40"/>
+              <w:jc w:val="center"/>
+            </w:pPr>
+            <w:r/>
+            <w:r>
+              <w:rPr>
+                <w:rFonts w:ascii="標楷體" w:hAnsi="標楷體" w:eastAsia="標楷體"/>
+                <w:b w:val="0"/>
+                <w:sz w:val="24"/>
+              </w:rPr>
+              <w:t>測試單位</w:t>
+            </w:r>
+          </w:p>
+        </w:tc>
+        <w:tc>
+          <w:tcPr>
+            <w:tcW w:type="dxa" w:w="3628"/>
+          </w:tcPr>
+          <w:p>
+            <w:pPr>
+              <w:spacing w:before="40" w:after="40"/>
+              <w:jc w:val="center"/>
+            </w:pPr>
+            <w:r/>
+            <w:r>
+              <w:rPr>
+                <w:rFonts w:ascii="標楷體" w:hAnsi="標楷體" w:eastAsia="標楷體"/>
+                <w:b w:val="0"/>
+                <w:sz w:val="24"/>
+              </w:rPr>
+            </w:r>
+          </w:p>
+        </w:tc>
+        <w:tc>
+          <w:tcPr>
+            <w:tcW w:type="dxa" w:w="1928"/>
+          </w:tcPr>
+          <w:p>
+            <w:pPr>
+              <w:spacing w:before="40" w:after="40"/>
+              <w:jc w:val="center"/>
+            </w:pPr>
+            <w:r/>
+            <w:r>
+              <w:rPr>
+                <w:rFonts w:ascii="標楷體" w:hAnsi="標楷體" w:eastAsia="標楷體"/>
+                <w:b w:val="0"/>
+                <w:sz w:val="24"/>
+              </w:rPr>
+              <w:t>測試人員</w:t>
+            </w:r>
+          </w:p>
+        </w:tc>
+        <w:tc>
+          <w:tcPr>
+            <w:tcW w:type="dxa" w:w="2608"/>
+          </w:tcPr>
+          <w:p>
+            <w:pPr>
+              <w:spacing w:before="40" w:after="40"/>
+              <w:jc w:val="center"/>
+            </w:pPr>
+            <w:r/>
+            <w:r>
+              <w:rPr>
+                <w:rFonts w:ascii="標楷體" w:hAnsi="標楷體" w:eastAsia="標楷體"/>
+                <w:b w:val="0"/>
+                <w:sz w:val="24"/>
+              </w:rPr>
+            </w:r>
+          </w:p>
+        </w:tc>
+      </w:tr>
+      <w:tr>
+        <w:tc>
+          <w:tcPr>
+            <w:tcW w:type="dxa" w:w="1474"/>
+          </w:tcPr>
+          <w:p>
+            <w:pPr>
+              <w:spacing w:before="40" w:after="40"/>
+              <w:jc w:val="center"/>
+            </w:pPr>
+            <w:r/>
+            <w:r>
+              <w:rPr>
+                <w:rFonts w:ascii="標楷體" w:hAnsi="標楷體" w:eastAsia="標楷體"/>
+                <w:b w:val="0"/>
+                <w:sz w:val="24"/>
+              </w:rPr>
+              <w:t>測試日期</w:t>
+            </w:r>
+          </w:p>
+        </w:tc>
+        <w:tc>
+          <w:tcPr>
+            <w:tcW w:type="dxa" w:w="3628"/>
+          </w:tcPr>
+          <w:p>
+            <w:pPr>
+              <w:spacing w:before="40" w:after="40"/>
+              <w:jc w:val="center"/>
+            </w:pPr>
+            <w:r/>
+            <w:r>
+              <w:rPr>
+                <w:rFonts w:ascii="標楷體" w:hAnsi="標楷體" w:eastAsia="標楷體"/>
+                <w:b w:val="0"/>
+                <w:sz w:val="24"/>
+              </w:rPr>
+            </w:r>
+          </w:p>
+        </w:tc>
+        <w:tc>
+          <w:tcPr>
+            <w:tcW w:type="dxa" w:w="1928"/>
+          </w:tcPr>
+          <w:p>
+            <w:pPr>
+              <w:spacing w:before="40" w:after="40"/>
+              <w:jc w:val="center"/>
+            </w:pPr>
+            <w:r/>
+            <w:r>
+              <w:rPr>
+                <w:rFonts w:ascii="標楷體" w:hAnsi="標楷體" w:eastAsia="標楷體"/>
+                <w:b w:val="0"/>
+                <w:sz w:val="24"/>
+              </w:rPr>
+              <w:t>測試完畢日期</w:t>
+            </w:r>
+          </w:p>
+        </w:tc>
+        <w:tc>
+          <w:tcPr>
+            <w:tcW w:type="dxa" w:w="2608"/>
+          </w:tcPr>
+          <w:p>
+            <w:pPr>
+              <w:spacing w:before="40" w:after="40"/>
+              <w:jc w:val="center"/>
+            </w:pPr>
+            <w:r/>
+            <w:r>
+              <w:rPr>
+                <w:rFonts w:ascii="標楷體" w:hAnsi="標楷體" w:eastAsia="標楷體"/>
+                <w:b w:val="0"/>
+                <w:sz w:val="24"/>
+              </w:rPr>
+            </w:r>
+          </w:p>
+        </w:tc>
+      </w:tr>
+    </w:tbl>
+    <w:p/>
+    <w:tbl>
+      <w:tblPr>
+        <w:tblStyle w:val="aff2"/>
+        <w:tblW w:type="auto" w:w="0"/>
+        <w:jc w:val="center"/>
+        <w:tblLayout w:type="fixed"/>
+        <w:tblLook w:firstColumn="1" w:firstRow="1" w:lastColumn="0" w:lastRow="0" w:noHBand="0" w:noVBand="1" w:val="04A0"/>
+      </w:tblPr>
+      <w:tblGrid>
+        <w:gridCol w:w="2340"/>
+        <w:gridCol w:w="2340"/>
+        <w:gridCol w:w="2340"/>
+        <w:gridCol w:w="2340"/>
+      </w:tblGrid>
+      <w:tr>
+        <w:trPr>
+          <w:tblHeader w:val="true"/>
+        </w:trPr>
+        <w:tc>
+          <w:tcPr>
+            <w:tcW w:type="dxa" w:w="907"/>
+            <w:vMerge w:val="restart"/>
+          </w:tcPr>
+          <w:p>
+            <w:pPr>
+              <w:spacing w:before="40" w:after="40"/>
+              <w:jc w:val="center"/>
+            </w:pPr>
+            <w:r/>
+            <w:r>
+              <w:rPr>
+                <w:rFonts w:ascii="標楷體" w:hAnsi="標楷體" w:eastAsia="標楷體"/>
+                <w:b w:val="0"/>
+                <w:sz w:val="24"/>
+              </w:rPr>
+              <w:t>項次</w:t>
+            </w:r>
+          </w:p>
+        </w:tc>
+        <w:tc>
+          <w:tcPr>
+            <w:tcW w:type="dxa" w:w="6236"/>
+            <w:vMerge w:val="restart"/>
+          </w:tcPr>
+          <w:p>
+            <w:pPr>
+              <w:spacing w:before="40" w:after="40"/>
+              <w:jc w:val="center"/>
+            </w:pPr>
+            <w:r/>
+            <w:r>
+              <w:rPr>
+                <w:rFonts w:ascii="標楷體" w:hAnsi="標楷體" w:eastAsia="標楷體"/>
+                <w:b w:val="0"/>
+                <w:sz w:val="24"/>
+              </w:rPr>
+              <w:t>測試內容</w:t>
+            </w:r>
+          </w:p>
+        </w:tc>
+        <w:tc>
+          <w:tcPr>
+            <w:tcW w:type="dxa" w:w="2494"/>
+            <w:gridSpan w:val="2"/>
+          </w:tcPr>
+          <w:p>
+            <w:pPr>
+              <w:spacing w:before="40" w:after="40"/>
+              <w:jc w:val="center"/>
+            </w:pPr>
+            <w:r/>
+            <w:r>
+              <w:rPr>
+                <w:rFonts w:ascii="標楷體" w:hAnsi="標楷體" w:eastAsia="標楷體"/>
+                <w:b w:val="0"/>
+                <w:sz w:val="24"/>
+              </w:rPr>
+              <w:t>測試人員勾選</w:t>
+            </w:r>
+          </w:p>
+        </w:tc>
+      </w:tr>
+      <w:tr>
+        <w:trPr>
+          <w:tblHeader w:val="true"/>
+        </w:trPr>
+        <w:tc>
+          <w:tcPr>
+            <w:tcW w:type="dxa" w:w="907"/>
+            <w:vMerge/>
+          </w:tcPr>
+          <w:p/>
+        </w:tc>
+        <w:tc>
+          <w:tcPr>
+            <w:tcW w:type="dxa" w:w="6236"/>
+            <w:vMerge/>
+          </w:tcPr>
+          <w:p/>
+        </w:tc>
+        <w:tc>
+          <w:tcPr>
+            <w:tcW w:type="dxa" w:w="1247"/>
+          </w:tcPr>
+          <w:p>
+            <w:pPr>
+              <w:spacing w:before="40" w:after="40"/>
+              <w:jc w:val="center"/>
+            </w:pPr>
+            <w:r/>
+            <w:r>
+              <w:rPr>
+                <w:rFonts w:ascii="標楷體" w:hAnsi="標楷體" w:eastAsia="標楷體"/>
+                <w:b w:val="0"/>
+                <w:sz w:val="24"/>
+              </w:rPr>
+              <w:t>合格</w:t>
+            </w:r>
+          </w:p>
+        </w:tc>
+        <w:tc>
+          <w:tcPr>
+            <w:tcW w:type="dxa" w:w="1247"/>
+          </w:tcPr>
+          <w:p>
+            <w:pPr>
+              <w:spacing w:before="40" w:after="40"/>
+              <w:jc w:val="center"/>
+            </w:pPr>
+            <w:r/>
+            <w:r>
+              <w:rPr>
+                <w:rFonts w:ascii="標楷體" w:hAnsi="標楷體" w:eastAsia="標楷體"/>
+                <w:b w:val="0"/>
+                <w:sz w:val="24"/>
+              </w:rPr>
+              <w:t>不合格</w:t>
+            </w:r>
+          </w:p>
+        </w:tc>
+      </w:tr>
+      <w:tr>
+        <w:tc>
+          <w:tcPr>
+            <w:tcW w:type="dxa" w:w="907"/>
+          </w:tcPr>
+          <w:p>
+            <w:pPr>
+              <w:spacing w:before="40" w:after="40"/>
+              <w:jc w:val="center"/>
+            </w:pPr>
+            <w:r/>
+            <w:r>
+              <w:rPr>
+                <w:rFonts w:ascii="標楷體" w:hAnsi="標楷體" w:eastAsia="標楷體"/>
+                <w:b w:val="0"/>
+                <w:sz w:val="22"/>
+              </w:rPr>
+              <w:t>1</w:t>
+            </w:r>
+          </w:p>
+        </w:tc>
+        <w:tc>
+          <w:tcPr>
+            <w:tcW w:type="dxa" w:w="6236"/>
+          </w:tcPr>
+          <w:p>
+            <w:pPr>
+              <w:spacing w:before="40" w:after="40"/>
+              <w:jc w:val="left"/>
+            </w:pPr>
+            <w:r/>
+            <w:r>
+              <w:rPr>
+                <w:rFonts w:ascii="標楷體" w:hAnsi="標楷體" w:eastAsia="標楷體"/>
+                <w:b w:val="0"/>
+                <w:sz w:val="22"/>
+              </w:rPr>
+              <w:t>以教師甲於「我建立的」檢視，應列出本人的草稿、已發布、已關閉課程，且不含任何其他教師的課程。</w:t>
+            </w:r>
+          </w:p>
+        </w:tc>
+        <w:tc>
+          <w:tcPr>
+            <w:tcW w:type="dxa" w:w="1247"/>
+          </w:tcPr>
+          <w:p>
+            <w:pPr>
+              <w:spacing w:before="40" w:after="40"/>
+              <w:jc w:val="center"/>
+            </w:pPr>
+            <w:r/>
+            <w:r>
+              <w:rPr>
+                <w:rFonts w:ascii="標楷體" w:hAnsi="標楷體" w:eastAsia="標楷體"/>
+                <w:b w:val="0"/>
+                <w:sz w:val="24"/>
+              </w:rPr>
+            </w:r>
+          </w:p>
+        </w:tc>
+        <w:tc>
+          <w:tcPr>
+            <w:tcW w:type="dxa" w:w="1247"/>
+          </w:tcPr>
+          <w:p>
+            <w:pPr>
+              <w:spacing w:before="40" w:after="40"/>
+              <w:jc w:val="center"/>
+            </w:pPr>
+            <w:r/>
+            <w:r>
+              <w:rPr>
+                <w:rFonts w:ascii="標楷體" w:hAnsi="標楷體" w:eastAsia="標楷體"/>
+                <w:b w:val="0"/>
+                <w:sz w:val="24"/>
+              </w:rPr>
+            </w:r>
+          </w:p>
+        </w:tc>
+      </w:tr>
+      <w:tr>
+        <w:tc>
+          <w:tcPr>
+            <w:tcW w:type="dxa" w:w="907"/>
+          </w:tcPr>
+          <w:p>
+            <w:pPr>
+              <w:spacing w:before="40" w:after="40"/>
+              <w:jc w:val="center"/>
+            </w:pPr>
+            <w:r/>
+            <w:r>
+              <w:rPr>
+                <w:rFonts w:ascii="標楷體" w:hAnsi="標楷體" w:eastAsia="標楷體"/>
+                <w:b w:val="0"/>
+                <w:sz w:val="22"/>
+              </w:rPr>
+              <w:t>2</w:t>
+            </w:r>
+          </w:p>
+        </w:tc>
+        <w:tc>
+          <w:tcPr>
+            <w:tcW w:type="dxa" w:w="6236"/>
+          </w:tcPr>
+          <w:p>
+            <w:pPr>
+              <w:spacing w:before="40" w:after="40"/>
+              <w:jc w:val="left"/>
+            </w:pPr>
+            <w:r/>
+            <w:r>
+              <w:rPr>
+                <w:rFonts w:ascii="標楷體" w:hAnsi="標楷體" w:eastAsia="標楷體"/>
+                <w:b w:val="0"/>
+                <w:sz w:val="22"/>
+              </w:rPr>
+              <w:t>以教師甲切到「全部課程」，應列出教師乙的已發布課程，教師乙的草稿與已關閉課程皆不出現。</w:t>
+            </w:r>
+          </w:p>
+        </w:tc>
+        <w:tc>
+          <w:tcPr>
+            <w:tcW w:type="dxa" w:w="1247"/>
+          </w:tcPr>
+          <w:p>
+            <w:pPr>
+              <w:spacing w:before="40" w:after="40"/>
+              <w:jc w:val="center"/>
+            </w:pPr>
+            <w:r/>
+            <w:r>
+              <w:rPr>
+                <w:rFonts w:ascii="標楷體" w:hAnsi="標楷體" w:eastAsia="標楷體"/>
+                <w:b w:val="0"/>
+                <w:sz w:val="24"/>
+              </w:rPr>
+            </w:r>
+          </w:p>
+        </w:tc>
+        <w:tc>
+          <w:tcPr>
+            <w:tcW w:type="dxa" w:w="1247"/>
+          </w:tcPr>
+          <w:p>
+            <w:pPr>
+              <w:spacing w:before="40" w:after="40"/>
+              <w:jc w:val="center"/>
+            </w:pPr>
+            <w:r/>
+            <w:r>
+              <w:rPr>
+                <w:rFonts w:ascii="標楷體" w:hAnsi="標楷體" w:eastAsia="標楷體"/>
+                <w:b w:val="0"/>
+                <w:sz w:val="24"/>
+              </w:rPr>
+            </w:r>
+          </w:p>
+        </w:tc>
+      </w:tr>
+      <w:tr>
+        <w:tc>
+          <w:tcPr>
+            <w:tcW w:type="dxa" w:w="907"/>
+          </w:tcPr>
+          <w:p>
+            <w:pPr>
+              <w:spacing w:before="40" w:after="40"/>
+              <w:jc w:val="center"/>
+            </w:pPr>
+            <w:r/>
+            <w:r>
+              <w:rPr>
+                <w:rFonts w:ascii="標楷體" w:hAnsi="標楷體" w:eastAsia="標楷體"/>
+                <w:b w:val="0"/>
+                <w:sz w:val="22"/>
+              </w:rPr>
+              <w:t>3</w:t>
+            </w:r>
+          </w:p>
+        </w:tc>
+        <w:tc>
+          <w:tcPr>
+            <w:tcW w:type="dxa" w:w="6236"/>
+          </w:tcPr>
+          <w:p>
+            <w:pPr>
+              <w:spacing w:before="40" w:after="40"/>
+              <w:jc w:val="left"/>
+            </w:pPr>
+            <w:r/>
+            <w:r>
+              <w:rPr>
+                <w:rFonts w:ascii="標楷體" w:hAnsi="標楷體" w:eastAsia="標楷體"/>
+                <w:b w:val="0"/>
+                <w:sz w:val="22"/>
+              </w:rPr>
+              <w:t>教師甲以學員身分已加入的教師乙課程，不應出現在教師甲的「全部課程」。</w:t>
+            </w:r>
+          </w:p>
+        </w:tc>
+        <w:tc>
+          <w:tcPr>
+            <w:tcW w:type="dxa" w:w="1247"/>
+          </w:tcPr>
+          <w:p>
+            <w:pPr>
+              <w:spacing w:before="40" w:after="40"/>
+              <w:jc w:val="center"/>
+            </w:pPr>
+            <w:r/>
+            <w:r>
+              <w:rPr>
+                <w:rFonts w:ascii="標楷體" w:hAnsi="標楷體" w:eastAsia="標楷體"/>
+                <w:b w:val="0"/>
+                <w:sz w:val="24"/>
+              </w:rPr>
+            </w:r>
+          </w:p>
+        </w:tc>
+        <w:tc>
+          <w:tcPr>
+            <w:tcW w:type="dxa" w:w="1247"/>
+          </w:tcPr>
+          <w:p>
+            <w:pPr>
+              <w:spacing w:before="40" w:after="40"/>
+              <w:jc w:val="center"/>
+            </w:pPr>
+            <w:r/>
+            <w:r>
+              <w:rPr>
+                <w:rFonts w:ascii="標楷體" w:hAnsi="標楷體" w:eastAsia="標楷體"/>
+                <w:b w:val="0"/>
+                <w:sz w:val="24"/>
+              </w:rPr>
+            </w:r>
+          </w:p>
+        </w:tc>
+      </w:tr>
+      <w:tr>
+        <w:tc>
+          <w:tcPr>
+            <w:tcW w:type="dxa" w:w="907"/>
+          </w:tcPr>
+          <w:p>
+            <w:pPr>
+              <w:spacing w:before="40" w:after="40"/>
+              <w:jc w:val="center"/>
+            </w:pPr>
+            <w:r/>
+            <w:r>
+              <w:rPr>
+                <w:rFonts w:ascii="標楷體" w:hAnsi="標楷體" w:eastAsia="標楷體"/>
+                <w:b w:val="0"/>
+                <w:sz w:val="22"/>
+              </w:rPr>
+              <w:t>4</w:t>
+            </w:r>
+          </w:p>
+        </w:tc>
+        <w:tc>
+          <w:tcPr>
+            <w:tcW w:type="dxa" w:w="6236"/>
+          </w:tcPr>
+          <w:p>
+            <w:pPr>
+              <w:spacing w:before="40" w:after="40"/>
+              <w:jc w:val="left"/>
+            </w:pPr>
+            <w:r/>
+            <w:r>
+              <w:rPr>
+                <w:rFonts w:ascii="標楷體" w:hAnsi="標楷體" w:eastAsia="標楷體"/>
+                <w:b w:val="0"/>
+                <w:sz w:val="22"/>
+              </w:rPr>
+              <w:t>以教師甲於「全部課程」點教師乙的課程（卡片標「檢視」），應以學員視角開啟並標示「預覽模式」，不記錄學習進度。</w:t>
+            </w:r>
+          </w:p>
+        </w:tc>
+        <w:tc>
+          <w:tcPr>
+            <w:tcW w:type="dxa" w:w="1247"/>
+          </w:tcPr>
+          <w:p>
+            <w:pPr>
+              <w:spacing w:before="40" w:after="40"/>
+              <w:jc w:val="center"/>
+            </w:pPr>
+            <w:r/>
+            <w:r>
+              <w:rPr>
+                <w:rFonts w:ascii="標楷體" w:hAnsi="標楷體" w:eastAsia="標楷體"/>
+                <w:b w:val="0"/>
+                <w:sz w:val="24"/>
+              </w:rPr>
+            </w:r>
+          </w:p>
+        </w:tc>
+        <w:tc>
+          <w:tcPr>
+            <w:tcW w:type="dxa" w:w="1247"/>
+          </w:tcPr>
+          <w:p>
+            <w:pPr>
+              <w:spacing w:before="40" w:after="40"/>
+              <w:jc w:val="center"/>
+            </w:pPr>
+            <w:r/>
+            <w:r>
+              <w:rPr>
+                <w:rFonts w:ascii="標楷體" w:hAnsi="標楷體" w:eastAsia="標楷體"/>
+                <w:b w:val="0"/>
+                <w:sz w:val="24"/>
+              </w:rPr>
+            </w:r>
+          </w:p>
+        </w:tc>
+      </w:tr>
+      <w:tr>
+        <w:tc>
+          <w:tcPr>
+            <w:tcW w:type="dxa" w:w="907"/>
+          </w:tcPr>
+          <w:p>
+            <w:pPr>
+              <w:spacing w:before="40" w:after="40"/>
+              <w:jc w:val="center"/>
+            </w:pPr>
+            <w:r/>
+            <w:r>
+              <w:rPr>
+                <w:rFonts w:ascii="標楷體" w:hAnsi="標楷體" w:eastAsia="標楷體"/>
+                <w:b w:val="0"/>
+                <w:sz w:val="22"/>
+              </w:rPr>
+              <w:t>5</w:t>
+            </w:r>
+          </w:p>
+        </w:tc>
+        <w:tc>
+          <w:tcPr>
+            <w:tcW w:type="dxa" w:w="6236"/>
+          </w:tcPr>
+          <w:p>
+            <w:pPr>
+              <w:spacing w:before="40" w:after="40"/>
+              <w:jc w:val="left"/>
+            </w:pPr>
+            <w:r/>
+            <w:r>
+              <w:rPr>
+                <w:rFonts w:ascii="標楷體" w:hAnsi="標楷體" w:eastAsia="標楷體"/>
+                <w:b w:val="0"/>
+                <w:sz w:val="22"/>
+              </w:rPr>
+              <w:t>以教師甲於「我建立的」點本人課程，應進入可編輯的 ET05 編輯頁；於「全部課程」點同一門本人的已發布課程，則進入預覽頁。</w:t>
+            </w:r>
+          </w:p>
+        </w:tc>
+        <w:tc>
+          <w:tcPr>
+            <w:tcW w:type="dxa" w:w="1247"/>
+          </w:tcPr>
+          <w:p>
+            <w:pPr>
+              <w:spacing w:before="40" w:after="40"/>
+              <w:jc w:val="center"/>
+            </w:pPr>
+            <w:r/>
+            <w:r>
+              <w:rPr>
+                <w:rFonts w:ascii="標楷體" w:hAnsi="標楷體" w:eastAsia="標楷體"/>
+                <w:b w:val="0"/>
+                <w:sz w:val="24"/>
+              </w:rPr>
+            </w:r>
+          </w:p>
+        </w:tc>
+        <w:tc>
+          <w:tcPr>
+            <w:tcW w:type="dxa" w:w="1247"/>
+          </w:tcPr>
+          <w:p>
+            <w:pPr>
+              <w:spacing w:before="40" w:after="40"/>
+              <w:jc w:val="center"/>
+            </w:pPr>
+            <w:r/>
+            <w:r>
+              <w:rPr>
+                <w:rFonts w:ascii="標楷體" w:hAnsi="標楷體" w:eastAsia="標楷體"/>
+                <w:b w:val="0"/>
+                <w:sz w:val="24"/>
+              </w:rPr>
+            </w:r>
+          </w:p>
+        </w:tc>
+      </w:tr>
+      <w:tr>
+        <w:tc>
+          <w:tcPr>
+            <w:tcW w:type="dxa" w:w="907"/>
+          </w:tcPr>
+          <w:p>
+            <w:pPr>
+              <w:spacing w:before="40" w:after="40"/>
+              <w:jc w:val="center"/>
+            </w:pPr>
+            <w:r/>
+            <w:r>
+              <w:rPr>
+                <w:rFonts w:ascii="標楷體" w:hAnsi="標楷體" w:eastAsia="標楷體"/>
+                <w:b w:val="0"/>
+                <w:sz w:val="22"/>
+              </w:rPr>
+              <w:t>6</w:t>
+            </w:r>
+          </w:p>
+        </w:tc>
+        <w:tc>
+          <w:tcPr>
+            <w:tcW w:type="dxa" w:w="6236"/>
+          </w:tcPr>
+          <w:p>
+            <w:pPr>
+              <w:spacing w:before="40" w:after="40"/>
+              <w:jc w:val="left"/>
+            </w:pPr>
+            <w:r/>
+            <w:r>
+              <w:rPr>
+                <w:rFonts w:ascii="標楷體" w:hAnsi="標楷體" w:eastAsia="標楷體"/>
+                <w:b w:val="0"/>
+                <w:sz w:val="22"/>
+              </w:rPr>
+              <w:t>將教師甲某門已發布課程的訖止時間改為已過去的時點並儲存，回到「我建立的」該卡片應標示「已關閉」，且該課程不再出現於教師乙的「全部課程」。</w:t>
+            </w:r>
+          </w:p>
+        </w:tc>
+        <w:tc>
+          <w:tcPr>
+            <w:tcW w:type="dxa" w:w="1247"/>
+          </w:tcPr>
+          <w:p>
+            <w:pPr>
+              <w:spacing w:before="40" w:after="40"/>
+              <w:jc w:val="center"/>
+            </w:pPr>
+            <w:r/>
+            <w:r>
+              <w:rPr>
+                <w:rFonts w:ascii="標楷體" w:hAnsi="標楷體" w:eastAsia="標楷體"/>
+                <w:b w:val="0"/>
+                <w:sz w:val="24"/>
+              </w:rPr>
+            </w:r>
+          </w:p>
+        </w:tc>
+        <w:tc>
+          <w:tcPr>
+            <w:tcW w:type="dxa" w:w="1247"/>
+          </w:tcPr>
+          <w:p>
+            <w:pPr>
+              <w:spacing w:before="40" w:after="40"/>
+              <w:jc w:val="center"/>
+            </w:pPr>
+            <w:r/>
+            <w:r>
+              <w:rPr>
+                <w:rFonts w:ascii="標楷體" w:hAnsi="標楷體" w:eastAsia="標楷體"/>
+                <w:b w:val="0"/>
+                <w:sz w:val="24"/>
+              </w:rPr>
+            </w:r>
+          </w:p>
+        </w:tc>
+      </w:tr>
+      <w:tr>
+        <w:tc>
+          <w:tcPr>
+            <w:tcW w:type="dxa" w:w="907"/>
+          </w:tcPr>
+          <w:p>
+            <w:pPr>
+              <w:spacing w:before="40" w:after="40"/>
+              <w:jc w:val="center"/>
+            </w:pPr>
+            <w:r/>
+            <w:r>
+              <w:rPr>
+                <w:rFonts w:ascii="標楷體" w:hAnsi="標楷體" w:eastAsia="標楷體"/>
+                <w:b w:val="0"/>
+                <w:sz w:val="22"/>
+              </w:rPr>
+              <w:t>7</w:t>
+            </w:r>
+          </w:p>
+        </w:tc>
+        <w:tc>
+          <w:tcPr>
+            <w:tcW w:type="dxa" w:w="6236"/>
+          </w:tcPr>
+          <w:p>
+            <w:pPr>
+              <w:spacing w:before="40" w:after="40"/>
+              <w:jc w:val="left"/>
+            </w:pPr>
+            <w:r/>
+            <w:r>
+              <w:rPr>
+                <w:rFonts w:ascii="標楷體" w:hAnsi="標楷體" w:eastAsia="標楷體"/>
+                <w:b w:val="0"/>
+                <w:sz w:val="22"/>
+              </w:rPr>
+              <w:t>於 ET02 將某位學員移出教師甲的課程後回到課程列表，該課程卡片的學員人數應減少一位。</w:t>
+            </w:r>
+          </w:p>
+        </w:tc>
+        <w:tc>
+          <w:tcPr>
+            <w:tcW w:type="dxa" w:w="1247"/>
+          </w:tcPr>
+          <w:p>
+            <w:pPr>
+              <w:spacing w:before="40" w:after="40"/>
+              <w:jc w:val="center"/>
+            </w:pPr>
+            <w:r/>
+            <w:r>
+              <w:rPr>
+                <w:rFonts w:ascii="標楷體" w:hAnsi="標楷體" w:eastAsia="標楷體"/>
+                <w:b w:val="0"/>
+                <w:sz w:val="24"/>
+              </w:rPr>
+            </w:r>
+          </w:p>
+        </w:tc>
+        <w:tc>
+          <w:tcPr>
+            <w:tcW w:type="dxa" w:w="1247"/>
+          </w:tcPr>
+          <w:p>
+            <w:pPr>
+              <w:spacing w:before="40" w:after="40"/>
+              <w:jc w:val="center"/>
+            </w:pPr>
+            <w:r/>
+            <w:r>
+              <w:rPr>
+                <w:rFonts w:ascii="標楷體" w:hAnsi="標楷體" w:eastAsia="標楷體"/>
+                <w:b w:val="0"/>
+                <w:sz w:val="24"/>
+              </w:rPr>
+            </w:r>
+          </w:p>
+        </w:tc>
+      </w:tr>
+      <w:tr>
+        <w:tc>
+          <w:tcPr>
+            <w:tcW w:type="dxa" w:w="907"/>
+          </w:tcPr>
+          <w:p>
+            <w:pPr>
+              <w:spacing w:before="40" w:after="40"/>
+              <w:jc w:val="center"/>
+            </w:pPr>
+            <w:r/>
+            <w:r>
+              <w:rPr>
+                <w:rFonts w:ascii="標楷體" w:hAnsi="標楷體" w:eastAsia="標楷體"/>
+                <w:b w:val="0"/>
+                <w:sz w:val="22"/>
+              </w:rPr>
+              <w:t>8</w:t>
+            </w:r>
+          </w:p>
+        </w:tc>
+        <w:tc>
+          <w:tcPr>
+            <w:tcW w:type="dxa" w:w="6236"/>
+          </w:tcPr>
+          <w:p>
+            <w:pPr>
+              <w:spacing w:before="40" w:after="40"/>
+              <w:jc w:val="left"/>
+            </w:pPr>
+            <w:r/>
+            <w:r>
+              <w:rPr>
+                <w:rFonts w:ascii="標楷體" w:hAnsi="標楷體" w:eastAsia="標楷體"/>
+                <w:b w:val="0"/>
+                <w:sz w:val="22"/>
+              </w:rPr>
+              <w:t>於「關鍵字」輸入課程名稱中間的一段文字，清單應隨即只列出名稱含該段文字的課程。</w:t>
+            </w:r>
+          </w:p>
+        </w:tc>
+        <w:tc>
+          <w:tcPr>
+            <w:tcW w:type="dxa" w:w="1247"/>
+          </w:tcPr>
+          <w:p>
+            <w:pPr>
+              <w:spacing w:before="40" w:after="40"/>
+              <w:jc w:val="center"/>
+            </w:pPr>
+            <w:r/>
+            <w:r>
+              <w:rPr>
+                <w:rFonts w:ascii="標楷體" w:hAnsi="標楷體" w:eastAsia="標楷體"/>
+                <w:b w:val="0"/>
+                <w:sz w:val="24"/>
+              </w:rPr>
+            </w:r>
+          </w:p>
+        </w:tc>
+        <w:tc>
+          <w:tcPr>
+            <w:tcW w:type="dxa" w:w="1247"/>
+          </w:tcPr>
+          <w:p>
+            <w:pPr>
+              <w:spacing w:before="40" w:after="40"/>
+              <w:jc w:val="center"/>
+            </w:pPr>
+            <w:r/>
+            <w:r>
+              <w:rPr>
+                <w:rFonts w:ascii="標楷體" w:hAnsi="標楷體" w:eastAsia="標楷體"/>
+                <w:b w:val="0"/>
+                <w:sz w:val="24"/>
+              </w:rPr>
+            </w:r>
+          </w:p>
+        </w:tc>
+      </w:tr>
+      <w:tr>
+        <w:tc>
+          <w:tcPr>
+            <w:tcW w:type="dxa" w:w="907"/>
+          </w:tcPr>
+          <w:p>
+            <w:pPr>
+              <w:spacing w:before="40" w:after="40"/>
+              <w:jc w:val="center"/>
+            </w:pPr>
+            <w:r/>
+            <w:r>
+              <w:rPr>
+                <w:rFonts w:ascii="標楷體" w:hAnsi="標楷體" w:eastAsia="標楷體"/>
+                <w:b w:val="0"/>
+                <w:sz w:val="22"/>
+              </w:rPr>
+              <w:t>9</w:t>
+            </w:r>
+          </w:p>
+        </w:tc>
+        <w:tc>
+          <w:tcPr>
+            <w:tcW w:type="dxa" w:w="6236"/>
+          </w:tcPr>
+          <w:p>
+            <w:pPr>
+              <w:spacing w:before="40" w:after="40"/>
+              <w:jc w:val="left"/>
+            </w:pPr>
+            <w:r/>
+            <w:r>
+              <w:rPr>
+                <w:rFonts w:ascii="標楷體" w:hAnsi="標楷體" w:eastAsia="標楷體"/>
+                <w:b w:val="0"/>
+                <w:sz w:val="22"/>
+              </w:rPr>
+              <w:t>職位選「護理師」、單位選「不限」，應列出 A、B、D 課程，不列出 C 課程（「松山分院 + 全體」）。</w:t>
+            </w:r>
+          </w:p>
+        </w:tc>
+        <w:tc>
+          <w:tcPr>
+            <w:tcW w:type="dxa" w:w="1247"/>
+          </w:tcPr>
+          <w:p>
+            <w:pPr>
+              <w:spacing w:before="40" w:after="40"/>
+              <w:jc w:val="center"/>
+            </w:pPr>
+            <w:r/>
+            <w:r>
+              <w:rPr>
+                <w:rFonts w:ascii="標楷體" w:hAnsi="標楷體" w:eastAsia="標楷體"/>
+                <w:b w:val="0"/>
+                <w:sz w:val="24"/>
+              </w:rPr>
+            </w:r>
+          </w:p>
+        </w:tc>
+        <w:tc>
+          <w:tcPr>
+            <w:tcW w:type="dxa" w:w="1247"/>
+          </w:tcPr>
+          <w:p>
+            <w:pPr>
+              <w:spacing w:before="40" w:after="40"/>
+              <w:jc w:val="center"/>
+            </w:pPr>
+            <w:r/>
+            <w:r>
+              <w:rPr>
+                <w:rFonts w:ascii="標楷體" w:hAnsi="標楷體" w:eastAsia="標楷體"/>
+                <w:b w:val="0"/>
+                <w:sz w:val="24"/>
+              </w:rPr>
+            </w:r>
+          </w:p>
+        </w:tc>
+      </w:tr>
+      <w:tr>
+        <w:tc>
+          <w:tcPr>
+            <w:tcW w:type="dxa" w:w="907"/>
+          </w:tcPr>
+          <w:p>
+            <w:pPr>
+              <w:spacing w:before="40" w:after="40"/>
+              <w:jc w:val="center"/>
+            </w:pPr>
+            <w:r/>
+            <w:r>
+              <w:rPr>
+                <w:rFonts w:ascii="標楷體" w:hAnsi="標楷體" w:eastAsia="標楷體"/>
+                <w:b w:val="0"/>
+                <w:sz w:val="22"/>
+              </w:rPr>
+              <w:t>10</w:t>
+            </w:r>
+          </w:p>
+        </w:tc>
+        <w:tc>
+          <w:tcPr>
+            <w:tcW w:type="dxa" w:w="6236"/>
+          </w:tcPr>
+          <w:p>
+            <w:pPr>
+              <w:spacing w:before="40" w:after="40"/>
+              <w:jc w:val="left"/>
+            </w:pPr>
+            <w:r/>
+            <w:r>
+              <w:rPr>
+                <w:rFonts w:ascii="標楷體" w:hAnsi="標楷體" w:eastAsia="標楷體"/>
+                <w:b w:val="0"/>
+                <w:sz w:val="22"/>
+              </w:rPr>
+              <w:t>單位選「松山分院」、職位選「護理師」，應只列出 B 課程，D 課程（兩組各符合一欄）不應列出。</w:t>
+            </w:r>
+          </w:p>
+        </w:tc>
+        <w:tc>
+          <w:tcPr>
+            <w:tcW w:type="dxa" w:w="1247"/>
+          </w:tcPr>
+          <w:p>
+            <w:pPr>
+              <w:spacing w:before="40" w:after="40"/>
+              <w:jc w:val="center"/>
+            </w:pPr>
+            <w:r/>
+            <w:r>
+              <w:rPr>
+                <w:rFonts w:ascii="標楷體" w:hAnsi="標楷體" w:eastAsia="標楷體"/>
+                <w:b w:val="0"/>
+                <w:sz w:val="24"/>
+              </w:rPr>
+            </w:r>
+          </w:p>
+        </w:tc>
+        <w:tc>
+          <w:tcPr>
+            <w:tcW w:type="dxa" w:w="1247"/>
+          </w:tcPr>
+          <w:p>
+            <w:pPr>
+              <w:spacing w:before="40" w:after="40"/>
+              <w:jc w:val="center"/>
+            </w:pPr>
+            <w:r/>
+            <w:r>
+              <w:rPr>
+                <w:rFonts w:ascii="標楷體" w:hAnsi="標楷體" w:eastAsia="標楷體"/>
+                <w:b w:val="0"/>
+                <w:sz w:val="24"/>
+              </w:rPr>
+            </w:r>
+          </w:p>
+        </w:tc>
+      </w:tr>
+      <w:tr>
+        <w:tc>
+          <w:tcPr>
+            <w:tcW w:type="dxa" w:w="907"/>
+          </w:tcPr>
+          <w:p>
+            <w:pPr>
+              <w:spacing w:before="40" w:after="40"/>
+              <w:jc w:val="center"/>
+            </w:pPr>
+            <w:r/>
+            <w:r>
+              <w:rPr>
+                <w:rFonts w:ascii="標楷體" w:hAnsi="標楷體" w:eastAsia="標楷體"/>
+                <w:b w:val="0"/>
+                <w:sz w:val="22"/>
+              </w:rPr>
+              <w:t>11</w:t>
+            </w:r>
+          </w:p>
+        </w:tc>
+        <w:tc>
+          <w:tcPr>
+            <w:tcW w:type="dxa" w:w="6236"/>
+          </w:tcPr>
+          <w:p>
+            <w:pPr>
+              <w:spacing w:before="40" w:after="40"/>
+              <w:jc w:val="left"/>
+            </w:pPr>
+            <w:r/>
+            <w:r>
+              <w:rPr>
+                <w:rFonts w:ascii="標楷體" w:hAnsi="標楷體" w:eastAsia="標楷體"/>
+                <w:b w:val="0"/>
+                <w:sz w:val="22"/>
+              </w:rPr>
+              <w:t>於單位或職位下拉選標示「（已停用）」的值，應列出受訓對象使用該值的課程。</w:t>
+            </w:r>
+          </w:p>
+        </w:tc>
+        <w:tc>
+          <w:tcPr>
+            <w:tcW w:type="dxa" w:w="1247"/>
+          </w:tcPr>
+          <w:p>
+            <w:pPr>
+              <w:spacing w:before="40" w:after="40"/>
+              <w:jc w:val="center"/>
+            </w:pPr>
+            <w:r/>
+            <w:r>
+              <w:rPr>
+                <w:rFonts w:ascii="標楷體" w:hAnsi="標楷體" w:eastAsia="標楷體"/>
+                <w:b w:val="0"/>
+                <w:sz w:val="24"/>
+              </w:rPr>
+            </w:r>
+          </w:p>
+        </w:tc>
+        <w:tc>
+          <w:tcPr>
+            <w:tcW w:type="dxa" w:w="1247"/>
+          </w:tcPr>
+          <w:p>
+            <w:pPr>
+              <w:spacing w:before="40" w:after="40"/>
+              <w:jc w:val="center"/>
+            </w:pPr>
+            <w:r/>
+            <w:r>
+              <w:rPr>
+                <w:rFonts w:ascii="標楷體" w:hAnsi="標楷體" w:eastAsia="標楷體"/>
+                <w:b w:val="0"/>
+                <w:sz w:val="24"/>
+              </w:rPr>
+            </w:r>
+          </w:p>
+        </w:tc>
+      </w:tr>
+      <w:tr>
+        <w:tc>
+          <w:tcPr>
+            <w:tcW w:type="dxa" w:w="907"/>
+          </w:tcPr>
+          <w:p>
+            <w:pPr>
+              <w:spacing w:before="40" w:after="40"/>
+              <w:jc w:val="center"/>
+            </w:pPr>
+            <w:r/>
+            <w:r>
+              <w:rPr>
+                <w:rFonts w:ascii="標楷體" w:hAnsi="標楷體" w:eastAsia="標楷體"/>
+                <w:b w:val="0"/>
+                <w:sz w:val="22"/>
+              </w:rPr>
+              <w:t>12</w:t>
+            </w:r>
+          </w:p>
+        </w:tc>
+        <w:tc>
+          <w:tcPr>
+            <w:tcW w:type="dxa" w:w="6236"/>
+          </w:tcPr>
+          <w:p>
+            <w:pPr>
+              <w:spacing w:before="40" w:after="40"/>
+              <w:jc w:val="left"/>
+            </w:pPr>
+            <w:r/>
+            <w:r>
+              <w:rPr>
+                <w:rFonts w:ascii="標楷體" w:hAnsi="標楷體" w:eastAsia="標楷體"/>
+                <w:b w:val="0"/>
+                <w:sz w:val="22"/>
+              </w:rPr>
+              <w:t>於「全部課程」以「建立者」選教師乙，清單應只剩教師乙的課程；切回「我建立的」後建立者欄位不再顯示。</w:t>
+            </w:r>
+          </w:p>
+        </w:tc>
+        <w:tc>
+          <w:tcPr>
+            <w:tcW w:type="dxa" w:w="1247"/>
+          </w:tcPr>
+          <w:p>
+            <w:pPr>
+              <w:spacing w:before="40" w:after="40"/>
+              <w:jc w:val="center"/>
+            </w:pPr>
+            <w:r/>
+            <w:r>
+              <w:rPr>
+                <w:rFonts w:ascii="標楷體" w:hAnsi="標楷體" w:eastAsia="標楷體"/>
+                <w:b w:val="0"/>
+                <w:sz w:val="24"/>
+              </w:rPr>
+            </w:r>
+          </w:p>
+        </w:tc>
+        <w:tc>
+          <w:tcPr>
+            <w:tcW w:type="dxa" w:w="1247"/>
+          </w:tcPr>
+          <w:p>
+            <w:pPr>
+              <w:spacing w:before="40" w:after="40"/>
+              <w:jc w:val="center"/>
+            </w:pPr>
+            <w:r/>
+            <w:r>
+              <w:rPr>
+                <w:rFonts w:ascii="標楷體" w:hAnsi="標楷體" w:eastAsia="標楷體"/>
+                <w:b w:val="0"/>
+                <w:sz w:val="24"/>
+              </w:rPr>
+            </w:r>
+          </w:p>
+        </w:tc>
+      </w:tr>
+      <w:tr>
+        <w:tc>
+          <w:tcPr>
+            <w:tcW w:type="dxa" w:w="907"/>
+          </w:tcPr>
+          <w:p>
+            <w:pPr>
+              <w:spacing w:before="40" w:after="40"/>
+              <w:jc w:val="center"/>
+            </w:pPr>
+            <w:r/>
+            <w:r>
+              <w:rPr>
+                <w:rFonts w:ascii="標楷體" w:hAnsi="標楷體" w:eastAsia="標楷體"/>
+                <w:b w:val="0"/>
+                <w:sz w:val="22"/>
+              </w:rPr>
+              <w:t>13</w:t>
+            </w:r>
+          </w:p>
+        </w:tc>
+        <w:tc>
+          <w:tcPr>
+            <w:tcW w:type="dxa" w:w="6236"/>
+          </w:tcPr>
+          <w:p>
+            <w:pPr>
+              <w:spacing w:before="40" w:after="40"/>
+              <w:jc w:val="left"/>
+            </w:pPr>
+            <w:r/>
+            <w:r>
+              <w:rPr>
+                <w:rFonts w:ascii="標楷體" w:hAnsi="標楷體" w:eastAsia="標楷體"/>
+                <w:b w:val="0"/>
+                <w:sz w:val="22"/>
+              </w:rPr>
+              <w:t>以管理者丙登入進入課程列表，應只有「全部課程」清單、沒有「我建立的」與「新增課程」，點任一卡片皆以預覽開啟。</w:t>
+            </w:r>
+          </w:p>
+        </w:tc>
+        <w:tc>
+          <w:tcPr>
+            <w:tcW w:type="dxa" w:w="1247"/>
+          </w:tcPr>
+          <w:p>
+            <w:pPr>
+              <w:spacing w:before="40" w:after="40"/>
+              <w:jc w:val="center"/>
+            </w:pPr>
+            <w:r/>
+            <w:r>
+              <w:rPr>
+                <w:rFonts w:ascii="標楷體" w:hAnsi="標楷體" w:eastAsia="標楷體"/>
+                <w:b w:val="0"/>
+                <w:sz w:val="24"/>
+              </w:rPr>
+            </w:r>
+          </w:p>
+        </w:tc>
+        <w:tc>
+          <w:tcPr>
+            <w:tcW w:type="dxa" w:w="1247"/>
+          </w:tcPr>
+          <w:p>
+            <w:pPr>
+              <w:spacing w:before="40" w:after="40"/>
+              <w:jc w:val="center"/>
+            </w:pPr>
+            <w:r/>
+            <w:r>
+              <w:rPr>
+                <w:rFonts w:ascii="標楷體" w:hAnsi="標楷體" w:eastAsia="標楷體"/>
+                <w:b w:val="0"/>
+                <w:sz w:val="24"/>
+              </w:rPr>
+            </w:r>
+          </w:p>
+        </w:tc>
+      </w:tr>
+      <w:tr>
+        <w:tc>
+          <w:tcPr>
+            <w:tcW w:type="dxa" w:w="907"/>
+          </w:tcPr>
+          <w:p>
+            <w:pPr>
+              <w:spacing w:before="40" w:after="40"/>
+              <w:jc w:val="center"/>
+            </w:pPr>
+            <w:r/>
+            <w:r>
+              <w:rPr>
+                <w:rFonts w:ascii="標楷體" w:hAnsi="標楷體" w:eastAsia="標楷體"/>
+                <w:b w:val="0"/>
+                <w:sz w:val="22"/>
+              </w:rPr>
+              <w:t>14</w:t>
+            </w:r>
+          </w:p>
+        </w:tc>
+        <w:tc>
+          <w:tcPr>
+            <w:tcW w:type="dxa" w:w="6236"/>
+          </w:tcPr>
+          <w:p>
+            <w:pPr>
+              <w:spacing w:before="40" w:after="40"/>
+              <w:jc w:val="left"/>
+            </w:pPr>
+            <w:r/>
+            <w:r>
+              <w:rPr>
+                <w:rFonts w:ascii="標楷體" w:hAnsi="標楷體" w:eastAsia="標楷體"/>
+                <w:b w:val="0"/>
+                <w:sz w:val="22"/>
+              </w:rPr>
+              <w:t>以教師甲按「新增課程」，應進入 ET05 的新增課程畫面。</w:t>
+            </w:r>
+          </w:p>
+        </w:tc>
+        <w:tc>
+          <w:tcPr>
+            <w:tcW w:type="dxa" w:w="1247"/>
+          </w:tcPr>
+          <w:p>
+            <w:pPr>
+              <w:spacing w:before="40" w:after="40"/>
+              <w:jc w:val="center"/>
+            </w:pPr>
+            <w:r/>
+            <w:r>
+              <w:rPr>
+                <w:rFonts w:ascii="標楷體" w:hAnsi="標楷體" w:eastAsia="標楷體"/>
+                <w:b w:val="0"/>
+                <w:sz w:val="24"/>
+              </w:rPr>
+            </w:r>
+          </w:p>
+        </w:tc>
+        <w:tc>
+          <w:tcPr>
+            <w:tcW w:type="dxa" w:w="1247"/>
+          </w:tcPr>
+          <w:p>
+            <w:pPr>
+              <w:spacing w:before="40" w:after="40"/>
+              <w:jc w:val="center"/>
+            </w:pPr>
+            <w:r/>
+            <w:r>
+              <w:rPr>
+                <w:rFonts w:ascii="標楷體" w:hAnsi="標楷體" w:eastAsia="標楷體"/>
+                <w:b w:val="0"/>
+                <w:sz w:val="24"/>
+              </w:rPr>
+            </w:r>
+          </w:p>
+        </w:tc>
+      </w:tr>
+    </w:tbl>
+    <w:p>
+      <w:pPr>
+        <w:pStyle w:val="1"/>
+        <w:pageBreakBefore/>
       </w:pPr>
       <w:r>
         <w:t>ET05 課程建立與編輯</w:t>

--- a/docs/manuals/測試報告/ET-教育訓練文件管理模組.docx
+++ b/docs/manuals/測試報告/ET-教育訓練文件管理模組.docx
@@ -1950,6 +1950,3478 @@
                 <w:sz w:val="22"/>
               </w:rPr>
               <w:t>以教師甲按「新增課程」，應進入 ET05 的新增課程畫面。</w:t>
+            </w:r>
+          </w:p>
+        </w:tc>
+        <w:tc>
+          <w:tcPr>
+            <w:tcW w:type="dxa" w:w="1247"/>
+          </w:tcPr>
+          <w:p>
+            <w:pPr>
+              <w:spacing w:before="40" w:after="40"/>
+              <w:jc w:val="center"/>
+            </w:pPr>
+            <w:r/>
+            <w:r>
+              <w:rPr>
+                <w:rFonts w:ascii="標楷體" w:hAnsi="標楷體" w:eastAsia="標楷體"/>
+                <w:b w:val="0"/>
+                <w:sz w:val="24"/>
+              </w:rPr>
+            </w:r>
+          </w:p>
+        </w:tc>
+        <w:tc>
+          <w:tcPr>
+            <w:tcW w:type="dxa" w:w="1247"/>
+          </w:tcPr>
+          <w:p>
+            <w:pPr>
+              <w:spacing w:before="40" w:after="40"/>
+              <w:jc w:val="center"/>
+            </w:pPr>
+            <w:r/>
+            <w:r>
+              <w:rPr>
+                <w:rFonts w:ascii="標楷體" w:hAnsi="標楷體" w:eastAsia="標楷體"/>
+                <w:b w:val="0"/>
+                <w:sz w:val="24"/>
+              </w:rPr>
+            </w:r>
+          </w:p>
+        </w:tc>
+      </w:tr>
+    </w:tbl>
+    <w:p>
+      <w:pPr>
+        <w:pStyle w:val="1"/>
+        <w:pageBreakBefore/>
+      </w:pPr>
+      <w:r>
+        <w:t>ET02 學員</w:t>
+      </w:r>
+    </w:p>
+    <w:tbl>
+      <w:tblPr>
+        <w:tblStyle w:val="aff2"/>
+        <w:tblW w:type="auto" w:w="0"/>
+        <w:jc w:val="center"/>
+        <w:tblLayout w:type="fixed"/>
+        <w:tblLook w:firstColumn="1" w:firstRow="1" w:lastColumn="0" w:lastRow="0" w:noHBand="0" w:noVBand="1" w:val="04A0"/>
+      </w:tblPr>
+      <w:tblGrid>
+        <w:gridCol w:w="2340"/>
+        <w:gridCol w:w="2340"/>
+        <w:gridCol w:w="2340"/>
+        <w:gridCol w:w="2340"/>
+      </w:tblGrid>
+      <w:tr>
+        <w:tc>
+          <w:tcPr>
+            <w:tcW w:type="dxa" w:w="9638"/>
+            <w:gridSpan w:val="4"/>
+          </w:tcPr>
+          <w:p>
+            <w:pPr>
+              <w:spacing w:before="40" w:after="40"/>
+              <w:jc w:val="center"/>
+            </w:pPr>
+            <w:r/>
+            <w:r>
+              <w:rPr>
+                <w:rFonts w:ascii="標楷體" w:hAnsi="標楷體" w:eastAsia="標楷體"/>
+                <w:b/>
+                <w:sz w:val="32"/>
+                <w:spacing w:val="80"/>
+              </w:rPr>
+              <w:t>國防醫學大學三軍總醫院測試報告</w:t>
+            </w:r>
+          </w:p>
+        </w:tc>
+      </w:tr>
+      <w:tr>
+        <w:tc>
+          <w:tcPr>
+            <w:tcW w:type="dxa" w:w="1474"/>
+          </w:tcPr>
+          <w:p>
+            <w:pPr>
+              <w:spacing w:before="40" w:after="40"/>
+              <w:jc w:val="center"/>
+            </w:pPr>
+            <w:r/>
+            <w:r>
+              <w:rPr>
+                <w:rFonts w:ascii="標楷體" w:hAnsi="標楷體" w:eastAsia="標楷體"/>
+                <w:b w:val="0"/>
+                <w:sz w:val="24"/>
+              </w:rPr>
+              <w:t>購案名稱</w:t>
+            </w:r>
+          </w:p>
+        </w:tc>
+        <w:tc>
+          <w:tcPr>
+            <w:tcW w:type="dxa" w:w="3628"/>
+          </w:tcPr>
+          <w:p>
+            <w:pPr>
+              <w:spacing w:before="40" w:after="40"/>
+              <w:jc w:val="center"/>
+            </w:pPr>
+            <w:r/>
+            <w:r>
+              <w:rPr>
+                <w:rFonts w:ascii="標楷體" w:hAnsi="標楷體" w:eastAsia="標楷體"/>
+                <w:b w:val="0"/>
+                <w:sz w:val="24"/>
+              </w:rPr>
+              <w:t>國軍醫院設立捐血站裝備整備案</w:t>
+            </w:r>
+          </w:p>
+        </w:tc>
+        <w:tc>
+          <w:tcPr>
+            <w:tcW w:type="dxa" w:w="1928"/>
+          </w:tcPr>
+          <w:p>
+            <w:pPr>
+              <w:spacing w:before="40" w:after="40"/>
+              <w:jc w:val="center"/>
+            </w:pPr>
+            <w:r/>
+            <w:r>
+              <w:rPr>
+                <w:rFonts w:ascii="標楷體" w:hAnsi="標楷體" w:eastAsia="標楷體"/>
+                <w:b w:val="0"/>
+                <w:sz w:val="24"/>
+              </w:rPr>
+              <w:t>單位主管用印</w:t>
+            </w:r>
+          </w:p>
+        </w:tc>
+        <w:tc>
+          <w:tcPr>
+            <w:tcW w:type="dxa" w:w="2608"/>
+          </w:tcPr>
+          <w:p>
+            <w:pPr>
+              <w:spacing w:before="40" w:after="40"/>
+              <w:jc w:val="center"/>
+            </w:pPr>
+            <w:r/>
+            <w:r>
+              <w:rPr>
+                <w:rFonts w:ascii="標楷體" w:hAnsi="標楷體" w:eastAsia="標楷體"/>
+                <w:b w:val="0"/>
+                <w:sz w:val="24"/>
+              </w:rPr>
+            </w:r>
+          </w:p>
+        </w:tc>
+      </w:tr>
+      <w:tr>
+        <w:tc>
+          <w:tcPr>
+            <w:tcW w:type="dxa" w:w="1474"/>
+          </w:tcPr>
+          <w:p>
+            <w:pPr>
+              <w:spacing w:before="40" w:after="40"/>
+              <w:jc w:val="center"/>
+            </w:pPr>
+            <w:r/>
+            <w:r>
+              <w:rPr>
+                <w:rFonts w:ascii="標楷體" w:hAnsi="標楷體" w:eastAsia="標楷體"/>
+                <w:b w:val="0"/>
+                <w:sz w:val="24"/>
+              </w:rPr>
+              <w:t>測試單位</w:t>
+            </w:r>
+          </w:p>
+        </w:tc>
+        <w:tc>
+          <w:tcPr>
+            <w:tcW w:type="dxa" w:w="3628"/>
+          </w:tcPr>
+          <w:p>
+            <w:pPr>
+              <w:spacing w:before="40" w:after="40"/>
+              <w:jc w:val="center"/>
+            </w:pPr>
+            <w:r/>
+            <w:r>
+              <w:rPr>
+                <w:rFonts w:ascii="標楷體" w:hAnsi="標楷體" w:eastAsia="標楷體"/>
+                <w:b w:val="0"/>
+                <w:sz w:val="24"/>
+              </w:rPr>
+            </w:r>
+          </w:p>
+        </w:tc>
+        <w:tc>
+          <w:tcPr>
+            <w:tcW w:type="dxa" w:w="1928"/>
+          </w:tcPr>
+          <w:p>
+            <w:pPr>
+              <w:spacing w:before="40" w:after="40"/>
+              <w:jc w:val="center"/>
+            </w:pPr>
+            <w:r/>
+            <w:r>
+              <w:rPr>
+                <w:rFonts w:ascii="標楷體" w:hAnsi="標楷體" w:eastAsia="標楷體"/>
+                <w:b w:val="0"/>
+                <w:sz w:val="24"/>
+              </w:rPr>
+              <w:t>測試人員</w:t>
+            </w:r>
+          </w:p>
+        </w:tc>
+        <w:tc>
+          <w:tcPr>
+            <w:tcW w:type="dxa" w:w="2608"/>
+          </w:tcPr>
+          <w:p>
+            <w:pPr>
+              <w:spacing w:before="40" w:after="40"/>
+              <w:jc w:val="center"/>
+            </w:pPr>
+            <w:r/>
+            <w:r>
+              <w:rPr>
+                <w:rFonts w:ascii="標楷體" w:hAnsi="標楷體" w:eastAsia="標楷體"/>
+                <w:b w:val="0"/>
+                <w:sz w:val="24"/>
+              </w:rPr>
+            </w:r>
+          </w:p>
+        </w:tc>
+      </w:tr>
+      <w:tr>
+        <w:tc>
+          <w:tcPr>
+            <w:tcW w:type="dxa" w:w="1474"/>
+          </w:tcPr>
+          <w:p>
+            <w:pPr>
+              <w:spacing w:before="40" w:after="40"/>
+              <w:jc w:val="center"/>
+            </w:pPr>
+            <w:r/>
+            <w:r>
+              <w:rPr>
+                <w:rFonts w:ascii="標楷體" w:hAnsi="標楷體" w:eastAsia="標楷體"/>
+                <w:b w:val="0"/>
+                <w:sz w:val="24"/>
+              </w:rPr>
+              <w:t>測試日期</w:t>
+            </w:r>
+          </w:p>
+        </w:tc>
+        <w:tc>
+          <w:tcPr>
+            <w:tcW w:type="dxa" w:w="3628"/>
+          </w:tcPr>
+          <w:p>
+            <w:pPr>
+              <w:spacing w:before="40" w:after="40"/>
+              <w:jc w:val="center"/>
+            </w:pPr>
+            <w:r/>
+            <w:r>
+              <w:rPr>
+                <w:rFonts w:ascii="標楷體" w:hAnsi="標楷體" w:eastAsia="標楷體"/>
+                <w:b w:val="0"/>
+                <w:sz w:val="24"/>
+              </w:rPr>
+            </w:r>
+          </w:p>
+        </w:tc>
+        <w:tc>
+          <w:tcPr>
+            <w:tcW w:type="dxa" w:w="1928"/>
+          </w:tcPr>
+          <w:p>
+            <w:pPr>
+              <w:spacing w:before="40" w:after="40"/>
+              <w:jc w:val="center"/>
+            </w:pPr>
+            <w:r/>
+            <w:r>
+              <w:rPr>
+                <w:rFonts w:ascii="標楷體" w:hAnsi="標楷體" w:eastAsia="標楷體"/>
+                <w:b w:val="0"/>
+                <w:sz w:val="24"/>
+              </w:rPr>
+              <w:t>測試完畢日期</w:t>
+            </w:r>
+          </w:p>
+        </w:tc>
+        <w:tc>
+          <w:tcPr>
+            <w:tcW w:type="dxa" w:w="2608"/>
+          </w:tcPr>
+          <w:p>
+            <w:pPr>
+              <w:spacing w:before="40" w:after="40"/>
+              <w:jc w:val="center"/>
+            </w:pPr>
+            <w:r/>
+            <w:r>
+              <w:rPr>
+                <w:rFonts w:ascii="標楷體" w:hAnsi="標楷體" w:eastAsia="標楷體"/>
+                <w:b w:val="0"/>
+                <w:sz w:val="24"/>
+              </w:rPr>
+            </w:r>
+          </w:p>
+        </w:tc>
+      </w:tr>
+    </w:tbl>
+    <w:p/>
+    <w:tbl>
+      <w:tblPr>
+        <w:tblStyle w:val="aff2"/>
+        <w:tblW w:type="auto" w:w="0"/>
+        <w:jc w:val="center"/>
+        <w:tblLayout w:type="fixed"/>
+        <w:tblLook w:firstColumn="1" w:firstRow="1" w:lastColumn="0" w:lastRow="0" w:noHBand="0" w:noVBand="1" w:val="04A0"/>
+      </w:tblPr>
+      <w:tblGrid>
+        <w:gridCol w:w="2340"/>
+        <w:gridCol w:w="2340"/>
+        <w:gridCol w:w="2340"/>
+        <w:gridCol w:w="2340"/>
+      </w:tblGrid>
+      <w:tr>
+        <w:trPr>
+          <w:tblHeader w:val="true"/>
+        </w:trPr>
+        <w:tc>
+          <w:tcPr>
+            <w:tcW w:type="dxa" w:w="907"/>
+            <w:vMerge w:val="restart"/>
+          </w:tcPr>
+          <w:p>
+            <w:pPr>
+              <w:spacing w:before="40" w:after="40"/>
+              <w:jc w:val="center"/>
+            </w:pPr>
+            <w:r/>
+            <w:r>
+              <w:rPr>
+                <w:rFonts w:ascii="標楷體" w:hAnsi="標楷體" w:eastAsia="標楷體"/>
+                <w:b w:val="0"/>
+                <w:sz w:val="24"/>
+              </w:rPr>
+              <w:t>項次</w:t>
+            </w:r>
+          </w:p>
+        </w:tc>
+        <w:tc>
+          <w:tcPr>
+            <w:tcW w:type="dxa" w:w="6236"/>
+            <w:vMerge w:val="restart"/>
+          </w:tcPr>
+          <w:p>
+            <w:pPr>
+              <w:spacing w:before="40" w:after="40"/>
+              <w:jc w:val="center"/>
+            </w:pPr>
+            <w:r/>
+            <w:r>
+              <w:rPr>
+                <w:rFonts w:ascii="標楷體" w:hAnsi="標楷體" w:eastAsia="標楷體"/>
+                <w:b w:val="0"/>
+                <w:sz w:val="24"/>
+              </w:rPr>
+              <w:t>測試內容</w:t>
+            </w:r>
+          </w:p>
+        </w:tc>
+        <w:tc>
+          <w:tcPr>
+            <w:tcW w:type="dxa" w:w="2494"/>
+            <w:gridSpan w:val="2"/>
+          </w:tcPr>
+          <w:p>
+            <w:pPr>
+              <w:spacing w:before="40" w:after="40"/>
+              <w:jc w:val="center"/>
+            </w:pPr>
+            <w:r/>
+            <w:r>
+              <w:rPr>
+                <w:rFonts w:ascii="標楷體" w:hAnsi="標楷體" w:eastAsia="標楷體"/>
+                <w:b w:val="0"/>
+                <w:sz w:val="24"/>
+              </w:rPr>
+              <w:t>測試人員勾選</w:t>
+            </w:r>
+          </w:p>
+        </w:tc>
+      </w:tr>
+      <w:tr>
+        <w:trPr>
+          <w:tblHeader w:val="true"/>
+        </w:trPr>
+        <w:tc>
+          <w:tcPr>
+            <w:tcW w:type="dxa" w:w="907"/>
+            <w:vMerge/>
+          </w:tcPr>
+          <w:p/>
+        </w:tc>
+        <w:tc>
+          <w:tcPr>
+            <w:tcW w:type="dxa" w:w="6236"/>
+            <w:vMerge/>
+          </w:tcPr>
+          <w:p/>
+        </w:tc>
+        <w:tc>
+          <w:tcPr>
+            <w:tcW w:type="dxa" w:w="1247"/>
+          </w:tcPr>
+          <w:p>
+            <w:pPr>
+              <w:spacing w:before="40" w:after="40"/>
+              <w:jc w:val="center"/>
+            </w:pPr>
+            <w:r/>
+            <w:r>
+              <w:rPr>
+                <w:rFonts w:ascii="標楷體" w:hAnsi="標楷體" w:eastAsia="標楷體"/>
+                <w:b w:val="0"/>
+                <w:sz w:val="24"/>
+              </w:rPr>
+              <w:t>合格</w:t>
+            </w:r>
+          </w:p>
+        </w:tc>
+        <w:tc>
+          <w:tcPr>
+            <w:tcW w:type="dxa" w:w="1247"/>
+          </w:tcPr>
+          <w:p>
+            <w:pPr>
+              <w:spacing w:before="40" w:after="40"/>
+              <w:jc w:val="center"/>
+            </w:pPr>
+            <w:r/>
+            <w:r>
+              <w:rPr>
+                <w:rFonts w:ascii="標楷體" w:hAnsi="標楷體" w:eastAsia="標楷體"/>
+                <w:b w:val="0"/>
+                <w:sz w:val="24"/>
+              </w:rPr>
+              <w:t>不合格</w:t>
+            </w:r>
+          </w:p>
+        </w:tc>
+      </w:tr>
+      <w:tr>
+        <w:tc>
+          <w:tcPr>
+            <w:tcW w:type="dxa" w:w="907"/>
+          </w:tcPr>
+          <w:p>
+            <w:pPr>
+              <w:spacing w:before="40" w:after="40"/>
+              <w:jc w:val="center"/>
+            </w:pPr>
+            <w:r/>
+            <w:r>
+              <w:rPr>
+                <w:rFonts w:ascii="標楷體" w:hAnsi="標楷體" w:eastAsia="標楷體"/>
+                <w:b w:val="0"/>
+                <w:sz w:val="22"/>
+              </w:rPr>
+              <w:t>1</w:t>
+            </w:r>
+          </w:p>
+        </w:tc>
+        <w:tc>
+          <w:tcPr>
+            <w:tcW w:type="dxa" w:w="6236"/>
+          </w:tcPr>
+          <w:p>
+            <w:pPr>
+              <w:spacing w:before="40" w:after="40"/>
+              <w:jc w:val="left"/>
+            </w:pPr>
+            <w:r/>
+            <w:r>
+              <w:rPr>
+                <w:rFonts w:ascii="標楷體" w:hAnsi="標楷體" w:eastAsia="標楷體"/>
+                <w:b w:val="0"/>
+                <w:sz w:val="22"/>
+              </w:rPr>
+              <w:t>以教師甲進入「學員學習表現」，「課程」下拉應只列出教師甲建立的已發布與已關閉課程，不含課程丁（草稿）與教師乙的課程。</w:t>
+            </w:r>
+          </w:p>
+        </w:tc>
+        <w:tc>
+          <w:tcPr>
+            <w:tcW w:type="dxa" w:w="1247"/>
+          </w:tcPr>
+          <w:p>
+            <w:pPr>
+              <w:spacing w:before="40" w:after="40"/>
+              <w:jc w:val="center"/>
+            </w:pPr>
+            <w:r/>
+            <w:r>
+              <w:rPr>
+                <w:rFonts w:ascii="標楷體" w:hAnsi="標楷體" w:eastAsia="標楷體"/>
+                <w:b w:val="0"/>
+                <w:sz w:val="24"/>
+              </w:rPr>
+            </w:r>
+          </w:p>
+        </w:tc>
+        <w:tc>
+          <w:tcPr>
+            <w:tcW w:type="dxa" w:w="1247"/>
+          </w:tcPr>
+          <w:p>
+            <w:pPr>
+              <w:spacing w:before="40" w:after="40"/>
+              <w:jc w:val="center"/>
+            </w:pPr>
+            <w:r/>
+            <w:r>
+              <w:rPr>
+                <w:rFonts w:ascii="標楷體" w:hAnsi="標楷體" w:eastAsia="標楷體"/>
+                <w:b w:val="0"/>
+                <w:sz w:val="24"/>
+              </w:rPr>
+            </w:r>
+          </w:p>
+        </w:tc>
+      </w:tr>
+      <w:tr>
+        <w:tc>
+          <w:tcPr>
+            <w:tcW w:type="dxa" w:w="907"/>
+          </w:tcPr>
+          <w:p>
+            <w:pPr>
+              <w:spacing w:before="40" w:after="40"/>
+              <w:jc w:val="center"/>
+            </w:pPr>
+            <w:r/>
+            <w:r>
+              <w:rPr>
+                <w:rFonts w:ascii="標楷體" w:hAnsi="標楷體" w:eastAsia="標楷體"/>
+                <w:b w:val="0"/>
+                <w:sz w:val="22"/>
+              </w:rPr>
+              <w:t>2</w:t>
+            </w:r>
+          </w:p>
+        </w:tc>
+        <w:tc>
+          <w:tcPr>
+            <w:tcW w:type="dxa" w:w="6236"/>
+          </w:tcPr>
+          <w:p>
+            <w:pPr>
+              <w:spacing w:before="40" w:after="40"/>
+              <w:jc w:val="left"/>
+            </w:pPr>
+            <w:r/>
+            <w:r>
+              <w:rPr>
+                <w:rFonts w:ascii="標楷體" w:hAnsi="標楷體" w:eastAsia="標楷體"/>
+                <w:b w:val="0"/>
+                <w:sz w:val="22"/>
+              </w:rPr>
+              <w:t>選擇課程丙（已關閉），應顯示唯讀提示；三區塊照常顯示，「移除」「重置重考次數」皆呈灰色，「匯出 CSV」仍可匯出。</w:t>
+            </w:r>
+          </w:p>
+        </w:tc>
+        <w:tc>
+          <w:tcPr>
+            <w:tcW w:type="dxa" w:w="1247"/>
+          </w:tcPr>
+          <w:p>
+            <w:pPr>
+              <w:spacing w:before="40" w:after="40"/>
+              <w:jc w:val="center"/>
+            </w:pPr>
+            <w:r/>
+            <w:r>
+              <w:rPr>
+                <w:rFonts w:ascii="標楷體" w:hAnsi="標楷體" w:eastAsia="標楷體"/>
+                <w:b w:val="0"/>
+                <w:sz w:val="24"/>
+              </w:rPr>
+            </w:r>
+          </w:p>
+        </w:tc>
+        <w:tc>
+          <w:tcPr>
+            <w:tcW w:type="dxa" w:w="1247"/>
+          </w:tcPr>
+          <w:p>
+            <w:pPr>
+              <w:spacing w:before="40" w:after="40"/>
+              <w:jc w:val="center"/>
+            </w:pPr>
+            <w:r/>
+            <w:r>
+              <w:rPr>
+                <w:rFonts w:ascii="標楷體" w:hAnsi="標楷體" w:eastAsia="標楷體"/>
+                <w:b w:val="0"/>
+                <w:sz w:val="24"/>
+              </w:rPr>
+            </w:r>
+          </w:p>
+        </w:tc>
+      </w:tr>
+      <w:tr>
+        <w:tc>
+          <w:tcPr>
+            <w:tcW w:type="dxa" w:w="907"/>
+          </w:tcPr>
+          <w:p>
+            <w:pPr>
+              <w:spacing w:before="40" w:after="40"/>
+              <w:jc w:val="center"/>
+            </w:pPr>
+            <w:r/>
+            <w:r>
+              <w:rPr>
+                <w:rFonts w:ascii="標楷體" w:hAnsi="標楷體" w:eastAsia="標楷體"/>
+                <w:b w:val="0"/>
+                <w:sz w:val="22"/>
+              </w:rPr>
+              <w:t>3</w:t>
+            </w:r>
+          </w:p>
+        </w:tc>
+        <w:tc>
+          <w:tcPr>
+            <w:tcW w:type="dxa" w:w="6236"/>
+          </w:tcPr>
+          <w:p>
+            <w:pPr>
+              <w:spacing w:before="40" w:after="40"/>
+              <w:jc w:val="left"/>
+            </w:pPr>
+            <w:r/>
+            <w:r>
+              <w:rPr>
+                <w:rFonts w:ascii="標楷體" w:hAnsi="標楷體" w:eastAsia="標楷體"/>
+                <w:b w:val="0"/>
+                <w:sz w:val="22"/>
+              </w:rPr>
+              <w:t>選擇課程甲，學員 E 應為「未開始」、進度 0%、平均成績「—」；學員 F 平均成績應顯示「0」而非「—」。</w:t>
+            </w:r>
+          </w:p>
+        </w:tc>
+        <w:tc>
+          <w:tcPr>
+            <w:tcW w:type="dxa" w:w="1247"/>
+          </w:tcPr>
+          <w:p>
+            <w:pPr>
+              <w:spacing w:before="40" w:after="40"/>
+              <w:jc w:val="center"/>
+            </w:pPr>
+            <w:r/>
+            <w:r>
+              <w:rPr>
+                <w:rFonts w:ascii="標楷體" w:hAnsi="標楷體" w:eastAsia="標楷體"/>
+                <w:b w:val="0"/>
+                <w:sz w:val="24"/>
+              </w:rPr>
+            </w:r>
+          </w:p>
+        </w:tc>
+        <w:tc>
+          <w:tcPr>
+            <w:tcW w:type="dxa" w:w="1247"/>
+          </w:tcPr>
+          <w:p>
+            <w:pPr>
+              <w:spacing w:before="40" w:after="40"/>
+              <w:jc w:val="center"/>
+            </w:pPr>
+            <w:r/>
+            <w:r>
+              <w:rPr>
+                <w:rFonts w:ascii="標楷體" w:hAnsi="標楷體" w:eastAsia="標楷體"/>
+                <w:b w:val="0"/>
+                <w:sz w:val="24"/>
+              </w:rPr>
+            </w:r>
+          </w:p>
+        </w:tc>
+      </w:tr>
+      <w:tr>
+        <w:tc>
+          <w:tcPr>
+            <w:tcW w:type="dxa" w:w="907"/>
+          </w:tcPr>
+          <w:p>
+            <w:pPr>
+              <w:spacing w:before="40" w:after="40"/>
+              <w:jc w:val="center"/>
+            </w:pPr>
+            <w:r/>
+            <w:r>
+              <w:rPr>
+                <w:rFonts w:ascii="標楷體" w:hAnsi="標楷體" w:eastAsia="標楷體"/>
+                <w:b w:val="0"/>
+                <w:sz w:val="22"/>
+              </w:rPr>
+              <w:t>4</w:t>
+            </w:r>
+          </w:p>
+        </w:tc>
+        <w:tc>
+          <w:tcPr>
+            <w:tcW w:type="dxa" w:w="6236"/>
+          </w:tcPr>
+          <w:p>
+            <w:pPr>
+              <w:spacing w:before="40" w:after="40"/>
+              <w:jc w:val="left"/>
+            </w:pPr>
+            <w:r/>
+            <w:r>
+              <w:rPr>
+                <w:rFonts w:ascii="標楷體" w:hAnsi="標楷體" w:eastAsia="標楷體"/>
+                <w:b w:val="0"/>
+                <w:sz w:val="22"/>
+              </w:rPr>
+              <w:t>學員 G 只作答過「測驗一」（兩次），其平均成績應等於「測驗一」兩次中的較高分，未作答的「測驗二」不列入計算。</w:t>
+            </w:r>
+          </w:p>
+        </w:tc>
+        <w:tc>
+          <w:tcPr>
+            <w:tcW w:type="dxa" w:w="1247"/>
+          </w:tcPr>
+          <w:p>
+            <w:pPr>
+              <w:spacing w:before="40" w:after="40"/>
+              <w:jc w:val="center"/>
+            </w:pPr>
+            <w:r/>
+            <w:r>
+              <w:rPr>
+                <w:rFonts w:ascii="標楷體" w:hAnsi="標楷體" w:eastAsia="標楷體"/>
+                <w:b w:val="0"/>
+                <w:sz w:val="24"/>
+              </w:rPr>
+            </w:r>
+          </w:p>
+        </w:tc>
+        <w:tc>
+          <w:tcPr>
+            <w:tcW w:type="dxa" w:w="1247"/>
+          </w:tcPr>
+          <w:p>
+            <w:pPr>
+              <w:spacing w:before="40" w:after="40"/>
+              <w:jc w:val="center"/>
+            </w:pPr>
+            <w:r/>
+            <w:r>
+              <w:rPr>
+                <w:rFonts w:ascii="標楷體" w:hAnsi="標楷體" w:eastAsia="標楷體"/>
+                <w:b w:val="0"/>
+                <w:sz w:val="24"/>
+              </w:rPr>
+            </w:r>
+          </w:p>
+        </w:tc>
+      </w:tr>
+      <w:tr>
+        <w:tc>
+          <w:tcPr>
+            <w:tcW w:type="dxa" w:w="907"/>
+          </w:tcPr>
+          <w:p>
+            <w:pPr>
+              <w:spacing w:before="40" w:after="40"/>
+              <w:jc w:val="center"/>
+            </w:pPr>
+            <w:r/>
+            <w:r>
+              <w:rPr>
+                <w:rFonts w:ascii="標楷體" w:hAnsi="標楷體" w:eastAsia="標楷體"/>
+                <w:b w:val="0"/>
+                <w:sz w:val="22"/>
+              </w:rPr>
+              <w:t>5</w:t>
+            </w:r>
+          </w:p>
+        </w:tc>
+        <w:tc>
+          <w:tcPr>
+            <w:tcW w:type="dxa" w:w="6236"/>
+          </w:tcPr>
+          <w:p>
+            <w:pPr>
+              <w:spacing w:before="40" w:after="40"/>
+              <w:jc w:val="left"/>
+            </w:pPr>
+            <w:r/>
+            <w:r>
+              <w:rPr>
+                <w:rFonts w:ascii="標楷體" w:hAnsi="標楷體" w:eastAsia="標楷體"/>
+                <w:b w:val="0"/>
+                <w:sz w:val="22"/>
+              </w:rPr>
+              <w:t>學員於 ET06 完成課程甲的一個教材項目後，回本頁重新整理，該學員的學習進度應隨即增加。</w:t>
+            </w:r>
+          </w:p>
+        </w:tc>
+        <w:tc>
+          <w:tcPr>
+            <w:tcW w:type="dxa" w:w="1247"/>
+          </w:tcPr>
+          <w:p>
+            <w:pPr>
+              <w:spacing w:before="40" w:after="40"/>
+              <w:jc w:val="center"/>
+            </w:pPr>
+            <w:r/>
+            <w:r>
+              <w:rPr>
+                <w:rFonts w:ascii="標楷體" w:hAnsi="標楷體" w:eastAsia="標楷體"/>
+                <w:b w:val="0"/>
+                <w:sz w:val="24"/>
+              </w:rPr>
+            </w:r>
+          </w:p>
+        </w:tc>
+        <w:tc>
+          <w:tcPr>
+            <w:tcW w:type="dxa" w:w="1247"/>
+          </w:tcPr>
+          <w:p>
+            <w:pPr>
+              <w:spacing w:before="40" w:after="40"/>
+              <w:jc w:val="center"/>
+            </w:pPr>
+            <w:r/>
+            <w:r>
+              <w:rPr>
+                <w:rFonts w:ascii="標楷體" w:hAnsi="標楷體" w:eastAsia="標楷體"/>
+                <w:b w:val="0"/>
+                <w:sz w:val="24"/>
+              </w:rPr>
+            </w:r>
+          </w:p>
+        </w:tc>
+      </w:tr>
+      <w:tr>
+        <w:tc>
+          <w:tcPr>
+            <w:tcW w:type="dxa" w:w="907"/>
+          </w:tcPr>
+          <w:p>
+            <w:pPr>
+              <w:spacing w:before="40" w:after="40"/>
+              <w:jc w:val="center"/>
+            </w:pPr>
+            <w:r/>
+            <w:r>
+              <w:rPr>
+                <w:rFonts w:ascii="標楷體" w:hAnsi="標楷體" w:eastAsia="標楷體"/>
+                <w:b w:val="0"/>
+                <w:sz w:val="22"/>
+              </w:rPr>
+              <w:t>6</w:t>
+            </w:r>
+          </w:p>
+        </w:tc>
+        <w:tc>
+          <w:tcPr>
+            <w:tcW w:type="dxa" w:w="6236"/>
+          </w:tcPr>
+          <w:p>
+            <w:pPr>
+              <w:spacing w:before="40" w:after="40"/>
+              <w:jc w:val="left"/>
+            </w:pPr>
+            <w:r/>
+            <w:r>
+              <w:rPr>
+                <w:rFonts w:ascii="標楷體" w:hAnsi="標楷體" w:eastAsia="標楷體"/>
+                <w:b w:val="0"/>
+                <w:sz w:val="22"/>
+              </w:rPr>
+              <w:t>於 ET05 對課程甲新增一份教材並儲存後回本頁，原已完課學員應顯示「進行中」，學習進度之分母隨之增加。</w:t>
+            </w:r>
+          </w:p>
+        </w:tc>
+        <w:tc>
+          <w:tcPr>
+            <w:tcW w:type="dxa" w:w="1247"/>
+          </w:tcPr>
+          <w:p>
+            <w:pPr>
+              <w:spacing w:before="40" w:after="40"/>
+              <w:jc w:val="center"/>
+            </w:pPr>
+            <w:r/>
+            <w:r>
+              <w:rPr>
+                <w:rFonts w:ascii="標楷體" w:hAnsi="標楷體" w:eastAsia="標楷體"/>
+                <w:b w:val="0"/>
+                <w:sz w:val="24"/>
+              </w:rPr>
+            </w:r>
+          </w:p>
+        </w:tc>
+        <w:tc>
+          <w:tcPr>
+            <w:tcW w:type="dxa" w:w="1247"/>
+          </w:tcPr>
+          <w:p>
+            <w:pPr>
+              <w:spacing w:before="40" w:after="40"/>
+              <w:jc w:val="center"/>
+            </w:pPr>
+            <w:r/>
+            <w:r>
+              <w:rPr>
+                <w:rFonts w:ascii="標楷體" w:hAnsi="標楷體" w:eastAsia="標楷體"/>
+                <w:b w:val="0"/>
+                <w:sz w:val="24"/>
+              </w:rPr>
+            </w:r>
+          </w:p>
+        </w:tc>
+      </w:tr>
+      <w:tr>
+        <w:tc>
+          <w:tcPr>
+            <w:tcW w:type="dxa" w:w="907"/>
+          </w:tcPr>
+          <w:p>
+            <w:pPr>
+              <w:spacing w:before="40" w:after="40"/>
+              <w:jc w:val="center"/>
+            </w:pPr>
+            <w:r/>
+            <w:r>
+              <w:rPr>
+                <w:rFonts w:ascii="標楷體" w:hAnsi="標楷體" w:eastAsia="標楷體"/>
+                <w:b w:val="0"/>
+                <w:sz w:val="22"/>
+              </w:rPr>
+              <w:t>7</w:t>
+            </w:r>
+          </w:p>
+        </w:tc>
+        <w:tc>
+          <w:tcPr>
+            <w:tcW w:type="dxa" w:w="6236"/>
+          </w:tcPr>
+          <w:p>
+            <w:pPr>
+              <w:spacing w:before="40" w:after="40"/>
+              <w:jc w:val="left"/>
+            </w:pPr>
+            <w:r/>
+            <w:r>
+              <w:rPr>
+                <w:rFonts w:ascii="標楷體" w:hAnsi="標楷體" w:eastAsia="標楷體"/>
+                <w:b w:val="0"/>
+                <w:sz w:val="22"/>
+              </w:rPr>
+              <w:t>按「已加入學員」區塊的「匯出 CSV」，應顯示「CSV 已匯出」並下載檔案；檔案應含全班學員（不受畫面分頁限制），最後一欄為核可狀態且文字與畫面相同。</w:t>
+            </w:r>
+          </w:p>
+        </w:tc>
+        <w:tc>
+          <w:tcPr>
+            <w:tcW w:type="dxa" w:w="1247"/>
+          </w:tcPr>
+          <w:p>
+            <w:pPr>
+              <w:spacing w:before="40" w:after="40"/>
+              <w:jc w:val="center"/>
+            </w:pPr>
+            <w:r/>
+            <w:r>
+              <w:rPr>
+                <w:rFonts w:ascii="標楷體" w:hAnsi="標楷體" w:eastAsia="標楷體"/>
+                <w:b w:val="0"/>
+                <w:sz w:val="24"/>
+              </w:rPr>
+            </w:r>
+          </w:p>
+        </w:tc>
+        <w:tc>
+          <w:tcPr>
+            <w:tcW w:type="dxa" w:w="1247"/>
+          </w:tcPr>
+          <w:p>
+            <w:pPr>
+              <w:spacing w:before="40" w:after="40"/>
+              <w:jc w:val="center"/>
+            </w:pPr>
+            <w:r/>
+            <w:r>
+              <w:rPr>
+                <w:rFonts w:ascii="標楷體" w:hAnsi="標楷體" w:eastAsia="標楷體"/>
+                <w:b w:val="0"/>
+                <w:sz w:val="24"/>
+              </w:rPr>
+            </w:r>
+          </w:p>
+        </w:tc>
+      </w:tr>
+      <w:tr>
+        <w:tc>
+          <w:tcPr>
+            <w:tcW w:type="dxa" w:w="907"/>
+          </w:tcPr>
+          <w:p>
+            <w:pPr>
+              <w:spacing w:before="40" w:after="40"/>
+              <w:jc w:val="center"/>
+            </w:pPr>
+            <w:r/>
+            <w:r>
+              <w:rPr>
+                <w:rFonts w:ascii="標楷體" w:hAnsi="標楷體" w:eastAsia="標楷體"/>
+                <w:b w:val="0"/>
+                <w:sz w:val="22"/>
+              </w:rPr>
+              <w:t>8</w:t>
+            </w:r>
+          </w:p>
+        </w:tc>
+        <w:tc>
+          <w:tcPr>
+            <w:tcW w:type="dxa" w:w="6236"/>
+          </w:tcPr>
+          <w:p>
+            <w:pPr>
+              <w:spacing w:before="40" w:after="40"/>
+              <w:jc w:val="left"/>
+            </w:pPr>
+            <w:r/>
+            <w:r>
+              <w:rPr>
+                <w:rFonts w:ascii="標楷體" w:hAnsi="標楷體" w:eastAsia="標楷體"/>
+                <w:b w:val="0"/>
+                <w:sz w:val="22"/>
+              </w:rPr>
+              <w:t>對課程乙按「匯出 CSV」，檔案的核可狀態欄應全部為「—」。</w:t>
+            </w:r>
+          </w:p>
+        </w:tc>
+        <w:tc>
+          <w:tcPr>
+            <w:tcW w:type="dxa" w:w="1247"/>
+          </w:tcPr>
+          <w:p>
+            <w:pPr>
+              <w:spacing w:before="40" w:after="40"/>
+              <w:jc w:val="center"/>
+            </w:pPr>
+            <w:r/>
+            <w:r>
+              <w:rPr>
+                <w:rFonts w:ascii="標楷體" w:hAnsi="標楷體" w:eastAsia="標楷體"/>
+                <w:b w:val="0"/>
+                <w:sz w:val="24"/>
+              </w:rPr>
+            </w:r>
+          </w:p>
+        </w:tc>
+        <w:tc>
+          <w:tcPr>
+            <w:tcW w:type="dxa" w:w="1247"/>
+          </w:tcPr>
+          <w:p>
+            <w:pPr>
+              <w:spacing w:before="40" w:after="40"/>
+              <w:jc w:val="center"/>
+            </w:pPr>
+            <w:r/>
+            <w:r>
+              <w:rPr>
+                <w:rFonts w:ascii="標楷體" w:hAnsi="標楷體" w:eastAsia="標楷體"/>
+                <w:b w:val="0"/>
+                <w:sz w:val="24"/>
+              </w:rPr>
+            </w:r>
+          </w:p>
+        </w:tc>
+      </w:tr>
+      <w:tr>
+        <w:tc>
+          <w:tcPr>
+            <w:tcW w:type="dxa" w:w="907"/>
+          </w:tcPr>
+          <w:p>
+            <w:pPr>
+              <w:spacing w:before="40" w:after="40"/>
+              <w:jc w:val="center"/>
+            </w:pPr>
+            <w:r/>
+            <w:r>
+              <w:rPr>
+                <w:rFonts w:ascii="標楷體" w:hAnsi="標楷體" w:eastAsia="標楷體"/>
+                <w:b w:val="0"/>
+                <w:sz w:val="22"/>
+              </w:rPr>
+              <w:t>9</w:t>
+            </w:r>
+          </w:p>
+        </w:tc>
+        <w:tc>
+          <w:tcPr>
+            <w:tcW w:type="dxa" w:w="6236"/>
+          </w:tcPr>
+          <w:p>
+            <w:pPr>
+              <w:spacing w:before="40" w:after="40"/>
+              <w:jc w:val="left"/>
+            </w:pPr>
+            <w:r/>
+            <w:r>
+              <w:rPr>
+                <w:rFonts w:ascii="標楷體" w:hAnsi="標楷體" w:eastAsia="標楷體"/>
+                <w:b w:val="0"/>
+                <w:sz w:val="22"/>
+              </w:rPr>
+              <w:t>完成第 7 項後，以管理者至 DP05 操作記錄查詢，應查得教師甲該次匯出的紀錄與筆數。</w:t>
+            </w:r>
+          </w:p>
+        </w:tc>
+        <w:tc>
+          <w:tcPr>
+            <w:tcW w:type="dxa" w:w="1247"/>
+          </w:tcPr>
+          <w:p>
+            <w:pPr>
+              <w:spacing w:before="40" w:after="40"/>
+              <w:jc w:val="center"/>
+            </w:pPr>
+            <w:r/>
+            <w:r>
+              <w:rPr>
+                <w:rFonts w:ascii="標楷體" w:hAnsi="標楷體" w:eastAsia="標楷體"/>
+                <w:b w:val="0"/>
+                <w:sz w:val="24"/>
+              </w:rPr>
+            </w:r>
+          </w:p>
+        </w:tc>
+        <w:tc>
+          <w:tcPr>
+            <w:tcW w:type="dxa" w:w="1247"/>
+          </w:tcPr>
+          <w:p>
+            <w:pPr>
+              <w:spacing w:before="40" w:after="40"/>
+              <w:jc w:val="center"/>
+            </w:pPr>
+            <w:r/>
+            <w:r>
+              <w:rPr>
+                <w:rFonts w:ascii="標楷體" w:hAnsi="標楷體" w:eastAsia="標楷體"/>
+                <w:b w:val="0"/>
+                <w:sz w:val="24"/>
+              </w:rPr>
+            </w:r>
+          </w:p>
+        </w:tc>
+      </w:tr>
+      <w:tr>
+        <w:tc>
+          <w:tcPr>
+            <w:tcW w:type="dxa" w:w="907"/>
+          </w:tcPr>
+          <w:p>
+            <w:pPr>
+              <w:spacing w:before="40" w:after="40"/>
+              <w:jc w:val="center"/>
+            </w:pPr>
+            <w:r/>
+            <w:r>
+              <w:rPr>
+                <w:rFonts w:ascii="標楷體" w:hAnsi="標楷體" w:eastAsia="標楷體"/>
+                <w:b w:val="0"/>
+                <w:sz w:val="22"/>
+              </w:rPr>
+              <w:t>10</w:t>
+            </w:r>
+          </w:p>
+        </w:tc>
+        <w:tc>
+          <w:tcPr>
+            <w:tcW w:type="dxa" w:w="6236"/>
+          </w:tcPr>
+          <w:p>
+            <w:pPr>
+              <w:spacing w:before="40" w:after="40"/>
+              <w:jc w:val="left"/>
+            </w:pPr>
+            <w:r/>
+            <w:r>
+              <w:rPr>
+                <w:rFonts w:ascii="標楷體" w:hAnsi="標楷體" w:eastAsia="標楷體"/>
+                <w:b w:val="0"/>
+                <w:sz w:val="22"/>
+              </w:rPr>
+              <w:t>對學員 I 按「移除」，確認視窗應顯示「確定移除 …？學習歷史完整保留。」；按「確定」後顯示「已移除學員」，學員 I 自三區塊消失，問卷的未填人數同步減少。</w:t>
+            </w:r>
+          </w:p>
+        </w:tc>
+        <w:tc>
+          <w:tcPr>
+            <w:tcW w:type="dxa" w:w="1247"/>
+          </w:tcPr>
+          <w:p>
+            <w:pPr>
+              <w:spacing w:before="40" w:after="40"/>
+              <w:jc w:val="center"/>
+            </w:pPr>
+            <w:r/>
+            <w:r>
+              <w:rPr>
+                <w:rFonts w:ascii="標楷體" w:hAnsi="標楷體" w:eastAsia="標楷體"/>
+                <w:b w:val="0"/>
+                <w:sz w:val="24"/>
+              </w:rPr>
+            </w:r>
+          </w:p>
+        </w:tc>
+        <w:tc>
+          <w:tcPr>
+            <w:tcW w:type="dxa" w:w="1247"/>
+          </w:tcPr>
+          <w:p>
+            <w:pPr>
+              <w:spacing w:before="40" w:after="40"/>
+              <w:jc w:val="center"/>
+            </w:pPr>
+            <w:r/>
+            <w:r>
+              <w:rPr>
+                <w:rFonts w:ascii="標楷體" w:hAnsi="標楷體" w:eastAsia="標楷體"/>
+                <w:b w:val="0"/>
+                <w:sz w:val="24"/>
+              </w:rPr>
+            </w:r>
+          </w:p>
+        </w:tc>
+      </w:tr>
+      <w:tr>
+        <w:tc>
+          <w:tcPr>
+            <w:tcW w:type="dxa" w:w="907"/>
+          </w:tcPr>
+          <w:p>
+            <w:pPr>
+              <w:spacing w:before="40" w:after="40"/>
+              <w:jc w:val="center"/>
+            </w:pPr>
+            <w:r/>
+            <w:r>
+              <w:rPr>
+                <w:rFonts w:ascii="標楷體" w:hAnsi="標楷體" w:eastAsia="標楷體"/>
+                <w:b w:val="0"/>
+                <w:sz w:val="22"/>
+              </w:rPr>
+              <w:t>11</w:t>
+            </w:r>
+          </w:p>
+        </w:tc>
+        <w:tc>
+          <w:tcPr>
+            <w:tcW w:type="dxa" w:w="6236"/>
+          </w:tcPr>
+          <w:p>
+            <w:pPr>
+              <w:spacing w:before="40" w:after="40"/>
+              <w:jc w:val="left"/>
+            </w:pPr>
+            <w:r/>
+            <w:r>
+              <w:rPr>
+                <w:rFonts w:ascii="標楷體" w:hAnsi="標楷體" w:eastAsia="標楷體"/>
+                <w:b w:val="0"/>
+                <w:sz w:val="22"/>
+              </w:rPr>
+              <w:t>承上，以學員 I 登入，「我的課程」應不再顯示課程甲；於「加入新課程」輸入課程甲的邀請碼應被擋下並提示已被移除。</w:t>
+            </w:r>
+          </w:p>
+        </w:tc>
+        <w:tc>
+          <w:tcPr>
+            <w:tcW w:type="dxa" w:w="1247"/>
+          </w:tcPr>
+          <w:p>
+            <w:pPr>
+              <w:spacing w:before="40" w:after="40"/>
+              <w:jc w:val="center"/>
+            </w:pPr>
+            <w:r/>
+            <w:r>
+              <w:rPr>
+                <w:rFonts w:ascii="標楷體" w:hAnsi="標楷體" w:eastAsia="標楷體"/>
+                <w:b w:val="0"/>
+                <w:sz w:val="24"/>
+              </w:rPr>
+            </w:r>
+          </w:p>
+        </w:tc>
+        <w:tc>
+          <w:tcPr>
+            <w:tcW w:type="dxa" w:w="1247"/>
+          </w:tcPr>
+          <w:p>
+            <w:pPr>
+              <w:spacing w:before="40" w:after="40"/>
+              <w:jc w:val="center"/>
+            </w:pPr>
+            <w:r/>
+            <w:r>
+              <w:rPr>
+                <w:rFonts w:ascii="標楷體" w:hAnsi="標楷體" w:eastAsia="標楷體"/>
+                <w:b w:val="0"/>
+                <w:sz w:val="24"/>
+              </w:rPr>
+            </w:r>
+          </w:p>
+        </w:tc>
+      </w:tr>
+      <w:tr>
+        <w:tc>
+          <w:tcPr>
+            <w:tcW w:type="dxa" w:w="907"/>
+          </w:tcPr>
+          <w:p>
+            <w:pPr>
+              <w:spacing w:before="40" w:after="40"/>
+              <w:jc w:val="center"/>
+            </w:pPr>
+            <w:r/>
+            <w:r>
+              <w:rPr>
+                <w:rFonts w:ascii="標楷體" w:hAnsi="標楷體" w:eastAsia="標楷體"/>
+                <w:b w:val="0"/>
+                <w:sz w:val="22"/>
+              </w:rPr>
+              <w:t>12</w:t>
+            </w:r>
+          </w:p>
+        </w:tc>
+        <w:tc>
+          <w:tcPr>
+            <w:tcW w:type="dxa" w:w="6236"/>
+          </w:tcPr>
+          <w:p>
+            <w:pPr>
+              <w:spacing w:before="40" w:after="40"/>
+              <w:jc w:val="left"/>
+            </w:pPr>
+            <w:r/>
+            <w:r>
+              <w:rPr>
+                <w:rFonts w:ascii="標楷體" w:hAnsi="標楷體" w:eastAsia="標楷體"/>
+                <w:b w:val="0"/>
+                <w:sz w:val="22"/>
+              </w:rPr>
+              <w:t>承上，於 ET05 以 Email 邀請重新邀請學員 I，學員 I 應重新出現在本頁，加入日期為當天，原學習進度與成績接續保留。</w:t>
+            </w:r>
+          </w:p>
+        </w:tc>
+        <w:tc>
+          <w:tcPr>
+            <w:tcW w:type="dxa" w:w="1247"/>
+          </w:tcPr>
+          <w:p>
+            <w:pPr>
+              <w:spacing w:before="40" w:after="40"/>
+              <w:jc w:val="center"/>
+            </w:pPr>
+            <w:r/>
+            <w:r>
+              <w:rPr>
+                <w:rFonts w:ascii="標楷體" w:hAnsi="標楷體" w:eastAsia="標楷體"/>
+                <w:b w:val="0"/>
+                <w:sz w:val="24"/>
+              </w:rPr>
+            </w:r>
+          </w:p>
+        </w:tc>
+        <w:tc>
+          <w:tcPr>
+            <w:tcW w:type="dxa" w:w="1247"/>
+          </w:tcPr>
+          <w:p>
+            <w:pPr>
+              <w:spacing w:before="40" w:after="40"/>
+              <w:jc w:val="center"/>
+            </w:pPr>
+            <w:r/>
+            <w:r>
+              <w:rPr>
+                <w:rFonts w:ascii="標楷體" w:hAnsi="標楷體" w:eastAsia="標楷體"/>
+                <w:b w:val="0"/>
+                <w:sz w:val="24"/>
+              </w:rPr>
+            </w:r>
+          </w:p>
+        </w:tc>
+      </w:tr>
+      <w:tr>
+        <w:tc>
+          <w:tcPr>
+            <w:tcW w:type="dxa" w:w="907"/>
+          </w:tcPr>
+          <w:p>
+            <w:pPr>
+              <w:spacing w:before="40" w:after="40"/>
+              <w:jc w:val="center"/>
+            </w:pPr>
+            <w:r/>
+            <w:r>
+              <w:rPr>
+                <w:rFonts w:ascii="標楷體" w:hAnsi="標楷體" w:eastAsia="標楷體"/>
+                <w:b w:val="0"/>
+                <w:sz w:val="22"/>
+              </w:rPr>
+              <w:t>13</w:t>
+            </w:r>
+          </w:p>
+        </w:tc>
+        <w:tc>
+          <w:tcPr>
+            <w:tcW w:type="dxa" w:w="6236"/>
+          </w:tcPr>
+          <w:p>
+            <w:pPr>
+              <w:spacing w:before="40" w:after="40"/>
+              <w:jc w:val="left"/>
+            </w:pPr>
+            <w:r/>
+            <w:r>
+              <w:rPr>
+                <w:rFonts w:ascii="標楷體" w:hAnsi="標楷體" w:eastAsia="標楷體"/>
+                <w:b w:val="0"/>
+                <w:sz w:val="22"/>
+              </w:rPr>
+              <w:t>學員 J 作答中時對其按「移除」，確認視窗應以橘色警告顯示作答中訊息；確定後學員 J 仍可將該次作答交卷並取得分數。</w:t>
+            </w:r>
+          </w:p>
+        </w:tc>
+        <w:tc>
+          <w:tcPr>
+            <w:tcW w:type="dxa" w:w="1247"/>
+          </w:tcPr>
+          <w:p>
+            <w:pPr>
+              <w:spacing w:before="40" w:after="40"/>
+              <w:jc w:val="center"/>
+            </w:pPr>
+            <w:r/>
+            <w:r>
+              <w:rPr>
+                <w:rFonts w:ascii="標楷體" w:hAnsi="標楷體" w:eastAsia="標楷體"/>
+                <w:b w:val="0"/>
+                <w:sz w:val="24"/>
+              </w:rPr>
+            </w:r>
+          </w:p>
+        </w:tc>
+        <w:tc>
+          <w:tcPr>
+            <w:tcW w:type="dxa" w:w="1247"/>
+          </w:tcPr>
+          <w:p>
+            <w:pPr>
+              <w:spacing w:before="40" w:after="40"/>
+              <w:jc w:val="center"/>
+            </w:pPr>
+            <w:r/>
+            <w:r>
+              <w:rPr>
+                <w:rFonts w:ascii="標楷體" w:hAnsi="標楷體" w:eastAsia="標楷體"/>
+                <w:b w:val="0"/>
+                <w:sz w:val="24"/>
+              </w:rPr>
+            </w:r>
+          </w:p>
+        </w:tc>
+      </w:tr>
+      <w:tr>
+        <w:tc>
+          <w:tcPr>
+            <w:tcW w:type="dxa" w:w="907"/>
+          </w:tcPr>
+          <w:p>
+            <w:pPr>
+              <w:spacing w:before="40" w:after="40"/>
+              <w:jc w:val="center"/>
+            </w:pPr>
+            <w:r/>
+            <w:r>
+              <w:rPr>
+                <w:rFonts w:ascii="標楷體" w:hAnsi="標楷體" w:eastAsia="標楷體"/>
+                <w:b w:val="0"/>
+                <w:sz w:val="22"/>
+              </w:rPr>
+              <w:t>14</w:t>
+            </w:r>
+          </w:p>
+        </w:tc>
+        <w:tc>
+          <w:tcPr>
+            <w:tcW w:type="dxa" w:w="6236"/>
+          </w:tcPr>
+          <w:p>
+            <w:pPr>
+              <w:spacing w:before="40" w:after="40"/>
+              <w:jc w:val="left"/>
+            </w:pPr>
+            <w:r/>
+            <w:r>
+              <w:rPr>
+                <w:rFonts w:ascii="標楷體" w:hAnsi="標楷體" w:eastAsia="標楷體"/>
+                <w:b w:val="0"/>
+                <w:sz w:val="22"/>
+              </w:rPr>
+              <w:t>「作答明細」區塊應只列出交過卷的學員（學員 E 不在其中）；展開學員 H，課程甲的每份測驗皆列出，未作答的測驗顯示「尚未作答」。</w:t>
+            </w:r>
+          </w:p>
+        </w:tc>
+        <w:tc>
+          <w:tcPr>
+            <w:tcW w:type="dxa" w:w="1247"/>
+          </w:tcPr>
+          <w:p>
+            <w:pPr>
+              <w:spacing w:before="40" w:after="40"/>
+              <w:jc w:val="center"/>
+            </w:pPr>
+            <w:r/>
+            <w:r>
+              <w:rPr>
+                <w:rFonts w:ascii="標楷體" w:hAnsi="標楷體" w:eastAsia="標楷體"/>
+                <w:b w:val="0"/>
+                <w:sz w:val="24"/>
+              </w:rPr>
+            </w:r>
+          </w:p>
+        </w:tc>
+        <w:tc>
+          <w:tcPr>
+            <w:tcW w:type="dxa" w:w="1247"/>
+          </w:tcPr>
+          <w:p>
+            <w:pPr>
+              <w:spacing w:before="40" w:after="40"/>
+              <w:jc w:val="center"/>
+            </w:pPr>
+            <w:r/>
+            <w:r>
+              <w:rPr>
+                <w:rFonts w:ascii="標楷體" w:hAnsi="標楷體" w:eastAsia="標楷體"/>
+                <w:b w:val="0"/>
+                <w:sz w:val="24"/>
+              </w:rPr>
+            </w:r>
+          </w:p>
+        </w:tc>
+      </w:tr>
+      <w:tr>
+        <w:tc>
+          <w:tcPr>
+            <w:tcW w:type="dxa" w:w="907"/>
+          </w:tcPr>
+          <w:p>
+            <w:pPr>
+              <w:spacing w:before="40" w:after="40"/>
+              <w:jc w:val="center"/>
+            </w:pPr>
+            <w:r/>
+            <w:r>
+              <w:rPr>
+                <w:rFonts w:ascii="標楷體" w:hAnsi="標楷體" w:eastAsia="標楷體"/>
+                <w:b w:val="0"/>
+                <w:sz w:val="22"/>
+              </w:rPr>
+              <w:t>15</w:t>
+            </w:r>
+          </w:p>
+        </w:tc>
+        <w:tc>
+          <w:tcPr>
+            <w:tcW w:type="dxa" w:w="6236"/>
+          </w:tcPr>
+          <w:p>
+            <w:pPr>
+              <w:spacing w:before="40" w:after="40"/>
+              <w:jc w:val="left"/>
+            </w:pPr>
+            <w:r/>
+            <w:r>
+              <w:rPr>
+                <w:rFonts w:ascii="標楷體" w:hAnsi="標楷體" w:eastAsia="標楷體"/>
+                <w:b w:val="0"/>
+                <w:sz w:val="22"/>
+              </w:rPr>
+              <w:t>展開學員 G 的「測驗一」，兩次作答應各列一行，點選第 1 次（非最近一次）應可開啟該次的逐題明細。</w:t>
+            </w:r>
+          </w:p>
+        </w:tc>
+        <w:tc>
+          <w:tcPr>
+            <w:tcW w:type="dxa" w:w="1247"/>
+          </w:tcPr>
+          <w:p>
+            <w:pPr>
+              <w:spacing w:before="40" w:after="40"/>
+              <w:jc w:val="center"/>
+            </w:pPr>
+            <w:r/>
+            <w:r>
+              <w:rPr>
+                <w:rFonts w:ascii="標楷體" w:hAnsi="標楷體" w:eastAsia="標楷體"/>
+                <w:b w:val="0"/>
+                <w:sz w:val="24"/>
+              </w:rPr>
+            </w:r>
+          </w:p>
+        </w:tc>
+        <w:tc>
+          <w:tcPr>
+            <w:tcW w:type="dxa" w:w="1247"/>
+          </w:tcPr>
+          <w:p>
+            <w:pPr>
+              <w:spacing w:before="40" w:after="40"/>
+              <w:jc w:val="center"/>
+            </w:pPr>
+            <w:r/>
+            <w:r>
+              <w:rPr>
+                <w:rFonts w:ascii="標楷體" w:hAnsi="標楷體" w:eastAsia="標楷體"/>
+                <w:b w:val="0"/>
+                <w:sz w:val="24"/>
+              </w:rPr>
+            </w:r>
+          </w:p>
+        </w:tc>
+      </w:tr>
+      <w:tr>
+        <w:tc>
+          <w:tcPr>
+            <w:tcW w:type="dxa" w:w="907"/>
+          </w:tcPr>
+          <w:p>
+            <w:pPr>
+              <w:spacing w:before="40" w:after="40"/>
+              <w:jc w:val="center"/>
+            </w:pPr>
+            <w:r/>
+            <w:r>
+              <w:rPr>
+                <w:rFonts w:ascii="標楷體" w:hAnsi="標楷體" w:eastAsia="標楷體"/>
+                <w:b w:val="0"/>
+                <w:sz w:val="22"/>
+              </w:rPr>
+              <w:t>16</w:t>
+            </w:r>
+          </w:p>
+        </w:tc>
+        <w:tc>
+          <w:tcPr>
+            <w:tcW w:type="dxa" w:w="6236"/>
+          </w:tcPr>
+          <w:p>
+            <w:pPr>
+              <w:spacing w:before="40" w:after="40"/>
+              <w:jc w:val="left"/>
+            </w:pPr>
+            <w:r/>
+            <w:r>
+              <w:rPr>
+                <w:rFonts w:ascii="標楷體" w:hAnsi="標楷體" w:eastAsia="標楷體"/>
+                <w:b w:val="0"/>
+                <w:sz w:val="22"/>
+              </w:rPr>
+              <w:t>於逐題明細中，學員選錯的選項應以紅色標示、漏選的正確答案應註明「（正確答案，未選）」，各題顯示得分與配分。</w:t>
+            </w:r>
+          </w:p>
+        </w:tc>
+        <w:tc>
+          <w:tcPr>
+            <w:tcW w:type="dxa" w:w="1247"/>
+          </w:tcPr>
+          <w:p>
+            <w:pPr>
+              <w:spacing w:before="40" w:after="40"/>
+              <w:jc w:val="center"/>
+            </w:pPr>
+            <w:r/>
+            <w:r>
+              <w:rPr>
+                <w:rFonts w:ascii="標楷體" w:hAnsi="標楷體" w:eastAsia="標楷體"/>
+                <w:b w:val="0"/>
+                <w:sz w:val="24"/>
+              </w:rPr>
+            </w:r>
+          </w:p>
+        </w:tc>
+        <w:tc>
+          <w:tcPr>
+            <w:tcW w:type="dxa" w:w="1247"/>
+          </w:tcPr>
+          <w:p>
+            <w:pPr>
+              <w:spacing w:before="40" w:after="40"/>
+              <w:jc w:val="center"/>
+            </w:pPr>
+            <w:r/>
+            <w:r>
+              <w:rPr>
+                <w:rFonts w:ascii="標楷體" w:hAnsi="標楷體" w:eastAsia="標楷體"/>
+                <w:b w:val="0"/>
+                <w:sz w:val="24"/>
+              </w:rPr>
+            </w:r>
+          </w:p>
+        </w:tc>
+      </w:tr>
+      <w:tr>
+        <w:tc>
+          <w:tcPr>
+            <w:tcW w:type="dxa" w:w="907"/>
+          </w:tcPr>
+          <w:p>
+            <w:pPr>
+              <w:spacing w:before="40" w:after="40"/>
+              <w:jc w:val="center"/>
+            </w:pPr>
+            <w:r/>
+            <w:r>
+              <w:rPr>
+                <w:rFonts w:ascii="標楷體" w:hAnsi="標楷體" w:eastAsia="標楷體"/>
+                <w:b w:val="0"/>
+                <w:sz w:val="22"/>
+              </w:rPr>
+              <w:t>17</w:t>
+            </w:r>
+          </w:p>
+        </w:tc>
+        <w:tc>
+          <w:tcPr>
+            <w:tcW w:type="dxa" w:w="6236"/>
+          </w:tcPr>
+          <w:p>
+            <w:pPr>
+              <w:spacing w:before="40" w:after="40"/>
+              <w:jc w:val="left"/>
+            </w:pPr>
+            <w:r/>
+            <w:r>
+              <w:rPr>
+                <w:rFonts w:ascii="標楷體" w:hAnsi="標楷體" w:eastAsia="標楷體"/>
+                <w:b w:val="0"/>
+                <w:sz w:val="22"/>
+              </w:rPr>
+              <w:t>記下某次作答的逐題明細後，於 ET05 修改該題的題幹或正確答案並儲存，再開啟同一次作答的明細，內容與分數應維持作答當時的樣子。</w:t>
+            </w:r>
+          </w:p>
+        </w:tc>
+        <w:tc>
+          <w:tcPr>
+            <w:tcW w:type="dxa" w:w="1247"/>
+          </w:tcPr>
+          <w:p>
+            <w:pPr>
+              <w:spacing w:before="40" w:after="40"/>
+              <w:jc w:val="center"/>
+            </w:pPr>
+            <w:r/>
+            <w:r>
+              <w:rPr>
+                <w:rFonts w:ascii="標楷體" w:hAnsi="標楷體" w:eastAsia="標楷體"/>
+                <w:b w:val="0"/>
+                <w:sz w:val="24"/>
+              </w:rPr>
+            </w:r>
+          </w:p>
+        </w:tc>
+        <w:tc>
+          <w:tcPr>
+            <w:tcW w:type="dxa" w:w="1247"/>
+          </w:tcPr>
+          <w:p>
+            <w:pPr>
+              <w:spacing w:before="40" w:after="40"/>
+              <w:jc w:val="center"/>
+            </w:pPr>
+            <w:r/>
+            <w:r>
+              <w:rPr>
+                <w:rFonts w:ascii="標楷體" w:hAnsi="標楷體" w:eastAsia="標楷體"/>
+                <w:b w:val="0"/>
+                <w:sz w:val="24"/>
+              </w:rPr>
+            </w:r>
+          </w:p>
+        </w:tc>
+      </w:tr>
+      <w:tr>
+        <w:tc>
+          <w:tcPr>
+            <w:tcW w:type="dxa" w:w="907"/>
+          </w:tcPr>
+          <w:p>
+            <w:pPr>
+              <w:spacing w:before="40" w:after="40"/>
+              <w:jc w:val="center"/>
+            </w:pPr>
+            <w:r/>
+            <w:r>
+              <w:rPr>
+                <w:rFonts w:ascii="標楷體" w:hAnsi="標楷體" w:eastAsia="標楷體"/>
+                <w:b w:val="0"/>
+                <w:sz w:val="22"/>
+              </w:rPr>
+              <w:t>18</w:t>
+            </w:r>
+          </w:p>
+        </w:tc>
+        <w:tc>
+          <w:tcPr>
+            <w:tcW w:type="dxa" w:w="6236"/>
+          </w:tcPr>
+          <w:p>
+            <w:pPr>
+              <w:spacing w:before="40" w:after="40"/>
+              <w:jc w:val="left"/>
+            </w:pPr>
+            <w:r/>
+            <w:r>
+              <w:rPr>
+                <w:rFonts w:ascii="標楷體" w:hAnsi="標楷體" w:eastAsia="標楷體"/>
+                <w:b w:val="0"/>
+                <w:sz w:val="22"/>
+              </w:rPr>
+              <w:t>學員開始作答但尚未交卷時，該次作答應不出現在作答明細的歷次清單中，「已用 X / Y 次」亦不增加；交卷後重新整理即出現。</w:t>
+            </w:r>
+          </w:p>
+        </w:tc>
+        <w:tc>
+          <w:tcPr>
+            <w:tcW w:type="dxa" w:w="1247"/>
+          </w:tcPr>
+          <w:p>
+            <w:pPr>
+              <w:spacing w:before="40" w:after="40"/>
+              <w:jc w:val="center"/>
+            </w:pPr>
+            <w:r/>
+            <w:r>
+              <w:rPr>
+                <w:rFonts w:ascii="標楷體" w:hAnsi="標楷體" w:eastAsia="標楷體"/>
+                <w:b w:val="0"/>
+                <w:sz w:val="24"/>
+              </w:rPr>
+            </w:r>
+          </w:p>
+        </w:tc>
+        <w:tc>
+          <w:tcPr>
+            <w:tcW w:type="dxa" w:w="1247"/>
+          </w:tcPr>
+          <w:p>
+            <w:pPr>
+              <w:spacing w:before="40" w:after="40"/>
+              <w:jc w:val="center"/>
+            </w:pPr>
+            <w:r/>
+            <w:r>
+              <w:rPr>
+                <w:rFonts w:ascii="標楷體" w:hAnsi="標楷體" w:eastAsia="標楷體"/>
+                <w:b w:val="0"/>
+                <w:sz w:val="24"/>
+              </w:rPr>
+            </w:r>
+          </w:p>
+        </w:tc>
+      </w:tr>
+      <w:tr>
+        <w:tc>
+          <w:tcPr>
+            <w:tcW w:type="dxa" w:w="907"/>
+          </w:tcPr>
+          <w:p>
+            <w:pPr>
+              <w:spacing w:before="40" w:after="40"/>
+              <w:jc w:val="center"/>
+            </w:pPr>
+            <w:r/>
+            <w:r>
+              <w:rPr>
+                <w:rFonts w:ascii="標楷體" w:hAnsi="標楷體" w:eastAsia="標楷體"/>
+                <w:b w:val="0"/>
+                <w:sz w:val="22"/>
+              </w:rPr>
+              <w:t>19</w:t>
+            </w:r>
+          </w:p>
+        </w:tc>
+        <w:tc>
+          <w:tcPr>
+            <w:tcW w:type="dxa" w:w="6236"/>
+          </w:tcPr>
+          <w:p>
+            <w:pPr>
+              <w:spacing w:before="40" w:after="40"/>
+              <w:jc w:val="left"/>
+            </w:pPr>
+            <w:r/>
+            <w:r>
+              <w:rPr>
+                <w:rFonts w:ascii="標楷體" w:hAnsi="標楷體" w:eastAsia="標楷體"/>
+                <w:b w:val="0"/>
+                <w:sz w:val="22"/>
+              </w:rPr>
+              <w:t>學員 H「測驗一」的「重置重考次數」應呈灰色，滑鼠移上應顯示尚有幾次可作答；學員 K（已及格）的該按鈕亦呈灰色。</w:t>
+            </w:r>
+          </w:p>
+        </w:tc>
+        <w:tc>
+          <w:tcPr>
+            <w:tcW w:type="dxa" w:w="1247"/>
+          </w:tcPr>
+          <w:p>
+            <w:pPr>
+              <w:spacing w:before="40" w:after="40"/>
+              <w:jc w:val="center"/>
+            </w:pPr>
+            <w:r/>
+            <w:r>
+              <w:rPr>
+                <w:rFonts w:ascii="標楷體" w:hAnsi="標楷體" w:eastAsia="標楷體"/>
+                <w:b w:val="0"/>
+                <w:sz w:val="24"/>
+              </w:rPr>
+            </w:r>
+          </w:p>
+        </w:tc>
+        <w:tc>
+          <w:tcPr>
+            <w:tcW w:type="dxa" w:w="1247"/>
+          </w:tcPr>
+          <w:p>
+            <w:pPr>
+              <w:spacing w:before="40" w:after="40"/>
+              <w:jc w:val="center"/>
+            </w:pPr>
+            <w:r/>
+            <w:r>
+              <w:rPr>
+                <w:rFonts w:ascii="標楷體" w:hAnsi="標楷體" w:eastAsia="標楷體"/>
+                <w:b w:val="0"/>
+                <w:sz w:val="24"/>
+              </w:rPr>
+            </w:r>
+          </w:p>
+        </w:tc>
+      </w:tr>
+      <w:tr>
+        <w:tc>
+          <w:tcPr>
+            <w:tcW w:type="dxa" w:w="907"/>
+          </w:tcPr>
+          <w:p>
+            <w:pPr>
+              <w:spacing w:before="40" w:after="40"/>
+              <w:jc w:val="center"/>
+            </w:pPr>
+            <w:r/>
+            <w:r>
+              <w:rPr>
+                <w:rFonts w:ascii="標楷體" w:hAnsi="標楷體" w:eastAsia="標楷體"/>
+                <w:b w:val="0"/>
+                <w:sz w:val="22"/>
+              </w:rPr>
+              <w:t>20</w:t>
+            </w:r>
+          </w:p>
+        </w:tc>
+        <w:tc>
+          <w:tcPr>
+            <w:tcW w:type="dxa" w:w="6236"/>
+          </w:tcPr>
+          <w:p>
+            <w:pPr>
+              <w:spacing w:before="40" w:after="40"/>
+              <w:jc w:val="left"/>
+            </w:pPr>
+            <w:r/>
+            <w:r>
+              <w:rPr>
+                <w:rFonts w:ascii="標楷體" w:hAnsi="標楷體" w:eastAsia="標楷體"/>
+                <w:b w:val="0"/>
+                <w:sz w:val="22"/>
+              </w:rPr>
+              <w:t>對學員 G 的「測驗一」按「重置重考次數」並確定，應顯示「已重置重考次數」，已用次數變為 0，原有兩次作答紀錄仍列出且可點開。</w:t>
+            </w:r>
+          </w:p>
+        </w:tc>
+        <w:tc>
+          <w:tcPr>
+            <w:tcW w:type="dxa" w:w="1247"/>
+          </w:tcPr>
+          <w:p>
+            <w:pPr>
+              <w:spacing w:before="40" w:after="40"/>
+              <w:jc w:val="center"/>
+            </w:pPr>
+            <w:r/>
+            <w:r>
+              <w:rPr>
+                <w:rFonts w:ascii="標楷體" w:hAnsi="標楷體" w:eastAsia="標楷體"/>
+                <w:b w:val="0"/>
+                <w:sz w:val="24"/>
+              </w:rPr>
+            </w:r>
+          </w:p>
+        </w:tc>
+        <w:tc>
+          <w:tcPr>
+            <w:tcW w:type="dxa" w:w="1247"/>
+          </w:tcPr>
+          <w:p>
+            <w:pPr>
+              <w:spacing w:before="40" w:after="40"/>
+              <w:jc w:val="center"/>
+            </w:pPr>
+            <w:r/>
+            <w:r>
+              <w:rPr>
+                <w:rFonts w:ascii="標楷體" w:hAnsi="標楷體" w:eastAsia="標楷體"/>
+                <w:b w:val="0"/>
+                <w:sz w:val="24"/>
+              </w:rPr>
+            </w:r>
+          </w:p>
+        </w:tc>
+      </w:tr>
+      <w:tr>
+        <w:tc>
+          <w:tcPr>
+            <w:tcW w:type="dxa" w:w="907"/>
+          </w:tcPr>
+          <w:p>
+            <w:pPr>
+              <w:spacing w:before="40" w:after="40"/>
+              <w:jc w:val="center"/>
+            </w:pPr>
+            <w:r/>
+            <w:r>
+              <w:rPr>
+                <w:rFonts w:ascii="標楷體" w:hAnsi="標楷體" w:eastAsia="標楷體"/>
+                <w:b w:val="0"/>
+                <w:sz w:val="22"/>
+              </w:rPr>
+              <w:t>21</w:t>
+            </w:r>
+          </w:p>
+        </w:tc>
+        <w:tc>
+          <w:tcPr>
+            <w:tcW w:type="dxa" w:w="6236"/>
+          </w:tcPr>
+          <w:p>
+            <w:pPr>
+              <w:spacing w:before="40" w:after="40"/>
+              <w:jc w:val="left"/>
+            </w:pPr>
+            <w:r/>
+            <w:r>
+              <w:rPr>
+                <w:rFonts w:ascii="標楷體" w:hAnsi="標楷體" w:eastAsia="標楷體"/>
+                <w:b w:val="0"/>
+                <w:sz w:val="22"/>
+              </w:rPr>
+              <w:t>承上，以學員 G 登入應可再作答「測驗一」共 2 次；其他測驗的已用次數不受影響。</w:t>
+            </w:r>
+          </w:p>
+        </w:tc>
+        <w:tc>
+          <w:tcPr>
+            <w:tcW w:type="dxa" w:w="1247"/>
+          </w:tcPr>
+          <w:p>
+            <w:pPr>
+              <w:spacing w:before="40" w:after="40"/>
+              <w:jc w:val="center"/>
+            </w:pPr>
+            <w:r/>
+            <w:r>
+              <w:rPr>
+                <w:rFonts w:ascii="標楷體" w:hAnsi="標楷體" w:eastAsia="標楷體"/>
+                <w:b w:val="0"/>
+                <w:sz w:val="24"/>
+              </w:rPr>
+            </w:r>
+          </w:p>
+        </w:tc>
+        <w:tc>
+          <w:tcPr>
+            <w:tcW w:type="dxa" w:w="1247"/>
+          </w:tcPr>
+          <w:p>
+            <w:pPr>
+              <w:spacing w:before="40" w:after="40"/>
+              <w:jc w:val="center"/>
+            </w:pPr>
+            <w:r/>
+            <w:r>
+              <w:rPr>
+                <w:rFonts w:ascii="標楷體" w:hAnsi="標楷體" w:eastAsia="標楷體"/>
+                <w:b w:val="0"/>
+                <w:sz w:val="24"/>
+              </w:rPr>
+            </w:r>
+          </w:p>
+        </w:tc>
+      </w:tr>
+      <w:tr>
+        <w:tc>
+          <w:tcPr>
+            <w:tcW w:type="dxa" w:w="907"/>
+          </w:tcPr>
+          <w:p>
+            <w:pPr>
+              <w:spacing w:before="40" w:after="40"/>
+              <w:jc w:val="center"/>
+            </w:pPr>
+            <w:r/>
+            <w:r>
+              <w:rPr>
+                <w:rFonts w:ascii="標楷體" w:hAnsi="標楷體" w:eastAsia="標楷體"/>
+                <w:b w:val="0"/>
+                <w:sz w:val="22"/>
+              </w:rPr>
+              <w:t>22</w:t>
+            </w:r>
+          </w:p>
+        </w:tc>
+        <w:tc>
+          <w:tcPr>
+            <w:tcW w:type="dxa" w:w="6236"/>
+          </w:tcPr>
+          <w:p>
+            <w:pPr>
+              <w:spacing w:before="40" w:after="40"/>
+              <w:jc w:val="left"/>
+            </w:pPr>
+            <w:r/>
+            <w:r>
+              <w:rPr>
+                <w:rFonts w:ascii="標楷體" w:hAnsi="標楷體" w:eastAsia="標楷體"/>
+                <w:b w:val="0"/>
+                <w:sz w:val="22"/>
+              </w:rPr>
+              <w:t>於 ET05 修改「測驗一」並選「儲存並要求重測」，學員 K 重測兩次皆未及格後，本頁學員 K 的「已及格」標示應消失、「重置重考次數」可按。</w:t>
+            </w:r>
+          </w:p>
+        </w:tc>
+        <w:tc>
+          <w:tcPr>
+            <w:tcW w:type="dxa" w:w="1247"/>
+          </w:tcPr>
+          <w:p>
+            <w:pPr>
+              <w:spacing w:before="40" w:after="40"/>
+              <w:jc w:val="center"/>
+            </w:pPr>
+            <w:r/>
+            <w:r>
+              <w:rPr>
+                <w:rFonts w:ascii="標楷體" w:hAnsi="標楷體" w:eastAsia="標楷體"/>
+                <w:b w:val="0"/>
+                <w:sz w:val="24"/>
+              </w:rPr>
+            </w:r>
+          </w:p>
+        </w:tc>
+        <w:tc>
+          <w:tcPr>
+            <w:tcW w:type="dxa" w:w="1247"/>
+          </w:tcPr>
+          <w:p>
+            <w:pPr>
+              <w:spacing w:before="40" w:after="40"/>
+              <w:jc w:val="center"/>
+            </w:pPr>
+            <w:r/>
+            <w:r>
+              <w:rPr>
+                <w:rFonts w:ascii="標楷體" w:hAnsi="標楷體" w:eastAsia="標楷體"/>
+                <w:b w:val="0"/>
+                <w:sz w:val="24"/>
+              </w:rPr>
+            </w:r>
+          </w:p>
+        </w:tc>
+      </w:tr>
+      <w:tr>
+        <w:tc>
+          <w:tcPr>
+            <w:tcW w:type="dxa" w:w="907"/>
+          </w:tcPr>
+          <w:p>
+            <w:pPr>
+              <w:spacing w:before="40" w:after="40"/>
+              <w:jc w:val="center"/>
+            </w:pPr>
+            <w:r/>
+            <w:r>
+              <w:rPr>
+                <w:rFonts w:ascii="標楷體" w:hAnsi="標楷體" w:eastAsia="標楷體"/>
+                <w:b w:val="0"/>
+                <w:sz w:val="22"/>
+              </w:rPr>
+              <w:t>23</w:t>
+            </w:r>
+          </w:p>
+        </w:tc>
+        <w:tc>
+          <w:tcPr>
+            <w:tcW w:type="dxa" w:w="6236"/>
+          </w:tcPr>
+          <w:p>
+            <w:pPr>
+              <w:spacing w:before="40" w:after="40"/>
+              <w:jc w:val="left"/>
+            </w:pPr>
+            <w:r/>
+            <w:r>
+              <w:rPr>
+                <w:rFonts w:ascii="標楷體" w:hAnsi="標楷體" w:eastAsia="標楷體"/>
+                <w:b w:val="0"/>
+                <w:sz w:val="22"/>
+              </w:rPr>
+              <w:t>課程甲「問卷結果」區塊之已填與未填人數合計，應等於目前「已加入學員」的人數。</w:t>
+            </w:r>
+          </w:p>
+        </w:tc>
+        <w:tc>
+          <w:tcPr>
+            <w:tcW w:type="dxa" w:w="1247"/>
+          </w:tcPr>
+          <w:p>
+            <w:pPr>
+              <w:spacing w:before="40" w:after="40"/>
+              <w:jc w:val="center"/>
+            </w:pPr>
+            <w:r/>
+            <w:r>
+              <w:rPr>
+                <w:rFonts w:ascii="標楷體" w:hAnsi="標楷體" w:eastAsia="標楷體"/>
+                <w:b w:val="0"/>
+                <w:sz w:val="24"/>
+              </w:rPr>
+            </w:r>
+          </w:p>
+        </w:tc>
+        <w:tc>
+          <w:tcPr>
+            <w:tcW w:type="dxa" w:w="1247"/>
+          </w:tcPr>
+          <w:p>
+            <w:pPr>
+              <w:spacing w:before="40" w:after="40"/>
+              <w:jc w:val="center"/>
+            </w:pPr>
+            <w:r/>
+            <w:r>
+              <w:rPr>
+                <w:rFonts w:ascii="標楷體" w:hAnsi="標楷體" w:eastAsia="標楷體"/>
+                <w:b w:val="0"/>
+                <w:sz w:val="24"/>
+              </w:rPr>
+            </w:r>
+          </w:p>
+        </w:tc>
+      </w:tr>
+      <w:tr>
+        <w:tc>
+          <w:tcPr>
+            <w:tcW w:type="dxa" w:w="907"/>
+          </w:tcPr>
+          <w:p>
+            <w:pPr>
+              <w:spacing w:before="40" w:after="40"/>
+              <w:jc w:val="center"/>
+            </w:pPr>
+            <w:r/>
+            <w:r>
+              <w:rPr>
+                <w:rFonts w:ascii="標楷體" w:hAnsi="標楷體" w:eastAsia="標楷體"/>
+                <w:b w:val="0"/>
+                <w:sz w:val="22"/>
+              </w:rPr>
+              <w:t>24</w:t>
+            </w:r>
+          </w:p>
+        </w:tc>
+        <w:tc>
+          <w:tcPr>
+            <w:tcW w:type="dxa" w:w="6236"/>
+          </w:tcPr>
+          <w:p>
+            <w:pPr>
+              <w:spacing w:before="40" w:after="40"/>
+              <w:jc w:val="left"/>
+            </w:pPr>
+            <w:r/>
+            <w:r>
+              <w:rPr>
+                <w:rFonts w:ascii="標楷體" w:hAnsi="標楷體" w:eastAsia="標楷體"/>
+                <w:b w:val="0"/>
+                <w:sz w:val="22"/>
+              </w:rPr>
+              <w:t>選擇課程乙（無課後問卷），應不顯示「問卷結果」區塊。</w:t>
+            </w:r>
+          </w:p>
+        </w:tc>
+        <w:tc>
+          <w:tcPr>
+            <w:tcW w:type="dxa" w:w="1247"/>
+          </w:tcPr>
+          <w:p>
+            <w:pPr>
+              <w:spacing w:before="40" w:after="40"/>
+              <w:jc w:val="center"/>
+            </w:pPr>
+            <w:r/>
+            <w:r>
+              <w:rPr>
+                <w:rFonts w:ascii="標楷體" w:hAnsi="標楷體" w:eastAsia="標楷體"/>
+                <w:b w:val="0"/>
+                <w:sz w:val="24"/>
+              </w:rPr>
+            </w:r>
+          </w:p>
+        </w:tc>
+        <w:tc>
+          <w:tcPr>
+            <w:tcW w:type="dxa" w:w="1247"/>
+          </w:tcPr>
+          <w:p>
+            <w:pPr>
+              <w:spacing w:before="40" w:after="40"/>
+              <w:jc w:val="center"/>
+            </w:pPr>
+            <w:r/>
+            <w:r>
+              <w:rPr>
+                <w:rFonts w:ascii="標楷體" w:hAnsi="標楷體" w:eastAsia="標楷體"/>
+                <w:b w:val="0"/>
+                <w:sz w:val="24"/>
+              </w:rPr>
+            </w:r>
+          </w:p>
+        </w:tc>
+      </w:tr>
+      <w:tr>
+        <w:tc>
+          <w:tcPr>
+            <w:tcW w:type="dxa" w:w="907"/>
+          </w:tcPr>
+          <w:p>
+            <w:pPr>
+              <w:spacing w:before="40" w:after="40"/>
+              <w:jc w:val="center"/>
+            </w:pPr>
+            <w:r/>
+            <w:r>
+              <w:rPr>
+                <w:rFonts w:ascii="標楷體" w:hAnsi="標楷體" w:eastAsia="標楷體"/>
+                <w:b w:val="0"/>
+                <w:sz w:val="22"/>
+              </w:rPr>
+              <w:t>25</w:t>
+            </w:r>
+          </w:p>
+        </w:tc>
+        <w:tc>
+          <w:tcPr>
+            <w:tcW w:type="dxa" w:w="6236"/>
+          </w:tcPr>
+          <w:p>
+            <w:pPr>
+              <w:spacing w:before="40" w:after="40"/>
+              <w:jc w:val="left"/>
+            </w:pPr>
+            <w:r/>
+            <w:r>
+              <w:rPr>
+                <w:rFonts w:ascii="標楷體" w:hAnsi="標楷體" w:eastAsia="標楷體"/>
+                <w:b w:val="0"/>
+                <w:sz w:val="22"/>
+              </w:rPr>
+              <w:t>於「統計」檢視，單選題應列出各選項的人數與百分比，問答題只顯示已答人數、不顯示文字內容。</w:t>
+            </w:r>
+          </w:p>
+        </w:tc>
+        <w:tc>
+          <w:tcPr>
+            <w:tcW w:type="dxa" w:w="1247"/>
+          </w:tcPr>
+          <w:p>
+            <w:pPr>
+              <w:spacing w:before="40" w:after="40"/>
+              <w:jc w:val="center"/>
+            </w:pPr>
+            <w:r/>
+            <w:r>
+              <w:rPr>
+                <w:rFonts w:ascii="標楷體" w:hAnsi="標楷體" w:eastAsia="標楷體"/>
+                <w:b w:val="0"/>
+                <w:sz w:val="24"/>
+              </w:rPr>
+            </w:r>
+          </w:p>
+        </w:tc>
+        <w:tc>
+          <w:tcPr>
+            <w:tcW w:type="dxa" w:w="1247"/>
+          </w:tcPr>
+          <w:p>
+            <w:pPr>
+              <w:spacing w:before="40" w:after="40"/>
+              <w:jc w:val="center"/>
+            </w:pPr>
+            <w:r/>
+            <w:r>
+              <w:rPr>
+                <w:rFonts w:ascii="標楷體" w:hAnsi="標楷體" w:eastAsia="標楷體"/>
+                <w:b w:val="0"/>
+                <w:sz w:val="24"/>
+              </w:rPr>
+            </w:r>
+          </w:p>
+        </w:tc>
+      </w:tr>
+      <w:tr>
+        <w:tc>
+          <w:tcPr>
+            <w:tcW w:type="dxa" w:w="907"/>
+          </w:tcPr>
+          <w:p>
+            <w:pPr>
+              <w:spacing w:before="40" w:after="40"/>
+              <w:jc w:val="center"/>
+            </w:pPr>
+            <w:r/>
+            <w:r>
+              <w:rPr>
+                <w:rFonts w:ascii="標楷體" w:hAnsi="標楷體" w:eastAsia="標楷體"/>
+                <w:b w:val="0"/>
+                <w:sz w:val="22"/>
+              </w:rPr>
+              <w:t>26</w:t>
+            </w:r>
+          </w:p>
+        </w:tc>
+        <w:tc>
+          <w:tcPr>
+            <w:tcW w:type="dxa" w:w="6236"/>
+          </w:tcPr>
+          <w:p>
+            <w:pPr>
+              <w:spacing w:before="40" w:after="40"/>
+              <w:jc w:val="left"/>
+            </w:pPr>
+            <w:r/>
+            <w:r>
+              <w:rPr>
+                <w:rFonts w:ascii="標楷體" w:hAnsi="標楷體" w:eastAsia="標楷體"/>
+                <w:b w:val="0"/>
+                <w:sz w:val="22"/>
+              </w:rPr>
+              <w:t>切換至「明細」，應逐位學員具名列出各題答案，問答題顯示完整文字。</w:t>
+            </w:r>
+          </w:p>
+        </w:tc>
+        <w:tc>
+          <w:tcPr>
+            <w:tcW w:type="dxa" w:w="1247"/>
+          </w:tcPr>
+          <w:p>
+            <w:pPr>
+              <w:spacing w:before="40" w:after="40"/>
+              <w:jc w:val="center"/>
+            </w:pPr>
+            <w:r/>
+            <w:r>
+              <w:rPr>
+                <w:rFonts w:ascii="標楷體" w:hAnsi="標楷體" w:eastAsia="標楷體"/>
+                <w:b w:val="0"/>
+                <w:sz w:val="24"/>
+              </w:rPr>
+            </w:r>
+          </w:p>
+        </w:tc>
+        <w:tc>
+          <w:tcPr>
+            <w:tcW w:type="dxa" w:w="1247"/>
+          </w:tcPr>
+          <w:p>
+            <w:pPr>
+              <w:spacing w:before="40" w:after="40"/>
+              <w:jc w:val="center"/>
+            </w:pPr>
+            <w:r/>
+            <w:r>
+              <w:rPr>
+                <w:rFonts w:ascii="標楷體" w:hAnsi="標楷體" w:eastAsia="標楷體"/>
+                <w:b w:val="0"/>
+                <w:sz w:val="24"/>
+              </w:rPr>
+            </w:r>
+          </w:p>
+        </w:tc>
+      </w:tr>
+      <w:tr>
+        <w:tc>
+          <w:tcPr>
+            <w:tcW w:type="dxa" w:w="907"/>
+          </w:tcPr>
+          <w:p>
+            <w:pPr>
+              <w:spacing w:before="40" w:after="40"/>
+              <w:jc w:val="center"/>
+            </w:pPr>
+            <w:r/>
+            <w:r>
+              <w:rPr>
+                <w:rFonts w:ascii="標楷體" w:hAnsi="標楷體" w:eastAsia="標楷體"/>
+                <w:b w:val="0"/>
+                <w:sz w:val="22"/>
+              </w:rPr>
+              <w:t>27</w:t>
+            </w:r>
+          </w:p>
+        </w:tc>
+        <w:tc>
+          <w:tcPr>
+            <w:tcW w:type="dxa" w:w="6236"/>
+          </w:tcPr>
+          <w:p>
+            <w:pPr>
+              <w:spacing w:before="40" w:after="40"/>
+              <w:jc w:val="left"/>
+            </w:pPr>
+            <w:r/>
+            <w:r>
+              <w:rPr>
+                <w:rFonts w:ascii="標楷體" w:hAnsi="標楷體" w:eastAsia="標楷體"/>
+                <w:b w:val="0"/>
+                <w:sz w:val="22"/>
+              </w:rPr>
+              <w:t>停留在「統計」檢視時按問卷的「匯出 CSV」，下載的檔案應為逐學員明細，含姓名、填答時間與問答題全文。</w:t>
+            </w:r>
+          </w:p>
+        </w:tc>
+        <w:tc>
+          <w:tcPr>
+            <w:tcW w:type="dxa" w:w="1247"/>
+          </w:tcPr>
+          <w:p>
+            <w:pPr>
+              <w:spacing w:before="40" w:after="40"/>
+              <w:jc w:val="center"/>
+            </w:pPr>
+            <w:r/>
+            <w:r>
+              <w:rPr>
+                <w:rFonts w:ascii="標楷體" w:hAnsi="標楷體" w:eastAsia="標楷體"/>
+                <w:b w:val="0"/>
+                <w:sz w:val="24"/>
+              </w:rPr>
+            </w:r>
+          </w:p>
+        </w:tc>
+        <w:tc>
+          <w:tcPr>
+            <w:tcW w:type="dxa" w:w="1247"/>
+          </w:tcPr>
+          <w:p>
+            <w:pPr>
+              <w:spacing w:before="40" w:after="40"/>
+              <w:jc w:val="center"/>
+            </w:pPr>
+            <w:r/>
+            <w:r>
+              <w:rPr>
+                <w:rFonts w:ascii="標楷體" w:hAnsi="標楷體" w:eastAsia="標楷體"/>
+                <w:b w:val="0"/>
+                <w:sz w:val="24"/>
+              </w:rPr>
+            </w:r>
+          </w:p>
+        </w:tc>
+      </w:tr>
+      <w:tr>
+        <w:tc>
+          <w:tcPr>
+            <w:tcW w:type="dxa" w:w="907"/>
+          </w:tcPr>
+          <w:p>
+            <w:pPr>
+              <w:spacing w:before="40" w:after="40"/>
+              <w:jc w:val="center"/>
+            </w:pPr>
+            <w:r/>
+            <w:r>
+              <w:rPr>
+                <w:rFonts w:ascii="標楷體" w:hAnsi="標楷體" w:eastAsia="標楷體"/>
+                <w:b w:val="0"/>
+                <w:sz w:val="22"/>
+              </w:rPr>
+              <w:t>28</w:t>
+            </w:r>
+          </w:p>
+        </w:tc>
+        <w:tc>
+          <w:tcPr>
+            <w:tcW w:type="dxa" w:w="6236"/>
+          </w:tcPr>
+          <w:p>
+            <w:pPr>
+              <w:spacing w:before="40" w:after="40"/>
+              <w:jc w:val="left"/>
+            </w:pPr>
+            <w:r/>
+            <w:r>
+              <w:rPr>
+                <w:rFonts w:ascii="標楷體" w:hAnsi="標楷體" w:eastAsia="標楷體"/>
+                <w:b w:val="0"/>
+                <w:sz w:val="22"/>
+              </w:rPr>
+              <w:t>選擇課程乙（未開啟線下核可），清單應無「核可狀態」「核可」欄、勾選框與批次按鈕。</w:t>
+            </w:r>
+          </w:p>
+        </w:tc>
+        <w:tc>
+          <w:tcPr>
+            <w:tcW w:type="dxa" w:w="1247"/>
+          </w:tcPr>
+          <w:p>
+            <w:pPr>
+              <w:spacing w:before="40" w:after="40"/>
+              <w:jc w:val="center"/>
+            </w:pPr>
+            <w:r/>
+            <w:r>
+              <w:rPr>
+                <w:rFonts w:ascii="標楷體" w:hAnsi="標楷體" w:eastAsia="標楷體"/>
+                <w:b w:val="0"/>
+                <w:sz w:val="24"/>
+              </w:rPr>
+            </w:r>
+          </w:p>
+        </w:tc>
+        <w:tc>
+          <w:tcPr>
+            <w:tcW w:type="dxa" w:w="1247"/>
+          </w:tcPr>
+          <w:p>
+            <w:pPr>
+              <w:spacing w:before="40" w:after="40"/>
+              <w:jc w:val="center"/>
+            </w:pPr>
+            <w:r/>
+            <w:r>
+              <w:rPr>
+                <w:rFonts w:ascii="標楷體" w:hAnsi="標楷體" w:eastAsia="標楷體"/>
+                <w:b w:val="0"/>
+                <w:sz w:val="24"/>
+              </w:rPr>
+            </w:r>
+          </w:p>
+        </w:tc>
+      </w:tr>
+      <w:tr>
+        <w:tc>
+          <w:tcPr>
+            <w:tcW w:type="dxa" w:w="907"/>
+          </w:tcPr>
+          <w:p>
+            <w:pPr>
+              <w:spacing w:before="40" w:after="40"/>
+              <w:jc w:val="center"/>
+            </w:pPr>
+            <w:r/>
+            <w:r>
+              <w:rPr>
+                <w:rFonts w:ascii="標楷體" w:hAnsi="標楷體" w:eastAsia="標楷體"/>
+                <w:b w:val="0"/>
+                <w:sz w:val="22"/>
+              </w:rPr>
+              <w:t>29</w:t>
+            </w:r>
+          </w:p>
+        </w:tc>
+        <w:tc>
+          <w:tcPr>
+            <w:tcW w:type="dxa" w:w="6236"/>
+          </w:tcPr>
+          <w:p>
+            <w:pPr>
+              <w:spacing w:before="40" w:after="40"/>
+              <w:jc w:val="left"/>
+            </w:pPr>
+            <w:r/>
+            <w:r>
+              <w:rPr>
+                <w:rFonts w:ascii="標楷體" w:hAnsi="標楷體" w:eastAsia="標楷體"/>
+                <w:b w:val="0"/>
+                <w:sz w:val="22"/>
+              </w:rPr>
+              <w:t>選擇課程甲，未完課的學員 E 核可狀態應為「未達核可資格」、無核可按鈕且勾選框呈灰色；已完課的學員 A 應為「待核可」並有「通過」「不通過」。</w:t>
+            </w:r>
+          </w:p>
+        </w:tc>
+        <w:tc>
+          <w:tcPr>
+            <w:tcW w:type="dxa" w:w="1247"/>
+          </w:tcPr>
+          <w:p>
+            <w:pPr>
+              <w:spacing w:before="40" w:after="40"/>
+              <w:jc w:val="center"/>
+            </w:pPr>
+            <w:r/>
+            <w:r>
+              <w:rPr>
+                <w:rFonts w:ascii="標楷體" w:hAnsi="標楷體" w:eastAsia="標楷體"/>
+                <w:b w:val="0"/>
+                <w:sz w:val="24"/>
+              </w:rPr>
+            </w:r>
+          </w:p>
+        </w:tc>
+        <w:tc>
+          <w:tcPr>
+            <w:tcW w:type="dxa" w:w="1247"/>
+          </w:tcPr>
+          <w:p>
+            <w:pPr>
+              <w:spacing w:before="40" w:after="40"/>
+              <w:jc w:val="center"/>
+            </w:pPr>
+            <w:r/>
+            <w:r>
+              <w:rPr>
+                <w:rFonts w:ascii="標楷體" w:hAnsi="標楷體" w:eastAsia="標楷體"/>
+                <w:b w:val="0"/>
+                <w:sz w:val="24"/>
+              </w:rPr>
+            </w:r>
+          </w:p>
+        </w:tc>
+      </w:tr>
+      <w:tr>
+        <w:tc>
+          <w:tcPr>
+            <w:tcW w:type="dxa" w:w="907"/>
+          </w:tcPr>
+          <w:p>
+            <w:pPr>
+              <w:spacing w:before="40" w:after="40"/>
+              <w:jc w:val="center"/>
+            </w:pPr>
+            <w:r/>
+            <w:r>
+              <w:rPr>
+                <w:rFonts w:ascii="標楷體" w:hAnsi="標楷體" w:eastAsia="標楷體"/>
+                <w:b w:val="0"/>
+                <w:sz w:val="22"/>
+              </w:rPr>
+              <w:t>30</w:t>
+            </w:r>
+          </w:p>
+        </w:tc>
+        <w:tc>
+          <w:tcPr>
+            <w:tcW w:type="dxa" w:w="6236"/>
+          </w:tcPr>
+          <w:p>
+            <w:pPr>
+              <w:spacing w:before="40" w:after="40"/>
+              <w:jc w:val="left"/>
+            </w:pPr>
+            <w:r/>
+            <w:r>
+              <w:rPr>
+                <w:rFonts w:ascii="標楷體" w:hAnsi="標楷體" w:eastAsia="標楷體"/>
+                <w:b w:val="0"/>
+                <w:sz w:val="22"/>
+              </w:rPr>
+              <w:t>對學員 A 按「通過」並確定，應顯示「已完成核可」，狀態轉為「已通過」並顯示核可人與時間；學員 A 應收到核可通過通知信。</w:t>
+            </w:r>
+          </w:p>
+        </w:tc>
+        <w:tc>
+          <w:tcPr>
+            <w:tcW w:type="dxa" w:w="1247"/>
+          </w:tcPr>
+          <w:p>
+            <w:pPr>
+              <w:spacing w:before="40" w:after="40"/>
+              <w:jc w:val="center"/>
+            </w:pPr>
+            <w:r/>
+            <w:r>
+              <w:rPr>
+                <w:rFonts w:ascii="標楷體" w:hAnsi="標楷體" w:eastAsia="標楷體"/>
+                <w:b w:val="0"/>
+                <w:sz w:val="24"/>
+              </w:rPr>
+            </w:r>
+          </w:p>
+        </w:tc>
+        <w:tc>
+          <w:tcPr>
+            <w:tcW w:type="dxa" w:w="1247"/>
+          </w:tcPr>
+          <w:p>
+            <w:pPr>
+              <w:spacing w:before="40" w:after="40"/>
+              <w:jc w:val="center"/>
+            </w:pPr>
+            <w:r/>
+            <w:r>
+              <w:rPr>
+                <w:rFonts w:ascii="標楷體" w:hAnsi="標楷體" w:eastAsia="標楷體"/>
+                <w:b w:val="0"/>
+                <w:sz w:val="24"/>
+              </w:rPr>
+            </w:r>
+          </w:p>
+        </w:tc>
+      </w:tr>
+      <w:tr>
+        <w:tc>
+          <w:tcPr>
+            <w:tcW w:type="dxa" w:w="907"/>
+          </w:tcPr>
+          <w:p>
+            <w:pPr>
+              <w:spacing w:before="40" w:after="40"/>
+              <w:jc w:val="center"/>
+            </w:pPr>
+            <w:r/>
+            <w:r>
+              <w:rPr>
+                <w:rFonts w:ascii="標楷體" w:hAnsi="標楷體" w:eastAsia="標楷體"/>
+                <w:b w:val="0"/>
+                <w:sz w:val="22"/>
+              </w:rPr>
+              <w:t>31</w:t>
+            </w:r>
+          </w:p>
+        </w:tc>
+        <w:tc>
+          <w:tcPr>
+            <w:tcW w:type="dxa" w:w="6236"/>
+          </w:tcPr>
+          <w:p>
+            <w:pPr>
+              <w:spacing w:before="40" w:after="40"/>
+              <w:jc w:val="left"/>
+            </w:pPr>
+            <w:r/>
+            <w:r>
+              <w:rPr>
+                <w:rFonts w:ascii="標楷體" w:hAnsi="標楷體" w:eastAsia="標楷體"/>
+                <w:b w:val="0"/>
+                <w:sz w:val="22"/>
+              </w:rPr>
+              <w:t>對學員 B 按「不通過」，填「備註（選填）」後確定，狀態應轉為「未通過」並顯示該備註；學員 B 應未收到任何通知信。</w:t>
+            </w:r>
+          </w:p>
+        </w:tc>
+        <w:tc>
+          <w:tcPr>
+            <w:tcW w:type="dxa" w:w="1247"/>
+          </w:tcPr>
+          <w:p>
+            <w:pPr>
+              <w:spacing w:before="40" w:after="40"/>
+              <w:jc w:val="center"/>
+            </w:pPr>
+            <w:r/>
+            <w:r>
+              <w:rPr>
+                <w:rFonts w:ascii="標楷體" w:hAnsi="標楷體" w:eastAsia="標楷體"/>
+                <w:b w:val="0"/>
+                <w:sz w:val="24"/>
+              </w:rPr>
+            </w:r>
+          </w:p>
+        </w:tc>
+        <w:tc>
+          <w:tcPr>
+            <w:tcW w:type="dxa" w:w="1247"/>
+          </w:tcPr>
+          <w:p>
+            <w:pPr>
+              <w:spacing w:before="40" w:after="40"/>
+              <w:jc w:val="center"/>
+            </w:pPr>
+            <w:r/>
+            <w:r>
+              <w:rPr>
+                <w:rFonts w:ascii="標楷體" w:hAnsi="標楷體" w:eastAsia="標楷體"/>
+                <w:b w:val="0"/>
+                <w:sz w:val="24"/>
+              </w:rPr>
+            </w:r>
+          </w:p>
+        </w:tc>
+      </w:tr>
+      <w:tr>
+        <w:tc>
+          <w:tcPr>
+            <w:tcW w:type="dxa" w:w="907"/>
+          </w:tcPr>
+          <w:p>
+            <w:pPr>
+              <w:spacing w:before="40" w:after="40"/>
+              <w:jc w:val="center"/>
+            </w:pPr>
+            <w:r/>
+            <w:r>
+              <w:rPr>
+                <w:rFonts w:ascii="標楷體" w:hAnsi="標楷體" w:eastAsia="標楷體"/>
+                <w:b w:val="0"/>
+                <w:sz w:val="22"/>
+              </w:rPr>
+              <w:t>32</w:t>
+            </w:r>
+          </w:p>
+        </w:tc>
+        <w:tc>
+          <w:tcPr>
+            <w:tcW w:type="dxa" w:w="6236"/>
+          </w:tcPr>
+          <w:p>
+            <w:pPr>
+              <w:spacing w:before="40" w:after="40"/>
+              <w:jc w:val="left"/>
+            </w:pPr>
+            <w:r/>
+            <w:r>
+              <w:rPr>
+                <w:rFonts w:ascii="標楷體" w:hAnsi="標楷體" w:eastAsia="標楷體"/>
+                <w:b w:val="0"/>
+                <w:sz w:val="22"/>
+              </w:rPr>
+              <w:t>已通過與未通過的學員列，「核可」欄應只有「撤銷」，且勾選框呈灰色（不提供直接改判）。</w:t>
+            </w:r>
+          </w:p>
+        </w:tc>
+        <w:tc>
+          <w:tcPr>
+            <w:tcW w:type="dxa" w:w="1247"/>
+          </w:tcPr>
+          <w:p>
+            <w:pPr>
+              <w:spacing w:before="40" w:after="40"/>
+              <w:jc w:val="center"/>
+            </w:pPr>
+            <w:r/>
+            <w:r>
+              <w:rPr>
+                <w:rFonts w:ascii="標楷體" w:hAnsi="標楷體" w:eastAsia="標楷體"/>
+                <w:b w:val="0"/>
+                <w:sz w:val="24"/>
+              </w:rPr>
+            </w:r>
+          </w:p>
+        </w:tc>
+        <w:tc>
+          <w:tcPr>
+            <w:tcW w:type="dxa" w:w="1247"/>
+          </w:tcPr>
+          <w:p>
+            <w:pPr>
+              <w:spacing w:before="40" w:after="40"/>
+              <w:jc w:val="center"/>
+            </w:pPr>
+            <w:r/>
+            <w:r>
+              <w:rPr>
+                <w:rFonts w:ascii="標楷體" w:hAnsi="標楷體" w:eastAsia="標楷體"/>
+                <w:b w:val="0"/>
+                <w:sz w:val="24"/>
+              </w:rPr>
+            </w:r>
+          </w:p>
+        </w:tc>
+      </w:tr>
+      <w:tr>
+        <w:tc>
+          <w:tcPr>
+            <w:tcW w:type="dxa" w:w="907"/>
+          </w:tcPr>
+          <w:p>
+            <w:pPr>
+              <w:spacing w:before="40" w:after="40"/>
+              <w:jc w:val="center"/>
+            </w:pPr>
+            <w:r/>
+            <w:r>
+              <w:rPr>
+                <w:rFonts w:ascii="標楷體" w:hAnsi="標楷體" w:eastAsia="標楷體"/>
+                <w:b w:val="0"/>
+                <w:sz w:val="22"/>
+              </w:rPr>
+              <w:t>33</w:t>
+            </w:r>
+          </w:p>
+        </w:tc>
+        <w:tc>
+          <w:tcPr>
+            <w:tcW w:type="dxa" w:w="6236"/>
+          </w:tcPr>
+          <w:p>
+            <w:pPr>
+              <w:spacing w:before="40" w:after="40"/>
+              <w:jc w:val="left"/>
+            </w:pPr>
+            <w:r/>
+            <w:r>
+              <w:rPr>
+                <w:rFonts w:ascii="標楷體" w:hAnsi="標楷體" w:eastAsia="標楷體"/>
+                <w:b w:val="0"/>
+                <w:sz w:val="22"/>
+              </w:rPr>
+              <w:t>對學員 A 按「撤銷」，撤銷原因留空按「確定」應於欄位提示「請填寫撤銷原因」且未送出；填寫原因後確定，應顯示「已撤銷核可」、狀態回到「待核可」，且學員 A 未收到信。</w:t>
+            </w:r>
+          </w:p>
+        </w:tc>
+        <w:tc>
+          <w:tcPr>
+            <w:tcW w:type="dxa" w:w="1247"/>
+          </w:tcPr>
+          <w:p>
+            <w:pPr>
+              <w:spacing w:before="40" w:after="40"/>
+              <w:jc w:val="center"/>
+            </w:pPr>
+            <w:r/>
+            <w:r>
+              <w:rPr>
+                <w:rFonts w:ascii="標楷體" w:hAnsi="標楷體" w:eastAsia="標楷體"/>
+                <w:b w:val="0"/>
+                <w:sz w:val="24"/>
+              </w:rPr>
+            </w:r>
+          </w:p>
+        </w:tc>
+        <w:tc>
+          <w:tcPr>
+            <w:tcW w:type="dxa" w:w="1247"/>
+          </w:tcPr>
+          <w:p>
+            <w:pPr>
+              <w:spacing w:before="40" w:after="40"/>
+              <w:jc w:val="center"/>
+            </w:pPr>
+            <w:r/>
+            <w:r>
+              <w:rPr>
+                <w:rFonts w:ascii="標楷體" w:hAnsi="標楷體" w:eastAsia="標楷體"/>
+                <w:b w:val="0"/>
+                <w:sz w:val="24"/>
+              </w:rPr>
+            </w:r>
+          </w:p>
+        </w:tc>
+      </w:tr>
+      <w:tr>
+        <w:tc>
+          <w:tcPr>
+            <w:tcW w:type="dxa" w:w="907"/>
+          </w:tcPr>
+          <w:p>
+            <w:pPr>
+              <w:spacing w:before="40" w:after="40"/>
+              <w:jc w:val="center"/>
+            </w:pPr>
+            <w:r/>
+            <w:r>
+              <w:rPr>
+                <w:rFonts w:ascii="標楷體" w:hAnsi="標楷體" w:eastAsia="標楷體"/>
+                <w:b w:val="0"/>
+                <w:sz w:val="22"/>
+              </w:rPr>
+              <w:t>34</w:t>
+            </w:r>
+          </w:p>
+        </w:tc>
+        <w:tc>
+          <w:tcPr>
+            <w:tcW w:type="dxa" w:w="6236"/>
+          </w:tcPr>
+          <w:p>
+            <w:pPr>
+              <w:spacing w:before="40" w:after="40"/>
+              <w:jc w:val="left"/>
+            </w:pPr>
+            <w:r/>
+            <w:r>
+              <w:rPr>
+                <w:rFonts w:ascii="標楷體" w:hAnsi="標楷體" w:eastAsia="標楷體"/>
+                <w:b w:val="0"/>
+                <w:sz w:val="22"/>
+              </w:rPr>
+              <w:t>承上，對學員 A 重新按「通過」並確定，狀態應轉為「已通過」，學員 A 再收到一封核可通過通知信。</w:t>
+            </w:r>
+          </w:p>
+        </w:tc>
+        <w:tc>
+          <w:tcPr>
+            <w:tcW w:type="dxa" w:w="1247"/>
+          </w:tcPr>
+          <w:p>
+            <w:pPr>
+              <w:spacing w:before="40" w:after="40"/>
+              <w:jc w:val="center"/>
+            </w:pPr>
+            <w:r/>
+            <w:r>
+              <w:rPr>
+                <w:rFonts w:ascii="標楷體" w:hAnsi="標楷體" w:eastAsia="標楷體"/>
+                <w:b w:val="0"/>
+                <w:sz w:val="24"/>
+              </w:rPr>
+            </w:r>
+          </w:p>
+        </w:tc>
+        <w:tc>
+          <w:tcPr>
+            <w:tcW w:type="dxa" w:w="1247"/>
+          </w:tcPr>
+          <w:p>
+            <w:pPr>
+              <w:spacing w:before="40" w:after="40"/>
+              <w:jc w:val="center"/>
+            </w:pPr>
+            <w:r/>
+            <w:r>
+              <w:rPr>
+                <w:rFonts w:ascii="標楷體" w:hAnsi="標楷體" w:eastAsia="標楷體"/>
+                <w:b w:val="0"/>
+                <w:sz w:val="24"/>
+              </w:rPr>
+            </w:r>
+          </w:p>
+        </w:tc>
+      </w:tr>
+      <w:tr>
+        <w:tc>
+          <w:tcPr>
+            <w:tcW w:type="dxa" w:w="907"/>
+          </w:tcPr>
+          <w:p>
+            <w:pPr>
+              <w:spacing w:before="40" w:after="40"/>
+              <w:jc w:val="center"/>
+            </w:pPr>
+            <w:r/>
+            <w:r>
+              <w:rPr>
+                <w:rFonts w:ascii="標楷體" w:hAnsi="標楷體" w:eastAsia="標楷體"/>
+                <w:b w:val="0"/>
+                <w:sz w:val="22"/>
+              </w:rPr>
+              <w:t>35</w:t>
+            </w:r>
+          </w:p>
+        </w:tc>
+        <w:tc>
+          <w:tcPr>
+            <w:tcW w:type="dxa" w:w="6236"/>
+          </w:tcPr>
+          <w:p>
+            <w:pPr>
+              <w:spacing w:before="40" w:after="40"/>
+              <w:jc w:val="left"/>
+            </w:pPr>
+            <w:r/>
+            <w:r>
+              <w:rPr>
+                <w:rFonts w:ascii="標楷體" w:hAnsi="標楷體" w:eastAsia="標楷體"/>
+                <w:b w:val="0"/>
+                <w:sz w:val="22"/>
+              </w:rPr>
+              <w:t>勾選學員 C、D 後按「批次核可通過」，確認視窗應顯示所選人數為 2；確定後兩人皆轉為「已通過」，且各收到一封通知信。</w:t>
+            </w:r>
+          </w:p>
+        </w:tc>
+        <w:tc>
+          <w:tcPr>
+            <w:tcW w:type="dxa" w:w="1247"/>
+          </w:tcPr>
+          <w:p>
+            <w:pPr>
+              <w:spacing w:before="40" w:after="40"/>
+              <w:jc w:val="center"/>
+            </w:pPr>
+            <w:r/>
+            <w:r>
+              <w:rPr>
+                <w:rFonts w:ascii="標楷體" w:hAnsi="標楷體" w:eastAsia="標楷體"/>
+                <w:b w:val="0"/>
+                <w:sz w:val="24"/>
+              </w:rPr>
+            </w:r>
+          </w:p>
+        </w:tc>
+        <w:tc>
+          <w:tcPr>
+            <w:tcW w:type="dxa" w:w="1247"/>
+          </w:tcPr>
+          <w:p>
+            <w:pPr>
+              <w:spacing w:before="40" w:after="40"/>
+              <w:jc w:val="center"/>
+            </w:pPr>
+            <w:r/>
+            <w:r>
+              <w:rPr>
+                <w:rFonts w:ascii="標楷體" w:hAnsi="標楷體" w:eastAsia="標楷體"/>
+                <w:b w:val="0"/>
+                <w:sz w:val="24"/>
+              </w:rPr>
+            </w:r>
+          </w:p>
+        </w:tc>
+      </w:tr>
+      <w:tr>
+        <w:tc>
+          <w:tcPr>
+            <w:tcW w:type="dxa" w:w="907"/>
+          </w:tcPr>
+          <w:p>
+            <w:pPr>
+              <w:spacing w:before="40" w:after="40"/>
+              <w:jc w:val="center"/>
+            </w:pPr>
+            <w:r/>
+            <w:r>
+              <w:rPr>
+                <w:rFonts w:ascii="標楷體" w:hAnsi="標楷體" w:eastAsia="標楷體"/>
+                <w:b w:val="0"/>
+                <w:sz w:val="22"/>
+              </w:rPr>
+              <w:t>36</w:t>
+            </w:r>
+          </w:p>
+        </w:tc>
+        <w:tc>
+          <w:tcPr>
+            <w:tcW w:type="dxa" w:w="6236"/>
+          </w:tcPr>
+          <w:p>
+            <w:pPr>
+              <w:spacing w:before="40" w:after="40"/>
+              <w:jc w:val="left"/>
+            </w:pPr>
+            <w:r/>
+            <w:r>
+              <w:rPr>
+                <w:rFonts w:ascii="標楷體" w:hAnsi="標楷體" w:eastAsia="標楷體"/>
+                <w:b w:val="0"/>
+                <w:sz w:val="22"/>
+              </w:rPr>
+              <w:t>學員 A 已通過後，於 ET05 對課程甲新增一份教材，本頁學員 A 應顯示「未達核可資格」；學員 A 補完該教材後應自動回到「已通過」，不需重新核可。</w:t>
+            </w:r>
+          </w:p>
+        </w:tc>
+        <w:tc>
+          <w:tcPr>
+            <w:tcW w:type="dxa" w:w="1247"/>
+          </w:tcPr>
+          <w:p>
+            <w:pPr>
+              <w:spacing w:before="40" w:after="40"/>
+              <w:jc w:val="center"/>
+            </w:pPr>
+            <w:r/>
+            <w:r>
+              <w:rPr>
+                <w:rFonts w:ascii="標楷體" w:hAnsi="標楷體" w:eastAsia="標楷體"/>
+                <w:b w:val="0"/>
+                <w:sz w:val="24"/>
+              </w:rPr>
+            </w:r>
+          </w:p>
+        </w:tc>
+        <w:tc>
+          <w:tcPr>
+            <w:tcW w:type="dxa" w:w="1247"/>
+          </w:tcPr>
+          <w:p>
+            <w:pPr>
+              <w:spacing w:before="40" w:after="40"/>
+              <w:jc w:val="center"/>
+            </w:pPr>
+            <w:r/>
+            <w:r>
+              <w:rPr>
+                <w:rFonts w:ascii="標楷體" w:hAnsi="標楷體" w:eastAsia="標楷體"/>
+                <w:b w:val="0"/>
+                <w:sz w:val="24"/>
+              </w:rPr>
+            </w:r>
+          </w:p>
+        </w:tc>
+      </w:tr>
+      <w:tr>
+        <w:tc>
+          <w:tcPr>
+            <w:tcW w:type="dxa" w:w="907"/>
+          </w:tcPr>
+          <w:p>
+            <w:pPr>
+              <w:spacing w:before="40" w:after="40"/>
+              <w:jc w:val="center"/>
+            </w:pPr>
+            <w:r/>
+            <w:r>
+              <w:rPr>
+                <w:rFonts w:ascii="標楷體" w:hAnsi="標楷體" w:eastAsia="標楷體"/>
+                <w:b w:val="0"/>
+                <w:sz w:val="22"/>
+              </w:rPr>
+              <w:t>37</w:t>
+            </w:r>
+          </w:p>
+        </w:tc>
+        <w:tc>
+          <w:tcPr>
+            <w:tcW w:type="dxa" w:w="6236"/>
+          </w:tcPr>
+          <w:p>
+            <w:pPr>
+              <w:spacing w:before="40" w:after="40"/>
+              <w:jc w:val="left"/>
+            </w:pPr>
+            <w:r/>
+            <w:r>
+              <w:rPr>
+                <w:rFonts w:ascii="標楷體" w:hAnsi="標楷體" w:eastAsia="標楷體"/>
+                <w:b w:val="0"/>
+                <w:sz w:val="22"/>
+              </w:rPr>
+              <w:t>於兩個分頁選定課程甲，分頁一將某位待核可學員核可為「通過」後，分頁二不重新整理即對同一學員按「不通過」，應顯示「無法核可：已有核可紀錄」，該學員結果仍為「已通過」（未擋下會靜默改判且無撤銷原因可查）。</w:t>
+            </w:r>
+          </w:p>
+        </w:tc>
+        <w:tc>
+          <w:tcPr>
+            <w:tcW w:type="dxa" w:w="1247"/>
+          </w:tcPr>
+          <w:p>
+            <w:pPr>
+              <w:spacing w:before="40" w:after="40"/>
+              <w:jc w:val="center"/>
+            </w:pPr>
+            <w:r/>
+            <w:r>
+              <w:rPr>
+                <w:rFonts w:ascii="標楷體" w:hAnsi="標楷體" w:eastAsia="標楷體"/>
+                <w:b w:val="0"/>
+                <w:sz w:val="24"/>
+              </w:rPr>
+            </w:r>
+          </w:p>
+        </w:tc>
+        <w:tc>
+          <w:tcPr>
+            <w:tcW w:type="dxa" w:w="1247"/>
+          </w:tcPr>
+          <w:p>
+            <w:pPr>
+              <w:spacing w:before="40" w:after="40"/>
+              <w:jc w:val="center"/>
+            </w:pPr>
+            <w:r/>
+            <w:r>
+              <w:rPr>
+                <w:rFonts w:ascii="標楷體" w:hAnsi="標楷體" w:eastAsia="標楷體"/>
+                <w:b w:val="0"/>
+                <w:sz w:val="24"/>
+              </w:rPr>
+            </w:r>
+          </w:p>
+        </w:tc>
+      </w:tr>
+      <w:tr>
+        <w:tc>
+          <w:tcPr>
+            <w:tcW w:type="dxa" w:w="907"/>
+          </w:tcPr>
+          <w:p>
+            <w:pPr>
+              <w:spacing w:before="40" w:after="40"/>
+              <w:jc w:val="center"/>
+            </w:pPr>
+            <w:r/>
+            <w:r>
+              <w:rPr>
+                <w:rFonts w:ascii="標楷體" w:hAnsi="標楷體" w:eastAsia="標楷體"/>
+                <w:b w:val="0"/>
+                <w:sz w:val="22"/>
+              </w:rPr>
+              <w:t>38</w:t>
+            </w:r>
+          </w:p>
+        </w:tc>
+        <w:tc>
+          <w:tcPr>
+            <w:tcW w:type="dxa" w:w="6236"/>
+          </w:tcPr>
+          <w:p>
+            <w:pPr>
+              <w:spacing w:before="40" w:after="40"/>
+              <w:jc w:val="left"/>
+            </w:pPr>
+            <w:r/>
+            <w:r>
+              <w:rPr>
+                <w:rFonts w:ascii="標楷體" w:hAnsi="標楷體" w:eastAsia="標楷體"/>
+                <w:b w:val="0"/>
+                <w:sz w:val="22"/>
+              </w:rPr>
+              <w:t>於 ET05 關閉課程甲的「本課程需線下核可」後回本頁，核可欄與按鈕應隱藏；重新開啟後再回本頁，既有核可結果應維持原樣。</w:t>
             </w:r>
           </w:p>
         </w:tc>

--- a/docs/manuals/測試報告/ET-教育訓練文件管理模組.docx
+++ b/docs/manuals/測試報告/ET-教育訓練文件管理模組.docx
@@ -5422,6 +5422,2038 @@
                 <w:sz w:val="22"/>
               </w:rPr>
               <w:t>於 ET05 關閉課程甲的「本課程需線下核可」後回本頁，核可欄與按鈕應隱藏；重新開啟後再回本頁，既有核可結果應維持原樣。</w:t>
+            </w:r>
+          </w:p>
+        </w:tc>
+        <w:tc>
+          <w:tcPr>
+            <w:tcW w:type="dxa" w:w="1247"/>
+          </w:tcPr>
+          <w:p>
+            <w:pPr>
+              <w:spacing w:before="40" w:after="40"/>
+              <w:jc w:val="center"/>
+            </w:pPr>
+            <w:r/>
+            <w:r>
+              <w:rPr>
+                <w:rFonts w:ascii="標楷體" w:hAnsi="標楷體" w:eastAsia="標楷體"/>
+                <w:b w:val="0"/>
+                <w:sz w:val="24"/>
+              </w:rPr>
+            </w:r>
+          </w:p>
+        </w:tc>
+        <w:tc>
+          <w:tcPr>
+            <w:tcW w:type="dxa" w:w="1247"/>
+          </w:tcPr>
+          <w:p>
+            <w:pPr>
+              <w:spacing w:before="40" w:after="40"/>
+              <w:jc w:val="center"/>
+            </w:pPr>
+            <w:r/>
+            <w:r>
+              <w:rPr>
+                <w:rFonts w:ascii="標楷體" w:hAnsi="標楷體" w:eastAsia="標楷體"/>
+                <w:b w:val="0"/>
+                <w:sz w:val="24"/>
+              </w:rPr>
+            </w:r>
+          </w:p>
+        </w:tc>
+      </w:tr>
+    </w:tbl>
+    <w:p>
+      <w:pPr>
+        <w:pStyle w:val="1"/>
+        <w:pageBreakBefore/>
+      </w:pPr>
+      <w:r>
+        <w:t>ET03 我的課程</w:t>
+      </w:r>
+    </w:p>
+    <w:tbl>
+      <w:tblPr>
+        <w:tblStyle w:val="aff2"/>
+        <w:tblW w:type="auto" w:w="0"/>
+        <w:jc w:val="center"/>
+        <w:tblLayout w:type="fixed"/>
+        <w:tblLook w:firstColumn="1" w:firstRow="1" w:lastColumn="0" w:lastRow="0" w:noHBand="0" w:noVBand="1" w:val="04A0"/>
+      </w:tblPr>
+      <w:tblGrid>
+        <w:gridCol w:w="2340"/>
+        <w:gridCol w:w="2340"/>
+        <w:gridCol w:w="2340"/>
+        <w:gridCol w:w="2340"/>
+      </w:tblGrid>
+      <w:tr>
+        <w:tc>
+          <w:tcPr>
+            <w:tcW w:type="dxa" w:w="9638"/>
+            <w:gridSpan w:val="4"/>
+          </w:tcPr>
+          <w:p>
+            <w:pPr>
+              <w:spacing w:before="40" w:after="40"/>
+              <w:jc w:val="center"/>
+            </w:pPr>
+            <w:r/>
+            <w:r>
+              <w:rPr>
+                <w:rFonts w:ascii="標楷體" w:hAnsi="標楷體" w:eastAsia="標楷體"/>
+                <w:b/>
+                <w:sz w:val="32"/>
+                <w:spacing w:val="80"/>
+              </w:rPr>
+              <w:t>國防醫學大學三軍總醫院測試報告</w:t>
+            </w:r>
+          </w:p>
+        </w:tc>
+      </w:tr>
+      <w:tr>
+        <w:tc>
+          <w:tcPr>
+            <w:tcW w:type="dxa" w:w="1474"/>
+          </w:tcPr>
+          <w:p>
+            <w:pPr>
+              <w:spacing w:before="40" w:after="40"/>
+              <w:jc w:val="center"/>
+            </w:pPr>
+            <w:r/>
+            <w:r>
+              <w:rPr>
+                <w:rFonts w:ascii="標楷體" w:hAnsi="標楷體" w:eastAsia="標楷體"/>
+                <w:b w:val="0"/>
+                <w:sz w:val="24"/>
+              </w:rPr>
+              <w:t>購案名稱</w:t>
+            </w:r>
+          </w:p>
+        </w:tc>
+        <w:tc>
+          <w:tcPr>
+            <w:tcW w:type="dxa" w:w="3628"/>
+          </w:tcPr>
+          <w:p>
+            <w:pPr>
+              <w:spacing w:before="40" w:after="40"/>
+              <w:jc w:val="center"/>
+            </w:pPr>
+            <w:r/>
+            <w:r>
+              <w:rPr>
+                <w:rFonts w:ascii="標楷體" w:hAnsi="標楷體" w:eastAsia="標楷體"/>
+                <w:b w:val="0"/>
+                <w:sz w:val="24"/>
+              </w:rPr>
+              <w:t>國軍醫院設立捐血站裝備整備案</w:t>
+            </w:r>
+          </w:p>
+        </w:tc>
+        <w:tc>
+          <w:tcPr>
+            <w:tcW w:type="dxa" w:w="1928"/>
+          </w:tcPr>
+          <w:p>
+            <w:pPr>
+              <w:spacing w:before="40" w:after="40"/>
+              <w:jc w:val="center"/>
+            </w:pPr>
+            <w:r/>
+            <w:r>
+              <w:rPr>
+                <w:rFonts w:ascii="標楷體" w:hAnsi="標楷體" w:eastAsia="標楷體"/>
+                <w:b w:val="0"/>
+                <w:sz w:val="24"/>
+              </w:rPr>
+              <w:t>單位主管用印</w:t>
+            </w:r>
+          </w:p>
+        </w:tc>
+        <w:tc>
+          <w:tcPr>
+            <w:tcW w:type="dxa" w:w="2608"/>
+          </w:tcPr>
+          <w:p>
+            <w:pPr>
+              <w:spacing w:before="40" w:after="40"/>
+              <w:jc w:val="center"/>
+            </w:pPr>
+            <w:r/>
+            <w:r>
+              <w:rPr>
+                <w:rFonts w:ascii="標楷體" w:hAnsi="標楷體" w:eastAsia="標楷體"/>
+                <w:b w:val="0"/>
+                <w:sz w:val="24"/>
+              </w:rPr>
+            </w:r>
+          </w:p>
+        </w:tc>
+      </w:tr>
+      <w:tr>
+        <w:tc>
+          <w:tcPr>
+            <w:tcW w:type="dxa" w:w="1474"/>
+          </w:tcPr>
+          <w:p>
+            <w:pPr>
+              <w:spacing w:before="40" w:after="40"/>
+              <w:jc w:val="center"/>
+            </w:pPr>
+            <w:r/>
+            <w:r>
+              <w:rPr>
+                <w:rFonts w:ascii="標楷體" w:hAnsi="標楷體" w:eastAsia="標楷體"/>
+                <w:b w:val="0"/>
+                <w:sz w:val="24"/>
+              </w:rPr>
+              <w:t>測試單位</w:t>
+            </w:r>
+          </w:p>
+        </w:tc>
+        <w:tc>
+          <w:tcPr>
+            <w:tcW w:type="dxa" w:w="3628"/>
+          </w:tcPr>
+          <w:p>
+            <w:pPr>
+              <w:spacing w:before="40" w:after="40"/>
+              <w:jc w:val="center"/>
+            </w:pPr>
+            <w:r/>
+            <w:r>
+              <w:rPr>
+                <w:rFonts w:ascii="標楷體" w:hAnsi="標楷體" w:eastAsia="標楷體"/>
+                <w:b w:val="0"/>
+                <w:sz w:val="24"/>
+              </w:rPr>
+            </w:r>
+          </w:p>
+        </w:tc>
+        <w:tc>
+          <w:tcPr>
+            <w:tcW w:type="dxa" w:w="1928"/>
+          </w:tcPr>
+          <w:p>
+            <w:pPr>
+              <w:spacing w:before="40" w:after="40"/>
+              <w:jc w:val="center"/>
+            </w:pPr>
+            <w:r/>
+            <w:r>
+              <w:rPr>
+                <w:rFonts w:ascii="標楷體" w:hAnsi="標楷體" w:eastAsia="標楷體"/>
+                <w:b w:val="0"/>
+                <w:sz w:val="24"/>
+              </w:rPr>
+              <w:t>測試人員</w:t>
+            </w:r>
+          </w:p>
+        </w:tc>
+        <w:tc>
+          <w:tcPr>
+            <w:tcW w:type="dxa" w:w="2608"/>
+          </w:tcPr>
+          <w:p>
+            <w:pPr>
+              <w:spacing w:before="40" w:after="40"/>
+              <w:jc w:val="center"/>
+            </w:pPr>
+            <w:r/>
+            <w:r>
+              <w:rPr>
+                <w:rFonts w:ascii="標楷體" w:hAnsi="標楷體" w:eastAsia="標楷體"/>
+                <w:b w:val="0"/>
+                <w:sz w:val="24"/>
+              </w:rPr>
+            </w:r>
+          </w:p>
+        </w:tc>
+      </w:tr>
+      <w:tr>
+        <w:tc>
+          <w:tcPr>
+            <w:tcW w:type="dxa" w:w="1474"/>
+          </w:tcPr>
+          <w:p>
+            <w:pPr>
+              <w:spacing w:before="40" w:after="40"/>
+              <w:jc w:val="center"/>
+            </w:pPr>
+            <w:r/>
+            <w:r>
+              <w:rPr>
+                <w:rFonts w:ascii="標楷體" w:hAnsi="標楷體" w:eastAsia="標楷體"/>
+                <w:b w:val="0"/>
+                <w:sz w:val="24"/>
+              </w:rPr>
+              <w:t>測試日期</w:t>
+            </w:r>
+          </w:p>
+        </w:tc>
+        <w:tc>
+          <w:tcPr>
+            <w:tcW w:type="dxa" w:w="3628"/>
+          </w:tcPr>
+          <w:p>
+            <w:pPr>
+              <w:spacing w:before="40" w:after="40"/>
+              <w:jc w:val="center"/>
+            </w:pPr>
+            <w:r/>
+            <w:r>
+              <w:rPr>
+                <w:rFonts w:ascii="標楷體" w:hAnsi="標楷體" w:eastAsia="標楷體"/>
+                <w:b w:val="0"/>
+                <w:sz w:val="24"/>
+              </w:rPr>
+            </w:r>
+          </w:p>
+        </w:tc>
+        <w:tc>
+          <w:tcPr>
+            <w:tcW w:type="dxa" w:w="1928"/>
+          </w:tcPr>
+          <w:p>
+            <w:pPr>
+              <w:spacing w:before="40" w:after="40"/>
+              <w:jc w:val="center"/>
+            </w:pPr>
+            <w:r/>
+            <w:r>
+              <w:rPr>
+                <w:rFonts w:ascii="標楷體" w:hAnsi="標楷體" w:eastAsia="標楷體"/>
+                <w:b w:val="0"/>
+                <w:sz w:val="24"/>
+              </w:rPr>
+              <w:t>測試完畢日期</w:t>
+            </w:r>
+          </w:p>
+        </w:tc>
+        <w:tc>
+          <w:tcPr>
+            <w:tcW w:type="dxa" w:w="2608"/>
+          </w:tcPr>
+          <w:p>
+            <w:pPr>
+              <w:spacing w:before="40" w:after="40"/>
+              <w:jc w:val="center"/>
+            </w:pPr>
+            <w:r/>
+            <w:r>
+              <w:rPr>
+                <w:rFonts w:ascii="標楷體" w:hAnsi="標楷體" w:eastAsia="標楷體"/>
+                <w:b w:val="0"/>
+                <w:sz w:val="24"/>
+              </w:rPr>
+            </w:r>
+          </w:p>
+        </w:tc>
+      </w:tr>
+    </w:tbl>
+    <w:p/>
+    <w:tbl>
+      <w:tblPr>
+        <w:tblStyle w:val="aff2"/>
+        <w:tblW w:type="auto" w:w="0"/>
+        <w:jc w:val="center"/>
+        <w:tblLayout w:type="fixed"/>
+        <w:tblLook w:firstColumn="1" w:firstRow="1" w:lastColumn="0" w:lastRow="0" w:noHBand="0" w:noVBand="1" w:val="04A0"/>
+      </w:tblPr>
+      <w:tblGrid>
+        <w:gridCol w:w="2340"/>
+        <w:gridCol w:w="2340"/>
+        <w:gridCol w:w="2340"/>
+        <w:gridCol w:w="2340"/>
+      </w:tblGrid>
+      <w:tr>
+        <w:trPr>
+          <w:tblHeader w:val="true"/>
+        </w:trPr>
+        <w:tc>
+          <w:tcPr>
+            <w:tcW w:type="dxa" w:w="907"/>
+            <w:vMerge w:val="restart"/>
+          </w:tcPr>
+          <w:p>
+            <w:pPr>
+              <w:spacing w:before="40" w:after="40"/>
+              <w:jc w:val="center"/>
+            </w:pPr>
+            <w:r/>
+            <w:r>
+              <w:rPr>
+                <w:rFonts w:ascii="標楷體" w:hAnsi="標楷體" w:eastAsia="標楷體"/>
+                <w:b w:val="0"/>
+                <w:sz w:val="24"/>
+              </w:rPr>
+              <w:t>項次</w:t>
+            </w:r>
+          </w:p>
+        </w:tc>
+        <w:tc>
+          <w:tcPr>
+            <w:tcW w:type="dxa" w:w="6236"/>
+            <w:vMerge w:val="restart"/>
+          </w:tcPr>
+          <w:p>
+            <w:pPr>
+              <w:spacing w:before="40" w:after="40"/>
+              <w:jc w:val="center"/>
+            </w:pPr>
+            <w:r/>
+            <w:r>
+              <w:rPr>
+                <w:rFonts w:ascii="標楷體" w:hAnsi="標楷體" w:eastAsia="標楷體"/>
+                <w:b w:val="0"/>
+                <w:sz w:val="24"/>
+              </w:rPr>
+              <w:t>測試內容</w:t>
+            </w:r>
+          </w:p>
+        </w:tc>
+        <w:tc>
+          <w:tcPr>
+            <w:tcW w:type="dxa" w:w="2494"/>
+            <w:gridSpan w:val="2"/>
+          </w:tcPr>
+          <w:p>
+            <w:pPr>
+              <w:spacing w:before="40" w:after="40"/>
+              <w:jc w:val="center"/>
+            </w:pPr>
+            <w:r/>
+            <w:r>
+              <w:rPr>
+                <w:rFonts w:ascii="標楷體" w:hAnsi="標楷體" w:eastAsia="標楷體"/>
+                <w:b w:val="0"/>
+                <w:sz w:val="24"/>
+              </w:rPr>
+              <w:t>測試人員勾選</w:t>
+            </w:r>
+          </w:p>
+        </w:tc>
+      </w:tr>
+      <w:tr>
+        <w:trPr>
+          <w:tblHeader w:val="true"/>
+        </w:trPr>
+        <w:tc>
+          <w:tcPr>
+            <w:tcW w:type="dxa" w:w="907"/>
+            <w:vMerge/>
+          </w:tcPr>
+          <w:p/>
+        </w:tc>
+        <w:tc>
+          <w:tcPr>
+            <w:tcW w:type="dxa" w:w="6236"/>
+            <w:vMerge/>
+          </w:tcPr>
+          <w:p/>
+        </w:tc>
+        <w:tc>
+          <w:tcPr>
+            <w:tcW w:type="dxa" w:w="1247"/>
+          </w:tcPr>
+          <w:p>
+            <w:pPr>
+              <w:spacing w:before="40" w:after="40"/>
+              <w:jc w:val="center"/>
+            </w:pPr>
+            <w:r/>
+            <w:r>
+              <w:rPr>
+                <w:rFonts w:ascii="標楷體" w:hAnsi="標楷體" w:eastAsia="標楷體"/>
+                <w:b w:val="0"/>
+                <w:sz w:val="24"/>
+              </w:rPr>
+              <w:t>合格</w:t>
+            </w:r>
+          </w:p>
+        </w:tc>
+        <w:tc>
+          <w:tcPr>
+            <w:tcW w:type="dxa" w:w="1247"/>
+          </w:tcPr>
+          <w:p>
+            <w:pPr>
+              <w:spacing w:before="40" w:after="40"/>
+              <w:jc w:val="center"/>
+            </w:pPr>
+            <w:r/>
+            <w:r>
+              <w:rPr>
+                <w:rFonts w:ascii="標楷體" w:hAnsi="標楷體" w:eastAsia="標楷體"/>
+                <w:b w:val="0"/>
+                <w:sz w:val="24"/>
+              </w:rPr>
+              <w:t>不合格</w:t>
+            </w:r>
+          </w:p>
+        </w:tc>
+      </w:tr>
+      <w:tr>
+        <w:tc>
+          <w:tcPr>
+            <w:tcW w:type="dxa" w:w="907"/>
+          </w:tcPr>
+          <w:p>
+            <w:pPr>
+              <w:spacing w:before="40" w:after="40"/>
+              <w:jc w:val="center"/>
+            </w:pPr>
+            <w:r/>
+            <w:r>
+              <w:rPr>
+                <w:rFonts w:ascii="標楷體" w:hAnsi="標楷體" w:eastAsia="標楷體"/>
+                <w:b w:val="0"/>
+                <w:sz w:val="22"/>
+              </w:rPr>
+              <w:t>1</w:t>
+            </w:r>
+          </w:p>
+        </w:tc>
+        <w:tc>
+          <w:tcPr>
+            <w:tcW w:type="dxa" w:w="6236"/>
+          </w:tcPr>
+          <w:p>
+            <w:pPr>
+              <w:spacing w:before="40" w:after="40"/>
+              <w:jc w:val="left"/>
+            </w:pPr>
+            <w:r/>
+            <w:r>
+              <w:rPr>
+                <w:rFonts w:ascii="標楷體" w:hAnsi="標楷體" w:eastAsia="標楷體"/>
+                <w:b w:val="0"/>
+                <w:sz w:val="22"/>
+              </w:rPr>
+              <w:t>以學員甲登入，於主頁「我的學習概況」按「前往我的課程」應進入本頁；以學員乙登入，主頁不應顯示「我的學習概況」。</w:t>
+            </w:r>
+          </w:p>
+        </w:tc>
+        <w:tc>
+          <w:tcPr>
+            <w:tcW w:type="dxa" w:w="1247"/>
+          </w:tcPr>
+          <w:p>
+            <w:pPr>
+              <w:spacing w:before="40" w:after="40"/>
+              <w:jc w:val="center"/>
+            </w:pPr>
+            <w:r/>
+            <w:r>
+              <w:rPr>
+                <w:rFonts w:ascii="標楷體" w:hAnsi="標楷體" w:eastAsia="標楷體"/>
+                <w:b w:val="0"/>
+                <w:sz w:val="24"/>
+              </w:rPr>
+            </w:r>
+          </w:p>
+        </w:tc>
+        <w:tc>
+          <w:tcPr>
+            <w:tcW w:type="dxa" w:w="1247"/>
+          </w:tcPr>
+          <w:p>
+            <w:pPr>
+              <w:spacing w:before="40" w:after="40"/>
+              <w:jc w:val="center"/>
+            </w:pPr>
+            <w:r/>
+            <w:r>
+              <w:rPr>
+                <w:rFonts w:ascii="標楷體" w:hAnsi="標楷體" w:eastAsia="標楷體"/>
+                <w:b w:val="0"/>
+                <w:sz w:val="24"/>
+              </w:rPr>
+            </w:r>
+          </w:p>
+        </w:tc>
+      </w:tr>
+      <w:tr>
+        <w:tc>
+          <w:tcPr>
+            <w:tcW w:type="dxa" w:w="907"/>
+          </w:tcPr>
+          <w:p>
+            <w:pPr>
+              <w:spacing w:before="40" w:after="40"/>
+              <w:jc w:val="center"/>
+            </w:pPr>
+            <w:r/>
+            <w:r>
+              <w:rPr>
+                <w:rFonts w:ascii="標楷體" w:hAnsi="標楷體" w:eastAsia="標楷體"/>
+                <w:b w:val="0"/>
+                <w:sz w:val="22"/>
+              </w:rPr>
+              <w:t>2</w:t>
+            </w:r>
+          </w:p>
+        </w:tc>
+        <w:tc>
+          <w:tcPr>
+            <w:tcW w:type="dxa" w:w="6236"/>
+          </w:tcPr>
+          <w:p>
+            <w:pPr>
+              <w:spacing w:before="40" w:after="40"/>
+              <w:jc w:val="left"/>
+            </w:pPr>
+            <w:r/>
+            <w:r>
+              <w:rPr>
+                <w:rFonts w:ascii="標楷體" w:hAnsi="標楷體" w:eastAsia="標楷體"/>
+                <w:b w:val="0"/>
+                <w:sz w:val="22"/>
+              </w:rPr>
+              <w:t>以學員丙進入「我的課程」，已被移除的課程戊應不在清單上，且不計入任何一項統計。</w:t>
+            </w:r>
+          </w:p>
+        </w:tc>
+        <w:tc>
+          <w:tcPr>
+            <w:tcW w:type="dxa" w:w="1247"/>
+          </w:tcPr>
+          <w:p>
+            <w:pPr>
+              <w:spacing w:before="40" w:after="40"/>
+              <w:jc w:val="center"/>
+            </w:pPr>
+            <w:r/>
+            <w:r>
+              <w:rPr>
+                <w:rFonts w:ascii="標楷體" w:hAnsi="標楷體" w:eastAsia="標楷體"/>
+                <w:b w:val="0"/>
+                <w:sz w:val="24"/>
+              </w:rPr>
+            </w:r>
+          </w:p>
+        </w:tc>
+        <w:tc>
+          <w:tcPr>
+            <w:tcW w:type="dxa" w:w="1247"/>
+          </w:tcPr>
+          <w:p>
+            <w:pPr>
+              <w:spacing w:before="40" w:after="40"/>
+              <w:jc w:val="center"/>
+            </w:pPr>
+            <w:r/>
+            <w:r>
+              <w:rPr>
+                <w:rFonts w:ascii="標楷體" w:hAnsi="標楷體" w:eastAsia="標楷體"/>
+                <w:b w:val="0"/>
+                <w:sz w:val="24"/>
+              </w:rPr>
+            </w:r>
+          </w:p>
+        </w:tc>
+      </w:tr>
+      <w:tr>
+        <w:tc>
+          <w:tcPr>
+            <w:tcW w:type="dxa" w:w="907"/>
+          </w:tcPr>
+          <w:p>
+            <w:pPr>
+              <w:spacing w:before="40" w:after="40"/>
+              <w:jc w:val="center"/>
+            </w:pPr>
+            <w:r/>
+            <w:r>
+              <w:rPr>
+                <w:rFonts w:ascii="標楷體" w:hAnsi="標楷體" w:eastAsia="標楷體"/>
+                <w:b w:val="0"/>
+                <w:sz w:val="22"/>
+              </w:rPr>
+              <w:t>3</w:t>
+            </w:r>
+          </w:p>
+        </w:tc>
+        <w:tc>
+          <w:tcPr>
+            <w:tcW w:type="dxa" w:w="6236"/>
+          </w:tcPr>
+          <w:p>
+            <w:pPr>
+              <w:spacing w:before="40" w:after="40"/>
+              <w:jc w:val="left"/>
+            </w:pPr>
+            <w:r/>
+            <w:r>
+              <w:rPr>
+                <w:rFonts w:ascii="標楷體" w:hAnsi="標楷體" w:eastAsia="標楷體"/>
+                <w:b w:val="0"/>
+                <w:sz w:val="22"/>
+              </w:rPr>
+              <w:t>以學員甲進入「我的課程」，「已加入課程」應等於進行中、未開始、尚未開放、已完成四項之和，且與實際卡片數一致。</w:t>
+            </w:r>
+          </w:p>
+        </w:tc>
+        <w:tc>
+          <w:tcPr>
+            <w:tcW w:type="dxa" w:w="1247"/>
+          </w:tcPr>
+          <w:p>
+            <w:pPr>
+              <w:spacing w:before="40" w:after="40"/>
+              <w:jc w:val="center"/>
+            </w:pPr>
+            <w:r/>
+            <w:r>
+              <w:rPr>
+                <w:rFonts w:ascii="標楷體" w:hAnsi="標楷體" w:eastAsia="標楷體"/>
+                <w:b w:val="0"/>
+                <w:sz w:val="24"/>
+              </w:rPr>
+            </w:r>
+          </w:p>
+        </w:tc>
+        <w:tc>
+          <w:tcPr>
+            <w:tcW w:type="dxa" w:w="1247"/>
+          </w:tcPr>
+          <w:p>
+            <w:pPr>
+              <w:spacing w:before="40" w:after="40"/>
+              <w:jc w:val="center"/>
+            </w:pPr>
+            <w:r/>
+            <w:r>
+              <w:rPr>
+                <w:rFonts w:ascii="標楷體" w:hAnsi="標楷體" w:eastAsia="標楷體"/>
+                <w:b w:val="0"/>
+                <w:sz w:val="24"/>
+              </w:rPr>
+            </w:r>
+          </w:p>
+        </w:tc>
+      </w:tr>
+      <w:tr>
+        <w:tc>
+          <w:tcPr>
+            <w:tcW w:type="dxa" w:w="907"/>
+          </w:tcPr>
+          <w:p>
+            <w:pPr>
+              <w:spacing w:before="40" w:after="40"/>
+              <w:jc w:val="center"/>
+            </w:pPr>
+            <w:r/>
+            <w:r>
+              <w:rPr>
+                <w:rFonts w:ascii="標楷體" w:hAnsi="標楷體" w:eastAsia="標楷體"/>
+                <w:b w:val="0"/>
+                <w:sz w:val="22"/>
+              </w:rPr>
+              <w:t>4</w:t>
+            </w:r>
+          </w:p>
+        </w:tc>
+        <w:tc>
+          <w:tcPr>
+            <w:tcW w:type="dxa" w:w="6236"/>
+          </w:tcPr>
+          <w:p>
+            <w:pPr>
+              <w:spacing w:before="40" w:after="40"/>
+              <w:jc w:val="left"/>
+            </w:pPr>
+            <w:r/>
+            <w:r>
+              <w:rPr>
+                <w:rFonts w:ascii="標楷體" w:hAnsi="標楷體" w:eastAsia="標楷體"/>
+                <w:b w:val="0"/>
+                <w:sz w:val="22"/>
+              </w:rPr>
+              <w:t>課程丁的卡片應標「尚未開放」、顯示「將於（開放時點）開放學習」且不可點擊；該課程應計入「尚未開放」而不計入「未開始」。</w:t>
+            </w:r>
+          </w:p>
+        </w:tc>
+        <w:tc>
+          <w:tcPr>
+            <w:tcW w:type="dxa" w:w="1247"/>
+          </w:tcPr>
+          <w:p>
+            <w:pPr>
+              <w:spacing w:before="40" w:after="40"/>
+              <w:jc w:val="center"/>
+            </w:pPr>
+            <w:r/>
+            <w:r>
+              <w:rPr>
+                <w:rFonts w:ascii="標楷體" w:hAnsi="標楷體" w:eastAsia="標楷體"/>
+                <w:b w:val="0"/>
+                <w:sz w:val="24"/>
+              </w:rPr>
+            </w:r>
+          </w:p>
+        </w:tc>
+        <w:tc>
+          <w:tcPr>
+            <w:tcW w:type="dxa" w:w="1247"/>
+          </w:tcPr>
+          <w:p>
+            <w:pPr>
+              <w:spacing w:before="40" w:after="40"/>
+              <w:jc w:val="center"/>
+            </w:pPr>
+            <w:r/>
+            <w:r>
+              <w:rPr>
+                <w:rFonts w:ascii="標楷體" w:hAnsi="標楷體" w:eastAsia="標楷體"/>
+                <w:b w:val="0"/>
+                <w:sz w:val="24"/>
+              </w:rPr>
+            </w:r>
+          </w:p>
+        </w:tc>
+      </w:tr>
+      <w:tr>
+        <w:tc>
+          <w:tcPr>
+            <w:tcW w:type="dxa" w:w="907"/>
+          </w:tcPr>
+          <w:p>
+            <w:pPr>
+              <w:spacing w:before="40" w:after="40"/>
+              <w:jc w:val="center"/>
+            </w:pPr>
+            <w:r/>
+            <w:r>
+              <w:rPr>
+                <w:rFonts w:ascii="標楷體" w:hAnsi="標楷體" w:eastAsia="標楷體"/>
+                <w:b w:val="0"/>
+                <w:sz w:val="22"/>
+              </w:rPr>
+              <w:t>5</w:t>
+            </w:r>
+          </w:p>
+        </w:tc>
+        <w:tc>
+          <w:tcPr>
+            <w:tcW w:type="dxa" w:w="6236"/>
+          </w:tcPr>
+          <w:p>
+            <w:pPr>
+              <w:spacing w:before="40" w:after="40"/>
+              <w:jc w:val="left"/>
+            </w:pPr>
+            <w:r/>
+            <w:r>
+              <w:rPr>
+                <w:rFonts w:ascii="標楷體" w:hAnsi="標楷體" w:eastAsia="標楷體"/>
+                <w:b w:val="0"/>
+                <w:sz w:val="22"/>
+              </w:rPr>
+              <w:t>待課程丁的起始時間到達後重新進入本頁，該卡片應改為可點擊，且由「尚未開放」改計入「未開始」，學員不需任何操作。</w:t>
+            </w:r>
+          </w:p>
+        </w:tc>
+        <w:tc>
+          <w:tcPr>
+            <w:tcW w:type="dxa" w:w="1247"/>
+          </w:tcPr>
+          <w:p>
+            <w:pPr>
+              <w:spacing w:before="40" w:after="40"/>
+              <w:jc w:val="center"/>
+            </w:pPr>
+            <w:r/>
+            <w:r>
+              <w:rPr>
+                <w:rFonts w:ascii="標楷體" w:hAnsi="標楷體" w:eastAsia="標楷體"/>
+                <w:b w:val="0"/>
+                <w:sz w:val="24"/>
+              </w:rPr>
+            </w:r>
+          </w:p>
+        </w:tc>
+        <w:tc>
+          <w:tcPr>
+            <w:tcW w:type="dxa" w:w="1247"/>
+          </w:tcPr>
+          <w:p>
+            <w:pPr>
+              <w:spacing w:before="40" w:after="40"/>
+              <w:jc w:val="center"/>
+            </w:pPr>
+            <w:r/>
+            <w:r>
+              <w:rPr>
+                <w:rFonts w:ascii="標楷體" w:hAnsi="標楷體" w:eastAsia="標楷體"/>
+                <w:b w:val="0"/>
+                <w:sz w:val="24"/>
+              </w:rPr>
+            </w:r>
+          </w:p>
+        </w:tc>
+      </w:tr>
+      <w:tr>
+        <w:tc>
+          <w:tcPr>
+            <w:tcW w:type="dxa" w:w="907"/>
+          </w:tcPr>
+          <w:p>
+            <w:pPr>
+              <w:spacing w:before="40" w:after="40"/>
+              <w:jc w:val="center"/>
+            </w:pPr>
+            <w:r/>
+            <w:r>
+              <w:rPr>
+                <w:rFonts w:ascii="標楷體" w:hAnsi="標楷體" w:eastAsia="標楷體"/>
+                <w:b w:val="0"/>
+                <w:sz w:val="22"/>
+              </w:rPr>
+              <w:t>6</w:t>
+            </w:r>
+          </w:p>
+        </w:tc>
+        <w:tc>
+          <w:tcPr>
+            <w:tcW w:type="dxa" w:w="6236"/>
+          </w:tcPr>
+          <w:p>
+            <w:pPr>
+              <w:spacing w:before="40" w:after="40"/>
+              <w:jc w:val="left"/>
+            </w:pPr>
+            <w:r/>
+            <w:r>
+              <w:rPr>
+                <w:rFonts w:ascii="標楷體" w:hAnsi="標楷體" w:eastAsia="標楷體"/>
+                <w:b w:val="0"/>
+                <w:sz w:val="22"/>
+              </w:rPr>
+              <w:t>主頁「我的學習概況」的進行中、未開始、已完成、未開放四個數字，應與本頁的進行中、未開始、已完成、尚未開放逐項相同。</w:t>
+            </w:r>
+          </w:p>
+        </w:tc>
+        <w:tc>
+          <w:tcPr>
+            <w:tcW w:type="dxa" w:w="1247"/>
+          </w:tcPr>
+          <w:p>
+            <w:pPr>
+              <w:spacing w:before="40" w:after="40"/>
+              <w:jc w:val="center"/>
+            </w:pPr>
+            <w:r/>
+            <w:r>
+              <w:rPr>
+                <w:rFonts w:ascii="標楷體" w:hAnsi="標楷體" w:eastAsia="標楷體"/>
+                <w:b w:val="0"/>
+                <w:sz w:val="24"/>
+              </w:rPr>
+            </w:r>
+          </w:p>
+        </w:tc>
+        <w:tc>
+          <w:tcPr>
+            <w:tcW w:type="dxa" w:w="1247"/>
+          </w:tcPr>
+          <w:p>
+            <w:pPr>
+              <w:spacing w:before="40" w:after="40"/>
+              <w:jc w:val="center"/>
+            </w:pPr>
+            <w:r/>
+            <w:r>
+              <w:rPr>
+                <w:rFonts w:ascii="標楷體" w:hAnsi="標楷體" w:eastAsia="標楷體"/>
+                <w:b w:val="0"/>
+                <w:sz w:val="24"/>
+              </w:rPr>
+            </w:r>
+          </w:p>
+        </w:tc>
+      </w:tr>
+      <w:tr>
+        <w:tc>
+          <w:tcPr>
+            <w:tcW w:type="dxa" w:w="907"/>
+          </w:tcPr>
+          <w:p>
+            <w:pPr>
+              <w:spacing w:before="40" w:after="40"/>
+              <w:jc w:val="center"/>
+            </w:pPr>
+            <w:r/>
+            <w:r>
+              <w:rPr>
+                <w:rFonts w:ascii="標楷體" w:hAnsi="標楷體" w:eastAsia="標楷體"/>
+                <w:b w:val="0"/>
+                <w:sz w:val="22"/>
+              </w:rPr>
+              <w:t>7</w:t>
+            </w:r>
+          </w:p>
+        </w:tc>
+        <w:tc>
+          <w:tcPr>
+            <w:tcW w:type="dxa" w:w="6236"/>
+          </w:tcPr>
+          <w:p>
+            <w:pPr>
+              <w:spacing w:before="40" w:after="40"/>
+              <w:jc w:val="left"/>
+            </w:pPr>
+            <w:r/>
+            <w:r>
+              <w:rPr>
+                <w:rFonts w:ascii="標楷體" w:hAnsi="標楷體" w:eastAsia="標楷體"/>
+                <w:b w:val="0"/>
+                <w:sz w:val="22"/>
+              </w:rPr>
+              <w:t>課程乙卡片的「完成 N%」應等於已完成的教材與測驗數 ÷ 全部教材與測驗數；再完成一項後回到本頁，比例應隨之增加。</w:t>
+            </w:r>
+          </w:p>
+        </w:tc>
+        <w:tc>
+          <w:tcPr>
+            <w:tcW w:type="dxa" w:w="1247"/>
+          </w:tcPr>
+          <w:p>
+            <w:pPr>
+              <w:spacing w:before="40" w:after="40"/>
+              <w:jc w:val="center"/>
+            </w:pPr>
+            <w:r/>
+            <w:r>
+              <w:rPr>
+                <w:rFonts w:ascii="標楷體" w:hAnsi="標楷體" w:eastAsia="標楷體"/>
+                <w:b w:val="0"/>
+                <w:sz w:val="24"/>
+              </w:rPr>
+            </w:r>
+          </w:p>
+        </w:tc>
+        <w:tc>
+          <w:tcPr>
+            <w:tcW w:type="dxa" w:w="1247"/>
+          </w:tcPr>
+          <w:p>
+            <w:pPr>
+              <w:spacing w:before="40" w:after="40"/>
+              <w:jc w:val="center"/>
+            </w:pPr>
+            <w:r/>
+            <w:r>
+              <w:rPr>
+                <w:rFonts w:ascii="標楷體" w:hAnsi="標楷體" w:eastAsia="標楷體"/>
+                <w:b w:val="0"/>
+                <w:sz w:val="24"/>
+              </w:rPr>
+            </w:r>
+          </w:p>
+        </w:tc>
+      </w:tr>
+      <w:tr>
+        <w:tc>
+          <w:tcPr>
+            <w:tcW w:type="dxa" w:w="907"/>
+          </w:tcPr>
+          <w:p>
+            <w:pPr>
+              <w:spacing w:before="40" w:after="40"/>
+              <w:jc w:val="center"/>
+            </w:pPr>
+            <w:r/>
+            <w:r>
+              <w:rPr>
+                <w:rFonts w:ascii="標楷體" w:hAnsi="標楷體" w:eastAsia="標楷體"/>
+                <w:b w:val="0"/>
+                <w:sz w:val="22"/>
+              </w:rPr>
+              <w:t>8</w:t>
+            </w:r>
+          </w:p>
+        </w:tc>
+        <w:tc>
+          <w:tcPr>
+            <w:tcW w:type="dxa" w:w="6236"/>
+          </w:tcPr>
+          <w:p>
+            <w:pPr>
+              <w:spacing w:before="40" w:after="40"/>
+              <w:jc w:val="left"/>
+            </w:pPr>
+            <w:r/>
+            <w:r>
+              <w:rPr>
+                <w:rFonts w:ascii="標楷體" w:hAnsi="標楷體" w:eastAsia="標楷體"/>
+                <w:b w:val="0"/>
+                <w:sz w:val="22"/>
+              </w:rPr>
+              <w:t>課程丙全部教材與測驗完成但未填課後問卷，卡片應標「已完成」並計入「已完成」。</w:t>
+            </w:r>
+          </w:p>
+        </w:tc>
+        <w:tc>
+          <w:tcPr>
+            <w:tcW w:type="dxa" w:w="1247"/>
+          </w:tcPr>
+          <w:p>
+            <w:pPr>
+              <w:spacing w:before="40" w:after="40"/>
+              <w:jc w:val="center"/>
+            </w:pPr>
+            <w:r/>
+            <w:r>
+              <w:rPr>
+                <w:rFonts w:ascii="標楷體" w:hAnsi="標楷體" w:eastAsia="標楷體"/>
+                <w:b w:val="0"/>
+                <w:sz w:val="24"/>
+              </w:rPr>
+            </w:r>
+          </w:p>
+        </w:tc>
+        <w:tc>
+          <w:tcPr>
+            <w:tcW w:type="dxa" w:w="1247"/>
+          </w:tcPr>
+          <w:p>
+            <w:pPr>
+              <w:spacing w:before="40" w:after="40"/>
+              <w:jc w:val="center"/>
+            </w:pPr>
+            <w:r/>
+            <w:r>
+              <w:rPr>
+                <w:rFonts w:ascii="標楷體" w:hAnsi="標楷體" w:eastAsia="標楷體"/>
+                <w:b w:val="0"/>
+                <w:sz w:val="24"/>
+              </w:rPr>
+            </w:r>
+          </w:p>
+        </w:tc>
+      </w:tr>
+      <w:tr>
+        <w:tc>
+          <w:tcPr>
+            <w:tcW w:type="dxa" w:w="907"/>
+          </w:tcPr>
+          <w:p>
+            <w:pPr>
+              <w:spacing w:before="40" w:after="40"/>
+              <w:jc w:val="center"/>
+            </w:pPr>
+            <w:r/>
+            <w:r>
+              <w:rPr>
+                <w:rFonts w:ascii="標楷體" w:hAnsi="標楷體" w:eastAsia="標楷體"/>
+                <w:b w:val="0"/>
+                <w:sz w:val="22"/>
+              </w:rPr>
+              <w:t>9</w:t>
+            </w:r>
+          </w:p>
+        </w:tc>
+        <w:tc>
+          <w:tcPr>
+            <w:tcW w:type="dxa" w:w="6236"/>
+          </w:tcPr>
+          <w:p>
+            <w:pPr>
+              <w:spacing w:before="40" w:after="40"/>
+              <w:jc w:val="left"/>
+            </w:pPr>
+            <w:r/>
+            <w:r>
+              <w:rPr>
+                <w:rFonts w:ascii="標楷體" w:hAnsi="標楷體" w:eastAsia="標楷體"/>
+                <w:b w:val="0"/>
+                <w:sz w:val="22"/>
+              </w:rPr>
+              <w:t>教師於課程丙新增一份教材並儲存後，學員甲回到本頁，課程丙應改標「進行中」，統計同步由已完成移至進行中。</w:t>
+            </w:r>
+          </w:p>
+        </w:tc>
+        <w:tc>
+          <w:tcPr>
+            <w:tcW w:type="dxa" w:w="1247"/>
+          </w:tcPr>
+          <w:p>
+            <w:pPr>
+              <w:spacing w:before="40" w:after="40"/>
+              <w:jc w:val="center"/>
+            </w:pPr>
+            <w:r/>
+            <w:r>
+              <w:rPr>
+                <w:rFonts w:ascii="標楷體" w:hAnsi="標楷體" w:eastAsia="標楷體"/>
+                <w:b w:val="0"/>
+                <w:sz w:val="24"/>
+              </w:rPr>
+            </w:r>
+          </w:p>
+        </w:tc>
+        <w:tc>
+          <w:tcPr>
+            <w:tcW w:type="dxa" w:w="1247"/>
+          </w:tcPr>
+          <w:p>
+            <w:pPr>
+              <w:spacing w:before="40" w:after="40"/>
+              <w:jc w:val="center"/>
+            </w:pPr>
+            <w:r/>
+            <w:r>
+              <w:rPr>
+                <w:rFonts w:ascii="標楷體" w:hAnsi="標楷體" w:eastAsia="標楷體"/>
+                <w:b w:val="0"/>
+                <w:sz w:val="24"/>
+              </w:rPr>
+            </w:r>
+          </w:p>
+        </w:tc>
+      </w:tr>
+      <w:tr>
+        <w:tc>
+          <w:tcPr>
+            <w:tcW w:type="dxa" w:w="907"/>
+          </w:tcPr>
+          <w:p>
+            <w:pPr>
+              <w:spacing w:before="40" w:after="40"/>
+              <w:jc w:val="center"/>
+            </w:pPr>
+            <w:r/>
+            <w:r>
+              <w:rPr>
+                <w:rFonts w:ascii="標楷體" w:hAnsi="標楷體" w:eastAsia="標楷體"/>
+                <w:b w:val="0"/>
+                <w:sz w:val="22"/>
+              </w:rPr>
+              <w:t>10</w:t>
+            </w:r>
+          </w:p>
+        </w:tc>
+        <w:tc>
+          <w:tcPr>
+            <w:tcW w:type="dxa" w:w="6236"/>
+          </w:tcPr>
+          <w:p>
+            <w:pPr>
+              <w:spacing w:before="40" w:after="40"/>
+              <w:jc w:val="left"/>
+            </w:pPr>
+            <w:r/>
+            <w:r>
+              <w:rPr>
+                <w:rFonts w:ascii="標楷體" w:hAnsi="標楷體" w:eastAsia="標楷體"/>
+                <w:b w:val="0"/>
+                <w:sz w:val="22"/>
+              </w:rPr>
+              <w:t>課程戊與課程己（訖止時間到達後、每日排程執行前）的卡片皆應標「已關閉」，點入後應可回看已學內容但無法累積進度或作答。</w:t>
+            </w:r>
+          </w:p>
+        </w:tc>
+        <w:tc>
+          <w:tcPr>
+            <w:tcW w:type="dxa" w:w="1247"/>
+          </w:tcPr>
+          <w:p>
+            <w:pPr>
+              <w:spacing w:before="40" w:after="40"/>
+              <w:jc w:val="center"/>
+            </w:pPr>
+            <w:r/>
+            <w:r>
+              <w:rPr>
+                <w:rFonts w:ascii="標楷體" w:hAnsi="標楷體" w:eastAsia="標楷體"/>
+                <w:b w:val="0"/>
+                <w:sz w:val="24"/>
+              </w:rPr>
+            </w:r>
+          </w:p>
+        </w:tc>
+        <w:tc>
+          <w:tcPr>
+            <w:tcW w:type="dxa" w:w="1247"/>
+          </w:tcPr>
+          <w:p>
+            <w:pPr>
+              <w:spacing w:before="40" w:after="40"/>
+              <w:jc w:val="center"/>
+            </w:pPr>
+            <w:r/>
+            <w:r>
+              <w:rPr>
+                <w:rFonts w:ascii="標楷體" w:hAnsi="標楷體" w:eastAsia="標楷體"/>
+                <w:b w:val="0"/>
+                <w:sz w:val="24"/>
+              </w:rPr>
+            </w:r>
+          </w:p>
+        </w:tc>
+      </w:tr>
+      <w:tr>
+        <w:tc>
+          <w:tcPr>
+            <w:tcW w:type="dxa" w:w="907"/>
+          </w:tcPr>
+          <w:p>
+            <w:pPr>
+              <w:spacing w:before="40" w:after="40"/>
+              <w:jc w:val="center"/>
+            </w:pPr>
+            <w:r/>
+            <w:r>
+              <w:rPr>
+                <w:rFonts w:ascii="標楷體" w:hAnsi="標楷體" w:eastAsia="標楷體"/>
+                <w:b w:val="0"/>
+                <w:sz w:val="22"/>
+              </w:rPr>
+              <w:t>11</w:t>
+            </w:r>
+          </w:p>
+        </w:tc>
+        <w:tc>
+          <w:tcPr>
+            <w:tcW w:type="dxa" w:w="6236"/>
+          </w:tcPr>
+          <w:p>
+            <w:pPr>
+              <w:spacing w:before="40" w:after="40"/>
+              <w:jc w:val="left"/>
+            </w:pPr>
+            <w:r/>
+            <w:r>
+              <w:rPr>
+                <w:rFonts w:ascii="標楷體" w:hAnsi="標楷體" w:eastAsia="標楷體"/>
+                <w:b w:val="0"/>
+                <w:sz w:val="22"/>
+              </w:rPr>
+              <w:t>點課程甲的卡片，應進入該課程的 ET06 課程學習。</w:t>
+            </w:r>
+          </w:p>
+        </w:tc>
+        <w:tc>
+          <w:tcPr>
+            <w:tcW w:type="dxa" w:w="1247"/>
+          </w:tcPr>
+          <w:p>
+            <w:pPr>
+              <w:spacing w:before="40" w:after="40"/>
+              <w:jc w:val="center"/>
+            </w:pPr>
+            <w:r/>
+            <w:r>
+              <w:rPr>
+                <w:rFonts w:ascii="標楷體" w:hAnsi="標楷體" w:eastAsia="標楷體"/>
+                <w:b w:val="0"/>
+                <w:sz w:val="24"/>
+              </w:rPr>
+            </w:r>
+          </w:p>
+        </w:tc>
+        <w:tc>
+          <w:tcPr>
+            <w:tcW w:type="dxa" w:w="1247"/>
+          </w:tcPr>
+          <w:p>
+            <w:pPr>
+              <w:spacing w:before="40" w:after="40"/>
+              <w:jc w:val="center"/>
+            </w:pPr>
+            <w:r/>
+            <w:r>
+              <w:rPr>
+                <w:rFonts w:ascii="標楷體" w:hAnsi="標楷體" w:eastAsia="標楷體"/>
+                <w:b w:val="0"/>
+                <w:sz w:val="24"/>
+              </w:rPr>
+            </w:r>
+          </w:p>
+        </w:tc>
+      </w:tr>
+      <w:tr>
+        <w:tc>
+          <w:tcPr>
+            <w:tcW w:type="dxa" w:w="907"/>
+          </w:tcPr>
+          <w:p>
+            <w:pPr>
+              <w:spacing w:before="40" w:after="40"/>
+              <w:jc w:val="center"/>
+            </w:pPr>
+            <w:r/>
+            <w:r>
+              <w:rPr>
+                <w:rFonts w:ascii="標楷體" w:hAnsi="標楷體" w:eastAsia="標楷體"/>
+                <w:b w:val="0"/>
+                <w:sz w:val="22"/>
+              </w:rPr>
+              <w:t>12</w:t>
+            </w:r>
+          </w:p>
+        </w:tc>
+        <w:tc>
+          <w:tcPr>
+            <w:tcW w:type="dxa" w:w="6236"/>
+          </w:tcPr>
+          <w:p>
+            <w:pPr>
+              <w:spacing w:before="40" w:after="40"/>
+              <w:jc w:val="left"/>
+            </w:pPr>
+            <w:r/>
+            <w:r>
+              <w:rPr>
+                <w:rFonts w:ascii="標楷體" w:hAnsi="標楷體" w:eastAsia="標楷體"/>
+                <w:b w:val="0"/>
+                <w:sz w:val="22"/>
+              </w:rPr>
+              <w:t>以學員乙按「加入新課程」輸入課程庚的邀請碼按「查詢」，應顯示課程名稱、教師與章節數；此時關閉視窗，課程庚不應出現在清單上。</w:t>
+            </w:r>
+          </w:p>
+        </w:tc>
+        <w:tc>
+          <w:tcPr>
+            <w:tcW w:type="dxa" w:w="1247"/>
+          </w:tcPr>
+          <w:p>
+            <w:pPr>
+              <w:spacing w:before="40" w:after="40"/>
+              <w:jc w:val="center"/>
+            </w:pPr>
+            <w:r/>
+            <w:r>
+              <w:rPr>
+                <w:rFonts w:ascii="標楷體" w:hAnsi="標楷體" w:eastAsia="標楷體"/>
+                <w:b w:val="0"/>
+                <w:sz w:val="24"/>
+              </w:rPr>
+            </w:r>
+          </w:p>
+        </w:tc>
+        <w:tc>
+          <w:tcPr>
+            <w:tcW w:type="dxa" w:w="1247"/>
+          </w:tcPr>
+          <w:p>
+            <w:pPr>
+              <w:spacing w:before="40" w:after="40"/>
+              <w:jc w:val="center"/>
+            </w:pPr>
+            <w:r/>
+            <w:r>
+              <w:rPr>
+                <w:rFonts w:ascii="標楷體" w:hAnsi="標楷體" w:eastAsia="標楷體"/>
+                <w:b w:val="0"/>
+                <w:sz w:val="24"/>
+              </w:rPr>
+            </w:r>
+          </w:p>
+        </w:tc>
+      </w:tr>
+      <w:tr>
+        <w:tc>
+          <w:tcPr>
+            <w:tcW w:type="dxa" w:w="907"/>
+          </w:tcPr>
+          <w:p>
+            <w:pPr>
+              <w:spacing w:before="40" w:after="40"/>
+              <w:jc w:val="center"/>
+            </w:pPr>
+            <w:r/>
+            <w:r>
+              <w:rPr>
+                <w:rFonts w:ascii="標楷體" w:hAnsi="標楷體" w:eastAsia="標楷體"/>
+                <w:b w:val="0"/>
+                <w:sz w:val="22"/>
+              </w:rPr>
+              <w:t>13</w:t>
+            </w:r>
+          </w:p>
+        </w:tc>
+        <w:tc>
+          <w:tcPr>
+            <w:tcW w:type="dxa" w:w="6236"/>
+          </w:tcPr>
+          <w:p>
+            <w:pPr>
+              <w:spacing w:before="40" w:after="40"/>
+              <w:jc w:val="left"/>
+            </w:pPr>
+            <w:r/>
+            <w:r>
+              <w:rPr>
+                <w:rFonts w:ascii="標楷體" w:hAnsi="標楷體" w:eastAsia="標楷體"/>
+                <w:b w:val="0"/>
+                <w:sz w:val="22"/>
+              </w:rPr>
+              <w:t>承上再次查詢後按「確認加入」，應顯示「已加入課程」並進入課程庚的 ET06；回到本頁，課程庚應列於清單並計入「未開始」。</w:t>
+            </w:r>
+          </w:p>
+        </w:tc>
+        <w:tc>
+          <w:tcPr>
+            <w:tcW w:type="dxa" w:w="1247"/>
+          </w:tcPr>
+          <w:p>
+            <w:pPr>
+              <w:spacing w:before="40" w:after="40"/>
+              <w:jc w:val="center"/>
+            </w:pPr>
+            <w:r/>
+            <w:r>
+              <w:rPr>
+                <w:rFonts w:ascii="標楷體" w:hAnsi="標楷體" w:eastAsia="標楷體"/>
+                <w:b w:val="0"/>
+                <w:sz w:val="24"/>
+              </w:rPr>
+            </w:r>
+          </w:p>
+        </w:tc>
+        <w:tc>
+          <w:tcPr>
+            <w:tcW w:type="dxa" w:w="1247"/>
+          </w:tcPr>
+          <w:p>
+            <w:pPr>
+              <w:spacing w:before="40" w:after="40"/>
+              <w:jc w:val="center"/>
+            </w:pPr>
+            <w:r/>
+            <w:r>
+              <w:rPr>
+                <w:rFonts w:ascii="標楷體" w:hAnsi="標楷體" w:eastAsia="標楷體"/>
+                <w:b w:val="0"/>
+                <w:sz w:val="24"/>
+              </w:rPr>
+            </w:r>
+          </w:p>
+        </w:tc>
+      </w:tr>
+      <w:tr>
+        <w:tc>
+          <w:tcPr>
+            <w:tcW w:type="dxa" w:w="907"/>
+          </w:tcPr>
+          <w:p>
+            <w:pPr>
+              <w:spacing w:before="40" w:after="40"/>
+              <w:jc w:val="center"/>
+            </w:pPr>
+            <w:r/>
+            <w:r>
+              <w:rPr>
+                <w:rFonts w:ascii="標楷體" w:hAnsi="標楷體" w:eastAsia="標楷體"/>
+                <w:b w:val="0"/>
+                <w:sz w:val="22"/>
+              </w:rPr>
+              <w:t>14</w:t>
+            </w:r>
+          </w:p>
+        </w:tc>
+        <w:tc>
+          <w:tcPr>
+            <w:tcW w:type="dxa" w:w="6236"/>
+          </w:tcPr>
+          <w:p>
+            <w:pPr>
+              <w:spacing w:before="40" w:after="40"/>
+              <w:jc w:val="left"/>
+            </w:pPr>
+            <w:r/>
+            <w:r>
+              <w:rPr>
+                <w:rFonts w:ascii="標楷體" w:hAnsi="標楷體" w:eastAsia="標楷體"/>
+                <w:b w:val="0"/>
+                <w:sz w:val="22"/>
+              </w:rPr>
+              <w:t>於「邀請碼」欄貼上夾帶空白或連字號的邀請碼，欄位應只保留數字且至多 8 碼；未滿 8 碼時「查詢」不可按。</w:t>
+            </w:r>
+          </w:p>
+        </w:tc>
+        <w:tc>
+          <w:tcPr>
+            <w:tcW w:type="dxa" w:w="1247"/>
+          </w:tcPr>
+          <w:p>
+            <w:pPr>
+              <w:spacing w:before="40" w:after="40"/>
+              <w:jc w:val="center"/>
+            </w:pPr>
+            <w:r/>
+            <w:r>
+              <w:rPr>
+                <w:rFonts w:ascii="標楷體" w:hAnsi="標楷體" w:eastAsia="標楷體"/>
+                <w:b w:val="0"/>
+                <w:sz w:val="24"/>
+              </w:rPr>
+            </w:r>
+          </w:p>
+        </w:tc>
+        <w:tc>
+          <w:tcPr>
+            <w:tcW w:type="dxa" w:w="1247"/>
+          </w:tcPr>
+          <w:p>
+            <w:pPr>
+              <w:spacing w:before="40" w:after="40"/>
+              <w:jc w:val="center"/>
+            </w:pPr>
+            <w:r/>
+            <w:r>
+              <w:rPr>
+                <w:rFonts w:ascii="標楷體" w:hAnsi="標楷體" w:eastAsia="標楷體"/>
+                <w:b w:val="0"/>
+                <w:sz w:val="24"/>
+              </w:rPr>
+            </w:r>
+          </w:p>
+        </w:tc>
+      </w:tr>
+      <w:tr>
+        <w:tc>
+          <w:tcPr>
+            <w:tcW w:type="dxa" w:w="907"/>
+          </w:tcPr>
+          <w:p>
+            <w:pPr>
+              <w:spacing w:before="40" w:after="40"/>
+              <w:jc w:val="center"/>
+            </w:pPr>
+            <w:r/>
+            <w:r>
+              <w:rPr>
+                <w:rFonts w:ascii="標楷體" w:hAnsi="標楷體" w:eastAsia="標楷體"/>
+                <w:b w:val="0"/>
+                <w:sz w:val="22"/>
+              </w:rPr>
+              <w:t>15</w:t>
+            </w:r>
+          </w:p>
+        </w:tc>
+        <w:tc>
+          <w:tcPr>
+            <w:tcW w:type="dxa" w:w="6236"/>
+          </w:tcPr>
+          <w:p>
+            <w:pPr>
+              <w:spacing w:before="40" w:after="40"/>
+              <w:jc w:val="left"/>
+            </w:pPr>
+            <w:r/>
+            <w:r>
+              <w:rPr>
+                <w:rFonts w:ascii="標楷體" w:hAnsi="標楷體" w:eastAsia="標楷體"/>
+                <w:b w:val="0"/>
+                <w:sz w:val="22"/>
+              </w:rPr>
+              <w:t>以學員乙輸入課程辛的邀請碼查詢，應提示開放時點；按「確認加入」後應留在本頁，課程辛的卡片列於清單並標「尚未開放」。</w:t>
+            </w:r>
+          </w:p>
+        </w:tc>
+        <w:tc>
+          <w:tcPr>
+            <w:tcW w:type="dxa" w:w="1247"/>
+          </w:tcPr>
+          <w:p>
+            <w:pPr>
+              <w:spacing w:before="40" w:after="40"/>
+              <w:jc w:val="center"/>
+            </w:pPr>
+            <w:r/>
+            <w:r>
+              <w:rPr>
+                <w:rFonts w:ascii="標楷體" w:hAnsi="標楷體" w:eastAsia="標楷體"/>
+                <w:b w:val="0"/>
+                <w:sz w:val="24"/>
+              </w:rPr>
+            </w:r>
+          </w:p>
+        </w:tc>
+        <w:tc>
+          <w:tcPr>
+            <w:tcW w:type="dxa" w:w="1247"/>
+          </w:tcPr>
+          <w:p>
+            <w:pPr>
+              <w:spacing w:before="40" w:after="40"/>
+              <w:jc w:val="center"/>
+            </w:pPr>
+            <w:r/>
+            <w:r>
+              <w:rPr>
+                <w:rFonts w:ascii="標楷體" w:hAnsi="標楷體" w:eastAsia="標楷體"/>
+                <w:b w:val="0"/>
+                <w:sz w:val="24"/>
+              </w:rPr>
+            </w:r>
+          </w:p>
+        </w:tc>
+      </w:tr>
+      <w:tr>
+        <w:tc>
+          <w:tcPr>
+            <w:tcW w:type="dxa" w:w="907"/>
+          </w:tcPr>
+          <w:p>
+            <w:pPr>
+              <w:spacing w:before="40" w:after="40"/>
+              <w:jc w:val="center"/>
+            </w:pPr>
+            <w:r/>
+            <w:r>
+              <w:rPr>
+                <w:rFonts w:ascii="標楷體" w:hAnsi="標楷體" w:eastAsia="標楷體"/>
+                <w:b w:val="0"/>
+                <w:sz w:val="22"/>
+              </w:rPr>
+              <w:t>16</w:t>
+            </w:r>
+          </w:p>
+        </w:tc>
+        <w:tc>
+          <w:tcPr>
+            <w:tcW w:type="dxa" w:w="6236"/>
+          </w:tcPr>
+          <w:p>
+            <w:pPr>
+              <w:spacing w:before="40" w:after="40"/>
+              <w:jc w:val="left"/>
+            </w:pPr>
+            <w:r/>
+            <w:r>
+              <w:rPr>
+                <w:rFonts w:ascii="標楷體" w:hAnsi="標楷體" w:eastAsia="標楷體"/>
+                <w:b w:val="0"/>
+                <w:sz w:val="22"/>
+              </w:rPr>
+              <w:t>學員乙再次輸入已加入之課程庚的邀請碼按「查詢」，應直接進入課程庚的 ET06，且「已加入課程」數不增加（未擋下會重複加入、統計多算）。</w:t>
+            </w:r>
+          </w:p>
+        </w:tc>
+        <w:tc>
+          <w:tcPr>
+            <w:tcW w:type="dxa" w:w="1247"/>
+          </w:tcPr>
+          <w:p>
+            <w:pPr>
+              <w:spacing w:before="40" w:after="40"/>
+              <w:jc w:val="center"/>
+            </w:pPr>
+            <w:r/>
+            <w:r>
+              <w:rPr>
+                <w:rFonts w:ascii="標楷體" w:hAnsi="標楷體" w:eastAsia="標楷體"/>
+                <w:b w:val="0"/>
+                <w:sz w:val="24"/>
+              </w:rPr>
+            </w:r>
+          </w:p>
+        </w:tc>
+        <w:tc>
+          <w:tcPr>
+            <w:tcW w:type="dxa" w:w="1247"/>
+          </w:tcPr>
+          <w:p>
+            <w:pPr>
+              <w:spacing w:before="40" w:after="40"/>
+              <w:jc w:val="center"/>
+            </w:pPr>
+            <w:r/>
+            <w:r>
+              <w:rPr>
+                <w:rFonts w:ascii="標楷體" w:hAnsi="標楷體" w:eastAsia="標楷體"/>
+                <w:b w:val="0"/>
+                <w:sz w:val="24"/>
+              </w:rPr>
+            </w:r>
+          </w:p>
+        </w:tc>
+      </w:tr>
+      <w:tr>
+        <w:tc>
+          <w:tcPr>
+            <w:tcW w:type="dxa" w:w="907"/>
+          </w:tcPr>
+          <w:p>
+            <w:pPr>
+              <w:spacing w:before="40" w:after="40"/>
+              <w:jc w:val="center"/>
+            </w:pPr>
+            <w:r/>
+            <w:r>
+              <w:rPr>
+                <w:rFonts w:ascii="標楷體" w:hAnsi="標楷體" w:eastAsia="標楷體"/>
+                <w:b w:val="0"/>
+                <w:sz w:val="22"/>
+              </w:rPr>
+              <w:t>17</w:t>
+            </w:r>
+          </w:p>
+        </w:tc>
+        <w:tc>
+          <w:tcPr>
+            <w:tcW w:type="dxa" w:w="6236"/>
+          </w:tcPr>
+          <w:p>
+            <w:pPr>
+              <w:spacing w:before="40" w:after="40"/>
+              <w:jc w:val="left"/>
+            </w:pPr>
+            <w:r/>
+            <w:r>
+              <w:rPr>
+                <w:rFonts w:ascii="標楷體" w:hAnsi="標楷體" w:eastAsia="標楷體"/>
+                <w:b w:val="0"/>
+                <w:sz w:val="22"/>
+              </w:rPr>
+              <w:t>學員乙再次輸入已加入之課程辛的邀請碼按「查詢」，應顯示「您已加入「課程辛」，課程開放後即可開始學習」並留在本頁，統計不增加。</w:t>
+            </w:r>
+          </w:p>
+        </w:tc>
+        <w:tc>
+          <w:tcPr>
+            <w:tcW w:type="dxa" w:w="1247"/>
+          </w:tcPr>
+          <w:p>
+            <w:pPr>
+              <w:spacing w:before="40" w:after="40"/>
+              <w:jc w:val="center"/>
+            </w:pPr>
+            <w:r/>
+            <w:r>
+              <w:rPr>
+                <w:rFonts w:ascii="標楷體" w:hAnsi="標楷體" w:eastAsia="標楷體"/>
+                <w:b w:val="0"/>
+                <w:sz w:val="24"/>
+              </w:rPr>
+            </w:r>
+          </w:p>
+        </w:tc>
+        <w:tc>
+          <w:tcPr>
+            <w:tcW w:type="dxa" w:w="1247"/>
+          </w:tcPr>
+          <w:p>
+            <w:pPr>
+              <w:spacing w:before="40" w:after="40"/>
+              <w:jc w:val="center"/>
+            </w:pPr>
+            <w:r/>
+            <w:r>
+              <w:rPr>
+                <w:rFonts w:ascii="標楷體" w:hAnsi="標楷體" w:eastAsia="標楷體"/>
+                <w:b w:val="0"/>
+                <w:sz w:val="24"/>
+              </w:rPr>
+            </w:r>
+          </w:p>
+        </w:tc>
+      </w:tr>
+      <w:tr>
+        <w:tc>
+          <w:tcPr>
+            <w:tcW w:type="dxa" w:w="907"/>
+          </w:tcPr>
+          <w:p>
+            <w:pPr>
+              <w:spacing w:before="40" w:after="40"/>
+              <w:jc w:val="center"/>
+            </w:pPr>
+            <w:r/>
+            <w:r>
+              <w:rPr>
+                <w:rFonts w:ascii="標楷體" w:hAnsi="標楷體" w:eastAsia="標楷體"/>
+                <w:b w:val="0"/>
+                <w:sz w:val="22"/>
+              </w:rPr>
+              <w:t>18</w:t>
+            </w:r>
+          </w:p>
+        </w:tc>
+        <w:tc>
+          <w:tcPr>
+            <w:tcW w:type="dxa" w:w="6236"/>
+          </w:tcPr>
+          <w:p>
+            <w:pPr>
+              <w:spacing w:before="40" w:after="40"/>
+              <w:jc w:val="left"/>
+            </w:pPr>
+            <w:r/>
+            <w:r>
+              <w:rPr>
+                <w:rFonts w:ascii="標楷體" w:hAnsi="標楷體" w:eastAsia="標楷體"/>
+                <w:b w:val="0"/>
+                <w:sz w:val="22"/>
+              </w:rPr>
+              <w:t>以學員甲開啟課程庚的邀請連結並登入，應進入本頁並自動開啟「加入新課程」視窗、填好邀請碼，且在按「確認加入」前不應已加入。</w:t>
+            </w:r>
+          </w:p>
+        </w:tc>
+        <w:tc>
+          <w:tcPr>
+            <w:tcW w:type="dxa" w:w="1247"/>
+          </w:tcPr>
+          <w:p>
+            <w:pPr>
+              <w:spacing w:before="40" w:after="40"/>
+              <w:jc w:val="center"/>
+            </w:pPr>
+            <w:r/>
+            <w:r>
+              <w:rPr>
+                <w:rFonts w:ascii="標楷體" w:hAnsi="標楷體" w:eastAsia="標楷體"/>
+                <w:b w:val="0"/>
+                <w:sz w:val="24"/>
+              </w:rPr>
+            </w:r>
+          </w:p>
+        </w:tc>
+        <w:tc>
+          <w:tcPr>
+            <w:tcW w:type="dxa" w:w="1247"/>
+          </w:tcPr>
+          <w:p>
+            <w:pPr>
+              <w:spacing w:before="40" w:after="40"/>
+              <w:jc w:val="center"/>
+            </w:pPr>
+            <w:r/>
+            <w:r>
+              <w:rPr>
+                <w:rFonts w:ascii="標楷體" w:hAnsi="標楷體" w:eastAsia="標楷體"/>
+                <w:b w:val="0"/>
+                <w:sz w:val="24"/>
+              </w:rPr>
+            </w:r>
+          </w:p>
+        </w:tc>
+      </w:tr>
+      <w:tr>
+        <w:tc>
+          <w:tcPr>
+            <w:tcW w:type="dxa" w:w="907"/>
+          </w:tcPr>
+          <w:p>
+            <w:pPr>
+              <w:spacing w:before="40" w:after="40"/>
+              <w:jc w:val="center"/>
+            </w:pPr>
+            <w:r/>
+            <w:r>
+              <w:rPr>
+                <w:rFonts w:ascii="標楷體" w:hAnsi="標楷體" w:eastAsia="標楷體"/>
+                <w:b w:val="0"/>
+                <w:sz w:val="22"/>
+              </w:rPr>
+              <w:t>19</w:t>
+            </w:r>
+          </w:p>
+        </w:tc>
+        <w:tc>
+          <w:tcPr>
+            <w:tcW w:type="dxa" w:w="6236"/>
+          </w:tcPr>
+          <w:p>
+            <w:pPr>
+              <w:spacing w:before="40" w:after="40"/>
+              <w:jc w:val="left"/>
+            </w:pPr>
+            <w:r/>
+            <w:r>
+              <w:rPr>
+                <w:rFonts w:ascii="標楷體" w:hAnsi="標楷體" w:eastAsia="標楷體"/>
+                <w:b w:val="0"/>
+                <w:sz w:val="22"/>
+              </w:rPr>
+              <w:t>以學員乙輸入課程戊（已關閉）的邀請碼，應擋下並顯示「此課程目前關閉中」；教師再開課後以同一組邀請碼應可加入。</w:t>
+            </w:r>
+          </w:p>
+        </w:tc>
+        <w:tc>
+          <w:tcPr>
+            <w:tcW w:type="dxa" w:w="1247"/>
+          </w:tcPr>
+          <w:p>
+            <w:pPr>
+              <w:spacing w:before="40" w:after="40"/>
+              <w:jc w:val="center"/>
+            </w:pPr>
+            <w:r/>
+            <w:r>
+              <w:rPr>
+                <w:rFonts w:ascii="標楷體" w:hAnsi="標楷體" w:eastAsia="標楷體"/>
+                <w:b w:val="0"/>
+                <w:sz w:val="24"/>
+              </w:rPr>
+            </w:r>
+          </w:p>
+        </w:tc>
+        <w:tc>
+          <w:tcPr>
+            <w:tcW w:type="dxa" w:w="1247"/>
+          </w:tcPr>
+          <w:p>
+            <w:pPr>
+              <w:spacing w:before="40" w:after="40"/>
+              <w:jc w:val="center"/>
+            </w:pPr>
+            <w:r/>
+            <w:r>
+              <w:rPr>
+                <w:rFonts w:ascii="標楷體" w:hAnsi="標楷體" w:eastAsia="標楷體"/>
+                <w:b w:val="0"/>
+                <w:sz w:val="24"/>
+              </w:rPr>
+            </w:r>
+          </w:p>
+        </w:tc>
+      </w:tr>
+      <w:tr>
+        <w:tc>
+          <w:tcPr>
+            <w:tcW w:type="dxa" w:w="907"/>
+          </w:tcPr>
+          <w:p>
+            <w:pPr>
+              <w:spacing w:before="40" w:after="40"/>
+              <w:jc w:val="center"/>
+            </w:pPr>
+            <w:r/>
+            <w:r>
+              <w:rPr>
+                <w:rFonts w:ascii="標楷體" w:hAnsi="標楷體" w:eastAsia="標楷體"/>
+                <w:b w:val="0"/>
+                <w:sz w:val="22"/>
+              </w:rPr>
+              <w:t>20</w:t>
+            </w:r>
+          </w:p>
+        </w:tc>
+        <w:tc>
+          <w:tcPr>
+            <w:tcW w:type="dxa" w:w="6236"/>
+          </w:tcPr>
+          <w:p>
+            <w:pPr>
+              <w:spacing w:before="40" w:after="40"/>
+              <w:jc w:val="left"/>
+            </w:pPr>
+            <w:r/>
+            <w:r>
+              <w:rPr>
+                <w:rFonts w:ascii="標楷體" w:hAnsi="標楷體" w:eastAsia="標楷體"/>
+                <w:b w:val="0"/>
+                <w:sz w:val="22"/>
+              </w:rPr>
+              <w:t>課程戊再開課後，以學員丙輸入其邀請碼，應擋下並提示已被移除、須聯繫教師，課程戊不應重新出現在學員丙的清單上（未擋下則教師的移除形同無效）。</w:t>
             </w:r>
           </w:p>
         </w:tc>

--- a/docs/manuals/測試報告/ET-教育訓練文件管理模組.docx
+++ b/docs/manuals/測試報告/ET-教育訓練文件管理模組.docx
@@ -7454,6 +7454,1878 @@
                 <w:sz w:val="22"/>
               </w:rPr>
               <w:t>課程戊再開課後，以學員丙輸入其邀請碼，應擋下並提示已被移除、須聯繫教師，課程戊不應重新出現在學員丙的清單上（未擋下則教師的移除形同無效）。</w:t>
+            </w:r>
+          </w:p>
+        </w:tc>
+        <w:tc>
+          <w:tcPr>
+            <w:tcW w:type="dxa" w:w="1247"/>
+          </w:tcPr>
+          <w:p>
+            <w:pPr>
+              <w:spacing w:before="40" w:after="40"/>
+              <w:jc w:val="center"/>
+            </w:pPr>
+            <w:r/>
+            <w:r>
+              <w:rPr>
+                <w:rFonts w:ascii="標楷體" w:hAnsi="標楷體" w:eastAsia="標楷體"/>
+                <w:b w:val="0"/>
+                <w:sz w:val="24"/>
+              </w:rPr>
+            </w:r>
+          </w:p>
+        </w:tc>
+        <w:tc>
+          <w:tcPr>
+            <w:tcW w:type="dxa" w:w="1247"/>
+          </w:tcPr>
+          <w:p>
+            <w:pPr>
+              <w:spacing w:before="40" w:after="40"/>
+              <w:jc w:val="center"/>
+            </w:pPr>
+            <w:r/>
+            <w:r>
+              <w:rPr>
+                <w:rFonts w:ascii="標楷體" w:hAnsi="標楷體" w:eastAsia="標楷體"/>
+                <w:b w:val="0"/>
+                <w:sz w:val="24"/>
+              </w:rPr>
+            </w:r>
+          </w:p>
+        </w:tc>
+      </w:tr>
+    </w:tbl>
+    <w:p>
+      <w:pPr>
+        <w:pStyle w:val="1"/>
+        <w:pageBreakBefore/>
+      </w:pPr>
+      <w:r>
+        <w:t>ET04 核可查詢</w:t>
+      </w:r>
+    </w:p>
+    <w:tbl>
+      <w:tblPr>
+        <w:tblStyle w:val="aff2"/>
+        <w:tblW w:type="auto" w:w="0"/>
+        <w:jc w:val="center"/>
+        <w:tblLayout w:type="fixed"/>
+        <w:tblLook w:firstColumn="1" w:firstRow="1" w:lastColumn="0" w:lastRow="0" w:noHBand="0" w:noVBand="1" w:val="04A0"/>
+      </w:tblPr>
+      <w:tblGrid>
+        <w:gridCol w:w="2340"/>
+        <w:gridCol w:w="2340"/>
+        <w:gridCol w:w="2340"/>
+        <w:gridCol w:w="2340"/>
+      </w:tblGrid>
+      <w:tr>
+        <w:tc>
+          <w:tcPr>
+            <w:tcW w:type="dxa" w:w="9638"/>
+            <w:gridSpan w:val="4"/>
+          </w:tcPr>
+          <w:p>
+            <w:pPr>
+              <w:spacing w:before="40" w:after="40"/>
+              <w:jc w:val="center"/>
+            </w:pPr>
+            <w:r/>
+            <w:r>
+              <w:rPr>
+                <w:rFonts w:ascii="標楷體" w:hAnsi="標楷體" w:eastAsia="標楷體"/>
+                <w:b/>
+                <w:sz w:val="32"/>
+                <w:spacing w:val="80"/>
+              </w:rPr>
+              <w:t>國防醫學大學三軍總醫院測試報告</w:t>
+            </w:r>
+          </w:p>
+        </w:tc>
+      </w:tr>
+      <w:tr>
+        <w:tc>
+          <w:tcPr>
+            <w:tcW w:type="dxa" w:w="1474"/>
+          </w:tcPr>
+          <w:p>
+            <w:pPr>
+              <w:spacing w:before="40" w:after="40"/>
+              <w:jc w:val="center"/>
+            </w:pPr>
+            <w:r/>
+            <w:r>
+              <w:rPr>
+                <w:rFonts w:ascii="標楷體" w:hAnsi="標楷體" w:eastAsia="標楷體"/>
+                <w:b w:val="0"/>
+                <w:sz w:val="24"/>
+              </w:rPr>
+              <w:t>購案名稱</w:t>
+            </w:r>
+          </w:p>
+        </w:tc>
+        <w:tc>
+          <w:tcPr>
+            <w:tcW w:type="dxa" w:w="3628"/>
+          </w:tcPr>
+          <w:p>
+            <w:pPr>
+              <w:spacing w:before="40" w:after="40"/>
+              <w:jc w:val="center"/>
+            </w:pPr>
+            <w:r/>
+            <w:r>
+              <w:rPr>
+                <w:rFonts w:ascii="標楷體" w:hAnsi="標楷體" w:eastAsia="標楷體"/>
+                <w:b w:val="0"/>
+                <w:sz w:val="24"/>
+              </w:rPr>
+              <w:t>國軍醫院設立捐血站裝備整備案</w:t>
+            </w:r>
+          </w:p>
+        </w:tc>
+        <w:tc>
+          <w:tcPr>
+            <w:tcW w:type="dxa" w:w="1928"/>
+          </w:tcPr>
+          <w:p>
+            <w:pPr>
+              <w:spacing w:before="40" w:after="40"/>
+              <w:jc w:val="center"/>
+            </w:pPr>
+            <w:r/>
+            <w:r>
+              <w:rPr>
+                <w:rFonts w:ascii="標楷體" w:hAnsi="標楷體" w:eastAsia="標楷體"/>
+                <w:b w:val="0"/>
+                <w:sz w:val="24"/>
+              </w:rPr>
+              <w:t>單位主管用印</w:t>
+            </w:r>
+          </w:p>
+        </w:tc>
+        <w:tc>
+          <w:tcPr>
+            <w:tcW w:type="dxa" w:w="2608"/>
+          </w:tcPr>
+          <w:p>
+            <w:pPr>
+              <w:spacing w:before="40" w:after="40"/>
+              <w:jc w:val="center"/>
+            </w:pPr>
+            <w:r/>
+            <w:r>
+              <w:rPr>
+                <w:rFonts w:ascii="標楷體" w:hAnsi="標楷體" w:eastAsia="標楷體"/>
+                <w:b w:val="0"/>
+                <w:sz w:val="24"/>
+              </w:rPr>
+            </w:r>
+          </w:p>
+        </w:tc>
+      </w:tr>
+      <w:tr>
+        <w:tc>
+          <w:tcPr>
+            <w:tcW w:type="dxa" w:w="1474"/>
+          </w:tcPr>
+          <w:p>
+            <w:pPr>
+              <w:spacing w:before="40" w:after="40"/>
+              <w:jc w:val="center"/>
+            </w:pPr>
+            <w:r/>
+            <w:r>
+              <w:rPr>
+                <w:rFonts w:ascii="標楷體" w:hAnsi="標楷體" w:eastAsia="標楷體"/>
+                <w:b w:val="0"/>
+                <w:sz w:val="24"/>
+              </w:rPr>
+              <w:t>測試單位</w:t>
+            </w:r>
+          </w:p>
+        </w:tc>
+        <w:tc>
+          <w:tcPr>
+            <w:tcW w:type="dxa" w:w="3628"/>
+          </w:tcPr>
+          <w:p>
+            <w:pPr>
+              <w:spacing w:before="40" w:after="40"/>
+              <w:jc w:val="center"/>
+            </w:pPr>
+            <w:r/>
+            <w:r>
+              <w:rPr>
+                <w:rFonts w:ascii="標楷體" w:hAnsi="標楷體" w:eastAsia="標楷體"/>
+                <w:b w:val="0"/>
+                <w:sz w:val="24"/>
+              </w:rPr>
+            </w:r>
+          </w:p>
+        </w:tc>
+        <w:tc>
+          <w:tcPr>
+            <w:tcW w:type="dxa" w:w="1928"/>
+          </w:tcPr>
+          <w:p>
+            <w:pPr>
+              <w:spacing w:before="40" w:after="40"/>
+              <w:jc w:val="center"/>
+            </w:pPr>
+            <w:r/>
+            <w:r>
+              <w:rPr>
+                <w:rFonts w:ascii="標楷體" w:hAnsi="標楷體" w:eastAsia="標楷體"/>
+                <w:b w:val="0"/>
+                <w:sz w:val="24"/>
+              </w:rPr>
+              <w:t>測試人員</w:t>
+            </w:r>
+          </w:p>
+        </w:tc>
+        <w:tc>
+          <w:tcPr>
+            <w:tcW w:type="dxa" w:w="2608"/>
+          </w:tcPr>
+          <w:p>
+            <w:pPr>
+              <w:spacing w:before="40" w:after="40"/>
+              <w:jc w:val="center"/>
+            </w:pPr>
+            <w:r/>
+            <w:r>
+              <w:rPr>
+                <w:rFonts w:ascii="標楷體" w:hAnsi="標楷體" w:eastAsia="標楷體"/>
+                <w:b w:val="0"/>
+                <w:sz w:val="24"/>
+              </w:rPr>
+            </w:r>
+          </w:p>
+        </w:tc>
+      </w:tr>
+      <w:tr>
+        <w:tc>
+          <w:tcPr>
+            <w:tcW w:type="dxa" w:w="1474"/>
+          </w:tcPr>
+          <w:p>
+            <w:pPr>
+              <w:spacing w:before="40" w:after="40"/>
+              <w:jc w:val="center"/>
+            </w:pPr>
+            <w:r/>
+            <w:r>
+              <w:rPr>
+                <w:rFonts w:ascii="標楷體" w:hAnsi="標楷體" w:eastAsia="標楷體"/>
+                <w:b w:val="0"/>
+                <w:sz w:val="24"/>
+              </w:rPr>
+              <w:t>測試日期</w:t>
+            </w:r>
+          </w:p>
+        </w:tc>
+        <w:tc>
+          <w:tcPr>
+            <w:tcW w:type="dxa" w:w="3628"/>
+          </w:tcPr>
+          <w:p>
+            <w:pPr>
+              <w:spacing w:before="40" w:after="40"/>
+              <w:jc w:val="center"/>
+            </w:pPr>
+            <w:r/>
+            <w:r>
+              <w:rPr>
+                <w:rFonts w:ascii="標楷體" w:hAnsi="標楷體" w:eastAsia="標楷體"/>
+                <w:b w:val="0"/>
+                <w:sz w:val="24"/>
+              </w:rPr>
+            </w:r>
+          </w:p>
+        </w:tc>
+        <w:tc>
+          <w:tcPr>
+            <w:tcW w:type="dxa" w:w="1928"/>
+          </w:tcPr>
+          <w:p>
+            <w:pPr>
+              <w:spacing w:before="40" w:after="40"/>
+              <w:jc w:val="center"/>
+            </w:pPr>
+            <w:r/>
+            <w:r>
+              <w:rPr>
+                <w:rFonts w:ascii="標楷體" w:hAnsi="標楷體" w:eastAsia="標楷體"/>
+                <w:b w:val="0"/>
+                <w:sz w:val="24"/>
+              </w:rPr>
+              <w:t>測試完畢日期</w:t>
+            </w:r>
+          </w:p>
+        </w:tc>
+        <w:tc>
+          <w:tcPr>
+            <w:tcW w:type="dxa" w:w="2608"/>
+          </w:tcPr>
+          <w:p>
+            <w:pPr>
+              <w:spacing w:before="40" w:after="40"/>
+              <w:jc w:val="center"/>
+            </w:pPr>
+            <w:r/>
+            <w:r>
+              <w:rPr>
+                <w:rFonts w:ascii="標楷體" w:hAnsi="標楷體" w:eastAsia="標楷體"/>
+                <w:b w:val="0"/>
+                <w:sz w:val="24"/>
+              </w:rPr>
+            </w:r>
+          </w:p>
+        </w:tc>
+      </w:tr>
+    </w:tbl>
+    <w:p/>
+    <w:tbl>
+      <w:tblPr>
+        <w:tblStyle w:val="aff2"/>
+        <w:tblW w:type="auto" w:w="0"/>
+        <w:jc w:val="center"/>
+        <w:tblLayout w:type="fixed"/>
+        <w:tblLook w:firstColumn="1" w:firstRow="1" w:lastColumn="0" w:lastRow="0" w:noHBand="0" w:noVBand="1" w:val="04A0"/>
+      </w:tblPr>
+      <w:tblGrid>
+        <w:gridCol w:w="2340"/>
+        <w:gridCol w:w="2340"/>
+        <w:gridCol w:w="2340"/>
+        <w:gridCol w:w="2340"/>
+      </w:tblGrid>
+      <w:tr>
+        <w:trPr>
+          <w:tblHeader w:val="true"/>
+        </w:trPr>
+        <w:tc>
+          <w:tcPr>
+            <w:tcW w:type="dxa" w:w="907"/>
+            <w:vMerge w:val="restart"/>
+          </w:tcPr>
+          <w:p>
+            <w:pPr>
+              <w:spacing w:before="40" w:after="40"/>
+              <w:jc w:val="center"/>
+            </w:pPr>
+            <w:r/>
+            <w:r>
+              <w:rPr>
+                <w:rFonts w:ascii="標楷體" w:hAnsi="標楷體" w:eastAsia="標楷體"/>
+                <w:b w:val="0"/>
+                <w:sz w:val="24"/>
+              </w:rPr>
+              <w:t>項次</w:t>
+            </w:r>
+          </w:p>
+        </w:tc>
+        <w:tc>
+          <w:tcPr>
+            <w:tcW w:type="dxa" w:w="6236"/>
+            <w:vMerge w:val="restart"/>
+          </w:tcPr>
+          <w:p>
+            <w:pPr>
+              <w:spacing w:before="40" w:after="40"/>
+              <w:jc w:val="center"/>
+            </w:pPr>
+            <w:r/>
+            <w:r>
+              <w:rPr>
+                <w:rFonts w:ascii="標楷體" w:hAnsi="標楷體" w:eastAsia="標楷體"/>
+                <w:b w:val="0"/>
+                <w:sz w:val="24"/>
+              </w:rPr>
+              <w:t>測試內容</w:t>
+            </w:r>
+          </w:p>
+        </w:tc>
+        <w:tc>
+          <w:tcPr>
+            <w:tcW w:type="dxa" w:w="2494"/>
+            <w:gridSpan w:val="2"/>
+          </w:tcPr>
+          <w:p>
+            <w:pPr>
+              <w:spacing w:before="40" w:after="40"/>
+              <w:jc w:val="center"/>
+            </w:pPr>
+            <w:r/>
+            <w:r>
+              <w:rPr>
+                <w:rFonts w:ascii="標楷體" w:hAnsi="標楷體" w:eastAsia="標楷體"/>
+                <w:b w:val="0"/>
+                <w:sz w:val="24"/>
+              </w:rPr>
+              <w:t>測試人員勾選</w:t>
+            </w:r>
+          </w:p>
+        </w:tc>
+      </w:tr>
+      <w:tr>
+        <w:trPr>
+          <w:tblHeader w:val="true"/>
+        </w:trPr>
+        <w:tc>
+          <w:tcPr>
+            <w:tcW w:type="dxa" w:w="907"/>
+            <w:vMerge/>
+          </w:tcPr>
+          <w:p/>
+        </w:tc>
+        <w:tc>
+          <w:tcPr>
+            <w:tcW w:type="dxa" w:w="6236"/>
+            <w:vMerge/>
+          </w:tcPr>
+          <w:p/>
+        </w:tc>
+        <w:tc>
+          <w:tcPr>
+            <w:tcW w:type="dxa" w:w="1247"/>
+          </w:tcPr>
+          <w:p>
+            <w:pPr>
+              <w:spacing w:before="40" w:after="40"/>
+              <w:jc w:val="center"/>
+            </w:pPr>
+            <w:r/>
+            <w:r>
+              <w:rPr>
+                <w:rFonts w:ascii="標楷體" w:hAnsi="標楷體" w:eastAsia="標楷體"/>
+                <w:b w:val="0"/>
+                <w:sz w:val="24"/>
+              </w:rPr>
+              <w:t>合格</w:t>
+            </w:r>
+          </w:p>
+        </w:tc>
+        <w:tc>
+          <w:tcPr>
+            <w:tcW w:type="dxa" w:w="1247"/>
+          </w:tcPr>
+          <w:p>
+            <w:pPr>
+              <w:spacing w:before="40" w:after="40"/>
+              <w:jc w:val="center"/>
+            </w:pPr>
+            <w:r/>
+            <w:r>
+              <w:rPr>
+                <w:rFonts w:ascii="標楷體" w:hAnsi="標楷體" w:eastAsia="標楷體"/>
+                <w:b w:val="0"/>
+                <w:sz w:val="24"/>
+              </w:rPr>
+              <w:t>不合格</w:t>
+            </w:r>
+          </w:p>
+        </w:tc>
+      </w:tr>
+      <w:tr>
+        <w:tc>
+          <w:tcPr>
+            <w:tcW w:type="dxa" w:w="907"/>
+          </w:tcPr>
+          <w:p>
+            <w:pPr>
+              <w:spacing w:before="40" w:after="40"/>
+              <w:jc w:val="center"/>
+            </w:pPr>
+            <w:r/>
+            <w:r>
+              <w:rPr>
+                <w:rFonts w:ascii="標楷體" w:hAnsi="標楷體" w:eastAsia="標楷體"/>
+                <w:b w:val="0"/>
+                <w:sz w:val="22"/>
+              </w:rPr>
+              <w:t>1</w:t>
+            </w:r>
+          </w:p>
+        </w:tc>
+        <w:tc>
+          <w:tcPr>
+            <w:tcW w:type="dxa" w:w="6236"/>
+          </w:tcPr>
+          <w:p>
+            <w:pPr>
+              <w:spacing w:before="40" w:after="40"/>
+              <w:jc w:val="left"/>
+            </w:pPr>
+            <w:r/>
+            <w:r>
+              <w:rPr>
+                <w:rFonts w:ascii="標楷體" w:hAnsi="標楷體" w:eastAsia="標楷體"/>
+                <w:b w:val="0"/>
+                <w:sz w:val="22"/>
+              </w:rPr>
+              <w:t>以教師甲進入「核可查詢」，不輸入任何條件，應即列出全部紀錄，含他人開設課程的通過、不通過與已撤銷紀錄。</w:t>
+            </w:r>
+          </w:p>
+        </w:tc>
+        <w:tc>
+          <w:tcPr>
+            <w:tcW w:type="dxa" w:w="1247"/>
+          </w:tcPr>
+          <w:p>
+            <w:pPr>
+              <w:spacing w:before="40" w:after="40"/>
+              <w:jc w:val="center"/>
+            </w:pPr>
+            <w:r/>
+            <w:r>
+              <w:rPr>
+                <w:rFonts w:ascii="標楷體" w:hAnsi="標楷體" w:eastAsia="標楷體"/>
+                <w:b w:val="0"/>
+                <w:sz w:val="24"/>
+              </w:rPr>
+            </w:r>
+          </w:p>
+        </w:tc>
+        <w:tc>
+          <w:tcPr>
+            <w:tcW w:type="dxa" w:w="1247"/>
+          </w:tcPr>
+          <w:p>
+            <w:pPr>
+              <w:spacing w:before="40" w:after="40"/>
+              <w:jc w:val="center"/>
+            </w:pPr>
+            <w:r/>
+            <w:r>
+              <w:rPr>
+                <w:rFonts w:ascii="標楷體" w:hAnsi="標楷體" w:eastAsia="標楷體"/>
+                <w:b w:val="0"/>
+                <w:sz w:val="24"/>
+              </w:rPr>
+            </w:r>
+          </w:p>
+        </w:tc>
+      </w:tr>
+      <w:tr>
+        <w:tc>
+          <w:tcPr>
+            <w:tcW w:type="dxa" w:w="907"/>
+          </w:tcPr>
+          <w:p>
+            <w:pPr>
+              <w:spacing w:before="40" w:after="40"/>
+              <w:jc w:val="center"/>
+            </w:pPr>
+            <w:r/>
+            <w:r>
+              <w:rPr>
+                <w:rFonts w:ascii="標楷體" w:hAnsi="標楷體" w:eastAsia="標楷體"/>
+                <w:b w:val="0"/>
+                <w:sz w:val="22"/>
+              </w:rPr>
+              <w:t>2</w:t>
+            </w:r>
+          </w:p>
+        </w:tc>
+        <w:tc>
+          <w:tcPr>
+            <w:tcW w:type="dxa" w:w="6236"/>
+          </w:tcPr>
+          <w:p>
+            <w:pPr>
+              <w:spacing w:before="40" w:after="40"/>
+              <w:jc w:val="left"/>
+            </w:pPr>
+            <w:r/>
+            <w:r>
+              <w:rPr>
+                <w:rFonts w:ascii="標楷體" w:hAnsi="標楷體" w:eastAsia="標楷體"/>
+                <w:b w:val="0"/>
+                <w:sz w:val="22"/>
+              </w:rPr>
+              <w:t>分別以教師乙與管理者進入「核可查詢」且不輸入條件，兩者顯示的「共 N 筆」應相同。</w:t>
+            </w:r>
+          </w:p>
+        </w:tc>
+        <w:tc>
+          <w:tcPr>
+            <w:tcW w:type="dxa" w:w="1247"/>
+          </w:tcPr>
+          <w:p>
+            <w:pPr>
+              <w:spacing w:before="40" w:after="40"/>
+              <w:jc w:val="center"/>
+            </w:pPr>
+            <w:r/>
+            <w:r>
+              <w:rPr>
+                <w:rFonts w:ascii="標楷體" w:hAnsi="標楷體" w:eastAsia="標楷體"/>
+                <w:b w:val="0"/>
+                <w:sz w:val="24"/>
+              </w:rPr>
+            </w:r>
+          </w:p>
+        </w:tc>
+        <w:tc>
+          <w:tcPr>
+            <w:tcW w:type="dxa" w:w="1247"/>
+          </w:tcPr>
+          <w:p>
+            <w:pPr>
+              <w:spacing w:before="40" w:after="40"/>
+              <w:jc w:val="center"/>
+            </w:pPr>
+            <w:r/>
+            <w:r>
+              <w:rPr>
+                <w:rFonts w:ascii="標楷體" w:hAnsi="標楷體" w:eastAsia="標楷體"/>
+                <w:b w:val="0"/>
+                <w:sz w:val="24"/>
+              </w:rPr>
+            </w:r>
+          </w:p>
+        </w:tc>
+      </w:tr>
+      <w:tr>
+        <w:tc>
+          <w:tcPr>
+            <w:tcW w:type="dxa" w:w="907"/>
+          </w:tcPr>
+          <w:p>
+            <w:pPr>
+              <w:spacing w:before="40" w:after="40"/>
+              <w:jc w:val="center"/>
+            </w:pPr>
+            <w:r/>
+            <w:r>
+              <w:rPr>
+                <w:rFonts w:ascii="標楷體" w:hAnsi="標楷體" w:eastAsia="標楷體"/>
+                <w:b w:val="0"/>
+                <w:sz w:val="22"/>
+              </w:rPr>
+              <w:t>3</w:t>
+            </w:r>
+          </w:p>
+        </w:tc>
+        <w:tc>
+          <w:tcPr>
+            <w:tcW w:type="dxa" w:w="6236"/>
+          </w:tcPr>
+          <w:p>
+            <w:pPr>
+              <w:spacing w:before="40" w:after="40"/>
+              <w:jc w:val="left"/>
+            </w:pPr>
+            <w:r/>
+            <w:r>
+              <w:rPr>
+                <w:rFonts w:ascii="標楷體" w:hAnsi="標楷體" w:eastAsia="標楷體"/>
+                <w:b w:val="0"/>
+                <w:sz w:val="22"/>
+              </w:rPr>
+              <w:t>於「學員姓名或 Email」輸入學員甲姓名中的一段，不按任何按鈕，結果應自動更新為學員甲的紀錄。</w:t>
+            </w:r>
+          </w:p>
+        </w:tc>
+        <w:tc>
+          <w:tcPr>
+            <w:tcW w:type="dxa" w:w="1247"/>
+          </w:tcPr>
+          <w:p>
+            <w:pPr>
+              <w:spacing w:before="40" w:after="40"/>
+              <w:jc w:val="center"/>
+            </w:pPr>
+            <w:r/>
+            <w:r>
+              <w:rPr>
+                <w:rFonts w:ascii="標楷體" w:hAnsi="標楷體" w:eastAsia="標楷體"/>
+                <w:b w:val="0"/>
+                <w:sz w:val="24"/>
+              </w:rPr>
+            </w:r>
+          </w:p>
+        </w:tc>
+        <w:tc>
+          <w:tcPr>
+            <w:tcW w:type="dxa" w:w="1247"/>
+          </w:tcPr>
+          <w:p>
+            <w:pPr>
+              <w:spacing w:before="40" w:after="40"/>
+              <w:jc w:val="center"/>
+            </w:pPr>
+            <w:r/>
+            <w:r>
+              <w:rPr>
+                <w:rFonts w:ascii="標楷體" w:hAnsi="標楷體" w:eastAsia="標楷體"/>
+                <w:b w:val="0"/>
+                <w:sz w:val="24"/>
+              </w:rPr>
+            </w:r>
+          </w:p>
+        </w:tc>
+      </w:tr>
+      <w:tr>
+        <w:tc>
+          <w:tcPr>
+            <w:tcW w:type="dxa" w:w="907"/>
+          </w:tcPr>
+          <w:p>
+            <w:pPr>
+              <w:spacing w:before="40" w:after="40"/>
+              <w:jc w:val="center"/>
+            </w:pPr>
+            <w:r/>
+            <w:r>
+              <w:rPr>
+                <w:rFonts w:ascii="標楷體" w:hAnsi="標楷體" w:eastAsia="標楷體"/>
+                <w:b w:val="0"/>
+                <w:sz w:val="22"/>
+              </w:rPr>
+              <w:t>4</w:t>
+            </w:r>
+          </w:p>
+        </w:tc>
+        <w:tc>
+          <w:tcPr>
+            <w:tcW w:type="dxa" w:w="6236"/>
+          </w:tcPr>
+          <w:p>
+            <w:pPr>
+              <w:spacing w:before="40" w:after="40"/>
+              <w:jc w:val="left"/>
+            </w:pPr>
+            <w:r/>
+            <w:r>
+              <w:rPr>
+                <w:rFonts w:ascii="標楷體" w:hAnsi="標楷體" w:eastAsia="標楷體"/>
+                <w:b w:val="0"/>
+                <w:sz w:val="22"/>
+              </w:rPr>
+              <w:t>輸入學員甲 Email「@」之前的一段或完整 Email 皆應查得學員甲；只輸入「@」之後的網域應查無紀錄。</w:t>
+            </w:r>
+          </w:p>
+        </w:tc>
+        <w:tc>
+          <w:tcPr>
+            <w:tcW w:type="dxa" w:w="1247"/>
+          </w:tcPr>
+          <w:p>
+            <w:pPr>
+              <w:spacing w:before="40" w:after="40"/>
+              <w:jc w:val="center"/>
+            </w:pPr>
+            <w:r/>
+            <w:r>
+              <w:rPr>
+                <w:rFonts w:ascii="標楷體" w:hAnsi="標楷體" w:eastAsia="標楷體"/>
+                <w:b w:val="0"/>
+                <w:sz w:val="24"/>
+              </w:rPr>
+            </w:r>
+          </w:p>
+        </w:tc>
+        <w:tc>
+          <w:tcPr>
+            <w:tcW w:type="dxa" w:w="1247"/>
+          </w:tcPr>
+          <w:p>
+            <w:pPr>
+              <w:spacing w:before="40" w:after="40"/>
+              <w:jc w:val="center"/>
+            </w:pPr>
+            <w:r/>
+            <w:r>
+              <w:rPr>
+                <w:rFonts w:ascii="標楷體" w:hAnsi="標楷體" w:eastAsia="標楷體"/>
+                <w:b w:val="0"/>
+                <w:sz w:val="24"/>
+              </w:rPr>
+            </w:r>
+          </w:p>
+        </w:tc>
+      </w:tr>
+      <w:tr>
+        <w:tc>
+          <w:tcPr>
+            <w:tcW w:type="dxa" w:w="907"/>
+          </w:tcPr>
+          <w:p>
+            <w:pPr>
+              <w:spacing w:before="40" w:after="40"/>
+              <w:jc w:val="center"/>
+            </w:pPr>
+            <w:r/>
+            <w:r>
+              <w:rPr>
+                <w:rFonts w:ascii="標楷體" w:hAnsi="標楷體" w:eastAsia="標楷體"/>
+                <w:b w:val="0"/>
+                <w:sz w:val="22"/>
+              </w:rPr>
+              <w:t>5</w:t>
+            </w:r>
+          </w:p>
+        </w:tc>
+        <w:tc>
+          <w:tcPr>
+            <w:tcW w:type="dxa" w:w="6236"/>
+          </w:tcPr>
+          <w:p>
+            <w:pPr>
+              <w:spacing w:before="40" w:after="40"/>
+              <w:jc w:val="left"/>
+            </w:pPr>
+            <w:r/>
+            <w:r>
+              <w:rPr>
+                <w:rFonts w:ascii="標楷體" w:hAnsi="標楷體" w:eastAsia="標楷體"/>
+                <w:b w:val="0"/>
+                <w:sz w:val="22"/>
+              </w:rPr>
+              <w:t>以教師甲不輸入姓名進入本作業後，管理者於 DP05 應查得一筆操作類型「查詢」、說明為「核可查詢（未指定學員）」的記錄，且不含學員姓名；改輸入姓名查詢則不新增記錄。</w:t>
+            </w:r>
+          </w:p>
+        </w:tc>
+        <w:tc>
+          <w:tcPr>
+            <w:tcW w:type="dxa" w:w="1247"/>
+          </w:tcPr>
+          <w:p>
+            <w:pPr>
+              <w:spacing w:before="40" w:after="40"/>
+              <w:jc w:val="center"/>
+            </w:pPr>
+            <w:r/>
+            <w:r>
+              <w:rPr>
+                <w:rFonts w:ascii="標楷體" w:hAnsi="標楷體" w:eastAsia="標楷體"/>
+                <w:b w:val="0"/>
+                <w:sz w:val="24"/>
+              </w:rPr>
+            </w:r>
+          </w:p>
+        </w:tc>
+        <w:tc>
+          <w:tcPr>
+            <w:tcW w:type="dxa" w:w="1247"/>
+          </w:tcPr>
+          <w:p>
+            <w:pPr>
+              <w:spacing w:before="40" w:after="40"/>
+              <w:jc w:val="center"/>
+            </w:pPr>
+            <w:r/>
+            <w:r>
+              <w:rPr>
+                <w:rFonts w:ascii="標楷體" w:hAnsi="標楷體" w:eastAsia="標楷體"/>
+                <w:b w:val="0"/>
+                <w:sz w:val="24"/>
+              </w:rPr>
+            </w:r>
+          </w:p>
+        </w:tc>
+      </w:tr>
+      <w:tr>
+        <w:tc>
+          <w:tcPr>
+            <w:tcW w:type="dxa" w:w="907"/>
+          </w:tcPr>
+          <w:p>
+            <w:pPr>
+              <w:spacing w:before="40" w:after="40"/>
+              <w:jc w:val="center"/>
+            </w:pPr>
+            <w:r/>
+            <w:r>
+              <w:rPr>
+                <w:rFonts w:ascii="標楷體" w:hAnsi="標楷體" w:eastAsia="標楷體"/>
+                <w:b w:val="0"/>
+                <w:sz w:val="22"/>
+              </w:rPr>
+              <w:t>6</w:t>
+            </w:r>
+          </w:p>
+        </w:tc>
+        <w:tc>
+          <w:tcPr>
+            <w:tcW w:type="dxa" w:w="6236"/>
+          </w:tcPr>
+          <w:p>
+            <w:pPr>
+              <w:spacing w:before="40" w:after="40"/>
+              <w:jc w:val="left"/>
+            </w:pPr>
+            <w:r/>
+            <w:r>
+              <w:rPr>
+                <w:rFonts w:ascii="標楷體" w:hAnsi="標楷體" w:eastAsia="標楷體"/>
+                <w:b w:val="0"/>
+                <w:sz w:val="22"/>
+              </w:rPr>
+              <w:t>展開「課程」下拉，應列出課程 A 與課程 B（含他人開設者）；選課程 A 後結果只列課程 A 的紀錄。</w:t>
+            </w:r>
+          </w:p>
+        </w:tc>
+        <w:tc>
+          <w:tcPr>
+            <w:tcW w:type="dxa" w:w="1247"/>
+          </w:tcPr>
+          <w:p>
+            <w:pPr>
+              <w:spacing w:before="40" w:after="40"/>
+              <w:jc w:val="center"/>
+            </w:pPr>
+            <w:r/>
+            <w:r>
+              <w:rPr>
+                <w:rFonts w:ascii="標楷體" w:hAnsi="標楷體" w:eastAsia="標楷體"/>
+                <w:b w:val="0"/>
+                <w:sz w:val="24"/>
+              </w:rPr>
+            </w:r>
+          </w:p>
+        </w:tc>
+        <w:tc>
+          <w:tcPr>
+            <w:tcW w:type="dxa" w:w="1247"/>
+          </w:tcPr>
+          <w:p>
+            <w:pPr>
+              <w:spacing w:before="40" w:after="40"/>
+              <w:jc w:val="center"/>
+            </w:pPr>
+            <w:r/>
+            <w:r>
+              <w:rPr>
+                <w:rFonts w:ascii="標楷體" w:hAnsi="標楷體" w:eastAsia="標楷體"/>
+                <w:b w:val="0"/>
+                <w:sz w:val="24"/>
+              </w:rPr>
+            </w:r>
+          </w:p>
+        </w:tc>
+      </w:tr>
+      <w:tr>
+        <w:tc>
+          <w:tcPr>
+            <w:tcW w:type="dxa" w:w="907"/>
+          </w:tcPr>
+          <w:p>
+            <w:pPr>
+              <w:spacing w:before="40" w:after="40"/>
+              <w:jc w:val="center"/>
+            </w:pPr>
+            <w:r/>
+            <w:r>
+              <w:rPr>
+                <w:rFonts w:ascii="標楷體" w:hAnsi="標楷體" w:eastAsia="標楷體"/>
+                <w:b w:val="0"/>
+                <w:sz w:val="22"/>
+              </w:rPr>
+              <w:t>7</w:t>
+            </w:r>
+          </w:p>
+        </w:tc>
+        <w:tc>
+          <w:tcPr>
+            <w:tcW w:type="dxa" w:w="6236"/>
+          </w:tcPr>
+          <w:p>
+            <w:pPr>
+              <w:spacing w:before="40" w:after="40"/>
+              <w:jc w:val="left"/>
+            </w:pPr>
+            <w:r/>
+            <w:r>
+              <w:rPr>
+                <w:rFonts w:ascii="標楷體" w:hAnsi="標楷體" w:eastAsia="標楷體"/>
+                <w:b w:val="0"/>
+                <w:sz w:val="22"/>
+              </w:rPr>
+              <w:t>「核可結果」選「僅通過」，應列出學員甲於課程 A、B 的通過，不應列出學員丙已撤銷的通過。</w:t>
+            </w:r>
+          </w:p>
+        </w:tc>
+        <w:tc>
+          <w:tcPr>
+            <w:tcW w:type="dxa" w:w="1247"/>
+          </w:tcPr>
+          <w:p>
+            <w:pPr>
+              <w:spacing w:before="40" w:after="40"/>
+              <w:jc w:val="center"/>
+            </w:pPr>
+            <w:r/>
+            <w:r>
+              <w:rPr>
+                <w:rFonts w:ascii="標楷體" w:hAnsi="標楷體" w:eastAsia="標楷體"/>
+                <w:b w:val="0"/>
+                <w:sz w:val="24"/>
+              </w:rPr>
+            </w:r>
+          </w:p>
+        </w:tc>
+        <w:tc>
+          <w:tcPr>
+            <w:tcW w:type="dxa" w:w="1247"/>
+          </w:tcPr>
+          <w:p>
+            <w:pPr>
+              <w:spacing w:before="40" w:after="40"/>
+              <w:jc w:val="center"/>
+            </w:pPr>
+            <w:r/>
+            <w:r>
+              <w:rPr>
+                <w:rFonts w:ascii="標楷體" w:hAnsi="標楷體" w:eastAsia="標楷體"/>
+                <w:b w:val="0"/>
+                <w:sz w:val="24"/>
+              </w:rPr>
+            </w:r>
+          </w:p>
+        </w:tc>
+      </w:tr>
+      <w:tr>
+        <w:tc>
+          <w:tcPr>
+            <w:tcW w:type="dxa" w:w="907"/>
+          </w:tcPr>
+          <w:p>
+            <w:pPr>
+              <w:spacing w:before="40" w:after="40"/>
+              <w:jc w:val="center"/>
+            </w:pPr>
+            <w:r/>
+            <w:r>
+              <w:rPr>
+                <w:rFonts w:ascii="標楷體" w:hAnsi="標楷體" w:eastAsia="標楷體"/>
+                <w:b w:val="0"/>
+                <w:sz w:val="22"/>
+              </w:rPr>
+              <w:t>8</w:t>
+            </w:r>
+          </w:p>
+        </w:tc>
+        <w:tc>
+          <w:tcPr>
+            <w:tcW w:type="dxa" w:w="6236"/>
+          </w:tcPr>
+          <w:p>
+            <w:pPr>
+              <w:spacing w:before="40" w:after="40"/>
+              <w:jc w:val="left"/>
+            </w:pPr>
+            <w:r/>
+            <w:r>
+              <w:rPr>
+                <w:rFonts w:ascii="標楷體" w:hAnsi="標楷體" w:eastAsia="標楷體"/>
+                <w:b w:val="0"/>
+                <w:sz w:val="22"/>
+              </w:rPr>
+              <w:t>「核可結果」選「僅不通過」，應只列出學員乙於課程 A 的不通過。</w:t>
+            </w:r>
+          </w:p>
+        </w:tc>
+        <w:tc>
+          <w:tcPr>
+            <w:tcW w:type="dxa" w:w="1247"/>
+          </w:tcPr>
+          <w:p>
+            <w:pPr>
+              <w:spacing w:before="40" w:after="40"/>
+              <w:jc w:val="center"/>
+            </w:pPr>
+            <w:r/>
+            <w:r>
+              <w:rPr>
+                <w:rFonts w:ascii="標楷體" w:hAnsi="標楷體" w:eastAsia="標楷體"/>
+                <w:b w:val="0"/>
+                <w:sz w:val="24"/>
+              </w:rPr>
+            </w:r>
+          </w:p>
+        </w:tc>
+        <w:tc>
+          <w:tcPr>
+            <w:tcW w:type="dxa" w:w="1247"/>
+          </w:tcPr>
+          <w:p>
+            <w:pPr>
+              <w:spacing w:before="40" w:after="40"/>
+              <w:jc w:val="center"/>
+            </w:pPr>
+            <w:r/>
+            <w:r>
+              <w:rPr>
+                <w:rFonts w:ascii="標楷體" w:hAnsi="標楷體" w:eastAsia="標楷體"/>
+                <w:b w:val="0"/>
+                <w:sz w:val="24"/>
+              </w:rPr>
+            </w:r>
+          </w:p>
+        </w:tc>
+      </w:tr>
+      <w:tr>
+        <w:tc>
+          <w:tcPr>
+            <w:tcW w:type="dxa" w:w="907"/>
+          </w:tcPr>
+          <w:p>
+            <w:pPr>
+              <w:spacing w:before="40" w:after="40"/>
+              <w:jc w:val="center"/>
+            </w:pPr>
+            <w:r/>
+            <w:r>
+              <w:rPr>
+                <w:rFonts w:ascii="標楷體" w:hAnsi="標楷體" w:eastAsia="標楷體"/>
+                <w:b w:val="0"/>
+                <w:sz w:val="22"/>
+              </w:rPr>
+              <w:t>9</w:t>
+            </w:r>
+          </w:p>
+        </w:tc>
+        <w:tc>
+          <w:tcPr>
+            <w:tcW w:type="dxa" w:w="6236"/>
+          </w:tcPr>
+          <w:p>
+            <w:pPr>
+              <w:spacing w:before="40" w:after="40"/>
+              <w:jc w:val="left"/>
+            </w:pPr>
+            <w:r/>
+            <w:r>
+              <w:rPr>
+                <w:rFonts w:ascii="標楷體" w:hAnsi="標楷體" w:eastAsia="標楷體"/>
+                <w:b w:val="0"/>
+                <w:sz w:val="22"/>
+              </w:rPr>
+              <w:t>「核可結果」選「僅已撤銷」，應只列出學員丙，其核可結果欄顯示「已撤銷（原通過）」而非綠色「通過」，狀態欄列出撤銷人與撤銷時間。</w:t>
+            </w:r>
+          </w:p>
+        </w:tc>
+        <w:tc>
+          <w:tcPr>
+            <w:tcW w:type="dxa" w:w="1247"/>
+          </w:tcPr>
+          <w:p>
+            <w:pPr>
+              <w:spacing w:before="40" w:after="40"/>
+              <w:jc w:val="center"/>
+            </w:pPr>
+            <w:r/>
+            <w:r>
+              <w:rPr>
+                <w:rFonts w:ascii="標楷體" w:hAnsi="標楷體" w:eastAsia="標楷體"/>
+                <w:b w:val="0"/>
+                <w:sz w:val="24"/>
+              </w:rPr>
+            </w:r>
+          </w:p>
+        </w:tc>
+        <w:tc>
+          <w:tcPr>
+            <w:tcW w:type="dxa" w:w="1247"/>
+          </w:tcPr>
+          <w:p>
+            <w:pPr>
+              <w:spacing w:before="40" w:after="40"/>
+              <w:jc w:val="center"/>
+            </w:pPr>
+            <w:r/>
+            <w:r>
+              <w:rPr>
+                <w:rFonts w:ascii="標楷體" w:hAnsi="標楷體" w:eastAsia="標楷體"/>
+                <w:b w:val="0"/>
+                <w:sz w:val="24"/>
+              </w:rPr>
+            </w:r>
+          </w:p>
+        </w:tc>
+      </w:tr>
+      <w:tr>
+        <w:tc>
+          <w:tcPr>
+            <w:tcW w:type="dxa" w:w="907"/>
+          </w:tcPr>
+          <w:p>
+            <w:pPr>
+              <w:spacing w:before="40" w:after="40"/>
+              <w:jc w:val="center"/>
+            </w:pPr>
+            <w:r/>
+            <w:r>
+              <w:rPr>
+                <w:rFonts w:ascii="標楷體" w:hAnsi="標楷體" w:eastAsia="標楷體"/>
+                <w:b w:val="0"/>
+                <w:sz w:val="22"/>
+              </w:rPr>
+              <w:t>10</w:t>
+            </w:r>
+          </w:p>
+        </w:tc>
+        <w:tc>
+          <w:tcPr>
+            <w:tcW w:type="dxa" w:w="6236"/>
+          </w:tcPr>
+          <w:p>
+            <w:pPr>
+              <w:spacing w:before="40" w:after="40"/>
+              <w:jc w:val="left"/>
+            </w:pPr>
+            <w:r/>
+            <w:r>
+              <w:rPr>
+                <w:rFonts w:ascii="標楷體" w:hAnsi="標楷體" w:eastAsia="標楷體"/>
+                <w:b w:val="0"/>
+                <w:sz w:val="22"/>
+              </w:rPr>
+              <w:t>查詢學員甲，課程 B 那一列核可結果應為「通過」、核可人為「—」、通過時間為其完成全部項目的時間。</w:t>
+            </w:r>
+          </w:p>
+        </w:tc>
+        <w:tc>
+          <w:tcPr>
+            <w:tcW w:type="dxa" w:w="1247"/>
+          </w:tcPr>
+          <w:p>
+            <w:pPr>
+              <w:spacing w:before="40" w:after="40"/>
+              <w:jc w:val="center"/>
+            </w:pPr>
+            <w:r/>
+            <w:r>
+              <w:rPr>
+                <w:rFonts w:ascii="標楷體" w:hAnsi="標楷體" w:eastAsia="標楷體"/>
+                <w:b w:val="0"/>
+                <w:sz w:val="24"/>
+              </w:rPr>
+            </w:r>
+          </w:p>
+        </w:tc>
+        <w:tc>
+          <w:tcPr>
+            <w:tcW w:type="dxa" w:w="1247"/>
+          </w:tcPr>
+          <w:p>
+            <w:pPr>
+              <w:spacing w:before="40" w:after="40"/>
+              <w:jc w:val="center"/>
+            </w:pPr>
+            <w:r/>
+            <w:r>
+              <w:rPr>
+                <w:rFonts w:ascii="標楷體" w:hAnsi="標楷體" w:eastAsia="標楷體"/>
+                <w:b w:val="0"/>
+                <w:sz w:val="24"/>
+              </w:rPr>
+            </w:r>
+          </w:p>
+        </w:tc>
+      </w:tr>
+      <w:tr>
+        <w:tc>
+          <w:tcPr>
+            <w:tcW w:type="dxa" w:w="907"/>
+          </w:tcPr>
+          <w:p>
+            <w:pPr>
+              <w:spacing w:before="40" w:after="40"/>
+              <w:jc w:val="center"/>
+            </w:pPr>
+            <w:r/>
+            <w:r>
+              <w:rPr>
+                <w:rFonts w:ascii="標楷體" w:hAnsi="標楷體" w:eastAsia="標楷體"/>
+                <w:b w:val="0"/>
+                <w:sz w:val="22"/>
+              </w:rPr>
+              <w:t>11</w:t>
+            </w:r>
+          </w:p>
+        </w:tc>
+        <w:tc>
+          <w:tcPr>
+            <w:tcW w:type="dxa" w:w="6236"/>
+          </w:tcPr>
+          <w:p>
+            <w:pPr>
+              <w:spacing w:before="40" w:after="40"/>
+              <w:jc w:val="left"/>
+            </w:pPr>
+            <w:r/>
+            <w:r>
+              <w:rPr>
+                <w:rFonts w:ascii="標楷體" w:hAnsi="標楷體" w:eastAsia="標楷體"/>
+                <w:b w:val="0"/>
+                <w:sz w:val="22"/>
+              </w:rPr>
+              <w:t>查詢學員丁（已完成課程 A 線上項目但尚未核可），應顯示「查無符合條件的紀錄。」</w:t>
+            </w:r>
+          </w:p>
+        </w:tc>
+        <w:tc>
+          <w:tcPr>
+            <w:tcW w:type="dxa" w:w="1247"/>
+          </w:tcPr>
+          <w:p>
+            <w:pPr>
+              <w:spacing w:before="40" w:after="40"/>
+              <w:jc w:val="center"/>
+            </w:pPr>
+            <w:r/>
+            <w:r>
+              <w:rPr>
+                <w:rFonts w:ascii="標楷體" w:hAnsi="標楷體" w:eastAsia="標楷體"/>
+                <w:b w:val="0"/>
+                <w:sz w:val="24"/>
+              </w:rPr>
+            </w:r>
+          </w:p>
+        </w:tc>
+        <w:tc>
+          <w:tcPr>
+            <w:tcW w:type="dxa" w:w="1247"/>
+          </w:tcPr>
+          <w:p>
+            <w:pPr>
+              <w:spacing w:before="40" w:after="40"/>
+              <w:jc w:val="center"/>
+            </w:pPr>
+            <w:r/>
+            <w:r>
+              <w:rPr>
+                <w:rFonts w:ascii="標楷體" w:hAnsi="標楷體" w:eastAsia="標楷體"/>
+                <w:b w:val="0"/>
+                <w:sz w:val="24"/>
+              </w:rPr>
+            </w:r>
+          </w:p>
+        </w:tc>
+      </w:tr>
+      <w:tr>
+        <w:tc>
+          <w:tcPr>
+            <w:tcW w:type="dxa" w:w="907"/>
+          </w:tcPr>
+          <w:p>
+            <w:pPr>
+              <w:spacing w:before="40" w:after="40"/>
+              <w:jc w:val="center"/>
+            </w:pPr>
+            <w:r/>
+            <w:r>
+              <w:rPr>
+                <w:rFonts w:ascii="標楷體" w:hAnsi="標楷體" w:eastAsia="標楷體"/>
+                <w:b w:val="0"/>
+                <w:sz w:val="22"/>
+              </w:rPr>
+              <w:t>12</w:t>
+            </w:r>
+          </w:p>
+        </w:tc>
+        <w:tc>
+          <w:tcPr>
+            <w:tcW w:type="dxa" w:w="6236"/>
+          </w:tcPr>
+          <w:p>
+            <w:pPr>
+              <w:spacing w:before="40" w:after="40"/>
+              <w:jc w:val="left"/>
+            </w:pPr>
+            <w:r/>
+            <w:r>
+              <w:rPr>
+                <w:rFonts w:ascii="標楷體" w:hAnsi="標楷體" w:eastAsia="標楷體"/>
+                <w:b w:val="0"/>
+                <w:sz w:val="22"/>
+              </w:rPr>
+              <w:t>以教師甲查課程 A，學員甲的「備註：」與學員丙的撤銷原因應顯示；改以教師乙查同兩列，備註與撤銷原因應不顯示，但「已撤銷」、撤銷人與撤銷時間仍顯示。</w:t>
+            </w:r>
+          </w:p>
+        </w:tc>
+        <w:tc>
+          <w:tcPr>
+            <w:tcW w:type="dxa" w:w="1247"/>
+          </w:tcPr>
+          <w:p>
+            <w:pPr>
+              <w:spacing w:before="40" w:after="40"/>
+              <w:jc w:val="center"/>
+            </w:pPr>
+            <w:r/>
+            <w:r>
+              <w:rPr>
+                <w:rFonts w:ascii="標楷體" w:hAnsi="標楷體" w:eastAsia="標楷體"/>
+                <w:b w:val="0"/>
+                <w:sz w:val="24"/>
+              </w:rPr>
+            </w:r>
+          </w:p>
+        </w:tc>
+        <w:tc>
+          <w:tcPr>
+            <w:tcW w:type="dxa" w:w="1247"/>
+          </w:tcPr>
+          <w:p>
+            <w:pPr>
+              <w:spacing w:before="40" w:after="40"/>
+              <w:jc w:val="center"/>
+            </w:pPr>
+            <w:r/>
+            <w:r>
+              <w:rPr>
+                <w:rFonts w:ascii="標楷體" w:hAnsi="標楷體" w:eastAsia="標楷體"/>
+                <w:b w:val="0"/>
+                <w:sz w:val="24"/>
+              </w:rPr>
+            </w:r>
+          </w:p>
+        </w:tc>
+      </w:tr>
+      <w:tr>
+        <w:tc>
+          <w:tcPr>
+            <w:tcW w:type="dxa" w:w="907"/>
+          </w:tcPr>
+          <w:p>
+            <w:pPr>
+              <w:spacing w:before="40" w:after="40"/>
+              <w:jc w:val="center"/>
+            </w:pPr>
+            <w:r/>
+            <w:r>
+              <w:rPr>
+                <w:rFonts w:ascii="標楷體" w:hAnsi="標楷體" w:eastAsia="標楷體"/>
+                <w:b w:val="0"/>
+                <w:sz w:val="22"/>
+              </w:rPr>
+              <w:t>13</w:t>
+            </w:r>
+          </w:p>
+        </w:tc>
+        <w:tc>
+          <w:tcPr>
+            <w:tcW w:type="dxa" w:w="6236"/>
+          </w:tcPr>
+          <w:p>
+            <w:pPr>
+              <w:spacing w:before="40" w:after="40"/>
+              <w:jc w:val="left"/>
+            </w:pPr>
+            <w:r/>
+            <w:r>
+              <w:rPr>
+                <w:rFonts w:ascii="標楷體" w:hAnsi="標楷體" w:eastAsia="標楷體"/>
+                <w:b w:val="0"/>
+                <w:sz w:val="22"/>
+              </w:rPr>
+              <w:t>以管理者查課程 A，學員甲的考核備註與學員丙的撤銷原因皆應顯示。</w:t>
+            </w:r>
+          </w:p>
+        </w:tc>
+        <w:tc>
+          <w:tcPr>
+            <w:tcW w:type="dxa" w:w="1247"/>
+          </w:tcPr>
+          <w:p>
+            <w:pPr>
+              <w:spacing w:before="40" w:after="40"/>
+              <w:jc w:val="center"/>
+            </w:pPr>
+            <w:r/>
+            <w:r>
+              <w:rPr>
+                <w:rFonts w:ascii="標楷體" w:hAnsi="標楷體" w:eastAsia="標楷體"/>
+                <w:b w:val="0"/>
+                <w:sz w:val="24"/>
+              </w:rPr>
+            </w:r>
+          </w:p>
+        </w:tc>
+        <w:tc>
+          <w:tcPr>
+            <w:tcW w:type="dxa" w:w="1247"/>
+          </w:tcPr>
+          <w:p>
+            <w:pPr>
+              <w:spacing w:before="40" w:after="40"/>
+              <w:jc w:val="center"/>
+            </w:pPr>
+            <w:r/>
+            <w:r>
+              <w:rPr>
+                <w:rFonts w:ascii="標楷體" w:hAnsi="標楷體" w:eastAsia="標楷體"/>
+                <w:b w:val="0"/>
+                <w:sz w:val="24"/>
+              </w:rPr>
+            </w:r>
+          </w:p>
+        </w:tc>
+      </w:tr>
+      <w:tr>
+        <w:tc>
+          <w:tcPr>
+            <w:tcW w:type="dxa" w:w="907"/>
+          </w:tcPr>
+          <w:p>
+            <w:pPr>
+              <w:spacing w:before="40" w:after="40"/>
+              <w:jc w:val="center"/>
+            </w:pPr>
+            <w:r/>
+            <w:r>
+              <w:rPr>
+                <w:rFonts w:ascii="標楷體" w:hAnsi="標楷體" w:eastAsia="標楷體"/>
+                <w:b w:val="0"/>
+                <w:sz w:val="22"/>
+              </w:rPr>
+              <w:t>14</w:t>
+            </w:r>
+          </w:p>
+        </w:tc>
+        <w:tc>
+          <w:tcPr>
+            <w:tcW w:type="dxa" w:w="6236"/>
+          </w:tcPr>
+          <w:p>
+            <w:pPr>
+              <w:spacing w:before="40" w:after="40"/>
+              <w:jc w:val="left"/>
+            </w:pPr>
+            <w:r/>
+            <w:r>
+              <w:rPr>
+                <w:rFonts w:ascii="標楷體" w:hAnsi="標楷體" w:eastAsia="標楷體"/>
+                <w:b w:val="0"/>
+                <w:sz w:val="22"/>
+              </w:rPr>
+              <w:t>教師甲於 ET02 對學員丙重新核可為通過後，於本作業查詢學員丙，該列應改為「通過」、狀態「有效」，原撤銷資訊不再顯示。</w:t>
+            </w:r>
+          </w:p>
+        </w:tc>
+        <w:tc>
+          <w:tcPr>
+            <w:tcW w:type="dxa" w:w="1247"/>
+          </w:tcPr>
+          <w:p>
+            <w:pPr>
+              <w:spacing w:before="40" w:after="40"/>
+              <w:jc w:val="center"/>
+            </w:pPr>
+            <w:r/>
+            <w:r>
+              <w:rPr>
+                <w:rFonts w:ascii="標楷體" w:hAnsi="標楷體" w:eastAsia="標楷體"/>
+                <w:b w:val="0"/>
+                <w:sz w:val="24"/>
+              </w:rPr>
+            </w:r>
+          </w:p>
+        </w:tc>
+        <w:tc>
+          <w:tcPr>
+            <w:tcW w:type="dxa" w:w="1247"/>
+          </w:tcPr>
+          <w:p>
+            <w:pPr>
+              <w:spacing w:before="40" w:after="40"/>
+              <w:jc w:val="center"/>
+            </w:pPr>
+            <w:r/>
+            <w:r>
+              <w:rPr>
+                <w:rFonts w:ascii="標楷體" w:hAnsi="標楷體" w:eastAsia="標楷體"/>
+                <w:b w:val="0"/>
+                <w:sz w:val="24"/>
+              </w:rPr>
+            </w:r>
+          </w:p>
+        </w:tc>
+      </w:tr>
+      <w:tr>
+        <w:tc>
+          <w:tcPr>
+            <w:tcW w:type="dxa" w:w="907"/>
+          </w:tcPr>
+          <w:p>
+            <w:pPr>
+              <w:spacing w:before="40" w:after="40"/>
+              <w:jc w:val="center"/>
+            </w:pPr>
+            <w:r/>
+            <w:r>
+              <w:rPr>
+                <w:rFonts w:ascii="標楷體" w:hAnsi="標楷體" w:eastAsia="標楷體"/>
+                <w:b w:val="0"/>
+                <w:sz w:val="22"/>
+              </w:rPr>
+              <w:t>15</w:t>
+            </w:r>
+          </w:p>
+        </w:tc>
+        <w:tc>
+          <w:tcPr>
+            <w:tcW w:type="dxa" w:w="6236"/>
+          </w:tcPr>
+          <w:p>
+            <w:pPr>
+              <w:spacing w:before="40" w:after="40"/>
+              <w:jc w:val="left"/>
+            </w:pPr>
+            <w:r/>
+            <w:r>
+              <w:rPr>
+                <w:rFonts w:ascii="標楷體" w:hAnsi="標楷體" w:eastAsia="標楷體"/>
+                <w:b w:val="0"/>
+                <w:sz w:val="22"/>
+              </w:rPr>
+              <w:t>以學員甲登入進入「核可查詢」，應直接列出課程 A 與課程 B 兩門已通過的課程，畫面沒有查詢條件。</w:t>
+            </w:r>
+          </w:p>
+        </w:tc>
+        <w:tc>
+          <w:tcPr>
+            <w:tcW w:type="dxa" w:w="1247"/>
+          </w:tcPr>
+          <w:p>
+            <w:pPr>
+              <w:spacing w:before="40" w:after="40"/>
+              <w:jc w:val="center"/>
+            </w:pPr>
+            <w:r/>
+            <w:r>
+              <w:rPr>
+                <w:rFonts w:ascii="標楷體" w:hAnsi="標楷體" w:eastAsia="標楷體"/>
+                <w:b w:val="0"/>
+                <w:sz w:val="24"/>
+              </w:rPr>
+            </w:r>
+          </w:p>
+        </w:tc>
+        <w:tc>
+          <w:tcPr>
+            <w:tcW w:type="dxa" w:w="1247"/>
+          </w:tcPr>
+          <w:p>
+            <w:pPr>
+              <w:spacing w:before="40" w:after="40"/>
+              <w:jc w:val="center"/>
+            </w:pPr>
+            <w:r/>
+            <w:r>
+              <w:rPr>
+                <w:rFonts w:ascii="標楷體" w:hAnsi="標楷體" w:eastAsia="標楷體"/>
+                <w:b w:val="0"/>
+                <w:sz w:val="24"/>
+              </w:rPr>
+            </w:r>
+          </w:p>
+        </w:tc>
+      </w:tr>
+      <w:tr>
+        <w:tc>
+          <w:tcPr>
+            <w:tcW w:type="dxa" w:w="907"/>
+          </w:tcPr>
+          <w:p>
+            <w:pPr>
+              <w:spacing w:before="40" w:after="40"/>
+              <w:jc w:val="center"/>
+            </w:pPr>
+            <w:r/>
+            <w:r>
+              <w:rPr>
+                <w:rFonts w:ascii="標楷體" w:hAnsi="標楷體" w:eastAsia="標楷體"/>
+                <w:b w:val="0"/>
+                <w:sz w:val="22"/>
+              </w:rPr>
+              <w:t>16</w:t>
+            </w:r>
+          </w:p>
+        </w:tc>
+        <w:tc>
+          <w:tcPr>
+            <w:tcW w:type="dxa" w:w="6236"/>
+          </w:tcPr>
+          <w:p>
+            <w:pPr>
+              <w:spacing w:before="40" w:after="40"/>
+              <w:jc w:val="left"/>
+            </w:pPr>
+            <w:r/>
+            <w:r>
+              <w:rPr>
+                <w:rFonts w:ascii="標楷體" w:hAnsi="標楷體" w:eastAsia="標楷體"/>
+                <w:b w:val="0"/>
+                <w:sz w:val="22"/>
+              </w:rPr>
+              <w:t>以學員乙登入進入「核可查詢」，應顯示「您目前尚無已通過的課程」，不顯示課程 A 的不通過紀錄。</w:t>
+            </w:r>
+          </w:p>
+        </w:tc>
+        <w:tc>
+          <w:tcPr>
+            <w:tcW w:type="dxa" w:w="1247"/>
+          </w:tcPr>
+          <w:p>
+            <w:pPr>
+              <w:spacing w:before="40" w:after="40"/>
+              <w:jc w:val="center"/>
+            </w:pPr>
+            <w:r/>
+            <w:r>
+              <w:rPr>
+                <w:rFonts w:ascii="標楷體" w:hAnsi="標楷體" w:eastAsia="標楷體"/>
+                <w:b w:val="0"/>
+                <w:sz w:val="24"/>
+              </w:rPr>
+            </w:r>
+          </w:p>
+        </w:tc>
+        <w:tc>
+          <w:tcPr>
+            <w:tcW w:type="dxa" w:w="1247"/>
+          </w:tcPr>
+          <w:p>
+            <w:pPr>
+              <w:spacing w:before="40" w:after="40"/>
+              <w:jc w:val="center"/>
+            </w:pPr>
+            <w:r/>
+            <w:r>
+              <w:rPr>
+                <w:rFonts w:ascii="標楷體" w:hAnsi="標楷體" w:eastAsia="標楷體"/>
+                <w:b w:val="0"/>
+                <w:sz w:val="24"/>
+              </w:rPr>
+            </w:r>
+          </w:p>
+        </w:tc>
+      </w:tr>
+      <w:tr>
+        <w:tc>
+          <w:tcPr>
+            <w:tcW w:type="dxa" w:w="907"/>
+          </w:tcPr>
+          <w:p>
+            <w:pPr>
+              <w:spacing w:before="40" w:after="40"/>
+              <w:jc w:val="center"/>
+            </w:pPr>
+            <w:r/>
+            <w:r>
+              <w:rPr>
+                <w:rFonts w:ascii="標楷體" w:hAnsi="標楷體" w:eastAsia="標楷體"/>
+                <w:b w:val="0"/>
+                <w:sz w:val="22"/>
+              </w:rPr>
+              <w:t>17</w:t>
+            </w:r>
+          </w:p>
+        </w:tc>
+        <w:tc>
+          <w:tcPr>
+            <w:tcW w:type="dxa" w:w="6236"/>
+          </w:tcPr>
+          <w:p>
+            <w:pPr>
+              <w:spacing w:before="40" w:after="40"/>
+              <w:jc w:val="left"/>
+            </w:pPr>
+            <w:r/>
+            <w:r>
+              <w:rPr>
+                <w:rFonts w:ascii="標楷體" w:hAnsi="標楷體" w:eastAsia="標楷體"/>
+                <w:b w:val="0"/>
+                <w:sz w:val="22"/>
+              </w:rPr>
+              <w:t>教師甲於 ET02 撤銷學員甲於課程 A 的核可後，學員甲重新進入本作業，課程 A 應不再列出。</w:t>
+            </w:r>
+          </w:p>
+        </w:tc>
+        <w:tc>
+          <w:tcPr>
+            <w:tcW w:type="dxa" w:w="1247"/>
+          </w:tcPr>
+          <w:p>
+            <w:pPr>
+              <w:spacing w:before="40" w:after="40"/>
+              <w:jc w:val="center"/>
+            </w:pPr>
+            <w:r/>
+            <w:r>
+              <w:rPr>
+                <w:rFonts w:ascii="標楷體" w:hAnsi="標楷體" w:eastAsia="標楷體"/>
+                <w:b w:val="0"/>
+                <w:sz w:val="24"/>
+              </w:rPr>
+            </w:r>
+          </w:p>
+        </w:tc>
+        <w:tc>
+          <w:tcPr>
+            <w:tcW w:type="dxa" w:w="1247"/>
+          </w:tcPr>
+          <w:p>
+            <w:pPr>
+              <w:spacing w:before="40" w:after="40"/>
+              <w:jc w:val="center"/>
+            </w:pPr>
+            <w:r/>
+            <w:r>
+              <w:rPr>
+                <w:rFonts w:ascii="標楷體" w:hAnsi="標楷體" w:eastAsia="標楷體"/>
+                <w:b w:val="0"/>
+                <w:sz w:val="24"/>
+              </w:rPr>
+            </w:r>
+          </w:p>
+        </w:tc>
+      </w:tr>
+      <w:tr>
+        <w:tc>
+          <w:tcPr>
+            <w:tcW w:type="dxa" w:w="907"/>
+          </w:tcPr>
+          <w:p>
+            <w:pPr>
+              <w:spacing w:before="40" w:after="40"/>
+              <w:jc w:val="center"/>
+            </w:pPr>
+            <w:r/>
+            <w:r>
+              <w:rPr>
+                <w:rFonts w:ascii="標楷體" w:hAnsi="標楷體" w:eastAsia="標楷體"/>
+                <w:b w:val="0"/>
+                <w:sz w:val="22"/>
+              </w:rPr>
+              <w:t>18</w:t>
+            </w:r>
+          </w:p>
+        </w:tc>
+        <w:tc>
+          <w:tcPr>
+            <w:tcW w:type="dxa" w:w="6236"/>
+          </w:tcPr>
+          <w:p>
+            <w:pPr>
+              <w:spacing w:before="40" w:after="40"/>
+              <w:jc w:val="left"/>
+            </w:pPr>
+            <w:r/>
+            <w:r>
+              <w:rPr>
+                <w:rFonts w:ascii="標楷體" w:hAnsi="標楷體" w:eastAsia="標楷體"/>
+                <w:b w:val="0"/>
+                <w:sz w:val="22"/>
+              </w:rPr>
+              <w:t>以兼具教師與學員角色的帳號進入「核可查詢」，應顯示含「學員姓名或 Email」等查詢條件的查詢畫面，而非學員的已通過課程清單。</w:t>
             </w:r>
           </w:p>
         </w:tc>

--- a/docs/manuals/測試報告/ET-教育訓練文件管理模組.docx
+++ b/docs/manuals/測試報告/ET-教育訓練文件管理模組.docx
@@ -15998,6 +15998,2518 @@
                 <w:sz w:val="22"/>
               </w:rPr>
               <w:t>於兩個裝置同時開啟同一門課程的編輯頁，其中一邊儲存後另一邊再儲存，應擋下並提示內容已被其他裝置變更，且該次編輯不覆蓋先前的儲存。</w:t>
+            </w:r>
+          </w:p>
+        </w:tc>
+        <w:tc>
+          <w:tcPr>
+            <w:tcW w:type="dxa" w:w="1247"/>
+          </w:tcPr>
+          <w:p>
+            <w:pPr>
+              <w:spacing w:before="40" w:after="40"/>
+              <w:jc w:val="center"/>
+            </w:pPr>
+            <w:r/>
+            <w:r>
+              <w:rPr>
+                <w:rFonts w:ascii="標楷體" w:hAnsi="標楷體" w:eastAsia="標楷體"/>
+                <w:b w:val="0"/>
+                <w:sz w:val="24"/>
+              </w:rPr>
+            </w:r>
+          </w:p>
+        </w:tc>
+        <w:tc>
+          <w:tcPr>
+            <w:tcW w:type="dxa" w:w="1247"/>
+          </w:tcPr>
+          <w:p>
+            <w:pPr>
+              <w:spacing w:before="40" w:after="40"/>
+              <w:jc w:val="center"/>
+            </w:pPr>
+            <w:r/>
+            <w:r>
+              <w:rPr>
+                <w:rFonts w:ascii="標楷體" w:hAnsi="標楷體" w:eastAsia="標楷體"/>
+                <w:b w:val="0"/>
+                <w:sz w:val="24"/>
+              </w:rPr>
+            </w:r>
+          </w:p>
+        </w:tc>
+      </w:tr>
+    </w:tbl>
+    <w:p>
+      <w:pPr>
+        <w:pStyle w:val="1"/>
+        <w:pageBreakBefore/>
+      </w:pPr>
+      <w:r>
+        <w:t>ET06 課程學習</w:t>
+      </w:r>
+    </w:p>
+    <w:tbl>
+      <w:tblPr>
+        <w:tblStyle w:val="aff2"/>
+        <w:tblW w:type="auto" w:w="0"/>
+        <w:jc w:val="center"/>
+        <w:tblLayout w:type="fixed"/>
+        <w:tblLook w:firstColumn="1" w:firstRow="1" w:lastColumn="0" w:lastRow="0" w:noHBand="0" w:noVBand="1" w:val="04A0"/>
+      </w:tblPr>
+      <w:tblGrid>
+        <w:gridCol w:w="2340"/>
+        <w:gridCol w:w="2340"/>
+        <w:gridCol w:w="2340"/>
+        <w:gridCol w:w="2340"/>
+      </w:tblGrid>
+      <w:tr>
+        <w:tc>
+          <w:tcPr>
+            <w:tcW w:type="dxa" w:w="9638"/>
+            <w:gridSpan w:val="4"/>
+          </w:tcPr>
+          <w:p>
+            <w:pPr>
+              <w:spacing w:before="40" w:after="40"/>
+              <w:jc w:val="center"/>
+            </w:pPr>
+            <w:r/>
+            <w:r>
+              <w:rPr>
+                <w:rFonts w:ascii="標楷體" w:hAnsi="標楷體" w:eastAsia="標楷體"/>
+                <w:b/>
+                <w:sz w:val="32"/>
+                <w:spacing w:val="80"/>
+              </w:rPr>
+              <w:t>國防醫學大學三軍總醫院測試報告</w:t>
+            </w:r>
+          </w:p>
+        </w:tc>
+      </w:tr>
+      <w:tr>
+        <w:tc>
+          <w:tcPr>
+            <w:tcW w:type="dxa" w:w="1474"/>
+          </w:tcPr>
+          <w:p>
+            <w:pPr>
+              <w:spacing w:before="40" w:after="40"/>
+              <w:jc w:val="center"/>
+            </w:pPr>
+            <w:r/>
+            <w:r>
+              <w:rPr>
+                <w:rFonts w:ascii="標楷體" w:hAnsi="標楷體" w:eastAsia="標楷體"/>
+                <w:b w:val="0"/>
+                <w:sz w:val="24"/>
+              </w:rPr>
+              <w:t>購案名稱</w:t>
+            </w:r>
+          </w:p>
+        </w:tc>
+        <w:tc>
+          <w:tcPr>
+            <w:tcW w:type="dxa" w:w="3628"/>
+          </w:tcPr>
+          <w:p>
+            <w:pPr>
+              <w:spacing w:before="40" w:after="40"/>
+              <w:jc w:val="center"/>
+            </w:pPr>
+            <w:r/>
+            <w:r>
+              <w:rPr>
+                <w:rFonts w:ascii="標楷體" w:hAnsi="標楷體" w:eastAsia="標楷體"/>
+                <w:b w:val="0"/>
+                <w:sz w:val="24"/>
+              </w:rPr>
+              <w:t>國軍醫院設立捐血站裝備整備案</w:t>
+            </w:r>
+          </w:p>
+        </w:tc>
+        <w:tc>
+          <w:tcPr>
+            <w:tcW w:type="dxa" w:w="1928"/>
+          </w:tcPr>
+          <w:p>
+            <w:pPr>
+              <w:spacing w:before="40" w:after="40"/>
+              <w:jc w:val="center"/>
+            </w:pPr>
+            <w:r/>
+            <w:r>
+              <w:rPr>
+                <w:rFonts w:ascii="標楷體" w:hAnsi="標楷體" w:eastAsia="標楷體"/>
+                <w:b w:val="0"/>
+                <w:sz w:val="24"/>
+              </w:rPr>
+              <w:t>單位主管用印</w:t>
+            </w:r>
+          </w:p>
+        </w:tc>
+        <w:tc>
+          <w:tcPr>
+            <w:tcW w:type="dxa" w:w="2608"/>
+          </w:tcPr>
+          <w:p>
+            <w:pPr>
+              <w:spacing w:before="40" w:after="40"/>
+              <w:jc w:val="center"/>
+            </w:pPr>
+            <w:r/>
+            <w:r>
+              <w:rPr>
+                <w:rFonts w:ascii="標楷體" w:hAnsi="標楷體" w:eastAsia="標楷體"/>
+                <w:b w:val="0"/>
+                <w:sz w:val="24"/>
+              </w:rPr>
+            </w:r>
+          </w:p>
+        </w:tc>
+      </w:tr>
+      <w:tr>
+        <w:tc>
+          <w:tcPr>
+            <w:tcW w:type="dxa" w:w="1474"/>
+          </w:tcPr>
+          <w:p>
+            <w:pPr>
+              <w:spacing w:before="40" w:after="40"/>
+              <w:jc w:val="center"/>
+            </w:pPr>
+            <w:r/>
+            <w:r>
+              <w:rPr>
+                <w:rFonts w:ascii="標楷體" w:hAnsi="標楷體" w:eastAsia="標楷體"/>
+                <w:b w:val="0"/>
+                <w:sz w:val="24"/>
+              </w:rPr>
+              <w:t>測試單位</w:t>
+            </w:r>
+          </w:p>
+        </w:tc>
+        <w:tc>
+          <w:tcPr>
+            <w:tcW w:type="dxa" w:w="3628"/>
+          </w:tcPr>
+          <w:p>
+            <w:pPr>
+              <w:spacing w:before="40" w:after="40"/>
+              <w:jc w:val="center"/>
+            </w:pPr>
+            <w:r/>
+            <w:r>
+              <w:rPr>
+                <w:rFonts w:ascii="標楷體" w:hAnsi="標楷體" w:eastAsia="標楷體"/>
+                <w:b w:val="0"/>
+                <w:sz w:val="24"/>
+              </w:rPr>
+            </w:r>
+          </w:p>
+        </w:tc>
+        <w:tc>
+          <w:tcPr>
+            <w:tcW w:type="dxa" w:w="1928"/>
+          </w:tcPr>
+          <w:p>
+            <w:pPr>
+              <w:spacing w:before="40" w:after="40"/>
+              <w:jc w:val="center"/>
+            </w:pPr>
+            <w:r/>
+            <w:r>
+              <w:rPr>
+                <w:rFonts w:ascii="標楷體" w:hAnsi="標楷體" w:eastAsia="標楷體"/>
+                <w:b w:val="0"/>
+                <w:sz w:val="24"/>
+              </w:rPr>
+              <w:t>測試人員</w:t>
+            </w:r>
+          </w:p>
+        </w:tc>
+        <w:tc>
+          <w:tcPr>
+            <w:tcW w:type="dxa" w:w="2608"/>
+          </w:tcPr>
+          <w:p>
+            <w:pPr>
+              <w:spacing w:before="40" w:after="40"/>
+              <w:jc w:val="center"/>
+            </w:pPr>
+            <w:r/>
+            <w:r>
+              <w:rPr>
+                <w:rFonts w:ascii="標楷體" w:hAnsi="標楷體" w:eastAsia="標楷體"/>
+                <w:b w:val="0"/>
+                <w:sz w:val="24"/>
+              </w:rPr>
+            </w:r>
+          </w:p>
+        </w:tc>
+      </w:tr>
+      <w:tr>
+        <w:tc>
+          <w:tcPr>
+            <w:tcW w:type="dxa" w:w="1474"/>
+          </w:tcPr>
+          <w:p>
+            <w:pPr>
+              <w:spacing w:before="40" w:after="40"/>
+              <w:jc w:val="center"/>
+            </w:pPr>
+            <w:r/>
+            <w:r>
+              <w:rPr>
+                <w:rFonts w:ascii="標楷體" w:hAnsi="標楷體" w:eastAsia="標楷體"/>
+                <w:b w:val="0"/>
+                <w:sz w:val="24"/>
+              </w:rPr>
+              <w:t>測試日期</w:t>
+            </w:r>
+          </w:p>
+        </w:tc>
+        <w:tc>
+          <w:tcPr>
+            <w:tcW w:type="dxa" w:w="3628"/>
+          </w:tcPr>
+          <w:p>
+            <w:pPr>
+              <w:spacing w:before="40" w:after="40"/>
+              <w:jc w:val="center"/>
+            </w:pPr>
+            <w:r/>
+            <w:r>
+              <w:rPr>
+                <w:rFonts w:ascii="標楷體" w:hAnsi="標楷體" w:eastAsia="標楷體"/>
+                <w:b w:val="0"/>
+                <w:sz w:val="24"/>
+              </w:rPr>
+            </w:r>
+          </w:p>
+        </w:tc>
+        <w:tc>
+          <w:tcPr>
+            <w:tcW w:type="dxa" w:w="1928"/>
+          </w:tcPr>
+          <w:p>
+            <w:pPr>
+              <w:spacing w:before="40" w:after="40"/>
+              <w:jc w:val="center"/>
+            </w:pPr>
+            <w:r/>
+            <w:r>
+              <w:rPr>
+                <w:rFonts w:ascii="標楷體" w:hAnsi="標楷體" w:eastAsia="標楷體"/>
+                <w:b w:val="0"/>
+                <w:sz w:val="24"/>
+              </w:rPr>
+              <w:t>測試完畢日期</w:t>
+            </w:r>
+          </w:p>
+        </w:tc>
+        <w:tc>
+          <w:tcPr>
+            <w:tcW w:type="dxa" w:w="2608"/>
+          </w:tcPr>
+          <w:p>
+            <w:pPr>
+              <w:spacing w:before="40" w:after="40"/>
+              <w:jc w:val="center"/>
+            </w:pPr>
+            <w:r/>
+            <w:r>
+              <w:rPr>
+                <w:rFonts w:ascii="標楷體" w:hAnsi="標楷體" w:eastAsia="標楷體"/>
+                <w:b w:val="0"/>
+                <w:sz w:val="24"/>
+              </w:rPr>
+            </w:r>
+          </w:p>
+        </w:tc>
+      </w:tr>
+    </w:tbl>
+    <w:p/>
+    <w:tbl>
+      <w:tblPr>
+        <w:tblStyle w:val="aff2"/>
+        <w:tblW w:type="auto" w:w="0"/>
+        <w:jc w:val="center"/>
+        <w:tblLayout w:type="fixed"/>
+        <w:tblLook w:firstColumn="1" w:firstRow="1" w:lastColumn="0" w:lastRow="0" w:noHBand="0" w:noVBand="1" w:val="04A0"/>
+      </w:tblPr>
+      <w:tblGrid>
+        <w:gridCol w:w="2340"/>
+        <w:gridCol w:w="2340"/>
+        <w:gridCol w:w="2340"/>
+        <w:gridCol w:w="2340"/>
+      </w:tblGrid>
+      <w:tr>
+        <w:trPr>
+          <w:tblHeader w:val="true"/>
+        </w:trPr>
+        <w:tc>
+          <w:tcPr>
+            <w:tcW w:type="dxa" w:w="907"/>
+            <w:vMerge w:val="restart"/>
+          </w:tcPr>
+          <w:p>
+            <w:pPr>
+              <w:spacing w:before="40" w:after="40"/>
+              <w:jc w:val="center"/>
+            </w:pPr>
+            <w:r/>
+            <w:r>
+              <w:rPr>
+                <w:rFonts w:ascii="標楷體" w:hAnsi="標楷體" w:eastAsia="標楷體"/>
+                <w:b w:val="0"/>
+                <w:sz w:val="24"/>
+              </w:rPr>
+              <w:t>項次</w:t>
+            </w:r>
+          </w:p>
+        </w:tc>
+        <w:tc>
+          <w:tcPr>
+            <w:tcW w:type="dxa" w:w="6236"/>
+            <w:vMerge w:val="restart"/>
+          </w:tcPr>
+          <w:p>
+            <w:pPr>
+              <w:spacing w:before="40" w:after="40"/>
+              <w:jc w:val="center"/>
+            </w:pPr>
+            <w:r/>
+            <w:r>
+              <w:rPr>
+                <w:rFonts w:ascii="標楷體" w:hAnsi="標楷體" w:eastAsia="標楷體"/>
+                <w:b w:val="0"/>
+                <w:sz w:val="24"/>
+              </w:rPr>
+              <w:t>測試內容</w:t>
+            </w:r>
+          </w:p>
+        </w:tc>
+        <w:tc>
+          <w:tcPr>
+            <w:tcW w:type="dxa" w:w="2494"/>
+            <w:gridSpan w:val="2"/>
+          </w:tcPr>
+          <w:p>
+            <w:pPr>
+              <w:spacing w:before="40" w:after="40"/>
+              <w:jc w:val="center"/>
+            </w:pPr>
+            <w:r/>
+            <w:r>
+              <w:rPr>
+                <w:rFonts w:ascii="標楷體" w:hAnsi="標楷體" w:eastAsia="標楷體"/>
+                <w:b w:val="0"/>
+                <w:sz w:val="24"/>
+              </w:rPr>
+              <w:t>測試人員勾選</w:t>
+            </w:r>
+          </w:p>
+        </w:tc>
+      </w:tr>
+      <w:tr>
+        <w:trPr>
+          <w:tblHeader w:val="true"/>
+        </w:trPr>
+        <w:tc>
+          <w:tcPr>
+            <w:tcW w:type="dxa" w:w="907"/>
+            <w:vMerge/>
+          </w:tcPr>
+          <w:p/>
+        </w:tc>
+        <w:tc>
+          <w:tcPr>
+            <w:tcW w:type="dxa" w:w="6236"/>
+            <w:vMerge/>
+          </w:tcPr>
+          <w:p/>
+        </w:tc>
+        <w:tc>
+          <w:tcPr>
+            <w:tcW w:type="dxa" w:w="1247"/>
+          </w:tcPr>
+          <w:p>
+            <w:pPr>
+              <w:spacing w:before="40" w:after="40"/>
+              <w:jc w:val="center"/>
+            </w:pPr>
+            <w:r/>
+            <w:r>
+              <w:rPr>
+                <w:rFonts w:ascii="標楷體" w:hAnsi="標楷體" w:eastAsia="標楷體"/>
+                <w:b w:val="0"/>
+                <w:sz w:val="24"/>
+              </w:rPr>
+              <w:t>合格</w:t>
+            </w:r>
+          </w:p>
+        </w:tc>
+        <w:tc>
+          <w:tcPr>
+            <w:tcW w:type="dxa" w:w="1247"/>
+          </w:tcPr>
+          <w:p>
+            <w:pPr>
+              <w:spacing w:before="40" w:after="40"/>
+              <w:jc w:val="center"/>
+            </w:pPr>
+            <w:r/>
+            <w:r>
+              <w:rPr>
+                <w:rFonts w:ascii="標楷體" w:hAnsi="標楷體" w:eastAsia="標楷體"/>
+                <w:b w:val="0"/>
+                <w:sz w:val="24"/>
+              </w:rPr>
+              <w:t>不合格</w:t>
+            </w:r>
+          </w:p>
+        </w:tc>
+      </w:tr>
+      <w:tr>
+        <w:tc>
+          <w:tcPr>
+            <w:tcW w:type="dxa" w:w="907"/>
+          </w:tcPr>
+          <w:p>
+            <w:pPr>
+              <w:spacing w:before="40" w:after="40"/>
+              <w:jc w:val="center"/>
+            </w:pPr>
+            <w:r/>
+            <w:r>
+              <w:rPr>
+                <w:rFonts w:ascii="標楷體" w:hAnsi="標楷體" w:eastAsia="標楷體"/>
+                <w:b w:val="0"/>
+                <w:sz w:val="22"/>
+              </w:rPr>
+              <w:t>1</w:t>
+            </w:r>
+          </w:p>
+        </w:tc>
+        <w:tc>
+          <w:tcPr>
+            <w:tcW w:type="dxa" w:w="6236"/>
+          </w:tcPr>
+          <w:p>
+            <w:pPr>
+              <w:spacing w:before="40" w:after="40"/>
+              <w:jc w:val="left"/>
+            </w:pPr>
+            <w:r/>
+            <w:r>
+              <w:rPr>
+                <w:rFonts w:ascii="標楷體" w:hAnsi="標楷體" w:eastAsia="標楷體"/>
+                <w:b w:val="0"/>
+                <w:sz w:val="22"/>
+              </w:rPr>
+              <w:t>學員甲第一次點受測課程甲的卡片，應落在第一章的第一個項目，左側「課程進度」為 0 / 全部項目數。</w:t>
+            </w:r>
+          </w:p>
+        </w:tc>
+        <w:tc>
+          <w:tcPr>
+            <w:tcW w:type="dxa" w:w="1247"/>
+          </w:tcPr>
+          <w:p>
+            <w:pPr>
+              <w:spacing w:before="40" w:after="40"/>
+              <w:jc w:val="center"/>
+            </w:pPr>
+            <w:r/>
+            <w:r>
+              <w:rPr>
+                <w:rFonts w:ascii="標楷體" w:hAnsi="標楷體" w:eastAsia="標楷體"/>
+                <w:b w:val="0"/>
+                <w:sz w:val="24"/>
+              </w:rPr>
+            </w:r>
+          </w:p>
+        </w:tc>
+        <w:tc>
+          <w:tcPr>
+            <w:tcW w:type="dxa" w:w="1247"/>
+          </w:tcPr>
+          <w:p>
+            <w:pPr>
+              <w:spacing w:before="40" w:after="40"/>
+              <w:jc w:val="center"/>
+            </w:pPr>
+            <w:r/>
+            <w:r>
+              <w:rPr>
+                <w:rFonts w:ascii="標楷體" w:hAnsi="標楷體" w:eastAsia="標楷體"/>
+                <w:b w:val="0"/>
+                <w:sz w:val="24"/>
+              </w:rPr>
+            </w:r>
+          </w:p>
+        </w:tc>
+      </w:tr>
+      <w:tr>
+        <w:tc>
+          <w:tcPr>
+            <w:tcW w:type="dxa" w:w="907"/>
+          </w:tcPr>
+          <w:p>
+            <w:pPr>
+              <w:spacing w:before="40" w:after="40"/>
+              <w:jc w:val="center"/>
+            </w:pPr>
+            <w:r/>
+            <w:r>
+              <w:rPr>
+                <w:rFonts w:ascii="標楷體" w:hAnsi="標楷體" w:eastAsia="標楷體"/>
+                <w:b w:val="0"/>
+                <w:sz w:val="22"/>
+              </w:rPr>
+              <w:t>2</w:t>
+            </w:r>
+          </w:p>
+        </w:tc>
+        <w:tc>
+          <w:tcPr>
+            <w:tcW w:type="dxa" w:w="6236"/>
+          </w:tcPr>
+          <w:p>
+            <w:pPr>
+              <w:spacing w:before="40" w:after="40"/>
+              <w:jc w:val="left"/>
+            </w:pPr>
+            <w:r/>
+            <w:r>
+              <w:rPr>
+                <w:rFonts w:ascii="標楷體" w:hAnsi="標楷體" w:eastAsia="標楷體"/>
+                <w:b w:val="0"/>
+                <w:sz w:val="22"/>
+              </w:rPr>
+              <w:t>學員甲於第一個項目尚未完成時點第二個項目，應提示「請先完成本章節之影片學習」，內容區不切換。</w:t>
+            </w:r>
+          </w:p>
+        </w:tc>
+        <w:tc>
+          <w:tcPr>
+            <w:tcW w:type="dxa" w:w="1247"/>
+          </w:tcPr>
+          <w:p>
+            <w:pPr>
+              <w:spacing w:before="40" w:after="40"/>
+              <w:jc w:val="center"/>
+            </w:pPr>
+            <w:r/>
+            <w:r>
+              <w:rPr>
+                <w:rFonts w:ascii="標楷體" w:hAnsi="標楷體" w:eastAsia="標楷體"/>
+                <w:b w:val="0"/>
+                <w:sz w:val="24"/>
+              </w:rPr>
+            </w:r>
+          </w:p>
+        </w:tc>
+        <w:tc>
+          <w:tcPr>
+            <w:tcW w:type="dxa" w:w="1247"/>
+          </w:tcPr>
+          <w:p>
+            <w:pPr>
+              <w:spacing w:before="40" w:after="40"/>
+              <w:jc w:val="center"/>
+            </w:pPr>
+            <w:r/>
+            <w:r>
+              <w:rPr>
+                <w:rFonts w:ascii="標楷體" w:hAnsi="標楷體" w:eastAsia="標楷體"/>
+                <w:b w:val="0"/>
+                <w:sz w:val="24"/>
+              </w:rPr>
+            </w:r>
+          </w:p>
+        </w:tc>
+      </w:tr>
+      <w:tr>
+        <w:tc>
+          <w:tcPr>
+            <w:tcW w:type="dxa" w:w="907"/>
+          </w:tcPr>
+          <w:p>
+            <w:pPr>
+              <w:spacing w:before="40" w:after="40"/>
+              <w:jc w:val="center"/>
+            </w:pPr>
+            <w:r/>
+            <w:r>
+              <w:rPr>
+                <w:rFonts w:ascii="標楷體" w:hAnsi="標楷體" w:eastAsia="標楷體"/>
+                <w:b w:val="0"/>
+                <w:sz w:val="22"/>
+              </w:rPr>
+              <w:t>3</w:t>
+            </w:r>
+          </w:p>
+        </w:tc>
+        <w:tc>
+          <w:tcPr>
+            <w:tcW w:type="dxa" w:w="6236"/>
+          </w:tcPr>
+          <w:p>
+            <w:pPr>
+              <w:spacing w:before="40" w:after="40"/>
+              <w:jc w:val="left"/>
+            </w:pPr>
+            <w:r/>
+            <w:r>
+              <w:rPr>
+                <w:rFonts w:ascii="標楷體" w:hAnsi="標楷體" w:eastAsia="標楷體"/>
+                <w:b w:val="0"/>
+                <w:sz w:val="22"/>
+              </w:rPr>
+              <w:t>播放第一份教材的影片後直接拖曳進度條至結尾，完成百分比應只反映實際播放過的部分，下一個項目仍鎖定。</w:t>
+            </w:r>
+          </w:p>
+        </w:tc>
+        <w:tc>
+          <w:tcPr>
+            <w:tcW w:type="dxa" w:w="1247"/>
+          </w:tcPr>
+          <w:p>
+            <w:pPr>
+              <w:spacing w:before="40" w:after="40"/>
+              <w:jc w:val="center"/>
+            </w:pPr>
+            <w:r/>
+            <w:r>
+              <w:rPr>
+                <w:rFonts w:ascii="標楷體" w:hAnsi="標楷體" w:eastAsia="標楷體"/>
+                <w:b w:val="0"/>
+                <w:sz w:val="24"/>
+              </w:rPr>
+            </w:r>
+          </w:p>
+        </w:tc>
+        <w:tc>
+          <w:tcPr>
+            <w:tcW w:type="dxa" w:w="1247"/>
+          </w:tcPr>
+          <w:p>
+            <w:pPr>
+              <w:spacing w:before="40" w:after="40"/>
+              <w:jc w:val="center"/>
+            </w:pPr>
+            <w:r/>
+            <w:r>
+              <w:rPr>
+                <w:rFonts w:ascii="標楷體" w:hAnsi="標楷體" w:eastAsia="標楷體"/>
+                <w:b w:val="0"/>
+                <w:sz w:val="24"/>
+              </w:rPr>
+            </w:r>
+          </w:p>
+        </w:tc>
+      </w:tr>
+      <w:tr>
+        <w:tc>
+          <w:tcPr>
+            <w:tcW w:type="dxa" w:w="907"/>
+          </w:tcPr>
+          <w:p>
+            <w:pPr>
+              <w:spacing w:before="40" w:after="40"/>
+              <w:jc w:val="center"/>
+            </w:pPr>
+            <w:r/>
+            <w:r>
+              <w:rPr>
+                <w:rFonts w:ascii="標楷體" w:hAnsi="標楷體" w:eastAsia="標楷體"/>
+                <w:b w:val="0"/>
+                <w:sz w:val="22"/>
+              </w:rPr>
+              <w:t>4</w:t>
+            </w:r>
+          </w:p>
+        </w:tc>
+        <w:tc>
+          <w:tcPr>
+            <w:tcW w:type="dxa" w:w="6236"/>
+          </w:tcPr>
+          <w:p>
+            <w:pPr>
+              <w:spacing w:before="40" w:after="40"/>
+              <w:jc w:val="left"/>
+            </w:pPr>
+            <w:r/>
+            <w:r>
+              <w:rPr>
+                <w:rFonts w:ascii="標楷體" w:hAnsi="標楷體" w:eastAsia="標楷體"/>
+                <w:b w:val="0"/>
+                <w:sz w:val="22"/>
+              </w:rPr>
+              <w:t>將「播放速度」設為 2 倍並從頭播放到結尾，完成百分比應達 100% 並標示「已完成」，左側下一個項目不需重新整理即開放。</w:t>
+            </w:r>
+          </w:p>
+        </w:tc>
+        <w:tc>
+          <w:tcPr>
+            <w:tcW w:type="dxa" w:w="1247"/>
+          </w:tcPr>
+          <w:p>
+            <w:pPr>
+              <w:spacing w:before="40" w:after="40"/>
+              <w:jc w:val="center"/>
+            </w:pPr>
+            <w:r/>
+            <w:r>
+              <w:rPr>
+                <w:rFonts w:ascii="標楷體" w:hAnsi="標楷體" w:eastAsia="標楷體"/>
+                <w:b w:val="0"/>
+                <w:sz w:val="24"/>
+              </w:rPr>
+            </w:r>
+          </w:p>
+        </w:tc>
+        <w:tc>
+          <w:tcPr>
+            <w:tcW w:type="dxa" w:w="1247"/>
+          </w:tcPr>
+          <w:p>
+            <w:pPr>
+              <w:spacing w:before="40" w:after="40"/>
+              <w:jc w:val="center"/>
+            </w:pPr>
+            <w:r/>
+            <w:r>
+              <w:rPr>
+                <w:rFonts w:ascii="標楷體" w:hAnsi="標楷體" w:eastAsia="標楷體"/>
+                <w:b w:val="0"/>
+                <w:sz w:val="24"/>
+              </w:rPr>
+            </w:r>
+          </w:p>
+        </w:tc>
+      </w:tr>
+      <w:tr>
+        <w:tc>
+          <w:tcPr>
+            <w:tcW w:type="dxa" w:w="907"/>
+          </w:tcPr>
+          <w:p>
+            <w:pPr>
+              <w:spacing w:before="40" w:after="40"/>
+              <w:jc w:val="center"/>
+            </w:pPr>
+            <w:r/>
+            <w:r>
+              <w:rPr>
+                <w:rFonts w:ascii="標楷體" w:hAnsi="標楷體" w:eastAsia="標楷體"/>
+                <w:b w:val="0"/>
+                <w:sz w:val="22"/>
+              </w:rPr>
+              <w:t>5</w:t>
+            </w:r>
+          </w:p>
+        </w:tc>
+        <w:tc>
+          <w:tcPr>
+            <w:tcW w:type="dxa" w:w="6236"/>
+          </w:tcPr>
+          <w:p>
+            <w:pPr>
+              <w:spacing w:before="40" w:after="40"/>
+              <w:jc w:val="left"/>
+            </w:pPr>
+            <w:r/>
+            <w:r>
+              <w:rPr>
+                <w:rFonts w:ascii="標楷體" w:hAnsi="標楷體" w:eastAsia="標楷體"/>
+                <w:b w:val="0"/>
+                <w:sz w:val="22"/>
+              </w:rPr>
+              <w:t>將已看過的同一段影片重複播放數次，完成百分比不應增加。</w:t>
+            </w:r>
+          </w:p>
+        </w:tc>
+        <w:tc>
+          <w:tcPr>
+            <w:tcW w:type="dxa" w:w="1247"/>
+          </w:tcPr>
+          <w:p>
+            <w:pPr>
+              <w:spacing w:before="40" w:after="40"/>
+              <w:jc w:val="center"/>
+            </w:pPr>
+            <w:r/>
+            <w:r>
+              <w:rPr>
+                <w:rFonts w:ascii="標楷體" w:hAnsi="標楷體" w:eastAsia="標楷體"/>
+                <w:b w:val="0"/>
+                <w:sz w:val="24"/>
+              </w:rPr>
+            </w:r>
+          </w:p>
+        </w:tc>
+        <w:tc>
+          <w:tcPr>
+            <w:tcW w:type="dxa" w:w="1247"/>
+          </w:tcPr>
+          <w:p>
+            <w:pPr>
+              <w:spacing w:before="40" w:after="40"/>
+              <w:jc w:val="center"/>
+            </w:pPr>
+            <w:r/>
+            <w:r>
+              <w:rPr>
+                <w:rFonts w:ascii="標楷體" w:hAnsi="標楷體" w:eastAsia="標楷體"/>
+                <w:b w:val="0"/>
+                <w:sz w:val="24"/>
+              </w:rPr>
+            </w:r>
+          </w:p>
+        </w:tc>
+      </w:tr>
+      <w:tr>
+        <w:tc>
+          <w:tcPr>
+            <w:tcW w:type="dxa" w:w="907"/>
+          </w:tcPr>
+          <w:p>
+            <w:pPr>
+              <w:spacing w:before="40" w:after="40"/>
+              <w:jc w:val="center"/>
+            </w:pPr>
+            <w:r/>
+            <w:r>
+              <w:rPr>
+                <w:rFonts w:ascii="標楷體" w:hAnsi="標楷體" w:eastAsia="標楷體"/>
+                <w:b w:val="0"/>
+                <w:sz w:val="22"/>
+              </w:rPr>
+              <w:t>6</w:t>
+            </w:r>
+          </w:p>
+        </w:tc>
+        <w:tc>
+          <w:tcPr>
+            <w:tcW w:type="dxa" w:w="6236"/>
+          </w:tcPr>
+          <w:p>
+            <w:pPr>
+              <w:spacing w:before="40" w:after="40"/>
+              <w:jc w:val="left"/>
+            </w:pPr>
+            <w:r/>
+            <w:r>
+              <w:rPr>
+                <w:rFonts w:ascii="標楷體" w:hAnsi="標楷體" w:eastAsia="標楷體"/>
+                <w:b w:val="0"/>
+                <w:sz w:val="22"/>
+              </w:rPr>
+              <w:t>影片看到一半後關閉頁面，重新由「我的課程」進入，應落在該教材且影片自上次的位置繼續播放。</w:t>
+            </w:r>
+          </w:p>
+        </w:tc>
+        <w:tc>
+          <w:tcPr>
+            <w:tcW w:type="dxa" w:w="1247"/>
+          </w:tcPr>
+          <w:p>
+            <w:pPr>
+              <w:spacing w:before="40" w:after="40"/>
+              <w:jc w:val="center"/>
+            </w:pPr>
+            <w:r/>
+            <w:r>
+              <w:rPr>
+                <w:rFonts w:ascii="標楷體" w:hAnsi="標楷體" w:eastAsia="標楷體"/>
+                <w:b w:val="0"/>
+                <w:sz w:val="24"/>
+              </w:rPr>
+            </w:r>
+          </w:p>
+        </w:tc>
+        <w:tc>
+          <w:tcPr>
+            <w:tcW w:type="dxa" w:w="1247"/>
+          </w:tcPr>
+          <w:p>
+            <w:pPr>
+              <w:spacing w:before="40" w:after="40"/>
+              <w:jc w:val="center"/>
+            </w:pPr>
+            <w:r/>
+            <w:r>
+              <w:rPr>
+                <w:rFonts w:ascii="標楷體" w:hAnsi="標楷體" w:eastAsia="標楷體"/>
+                <w:b w:val="0"/>
+                <w:sz w:val="24"/>
+              </w:rPr>
+            </w:r>
+          </w:p>
+        </w:tc>
+      </w:tr>
+      <w:tr>
+        <w:tc>
+          <w:tcPr>
+            <w:tcW w:type="dxa" w:w="907"/>
+          </w:tcPr>
+          <w:p>
+            <w:pPr>
+              <w:spacing w:before="40" w:after="40"/>
+              <w:jc w:val="center"/>
+            </w:pPr>
+            <w:r/>
+            <w:r>
+              <w:rPr>
+                <w:rFonts w:ascii="標楷體" w:hAnsi="標楷體" w:eastAsia="標楷體"/>
+                <w:b w:val="0"/>
+                <w:sz w:val="22"/>
+              </w:rPr>
+              <w:t>7</w:t>
+            </w:r>
+          </w:p>
+        </w:tc>
+        <w:tc>
+          <w:tcPr>
+            <w:tcW w:type="dxa" w:w="6236"/>
+          </w:tcPr>
+          <w:p>
+            <w:pPr>
+              <w:spacing w:before="40" w:after="40"/>
+              <w:jc w:val="left"/>
+            </w:pPr>
+            <w:r/>
+            <w:r>
+              <w:rPr>
+                <w:rFonts w:ascii="標楷體" w:hAnsi="標楷體" w:eastAsia="標楷體"/>
+                <w:b w:val="0"/>
+                <w:sz w:val="22"/>
+              </w:rPr>
+              <w:t>於含 2 支影片的教材只將其中一支看到 80% 以上，該教材應仍為未完成、下一個項目仍鎖定；兩支皆達 80% 後下一個項目才開放。</w:t>
+            </w:r>
+          </w:p>
+        </w:tc>
+        <w:tc>
+          <w:tcPr>
+            <w:tcW w:type="dxa" w:w="1247"/>
+          </w:tcPr>
+          <w:p>
+            <w:pPr>
+              <w:spacing w:before="40" w:after="40"/>
+              <w:jc w:val="center"/>
+            </w:pPr>
+            <w:r/>
+            <w:r>
+              <w:rPr>
+                <w:rFonts w:ascii="標楷體" w:hAnsi="標楷體" w:eastAsia="標楷體"/>
+                <w:b w:val="0"/>
+                <w:sz w:val="24"/>
+              </w:rPr>
+            </w:r>
+          </w:p>
+        </w:tc>
+        <w:tc>
+          <w:tcPr>
+            <w:tcW w:type="dxa" w:w="1247"/>
+          </w:tcPr>
+          <w:p>
+            <w:pPr>
+              <w:spacing w:before="40" w:after="40"/>
+              <w:jc w:val="center"/>
+            </w:pPr>
+            <w:r/>
+            <w:r>
+              <w:rPr>
+                <w:rFonts w:ascii="標楷體" w:hAnsi="標楷體" w:eastAsia="標楷體"/>
+                <w:b w:val="0"/>
+                <w:sz w:val="24"/>
+              </w:rPr>
+            </w:r>
+          </w:p>
+        </w:tc>
+      </w:tr>
+      <w:tr>
+        <w:tc>
+          <w:tcPr>
+            <w:tcW w:type="dxa" w:w="907"/>
+          </w:tcPr>
+          <w:p>
+            <w:pPr>
+              <w:spacing w:before="40" w:after="40"/>
+              <w:jc w:val="center"/>
+            </w:pPr>
+            <w:r/>
+            <w:r>
+              <w:rPr>
+                <w:rFonts w:ascii="標楷體" w:hAnsi="標楷體" w:eastAsia="標楷體"/>
+                <w:b w:val="0"/>
+                <w:sz w:val="22"/>
+              </w:rPr>
+              <w:t>8</w:t>
+            </w:r>
+          </w:p>
+        </w:tc>
+        <w:tc>
+          <w:tcPr>
+            <w:tcW w:type="dxa" w:w="6236"/>
+          </w:tcPr>
+          <w:p>
+            <w:pPr>
+              <w:spacing w:before="40" w:after="40"/>
+              <w:jc w:val="left"/>
+            </w:pPr>
+            <w:r/>
+            <w:r>
+              <w:rPr>
+                <w:rFonts w:ascii="標楷體" w:hAnsi="標楷體" w:eastAsia="標楷體"/>
+                <w:b w:val="0"/>
+                <w:sz w:val="22"/>
+              </w:rPr>
+              <w:t>點只有 PDF 文件的教材，文件應於內容區直接預覽，且點開即標為已完成、下一個項目隨即開放。</w:t>
+            </w:r>
+          </w:p>
+        </w:tc>
+        <w:tc>
+          <w:tcPr>
+            <w:tcW w:type="dxa" w:w="1247"/>
+          </w:tcPr>
+          <w:p>
+            <w:pPr>
+              <w:spacing w:before="40" w:after="40"/>
+              <w:jc w:val="center"/>
+            </w:pPr>
+            <w:r/>
+            <w:r>
+              <w:rPr>
+                <w:rFonts w:ascii="標楷體" w:hAnsi="標楷體" w:eastAsia="標楷體"/>
+                <w:b w:val="0"/>
+                <w:sz w:val="24"/>
+              </w:rPr>
+            </w:r>
+          </w:p>
+        </w:tc>
+        <w:tc>
+          <w:tcPr>
+            <w:tcW w:type="dxa" w:w="1247"/>
+          </w:tcPr>
+          <w:p>
+            <w:pPr>
+              <w:spacing w:before="40" w:after="40"/>
+              <w:jc w:val="center"/>
+            </w:pPr>
+            <w:r/>
+            <w:r>
+              <w:rPr>
+                <w:rFonts w:ascii="標楷體" w:hAnsi="標楷體" w:eastAsia="標楷體"/>
+                <w:b w:val="0"/>
+                <w:sz w:val="24"/>
+              </w:rPr>
+            </w:r>
+          </w:p>
+        </w:tc>
+      </w:tr>
+      <w:tr>
+        <w:tc>
+          <w:tcPr>
+            <w:tcW w:type="dxa" w:w="907"/>
+          </w:tcPr>
+          <w:p>
+            <w:pPr>
+              <w:spacing w:before="40" w:after="40"/>
+              <w:jc w:val="center"/>
+            </w:pPr>
+            <w:r/>
+            <w:r>
+              <w:rPr>
+                <w:rFonts w:ascii="標楷體" w:hAnsi="標楷體" w:eastAsia="標楷體"/>
+                <w:b w:val="0"/>
+                <w:sz w:val="22"/>
+              </w:rPr>
+              <w:t>9</w:t>
+            </w:r>
+          </w:p>
+        </w:tc>
+        <w:tc>
+          <w:tcPr>
+            <w:tcW w:type="dxa" w:w="6236"/>
+          </w:tcPr>
+          <w:p>
+            <w:pPr>
+              <w:spacing w:before="40" w:after="40"/>
+              <w:jc w:val="left"/>
+            </w:pPr>
+            <w:r/>
+            <w:r>
+              <w:rPr>
+                <w:rFonts w:ascii="標楷體" w:hAnsi="標楷體" w:eastAsia="標楷體"/>
+                <w:b w:val="0"/>
+                <w:sz w:val="22"/>
+              </w:rPr>
+              <w:t>點引用已廢止文件的教材，應顯示「此文件已廢止」，且文件內容仍可正常閱讀。</w:t>
+            </w:r>
+          </w:p>
+        </w:tc>
+        <w:tc>
+          <w:tcPr>
+            <w:tcW w:type="dxa" w:w="1247"/>
+          </w:tcPr>
+          <w:p>
+            <w:pPr>
+              <w:spacing w:before="40" w:after="40"/>
+              <w:jc w:val="center"/>
+            </w:pPr>
+            <w:r/>
+            <w:r>
+              <w:rPr>
+                <w:rFonts w:ascii="標楷體" w:hAnsi="標楷體" w:eastAsia="標楷體"/>
+                <w:b w:val="0"/>
+                <w:sz w:val="24"/>
+              </w:rPr>
+            </w:r>
+          </w:p>
+        </w:tc>
+        <w:tc>
+          <w:tcPr>
+            <w:tcW w:type="dxa" w:w="1247"/>
+          </w:tcPr>
+          <w:p>
+            <w:pPr>
+              <w:spacing w:before="40" w:after="40"/>
+              <w:jc w:val="center"/>
+            </w:pPr>
+            <w:r/>
+            <w:r>
+              <w:rPr>
+                <w:rFonts w:ascii="標楷體" w:hAnsi="標楷體" w:eastAsia="標楷體"/>
+                <w:b w:val="0"/>
+                <w:sz w:val="24"/>
+              </w:rPr>
+            </w:r>
+          </w:p>
+        </w:tc>
+      </w:tr>
+      <w:tr>
+        <w:tc>
+          <w:tcPr>
+            <w:tcW w:type="dxa" w:w="907"/>
+          </w:tcPr>
+          <w:p>
+            <w:pPr>
+              <w:spacing w:before="40" w:after="40"/>
+              <w:jc w:val="center"/>
+            </w:pPr>
+            <w:r/>
+            <w:r>
+              <w:rPr>
+                <w:rFonts w:ascii="標楷體" w:hAnsi="標楷體" w:eastAsia="標楷體"/>
+                <w:b w:val="0"/>
+                <w:sz w:val="22"/>
+              </w:rPr>
+              <w:t>10</w:t>
+            </w:r>
+          </w:p>
+        </w:tc>
+        <w:tc>
+          <w:tcPr>
+            <w:tcW w:type="dxa" w:w="6236"/>
+          </w:tcPr>
+          <w:p>
+            <w:pPr>
+              <w:spacing w:before="40" w:after="40"/>
+              <w:jc w:val="left"/>
+            </w:pPr>
+            <w:r/>
+            <w:r>
+              <w:rPr>
+                <w:rFonts w:ascii="標楷體" w:hAnsi="標楷體" w:eastAsia="標楷體"/>
+                <w:b w:val="0"/>
+                <w:sz w:val="22"/>
+              </w:rPr>
+              <w:t>點只引用 Word 或 Excel 文件的教材，應出現「下載原檔以本機應用程式開啟」，按下可存檔並以本機程式開啟。</w:t>
+            </w:r>
+          </w:p>
+        </w:tc>
+        <w:tc>
+          <w:tcPr>
+            <w:tcW w:type="dxa" w:w="1247"/>
+          </w:tcPr>
+          <w:p>
+            <w:pPr>
+              <w:spacing w:before="40" w:after="40"/>
+              <w:jc w:val="center"/>
+            </w:pPr>
+            <w:r/>
+            <w:r>
+              <w:rPr>
+                <w:rFonts w:ascii="標楷體" w:hAnsi="標楷體" w:eastAsia="標楷體"/>
+                <w:b w:val="0"/>
+                <w:sz w:val="24"/>
+              </w:rPr>
+            </w:r>
+          </w:p>
+        </w:tc>
+        <w:tc>
+          <w:tcPr>
+            <w:tcW w:type="dxa" w:w="1247"/>
+          </w:tcPr>
+          <w:p>
+            <w:pPr>
+              <w:spacing w:before="40" w:after="40"/>
+              <w:jc w:val="center"/>
+            </w:pPr>
+            <w:r/>
+            <w:r>
+              <w:rPr>
+                <w:rFonts w:ascii="標楷體" w:hAnsi="標楷體" w:eastAsia="標楷體"/>
+                <w:b w:val="0"/>
+                <w:sz w:val="24"/>
+              </w:rPr>
+            </w:r>
+          </w:p>
+        </w:tc>
+      </w:tr>
+      <w:tr>
+        <w:tc>
+          <w:tcPr>
+            <w:tcW w:type="dxa" w:w="907"/>
+          </w:tcPr>
+          <w:p>
+            <w:pPr>
+              <w:spacing w:before="40" w:after="40"/>
+              <w:jc w:val="center"/>
+            </w:pPr>
+            <w:r/>
+            <w:r>
+              <w:rPr>
+                <w:rFonts w:ascii="標楷體" w:hAnsi="標楷體" w:eastAsia="標楷體"/>
+                <w:b w:val="0"/>
+                <w:sz w:val="22"/>
+              </w:rPr>
+              <w:t>11</w:t>
+            </w:r>
+          </w:p>
+        </w:tc>
+        <w:tc>
+          <w:tcPr>
+            <w:tcW w:type="dxa" w:w="6236"/>
+          </w:tcPr>
+          <w:p>
+            <w:pPr>
+              <w:spacing w:before="40" w:after="40"/>
+              <w:jc w:val="left"/>
+            </w:pPr>
+            <w:r/>
+            <w:r>
+              <w:rPr>
+                <w:rFonts w:ascii="標楷體" w:hAnsi="標楷體" w:eastAsia="標楷體"/>
+                <w:b w:val="0"/>
+                <w:sz w:val="22"/>
+              </w:rPr>
+              <w:t>點測驗項目，內容區應顯示題數、作答時間、及格分數與剩餘可作答次數；按「開始作答」應進入 ET07 作答頁。</w:t>
+            </w:r>
+          </w:p>
+        </w:tc>
+        <w:tc>
+          <w:tcPr>
+            <w:tcW w:type="dxa" w:w="1247"/>
+          </w:tcPr>
+          <w:p>
+            <w:pPr>
+              <w:spacing w:before="40" w:after="40"/>
+              <w:jc w:val="center"/>
+            </w:pPr>
+            <w:r/>
+            <w:r>
+              <w:rPr>
+                <w:rFonts w:ascii="標楷體" w:hAnsi="標楷體" w:eastAsia="標楷體"/>
+                <w:b w:val="0"/>
+                <w:sz w:val="24"/>
+              </w:rPr>
+            </w:r>
+          </w:p>
+        </w:tc>
+        <w:tc>
+          <w:tcPr>
+            <w:tcW w:type="dxa" w:w="1247"/>
+          </w:tcPr>
+          <w:p>
+            <w:pPr>
+              <w:spacing w:before="40" w:after="40"/>
+              <w:jc w:val="center"/>
+            </w:pPr>
+            <w:r/>
+            <w:r>
+              <w:rPr>
+                <w:rFonts w:ascii="標楷體" w:hAnsi="標楷體" w:eastAsia="標楷體"/>
+                <w:b w:val="0"/>
+                <w:sz w:val="24"/>
+              </w:rPr>
+            </w:r>
+          </w:p>
+        </w:tc>
+      </w:tr>
+      <w:tr>
+        <w:tc>
+          <w:tcPr>
+            <w:tcW w:type="dxa" w:w="907"/>
+          </w:tcPr>
+          <w:p>
+            <w:pPr>
+              <w:spacing w:before="40" w:after="40"/>
+              <w:jc w:val="center"/>
+            </w:pPr>
+            <w:r/>
+            <w:r>
+              <w:rPr>
+                <w:rFonts w:ascii="標楷體" w:hAnsi="標楷體" w:eastAsia="標楷體"/>
+                <w:b w:val="0"/>
+                <w:sz w:val="22"/>
+              </w:rPr>
+              <w:t>12</w:t>
+            </w:r>
+          </w:p>
+        </w:tc>
+        <w:tc>
+          <w:tcPr>
+            <w:tcW w:type="dxa" w:w="6236"/>
+          </w:tcPr>
+          <w:p>
+            <w:pPr>
+              <w:spacing w:before="40" w:after="40"/>
+              <w:jc w:val="left"/>
+            </w:pPr>
+            <w:r/>
+            <w:r>
+              <w:rPr>
+                <w:rFonts w:ascii="標楷體" w:hAnsi="標楷體" w:eastAsia="標楷體"/>
+                <w:b w:val="0"/>
+                <w:sz w:val="22"/>
+              </w:rPr>
+              <w:t>作答測驗未及格後返回課程，點第二章的項目應提示「請通過本章節之測驗後解鎖」；重新作答及格後，第二章第一個項目應隨即開放。</w:t>
+            </w:r>
+          </w:p>
+        </w:tc>
+        <w:tc>
+          <w:tcPr>
+            <w:tcW w:type="dxa" w:w="1247"/>
+          </w:tcPr>
+          <w:p>
+            <w:pPr>
+              <w:spacing w:before="40" w:after="40"/>
+              <w:jc w:val="center"/>
+            </w:pPr>
+            <w:r/>
+            <w:r>
+              <w:rPr>
+                <w:rFonts w:ascii="標楷體" w:hAnsi="標楷體" w:eastAsia="標楷體"/>
+                <w:b w:val="0"/>
+                <w:sz w:val="24"/>
+              </w:rPr>
+            </w:r>
+          </w:p>
+        </w:tc>
+        <w:tc>
+          <w:tcPr>
+            <w:tcW w:type="dxa" w:w="1247"/>
+          </w:tcPr>
+          <w:p>
+            <w:pPr>
+              <w:spacing w:before="40" w:after="40"/>
+              <w:jc w:val="center"/>
+            </w:pPr>
+            <w:r/>
+            <w:r>
+              <w:rPr>
+                <w:rFonts w:ascii="標楷體" w:hAnsi="標楷體" w:eastAsia="標楷體"/>
+                <w:b w:val="0"/>
+                <w:sz w:val="24"/>
+              </w:rPr>
+            </w:r>
+          </w:p>
+        </w:tc>
+      </w:tr>
+      <w:tr>
+        <w:tc>
+          <w:tcPr>
+            <w:tcW w:type="dxa" w:w="907"/>
+          </w:tcPr>
+          <w:p>
+            <w:pPr>
+              <w:spacing w:before="40" w:after="40"/>
+              <w:jc w:val="center"/>
+            </w:pPr>
+            <w:r/>
+            <w:r>
+              <w:rPr>
+                <w:rFonts w:ascii="標楷體" w:hAnsi="標楷體" w:eastAsia="標楷體"/>
+                <w:b w:val="0"/>
+                <w:sz w:val="22"/>
+              </w:rPr>
+              <w:t>13</w:t>
+            </w:r>
+          </w:p>
+        </w:tc>
+        <w:tc>
+          <w:tcPr>
+            <w:tcW w:type="dxa" w:w="6236"/>
+          </w:tcPr>
+          <w:p>
+            <w:pPr>
+              <w:spacing w:before="40" w:after="40"/>
+              <w:jc w:val="left"/>
+            </w:pPr>
+            <w:r/>
+            <w:r>
+              <w:rPr>
+                <w:rFonts w:ascii="標楷體" w:hAnsi="標楷體" w:eastAsia="標楷體"/>
+                <w:b w:val="0"/>
+                <w:sz w:val="22"/>
+              </w:rPr>
+              <w:t>已完成第二章項目後，回頭點第一章已完成的項目，應可正常開啟重看，不受解鎖順序限制。</w:t>
+            </w:r>
+          </w:p>
+        </w:tc>
+        <w:tc>
+          <w:tcPr>
+            <w:tcW w:type="dxa" w:w="1247"/>
+          </w:tcPr>
+          <w:p>
+            <w:pPr>
+              <w:spacing w:before="40" w:after="40"/>
+              <w:jc w:val="center"/>
+            </w:pPr>
+            <w:r/>
+            <w:r>
+              <w:rPr>
+                <w:rFonts w:ascii="標楷體" w:hAnsi="標楷體" w:eastAsia="標楷體"/>
+                <w:b w:val="0"/>
+                <w:sz w:val="24"/>
+              </w:rPr>
+            </w:r>
+          </w:p>
+        </w:tc>
+        <w:tc>
+          <w:tcPr>
+            <w:tcW w:type="dxa" w:w="1247"/>
+          </w:tcPr>
+          <w:p>
+            <w:pPr>
+              <w:spacing w:before="40" w:after="40"/>
+              <w:jc w:val="center"/>
+            </w:pPr>
+            <w:r/>
+            <w:r>
+              <w:rPr>
+                <w:rFonts w:ascii="標楷體" w:hAnsi="標楷體" w:eastAsia="標楷體"/>
+                <w:b w:val="0"/>
+                <w:sz w:val="24"/>
+              </w:rPr>
+            </w:r>
+          </w:p>
+        </w:tc>
+      </w:tr>
+      <w:tr>
+        <w:tc>
+          <w:tcPr>
+            <w:tcW w:type="dxa" w:w="907"/>
+          </w:tcPr>
+          <w:p>
+            <w:pPr>
+              <w:spacing w:before="40" w:after="40"/>
+              <w:jc w:val="center"/>
+            </w:pPr>
+            <w:r/>
+            <w:r>
+              <w:rPr>
+                <w:rFonts w:ascii="標楷體" w:hAnsi="標楷體" w:eastAsia="標楷體"/>
+                <w:b w:val="0"/>
+                <w:sz w:val="22"/>
+              </w:rPr>
+              <w:t>14</w:t>
+            </w:r>
+          </w:p>
+        </w:tc>
+        <w:tc>
+          <w:tcPr>
+            <w:tcW w:type="dxa" w:w="6236"/>
+          </w:tcPr>
+          <w:p>
+            <w:pPr>
+              <w:spacing w:before="40" w:after="40"/>
+              <w:jc w:val="left"/>
+            </w:pPr>
+            <w:r/>
+            <w:r>
+              <w:rPr>
+                <w:rFonts w:ascii="標楷體" w:hAnsi="標楷體" w:eastAsia="標楷體"/>
+                <w:b w:val="0"/>
+                <w:sz w:val="22"/>
+              </w:rPr>
+              <w:t>學員甲尚未完課時，左側最下方應不出現問卷入口；完成全部項目後，課程進度應為 100%、「我的課程」狀態為「已完成」，左側最下方出現「填寫課後問卷」。</w:t>
+            </w:r>
+          </w:p>
+        </w:tc>
+        <w:tc>
+          <w:tcPr>
+            <w:tcW w:type="dxa" w:w="1247"/>
+          </w:tcPr>
+          <w:p>
+            <w:pPr>
+              <w:spacing w:before="40" w:after="40"/>
+              <w:jc w:val="center"/>
+            </w:pPr>
+            <w:r/>
+            <w:r>
+              <w:rPr>
+                <w:rFonts w:ascii="標楷體" w:hAnsi="標楷體" w:eastAsia="標楷體"/>
+                <w:b w:val="0"/>
+                <w:sz w:val="24"/>
+              </w:rPr>
+            </w:r>
+          </w:p>
+        </w:tc>
+        <w:tc>
+          <w:tcPr>
+            <w:tcW w:type="dxa" w:w="1247"/>
+          </w:tcPr>
+          <w:p>
+            <w:pPr>
+              <w:spacing w:before="40" w:after="40"/>
+              <w:jc w:val="center"/>
+            </w:pPr>
+            <w:r/>
+            <w:r>
+              <w:rPr>
+                <w:rFonts w:ascii="標楷體" w:hAnsi="標楷體" w:eastAsia="標楷體"/>
+                <w:b w:val="0"/>
+                <w:sz w:val="24"/>
+              </w:rPr>
+            </w:r>
+          </w:p>
+        </w:tc>
+      </w:tr>
+      <w:tr>
+        <w:tc>
+          <w:tcPr>
+            <w:tcW w:type="dxa" w:w="907"/>
+          </w:tcPr>
+          <w:p>
+            <w:pPr>
+              <w:spacing w:before="40" w:after="40"/>
+              <w:jc w:val="center"/>
+            </w:pPr>
+            <w:r/>
+            <w:r>
+              <w:rPr>
+                <w:rFonts w:ascii="標楷體" w:hAnsi="標楷體" w:eastAsia="標楷體"/>
+                <w:b w:val="0"/>
+                <w:sz w:val="22"/>
+              </w:rPr>
+              <w:t>15</w:t>
+            </w:r>
+          </w:p>
+        </w:tc>
+        <w:tc>
+          <w:tcPr>
+            <w:tcW w:type="dxa" w:w="6236"/>
+          </w:tcPr>
+          <w:p>
+            <w:pPr>
+              <w:spacing w:before="40" w:after="40"/>
+              <w:jc w:val="left"/>
+            </w:pPr>
+            <w:r/>
+            <w:r>
+              <w:rPr>
+                <w:rFonts w:ascii="標楷體" w:hAnsi="標楷體" w:eastAsia="標楷體"/>
+                <w:b w:val="0"/>
+                <w:sz w:val="22"/>
+              </w:rPr>
+              <w:t>學員乙按「填寫課後問卷」，問卷頁應說明採具名填答、一人一次、送出後不可修改。</w:t>
+            </w:r>
+          </w:p>
+        </w:tc>
+        <w:tc>
+          <w:tcPr>
+            <w:tcW w:type="dxa" w:w="1247"/>
+          </w:tcPr>
+          <w:p>
+            <w:pPr>
+              <w:spacing w:before="40" w:after="40"/>
+              <w:jc w:val="center"/>
+            </w:pPr>
+            <w:r/>
+            <w:r>
+              <w:rPr>
+                <w:rFonts w:ascii="標楷體" w:hAnsi="標楷體" w:eastAsia="標楷體"/>
+                <w:b w:val="0"/>
+                <w:sz w:val="24"/>
+              </w:rPr>
+            </w:r>
+          </w:p>
+        </w:tc>
+        <w:tc>
+          <w:tcPr>
+            <w:tcW w:type="dxa" w:w="1247"/>
+          </w:tcPr>
+          <w:p>
+            <w:pPr>
+              <w:spacing w:before="40" w:after="40"/>
+              <w:jc w:val="center"/>
+            </w:pPr>
+            <w:r/>
+            <w:r>
+              <w:rPr>
+                <w:rFonts w:ascii="標楷體" w:hAnsi="標楷體" w:eastAsia="標楷體"/>
+                <w:b w:val="0"/>
+                <w:sz w:val="24"/>
+              </w:rPr>
+            </w:r>
+          </w:p>
+        </w:tc>
+      </w:tr>
+      <w:tr>
+        <w:tc>
+          <w:tcPr>
+            <w:tcW w:type="dxa" w:w="907"/>
+          </w:tcPr>
+          <w:p>
+            <w:pPr>
+              <w:spacing w:before="40" w:after="40"/>
+              <w:jc w:val="center"/>
+            </w:pPr>
+            <w:r/>
+            <w:r>
+              <w:rPr>
+                <w:rFonts w:ascii="標楷體" w:hAnsi="標楷體" w:eastAsia="標楷體"/>
+                <w:b w:val="0"/>
+                <w:sz w:val="22"/>
+              </w:rPr>
+              <w:t>16</w:t>
+            </w:r>
+          </w:p>
+        </w:tc>
+        <w:tc>
+          <w:tcPr>
+            <w:tcW w:type="dxa" w:w="6236"/>
+          </w:tcPr>
+          <w:p>
+            <w:pPr>
+              <w:spacing w:before="40" w:after="40"/>
+              <w:jc w:val="left"/>
+            </w:pPr>
+            <w:r/>
+            <w:r>
+              <w:rPr>
+                <w:rFonts w:ascii="標楷體" w:hAnsi="標楷體" w:eastAsia="標楷體"/>
+                <w:b w:val="0"/>
+                <w:sz w:val="22"/>
+              </w:rPr>
+              <w:t>單選題留一題未答即按「送出問卷」，應提示「尚有題目未作答，請完成後再送出」並以紅色標示該題；問答題留空不應被擋。</w:t>
+            </w:r>
+          </w:p>
+        </w:tc>
+        <w:tc>
+          <w:tcPr>
+            <w:tcW w:type="dxa" w:w="1247"/>
+          </w:tcPr>
+          <w:p>
+            <w:pPr>
+              <w:spacing w:before="40" w:after="40"/>
+              <w:jc w:val="center"/>
+            </w:pPr>
+            <w:r/>
+            <w:r>
+              <w:rPr>
+                <w:rFonts w:ascii="標楷體" w:hAnsi="標楷體" w:eastAsia="標楷體"/>
+                <w:b w:val="0"/>
+                <w:sz w:val="24"/>
+              </w:rPr>
+            </w:r>
+          </w:p>
+        </w:tc>
+        <w:tc>
+          <w:tcPr>
+            <w:tcW w:type="dxa" w:w="1247"/>
+          </w:tcPr>
+          <w:p>
+            <w:pPr>
+              <w:spacing w:before="40" w:after="40"/>
+              <w:jc w:val="center"/>
+            </w:pPr>
+            <w:r/>
+            <w:r>
+              <w:rPr>
+                <w:rFonts w:ascii="標楷體" w:hAnsi="標楷體" w:eastAsia="標楷體"/>
+                <w:b w:val="0"/>
+                <w:sz w:val="24"/>
+              </w:rPr>
+            </w:r>
+          </w:p>
+        </w:tc>
+      </w:tr>
+      <w:tr>
+        <w:tc>
+          <w:tcPr>
+            <w:tcW w:type="dxa" w:w="907"/>
+          </w:tcPr>
+          <w:p>
+            <w:pPr>
+              <w:spacing w:before="40" w:after="40"/>
+              <w:jc w:val="center"/>
+            </w:pPr>
+            <w:r/>
+            <w:r>
+              <w:rPr>
+                <w:rFonts w:ascii="標楷體" w:hAnsi="標楷體" w:eastAsia="標楷體"/>
+                <w:b w:val="0"/>
+                <w:sz w:val="22"/>
+              </w:rPr>
+              <w:t>17</w:t>
+            </w:r>
+          </w:p>
+        </w:tc>
+        <w:tc>
+          <w:tcPr>
+            <w:tcW w:type="dxa" w:w="6236"/>
+          </w:tcPr>
+          <w:p>
+            <w:pPr>
+              <w:spacing w:before="40" w:after="40"/>
+              <w:jc w:val="left"/>
+            </w:pPr>
+            <w:r/>
+            <w:r>
+              <w:rPr>
+                <w:rFonts w:ascii="標楷體" w:hAnsi="標楷體" w:eastAsia="標楷體"/>
+                <w:b w:val="0"/>
+                <w:sz w:val="22"/>
+              </w:rPr>
+              <w:t>單選題全部作答、問答題留空，按「送出問卷」並於確認視窗按「送出」，應顯示「問卷已送出，感謝您的回饋」並回到課程頁。</w:t>
+            </w:r>
+          </w:p>
+        </w:tc>
+        <w:tc>
+          <w:tcPr>
+            <w:tcW w:type="dxa" w:w="1247"/>
+          </w:tcPr>
+          <w:p>
+            <w:pPr>
+              <w:spacing w:before="40" w:after="40"/>
+              <w:jc w:val="center"/>
+            </w:pPr>
+            <w:r/>
+            <w:r>
+              <w:rPr>
+                <w:rFonts w:ascii="標楷體" w:hAnsi="標楷體" w:eastAsia="標楷體"/>
+                <w:b w:val="0"/>
+                <w:sz w:val="24"/>
+              </w:rPr>
+            </w:r>
+          </w:p>
+        </w:tc>
+        <w:tc>
+          <w:tcPr>
+            <w:tcW w:type="dxa" w:w="1247"/>
+          </w:tcPr>
+          <w:p>
+            <w:pPr>
+              <w:spacing w:before="40" w:after="40"/>
+              <w:jc w:val="center"/>
+            </w:pPr>
+            <w:r/>
+            <w:r>
+              <w:rPr>
+                <w:rFonts w:ascii="標楷體" w:hAnsi="標楷體" w:eastAsia="標楷體"/>
+                <w:b w:val="0"/>
+                <w:sz w:val="24"/>
+              </w:rPr>
+            </w:r>
+          </w:p>
+        </w:tc>
+      </w:tr>
+      <w:tr>
+        <w:tc>
+          <w:tcPr>
+            <w:tcW w:type="dxa" w:w="907"/>
+          </w:tcPr>
+          <w:p>
+            <w:pPr>
+              <w:spacing w:before="40" w:after="40"/>
+              <w:jc w:val="center"/>
+            </w:pPr>
+            <w:r/>
+            <w:r>
+              <w:rPr>
+                <w:rFonts w:ascii="標楷體" w:hAnsi="標楷體" w:eastAsia="標楷體"/>
+                <w:b w:val="0"/>
+                <w:sz w:val="22"/>
+              </w:rPr>
+              <w:t>18</w:t>
+            </w:r>
+          </w:p>
+        </w:tc>
+        <w:tc>
+          <w:tcPr>
+            <w:tcW w:type="dxa" w:w="6236"/>
+          </w:tcPr>
+          <w:p>
+            <w:pPr>
+              <w:spacing w:before="40" w:after="40"/>
+              <w:jc w:val="left"/>
+            </w:pPr>
+            <w:r/>
+            <w:r>
+              <w:rPr>
+                <w:rFonts w:ascii="標楷體" w:hAnsi="標楷體" w:eastAsia="標楷體"/>
+                <w:b w:val="0"/>
+                <w:sz w:val="22"/>
+              </w:rPr>
+              <w:t>承上，左側入口應改為「查看我的填答」並顯示送出時間；點入應為唯讀、可看到剛才的選擇，且沒有送出按鈕。</w:t>
+            </w:r>
+          </w:p>
+        </w:tc>
+        <w:tc>
+          <w:tcPr>
+            <w:tcW w:type="dxa" w:w="1247"/>
+          </w:tcPr>
+          <w:p>
+            <w:pPr>
+              <w:spacing w:before="40" w:after="40"/>
+              <w:jc w:val="center"/>
+            </w:pPr>
+            <w:r/>
+            <w:r>
+              <w:rPr>
+                <w:rFonts w:ascii="標楷體" w:hAnsi="標楷體" w:eastAsia="標楷體"/>
+                <w:b w:val="0"/>
+                <w:sz w:val="24"/>
+              </w:rPr>
+            </w:r>
+          </w:p>
+        </w:tc>
+        <w:tc>
+          <w:tcPr>
+            <w:tcW w:type="dxa" w:w="1247"/>
+          </w:tcPr>
+          <w:p>
+            <w:pPr>
+              <w:spacing w:before="40" w:after="40"/>
+              <w:jc w:val="center"/>
+            </w:pPr>
+            <w:r/>
+            <w:r>
+              <w:rPr>
+                <w:rFonts w:ascii="標楷體" w:hAnsi="標楷體" w:eastAsia="標楷體"/>
+                <w:b w:val="0"/>
+                <w:sz w:val="24"/>
+              </w:rPr>
+            </w:r>
+          </w:p>
+        </w:tc>
+      </w:tr>
+      <w:tr>
+        <w:tc>
+          <w:tcPr>
+            <w:tcW w:type="dxa" w:w="907"/>
+          </w:tcPr>
+          <w:p>
+            <w:pPr>
+              <w:spacing w:before="40" w:after="40"/>
+              <w:jc w:val="center"/>
+            </w:pPr>
+            <w:r/>
+            <w:r>
+              <w:rPr>
+                <w:rFonts w:ascii="標楷體" w:hAnsi="標楷體" w:eastAsia="標楷體"/>
+                <w:b w:val="0"/>
+                <w:sz w:val="22"/>
+              </w:rPr>
+              <w:t>19</w:t>
+            </w:r>
+          </w:p>
+        </w:tc>
+        <w:tc>
+          <w:tcPr>
+            <w:tcW w:type="dxa" w:w="6236"/>
+          </w:tcPr>
+          <w:p>
+            <w:pPr>
+              <w:spacing w:before="40" w:after="40"/>
+              <w:jc w:val="left"/>
+            </w:pPr>
+            <w:r/>
+            <w:r>
+              <w:rPr>
+                <w:rFonts w:ascii="標楷體" w:hAnsi="標楷體" w:eastAsia="標楷體"/>
+                <w:b w:val="0"/>
+                <w:sz w:val="22"/>
+              </w:rPr>
+              <w:t>於兩個分頁開啟同一份問卷，於第一個分頁送出後，再於第二個分頁送出，應同樣顯示送出成功，且教師於 ET02 看到該學員僅有一筆填答。</w:t>
+            </w:r>
+          </w:p>
+        </w:tc>
+        <w:tc>
+          <w:tcPr>
+            <w:tcW w:type="dxa" w:w="1247"/>
+          </w:tcPr>
+          <w:p>
+            <w:pPr>
+              <w:spacing w:before="40" w:after="40"/>
+              <w:jc w:val="center"/>
+            </w:pPr>
+            <w:r/>
+            <w:r>
+              <w:rPr>
+                <w:rFonts w:ascii="標楷體" w:hAnsi="標楷體" w:eastAsia="標楷體"/>
+                <w:b w:val="0"/>
+                <w:sz w:val="24"/>
+              </w:rPr>
+            </w:r>
+          </w:p>
+        </w:tc>
+        <w:tc>
+          <w:tcPr>
+            <w:tcW w:type="dxa" w:w="1247"/>
+          </w:tcPr>
+          <w:p>
+            <w:pPr>
+              <w:spacing w:before="40" w:after="40"/>
+              <w:jc w:val="center"/>
+            </w:pPr>
+            <w:r/>
+            <w:r>
+              <w:rPr>
+                <w:rFonts w:ascii="標楷體" w:hAnsi="標楷體" w:eastAsia="標楷體"/>
+                <w:b w:val="0"/>
+                <w:sz w:val="24"/>
+              </w:rPr>
+            </w:r>
+          </w:p>
+        </w:tc>
+      </w:tr>
+      <w:tr>
+        <w:tc>
+          <w:tcPr>
+            <w:tcW w:type="dxa" w:w="907"/>
+          </w:tcPr>
+          <w:p>
+            <w:pPr>
+              <w:spacing w:before="40" w:after="40"/>
+              <w:jc w:val="center"/>
+            </w:pPr>
+            <w:r/>
+            <w:r>
+              <w:rPr>
+                <w:rFonts w:ascii="標楷體" w:hAnsi="標楷體" w:eastAsia="標楷體"/>
+                <w:b w:val="0"/>
+                <w:sz w:val="22"/>
+              </w:rPr>
+              <w:t>20</w:t>
+            </w:r>
+          </w:p>
+        </w:tc>
+        <w:tc>
+          <w:tcPr>
+            <w:tcW w:type="dxa" w:w="6236"/>
+          </w:tcPr>
+          <w:p>
+            <w:pPr>
+              <w:spacing w:before="40" w:after="40"/>
+              <w:jc w:val="left"/>
+            </w:pPr>
+            <w:r/>
+            <w:r>
+              <w:rPr>
+                <w:rFonts w:ascii="標楷體" w:hAnsi="標楷體" w:eastAsia="標楷體"/>
+                <w:b w:val="0"/>
+                <w:sz w:val="22"/>
+              </w:rPr>
+              <w:t>教師甲於受測課程甲新增一份教材後，學員乙的課程進度總項目數應加一、未滿 100%，「我的課程」狀態回到「進行中」，左側仍為「查看我的填答」且可回看；完成新教材後恢復「已完成」。</w:t>
+            </w:r>
+          </w:p>
+        </w:tc>
+        <w:tc>
+          <w:tcPr>
+            <w:tcW w:type="dxa" w:w="1247"/>
+          </w:tcPr>
+          <w:p>
+            <w:pPr>
+              <w:spacing w:before="40" w:after="40"/>
+              <w:jc w:val="center"/>
+            </w:pPr>
+            <w:r/>
+            <w:r>
+              <w:rPr>
+                <w:rFonts w:ascii="標楷體" w:hAnsi="標楷體" w:eastAsia="標楷體"/>
+                <w:b w:val="0"/>
+                <w:sz w:val="24"/>
+              </w:rPr>
+            </w:r>
+          </w:p>
+        </w:tc>
+        <w:tc>
+          <w:tcPr>
+            <w:tcW w:type="dxa" w:w="1247"/>
+          </w:tcPr>
+          <w:p>
+            <w:pPr>
+              <w:spacing w:before="40" w:after="40"/>
+              <w:jc w:val="center"/>
+            </w:pPr>
+            <w:r/>
+            <w:r>
+              <w:rPr>
+                <w:rFonts w:ascii="標楷體" w:hAnsi="標楷體" w:eastAsia="標楷體"/>
+                <w:b w:val="0"/>
+                <w:sz w:val="24"/>
+              </w:rPr>
+            </w:r>
+          </w:p>
+        </w:tc>
+      </w:tr>
+      <w:tr>
+        <w:tc>
+          <w:tcPr>
+            <w:tcW w:type="dxa" w:w="907"/>
+          </w:tcPr>
+          <w:p>
+            <w:pPr>
+              <w:spacing w:before="40" w:after="40"/>
+              <w:jc w:val="center"/>
+            </w:pPr>
+            <w:r/>
+            <w:r>
+              <w:rPr>
+                <w:rFonts w:ascii="標楷體" w:hAnsi="標楷體" w:eastAsia="標楷體"/>
+                <w:b w:val="0"/>
+                <w:sz w:val="22"/>
+              </w:rPr>
+              <w:t>21</w:t>
+            </w:r>
+          </w:p>
+        </w:tc>
+        <w:tc>
+          <w:tcPr>
+            <w:tcW w:type="dxa" w:w="6236"/>
+          </w:tcPr>
+          <w:p>
+            <w:pPr>
+              <w:spacing w:before="40" w:after="40"/>
+              <w:jc w:val="left"/>
+            </w:pPr>
+            <w:r/>
+            <w:r>
+              <w:rPr>
+                <w:rFonts w:ascii="標楷體" w:hAnsi="標楷體" w:eastAsia="標楷體"/>
+                <w:b w:val="0"/>
+                <w:sz w:val="22"/>
+              </w:rPr>
+              <w:t>承上，已完課但尚未填寫問卷的學員丙，於教師新增教材後問卷入口應消失；完成新教材後重新出現「填寫課後問卷」。</w:t>
+            </w:r>
+          </w:p>
+        </w:tc>
+        <w:tc>
+          <w:tcPr>
+            <w:tcW w:type="dxa" w:w="1247"/>
+          </w:tcPr>
+          <w:p>
+            <w:pPr>
+              <w:spacing w:before="40" w:after="40"/>
+              <w:jc w:val="center"/>
+            </w:pPr>
+            <w:r/>
+            <w:r>
+              <w:rPr>
+                <w:rFonts w:ascii="標楷體" w:hAnsi="標楷體" w:eastAsia="標楷體"/>
+                <w:b w:val="0"/>
+                <w:sz w:val="24"/>
+              </w:rPr>
+            </w:r>
+          </w:p>
+        </w:tc>
+        <w:tc>
+          <w:tcPr>
+            <w:tcW w:type="dxa" w:w="1247"/>
+          </w:tcPr>
+          <w:p>
+            <w:pPr>
+              <w:spacing w:before="40" w:after="40"/>
+              <w:jc w:val="center"/>
+            </w:pPr>
+            <w:r/>
+            <w:r>
+              <w:rPr>
+                <w:rFonts w:ascii="標楷體" w:hAnsi="標楷體" w:eastAsia="標楷體"/>
+                <w:b w:val="0"/>
+                <w:sz w:val="24"/>
+              </w:rPr>
+            </w:r>
+          </w:p>
+        </w:tc>
+      </w:tr>
+      <w:tr>
+        <w:tc>
+          <w:tcPr>
+            <w:tcW w:type="dxa" w:w="907"/>
+          </w:tcPr>
+          <w:p>
+            <w:pPr>
+              <w:spacing w:before="40" w:after="40"/>
+              <w:jc w:val="center"/>
+            </w:pPr>
+            <w:r/>
+            <w:r>
+              <w:rPr>
+                <w:rFonts w:ascii="標楷體" w:hAnsi="標楷體" w:eastAsia="標楷體"/>
+                <w:b w:val="0"/>
+                <w:sz w:val="22"/>
+              </w:rPr>
+              <w:t>22</w:t>
+            </w:r>
+          </w:p>
+        </w:tc>
+        <w:tc>
+          <w:tcPr>
+            <w:tcW w:type="dxa" w:w="6236"/>
+          </w:tcPr>
+          <w:p>
+            <w:pPr>
+              <w:spacing w:before="40" w:after="40"/>
+              <w:jc w:val="left"/>
+            </w:pPr>
+            <w:r/>
+            <w:r>
+              <w:rPr>
+                <w:rFonts w:ascii="標楷體" w:hAnsi="標楷體" w:eastAsia="標楷體"/>
+                <w:b w:val="0"/>
+                <w:sz w:val="22"/>
+              </w:rPr>
+              <w:t>教師甲關閉受測課程甲後，學員丁進入應顯示「此課程目前關閉中，僅可回看已學內容」；已開放的項目可開啟、影片可播放但不再顯示觀看進度，尚未開放的項目仍為鎖定。</w:t>
+            </w:r>
+          </w:p>
+        </w:tc>
+        <w:tc>
+          <w:tcPr>
+            <w:tcW w:type="dxa" w:w="1247"/>
+          </w:tcPr>
+          <w:p>
+            <w:pPr>
+              <w:spacing w:before="40" w:after="40"/>
+              <w:jc w:val="center"/>
+            </w:pPr>
+            <w:r/>
+            <w:r>
+              <w:rPr>
+                <w:rFonts w:ascii="標楷體" w:hAnsi="標楷體" w:eastAsia="標楷體"/>
+                <w:b w:val="0"/>
+                <w:sz w:val="24"/>
+              </w:rPr>
+            </w:r>
+          </w:p>
+        </w:tc>
+        <w:tc>
+          <w:tcPr>
+            <w:tcW w:type="dxa" w:w="1247"/>
+          </w:tcPr>
+          <w:p>
+            <w:pPr>
+              <w:spacing w:before="40" w:after="40"/>
+              <w:jc w:val="center"/>
+            </w:pPr>
+            <w:r/>
+            <w:r>
+              <w:rPr>
+                <w:rFonts w:ascii="標楷體" w:hAnsi="標楷體" w:eastAsia="標楷體"/>
+                <w:b w:val="0"/>
+                <w:sz w:val="24"/>
+              </w:rPr>
+            </w:r>
+          </w:p>
+        </w:tc>
+      </w:tr>
+      <w:tr>
+        <w:tc>
+          <w:tcPr>
+            <w:tcW w:type="dxa" w:w="907"/>
+          </w:tcPr>
+          <w:p>
+            <w:pPr>
+              <w:spacing w:before="40" w:after="40"/>
+              <w:jc w:val="center"/>
+            </w:pPr>
+            <w:r/>
+            <w:r>
+              <w:rPr>
+                <w:rFonts w:ascii="標楷體" w:hAnsi="標楷體" w:eastAsia="標楷體"/>
+                <w:b w:val="0"/>
+                <w:sz w:val="22"/>
+              </w:rPr>
+              <w:t>23</w:t>
+            </w:r>
+          </w:p>
+        </w:tc>
+        <w:tc>
+          <w:tcPr>
+            <w:tcW w:type="dxa" w:w="6236"/>
+          </w:tcPr>
+          <w:p>
+            <w:pPr>
+              <w:spacing w:before="40" w:after="40"/>
+              <w:jc w:val="left"/>
+            </w:pPr>
+            <w:r/>
+            <w:r>
+              <w:rPr>
+                <w:rFonts w:ascii="標楷體" w:hAnsi="標楷體" w:eastAsia="標楷體"/>
+                <w:b w:val="0"/>
+                <w:sz w:val="22"/>
+              </w:rPr>
+              <w:t>課程關閉期間，學員丙按「填寫課後問卷」應提示「課程已關閉，無法填寫問卷」且沒有送出按鈕；學員乙仍可回看已填內容。</w:t>
+            </w:r>
+          </w:p>
+        </w:tc>
+        <w:tc>
+          <w:tcPr>
+            <w:tcW w:type="dxa" w:w="1247"/>
+          </w:tcPr>
+          <w:p>
+            <w:pPr>
+              <w:spacing w:before="40" w:after="40"/>
+              <w:jc w:val="center"/>
+            </w:pPr>
+            <w:r/>
+            <w:r>
+              <w:rPr>
+                <w:rFonts w:ascii="標楷體" w:hAnsi="標楷體" w:eastAsia="標楷體"/>
+                <w:b w:val="0"/>
+                <w:sz w:val="24"/>
+              </w:rPr>
+            </w:r>
+          </w:p>
+        </w:tc>
+        <w:tc>
+          <w:tcPr>
+            <w:tcW w:type="dxa" w:w="1247"/>
+          </w:tcPr>
+          <w:p>
+            <w:pPr>
+              <w:spacing w:before="40" w:after="40"/>
+              <w:jc w:val="center"/>
+            </w:pPr>
+            <w:r/>
+            <w:r>
+              <w:rPr>
+                <w:rFonts w:ascii="標楷體" w:hAnsi="標楷體" w:eastAsia="標楷體"/>
+                <w:b w:val="0"/>
+                <w:sz w:val="24"/>
+              </w:rPr>
+            </w:r>
+          </w:p>
+        </w:tc>
+      </w:tr>
+      <w:tr>
+        <w:tc>
+          <w:tcPr>
+            <w:tcW w:type="dxa" w:w="907"/>
+          </w:tcPr>
+          <w:p>
+            <w:pPr>
+              <w:spacing w:before="40" w:after="40"/>
+              <w:jc w:val="center"/>
+            </w:pPr>
+            <w:r/>
+            <w:r>
+              <w:rPr>
+                <w:rFonts w:ascii="標楷體" w:hAnsi="標楷體" w:eastAsia="標楷體"/>
+                <w:b w:val="0"/>
+                <w:sz w:val="22"/>
+              </w:rPr>
+              <w:t>24</w:t>
+            </w:r>
+          </w:p>
+        </w:tc>
+        <w:tc>
+          <w:tcPr>
+            <w:tcW w:type="dxa" w:w="6236"/>
+          </w:tcPr>
+          <w:p>
+            <w:pPr>
+              <w:spacing w:before="40" w:after="40"/>
+              <w:jc w:val="left"/>
+            </w:pPr>
+            <w:r/>
+            <w:r>
+              <w:rPr>
+                <w:rFonts w:ascii="標楷體" w:hAnsi="標楷體" w:eastAsia="標楷體"/>
+                <w:b w:val="0"/>
+                <w:sz w:val="22"/>
+              </w:rPr>
+              <w:t>課程關閉期間點測驗項目，應不能開始新的作答，但仍可查看歷次作答紀錄。</w:t>
+            </w:r>
+          </w:p>
+        </w:tc>
+        <w:tc>
+          <w:tcPr>
+            <w:tcW w:type="dxa" w:w="1247"/>
+          </w:tcPr>
+          <w:p>
+            <w:pPr>
+              <w:spacing w:before="40" w:after="40"/>
+              <w:jc w:val="center"/>
+            </w:pPr>
+            <w:r/>
+            <w:r>
+              <w:rPr>
+                <w:rFonts w:ascii="標楷體" w:hAnsi="標楷體" w:eastAsia="標楷體"/>
+                <w:b w:val="0"/>
+                <w:sz w:val="24"/>
+              </w:rPr>
+            </w:r>
+          </w:p>
+        </w:tc>
+        <w:tc>
+          <w:tcPr>
+            <w:tcW w:type="dxa" w:w="1247"/>
+          </w:tcPr>
+          <w:p>
+            <w:pPr>
+              <w:spacing w:before="40" w:after="40"/>
+              <w:jc w:val="center"/>
+            </w:pPr>
+            <w:r/>
+            <w:r>
+              <w:rPr>
+                <w:rFonts w:ascii="標楷體" w:hAnsi="標楷體" w:eastAsia="標楷體"/>
+                <w:b w:val="0"/>
+                <w:sz w:val="24"/>
+              </w:rPr>
+            </w:r>
+          </w:p>
+        </w:tc>
+      </w:tr>
+      <w:tr>
+        <w:tc>
+          <w:tcPr>
+            <w:tcW w:type="dxa" w:w="907"/>
+          </w:tcPr>
+          <w:p>
+            <w:pPr>
+              <w:spacing w:before="40" w:after="40"/>
+              <w:jc w:val="center"/>
+            </w:pPr>
+            <w:r/>
+            <w:r>
+              <w:rPr>
+                <w:rFonts w:ascii="標楷體" w:hAnsi="標楷體" w:eastAsia="標楷體"/>
+                <w:b w:val="0"/>
+                <w:sz w:val="22"/>
+              </w:rPr>
+              <w:t>25</w:t>
+            </w:r>
+          </w:p>
+        </w:tc>
+        <w:tc>
+          <w:tcPr>
+            <w:tcW w:type="dxa" w:w="6236"/>
+          </w:tcPr>
+          <w:p>
+            <w:pPr>
+              <w:spacing w:before="40" w:after="40"/>
+              <w:jc w:val="left"/>
+            </w:pPr>
+            <w:r/>
+            <w:r>
+              <w:rPr>
+                <w:rFonts w:ascii="標楷體" w:hAnsi="標楷體" w:eastAsia="標楷體"/>
+                <w:b w:val="0"/>
+                <w:sz w:val="22"/>
+              </w:rPr>
+              <w:t>教師甲再開課後，學員丁的學習進度應接續保留並可繼續學習，學員丙可填寫並送出課後問卷。</w:t>
+            </w:r>
+          </w:p>
+        </w:tc>
+        <w:tc>
+          <w:tcPr>
+            <w:tcW w:type="dxa" w:w="1247"/>
+          </w:tcPr>
+          <w:p>
+            <w:pPr>
+              <w:spacing w:before="40" w:after="40"/>
+              <w:jc w:val="center"/>
+            </w:pPr>
+            <w:r/>
+            <w:r>
+              <w:rPr>
+                <w:rFonts w:ascii="標楷體" w:hAnsi="標楷體" w:eastAsia="標楷體"/>
+                <w:b w:val="0"/>
+                <w:sz w:val="24"/>
+              </w:rPr>
+            </w:r>
+          </w:p>
+        </w:tc>
+        <w:tc>
+          <w:tcPr>
+            <w:tcW w:type="dxa" w:w="1247"/>
+          </w:tcPr>
+          <w:p>
+            <w:pPr>
+              <w:spacing w:before="40" w:after="40"/>
+              <w:jc w:val="center"/>
+            </w:pPr>
+            <w:r/>
+            <w:r>
+              <w:rPr>
+                <w:rFonts w:ascii="標楷體" w:hAnsi="標楷體" w:eastAsia="標楷體"/>
+                <w:b w:val="0"/>
+                <w:sz w:val="24"/>
+              </w:rPr>
+            </w:r>
+          </w:p>
+        </w:tc>
+      </w:tr>
+      <w:tr>
+        <w:tc>
+          <w:tcPr>
+            <w:tcW w:type="dxa" w:w="907"/>
+          </w:tcPr>
+          <w:p>
+            <w:pPr>
+              <w:spacing w:before="40" w:after="40"/>
+              <w:jc w:val="center"/>
+            </w:pPr>
+            <w:r/>
+            <w:r>
+              <w:rPr>
+                <w:rFonts w:ascii="標楷體" w:hAnsi="標楷體" w:eastAsia="標楷體"/>
+                <w:b w:val="0"/>
+                <w:sz w:val="22"/>
+              </w:rPr>
+              <w:t>26</w:t>
+            </w:r>
+          </w:p>
+        </w:tc>
+        <w:tc>
+          <w:tcPr>
+            <w:tcW w:type="dxa" w:w="6236"/>
+          </w:tcPr>
+          <w:p>
+            <w:pPr>
+              <w:spacing w:before="40" w:after="40"/>
+              <w:jc w:val="left"/>
+            </w:pPr>
+            <w:r/>
+            <w:r>
+              <w:rPr>
+                <w:rFonts w:ascii="標楷體" w:hAnsi="標楷體" w:eastAsia="標楷體"/>
+                <w:b w:val="0"/>
+                <w:sz w:val="22"/>
+              </w:rPr>
+              <w:t>學員甲以網址直接開啟尚未開放之課程的學習頁，應顯示「此課程尚未開放，請於開放時間後再進入」，無法看到課程內容。</w:t>
             </w:r>
           </w:p>
         </w:tc>

--- a/docs/manuals/測試報告/ET-教育訓練文件管理模組.docx
+++ b/docs/manuals/測試報告/ET-教育訓練文件管理模組.docx
@@ -18510,6 +18510,2678 @@
                 <w:sz w:val="22"/>
               </w:rPr>
               <w:t>學員甲以網址直接開啟尚未開放之課程的學習頁，應顯示「此課程尚未開放，請於開放時間後再進入」，無法看到課程內容。</w:t>
+            </w:r>
+          </w:p>
+        </w:tc>
+        <w:tc>
+          <w:tcPr>
+            <w:tcW w:type="dxa" w:w="1247"/>
+          </w:tcPr>
+          <w:p>
+            <w:pPr>
+              <w:spacing w:before="40" w:after="40"/>
+              <w:jc w:val="center"/>
+            </w:pPr>
+            <w:r/>
+            <w:r>
+              <w:rPr>
+                <w:rFonts w:ascii="標楷體" w:hAnsi="標楷體" w:eastAsia="標楷體"/>
+                <w:b w:val="0"/>
+                <w:sz w:val="24"/>
+              </w:rPr>
+            </w:r>
+          </w:p>
+        </w:tc>
+        <w:tc>
+          <w:tcPr>
+            <w:tcW w:type="dxa" w:w="1247"/>
+          </w:tcPr>
+          <w:p>
+            <w:pPr>
+              <w:spacing w:before="40" w:after="40"/>
+              <w:jc w:val="center"/>
+            </w:pPr>
+            <w:r/>
+            <w:r>
+              <w:rPr>
+                <w:rFonts w:ascii="標楷體" w:hAnsi="標楷體" w:eastAsia="標楷體"/>
+                <w:b w:val="0"/>
+                <w:sz w:val="24"/>
+              </w:rPr>
+            </w:r>
+          </w:p>
+        </w:tc>
+      </w:tr>
+    </w:tbl>
+    <w:p>
+      <w:pPr>
+        <w:pStyle w:val="1"/>
+        <w:pageBreakBefore/>
+      </w:pPr>
+      <w:r>
+        <w:t>ET07 線上測驗</w:t>
+      </w:r>
+    </w:p>
+    <w:tbl>
+      <w:tblPr>
+        <w:tblStyle w:val="aff2"/>
+        <w:tblW w:type="auto" w:w="0"/>
+        <w:jc w:val="center"/>
+        <w:tblLayout w:type="fixed"/>
+        <w:tblLook w:firstColumn="1" w:firstRow="1" w:lastColumn="0" w:lastRow="0" w:noHBand="0" w:noVBand="1" w:val="04A0"/>
+      </w:tblPr>
+      <w:tblGrid>
+        <w:gridCol w:w="2340"/>
+        <w:gridCol w:w="2340"/>
+        <w:gridCol w:w="2340"/>
+        <w:gridCol w:w="2340"/>
+      </w:tblGrid>
+      <w:tr>
+        <w:tc>
+          <w:tcPr>
+            <w:tcW w:type="dxa" w:w="9638"/>
+            <w:gridSpan w:val="4"/>
+          </w:tcPr>
+          <w:p>
+            <w:pPr>
+              <w:spacing w:before="40" w:after="40"/>
+              <w:jc w:val="center"/>
+            </w:pPr>
+            <w:r/>
+            <w:r>
+              <w:rPr>
+                <w:rFonts w:ascii="標楷體" w:hAnsi="標楷體" w:eastAsia="標楷體"/>
+                <w:b/>
+                <w:sz w:val="32"/>
+                <w:spacing w:val="80"/>
+              </w:rPr>
+              <w:t>國防醫學大學三軍總醫院測試報告</w:t>
+            </w:r>
+          </w:p>
+        </w:tc>
+      </w:tr>
+      <w:tr>
+        <w:tc>
+          <w:tcPr>
+            <w:tcW w:type="dxa" w:w="1474"/>
+          </w:tcPr>
+          <w:p>
+            <w:pPr>
+              <w:spacing w:before="40" w:after="40"/>
+              <w:jc w:val="center"/>
+            </w:pPr>
+            <w:r/>
+            <w:r>
+              <w:rPr>
+                <w:rFonts w:ascii="標楷體" w:hAnsi="標楷體" w:eastAsia="標楷體"/>
+                <w:b w:val="0"/>
+                <w:sz w:val="24"/>
+              </w:rPr>
+              <w:t>購案名稱</w:t>
+            </w:r>
+          </w:p>
+        </w:tc>
+        <w:tc>
+          <w:tcPr>
+            <w:tcW w:type="dxa" w:w="3628"/>
+          </w:tcPr>
+          <w:p>
+            <w:pPr>
+              <w:spacing w:before="40" w:after="40"/>
+              <w:jc w:val="center"/>
+            </w:pPr>
+            <w:r/>
+            <w:r>
+              <w:rPr>
+                <w:rFonts w:ascii="標楷體" w:hAnsi="標楷體" w:eastAsia="標楷體"/>
+                <w:b w:val="0"/>
+                <w:sz w:val="24"/>
+              </w:rPr>
+              <w:t>國軍醫院設立捐血站裝備整備案</w:t>
+            </w:r>
+          </w:p>
+        </w:tc>
+        <w:tc>
+          <w:tcPr>
+            <w:tcW w:type="dxa" w:w="1928"/>
+          </w:tcPr>
+          <w:p>
+            <w:pPr>
+              <w:spacing w:before="40" w:after="40"/>
+              <w:jc w:val="center"/>
+            </w:pPr>
+            <w:r/>
+            <w:r>
+              <w:rPr>
+                <w:rFonts w:ascii="標楷體" w:hAnsi="標楷體" w:eastAsia="標楷體"/>
+                <w:b w:val="0"/>
+                <w:sz w:val="24"/>
+              </w:rPr>
+              <w:t>單位主管用印</w:t>
+            </w:r>
+          </w:p>
+        </w:tc>
+        <w:tc>
+          <w:tcPr>
+            <w:tcW w:type="dxa" w:w="2608"/>
+          </w:tcPr>
+          <w:p>
+            <w:pPr>
+              <w:spacing w:before="40" w:after="40"/>
+              <w:jc w:val="center"/>
+            </w:pPr>
+            <w:r/>
+            <w:r>
+              <w:rPr>
+                <w:rFonts w:ascii="標楷體" w:hAnsi="標楷體" w:eastAsia="標楷體"/>
+                <w:b w:val="0"/>
+                <w:sz w:val="24"/>
+              </w:rPr>
+            </w:r>
+          </w:p>
+        </w:tc>
+      </w:tr>
+      <w:tr>
+        <w:tc>
+          <w:tcPr>
+            <w:tcW w:type="dxa" w:w="1474"/>
+          </w:tcPr>
+          <w:p>
+            <w:pPr>
+              <w:spacing w:before="40" w:after="40"/>
+              <w:jc w:val="center"/>
+            </w:pPr>
+            <w:r/>
+            <w:r>
+              <w:rPr>
+                <w:rFonts w:ascii="標楷體" w:hAnsi="標楷體" w:eastAsia="標楷體"/>
+                <w:b w:val="0"/>
+                <w:sz w:val="24"/>
+              </w:rPr>
+              <w:t>測試單位</w:t>
+            </w:r>
+          </w:p>
+        </w:tc>
+        <w:tc>
+          <w:tcPr>
+            <w:tcW w:type="dxa" w:w="3628"/>
+          </w:tcPr>
+          <w:p>
+            <w:pPr>
+              <w:spacing w:before="40" w:after="40"/>
+              <w:jc w:val="center"/>
+            </w:pPr>
+            <w:r/>
+            <w:r>
+              <w:rPr>
+                <w:rFonts w:ascii="標楷體" w:hAnsi="標楷體" w:eastAsia="標楷體"/>
+                <w:b w:val="0"/>
+                <w:sz w:val="24"/>
+              </w:rPr>
+            </w:r>
+          </w:p>
+        </w:tc>
+        <w:tc>
+          <w:tcPr>
+            <w:tcW w:type="dxa" w:w="1928"/>
+          </w:tcPr>
+          <w:p>
+            <w:pPr>
+              <w:spacing w:before="40" w:after="40"/>
+              <w:jc w:val="center"/>
+            </w:pPr>
+            <w:r/>
+            <w:r>
+              <w:rPr>
+                <w:rFonts w:ascii="標楷體" w:hAnsi="標楷體" w:eastAsia="標楷體"/>
+                <w:b w:val="0"/>
+                <w:sz w:val="24"/>
+              </w:rPr>
+              <w:t>測試人員</w:t>
+            </w:r>
+          </w:p>
+        </w:tc>
+        <w:tc>
+          <w:tcPr>
+            <w:tcW w:type="dxa" w:w="2608"/>
+          </w:tcPr>
+          <w:p>
+            <w:pPr>
+              <w:spacing w:before="40" w:after="40"/>
+              <w:jc w:val="center"/>
+            </w:pPr>
+            <w:r/>
+            <w:r>
+              <w:rPr>
+                <w:rFonts w:ascii="標楷體" w:hAnsi="標楷體" w:eastAsia="標楷體"/>
+                <w:b w:val="0"/>
+                <w:sz w:val="24"/>
+              </w:rPr>
+            </w:r>
+          </w:p>
+        </w:tc>
+      </w:tr>
+      <w:tr>
+        <w:tc>
+          <w:tcPr>
+            <w:tcW w:type="dxa" w:w="1474"/>
+          </w:tcPr>
+          <w:p>
+            <w:pPr>
+              <w:spacing w:before="40" w:after="40"/>
+              <w:jc w:val="center"/>
+            </w:pPr>
+            <w:r/>
+            <w:r>
+              <w:rPr>
+                <w:rFonts w:ascii="標楷體" w:hAnsi="標楷體" w:eastAsia="標楷體"/>
+                <w:b w:val="0"/>
+                <w:sz w:val="24"/>
+              </w:rPr>
+              <w:t>測試日期</w:t>
+            </w:r>
+          </w:p>
+        </w:tc>
+        <w:tc>
+          <w:tcPr>
+            <w:tcW w:type="dxa" w:w="3628"/>
+          </w:tcPr>
+          <w:p>
+            <w:pPr>
+              <w:spacing w:before="40" w:after="40"/>
+              <w:jc w:val="center"/>
+            </w:pPr>
+            <w:r/>
+            <w:r>
+              <w:rPr>
+                <w:rFonts w:ascii="標楷體" w:hAnsi="標楷體" w:eastAsia="標楷體"/>
+                <w:b w:val="0"/>
+                <w:sz w:val="24"/>
+              </w:rPr>
+            </w:r>
+          </w:p>
+        </w:tc>
+        <w:tc>
+          <w:tcPr>
+            <w:tcW w:type="dxa" w:w="1928"/>
+          </w:tcPr>
+          <w:p>
+            <w:pPr>
+              <w:spacing w:before="40" w:after="40"/>
+              <w:jc w:val="center"/>
+            </w:pPr>
+            <w:r/>
+            <w:r>
+              <w:rPr>
+                <w:rFonts w:ascii="標楷體" w:hAnsi="標楷體" w:eastAsia="標楷體"/>
+                <w:b w:val="0"/>
+                <w:sz w:val="24"/>
+              </w:rPr>
+              <w:t>測試完畢日期</w:t>
+            </w:r>
+          </w:p>
+        </w:tc>
+        <w:tc>
+          <w:tcPr>
+            <w:tcW w:type="dxa" w:w="2608"/>
+          </w:tcPr>
+          <w:p>
+            <w:pPr>
+              <w:spacing w:before="40" w:after="40"/>
+              <w:jc w:val="center"/>
+            </w:pPr>
+            <w:r/>
+            <w:r>
+              <w:rPr>
+                <w:rFonts w:ascii="標楷體" w:hAnsi="標楷體" w:eastAsia="標楷體"/>
+                <w:b w:val="0"/>
+                <w:sz w:val="24"/>
+              </w:rPr>
+            </w:r>
+          </w:p>
+        </w:tc>
+      </w:tr>
+    </w:tbl>
+    <w:p/>
+    <w:tbl>
+      <w:tblPr>
+        <w:tblStyle w:val="aff2"/>
+        <w:tblW w:type="auto" w:w="0"/>
+        <w:jc w:val="center"/>
+        <w:tblLayout w:type="fixed"/>
+        <w:tblLook w:firstColumn="1" w:firstRow="1" w:lastColumn="0" w:lastRow="0" w:noHBand="0" w:noVBand="1" w:val="04A0"/>
+      </w:tblPr>
+      <w:tblGrid>
+        <w:gridCol w:w="2340"/>
+        <w:gridCol w:w="2340"/>
+        <w:gridCol w:w="2340"/>
+        <w:gridCol w:w="2340"/>
+      </w:tblGrid>
+      <w:tr>
+        <w:trPr>
+          <w:tblHeader w:val="true"/>
+        </w:trPr>
+        <w:tc>
+          <w:tcPr>
+            <w:tcW w:type="dxa" w:w="907"/>
+            <w:vMerge w:val="restart"/>
+          </w:tcPr>
+          <w:p>
+            <w:pPr>
+              <w:spacing w:before="40" w:after="40"/>
+              <w:jc w:val="center"/>
+            </w:pPr>
+            <w:r/>
+            <w:r>
+              <w:rPr>
+                <w:rFonts w:ascii="標楷體" w:hAnsi="標楷體" w:eastAsia="標楷體"/>
+                <w:b w:val="0"/>
+                <w:sz w:val="24"/>
+              </w:rPr>
+              <w:t>項次</w:t>
+            </w:r>
+          </w:p>
+        </w:tc>
+        <w:tc>
+          <w:tcPr>
+            <w:tcW w:type="dxa" w:w="6236"/>
+            <w:vMerge w:val="restart"/>
+          </w:tcPr>
+          <w:p>
+            <w:pPr>
+              <w:spacing w:before="40" w:after="40"/>
+              <w:jc w:val="center"/>
+            </w:pPr>
+            <w:r/>
+            <w:r>
+              <w:rPr>
+                <w:rFonts w:ascii="標楷體" w:hAnsi="標楷體" w:eastAsia="標楷體"/>
+                <w:b w:val="0"/>
+                <w:sz w:val="24"/>
+              </w:rPr>
+              <w:t>測試內容</w:t>
+            </w:r>
+          </w:p>
+        </w:tc>
+        <w:tc>
+          <w:tcPr>
+            <w:tcW w:type="dxa" w:w="2494"/>
+            <w:gridSpan w:val="2"/>
+          </w:tcPr>
+          <w:p>
+            <w:pPr>
+              <w:spacing w:before="40" w:after="40"/>
+              <w:jc w:val="center"/>
+            </w:pPr>
+            <w:r/>
+            <w:r>
+              <w:rPr>
+                <w:rFonts w:ascii="標楷體" w:hAnsi="標楷體" w:eastAsia="標楷體"/>
+                <w:b w:val="0"/>
+                <w:sz w:val="24"/>
+              </w:rPr>
+              <w:t>測試人員勾選</w:t>
+            </w:r>
+          </w:p>
+        </w:tc>
+      </w:tr>
+      <w:tr>
+        <w:trPr>
+          <w:tblHeader w:val="true"/>
+        </w:trPr>
+        <w:tc>
+          <w:tcPr>
+            <w:tcW w:type="dxa" w:w="907"/>
+            <w:vMerge/>
+          </w:tcPr>
+          <w:p/>
+        </w:tc>
+        <w:tc>
+          <w:tcPr>
+            <w:tcW w:type="dxa" w:w="6236"/>
+            <w:vMerge/>
+          </w:tcPr>
+          <w:p/>
+        </w:tc>
+        <w:tc>
+          <w:tcPr>
+            <w:tcW w:type="dxa" w:w="1247"/>
+          </w:tcPr>
+          <w:p>
+            <w:pPr>
+              <w:spacing w:before="40" w:after="40"/>
+              <w:jc w:val="center"/>
+            </w:pPr>
+            <w:r/>
+            <w:r>
+              <w:rPr>
+                <w:rFonts w:ascii="標楷體" w:hAnsi="標楷體" w:eastAsia="標楷體"/>
+                <w:b w:val="0"/>
+                <w:sz w:val="24"/>
+              </w:rPr>
+              <w:t>合格</w:t>
+            </w:r>
+          </w:p>
+        </w:tc>
+        <w:tc>
+          <w:tcPr>
+            <w:tcW w:type="dxa" w:w="1247"/>
+          </w:tcPr>
+          <w:p>
+            <w:pPr>
+              <w:spacing w:before="40" w:after="40"/>
+              <w:jc w:val="center"/>
+            </w:pPr>
+            <w:r/>
+            <w:r>
+              <w:rPr>
+                <w:rFonts w:ascii="標楷體" w:hAnsi="標楷體" w:eastAsia="標楷體"/>
+                <w:b w:val="0"/>
+                <w:sz w:val="24"/>
+              </w:rPr>
+              <w:t>不合格</w:t>
+            </w:r>
+          </w:p>
+        </w:tc>
+      </w:tr>
+      <w:tr>
+        <w:tc>
+          <w:tcPr>
+            <w:tcW w:type="dxa" w:w="907"/>
+          </w:tcPr>
+          <w:p>
+            <w:pPr>
+              <w:spacing w:before="40" w:after="40"/>
+              <w:jc w:val="center"/>
+            </w:pPr>
+            <w:r/>
+            <w:r>
+              <w:rPr>
+                <w:rFonts w:ascii="標楷體" w:hAnsi="標楷體" w:eastAsia="標楷體"/>
+                <w:b w:val="0"/>
+                <w:sz w:val="22"/>
+              </w:rPr>
+              <w:t>1</w:t>
+            </w:r>
+          </w:p>
+        </w:tc>
+        <w:tc>
+          <w:tcPr>
+            <w:tcW w:type="dxa" w:w="6236"/>
+          </w:tcPr>
+          <w:p>
+            <w:pPr>
+              <w:spacing w:before="40" w:after="40"/>
+              <w:jc w:val="left"/>
+            </w:pPr>
+            <w:r/>
+            <w:r>
+              <w:rPr>
+                <w:rFonts w:ascii="標楷體" w:hAnsi="標楷體" w:eastAsia="標楷體"/>
+                <w:b w:val="0"/>
+                <w:sz w:val="22"/>
+              </w:rPr>
+              <w:t>學員甲於課程學習頁點測驗 A，內容區應直接顯示題數、作答時間、及格分數與剩餘可作答次數，不另開新畫面。</w:t>
+            </w:r>
+          </w:p>
+        </w:tc>
+        <w:tc>
+          <w:tcPr>
+            <w:tcW w:type="dxa" w:w="1247"/>
+          </w:tcPr>
+          <w:p>
+            <w:pPr>
+              <w:spacing w:before="40" w:after="40"/>
+              <w:jc w:val="center"/>
+            </w:pPr>
+            <w:r/>
+            <w:r>
+              <w:rPr>
+                <w:rFonts w:ascii="標楷體" w:hAnsi="標楷體" w:eastAsia="標楷體"/>
+                <w:b w:val="0"/>
+                <w:sz w:val="24"/>
+              </w:rPr>
+            </w:r>
+          </w:p>
+        </w:tc>
+        <w:tc>
+          <w:tcPr>
+            <w:tcW w:type="dxa" w:w="1247"/>
+          </w:tcPr>
+          <w:p>
+            <w:pPr>
+              <w:spacing w:before="40" w:after="40"/>
+              <w:jc w:val="center"/>
+            </w:pPr>
+            <w:r/>
+            <w:r>
+              <w:rPr>
+                <w:rFonts w:ascii="標楷體" w:hAnsi="標楷體" w:eastAsia="標楷體"/>
+                <w:b w:val="0"/>
+                <w:sz w:val="24"/>
+              </w:rPr>
+            </w:r>
+          </w:p>
+        </w:tc>
+      </w:tr>
+      <w:tr>
+        <w:tc>
+          <w:tcPr>
+            <w:tcW w:type="dxa" w:w="907"/>
+          </w:tcPr>
+          <w:p>
+            <w:pPr>
+              <w:spacing w:before="40" w:after="40"/>
+              <w:jc w:val="center"/>
+            </w:pPr>
+            <w:r/>
+            <w:r>
+              <w:rPr>
+                <w:rFonts w:ascii="標楷體" w:hAnsi="標楷體" w:eastAsia="標楷體"/>
+                <w:b w:val="0"/>
+                <w:sz w:val="22"/>
+              </w:rPr>
+              <w:t>2</w:t>
+            </w:r>
+          </w:p>
+        </w:tc>
+        <w:tc>
+          <w:tcPr>
+            <w:tcW w:type="dxa" w:w="6236"/>
+          </w:tcPr>
+          <w:p>
+            <w:pPr>
+              <w:spacing w:before="40" w:after="40"/>
+              <w:jc w:val="left"/>
+            </w:pPr>
+            <w:r/>
+            <w:r>
+              <w:rPr>
+                <w:rFonts w:ascii="標楷體" w:hAnsi="標楷體" w:eastAsia="標楷體"/>
+                <w:b w:val="0"/>
+                <w:sz w:val="22"/>
+              </w:rPr>
+              <w:t>學員甲開啟測驗 B，作答時間應顯示「不限時」；開始作答後作答畫面不顯示剩餘時間，停留超過數分鐘亦不會自動提交。</w:t>
+            </w:r>
+          </w:p>
+        </w:tc>
+        <w:tc>
+          <w:tcPr>
+            <w:tcW w:type="dxa" w:w="1247"/>
+          </w:tcPr>
+          <w:p>
+            <w:pPr>
+              <w:spacing w:before="40" w:after="40"/>
+              <w:jc w:val="center"/>
+            </w:pPr>
+            <w:r/>
+            <w:r>
+              <w:rPr>
+                <w:rFonts w:ascii="標楷體" w:hAnsi="標楷體" w:eastAsia="標楷體"/>
+                <w:b w:val="0"/>
+                <w:sz w:val="24"/>
+              </w:rPr>
+            </w:r>
+          </w:p>
+        </w:tc>
+        <w:tc>
+          <w:tcPr>
+            <w:tcW w:type="dxa" w:w="1247"/>
+          </w:tcPr>
+          <w:p>
+            <w:pPr>
+              <w:spacing w:before="40" w:after="40"/>
+              <w:jc w:val="center"/>
+            </w:pPr>
+            <w:r/>
+            <w:r>
+              <w:rPr>
+                <w:rFonts w:ascii="標楷體" w:hAnsi="標楷體" w:eastAsia="標楷體"/>
+                <w:b w:val="0"/>
+                <w:sz w:val="24"/>
+              </w:rPr>
+            </w:r>
+          </w:p>
+        </w:tc>
+      </w:tr>
+      <w:tr>
+        <w:tc>
+          <w:tcPr>
+            <w:tcW w:type="dxa" w:w="907"/>
+          </w:tcPr>
+          <w:p>
+            <w:pPr>
+              <w:spacing w:before="40" w:after="40"/>
+              <w:jc w:val="center"/>
+            </w:pPr>
+            <w:r/>
+            <w:r>
+              <w:rPr>
+                <w:rFonts w:ascii="標楷體" w:hAnsi="標楷體" w:eastAsia="標楷體"/>
+                <w:b w:val="0"/>
+                <w:sz w:val="22"/>
+              </w:rPr>
+              <w:t>3</w:t>
+            </w:r>
+          </w:p>
+        </w:tc>
+        <w:tc>
+          <w:tcPr>
+            <w:tcW w:type="dxa" w:w="6236"/>
+          </w:tcPr>
+          <w:p>
+            <w:pPr>
+              <w:spacing w:before="40" w:after="40"/>
+              <w:jc w:val="left"/>
+            </w:pPr>
+            <w:r/>
+            <w:r>
+              <w:rPr>
+                <w:rFonts w:ascii="標楷體" w:hAnsi="標楷體" w:eastAsia="標楷體"/>
+                <w:b w:val="0"/>
+                <w:sz w:val="22"/>
+              </w:rPr>
+              <w:t>測驗 B 的重考次數上限為 0，作答前剩餘可作答應為 1 次；交卷 1 次後應變為 0 次且「開始作答」不可按。</w:t>
+            </w:r>
+          </w:p>
+        </w:tc>
+        <w:tc>
+          <w:tcPr>
+            <w:tcW w:type="dxa" w:w="1247"/>
+          </w:tcPr>
+          <w:p>
+            <w:pPr>
+              <w:spacing w:before="40" w:after="40"/>
+              <w:jc w:val="center"/>
+            </w:pPr>
+            <w:r/>
+            <w:r>
+              <w:rPr>
+                <w:rFonts w:ascii="標楷體" w:hAnsi="標楷體" w:eastAsia="標楷體"/>
+                <w:b w:val="0"/>
+                <w:sz w:val="24"/>
+              </w:rPr>
+            </w:r>
+          </w:p>
+        </w:tc>
+        <w:tc>
+          <w:tcPr>
+            <w:tcW w:type="dxa" w:w="1247"/>
+          </w:tcPr>
+          <w:p>
+            <w:pPr>
+              <w:spacing w:before="40" w:after="40"/>
+              <w:jc w:val="center"/>
+            </w:pPr>
+            <w:r/>
+            <w:r>
+              <w:rPr>
+                <w:rFonts w:ascii="標楷體" w:hAnsi="標楷體" w:eastAsia="標楷體"/>
+                <w:b w:val="0"/>
+                <w:sz w:val="24"/>
+              </w:rPr>
+            </w:r>
+          </w:p>
+        </w:tc>
+      </w:tr>
+      <w:tr>
+        <w:tc>
+          <w:tcPr>
+            <w:tcW w:type="dxa" w:w="907"/>
+          </w:tcPr>
+          <w:p>
+            <w:pPr>
+              <w:spacing w:before="40" w:after="40"/>
+              <w:jc w:val="center"/>
+            </w:pPr>
+            <w:r/>
+            <w:r>
+              <w:rPr>
+                <w:rFonts w:ascii="標楷體" w:hAnsi="標楷體" w:eastAsia="標楷體"/>
+                <w:b w:val="0"/>
+                <w:sz w:val="22"/>
+              </w:rPr>
+              <w:t>4</w:t>
+            </w:r>
+          </w:p>
+        </w:tc>
+        <w:tc>
+          <w:tcPr>
+            <w:tcW w:type="dxa" w:w="6236"/>
+          </w:tcPr>
+          <w:p>
+            <w:pPr>
+              <w:spacing w:before="40" w:after="40"/>
+              <w:jc w:val="left"/>
+            </w:pPr>
+            <w:r/>
+            <w:r>
+              <w:rPr>
+                <w:rFonts w:ascii="標楷體" w:hAnsi="標楷體" w:eastAsia="標楷體"/>
+                <w:b w:val="0"/>
+                <w:sz w:val="22"/>
+              </w:rPr>
+              <w:t>測驗 A 作答前剩餘可作答應為 20 次；按「開始作答」後回到測驗項目，剩餘可作答應已減為 19 次。</w:t>
+            </w:r>
+          </w:p>
+        </w:tc>
+        <w:tc>
+          <w:tcPr>
+            <w:tcW w:type="dxa" w:w="1247"/>
+          </w:tcPr>
+          <w:p>
+            <w:pPr>
+              <w:spacing w:before="40" w:after="40"/>
+              <w:jc w:val="center"/>
+            </w:pPr>
+            <w:r/>
+            <w:r>
+              <w:rPr>
+                <w:rFonts w:ascii="標楷體" w:hAnsi="標楷體" w:eastAsia="標楷體"/>
+                <w:b w:val="0"/>
+                <w:sz w:val="24"/>
+              </w:rPr>
+            </w:r>
+          </w:p>
+        </w:tc>
+        <w:tc>
+          <w:tcPr>
+            <w:tcW w:type="dxa" w:w="1247"/>
+          </w:tcPr>
+          <w:p>
+            <w:pPr>
+              <w:spacing w:before="40" w:after="40"/>
+              <w:jc w:val="center"/>
+            </w:pPr>
+            <w:r/>
+            <w:r>
+              <w:rPr>
+                <w:rFonts w:ascii="標楷體" w:hAnsi="標楷體" w:eastAsia="標楷體"/>
+                <w:b w:val="0"/>
+                <w:sz w:val="24"/>
+              </w:rPr>
+            </w:r>
+          </w:p>
+        </w:tc>
+      </w:tr>
+      <w:tr>
+        <w:tc>
+          <w:tcPr>
+            <w:tcW w:type="dxa" w:w="907"/>
+          </w:tcPr>
+          <w:p>
+            <w:pPr>
+              <w:spacing w:before="40" w:after="40"/>
+              <w:jc w:val="center"/>
+            </w:pPr>
+            <w:r/>
+            <w:r>
+              <w:rPr>
+                <w:rFonts w:ascii="標楷體" w:hAnsi="標楷體" w:eastAsia="標楷體"/>
+                <w:b w:val="0"/>
+                <w:sz w:val="22"/>
+              </w:rPr>
+              <w:t>5</w:t>
+            </w:r>
+          </w:p>
+        </w:tc>
+        <w:tc>
+          <w:tcPr>
+            <w:tcW w:type="dxa" w:w="6236"/>
+          </w:tcPr>
+          <w:p>
+            <w:pPr>
+              <w:spacing w:before="40" w:after="40"/>
+              <w:jc w:val="left"/>
+            </w:pPr>
+            <w:r/>
+            <w:r>
+              <w:rPr>
+                <w:rFonts w:ascii="標楷體" w:hAnsi="標楷體" w:eastAsia="標楷體"/>
+                <w:b w:val="0"/>
+                <w:sz w:val="22"/>
+              </w:rPr>
+              <w:t>於作答畫面點左側任一題號應跳至該題；作答後該題號改為已答標示，「已答 N / 5」隨之增加。</w:t>
+            </w:r>
+          </w:p>
+        </w:tc>
+        <w:tc>
+          <w:tcPr>
+            <w:tcW w:type="dxa" w:w="1247"/>
+          </w:tcPr>
+          <w:p>
+            <w:pPr>
+              <w:spacing w:before="40" w:after="40"/>
+              <w:jc w:val="center"/>
+            </w:pPr>
+            <w:r/>
+            <w:r>
+              <w:rPr>
+                <w:rFonts w:ascii="標楷體" w:hAnsi="標楷體" w:eastAsia="標楷體"/>
+                <w:b w:val="0"/>
+                <w:sz w:val="24"/>
+              </w:rPr>
+            </w:r>
+          </w:p>
+        </w:tc>
+        <w:tc>
+          <w:tcPr>
+            <w:tcW w:type="dxa" w:w="1247"/>
+          </w:tcPr>
+          <w:p>
+            <w:pPr>
+              <w:spacing w:before="40" w:after="40"/>
+              <w:jc w:val="center"/>
+            </w:pPr>
+            <w:r/>
+            <w:r>
+              <w:rPr>
+                <w:rFonts w:ascii="標楷體" w:hAnsi="標楷體" w:eastAsia="標楷體"/>
+                <w:b w:val="0"/>
+                <w:sz w:val="24"/>
+              </w:rPr>
+            </w:r>
+          </w:p>
+        </w:tc>
+      </w:tr>
+      <w:tr>
+        <w:tc>
+          <w:tcPr>
+            <w:tcW w:type="dxa" w:w="907"/>
+          </w:tcPr>
+          <w:p>
+            <w:pPr>
+              <w:spacing w:before="40" w:after="40"/>
+              <w:jc w:val="center"/>
+            </w:pPr>
+            <w:r/>
+            <w:r>
+              <w:rPr>
+                <w:rFonts w:ascii="標楷體" w:hAnsi="標楷體" w:eastAsia="標楷體"/>
+                <w:b w:val="0"/>
+                <w:sz w:val="22"/>
+              </w:rPr>
+              <w:t>6</w:t>
+            </w:r>
+          </w:p>
+        </w:tc>
+        <w:tc>
+          <w:tcPr>
+            <w:tcW w:type="dxa" w:w="6236"/>
+          </w:tcPr>
+          <w:p>
+            <w:pPr>
+              <w:spacing w:before="40" w:after="40"/>
+              <w:jc w:val="left"/>
+            </w:pPr>
+            <w:r/>
+            <w:r>
+              <w:rPr>
+                <w:rFonts w:ascii="標楷體" w:hAnsi="標楷體" w:eastAsia="標楷體"/>
+                <w:b w:val="0"/>
+                <w:sz w:val="22"/>
+              </w:rPr>
+              <w:t>作答中點左側選單「我的課程」，應跳出確認視窗；按取消應留在作答畫面，已作答的內容不變。</w:t>
+            </w:r>
+          </w:p>
+        </w:tc>
+        <w:tc>
+          <w:tcPr>
+            <w:tcW w:type="dxa" w:w="1247"/>
+          </w:tcPr>
+          <w:p>
+            <w:pPr>
+              <w:spacing w:before="40" w:after="40"/>
+              <w:jc w:val="center"/>
+            </w:pPr>
+            <w:r/>
+            <w:r>
+              <w:rPr>
+                <w:rFonts w:ascii="標楷體" w:hAnsi="標楷體" w:eastAsia="標楷體"/>
+                <w:b w:val="0"/>
+                <w:sz w:val="24"/>
+              </w:rPr>
+            </w:r>
+          </w:p>
+        </w:tc>
+        <w:tc>
+          <w:tcPr>
+            <w:tcW w:type="dxa" w:w="1247"/>
+          </w:tcPr>
+          <w:p>
+            <w:pPr>
+              <w:spacing w:before="40" w:after="40"/>
+              <w:jc w:val="center"/>
+            </w:pPr>
+            <w:r/>
+            <w:r>
+              <w:rPr>
+                <w:rFonts w:ascii="標楷體" w:hAnsi="標楷體" w:eastAsia="標楷體"/>
+                <w:b w:val="0"/>
+                <w:sz w:val="24"/>
+              </w:rPr>
+            </w:r>
+          </w:p>
+        </w:tc>
+      </w:tr>
+      <w:tr>
+        <w:tc>
+          <w:tcPr>
+            <w:tcW w:type="dxa" w:w="907"/>
+          </w:tcPr>
+          <w:p>
+            <w:pPr>
+              <w:spacing w:before="40" w:after="40"/>
+              <w:jc w:val="center"/>
+            </w:pPr>
+            <w:r/>
+            <w:r>
+              <w:rPr>
+                <w:rFonts w:ascii="標楷體" w:hAnsi="標楷體" w:eastAsia="標楷體"/>
+                <w:b w:val="0"/>
+                <w:sz w:val="22"/>
+              </w:rPr>
+              <w:t>7</w:t>
+            </w:r>
+          </w:p>
+        </w:tc>
+        <w:tc>
+          <w:tcPr>
+            <w:tcW w:type="dxa" w:w="6236"/>
+          </w:tcPr>
+          <w:p>
+            <w:pPr>
+              <w:spacing w:before="40" w:after="40"/>
+              <w:jc w:val="left"/>
+            </w:pPr>
+            <w:r/>
+            <w:r>
+              <w:rPr>
+                <w:rFonts w:ascii="標楷體" w:hAnsi="標楷體" w:eastAsia="標楷體"/>
+                <w:b w:val="0"/>
+                <w:sz w:val="22"/>
+              </w:rPr>
+              <w:t>承上，再點左側選單並於確認視窗按確定，應交卷並前往「我的課程」；回到測驗 A，歷次作答紀錄應出現該次成績，且不再有可接續的作答。</w:t>
+            </w:r>
+          </w:p>
+        </w:tc>
+        <w:tc>
+          <w:tcPr>
+            <w:tcW w:type="dxa" w:w="1247"/>
+          </w:tcPr>
+          <w:p>
+            <w:pPr>
+              <w:spacing w:before="40" w:after="40"/>
+              <w:jc w:val="center"/>
+            </w:pPr>
+            <w:r/>
+            <w:r>
+              <w:rPr>
+                <w:rFonts w:ascii="標楷體" w:hAnsi="標楷體" w:eastAsia="標楷體"/>
+                <w:b w:val="0"/>
+                <w:sz w:val="24"/>
+              </w:rPr>
+            </w:r>
+          </w:p>
+        </w:tc>
+        <w:tc>
+          <w:tcPr>
+            <w:tcW w:type="dxa" w:w="1247"/>
+          </w:tcPr>
+          <w:p>
+            <w:pPr>
+              <w:spacing w:before="40" w:after="40"/>
+              <w:jc w:val="center"/>
+            </w:pPr>
+            <w:r/>
+            <w:r>
+              <w:rPr>
+                <w:rFonts w:ascii="標楷體" w:hAnsi="標楷體" w:eastAsia="標楷體"/>
+                <w:b w:val="0"/>
+                <w:sz w:val="24"/>
+              </w:rPr>
+            </w:r>
+          </w:p>
+        </w:tc>
+      </w:tr>
+      <w:tr>
+        <w:tc>
+          <w:tcPr>
+            <w:tcW w:type="dxa" w:w="907"/>
+          </w:tcPr>
+          <w:p>
+            <w:pPr>
+              <w:spacing w:before="40" w:after="40"/>
+              <w:jc w:val="center"/>
+            </w:pPr>
+            <w:r/>
+            <w:r>
+              <w:rPr>
+                <w:rFonts w:ascii="標楷體" w:hAnsi="標楷體" w:eastAsia="標楷體"/>
+                <w:b w:val="0"/>
+                <w:sz w:val="22"/>
+              </w:rPr>
+              <w:t>8</w:t>
+            </w:r>
+          </w:p>
+        </w:tc>
+        <w:tc>
+          <w:tcPr>
+            <w:tcW w:type="dxa" w:w="6236"/>
+          </w:tcPr>
+          <w:p>
+            <w:pPr>
+              <w:spacing w:before="40" w:after="40"/>
+              <w:jc w:val="left"/>
+            </w:pPr>
+            <w:r/>
+            <w:r>
+              <w:rPr>
+                <w:rFonts w:ascii="標楷體" w:hAnsi="標楷體" w:eastAsia="標楷體"/>
+                <w:b w:val="0"/>
+                <w:sz w:val="22"/>
+              </w:rPr>
+              <w:t>作答中切換到另一個瀏覽器分頁，本次作答應立即自動提交，回到原分頁時為結果頁，上方顯示「因離開作答視窗，本次作答已自動提交。」，且計入一次作答次數。</w:t>
+            </w:r>
+          </w:p>
+        </w:tc>
+        <w:tc>
+          <w:tcPr>
+            <w:tcW w:type="dxa" w:w="1247"/>
+          </w:tcPr>
+          <w:p>
+            <w:pPr>
+              <w:spacing w:before="40" w:after="40"/>
+              <w:jc w:val="center"/>
+            </w:pPr>
+            <w:r/>
+            <w:r>
+              <w:rPr>
+                <w:rFonts w:ascii="標楷體" w:hAnsi="標楷體" w:eastAsia="標楷體"/>
+                <w:b w:val="0"/>
+                <w:sz w:val="24"/>
+              </w:rPr>
+            </w:r>
+          </w:p>
+        </w:tc>
+        <w:tc>
+          <w:tcPr>
+            <w:tcW w:type="dxa" w:w="1247"/>
+          </w:tcPr>
+          <w:p>
+            <w:pPr>
+              <w:spacing w:before="40" w:after="40"/>
+              <w:jc w:val="center"/>
+            </w:pPr>
+            <w:r/>
+            <w:r>
+              <w:rPr>
+                <w:rFonts w:ascii="標楷體" w:hAnsi="標楷體" w:eastAsia="標楷體"/>
+                <w:b w:val="0"/>
+                <w:sz w:val="24"/>
+              </w:rPr>
+            </w:r>
+          </w:p>
+        </w:tc>
+      </w:tr>
+      <w:tr>
+        <w:tc>
+          <w:tcPr>
+            <w:tcW w:type="dxa" w:w="907"/>
+          </w:tcPr>
+          <w:p>
+            <w:pPr>
+              <w:spacing w:before="40" w:after="40"/>
+              <w:jc w:val="center"/>
+            </w:pPr>
+            <w:r/>
+            <w:r>
+              <w:rPr>
+                <w:rFonts w:ascii="標楷體" w:hAnsi="標楷體" w:eastAsia="標楷體"/>
+                <w:b w:val="0"/>
+                <w:sz w:val="22"/>
+              </w:rPr>
+              <w:t>9</w:t>
+            </w:r>
+          </w:p>
+        </w:tc>
+        <w:tc>
+          <w:tcPr>
+            <w:tcW w:type="dxa" w:w="6236"/>
+          </w:tcPr>
+          <w:p>
+            <w:pPr>
+              <w:spacing w:before="40" w:after="40"/>
+              <w:jc w:val="left"/>
+            </w:pPr>
+            <w:r/>
+            <w:r>
+              <w:rPr>
+                <w:rFonts w:ascii="標楷體" w:hAnsi="標楷體" w:eastAsia="標楷體"/>
+                <w:b w:val="0"/>
+                <w:sz w:val="22"/>
+              </w:rPr>
+              <w:t>開始作答後作答 2 題並等倒數歸零，系統應自動提交，結果頁顯示「作答時間到，已自動提交」，該 2 題照常計分；歷次作答紀錄中該次標示「逾時」。</w:t>
+            </w:r>
+          </w:p>
+        </w:tc>
+        <w:tc>
+          <w:tcPr>
+            <w:tcW w:type="dxa" w:w="1247"/>
+          </w:tcPr>
+          <w:p>
+            <w:pPr>
+              <w:spacing w:before="40" w:after="40"/>
+              <w:jc w:val="center"/>
+            </w:pPr>
+            <w:r/>
+            <w:r>
+              <w:rPr>
+                <w:rFonts w:ascii="標楷體" w:hAnsi="標楷體" w:eastAsia="標楷體"/>
+                <w:b w:val="0"/>
+                <w:sz w:val="24"/>
+              </w:rPr>
+            </w:r>
+          </w:p>
+        </w:tc>
+        <w:tc>
+          <w:tcPr>
+            <w:tcW w:type="dxa" w:w="1247"/>
+          </w:tcPr>
+          <w:p>
+            <w:pPr>
+              <w:spacing w:before="40" w:after="40"/>
+              <w:jc w:val="center"/>
+            </w:pPr>
+            <w:r/>
+            <w:r>
+              <w:rPr>
+                <w:rFonts w:ascii="標楷體" w:hAnsi="標楷體" w:eastAsia="標楷體"/>
+                <w:b w:val="0"/>
+                <w:sz w:val="24"/>
+              </w:rPr>
+            </w:r>
+          </w:p>
+        </w:tc>
+      </w:tr>
+      <w:tr>
+        <w:tc>
+          <w:tcPr>
+            <w:tcW w:type="dxa" w:w="907"/>
+          </w:tcPr>
+          <w:p>
+            <w:pPr>
+              <w:spacing w:before="40" w:after="40"/>
+              <w:jc w:val="center"/>
+            </w:pPr>
+            <w:r/>
+            <w:r>
+              <w:rPr>
+                <w:rFonts w:ascii="標楷體" w:hAnsi="標楷體" w:eastAsia="標楷體"/>
+                <w:b w:val="0"/>
+                <w:sz w:val="22"/>
+              </w:rPr>
+              <w:t>10</w:t>
+            </w:r>
+          </w:p>
+        </w:tc>
+        <w:tc>
+          <w:tcPr>
+            <w:tcW w:type="dxa" w:w="6236"/>
+          </w:tcPr>
+          <w:p>
+            <w:pPr>
+              <w:spacing w:before="40" w:after="40"/>
+              <w:jc w:val="left"/>
+            </w:pPr>
+            <w:r/>
+            <w:r>
+              <w:rPr>
+                <w:rFonts w:ascii="標楷體" w:hAnsi="標楷體" w:eastAsia="標楷體"/>
+                <w:b w:val="0"/>
+                <w:sz w:val="22"/>
+              </w:rPr>
+              <w:t>開始作答、切換題目暫存 1 題後直接關閉瀏覽器分頁；重新進入測驗 A 按「開始作答」，應先顯示上一次以已暫存的那 1 題提交計分的成績。</w:t>
+            </w:r>
+          </w:p>
+        </w:tc>
+        <w:tc>
+          <w:tcPr>
+            <w:tcW w:type="dxa" w:w="1247"/>
+          </w:tcPr>
+          <w:p>
+            <w:pPr>
+              <w:spacing w:before="40" w:after="40"/>
+              <w:jc w:val="center"/>
+            </w:pPr>
+            <w:r/>
+            <w:r>
+              <w:rPr>
+                <w:rFonts w:ascii="標楷體" w:hAnsi="標楷體" w:eastAsia="標楷體"/>
+                <w:b w:val="0"/>
+                <w:sz w:val="24"/>
+              </w:rPr>
+            </w:r>
+          </w:p>
+        </w:tc>
+        <w:tc>
+          <w:tcPr>
+            <w:tcW w:type="dxa" w:w="1247"/>
+          </w:tcPr>
+          <w:p>
+            <w:pPr>
+              <w:spacing w:before="40" w:after="40"/>
+              <w:jc w:val="center"/>
+            </w:pPr>
+            <w:r/>
+            <w:r>
+              <w:rPr>
+                <w:rFonts w:ascii="標楷體" w:hAnsi="標楷體" w:eastAsia="標楷體"/>
+                <w:b w:val="0"/>
+                <w:sz w:val="24"/>
+              </w:rPr>
+            </w:r>
+          </w:p>
+        </w:tc>
+      </w:tr>
+      <w:tr>
+        <w:tc>
+          <w:tcPr>
+            <w:tcW w:type="dxa" w:w="907"/>
+          </w:tcPr>
+          <w:p>
+            <w:pPr>
+              <w:spacing w:before="40" w:after="40"/>
+              <w:jc w:val="center"/>
+            </w:pPr>
+            <w:r/>
+            <w:r>
+              <w:rPr>
+                <w:rFonts w:ascii="標楷體" w:hAnsi="標楷體" w:eastAsia="標楷體"/>
+                <w:b w:val="0"/>
+                <w:sz w:val="22"/>
+              </w:rPr>
+              <w:t>11</w:t>
+            </w:r>
+          </w:p>
+        </w:tc>
+        <w:tc>
+          <w:tcPr>
+            <w:tcW w:type="dxa" w:w="6236"/>
+          </w:tcPr>
+          <w:p>
+            <w:pPr>
+              <w:spacing w:before="40" w:after="40"/>
+              <w:jc w:val="left"/>
+            </w:pPr>
+            <w:r/>
+            <w:r>
+              <w:rPr>
+                <w:rFonts w:ascii="標楷體" w:hAnsi="標楷體" w:eastAsia="標楷體"/>
+                <w:b w:val="0"/>
+                <w:sz w:val="22"/>
+              </w:rPr>
+              <w:t>學員甲作答中，教師甲將測驗 A 某題的正確答案改掉並儲存；學員甲依原題目作答並提交，該題應依開始作答當時的正確答案計分。</w:t>
+            </w:r>
+          </w:p>
+        </w:tc>
+        <w:tc>
+          <w:tcPr>
+            <w:tcW w:type="dxa" w:w="1247"/>
+          </w:tcPr>
+          <w:p>
+            <w:pPr>
+              <w:spacing w:before="40" w:after="40"/>
+              <w:jc w:val="center"/>
+            </w:pPr>
+            <w:r/>
+            <w:r>
+              <w:rPr>
+                <w:rFonts w:ascii="標楷體" w:hAnsi="標楷體" w:eastAsia="標楷體"/>
+                <w:b w:val="0"/>
+                <w:sz w:val="24"/>
+              </w:rPr>
+            </w:r>
+          </w:p>
+        </w:tc>
+        <w:tc>
+          <w:tcPr>
+            <w:tcW w:type="dxa" w:w="1247"/>
+          </w:tcPr>
+          <w:p>
+            <w:pPr>
+              <w:spacing w:before="40" w:after="40"/>
+              <w:jc w:val="center"/>
+            </w:pPr>
+            <w:r/>
+            <w:r>
+              <w:rPr>
+                <w:rFonts w:ascii="標楷體" w:hAnsi="標楷體" w:eastAsia="標楷體"/>
+                <w:b w:val="0"/>
+                <w:sz w:val="24"/>
+              </w:rPr>
+            </w:r>
+          </w:p>
+        </w:tc>
+      </w:tr>
+      <w:tr>
+        <w:tc>
+          <w:tcPr>
+            <w:tcW w:type="dxa" w:w="907"/>
+          </w:tcPr>
+          <w:p>
+            <w:pPr>
+              <w:spacing w:before="40" w:after="40"/>
+              <w:jc w:val="center"/>
+            </w:pPr>
+            <w:r/>
+            <w:r>
+              <w:rPr>
+                <w:rFonts w:ascii="標楷體" w:hAnsi="標楷體" w:eastAsia="標楷體"/>
+                <w:b w:val="0"/>
+                <w:sz w:val="22"/>
+              </w:rPr>
+              <w:t>12</w:t>
+            </w:r>
+          </w:p>
+        </w:tc>
+        <w:tc>
+          <w:tcPr>
+            <w:tcW w:type="dxa" w:w="6236"/>
+          </w:tcPr>
+          <w:p>
+            <w:pPr>
+              <w:spacing w:before="40" w:after="40"/>
+              <w:jc w:val="left"/>
+            </w:pPr>
+            <w:r/>
+            <w:r>
+              <w:rPr>
+                <w:rFonts w:ascii="標楷體" w:hAnsi="標楷體" w:eastAsia="標楷體"/>
+                <w:b w:val="0"/>
+                <w:sz w:val="22"/>
+              </w:rPr>
+              <w:t>作答到最後一題選好答案後不切換題目，直接按「提交」，應立即交卷（不另跳確認視窗），且該題作答計入成績。</w:t>
+            </w:r>
+          </w:p>
+        </w:tc>
+        <w:tc>
+          <w:tcPr>
+            <w:tcW w:type="dxa" w:w="1247"/>
+          </w:tcPr>
+          <w:p>
+            <w:pPr>
+              <w:spacing w:before="40" w:after="40"/>
+              <w:jc w:val="center"/>
+            </w:pPr>
+            <w:r/>
+            <w:r>
+              <w:rPr>
+                <w:rFonts w:ascii="標楷體" w:hAnsi="標楷體" w:eastAsia="標楷體"/>
+                <w:b w:val="0"/>
+                <w:sz w:val="24"/>
+              </w:rPr>
+            </w:r>
+          </w:p>
+        </w:tc>
+        <w:tc>
+          <w:tcPr>
+            <w:tcW w:type="dxa" w:w="1247"/>
+          </w:tcPr>
+          <w:p>
+            <w:pPr>
+              <w:spacing w:before="40" w:after="40"/>
+              <w:jc w:val="center"/>
+            </w:pPr>
+            <w:r/>
+            <w:r>
+              <w:rPr>
+                <w:rFonts w:ascii="標楷體" w:hAnsi="標楷體" w:eastAsia="標楷體"/>
+                <w:b w:val="0"/>
+                <w:sz w:val="24"/>
+              </w:rPr>
+            </w:r>
+          </w:p>
+        </w:tc>
+      </w:tr>
+      <w:tr>
+        <w:tc>
+          <w:tcPr>
+            <w:tcW w:type="dxa" w:w="907"/>
+          </w:tcPr>
+          <w:p>
+            <w:pPr>
+              <w:spacing w:before="40" w:after="40"/>
+              <w:jc w:val="center"/>
+            </w:pPr>
+            <w:r/>
+            <w:r>
+              <w:rPr>
+                <w:rFonts w:ascii="標楷體" w:hAnsi="標楷體" w:eastAsia="標楷體"/>
+                <w:b w:val="0"/>
+                <w:sz w:val="22"/>
+              </w:rPr>
+              <w:t>13</w:t>
+            </w:r>
+          </w:p>
+        </w:tc>
+        <w:tc>
+          <w:tcPr>
+            <w:tcW w:type="dxa" w:w="6236"/>
+          </w:tcPr>
+          <w:p>
+            <w:pPr>
+              <w:spacing w:before="40" w:after="40"/>
+              <w:jc w:val="left"/>
+            </w:pPr>
+            <w:r/>
+            <w:r>
+              <w:rPr>
+                <w:rFonts w:ascii="標楷體" w:hAnsi="標楷體" w:eastAsia="標楷體"/>
+                <w:b w:val="0"/>
+                <w:sz w:val="22"/>
+              </w:rPr>
+              <w:t>留 1 題完全不作答就按「提交」，該題於答題明細應顯示「未作答」、得 0 分。</w:t>
+            </w:r>
+          </w:p>
+        </w:tc>
+        <w:tc>
+          <w:tcPr>
+            <w:tcW w:type="dxa" w:w="1247"/>
+          </w:tcPr>
+          <w:p>
+            <w:pPr>
+              <w:spacing w:before="40" w:after="40"/>
+              <w:jc w:val="center"/>
+            </w:pPr>
+            <w:r/>
+            <w:r>
+              <w:rPr>
+                <w:rFonts w:ascii="標楷體" w:hAnsi="標楷體" w:eastAsia="標楷體"/>
+                <w:b w:val="0"/>
+                <w:sz w:val="24"/>
+              </w:rPr>
+            </w:r>
+          </w:p>
+        </w:tc>
+        <w:tc>
+          <w:tcPr>
+            <w:tcW w:type="dxa" w:w="1247"/>
+          </w:tcPr>
+          <w:p>
+            <w:pPr>
+              <w:spacing w:before="40" w:after="40"/>
+              <w:jc w:val="center"/>
+            </w:pPr>
+            <w:r/>
+            <w:r>
+              <w:rPr>
+                <w:rFonts w:ascii="標楷體" w:hAnsi="標楷體" w:eastAsia="標楷體"/>
+                <w:b w:val="0"/>
+                <w:sz w:val="24"/>
+              </w:rPr>
+            </w:r>
+          </w:p>
+        </w:tc>
+      </w:tr>
+      <w:tr>
+        <w:tc>
+          <w:tcPr>
+            <w:tcW w:type="dxa" w:w="907"/>
+          </w:tcPr>
+          <w:p>
+            <w:pPr>
+              <w:spacing w:before="40" w:after="40"/>
+              <w:jc w:val="center"/>
+            </w:pPr>
+            <w:r/>
+            <w:r>
+              <w:rPr>
+                <w:rFonts w:ascii="標楷體" w:hAnsi="標楷體" w:eastAsia="標楷體"/>
+                <w:b w:val="0"/>
+                <w:sz w:val="22"/>
+              </w:rPr>
+              <w:t>14</w:t>
+            </w:r>
+          </w:p>
+        </w:tc>
+        <w:tc>
+          <w:tcPr>
+            <w:tcW w:type="dxa" w:w="6236"/>
+          </w:tcPr>
+          <w:p>
+            <w:pPr>
+              <w:spacing w:before="40" w:after="40"/>
+              <w:jc w:val="left"/>
+            </w:pPr>
+            <w:r/>
+            <w:r>
+              <w:rPr>
+                <w:rFonts w:ascii="標楷體" w:hAnsi="標楷體" w:eastAsia="標楷體"/>
+                <w:b w:val="0"/>
+                <w:sz w:val="22"/>
+              </w:rPr>
+              <w:t>單選題選對應得該題全部配分，選錯應得 0 分。</w:t>
+            </w:r>
+          </w:p>
+        </w:tc>
+        <w:tc>
+          <w:tcPr>
+            <w:tcW w:type="dxa" w:w="1247"/>
+          </w:tcPr>
+          <w:p>
+            <w:pPr>
+              <w:spacing w:before="40" w:after="40"/>
+              <w:jc w:val="center"/>
+            </w:pPr>
+            <w:r/>
+            <w:r>
+              <w:rPr>
+                <w:rFonts w:ascii="標楷體" w:hAnsi="標楷體" w:eastAsia="標楷體"/>
+                <w:b w:val="0"/>
+                <w:sz w:val="24"/>
+              </w:rPr>
+            </w:r>
+          </w:p>
+        </w:tc>
+        <w:tc>
+          <w:tcPr>
+            <w:tcW w:type="dxa" w:w="1247"/>
+          </w:tcPr>
+          <w:p>
+            <w:pPr>
+              <w:spacing w:before="40" w:after="40"/>
+              <w:jc w:val="center"/>
+            </w:pPr>
+            <w:r/>
+            <w:r>
+              <w:rPr>
+                <w:rFonts w:ascii="標楷體" w:hAnsi="標楷體" w:eastAsia="標楷體"/>
+                <w:b w:val="0"/>
+                <w:sz w:val="24"/>
+              </w:rPr>
+            </w:r>
+          </w:p>
+        </w:tc>
+      </w:tr>
+      <w:tr>
+        <w:tc>
+          <w:tcPr>
+            <w:tcW w:type="dxa" w:w="907"/>
+          </w:tcPr>
+          <w:p>
+            <w:pPr>
+              <w:spacing w:before="40" w:after="40"/>
+              <w:jc w:val="center"/>
+            </w:pPr>
+            <w:r/>
+            <w:r>
+              <w:rPr>
+                <w:rFonts w:ascii="標楷體" w:hAnsi="標楷體" w:eastAsia="標楷體"/>
+                <w:b w:val="0"/>
+                <w:sz w:val="22"/>
+              </w:rPr>
+              <w:t>15</w:t>
+            </w:r>
+          </w:p>
+        </w:tc>
+        <w:tc>
+          <w:tcPr>
+            <w:tcW w:type="dxa" w:w="6236"/>
+          </w:tcPr>
+          <w:p>
+            <w:pPr>
+              <w:spacing w:before="40" w:after="40"/>
+              <w:jc w:val="left"/>
+            </w:pPr>
+            <w:r/>
+            <w:r>
+              <w:rPr>
+                <w:rFonts w:ascii="標楷體" w:hAnsi="標楷體" w:eastAsia="標楷體"/>
+                <w:b w:val="0"/>
+                <w:sz w:val="22"/>
+              </w:rPr>
+              <w:t>測驗 A 的多選題（配分 30、3 個正確選項）選 2 個正確、1 個錯誤，該題應得 10 分並標示「部分對」；選 1 個正確、2 個錯誤應得 0 分，且不扣其他題的分數。</w:t>
+            </w:r>
+          </w:p>
+        </w:tc>
+        <w:tc>
+          <w:tcPr>
+            <w:tcW w:type="dxa" w:w="1247"/>
+          </w:tcPr>
+          <w:p>
+            <w:pPr>
+              <w:spacing w:before="40" w:after="40"/>
+              <w:jc w:val="center"/>
+            </w:pPr>
+            <w:r/>
+            <w:r>
+              <w:rPr>
+                <w:rFonts w:ascii="標楷體" w:hAnsi="標楷體" w:eastAsia="標楷體"/>
+                <w:b w:val="0"/>
+                <w:sz w:val="24"/>
+              </w:rPr>
+            </w:r>
+          </w:p>
+        </w:tc>
+        <w:tc>
+          <w:tcPr>
+            <w:tcW w:type="dxa" w:w="1247"/>
+          </w:tcPr>
+          <w:p>
+            <w:pPr>
+              <w:spacing w:before="40" w:after="40"/>
+              <w:jc w:val="center"/>
+            </w:pPr>
+            <w:r/>
+            <w:r>
+              <w:rPr>
+                <w:rFonts w:ascii="標楷體" w:hAnsi="標楷體" w:eastAsia="標楷體"/>
+                <w:b w:val="0"/>
+                <w:sz w:val="24"/>
+              </w:rPr>
+            </w:r>
+          </w:p>
+        </w:tc>
+      </w:tr>
+      <w:tr>
+        <w:tc>
+          <w:tcPr>
+            <w:tcW w:type="dxa" w:w="907"/>
+          </w:tcPr>
+          <w:p>
+            <w:pPr>
+              <w:spacing w:before="40" w:after="40"/>
+              <w:jc w:val="center"/>
+            </w:pPr>
+            <w:r/>
+            <w:r>
+              <w:rPr>
+                <w:rFonts w:ascii="標楷體" w:hAnsi="標楷體" w:eastAsia="標楷體"/>
+                <w:b w:val="0"/>
+                <w:sz w:val="22"/>
+              </w:rPr>
+              <w:t>16</w:t>
+            </w:r>
+          </w:p>
+        </w:tc>
+        <w:tc>
+          <w:tcPr>
+            <w:tcW w:type="dxa" w:w="6236"/>
+          </w:tcPr>
+          <w:p>
+            <w:pPr>
+              <w:spacing w:before="40" w:after="40"/>
+              <w:jc w:val="left"/>
+            </w:pPr>
+            <w:r/>
+            <w:r>
+              <w:rPr>
+                <w:rFonts w:ascii="標楷體" w:hAnsi="標楷體" w:eastAsia="標楷體"/>
+                <w:b w:val="0"/>
+                <w:sz w:val="22"/>
+              </w:rPr>
+              <w:t>結果頁答題明細應列出每題的正確答案；點任一列開啟「題目檢討」，選項應逐一標示答對、選錯或漏選。</w:t>
+            </w:r>
+          </w:p>
+        </w:tc>
+        <w:tc>
+          <w:tcPr>
+            <w:tcW w:type="dxa" w:w="1247"/>
+          </w:tcPr>
+          <w:p>
+            <w:pPr>
+              <w:spacing w:before="40" w:after="40"/>
+              <w:jc w:val="center"/>
+            </w:pPr>
+            <w:r/>
+            <w:r>
+              <w:rPr>
+                <w:rFonts w:ascii="標楷體" w:hAnsi="標楷體" w:eastAsia="標楷體"/>
+                <w:b w:val="0"/>
+                <w:sz w:val="24"/>
+              </w:rPr>
+            </w:r>
+          </w:p>
+        </w:tc>
+        <w:tc>
+          <w:tcPr>
+            <w:tcW w:type="dxa" w:w="1247"/>
+          </w:tcPr>
+          <w:p>
+            <w:pPr>
+              <w:spacing w:before="40" w:after="40"/>
+              <w:jc w:val="center"/>
+            </w:pPr>
+            <w:r/>
+            <w:r>
+              <w:rPr>
+                <w:rFonts w:ascii="標楷體" w:hAnsi="標楷體" w:eastAsia="標楷體"/>
+                <w:b w:val="0"/>
+                <w:sz w:val="24"/>
+              </w:rPr>
+            </w:r>
+          </w:p>
+        </w:tc>
+      </w:tr>
+      <w:tr>
+        <w:tc>
+          <w:tcPr>
+            <w:tcW w:type="dxa" w:w="907"/>
+          </w:tcPr>
+          <w:p>
+            <w:pPr>
+              <w:spacing w:before="40" w:after="40"/>
+              <w:jc w:val="center"/>
+            </w:pPr>
+            <w:r/>
+            <w:r>
+              <w:rPr>
+                <w:rFonts w:ascii="標楷體" w:hAnsi="標楷體" w:eastAsia="標楷體"/>
+                <w:b w:val="0"/>
+                <w:sz w:val="22"/>
+              </w:rPr>
+              <w:t>17</w:t>
+            </w:r>
+          </w:p>
+        </w:tc>
+        <w:tc>
+          <w:tcPr>
+            <w:tcW w:type="dxa" w:w="6236"/>
+          </w:tcPr>
+          <w:p>
+            <w:pPr>
+              <w:spacing w:before="40" w:after="40"/>
+              <w:jc w:val="left"/>
+            </w:pPr>
+            <w:r/>
+            <w:r>
+              <w:rPr>
+                <w:rFonts w:ascii="標楷體" w:hAnsi="標楷體" w:eastAsia="標楷體"/>
+                <w:b w:val="0"/>
+                <w:sz w:val="22"/>
+              </w:rPr>
+              <w:t>重新作答時，題目與選項的排列順序應與前一次不同；同一次作答中切換題目來回，順序則維持不變。</w:t>
+            </w:r>
+          </w:p>
+        </w:tc>
+        <w:tc>
+          <w:tcPr>
+            <w:tcW w:type="dxa" w:w="1247"/>
+          </w:tcPr>
+          <w:p>
+            <w:pPr>
+              <w:spacing w:before="40" w:after="40"/>
+              <w:jc w:val="center"/>
+            </w:pPr>
+            <w:r/>
+            <w:r>
+              <w:rPr>
+                <w:rFonts w:ascii="標楷體" w:hAnsi="標楷體" w:eastAsia="標楷體"/>
+                <w:b w:val="0"/>
+                <w:sz w:val="24"/>
+              </w:rPr>
+            </w:r>
+          </w:p>
+        </w:tc>
+        <w:tc>
+          <w:tcPr>
+            <w:tcW w:type="dxa" w:w="1247"/>
+          </w:tcPr>
+          <w:p>
+            <w:pPr>
+              <w:spacing w:before="40" w:after="40"/>
+              <w:jc w:val="center"/>
+            </w:pPr>
+            <w:r/>
+            <w:r>
+              <w:rPr>
+                <w:rFonts w:ascii="標楷體" w:hAnsi="標楷體" w:eastAsia="標楷體"/>
+                <w:b w:val="0"/>
+                <w:sz w:val="24"/>
+              </w:rPr>
+            </w:r>
+          </w:p>
+        </w:tc>
+      </w:tr>
+      <w:tr>
+        <w:tc>
+          <w:tcPr>
+            <w:tcW w:type="dxa" w:w="907"/>
+          </w:tcPr>
+          <w:p>
+            <w:pPr>
+              <w:spacing w:before="40" w:after="40"/>
+              <w:jc w:val="center"/>
+            </w:pPr>
+            <w:r/>
+            <w:r>
+              <w:rPr>
+                <w:rFonts w:ascii="標楷體" w:hAnsi="標楷體" w:eastAsia="標楷體"/>
+                <w:b w:val="0"/>
+                <w:sz w:val="22"/>
+              </w:rPr>
+              <w:t>18</w:t>
+            </w:r>
+          </w:p>
+        </w:tc>
+        <w:tc>
+          <w:tcPr>
+            <w:tcW w:type="dxa" w:w="6236"/>
+          </w:tcPr>
+          <w:p>
+            <w:pPr>
+              <w:spacing w:before="40" w:after="40"/>
+              <w:jc w:val="left"/>
+            </w:pPr>
+            <w:r/>
+            <w:r>
+              <w:rPr>
+                <w:rFonts w:ascii="標楷體" w:hAnsi="標楷體" w:eastAsia="標楷體"/>
+                <w:b w:val="0"/>
+                <w:sz w:val="22"/>
+              </w:rPr>
+              <w:t>測驗 A 總分達 80 分以上，結果頁應顯示合格；回到課程學習頁，該測驗項目標示完成，下一章隨即可點開。</w:t>
+            </w:r>
+          </w:p>
+        </w:tc>
+        <w:tc>
+          <w:tcPr>
+            <w:tcW w:type="dxa" w:w="1247"/>
+          </w:tcPr>
+          <w:p>
+            <w:pPr>
+              <w:spacing w:before="40" w:after="40"/>
+              <w:jc w:val="center"/>
+            </w:pPr>
+            <w:r/>
+            <w:r>
+              <w:rPr>
+                <w:rFonts w:ascii="標楷體" w:hAnsi="標楷體" w:eastAsia="標楷體"/>
+                <w:b w:val="0"/>
+                <w:sz w:val="24"/>
+              </w:rPr>
+            </w:r>
+          </w:p>
+        </w:tc>
+        <w:tc>
+          <w:tcPr>
+            <w:tcW w:type="dxa" w:w="1247"/>
+          </w:tcPr>
+          <w:p>
+            <w:pPr>
+              <w:spacing w:before="40" w:after="40"/>
+              <w:jc w:val="center"/>
+            </w:pPr>
+            <w:r/>
+            <w:r>
+              <w:rPr>
+                <w:rFonts w:ascii="標楷體" w:hAnsi="標楷體" w:eastAsia="標楷體"/>
+                <w:b w:val="0"/>
+                <w:sz w:val="24"/>
+              </w:rPr>
+            </w:r>
+          </w:p>
+        </w:tc>
+      </w:tr>
+      <w:tr>
+        <w:tc>
+          <w:tcPr>
+            <w:tcW w:type="dxa" w:w="907"/>
+          </w:tcPr>
+          <w:p>
+            <w:pPr>
+              <w:spacing w:before="40" w:after="40"/>
+              <w:jc w:val="center"/>
+            </w:pPr>
+            <w:r/>
+            <w:r>
+              <w:rPr>
+                <w:rFonts w:ascii="標楷體" w:hAnsi="標楷體" w:eastAsia="標楷體"/>
+                <w:b w:val="0"/>
+                <w:sz w:val="22"/>
+              </w:rPr>
+              <w:t>19</w:t>
+            </w:r>
+          </w:p>
+        </w:tc>
+        <w:tc>
+          <w:tcPr>
+            <w:tcW w:type="dxa" w:w="6236"/>
+          </w:tcPr>
+          <w:p>
+            <w:pPr>
+              <w:spacing w:before="40" w:after="40"/>
+              <w:jc w:val="left"/>
+            </w:pPr>
+            <w:r/>
+            <w:r>
+              <w:rPr>
+                <w:rFonts w:ascii="標楷體" w:hAnsi="標楷體" w:eastAsia="標楷體"/>
+                <w:b w:val="0"/>
+                <w:sz w:val="22"/>
+              </w:rPr>
+              <w:t>測驗 A 未達及格分數且仍有次數，結果頁應顯示「未達及格分數，您仍有重考機會」與「回課程重新作答」；按下應回到課程學習頁並停在測驗 A，不直接開始新的作答。</w:t>
+            </w:r>
+          </w:p>
+        </w:tc>
+        <w:tc>
+          <w:tcPr>
+            <w:tcW w:type="dxa" w:w="1247"/>
+          </w:tcPr>
+          <w:p>
+            <w:pPr>
+              <w:spacing w:before="40" w:after="40"/>
+              <w:jc w:val="center"/>
+            </w:pPr>
+            <w:r/>
+            <w:r>
+              <w:rPr>
+                <w:rFonts w:ascii="標楷體" w:hAnsi="標楷體" w:eastAsia="標楷體"/>
+                <w:b w:val="0"/>
+                <w:sz w:val="24"/>
+              </w:rPr>
+            </w:r>
+          </w:p>
+        </w:tc>
+        <w:tc>
+          <w:tcPr>
+            <w:tcW w:type="dxa" w:w="1247"/>
+          </w:tcPr>
+          <w:p>
+            <w:pPr>
+              <w:spacing w:before="40" w:after="40"/>
+              <w:jc w:val="center"/>
+            </w:pPr>
+            <w:r/>
+            <w:r>
+              <w:rPr>
+                <w:rFonts w:ascii="標楷體" w:hAnsi="標楷體" w:eastAsia="標楷體"/>
+                <w:b w:val="0"/>
+                <w:sz w:val="24"/>
+              </w:rPr>
+            </w:r>
+          </w:p>
+        </w:tc>
+      </w:tr>
+      <w:tr>
+        <w:tc>
+          <w:tcPr>
+            <w:tcW w:type="dxa" w:w="907"/>
+          </w:tcPr>
+          <w:p>
+            <w:pPr>
+              <w:spacing w:before="40" w:after="40"/>
+              <w:jc w:val="center"/>
+            </w:pPr>
+            <w:r/>
+            <w:r>
+              <w:rPr>
+                <w:rFonts w:ascii="標楷體" w:hAnsi="標楷體" w:eastAsia="標楷體"/>
+                <w:b w:val="0"/>
+                <w:sz w:val="22"/>
+              </w:rPr>
+              <w:t>20</w:t>
+            </w:r>
+          </w:p>
+        </w:tc>
+        <w:tc>
+          <w:tcPr>
+            <w:tcW w:type="dxa" w:w="6236"/>
+          </w:tcPr>
+          <w:p>
+            <w:pPr>
+              <w:spacing w:before="40" w:after="40"/>
+              <w:jc w:val="left"/>
+            </w:pPr>
+            <w:r/>
+            <w:r>
+              <w:rPr>
+                <w:rFonts w:ascii="標楷體" w:hAnsi="標楷體" w:eastAsia="標楷體"/>
+                <w:b w:val="0"/>
+                <w:sz w:val="22"/>
+              </w:rPr>
+              <w:t>先考 80 分、再考 60 分，測驗項目應同時顯示最近一次 60 分與最高分 80 分；ET02 學員學習表現中該學員的平均成績應以測驗 A 的最高分 80 分計入，而非 60 分。</w:t>
+            </w:r>
+          </w:p>
+        </w:tc>
+        <w:tc>
+          <w:tcPr>
+            <w:tcW w:type="dxa" w:w="1247"/>
+          </w:tcPr>
+          <w:p>
+            <w:pPr>
+              <w:spacing w:before="40" w:after="40"/>
+              <w:jc w:val="center"/>
+            </w:pPr>
+            <w:r/>
+            <w:r>
+              <w:rPr>
+                <w:rFonts w:ascii="標楷體" w:hAnsi="標楷體" w:eastAsia="標楷體"/>
+                <w:b w:val="0"/>
+                <w:sz w:val="24"/>
+              </w:rPr>
+            </w:r>
+          </w:p>
+        </w:tc>
+        <w:tc>
+          <w:tcPr>
+            <w:tcW w:type="dxa" w:w="1247"/>
+          </w:tcPr>
+          <w:p>
+            <w:pPr>
+              <w:spacing w:before="40" w:after="40"/>
+              <w:jc w:val="center"/>
+            </w:pPr>
+            <w:r/>
+            <w:r>
+              <w:rPr>
+                <w:rFonts w:ascii="標楷體" w:hAnsi="標楷體" w:eastAsia="標楷體"/>
+                <w:b w:val="0"/>
+                <w:sz w:val="24"/>
+              </w:rPr>
+            </w:r>
+          </w:p>
+        </w:tc>
+      </w:tr>
+      <w:tr>
+        <w:tc>
+          <w:tcPr>
+            <w:tcW w:type="dxa" w:w="907"/>
+          </w:tcPr>
+          <w:p>
+            <w:pPr>
+              <w:spacing w:before="40" w:after="40"/>
+              <w:jc w:val="center"/>
+            </w:pPr>
+            <w:r/>
+            <w:r>
+              <w:rPr>
+                <w:rFonts w:ascii="標楷體" w:hAnsi="標楷體" w:eastAsia="標楷體"/>
+                <w:b w:val="0"/>
+                <w:sz w:val="22"/>
+              </w:rPr>
+              <w:t>21</w:t>
+            </w:r>
+          </w:p>
+        </w:tc>
+        <w:tc>
+          <w:tcPr>
+            <w:tcW w:type="dxa" w:w="6236"/>
+          </w:tcPr>
+          <w:p>
+            <w:pPr>
+              <w:spacing w:before="40" w:after="40"/>
+              <w:jc w:val="left"/>
+            </w:pPr>
+            <w:r/>
+            <w:r>
+              <w:rPr>
+                <w:rFonts w:ascii="標楷體" w:hAnsi="標楷體" w:eastAsia="標楷體"/>
+                <w:b w:val="0"/>
+                <w:sz w:val="22"/>
+              </w:rPr>
+              <w:t>於「歷次作答紀錄」點第 1 次作答，應顯示該次的逐題明細，題目順序與該次作答時相同，且畫面只有「返回課程」、不提供重新作答。</w:t>
+            </w:r>
+          </w:p>
+        </w:tc>
+        <w:tc>
+          <w:tcPr>
+            <w:tcW w:type="dxa" w:w="1247"/>
+          </w:tcPr>
+          <w:p>
+            <w:pPr>
+              <w:spacing w:before="40" w:after="40"/>
+              <w:jc w:val="center"/>
+            </w:pPr>
+            <w:r/>
+            <w:r>
+              <w:rPr>
+                <w:rFonts w:ascii="標楷體" w:hAnsi="標楷體" w:eastAsia="標楷體"/>
+                <w:b w:val="0"/>
+                <w:sz w:val="24"/>
+              </w:rPr>
+            </w:r>
+          </w:p>
+        </w:tc>
+        <w:tc>
+          <w:tcPr>
+            <w:tcW w:type="dxa" w:w="1247"/>
+          </w:tcPr>
+          <w:p>
+            <w:pPr>
+              <w:spacing w:before="40" w:after="40"/>
+              <w:jc w:val="center"/>
+            </w:pPr>
+            <w:r/>
+            <w:r>
+              <w:rPr>
+                <w:rFonts w:ascii="標楷體" w:hAnsi="標楷體" w:eastAsia="標楷體"/>
+                <w:b w:val="0"/>
+                <w:sz w:val="24"/>
+              </w:rPr>
+            </w:r>
+          </w:p>
+        </w:tc>
+      </w:tr>
+      <w:tr>
+        <w:tc>
+          <w:tcPr>
+            <w:tcW w:type="dxa" w:w="907"/>
+          </w:tcPr>
+          <w:p>
+            <w:pPr>
+              <w:spacing w:before="40" w:after="40"/>
+              <w:jc w:val="center"/>
+            </w:pPr>
+            <w:r/>
+            <w:r>
+              <w:rPr>
+                <w:rFonts w:ascii="標楷體" w:hAnsi="標楷體" w:eastAsia="標楷體"/>
+                <w:b w:val="0"/>
+                <w:sz w:val="22"/>
+              </w:rPr>
+              <w:t>22</w:t>
+            </w:r>
+          </w:p>
+        </w:tc>
+        <w:tc>
+          <w:tcPr>
+            <w:tcW w:type="dxa" w:w="6236"/>
+          </w:tcPr>
+          <w:p>
+            <w:pPr>
+              <w:spacing w:before="40" w:after="40"/>
+              <w:jc w:val="left"/>
+            </w:pPr>
+            <w:r/>
+            <w:r>
+              <w:rPr>
+                <w:rFonts w:ascii="標楷體" w:hAnsi="標楷體" w:eastAsia="標楷體"/>
+                <w:b w:val="0"/>
+                <w:sz w:val="22"/>
+              </w:rPr>
+              <w:t>學員乙於測驗 C 用完 2 次且未及格，應顯示「重考次數已用完，請聯繫教師重置」、「開始作答」不可按，歷次作答紀錄仍可點閱。</w:t>
+            </w:r>
+          </w:p>
+        </w:tc>
+        <w:tc>
+          <w:tcPr>
+            <w:tcW w:type="dxa" w:w="1247"/>
+          </w:tcPr>
+          <w:p>
+            <w:pPr>
+              <w:spacing w:before="40" w:after="40"/>
+              <w:jc w:val="center"/>
+            </w:pPr>
+            <w:r/>
+            <w:r>
+              <w:rPr>
+                <w:rFonts w:ascii="標楷體" w:hAnsi="標楷體" w:eastAsia="標楷體"/>
+                <w:b w:val="0"/>
+                <w:sz w:val="24"/>
+              </w:rPr>
+            </w:r>
+          </w:p>
+        </w:tc>
+        <w:tc>
+          <w:tcPr>
+            <w:tcW w:type="dxa" w:w="1247"/>
+          </w:tcPr>
+          <w:p>
+            <w:pPr>
+              <w:spacing w:before="40" w:after="40"/>
+              <w:jc w:val="center"/>
+            </w:pPr>
+            <w:r/>
+            <w:r>
+              <w:rPr>
+                <w:rFonts w:ascii="標楷體" w:hAnsi="標楷體" w:eastAsia="標楷體"/>
+                <w:b w:val="0"/>
+                <w:sz w:val="24"/>
+              </w:rPr>
+            </w:r>
+          </w:p>
+        </w:tc>
+      </w:tr>
+      <w:tr>
+        <w:tc>
+          <w:tcPr>
+            <w:tcW w:type="dxa" w:w="907"/>
+          </w:tcPr>
+          <w:p>
+            <w:pPr>
+              <w:spacing w:before="40" w:after="40"/>
+              <w:jc w:val="center"/>
+            </w:pPr>
+            <w:r/>
+            <w:r>
+              <w:rPr>
+                <w:rFonts w:ascii="標楷體" w:hAnsi="標楷體" w:eastAsia="標楷體"/>
+                <w:b w:val="0"/>
+                <w:sz w:val="22"/>
+              </w:rPr>
+              <w:t>23</w:t>
+            </w:r>
+          </w:p>
+        </w:tc>
+        <w:tc>
+          <w:tcPr>
+            <w:tcW w:type="dxa" w:w="6236"/>
+          </w:tcPr>
+          <w:p>
+            <w:pPr>
+              <w:spacing w:before="40" w:after="40"/>
+              <w:jc w:val="left"/>
+            </w:pPr>
+            <w:r/>
+            <w:r>
+              <w:rPr>
+                <w:rFonts w:ascii="標楷體" w:hAnsi="標楷體" w:eastAsia="標楷體"/>
+                <w:b w:val="0"/>
+                <w:sz w:val="22"/>
+              </w:rPr>
+              <w:t>承上，教師甲於 ET02 對學員乙的測驗 C 重置重考次數後，學員乙的剩餘可作答應恢復為 2 次並可開始作答，先前 2 次作答紀錄仍在。</w:t>
+            </w:r>
+          </w:p>
+        </w:tc>
+        <w:tc>
+          <w:tcPr>
+            <w:tcW w:type="dxa" w:w="1247"/>
+          </w:tcPr>
+          <w:p>
+            <w:pPr>
+              <w:spacing w:before="40" w:after="40"/>
+              <w:jc w:val="center"/>
+            </w:pPr>
+            <w:r/>
+            <w:r>
+              <w:rPr>
+                <w:rFonts w:ascii="標楷體" w:hAnsi="標楷體" w:eastAsia="標楷體"/>
+                <w:b w:val="0"/>
+                <w:sz w:val="24"/>
+              </w:rPr>
+            </w:r>
+          </w:p>
+        </w:tc>
+        <w:tc>
+          <w:tcPr>
+            <w:tcW w:type="dxa" w:w="1247"/>
+          </w:tcPr>
+          <w:p>
+            <w:pPr>
+              <w:spacing w:before="40" w:after="40"/>
+              <w:jc w:val="center"/>
+            </w:pPr>
+            <w:r/>
+            <w:r>
+              <w:rPr>
+                <w:rFonts w:ascii="標楷體" w:hAnsi="標楷體" w:eastAsia="標楷體"/>
+                <w:b w:val="0"/>
+                <w:sz w:val="24"/>
+              </w:rPr>
+            </w:r>
+          </w:p>
+        </w:tc>
+      </w:tr>
+      <w:tr>
+        <w:tc>
+          <w:tcPr>
+            <w:tcW w:type="dxa" w:w="907"/>
+          </w:tcPr>
+          <w:p>
+            <w:pPr>
+              <w:spacing w:before="40" w:after="40"/>
+              <w:jc w:val="center"/>
+            </w:pPr>
+            <w:r/>
+            <w:r>
+              <w:rPr>
+                <w:rFonts w:ascii="標楷體" w:hAnsi="標楷體" w:eastAsia="標楷體"/>
+                <w:b w:val="0"/>
+                <w:sz w:val="22"/>
+              </w:rPr>
+              <w:t>24</w:t>
+            </w:r>
+          </w:p>
+        </w:tc>
+        <w:tc>
+          <w:tcPr>
+            <w:tcW w:type="dxa" w:w="6236"/>
+          </w:tcPr>
+          <w:p>
+            <w:pPr>
+              <w:spacing w:before="40" w:after="40"/>
+              <w:jc w:val="left"/>
+            </w:pPr>
+            <w:r/>
+            <w:r>
+              <w:rPr>
+                <w:rFonts w:ascii="標楷體" w:hAnsi="標楷體" w:eastAsia="標楷體"/>
+                <w:b w:val="0"/>
+                <w:sz w:val="22"/>
+              </w:rPr>
+              <w:t>學員甲通過測驗 A 後，教師甲修改測驗 A 並選「儲存並要求重測」，學員甲的測驗 A 應不再顯示已及格、剩餘可作答恢復為 20 次，下一章回到鎖定。</w:t>
+            </w:r>
+          </w:p>
+        </w:tc>
+        <w:tc>
+          <w:tcPr>
+            <w:tcW w:type="dxa" w:w="1247"/>
+          </w:tcPr>
+          <w:p>
+            <w:pPr>
+              <w:spacing w:before="40" w:after="40"/>
+              <w:jc w:val="center"/>
+            </w:pPr>
+            <w:r/>
+            <w:r>
+              <w:rPr>
+                <w:rFonts w:ascii="標楷體" w:hAnsi="標楷體" w:eastAsia="標楷體"/>
+                <w:b w:val="0"/>
+                <w:sz w:val="24"/>
+              </w:rPr>
+            </w:r>
+          </w:p>
+        </w:tc>
+        <w:tc>
+          <w:tcPr>
+            <w:tcW w:type="dxa" w:w="1247"/>
+          </w:tcPr>
+          <w:p>
+            <w:pPr>
+              <w:spacing w:before="40" w:after="40"/>
+              <w:jc w:val="center"/>
+            </w:pPr>
+            <w:r/>
+            <w:r>
+              <w:rPr>
+                <w:rFonts w:ascii="標楷體" w:hAnsi="標楷體" w:eastAsia="標楷體"/>
+                <w:b w:val="0"/>
+                <w:sz w:val="24"/>
+              </w:rPr>
+            </w:r>
+          </w:p>
+        </w:tc>
+      </w:tr>
+      <w:tr>
+        <w:tc>
+          <w:tcPr>
+            <w:tcW w:type="dxa" w:w="907"/>
+          </w:tcPr>
+          <w:p>
+            <w:pPr>
+              <w:spacing w:before="40" w:after="40"/>
+              <w:jc w:val="center"/>
+            </w:pPr>
+            <w:r/>
+            <w:r>
+              <w:rPr>
+                <w:rFonts w:ascii="標楷體" w:hAnsi="標楷體" w:eastAsia="標楷體"/>
+                <w:b w:val="0"/>
+                <w:sz w:val="22"/>
+              </w:rPr>
+              <w:t>25</w:t>
+            </w:r>
+          </w:p>
+        </w:tc>
+        <w:tc>
+          <w:tcPr>
+            <w:tcW w:type="dxa" w:w="6236"/>
+          </w:tcPr>
+          <w:p>
+            <w:pPr>
+              <w:spacing w:before="40" w:after="40"/>
+              <w:jc w:val="left"/>
+            </w:pPr>
+            <w:r/>
+            <w:r>
+              <w:rPr>
+                <w:rFonts w:ascii="標楷體" w:hAnsi="標楷體" w:eastAsia="標楷體"/>
+                <w:b w:val="0"/>
+                <w:sz w:val="22"/>
+              </w:rPr>
+              <w:t>學員丙開始作答且未交卷時由教師甲關閉課程，待系統每日排程執行後，該次作答應已自動提交並計分，出現在學員丙的歷次作答紀錄中。</w:t>
+            </w:r>
+          </w:p>
+        </w:tc>
+        <w:tc>
+          <w:tcPr>
+            <w:tcW w:type="dxa" w:w="1247"/>
+          </w:tcPr>
+          <w:p>
+            <w:pPr>
+              <w:spacing w:before="40" w:after="40"/>
+              <w:jc w:val="center"/>
+            </w:pPr>
+            <w:r/>
+            <w:r>
+              <w:rPr>
+                <w:rFonts w:ascii="標楷體" w:hAnsi="標楷體" w:eastAsia="標楷體"/>
+                <w:b w:val="0"/>
+                <w:sz w:val="24"/>
+              </w:rPr>
+            </w:r>
+          </w:p>
+        </w:tc>
+        <w:tc>
+          <w:tcPr>
+            <w:tcW w:type="dxa" w:w="1247"/>
+          </w:tcPr>
+          <w:p>
+            <w:pPr>
+              <w:spacing w:before="40" w:after="40"/>
+              <w:jc w:val="center"/>
+            </w:pPr>
+            <w:r/>
+            <w:r>
+              <w:rPr>
+                <w:rFonts w:ascii="標楷體" w:hAnsi="標楷體" w:eastAsia="標楷體"/>
+                <w:b w:val="0"/>
+                <w:sz w:val="24"/>
+              </w:rPr>
+            </w:r>
+          </w:p>
+        </w:tc>
+      </w:tr>
+      <w:tr>
+        <w:tc>
+          <w:tcPr>
+            <w:tcW w:type="dxa" w:w="907"/>
+          </w:tcPr>
+          <w:p>
+            <w:pPr>
+              <w:spacing w:before="40" w:after="40"/>
+              <w:jc w:val="center"/>
+            </w:pPr>
+            <w:r/>
+            <w:r>
+              <w:rPr>
+                <w:rFonts w:ascii="標楷體" w:hAnsi="標楷體" w:eastAsia="標楷體"/>
+                <w:b w:val="0"/>
+                <w:sz w:val="22"/>
+              </w:rPr>
+              <w:t>26</w:t>
+            </w:r>
+          </w:p>
+        </w:tc>
+        <w:tc>
+          <w:tcPr>
+            <w:tcW w:type="dxa" w:w="6236"/>
+          </w:tcPr>
+          <w:p>
+            <w:pPr>
+              <w:spacing w:before="40" w:after="40"/>
+              <w:jc w:val="left"/>
+            </w:pPr>
+            <w:r/>
+            <w:r>
+              <w:rPr>
+                <w:rFonts w:ascii="標楷體" w:hAnsi="標楷體" w:eastAsia="標楷體"/>
+                <w:b w:val="0"/>
+                <w:sz w:val="22"/>
+              </w:rPr>
+              <w:t>承上，學員丙再開啟該測驗，應顯示「此課程已關閉，無法再開新作答」、「開始作答」不可按，歷次作答紀錄仍可點閱。</w:t>
+            </w:r>
+          </w:p>
+        </w:tc>
+        <w:tc>
+          <w:tcPr>
+            <w:tcW w:type="dxa" w:w="1247"/>
+          </w:tcPr>
+          <w:p>
+            <w:pPr>
+              <w:spacing w:before="40" w:after="40"/>
+              <w:jc w:val="center"/>
+            </w:pPr>
+            <w:r/>
+            <w:r>
+              <w:rPr>
+                <w:rFonts w:ascii="標楷體" w:hAnsi="標楷體" w:eastAsia="標楷體"/>
+                <w:b w:val="0"/>
+                <w:sz w:val="24"/>
+              </w:rPr>
+            </w:r>
+          </w:p>
+        </w:tc>
+        <w:tc>
+          <w:tcPr>
+            <w:tcW w:type="dxa" w:w="1247"/>
+          </w:tcPr>
+          <w:p>
+            <w:pPr>
+              <w:spacing w:before="40" w:after="40"/>
+              <w:jc w:val="center"/>
+            </w:pPr>
+            <w:r/>
+            <w:r>
+              <w:rPr>
+                <w:rFonts w:ascii="標楷體" w:hAnsi="標楷體" w:eastAsia="標楷體"/>
+                <w:b w:val="0"/>
+                <w:sz w:val="24"/>
+              </w:rPr>
+            </w:r>
+          </w:p>
+        </w:tc>
+      </w:tr>
+      <w:tr>
+        <w:tc>
+          <w:tcPr>
+            <w:tcW w:type="dxa" w:w="907"/>
+          </w:tcPr>
+          <w:p>
+            <w:pPr>
+              <w:spacing w:before="40" w:after="40"/>
+              <w:jc w:val="center"/>
+            </w:pPr>
+            <w:r/>
+            <w:r>
+              <w:rPr>
+                <w:rFonts w:ascii="標楷體" w:hAnsi="標楷體" w:eastAsia="標楷體"/>
+                <w:b w:val="0"/>
+                <w:sz w:val="22"/>
+              </w:rPr>
+              <w:t>27</w:t>
+            </w:r>
+          </w:p>
+        </w:tc>
+        <w:tc>
+          <w:tcPr>
+            <w:tcW w:type="dxa" w:w="6236"/>
+          </w:tcPr>
+          <w:p>
+            <w:pPr>
+              <w:spacing w:before="40" w:after="40"/>
+              <w:jc w:val="left"/>
+            </w:pPr>
+            <w:r/>
+            <w:r>
+              <w:rPr>
+                <w:rFonts w:ascii="標楷體" w:hAnsi="標楷體" w:eastAsia="標楷體"/>
+                <w:b w:val="0"/>
+                <w:sz w:val="22"/>
+              </w:rPr>
+              <w:t>於結果頁按「返回課程」回到課程學習頁後，按瀏覽器上一頁或頁首返回鍵，皆不應回到作答畫面或再次進入結果頁。</w:t>
+            </w:r>
+          </w:p>
+        </w:tc>
+        <w:tc>
+          <w:tcPr>
+            <w:tcW w:type="dxa" w:w="1247"/>
+          </w:tcPr>
+          <w:p>
+            <w:pPr>
+              <w:spacing w:before="40" w:after="40"/>
+              <w:jc w:val="center"/>
+            </w:pPr>
+            <w:r/>
+            <w:r>
+              <w:rPr>
+                <w:rFonts w:ascii="標楷體" w:hAnsi="標楷體" w:eastAsia="標楷體"/>
+                <w:b w:val="0"/>
+                <w:sz w:val="24"/>
+              </w:rPr>
+            </w:r>
+          </w:p>
+        </w:tc>
+        <w:tc>
+          <w:tcPr>
+            <w:tcW w:type="dxa" w:w="1247"/>
+          </w:tcPr>
+          <w:p>
+            <w:pPr>
+              <w:spacing w:before="40" w:after="40"/>
+              <w:jc w:val="center"/>
+            </w:pPr>
+            <w:r/>
+            <w:r>
+              <w:rPr>
+                <w:rFonts w:ascii="標楷體" w:hAnsi="標楷體" w:eastAsia="標楷體"/>
+                <w:b w:val="0"/>
+                <w:sz w:val="24"/>
+              </w:rPr>
+            </w:r>
+          </w:p>
+        </w:tc>
+      </w:tr>
+      <w:tr>
+        <w:tc>
+          <w:tcPr>
+            <w:tcW w:type="dxa" w:w="907"/>
+          </w:tcPr>
+          <w:p>
+            <w:pPr>
+              <w:spacing w:before="40" w:after="40"/>
+              <w:jc w:val="center"/>
+            </w:pPr>
+            <w:r/>
+            <w:r>
+              <w:rPr>
+                <w:rFonts w:ascii="標楷體" w:hAnsi="標楷體" w:eastAsia="標楷體"/>
+                <w:b w:val="0"/>
+                <w:sz w:val="22"/>
+              </w:rPr>
+              <w:t>28</w:t>
+            </w:r>
+          </w:p>
+        </w:tc>
+        <w:tc>
+          <w:tcPr>
+            <w:tcW w:type="dxa" w:w="6236"/>
+          </w:tcPr>
+          <w:p>
+            <w:pPr>
+              <w:spacing w:before="40" w:after="40"/>
+              <w:jc w:val="left"/>
+            </w:pPr>
+            <w:r/>
+            <w:r>
+              <w:rPr>
+                <w:rFonts w:ascii="標楷體" w:hAnsi="標楷體" w:eastAsia="標楷體"/>
+                <w:b w:val="0"/>
+                <w:sz w:val="22"/>
+              </w:rPr>
+              <w:t>教師甲以「預覽課程」點測驗 A，應只顯示題目內容，沒有「開始作答」、剩餘可作答次數與歷次作答紀錄。</w:t>
             </w:r>
           </w:p>
         </w:tc>

--- a/docs/manuals/測試報告/ET-教育訓練文件管理模組.docx
+++ b/docs/manuals/測試報告/ET-教育訓練文件管理模組.docx
@@ -226,7 +226,7 @@
           </w:tcPr>
           <w:p>
             <w:r>
-              <w:t>2026/10/14</w:t>
+              <w:t>2026/10/16</w:t>
             </w:r>
           </w:p>
         </w:tc>
@@ -384,7 +384,7 @@
               <w:jc w:val="center"/>
             </w:pPr>
             <w:r>
-              <w:t>2026/10/14</w:t>
+              <w:t>2026/10/16</w:t>
             </w:r>
           </w:p>
         </w:tc>
@@ -2781,7 +2781,7 @@
                 <w:b w:val="0"/>
                 <w:sz w:val="22"/>
               </w:rPr>
-              <w:t>學員於 ET06 完成課程甲的一個教材項目後，回本頁重新整理，該學員的學習進度應隨即增加。</w:t>
+              <w:t>學員於 ET06 完成課程甲的一個教材項目後，離開本作業後再進入，該學員的學習進度應隨即增加。</w:t>
             </w:r>
           </w:p>
         </w:tc>
@@ -3081,7 +3081,7 @@
                 <w:b w:val="0"/>
                 <w:sz w:val="22"/>
               </w:rPr>
-              <w:t>9</w:t>
+              <w:t>8-1</w:t>
             </w:r>
           </w:p>
         </w:tc>
@@ -3101,7 +3101,7 @@
                 <w:b w:val="0"/>
                 <w:sz w:val="22"/>
               </w:rPr>
-              <w:t>完成第 7 項後，以管理者至 DP05 操作記錄查詢，應查得教師甲該次匯出的紀錄與筆數。</w:t>
+              <w:t>選一門尚無學員的課程，「已加入學員」的「匯出 CSV」應為灰色無法按；問卷尚無人填答時，問卷結果的「匯出 CSV」亦應為灰色。按其中一顆匯出時，只有該顆暫時呈灰色，另一顆照常可按。</w:t>
             </w:r>
           </w:p>
         </w:tc>
@@ -3161,7 +3161,7 @@
                 <w:b w:val="0"/>
                 <w:sz w:val="22"/>
               </w:rPr>
-              <w:t>10</w:t>
+              <w:t>9</w:t>
             </w:r>
           </w:p>
         </w:tc>
@@ -3181,7 +3181,7 @@
                 <w:b w:val="0"/>
                 <w:sz w:val="22"/>
               </w:rPr>
-              <w:t>對學員 I 按「移除」，確認視窗應顯示「確定移除 …？學習歷史完整保留。」；按「確定」後顯示「已移除學員」，學員 I 自三區塊消失，問卷的未填人數同步減少。</w:t>
+              <w:t>完成第 7 項後，以管理者至 DP05 操作記錄查詢，應查得教師甲該次匯出的紀錄與筆數。</w:t>
             </w:r>
           </w:p>
         </w:tc>
@@ -3241,7 +3241,7 @@
                 <w:b w:val="0"/>
                 <w:sz w:val="22"/>
               </w:rPr>
-              <w:t>11</w:t>
+              <w:t>10</w:t>
             </w:r>
           </w:p>
         </w:tc>
@@ -3261,7 +3261,7 @@
                 <w:b w:val="0"/>
                 <w:sz w:val="22"/>
               </w:rPr>
-              <w:t>承上，以學員 I 登入，「我的課程」應不再顯示課程甲；於「加入新課程」輸入課程甲的邀請碼應被擋下並提示已被移除。</w:t>
+              <w:t>對學員 I 按「移除」，確認視窗應顯示「確定移除 …？學習歷史完整保留。」；按「確定」後顯示「已移除學員」，學員 I 自三區塊消失，問卷的未填人數同步減少。</w:t>
             </w:r>
           </w:p>
         </w:tc>
@@ -3321,7 +3321,7 @@
                 <w:b w:val="0"/>
                 <w:sz w:val="22"/>
               </w:rPr>
-              <w:t>12</w:t>
+              <w:t>11</w:t>
             </w:r>
           </w:p>
         </w:tc>
@@ -3341,7 +3341,7 @@
                 <w:b w:val="0"/>
                 <w:sz w:val="22"/>
               </w:rPr>
-              <w:t>承上，於 ET05 以 Email 邀請重新邀請學員 I，學員 I 應重新出現在本頁，加入日期為當天，原學習進度與成績接續保留。</w:t>
+              <w:t>承上，以學員 I 登入，「我的課程」應不再顯示課程甲；於「加入新課程」輸入課程甲的邀請碼應被擋下並提示已被移除。</w:t>
             </w:r>
           </w:p>
         </w:tc>
@@ -3401,7 +3401,7 @@
                 <w:b w:val="0"/>
                 <w:sz w:val="22"/>
               </w:rPr>
-              <w:t>13</w:t>
+              <w:t>12</w:t>
             </w:r>
           </w:p>
         </w:tc>
@@ -3421,7 +3421,7 @@
                 <w:b w:val="0"/>
                 <w:sz w:val="22"/>
               </w:rPr>
-              <w:t>學員 J 作答中時對其按「移除」，確認視窗應以橘色警告顯示作答中訊息；確定後學員 J 仍可將該次作答交卷並取得分數。</w:t>
+              <w:t>承上，於 ET05 以 Email 邀請重新邀請學員 I，學員 I 應重新出現在本頁，加入日期為當天，原學習進度與成績接續保留。</w:t>
             </w:r>
           </w:p>
         </w:tc>
@@ -3481,7 +3481,7 @@
                 <w:b w:val="0"/>
                 <w:sz w:val="22"/>
               </w:rPr>
-              <w:t>14</w:t>
+              <w:t>13</w:t>
             </w:r>
           </w:p>
         </w:tc>
@@ -3501,7 +3501,7 @@
                 <w:b w:val="0"/>
                 <w:sz w:val="22"/>
               </w:rPr>
-              <w:t>「作答明細」區塊應只列出交過卷的學員（學員 E 不在其中）；展開學員 H，課程甲的每份測驗皆列出，未作答的測驗顯示「尚未作答」。</w:t>
+              <w:t>學員 J 作答中時對其按「移除」，確認視窗應以橘色警告顯示作答中訊息；確定後學員 J 仍可將該次作答交卷並取得分數。</w:t>
             </w:r>
           </w:p>
         </w:tc>
@@ -3561,7 +3561,7 @@
                 <w:b w:val="0"/>
                 <w:sz w:val="22"/>
               </w:rPr>
-              <w:t>15</w:t>
+              <w:t>14</w:t>
             </w:r>
           </w:p>
         </w:tc>
@@ -3581,7 +3581,7 @@
                 <w:b w:val="0"/>
                 <w:sz w:val="22"/>
               </w:rPr>
-              <w:t>展開學員 G 的「測驗一」，兩次作答應各列一行，點選第 1 次（非最近一次）應可開啟該次的逐題明細。</w:t>
+              <w:t>「作答明細」區塊應只列出交過卷的學員（學員 E 不在其中）；展開學員 H，課程甲的每份測驗皆列出，未作答的測驗顯示「尚未作答」。</w:t>
             </w:r>
           </w:p>
         </w:tc>
@@ -3641,7 +3641,7 @@
                 <w:b w:val="0"/>
                 <w:sz w:val="22"/>
               </w:rPr>
-              <w:t>16</w:t>
+              <w:t>15</w:t>
             </w:r>
           </w:p>
         </w:tc>
@@ -3661,7 +3661,7 @@
                 <w:b w:val="0"/>
                 <w:sz w:val="22"/>
               </w:rPr>
-              <w:t>於逐題明細中，學員選錯的選項應以紅色標示、漏選的正確答案應註明「（正確答案，未選）」，各題顯示得分與配分。</w:t>
+              <w:t>展開學員 G 的「測驗一」，兩次作答應各列一行，點選第 1 次（非最近一次）應可開啟該次的逐題明細。</w:t>
             </w:r>
           </w:p>
         </w:tc>
@@ -3721,7 +3721,7 @@
                 <w:b w:val="0"/>
                 <w:sz w:val="22"/>
               </w:rPr>
-              <w:t>17</w:t>
+              <w:t>16</w:t>
             </w:r>
           </w:p>
         </w:tc>
@@ -3741,7 +3741,7 @@
                 <w:b w:val="0"/>
                 <w:sz w:val="22"/>
               </w:rPr>
-              <w:t>記下某次作答的逐題明細後，於 ET05 修改該題的題幹或正確答案並儲存，再開啟同一次作答的明細，內容與分數應維持作答當時的樣子。</w:t>
+              <w:t>於逐題明細中，學員選錯的選項應以紅色標示、漏選的正確答案應註明「（正確答案，未選）」，各題顯示得分與配分。</w:t>
             </w:r>
           </w:p>
         </w:tc>
@@ -3801,6 +3801,86 @@
                 <w:b w:val="0"/>
                 <w:sz w:val="22"/>
               </w:rPr>
+              <w:t>17</w:t>
+            </w:r>
+          </w:p>
+        </w:tc>
+        <w:tc>
+          <w:tcPr>
+            <w:tcW w:type="dxa" w:w="6236"/>
+          </w:tcPr>
+          <w:p>
+            <w:pPr>
+              <w:spacing w:before="40" w:after="40"/>
+              <w:jc w:val="left"/>
+            </w:pPr>
+            <w:r/>
+            <w:r>
+              <w:rPr>
+                <w:rFonts w:ascii="標楷體" w:hAnsi="標楷體" w:eastAsia="標楷體"/>
+                <w:b w:val="0"/>
+                <w:sz w:val="22"/>
+              </w:rPr>
+              <w:t>記下某次作答的逐題明細後，於 ET05 修改該題的題幹或正確答案並儲存，再開啟同一次作答的明細，內容與分數應維持作答當時的樣子。</w:t>
+            </w:r>
+          </w:p>
+        </w:tc>
+        <w:tc>
+          <w:tcPr>
+            <w:tcW w:type="dxa" w:w="1247"/>
+          </w:tcPr>
+          <w:p>
+            <w:pPr>
+              <w:spacing w:before="40" w:after="40"/>
+              <w:jc w:val="center"/>
+            </w:pPr>
+            <w:r/>
+            <w:r>
+              <w:rPr>
+                <w:rFonts w:ascii="標楷體" w:hAnsi="標楷體" w:eastAsia="標楷體"/>
+                <w:b w:val="0"/>
+                <w:sz w:val="24"/>
+              </w:rPr>
+            </w:r>
+          </w:p>
+        </w:tc>
+        <w:tc>
+          <w:tcPr>
+            <w:tcW w:type="dxa" w:w="1247"/>
+          </w:tcPr>
+          <w:p>
+            <w:pPr>
+              <w:spacing w:before="40" w:after="40"/>
+              <w:jc w:val="center"/>
+            </w:pPr>
+            <w:r/>
+            <w:r>
+              <w:rPr>
+                <w:rFonts w:ascii="標楷體" w:hAnsi="標楷體" w:eastAsia="標楷體"/>
+                <w:b w:val="0"/>
+                <w:sz w:val="24"/>
+              </w:rPr>
+            </w:r>
+          </w:p>
+        </w:tc>
+      </w:tr>
+      <w:tr>
+        <w:tc>
+          <w:tcPr>
+            <w:tcW w:type="dxa" w:w="907"/>
+          </w:tcPr>
+          <w:p>
+            <w:pPr>
+              <w:spacing w:before="40" w:after="40"/>
+              <w:jc w:val="center"/>
+            </w:pPr>
+            <w:r/>
+            <w:r>
+              <w:rPr>
+                <w:rFonts w:ascii="標楷體" w:hAnsi="標楷體" w:eastAsia="標楷體"/>
+                <w:b w:val="0"/>
+                <w:sz w:val="22"/>
+              </w:rPr>
               <w:t>18</w:t>
             </w:r>
           </w:p>
@@ -3821,7 +3901,7 @@
                 <w:b w:val="0"/>
                 <w:sz w:val="22"/>
               </w:rPr>
-              <w:t>學員開始作答但尚未交卷時，該次作答應不出現在作答明細的歷次清單中，「已用 X / Y 次」亦不增加；交卷後重新整理即出現。</w:t>
+              <w:t>學員開始作答但尚未交卷時，該次作答應不出現在作答明細的歷次清單中，「已用 X / Y 次」亦不增加；交卷後離開本作業再進入即出現。</w:t>
             </w:r>
           </w:p>
         </w:tc>
@@ -7053,7 +7133,7 @@
                 <w:b w:val="0"/>
                 <w:sz w:val="22"/>
               </w:rPr>
-              <w:t>以學員乙輸入課程辛的邀請碼查詢，應提示開放時點；按「確認加入」後應留在本頁，課程辛的卡片列於清單並標「尚未開放」。</w:t>
+              <w:t>以學員乙輸入課程辛的邀請碼查詢，應提示開放時點；按「確認加入」後應顯示「已加入，課程開放後即可開始學習」並留在本頁，課程辛的卡片列於清單並標「尚未開放」。</w:t>
             </w:r>
           </w:p>
         </w:tc>
@@ -10937,7 +11017,7 @@
                 <w:b w:val="0"/>
                 <w:sz w:val="22"/>
               </w:rPr>
-              <w:t>15</w:t>
+              <w:t>14-1</w:t>
             </w:r>
           </w:p>
         </w:tc>
@@ -10957,7 +11037,7 @@
                 <w:b w:val="0"/>
                 <w:sz w:val="22"/>
               </w:rPr>
-              <w:t>已發布課程新增一組受訓對象並儲存，該組相符且尚未加入的學員應被補加入並各收到一封通知信，已在課程中者不重複收信。</w:t>
+              <w:t>已關閉課程的既有受訓對象應可修改與刪除（兩欄可選、有刪除鈕），儲存後保留修改結果。</w:t>
             </w:r>
           </w:p>
         </w:tc>
@@ -11017,7 +11097,7 @@
                 <w:b w:val="0"/>
                 <w:sz w:val="22"/>
               </w:rPr>
-              <w:t>16</w:t>
+              <w:t>15</w:t>
             </w:r>
           </w:p>
         </w:tc>
@@ -11037,7 +11117,7 @@
                 <w:b w:val="0"/>
                 <w:sz w:val="22"/>
               </w:rPr>
-              <w:t>「本課程需線下核可」於草稿、已發布、已關閉三種狀態皆應可調整，且調整後 ET02 的完課率不受影響。</w:t>
+              <w:t>已發布課程新增一組受訓對象並儲存，該組相符且尚未加入的學員應被補加入並各收到一封通知信，已在課程中者不重複收信。</w:t>
             </w:r>
           </w:p>
         </w:tc>
@@ -11097,7 +11177,7 @@
                 <w:b w:val="0"/>
                 <w:sz w:val="22"/>
               </w:rPr>
-              <w:t>17</w:t>
+              <w:t>16</w:t>
             </w:r>
           </w:p>
         </w:tc>
@@ -11117,7 +11197,7 @@
                 <w:b w:val="0"/>
                 <w:sz w:val="22"/>
               </w:rPr>
-              <w:t>於草稿課程按「刪除草稿」並「確認刪除」，應顯示「草稿已刪除」並回到課程列表，該課程不再出現。</w:t>
+              <w:t>「本課程需線下核可」於草稿、已發布、已關閉三種狀態皆應可調整，且調整後 ET02 的完課率不受影響。</w:t>
             </w:r>
           </w:p>
         </w:tc>
@@ -11177,7 +11257,7 @@
                 <w:b w:val="0"/>
                 <w:sz w:val="22"/>
               </w:rPr>
-              <w:t>18</w:t>
+              <w:t>17</w:t>
             </w:r>
           </w:p>
         </w:tc>
@@ -11197,7 +11277,7 @@
                 <w:b w:val="0"/>
                 <w:sz w:val="22"/>
               </w:rPr>
-              <w:t>按「新增章節」填名稱後按「儲存並繼續新增」，視窗應保留並可接著填下一個章節。</w:t>
+              <w:t>於草稿課程按「刪除草稿」並「確認刪除」，應顯示「草稿已刪除」並回到課程列表，該課程不再出現。</w:t>
             </w:r>
           </w:p>
         </w:tc>
@@ -11257,7 +11337,7 @@
                 <w:b w:val="0"/>
                 <w:sz w:val="22"/>
               </w:rPr>
-              <w:t>19</w:t>
+              <w:t>18</w:t>
             </w:r>
           </w:p>
         </w:tc>
@@ -11277,7 +11357,7 @@
                 <w:b w:val="0"/>
                 <w:sz w:val="22"/>
               </w:rPr>
-              <w:t>新增課程尚未儲存時新增兩個章節後直接離開，課程與章節皆不應保留；改為按「儲存草稿」則兩個章節應一併存入。</w:t>
+              <w:t>按「新增章節」填名稱後按「儲存並繼續新增」，視窗應保留並可接著填下一個章節。</w:t>
             </w:r>
           </w:p>
         </w:tc>
@@ -11337,7 +11417,7 @@
                 <w:b w:val="0"/>
                 <w:sz w:val="22"/>
               </w:rPr>
-              <w:t>20</w:t>
+              <w:t>19</w:t>
             </w:r>
           </w:p>
         </w:tc>
@@ -11357,7 +11437,7 @@
                 <w:b w:val="0"/>
                 <w:sz w:val="22"/>
               </w:rPr>
-              <w:t>於章節列上修改章節名稱後將游標移出欄位，名稱應自動儲存，重新整理後仍為新名稱。</w:t>
+              <w:t>新增課程尚未儲存時新增兩個章節後直接離開，課程與章節皆不應保留；改為按「儲存草稿」則兩個章節應一併存入。</w:t>
             </w:r>
           </w:p>
         </w:tc>
@@ -11417,7 +11497,7 @@
                 <w:b w:val="0"/>
                 <w:sz w:val="22"/>
               </w:rPr>
-              <w:t>21</w:t>
+              <w:t>20</w:t>
             </w:r>
           </w:p>
         </w:tc>
@@ -11437,7 +11517,7 @@
                 <w:b w:val="0"/>
                 <w:sz w:val="22"/>
               </w:rPr>
-              <w:t>拖曳章節左側手把調整順序後重新整理，調整後的順序應保留。</w:t>
+              <w:t>於章節列上修改章節名稱後將游標移出欄位，名稱應自動儲存，離開本頁後再進入仍為新名稱。</w:t>
             </w:r>
           </w:p>
         </w:tc>
@@ -11497,7 +11577,7 @@
                 <w:b w:val="0"/>
                 <w:sz w:val="22"/>
               </w:rPr>
-              <w:t>22</w:t>
+              <w:t>21</w:t>
             </w:r>
           </w:p>
         </w:tc>
@@ -11517,7 +11597,7 @@
                 <w:b w:val="0"/>
                 <w:sz w:val="22"/>
               </w:rPr>
-              <w:t>刪除一個已有學員學習紀錄的章節並確認，該章節的學習紀錄與測驗成績應一併移除、不再計入完課率，後續章節順序自動往前遞補。</w:t>
+              <w:t>拖曳章節左側手把調整順序後離開本頁再進入，調整後的順序應保留。</w:t>
             </w:r>
           </w:p>
         </w:tc>
@@ -11577,7 +11657,7 @@
                 <w:b w:val="0"/>
                 <w:sz w:val="22"/>
               </w:rPr>
-              <w:t>23</w:t>
+              <w:t>22</w:t>
             </w:r>
           </w:p>
         </w:tc>
@@ -11597,7 +11677,7 @@
                 <w:b w:val="0"/>
                 <w:sz w:val="22"/>
               </w:rPr>
-              <w:t>於新增課程畫面（課程尚未儲存）按「新增項目 → 教材」，填名稱按「建立」，應顯示「已自動儲存草稿」、轉入該課程編輯頁並開啟教材視窗；重新整理後該課程仍在。</w:t>
+              <w:t>刪除一個已有學員學習紀錄的章節並確認，該章節的學習紀錄與測驗成績應一併移除、不再計入完課率，後續章節順序自動往前遞補。</w:t>
             </w:r>
           </w:p>
         </w:tc>
@@ -11657,7 +11737,7 @@
                 <w:b w:val="0"/>
                 <w:sz w:val="22"/>
               </w:rPr>
-              <w:t>24</w:t>
+              <w:t>23</w:t>
             </w:r>
           </w:p>
         </w:tc>
@@ -11677,7 +11757,7 @@
                 <w:b w:val="0"/>
                 <w:sz w:val="22"/>
               </w:rPr>
-              <w:t>於章節內按「新增項目 → 教材」，於名稱視窗填名稱按「建立」，教材視窗的「項目標題」應已帶入該名稱；填說明文字後按「儲存」，該章節下應出現此教材。</w:t>
+              <w:t>於新增課程畫面（課程尚未儲存）按「新增項目 → 教材」，填名稱按「建立」，應顯示「已自動儲存草稿」、轉入該課程編輯頁並開啟教材視窗；離開本頁後，該課程仍列於「我建立的」。</w:t>
             </w:r>
           </w:p>
         </w:tc>
@@ -11737,7 +11817,7 @@
                 <w:b w:val="0"/>
                 <w:sz w:val="22"/>
               </w:rPr>
-              <w:t>25</w:t>
+              <w:t>24</w:t>
             </w:r>
           </w:p>
         </w:tc>
@@ -11757,7 +11837,7 @@
                 <w:b w:val="0"/>
                 <w:sz w:val="22"/>
               </w:rPr>
-              <w:t>新建立的教材在第一次按「儲存」前就按「取消」，該教材不應留在章節中。</w:t>
+              <w:t>於章節內按「新增項目 → 教材」，於名稱視窗填名稱按「建立」，教材視窗的「項目標題」應已帶入該名稱；填說明文字後按「儲存」，該章節下應出現此教材。</w:t>
             </w:r>
           </w:p>
         </w:tc>
@@ -11817,7 +11897,7 @@
                 <w:b w:val="0"/>
                 <w:sz w:val="22"/>
               </w:rPr>
-              <w:t>26</w:t>
+              <w:t>25</w:t>
             </w:r>
           </w:p>
         </w:tc>
@@ -11837,7 +11917,7 @@
                 <w:b w:val="0"/>
                 <w:sz w:val="22"/>
               </w:rPr>
-              <w:t>於教材選檔上傳一支影片後直接按「取消」關閉視窗，重新開啟該教材，影片應仍在（影片為選檔即上傳）。</w:t>
+              <w:t>新建立的教材在第一次按「儲存」前就按「取消」，該教材不應留在章節中。</w:t>
             </w:r>
           </w:p>
         </w:tc>
@@ -11897,7 +11977,7 @@
                 <w:b w:val="0"/>
                 <w:sz w:val="22"/>
               </w:rPr>
-              <w:t>27</w:t>
+              <w:t>26</w:t>
             </w:r>
           </w:p>
         </w:tc>
@@ -11917,7 +11997,7 @@
                 <w:b w:val="0"/>
                 <w:sz w:val="22"/>
               </w:rPr>
-              <w:t>教材上傳區應顯示支援的影片格式與單檔大小上限；對已有影片的教材再上傳一支同檔名的影片，應擋下並提示先移除原有影片或改用其他檔名。</w:t>
+              <w:t>於教材選檔上傳一支影片後直接按「取消」關閉視窗，重新開啟該教材，影片應仍在（影片為選檔即上傳）。</w:t>
             </w:r>
           </w:p>
         </w:tc>
@@ -11977,7 +12057,7 @@
                 <w:b w:val="0"/>
                 <w:sz w:val="22"/>
               </w:rPr>
-              <w:t>28</w:t>
+              <w:t>27</w:t>
             </w:r>
           </w:p>
         </w:tc>
@@ -11997,7 +12077,7 @@
                 <w:b w:val="0"/>
                 <w:sz w:val="22"/>
               </w:rPr>
-              <w:t>於教材引用一份「訓練教材」分類的已發布文件並儲存，學員於該章節應可開啟此文件。</w:t>
+              <w:t>教材上傳區應顯示支援的影片格式與單檔大小上限；對已有影片的教材再上傳一支同檔名的影片，應擋下並提示先移除原有影片或改用其他檔名。</w:t>
             </w:r>
           </w:p>
         </w:tc>
@@ -12057,7 +12137,7 @@
                 <w:b w:val="0"/>
                 <w:sz w:val="22"/>
               </w:rPr>
-              <w:t>29</w:t>
+              <w:t>28</w:t>
             </w:r>
           </w:p>
         </w:tc>
@@ -12077,7 +12157,7 @@
                 <w:b w:val="0"/>
                 <w:sz w:val="22"/>
               </w:rPr>
-              <w:t>將教材已引用的文件於文件管理端發布新版本，學員下次開啟該章節應取得新版內容，教師端不需回頭更新引用。</w:t>
+              <w:t>於教材引用一份「訓練教材」分類的已發布文件並儲存，學員於該章節應可開啟此文件。</w:t>
             </w:r>
           </w:p>
         </w:tc>
@@ -12137,7 +12217,7 @@
                 <w:b w:val="0"/>
                 <w:sz w:val="22"/>
               </w:rPr>
-              <w:t>30</w:t>
+              <w:t>29</w:t>
             </w:r>
           </w:p>
         </w:tc>
@@ -12157,7 +12237,7 @@
                 <w:b w:val="0"/>
                 <w:sz w:val="22"/>
               </w:rPr>
-              <w:t>將已被引用的文件於文件管理端廢止，回到該教材應顯示「此文件已廢止」，且該課程按「儲存並發布」會被擋下。</w:t>
+              <w:t>將教材已引用的文件於文件管理端發布新版本，學員下次開啟該章節應取得新版內容，教師端不需回頭更新引用。</w:t>
             </w:r>
           </w:p>
         </w:tc>
@@ -12217,7 +12297,7 @@
                 <w:b w:val="0"/>
                 <w:sz w:val="22"/>
               </w:rPr>
-              <w:t>31</w:t>
+              <w:t>29-1</w:t>
             </w:r>
           </w:p>
         </w:tc>
@@ -12237,7 +12317,7 @@
                 <w:b w:val="0"/>
                 <w:sz w:val="22"/>
               </w:rPr>
-              <w:t>移除已廢止文件的引用並儲存後再按「儲存並發布」，該項檢核應通過。</w:t>
+              <w:t>承上，每日排程執行後（或請 IT 手動觸發），教師甲應收到該文件已更新版本的通知信，信中列出受影響的課程；剛加入引用、文件尚未改版時不應收到信。</w:t>
             </w:r>
           </w:p>
         </w:tc>
@@ -12297,7 +12377,7 @@
                 <w:b w:val="0"/>
                 <w:sz w:val="22"/>
               </w:rPr>
-              <w:t>32</w:t>
+              <w:t>30</w:t>
             </w:r>
           </w:p>
         </w:tc>
@@ -12317,7 +12397,7 @@
                 <w:b w:val="0"/>
                 <w:sz w:val="22"/>
               </w:rPr>
-              <w:t>於章節內按「新增項目 → 測驗」並建立，於「測驗設定」填及格分數與重考次數上限後按「儲存」，該章節下應出現此測驗。</w:t>
+              <w:t>將已被引用的文件於文件管理端廢止，回到該教材應顯示「此文件已廢止」，且該課程按「儲存並發布」會被擋下。</w:t>
             </w:r>
           </w:p>
         </w:tc>
@@ -12377,7 +12457,7 @@
                 <w:b w:val="0"/>
                 <w:sz w:val="22"/>
               </w:rPr>
-              <w:t>33</w:t>
+              <w:t>30-1</w:t>
             </w:r>
           </w:p>
         </w:tc>
@@ -12397,7 +12477,7 @@
                 <w:b w:val="0"/>
                 <w:sz w:val="22"/>
               </w:rPr>
-              <w:t>「作答時間限制」留空儲存，學員作答該測驗時應不限時；改填入數字後，學員端應為該分鐘數的限時作答。</w:t>
+              <w:t>承上，每日排程執行後，教師甲應收到該文件已廢止、請移除引用的通知信。</w:t>
             </w:r>
           </w:p>
         </w:tc>
@@ -12457,7 +12537,7 @@
                 <w:b w:val="0"/>
                 <w:sz w:val="22"/>
               </w:rPr>
-              <w:t>34</w:t>
+              <w:t>31</w:t>
             </w:r>
           </w:p>
         </w:tc>
@@ -12477,7 +12557,7 @@
                 <w:b w:val="0"/>
                 <w:sz w:val="22"/>
               </w:rPr>
-              <w:t>「重考次數上限」填 0 儲存，學員該測驗作答一次後應不可重考。</w:t>
+              <w:t>移除已廢止文件的引用並儲存後再按「儲存並發布」，該項檢核應通過。</w:t>
             </w:r>
           </w:p>
         </w:tc>
@@ -12537,7 +12617,7 @@
                 <w:b w:val="0"/>
                 <w:sz w:val="22"/>
               </w:rPr>
-              <w:t>35</w:t>
+              <w:t>32</w:t>
             </w:r>
           </w:p>
         </w:tc>
@@ -12557,7 +12637,7 @@
                 <w:b w:val="0"/>
                 <w:sz w:val="22"/>
               </w:rPr>
-              <w:t>於「題庫管理」新增一題並按該題的「儲存題目」後，不按底部「儲存」直接關閉視窗，重新開啟該題應仍在。</w:t>
+              <w:t>於章節內按「新增項目 → 測驗」並建立，於「測驗設定」填及格分數與重考次數上限後按「儲存」，該章節下應出現此測驗。</w:t>
             </w:r>
           </w:p>
         </w:tc>
@@ -12617,7 +12697,7 @@
                 <w:b w:val="0"/>
                 <w:sz w:val="22"/>
               </w:rPr>
-              <w:t>36</w:t>
+              <w:t>33</w:t>
             </w:r>
           </w:p>
         </w:tc>
@@ -12637,7 +12717,7 @@
                 <w:b w:val="0"/>
                 <w:sz w:val="22"/>
               </w:rPr>
-              <w:t>展開一題編輯但未按「儲存題目」即關閉視窗，該次編輯的內容應消失。</w:t>
+              <w:t>「作答時間限制」留空儲存，學員作答該測驗時應不限時；改填入數字後，學員端應為該分鐘數的限時作答。</w:t>
             </w:r>
           </w:p>
         </w:tc>
@@ -12697,7 +12777,7 @@
                 <w:b w:val="0"/>
                 <w:sz w:val="22"/>
               </w:rPr>
-              <w:t>37</w:t>
+              <w:t>34</w:t>
             </w:r>
           </w:p>
         </w:tc>
@@ -12717,7 +12797,7 @@
                 <w:b w:val="0"/>
                 <w:sz w:val="22"/>
               </w:rPr>
-              <w:t>刪除一題已有學員作答的題目並確認，該題不應再出現於之後的作答；已作答學員的紀錄與成績應完整保留、仍可回看。</w:t>
+              <w:t>「重考次數上限」填 0 儲存，學員該測驗作答一次後應不可重考。</w:t>
             </w:r>
           </w:p>
         </w:tc>
@@ -12777,7 +12857,7 @@
                 <w:b w:val="0"/>
                 <w:sz w:val="22"/>
               </w:rPr>
-              <w:t>38</w:t>
+              <w:t>35</w:t>
             </w:r>
           </w:p>
         </w:tc>
@@ -12797,7 +12877,7 @@
                 <w:b w:val="0"/>
                 <w:sz w:val="22"/>
               </w:rPr>
-              <w:t>已發布課程的測驗只剩 1 題時刪除該題，應擋下並提示不可刪除最後一題。</w:t>
+              <w:t>於「題庫管理」新增一題並按該題的「儲存題目」後，不按底部「儲存」直接關閉視窗，重新開啟該題應仍在。</w:t>
             </w:r>
           </w:p>
         </w:tc>
@@ -12857,7 +12937,7 @@
                 <w:b w:val="0"/>
                 <w:sz w:val="22"/>
               </w:rPr>
-              <w:t>39</w:t>
+              <w:t>36</w:t>
             </w:r>
           </w:p>
         </w:tc>
@@ -12877,7 +12957,7 @@
                 <w:b w:val="0"/>
                 <w:sz w:val="22"/>
               </w:rPr>
-              <w:t>對已有學員通過的測驗新增一題並儲存，應跳出「是否要求已通過的學員重新測驗？」並顯示通過人數；選「儲存並要求重測」後，該學員的測驗應回到未完成並收到通知信。</w:t>
+              <w:t>展開一題編輯但未按「儲存題目」即關閉視窗，該次編輯的內容應消失。</w:t>
             </w:r>
           </w:p>
         </w:tc>
@@ -12937,7 +13017,7 @@
                 <w:b w:val="0"/>
                 <w:sz w:val="22"/>
               </w:rPr>
-              <w:t>40</w:t>
+              <w:t>37</w:t>
             </w:r>
           </w:p>
         </w:tc>
@@ -12957,7 +13037,7 @@
                 <w:b w:val="0"/>
                 <w:sz w:val="22"/>
               </w:rPr>
-              <w:t>承上，改選「僅儲存，不要求重測」，已通過的學員應維持通過；選「取消」則不儲存。</w:t>
+              <w:t>刪除一題已有學員作答的題目並確認，該題不應再出現於之後的作答；已作答學員的紀錄與成績應完整保留、仍可回看。</w:t>
             </w:r>
           </w:p>
         </w:tc>
@@ -13017,7 +13097,7 @@
                 <w:b w:val="0"/>
                 <w:sz w:val="22"/>
               </w:rPr>
-              <w:t>41</w:t>
+              <w:t>38</w:t>
             </w:r>
           </w:p>
         </w:tc>
@@ -13037,7 +13117,7 @@
                 <w:b w:val="0"/>
                 <w:sz w:val="22"/>
               </w:rPr>
-              <w:t>於「課後問卷」區按「新增問卷」，於「新增課後問卷」視窗填名稱按「建立」，同一視窗應隨即切換為題目編輯。</w:t>
+              <w:t>已發布課程的測驗只剩 1 題時刪除該題，應擋下並提示不可刪除最後一題。</w:t>
             </w:r>
           </w:p>
         </w:tc>
@@ -13097,7 +13177,7 @@
                 <w:b w:val="0"/>
                 <w:sz w:val="22"/>
               </w:rPr>
-              <w:t>42</w:t>
+              <w:t>39</w:t>
             </w:r>
           </w:p>
         </w:tc>
@@ -13117,7 +13197,7 @@
                 <w:b w:val="0"/>
                 <w:sz w:val="22"/>
               </w:rPr>
-              <w:t>對一門已有課後問卷的課程再按「新增問卷」，應擋下並提示一門課程僅可建立 1 份（未擋下會出現兩份問卷，學員不知該填哪份）。</w:t>
+              <w:t>對已有學員通過的測驗新增一題並儲存，應跳出「是否要求已通過的學員重新測驗？」並顯示通過人數；選「儲存並要求重測」後，該學員的測驗應回到未完成並收到通知信。</w:t>
             </w:r>
           </w:p>
         </w:tc>
@@ -13177,7 +13257,7 @@
                 <w:b w:val="0"/>
                 <w:sz w:val="22"/>
               </w:rPr>
-              <w:t>43</w:t>
+              <w:t>40</w:t>
             </w:r>
           </w:p>
         </w:tc>
@@ -13197,7 +13277,7 @@
                 <w:b w:val="0"/>
                 <w:sz w:val="22"/>
               </w:rPr>
-              <w:t>問卷尚無題目時，視窗內應出現「套用模板」，套用後帶入一組題目且可自由增刪修改。</w:t>
+              <w:t>承上，改選「僅儲存，不要求重測」，已通過的學員應維持通過；選「取消」則不儲存。</w:t>
             </w:r>
           </w:p>
         </w:tc>
@@ -13257,7 +13337,7 @@
                 <w:b w:val="0"/>
                 <w:sz w:val="22"/>
               </w:rPr>
-              <w:t>44</w:t>
+              <w:t>41</w:t>
             </w:r>
           </w:p>
         </w:tc>
@@ -13277,7 +13357,7 @@
                 <w:b w:val="0"/>
                 <w:sz w:val="22"/>
               </w:rPr>
-              <w:t>問卷已有題目後重新開啟視窗，應不再提供「套用模板」。</w:t>
+              <w:t>於「課後問卷」區按「新增問卷」，於「新增課後問卷」視窗填名稱按「建立」，同一視窗應隨即切換為題目編輯。</w:t>
             </w:r>
           </w:p>
         </w:tc>
@@ -13337,7 +13417,7 @@
                 <w:b w:val="0"/>
                 <w:sz w:val="22"/>
               </w:rPr>
-              <w:t>45</w:t>
+              <w:t>42</w:t>
             </w:r>
           </w:p>
         </w:tc>
@@ -13357,7 +13437,7 @@
                 <w:b w:val="0"/>
                 <w:sz w:val="22"/>
               </w:rPr>
-              <w:t>將一題由單選改為問答，原本已填的選項應被清空。</w:t>
+              <w:t>對一門已有課後問卷的課程再按「新增問卷」，應擋下並提示一門課程僅可建立 1 份（未擋下會出現兩份問卷，學員不知該填哪份）。</w:t>
             </w:r>
           </w:p>
         </w:tc>
@@ -13417,7 +13497,7 @@
                 <w:b w:val="0"/>
                 <w:sz w:val="22"/>
               </w:rPr>
-              <w:t>46</w:t>
+              <w:t>43</w:t>
             </w:r>
           </w:p>
         </w:tc>
@@ -13437,7 +13517,7 @@
                 <w:b w:val="0"/>
                 <w:sz w:val="22"/>
               </w:rPr>
-              <w:t>已有學員填答的問卷，卡片上的「編輯」按鈕應呈灰色不可按，滑鼠移上去應說明已有學員填答、此時僅可停用問卷。</w:t>
+              <w:t>問卷尚無題目時，視窗內應出現「套用模板」，套用後帶入一組題目且可自由增刪修改。</w:t>
             </w:r>
           </w:p>
         </w:tc>
@@ -13497,7 +13577,7 @@
                 <w:b w:val="0"/>
                 <w:sz w:val="22"/>
               </w:rPr>
-              <w:t>47</w:t>
+              <w:t>44</w:t>
             </w:r>
           </w:p>
         </w:tc>
@@ -13517,7 +13597,7 @@
                 <w:b w:val="0"/>
                 <w:sz w:val="22"/>
               </w:rPr>
-              <w:t>將已有學員填答的問卷停用，學員端應不再顯示填寫入口，已填寫的內容仍保留。</w:t>
+              <w:t>問卷已有題目後重新開啟視窗，應不再提供「套用模板」。</w:t>
             </w:r>
           </w:p>
         </w:tc>
@@ -13577,7 +13657,7 @@
                 <w:b w:val="0"/>
                 <w:sz w:val="22"/>
               </w:rPr>
-              <w:t>48</w:t>
+              <w:t>45</w:t>
             </w:r>
           </w:p>
         </w:tc>
@@ -13597,7 +13677,7 @@
                 <w:b w:val="0"/>
                 <w:sz w:val="22"/>
               </w:rPr>
-              <w:t>草稿課程的問卷應只提供刪除；已發布課程的問卷應只提供停用、不提供刪除。</w:t>
+              <w:t>將一題由單選改為問答，原本已填的選項應被清空。</w:t>
             </w:r>
           </w:p>
         </w:tc>
@@ -13657,7 +13737,7 @@
                 <w:b w:val="0"/>
                 <w:sz w:val="22"/>
               </w:rPr>
-              <w:t>49</w:t>
+              <w:t>46</w:t>
             </w:r>
           </w:p>
         </w:tc>
@@ -13677,7 +13757,7 @@
                 <w:b w:val="0"/>
                 <w:sz w:val="22"/>
               </w:rPr>
-              <w:t>一門沒有任何章節的課程按「儲存並發布」，視窗應列出缺章節並說明該去哪裡補，視窗只有「關閉」可按。</w:t>
+              <w:t>已有學員填答的問卷，卡片上的「編輯」按鈕應呈灰色不可按，滑鼠移上去應說明已有學員填答、此時僅可停用問卷。</w:t>
             </w:r>
           </w:p>
         </w:tc>
@@ -13737,7 +13817,7 @@
                 <w:b w:val="0"/>
                 <w:sz w:val="22"/>
               </w:rPr>
-              <w:t>50</w:t>
+              <w:t>47</w:t>
             </w:r>
           </w:p>
         </w:tc>
@@ -13757,7 +13837,7 @@
                 <w:b w:val="0"/>
                 <w:sz w:val="22"/>
               </w:rPr>
-              <w:t>有章節但該章節沒有任何教材或測驗時按「儲存並發布」，視窗應列出缺漏；關閉視窗後該章節應以紅框標示。</w:t>
+              <w:t>將已有學員填答的問卷停用，學員端應不再顯示填寫入口，已填寫的內容仍保留。</w:t>
             </w:r>
           </w:p>
         </w:tc>
@@ -13817,7 +13897,7 @@
                 <w:b w:val="0"/>
                 <w:sz w:val="22"/>
               </w:rPr>
-              <w:t>51</w:t>
+              <w:t>48</w:t>
             </w:r>
           </w:p>
         </w:tc>
@@ -13837,7 +13917,7 @@
                 <w:b w:val="0"/>
                 <w:sz w:val="22"/>
               </w:rPr>
-              <w:t>未設定任何受訓對象、起訖時間未填齊時按「儲存並發布」，視窗應一併列出；關閉視窗後該兩欄以紅框標示，補填後紅框隨即消失。</w:t>
+              <w:t>草稿課程的問卷應只提供刪除；已發布課程的問卷應只提供停用、不提供刪除。</w:t>
             </w:r>
           </w:p>
         </w:tc>
@@ -13897,7 +13977,7 @@
                 <w:b w:val="0"/>
                 <w:sz w:val="22"/>
               </w:rPr>
-              <w:t>52</w:t>
+              <w:t>49</w:t>
             </w:r>
           </w:p>
         </w:tc>
@@ -13917,7 +13997,7 @@
                 <w:b w:val="0"/>
                 <w:sz w:val="22"/>
               </w:rPr>
-              <w:t>某份測驗各題配分總和不等於 100 時按「儲存並發布」，視窗應列出該測驗配分不符，關閉後該測驗以紅框標示。</w:t>
+              <w:t>一門沒有任何章節的課程按「儲存並發布」，視窗應列出缺章節並說明該去哪裡補，視窗只有「關閉」可按。</w:t>
             </w:r>
           </w:p>
         </w:tc>
@@ -13977,7 +14057,7 @@
                 <w:b w:val="0"/>
                 <w:sz w:val="22"/>
               </w:rPr>
-              <w:t>53</w:t>
+              <w:t>50</w:t>
             </w:r>
           </w:p>
         </w:tc>
@@ -13997,7 +14077,7 @@
                 <w:b w:val="0"/>
                 <w:sz w:val="22"/>
               </w:rPr>
-              <w:t>草稿課程已建立問卷但問卷沒有任何題目時按「儲存並發布」，應一併擋下；將該問卷刪除後應即可發布。</w:t>
+              <w:t>有章節但該章節沒有任何教材或測驗時按「儲存並發布」，視窗應列出缺漏；關閉視窗後該章節應以紅框標示。</w:t>
             </w:r>
           </w:p>
         </w:tc>
@@ -14057,7 +14137,7 @@
                 <w:b w:val="0"/>
                 <w:sz w:val="22"/>
               </w:rPr>
-              <w:t>54</w:t>
+              <w:t>51</w:t>
             </w:r>
           </w:p>
         </w:tc>
@@ -14077,7 +14157,7 @@
                 <w:b w:val="0"/>
                 <w:sz w:val="22"/>
               </w:rPr>
-              <w:t>全部檢核通過後按「確認發布」，課程狀態應轉為「已發布」，並顯示依受訓對象帶入的學員人數與一組 8 碼邀請碼，該批學員各收到一封通知信；課程建立者本人不應被加入。</w:t>
+              <w:t>未設定任何受訓對象、起訖時間未填齊時按「儲存並發布」，視窗應一併列出；關閉視窗後該兩欄以紅框標示，補填後紅框隨即消失。</w:t>
             </w:r>
           </w:p>
         </w:tc>
@@ -14137,7 +14217,7 @@
                 <w:b w:val="0"/>
                 <w:sz w:val="22"/>
               </w:rPr>
-              <w:t>55</w:t>
+              <w:t>52</w:t>
             </w:r>
           </w:p>
         </w:tc>
@@ -14157,7 +14237,7 @@
                 <w:b w:val="0"/>
                 <w:sz w:val="22"/>
               </w:rPr>
-              <w:t>發布後重新整理編輯頁，上方顯示的邀請碼應為同一組，且畫面不提供重新產生。</w:t>
+              <w:t>某份測驗各題配分總和不等於 100 時按「儲存並發布」，視窗應列出該測驗配分不符，關閉後該測驗以紅框標示。</w:t>
             </w:r>
           </w:p>
         </w:tc>
@@ -14217,7 +14297,7 @@
                 <w:b w:val="0"/>
                 <w:sz w:val="22"/>
               </w:rPr>
-              <w:t>56</w:t>
+              <w:t>53</w:t>
             </w:r>
           </w:p>
         </w:tc>
@@ -14237,7 +14317,7 @@
                 <w:b w:val="0"/>
                 <w:sz w:val="22"/>
               </w:rPr>
-              <w:t>發布一門受訓對象沒有任何相符學員的課程，應顯示課程已發布但無學員符合受訓對象的警告，並提示可改用邀請碼。</w:t>
+              <w:t>草稿課程已建立問卷但問卷沒有任何題目時按「儲存並發布」，應一併擋下；將該問卷刪除後應即可發布。</w:t>
             </w:r>
           </w:p>
         </w:tc>
@@ -14297,7 +14377,7 @@
                 <w:b w:val="0"/>
                 <w:sz w:val="22"/>
               </w:rPr>
-              <w:t>57</w:t>
+              <w:t>54</w:t>
             </w:r>
           </w:p>
         </w:tc>
@@ -14317,7 +14397,7 @@
                 <w:b w:val="0"/>
                 <w:sz w:val="22"/>
               </w:rPr>
-              <w:t>已發布課程新增一個章節並儲存，所有已加入的學員應收到通知信。</w:t>
+              <w:t>全部檢核通過後按「確認發布」，課程狀態應轉為「已發布」，並顯示依受訓對象帶入的學員人數與一組 8 碼邀請碼，該批學員各收到一封通知信；課程建立者本人不應被加入。</w:t>
             </w:r>
           </w:p>
         </w:tc>
@@ -14377,7 +14457,7 @@
                 <w:b w:val="0"/>
                 <w:sz w:val="22"/>
               </w:rPr>
-              <w:t>58</w:t>
+              <w:t>55</w:t>
             </w:r>
           </w:p>
         </w:tc>
@@ -14397,7 +14477,7 @@
                 <w:b w:val="0"/>
                 <w:sz w:val="22"/>
               </w:rPr>
-              <w:t>已發布課程新增一份教材並儲存，已完課學員的完課狀態應回退為「進行中」，其已填寫的課後問卷不需重填。</w:t>
+              <w:t>發布後離開編輯頁再進入，上方顯示的邀請碼應為同一組，且畫面不提供重新產生。</w:t>
             </w:r>
           </w:p>
         </w:tc>
@@ -14457,7 +14537,7 @@
                 <w:b w:val="0"/>
                 <w:sz w:val="22"/>
               </w:rPr>
-              <w:t>59</w:t>
+              <w:t>56</w:t>
             </w:r>
           </w:p>
         </w:tc>
@@ -14477,7 +14557,7 @@
                 <w:b w:val="0"/>
                 <w:sz w:val="22"/>
               </w:rPr>
-              <w:t>「邀請學員」按鈕應僅於課程已發布時顯示於標題列右上，草稿與已關閉狀態皆不顯示。</w:t>
+              <w:t>發布一門受訓對象沒有任何相符學員的課程，應顯示課程已發布但無學員符合受訓對象的警告，並提示可改用邀請碼。</w:t>
             </w:r>
           </w:p>
         </w:tc>
@@ -14537,7 +14617,7 @@
                 <w:b w:val="0"/>
                 <w:sz w:val="22"/>
               </w:rPr>
-              <w:t>60</w:t>
+              <w:t>57</w:t>
             </w:r>
           </w:p>
         </w:tc>
@@ -14557,7 +14637,7 @@
                 <w:b w:val="0"/>
                 <w:sz w:val="22"/>
               </w:rPr>
-              <w:t>於「Email 邀請（補件）」輸入一組全為既有帳號的名單，按「下一步」顯示預覽後按「確認寄出」，各收件人應收到邀請信，且立即出現在 ET02 學員學習表現的清單中（不需要他們做任何事）。</w:t>
+              <w:t>已發布課程新增一個章節並儲存，所有已加入的學員應收到通知信。</w:t>
             </w:r>
           </w:p>
         </w:tc>
@@ -14617,7 +14697,7 @@
                 <w:b w:val="0"/>
                 <w:sz w:val="22"/>
               </w:rPr>
-              <w:t>61</w:t>
+              <w:t>58</w:t>
             </w:r>
           </w:p>
         </w:tc>
@@ -14637,7 +14717,7 @@
                 <w:b w:val="0"/>
                 <w:sz w:val="22"/>
               </w:rPr>
-              <w:t>名單中含尚未建立帳號的 Email 時，應整批不寄出任何一封，並列出是哪幾筆查無帳號。</w:t>
+              <w:t>已發布課程新增一份教材並儲存，已完課學員的完課狀態應回退為「進行中」，其已填寫的課後問卷不需重填。</w:t>
             </w:r>
           </w:p>
         </w:tc>
@@ -14697,7 +14777,7 @@
                 <w:b w:val="0"/>
                 <w:sz w:val="22"/>
               </w:rPr>
-              <w:t>62</w:t>
+              <w:t>59</w:t>
             </w:r>
           </w:p>
         </w:tc>
@@ -14717,7 +14797,7 @@
                 <w:b w:val="0"/>
                 <w:sz w:val="22"/>
               </w:rPr>
-              <w:t>名單中含已停用的帳號時，應整批不寄出任何一封，並列出是哪幾個帳號已停用。</w:t>
+              <w:t>「邀請學員」按鈕應僅於課程已發布時顯示於標題列右上，草稿與已關閉狀態皆不顯示。</w:t>
             </w:r>
           </w:p>
         </w:tc>
@@ -14777,7 +14857,7 @@
                 <w:b w:val="0"/>
                 <w:sz w:val="22"/>
               </w:rPr>
-              <w:t>63</w:t>
+              <w:t>60</w:t>
             </w:r>
           </w:p>
         </w:tc>
@@ -14797,7 +14877,7 @@
                 <w:b w:val="0"/>
                 <w:sz w:val="22"/>
               </w:rPr>
-              <w:t>邀請信預覽的主旨與內文應不可編輯，且不含任何一位收件人的稱謂（以佔位字樣呈現）；信中連結應為課程學習頁。</w:t>
+              <w:t>於「Email 邀請（補件）」輸入一組全為既有帳號的名單，按「下一步」顯示預覽後按「確認寄出」，各收件人應收到邀請信，且立即出現在 ET02 學員學習表現的清單中（不需要他們做任何事）。</w:t>
             </w:r>
           </w:p>
         </w:tc>
@@ -14857,7 +14937,7 @@
                 <w:b w:val="0"/>
                 <w:sz w:val="22"/>
               </w:rPr>
-              <w:t>64</w:t>
+              <w:t>61</w:t>
             </w:r>
           </w:p>
         </w:tc>
@@ -14877,7 +14957,7 @@
                 <w:b w:val="0"/>
                 <w:sz w:val="22"/>
               </w:rPr>
-              <w:t>邀請錯人時，於 ET02 學員學習表現對該員按「移除」應可將其移出課程（已無「撤回邀請」）。</w:t>
+              <w:t>名單中含尚未建立帳號的 Email 時，應整批不寄出任何一封，並列出是哪幾筆查無帳號。</w:t>
             </w:r>
           </w:p>
         </w:tc>
@@ -14937,7 +15017,7 @@
                 <w:b w:val="0"/>
                 <w:sz w:val="22"/>
               </w:rPr>
-              <w:t>65</w:t>
+              <w:t>62</w:t>
             </w:r>
           </w:p>
         </w:tc>
@@ -14957,7 +15037,7 @@
                 <w:b w:val="0"/>
                 <w:sz w:val="22"/>
               </w:rPr>
-              <w:t>於「邀請碼」分頁取得邀請碼，學員於「我的課程 → 加入新課程」輸入該碼應可加入本課程。</w:t>
+              <w:t>名單中含已停用的帳號時，應整批不寄出任何一封，並列出是哪幾個帳號已停用。</w:t>
             </w:r>
           </w:p>
         </w:tc>
@@ -15017,7 +15097,7 @@
                 <w:b w:val="0"/>
                 <w:sz w:val="22"/>
               </w:rPr>
-              <w:t>66</w:t>
+              <w:t>63</w:t>
             </w:r>
           </w:p>
         </w:tc>
@@ -15037,7 +15117,7 @@
                 <w:b w:val="0"/>
                 <w:sz w:val="22"/>
               </w:rPr>
-              <w:t>按標題列右上「關閉課程」並於視窗按「確認關閉」，課程狀態應立即轉為「已關閉」。</w:t>
+              <w:t>邀請信預覽的主旨與內文應不可編輯，且不含任何一位收件人的稱謂（以佔位字樣呈現）；信中連結應為課程學習頁。</w:t>
             </w:r>
           </w:p>
         </w:tc>
@@ -15097,7 +15177,7 @@
                 <w:b w:val="0"/>
                 <w:sz w:val="22"/>
               </w:rPr>
-              <w:t>67</w:t>
+              <w:t>64</w:t>
             </w:r>
           </w:p>
         </w:tc>
@@ -15117,7 +15197,7 @@
                 <w:b w:val="0"/>
                 <w:sz w:val="22"/>
               </w:rPr>
-              <w:t>課程關閉後，學員於「我的課程」仍應看得到該課程並標示已關閉，且可唯讀回看已學過的內容與成績。</w:t>
+              <w:t>邀請錯人時，於 ET02 學員學習表現對該員按「移除」應可將其移出課程（已無「撤回邀請」）。</w:t>
             </w:r>
           </w:p>
         </w:tc>
@@ -15177,7 +15257,7 @@
                 <w:b w:val="0"/>
                 <w:sz w:val="22"/>
               </w:rPr>
-              <w:t>68</w:t>
+              <w:t>65</w:t>
             </w:r>
           </w:p>
         </w:tc>
@@ -15197,7 +15277,7 @@
                 <w:b w:val="0"/>
                 <w:sz w:val="22"/>
               </w:rPr>
-              <w:t>課程關閉後，學員應不能累積新進度、不能開始新的測驗作答、不能解鎖新章節、不能填寫課後問卷。</w:t>
+              <w:t>於「邀請碼」分頁取得邀請碼，學員於「我的課程 → 加入新課程」輸入該碼應可加入本課程。</w:t>
             </w:r>
           </w:p>
         </w:tc>
@@ -15257,7 +15337,7 @@
                 <w:b w:val="0"/>
                 <w:sz w:val="22"/>
               </w:rPr>
-              <w:t>69</w:t>
+              <w:t>66</w:t>
             </w:r>
           </w:p>
         </w:tc>
@@ -15277,7 +15357,7 @@
                 <w:b w:val="0"/>
                 <w:sz w:val="22"/>
               </w:rPr>
-              <w:t>於學員作答中關閉課程，該次作答應仍可完成並計分；交卷後不能再開始新的作答。</w:t>
+              <w:t>按標題列右上「關閉課程」並於視窗按「確認關閉」，課程狀態應立即轉為「已關閉」。</w:t>
             </w:r>
           </w:p>
         </w:tc>
@@ -15337,7 +15417,7 @@
                 <w:b w:val="0"/>
                 <w:sz w:val="22"/>
               </w:rPr>
-              <w:t>70</w:t>
+              <w:t>67</w:t>
             </w:r>
           </w:p>
         </w:tc>
@@ -15357,7 +15437,7 @@
                 <w:b w:val="0"/>
                 <w:sz w:val="22"/>
               </w:rPr>
-              <w:t>課程關閉期間教師仍應可編輯課程內容並儲存，但「邀請學員」按鈕不顯示，且 ET02 不可重置重考次數。</w:t>
+              <w:t>課程關閉後，學員於「我的課程」仍應看得到該課程並標示已關閉，且可唯讀回看已學過的內容與成績。</w:t>
             </w:r>
           </w:p>
         </w:tc>
@@ -15417,7 +15497,7 @@
                 <w:b w:val="0"/>
                 <w:sz w:val="22"/>
               </w:rPr>
-              <w:t>71</w:t>
+              <w:t>68</w:t>
             </w:r>
           </w:p>
         </w:tc>
@@ -15437,7 +15517,7 @@
                 <w:b w:val="0"/>
                 <w:sz w:val="22"/>
               </w:rPr>
-              <w:t>課程關閉期間學員於「加入新課程」輸入該課程的邀請碼，應被擋下。</w:t>
+              <w:t>課程關閉後，學員應不能累積新進度、不能開始新的測驗作答、不能解鎖新章節、不能填寫課後問卷。</w:t>
             </w:r>
           </w:p>
         </w:tc>
@@ -15497,7 +15577,7 @@
                 <w:b w:val="0"/>
                 <w:sz w:val="22"/>
               </w:rPr>
-              <w:t>72</w:t>
+              <w:t>69</w:t>
             </w:r>
           </w:p>
         </w:tc>
@@ -15517,7 +15597,7 @@
                 <w:b w:val="0"/>
                 <w:sz w:val="22"/>
               </w:rPr>
-              <w:t>按「再開課」時基本資料的兩個時間欄位應就地清空並標為必填，底部動作列應換成「取消再開課」與「確認再開課」；未填妥不能送出。</w:t>
+              <w:t>於學員作答中關閉課程，該次作答應仍可完成並計分；交卷後不能再開始新的作答。</w:t>
             </w:r>
           </w:p>
         </w:tc>
@@ -15577,7 +15657,7 @@
                 <w:b w:val="0"/>
                 <w:sz w:val="22"/>
               </w:rPr>
-              <w:t>73</w:t>
+              <w:t>70</w:t>
             </w:r>
           </w:p>
         </w:tc>
@@ -15597,7 +15677,7 @@
                 <w:b w:val="0"/>
                 <w:sz w:val="22"/>
               </w:rPr>
-              <w:t>按「再開課」清空時間後改按「取消再開課」，兩個時間欄位應還原成原本的值，且課程資料未被更動。</w:t>
+              <w:t>課程關閉期間教師仍應可編輯課程內容並儲存，但「邀請學員」按鈕不顯示，且 ET02 不可重置重考次數。</w:t>
             </w:r>
           </w:p>
         </w:tc>
@@ -15657,7 +15737,7 @@
                 <w:b w:val="0"/>
                 <w:sz w:val="22"/>
               </w:rPr>
-              <w:t>74</w:t>
+              <w:t>71</w:t>
             </w:r>
           </w:p>
         </w:tc>
@@ -15677,7 +15757,7 @@
                 <w:b w:val="0"/>
                 <w:sz w:val="22"/>
               </w:rPr>
-              <w:t>再開課的新起始時間填在過去的日期應可送出；訖止時間早於起始時間時應擋下並提示。</w:t>
+              <w:t>課程關閉期間學員於「加入新課程」輸入該課程的邀請碼，應被擋下。</w:t>
             </w:r>
           </w:p>
         </w:tc>
@@ -15737,7 +15817,7 @@
                 <w:b w:val="0"/>
                 <w:sz w:val="22"/>
               </w:rPr>
-              <w:t>75</w:t>
+              <w:t>72</w:t>
             </w:r>
           </w:p>
         </w:tc>
@@ -15757,7 +15837,7 @@
                 <w:b w:val="0"/>
                 <w:sz w:val="22"/>
               </w:rPr>
-              <w:t>再開課完成後畫面上的起訖時間應立即顯示為剛剛填入的值，不需離開頁面再進來。</w:t>
+              <w:t>按「再開課」時基本資料的兩個時間欄位應就地清空並標為必填，底部動作列應換成「取消再開課」與「確認再開課」；未填妥不能送出。</w:t>
             </w:r>
           </w:p>
         </w:tc>
@@ -15817,6 +15897,246 @@
                 <w:b w:val="0"/>
                 <w:sz w:val="22"/>
               </w:rPr>
+              <w:t>73</w:t>
+            </w:r>
+          </w:p>
+        </w:tc>
+        <w:tc>
+          <w:tcPr>
+            <w:tcW w:type="dxa" w:w="6236"/>
+          </w:tcPr>
+          <w:p>
+            <w:pPr>
+              <w:spacing w:before="40" w:after="40"/>
+              <w:jc w:val="left"/>
+            </w:pPr>
+            <w:r/>
+            <w:r>
+              <w:rPr>
+                <w:rFonts w:ascii="標楷體" w:hAnsi="標楷體" w:eastAsia="標楷體"/>
+                <w:b w:val="0"/>
+                <w:sz w:val="22"/>
+              </w:rPr>
+              <w:t>按「再開課」清空時間後改按「取消再開課」，兩個時間欄位應還原成原本的值，且課程資料未被更動。</w:t>
+            </w:r>
+          </w:p>
+        </w:tc>
+        <w:tc>
+          <w:tcPr>
+            <w:tcW w:type="dxa" w:w="1247"/>
+          </w:tcPr>
+          <w:p>
+            <w:pPr>
+              <w:spacing w:before="40" w:after="40"/>
+              <w:jc w:val="center"/>
+            </w:pPr>
+            <w:r/>
+            <w:r>
+              <w:rPr>
+                <w:rFonts w:ascii="標楷體" w:hAnsi="標楷體" w:eastAsia="標楷體"/>
+                <w:b w:val="0"/>
+                <w:sz w:val="24"/>
+              </w:rPr>
+            </w:r>
+          </w:p>
+        </w:tc>
+        <w:tc>
+          <w:tcPr>
+            <w:tcW w:type="dxa" w:w="1247"/>
+          </w:tcPr>
+          <w:p>
+            <w:pPr>
+              <w:spacing w:before="40" w:after="40"/>
+              <w:jc w:val="center"/>
+            </w:pPr>
+            <w:r/>
+            <w:r>
+              <w:rPr>
+                <w:rFonts w:ascii="標楷體" w:hAnsi="標楷體" w:eastAsia="標楷體"/>
+                <w:b w:val="0"/>
+                <w:sz w:val="24"/>
+              </w:rPr>
+            </w:r>
+          </w:p>
+        </w:tc>
+      </w:tr>
+      <w:tr>
+        <w:tc>
+          <w:tcPr>
+            <w:tcW w:type="dxa" w:w="907"/>
+          </w:tcPr>
+          <w:p>
+            <w:pPr>
+              <w:spacing w:before="40" w:after="40"/>
+              <w:jc w:val="center"/>
+            </w:pPr>
+            <w:r/>
+            <w:r>
+              <w:rPr>
+                <w:rFonts w:ascii="標楷體" w:hAnsi="標楷體" w:eastAsia="標楷體"/>
+                <w:b w:val="0"/>
+                <w:sz w:val="22"/>
+              </w:rPr>
+              <w:t>74</w:t>
+            </w:r>
+          </w:p>
+        </w:tc>
+        <w:tc>
+          <w:tcPr>
+            <w:tcW w:type="dxa" w:w="6236"/>
+          </w:tcPr>
+          <w:p>
+            <w:pPr>
+              <w:spacing w:before="40" w:after="40"/>
+              <w:jc w:val="left"/>
+            </w:pPr>
+            <w:r/>
+            <w:r>
+              <w:rPr>
+                <w:rFonts w:ascii="標楷體" w:hAnsi="標楷體" w:eastAsia="標楷體"/>
+                <w:b w:val="0"/>
+                <w:sz w:val="22"/>
+              </w:rPr>
+              <w:t>再開課的新起始時間填在過去的日期應可送出；訖止時間早於起始時間時應擋下並提示。</w:t>
+            </w:r>
+          </w:p>
+        </w:tc>
+        <w:tc>
+          <w:tcPr>
+            <w:tcW w:type="dxa" w:w="1247"/>
+          </w:tcPr>
+          <w:p>
+            <w:pPr>
+              <w:spacing w:before="40" w:after="40"/>
+              <w:jc w:val="center"/>
+            </w:pPr>
+            <w:r/>
+            <w:r>
+              <w:rPr>
+                <w:rFonts w:ascii="標楷體" w:hAnsi="標楷體" w:eastAsia="標楷體"/>
+                <w:b w:val="0"/>
+                <w:sz w:val="24"/>
+              </w:rPr>
+            </w:r>
+          </w:p>
+        </w:tc>
+        <w:tc>
+          <w:tcPr>
+            <w:tcW w:type="dxa" w:w="1247"/>
+          </w:tcPr>
+          <w:p>
+            <w:pPr>
+              <w:spacing w:before="40" w:after="40"/>
+              <w:jc w:val="center"/>
+            </w:pPr>
+            <w:r/>
+            <w:r>
+              <w:rPr>
+                <w:rFonts w:ascii="標楷體" w:hAnsi="標楷體" w:eastAsia="標楷體"/>
+                <w:b w:val="0"/>
+                <w:sz w:val="24"/>
+              </w:rPr>
+            </w:r>
+          </w:p>
+        </w:tc>
+      </w:tr>
+      <w:tr>
+        <w:tc>
+          <w:tcPr>
+            <w:tcW w:type="dxa" w:w="907"/>
+          </w:tcPr>
+          <w:p>
+            <w:pPr>
+              <w:spacing w:before="40" w:after="40"/>
+              <w:jc w:val="center"/>
+            </w:pPr>
+            <w:r/>
+            <w:r>
+              <w:rPr>
+                <w:rFonts w:ascii="標楷體" w:hAnsi="標楷體" w:eastAsia="標楷體"/>
+                <w:b w:val="0"/>
+                <w:sz w:val="22"/>
+              </w:rPr>
+              <w:t>75</w:t>
+            </w:r>
+          </w:p>
+        </w:tc>
+        <w:tc>
+          <w:tcPr>
+            <w:tcW w:type="dxa" w:w="6236"/>
+          </w:tcPr>
+          <w:p>
+            <w:pPr>
+              <w:spacing w:before="40" w:after="40"/>
+              <w:jc w:val="left"/>
+            </w:pPr>
+            <w:r/>
+            <w:r>
+              <w:rPr>
+                <w:rFonts w:ascii="標楷體" w:hAnsi="標楷體" w:eastAsia="標楷體"/>
+                <w:b w:val="0"/>
+                <w:sz w:val="22"/>
+              </w:rPr>
+              <w:t>再開課完成後畫面上的起訖時間應立即顯示為剛剛填入的值，不需離開頁面再進來。</w:t>
+            </w:r>
+          </w:p>
+        </w:tc>
+        <w:tc>
+          <w:tcPr>
+            <w:tcW w:type="dxa" w:w="1247"/>
+          </w:tcPr>
+          <w:p>
+            <w:pPr>
+              <w:spacing w:before="40" w:after="40"/>
+              <w:jc w:val="center"/>
+            </w:pPr>
+            <w:r/>
+            <w:r>
+              <w:rPr>
+                <w:rFonts w:ascii="標楷體" w:hAnsi="標楷體" w:eastAsia="標楷體"/>
+                <w:b w:val="0"/>
+                <w:sz w:val="24"/>
+              </w:rPr>
+            </w:r>
+          </w:p>
+        </w:tc>
+        <w:tc>
+          <w:tcPr>
+            <w:tcW w:type="dxa" w:w="1247"/>
+          </w:tcPr>
+          <w:p>
+            <w:pPr>
+              <w:spacing w:before="40" w:after="40"/>
+              <w:jc w:val="center"/>
+            </w:pPr>
+            <w:r/>
+            <w:r>
+              <w:rPr>
+                <w:rFonts w:ascii="標楷體" w:hAnsi="標楷體" w:eastAsia="標楷體"/>
+                <w:b w:val="0"/>
+                <w:sz w:val="24"/>
+              </w:rPr>
+            </w:r>
+          </w:p>
+        </w:tc>
+      </w:tr>
+      <w:tr>
+        <w:tc>
+          <w:tcPr>
+            <w:tcW w:type="dxa" w:w="907"/>
+          </w:tcPr>
+          <w:p>
+            <w:pPr>
+              <w:spacing w:before="40" w:after="40"/>
+              <w:jc w:val="center"/>
+            </w:pPr>
+            <w:r/>
+            <w:r>
+              <w:rPr>
+                <w:rFonts w:ascii="標楷體" w:hAnsi="標楷體" w:eastAsia="標楷體"/>
+                <w:b w:val="0"/>
+                <w:sz w:val="22"/>
+              </w:rPr>
               <w:t>76</w:t>
             </w:r>
           </w:p>
@@ -15838,6 +16158,86 @@
                 <w:sz w:val="22"/>
               </w:rPr>
               <w:t>於關閉期間移除某項必要內容（如刪光教材）後按「確認再開課」，應跳出「再開課」視窗列出缺漏，關閉後缺漏處以紅框標示、畫面仍停在再開課模式；補齊後再按一次即可完成。</w:t>
+            </w:r>
+          </w:p>
+        </w:tc>
+        <w:tc>
+          <w:tcPr>
+            <w:tcW w:type="dxa" w:w="1247"/>
+          </w:tcPr>
+          <w:p>
+            <w:pPr>
+              <w:spacing w:before="40" w:after="40"/>
+              <w:jc w:val="center"/>
+            </w:pPr>
+            <w:r/>
+            <w:r>
+              <w:rPr>
+                <w:rFonts w:ascii="標楷體" w:hAnsi="標楷體" w:eastAsia="標楷體"/>
+                <w:b w:val="0"/>
+                <w:sz w:val="24"/>
+              </w:rPr>
+            </w:r>
+          </w:p>
+        </w:tc>
+        <w:tc>
+          <w:tcPr>
+            <w:tcW w:type="dxa" w:w="1247"/>
+          </w:tcPr>
+          <w:p>
+            <w:pPr>
+              <w:spacing w:before="40" w:after="40"/>
+              <w:jc w:val="center"/>
+            </w:pPr>
+            <w:r/>
+            <w:r>
+              <w:rPr>
+                <w:rFonts w:ascii="標楷體" w:hAnsi="標楷體" w:eastAsia="標楷體"/>
+                <w:b w:val="0"/>
+                <w:sz w:val="24"/>
+              </w:rPr>
+            </w:r>
+          </w:p>
+        </w:tc>
+      </w:tr>
+      <w:tr>
+        <w:tc>
+          <w:tcPr>
+            <w:tcW w:type="dxa" w:w="907"/>
+          </w:tcPr>
+          <w:p>
+            <w:pPr>
+              <w:spacing w:before="40" w:after="40"/>
+              <w:jc w:val="center"/>
+            </w:pPr>
+            <w:r/>
+            <w:r>
+              <w:rPr>
+                <w:rFonts w:ascii="標楷體" w:hAnsi="標楷體" w:eastAsia="標楷體"/>
+                <w:b w:val="0"/>
+                <w:sz w:val="22"/>
+              </w:rPr>
+              <w:t>76-1</w:t>
+            </w:r>
+          </w:p>
+        </w:tc>
+        <w:tc>
+          <w:tcPr>
+            <w:tcW w:type="dxa" w:w="6236"/>
+          </w:tcPr>
+          <w:p>
+            <w:pPr>
+              <w:spacing w:before="40" w:after="40"/>
+              <w:jc w:val="left"/>
+            </w:pPr>
+            <w:r/>
+            <w:r>
+              <w:rPr>
+                <w:rFonts w:ascii="標楷體" w:hAnsi="標楷體" w:eastAsia="標楷體"/>
+                <w:b w:val="0"/>
+                <w:sz w:val="22"/>
+              </w:rPr>
+              <w:t>關閉期間將課後問卷的題目刪光並停用該問卷，按「確認再開課」不應因問卷被擋下。</w:t>
             </w:r>
           </w:p>
         </w:tc>
@@ -16589,7 +16989,7 @@
                 <w:b w:val="0"/>
                 <w:sz w:val="22"/>
               </w:rPr>
-              <w:t>學員甲於第一個項目尚未完成時點第二個項目，應提示「請先完成本章節之影片學習」，內容區不切換。</w:t>
+              <w:t>學員甲於第一個項目尚未完成時點第二個項目，應提示「請先完成「（第一個項目名稱）」後解鎖」，內容區不切換。</w:t>
             </w:r>
           </w:p>
         </w:tc>
@@ -17389,7 +17789,7 @@
                 <w:b w:val="0"/>
                 <w:sz w:val="22"/>
               </w:rPr>
-              <w:t>作答測驗未及格後返回課程，點第二章的項目應提示「請通過本章節之測驗後解鎖」；重新作答及格後，第二章第一個項目應隨即開放。</w:t>
+              <w:t>作答測驗未及格後返回課程，點第二章的項目應提示「請先通過測驗「（測驗名稱）」後解鎖」；重新作答及格後，第二章第一個項目應隨即開放。</w:t>
             </w:r>
           </w:p>
         </w:tc>
@@ -19421,7 +19821,7 @@
                 <w:b w:val="0"/>
                 <w:sz w:val="22"/>
               </w:rPr>
-              <w:t>作答中點左側選單「我的課程」，應跳出確認視窗；按取消應留在作答畫面，已作答的內容不變。</w:t>
+              <w:t>作答中點左側選單「我的課程」，應跳出「離開作答」確認視窗；按「繼續作答」應留在作答畫面，已作答的內容不變。</w:t>
             </w:r>
           </w:p>
         </w:tc>
@@ -19501,7 +19901,7 @@
                 <w:b w:val="0"/>
                 <w:sz w:val="22"/>
               </w:rPr>
-              <w:t>承上，再點左側選單並於確認視窗按確定，應交卷並前往「我的課程」；回到測驗 A，歷次作答紀錄應出現該次成績，且不再有可接續的作答。</w:t>
+              <w:t>承上，再點左側選單並於確認視窗按「提交並離開」，應顯示「已提交本次作答」並前往「我的課程」；回到測驗 A，歷次作答紀錄應出現該次成績，且不再有可接續的作答。</w:t>
             </w:r>
           </w:p>
         </w:tc>
@@ -19741,7 +20141,7 @@
                 <w:b w:val="0"/>
                 <w:sz w:val="22"/>
               </w:rPr>
-              <w:t>開始作答、切換題目暫存 1 題後直接關閉瀏覽器分頁；重新進入測驗 A 按「開始作答」，應先顯示上一次以已暫存的那 1 題提交計分的成績。</w:t>
+              <w:t>開始作答、切換題目暫存 1 題後直接關閉瀏覽器分頁；重新進入測驗 A，測驗項目應提示「您上次的作答尚未提交…」；按「開始作答」，結果頁上方應顯示「您上次的作答未提交，已以暫存的作答自動提交。」，成績為以已暫存的那 1 題計分。</w:t>
             </w:r>
           </w:p>
         </w:tc>

--- a/docs/manuals/測試報告/ET-教育訓練文件管理模組.docx
+++ b/docs/manuals/測試報告/ET-教育訓練文件管理模組.docx
@@ -16318,6 +16318,86 @@
                 <w:sz w:val="22"/>
               </w:rPr>
               <w:t>再開課完成後課程應回到「已發布」，學員的學習進度與成績接續保留、原邀請碼恢復有效。</w:t>
+            </w:r>
+          </w:p>
+        </w:tc>
+        <w:tc>
+          <w:tcPr>
+            <w:tcW w:type="dxa" w:w="1247"/>
+          </w:tcPr>
+          <w:p>
+            <w:pPr>
+              <w:spacing w:before="40" w:after="40"/>
+              <w:jc w:val="center"/>
+            </w:pPr>
+            <w:r/>
+            <w:r>
+              <w:rPr>
+                <w:rFonts w:ascii="標楷體" w:hAnsi="標楷體" w:eastAsia="標楷體"/>
+                <w:b w:val="0"/>
+                <w:sz w:val="24"/>
+              </w:rPr>
+            </w:r>
+          </w:p>
+        </w:tc>
+        <w:tc>
+          <w:tcPr>
+            <w:tcW w:type="dxa" w:w="1247"/>
+          </w:tcPr>
+          <w:p>
+            <w:pPr>
+              <w:spacing w:before="40" w:after="40"/>
+              <w:jc w:val="center"/>
+            </w:pPr>
+            <w:r/>
+            <w:r>
+              <w:rPr>
+                <w:rFonts w:ascii="標楷體" w:hAnsi="標楷體" w:eastAsia="標楷體"/>
+                <w:b w:val="0"/>
+                <w:sz w:val="24"/>
+              </w:rPr>
+            </w:r>
+          </w:p>
+        </w:tc>
+      </w:tr>
+      <w:tr>
+        <w:tc>
+          <w:tcPr>
+            <w:tcW w:type="dxa" w:w="907"/>
+          </w:tcPr>
+          <w:p>
+            <w:pPr>
+              <w:spacing w:before="40" w:after="40"/>
+              <w:jc w:val="center"/>
+            </w:pPr>
+            <w:r/>
+            <w:r>
+              <w:rPr>
+                <w:rFonts w:ascii="標楷體" w:hAnsi="標楷體" w:eastAsia="標楷體"/>
+                <w:b w:val="0"/>
+                <w:sz w:val="22"/>
+              </w:rPr>
+              <w:t>77-1</w:t>
+            </w:r>
+          </w:p>
+        </w:tc>
+        <w:tc>
+          <w:tcPr>
+            <w:tcW w:type="dxa" w:w="6236"/>
+          </w:tcPr>
+          <w:p>
+            <w:pPr>
+              <w:spacing w:before="40" w:after="40"/>
+              <w:jc w:val="left"/>
+            </w:pPr>
+            <w:r/>
+            <w:r>
+              <w:rPr>
+                <w:rFonts w:ascii="標楷體" w:hAnsi="標楷體" w:eastAsia="標楷體"/>
+                <w:b w:val="0"/>
+                <w:sz w:val="22"/>
+              </w:rPr>
+              <w:t>關閉期間新增一組有相符學員的受訓對象後再開課，該組相符學員應被帶入課程並各收到一封邀請信；原已在課程中的學員不應重複收信。</w:t>
             </w:r>
           </w:p>
         </w:tc>

--- a/docs/manuals/測試報告/ET-教育訓練文件管理模組.docx
+++ b/docs/manuals/測試報告/ET-教育訓練文件管理模組.docx
@@ -226,7 +226,7 @@
           </w:tcPr>
           <w:p>
             <w:r>
-              <w:t>2026/10/16</w:t>
+              <w:t>2026/10/19</w:t>
             </w:r>
           </w:p>
         </w:tc>
@@ -384,7 +384,7 @@
               <w:jc w:val="center"/>
             </w:pPr>
             <w:r>
-              <w:t>2026/10/16</w:t>
+              <w:t>2026/10/19</w:t>
             </w:r>
           </w:p>
         </w:tc>
@@ -4201,6 +4201,86 @@
                 <w:b w:val="0"/>
                 <w:sz w:val="22"/>
               </w:rPr>
+              <w:t>21-1</w:t>
+            </w:r>
+          </w:p>
+        </w:tc>
+        <w:tc>
+          <w:tcPr>
+            <w:tcW w:type="dxa" w:w="6236"/>
+          </w:tcPr>
+          <w:p>
+            <w:pPr>
+              <w:spacing w:before="40" w:after="40"/>
+              <w:jc w:val="left"/>
+            </w:pPr>
+            <w:r/>
+            <w:r>
+              <w:rPr>
+                <w:rFonts w:ascii="標楷體" w:hAnsi="標楷體" w:eastAsia="標楷體"/>
+                <w:b w:val="0"/>
+                <w:sz w:val="22"/>
+              </w:rPr>
+              <w:t>承上，學員 G 再作答一次後，本頁「測驗一」的作答明細應於該次之前出現一列「重考次數已重置」與日期；先前兩次照常顯示、不標「前一輪」，平均成績取三次中的最高分。</w:t>
+            </w:r>
+          </w:p>
+        </w:tc>
+        <w:tc>
+          <w:tcPr>
+            <w:tcW w:type="dxa" w:w="1247"/>
+          </w:tcPr>
+          <w:p>
+            <w:pPr>
+              <w:spacing w:before="40" w:after="40"/>
+              <w:jc w:val="center"/>
+            </w:pPr>
+            <w:r/>
+            <w:r>
+              <w:rPr>
+                <w:rFonts w:ascii="標楷體" w:hAnsi="標楷體" w:eastAsia="標楷體"/>
+                <w:b w:val="0"/>
+                <w:sz w:val="24"/>
+              </w:rPr>
+            </w:r>
+          </w:p>
+        </w:tc>
+        <w:tc>
+          <w:tcPr>
+            <w:tcW w:type="dxa" w:w="1247"/>
+          </w:tcPr>
+          <w:p>
+            <w:pPr>
+              <w:spacing w:before="40" w:after="40"/>
+              <w:jc w:val="center"/>
+            </w:pPr>
+            <w:r/>
+            <w:r>
+              <w:rPr>
+                <w:rFonts w:ascii="標楷體" w:hAnsi="標楷體" w:eastAsia="標楷體"/>
+                <w:b w:val="0"/>
+                <w:sz w:val="24"/>
+              </w:rPr>
+            </w:r>
+          </w:p>
+        </w:tc>
+      </w:tr>
+      <w:tr>
+        <w:tc>
+          <w:tcPr>
+            <w:tcW w:type="dxa" w:w="907"/>
+          </w:tcPr>
+          <w:p>
+            <w:pPr>
+              <w:spacing w:before="40" w:after="40"/>
+              <w:jc w:val="center"/>
+            </w:pPr>
+            <w:r/>
+            <w:r>
+              <w:rPr>
+                <w:rFonts w:ascii="標楷體" w:hAnsi="標楷體" w:eastAsia="標楷體"/>
+                <w:b w:val="0"/>
+                <w:sz w:val="22"/>
+              </w:rPr>
               <w:t>22</w:t>
             </w:r>
           </w:p>
@@ -4222,6 +4302,86 @@
                 <w:sz w:val="22"/>
               </w:rPr>
               <w:t>於 ET05 修改「測驗一」並選「儲存並要求重測」，學員 K 重測兩次皆未及格後，本頁學員 K 的「已及格」標示應消失、「重置重考次數」可按。</w:t>
+            </w:r>
+          </w:p>
+        </w:tc>
+        <w:tc>
+          <w:tcPr>
+            <w:tcW w:type="dxa" w:w="1247"/>
+          </w:tcPr>
+          <w:p>
+            <w:pPr>
+              <w:spacing w:before="40" w:after="40"/>
+              <w:jc w:val="center"/>
+            </w:pPr>
+            <w:r/>
+            <w:r>
+              <w:rPr>
+                <w:rFonts w:ascii="標楷體" w:hAnsi="標楷體" w:eastAsia="標楷體"/>
+                <w:b w:val="0"/>
+                <w:sz w:val="24"/>
+              </w:rPr>
+            </w:r>
+          </w:p>
+        </w:tc>
+        <w:tc>
+          <w:tcPr>
+            <w:tcW w:type="dxa" w:w="1247"/>
+          </w:tcPr>
+          <w:p>
+            <w:pPr>
+              <w:spacing w:before="40" w:after="40"/>
+              <w:jc w:val="center"/>
+            </w:pPr>
+            <w:r/>
+            <w:r>
+              <w:rPr>
+                <w:rFonts w:ascii="標楷體" w:hAnsi="標楷體" w:eastAsia="標楷體"/>
+                <w:b w:val="0"/>
+                <w:sz w:val="24"/>
+              </w:rPr>
+            </w:r>
+          </w:p>
+        </w:tc>
+      </w:tr>
+      <w:tr>
+        <w:tc>
+          <w:tcPr>
+            <w:tcW w:type="dxa" w:w="907"/>
+          </w:tcPr>
+          <w:p>
+            <w:pPr>
+              <w:spacing w:before="40" w:after="40"/>
+              <w:jc w:val="center"/>
+            </w:pPr>
+            <w:r/>
+            <w:r>
+              <w:rPr>
+                <w:rFonts w:ascii="標楷體" w:hAnsi="標楷體" w:eastAsia="標楷體"/>
+                <w:b w:val="0"/>
+                <w:sz w:val="22"/>
+              </w:rPr>
+              <w:t>22-1</w:t>
+            </w:r>
+          </w:p>
+        </w:tc>
+        <w:tc>
+          <w:tcPr>
+            <w:tcW w:type="dxa" w:w="6236"/>
+          </w:tcPr>
+          <w:p>
+            <w:pPr>
+              <w:spacing w:before="40" w:after="40"/>
+              <w:jc w:val="left"/>
+            </w:pPr>
+            <w:r/>
+            <w:r>
+              <w:rPr>
+                <w:rFonts w:ascii="標楷體" w:hAnsi="標楷體" w:eastAsia="標楷體"/>
+                <w:b w:val="0"/>
+                <w:sz w:val="22"/>
+              </w:rPr>
+              <w:t>承上，學員 K「測驗一」的作答明細應於重測後第一次作答之前出現一列「教師要求重測（測驗內容已更新）」與日期，重測前的作答以灰色顯示並標「前一輪」且仍可開啟逐題明細；學員 K 的平均成績中，「測驗一」應只取重測後兩次中的較高分計入。</w:t>
             </w:r>
           </w:p>
         </w:tc>
@@ -9917,7 +10077,7 @@
                 <w:b w:val="0"/>
                 <w:sz w:val="22"/>
               </w:rPr>
-              <w:t>開啟一門草稿課程，標題列右上應只有「預覽課程」，底部動作列應有「刪除草稿」「取消」「儲存草稿」「儲存並發布」。</w:t>
+              <w:t>開啟一門草稿課程，標題列右上應不顯示任何操作按鈕（沒有「預覽課程」），底部動作列應有「刪除草稿」「取消」「儲存草稿」「儲存並發布」。</w:t>
             </w:r>
           </w:p>
         </w:tc>
@@ -9997,7 +10157,7 @@
                 <w:b w:val="0"/>
                 <w:sz w:val="22"/>
               </w:rPr>
-              <w:t>開啟一門已發布課程，底部動作列只剩「取消」「儲存」，標題列右上出現「預覽課程」「邀請學員」「關閉課程」。</w:t>
+              <w:t>開啟一門已發布課程，底部動作列只剩「取消」「儲存」，標題列右上出現「邀請學員」「關閉課程」，沒有「預覽課程」。</w:t>
             </w:r>
           </w:p>
         </w:tc>
@@ -10077,7 +10237,7 @@
                 <w:b w:val="0"/>
                 <w:sz w:val="22"/>
               </w:rPr>
-              <w:t>於草稿課程按「預覽課程」，應以學員視角開啟，全部章節皆可點選、測驗僅能檢視題目無法作答，且不留下任何學習進度。</w:t>
+              <w:t>以教師甲於「全部課程」點本人的已發布課程，應以學員視角開啟，全部章節皆可點選、測驗僅能檢視題目無法作答，且不留下任何學習進度；本人的草稿課程應不出現在「全部課程」。</w:t>
             </w:r>
           </w:p>
         </w:tc>
@@ -13197,7 +13357,7 @@
                 <w:b w:val="0"/>
                 <w:sz w:val="22"/>
               </w:rPr>
-              <w:t>對已有學員通過的測驗新增一題並儲存，應跳出「是否要求已通過的學員重新測驗？」並顯示通過人數；選「儲存並要求重測」後，該學員的測驗應回到未完成並收到通知信。</w:t>
+              <w:t>對已有學員作答的測驗新增一題並儲存，應跳出「是否要求學員重新測驗？」並顯示已作答人數（含未及格者）；選「儲存並要求重測」後，已通過與未及格的學員皆應收到通知信、該測驗回到未完成且作答次數重新計算。</w:t>
             </w:r>
           </w:p>
         </w:tc>
@@ -13257,6 +13417,86 @@
                 <w:b w:val="0"/>
                 <w:sz w:val="22"/>
               </w:rPr>
+              <w:t>39-1</w:t>
+            </w:r>
+          </w:p>
+        </w:tc>
+        <w:tc>
+          <w:tcPr>
+            <w:tcW w:type="dxa" w:w="6236"/>
+          </w:tcPr>
+          <w:p>
+            <w:pPr>
+              <w:spacing w:before="40" w:after="40"/>
+              <w:jc w:val="left"/>
+            </w:pPr>
+            <w:r/>
+            <w:r>
+              <w:rPr>
+                <w:rFonts w:ascii="標楷體" w:hAnsi="標楷體" w:eastAsia="標楷體"/>
+                <w:b w:val="0"/>
+                <w:sz w:val="22"/>
+              </w:rPr>
+              <w:t>承上，尚未作答的學員應不受影響、不收到通知信。</w:t>
+            </w:r>
+          </w:p>
+        </w:tc>
+        <w:tc>
+          <w:tcPr>
+            <w:tcW w:type="dxa" w:w="1247"/>
+          </w:tcPr>
+          <w:p>
+            <w:pPr>
+              <w:spacing w:before="40" w:after="40"/>
+              <w:jc w:val="center"/>
+            </w:pPr>
+            <w:r/>
+            <w:r>
+              <w:rPr>
+                <w:rFonts w:ascii="標楷體" w:hAnsi="標楷體" w:eastAsia="標楷體"/>
+                <w:b w:val="0"/>
+                <w:sz w:val="24"/>
+              </w:rPr>
+            </w:r>
+          </w:p>
+        </w:tc>
+        <w:tc>
+          <w:tcPr>
+            <w:tcW w:type="dxa" w:w="1247"/>
+          </w:tcPr>
+          <w:p>
+            <w:pPr>
+              <w:spacing w:before="40" w:after="40"/>
+              <w:jc w:val="center"/>
+            </w:pPr>
+            <w:r/>
+            <w:r>
+              <w:rPr>
+                <w:rFonts w:ascii="標楷體" w:hAnsi="標楷體" w:eastAsia="標楷體"/>
+                <w:b w:val="0"/>
+                <w:sz w:val="24"/>
+              </w:rPr>
+            </w:r>
+          </w:p>
+        </w:tc>
+      </w:tr>
+      <w:tr>
+        <w:tc>
+          <w:tcPr>
+            <w:tcW w:type="dxa" w:w="907"/>
+          </w:tcPr>
+          <w:p>
+            <w:pPr>
+              <w:spacing w:before="40" w:after="40"/>
+              <w:jc w:val="center"/>
+            </w:pPr>
+            <w:r/>
+            <w:r>
+              <w:rPr>
+                <w:rFonts w:ascii="標楷體" w:hAnsi="標楷體" w:eastAsia="標楷體"/>
+                <w:b w:val="0"/>
+                <w:sz w:val="22"/>
+              </w:rPr>
               <w:t>40</w:t>
             </w:r>
           </w:p>
@@ -13277,7 +13517,7 @@
                 <w:b w:val="0"/>
                 <w:sz w:val="22"/>
               </w:rPr>
-              <w:t>承上，改選「僅儲存，不要求重測」，已通過的學員應維持通過；選「取消」則不儲存。</w:t>
+              <w:t>承上，改選「僅儲存，不要求重測」，學員的及格與成績應維持原樣；選「取消」則不儲存。</w:t>
             </w:r>
           </w:p>
         </w:tc>
@@ -18649,6 +18889,86 @@
                 <w:b w:val="0"/>
                 <w:sz w:val="22"/>
               </w:rPr>
+              <w:t>21-1</w:t>
+            </w:r>
+          </w:p>
+        </w:tc>
+        <w:tc>
+          <w:tcPr>
+            <w:tcW w:type="dxa" w:w="6236"/>
+          </w:tcPr>
+          <w:p>
+            <w:pPr>
+              <w:spacing w:before="40" w:after="40"/>
+              <w:jc w:val="left"/>
+            </w:pPr>
+            <w:r/>
+            <w:r>
+              <w:rPr>
+                <w:rFonts w:ascii="標楷體" w:hAnsi="標楷體" w:eastAsia="標楷體"/>
+                <w:b w:val="0"/>
+                <w:sz w:val="22"/>
+              </w:rPr>
+              <w:t>教師甲於課程列表「全部課程」點受測課程甲預覽，左側最下方應出現「預覽課後問卷」並註明「預覽模式，不可送出」；點入後頁面上方提示「預覽模式：僅供檢視題目，無法送出。」且沒有送出按鈕，ET02 中該課程的問卷已填人數不變。</w:t>
+            </w:r>
+          </w:p>
+        </w:tc>
+        <w:tc>
+          <w:tcPr>
+            <w:tcW w:type="dxa" w:w="1247"/>
+          </w:tcPr>
+          <w:p>
+            <w:pPr>
+              <w:spacing w:before="40" w:after="40"/>
+              <w:jc w:val="center"/>
+            </w:pPr>
+            <w:r/>
+            <w:r>
+              <w:rPr>
+                <w:rFonts w:ascii="標楷體" w:hAnsi="標楷體" w:eastAsia="標楷體"/>
+                <w:b w:val="0"/>
+                <w:sz w:val="24"/>
+              </w:rPr>
+            </w:r>
+          </w:p>
+        </w:tc>
+        <w:tc>
+          <w:tcPr>
+            <w:tcW w:type="dxa" w:w="1247"/>
+          </w:tcPr>
+          <w:p>
+            <w:pPr>
+              <w:spacing w:before="40" w:after="40"/>
+              <w:jc w:val="center"/>
+            </w:pPr>
+            <w:r/>
+            <w:r>
+              <w:rPr>
+                <w:rFonts w:ascii="標楷體" w:hAnsi="標楷體" w:eastAsia="標楷體"/>
+                <w:b w:val="0"/>
+                <w:sz w:val="24"/>
+              </w:rPr>
+            </w:r>
+          </w:p>
+        </w:tc>
+      </w:tr>
+      <w:tr>
+        <w:tc>
+          <w:tcPr>
+            <w:tcW w:type="dxa" w:w="907"/>
+          </w:tcPr>
+          <w:p>
+            <w:pPr>
+              <w:spacing w:before="40" w:after="40"/>
+              <w:jc w:val="center"/>
+            </w:pPr>
+            <w:r/>
+            <w:r>
+              <w:rPr>
+                <w:rFonts w:ascii="標楷體" w:hAnsi="標楷體" w:eastAsia="標楷體"/>
+                <w:b w:val="0"/>
+                <w:sz w:val="22"/>
+              </w:rPr>
               <w:t>22</w:t>
             </w:r>
           </w:p>
@@ -21321,7 +21641,7 @@
                 <w:b w:val="0"/>
                 <w:sz w:val="22"/>
               </w:rPr>
-              <w:t>24</w:t>
+              <w:t>23-1</w:t>
             </w:r>
           </w:p>
         </w:tc>
@@ -21341,7 +21661,7 @@
                 <w:b w:val="0"/>
                 <w:sz w:val="22"/>
               </w:rPr>
-              <w:t>學員甲通過測驗 A 後，教師甲修改測驗 A 並選「儲存並要求重測」，學員甲的測驗 A 應不再顯示已及格、剩餘可作答恢復為 20 次，下一章回到鎖定。</w:t>
+              <w:t>承上，學員乙再作答一次後，歷次作答紀錄應於該次之前出現一列「重考次數已重置」與日期；先前 2 次照常顯示、不標「前一輪」。</w:t>
             </w:r>
           </w:p>
         </w:tc>
@@ -21401,7 +21721,7 @@
                 <w:b w:val="0"/>
                 <w:sz w:val="22"/>
               </w:rPr>
-              <w:t>25</w:t>
+              <w:t>24</w:t>
             </w:r>
           </w:p>
         </w:tc>
@@ -21421,7 +21741,7 @@
                 <w:b w:val="0"/>
                 <w:sz w:val="22"/>
               </w:rPr>
-              <w:t>學員丙開始作答且未交卷時由教師甲關閉課程，待系統每日排程執行後，該次作答應已自動提交並計分，出現在學員丙的歷次作答紀錄中。</w:t>
+              <w:t>學員甲通過測驗 A 後，教師甲修改測驗 A 並選「儲存並要求重測」，學員甲的測驗 A 應不再顯示已及格、剩餘可作答恢復為 20 次，下一章回到鎖定。</w:t>
             </w:r>
           </w:p>
         </w:tc>
@@ -21481,7 +21801,7 @@
                 <w:b w:val="0"/>
                 <w:sz w:val="22"/>
               </w:rPr>
-              <w:t>26</w:t>
+              <w:t>24-1</w:t>
             </w:r>
           </w:p>
         </w:tc>
@@ -21501,7 +21821,7 @@
                 <w:b w:val="0"/>
                 <w:sz w:val="22"/>
               </w:rPr>
-              <w:t>承上，學員丙再開啟該測驗，應顯示「此課程已關閉，無法再開新作答」、「開始作答」不可按，歷次作答紀錄仍可點閱。</w:t>
+              <w:t>承上，學員甲尚未重新作答時，測驗 A 應顯示「教師已要求重測，重新作答後才會計算結業成績。」且不顯示最高分；歷次作答紀錄末尾應出現一列「教師要求重測（測驗內容已更新）」與日期，先前的作答以灰色顯示並標「前一輪」、仍可點開回看。</w:t>
             </w:r>
           </w:p>
         </w:tc>
@@ -21561,7 +21881,7 @@
                 <w:b w:val="0"/>
                 <w:sz w:val="22"/>
               </w:rPr>
-              <w:t>27</w:t>
+              <w:t>24-2</w:t>
             </w:r>
           </w:p>
         </w:tc>
@@ -21581,7 +21901,7 @@
                 <w:b w:val="0"/>
                 <w:sz w:val="22"/>
               </w:rPr>
-              <w:t>於結果頁按「返回課程」回到課程學習頁後，按瀏覽器上一頁或頁首返回鍵，皆不應回到作答畫面或再次進入結果頁。</w:t>
+              <w:t>承上，學員甲重新作答一次並得低於先前最高分的成績，測驗 A 的最高分應為這次的成績，而非重測前的最高分。</w:t>
             </w:r>
           </w:p>
         </w:tc>
@@ -21641,6 +21961,246 @@
                 <w:b w:val="0"/>
                 <w:sz w:val="22"/>
               </w:rPr>
+              <w:t>25</w:t>
+            </w:r>
+          </w:p>
+        </w:tc>
+        <w:tc>
+          <w:tcPr>
+            <w:tcW w:type="dxa" w:w="6236"/>
+          </w:tcPr>
+          <w:p>
+            <w:pPr>
+              <w:spacing w:before="40" w:after="40"/>
+              <w:jc w:val="left"/>
+            </w:pPr>
+            <w:r/>
+            <w:r>
+              <w:rPr>
+                <w:rFonts w:ascii="標楷體" w:hAnsi="標楷體" w:eastAsia="標楷體"/>
+                <w:b w:val="0"/>
+                <w:sz w:val="22"/>
+              </w:rPr>
+              <w:t>學員丙開始作答且未交卷時由教師甲關閉課程，待系統每日排程執行後，該次作答應已自動提交並計分，出現在學員丙的歷次作答紀錄中。</w:t>
+            </w:r>
+          </w:p>
+        </w:tc>
+        <w:tc>
+          <w:tcPr>
+            <w:tcW w:type="dxa" w:w="1247"/>
+          </w:tcPr>
+          <w:p>
+            <w:pPr>
+              <w:spacing w:before="40" w:after="40"/>
+              <w:jc w:val="center"/>
+            </w:pPr>
+            <w:r/>
+            <w:r>
+              <w:rPr>
+                <w:rFonts w:ascii="標楷體" w:hAnsi="標楷體" w:eastAsia="標楷體"/>
+                <w:b w:val="0"/>
+                <w:sz w:val="24"/>
+              </w:rPr>
+            </w:r>
+          </w:p>
+        </w:tc>
+        <w:tc>
+          <w:tcPr>
+            <w:tcW w:type="dxa" w:w="1247"/>
+          </w:tcPr>
+          <w:p>
+            <w:pPr>
+              <w:spacing w:before="40" w:after="40"/>
+              <w:jc w:val="center"/>
+            </w:pPr>
+            <w:r/>
+            <w:r>
+              <w:rPr>
+                <w:rFonts w:ascii="標楷體" w:hAnsi="標楷體" w:eastAsia="標楷體"/>
+                <w:b w:val="0"/>
+                <w:sz w:val="24"/>
+              </w:rPr>
+            </w:r>
+          </w:p>
+        </w:tc>
+      </w:tr>
+      <w:tr>
+        <w:tc>
+          <w:tcPr>
+            <w:tcW w:type="dxa" w:w="907"/>
+          </w:tcPr>
+          <w:p>
+            <w:pPr>
+              <w:spacing w:before="40" w:after="40"/>
+              <w:jc w:val="center"/>
+            </w:pPr>
+            <w:r/>
+            <w:r>
+              <w:rPr>
+                <w:rFonts w:ascii="標楷體" w:hAnsi="標楷體" w:eastAsia="標楷體"/>
+                <w:b w:val="0"/>
+                <w:sz w:val="22"/>
+              </w:rPr>
+              <w:t>26</w:t>
+            </w:r>
+          </w:p>
+        </w:tc>
+        <w:tc>
+          <w:tcPr>
+            <w:tcW w:type="dxa" w:w="6236"/>
+          </w:tcPr>
+          <w:p>
+            <w:pPr>
+              <w:spacing w:before="40" w:after="40"/>
+              <w:jc w:val="left"/>
+            </w:pPr>
+            <w:r/>
+            <w:r>
+              <w:rPr>
+                <w:rFonts w:ascii="標楷體" w:hAnsi="標楷體" w:eastAsia="標楷體"/>
+                <w:b w:val="0"/>
+                <w:sz w:val="22"/>
+              </w:rPr>
+              <w:t>承上，學員丙再開啟該測驗，應顯示「此課程已關閉，無法再開新作答」、「開始作答」不可按，歷次作答紀錄仍可點閱。</w:t>
+            </w:r>
+          </w:p>
+        </w:tc>
+        <w:tc>
+          <w:tcPr>
+            <w:tcW w:type="dxa" w:w="1247"/>
+          </w:tcPr>
+          <w:p>
+            <w:pPr>
+              <w:spacing w:before="40" w:after="40"/>
+              <w:jc w:val="center"/>
+            </w:pPr>
+            <w:r/>
+            <w:r>
+              <w:rPr>
+                <w:rFonts w:ascii="標楷體" w:hAnsi="標楷體" w:eastAsia="標楷體"/>
+                <w:b w:val="0"/>
+                <w:sz w:val="24"/>
+              </w:rPr>
+            </w:r>
+          </w:p>
+        </w:tc>
+        <w:tc>
+          <w:tcPr>
+            <w:tcW w:type="dxa" w:w="1247"/>
+          </w:tcPr>
+          <w:p>
+            <w:pPr>
+              <w:spacing w:before="40" w:after="40"/>
+              <w:jc w:val="center"/>
+            </w:pPr>
+            <w:r/>
+            <w:r>
+              <w:rPr>
+                <w:rFonts w:ascii="標楷體" w:hAnsi="標楷體" w:eastAsia="標楷體"/>
+                <w:b w:val="0"/>
+                <w:sz w:val="24"/>
+              </w:rPr>
+            </w:r>
+          </w:p>
+        </w:tc>
+      </w:tr>
+      <w:tr>
+        <w:tc>
+          <w:tcPr>
+            <w:tcW w:type="dxa" w:w="907"/>
+          </w:tcPr>
+          <w:p>
+            <w:pPr>
+              <w:spacing w:before="40" w:after="40"/>
+              <w:jc w:val="center"/>
+            </w:pPr>
+            <w:r/>
+            <w:r>
+              <w:rPr>
+                <w:rFonts w:ascii="標楷體" w:hAnsi="標楷體" w:eastAsia="標楷體"/>
+                <w:b w:val="0"/>
+                <w:sz w:val="22"/>
+              </w:rPr>
+              <w:t>27</w:t>
+            </w:r>
+          </w:p>
+        </w:tc>
+        <w:tc>
+          <w:tcPr>
+            <w:tcW w:type="dxa" w:w="6236"/>
+          </w:tcPr>
+          <w:p>
+            <w:pPr>
+              <w:spacing w:before="40" w:after="40"/>
+              <w:jc w:val="left"/>
+            </w:pPr>
+            <w:r/>
+            <w:r>
+              <w:rPr>
+                <w:rFonts w:ascii="標楷體" w:hAnsi="標楷體" w:eastAsia="標楷體"/>
+                <w:b w:val="0"/>
+                <w:sz w:val="22"/>
+              </w:rPr>
+              <w:t>於結果頁按「返回課程」回到課程學習頁後，按瀏覽器上一頁或頁首返回鍵，皆不應回到作答畫面或再次進入結果頁。</w:t>
+            </w:r>
+          </w:p>
+        </w:tc>
+        <w:tc>
+          <w:tcPr>
+            <w:tcW w:type="dxa" w:w="1247"/>
+          </w:tcPr>
+          <w:p>
+            <w:pPr>
+              <w:spacing w:before="40" w:after="40"/>
+              <w:jc w:val="center"/>
+            </w:pPr>
+            <w:r/>
+            <w:r>
+              <w:rPr>
+                <w:rFonts w:ascii="標楷體" w:hAnsi="標楷體" w:eastAsia="標楷體"/>
+                <w:b w:val="0"/>
+                <w:sz w:val="24"/>
+              </w:rPr>
+            </w:r>
+          </w:p>
+        </w:tc>
+        <w:tc>
+          <w:tcPr>
+            <w:tcW w:type="dxa" w:w="1247"/>
+          </w:tcPr>
+          <w:p>
+            <w:pPr>
+              <w:spacing w:before="40" w:after="40"/>
+              <w:jc w:val="center"/>
+            </w:pPr>
+            <w:r/>
+            <w:r>
+              <w:rPr>
+                <w:rFonts w:ascii="標楷體" w:hAnsi="標楷體" w:eastAsia="標楷體"/>
+                <w:b w:val="0"/>
+                <w:sz w:val="24"/>
+              </w:rPr>
+            </w:r>
+          </w:p>
+        </w:tc>
+      </w:tr>
+      <w:tr>
+        <w:tc>
+          <w:tcPr>
+            <w:tcW w:type="dxa" w:w="907"/>
+          </w:tcPr>
+          <w:p>
+            <w:pPr>
+              <w:spacing w:before="40" w:after="40"/>
+              <w:jc w:val="center"/>
+            </w:pPr>
+            <w:r/>
+            <w:r>
+              <w:rPr>
+                <w:rFonts w:ascii="標楷體" w:hAnsi="標楷體" w:eastAsia="標楷體"/>
+                <w:b w:val="0"/>
+                <w:sz w:val="22"/>
+              </w:rPr>
               <w:t>28</w:t>
             </w:r>
           </w:p>
@@ -21661,7 +22221,7 @@
                 <w:b w:val="0"/>
                 <w:sz w:val="22"/>
               </w:rPr>
-              <w:t>教師甲以「預覽課程」點測驗 A，應只顯示題目內容，沒有「開始作答」、剩餘可作答次數與歷次作答紀錄。</w:t>
+              <w:t>教師甲於課程列表「全部課程」點受測課程預覽，點測驗 A，應只顯示題目內容，沒有「開始作答」、剩餘可作答次數與歷次作答紀錄。</w:t>
             </w:r>
           </w:p>
         </w:tc>

--- a/docs/manuals/測試報告/ET-教育訓練文件管理模組.docx
+++ b/docs/manuals/測試報告/ET-教育訓練文件管理模組.docx
@@ -226,7 +226,7 @@
           </w:tcPr>
           <w:p>
             <w:r>
-              <w:t>2026/10/19</w:t>
+              <w:t>2026/10/20</w:t>
             </w:r>
           </w:p>
         </w:tc>
@@ -384,7 +384,7 @@
               <w:jc w:val="center"/>
             </w:pPr>
             <w:r>
-              <w:t>2026/10/19</w:t>
+              <w:t>2026/10/20</w:t>
             </w:r>
           </w:p>
         </w:tc>
@@ -2861,7 +2861,7 @@
                 <w:b w:val="0"/>
                 <w:sz w:val="22"/>
               </w:rPr>
-              <w:t>於 ET05 對課程甲新增一份教材並儲存後回本頁，原已完課學員應顯示「進行中」，學習進度之分母隨之增加。</w:t>
+              <w:t>於 ET05 對課程甲新增一份教材並按「更新」後回本頁，原已完課學員應顯示「進行中」，學習進度之分母隨之增加。</w:t>
             </w:r>
           </w:p>
         </w:tc>
@@ -3821,7 +3821,7 @@
                 <w:b w:val="0"/>
                 <w:sz w:val="22"/>
               </w:rPr>
-              <w:t>記下某次作答的逐題明細後，於 ET05 修改該題的題幹或正確答案並儲存，再開啟同一次作答的明細，內容與分數應維持作答當時的樣子。</w:t>
+              <w:t>記下某次作答的逐題明細後，於 ET05 修改該題的題幹或正確答案並按「更新」，再開啟同一次作答的明細，內容與分數應維持作答當時的樣子。</w:t>
             </w:r>
           </w:p>
         </w:tc>
@@ -4301,7 +4301,7 @@
                 <w:b w:val="0"/>
                 <w:sz w:val="22"/>
               </w:rPr>
-              <w:t>於 ET05 修改「測驗一」並選「儲存並要求重測」，學員 K 重測兩次皆未及格後，本頁學員 K 的「已及格」標示應消失、「重置重考次數」可按。</w:t>
+              <w:t>於 ET05 修改「測驗一」並選「儲存並要求重測」後按「更新」，學員 K 重測兩次皆未及格後，本頁學員 K 的「已及格」標示應消失、「重置重考次數」可按。</w:t>
             </w:r>
           </w:p>
         </w:tc>
@@ -5501,7 +5501,7 @@
                 <w:b w:val="0"/>
                 <w:sz w:val="22"/>
               </w:rPr>
-              <w:t>學員 A 已通過後，於 ET05 對課程甲新增一份教材，本頁學員 A 應顯示「未達核可資格」；學員 A 補完該教材後應自動回到「已通過」，不需重新核可。</w:t>
+              <w:t>學員 A 已通過後，於 ET05 對課程甲新增一份教材並按「更新」，本頁學員 A 應顯示「未達核可資格」；學員 A 補完該教材後應自動回到「已通過」，不需重新核可。</w:t>
             </w:r>
           </w:p>
         </w:tc>
@@ -5661,7 +5661,7 @@
                 <w:b w:val="0"/>
                 <w:sz w:val="22"/>
               </w:rPr>
-              <w:t>於 ET05 關閉課程甲的「本課程需線下核可」後回本頁，核可欄與按鈕應隱藏；重新開啟後再回本頁，既有核可結果應維持原樣。</w:t>
+              <w:t>於 ET05 關閉課程甲的「本課程需線下核可」並按「更新」後回本頁，核可欄與按鈕應隱藏；重新開啟並按「更新」後再回本頁，既有核可結果應維持原樣。</w:t>
             </w:r>
           </w:p>
         </w:tc>
@@ -6813,7 +6813,7 @@
                 <w:b w:val="0"/>
                 <w:sz w:val="22"/>
               </w:rPr>
-              <w:t>教師於課程丙新增一份教材並儲存後，學員甲回到本頁，課程丙應改標「進行中」，統計同步由已完成移至進行中。</w:t>
+              <w:t>教師於課程丙新增一份教材並按「更新」後，學員甲回到本頁，課程丙應改標「進行中」，統計同步由已完成移至進行中。</w:t>
             </w:r>
           </w:p>
         </w:tc>
@@ -10157,7 +10157,7 @@
                 <w:b w:val="0"/>
                 <w:sz w:val="22"/>
               </w:rPr>
-              <w:t>開啟一門已發布課程，底部動作列只剩「取消」「儲存」，標題列右上出現「邀請學員」「關閉課程」，沒有「預覽課程」。</w:t>
+              <w:t>開啟一門閱課期間內的已發布課程，底部動作列應只有「取消」「更新」（沒有「儲存」），標題列右上出現「邀請學員」「關閉課程」，沒有「預覽課程」。</w:t>
             </w:r>
           </w:p>
         </w:tc>
@@ -10717,7 +10717,7 @@
                 <w:b w:val="0"/>
                 <w:sz w:val="22"/>
               </w:rPr>
-              <w:t>已發布課程按「儲存」後雖顯示「草稿已儲存」，回到列表該課程狀態應仍為已發布、未被退回草稿。</w:t>
+              <w:t>已發布課程改了課程名稱、尚未按「更新」時，以已加入的學員登入應仍看到原名稱；教師按「更新」並「確認更新」後，應顯示「課程內容已更新，學員已可看到」並回到課程列表，課程狀態仍為已發布，學員端改為新名稱。</w:t>
             </w:r>
           </w:p>
         </w:tc>
@@ -10797,7 +10797,7 @@
                 <w:b w:val="0"/>
                 <w:sz w:val="22"/>
               </w:rPr>
-              <w:t>開啟一門已開課的課程，原起始時間不變直接儲存應成功；將起始時間再往前調整則應擋下。</w:t>
+              <w:t>開啟一門已開課的已發布課程，原起始時間不變直接按「更新」應成功；將起始時間再往前調整後按「更新」則應擋下。</w:t>
             </w:r>
           </w:p>
         </w:tc>
@@ -10957,7 +10957,7 @@
                 <w:b w:val="0"/>
                 <w:sz w:val="22"/>
               </w:rPr>
-              <w:t>將已發布課程的訖止時間清空後儲存，系統應擋下並提示改用關閉課程（未擋下該課程將永不到期關閉）。</w:t>
+              <w:t>將已發布課程的訖止時間清空後按「更新」，系統應擋下並提示改用關閉課程（未擋下該課程將永不到期關閉）。</w:t>
             </w:r>
           </w:p>
         </w:tc>
@@ -11037,7 +11037,7 @@
                 <w:b w:val="0"/>
                 <w:sz w:val="22"/>
               </w:rPr>
-              <w:t>將一門已發布課程的訖止時間改為已過去的時點，學員應即無法再進入學習；待每日排程執行後（或請 IT 手動觸發），課程狀態應自動轉為「已關閉」。</w:t>
+              <w:t>將一門已發布課程的訖止時間改為已過去的時點並按「更新」，學員應即無法再進入學習；待每日排程執行後（或請 IT 手動觸發），課程狀態應自動轉為「已關閉」。</w:t>
             </w:r>
           </w:p>
         </w:tc>
@@ -11197,7 +11197,7 @@
                 <w:b w:val="0"/>
                 <w:sz w:val="22"/>
               </w:rPr>
-              <w:t>已關閉課程的既有受訓對象應可修改與刪除（兩欄可選、有刪除鈕），儲存後保留修改結果。</w:t>
+              <w:t>已關閉課程的既有受訓對象應可修改與刪除（兩欄可選、有刪除鈕），按「保留編輯」後重新進入，修改結果應仍在。</w:t>
             </w:r>
           </w:p>
         </w:tc>
@@ -11277,7 +11277,7 @@
                 <w:b w:val="0"/>
                 <w:sz w:val="22"/>
               </w:rPr>
-              <w:t>已發布課程新增一組受訓對象並儲存，該組相符且尚未加入的學員應被補加入並各收到一封通知信，已在課程中者不重複收信。</w:t>
+              <w:t>已發布課程新增一組受訓對象並按「更新」，該組相符且尚未加入的學員應被補加入並各收到一封通知信，已在課程中者不重複收信；按「更新」之前不應有人收到信。</w:t>
             </w:r>
           </w:p>
         </w:tc>
@@ -11357,7 +11357,7 @@
                 <w:b w:val="0"/>
                 <w:sz w:val="22"/>
               </w:rPr>
-              <w:t>「本課程需線下核可」於草稿、已發布、已關閉三種狀態皆應可調整，且調整後 ET02 的完課率不受影響。</w:t>
+              <w:t>「本課程需線下核可」於草稿、已發布、已關閉三種狀態皆應可調整（已發布按「更新」、已關閉按「更新並重開課」後生效），且調整後 ET02 的完課率不受影響。</w:t>
             </w:r>
           </w:p>
         </w:tc>
@@ -11837,7 +11837,7 @@
                 <w:b w:val="0"/>
                 <w:sz w:val="22"/>
               </w:rPr>
-              <w:t>刪除一個已有學員學習紀錄的章節並確認，該章節的學習紀錄與測驗成績應一併移除、不再計入完課率，後續章節順序自動往前遞補。</w:t>
+              <w:t>刪除一個已有學員學習紀錄的章節並確認，按「更新」前學員的紀錄應不變；按「更新」後該章節的學習紀錄與測驗成績應一併移除、不再計入完課率，後續章節順序自動往前遞補。</w:t>
             </w:r>
           </w:p>
         </w:tc>
@@ -13197,7 +13197,7 @@
                 <w:b w:val="0"/>
                 <w:sz w:val="22"/>
               </w:rPr>
-              <w:t>刪除一題已有學員作答的題目並確認，該題不應再出現於之後的作答；已作答學員的紀錄與成績應完整保留、仍可回看。</w:t>
+              <w:t>刪除一題已有學員作答的題目並確認後按「更新」，該題不應再出現於之後的作答；已作答學員的紀錄與成績應完整保留、仍可回看。</w:t>
             </w:r>
           </w:p>
         </w:tc>
@@ -13277,7 +13277,7 @@
                 <w:b w:val="0"/>
                 <w:sz w:val="22"/>
               </w:rPr>
-              <w:t>已發布課程的測驗只剩 1 題時刪除該題，應擋下並提示不可刪除最後一題。</w:t>
+              <w:t>已發布課程的測驗只剩 1 題時刪除該題，應可刪除且學員端仍看得到原題；此時按「更新」應跳出「更新未生效」視窗並列出該測驗至少須有 1 題。</w:t>
             </w:r>
           </w:p>
         </w:tc>
@@ -13357,7 +13357,7 @@
                 <w:b w:val="0"/>
                 <w:sz w:val="22"/>
               </w:rPr>
-              <w:t>對已有學員作答的測驗新增一題並儲存，應跳出「是否要求學員重新測驗？」並顯示已作答人數（含未及格者）；選「儲存並要求重測」後，已通過與未及格的學員皆應收到通知信、該測驗回到未完成且作答次數重新計算。</w:t>
+              <w:t>對已有學員作答的測驗新增一題並儲存，應跳出「是否要求學員重新測驗？」並顯示已作答人數（含未及格者）；視窗應說明重測於按「更新」時才執行；選「儲存並要求重測」後學員此刻不應有任何變化，按「更新」後已通過與未及格的學員皆應收到通知信、該測驗回到未完成且作答次數重新計算。</w:t>
             </w:r>
           </w:p>
         </w:tc>
@@ -14077,7 +14077,7 @@
                 <w:b w:val="0"/>
                 <w:sz w:val="22"/>
               </w:rPr>
-              <w:t>將已有學員填答的問卷停用，學員端應不再顯示填寫入口，已填寫的內容仍保留。</w:t>
+              <w:t>將已有學員填答的問卷停用並按「更新」，學員端應不再顯示填寫入口，已填寫的內容仍保留。</w:t>
             </w:r>
           </w:p>
         </w:tc>
@@ -14877,7 +14877,7 @@
                 <w:b w:val="0"/>
                 <w:sz w:val="22"/>
               </w:rPr>
-              <w:t>已發布課程新增一個章節並儲存，所有已加入的學員應收到通知信。</w:t>
+              <w:t>已發布課程新增一個章節後按「更新」，所有已加入的學員應收到通知信；按「更新」之前不應有人收到信。</w:t>
             </w:r>
           </w:p>
         </w:tc>
@@ -14957,7 +14957,7 @@
                 <w:b w:val="0"/>
                 <w:sz w:val="22"/>
               </w:rPr>
-              <w:t>已發布課程新增一份教材並儲存，已完課學員的完課狀態應回退為「進行中」，其已填寫的課後問卷不需重填。</w:t>
+              <w:t>已發布課程新增一份教材後按「更新」，已完課學員的完課狀態應回退為「進行中」，其已填寫的課後問卷不需重填；按「更新」之前完課狀態不應變動。</w:t>
             </w:r>
           </w:p>
         </w:tc>
@@ -15017,7 +15017,7 @@
                 <w:b w:val="0"/>
                 <w:sz w:val="22"/>
               </w:rPr>
-              <w:t>59</w:t>
+              <w:t>58-1</w:t>
             </w:r>
           </w:p>
         </w:tc>
@@ -15037,7 +15037,7 @@
                 <w:b w:val="0"/>
                 <w:sz w:val="22"/>
               </w:rPr>
-              <w:t>「邀請學員」按鈕應僅於課程已發布時顯示於標題列右上，草稿與已關閉狀態皆不顯示。</w:t>
+              <w:t>已發布課程新增一個章節後不按「更新」，以已加入的學員登入應看不到這個新章節，教師端則看得到，底部左側以警示色提示有尚未更新的變更。</w:t>
             </w:r>
           </w:p>
         </w:tc>
@@ -15097,7 +15097,7 @@
                 <w:b w:val="0"/>
                 <w:sz w:val="22"/>
               </w:rPr>
-              <w:t>60</w:t>
+              <w:t>58-2</w:t>
             </w:r>
           </w:p>
         </w:tc>
@@ -15117,7 +15117,7 @@
                 <w:b w:val="0"/>
                 <w:sz w:val="22"/>
               </w:rPr>
-              <w:t>於「Email 邀請（補件）」輸入一組全為既有帳號的名單，按「下一步」顯示預覽後按「確認寄出」，各收件人應收到邀請信，且立即出現在 ET02 學員學習表現的清單中（不需要他們做任何事）。</w:t>
+              <w:t>承上，按「更新」應先跳出「更新課程內容」確認視窗；按「確認更新」後顯示「課程內容已更新，學員已可看到」並回到課程列表，學員端隨即看到該章節。</w:t>
             </w:r>
           </w:p>
         </w:tc>
@@ -15177,7 +15177,7 @@
                 <w:b w:val="0"/>
                 <w:sz w:val="22"/>
               </w:rPr>
-              <w:t>61</w:t>
+              <w:t>58-3</w:t>
             </w:r>
           </w:p>
         </w:tc>
@@ -15197,7 +15197,7 @@
                 <w:b w:val="0"/>
                 <w:sz w:val="22"/>
               </w:rPr>
-              <w:t>名單中含尚未建立帳號的 Email 時，應整批不寄出任何一封，並列出是哪幾筆查無帳號。</w:t>
+              <w:t>已發布課程把某章節的項目全部刪除後按「更新」，應跳出「更新未生效」視窗列出該章節沒有內容，關閉後該章節以紅框標示；此時以學員登入，原本的項目應都還在。</w:t>
             </w:r>
           </w:p>
         </w:tc>
@@ -15257,7 +15257,7 @@
                 <w:b w:val="0"/>
                 <w:sz w:val="22"/>
               </w:rPr>
-              <w:t>62</w:t>
+              <w:t>58-4</w:t>
             </w:r>
           </w:p>
         </w:tc>
@@ -15277,7 +15277,7 @@
                 <w:b w:val="0"/>
                 <w:sz w:val="22"/>
               </w:rPr>
-              <w:t>名單中含已停用的帳號時，應整批不寄出任何一封，並列出是哪幾個帳號已停用。</w:t>
+              <w:t>承上，把項目補回去後再按一次「更新」，應更新成功並回到課程列表。</w:t>
             </w:r>
           </w:p>
         </w:tc>
@@ -15337,7 +15337,7 @@
                 <w:b w:val="0"/>
                 <w:sz w:val="22"/>
               </w:rPr>
-              <w:t>63</w:t>
+              <w:t>58-5</w:t>
             </w:r>
           </w:p>
         </w:tc>
@@ -15357,7 +15357,7 @@
                 <w:b w:val="0"/>
                 <w:sz w:val="22"/>
               </w:rPr>
-              <w:t>邀請信預覽的主旨與內文應不可編輯，且不含任何一位收件人的稱謂（以佔位字樣呈現）；信中連結應為課程學習頁。</w:t>
+              <w:t>已發布課程新增一個章節後按底部「取消」，應跳出「放棄本次的編輯」；按「繼續編輯」應留在編輯頁且章節仍在，再按「取消」並按「放棄並離開」應回到課程列表，重新進入時該章節已不在，學員端維持原狀。</w:t>
             </w:r>
           </w:p>
         </w:tc>
@@ -15417,7 +15417,7 @@
                 <w:b w:val="0"/>
                 <w:sz w:val="22"/>
               </w:rPr>
-              <w:t>64</w:t>
+              <w:t>58-6</w:t>
             </w:r>
           </w:p>
         </w:tc>
@@ -15437,7 +15437,7 @@
                 <w:b w:val="0"/>
                 <w:sz w:val="22"/>
               </w:rPr>
-              <w:t>邀請錯人時，於 ET02 學員學習表現對該員按「移除」應可將其移出課程（已無「撤回邀請」）。</w:t>
+              <w:t>已發布課程新增一個章節後不按「更新」，直接點側邊選單其他項目，應跳出「離開將放棄本次的編輯」；按「繼續編輯」應留在編輯頁，按「放棄並離開」後重新進入該課程，該章節已不在。</w:t>
             </w:r>
           </w:p>
         </w:tc>
@@ -15497,7 +15497,7 @@
                 <w:b w:val="0"/>
                 <w:sz w:val="22"/>
               </w:rPr>
-              <w:t>65</w:t>
+              <w:t>58-7</w:t>
             </w:r>
           </w:p>
         </w:tc>
@@ -15517,7 +15517,7 @@
                 <w:b w:val="0"/>
                 <w:sz w:val="22"/>
               </w:rPr>
-              <w:t>於「邀請碼」分頁取得邀請碼，學員於「我的課程 → 加入新課程」輸入該碼應可加入本課程。</w:t>
+              <w:t>已發布課程新增一個章節後直接關閉瀏覽器分頁，重新登入並進入該課程編輯頁，該章節應已不在，學員端維持原狀。</w:t>
             </w:r>
           </w:p>
         </w:tc>
@@ -15577,7 +15577,7 @@
                 <w:b w:val="0"/>
                 <w:sz w:val="22"/>
               </w:rPr>
-              <w:t>66</w:t>
+              <w:t>58-8</w:t>
             </w:r>
           </w:p>
         </w:tc>
@@ -15597,7 +15597,7 @@
                 <w:b w:val="0"/>
                 <w:sz w:val="22"/>
               </w:rPr>
-              <w:t>按標題列右上「關閉課程」並於視窗按「確認關閉」，課程狀態應立即轉為「已關閉」。</w:t>
+              <w:t>已發布課程只改課程名稱、不按「更新」即按「取消」，應不跳確認直接回到課程列表；重新進入時課程名稱仍為原名稱。</w:t>
             </w:r>
           </w:p>
         </w:tc>
@@ -15657,7 +15657,7 @@
                 <w:b w:val="0"/>
                 <w:sz w:val="22"/>
               </w:rPr>
-              <w:t>67</w:t>
+              <w:t>58-9</w:t>
             </w:r>
           </w:p>
         </w:tc>
@@ -15677,7 +15677,7 @@
                 <w:b w:val="0"/>
                 <w:sz w:val="22"/>
               </w:rPr>
-              <w:t>課程關閉後，學員於「我的課程」仍應看得到該課程並標示已關閉，且可唯讀回看已學過的內容與成績。</w:t>
+              <w:t>於尚無人填答問卷之課程修改一題問卷題目並新增一個章節（皆不按「更新」），接著由學員送出該問卷，教師再按「更新」應跳出「課後問卷已有學員填答，本次更新未生效」，學員端內容不變。</w:t>
             </w:r>
           </w:p>
         </w:tc>
@@ -15737,7 +15737,7 @@
                 <w:b w:val="0"/>
                 <w:sz w:val="22"/>
               </w:rPr>
-              <w:t>68</w:t>
+              <w:t>58-10</w:t>
             </w:r>
           </w:p>
         </w:tc>
@@ -15757,7 +15757,7 @@
                 <w:b w:val="0"/>
                 <w:sz w:val="22"/>
               </w:rPr>
-              <w:t>課程關閉後，學員應不能累積新進度、不能開始新的測驗作答、不能解鎖新章節、不能填寫課後問卷。</w:t>
+              <w:t>承上，按「放棄問卷的編輯」應顯示「已放棄課後問卷的編輯，其餘編輯仍保留」，問卷題目回到修改前、新增的章節仍在；再按「更新」應更新成功，學員端看到新章節。</w:t>
             </w:r>
           </w:p>
         </w:tc>
@@ -15817,7 +15817,7 @@
                 <w:b w:val="0"/>
                 <w:sz w:val="22"/>
               </w:rPr>
-              <w:t>69</w:t>
+              <w:t>58-11</w:t>
             </w:r>
           </w:p>
         </w:tc>
@@ -15837,7 +15837,7 @@
                 <w:b w:val="0"/>
                 <w:sz w:val="22"/>
               </w:rPr>
-              <w:t>於學員作答中關閉課程，該次作答應仍可完成並計分；交卷後不能再開始新的作答。</w:t>
+              <w:t>於分頁一開啟一門已發布課程並新增一個章節（不按「更新」），再於分頁二開啟同一門課程的編輯頁，分頁二應看不到該章節。</w:t>
             </w:r>
           </w:p>
         </w:tc>
@@ -15897,7 +15897,7 @@
                 <w:b w:val="0"/>
                 <w:sz w:val="22"/>
               </w:rPr>
-              <w:t>70</w:t>
+              <w:t>59</w:t>
             </w:r>
           </w:p>
         </w:tc>
@@ -15917,7 +15917,7 @@
                 <w:b w:val="0"/>
                 <w:sz w:val="22"/>
               </w:rPr>
-              <w:t>課程關閉期間教師仍應可編輯課程內容並儲存，但「邀請學員」按鈕不顯示，且 ET02 不可重置重考次數。</w:t>
+              <w:t>「邀請學員」按鈕應僅於課程已發布時顯示於標題列右上，草稿與已關閉狀態皆不顯示。</w:t>
             </w:r>
           </w:p>
         </w:tc>
@@ -15977,7 +15977,7 @@
                 <w:b w:val="0"/>
                 <w:sz w:val="22"/>
               </w:rPr>
-              <w:t>71</w:t>
+              <w:t>60</w:t>
             </w:r>
           </w:p>
         </w:tc>
@@ -15997,7 +15997,7 @@
                 <w:b w:val="0"/>
                 <w:sz w:val="22"/>
               </w:rPr>
-              <w:t>課程關閉期間學員於「加入新課程」輸入該課程的邀請碼，應被擋下。</w:t>
+              <w:t>於「Email 邀請（補件）」輸入一組全為既有帳號的名單，按「下一步」顯示預覽後按「確認寄出」，各收件人應收到邀請信，且立即出現在 ET02 學員學習表現的清單中（不需要他們做任何事）。</w:t>
             </w:r>
           </w:p>
         </w:tc>
@@ -16057,7 +16057,7 @@
                 <w:b w:val="0"/>
                 <w:sz w:val="22"/>
               </w:rPr>
-              <w:t>72</w:t>
+              <w:t>61</w:t>
             </w:r>
           </w:p>
         </w:tc>
@@ -16077,7 +16077,7 @@
                 <w:b w:val="0"/>
                 <w:sz w:val="22"/>
               </w:rPr>
-              <w:t>按「再開課」時基本資料的兩個時間欄位應就地清空並標為必填，底部動作列應換成「取消再開課」與「確認再開課」；未填妥不能送出。</w:t>
+              <w:t>名單中含尚未建立帳號的 Email 時，應整批不寄出任何一封，並列出是哪幾筆查無帳號。</w:t>
             </w:r>
           </w:p>
         </w:tc>
@@ -16137,7 +16137,7 @@
                 <w:b w:val="0"/>
                 <w:sz w:val="22"/>
               </w:rPr>
-              <w:t>73</w:t>
+              <w:t>62</w:t>
             </w:r>
           </w:p>
         </w:tc>
@@ -16157,7 +16157,7 @@
                 <w:b w:val="0"/>
                 <w:sz w:val="22"/>
               </w:rPr>
-              <w:t>按「再開課」清空時間後改按「取消再開課」，兩個時間欄位應還原成原本的值，且課程資料未被更動。</w:t>
+              <w:t>名單中含已停用的帳號時，應整批不寄出任何一封，並列出是哪幾個帳號已停用。</w:t>
             </w:r>
           </w:p>
         </w:tc>
@@ -16217,7 +16217,7 @@
                 <w:b w:val="0"/>
                 <w:sz w:val="22"/>
               </w:rPr>
-              <w:t>74</w:t>
+              <w:t>63</w:t>
             </w:r>
           </w:p>
         </w:tc>
@@ -16237,7 +16237,7 @@
                 <w:b w:val="0"/>
                 <w:sz w:val="22"/>
               </w:rPr>
-              <w:t>再開課的新起始時間填在過去的日期應可送出；訖止時間早於起始時間時應擋下並提示。</w:t>
+              <w:t>邀請信預覽的主旨與內文應不可編輯，且不含任何一位收件人的稱謂（以佔位字樣呈現）；信中連結應為課程學習頁。</w:t>
             </w:r>
           </w:p>
         </w:tc>
@@ -16297,7 +16297,7 @@
                 <w:b w:val="0"/>
                 <w:sz w:val="22"/>
               </w:rPr>
-              <w:t>75</w:t>
+              <w:t>64</w:t>
             </w:r>
           </w:p>
         </w:tc>
@@ -16317,7 +16317,7 @@
                 <w:b w:val="0"/>
                 <w:sz w:val="22"/>
               </w:rPr>
-              <w:t>再開課完成後畫面上的起訖時間應立即顯示為剛剛填入的值，不需離開頁面再進來。</w:t>
+              <w:t>邀請錯人時，於 ET02 學員學習表現對該員按「移除」應可將其移出課程（已無「撤回邀請」）。</w:t>
             </w:r>
           </w:p>
         </w:tc>
@@ -16377,7 +16377,7 @@
                 <w:b w:val="0"/>
                 <w:sz w:val="22"/>
               </w:rPr>
-              <w:t>76</w:t>
+              <w:t>65</w:t>
             </w:r>
           </w:p>
         </w:tc>
@@ -16397,7 +16397,7 @@
                 <w:b w:val="0"/>
                 <w:sz w:val="22"/>
               </w:rPr>
-              <w:t>於關閉期間移除某項必要內容（如刪光教材）後按「確認再開課」，應跳出「再開課」視窗列出缺漏，關閉後缺漏處以紅框標示、畫面仍停在再開課模式；補齊後再按一次即可完成。</w:t>
+              <w:t>於「邀請碼」分頁取得邀請碼，學員於「我的課程 → 加入新課程」輸入該碼應可加入本課程。</w:t>
             </w:r>
           </w:p>
         </w:tc>
@@ -16457,7 +16457,7 @@
                 <w:b w:val="0"/>
                 <w:sz w:val="22"/>
               </w:rPr>
-              <w:t>76-1</w:t>
+              <w:t>66</w:t>
             </w:r>
           </w:p>
         </w:tc>
@@ -16477,7 +16477,7 @@
                 <w:b w:val="0"/>
                 <w:sz w:val="22"/>
               </w:rPr>
-              <w:t>關閉期間將課後問卷的題目刪光並停用該問卷，按「確認再開課」不應因問卷被擋下。</w:t>
+              <w:t>按標題列右上「關閉課程」並於視窗按「確認關閉」，課程狀態應立即轉為「已關閉」。</w:t>
             </w:r>
           </w:p>
         </w:tc>
@@ -16537,7 +16537,7 @@
                 <w:b w:val="0"/>
                 <w:sz w:val="22"/>
               </w:rPr>
-              <w:t>77</w:t>
+              <w:t>67</w:t>
             </w:r>
           </w:p>
         </w:tc>
@@ -16557,7 +16557,7 @@
                 <w:b w:val="0"/>
                 <w:sz w:val="22"/>
               </w:rPr>
-              <w:t>再開課完成後課程應回到「已發布」，學員的學習進度與成績接續保留、原邀請碼恢復有效。</w:t>
+              <w:t>課程關閉後，學員於「我的課程」仍應看得到該課程並標示已關閉，且可唯讀回看已學過的內容與成績。</w:t>
             </w:r>
           </w:p>
         </w:tc>
@@ -16617,7 +16617,7 @@
                 <w:b w:val="0"/>
                 <w:sz w:val="22"/>
               </w:rPr>
-              <w:t>77-1</w:t>
+              <w:t>68</w:t>
             </w:r>
           </w:p>
         </w:tc>
@@ -16637,7 +16637,7 @@
                 <w:b w:val="0"/>
                 <w:sz w:val="22"/>
               </w:rPr>
-              <w:t>關閉期間新增一組有相符學員的受訓對象後再開課，該組相符學員應被帶入課程並各收到一封邀請信；原已在課程中的學員不應重複收信。</w:t>
+              <w:t>課程關閉後，學員應不能累積新進度、不能開始新的測驗作答、不能解鎖新章節、不能填寫課後問卷。</w:t>
             </w:r>
           </w:p>
         </w:tc>
@@ -16697,6 +16697,1286 @@
                 <w:b w:val="0"/>
                 <w:sz w:val="22"/>
               </w:rPr>
+              <w:t>69</w:t>
+            </w:r>
+          </w:p>
+        </w:tc>
+        <w:tc>
+          <w:tcPr>
+            <w:tcW w:type="dxa" w:w="6236"/>
+          </w:tcPr>
+          <w:p>
+            <w:pPr>
+              <w:spacing w:before="40" w:after="40"/>
+              <w:jc w:val="left"/>
+            </w:pPr>
+            <w:r/>
+            <w:r>
+              <w:rPr>
+                <w:rFonts w:ascii="標楷體" w:hAnsi="標楷體" w:eastAsia="標楷體"/>
+                <w:b w:val="0"/>
+                <w:sz w:val="22"/>
+              </w:rPr>
+              <w:t>於學員作答中關閉課程，該次作答應仍可完成並計分；交卷後不能再開始新的作答。</w:t>
+            </w:r>
+          </w:p>
+        </w:tc>
+        <w:tc>
+          <w:tcPr>
+            <w:tcW w:type="dxa" w:w="1247"/>
+          </w:tcPr>
+          <w:p>
+            <w:pPr>
+              <w:spacing w:before="40" w:after="40"/>
+              <w:jc w:val="center"/>
+            </w:pPr>
+            <w:r/>
+            <w:r>
+              <w:rPr>
+                <w:rFonts w:ascii="標楷體" w:hAnsi="標楷體" w:eastAsia="標楷體"/>
+                <w:b w:val="0"/>
+                <w:sz w:val="24"/>
+              </w:rPr>
+            </w:r>
+          </w:p>
+        </w:tc>
+        <w:tc>
+          <w:tcPr>
+            <w:tcW w:type="dxa" w:w="1247"/>
+          </w:tcPr>
+          <w:p>
+            <w:pPr>
+              <w:spacing w:before="40" w:after="40"/>
+              <w:jc w:val="center"/>
+            </w:pPr>
+            <w:r/>
+            <w:r>
+              <w:rPr>
+                <w:rFonts w:ascii="標楷體" w:hAnsi="標楷體" w:eastAsia="標楷體"/>
+                <w:b w:val="0"/>
+                <w:sz w:val="24"/>
+              </w:rPr>
+            </w:r>
+          </w:p>
+        </w:tc>
+      </w:tr>
+      <w:tr>
+        <w:tc>
+          <w:tcPr>
+            <w:tcW w:type="dxa" w:w="907"/>
+          </w:tcPr>
+          <w:p>
+            <w:pPr>
+              <w:spacing w:before="40" w:after="40"/>
+              <w:jc w:val="center"/>
+            </w:pPr>
+            <w:r/>
+            <w:r>
+              <w:rPr>
+                <w:rFonts w:ascii="標楷體" w:hAnsi="標楷體" w:eastAsia="標楷體"/>
+                <w:b w:val="0"/>
+                <w:sz w:val="22"/>
+              </w:rPr>
+              <w:t>70</w:t>
+            </w:r>
+          </w:p>
+        </w:tc>
+        <w:tc>
+          <w:tcPr>
+            <w:tcW w:type="dxa" w:w="6236"/>
+          </w:tcPr>
+          <w:p>
+            <w:pPr>
+              <w:spacing w:before="40" w:after="40"/>
+              <w:jc w:val="left"/>
+            </w:pPr>
+            <w:r/>
+            <w:r>
+              <w:rPr>
+                <w:rFonts w:ascii="標楷體" w:hAnsi="標楷體" w:eastAsia="標楷體"/>
+                <w:b w:val="0"/>
+                <w:sz w:val="22"/>
+              </w:rPr>
+              <w:t>課程關閉期間教師仍應可編輯課程內容，但「邀請學員」按鈕不顯示，且 ET02 不可重置重考次數。</w:t>
+            </w:r>
+          </w:p>
+        </w:tc>
+        <w:tc>
+          <w:tcPr>
+            <w:tcW w:type="dxa" w:w="1247"/>
+          </w:tcPr>
+          <w:p>
+            <w:pPr>
+              <w:spacing w:before="40" w:after="40"/>
+              <w:jc w:val="center"/>
+            </w:pPr>
+            <w:r/>
+            <w:r>
+              <w:rPr>
+                <w:rFonts w:ascii="標楷體" w:hAnsi="標楷體" w:eastAsia="標楷體"/>
+                <w:b w:val="0"/>
+                <w:sz w:val="24"/>
+              </w:rPr>
+            </w:r>
+          </w:p>
+        </w:tc>
+        <w:tc>
+          <w:tcPr>
+            <w:tcW w:type="dxa" w:w="1247"/>
+          </w:tcPr>
+          <w:p>
+            <w:pPr>
+              <w:spacing w:before="40" w:after="40"/>
+              <w:jc w:val="center"/>
+            </w:pPr>
+            <w:r/>
+            <w:r>
+              <w:rPr>
+                <w:rFonts w:ascii="標楷體" w:hAnsi="標楷體" w:eastAsia="標楷體"/>
+                <w:b w:val="0"/>
+                <w:sz w:val="24"/>
+              </w:rPr>
+            </w:r>
+          </w:p>
+        </w:tc>
+      </w:tr>
+      <w:tr>
+        <w:tc>
+          <w:tcPr>
+            <w:tcW w:type="dxa" w:w="907"/>
+          </w:tcPr>
+          <w:p>
+            <w:pPr>
+              <w:spacing w:before="40" w:after="40"/>
+              <w:jc w:val="center"/>
+            </w:pPr>
+            <w:r/>
+            <w:r>
+              <w:rPr>
+                <w:rFonts w:ascii="標楷體" w:hAnsi="標楷體" w:eastAsia="標楷體"/>
+                <w:b w:val="0"/>
+                <w:sz w:val="22"/>
+              </w:rPr>
+              <w:t>70-1</w:t>
+            </w:r>
+          </w:p>
+        </w:tc>
+        <w:tc>
+          <w:tcPr>
+            <w:tcW w:type="dxa" w:w="6236"/>
+          </w:tcPr>
+          <w:p>
+            <w:pPr>
+              <w:spacing w:before="40" w:after="40"/>
+              <w:jc w:val="left"/>
+            </w:pPr>
+            <w:r/>
+            <w:r>
+              <w:rPr>
+                <w:rFonts w:ascii="標楷體" w:hAnsi="標楷體" w:eastAsia="標楷體"/>
+                <w:b w:val="0"/>
+                <w:sz w:val="22"/>
+              </w:rPr>
+              <w:t>於提前關閉之課程刪光某章節的項目後按「保留編輯」，應不跑檢核、顯示「編輯已保留，學員看到的仍是關閉前的內容」並回到課程列表；重新進入該課程，剛才的編輯應仍在，學員回看的仍是關閉前的內容。</w:t>
+            </w:r>
+          </w:p>
+        </w:tc>
+        <w:tc>
+          <w:tcPr>
+            <w:tcW w:type="dxa" w:w="1247"/>
+          </w:tcPr>
+          <w:p>
+            <w:pPr>
+              <w:spacing w:before="40" w:after="40"/>
+              <w:jc w:val="center"/>
+            </w:pPr>
+            <w:r/>
+            <w:r>
+              <w:rPr>
+                <w:rFonts w:ascii="標楷體" w:hAnsi="標楷體" w:eastAsia="標楷體"/>
+                <w:b w:val="0"/>
+                <w:sz w:val="24"/>
+              </w:rPr>
+            </w:r>
+          </w:p>
+        </w:tc>
+        <w:tc>
+          <w:tcPr>
+            <w:tcW w:type="dxa" w:w="1247"/>
+          </w:tcPr>
+          <w:p>
+            <w:pPr>
+              <w:spacing w:before="40" w:after="40"/>
+              <w:jc w:val="center"/>
+            </w:pPr>
+            <w:r/>
+            <w:r>
+              <w:rPr>
+                <w:rFonts w:ascii="標楷體" w:hAnsi="標楷體" w:eastAsia="標楷體"/>
+                <w:b w:val="0"/>
+                <w:sz w:val="24"/>
+              </w:rPr>
+            </w:r>
+          </w:p>
+        </w:tc>
+      </w:tr>
+      <w:tr>
+        <w:tc>
+          <w:tcPr>
+            <w:tcW w:type="dxa" w:w="907"/>
+          </w:tcPr>
+          <w:p>
+            <w:pPr>
+              <w:spacing w:before="40" w:after="40"/>
+              <w:jc w:val="center"/>
+            </w:pPr>
+            <w:r/>
+            <w:r>
+              <w:rPr>
+                <w:rFonts w:ascii="標楷體" w:hAnsi="標楷體" w:eastAsia="標楷體"/>
+                <w:b w:val="0"/>
+                <w:sz w:val="22"/>
+              </w:rPr>
+              <w:t>70-2</w:t>
+            </w:r>
+          </w:p>
+        </w:tc>
+        <w:tc>
+          <w:tcPr>
+            <w:tcW w:type="dxa" w:w="6236"/>
+          </w:tcPr>
+          <w:p>
+            <w:pPr>
+              <w:spacing w:before="40" w:after="40"/>
+              <w:jc w:val="left"/>
+            </w:pPr>
+            <w:r/>
+            <w:r>
+              <w:rPr>
+                <w:rFonts w:ascii="標楷體" w:hAnsi="標楷體" w:eastAsia="標楷體"/>
+                <w:b w:val="0"/>
+                <w:sz w:val="22"/>
+              </w:rPr>
+              <w:t>承上，按「取消」應跳出「放棄本次的編輯」並提示可改按「保留編輯」；按「放棄並離開」後重新進入，先前保留的編輯應全部不在。</w:t>
+            </w:r>
+          </w:p>
+        </w:tc>
+        <w:tc>
+          <w:tcPr>
+            <w:tcW w:type="dxa" w:w="1247"/>
+          </w:tcPr>
+          <w:p>
+            <w:pPr>
+              <w:spacing w:before="40" w:after="40"/>
+              <w:jc w:val="center"/>
+            </w:pPr>
+            <w:r/>
+            <w:r>
+              <w:rPr>
+                <w:rFonts w:ascii="標楷體" w:hAnsi="標楷體" w:eastAsia="標楷體"/>
+                <w:b w:val="0"/>
+                <w:sz w:val="24"/>
+              </w:rPr>
+            </w:r>
+          </w:p>
+        </w:tc>
+        <w:tc>
+          <w:tcPr>
+            <w:tcW w:type="dxa" w:w="1247"/>
+          </w:tcPr>
+          <w:p>
+            <w:pPr>
+              <w:spacing w:before="40" w:after="40"/>
+              <w:jc w:val="center"/>
+            </w:pPr>
+            <w:r/>
+            <w:r>
+              <w:rPr>
+                <w:rFonts w:ascii="標楷體" w:hAnsi="標楷體" w:eastAsia="標楷體"/>
+                <w:b w:val="0"/>
+                <w:sz w:val="24"/>
+              </w:rPr>
+            </w:r>
+          </w:p>
+        </w:tc>
+      </w:tr>
+      <w:tr>
+        <w:tc>
+          <w:tcPr>
+            <w:tcW w:type="dxa" w:w="907"/>
+          </w:tcPr>
+          <w:p>
+            <w:pPr>
+              <w:spacing w:before="40" w:after="40"/>
+              <w:jc w:val="center"/>
+            </w:pPr>
+            <w:r/>
+            <w:r>
+              <w:rPr>
+                <w:rFonts w:ascii="標楷體" w:hAnsi="標楷體" w:eastAsia="標楷體"/>
+                <w:b w:val="0"/>
+                <w:sz w:val="22"/>
+              </w:rPr>
+              <w:t>70-3</w:t>
+            </w:r>
+          </w:p>
+        </w:tc>
+        <w:tc>
+          <w:tcPr>
+            <w:tcW w:type="dxa" w:w="6236"/>
+          </w:tcPr>
+          <w:p>
+            <w:pPr>
+              <w:spacing w:before="40" w:after="40"/>
+              <w:jc w:val="left"/>
+            </w:pPr>
+            <w:r/>
+            <w:r>
+              <w:rPr>
+                <w:rFonts w:ascii="標楷體" w:hAnsi="標楷體" w:eastAsia="標楷體"/>
+                <w:b w:val="0"/>
+                <w:sz w:val="22"/>
+              </w:rPr>
+              <w:t>於提前關閉之課程新增一個章節後不按任何按鈕，直接點側邊選單其他項目，應跳出「離開將放棄本次的編輯」並提示可先按「保留編輯」；按「放棄並離開」後重新進入，該章節應已不在。</w:t>
+            </w:r>
+          </w:p>
+        </w:tc>
+        <w:tc>
+          <w:tcPr>
+            <w:tcW w:type="dxa" w:w="1247"/>
+          </w:tcPr>
+          <w:p>
+            <w:pPr>
+              <w:spacing w:before="40" w:after="40"/>
+              <w:jc w:val="center"/>
+            </w:pPr>
+            <w:r/>
+            <w:r>
+              <w:rPr>
+                <w:rFonts w:ascii="標楷體" w:hAnsi="標楷體" w:eastAsia="標楷體"/>
+                <w:b w:val="0"/>
+                <w:sz w:val="24"/>
+              </w:rPr>
+            </w:r>
+          </w:p>
+        </w:tc>
+        <w:tc>
+          <w:tcPr>
+            <w:tcW w:type="dxa" w:w="1247"/>
+          </w:tcPr>
+          <w:p>
+            <w:pPr>
+              <w:spacing w:before="40" w:after="40"/>
+              <w:jc w:val="center"/>
+            </w:pPr>
+            <w:r/>
+            <w:r>
+              <w:rPr>
+                <w:rFonts w:ascii="標楷體" w:hAnsi="標楷體" w:eastAsia="標楷體"/>
+                <w:b w:val="0"/>
+                <w:sz w:val="24"/>
+              </w:rPr>
+            </w:r>
+          </w:p>
+        </w:tc>
+      </w:tr>
+      <w:tr>
+        <w:tc>
+          <w:tcPr>
+            <w:tcW w:type="dxa" w:w="907"/>
+          </w:tcPr>
+          <w:p>
+            <w:pPr>
+              <w:spacing w:before="40" w:after="40"/>
+              <w:jc w:val="center"/>
+            </w:pPr>
+            <w:r/>
+            <w:r>
+              <w:rPr>
+                <w:rFonts w:ascii="標楷體" w:hAnsi="標楷體" w:eastAsia="標楷體"/>
+                <w:b w:val="0"/>
+                <w:sz w:val="22"/>
+              </w:rPr>
+              <w:t>71</w:t>
+            </w:r>
+          </w:p>
+        </w:tc>
+        <w:tc>
+          <w:tcPr>
+            <w:tcW w:type="dxa" w:w="6236"/>
+          </w:tcPr>
+          <w:p>
+            <w:pPr>
+              <w:spacing w:before="40" w:after="40"/>
+              <w:jc w:val="left"/>
+            </w:pPr>
+            <w:r/>
+            <w:r>
+              <w:rPr>
+                <w:rFonts w:ascii="標楷體" w:hAnsi="標楷體" w:eastAsia="標楷體"/>
+                <w:b w:val="0"/>
+                <w:sz w:val="22"/>
+              </w:rPr>
+              <w:t>課程關閉期間學員於「加入新課程」輸入該課程的邀請碼，應被擋下。</w:t>
+            </w:r>
+          </w:p>
+        </w:tc>
+        <w:tc>
+          <w:tcPr>
+            <w:tcW w:type="dxa" w:w="1247"/>
+          </w:tcPr>
+          <w:p>
+            <w:pPr>
+              <w:spacing w:before="40" w:after="40"/>
+              <w:jc w:val="center"/>
+            </w:pPr>
+            <w:r/>
+            <w:r>
+              <w:rPr>
+                <w:rFonts w:ascii="標楷體" w:hAnsi="標楷體" w:eastAsia="標楷體"/>
+                <w:b w:val="0"/>
+                <w:sz w:val="24"/>
+              </w:rPr>
+            </w:r>
+          </w:p>
+        </w:tc>
+        <w:tc>
+          <w:tcPr>
+            <w:tcW w:type="dxa" w:w="1247"/>
+          </w:tcPr>
+          <w:p>
+            <w:pPr>
+              <w:spacing w:before="40" w:after="40"/>
+              <w:jc w:val="center"/>
+            </w:pPr>
+            <w:r/>
+            <w:r>
+              <w:rPr>
+                <w:rFonts w:ascii="標楷體" w:hAnsi="標楷體" w:eastAsia="標楷體"/>
+                <w:b w:val="0"/>
+                <w:sz w:val="24"/>
+              </w:rPr>
+            </w:r>
+          </w:p>
+        </w:tc>
+      </w:tr>
+      <w:tr>
+        <w:tc>
+          <w:tcPr>
+            <w:tcW w:type="dxa" w:w="907"/>
+          </w:tcPr>
+          <w:p>
+            <w:pPr>
+              <w:spacing w:before="40" w:after="40"/>
+              <w:jc w:val="center"/>
+            </w:pPr>
+            <w:r/>
+            <w:r>
+              <w:rPr>
+                <w:rFonts w:ascii="標楷體" w:hAnsi="標楷體" w:eastAsia="標楷體"/>
+                <w:b w:val="0"/>
+                <w:sz w:val="22"/>
+              </w:rPr>
+              <w:t>72</w:t>
+            </w:r>
+          </w:p>
+        </w:tc>
+        <w:tc>
+          <w:tcPr>
+            <w:tcW w:type="dxa" w:w="6236"/>
+          </w:tcPr>
+          <w:p>
+            <w:pPr>
+              <w:spacing w:before="40" w:after="40"/>
+              <w:jc w:val="left"/>
+            </w:pPr>
+            <w:r/>
+            <w:r>
+              <w:rPr>
+                <w:rFonts w:ascii="標楷體" w:hAnsi="標楷體" w:eastAsia="標楷體"/>
+                <w:b w:val="0"/>
+                <w:sz w:val="22"/>
+              </w:rPr>
+              <w:t>開啟提前關閉之課程，標題列右上應沒有「再開課」，底部動作列為「取消」「保留編輯」「更新並重開課」，起訖時間欄位帶著原值、未被清空。</w:t>
+            </w:r>
+          </w:p>
+        </w:tc>
+        <w:tc>
+          <w:tcPr>
+            <w:tcW w:type="dxa" w:w="1247"/>
+          </w:tcPr>
+          <w:p>
+            <w:pPr>
+              <w:spacing w:before="40" w:after="40"/>
+              <w:jc w:val="center"/>
+            </w:pPr>
+            <w:r/>
+            <w:r>
+              <w:rPr>
+                <w:rFonts w:ascii="標楷體" w:hAnsi="標楷體" w:eastAsia="標楷體"/>
+                <w:b w:val="0"/>
+                <w:sz w:val="24"/>
+              </w:rPr>
+            </w:r>
+          </w:p>
+        </w:tc>
+        <w:tc>
+          <w:tcPr>
+            <w:tcW w:type="dxa" w:w="1247"/>
+          </w:tcPr>
+          <w:p>
+            <w:pPr>
+              <w:spacing w:before="40" w:after="40"/>
+              <w:jc w:val="center"/>
+            </w:pPr>
+            <w:r/>
+            <w:r>
+              <w:rPr>
+                <w:rFonts w:ascii="標楷體" w:hAnsi="標楷體" w:eastAsia="標楷體"/>
+                <w:b w:val="0"/>
+                <w:sz w:val="24"/>
+              </w:rPr>
+            </w:r>
+          </w:p>
+        </w:tc>
+      </w:tr>
+      <w:tr>
+        <w:tc>
+          <w:tcPr>
+            <w:tcW w:type="dxa" w:w="907"/>
+          </w:tcPr>
+          <w:p>
+            <w:pPr>
+              <w:spacing w:before="40" w:after="40"/>
+              <w:jc w:val="center"/>
+            </w:pPr>
+            <w:r/>
+            <w:r>
+              <w:rPr>
+                <w:rFonts w:ascii="標楷體" w:hAnsi="標楷體" w:eastAsia="標楷體"/>
+                <w:b w:val="0"/>
+                <w:sz w:val="22"/>
+              </w:rPr>
+              <w:t>73</w:t>
+            </w:r>
+          </w:p>
+        </w:tc>
+        <w:tc>
+          <w:tcPr>
+            <w:tcW w:type="dxa" w:w="6236"/>
+          </w:tcPr>
+          <w:p>
+            <w:pPr>
+              <w:spacing w:before="40" w:after="40"/>
+              <w:jc w:val="left"/>
+            </w:pPr>
+            <w:r/>
+            <w:r>
+              <w:rPr>
+                <w:rFonts w:ascii="標楷體" w:hAnsi="標楷體" w:eastAsia="標楷體"/>
+                <w:b w:val="0"/>
+                <w:sz w:val="22"/>
+              </w:rPr>
+              <w:t>承上，不改起訖時間直接按「更新並重開課」，應可重新開課。</w:t>
+            </w:r>
+          </w:p>
+        </w:tc>
+        <w:tc>
+          <w:tcPr>
+            <w:tcW w:type="dxa" w:w="1247"/>
+          </w:tcPr>
+          <w:p>
+            <w:pPr>
+              <w:spacing w:before="40" w:after="40"/>
+              <w:jc w:val="center"/>
+            </w:pPr>
+            <w:r/>
+            <w:r>
+              <w:rPr>
+                <w:rFonts w:ascii="標楷體" w:hAnsi="標楷體" w:eastAsia="標楷體"/>
+                <w:b w:val="0"/>
+                <w:sz w:val="24"/>
+              </w:rPr>
+            </w:r>
+          </w:p>
+        </w:tc>
+        <w:tc>
+          <w:tcPr>
+            <w:tcW w:type="dxa" w:w="1247"/>
+          </w:tcPr>
+          <w:p>
+            <w:pPr>
+              <w:spacing w:before="40" w:after="40"/>
+              <w:jc w:val="center"/>
+            </w:pPr>
+            <w:r/>
+            <w:r>
+              <w:rPr>
+                <w:rFonts w:ascii="標楷體" w:hAnsi="標楷體" w:eastAsia="標楷體"/>
+                <w:b w:val="0"/>
+                <w:sz w:val="24"/>
+              </w:rPr>
+            </w:r>
+          </w:p>
+        </w:tc>
+      </w:tr>
+      <w:tr>
+        <w:tc>
+          <w:tcPr>
+            <w:tcW w:type="dxa" w:w="907"/>
+          </w:tcPr>
+          <w:p>
+            <w:pPr>
+              <w:spacing w:before="40" w:after="40"/>
+              <w:jc w:val="center"/>
+            </w:pPr>
+            <w:r/>
+            <w:r>
+              <w:rPr>
+                <w:rFonts w:ascii="標楷體" w:hAnsi="標楷體" w:eastAsia="標楷體"/>
+                <w:b w:val="0"/>
+                <w:sz w:val="22"/>
+              </w:rPr>
+              <w:t>74</w:t>
+            </w:r>
+          </w:p>
+        </w:tc>
+        <w:tc>
+          <w:tcPr>
+            <w:tcW w:type="dxa" w:w="6236"/>
+          </w:tcPr>
+          <w:p>
+            <w:pPr>
+              <w:spacing w:before="40" w:after="40"/>
+              <w:jc w:val="left"/>
+            </w:pPr>
+            <w:r/>
+            <w:r>
+              <w:rPr>
+                <w:rFonts w:ascii="標楷體" w:hAnsi="標楷體" w:eastAsia="標楷體"/>
+                <w:b w:val="0"/>
+                <w:sz w:val="22"/>
+              </w:rPr>
+              <w:t>開啟閱課期間已過之課程，狀態仍顯示「已發布」，底部動作列應為「取消」「保留編輯」「更新並重開課」；不改起訖時間就按「更新並重開課」，應擋下並提示訖止時間須晚於目前時間，課程不應重新開課。</w:t>
+            </w:r>
+          </w:p>
+        </w:tc>
+        <w:tc>
+          <w:tcPr>
+            <w:tcW w:type="dxa" w:w="1247"/>
+          </w:tcPr>
+          <w:p>
+            <w:pPr>
+              <w:spacing w:before="40" w:after="40"/>
+              <w:jc w:val="center"/>
+            </w:pPr>
+            <w:r/>
+            <w:r>
+              <w:rPr>
+                <w:rFonts w:ascii="標楷體" w:hAnsi="標楷體" w:eastAsia="標楷體"/>
+                <w:b w:val="0"/>
+                <w:sz w:val="24"/>
+              </w:rPr>
+            </w:r>
+          </w:p>
+        </w:tc>
+        <w:tc>
+          <w:tcPr>
+            <w:tcW w:type="dxa" w:w="1247"/>
+          </w:tcPr>
+          <w:p>
+            <w:pPr>
+              <w:spacing w:before="40" w:after="40"/>
+              <w:jc w:val="center"/>
+            </w:pPr>
+            <w:r/>
+            <w:r>
+              <w:rPr>
+                <w:rFonts w:ascii="標楷體" w:hAnsi="標楷體" w:eastAsia="標楷體"/>
+                <w:b w:val="0"/>
+                <w:sz w:val="24"/>
+              </w:rPr>
+            </w:r>
+          </w:p>
+        </w:tc>
+      </w:tr>
+      <w:tr>
+        <w:tc>
+          <w:tcPr>
+            <w:tcW w:type="dxa" w:w="907"/>
+          </w:tcPr>
+          <w:p>
+            <w:pPr>
+              <w:spacing w:before="40" w:after="40"/>
+              <w:jc w:val="center"/>
+            </w:pPr>
+            <w:r/>
+            <w:r>
+              <w:rPr>
+                <w:rFonts w:ascii="標楷體" w:hAnsi="標楷體" w:eastAsia="標楷體"/>
+                <w:b w:val="0"/>
+                <w:sz w:val="22"/>
+              </w:rPr>
+              <w:t>74-1</w:t>
+            </w:r>
+          </w:p>
+        </w:tc>
+        <w:tc>
+          <w:tcPr>
+            <w:tcW w:type="dxa" w:w="6236"/>
+          </w:tcPr>
+          <w:p>
+            <w:pPr>
+              <w:spacing w:before="40" w:after="40"/>
+              <w:jc w:val="left"/>
+            </w:pPr>
+            <w:r/>
+            <w:r>
+              <w:rPr>
+                <w:rFonts w:ascii="標楷體" w:hAnsi="標楷體" w:eastAsia="標楷體"/>
+                <w:b w:val="0"/>
+                <w:sz w:val="22"/>
+              </w:rPr>
+              <w:t>承上，起始時間填過去的日期、訖止時間填未來的時間後按「更新並重開課」，應可重新開課；訖止時間早於起始時間時應擋下並提示。</w:t>
+            </w:r>
+          </w:p>
+        </w:tc>
+        <w:tc>
+          <w:tcPr>
+            <w:tcW w:type="dxa" w:w="1247"/>
+          </w:tcPr>
+          <w:p>
+            <w:pPr>
+              <w:spacing w:before="40" w:after="40"/>
+              <w:jc w:val="center"/>
+            </w:pPr>
+            <w:r/>
+            <w:r>
+              <w:rPr>
+                <w:rFonts w:ascii="標楷體" w:hAnsi="標楷體" w:eastAsia="標楷體"/>
+                <w:b w:val="0"/>
+                <w:sz w:val="24"/>
+              </w:rPr>
+            </w:r>
+          </w:p>
+        </w:tc>
+        <w:tc>
+          <w:tcPr>
+            <w:tcW w:type="dxa" w:w="1247"/>
+          </w:tcPr>
+          <w:p>
+            <w:pPr>
+              <w:spacing w:before="40" w:after="40"/>
+              <w:jc w:val="center"/>
+            </w:pPr>
+            <w:r/>
+            <w:r>
+              <w:rPr>
+                <w:rFonts w:ascii="標楷體" w:hAnsi="標楷體" w:eastAsia="標楷體"/>
+                <w:b w:val="0"/>
+                <w:sz w:val="24"/>
+              </w:rPr>
+            </w:r>
+          </w:p>
+        </w:tc>
+      </w:tr>
+      <w:tr>
+        <w:tc>
+          <w:tcPr>
+            <w:tcW w:type="dxa" w:w="907"/>
+          </w:tcPr>
+          <w:p>
+            <w:pPr>
+              <w:spacing w:before="40" w:after="40"/>
+              <w:jc w:val="center"/>
+            </w:pPr>
+            <w:r/>
+            <w:r>
+              <w:rPr>
+                <w:rFonts w:ascii="標楷體" w:hAnsi="標楷體" w:eastAsia="標楷體"/>
+                <w:b w:val="0"/>
+                <w:sz w:val="22"/>
+              </w:rPr>
+              <w:t>75</w:t>
+            </w:r>
+          </w:p>
+        </w:tc>
+        <w:tc>
+          <w:tcPr>
+            <w:tcW w:type="dxa" w:w="6236"/>
+          </w:tcPr>
+          <w:p>
+            <w:pPr>
+              <w:spacing w:before="40" w:after="40"/>
+              <w:jc w:val="left"/>
+            </w:pPr>
+            <w:r/>
+            <w:r>
+              <w:rPr>
+                <w:rFonts w:ascii="標楷體" w:hAnsi="標楷體" w:eastAsia="標楷體"/>
+                <w:b w:val="0"/>
+                <w:sz w:val="22"/>
+              </w:rPr>
+              <w:t>承上，重新開課通過後應跳出「課程已重新開課」視窗，顯示帶入的學員人數與原邀請碼；按「關閉」回到課程列表，該課程狀態為「已發布」、起訖時間為剛才填入的值。</w:t>
+            </w:r>
+          </w:p>
+        </w:tc>
+        <w:tc>
+          <w:tcPr>
+            <w:tcW w:type="dxa" w:w="1247"/>
+          </w:tcPr>
+          <w:p>
+            <w:pPr>
+              <w:spacing w:before="40" w:after="40"/>
+              <w:jc w:val="center"/>
+            </w:pPr>
+            <w:r/>
+            <w:r>
+              <w:rPr>
+                <w:rFonts w:ascii="標楷體" w:hAnsi="標楷體" w:eastAsia="標楷體"/>
+                <w:b w:val="0"/>
+                <w:sz w:val="24"/>
+              </w:rPr>
+            </w:r>
+          </w:p>
+        </w:tc>
+        <w:tc>
+          <w:tcPr>
+            <w:tcW w:type="dxa" w:w="1247"/>
+          </w:tcPr>
+          <w:p>
+            <w:pPr>
+              <w:spacing w:before="40" w:after="40"/>
+              <w:jc w:val="center"/>
+            </w:pPr>
+            <w:r/>
+            <w:r>
+              <w:rPr>
+                <w:rFonts w:ascii="標楷體" w:hAnsi="標楷體" w:eastAsia="標楷體"/>
+                <w:b w:val="0"/>
+                <w:sz w:val="24"/>
+              </w:rPr>
+            </w:r>
+          </w:p>
+        </w:tc>
+      </w:tr>
+      <w:tr>
+        <w:tc>
+          <w:tcPr>
+            <w:tcW w:type="dxa" w:w="907"/>
+          </w:tcPr>
+          <w:p>
+            <w:pPr>
+              <w:spacing w:before="40" w:after="40"/>
+              <w:jc w:val="center"/>
+            </w:pPr>
+            <w:r/>
+            <w:r>
+              <w:rPr>
+                <w:rFonts w:ascii="標楷體" w:hAnsi="標楷體" w:eastAsia="標楷體"/>
+                <w:b w:val="0"/>
+                <w:sz w:val="22"/>
+              </w:rPr>
+              <w:t>76</w:t>
+            </w:r>
+          </w:p>
+        </w:tc>
+        <w:tc>
+          <w:tcPr>
+            <w:tcW w:type="dxa" w:w="6236"/>
+          </w:tcPr>
+          <w:p>
+            <w:pPr>
+              <w:spacing w:before="40" w:after="40"/>
+              <w:jc w:val="left"/>
+            </w:pPr>
+            <w:r/>
+            <w:r>
+              <w:rPr>
+                <w:rFonts w:ascii="標楷體" w:hAnsi="標楷體" w:eastAsia="標楷體"/>
+                <w:b w:val="0"/>
+                <w:sz w:val="22"/>
+              </w:rPr>
+              <w:t>於關閉期間刪光某章節的項目後按「更新並重開課」，應跳出「更新並重開課」視窗列出缺漏，課程維持已關閉、學員回看的內容不變；關閉後缺漏處以紅框標示，補齊後再按一次即可完成。</w:t>
+            </w:r>
+          </w:p>
+        </w:tc>
+        <w:tc>
+          <w:tcPr>
+            <w:tcW w:type="dxa" w:w="1247"/>
+          </w:tcPr>
+          <w:p>
+            <w:pPr>
+              <w:spacing w:before="40" w:after="40"/>
+              <w:jc w:val="center"/>
+            </w:pPr>
+            <w:r/>
+            <w:r>
+              <w:rPr>
+                <w:rFonts w:ascii="標楷體" w:hAnsi="標楷體" w:eastAsia="標楷體"/>
+                <w:b w:val="0"/>
+                <w:sz w:val="24"/>
+              </w:rPr>
+            </w:r>
+          </w:p>
+        </w:tc>
+        <w:tc>
+          <w:tcPr>
+            <w:tcW w:type="dxa" w:w="1247"/>
+          </w:tcPr>
+          <w:p>
+            <w:pPr>
+              <w:spacing w:before="40" w:after="40"/>
+              <w:jc w:val="center"/>
+            </w:pPr>
+            <w:r/>
+            <w:r>
+              <w:rPr>
+                <w:rFonts w:ascii="標楷體" w:hAnsi="標楷體" w:eastAsia="標楷體"/>
+                <w:b w:val="0"/>
+                <w:sz w:val="24"/>
+              </w:rPr>
+            </w:r>
+          </w:p>
+        </w:tc>
+      </w:tr>
+      <w:tr>
+        <w:tc>
+          <w:tcPr>
+            <w:tcW w:type="dxa" w:w="907"/>
+          </w:tcPr>
+          <w:p>
+            <w:pPr>
+              <w:spacing w:before="40" w:after="40"/>
+              <w:jc w:val="center"/>
+            </w:pPr>
+            <w:r/>
+            <w:r>
+              <w:rPr>
+                <w:rFonts w:ascii="標楷體" w:hAnsi="標楷體" w:eastAsia="標楷體"/>
+                <w:b w:val="0"/>
+                <w:sz w:val="22"/>
+              </w:rPr>
+              <w:t>76-1</w:t>
+            </w:r>
+          </w:p>
+        </w:tc>
+        <w:tc>
+          <w:tcPr>
+            <w:tcW w:type="dxa" w:w="6236"/>
+          </w:tcPr>
+          <w:p>
+            <w:pPr>
+              <w:spacing w:before="40" w:after="40"/>
+              <w:jc w:val="left"/>
+            </w:pPr>
+            <w:r/>
+            <w:r>
+              <w:rPr>
+                <w:rFonts w:ascii="標楷體" w:hAnsi="標楷體" w:eastAsia="標楷體"/>
+                <w:b w:val="0"/>
+                <w:sz w:val="22"/>
+              </w:rPr>
+              <w:t>關閉期間將課後問卷的題目刪光並停用該問卷，按「更新並重開課」不應因問卷被擋下。</w:t>
+            </w:r>
+          </w:p>
+        </w:tc>
+        <w:tc>
+          <w:tcPr>
+            <w:tcW w:type="dxa" w:w="1247"/>
+          </w:tcPr>
+          <w:p>
+            <w:pPr>
+              <w:spacing w:before="40" w:after="40"/>
+              <w:jc w:val="center"/>
+            </w:pPr>
+            <w:r/>
+            <w:r>
+              <w:rPr>
+                <w:rFonts w:ascii="標楷體" w:hAnsi="標楷體" w:eastAsia="標楷體"/>
+                <w:b w:val="0"/>
+                <w:sz w:val="24"/>
+              </w:rPr>
+            </w:r>
+          </w:p>
+        </w:tc>
+        <w:tc>
+          <w:tcPr>
+            <w:tcW w:type="dxa" w:w="1247"/>
+          </w:tcPr>
+          <w:p>
+            <w:pPr>
+              <w:spacing w:before="40" w:after="40"/>
+              <w:jc w:val="center"/>
+            </w:pPr>
+            <w:r/>
+            <w:r>
+              <w:rPr>
+                <w:rFonts w:ascii="標楷體" w:hAnsi="標楷體" w:eastAsia="標楷體"/>
+                <w:b w:val="0"/>
+                <w:sz w:val="24"/>
+              </w:rPr>
+            </w:r>
+          </w:p>
+        </w:tc>
+      </w:tr>
+      <w:tr>
+        <w:tc>
+          <w:tcPr>
+            <w:tcW w:type="dxa" w:w="907"/>
+          </w:tcPr>
+          <w:p>
+            <w:pPr>
+              <w:spacing w:before="40" w:after="40"/>
+              <w:jc w:val="center"/>
+            </w:pPr>
+            <w:r/>
+            <w:r>
+              <w:rPr>
+                <w:rFonts w:ascii="標楷體" w:hAnsi="標楷體" w:eastAsia="標楷體"/>
+                <w:b w:val="0"/>
+                <w:sz w:val="22"/>
+              </w:rPr>
+              <w:t>77</w:t>
+            </w:r>
+          </w:p>
+        </w:tc>
+        <w:tc>
+          <w:tcPr>
+            <w:tcW w:type="dxa" w:w="6236"/>
+          </w:tcPr>
+          <w:p>
+            <w:pPr>
+              <w:spacing w:before="40" w:after="40"/>
+              <w:jc w:val="left"/>
+            </w:pPr>
+            <w:r/>
+            <w:r>
+              <w:rPr>
+                <w:rFonts w:ascii="標楷體" w:hAnsi="標楷體" w:eastAsia="標楷體"/>
+                <w:b w:val="0"/>
+                <w:sz w:val="22"/>
+              </w:rPr>
+              <w:t>再開課完成後課程應回到「已發布」，學員的學習進度與成績接續保留、原邀請碼恢復有效。</w:t>
+            </w:r>
+          </w:p>
+        </w:tc>
+        <w:tc>
+          <w:tcPr>
+            <w:tcW w:type="dxa" w:w="1247"/>
+          </w:tcPr>
+          <w:p>
+            <w:pPr>
+              <w:spacing w:before="40" w:after="40"/>
+              <w:jc w:val="center"/>
+            </w:pPr>
+            <w:r/>
+            <w:r>
+              <w:rPr>
+                <w:rFonts w:ascii="標楷體" w:hAnsi="標楷體" w:eastAsia="標楷體"/>
+                <w:b w:val="0"/>
+                <w:sz w:val="24"/>
+              </w:rPr>
+            </w:r>
+          </w:p>
+        </w:tc>
+        <w:tc>
+          <w:tcPr>
+            <w:tcW w:type="dxa" w:w="1247"/>
+          </w:tcPr>
+          <w:p>
+            <w:pPr>
+              <w:spacing w:before="40" w:after="40"/>
+              <w:jc w:val="center"/>
+            </w:pPr>
+            <w:r/>
+            <w:r>
+              <w:rPr>
+                <w:rFonts w:ascii="標楷體" w:hAnsi="標楷體" w:eastAsia="標楷體"/>
+                <w:b w:val="0"/>
+                <w:sz w:val="24"/>
+              </w:rPr>
+            </w:r>
+          </w:p>
+        </w:tc>
+      </w:tr>
+      <w:tr>
+        <w:tc>
+          <w:tcPr>
+            <w:tcW w:type="dxa" w:w="907"/>
+          </w:tcPr>
+          <w:p>
+            <w:pPr>
+              <w:spacing w:before="40" w:after="40"/>
+              <w:jc w:val="center"/>
+            </w:pPr>
+            <w:r/>
+            <w:r>
+              <w:rPr>
+                <w:rFonts w:ascii="標楷體" w:hAnsi="標楷體" w:eastAsia="標楷體"/>
+                <w:b w:val="0"/>
+                <w:sz w:val="22"/>
+              </w:rPr>
+              <w:t>77-1</w:t>
+            </w:r>
+          </w:p>
+        </w:tc>
+        <w:tc>
+          <w:tcPr>
+            <w:tcW w:type="dxa" w:w="6236"/>
+          </w:tcPr>
+          <w:p>
+            <w:pPr>
+              <w:spacing w:before="40" w:after="40"/>
+              <w:jc w:val="left"/>
+            </w:pPr>
+            <w:r/>
+            <w:r>
+              <w:rPr>
+                <w:rFonts w:ascii="標楷體" w:hAnsi="標楷體" w:eastAsia="標楷體"/>
+                <w:b w:val="0"/>
+                <w:sz w:val="22"/>
+              </w:rPr>
+              <w:t>關閉期間新增一組有相符學員的受訓對象後按「更新並重開課」，該組相符學員應被帶入課程並各收到一封邀請信；原已在課程中的學員不應重複收信。</w:t>
+            </w:r>
+          </w:p>
+        </w:tc>
+        <w:tc>
+          <w:tcPr>
+            <w:tcW w:type="dxa" w:w="1247"/>
+          </w:tcPr>
+          <w:p>
+            <w:pPr>
+              <w:spacing w:before="40" w:after="40"/>
+              <w:jc w:val="center"/>
+            </w:pPr>
+            <w:r/>
+            <w:r>
+              <w:rPr>
+                <w:rFonts w:ascii="標楷體" w:hAnsi="標楷體" w:eastAsia="標楷體"/>
+                <w:b w:val="0"/>
+                <w:sz w:val="24"/>
+              </w:rPr>
+            </w:r>
+          </w:p>
+        </w:tc>
+        <w:tc>
+          <w:tcPr>
+            <w:tcW w:type="dxa" w:w="1247"/>
+          </w:tcPr>
+          <w:p>
+            <w:pPr>
+              <w:spacing w:before="40" w:after="40"/>
+              <w:jc w:val="center"/>
+            </w:pPr>
+            <w:r/>
+            <w:r>
+              <w:rPr>
+                <w:rFonts w:ascii="標楷體" w:hAnsi="標楷體" w:eastAsia="標楷體"/>
+                <w:b w:val="0"/>
+                <w:sz w:val="24"/>
+              </w:rPr>
+            </w:r>
+          </w:p>
+        </w:tc>
+      </w:tr>
+      <w:tr>
+        <w:tc>
+          <w:tcPr>
+            <w:tcW w:type="dxa" w:w="907"/>
+          </w:tcPr>
+          <w:p>
+            <w:pPr>
+              <w:spacing w:before="40" w:after="40"/>
+              <w:jc w:val="center"/>
+            </w:pPr>
+            <w:r/>
+            <w:r>
+              <w:rPr>
+                <w:rFonts w:ascii="標楷體" w:hAnsi="標楷體" w:eastAsia="標楷體"/>
+                <w:b w:val="0"/>
+                <w:sz w:val="22"/>
+              </w:rPr>
+              <w:t>77-2</w:t>
+            </w:r>
+          </w:p>
+        </w:tc>
+        <w:tc>
+          <w:tcPr>
+            <w:tcW w:type="dxa" w:w="6236"/>
+          </w:tcPr>
+          <w:p>
+            <w:pPr>
+              <w:spacing w:before="40" w:after="40"/>
+              <w:jc w:val="left"/>
+            </w:pPr>
+            <w:r/>
+            <w:r>
+              <w:rPr>
+                <w:rFonts w:ascii="標楷體" w:hAnsi="標楷體" w:eastAsia="標楷體"/>
+                <w:b w:val="0"/>
+                <w:sz w:val="22"/>
+              </w:rPr>
+              <w:t>關閉期間新增一個章節後按「更新並重開課」，重新開課後學員端應隨即看到該章節。</w:t>
+            </w:r>
+          </w:p>
+        </w:tc>
+        <w:tc>
+          <w:tcPr>
+            <w:tcW w:type="dxa" w:w="1247"/>
+          </w:tcPr>
+          <w:p>
+            <w:pPr>
+              <w:spacing w:before="40" w:after="40"/>
+              <w:jc w:val="center"/>
+            </w:pPr>
+            <w:r/>
+            <w:r>
+              <w:rPr>
+                <w:rFonts w:ascii="標楷體" w:hAnsi="標楷體" w:eastAsia="標楷體"/>
+                <w:b w:val="0"/>
+                <w:sz w:val="24"/>
+              </w:rPr>
+            </w:r>
+          </w:p>
+        </w:tc>
+        <w:tc>
+          <w:tcPr>
+            <w:tcW w:type="dxa" w:w="1247"/>
+          </w:tcPr>
+          <w:p>
+            <w:pPr>
+              <w:spacing w:before="40" w:after="40"/>
+              <w:jc w:val="center"/>
+            </w:pPr>
+            <w:r/>
+            <w:r>
+              <w:rPr>
+                <w:rFonts w:ascii="標楷體" w:hAnsi="標楷體" w:eastAsia="標楷體"/>
+                <w:b w:val="0"/>
+                <w:sz w:val="24"/>
+              </w:rPr>
+            </w:r>
+          </w:p>
+        </w:tc>
+      </w:tr>
+      <w:tr>
+        <w:tc>
+          <w:tcPr>
+            <w:tcW w:type="dxa" w:w="907"/>
+          </w:tcPr>
+          <w:p>
+            <w:pPr>
+              <w:spacing w:before="40" w:after="40"/>
+              <w:jc w:val="center"/>
+            </w:pPr>
+            <w:r/>
+            <w:r>
+              <w:rPr>
+                <w:rFonts w:ascii="標楷體" w:hAnsi="標楷體" w:eastAsia="標楷體"/>
+                <w:b w:val="0"/>
+                <w:sz w:val="22"/>
+              </w:rPr>
               <w:t>78</w:t>
             </w:r>
           </w:p>
@@ -16717,7 +17997,7 @@
                 <w:b w:val="0"/>
                 <w:sz w:val="22"/>
               </w:rPr>
-              <w:t>於兩個裝置同時開啟同一門課程的編輯頁，其中一邊儲存後另一邊再儲存，應擋下並提示內容已被其他裝置變更，且該次編輯不覆蓋先前的儲存。</w:t>
+              <w:t>於兩個裝置同時開啟同一門草稿課程的編輯頁，其中一邊按「儲存草稿」後另一邊再按「儲存草稿」，應擋下並提示內容已被其他裝置變更，且該次編輯不覆蓋先前的儲存。</w:t>
             </w:r>
           </w:p>
         </w:tc>
@@ -18749,7 +20029,7 @@
                 <w:b w:val="0"/>
                 <w:sz w:val="22"/>
               </w:rPr>
-              <w:t>教師甲於受測課程甲新增一份教材後，學員乙的課程進度總項目數應加一、未滿 100%，「我的課程」狀態回到「進行中」，左側仍為「查看我的填答」且可回看；完成新教材後恢復「已完成」。</w:t>
+              <w:t>教師甲於受測課程甲新增一份教材並按「更新」後，學員乙的課程進度總項目數應加一、未滿 100%，「我的課程」狀態回到「進行中」，左側仍為「查看我的填答」且可回看；完成新教材後恢復「已完成」。</w:t>
             </w:r>
           </w:p>
         </w:tc>
@@ -18829,7 +20109,7 @@
                 <w:b w:val="0"/>
                 <w:sz w:val="22"/>
               </w:rPr>
-              <w:t>承上，已完課但尚未填寫問卷的學員丙，於教師新增教材後問卷入口應消失；完成新教材後重新出現「填寫課後問卷」。</w:t>
+              <w:t>承上，已完課但尚未填寫問卷的學員丙，於教師新增教材並按「更新」後問卷入口應消失；完成新教材後重新出現「填寫課後問卷」。</w:t>
             </w:r>
           </w:p>
         </w:tc>
@@ -20621,7 +21901,7 @@
                 <w:b w:val="0"/>
                 <w:sz w:val="22"/>
               </w:rPr>
-              <w:t>學員甲作答中，教師甲將測驗 A 某題的正確答案改掉並儲存；學員甲依原題目作答並提交，該題應依開始作答當時的正確答案計分。</w:t>
+              <w:t>學員甲作答中，教師甲將測驗 A 某題的正確答案改掉並儲存題目，再按「更新」；學員甲依原題目作答並提交，該題應依開始作答當時的正確答案計分。</w:t>
             </w:r>
           </w:p>
         </w:tc>
@@ -21741,7 +23021,7 @@
                 <w:b w:val="0"/>
                 <w:sz w:val="22"/>
               </w:rPr>
-              <w:t>學員甲通過測驗 A 後，教師甲修改測驗 A 並選「儲存並要求重測」，學員甲的測驗 A 應不再顯示已及格、剩餘可作答恢復為 20 次，下一章回到鎖定。</w:t>
+              <w:t>學員甲通過測驗 A 後，教師甲修改測驗 A 並選「儲存並要求重測」，再按「更新」，學員甲的測驗 A 應不再顯示已及格、剩餘可作答恢復為 20 次，下一章回到鎖定。</w:t>
             </w:r>
           </w:p>
         </w:tc>

--- a/docs/manuals/測試報告/ET-教育訓練文件管理模組.docx
+++ b/docs/manuals/測試報告/ET-教育訓練文件管理模組.docx
@@ -498,7 +498,7 @@
       <w:r>
         <w:fldChar w:fldCharType="separate"/>
       </w:r>
-      <w:hyperlink w:anchor="_Toc243386907" w:history="1">
+      <w:hyperlink w:anchor="_Toc243395847" w:history="1">
         <w:r>
           <w:rPr>
             <w:rStyle w:val="affb"/>
@@ -526,7 +526,7 @@
             <w:noProof/>
             <w:webHidden/>
           </w:rPr>
-          <w:instrText xml:space="preserve"> PAGEREF _Toc243386907 \h </w:instrText>
+          <w:instrText xml:space="preserve"> PAGEREF _Toc243395847 \h </w:instrText>
         </w:r>
         <w:r>
           <w:rPr>
@@ -571,7 +571,7 @@
           <w:szCs w:val="22"/>
         </w:rPr>
       </w:pPr>
-      <w:hyperlink w:anchor="_Toc243386908" w:history="1">
+      <w:hyperlink w:anchor="_Toc243395848" w:history="1">
         <w:r>
           <w:rPr>
             <w:rStyle w:val="affb"/>
@@ -606,7 +606,7 @@
             <w:noProof/>
             <w:webHidden/>
           </w:rPr>
-          <w:instrText xml:space="preserve"> PAGEREF _Toc243386908 \h </w:instrText>
+          <w:instrText xml:space="preserve"> PAGEREF _Toc243395848 \h </w:instrText>
         </w:r>
         <w:r>
           <w:rPr>
@@ -651,7 +651,7 @@
           <w:szCs w:val="22"/>
         </w:rPr>
       </w:pPr>
-      <w:hyperlink w:anchor="_Toc243386909" w:history="1">
+      <w:hyperlink w:anchor="_Toc243395849" w:history="1">
         <w:r>
           <w:rPr>
             <w:rStyle w:val="affb"/>
@@ -686,7 +686,7 @@
             <w:noProof/>
             <w:webHidden/>
           </w:rPr>
-          <w:instrText xml:space="preserve"> PAGEREF _Toc243386909 \h </w:instrText>
+          <w:instrText xml:space="preserve"> PAGEREF _Toc243395849 \h </w:instrText>
         </w:r>
         <w:r>
           <w:rPr>
@@ -731,7 +731,7 @@
           <w:szCs w:val="22"/>
         </w:rPr>
       </w:pPr>
-      <w:hyperlink w:anchor="_Toc243386910" w:history="1">
+      <w:hyperlink w:anchor="_Toc243395850" w:history="1">
         <w:r>
           <w:rPr>
             <w:rStyle w:val="affb"/>
@@ -766,7 +766,7 @@
             <w:noProof/>
             <w:webHidden/>
           </w:rPr>
-          <w:instrText xml:space="preserve"> PAGEREF _Toc243386910 \h </w:instrText>
+          <w:instrText xml:space="preserve"> PAGEREF _Toc243395850 \h </w:instrText>
         </w:r>
         <w:r>
           <w:rPr>
@@ -811,7 +811,7 @@
           <w:szCs w:val="22"/>
         </w:rPr>
       </w:pPr>
-      <w:hyperlink w:anchor="_Toc243386911" w:history="1">
+      <w:hyperlink w:anchor="_Toc243395851" w:history="1">
         <w:r>
           <w:rPr>
             <w:rStyle w:val="affb"/>
@@ -846,7 +846,7 @@
             <w:noProof/>
             <w:webHidden/>
           </w:rPr>
-          <w:instrText xml:space="preserve"> PAGEREF _Toc243386911 \h </w:instrText>
+          <w:instrText xml:space="preserve"> PAGEREF _Toc243395851 \h </w:instrText>
         </w:r>
         <w:r>
           <w:rPr>
@@ -891,7 +891,7 @@
           <w:szCs w:val="22"/>
         </w:rPr>
       </w:pPr>
-      <w:hyperlink w:anchor="_Toc243386912" w:history="1">
+      <w:hyperlink w:anchor="_Toc243395852" w:history="1">
         <w:r>
           <w:rPr>
             <w:rStyle w:val="affb"/>
@@ -926,7 +926,7 @@
             <w:noProof/>
             <w:webHidden/>
           </w:rPr>
-          <w:instrText xml:space="preserve"> PAGEREF _Toc243386912 \h </w:instrText>
+          <w:instrText xml:space="preserve"> PAGEREF _Toc243395852 \h </w:instrText>
         </w:r>
         <w:r>
           <w:rPr>
@@ -971,7 +971,7 @@
           <w:szCs w:val="22"/>
         </w:rPr>
       </w:pPr>
-      <w:hyperlink w:anchor="_Toc243386913" w:history="1">
+      <w:hyperlink w:anchor="_Toc243395853" w:history="1">
         <w:r>
           <w:rPr>
             <w:rStyle w:val="affb"/>
@@ -1006,7 +1006,7 @@
             <w:noProof/>
             <w:webHidden/>
           </w:rPr>
-          <w:instrText xml:space="preserve"> PAGEREF _Toc243386913 \h </w:instrText>
+          <w:instrText xml:space="preserve"> PAGEREF _Toc243395853 \h </w:instrText>
         </w:r>
         <w:r>
           <w:rPr>
@@ -1051,7 +1051,7 @@
           <w:szCs w:val="22"/>
         </w:rPr>
       </w:pPr>
-      <w:hyperlink w:anchor="_Toc243386914" w:history="1">
+      <w:hyperlink w:anchor="_Toc243395854" w:history="1">
         <w:r>
           <w:rPr>
             <w:rStyle w:val="affb"/>
@@ -1086,7 +1086,7 @@
             <w:noProof/>
             <w:webHidden/>
           </w:rPr>
-          <w:instrText xml:space="preserve"> PAGEREF _Toc243386914 \h </w:instrText>
+          <w:instrText xml:space="preserve"> PAGEREF _Toc243395854 \h </w:instrText>
         </w:r>
         <w:r>
           <w:rPr>
@@ -1136,7 +1136,7 @@
       <w:pPr>
         <w:pStyle w:val="1"/>
       </w:pPr>
-      <w:bookmarkStart w:id="1" w:name="_Toc243386907"/>
+      <w:bookmarkStart w:id="1" w:name="_Toc243395847"/>
       <w:r>
         <w:lastRenderedPageBreak/>
         <w:t>測試注意事項</w:t>
@@ -1158,7 +1158,7 @@
       <w:pPr>
         <w:pStyle w:val="1"/>
       </w:pPr>
-      <w:bookmarkStart w:id="2" w:name="_Toc243386908"/>
+      <w:bookmarkStart w:id="2" w:name="_Toc243395848"/>
       <w:r>
         <w:lastRenderedPageBreak/>
         <w:t xml:space="preserve">ET01 </w:t>
@@ -2541,7 +2541,7 @@
       <w:pPr>
         <w:pStyle w:val="1"/>
       </w:pPr>
-      <w:bookmarkStart w:id="3" w:name="_Toc243386909"/>
+      <w:bookmarkStart w:id="3" w:name="_Toc243395849"/>
       <w:r>
         <w:lastRenderedPageBreak/>
         <w:t xml:space="preserve">ET02 </w:t>
@@ -6398,7 +6398,7 @@
       <w:pPr>
         <w:pStyle w:val="1"/>
       </w:pPr>
-      <w:bookmarkStart w:id="4" w:name="_Toc243386910"/>
+      <w:bookmarkStart w:id="4" w:name="_Toc243395850"/>
       <w:r>
         <w:lastRenderedPageBreak/>
         <w:t xml:space="preserve">ET03 </w:t>
@@ -8118,7 +8118,7 @@
       <w:pPr>
         <w:pStyle w:val="1"/>
       </w:pPr>
-      <w:bookmarkStart w:id="5" w:name="_Toc243386911"/>
+      <w:bookmarkStart w:id="5" w:name="_Toc243395851"/>
       <w:r>
         <w:lastRenderedPageBreak/>
         <w:t xml:space="preserve">ET04 </w:t>
@@ -10001,7 +10001,7 @@
       <w:pPr>
         <w:pStyle w:val="1"/>
       </w:pPr>
-      <w:bookmarkStart w:id="6" w:name="_Toc243386912"/>
+      <w:bookmarkStart w:id="6" w:name="_Toc243395852"/>
       <w:r>
         <w:lastRenderedPageBreak/>
         <w:t xml:space="preserve">ET05 </w:t>
@@ -10512,7 +10512,7 @@
                 <w:rFonts w:ascii="標楷體" w:hAnsi="標楷體"/>
                 <w:sz w:val="22"/>
               </w:rPr>
-              <w:t>3</w:t>
+              <w:t>2-1</w:t>
             </w:r>
           </w:p>
         </w:tc>
@@ -10529,7 +10529,7 @@
                 <w:rFonts w:ascii="標楷體" w:hAnsi="標楷體"/>
                 <w:sz w:val="22"/>
               </w:rPr>
-              <w:t>以教師甲於「全部課程」點本人的已發布課程，應以學員視角開啟，全部章節皆可點選、測驗僅能檢視題目無法作答，且不留下任何學習進度；本人的草稿課程應不出現在「全部課程」。</w:t>
+              <w:t>開啟閱課期間已過之課程，課程狀態仍顯示「已發布」，標題列右上應不顯示任何操作按鈕（沒有「邀請學員」「關閉課程」），上方顯示課程已關閉的提示，底部動作列為「取消」「保留編輯」「更新並重開課」。</w:t>
             </w:r>
           </w:p>
         </w:tc>
@@ -10574,7 +10574,7 @@
                 <w:rFonts w:ascii="標楷體" w:hAnsi="標楷體"/>
                 <w:sz w:val="22"/>
               </w:rPr>
-              <w:t>4</w:t>
+              <w:t>3</w:t>
             </w:r>
           </w:p>
         </w:tc>
@@ -10591,7 +10591,7 @@
                 <w:rFonts w:ascii="標楷體" w:hAnsi="標楷體"/>
                 <w:sz w:val="22"/>
               </w:rPr>
-              <w:t>以教師乙於「全部課程」點教師甲的已發布課程，應進入學員視角的預覽頁，而非可編輯的編輯頁。</w:t>
+              <w:t>以教師甲於「全部課程」點本人的已發布課程，應以學員視角開啟，全部章節皆可點選、測驗僅能檢視題目無法作答，且不留下任何學習進度；本人的草稿課程應不出現在「全部課程」。</w:t>
             </w:r>
           </w:p>
         </w:tc>
@@ -10636,7 +10636,7 @@
                 <w:rFonts w:ascii="標楷體" w:hAnsi="標楷體"/>
                 <w:sz w:val="22"/>
               </w:rPr>
-              <w:t>5</w:t>
+              <w:t>4</w:t>
             </w:r>
           </w:p>
         </w:tc>
@@ -10653,7 +10653,7 @@
                 <w:rFonts w:ascii="標楷體" w:hAnsi="標楷體"/>
                 <w:sz w:val="22"/>
               </w:rPr>
-              <w:t>新增課程僅填課程名稱後按「儲存草稿」，應存檔成功並回到課程列表，該課程狀態為草稿。</w:t>
+              <w:t>以教師乙於「全部課程」點教師甲的已發布課程，應進入學員視角的預覽頁，而非可編輯的編輯頁。</w:t>
             </w:r>
           </w:p>
         </w:tc>
@@ -10698,7 +10698,7 @@
                 <w:rFonts w:ascii="標楷體" w:hAnsi="標楷體"/>
                 <w:sz w:val="22"/>
               </w:rPr>
-              <w:t>6</w:t>
+              <w:t>5</w:t>
             </w:r>
           </w:p>
         </w:tc>
@@ -10715,7 +10715,7 @@
                 <w:rFonts w:ascii="標楷體" w:hAnsi="標楷體"/>
                 <w:sz w:val="22"/>
               </w:rPr>
-              <w:t>草稿課程的受訓對象與起訖時間全部留空，仍應可按「儲存草稿」成功存檔。</w:t>
+              <w:t>新增課程僅填課程名稱後按「儲存草稿」，應存檔成功並回到課程列表，該課程狀態為草稿。</w:t>
             </w:r>
           </w:p>
         </w:tc>
@@ -10760,7 +10760,7 @@
                 <w:rFonts w:ascii="標楷體" w:hAnsi="標楷體"/>
                 <w:sz w:val="22"/>
               </w:rPr>
-              <w:t>7</w:t>
+              <w:t>6</w:t>
             </w:r>
           </w:p>
         </w:tc>
@@ -10777,7 +10777,7 @@
                 <w:rFonts w:ascii="標楷體" w:hAnsi="標楷體"/>
                 <w:sz w:val="22"/>
               </w:rPr>
-              <w:t>受訓對象有一列只選了單位、未選職位就按「儲存草稿」，應擋下並提示補選或刪除該列；兩列選了相同組合時亦應擋下。</w:t>
+              <w:t>草稿課程的受訓對象與起訖時間全部留空，仍應可按「儲存草稿」成功存檔。</w:t>
             </w:r>
           </w:p>
         </w:tc>
@@ -10822,7 +10822,7 @@
                 <w:rFonts w:ascii="標楷體" w:hAnsi="標楷體"/>
                 <w:sz w:val="22"/>
               </w:rPr>
-              <w:t>8</w:t>
+              <w:t>7</w:t>
             </w:r>
           </w:p>
         </w:tc>
@@ -10839,42 +10839,7 @@
                 <w:rFonts w:ascii="標楷體" w:hAnsi="標楷體"/>
                 <w:sz w:val="22"/>
               </w:rPr>
-              <w:t>於課程起始時間按日曆鈕選日期與時間，應以</w:t>
-            </w:r>
-            <w:r>
-              <w:rPr>
-                <w:rFonts w:ascii="標楷體" w:hAnsi="標楷體"/>
-                <w:sz w:val="22"/>
-              </w:rPr>
-              <w:t xml:space="preserve"> 24 </w:t>
-            </w:r>
-            <w:r>
-              <w:rPr>
-                <w:rFonts w:ascii="標楷體" w:hAnsi="標楷體"/>
-                <w:sz w:val="22"/>
-              </w:rPr>
-              <w:t>小時制呈現（如</w:t>
-            </w:r>
-            <w:r>
-              <w:rPr>
-                <w:rFonts w:ascii="標楷體" w:hAnsi="標楷體"/>
-                <w:sz w:val="22"/>
-              </w:rPr>
-              <w:t xml:space="preserve"> 2026/10/15 </w:t>
-            </w:r>
-            <w:r>
-              <w:rPr>
-                <w:rFonts w:ascii="標楷體" w:hAnsi="標楷體"/>
-                <w:sz w:val="22"/>
-              </w:rPr>
-              <w:t>14:00</w:t>
-            </w:r>
-            <w:r>
-              <w:rPr>
-                <w:rFonts w:ascii="標楷體" w:hAnsi="標楷體"/>
-                <w:sz w:val="22"/>
-              </w:rPr>
-              <w:t>），按「確認」後帶入欄位。</w:t>
+              <w:t>受訓對象有一列只選了單位、未選職位就按「儲存草稿」，應擋下並提示補選或刪除該列；兩列選了相同組合時亦應擋下。</w:t>
             </w:r>
           </w:p>
         </w:tc>
@@ -10919,7 +10884,7 @@
                 <w:rFonts w:ascii="標楷體" w:hAnsi="標楷體"/>
                 <w:sz w:val="22"/>
               </w:rPr>
-              <w:t>9</w:t>
+              <w:t>8</w:t>
             </w:r>
           </w:p>
         </w:tc>
@@ -10936,7 +10901,35 @@
                 <w:rFonts w:ascii="標楷體" w:hAnsi="標楷體"/>
                 <w:sz w:val="22"/>
               </w:rPr>
-              <w:t>已發布課程改了課程名稱、尚未按「更新」時，以已加入的學員登入應仍看到原名稱；教師按「更新」並「確認更新」後，應顯示「課程內容已更新，學員已可看到」並回到課程列表，課程狀態仍為已發布，學員端改為新名稱。</w:t>
+              <w:t>於課程起始時間按日曆鈕選日期與時間，應以</w:t>
+            </w:r>
+            <w:r>
+              <w:rPr>
+                <w:rFonts w:ascii="標楷體" w:hAnsi="標楷體"/>
+                <w:sz w:val="22"/>
+              </w:rPr>
+              <w:t xml:space="preserve"> 24 </w:t>
+            </w:r>
+            <w:r>
+              <w:rPr>
+                <w:rFonts w:ascii="標楷體" w:hAnsi="標楷體"/>
+                <w:sz w:val="22"/>
+              </w:rPr>
+              <w:t>小時制呈現（如</w:t>
+            </w:r>
+            <w:r>
+              <w:rPr>
+                <w:rFonts w:ascii="標楷體" w:hAnsi="標楷體"/>
+                <w:sz w:val="22"/>
+              </w:rPr>
+              <w:t xml:space="preserve"> 2026/10/15 14:00</w:t>
+            </w:r>
+            <w:r>
+              <w:rPr>
+                <w:rFonts w:ascii="標楷體" w:hAnsi="標楷體"/>
+                <w:sz w:val="22"/>
+              </w:rPr>
+              <w:t>），按「確認」後帶入欄位。</w:t>
             </w:r>
           </w:p>
         </w:tc>
@@ -10981,7 +10974,7 @@
                 <w:rFonts w:ascii="標楷體" w:hAnsi="標楷體"/>
                 <w:sz w:val="22"/>
               </w:rPr>
-              <w:t>10</w:t>
+              <w:t>9</w:t>
             </w:r>
           </w:p>
         </w:tc>
@@ -10998,7 +10991,15 @@
                 <w:rFonts w:ascii="標楷體" w:hAnsi="標楷體"/>
                 <w:sz w:val="22"/>
               </w:rPr>
-              <w:t>開啟一門已開課的已發布課程，原起始時間不變直接按「更新」應成功；將起始時間再往前調整後按「更新」則應擋下。</w:t>
+              <w:t>已發布課程改了課程名稱、尚未按「更新」時，以已加入的學員登入應仍看到原名稱；教師按「更新」並「確認更新」後，應顯示「課程內容已更新，學員已可看到」並回到課程列表，</w:t>
+            </w:r>
+            <w:r>
+              <w:rPr>
+                <w:rFonts w:ascii="標楷體" w:hAnsi="標楷體"/>
+                <w:sz w:val="22"/>
+              </w:rPr>
+              <w:lastRenderedPageBreak/>
+              <w:t>課程狀態仍為已發布，學員端改為新名稱。</w:t>
             </w:r>
           </w:p>
         </w:tc>
@@ -11043,7 +11044,7 @@
                 <w:rFonts w:ascii="標楷體" w:hAnsi="標楷體"/>
                 <w:sz w:val="22"/>
               </w:rPr>
-              <w:t>11</w:t>
+              <w:t>10</w:t>
             </w:r>
           </w:p>
         </w:tc>
@@ -11060,22 +11061,14 @@
                 <w:rFonts w:ascii="標楷體" w:hAnsi="標楷體"/>
                 <w:sz w:val="22"/>
               </w:rPr>
-              <w:t>開啟一門起始時間設在未來的已發布課程，以受訓對象相符的</w:t>
-            </w:r>
-            <w:r>
-              <w:rPr>
-                <w:rFonts w:ascii="標楷體" w:hAnsi="標楷體"/>
-                <w:sz w:val="22"/>
-              </w:rPr>
-              <w:lastRenderedPageBreak/>
-              <w:t>學員登入，「我的課程」應看得到此課程，卡片標「尚未開放」且不可點擊、標示開放</w:t>
-            </w:r>
-            <w:r>
-              <w:rPr>
-                <w:rFonts w:ascii="標楷體" w:hAnsi="標楷體"/>
-                <w:sz w:val="22"/>
-              </w:rPr>
-              <w:t>時點；待起始時間到達後該卡片自動變為可點擊。</w:t>
+              <w:t>開啟一門已開課的已發布課程，原起始時間不變直</w:t>
+            </w:r>
+            <w:r>
+              <w:rPr>
+                <w:rFonts w:ascii="標楷體" w:hAnsi="標楷體"/>
+                <w:sz w:val="22"/>
+              </w:rPr>
+              <w:t>接按「更新」應成功；將起始時間再往前調整後按「更新」則應擋下。</w:t>
             </w:r>
           </w:p>
         </w:tc>
@@ -11120,7 +11113,7 @@
                 <w:rFonts w:ascii="標楷體" w:hAnsi="標楷體"/>
                 <w:sz w:val="22"/>
               </w:rPr>
-              <w:t>12</w:t>
+              <w:t>11</w:t>
             </w:r>
           </w:p>
         </w:tc>
@@ -11137,7 +11130,7 @@
                 <w:rFonts w:ascii="標楷體" w:hAnsi="標楷體"/>
                 <w:sz w:val="22"/>
               </w:rPr>
-              <w:t>將已發布課程的訖止時間清空後按「更新」，系統應擋下並提示改用關閉課程（未擋下該課程將永不到期關閉）。</w:t>
+              <w:t>開啟一門起始時間設在未來的已發布課程，以受訓對象相符的學員登入，「我的課程」應看得到此課程，卡片標「尚未開放」且不可點擊、標示開放時點；待起始時間到達後該卡片自動變為可點擊。</w:t>
             </w:r>
           </w:p>
         </w:tc>
@@ -11182,7 +11175,7 @@
                 <w:rFonts w:ascii="標楷體" w:hAnsi="標楷體"/>
                 <w:sz w:val="22"/>
               </w:rPr>
-              <w:t>13</w:t>
+              <w:t>12</w:t>
             </w:r>
           </w:p>
         </w:tc>
@@ -11199,21 +11192,7 @@
                 <w:rFonts w:ascii="標楷體" w:hAnsi="標楷體"/>
                 <w:sz w:val="22"/>
               </w:rPr>
-              <w:t>將一門已發布課程的訖止時間改為已過去的時點並按「更新」，學員應即無法再進入學習；待每日排程執行後（或請</w:t>
-            </w:r>
-            <w:r>
-              <w:rPr>
-                <w:rFonts w:ascii="標楷體" w:hAnsi="標楷體"/>
-                <w:sz w:val="22"/>
-              </w:rPr>
-              <w:t xml:space="preserve"> IT </w:t>
-            </w:r>
-            <w:r>
-              <w:rPr>
-                <w:rFonts w:ascii="標楷體" w:hAnsi="標楷體"/>
-                <w:sz w:val="22"/>
-              </w:rPr>
-              <w:t>手動觸發），課程狀態應自動轉為「已關閉」。</w:t>
+              <w:t>將已發布課程的訖止時間清空後按「更新」，系統應擋下並提示改用關閉課程（未擋下該課程將永不到期關閉）。</w:t>
             </w:r>
           </w:p>
         </w:tc>
@@ -11258,7 +11237,7 @@
                 <w:rFonts w:ascii="標楷體" w:hAnsi="標楷體"/>
                 <w:sz w:val="22"/>
               </w:rPr>
-              <w:t>14</w:t>
+              <w:t>13</w:t>
             </w:r>
           </w:p>
         </w:tc>
@@ -11275,7 +11254,21 @@
                 <w:rFonts w:ascii="標楷體" w:hAnsi="標楷體"/>
                 <w:sz w:val="22"/>
               </w:rPr>
-              <w:t>已發布課程的既有受訓對象應鎖定（兩欄停用、無刪除鈕），只能新增新的組別；新增時選用已被管理者停用的單位應擋下。</w:t>
+              <w:t>將一門已發布課程的訖止時間改為已過去的時點並按「更新」，學員應即無法再進入學習；待每日排程執行後（或請</w:t>
+            </w:r>
+            <w:r>
+              <w:rPr>
+                <w:rFonts w:ascii="標楷體" w:hAnsi="標楷體"/>
+                <w:sz w:val="22"/>
+              </w:rPr>
+              <w:t xml:space="preserve"> IT </w:t>
+            </w:r>
+            <w:r>
+              <w:rPr>
+                <w:rFonts w:ascii="標楷體" w:hAnsi="標楷體"/>
+                <w:sz w:val="22"/>
+              </w:rPr>
+              <w:t>手動觸發），課程狀態應自動轉為「已關閉」。</w:t>
             </w:r>
           </w:p>
         </w:tc>
@@ -11320,7 +11313,7 @@
                 <w:rFonts w:ascii="標楷體" w:hAnsi="標楷體"/>
                 <w:sz w:val="22"/>
               </w:rPr>
-              <w:t>14-1</w:t>
+              <w:t>14</w:t>
             </w:r>
           </w:p>
         </w:tc>
@@ -11337,7 +11330,7 @@
                 <w:rFonts w:ascii="標楷體" w:hAnsi="標楷體"/>
                 <w:sz w:val="22"/>
               </w:rPr>
-              <w:t>已關閉課程的既有受訓對象應可修改與刪除（兩欄可選、有刪除鈕），按「保留編輯」後重新進入，修改結果應仍在。</w:t>
+              <w:t>已發布課程的既有受訓對象應鎖定（兩欄停用、無刪除鈕），只能新增新的組別；新增時選用已被管理者停用的單位應擋下。</w:t>
             </w:r>
           </w:p>
         </w:tc>
@@ -11382,7 +11375,7 @@
                 <w:rFonts w:ascii="標楷體" w:hAnsi="標楷體"/>
                 <w:sz w:val="22"/>
               </w:rPr>
-              <w:t>15</w:t>
+              <w:t>14-1</w:t>
             </w:r>
           </w:p>
         </w:tc>
@@ -11399,7 +11392,7 @@
                 <w:rFonts w:ascii="標楷體" w:hAnsi="標楷體"/>
                 <w:sz w:val="22"/>
               </w:rPr>
-              <w:t>已發布課程新增一組受訓對象並按「更新」，該組相符且尚未加入的學員應被補加入並各收到一封通知信，已在課程中者不重複收信；按「更新」之前不應有人收到信。</w:t>
+              <w:t>已關閉課程的既有受訓對象應可修改與刪除（兩欄可選、有刪除鈕），按「保留編輯」後重新進入，修改結果應仍在。</w:t>
             </w:r>
           </w:p>
         </w:tc>
@@ -11444,7 +11437,7 @@
                 <w:rFonts w:ascii="標楷體" w:hAnsi="標楷體"/>
                 <w:sz w:val="22"/>
               </w:rPr>
-              <w:t>16</w:t>
+              <w:t>15</w:t>
             </w:r>
           </w:p>
         </w:tc>
@@ -11461,21 +11454,7 @@
                 <w:rFonts w:ascii="標楷體" w:hAnsi="標楷體"/>
                 <w:sz w:val="22"/>
               </w:rPr>
-              <w:t>「本課程需線下核可」於草稿、已發布、已關閉三種狀態皆應可調整（已發布按「更新」、已關閉按「更新並重開課」後生效），且調整後</w:t>
-            </w:r>
-            <w:r>
-              <w:rPr>
-                <w:rFonts w:ascii="標楷體" w:hAnsi="標楷體"/>
-                <w:sz w:val="22"/>
-              </w:rPr>
-              <w:t xml:space="preserve"> ET02 </w:t>
-            </w:r>
-            <w:r>
-              <w:rPr>
-                <w:rFonts w:ascii="標楷體" w:hAnsi="標楷體"/>
-                <w:sz w:val="22"/>
-              </w:rPr>
-              <w:t>的完課率不受影響。</w:t>
+              <w:t>已發布課程新增一組受訓對象並按「更新」，該組相符且尚未加入的學員應被補加入並各收到一封通知信，已在課程中者不重複收信；按「更新」之前不應有人收到信。</w:t>
             </w:r>
           </w:p>
         </w:tc>
@@ -11520,7 +11499,7 @@
                 <w:rFonts w:ascii="標楷體" w:hAnsi="標楷體"/>
                 <w:sz w:val="22"/>
               </w:rPr>
-              <w:t>17</w:t>
+              <w:t>16</w:t>
             </w:r>
           </w:p>
         </w:tc>
@@ -11537,7 +11516,21 @@
                 <w:rFonts w:ascii="標楷體" w:hAnsi="標楷體"/>
                 <w:sz w:val="22"/>
               </w:rPr>
-              <w:t>於草稿課程按「刪除草稿」並「確認刪除」，應顯示「草稿已刪除」並回到課程列表，該課程不再出現。</w:t>
+              <w:t>「本課程需線下核可」於草稿、已發布、已關閉三種狀態皆應可調整（已發布按「更新」、已關閉按「更新並重開課」後生效），且調整後</w:t>
+            </w:r>
+            <w:r>
+              <w:rPr>
+                <w:rFonts w:ascii="標楷體" w:hAnsi="標楷體"/>
+                <w:sz w:val="22"/>
+              </w:rPr>
+              <w:t xml:space="preserve"> ET02 </w:t>
+            </w:r>
+            <w:r>
+              <w:rPr>
+                <w:rFonts w:ascii="標楷體" w:hAnsi="標楷體"/>
+                <w:sz w:val="22"/>
+              </w:rPr>
+              <w:t>的完課率不受影響。</w:t>
             </w:r>
           </w:p>
         </w:tc>
@@ -11582,7 +11575,7 @@
                 <w:rFonts w:ascii="標楷體" w:hAnsi="標楷體"/>
                 <w:sz w:val="22"/>
               </w:rPr>
-              <w:t>18</w:t>
+              <w:t>17</w:t>
             </w:r>
           </w:p>
         </w:tc>
@@ -11599,7 +11592,7 @@
                 <w:rFonts w:ascii="標楷體" w:hAnsi="標楷體"/>
                 <w:sz w:val="22"/>
               </w:rPr>
-              <w:t>按「新增章節」填名稱後按「儲存並繼續新增」，視窗應保留並可接著填下一個章節。</w:t>
+              <w:t>於草稿課程按「刪除草稿」並「確認刪除」，應顯示「草稿已刪除」並回到課程列表，該課程不再出現。</w:t>
             </w:r>
           </w:p>
         </w:tc>
@@ -11644,7 +11637,7 @@
                 <w:rFonts w:ascii="標楷體" w:hAnsi="標楷體"/>
                 <w:sz w:val="22"/>
               </w:rPr>
-              <w:t>19</w:t>
+              <w:t>18</w:t>
             </w:r>
           </w:p>
         </w:tc>
@@ -11661,7 +11654,7 @@
                 <w:rFonts w:ascii="標楷體" w:hAnsi="標楷體"/>
                 <w:sz w:val="22"/>
               </w:rPr>
-              <w:t>新增課程尚未儲存時新增兩個章節後直接離開，課程與章節皆不應保留；改為按「儲存草稿」則兩個章節應一併存入。</w:t>
+              <w:t>按「新增章節」填名稱後按「儲存並繼續新增」，視窗應保留並可接著填下一個章節。</w:t>
             </w:r>
           </w:p>
         </w:tc>
@@ -11706,7 +11699,7 @@
                 <w:rFonts w:ascii="標楷體" w:hAnsi="標楷體"/>
                 <w:sz w:val="22"/>
               </w:rPr>
-              <w:t>20</w:t>
+              <w:t>19</w:t>
             </w:r>
           </w:p>
         </w:tc>
@@ -11723,7 +11716,7 @@
                 <w:rFonts w:ascii="標楷體" w:hAnsi="標楷體"/>
                 <w:sz w:val="22"/>
               </w:rPr>
-              <w:t>於章節列上修改章節名稱後將游標移出欄位，名稱應自動儲存，離開本頁後再進入仍為新名稱。</w:t>
+              <w:t>新增課程尚未儲存時新增兩個章節後直接離開，課程與章節皆不應保留；改為按「儲存草稿」則兩個章節應一併存入。</w:t>
             </w:r>
           </w:p>
         </w:tc>
@@ -11768,7 +11761,7 @@
                 <w:rFonts w:ascii="標楷體" w:hAnsi="標楷體"/>
                 <w:sz w:val="22"/>
               </w:rPr>
-              <w:t>21</w:t>
+              <w:t>20</w:t>
             </w:r>
           </w:p>
         </w:tc>
@@ -11785,7 +11778,7 @@
                 <w:rFonts w:ascii="標楷體" w:hAnsi="標楷體"/>
                 <w:sz w:val="22"/>
               </w:rPr>
-              <w:t>拖曳章節左側手把調整順序後離開本頁再進入，調整後的順序應保留。</w:t>
+              <w:t>於章節列上修改章節名稱後將游標移出欄位，名稱應自動儲存，離開本頁後再進入仍為新名稱。</w:t>
             </w:r>
           </w:p>
         </w:tc>
@@ -11830,7 +11823,7 @@
                 <w:rFonts w:ascii="標楷體" w:hAnsi="標楷體"/>
                 <w:sz w:val="22"/>
               </w:rPr>
-              <w:t>22</w:t>
+              <w:t>21</w:t>
             </w:r>
           </w:p>
         </w:tc>
@@ -11847,7 +11840,7 @@
                 <w:rFonts w:ascii="標楷體" w:hAnsi="標楷體"/>
                 <w:sz w:val="22"/>
               </w:rPr>
-              <w:t>刪除一個已有學員學習紀錄的章節並確認，按「更新」前學員的紀錄應不變；按「更新」後該章節的學習紀錄與測驗成績應一併移除、不再計入完課率，後續章節順序自動往前遞補。</w:t>
+              <w:t>拖曳章節左側手把調整順序後離開本頁再進入，調整後的順序應保留。</w:t>
             </w:r>
           </w:p>
         </w:tc>
@@ -11892,7 +11885,7 @@
                 <w:rFonts w:ascii="標楷體" w:hAnsi="標楷體"/>
                 <w:sz w:val="22"/>
               </w:rPr>
-              <w:t>23</w:t>
+              <w:t>22</w:t>
             </w:r>
           </w:p>
         </w:tc>
@@ -11909,21 +11902,15 @@
                 <w:rFonts w:ascii="標楷體" w:hAnsi="標楷體"/>
                 <w:sz w:val="22"/>
               </w:rPr>
-              <w:t>於新增課程畫面（課程尚未儲存）按「新增項目</w:t>
-            </w:r>
-            <w:r>
-              <w:rPr>
-                <w:rFonts w:ascii="標楷體" w:hAnsi="標楷體"/>
-                <w:sz w:val="22"/>
-              </w:rPr>
-              <w:t xml:space="preserve"> → </w:t>
-            </w:r>
-            <w:r>
-              <w:rPr>
-                <w:rFonts w:ascii="標楷體" w:hAnsi="標楷體"/>
-                <w:sz w:val="22"/>
-              </w:rPr>
-              <w:t>教材」，填名稱按「建立」，應顯示「已自動儲存草稿」、轉入該課程編輯頁並開啟教材視窗；離開本頁後，該課程仍列於「我建立的」。</w:t>
+              <w:t>刪除一個已有學員學習紀錄的章節並確認，按「更新」前學員的紀錄應不變；按「更新」後該章節的學習紀錄與測驗成績應</w:t>
+            </w:r>
+            <w:r>
+              <w:rPr>
+                <w:rFonts w:ascii="標楷體" w:hAnsi="標楷體"/>
+                <w:sz w:val="22"/>
+              </w:rPr>
+              <w:lastRenderedPageBreak/>
+              <w:t>一併移除、不再計入完課率，後續章節順序自動往前遞補。</w:t>
             </w:r>
           </w:p>
         </w:tc>
@@ -11968,8 +11955,7 @@
                 <w:rFonts w:ascii="標楷體" w:hAnsi="標楷體"/>
                 <w:sz w:val="22"/>
               </w:rPr>
-              <w:lastRenderedPageBreak/>
-              <w:t>24</w:t>
+              <w:t>23</w:t>
             </w:r>
           </w:p>
         </w:tc>
@@ -11986,7 +11972,7 @@
                 <w:rFonts w:ascii="標楷體" w:hAnsi="標楷體"/>
                 <w:sz w:val="22"/>
               </w:rPr>
-              <w:t>於章節內按「新增項目</w:t>
+              <w:t>於新增課程畫面（課程尚未儲存）按「新增項目</w:t>
             </w:r>
             <w:r>
               <w:rPr>
@@ -12000,7 +11986,7 @@
                 <w:rFonts w:ascii="標楷體" w:hAnsi="標楷體"/>
                 <w:sz w:val="22"/>
               </w:rPr>
-              <w:t>教材」，於名稱視窗填名稱按「建立」，教材視窗的「項目標題」應已帶入該名稱；填說明文字後按「儲存」，該章節下應出現此教材。</w:t>
+              <w:t>教材」，填名稱按「建立」，應顯示「已自動儲存草稿」、轉入該課程編輯頁並開啟教材視窗；離開本頁後，該課程仍列於「我建立的」。</w:t>
             </w:r>
           </w:p>
         </w:tc>
@@ -12045,7 +12031,7 @@
                 <w:rFonts w:ascii="標楷體" w:hAnsi="標楷體"/>
                 <w:sz w:val="22"/>
               </w:rPr>
-              <w:t>25</w:t>
+              <w:t>24</w:t>
             </w:r>
           </w:p>
         </w:tc>
@@ -12062,7 +12048,21 @@
                 <w:rFonts w:ascii="標楷體" w:hAnsi="標楷體"/>
                 <w:sz w:val="22"/>
               </w:rPr>
-              <w:t>新建立的教材在第一次按「儲存」前就按「取消」，該教材不應留在章節中。</w:t>
+              <w:t>於章節內按「新增項目</w:t>
+            </w:r>
+            <w:r>
+              <w:rPr>
+                <w:rFonts w:ascii="標楷體" w:hAnsi="標楷體"/>
+                <w:sz w:val="22"/>
+              </w:rPr>
+              <w:t xml:space="preserve"> → </w:t>
+            </w:r>
+            <w:r>
+              <w:rPr>
+                <w:rFonts w:ascii="標楷體" w:hAnsi="標楷體"/>
+                <w:sz w:val="22"/>
+              </w:rPr>
+              <w:t>教材」，於名稱視窗填名稱按「建立」，教材視窗的「項目標題」應已帶入該名稱；填說明文字後按「儲存」，該章節下應出現此教材。</w:t>
             </w:r>
           </w:p>
         </w:tc>
@@ -12107,7 +12107,7 @@
                 <w:rFonts w:ascii="標楷體" w:hAnsi="標楷體"/>
                 <w:sz w:val="22"/>
               </w:rPr>
-              <w:t>26</w:t>
+              <w:t>25</w:t>
             </w:r>
           </w:p>
         </w:tc>
@@ -12124,7 +12124,7 @@
                 <w:rFonts w:ascii="標楷體" w:hAnsi="標楷體"/>
                 <w:sz w:val="22"/>
               </w:rPr>
-              <w:t>於教材選檔上傳一支影片後直接按「取消」關閉視窗，重新開啟該教材，影片應仍在（影片為選檔即上傳）。</w:t>
+              <w:t>新建立的教材在第一次按「儲存」前就按「取消」，該教材不應留在章節中。</w:t>
             </w:r>
           </w:p>
         </w:tc>
@@ -12169,7 +12169,7 @@
                 <w:rFonts w:ascii="標楷體" w:hAnsi="標楷體"/>
                 <w:sz w:val="22"/>
               </w:rPr>
-              <w:t>27</w:t>
+              <w:t>26</w:t>
             </w:r>
           </w:p>
         </w:tc>
@@ -12186,7 +12186,7 @@
                 <w:rFonts w:ascii="標楷體" w:hAnsi="標楷體"/>
                 <w:sz w:val="22"/>
               </w:rPr>
-              <w:t>教材上傳區應顯示支援的影片格式與單檔大小上限；對已有影片的教材再上傳一支同檔名的影片，應擋下並提示先移除原有影片或改用其他檔名。</w:t>
+              <w:t>於教材選檔上傳一支影片後直接按「取消」關閉視窗，重新開啟該教材，影片應仍在（影片為選檔即上傳）。</w:t>
             </w:r>
           </w:p>
         </w:tc>
@@ -12231,7 +12231,7 @@
                 <w:rFonts w:ascii="標楷體" w:hAnsi="標楷體"/>
                 <w:sz w:val="22"/>
               </w:rPr>
-              <w:t>28</w:t>
+              <w:t>27</w:t>
             </w:r>
           </w:p>
         </w:tc>
@@ -12248,7 +12248,7 @@
                 <w:rFonts w:ascii="標楷體" w:hAnsi="標楷體"/>
                 <w:sz w:val="22"/>
               </w:rPr>
-              <w:t>於教材引用一份「訓練教材」分類的已發布文件並儲存，學員於該章節應可開啟此文件。</w:t>
+              <w:t>教材上傳區應顯示支援的影片格式與單檔大小上限；對已有影片的教材再上傳一支同檔名的影片，應擋下並提示先移除原有影片或改用其他檔名。</w:t>
             </w:r>
           </w:p>
         </w:tc>
@@ -12293,7 +12293,7 @@
                 <w:rFonts w:ascii="標楷體" w:hAnsi="標楷體"/>
                 <w:sz w:val="22"/>
               </w:rPr>
-              <w:t>29</w:t>
+              <w:t>28</w:t>
             </w:r>
           </w:p>
         </w:tc>
@@ -12310,7 +12310,7 @@
                 <w:rFonts w:ascii="標楷體" w:hAnsi="標楷體"/>
                 <w:sz w:val="22"/>
               </w:rPr>
-              <w:t>將教材已引用的文件於文件管理端發布新版本，學員下次開啟該章節應取得新版內容，教師端不需回頭更新引用。</w:t>
+              <w:t>於教材引用一份「訓練教材」分類的已發布文件並儲存，學員於該章節應可開啟此文件。</w:t>
             </w:r>
           </w:p>
         </w:tc>
@@ -12355,7 +12355,7 @@
                 <w:rFonts w:ascii="標楷體" w:hAnsi="標楷體"/>
                 <w:sz w:val="22"/>
               </w:rPr>
-              <w:t>29-1</w:t>
+              <w:t>29</w:t>
             </w:r>
           </w:p>
         </w:tc>
@@ -12372,21 +12372,7 @@
                 <w:rFonts w:ascii="標楷體" w:hAnsi="標楷體"/>
                 <w:sz w:val="22"/>
               </w:rPr>
-              <w:t>承上，每日排程執行後（或請</w:t>
-            </w:r>
-            <w:r>
-              <w:rPr>
-                <w:rFonts w:ascii="標楷體" w:hAnsi="標楷體"/>
-                <w:sz w:val="22"/>
-              </w:rPr>
-              <w:t xml:space="preserve"> IT </w:t>
-            </w:r>
-            <w:r>
-              <w:rPr>
-                <w:rFonts w:ascii="標楷體" w:hAnsi="標楷體"/>
-                <w:sz w:val="22"/>
-              </w:rPr>
-              <w:t>手動觸發），教師甲應收到該文件已更新版本的通知信，信中列出受影響的課程；剛加入引用、文件尚未改版時不應收到信。</w:t>
+              <w:t>將教材已引用的文件於文件管理端發布新版本，學員下次開啟該章節應取得新版內容，教師端不需回頭更新引用。</w:t>
             </w:r>
           </w:p>
         </w:tc>
@@ -12431,7 +12417,7 @@
                 <w:rFonts w:ascii="標楷體" w:hAnsi="標楷體"/>
                 <w:sz w:val="22"/>
               </w:rPr>
-              <w:t>30</w:t>
+              <w:t>29-1</w:t>
             </w:r>
           </w:p>
         </w:tc>
@@ -12448,7 +12434,21 @@
                 <w:rFonts w:ascii="標楷體" w:hAnsi="標楷體"/>
                 <w:sz w:val="22"/>
               </w:rPr>
-              <w:t>將已被引用的文件於文件管理端廢止，回到該教材應顯示「此文件已廢止」，且該課程按「儲存並發布」會被擋下。</w:t>
+              <w:t>承上，每日排程執行後（或請</w:t>
+            </w:r>
+            <w:r>
+              <w:rPr>
+                <w:rFonts w:ascii="標楷體" w:hAnsi="標楷體"/>
+                <w:sz w:val="22"/>
+              </w:rPr>
+              <w:t xml:space="preserve"> IT </w:t>
+            </w:r>
+            <w:r>
+              <w:rPr>
+                <w:rFonts w:ascii="標楷體" w:hAnsi="標楷體"/>
+                <w:sz w:val="22"/>
+              </w:rPr>
+              <w:t>手動觸發），教師甲應收到該文件已更新版本的通知信，信中列出受影響的課程；剛加入引用、文件尚未改版時不應收到信。</w:t>
             </w:r>
           </w:p>
         </w:tc>
@@ -12493,7 +12493,7 @@
                 <w:rFonts w:ascii="標楷體" w:hAnsi="標楷體"/>
                 <w:sz w:val="22"/>
               </w:rPr>
-              <w:t>30-1</w:t>
+              <w:t>30</w:t>
             </w:r>
           </w:p>
         </w:tc>
@@ -12510,7 +12510,7 @@
                 <w:rFonts w:ascii="標楷體" w:hAnsi="標楷體"/>
                 <w:sz w:val="22"/>
               </w:rPr>
-              <w:t>承上，每日排程執行後，教師甲應收到該文件已廢止、請移除引用的通知信。</w:t>
+              <w:t>將已被引用的文件於文件管理端廢止，回到該教材應顯示「此文件已廢止」，且該課程按「儲存並發布」會被擋下。</w:t>
             </w:r>
           </w:p>
         </w:tc>
@@ -12555,7 +12555,7 @@
                 <w:rFonts w:ascii="標楷體" w:hAnsi="標楷體"/>
                 <w:sz w:val="22"/>
               </w:rPr>
-              <w:t>31</w:t>
+              <w:t>30-1</w:t>
             </w:r>
           </w:p>
         </w:tc>
@@ -12572,7 +12572,7 @@
                 <w:rFonts w:ascii="標楷體" w:hAnsi="標楷體"/>
                 <w:sz w:val="22"/>
               </w:rPr>
-              <w:t>移除已廢止文件的引用並儲存後再按「儲存並發布」，該項檢核應通過。</w:t>
+              <w:t>承上，每日排程執行後，教師甲應收到該文件已廢止、請移除引用的通知信。</w:t>
             </w:r>
           </w:p>
         </w:tc>
@@ -12617,7 +12617,7 @@
                 <w:rFonts w:ascii="標楷體" w:hAnsi="標楷體"/>
                 <w:sz w:val="22"/>
               </w:rPr>
-              <w:t>32</w:t>
+              <w:t>31</w:t>
             </w:r>
           </w:p>
         </w:tc>
@@ -12634,21 +12634,7 @@
                 <w:rFonts w:ascii="標楷體" w:hAnsi="標楷體"/>
                 <w:sz w:val="22"/>
               </w:rPr>
-              <w:t>於章節內按「新增項目</w:t>
-            </w:r>
-            <w:r>
-              <w:rPr>
-                <w:rFonts w:ascii="標楷體" w:hAnsi="標楷體"/>
-                <w:sz w:val="22"/>
-              </w:rPr>
-              <w:t xml:space="preserve"> → </w:t>
-            </w:r>
-            <w:r>
-              <w:rPr>
-                <w:rFonts w:ascii="標楷體" w:hAnsi="標楷體"/>
-                <w:sz w:val="22"/>
-              </w:rPr>
-              <w:t>測驗」並建立，於「測驗設定」填及格分數與重考次數上限後按「儲存」，該章節下應出現此測驗。</w:t>
+              <w:t>移除已廢止文件的引用並儲存後再按「儲存並發布」，該項檢核應通過。</w:t>
             </w:r>
           </w:p>
         </w:tc>
@@ -12693,7 +12679,7 @@
                 <w:rFonts w:ascii="標楷體" w:hAnsi="標楷體"/>
                 <w:sz w:val="22"/>
               </w:rPr>
-              <w:t>33</w:t>
+              <w:t>32</w:t>
             </w:r>
           </w:p>
         </w:tc>
@@ -12710,7 +12696,21 @@
                 <w:rFonts w:ascii="標楷體" w:hAnsi="標楷體"/>
                 <w:sz w:val="22"/>
               </w:rPr>
-              <w:t>「作答時間限制」留空儲存，學員作答該測驗時應不限時；改填入數字後，學員端應為該分鐘數的限時作答。</w:t>
+              <w:t>於章節內按「新增項目</w:t>
+            </w:r>
+            <w:r>
+              <w:rPr>
+                <w:rFonts w:ascii="標楷體" w:hAnsi="標楷體"/>
+                <w:sz w:val="22"/>
+              </w:rPr>
+              <w:t xml:space="preserve"> → </w:t>
+            </w:r>
+            <w:r>
+              <w:rPr>
+                <w:rFonts w:ascii="標楷體" w:hAnsi="標楷體"/>
+                <w:sz w:val="22"/>
+              </w:rPr>
+              <w:t>測驗」並建立，於「測驗設定」填及格分數與重考次數上限後按「儲存」，該章節下應出現此測驗。</w:t>
             </w:r>
           </w:p>
         </w:tc>
@@ -12755,7 +12755,7 @@
                 <w:rFonts w:ascii="標楷體" w:hAnsi="標楷體"/>
                 <w:sz w:val="22"/>
               </w:rPr>
-              <w:t>34</w:t>
+              <w:t>33</w:t>
             </w:r>
           </w:p>
         </w:tc>
@@ -12772,21 +12772,7 @@
                 <w:rFonts w:ascii="標楷體" w:hAnsi="標楷體"/>
                 <w:sz w:val="22"/>
               </w:rPr>
-              <w:t>「重考次數上限」填</w:t>
-            </w:r>
-            <w:r>
-              <w:rPr>
-                <w:rFonts w:ascii="標楷體" w:hAnsi="標楷體"/>
-                <w:sz w:val="22"/>
-              </w:rPr>
-              <w:t xml:space="preserve"> 0 </w:t>
-            </w:r>
-            <w:r>
-              <w:rPr>
-                <w:rFonts w:ascii="標楷體" w:hAnsi="標楷體"/>
-                <w:sz w:val="22"/>
-              </w:rPr>
-              <w:t>儲存，學員該測驗作答一次後應不可重考。</w:t>
+              <w:t>「作答時間限制」留空儲存，學員作答該測驗時應不限時；改填入數字後，學員端應為該分鐘數的限時作答。</w:t>
             </w:r>
           </w:p>
         </w:tc>
@@ -12831,7 +12817,7 @@
                 <w:rFonts w:ascii="標楷體" w:hAnsi="標楷體"/>
                 <w:sz w:val="22"/>
               </w:rPr>
-              <w:t>35</w:t>
+              <w:t>34</w:t>
             </w:r>
           </w:p>
         </w:tc>
@@ -12848,7 +12834,21 @@
                 <w:rFonts w:ascii="標楷體" w:hAnsi="標楷體"/>
                 <w:sz w:val="22"/>
               </w:rPr>
-              <w:t>於「題庫管理」新增一題並按該題的「儲存題目」後，不按底部「儲存」直接關閉視窗，重新開啟該題應仍在。</w:t>
+              <w:t>「重考次數上限」填</w:t>
+            </w:r>
+            <w:r>
+              <w:rPr>
+                <w:rFonts w:ascii="標楷體" w:hAnsi="標楷體"/>
+                <w:sz w:val="22"/>
+              </w:rPr>
+              <w:t xml:space="preserve"> 0 </w:t>
+            </w:r>
+            <w:r>
+              <w:rPr>
+                <w:rFonts w:ascii="標楷體" w:hAnsi="標楷體"/>
+                <w:sz w:val="22"/>
+              </w:rPr>
+              <w:t>儲存，學員該測驗作答一次後應不可重考。</w:t>
             </w:r>
           </w:p>
         </w:tc>
@@ -12893,7 +12893,8 @@
                 <w:rFonts w:ascii="標楷體" w:hAnsi="標楷體"/>
                 <w:sz w:val="22"/>
               </w:rPr>
-              <w:t>36</w:t>
+              <w:lastRenderedPageBreak/>
+              <w:t>35</w:t>
             </w:r>
           </w:p>
         </w:tc>
@@ -12910,7 +12911,7 @@
                 <w:rFonts w:ascii="標楷體" w:hAnsi="標楷體"/>
                 <w:sz w:val="22"/>
               </w:rPr>
-              <w:t>展開一題編輯但未按「儲存題目」即關閉視窗，該次編輯的內容應消失。</w:t>
+              <w:t>於「題庫管理」新增一題並按該題的「儲存題目」後，不按底部「儲存」直接關閉視窗，重新開啟該題應仍在。</w:t>
             </w:r>
           </w:p>
         </w:tc>
@@ -12955,8 +12956,7 @@
                 <w:rFonts w:ascii="標楷體" w:hAnsi="標楷體"/>
                 <w:sz w:val="22"/>
               </w:rPr>
-              <w:lastRenderedPageBreak/>
-              <w:t>37</w:t>
+              <w:t>36</w:t>
             </w:r>
           </w:p>
         </w:tc>
@@ -12973,7 +12973,7 @@
                 <w:rFonts w:ascii="標楷體" w:hAnsi="標楷體"/>
                 <w:sz w:val="22"/>
               </w:rPr>
-              <w:t>刪除一題已有學員作答的題目並確認後按「更新」，該題不應再出現於之後的作答；已作答學員的紀錄與成績應完整保留、仍可回看。</w:t>
+              <w:t>展開一題編輯但未按「儲存題目」即關閉視窗，該次編輯的內容應消失。</w:t>
             </w:r>
           </w:p>
         </w:tc>
@@ -13018,7 +13018,7 @@
                 <w:rFonts w:ascii="標楷體" w:hAnsi="標楷體"/>
                 <w:sz w:val="22"/>
               </w:rPr>
-              <w:t>38</w:t>
+              <w:t>37</w:t>
             </w:r>
           </w:p>
         </w:tc>
@@ -13035,35 +13035,7 @@
                 <w:rFonts w:ascii="標楷體" w:hAnsi="標楷體"/>
                 <w:sz w:val="22"/>
               </w:rPr>
-              <w:t>已發布課程的測驗只剩</w:t>
-            </w:r>
-            <w:r>
-              <w:rPr>
-                <w:rFonts w:ascii="標楷體" w:hAnsi="標楷體"/>
-                <w:sz w:val="22"/>
-              </w:rPr>
-              <w:t xml:space="preserve"> 1 </w:t>
-            </w:r>
-            <w:r>
-              <w:rPr>
-                <w:rFonts w:ascii="標楷體" w:hAnsi="標楷體"/>
-                <w:sz w:val="22"/>
-              </w:rPr>
-              <w:t>題時刪除該題，應可刪除且學員端仍看得到原題；此時按「更新」應跳出「更新未生效」視窗並列出該測驗至少須有</w:t>
-            </w:r>
-            <w:r>
-              <w:rPr>
-                <w:rFonts w:ascii="標楷體" w:hAnsi="標楷體"/>
-                <w:sz w:val="22"/>
-              </w:rPr>
-              <w:t xml:space="preserve"> 1 </w:t>
-            </w:r>
-            <w:r>
-              <w:rPr>
-                <w:rFonts w:ascii="標楷體" w:hAnsi="標楷體"/>
-                <w:sz w:val="22"/>
-              </w:rPr>
-              <w:t>題。</w:t>
+              <w:t>刪除一題已有學員作答的題目並確認後按「更新」，該題不應再出現於之後的作答；已作答學員的紀錄與成績應完整保留、仍可回看。</w:t>
             </w:r>
           </w:p>
         </w:tc>
@@ -13108,7 +13080,7 @@
                 <w:rFonts w:ascii="標楷體" w:hAnsi="標楷體"/>
                 <w:sz w:val="22"/>
               </w:rPr>
-              <w:t>39</w:t>
+              <w:t>38</w:t>
             </w:r>
           </w:p>
         </w:tc>
@@ -13125,7 +13097,35 @@
                 <w:rFonts w:ascii="標楷體" w:hAnsi="標楷體"/>
                 <w:sz w:val="22"/>
               </w:rPr>
-              <w:t>對已有學員作答的測驗新增一題並儲存，應跳出「是否要求學員重新測驗？」並顯示已作答人數（含未及格者）；視窗應說明重測於按「更新」時才執行；選「儲存並要求重測」後學員此刻不應有任何變化，按「更新」後已通過與未及格的學員皆應收到通知信、該測驗回到未完成且作答次數重新計算。</w:t>
+              <w:t>已發布課程的測驗只剩</w:t>
+            </w:r>
+            <w:r>
+              <w:rPr>
+                <w:rFonts w:ascii="標楷體" w:hAnsi="標楷體"/>
+                <w:sz w:val="22"/>
+              </w:rPr>
+              <w:t xml:space="preserve"> 1 </w:t>
+            </w:r>
+            <w:r>
+              <w:rPr>
+                <w:rFonts w:ascii="標楷體" w:hAnsi="標楷體"/>
+                <w:sz w:val="22"/>
+              </w:rPr>
+              <w:t>題時刪除該題，應可刪除且學員端仍看得到原題；此時按「更新」應跳出「更新未生效」視窗並列出該測驗至少須有</w:t>
+            </w:r>
+            <w:r>
+              <w:rPr>
+                <w:rFonts w:ascii="標楷體" w:hAnsi="標楷體"/>
+                <w:sz w:val="22"/>
+              </w:rPr>
+              <w:t xml:space="preserve"> 1 </w:t>
+            </w:r>
+            <w:r>
+              <w:rPr>
+                <w:rFonts w:ascii="標楷體" w:hAnsi="標楷體"/>
+                <w:sz w:val="22"/>
+              </w:rPr>
+              <w:t>題。</w:t>
             </w:r>
           </w:p>
         </w:tc>
@@ -13170,7 +13170,7 @@
                 <w:rFonts w:ascii="標楷體" w:hAnsi="標楷體"/>
                 <w:sz w:val="22"/>
               </w:rPr>
-              <w:t>39-1</w:t>
+              <w:t>39</w:t>
             </w:r>
           </w:p>
         </w:tc>
@@ -13187,7 +13187,7 @@
                 <w:rFonts w:ascii="標楷體" w:hAnsi="標楷體"/>
                 <w:sz w:val="22"/>
               </w:rPr>
-              <w:t>承上，尚未作答的學員應不受影響、不收到通知信。</w:t>
+              <w:t>對已有學員作答的測驗新增一題並儲存，應跳出「是否要求學員重新測驗？」並顯示已作答人數（含未及格者）；視窗應說明重測於按「更新」時才執行；選「儲存並要求重測」後學員此刻不應有任何變化，按「更新」後已通過與未及格的學員皆應收到通知信、該測驗回到未完成且作答次數重新計算。</w:t>
             </w:r>
           </w:p>
         </w:tc>
@@ -13232,7 +13232,7 @@
                 <w:rFonts w:ascii="標楷體" w:hAnsi="標楷體"/>
                 <w:sz w:val="22"/>
               </w:rPr>
-              <w:t>40</w:t>
+              <w:t>39-1</w:t>
             </w:r>
           </w:p>
         </w:tc>
@@ -13249,7 +13249,7 @@
                 <w:rFonts w:ascii="標楷體" w:hAnsi="標楷體"/>
                 <w:sz w:val="22"/>
               </w:rPr>
-              <w:t>承上，改選「僅儲存，不要求重測」，學員的及格與成績應維持原樣；選「取消」則不儲存。</w:t>
+              <w:t>承上，尚未作答的學員應不受影響、不收到通知信。</w:t>
             </w:r>
           </w:p>
         </w:tc>
@@ -13294,7 +13294,7 @@
                 <w:rFonts w:ascii="標楷體" w:hAnsi="標楷體"/>
                 <w:sz w:val="22"/>
               </w:rPr>
-              <w:t>41</w:t>
+              <w:t>40</w:t>
             </w:r>
           </w:p>
         </w:tc>
@@ -13311,14 +13311,14 @@
                 <w:rFonts w:ascii="標楷體" w:hAnsi="標楷體"/>
                 <w:sz w:val="22"/>
               </w:rPr>
-              <w:t>於「課後問卷」區按「新增問卷」，於「新增課後問卷」視窗填名稱按「建立」，</w:t>
-            </w:r>
-            <w:r>
-              <w:rPr>
-                <w:rFonts w:ascii="標楷體" w:hAnsi="標楷體"/>
-                <w:sz w:val="22"/>
-              </w:rPr>
-              <w:t>同一視窗應隨即切換為題目編輯。</w:t>
+              <w:t>承上，改選「僅儲存，不要求重測」，學員的及</w:t>
+            </w:r>
+            <w:r>
+              <w:rPr>
+                <w:rFonts w:ascii="標楷體" w:hAnsi="標楷體"/>
+                <w:sz w:val="22"/>
+              </w:rPr>
+              <w:t>格與成績應維持原樣；選「取消」則不儲存。</w:t>
             </w:r>
           </w:p>
         </w:tc>
@@ -13363,7 +13363,7 @@
                 <w:rFonts w:ascii="標楷體" w:hAnsi="標楷體"/>
                 <w:sz w:val="22"/>
               </w:rPr>
-              <w:t>42</w:t>
+              <w:t>41</w:t>
             </w:r>
           </w:p>
         </w:tc>
@@ -13380,21 +13380,7 @@
                 <w:rFonts w:ascii="標楷體" w:hAnsi="標楷體"/>
                 <w:sz w:val="22"/>
               </w:rPr>
-              <w:t>對一門已有課後問卷的課程再按「新增問卷」，應擋下並提示一門課程僅可建立</w:t>
-            </w:r>
-            <w:r>
-              <w:rPr>
-                <w:rFonts w:ascii="標楷體" w:hAnsi="標楷體"/>
-                <w:sz w:val="22"/>
-              </w:rPr>
-              <w:t xml:space="preserve"> 1 </w:t>
-            </w:r>
-            <w:r>
-              <w:rPr>
-                <w:rFonts w:ascii="標楷體" w:hAnsi="標楷體"/>
-                <w:sz w:val="22"/>
-              </w:rPr>
-              <w:t>份（未擋下會出現兩份問卷，學員不知該填哪份）。</w:t>
+              <w:t>於「課後問卷」區按「新增問卷」，於「新增課後問卷」視窗填名稱按「建立」，同一視窗應隨即切換為題目編輯。</w:t>
             </w:r>
           </w:p>
         </w:tc>
@@ -13439,7 +13425,7 @@
                 <w:rFonts w:ascii="標楷體" w:hAnsi="標楷體"/>
                 <w:sz w:val="22"/>
               </w:rPr>
-              <w:t>43</w:t>
+              <w:t>42</w:t>
             </w:r>
           </w:p>
         </w:tc>
@@ -13456,7 +13442,21 @@
                 <w:rFonts w:ascii="標楷體" w:hAnsi="標楷體"/>
                 <w:sz w:val="22"/>
               </w:rPr>
-              <w:t>問卷尚無題目時，視窗內應出現「套用模板」，套用後帶入一組題目且可自由增刪修改。</w:t>
+              <w:t>對一門已有課後問卷的課程再按「新增問卷」，應擋下並提示一門課程僅可建立</w:t>
+            </w:r>
+            <w:r>
+              <w:rPr>
+                <w:rFonts w:ascii="標楷體" w:hAnsi="標楷體"/>
+                <w:sz w:val="22"/>
+              </w:rPr>
+              <w:t xml:space="preserve"> 1 </w:t>
+            </w:r>
+            <w:r>
+              <w:rPr>
+                <w:rFonts w:ascii="標楷體" w:hAnsi="標楷體"/>
+                <w:sz w:val="22"/>
+              </w:rPr>
+              <w:t>份（未擋下會出現兩份問卷，學員不知該填哪份）。</w:t>
             </w:r>
           </w:p>
         </w:tc>
@@ -13501,7 +13501,7 @@
                 <w:rFonts w:ascii="標楷體" w:hAnsi="標楷體"/>
                 <w:sz w:val="22"/>
               </w:rPr>
-              <w:t>44</w:t>
+              <w:t>43</w:t>
             </w:r>
           </w:p>
         </w:tc>
@@ -13518,7 +13518,7 @@
                 <w:rFonts w:ascii="標楷體" w:hAnsi="標楷體"/>
                 <w:sz w:val="22"/>
               </w:rPr>
-              <w:t>問卷已有題目後重新開啟視窗，應不再提供「套用模板」。</w:t>
+              <w:t>問卷尚無題目時，視窗內應出現「套用模板」，套用後帶入一組題目且可自由增刪修改。</w:t>
             </w:r>
           </w:p>
         </w:tc>
@@ -13563,7 +13563,7 @@
                 <w:rFonts w:ascii="標楷體" w:hAnsi="標楷體"/>
                 <w:sz w:val="22"/>
               </w:rPr>
-              <w:t>45</w:t>
+              <w:t>44</w:t>
             </w:r>
           </w:p>
         </w:tc>
@@ -13580,7 +13580,7 @@
                 <w:rFonts w:ascii="標楷體" w:hAnsi="標楷體"/>
                 <w:sz w:val="22"/>
               </w:rPr>
-              <w:t>將一題由單選改為問答，原本已填的選項應被清空。</w:t>
+              <w:t>問卷已有題目後重新開啟視窗，應不再提供「套用模板」。</w:t>
             </w:r>
           </w:p>
         </w:tc>
@@ -13625,7 +13625,7 @@
                 <w:rFonts w:ascii="標楷體" w:hAnsi="標楷體"/>
                 <w:sz w:val="22"/>
               </w:rPr>
-              <w:t>46</w:t>
+              <w:t>45</w:t>
             </w:r>
           </w:p>
         </w:tc>
@@ -13642,7 +13642,7 @@
                 <w:rFonts w:ascii="標楷體" w:hAnsi="標楷體"/>
                 <w:sz w:val="22"/>
               </w:rPr>
-              <w:t>已有學員填答的問卷，卡片上的「編輯」按鈕應呈灰色不可按，滑鼠移上去應說明已有學員填答、此時僅可停用問卷。</w:t>
+              <w:t>將一題由單選改為問答，原本已填的選項應被清空。</w:t>
             </w:r>
           </w:p>
         </w:tc>
@@ -13687,7 +13687,7 @@
                 <w:rFonts w:ascii="標楷體" w:hAnsi="標楷體"/>
                 <w:sz w:val="22"/>
               </w:rPr>
-              <w:t>47</w:t>
+              <w:t>46</w:t>
             </w:r>
           </w:p>
         </w:tc>
@@ -13704,7 +13704,7 @@
                 <w:rFonts w:ascii="標楷體" w:hAnsi="標楷體"/>
                 <w:sz w:val="22"/>
               </w:rPr>
-              <w:t>將已有學員填答的問卷停用並按「更新」，學員端應不再顯示填寫入口，已填寫的內容仍保留。</w:t>
+              <w:t>已有學員填答的問卷，卡片上的「編輯」按鈕應呈灰色不可按，滑鼠移上去應說明已有學員填答、此時僅可停用問卷。</w:t>
             </w:r>
           </w:p>
         </w:tc>
@@ -13749,7 +13749,7 @@
                 <w:rFonts w:ascii="標楷體" w:hAnsi="標楷體"/>
                 <w:sz w:val="22"/>
               </w:rPr>
-              <w:t>48</w:t>
+              <w:t>47</w:t>
             </w:r>
           </w:p>
         </w:tc>
@@ -13766,7 +13766,7 @@
                 <w:rFonts w:ascii="標楷體" w:hAnsi="標楷體"/>
                 <w:sz w:val="22"/>
               </w:rPr>
-              <w:t>草稿課程的問卷應只提供刪除；已發布課程的問卷應只提供停用、不提供刪除。</w:t>
+              <w:t>將已有學員填答的問卷停用並按「更新」，學員端應不再顯示填寫入口，已填寫的內容仍保留。</w:t>
             </w:r>
           </w:p>
         </w:tc>
@@ -13811,7 +13811,7 @@
                 <w:rFonts w:ascii="標楷體" w:hAnsi="標楷體"/>
                 <w:sz w:val="22"/>
               </w:rPr>
-              <w:t>49</w:t>
+              <w:t>48</w:t>
             </w:r>
           </w:p>
         </w:tc>
@@ -13828,7 +13828,7 @@
                 <w:rFonts w:ascii="標楷體" w:hAnsi="標楷體"/>
                 <w:sz w:val="22"/>
               </w:rPr>
-              <w:t>一門沒有任何章節的課程按「儲存並發布」，視窗應列出缺章節並說明該去哪裡補，視窗只有「關閉」可按。</w:t>
+              <w:t>草稿課程的問卷應只提供刪除；已發布課程的問卷應只提供停用、不提供刪除。</w:t>
             </w:r>
           </w:p>
         </w:tc>
@@ -13873,7 +13873,7 @@
                 <w:rFonts w:ascii="標楷體" w:hAnsi="標楷體"/>
                 <w:sz w:val="22"/>
               </w:rPr>
-              <w:t>50</w:t>
+              <w:t>49</w:t>
             </w:r>
           </w:p>
         </w:tc>
@@ -13890,7 +13890,15 @@
                 <w:rFonts w:ascii="標楷體" w:hAnsi="標楷體"/>
                 <w:sz w:val="22"/>
               </w:rPr>
-              <w:t>有章節但該章節沒有任何教材或測驗時按「儲存並發布」，視窗應列出缺漏；關閉視窗後該章節應以紅框標示。</w:t>
+              <w:t>一門沒有任何章節的課程按「儲存並發布」，視窗應列出缺章</w:t>
+            </w:r>
+            <w:r>
+              <w:rPr>
+                <w:rFonts w:ascii="標楷體" w:hAnsi="標楷體"/>
+                <w:sz w:val="22"/>
+              </w:rPr>
+              <w:lastRenderedPageBreak/>
+              <w:t>節並說明該去哪裡補，視窗只有「關閉」可按。</w:t>
             </w:r>
           </w:p>
         </w:tc>
@@ -13935,7 +13943,7 @@
                 <w:rFonts w:ascii="標楷體" w:hAnsi="標楷體"/>
                 <w:sz w:val="22"/>
               </w:rPr>
-              <w:t>51</w:t>
+              <w:t>50</w:t>
             </w:r>
           </w:p>
         </w:tc>
@@ -13952,15 +13960,7 @@
                 <w:rFonts w:ascii="標楷體" w:hAnsi="標楷體"/>
                 <w:sz w:val="22"/>
               </w:rPr>
-              <w:t>未設定任何受訓對象、起訖時間未填齊時按「儲存並發布」，視窗應一併列出；關閉視窗後該兩欄以紅框標示，補填後紅框</w:t>
-            </w:r>
-            <w:r>
-              <w:rPr>
-                <w:rFonts w:ascii="標楷體" w:hAnsi="標楷體"/>
-                <w:sz w:val="22"/>
-              </w:rPr>
-              <w:lastRenderedPageBreak/>
-              <w:t>隨即消失。</w:t>
+              <w:t>有章節但該章節沒有任何教材或測驗時按「儲存並發布」，視窗應列出缺漏；關閉視窗後該章節應以紅框標示。</w:t>
             </w:r>
           </w:p>
         </w:tc>
@@ -14005,7 +14005,7 @@
                 <w:rFonts w:ascii="標楷體" w:hAnsi="標楷體"/>
                 <w:sz w:val="22"/>
               </w:rPr>
-              <w:t>52</w:t>
+              <w:t>51</w:t>
             </w:r>
           </w:p>
         </w:tc>
@@ -14022,21 +14022,7 @@
                 <w:rFonts w:ascii="標楷體" w:hAnsi="標楷體"/>
                 <w:sz w:val="22"/>
               </w:rPr>
-              <w:t>某份測驗各題配分總和不等於</w:t>
-            </w:r>
-            <w:r>
-              <w:rPr>
-                <w:rFonts w:ascii="標楷體" w:hAnsi="標楷體"/>
-                <w:sz w:val="22"/>
-              </w:rPr>
-              <w:t xml:space="preserve"> 100 </w:t>
-            </w:r>
-            <w:r>
-              <w:rPr>
-                <w:rFonts w:ascii="標楷體" w:hAnsi="標楷體"/>
-                <w:sz w:val="22"/>
-              </w:rPr>
-              <w:t>時按「儲存並發布」，視窗應列出該測驗配分不符，關閉後該測驗以紅框標示。</w:t>
+              <w:t>未設定任何受訓對象、起訖時間未填齊時按「儲存並發布」，視窗應一併列出；關閉視窗後該兩欄以紅框標示，補填後紅框隨即消失。</w:t>
             </w:r>
           </w:p>
         </w:tc>
@@ -14081,7 +14067,7 @@
                 <w:rFonts w:ascii="標楷體" w:hAnsi="標楷體"/>
                 <w:sz w:val="22"/>
               </w:rPr>
-              <w:t>53</w:t>
+              <w:t>52</w:t>
             </w:r>
           </w:p>
         </w:tc>
@@ -14098,7 +14084,21 @@
                 <w:rFonts w:ascii="標楷體" w:hAnsi="標楷體"/>
                 <w:sz w:val="22"/>
               </w:rPr>
-              <w:t>草稿課程已建立問卷但問卷沒有任何題目時按「儲存並發布」，應一併擋下；將該問卷刪除後應即可發布。</w:t>
+              <w:t>某份測驗各題配分總和不等於</w:t>
+            </w:r>
+            <w:r>
+              <w:rPr>
+                <w:rFonts w:ascii="標楷體" w:hAnsi="標楷體"/>
+                <w:sz w:val="22"/>
+              </w:rPr>
+              <w:t xml:space="preserve"> 100 </w:t>
+            </w:r>
+            <w:r>
+              <w:rPr>
+                <w:rFonts w:ascii="標楷體" w:hAnsi="標楷體"/>
+                <w:sz w:val="22"/>
+              </w:rPr>
+              <w:t>時按「儲存並發布」，視窗應列出該測驗配分不符，關閉後該測驗以紅框標示。</w:t>
             </w:r>
           </w:p>
         </w:tc>
@@ -14143,7 +14143,7 @@
                 <w:rFonts w:ascii="標楷體" w:hAnsi="標楷體"/>
                 <w:sz w:val="22"/>
               </w:rPr>
-              <w:t>54</w:t>
+              <w:t>53</w:t>
             </w:r>
           </w:p>
         </w:tc>
@@ -14160,28 +14160,7 @@
                 <w:rFonts w:ascii="標楷體" w:hAnsi="標楷體"/>
                 <w:sz w:val="22"/>
               </w:rPr>
-              <w:t>全部檢核通過後按「確認發布」，課程狀態應轉為「已發布」，並顯示依受訓對象帶入的學員人數與一組</w:t>
-            </w:r>
-            <w:r>
-              <w:rPr>
-                <w:rFonts w:ascii="標楷體" w:hAnsi="標楷體"/>
-                <w:sz w:val="22"/>
-              </w:rPr>
-              <w:t xml:space="preserve"> 8 </w:t>
-            </w:r>
-            <w:r>
-              <w:rPr>
-                <w:rFonts w:ascii="標楷體" w:hAnsi="標楷體"/>
-                <w:sz w:val="22"/>
-              </w:rPr>
-              <w:t>碼邀請碼，該批學員各收到一封通知信；課程建立者本人不應</w:t>
-            </w:r>
-            <w:r>
-              <w:rPr>
-                <w:rFonts w:ascii="標楷體" w:hAnsi="標楷體"/>
-                <w:sz w:val="22"/>
-              </w:rPr>
-              <w:t>被加入。</w:t>
+              <w:t>草稿課程已建立問卷但問卷沒有任何題目時按「儲存並發布」，應一併擋下；將該問卷刪除後應即可發布。</w:t>
             </w:r>
           </w:p>
         </w:tc>
@@ -14226,7 +14205,7 @@
                 <w:rFonts w:ascii="標楷體" w:hAnsi="標楷體"/>
                 <w:sz w:val="22"/>
               </w:rPr>
-              <w:t>55</w:t>
+              <w:t>54</w:t>
             </w:r>
           </w:p>
         </w:tc>
@@ -14243,7 +14222,21 @@
                 <w:rFonts w:ascii="標楷體" w:hAnsi="標楷體"/>
                 <w:sz w:val="22"/>
               </w:rPr>
-              <w:t>發布後離開編輯頁再進入，上方顯示的邀請碼應為同一組，且畫面不提供重新產生。</w:t>
+              <w:t>全部檢核通過後按「確認發布」，課程狀態應轉為「已發布」，並顯示依受訓對象帶入的學員人數與一組</w:t>
+            </w:r>
+            <w:r>
+              <w:rPr>
+                <w:rFonts w:ascii="標楷體" w:hAnsi="標楷體"/>
+                <w:sz w:val="22"/>
+              </w:rPr>
+              <w:t xml:space="preserve"> 8 </w:t>
+            </w:r>
+            <w:r>
+              <w:rPr>
+                <w:rFonts w:ascii="標楷體" w:hAnsi="標楷體"/>
+                <w:sz w:val="22"/>
+              </w:rPr>
+              <w:t>碼邀請碼，該批學員各收到一封通知信；課程建立者本人不應被加入。</w:t>
             </w:r>
           </w:p>
         </w:tc>
@@ -14288,7 +14281,7 @@
                 <w:rFonts w:ascii="標楷體" w:hAnsi="標楷體"/>
                 <w:sz w:val="22"/>
               </w:rPr>
-              <w:t>56</w:t>
+              <w:t>55</w:t>
             </w:r>
           </w:p>
         </w:tc>
@@ -14305,7 +14298,7 @@
                 <w:rFonts w:ascii="標楷體" w:hAnsi="標楷體"/>
                 <w:sz w:val="22"/>
               </w:rPr>
-              <w:t>發布一門受訓對象沒有任何相符學員的課程，應顯示課程已發布但無學員符合受訓對象的警告，並提示可改用邀請碼。</w:t>
+              <w:t>發布後離開編輯頁再進入，上方顯示的邀請碼應為同一組，且畫面不提供重新產生。</w:t>
             </w:r>
           </w:p>
         </w:tc>
@@ -14350,7 +14343,7 @@
                 <w:rFonts w:ascii="標楷體" w:hAnsi="標楷體"/>
                 <w:sz w:val="22"/>
               </w:rPr>
-              <w:t>57</w:t>
+              <w:t>56</w:t>
             </w:r>
           </w:p>
         </w:tc>
@@ -14367,7 +14360,7 @@
                 <w:rFonts w:ascii="標楷體" w:hAnsi="標楷體"/>
                 <w:sz w:val="22"/>
               </w:rPr>
-              <w:t>已發布課程新增一個章節後按「更新」，所有已加入的學員應收到通知信；按「更新」之前不應有人收到信。</w:t>
+              <w:t>發布一門受訓對象沒有任何相符學員的課程，應顯示課程已發布但無學員符合受訓對象的警告，並提示可改用邀請碼。</w:t>
             </w:r>
           </w:p>
         </w:tc>
@@ -14412,7 +14405,7 @@
                 <w:rFonts w:ascii="標楷體" w:hAnsi="標楷體"/>
                 <w:sz w:val="22"/>
               </w:rPr>
-              <w:t>58</w:t>
+              <w:t>57</w:t>
             </w:r>
           </w:p>
         </w:tc>
@@ -14429,7 +14422,7 @@
                 <w:rFonts w:ascii="標楷體" w:hAnsi="標楷體"/>
                 <w:sz w:val="22"/>
               </w:rPr>
-              <w:t>已發布課程新增一份教材後按「更新」，已完課學員的完課狀態應回退為「進行中」，其已填寫的課後問卷不需重填；按「更新」之前完課狀態不應變動。</w:t>
+              <w:t>已發布課程新增一個章節後按「更新」，所有已加入的學員應收到通知信；按「更新」之前不應有人收到信。</w:t>
             </w:r>
           </w:p>
         </w:tc>
@@ -14474,7 +14467,7 @@
                 <w:rFonts w:ascii="標楷體" w:hAnsi="標楷體"/>
                 <w:sz w:val="22"/>
               </w:rPr>
-              <w:t>58-1</w:t>
+              <w:t>58</w:t>
             </w:r>
           </w:p>
         </w:tc>
@@ -14491,7 +14484,7 @@
                 <w:rFonts w:ascii="標楷體" w:hAnsi="標楷體"/>
                 <w:sz w:val="22"/>
               </w:rPr>
-              <w:t>已發布課程新增一個章節後不按「更新」，以已加入的學員登入應看不到這個新章節，教師端則看得到，底部左側以警示色提示有尚未更新的變更。</w:t>
+              <w:t>已發布課程新增一份教材後按「更新」，已完課學員的完課狀態應回退為「進行中」，其已填寫的課後問卷不需重填；按「更新」之前完課狀態不應變動。</w:t>
             </w:r>
           </w:p>
         </w:tc>
@@ -14536,7 +14529,7 @@
                 <w:rFonts w:ascii="標楷體" w:hAnsi="標楷體"/>
                 <w:sz w:val="22"/>
               </w:rPr>
-              <w:t>58-2</w:t>
+              <w:t>58-1</w:t>
             </w:r>
           </w:p>
         </w:tc>
@@ -14553,7 +14546,7 @@
                 <w:rFonts w:ascii="標楷體" w:hAnsi="標楷體"/>
                 <w:sz w:val="22"/>
               </w:rPr>
-              <w:t>承上，按「更新」應先跳出「更新課程內容」確認視窗；按「確認更新」後顯示「課程內容已更新，學員已可看到」並回到課程列表，學員端隨即看到該章節。</w:t>
+              <w:t>已發布課程新增一個章節後不按「更新」，以已加入的學員登入應看不到這個新章節，教師端則看得到，底部左側以警示色提示有尚未更新的變更。</w:t>
             </w:r>
           </w:p>
         </w:tc>
@@ -14598,7 +14591,7 @@
                 <w:rFonts w:ascii="標楷體" w:hAnsi="標楷體"/>
                 <w:sz w:val="22"/>
               </w:rPr>
-              <w:t>58-3</w:t>
+              <w:t>58-2</w:t>
             </w:r>
           </w:p>
         </w:tc>
@@ -14615,7 +14608,7 @@
                 <w:rFonts w:ascii="標楷體" w:hAnsi="標楷體"/>
                 <w:sz w:val="22"/>
               </w:rPr>
-              <w:t>已發布課程把某章節的項目全部刪除後按「更新」，應跳出「更新未生效」視窗列出該章節沒有內容，關閉後該章節以紅框標示；此時以學員登入，原本的項目應都還在。</w:t>
+              <w:t>承上，按「更新」應先跳出「更新課程內容」確認視窗；按「確認更新」後顯示「課程內容已更新，學員已可看到」並回到課程列表，學員端隨即看到該章節。</w:t>
             </w:r>
           </w:p>
         </w:tc>
@@ -14660,7 +14653,7 @@
                 <w:rFonts w:ascii="標楷體" w:hAnsi="標楷體"/>
                 <w:sz w:val="22"/>
               </w:rPr>
-              <w:t>58-4</w:t>
+              <w:t>58-3</w:t>
             </w:r>
           </w:p>
         </w:tc>
@@ -14677,14 +14670,14 @@
                 <w:rFonts w:ascii="標楷體" w:hAnsi="標楷體"/>
                 <w:sz w:val="22"/>
               </w:rPr>
-              <w:t>承上，把項目補回去後再按一次「更新」，</w:t>
-            </w:r>
-            <w:r>
-              <w:rPr>
-                <w:rFonts w:ascii="標楷體" w:hAnsi="標楷體"/>
-                <w:sz w:val="22"/>
-              </w:rPr>
-              <w:t>應更新成功並回到課程列表。</w:t>
+              <w:t>已發布課程把某章節的項目全部刪除後按「更新」，應跳出</w:t>
+            </w:r>
+            <w:r>
+              <w:rPr>
+                <w:rFonts w:ascii="標楷體" w:hAnsi="標楷體"/>
+                <w:sz w:val="22"/>
+              </w:rPr>
+              <w:t>「更新未生效」視窗列出該章節沒有內容，關閉後該章節以紅框標示；此時以學員登入，原本的項目應都還在。</w:t>
             </w:r>
           </w:p>
         </w:tc>
@@ -14729,7 +14722,7 @@
                 <w:rFonts w:ascii="標楷體" w:hAnsi="標楷體"/>
                 <w:sz w:val="22"/>
               </w:rPr>
-              <w:t>58-5</w:t>
+              <w:t>58-4</w:t>
             </w:r>
           </w:p>
         </w:tc>
@@ -14746,7 +14739,7 @@
                 <w:rFonts w:ascii="標楷體" w:hAnsi="標楷體"/>
                 <w:sz w:val="22"/>
               </w:rPr>
-              <w:t>已發布課程新增一個章節後按底部「取消」，應跳出「放棄本次的編輯」；按「繼續編輯」應留在編輯頁且章節仍在，再按「取消」並按「放棄並離開」應回到課程列表，重新進入時該章節已不在，學員端維持原狀。</w:t>
+              <w:t>承上，把項目補回去後再按一次「更新」，應更新成功並回到課程列表。</w:t>
             </w:r>
           </w:p>
         </w:tc>
@@ -14791,7 +14784,7 @@
                 <w:rFonts w:ascii="標楷體" w:hAnsi="標楷體"/>
                 <w:sz w:val="22"/>
               </w:rPr>
-              <w:t>58-6</w:t>
+              <w:t>58-5</w:t>
             </w:r>
           </w:p>
         </w:tc>
@@ -14808,7 +14801,7 @@
                 <w:rFonts w:ascii="標楷體" w:hAnsi="標楷體"/>
                 <w:sz w:val="22"/>
               </w:rPr>
-              <w:t>已發布課程新增一個章節後不按「更新」，直接點側邊選單其他項目，應跳出「離開將放棄本次的編輯」；按「繼續編輯」應留在編輯頁，按「放棄並離開」後重新進入該課程，該章節</w:t>
+              <w:t>已發布課程新增一個章節後按底部「取消」，應跳出「放棄本</w:t>
             </w:r>
             <w:r>
               <w:rPr>
@@ -14816,7 +14809,7 @@
                 <w:sz w:val="22"/>
               </w:rPr>
               <w:lastRenderedPageBreak/>
-              <w:t>已不在。</w:t>
+              <w:t>次的編輯」；按「繼續編輯」應留在編輯頁且章節仍在，再按「取消」並按「放棄並離開」應回到課程列表，重新進入時該章節已不在，學員端維持原狀。</w:t>
             </w:r>
           </w:p>
         </w:tc>
@@ -14861,7 +14854,7 @@
                 <w:rFonts w:ascii="標楷體" w:hAnsi="標楷體"/>
                 <w:sz w:val="22"/>
               </w:rPr>
-              <w:t>58-7</w:t>
+              <w:t>58-6</w:t>
             </w:r>
           </w:p>
         </w:tc>
@@ -14878,7 +14871,7 @@
                 <w:rFonts w:ascii="標楷體" w:hAnsi="標楷體"/>
                 <w:sz w:val="22"/>
               </w:rPr>
-              <w:t>已發布課程新增一個章節後直接關閉瀏覽器分頁，重新登入並進入該課程編輯頁，該章節應已不在，學員端維持原狀。</w:t>
+              <w:t>已發布課程新增一個章節後不按「更新」，直接點側邊選單其他項目，應跳出「離開將放棄本次的編輯」；按「繼續編輯」應留在編輯頁，按「放棄並離開」後重新進入該課程，該章節已不在。</w:t>
             </w:r>
           </w:p>
         </w:tc>
@@ -14923,7 +14916,7 @@
                 <w:rFonts w:ascii="標楷體" w:hAnsi="標楷體"/>
                 <w:sz w:val="22"/>
               </w:rPr>
-              <w:t>58-8</w:t>
+              <w:t>58-7</w:t>
             </w:r>
           </w:p>
         </w:tc>
@@ -14940,7 +14933,7 @@
                 <w:rFonts w:ascii="標楷體" w:hAnsi="標楷體"/>
                 <w:sz w:val="22"/>
               </w:rPr>
-              <w:t>已發布課程只改課程名稱、不按「更新」即按「取消」，應不跳確認直接回到課程列表；重新進入時課程名稱仍為原名稱。</w:t>
+              <w:t>已發布課程新增一個章節後直接關閉瀏覽器分頁，重新登入並進入該課程編輯頁，該章節應已不在，學員端維持原狀。</w:t>
             </w:r>
           </w:p>
         </w:tc>
@@ -14985,7 +14978,7 @@
                 <w:rFonts w:ascii="標楷體" w:hAnsi="標楷體"/>
                 <w:sz w:val="22"/>
               </w:rPr>
-              <w:t>58-9</w:t>
+              <w:t>58-8</w:t>
             </w:r>
           </w:p>
         </w:tc>
@@ -15002,7 +14995,7 @@
                 <w:rFonts w:ascii="標楷體" w:hAnsi="標楷體"/>
                 <w:sz w:val="22"/>
               </w:rPr>
-              <w:t>於尚無人填答問卷之課程修改一題問卷題目並新增一個章節（皆不按「更新」），接著由學員送出該問卷，教師再按「更新」應跳出「課後問卷已有學員填答，本次更新未生效」，學員端內容不變。</w:t>
+              <w:t>已發布課程只改課程名稱、不按「更新」即按「取消」，應不跳確認直接回到課程列表；重新進入時課程名稱仍為原名稱。</w:t>
             </w:r>
           </w:p>
         </w:tc>
@@ -15047,7 +15040,7 @@
                 <w:rFonts w:ascii="標楷體" w:hAnsi="標楷體"/>
                 <w:sz w:val="22"/>
               </w:rPr>
-              <w:t>58-10</w:t>
+              <w:t>58-9</w:t>
             </w:r>
           </w:p>
         </w:tc>
@@ -15064,7 +15057,7 @@
                 <w:rFonts w:ascii="標楷體" w:hAnsi="標楷體"/>
                 <w:sz w:val="22"/>
               </w:rPr>
-              <w:t>承上，按「放棄問卷的編輯」應顯示「已放棄課後問卷的編輯，其餘編輯仍保留」，問卷題目回到修改前、新增的章節仍在；再按「更新」應更新成功，學員端看到新章節。</w:t>
+              <w:t>於尚無人填答問卷之課程修改一題問卷題目並新增一個章節（皆不按「更新」），接著由學員送出該問卷，教師再按「更新」應跳出「課後問卷已有學員填答，本次更新未生效」，學員端內容不變。</w:t>
             </w:r>
           </w:p>
         </w:tc>
@@ -15109,7 +15102,7 @@
                 <w:rFonts w:ascii="標楷體" w:hAnsi="標楷體"/>
                 <w:sz w:val="22"/>
               </w:rPr>
-              <w:t>58-11</w:t>
+              <w:t>58-10</w:t>
             </w:r>
           </w:p>
         </w:tc>
@@ -15126,7 +15119,7 @@
                 <w:rFonts w:ascii="標楷體" w:hAnsi="標楷體"/>
                 <w:sz w:val="22"/>
               </w:rPr>
-              <w:t>於分頁一開啟一門已發布課程並新增一個章節（不按「更新」），再於分頁二開啟同一門課程的編輯頁，分頁二應看不到該章節。</w:t>
+              <w:t>承上，按「放棄問卷的編輯」應顯示「已放棄課後問卷的編輯，其餘編輯仍保留」，問卷題目回到修改前、新增的章節仍在；再按「更新」應更新成功，學員端看到新章節。</w:t>
             </w:r>
           </w:p>
         </w:tc>
@@ -15171,7 +15164,7 @@
                 <w:rFonts w:ascii="標楷體" w:hAnsi="標楷體"/>
                 <w:sz w:val="22"/>
               </w:rPr>
-              <w:t>59</w:t>
+              <w:t>58-11</w:t>
             </w:r>
           </w:p>
         </w:tc>
@@ -15188,7 +15181,7 @@
                 <w:rFonts w:ascii="標楷體" w:hAnsi="標楷體"/>
                 <w:sz w:val="22"/>
               </w:rPr>
-              <w:t>「邀請學員」按鈕應僅於課程已發布時顯示於標題列右上，草稿與已關閉狀態皆不顯示。</w:t>
+              <w:t>於分頁一開啟一門已發布課程並新增一個章節（不按「更新」），再於分頁二開啟同一門課程的編輯頁，分頁二應看不到該章節。</w:t>
             </w:r>
           </w:p>
         </w:tc>
@@ -15233,7 +15226,7 @@
                 <w:rFonts w:ascii="標楷體" w:hAnsi="標楷體"/>
                 <w:sz w:val="22"/>
               </w:rPr>
-              <w:t>60</w:t>
+              <w:t>59</w:t>
             </w:r>
           </w:p>
         </w:tc>
@@ -15250,35 +15243,7 @@
                 <w:rFonts w:ascii="標楷體" w:hAnsi="標楷體"/>
                 <w:sz w:val="22"/>
               </w:rPr>
-              <w:t>於「</w:t>
-            </w:r>
-            <w:r>
-              <w:rPr>
-                <w:rFonts w:ascii="標楷體" w:hAnsi="標楷體"/>
-                <w:sz w:val="22"/>
-              </w:rPr>
-              <w:t xml:space="preserve">Email </w:t>
-            </w:r>
-            <w:r>
-              <w:rPr>
-                <w:rFonts w:ascii="標楷體" w:hAnsi="標楷體"/>
-                <w:sz w:val="22"/>
-              </w:rPr>
-              <w:t>邀請（補件）」輸入一組全為既有帳號的名單，按「下一步」顯示預覽後按「確認寄出」，各收件人應收到邀請信，且立即出現在</w:t>
-            </w:r>
-            <w:r>
-              <w:rPr>
-                <w:rFonts w:ascii="標楷體" w:hAnsi="標楷體"/>
-                <w:sz w:val="22"/>
-              </w:rPr>
-              <w:t xml:space="preserve"> ET02 </w:t>
-            </w:r>
-            <w:r>
-              <w:rPr>
-                <w:rFonts w:ascii="標楷體" w:hAnsi="標楷體"/>
-                <w:sz w:val="22"/>
-              </w:rPr>
-              <w:t>學員學習表現的清單中（不需要他們做任何事）。</w:t>
+              <w:t>「邀請學員」按鈕應僅於課程已發布且仍在閱課期間內時顯示於標題列右上，草稿、已關閉與閱課期間已過之課程皆不顯示。</w:t>
             </w:r>
           </w:p>
         </w:tc>
@@ -15323,7 +15288,7 @@
                 <w:rFonts w:ascii="標楷體" w:hAnsi="標楷體"/>
                 <w:sz w:val="22"/>
               </w:rPr>
-              <w:t>61</w:t>
+              <w:t>60</w:t>
             </w:r>
           </w:p>
         </w:tc>
@@ -15340,21 +15305,35 @@
                 <w:rFonts w:ascii="標楷體" w:hAnsi="標楷體"/>
                 <w:sz w:val="22"/>
               </w:rPr>
-              <w:t>名單中含尚未建立帳號的</w:t>
-            </w:r>
-            <w:r>
-              <w:rPr>
-                <w:rFonts w:ascii="標楷體" w:hAnsi="標楷體"/>
-                <w:sz w:val="22"/>
-              </w:rPr>
-              <w:t xml:space="preserve"> Email </w:t>
-            </w:r>
-            <w:r>
-              <w:rPr>
-                <w:rFonts w:ascii="標楷體" w:hAnsi="標楷體"/>
-                <w:sz w:val="22"/>
-              </w:rPr>
-              <w:t>時，應整批不寄出任何一封，並列出是哪幾筆查無帳號。</w:t>
+              <w:t>於「</w:t>
+            </w:r>
+            <w:r>
+              <w:rPr>
+                <w:rFonts w:ascii="標楷體" w:hAnsi="標楷體"/>
+                <w:sz w:val="22"/>
+              </w:rPr>
+              <w:t xml:space="preserve">Email </w:t>
+            </w:r>
+            <w:r>
+              <w:rPr>
+                <w:rFonts w:ascii="標楷體" w:hAnsi="標楷體"/>
+                <w:sz w:val="22"/>
+              </w:rPr>
+              <w:t>邀請（補件）」輸入一組全為既有帳號的名單，按「下一步」顯示預覽後按「確認寄出」，各收件人應收到邀請信，且立即出現在</w:t>
+            </w:r>
+            <w:r>
+              <w:rPr>
+                <w:rFonts w:ascii="標楷體" w:hAnsi="標楷體"/>
+                <w:sz w:val="22"/>
+              </w:rPr>
+              <w:t xml:space="preserve"> ET02 </w:t>
+            </w:r>
+            <w:r>
+              <w:rPr>
+                <w:rFonts w:ascii="標楷體" w:hAnsi="標楷體"/>
+                <w:sz w:val="22"/>
+              </w:rPr>
+              <w:t>學員學習表現的清單中（不需要他們做任何事）。</w:t>
             </w:r>
           </w:p>
         </w:tc>
@@ -15399,7 +15378,7 @@
                 <w:rFonts w:ascii="標楷體" w:hAnsi="標楷體"/>
                 <w:sz w:val="22"/>
               </w:rPr>
-              <w:t>62</w:t>
+              <w:t>61</w:t>
             </w:r>
           </w:p>
         </w:tc>
@@ -15416,7 +15395,21 @@
                 <w:rFonts w:ascii="標楷體" w:hAnsi="標楷體"/>
                 <w:sz w:val="22"/>
               </w:rPr>
-              <w:t>名單中含已停用的帳號時，應整批不寄出任何一封，並列出是哪幾個帳號已停用。</w:t>
+              <w:t>名單中含尚未建立帳號的</w:t>
+            </w:r>
+            <w:r>
+              <w:rPr>
+                <w:rFonts w:ascii="標楷體" w:hAnsi="標楷體"/>
+                <w:sz w:val="22"/>
+              </w:rPr>
+              <w:t xml:space="preserve"> Email </w:t>
+            </w:r>
+            <w:r>
+              <w:rPr>
+                <w:rFonts w:ascii="標楷體" w:hAnsi="標楷體"/>
+                <w:sz w:val="22"/>
+              </w:rPr>
+              <w:t>時，應整批不寄出任何一封，並列出是哪幾筆查無帳號。</w:t>
             </w:r>
           </w:p>
         </w:tc>
@@ -15461,7 +15454,7 @@
                 <w:rFonts w:ascii="標楷體" w:hAnsi="標楷體"/>
                 <w:sz w:val="22"/>
               </w:rPr>
-              <w:t>63</w:t>
+              <w:t>62</w:t>
             </w:r>
           </w:p>
         </w:tc>
@@ -15478,7 +15471,7 @@
                 <w:rFonts w:ascii="標楷體" w:hAnsi="標楷體"/>
                 <w:sz w:val="22"/>
               </w:rPr>
-              <w:t>邀請信預覽的主旨與內文應不可編輯，且不含任何一位收件人的稱謂（以佔位字樣呈現）；信中連結應為課程學習頁。</w:t>
+              <w:t>名單中含已停用的帳號時，應整批不寄出任何一封，並列出是哪幾個帳號已停用。</w:t>
             </w:r>
           </w:p>
         </w:tc>
@@ -15523,7 +15516,7 @@
                 <w:rFonts w:ascii="標楷體" w:hAnsi="標楷體"/>
                 <w:sz w:val="22"/>
               </w:rPr>
-              <w:t>64</w:t>
+              <w:t>63</w:t>
             </w:r>
           </w:p>
         </w:tc>
@@ -15540,28 +15533,14 @@
                 <w:rFonts w:ascii="標楷體" w:hAnsi="標楷體"/>
                 <w:sz w:val="22"/>
               </w:rPr>
-              <w:t>邀請錯人時，於</w:t>
-            </w:r>
-            <w:r>
-              <w:rPr>
-                <w:rFonts w:ascii="標楷體" w:hAnsi="標楷體"/>
-                <w:sz w:val="22"/>
-              </w:rPr>
-              <w:t xml:space="preserve"> ET02</w:t>
-            </w:r>
-            <w:r>
-              <w:rPr>
-                <w:rFonts w:ascii="標楷體" w:hAnsi="標楷體"/>
-                <w:sz w:val="22"/>
-              </w:rPr>
-              <w:t xml:space="preserve"> </w:t>
-            </w:r>
-            <w:r>
-              <w:rPr>
-                <w:rFonts w:ascii="標楷體" w:hAnsi="標楷體"/>
-                <w:sz w:val="22"/>
-              </w:rPr>
-              <w:t>學員學習表現對該員按「移除」應可將其移出課程（已無「撤回邀請」）。</w:t>
+              <w:t>邀</w:t>
+            </w:r>
+            <w:r>
+              <w:rPr>
+                <w:rFonts w:ascii="標楷體" w:hAnsi="標楷體"/>
+                <w:sz w:val="22"/>
+              </w:rPr>
+              <w:t>請信預覽的主旨與內文應不可編輯，且不含任何一位收件人的稱謂（以佔位字樣呈現）；信中連結應為課程學習頁。</w:t>
             </w:r>
           </w:p>
         </w:tc>
@@ -15606,7 +15585,7 @@
                 <w:rFonts w:ascii="標楷體" w:hAnsi="標楷體"/>
                 <w:sz w:val="22"/>
               </w:rPr>
-              <w:t>65</w:t>
+              <w:t>64</w:t>
             </w:r>
           </w:p>
         </w:tc>
@@ -15623,21 +15602,21 @@
                 <w:rFonts w:ascii="標楷體" w:hAnsi="標楷體"/>
                 <w:sz w:val="22"/>
               </w:rPr>
-              <w:t>於「邀請碼」分頁取得邀請碼，學員於「我的課程</w:t>
-            </w:r>
-            <w:r>
-              <w:rPr>
-                <w:rFonts w:ascii="標楷體" w:hAnsi="標楷體"/>
-                <w:sz w:val="22"/>
-              </w:rPr>
-              <w:t xml:space="preserve"> → </w:t>
-            </w:r>
-            <w:r>
-              <w:rPr>
-                <w:rFonts w:ascii="標楷體" w:hAnsi="標楷體"/>
-                <w:sz w:val="22"/>
-              </w:rPr>
-              <w:t>加入新課程」輸入該碼應可加入本課程。</w:t>
+              <w:t>邀請錯人時，於</w:t>
+            </w:r>
+            <w:r>
+              <w:rPr>
+                <w:rFonts w:ascii="標楷體" w:hAnsi="標楷體"/>
+                <w:sz w:val="22"/>
+              </w:rPr>
+              <w:t xml:space="preserve"> ET02 </w:t>
+            </w:r>
+            <w:r>
+              <w:rPr>
+                <w:rFonts w:ascii="標楷體" w:hAnsi="標楷體"/>
+                <w:sz w:val="22"/>
+              </w:rPr>
+              <w:t>學員學習表現對該員按「移除」應可將其移出課程（已無「撤回邀請」）。</w:t>
             </w:r>
           </w:p>
         </w:tc>
@@ -15682,7 +15661,8 @@
                 <w:rFonts w:ascii="標楷體" w:hAnsi="標楷體"/>
                 <w:sz w:val="22"/>
               </w:rPr>
-              <w:t>66</w:t>
+              <w:lastRenderedPageBreak/>
+              <w:t>65</w:t>
             </w:r>
           </w:p>
         </w:tc>
@@ -15699,7 +15679,21 @@
                 <w:rFonts w:ascii="標楷體" w:hAnsi="標楷體"/>
                 <w:sz w:val="22"/>
               </w:rPr>
-              <w:t>按標題列右上「關閉課程」並於視窗按「確認關閉」，課程狀態應立即轉為「已關閉」。</w:t>
+              <w:t>於「邀請碼」分頁取得邀請碼，學員於「我的課程</w:t>
+            </w:r>
+            <w:r>
+              <w:rPr>
+                <w:rFonts w:ascii="標楷體" w:hAnsi="標楷體"/>
+                <w:sz w:val="22"/>
+              </w:rPr>
+              <w:t xml:space="preserve"> → </w:t>
+            </w:r>
+            <w:r>
+              <w:rPr>
+                <w:rFonts w:ascii="標楷體" w:hAnsi="標楷體"/>
+                <w:sz w:val="22"/>
+              </w:rPr>
+              <w:t>加入新課程」輸入該碼應可加入本課程。</w:t>
             </w:r>
           </w:p>
         </w:tc>
@@ -15744,7 +15738,7 @@
                 <w:rFonts w:ascii="標楷體" w:hAnsi="標楷體"/>
                 <w:sz w:val="22"/>
               </w:rPr>
-              <w:t>67</w:t>
+              <w:t>66</w:t>
             </w:r>
           </w:p>
         </w:tc>
@@ -15761,7 +15755,7 @@
                 <w:rFonts w:ascii="標楷體" w:hAnsi="標楷體"/>
                 <w:sz w:val="22"/>
               </w:rPr>
-              <w:t>課程關閉後，學員於「我的課程」仍應看得到該課程並標示已關閉，且可唯讀回看已學過的內容與成績。</w:t>
+              <w:t>按標題列右上「關閉課程」並於視窗按「確認關閉」，課程狀態應立即轉為「已關閉」。</w:t>
             </w:r>
           </w:p>
         </w:tc>
@@ -15806,8 +15800,7 @@
                 <w:rFonts w:ascii="標楷體" w:hAnsi="標楷體"/>
                 <w:sz w:val="22"/>
               </w:rPr>
-              <w:lastRenderedPageBreak/>
-              <w:t>68</w:t>
+              <w:t>67</w:t>
             </w:r>
           </w:p>
         </w:tc>
@@ -15824,7 +15817,7 @@
                 <w:rFonts w:ascii="標楷體" w:hAnsi="標楷體"/>
                 <w:sz w:val="22"/>
               </w:rPr>
-              <w:t>課程關閉後，學員應不能累積新進度、不能開始新的測驗作答、不能解鎖新章節、不能填寫課後問卷。</w:t>
+              <w:t>課程關閉後，學員於「我的課程」仍應看得到該課程並標示已關閉，且可唯讀回看已學過的內容與成績。</w:t>
             </w:r>
           </w:p>
         </w:tc>
@@ -15869,7 +15862,7 @@
                 <w:rFonts w:ascii="標楷體" w:hAnsi="標楷體"/>
                 <w:sz w:val="22"/>
               </w:rPr>
-              <w:t>69</w:t>
+              <w:t>68</w:t>
             </w:r>
           </w:p>
         </w:tc>
@@ -15886,7 +15879,7 @@
                 <w:rFonts w:ascii="標楷體" w:hAnsi="標楷體"/>
                 <w:sz w:val="22"/>
               </w:rPr>
-              <w:t>於學員作答中關閉課程，該次作答應仍可完成並計分；交卷後不能再開始新的作答。</w:t>
+              <w:t>課程關閉後，學員應不能累積新進度、不能開始新的測驗作答、不能解鎖新章節、不能填寫課後問卷。</w:t>
             </w:r>
           </w:p>
         </w:tc>
@@ -15931,7 +15924,7 @@
                 <w:rFonts w:ascii="標楷體" w:hAnsi="標楷體"/>
                 <w:sz w:val="22"/>
               </w:rPr>
-              <w:t>70</w:t>
+              <w:t>69</w:t>
             </w:r>
           </w:p>
         </w:tc>
@@ -15948,21 +15941,7 @@
                 <w:rFonts w:ascii="標楷體" w:hAnsi="標楷體"/>
                 <w:sz w:val="22"/>
               </w:rPr>
-              <w:t>課程關閉期間教師仍應可編輯課程內容，但「邀請學員」按鈕不顯示，且</w:t>
-            </w:r>
-            <w:r>
-              <w:rPr>
-                <w:rFonts w:ascii="標楷體" w:hAnsi="標楷體"/>
-                <w:sz w:val="22"/>
-              </w:rPr>
-              <w:t xml:space="preserve"> ET02 </w:t>
-            </w:r>
-            <w:r>
-              <w:rPr>
-                <w:rFonts w:ascii="標楷體" w:hAnsi="標楷體"/>
-                <w:sz w:val="22"/>
-              </w:rPr>
-              <w:t>不可重置重考次數。</w:t>
+              <w:t>於學員作答中關閉課程，該次作答應仍可完成並計分；交卷後不能再開始新的作答。</w:t>
             </w:r>
           </w:p>
         </w:tc>
@@ -16007,7 +15986,7 @@
                 <w:rFonts w:ascii="標楷體" w:hAnsi="標楷體"/>
                 <w:sz w:val="22"/>
               </w:rPr>
-              <w:t>70-1</w:t>
+              <w:t>70</w:t>
             </w:r>
           </w:p>
         </w:tc>
@@ -16024,7 +16003,21 @@
                 <w:rFonts w:ascii="標楷體" w:hAnsi="標楷體"/>
                 <w:sz w:val="22"/>
               </w:rPr>
-              <w:t>於提前關閉之課程刪光某章節的項目後按「保留編輯」，應不跑檢核、顯示「編輯已保留，學員看到的仍是關閉前的內容」並回到課程列表；重新進入該課程，剛才的編輯應仍在，學員回看的仍是關閉前的內容。</w:t>
+              <w:t>課程關閉期間教師仍應可編輯課程內容，但「邀請學員」按鈕不顯示，且</w:t>
+            </w:r>
+            <w:r>
+              <w:rPr>
+                <w:rFonts w:ascii="標楷體" w:hAnsi="標楷體"/>
+                <w:sz w:val="22"/>
+              </w:rPr>
+              <w:t xml:space="preserve"> ET02 </w:t>
+            </w:r>
+            <w:r>
+              <w:rPr>
+                <w:rFonts w:ascii="標楷體" w:hAnsi="標楷體"/>
+                <w:sz w:val="22"/>
+              </w:rPr>
+              <w:t>不可重置重考次數。</w:t>
             </w:r>
           </w:p>
         </w:tc>
@@ -16069,7 +16062,7 @@
                 <w:rFonts w:ascii="標楷體" w:hAnsi="標楷體"/>
                 <w:sz w:val="22"/>
               </w:rPr>
-              <w:t>70-2</w:t>
+              <w:t>70-1</w:t>
             </w:r>
           </w:p>
         </w:tc>
@@ -16086,14 +16079,7 @@
                 <w:rFonts w:ascii="標楷體" w:hAnsi="標楷體"/>
                 <w:sz w:val="22"/>
               </w:rPr>
-              <w:t>承上，按「取消」應跳出「放棄本次的編輯」並提示可改按「保留編輯」；按「放棄並離開」後重新進入，先前保留的編輯</w:t>
-            </w:r>
-            <w:r>
-              <w:rPr>
-                <w:rFonts w:ascii="標楷體" w:hAnsi="標楷體"/>
-                <w:sz w:val="22"/>
-              </w:rPr>
-              <w:t>應全部不在。</w:t>
+              <w:t>於提前關閉之課程刪光某章節的項目後按「保留編輯」，應不跑檢核、顯示「編輯已保留，學員看到的仍是關閉前的內容」並回到課程列表；重新進入該課程，剛才的編輯應仍在，學員回看的仍是關閉前的內容。</w:t>
             </w:r>
           </w:p>
         </w:tc>
@@ -16138,7 +16124,7 @@
                 <w:rFonts w:ascii="標楷體" w:hAnsi="標楷體"/>
                 <w:sz w:val="22"/>
               </w:rPr>
-              <w:t>70-3</w:t>
+              <w:t>70-2</w:t>
             </w:r>
           </w:p>
         </w:tc>
@@ -16155,7 +16141,7 @@
                 <w:rFonts w:ascii="標楷體" w:hAnsi="標楷體"/>
                 <w:sz w:val="22"/>
               </w:rPr>
-              <w:t>於提前關閉之課程新增一個章節後不按任何按鈕，直接點側邊選單其他項目，應跳出「離開將放棄本次的編輯」並提示可先按「保留編輯」；按「放棄並離開」後重新進入，該章節應已不在。</w:t>
+              <w:t>承上，按「取消」應跳出「放棄本次的編輯」並提示可改按「保留編輯」；按「放棄並離開」後重新進入，先前保留的編輯應全部不在。</w:t>
             </w:r>
           </w:p>
         </w:tc>
@@ -16200,7 +16186,7 @@
                 <w:rFonts w:ascii="標楷體" w:hAnsi="標楷體"/>
                 <w:sz w:val="22"/>
               </w:rPr>
-              <w:t>71</w:t>
+              <w:t>70-3</w:t>
             </w:r>
           </w:p>
         </w:tc>
@@ -16217,7 +16203,7 @@
                 <w:rFonts w:ascii="標楷體" w:hAnsi="標楷體"/>
                 <w:sz w:val="22"/>
               </w:rPr>
-              <w:t>課程關閉期間學員於「加入新課程」輸入該課程的邀請碼，應被擋下。</w:t>
+              <w:t>於提前關閉之課程新增一個章節後不按任何按鈕，直接點側邊選單其他項目，應跳出「離開將放棄本次的編輯」並提示可先按「保留編輯」；按「放棄並離開」後重新進入，該章節應已不在。</w:t>
             </w:r>
           </w:p>
         </w:tc>
@@ -16262,7 +16248,7 @@
                 <w:rFonts w:ascii="標楷體" w:hAnsi="標楷體"/>
                 <w:sz w:val="22"/>
               </w:rPr>
-              <w:t>72</w:t>
+              <w:t>70-4</w:t>
             </w:r>
           </w:p>
         </w:tc>
@@ -16279,7 +16265,14 @@
                 <w:rFonts w:ascii="標楷體" w:hAnsi="標楷體"/>
                 <w:sz w:val="22"/>
               </w:rPr>
-              <w:t>開啟提前關閉之課程，標題列右上應沒有「再開課」，底部動作列為「取消」「保留編輯」「更新並重開課」，起訖時間欄位帶著原值、未被清空。</w:t>
+              <w:t>於提前關閉之課程新增一個章節後按「保留編輯」，重新進入該課程再新增一個章節，接著點側邊選單其他項目，應跳出「離開後編輯仍會保留」，按鈕為「繼續編輯」與「離開」（不是「放棄並離開」</w:t>
+            </w:r>
+            <w:r>
+              <w:rPr>
+                <w:rFonts w:ascii="標楷體" w:hAnsi="標楷體"/>
+                <w:sz w:val="22"/>
+              </w:rPr>
+              <w:t>）；按「離開」後重新進入，兩個章節應都還在。</w:t>
             </w:r>
           </w:p>
         </w:tc>
@@ -16324,7 +16317,7 @@
                 <w:rFonts w:ascii="標楷體" w:hAnsi="標楷體"/>
                 <w:sz w:val="22"/>
               </w:rPr>
-              <w:t>73</w:t>
+              <w:t>70-5</w:t>
             </w:r>
           </w:p>
         </w:tc>
@@ -16341,7 +16334,7 @@
                 <w:rFonts w:ascii="標楷體" w:hAnsi="標楷體"/>
                 <w:sz w:val="22"/>
               </w:rPr>
-              <w:t>承上，不改起訖時間直接按「更新並重開課」，應可重新開課。</w:t>
+              <w:t>承上，直接關閉瀏覽器分頁，重新登入並進入該課程編輯頁，兩個章節應仍在（按過「保留編輯」的編輯不會被丟棄）；按「取消」並確認放棄後，兩個章節才不在。</w:t>
             </w:r>
           </w:p>
         </w:tc>
@@ -16386,7 +16379,7 @@
                 <w:rFonts w:ascii="標楷體" w:hAnsi="標楷體"/>
                 <w:sz w:val="22"/>
               </w:rPr>
-              <w:t>74</w:t>
+              <w:t>71</w:t>
             </w:r>
           </w:p>
         </w:tc>
@@ -16403,7 +16396,7 @@
                 <w:rFonts w:ascii="標楷體" w:hAnsi="標楷體"/>
                 <w:sz w:val="22"/>
               </w:rPr>
-              <w:t>開啟閱課期間已過之課程，狀態仍顯示「已發布」，底部動作列應為「取消」「保留編輯」「更新並重開課」；不改起訖時間就按「更新並重開課」，應擋下並提示訖止時間須晚於目前時間，課程不應重新開課。</w:t>
+              <w:t>課程關閉期間學員於「加入新課程」輸入該課程的邀請碼，應被擋下。</w:t>
             </w:r>
           </w:p>
         </w:tc>
@@ -16448,7 +16441,7 @@
                 <w:rFonts w:ascii="標楷體" w:hAnsi="標楷體"/>
                 <w:sz w:val="22"/>
               </w:rPr>
-              <w:t>74-1</w:t>
+              <w:t>72</w:t>
             </w:r>
           </w:p>
         </w:tc>
@@ -16465,7 +16458,7 @@
                 <w:rFonts w:ascii="標楷體" w:hAnsi="標楷體"/>
                 <w:sz w:val="22"/>
               </w:rPr>
-              <w:t>承上，起始時間填過去的日期、訖止時間填未來的時間後按「更新並重開課」，應可重新開課；訖止時間早於起始時間時應擋下並提示。</w:t>
+              <w:t>開啟提前關閉之課程，標題列右上應沒有「再開課」，底部動作列為「取消」「保留編輯」「更新並重開課」，起訖時間欄位帶著原值、未被清空。</w:t>
             </w:r>
           </w:p>
         </w:tc>
@@ -16510,7 +16503,8 @@
                 <w:rFonts w:ascii="標楷體" w:hAnsi="標楷體"/>
                 <w:sz w:val="22"/>
               </w:rPr>
-              <w:t>75</w:t>
+              <w:lastRenderedPageBreak/>
+              <w:t>73</w:t>
             </w:r>
           </w:p>
         </w:tc>
@@ -16527,7 +16521,7 @@
                 <w:rFonts w:ascii="標楷體" w:hAnsi="標楷體"/>
                 <w:sz w:val="22"/>
               </w:rPr>
-              <w:t>承上，重新開課通過後應跳出「課程已重新開課」視窗，顯示帶入的學員人數與原邀請碼；按「關閉」回到課程列表，該課程狀態為「已發布」、起訖時間為剛才填入的值。</w:t>
+              <w:t>承上，不改起訖時間直接按「更新並重開課」，應可重新開課。</w:t>
             </w:r>
           </w:p>
         </w:tc>
@@ -16572,7 +16566,7 @@
                 <w:rFonts w:ascii="標楷體" w:hAnsi="標楷體"/>
                 <w:sz w:val="22"/>
               </w:rPr>
-              <w:t>76</w:t>
+              <w:t>74</w:t>
             </w:r>
           </w:p>
         </w:tc>
@@ -16589,22 +16583,7 @@
                 <w:rFonts w:ascii="標楷體" w:hAnsi="標楷體"/>
                 <w:sz w:val="22"/>
               </w:rPr>
-              <w:t>於關閉期</w:t>
-            </w:r>
-            <w:r>
-              <w:rPr>
-                <w:rFonts w:ascii="標楷體" w:hAnsi="標楷體"/>
-                <w:sz w:val="22"/>
-              </w:rPr>
-              <w:t>間刪光某章節的項目後按「更新並重開課」，應跳出「更新並重開課」視窗列出缺漏，課程維持已關閉、學員回看</w:t>
-            </w:r>
-            <w:r>
-              <w:rPr>
-                <w:rFonts w:ascii="標楷體" w:hAnsi="標楷體"/>
-                <w:sz w:val="22"/>
-              </w:rPr>
-              <w:lastRenderedPageBreak/>
-              <w:t>的內容不變；關閉後缺漏處以紅框標示，補齊後再按一次即可完成。</w:t>
+              <w:t>開啟閱課期間已過之課程，狀態仍顯示「已發布」，底部動作列應為「取消」「保留編輯」「更新並重開課」；不改起訖時間就按「更新並重開課」，應擋下並提示訖止時間須晚於目前時間，課程不應重新開課。</w:t>
             </w:r>
           </w:p>
         </w:tc>
@@ -16649,6 +16628,268 @@
                 <w:rFonts w:ascii="標楷體" w:hAnsi="標楷體"/>
                 <w:sz w:val="22"/>
               </w:rPr>
+              <w:t>74-1</w:t>
+            </w:r>
+          </w:p>
+        </w:tc>
+        <w:tc>
+          <w:tcPr>
+            <w:tcW w:w="6236" w:type="dxa"/>
+          </w:tcPr>
+          <w:p>
+            <w:pPr>
+              <w:spacing w:before="60" w:after="60"/>
+            </w:pPr>
+            <w:r>
+              <w:rPr>
+                <w:rFonts w:ascii="標楷體" w:hAnsi="標楷體"/>
+                <w:sz w:val="22"/>
+              </w:rPr>
+              <w:t>承上，起始時間填過去的日期、訖止時間填未來的時間後按「更新並重開課」，應可重新開課；訖止時間早於起始時間時應擋下並提示。</w:t>
+            </w:r>
+          </w:p>
+        </w:tc>
+        <w:tc>
+          <w:tcPr>
+            <w:tcW w:w="1247" w:type="dxa"/>
+          </w:tcPr>
+          <w:p>
+            <w:pPr>
+              <w:spacing w:before="60" w:after="60"/>
+              <w:jc w:val="center"/>
+            </w:pPr>
+          </w:p>
+        </w:tc>
+        <w:tc>
+          <w:tcPr>
+            <w:tcW w:w="1247" w:type="dxa"/>
+          </w:tcPr>
+          <w:p>
+            <w:pPr>
+              <w:spacing w:before="60" w:after="60"/>
+              <w:jc w:val="center"/>
+            </w:pPr>
+          </w:p>
+        </w:tc>
+      </w:tr>
+      <w:tr>
+        <w:trPr>
+          <w:jc w:val="center"/>
+        </w:trPr>
+        <w:tc>
+          <w:tcPr>
+            <w:tcW w:w="907" w:type="dxa"/>
+          </w:tcPr>
+          <w:p>
+            <w:pPr>
+              <w:spacing w:before="60" w:after="60"/>
+              <w:jc w:val="center"/>
+            </w:pPr>
+            <w:r>
+              <w:rPr>
+                <w:rFonts w:ascii="標楷體" w:hAnsi="標楷體"/>
+                <w:sz w:val="22"/>
+              </w:rPr>
+              <w:t>75</w:t>
+            </w:r>
+          </w:p>
+        </w:tc>
+        <w:tc>
+          <w:tcPr>
+            <w:tcW w:w="6236" w:type="dxa"/>
+          </w:tcPr>
+          <w:p>
+            <w:pPr>
+              <w:spacing w:before="60" w:after="60"/>
+            </w:pPr>
+            <w:r>
+              <w:rPr>
+                <w:rFonts w:ascii="標楷體" w:hAnsi="標楷體"/>
+                <w:sz w:val="22"/>
+              </w:rPr>
+              <w:t>承上，重新開課通過後應跳出「課程已重新開課」視窗，顯示帶入的學員人數與原邀請碼；按「關閉」回到課程列表，該課程狀態為「已發布」、起訖時間為剛才填入的值。</w:t>
+            </w:r>
+          </w:p>
+        </w:tc>
+        <w:tc>
+          <w:tcPr>
+            <w:tcW w:w="1247" w:type="dxa"/>
+          </w:tcPr>
+          <w:p>
+            <w:pPr>
+              <w:spacing w:before="60" w:after="60"/>
+              <w:jc w:val="center"/>
+            </w:pPr>
+          </w:p>
+        </w:tc>
+        <w:tc>
+          <w:tcPr>
+            <w:tcW w:w="1247" w:type="dxa"/>
+          </w:tcPr>
+          <w:p>
+            <w:pPr>
+              <w:spacing w:before="60" w:after="60"/>
+              <w:jc w:val="center"/>
+            </w:pPr>
+          </w:p>
+        </w:tc>
+      </w:tr>
+      <w:tr>
+        <w:trPr>
+          <w:jc w:val="center"/>
+        </w:trPr>
+        <w:tc>
+          <w:tcPr>
+            <w:tcW w:w="907" w:type="dxa"/>
+          </w:tcPr>
+          <w:p>
+            <w:pPr>
+              <w:spacing w:before="60" w:after="60"/>
+              <w:jc w:val="center"/>
+            </w:pPr>
+            <w:r>
+              <w:rPr>
+                <w:rFonts w:ascii="標楷體" w:hAnsi="標楷體"/>
+                <w:sz w:val="22"/>
+              </w:rPr>
+              <w:t>75-1</w:t>
+            </w:r>
+          </w:p>
+        </w:tc>
+        <w:tc>
+          <w:tcPr>
+            <w:tcW w:w="6236" w:type="dxa"/>
+          </w:tcPr>
+          <w:p>
+            <w:pPr>
+              <w:spacing w:before="60" w:after="60"/>
+            </w:pPr>
+            <w:r>
+              <w:rPr>
+                <w:rFonts w:ascii="標楷體" w:hAnsi="標楷體"/>
+                <w:sz w:val="22"/>
+              </w:rPr>
+              <w:t>重新開課時沒有新的學員被帶入（受訓對象相符者皆已在課程中），「課程已重新開課」視窗應以提示（非警告）顯示「課程已重新開課。本次沒有新的學員被自動帶入</w:t>
+            </w:r>
+            <w:r>
+              <w:rPr>
+                <w:rFonts w:ascii="標楷體" w:hAnsi="標楷體"/>
+                <w:sz w:val="22"/>
+              </w:rPr>
+              <w:t>——</w:t>
+            </w:r>
+            <w:r>
+              <w:rPr>
+                <w:rFonts w:ascii="標楷體" w:hAnsi="標楷體"/>
+                <w:sz w:val="22"/>
+              </w:rPr>
+              <w:t>符合受訓對象的人多半已在課程中。原有學員可直接繼續學習。」，不應出現要求確認受訓對象設定的警告。</w:t>
+            </w:r>
+          </w:p>
+        </w:tc>
+        <w:tc>
+          <w:tcPr>
+            <w:tcW w:w="1247" w:type="dxa"/>
+          </w:tcPr>
+          <w:p>
+            <w:pPr>
+              <w:spacing w:before="60" w:after="60"/>
+              <w:jc w:val="center"/>
+            </w:pPr>
+          </w:p>
+        </w:tc>
+        <w:tc>
+          <w:tcPr>
+            <w:tcW w:w="1247" w:type="dxa"/>
+          </w:tcPr>
+          <w:p>
+            <w:pPr>
+              <w:spacing w:before="60" w:after="60"/>
+              <w:jc w:val="center"/>
+            </w:pPr>
+          </w:p>
+        </w:tc>
+      </w:tr>
+      <w:tr>
+        <w:trPr>
+          <w:jc w:val="center"/>
+        </w:trPr>
+        <w:tc>
+          <w:tcPr>
+            <w:tcW w:w="907" w:type="dxa"/>
+          </w:tcPr>
+          <w:p>
+            <w:pPr>
+              <w:spacing w:before="60" w:after="60"/>
+              <w:jc w:val="center"/>
+            </w:pPr>
+            <w:r>
+              <w:rPr>
+                <w:rFonts w:ascii="標楷體" w:hAnsi="標楷體"/>
+                <w:sz w:val="22"/>
+              </w:rPr>
+              <w:t>76</w:t>
+            </w:r>
+          </w:p>
+        </w:tc>
+        <w:tc>
+          <w:tcPr>
+            <w:tcW w:w="6236" w:type="dxa"/>
+          </w:tcPr>
+          <w:p>
+            <w:pPr>
+              <w:spacing w:before="60" w:after="60"/>
+            </w:pPr>
+            <w:r>
+              <w:rPr>
+                <w:rFonts w:ascii="標楷體" w:hAnsi="標楷體"/>
+                <w:sz w:val="22"/>
+              </w:rPr>
+              <w:t>於關閉期間刪光某章節的項目後按「更新並重開課」，應跳出「更新並重開課」視窗列出缺漏，課程維持已關閉、學員回看的內容不變；關閉後缺漏處以紅框標示，補齊後再按一次即可完成。</w:t>
+            </w:r>
+          </w:p>
+        </w:tc>
+        <w:tc>
+          <w:tcPr>
+            <w:tcW w:w="1247" w:type="dxa"/>
+          </w:tcPr>
+          <w:p>
+            <w:pPr>
+              <w:spacing w:before="60" w:after="60"/>
+              <w:jc w:val="center"/>
+            </w:pPr>
+          </w:p>
+        </w:tc>
+        <w:tc>
+          <w:tcPr>
+            <w:tcW w:w="1247" w:type="dxa"/>
+          </w:tcPr>
+          <w:p>
+            <w:pPr>
+              <w:spacing w:before="60" w:after="60"/>
+              <w:jc w:val="center"/>
+            </w:pPr>
+          </w:p>
+        </w:tc>
+      </w:tr>
+      <w:tr>
+        <w:trPr>
+          <w:jc w:val="center"/>
+        </w:trPr>
+        <w:tc>
+          <w:tcPr>
+            <w:tcW w:w="907" w:type="dxa"/>
+          </w:tcPr>
+          <w:p>
+            <w:pPr>
+              <w:spacing w:before="60" w:after="60"/>
+              <w:jc w:val="center"/>
+            </w:pPr>
+            <w:r>
+              <w:rPr>
+                <w:rFonts w:ascii="標楷體" w:hAnsi="標楷體"/>
+                <w:sz w:val="22"/>
+              </w:rPr>
               <w:t>76-1</w:t>
             </w:r>
           </w:p>
@@ -16666,7 +16907,14 @@
                 <w:rFonts w:ascii="標楷體" w:hAnsi="標楷體"/>
                 <w:sz w:val="22"/>
               </w:rPr>
-              <w:t>關閉期間將課後問卷的題目刪光並停用該問卷，按「更新並重開課」不應因問卷被擋下。</w:t>
+              <w:t>關閉期間將課後問卷的題目刪光並停用該問卷，按「更新並重開課」不應</w:t>
+            </w:r>
+            <w:r>
+              <w:rPr>
+                <w:rFonts w:ascii="標楷體" w:hAnsi="標楷體"/>
+                <w:sz w:val="22"/>
+              </w:rPr>
+              <w:t>因問卷被擋下。</w:t>
             </w:r>
           </w:p>
         </w:tc>
@@ -16946,7 +17194,7 @@
       <w:pPr>
         <w:pStyle w:val="1"/>
       </w:pPr>
-      <w:bookmarkStart w:id="7" w:name="_Toc243386913"/>
+      <w:bookmarkStart w:id="7" w:name="_Toc243395853"/>
       <w:r>
         <w:lastRenderedPageBreak/>
         <w:t xml:space="preserve">ET06 </w:t>
@@ -18013,14 +18261,7 @@
                 <w:rFonts w:ascii="標楷體" w:hAnsi="標楷體"/>
                 <w:sz w:val="22"/>
               </w:rPr>
-              <w:t xml:space="preserve"> </w:t>
-            </w:r>
-            <w:r>
-              <w:rPr>
-                <w:rFonts w:ascii="標楷體" w:hAnsi="標楷體"/>
-                <w:sz w:val="22"/>
-              </w:rPr>
-              <w:t xml:space="preserve">Word </w:t>
+              <w:t xml:space="preserve"> Word </w:t>
             </w:r>
             <w:r>
               <w:rPr>
@@ -18918,7 +19159,14 @@
                 <w:rFonts w:ascii="標楷體" w:hAnsi="標楷體"/>
                 <w:sz w:val="22"/>
               </w:rPr>
-              <w:t>教師甲關閉受測課程甲後，學員丁進入應顯示「此課程目前關閉中，僅可回看已學內容」；已開放的項目可開啟、影片可播放但不再顯示觀看進度，尚未開放的項目仍為鎖定。</w:t>
+              <w:t>教師甲關閉受測課程甲後，學員丁進入應顯示「此課程目前關閉中，僅可回看已學內容」；已開放的項目可開啟、影片可播放但不再顯示觀看進度，尚未開放的項目</w:t>
+            </w:r>
+            <w:r>
+              <w:rPr>
+                <w:rFonts w:ascii="標楷體" w:hAnsi="標楷體"/>
+                <w:sz w:val="22"/>
+              </w:rPr>
+              <w:t>仍為鎖定。</w:t>
             </w:r>
           </w:p>
         </w:tc>
@@ -19199,7 +19447,7 @@
       <w:pPr>
         <w:pStyle w:val="1"/>
       </w:pPr>
-      <w:bookmarkStart w:id="8" w:name="_Toc243386914"/>
+      <w:bookmarkStart w:id="8" w:name="_Toc243395854"/>
       <w:r>
         <w:lastRenderedPageBreak/>
         <w:t xml:space="preserve">ET07 </w:t>
@@ -19686,14 +19934,7 @@
                 <w:rFonts w:ascii="標楷體" w:hAnsi="標楷體"/>
                 <w:sz w:val="22"/>
               </w:rPr>
-              <w:t xml:space="preserve"> </w:t>
-            </w:r>
-            <w:r>
-              <w:rPr>
-                <w:rFonts w:ascii="標楷體" w:hAnsi="標楷體"/>
-                <w:sz w:val="22"/>
-              </w:rPr>
-              <w:t>B</w:t>
+              <w:t xml:space="preserve"> B</w:t>
             </w:r>
             <w:r>
               <w:rPr>
@@ -20288,14 +20529,7 @@
                 <w:rFonts w:ascii="標楷體" w:hAnsi="標楷體"/>
                 <w:sz w:val="22"/>
               </w:rPr>
-              <w:t>題並等倒數歸零，系統應自動提交，結果頁顯示「作答</w:t>
-            </w:r>
-            <w:r>
-              <w:rPr>
-                <w:rFonts w:ascii="標楷體" w:hAnsi="標楷體"/>
-                <w:sz w:val="22"/>
-              </w:rPr>
-              <w:t>時間到，已自動提交」，該</w:t>
+              <w:t>題並等倒數歸零，系統應自動提交，結果頁顯示「作答時間到，已自動提交」，該</w:t>
             </w:r>
             <w:r>
               <w:rPr>
@@ -20392,7 +20626,14 @@
                 <w:rFonts w:ascii="標楷體" w:hAnsi="標楷體"/>
                 <w:sz w:val="22"/>
               </w:rPr>
-              <w:t xml:space="preserve"> A</w:t>
+              <w:t xml:space="preserve"> </w:t>
+            </w:r>
+            <w:r>
+              <w:rPr>
+                <w:rFonts w:ascii="標楷體" w:hAnsi="標楷體"/>
+                <w:sz w:val="22"/>
+              </w:rPr>
+              <w:t>A</w:t>
             </w:r>
             <w:r>
               <w:rPr>
@@ -20656,7 +20897,14 @@
                 <w:rFonts w:ascii="標楷體" w:hAnsi="標楷體"/>
                 <w:sz w:val="22"/>
               </w:rPr>
-              <w:t xml:space="preserve"> 0 </w:t>
+              <w:t xml:space="preserve"> </w:t>
+            </w:r>
+            <w:r>
+              <w:rPr>
+                <w:rFonts w:ascii="標楷體" w:hAnsi="標楷體"/>
+                <w:sz w:val="22"/>
+              </w:rPr>
+              <w:t xml:space="preserve">0 </w:t>
             </w:r>
             <w:r>
               <w:rPr>
@@ -21967,14 +22215,7 @@
                 <w:rFonts w:ascii="標楷體" w:hAnsi="標楷體"/>
                 <w:sz w:val="22"/>
               </w:rPr>
-              <w:t>應顯示「教師已要求重測，重新作答後才會計算結業成績</w:t>
-            </w:r>
-            <w:r>
-              <w:rPr>
-                <w:rFonts w:ascii="標楷體" w:hAnsi="標楷體"/>
-                <w:sz w:val="22"/>
-              </w:rPr>
-              <w:t>。」且不顯示最高分；歷次作答紀錄末尾應出現一列「教師要求重測（測驗內容已更新）」與日期，先前的作答以灰色顯示並標「前一輪」、仍可點開回看。</w:t>
+              <w:t>應顯示「教師已要求重測，重新作答後才會計算結業成績。」且不顯示最高分；歷次作答紀錄末尾應出現一列「教師要求重測（測驗內容已更新）」與日期，先前的作答以灰色顯示並標「前一輪」、仍可點開回看。</w:t>
             </w:r>
           </w:p>
         </w:tc>
@@ -22503,9 +22744,9 @@
     </w:lvl>
   </w:abstractNum>
   <w:abstractNum w:abstractNumId="1" w15:restartNumberingAfterBreak="0">
-    <w:nsid w:val="3AA50F89"/>
+    <w:nsid w:val="221F31EE"/>
     <w:multiLevelType w:val="multilevel"/>
-    <w:tmpl w:val="8072164A"/>
+    <w:tmpl w:val="6FAA37E0"/>
     <w:lvl w:ilvl="0">
       <w:start w:val="1"/>
       <w:numFmt w:val="bullet"/>
@@ -34609,7 +34850,7 @@
 </file>
 
 <file path=customXml/itemProps1.xml><?xml version="1.0" encoding="utf-8"?>
-<ds:datastoreItem xmlns:ds="http://schemas.openxmlformats.org/officeDocument/2006/customXml" ds:itemID="{775C7D98-76AE-468C-BF0B-FB3B6E6E102C}">
+<ds:datastoreItem xmlns:ds="http://schemas.openxmlformats.org/officeDocument/2006/customXml" ds:itemID="{B606E334-6C0C-4221-BCEB-6D04A58AE416}">
   <ds:schemaRefs>
     <ds:schemaRef ds:uri="http://schemas.openxmlformats.org/officeDocument/2006/bibliography"/>
   </ds:schemaRefs>

--- a/docs/manuals/測試報告/ET-教育訓練文件管理模組.docx
+++ b/docs/manuals/測試報告/ET-教育訓練文件管理模組.docx
@@ -498,7 +498,7 @@
       <w:r>
         <w:fldChar w:fldCharType="separate"/>
       </w:r>
-      <w:hyperlink w:anchor="_Toc243395847" w:history="1">
+      <w:hyperlink w:anchor="_Toc243399658" w:history="1">
         <w:r>
           <w:rPr>
             <w:rStyle w:val="affb"/>
@@ -526,7 +526,7 @@
             <w:noProof/>
             <w:webHidden/>
           </w:rPr>
-          <w:instrText xml:space="preserve"> PAGEREF _Toc243395847 \h </w:instrText>
+          <w:instrText xml:space="preserve"> PAGEREF _Toc243399658 \h </w:instrText>
         </w:r>
         <w:r>
           <w:rPr>
@@ -571,7 +571,7 @@
           <w:szCs w:val="22"/>
         </w:rPr>
       </w:pPr>
-      <w:hyperlink w:anchor="_Toc243395848" w:history="1">
+      <w:hyperlink w:anchor="_Toc243399659" w:history="1">
         <w:r>
           <w:rPr>
             <w:rStyle w:val="affb"/>
@@ -606,7 +606,7 @@
             <w:noProof/>
             <w:webHidden/>
           </w:rPr>
-          <w:instrText xml:space="preserve"> PAGEREF _Toc243395848 \h </w:instrText>
+          <w:instrText xml:space="preserve"> PAGEREF _Toc243399659 \h </w:instrText>
         </w:r>
         <w:r>
           <w:rPr>
@@ -651,7 +651,7 @@
           <w:szCs w:val="22"/>
         </w:rPr>
       </w:pPr>
-      <w:hyperlink w:anchor="_Toc243395849" w:history="1">
+      <w:hyperlink w:anchor="_Toc243399660" w:history="1">
         <w:r>
           <w:rPr>
             <w:rStyle w:val="affb"/>
@@ -686,7 +686,7 @@
             <w:noProof/>
             <w:webHidden/>
           </w:rPr>
-          <w:instrText xml:space="preserve"> PAGEREF _Toc243395849 \h </w:instrText>
+          <w:instrText xml:space="preserve"> PAGEREF _Toc243399660 \h </w:instrText>
         </w:r>
         <w:r>
           <w:rPr>
@@ -731,7 +731,7 @@
           <w:szCs w:val="22"/>
         </w:rPr>
       </w:pPr>
-      <w:hyperlink w:anchor="_Toc243395850" w:history="1">
+      <w:hyperlink w:anchor="_Toc243399661" w:history="1">
         <w:r>
           <w:rPr>
             <w:rStyle w:val="affb"/>
@@ -766,7 +766,7 @@
             <w:noProof/>
             <w:webHidden/>
           </w:rPr>
-          <w:instrText xml:space="preserve"> PAGEREF _Toc243395850 \h </w:instrText>
+          <w:instrText xml:space="preserve"> PAGEREF _Toc243399661 \h </w:instrText>
         </w:r>
         <w:r>
           <w:rPr>
@@ -811,7 +811,7 @@
           <w:szCs w:val="22"/>
         </w:rPr>
       </w:pPr>
-      <w:hyperlink w:anchor="_Toc243395851" w:history="1">
+      <w:hyperlink w:anchor="_Toc243399662" w:history="1">
         <w:r>
           <w:rPr>
             <w:rStyle w:val="affb"/>
@@ -846,7 +846,7 @@
             <w:noProof/>
             <w:webHidden/>
           </w:rPr>
-          <w:instrText xml:space="preserve"> PAGEREF _Toc243395851 \h </w:instrText>
+          <w:instrText xml:space="preserve"> PAGEREF _Toc243399662 \h </w:instrText>
         </w:r>
         <w:r>
           <w:rPr>
@@ -891,7 +891,7 @@
           <w:szCs w:val="22"/>
         </w:rPr>
       </w:pPr>
-      <w:hyperlink w:anchor="_Toc243395852" w:history="1">
+      <w:hyperlink w:anchor="_Toc243399663" w:history="1">
         <w:r>
           <w:rPr>
             <w:rStyle w:val="affb"/>
@@ -926,7 +926,7 @@
             <w:noProof/>
             <w:webHidden/>
           </w:rPr>
-          <w:instrText xml:space="preserve"> PAGEREF _Toc243395852 \h </w:instrText>
+          <w:instrText xml:space="preserve"> PAGEREF _Toc243399663 \h </w:instrText>
         </w:r>
         <w:r>
           <w:rPr>
@@ -971,7 +971,7 @@
           <w:szCs w:val="22"/>
         </w:rPr>
       </w:pPr>
-      <w:hyperlink w:anchor="_Toc243395853" w:history="1">
+      <w:hyperlink w:anchor="_Toc243399664" w:history="1">
         <w:r>
           <w:rPr>
             <w:rStyle w:val="affb"/>
@@ -1006,7 +1006,7 @@
             <w:noProof/>
             <w:webHidden/>
           </w:rPr>
-          <w:instrText xml:space="preserve"> PAGEREF _Toc243395853 \h </w:instrText>
+          <w:instrText xml:space="preserve"> PAGEREF _Toc243399664 \h </w:instrText>
         </w:r>
         <w:r>
           <w:rPr>
@@ -1026,7 +1026,7 @@
             <w:noProof/>
             <w:webHidden/>
           </w:rPr>
-          <w:t>20</w:t>
+          <w:t>21</w:t>
         </w:r>
         <w:r>
           <w:rPr>
@@ -1051,7 +1051,7 @@
           <w:szCs w:val="22"/>
         </w:rPr>
       </w:pPr>
-      <w:hyperlink w:anchor="_Toc243395854" w:history="1">
+      <w:hyperlink w:anchor="_Toc243399665" w:history="1">
         <w:r>
           <w:rPr>
             <w:rStyle w:val="affb"/>
@@ -1086,7 +1086,7 @@
             <w:noProof/>
             <w:webHidden/>
           </w:rPr>
-          <w:instrText xml:space="preserve"> PAGEREF _Toc243395854 \h </w:instrText>
+          <w:instrText xml:space="preserve"> PAGEREF _Toc243399665 \h </w:instrText>
         </w:r>
         <w:r>
           <w:rPr>
@@ -1106,7 +1106,7 @@
             <w:noProof/>
             <w:webHidden/>
           </w:rPr>
-          <w:t>23</w:t>
+          <w:t>24</w:t>
         </w:r>
         <w:r>
           <w:rPr>
@@ -1136,7 +1136,7 @@
       <w:pPr>
         <w:pStyle w:val="1"/>
       </w:pPr>
-      <w:bookmarkStart w:id="1" w:name="_Toc243395847"/>
+      <w:bookmarkStart w:id="1" w:name="_Toc243399658"/>
       <w:r>
         <w:lastRenderedPageBreak/>
         <w:t>測試注意事項</w:t>
@@ -1158,7 +1158,7 @@
       <w:pPr>
         <w:pStyle w:val="1"/>
       </w:pPr>
-      <w:bookmarkStart w:id="2" w:name="_Toc243395848"/>
+      <w:bookmarkStart w:id="2" w:name="_Toc243399659"/>
       <w:r>
         <w:lastRenderedPageBreak/>
         <w:t xml:space="preserve">ET01 </w:t>
@@ -1886,7 +1886,7 @@
                 <w:rFonts w:ascii="標楷體" w:hAnsi="標楷體"/>
                 <w:sz w:val="22"/>
               </w:rPr>
-              <w:t>將教師甲某門已發布課程的訖止時間改為已過去的時點並儲存，回到「我建立的」該卡片應標示「已關閉」，且該課程不再出現於教師乙的「全部課程」。</w:t>
+              <w:t>將教師甲某門已發布課程的訖止時間改為已過去的時點並按「更新」，回到「我建立的」該卡片應標示「已關閉」，且該課程不再出現於教師乙的「全部課程」。</w:t>
             </w:r>
           </w:p>
         </w:tc>
@@ -2086,7 +2086,7 @@
                 <w:rFonts w:ascii="標楷體" w:hAnsi="標楷體"/>
                 <w:sz w:val="22"/>
               </w:rPr>
-              <w:t>職位選「護理師」、單位選「不限」，應列出</w:t>
+              <w:t>於「全部課程」職位選「護理師」、單位選「不限」，應列出</w:t>
             </w:r>
             <w:r>
               <w:rPr>
@@ -2218,7 +2218,7 @@
                 <w:rFonts w:ascii="標楷體" w:hAnsi="標楷體"/>
                 <w:sz w:val="22"/>
               </w:rPr>
-              <w:t>單位選「松山分院」、職位選「護理師」，應只列出</w:t>
+              <w:t>於「全部課程」單位選「松山分院」、職位選「護理師」，應列出</w:t>
             </w:r>
             <w:r>
               <w:rPr>
@@ -2232,21 +2232,21 @@
                 <w:rFonts w:ascii="標楷體" w:hAnsi="標楷體"/>
                 <w:sz w:val="22"/>
               </w:rPr>
-              <w:t>課程，</w:t>
-            </w:r>
-            <w:r>
-              <w:rPr>
-                <w:rFonts w:ascii="標楷體" w:hAnsi="標楷體"/>
-                <w:sz w:val="22"/>
-              </w:rPr>
-              <w:t xml:space="preserve">D </w:t>
-            </w:r>
-            <w:r>
-              <w:rPr>
-                <w:rFonts w:ascii="標楷體" w:hAnsi="標楷體"/>
-                <w:sz w:val="22"/>
-              </w:rPr>
-              <w:t>課程（兩組各符合一欄）不應列出。</w:t>
+              <w:t>課程，不列出</w:t>
+            </w:r>
+            <w:r>
+              <w:rPr>
+                <w:rFonts w:ascii="標楷體" w:hAnsi="標楷體"/>
+                <w:sz w:val="22"/>
+              </w:rPr>
+              <w:t xml:space="preserve"> D </w:t>
+            </w:r>
+            <w:r>
+              <w:rPr>
+                <w:rFonts w:ascii="標楷體" w:hAnsi="標楷體"/>
+                <w:sz w:val="22"/>
+              </w:rPr>
+              <w:t>課程（兩組各符合一欄）。</w:t>
             </w:r>
           </w:p>
         </w:tc>
@@ -2541,7 +2541,7 @@
       <w:pPr>
         <w:pStyle w:val="1"/>
       </w:pPr>
-      <w:bookmarkStart w:id="3" w:name="_Toc243395849"/>
+      <w:bookmarkStart w:id="3" w:name="_Toc243399660"/>
       <w:r>
         <w:lastRenderedPageBreak/>
         <w:t xml:space="preserve">ET02 </w:t>
@@ -3146,7 +3146,7 @@
                 <w:rFonts w:ascii="標楷體" w:hAnsi="標楷體"/>
                 <w:sz w:val="22"/>
               </w:rPr>
-              <w:t>0</w:t>
+              <w:t>0.00</w:t>
             </w:r>
             <w:r>
               <w:rPr>
@@ -3637,7 +3637,7 @@
                 <w:rFonts w:ascii="標楷體" w:hAnsi="標楷體"/>
                 <w:sz w:val="22"/>
               </w:rPr>
-              <w:t>選一門尚無學員的課程，「已加入學員」的「匯出</w:t>
+              <w:t>選擇課程戊（尚無學員），「已加入學員」與問卷結果的「匯出</w:t>
             </w:r>
             <w:r>
               <w:rPr>
@@ -3651,21 +3651,7 @@
                 <w:rFonts w:ascii="標楷體" w:hAnsi="標楷體"/>
                 <w:sz w:val="22"/>
               </w:rPr>
-              <w:t>」應為灰色無法按；問卷尚無人填答時，問卷結果的「匯出</w:t>
-            </w:r>
-            <w:r>
-              <w:rPr>
-                <w:rFonts w:ascii="標楷體" w:hAnsi="標楷體"/>
-                <w:sz w:val="22"/>
-              </w:rPr>
-              <w:t xml:space="preserve"> CSV</w:t>
-            </w:r>
-            <w:r>
-              <w:rPr>
-                <w:rFonts w:ascii="標楷體" w:hAnsi="標楷體"/>
-                <w:sz w:val="22"/>
-              </w:rPr>
-              <w:t>」亦應為灰色。按其中一顆匯出時，只有該顆暫時呈灰色，另一顆照常可按。</w:t>
+              <w:t>」皆應為灰色無法按；改選課程甲按其中一顆匯出時，只有該顆暫時呈灰色，另一顆照常可按。</w:t>
             </w:r>
           </w:p>
         </w:tc>
@@ -3838,14 +3824,28 @@
                 <w:rFonts w:ascii="標楷體" w:hAnsi="標楷體"/>
                 <w:sz w:val="22"/>
               </w:rPr>
-              <w:t xml:space="preserve"> …</w:t>
-            </w:r>
-            <w:r>
-              <w:rPr>
-                <w:rFonts w:ascii="標楷體" w:hAnsi="標楷體"/>
-                <w:sz w:val="22"/>
-              </w:rPr>
-              <w:t>？學習</w:t>
+              <w:t xml:space="preserve"> </w:t>
+            </w:r>
+            <w:r>
+              <w:rPr>
+                <w:rFonts w:ascii="標楷體" w:hAnsi="標楷體"/>
+                <w:sz w:val="22"/>
+              </w:rPr>
+              <w:t>…</w:t>
+            </w:r>
+            <w:r>
+              <w:rPr>
+                <w:rFonts w:ascii="標楷體" w:hAnsi="標楷體"/>
+                <w:sz w:val="22"/>
+              </w:rPr>
+              <w:t>？學習歷史完整保留。」；按「確定」後顯示「已移除學員」，學員</w:t>
+            </w:r>
+            <w:r>
+              <w:rPr>
+                <w:rFonts w:ascii="標楷體" w:hAnsi="標楷體"/>
+                <w:sz w:val="22"/>
+              </w:rPr>
+              <w:t xml:space="preserve"> </w:t>
             </w:r>
             <w:r>
               <w:rPr>
@@ -3853,14 +3853,7 @@
                 <w:sz w:val="22"/>
               </w:rPr>
               <w:lastRenderedPageBreak/>
-              <w:t>歷史完整保留。」；按「確定」後顯示「已移除學員」，學員</w:t>
-            </w:r>
-            <w:r>
-              <w:rPr>
-                <w:rFonts w:ascii="標楷體" w:hAnsi="標楷體"/>
-                <w:sz w:val="22"/>
-              </w:rPr>
-              <w:t xml:space="preserve"> I </w:t>
+              <w:t xml:space="preserve">I </w:t>
             </w:r>
             <w:r>
               <w:rPr>
@@ -4469,7 +4462,14 @@
                 <w:rFonts w:ascii="標楷體" w:hAnsi="標楷體"/>
                 <w:sz w:val="22"/>
               </w:rPr>
-              <w:t>修改該題的題幹或正確答案並按「更新」，再開啟同一次作答的明細，內容與分數應維持作答當時的樣子。</w:t>
+              <w:t>修改該題的題幹或正確答案，於「是否要求學員重新測驗？」視窗選「僅儲存，不要求重測」並按「更</w:t>
+            </w:r>
+            <w:r>
+              <w:rPr>
+                <w:rFonts w:ascii="標楷體" w:hAnsi="標楷體"/>
+                <w:sz w:val="22"/>
+              </w:rPr>
+              <w:t>新」，再開啟同一次作答的明細，內容與分數應維持作答當時的樣子。</w:t>
             </w:r>
           </w:p>
         </w:tc>
@@ -4967,7 +4967,21 @@
                 <w:rFonts w:ascii="標楷體" w:hAnsi="標楷體"/>
                 <w:sz w:val="22"/>
               </w:rPr>
-              <w:t>修改「測驗一」並選「儲存並要求重測」後按「更新」，學員</w:t>
+              <w:t>修改「測驗一」某題的題幹（配分總和維持</w:t>
+            </w:r>
+            <w:r>
+              <w:rPr>
+                <w:rFonts w:ascii="標楷體" w:hAnsi="標楷體"/>
+                <w:sz w:val="22"/>
+              </w:rPr>
+              <w:t xml:space="preserve"> 100</w:t>
+            </w:r>
+            <w:r>
+              <w:rPr>
+                <w:rFonts w:ascii="標楷體" w:hAnsi="標楷體"/>
+                <w:sz w:val="22"/>
+              </w:rPr>
+              <w:t>）並選「儲存並要求重測」後按「更新」，學員</w:t>
             </w:r>
             <w:r>
               <w:rPr>
@@ -4981,7 +4995,15 @@
                 <w:rFonts w:ascii="標楷體" w:hAnsi="標楷體"/>
                 <w:sz w:val="22"/>
               </w:rPr>
-              <w:t>重測兩次皆未及格後，本頁學員</w:t>
+              <w:t>重測兩次皆未</w:t>
+            </w:r>
+            <w:r>
+              <w:rPr>
+                <w:rFonts w:ascii="標楷體" w:hAnsi="標楷體"/>
+                <w:sz w:val="22"/>
+              </w:rPr>
+              <w:lastRenderedPageBreak/>
+              <w:t>及格後，本頁學員</w:t>
             </w:r>
             <w:r>
               <w:rPr>
@@ -4995,15 +5017,7 @@
                 <w:rFonts w:ascii="標楷體" w:hAnsi="標楷體"/>
                 <w:sz w:val="22"/>
               </w:rPr>
-              <w:t>的「已及</w:t>
-            </w:r>
-            <w:r>
-              <w:rPr>
-                <w:rFonts w:ascii="標楷體" w:hAnsi="標楷體"/>
-                <w:sz w:val="22"/>
-              </w:rPr>
-              <w:lastRenderedPageBreak/>
-              <w:t>格」標示應消失、「重置重考次數」可按。</w:t>
+              <w:t>的「已及格」標示應消失、「重置重考次數」可按。</w:t>
             </w:r>
           </w:p>
         </w:tc>
@@ -5756,7 +5770,7 @@
                 <w:rFonts w:ascii="標楷體" w:hAnsi="標楷體"/>
                 <w:sz w:val="22"/>
               </w:rPr>
-              <w:t>應未收到任何通知信。</w:t>
+              <w:t>應未收到核可相關通知信。</w:t>
             </w:r>
           </w:p>
         </w:tc>
@@ -5908,7 +5922,7 @@
                 <w:rFonts w:ascii="標楷體" w:hAnsi="標楷體"/>
                 <w:sz w:val="22"/>
               </w:rPr>
-              <w:t>未收到信。</w:t>
+              <w:t>未收到核可相關通知信。</w:t>
             </w:r>
           </w:p>
         </w:tc>
@@ -6043,6 +6057,7 @@
                 <w:rFonts w:ascii="標楷體" w:hAnsi="標楷體"/>
                 <w:sz w:val="22"/>
               </w:rPr>
+              <w:lastRenderedPageBreak/>
               <w:t>35</w:t>
             </w:r>
           </w:p>
@@ -6088,15 +6103,7 @@
                 <w:rFonts w:ascii="標楷體" w:hAnsi="標楷體"/>
                 <w:sz w:val="22"/>
               </w:rPr>
-              <w:t>後按「批次核可通過」，確認視窗應顯示所選</w:t>
-            </w:r>
-            <w:r>
-              <w:rPr>
-                <w:rFonts w:ascii="標楷體" w:hAnsi="標楷體"/>
-                <w:sz w:val="22"/>
-              </w:rPr>
-              <w:lastRenderedPageBreak/>
-              <w:t>人數為</w:t>
+              <w:t>後按「批次核可通過」，確認視窗應顯示所選人數為</w:t>
             </w:r>
             <w:r>
               <w:rPr>
@@ -6290,7 +6297,49 @@
                 <w:rFonts w:ascii="標楷體" w:hAnsi="標楷體"/>
                 <w:sz w:val="22"/>
               </w:rPr>
-              <w:t>於兩個分頁選定課程甲，分頁一將某位待核可學員核可為「通過」後，分頁二不重新整理即對同一學員按「不通過」，應顯示「無法核可：已有核可紀錄」，該學員結果仍為「已通過」（未擋下會靜默改判且無撤銷原因可查）。</w:t>
+              <w:t>於兩個分頁選定課程甲，分頁二先對學員</w:t>
+            </w:r>
+            <w:r>
+              <w:rPr>
+                <w:rFonts w:ascii="標楷體" w:hAnsi="標楷體"/>
+                <w:sz w:val="22"/>
+              </w:rPr>
+              <w:t xml:space="preserve"> L </w:t>
+            </w:r>
+            <w:r>
+              <w:rPr>
+                <w:rFonts w:ascii="標楷體" w:hAnsi="標楷體"/>
+                <w:sz w:val="22"/>
+              </w:rPr>
+              <w:t>按「不通過」開啟確認視窗（先不按「確定」），切到分頁一將學員</w:t>
+            </w:r>
+            <w:r>
+              <w:rPr>
+                <w:rFonts w:ascii="標楷體" w:hAnsi="標楷體"/>
+                <w:sz w:val="22"/>
+              </w:rPr>
+              <w:t xml:space="preserve"> L </w:t>
+            </w:r>
+            <w:r>
+              <w:rPr>
+                <w:rFonts w:ascii="標楷體" w:hAnsi="標楷體"/>
+                <w:sz w:val="22"/>
+              </w:rPr>
+              <w:t>核可為「通過」後，回分頁二按「確定」，應顯示「無法核可：已有核可紀錄」，學員</w:t>
+            </w:r>
+            <w:r>
+              <w:rPr>
+                <w:rFonts w:ascii="標楷體" w:hAnsi="標楷體"/>
+                <w:sz w:val="22"/>
+              </w:rPr>
+              <w:t xml:space="preserve"> L </w:t>
+            </w:r>
+            <w:r>
+              <w:rPr>
+                <w:rFonts w:ascii="標楷體" w:hAnsi="標楷體"/>
+                <w:sz w:val="22"/>
+              </w:rPr>
+              <w:t>結果仍為「已通過」（未擋下會靜默改判且無撤銷原因可查）。</w:t>
             </w:r>
           </w:p>
         </w:tc>
@@ -6398,7 +6447,7 @@
       <w:pPr>
         <w:pStyle w:val="1"/>
       </w:pPr>
-      <w:bookmarkStart w:id="4" w:name="_Toc243395850"/>
+      <w:bookmarkStart w:id="4" w:name="_Toc243399661"/>
       <w:r>
         <w:lastRenderedPageBreak/>
         <w:t xml:space="preserve">ET03 </w:t>
@@ -8118,7 +8167,7 @@
       <w:pPr>
         <w:pStyle w:val="1"/>
       </w:pPr>
-      <w:bookmarkStart w:id="5" w:name="_Toc243395851"/>
+      <w:bookmarkStart w:id="5" w:name="_Toc243399662"/>
       <w:r>
         <w:lastRenderedPageBreak/>
         <w:t xml:space="preserve">ET04 </w:t>
@@ -8522,7 +8571,35 @@
                 <w:rFonts w:ascii="標楷體" w:hAnsi="標楷體"/>
                 <w:sz w:val="22"/>
               </w:rPr>
-              <w:t>以教師甲進入「核可查詢」，不輸入任何條件，應即列出全部紀錄，含他人開設課程的通過、不通過與已撤銷紀錄。</w:t>
+              <w:t>以教師甲進入「核可查詢」，不輸入任何條件，應即列出全部紀錄，含課程</w:t>
+            </w:r>
+            <w:r>
+              <w:rPr>
+                <w:rFonts w:ascii="標楷體" w:hAnsi="標楷體"/>
+                <w:sz w:val="22"/>
+              </w:rPr>
+              <w:t xml:space="preserve"> A </w:t>
+            </w:r>
+            <w:r>
+              <w:rPr>
+                <w:rFonts w:ascii="標楷體" w:hAnsi="標楷體"/>
+                <w:sz w:val="22"/>
+              </w:rPr>
+              <w:t>的通過、不通過與已撤銷紀錄，以及教師乙開設之課程</w:t>
+            </w:r>
+            <w:r>
+              <w:rPr>
+                <w:rFonts w:ascii="標楷體" w:hAnsi="標楷體"/>
+                <w:sz w:val="22"/>
+              </w:rPr>
+              <w:t xml:space="preserve"> B </w:t>
+            </w:r>
+            <w:r>
+              <w:rPr>
+                <w:rFonts w:ascii="標楷體" w:hAnsi="標楷體"/>
+                <w:sz w:val="22"/>
+              </w:rPr>
+              <w:t>的通過紀錄。</w:t>
             </w:r>
           </w:p>
         </w:tc>
@@ -8868,7 +8945,7 @@
                 <w:rFonts w:ascii="標楷體" w:hAnsi="標楷體"/>
                 <w:sz w:val="22"/>
               </w:rPr>
-              <w:t>應查得一筆操作類型「查詢」、說明為「核可查詢（未指定學員）」的記錄，且不含學員姓名；改輸入姓名查詢則不新增記錄。</w:t>
+              <w:t>以操作類別「查詢」應查得教師甲的記錄，事件描述為「核可查詢（未指定學員）」且不含學員姓名（教師甲每切換回本視窗一次另增一筆）；教師甲改輸入姓名查詢後，不再新增此類記錄。</w:t>
             </w:r>
           </w:p>
         </w:tc>
@@ -9425,6 +9502,7 @@
                 <w:rFonts w:ascii="標楷體" w:hAnsi="標楷體"/>
                 <w:sz w:val="22"/>
               </w:rPr>
+              <w:lastRenderedPageBreak/>
               <w:t>12</w:t>
             </w:r>
           </w:p>
@@ -9449,22 +9527,21 @@
                 <w:rFonts w:ascii="標楷體" w:hAnsi="標楷體"/>
                 <w:sz w:val="22"/>
               </w:rPr>
-              <w:t xml:space="preserve"> A</w:t>
-            </w:r>
-            <w:r>
-              <w:rPr>
-                <w:rFonts w:ascii="標楷體" w:hAnsi="標楷體"/>
-                <w:sz w:val="22"/>
-              </w:rPr>
-              <w:t>，學員甲的「備註：」與學員丙的撤銷原因應顯示；改以教師乙查同兩列，備註與撤銷原因應不顯示，但</w:t>
-            </w:r>
-            <w:r>
-              <w:rPr>
-                <w:rFonts w:ascii="標楷體" w:hAnsi="標楷體"/>
-                <w:sz w:val="22"/>
-              </w:rPr>
-              <w:lastRenderedPageBreak/>
-              <w:t>「已撤銷」、撤銷人與撤銷時間仍顯示。</w:t>
+              <w:t xml:space="preserve"> </w:t>
+            </w:r>
+            <w:r>
+              <w:rPr>
+                <w:rFonts w:ascii="標楷體" w:hAnsi="標楷體"/>
+                <w:sz w:val="22"/>
+              </w:rPr>
+              <w:t>A</w:t>
+            </w:r>
+            <w:r>
+              <w:rPr>
+                <w:rFonts w:ascii="標楷體" w:hAnsi="標楷體"/>
+                <w:sz w:val="22"/>
+              </w:rPr>
+              <w:t>，學員甲的「備註：」與學員丙的撤銷原因應顯示；改以教師乙查同兩列，備註與撤銷原因應不顯示，但「已撤銷」、撤銷人與撤銷時間仍顯示。</w:t>
             </w:r>
           </w:p>
         </w:tc>
@@ -9879,14 +9956,7 @@
                 <w:rFonts w:ascii="標楷體" w:hAnsi="標楷體"/>
                 <w:sz w:val="22"/>
               </w:rPr>
-              <w:t xml:space="preserve"> </w:t>
-            </w:r>
-            <w:r>
-              <w:rPr>
-                <w:rFonts w:ascii="標楷體" w:hAnsi="標楷體"/>
-                <w:sz w:val="22"/>
-              </w:rPr>
-              <w:t xml:space="preserve">A </w:t>
+              <w:t xml:space="preserve"> A </w:t>
             </w:r>
             <w:r>
               <w:rPr>
@@ -10001,7 +10071,7 @@
       <w:pPr>
         <w:pStyle w:val="1"/>
       </w:pPr>
-      <w:bookmarkStart w:id="6" w:name="_Toc243395852"/>
+      <w:bookmarkStart w:id="6" w:name="_Toc243399663"/>
       <w:r>
         <w:lastRenderedPageBreak/>
         <w:t xml:space="preserve">ET05 </w:t>
@@ -11061,14 +11131,7 @@
                 <w:rFonts w:ascii="標楷體" w:hAnsi="標楷體"/>
                 <w:sz w:val="22"/>
               </w:rPr>
-              <w:t>開啟一門已開課的已發布課程，原起始時間不變直</w:t>
-            </w:r>
-            <w:r>
-              <w:rPr>
-                <w:rFonts w:ascii="標楷體" w:hAnsi="標楷體"/>
-                <w:sz w:val="22"/>
-              </w:rPr>
-              <w:t>接按「更新」應成功；將起始時間再往前調整後按「更新」則應擋下。</w:t>
+              <w:t>開啟一門已開課的已發布課程，原起始時間不變直接按「更新」應成功；將起始時間再往前調整後按「更新」則應擋下。</w:t>
             </w:r>
           </w:p>
         </w:tc>
@@ -11392,7 +11455,14 @@
                 <w:rFonts w:ascii="標楷體" w:hAnsi="標楷體"/>
                 <w:sz w:val="22"/>
               </w:rPr>
-              <w:t>已關閉課程的既有受訓對象應可修改與刪除（兩欄可選、有刪除鈕），按「保留編輯」後重新進入，修改結果應仍在。</w:t>
+              <w:t>已關閉課程的既有受訓對象應可修改與刪除（兩欄可選、有刪除鈕），按「保留編輯」後重新進入，修改結</w:t>
+            </w:r>
+            <w:r>
+              <w:rPr>
+                <w:rFonts w:ascii="標楷體" w:hAnsi="標楷體"/>
+                <w:sz w:val="22"/>
+              </w:rPr>
+              <w:t>果應仍在。</w:t>
             </w:r>
           </w:p>
         </w:tc>
@@ -11972,7 +12042,7 @@
                 <w:rFonts w:ascii="標楷體" w:hAnsi="標楷體"/>
                 <w:sz w:val="22"/>
               </w:rPr>
-              <w:t>於新增課程畫面（課程尚未儲存）按「新增項目</w:t>
+              <w:t>於新增課程畫面填課程名稱並按「新增章節」建立一個章節（課程尚未儲存），於該章節按「新增項目</w:t>
             </w:r>
             <w:r>
               <w:rPr>
@@ -12062,7 +12132,7 @@
                 <w:rFonts w:ascii="標楷體" w:hAnsi="標楷體"/>
                 <w:sz w:val="22"/>
               </w:rPr>
-              <w:t>教材」，於名稱視窗填名稱按「建立」，教材視窗的「項目標題」應已帶入該名稱；填說明文字後按「儲存」，該章節下應出現此教材。</w:t>
+              <w:t>教材」，於名稱視窗填名稱按「建立」，教材視窗的「項目標題」應已帶入該名稱；填說明文字後按「儲存」，應顯示「教材已儲存」，重新開啟該教材，說明文字應仍在。</w:t>
             </w:r>
           </w:p>
         </w:tc>
@@ -12310,7 +12380,21 @@
                 <w:rFonts w:ascii="標楷體" w:hAnsi="標楷體"/>
                 <w:sz w:val="22"/>
               </w:rPr>
-              <w:t>於教材引用一份「訓練教材」分類的已發布文件並儲存，學員於該章節應可開啟此文件。</w:t>
+              <w:t>於已發布課程的教材引用文件</w:t>
+            </w:r>
+            <w:r>
+              <w:rPr>
+                <w:rFonts w:ascii="標楷體" w:hAnsi="標楷體"/>
+                <w:sz w:val="22"/>
+              </w:rPr>
+              <w:t xml:space="preserve"> A </w:t>
+            </w:r>
+            <w:r>
+              <w:rPr>
+                <w:rFonts w:ascii="標楷體" w:hAnsi="標楷體"/>
+                <w:sz w:val="22"/>
+              </w:rPr>
+              <w:t>並按「儲存」，再按「更新」並「確認更新」後，學員於該章節應可開啟此文件。</w:t>
             </w:r>
           </w:p>
         </w:tc>
@@ -12355,7 +12439,7 @@
                 <w:rFonts w:ascii="標楷體" w:hAnsi="標楷體"/>
                 <w:sz w:val="22"/>
               </w:rPr>
-              <w:t>29</w:t>
+              <w:t>28-1</w:t>
             </w:r>
           </w:p>
         </w:tc>
@@ -12372,7 +12456,35 @@
                 <w:rFonts w:ascii="標楷體" w:hAnsi="標楷體"/>
                 <w:sz w:val="22"/>
               </w:rPr>
-              <w:t>將教材已引用的文件於文件管理端發布新版本，學員下次開啟該章節應取得新版內容，教師端不需回頭更新引用。</w:t>
+              <w:t>承上，每日排程執行後（或請</w:t>
+            </w:r>
+            <w:r>
+              <w:rPr>
+                <w:rFonts w:ascii="標楷體" w:hAnsi="標楷體"/>
+                <w:sz w:val="22"/>
+              </w:rPr>
+              <w:t xml:space="preserve"> IT </w:t>
+            </w:r>
+            <w:r>
+              <w:rPr>
+                <w:rFonts w:ascii="標楷體" w:hAnsi="標楷體"/>
+                <w:sz w:val="22"/>
+              </w:rPr>
+              <w:t>手動觸發），教師甲不應收到文件</w:t>
+            </w:r>
+            <w:r>
+              <w:rPr>
+                <w:rFonts w:ascii="標楷體" w:hAnsi="標楷體"/>
+                <w:sz w:val="22"/>
+              </w:rPr>
+              <w:t xml:space="preserve"> A </w:t>
+            </w:r>
+            <w:r>
+              <w:rPr>
+                <w:rFonts w:ascii="標楷體" w:hAnsi="標楷體"/>
+                <w:sz w:val="22"/>
+              </w:rPr>
+              <w:t>的更新通知信（剛加入引用、文件尚未改版）。</w:t>
             </w:r>
           </w:p>
         </w:tc>
@@ -12417,7 +12529,7 @@
                 <w:rFonts w:ascii="標楷體" w:hAnsi="標楷體"/>
                 <w:sz w:val="22"/>
               </w:rPr>
-              <w:t>29-1</w:t>
+              <w:t>29</w:t>
             </w:r>
           </w:p>
         </w:tc>
@@ -12434,21 +12546,21 @@
                 <w:rFonts w:ascii="標楷體" w:hAnsi="標楷體"/>
                 <w:sz w:val="22"/>
               </w:rPr>
-              <w:t>承上，每日排程執行後（或請</w:t>
-            </w:r>
-            <w:r>
-              <w:rPr>
-                <w:rFonts w:ascii="標楷體" w:hAnsi="標楷體"/>
-                <w:sz w:val="22"/>
-              </w:rPr>
-              <w:t xml:space="preserve"> IT </w:t>
-            </w:r>
-            <w:r>
-              <w:rPr>
-                <w:rFonts w:ascii="標楷體" w:hAnsi="標楷體"/>
-                <w:sz w:val="22"/>
-              </w:rPr>
-              <w:t>手動觸發），教師甲應收到該文件已更新版本的通知信，信中列出受影響的課程；剛加入引用、文件尚未改版時不應收到信。</w:t>
+              <w:t>承上，將文件</w:t>
+            </w:r>
+            <w:r>
+              <w:rPr>
+                <w:rFonts w:ascii="標楷體" w:hAnsi="標楷體"/>
+                <w:sz w:val="22"/>
+              </w:rPr>
+              <w:t xml:space="preserve"> A </w:t>
+            </w:r>
+            <w:r>
+              <w:rPr>
+                <w:rFonts w:ascii="標楷體" w:hAnsi="標楷體"/>
+                <w:sz w:val="22"/>
+              </w:rPr>
+              <w:t>於文件管理端發布新版本，學員下次開啟該章節應取得新版內容，教師端不需回頭更新引用。</w:t>
             </w:r>
           </w:p>
         </w:tc>
@@ -12493,7 +12605,7 @@
                 <w:rFonts w:ascii="標楷體" w:hAnsi="標楷體"/>
                 <w:sz w:val="22"/>
               </w:rPr>
-              <w:t>30</w:t>
+              <w:t>29-1</w:t>
             </w:r>
           </w:p>
         </w:tc>
@@ -12510,7 +12622,35 @@
                 <w:rFonts w:ascii="標楷體" w:hAnsi="標楷體"/>
                 <w:sz w:val="22"/>
               </w:rPr>
-              <w:t>將已被引用的文件於文件管理端廢止，回到該教材應顯示「此文件已廢止」，且該課程按「儲存並發布」會被擋下。</w:t>
+              <w:t>承上，每日排程再次執行後（或請</w:t>
+            </w:r>
+            <w:r>
+              <w:rPr>
+                <w:rFonts w:ascii="標楷體" w:hAnsi="標楷體"/>
+                <w:sz w:val="22"/>
+              </w:rPr>
+              <w:t xml:space="preserve"> IT </w:t>
+            </w:r>
+            <w:r>
+              <w:rPr>
+                <w:rFonts w:ascii="標楷體" w:hAnsi="標楷體"/>
+                <w:sz w:val="22"/>
+              </w:rPr>
+              <w:t>手動觸發），教師甲應收到文件</w:t>
+            </w:r>
+            <w:r>
+              <w:rPr>
+                <w:rFonts w:ascii="標楷體" w:hAnsi="標楷體"/>
+                <w:sz w:val="22"/>
+              </w:rPr>
+              <w:t xml:space="preserve"> A </w:t>
+            </w:r>
+            <w:r>
+              <w:rPr>
+                <w:rFonts w:ascii="標楷體" w:hAnsi="標楷體"/>
+                <w:sz w:val="22"/>
+              </w:rPr>
+              <w:t>已更新版本的通知信，信中列出受影響的課程。</w:t>
             </w:r>
           </w:p>
         </w:tc>
@@ -12555,7 +12695,7 @@
                 <w:rFonts w:ascii="標楷體" w:hAnsi="標楷體"/>
                 <w:sz w:val="22"/>
               </w:rPr>
-              <w:t>30-1</w:t>
+              <w:t>30</w:t>
             </w:r>
           </w:p>
         </w:tc>
@@ -12572,7 +12712,35 @@
                 <w:rFonts w:ascii="標楷體" w:hAnsi="標楷體"/>
                 <w:sz w:val="22"/>
               </w:rPr>
-              <w:t>承上，每日排程執行後，教師甲應收到該文件已廢止、請移除引用的通知信。</w:t>
+              <w:t>於草稿課程的教材引用文件</w:t>
+            </w:r>
+            <w:r>
+              <w:rPr>
+                <w:rFonts w:ascii="標楷體" w:hAnsi="標楷體"/>
+                <w:sz w:val="22"/>
+              </w:rPr>
+              <w:t xml:space="preserve"> B </w:t>
+            </w:r>
+            <w:r>
+              <w:rPr>
+                <w:rFonts w:ascii="標楷體" w:hAnsi="標楷體"/>
+                <w:sz w:val="22"/>
+              </w:rPr>
+              <w:t>並儲存，再將文件</w:t>
+            </w:r>
+            <w:r>
+              <w:rPr>
+                <w:rFonts w:ascii="標楷體" w:hAnsi="標楷體"/>
+                <w:sz w:val="22"/>
+              </w:rPr>
+              <w:t xml:space="preserve"> B </w:t>
+            </w:r>
+            <w:r>
+              <w:rPr>
+                <w:rFonts w:ascii="標楷體" w:hAnsi="標楷體"/>
+                <w:sz w:val="22"/>
+              </w:rPr>
+              <w:t>於文件管理端廢止，回到該教材應顯示「此文件已廢止」，且該課程按「儲存並發布」會被擋下。</w:t>
             </w:r>
           </w:p>
         </w:tc>
@@ -12617,7 +12785,7 @@
                 <w:rFonts w:ascii="標楷體" w:hAnsi="標楷體"/>
                 <w:sz w:val="22"/>
               </w:rPr>
-              <w:t>31</w:t>
+              <w:t>30-1</w:t>
             </w:r>
           </w:p>
         </w:tc>
@@ -12634,7 +12802,7 @@
                 <w:rFonts w:ascii="標楷體" w:hAnsi="標楷體"/>
                 <w:sz w:val="22"/>
               </w:rPr>
-              <w:t>移除已廢止文件的引用並儲存後再按「儲存並發布」，該項檢核應通過。</w:t>
+              <w:t>承上，每日排程執行後，教師甲應收到該文件已廢止、請移除引用的通知信。</w:t>
             </w:r>
           </w:p>
         </w:tc>
@@ -12679,7 +12847,7 @@
                 <w:rFonts w:ascii="標楷體" w:hAnsi="標楷體"/>
                 <w:sz w:val="22"/>
               </w:rPr>
-              <w:t>32</w:t>
+              <w:t>31</w:t>
             </w:r>
           </w:p>
         </w:tc>
@@ -12696,21 +12864,7 @@
                 <w:rFonts w:ascii="標楷體" w:hAnsi="標楷體"/>
                 <w:sz w:val="22"/>
               </w:rPr>
-              <w:t>於章節內按「新增項目</w:t>
-            </w:r>
-            <w:r>
-              <w:rPr>
-                <w:rFonts w:ascii="標楷體" w:hAnsi="標楷體"/>
-                <w:sz w:val="22"/>
-              </w:rPr>
-              <w:t xml:space="preserve"> → </w:t>
-            </w:r>
-            <w:r>
-              <w:rPr>
-                <w:rFonts w:ascii="標楷體" w:hAnsi="標楷體"/>
-                <w:sz w:val="22"/>
-              </w:rPr>
-              <w:t>測驗」並建立，於「測驗設定」填及格分數與重考次數上限後按「儲存」，該章節下應出現此測驗。</w:t>
+              <w:t>移除已廢止文件的引用並儲存後再按「儲存並發布」，該項檢核應通過。</w:t>
             </w:r>
           </w:p>
         </w:tc>
@@ -12755,7 +12909,7 @@
                 <w:rFonts w:ascii="標楷體" w:hAnsi="標楷體"/>
                 <w:sz w:val="22"/>
               </w:rPr>
-              <w:t>33</w:t>
+              <w:t>32</w:t>
             </w:r>
           </w:p>
         </w:tc>
@@ -12772,7 +12926,21 @@
                 <w:rFonts w:ascii="標楷體" w:hAnsi="標楷體"/>
                 <w:sz w:val="22"/>
               </w:rPr>
-              <w:t>「作答時間限制」留空儲存，學員作答該測驗時應不限時；改填入數字後，學員端應為該分鐘數的限時作答。</w:t>
+              <w:t>於章節內按「新增項目</w:t>
+            </w:r>
+            <w:r>
+              <w:rPr>
+                <w:rFonts w:ascii="標楷體" w:hAnsi="標楷體"/>
+                <w:sz w:val="22"/>
+              </w:rPr>
+              <w:t xml:space="preserve"> → </w:t>
+            </w:r>
+            <w:r>
+              <w:rPr>
+                <w:rFonts w:ascii="標楷體" w:hAnsi="標楷體"/>
+                <w:sz w:val="22"/>
+              </w:rPr>
+              <w:t>測驗」並建立，於「測驗設定」填及格分數與重考次數上限後按「儲存」，應顯示「測驗已儲存」，重新開啟該測驗，兩欄應為剛才填入的值。</w:t>
             </w:r>
           </w:p>
         </w:tc>
@@ -12817,7 +12985,8 @@
                 <w:rFonts w:ascii="標楷體" w:hAnsi="標楷體"/>
                 <w:sz w:val="22"/>
               </w:rPr>
-              <w:t>34</w:t>
+              <w:lastRenderedPageBreak/>
+              <w:t>33</w:t>
             </w:r>
           </w:p>
         </w:tc>
@@ -12834,21 +13003,7 @@
                 <w:rFonts w:ascii="標楷體" w:hAnsi="標楷體"/>
                 <w:sz w:val="22"/>
               </w:rPr>
-              <w:t>「重考次數上限」填</w:t>
-            </w:r>
-            <w:r>
-              <w:rPr>
-                <w:rFonts w:ascii="標楷體" w:hAnsi="標楷體"/>
-                <w:sz w:val="22"/>
-              </w:rPr>
-              <w:t xml:space="preserve"> 0 </w:t>
-            </w:r>
-            <w:r>
-              <w:rPr>
-                <w:rFonts w:ascii="標楷體" w:hAnsi="標楷體"/>
-                <w:sz w:val="22"/>
-              </w:rPr>
-              <w:t>儲存，學員該測驗作答一次後應不可重考。</w:t>
+              <w:t>於尚無人作答之測驗將「作答時間限制」留空儲存，按「更新」並「確認更新」後，學員作答該測驗時應不限時；改填入數字儲存（此時已有學員作答，重測視窗選「僅儲存，不要求重測」）並再按一次「更新」後，學員端應為該分鐘數的限時作答。</w:t>
             </w:r>
           </w:p>
         </w:tc>
@@ -12893,8 +13048,7 @@
                 <w:rFonts w:ascii="標楷體" w:hAnsi="標楷體"/>
                 <w:sz w:val="22"/>
               </w:rPr>
-              <w:lastRenderedPageBreak/>
-              <w:t>35</w:t>
+              <w:t>34</w:t>
             </w:r>
           </w:p>
         </w:tc>
@@ -12911,7 +13065,21 @@
                 <w:rFonts w:ascii="標楷體" w:hAnsi="標楷體"/>
                 <w:sz w:val="22"/>
               </w:rPr>
-              <w:t>於「題庫管理」新增一題並按該題的「儲存題目」後，不按底部「儲存」直接關閉視窗，重新開啟該題應仍在。</w:t>
+              <w:t>承上，將「重考次數上限」填</w:t>
+            </w:r>
+            <w:r>
+              <w:rPr>
+                <w:rFonts w:ascii="標楷體" w:hAnsi="標楷體"/>
+                <w:sz w:val="22"/>
+              </w:rPr>
+              <w:t xml:space="preserve"> 0 </w:t>
+            </w:r>
+            <w:r>
+              <w:rPr>
+                <w:rFonts w:ascii="標楷體" w:hAnsi="標楷體"/>
+                <w:sz w:val="22"/>
+              </w:rPr>
+              <w:t>儲存（重測視窗同樣選「僅儲存，不要求重測」）並按「更新」後，以另一位尚未作答該測驗的學員作答一次，之後應不可重考。</w:t>
             </w:r>
           </w:p>
         </w:tc>
@@ -12956,7 +13124,7 @@
                 <w:rFonts w:ascii="標楷體" w:hAnsi="標楷體"/>
                 <w:sz w:val="22"/>
               </w:rPr>
-              <w:t>36</w:t>
+              <w:t>35</w:t>
             </w:r>
           </w:p>
         </w:tc>
@@ -12973,7 +13141,7 @@
                 <w:rFonts w:ascii="標楷體" w:hAnsi="標楷體"/>
                 <w:sz w:val="22"/>
               </w:rPr>
-              <w:t>展開一題編輯但未按「儲存題目」即關閉視窗，該次編輯的內容應消失。</w:t>
+              <w:t>於「題庫管理」新增一題並按該題的「儲存題目」後，不按底部「儲存」直接關閉視窗，重新開啟該題應仍在。</w:t>
             </w:r>
           </w:p>
         </w:tc>
@@ -13018,7 +13186,7 @@
                 <w:rFonts w:ascii="標楷體" w:hAnsi="標楷體"/>
                 <w:sz w:val="22"/>
               </w:rPr>
-              <w:t>37</w:t>
+              <w:t>36</w:t>
             </w:r>
           </w:p>
         </w:tc>
@@ -13035,7 +13203,14 @@
                 <w:rFonts w:ascii="標楷體" w:hAnsi="標楷體"/>
                 <w:sz w:val="22"/>
               </w:rPr>
-              <w:t>刪除一題已有學員作答的題目並確認後按「更新」，該題不應再出現於之後的作答；已作答學員的紀錄與成績應完整保留、仍可回看。</w:t>
+              <w:t>展開一</w:t>
+            </w:r>
+            <w:r>
+              <w:rPr>
+                <w:rFonts w:ascii="標楷體" w:hAnsi="標楷體"/>
+                <w:sz w:val="22"/>
+              </w:rPr>
+              <w:t>題編輯但未按「儲存題目」即關閉視窗，該次編輯的內容應消失。</w:t>
             </w:r>
           </w:p>
         </w:tc>
@@ -13080,7 +13255,7 @@
                 <w:rFonts w:ascii="標楷體" w:hAnsi="標楷體"/>
                 <w:sz w:val="22"/>
               </w:rPr>
-              <w:t>38</w:t>
+              <w:t>37</w:t>
             </w:r>
           </w:p>
         </w:tc>
@@ -13097,35 +13272,21 @@
                 <w:rFonts w:ascii="標楷體" w:hAnsi="標楷體"/>
                 <w:sz w:val="22"/>
               </w:rPr>
-              <w:t>已發布課程的測驗只剩</w:t>
-            </w:r>
-            <w:r>
-              <w:rPr>
-                <w:rFonts w:ascii="標楷體" w:hAnsi="標楷體"/>
-                <w:sz w:val="22"/>
-              </w:rPr>
-              <w:t xml:space="preserve"> 1 </w:t>
-            </w:r>
-            <w:r>
-              <w:rPr>
-                <w:rFonts w:ascii="標楷體" w:hAnsi="標楷體"/>
-                <w:sz w:val="22"/>
-              </w:rPr>
-              <w:t>題時刪除該題，應可刪除且學員端仍看得到原題；此時按「更新」應跳出「更新未生效」視窗並列出該測驗至少須有</w:t>
-            </w:r>
-            <w:r>
-              <w:rPr>
-                <w:rFonts w:ascii="標楷體" w:hAnsi="標楷體"/>
-                <w:sz w:val="22"/>
-              </w:rPr>
-              <w:t xml:space="preserve"> 1 </w:t>
-            </w:r>
-            <w:r>
-              <w:rPr>
-                <w:rFonts w:ascii="標楷體" w:hAnsi="標楷體"/>
-                <w:sz w:val="22"/>
-              </w:rPr>
-              <w:t>題。</w:t>
+              <w:t>刪除一題已有學員作答的題目並確認（重測視窗選「僅儲存，不要求重測」），再調整其餘題目的配分使總和回到</w:t>
+            </w:r>
+            <w:r>
+              <w:rPr>
+                <w:rFonts w:ascii="標楷體" w:hAnsi="標楷體"/>
+                <w:sz w:val="22"/>
+              </w:rPr>
+              <w:t xml:space="preserve"> 100</w:t>
+            </w:r>
+            <w:r>
+              <w:rPr>
+                <w:rFonts w:ascii="標楷體" w:hAnsi="標楷體"/>
+                <w:sz w:val="22"/>
+              </w:rPr>
+              <w:t>（重測視窗同樣選「僅儲存，不要求重測」）後按「更新」，該題不應再出現於之後的作答；已作答學員的紀錄與成績應完整保留、仍可回看。</w:t>
             </w:r>
           </w:p>
         </w:tc>
@@ -13170,7 +13331,7 @@
                 <w:rFonts w:ascii="標楷體" w:hAnsi="標楷體"/>
                 <w:sz w:val="22"/>
               </w:rPr>
-              <w:t>39</w:t>
+              <w:t>38</w:t>
             </w:r>
           </w:p>
         </w:tc>
@@ -13187,7 +13348,35 @@
                 <w:rFonts w:ascii="標楷體" w:hAnsi="標楷體"/>
                 <w:sz w:val="22"/>
               </w:rPr>
-              <w:t>對已有學員作答的測驗新增一題並儲存，應跳出「是否要求學員重新測驗？」並顯示已作答人數（含未及格者）；視窗應說明重測於按「更新」時才執行；選「儲存並要求重測」後學員此刻不應有任何變化，按「更新」後已通過與未及格的學員皆應收到通知信、該測驗回到未完成且作答次數重新計算。</w:t>
+              <w:t>已發布課程的測驗只剩</w:t>
+            </w:r>
+            <w:r>
+              <w:rPr>
+                <w:rFonts w:ascii="標楷體" w:hAnsi="標楷體"/>
+                <w:sz w:val="22"/>
+              </w:rPr>
+              <w:t xml:space="preserve"> 1 </w:t>
+            </w:r>
+            <w:r>
+              <w:rPr>
+                <w:rFonts w:ascii="標楷體" w:hAnsi="標楷體"/>
+                <w:sz w:val="22"/>
+              </w:rPr>
+              <w:t>題時刪除該題，應可刪除且學員端仍看得到原題；此時按「更新」應跳出「更新未生效」視窗並列出該測驗至少須有</w:t>
+            </w:r>
+            <w:r>
+              <w:rPr>
+                <w:rFonts w:ascii="標楷體" w:hAnsi="標楷體"/>
+                <w:sz w:val="22"/>
+              </w:rPr>
+              <w:t xml:space="preserve"> 1 </w:t>
+            </w:r>
+            <w:r>
+              <w:rPr>
+                <w:rFonts w:ascii="標楷體" w:hAnsi="標楷體"/>
+                <w:sz w:val="22"/>
+              </w:rPr>
+              <w:t>題。</w:t>
             </w:r>
           </w:p>
         </w:tc>
@@ -13232,7 +13421,7 @@
                 <w:rFonts w:ascii="標楷體" w:hAnsi="標楷體"/>
                 <w:sz w:val="22"/>
               </w:rPr>
-              <w:t>39-1</w:t>
+              <w:t>39</w:t>
             </w:r>
           </w:p>
         </w:tc>
@@ -13249,7 +13438,21 @@
                 <w:rFonts w:ascii="標楷體" w:hAnsi="標楷體"/>
                 <w:sz w:val="22"/>
               </w:rPr>
-              <w:t>承上，尚未作答的學員應不受影響、不收到通知信。</w:t>
+              <w:t>對已有學員作答的測驗新增一題並儲存，應跳出「是否要求學員重新測驗？」並顯示已作答人數（含未及格者）；視窗應說明重測於按「更新」時才執行；選「儲存並要求重測」後學員此刻不應有任何變化；再調整配分使總和為</w:t>
+            </w:r>
+            <w:r>
+              <w:rPr>
+                <w:rFonts w:ascii="標楷體" w:hAnsi="標楷體"/>
+                <w:sz w:val="22"/>
+              </w:rPr>
+              <w:t xml:space="preserve"> 100</w:t>
+            </w:r>
+            <w:r>
+              <w:rPr>
+                <w:rFonts w:ascii="標楷體" w:hAnsi="標楷體"/>
+                <w:sz w:val="22"/>
+              </w:rPr>
+              <w:t>（重測視窗同樣選「儲存並要求重測」），按「更新」後已通過與未及格的學員皆應收到通知信、該測驗回到未完成且作答次數重新計算。</w:t>
             </w:r>
           </w:p>
         </w:tc>
@@ -13294,7 +13497,7 @@
                 <w:rFonts w:ascii="標楷體" w:hAnsi="標楷體"/>
                 <w:sz w:val="22"/>
               </w:rPr>
-              <w:t>40</w:t>
+              <w:t>39-1</w:t>
             </w:r>
           </w:p>
         </w:tc>
@@ -13311,14 +13514,7 @@
                 <w:rFonts w:ascii="標楷體" w:hAnsi="標楷體"/>
                 <w:sz w:val="22"/>
               </w:rPr>
-              <w:t>承上，改選「僅儲存，不要求重測」，學員的及</w:t>
-            </w:r>
-            <w:r>
-              <w:rPr>
-                <w:rFonts w:ascii="標楷體" w:hAnsi="標楷體"/>
-                <w:sz w:val="22"/>
-              </w:rPr>
-              <w:t>格與成績應維持原樣；選「取消」則不儲存。</w:t>
+              <w:t>承上，尚未作答的學員應不受影響、不收到通知信。</w:t>
             </w:r>
           </w:p>
         </w:tc>
@@ -13363,7 +13559,7 @@
                 <w:rFonts w:ascii="標楷體" w:hAnsi="標楷體"/>
                 <w:sz w:val="22"/>
               </w:rPr>
-              <w:t>41</w:t>
+              <w:t>40</w:t>
             </w:r>
           </w:p>
         </w:tc>
@@ -13380,7 +13576,7 @@
                 <w:rFonts w:ascii="標楷體" w:hAnsi="標楷體"/>
                 <w:sz w:val="22"/>
               </w:rPr>
-              <w:t>於「課後問卷」區按「新增問卷」，於「新增課後問卷」視窗填名稱按「建立」，同一視窗應隨即切換為題目編輯。</w:t>
+              <w:t>於另一份已有學員通過的測驗修改一題的題幹並按「儲存題目」，重測視窗選「取消」應不儲存；再按一次「儲存題目」改選「僅儲存，不要求重測」並按「更新」後，學員的及格與成績應維持原樣。</w:t>
             </w:r>
           </w:p>
         </w:tc>
@@ -13425,7 +13621,7 @@
                 <w:rFonts w:ascii="標楷體" w:hAnsi="標楷體"/>
                 <w:sz w:val="22"/>
               </w:rPr>
-              <w:t>42</w:t>
+              <w:t>41</w:t>
             </w:r>
           </w:p>
         </w:tc>
@@ -13442,21 +13638,7 @@
                 <w:rFonts w:ascii="標楷體" w:hAnsi="標楷體"/>
                 <w:sz w:val="22"/>
               </w:rPr>
-              <w:t>對一門已有課後問卷的課程再按「新增問卷」，應擋下並提示一門課程僅可建立</w:t>
-            </w:r>
-            <w:r>
-              <w:rPr>
-                <w:rFonts w:ascii="標楷體" w:hAnsi="標楷體"/>
-                <w:sz w:val="22"/>
-              </w:rPr>
-              <w:t xml:space="preserve"> 1 </w:t>
-            </w:r>
-            <w:r>
-              <w:rPr>
-                <w:rFonts w:ascii="標楷體" w:hAnsi="標楷體"/>
-                <w:sz w:val="22"/>
-              </w:rPr>
-              <w:t>份（未擋下會出現兩份問卷，學員不知該填哪份）。</w:t>
+              <w:t>於「課後問卷」區按「新增問卷」，於「新增課後問卷」視窗填名稱按「建立」，同一視窗應隨即切換為題目編輯。</w:t>
             </w:r>
           </w:p>
         </w:tc>
@@ -13501,7 +13683,7 @@
                 <w:rFonts w:ascii="標楷體" w:hAnsi="標楷體"/>
                 <w:sz w:val="22"/>
               </w:rPr>
-              <w:t>43</w:t>
+              <w:t>42</w:t>
             </w:r>
           </w:p>
         </w:tc>
@@ -13518,7 +13700,21 @@
                 <w:rFonts w:ascii="標楷體" w:hAnsi="標楷體"/>
                 <w:sz w:val="22"/>
               </w:rPr>
-              <w:t>問卷尚無題目時，視窗內應出現「套用模板」，套用後帶入一組題目且可自由增刪修改。</w:t>
+              <w:t>開啟一門已有課後問卷的課程，「課後問卷」區應不顯示「新增問卷」鈕（一門課程僅可建立</w:t>
+            </w:r>
+            <w:r>
+              <w:rPr>
+                <w:rFonts w:ascii="標楷體" w:hAnsi="標楷體"/>
+                <w:sz w:val="22"/>
+              </w:rPr>
+              <w:t xml:space="preserve"> 1 </w:t>
+            </w:r>
+            <w:r>
+              <w:rPr>
+                <w:rFonts w:ascii="標楷體" w:hAnsi="標楷體"/>
+                <w:sz w:val="22"/>
+              </w:rPr>
+              <w:t>份；出現兩份問卷時學員不知該填哪份）。</w:t>
             </w:r>
           </w:p>
         </w:tc>
@@ -13563,7 +13759,8 @@
                 <w:rFonts w:ascii="標楷體" w:hAnsi="標楷體"/>
                 <w:sz w:val="22"/>
               </w:rPr>
-              <w:t>44</w:t>
+              <w:lastRenderedPageBreak/>
+              <w:t>43</w:t>
             </w:r>
           </w:p>
         </w:tc>
@@ -13580,7 +13777,14 @@
                 <w:rFonts w:ascii="標楷體" w:hAnsi="標楷體"/>
                 <w:sz w:val="22"/>
               </w:rPr>
-              <w:t>問卷已有題目後重新開啟視窗，應不再提供「套用模板」。</w:t>
+              <w:t>問卷尚無題目時，視窗內應出現「套用模板」，套用後帶入一組題目且可自</w:t>
+            </w:r>
+            <w:r>
+              <w:rPr>
+                <w:rFonts w:ascii="標楷體" w:hAnsi="標楷體"/>
+                <w:sz w:val="22"/>
+              </w:rPr>
+              <w:t>由增刪修改。</w:t>
             </w:r>
           </w:p>
         </w:tc>
@@ -13625,7 +13829,7 @@
                 <w:rFonts w:ascii="標楷體" w:hAnsi="標楷體"/>
                 <w:sz w:val="22"/>
               </w:rPr>
-              <w:t>45</w:t>
+              <w:t>44</w:t>
             </w:r>
           </w:p>
         </w:tc>
@@ -13642,7 +13846,7 @@
                 <w:rFonts w:ascii="標楷體" w:hAnsi="標楷體"/>
                 <w:sz w:val="22"/>
               </w:rPr>
-              <w:t>將一題由單選改為問答，原本已填的選項應被清空。</w:t>
+              <w:t>問卷已有題目後重新開啟視窗，應不再提供「套用模板」。</w:t>
             </w:r>
           </w:p>
         </w:tc>
@@ -13687,7 +13891,7 @@
                 <w:rFonts w:ascii="標楷體" w:hAnsi="標楷體"/>
                 <w:sz w:val="22"/>
               </w:rPr>
-              <w:t>46</w:t>
+              <w:t>45</w:t>
             </w:r>
           </w:p>
         </w:tc>
@@ -13704,7 +13908,7 @@
                 <w:rFonts w:ascii="標楷體" w:hAnsi="標楷體"/>
                 <w:sz w:val="22"/>
               </w:rPr>
-              <w:t>已有學員填答的問卷，卡片上的「編輯」按鈕應呈灰色不可按，滑鼠移上去應說明已有學員填答、此時僅可停用問卷。</w:t>
+              <w:t>將一題由單選改為問答，原本已填的選項應被清空。</w:t>
             </w:r>
           </w:p>
         </w:tc>
@@ -13749,7 +13953,7 @@
                 <w:rFonts w:ascii="標楷體" w:hAnsi="標楷體"/>
                 <w:sz w:val="22"/>
               </w:rPr>
-              <w:t>47</w:t>
+              <w:t>46</w:t>
             </w:r>
           </w:p>
         </w:tc>
@@ -13766,7 +13970,7 @@
                 <w:rFonts w:ascii="標楷體" w:hAnsi="標楷體"/>
                 <w:sz w:val="22"/>
               </w:rPr>
-              <w:t>將已有學員填答的問卷停用並按「更新」，學員端應不再顯示填寫入口，已填寫的內容仍保留。</w:t>
+              <w:t>已有學員填答的問卷，卡片上的「編輯」按鈕應呈灰色不可按，滑鼠移上去應說明已有學員填答、此時僅可停用問卷。</w:t>
             </w:r>
           </w:p>
         </w:tc>
@@ -13811,7 +14015,7 @@
                 <w:rFonts w:ascii="標楷體" w:hAnsi="標楷體"/>
                 <w:sz w:val="22"/>
               </w:rPr>
-              <w:t>48</w:t>
+              <w:t>47</w:t>
             </w:r>
           </w:p>
         </w:tc>
@@ -13828,7 +14032,7 @@
                 <w:rFonts w:ascii="標楷體" w:hAnsi="標楷體"/>
                 <w:sz w:val="22"/>
               </w:rPr>
-              <w:t>草稿課程的問卷應只提供刪除；已發布課程的問卷應只提供停用、不提供刪除。</w:t>
+              <w:t>將已有學員填答的問卷停用並按「更新」，學員端應不再顯示填寫入口，已填寫的內容仍保留。</w:t>
             </w:r>
           </w:p>
         </w:tc>
@@ -13873,7 +14077,7 @@
                 <w:rFonts w:ascii="標楷體" w:hAnsi="標楷體"/>
                 <w:sz w:val="22"/>
               </w:rPr>
-              <w:t>49</w:t>
+              <w:t>48</w:t>
             </w:r>
           </w:p>
         </w:tc>
@@ -13890,15 +14094,7 @@
                 <w:rFonts w:ascii="標楷體" w:hAnsi="標楷體"/>
                 <w:sz w:val="22"/>
               </w:rPr>
-              <w:t>一門沒有任何章節的課程按「儲存並發布」，視窗應列出缺章</w:t>
-            </w:r>
-            <w:r>
-              <w:rPr>
-                <w:rFonts w:ascii="標楷體" w:hAnsi="標楷體"/>
-                <w:sz w:val="22"/>
-              </w:rPr>
-              <w:lastRenderedPageBreak/>
-              <w:t>節並說明該去哪裡補，視窗只有「關閉」可按。</w:t>
+              <w:t>草稿課程的問卷應只提供刪除；已發布課程的問卷應只提供停用、不提供刪除。</w:t>
             </w:r>
           </w:p>
         </w:tc>
@@ -13943,7 +14139,7 @@
                 <w:rFonts w:ascii="標楷體" w:hAnsi="標楷體"/>
                 <w:sz w:val="22"/>
               </w:rPr>
-              <w:t>50</w:t>
+              <w:t>49</w:t>
             </w:r>
           </w:p>
         </w:tc>
@@ -13960,7 +14156,7 @@
                 <w:rFonts w:ascii="標楷體" w:hAnsi="標楷體"/>
                 <w:sz w:val="22"/>
               </w:rPr>
-              <w:t>有章節但該章節沒有任何教材或測驗時按「儲存並發布」，視窗應列出缺漏；關閉視窗後該章節應以紅框標示。</w:t>
+              <w:t>一門沒有任何章節的課程按「儲存並發布」，視窗應列出缺章節並說明該去哪裡補，視窗只有「關閉」可按。</w:t>
             </w:r>
           </w:p>
         </w:tc>
@@ -14005,7 +14201,7 @@
                 <w:rFonts w:ascii="標楷體" w:hAnsi="標楷體"/>
                 <w:sz w:val="22"/>
               </w:rPr>
-              <w:t>51</w:t>
+              <w:t>50</w:t>
             </w:r>
           </w:p>
         </w:tc>
@@ -14022,7 +14218,7 @@
                 <w:rFonts w:ascii="標楷體" w:hAnsi="標楷體"/>
                 <w:sz w:val="22"/>
               </w:rPr>
-              <w:t>未設定任何受訓對象、起訖時間未填齊時按「儲存並發布」，視窗應一併列出；關閉視窗後該兩欄以紅框標示，補填後紅框隨即消失。</w:t>
+              <w:t>有章節但該章節沒有任何教材或測驗時按「儲存並發布」，視窗應列出缺漏；關閉視窗後該章節應以紅框標示。</w:t>
             </w:r>
           </w:p>
         </w:tc>
@@ -14067,7 +14263,7 @@
                 <w:rFonts w:ascii="標楷體" w:hAnsi="標楷體"/>
                 <w:sz w:val="22"/>
               </w:rPr>
-              <w:t>52</w:t>
+              <w:t>51</w:t>
             </w:r>
           </w:p>
         </w:tc>
@@ -14084,21 +14280,7 @@
                 <w:rFonts w:ascii="標楷體" w:hAnsi="標楷體"/>
                 <w:sz w:val="22"/>
               </w:rPr>
-              <w:t>某份測驗各題配分總和不等於</w:t>
-            </w:r>
-            <w:r>
-              <w:rPr>
-                <w:rFonts w:ascii="標楷體" w:hAnsi="標楷體"/>
-                <w:sz w:val="22"/>
-              </w:rPr>
-              <w:t xml:space="preserve"> 100 </w:t>
-            </w:r>
-            <w:r>
-              <w:rPr>
-                <w:rFonts w:ascii="標楷體" w:hAnsi="標楷體"/>
-                <w:sz w:val="22"/>
-              </w:rPr>
-              <w:t>時按「儲存並發布」，視窗應列出該測驗配分不符，關閉後該測驗以紅框標示。</w:t>
+              <w:t>未設定任何受訓對象、起訖時間未填齊時按「儲存並發布」，視窗應一併列出；關閉視窗後該兩欄以紅框標示，補填後紅框隨即消失。</w:t>
             </w:r>
           </w:p>
         </w:tc>
@@ -14143,7 +14325,7 @@
                 <w:rFonts w:ascii="標楷體" w:hAnsi="標楷體"/>
                 <w:sz w:val="22"/>
               </w:rPr>
-              <w:t>53</w:t>
+              <w:t>52</w:t>
             </w:r>
           </w:p>
         </w:tc>
@@ -14160,7 +14342,21 @@
                 <w:rFonts w:ascii="標楷體" w:hAnsi="標楷體"/>
                 <w:sz w:val="22"/>
               </w:rPr>
-              <w:t>草稿課程已建立問卷但問卷沒有任何題目時按「儲存並發布」，應一併擋下；將該問卷刪除後應即可發布。</w:t>
+              <w:t>某份測驗各題配分總和不等於</w:t>
+            </w:r>
+            <w:r>
+              <w:rPr>
+                <w:rFonts w:ascii="標楷體" w:hAnsi="標楷體"/>
+                <w:sz w:val="22"/>
+              </w:rPr>
+              <w:t xml:space="preserve"> 100 </w:t>
+            </w:r>
+            <w:r>
+              <w:rPr>
+                <w:rFonts w:ascii="標楷體" w:hAnsi="標楷體"/>
+                <w:sz w:val="22"/>
+              </w:rPr>
+              <w:t>時按「儲存並發布」，視窗應列出該測驗配分不符，關閉後該測驗以紅框標示。</w:t>
             </w:r>
           </w:p>
         </w:tc>
@@ -14205,7 +14401,7 @@
                 <w:rFonts w:ascii="標楷體" w:hAnsi="標楷體"/>
                 <w:sz w:val="22"/>
               </w:rPr>
-              <w:t>54</w:t>
+              <w:t>53</w:t>
             </w:r>
           </w:p>
         </w:tc>
@@ -14222,21 +14418,7 @@
                 <w:rFonts w:ascii="標楷體" w:hAnsi="標楷體"/>
                 <w:sz w:val="22"/>
               </w:rPr>
-              <w:t>全部檢核通過後按「確認發布」，課程狀態應轉為「已發布」，並顯示依受訓對象帶入的學員人數與一組</w:t>
-            </w:r>
-            <w:r>
-              <w:rPr>
-                <w:rFonts w:ascii="標楷體" w:hAnsi="標楷體"/>
-                <w:sz w:val="22"/>
-              </w:rPr>
-              <w:t xml:space="preserve"> 8 </w:t>
-            </w:r>
-            <w:r>
-              <w:rPr>
-                <w:rFonts w:ascii="標楷體" w:hAnsi="標楷體"/>
-                <w:sz w:val="22"/>
-              </w:rPr>
-              <w:t>碼邀請碼，該批學員各收到一封通知信；課程建立者本人不應被加入。</w:t>
+              <w:t>草稿課程已建立問卷但問卷沒有任何題目時按「儲存並發布」，應一併擋下；將該問卷刪除後應即可發布。</w:t>
             </w:r>
           </w:p>
         </w:tc>
@@ -14281,7 +14463,7 @@
                 <w:rFonts w:ascii="標楷體" w:hAnsi="標楷體"/>
                 <w:sz w:val="22"/>
               </w:rPr>
-              <w:t>55</w:t>
+              <w:t>54</w:t>
             </w:r>
           </w:p>
         </w:tc>
@@ -14298,7 +14480,21 @@
                 <w:rFonts w:ascii="標楷體" w:hAnsi="標楷體"/>
                 <w:sz w:val="22"/>
               </w:rPr>
-              <w:t>發布後離開編輯頁再進入，上方顯示的邀請碼應為同一組，且畫面不提供重新產生。</w:t>
+              <w:t>全部檢核通過後按「確認發布」，課程狀態應轉為「已發布」，並顯示依受訓對象帶入的學員人數與一組</w:t>
+            </w:r>
+            <w:r>
+              <w:rPr>
+                <w:rFonts w:ascii="標楷體" w:hAnsi="標楷體"/>
+                <w:sz w:val="22"/>
+              </w:rPr>
+              <w:t xml:space="preserve"> 8 </w:t>
+            </w:r>
+            <w:r>
+              <w:rPr>
+                <w:rFonts w:ascii="標楷體" w:hAnsi="標楷體"/>
+                <w:sz w:val="22"/>
+              </w:rPr>
+              <w:t>碼邀請碼，該批學員各收到一封通知信；課程建立者本人不應被加入。</w:t>
             </w:r>
           </w:p>
         </w:tc>
@@ -14343,7 +14539,7 @@
                 <w:rFonts w:ascii="標楷體" w:hAnsi="標楷體"/>
                 <w:sz w:val="22"/>
               </w:rPr>
-              <w:t>56</w:t>
+              <w:t>55</w:t>
             </w:r>
           </w:p>
         </w:tc>
@@ -14360,7 +14556,7 @@
                 <w:rFonts w:ascii="標楷體" w:hAnsi="標楷體"/>
                 <w:sz w:val="22"/>
               </w:rPr>
-              <w:t>發布一門受訓對象沒有任何相符學員的課程，應顯示課程已發布但無學員符合受訓對象的警告，並提示可改用邀請碼。</w:t>
+              <w:t>發布後離開編輯頁再進入，上方顯示的邀請碼應為同一組，且畫面不提供重新產生。</w:t>
             </w:r>
           </w:p>
         </w:tc>
@@ -14405,7 +14601,7 @@
                 <w:rFonts w:ascii="標楷體" w:hAnsi="標楷體"/>
                 <w:sz w:val="22"/>
               </w:rPr>
-              <w:t>57</w:t>
+              <w:t>56</w:t>
             </w:r>
           </w:p>
         </w:tc>
@@ -14422,7 +14618,7 @@
                 <w:rFonts w:ascii="標楷體" w:hAnsi="標楷體"/>
                 <w:sz w:val="22"/>
               </w:rPr>
-              <w:t>已發布課程新增一個章節後按「更新」，所有已加入的學員應收到通知信；按「更新」之前不應有人收到信。</w:t>
+              <w:t>發布一門受訓對象沒有任何相符學員的課程，應顯示課程已發布但無學員符合受訓對象的警告，並提示可改用邀請碼。</w:t>
             </w:r>
           </w:p>
         </w:tc>
@@ -14467,7 +14663,7 @@
                 <w:rFonts w:ascii="標楷體" w:hAnsi="標楷體"/>
                 <w:sz w:val="22"/>
               </w:rPr>
-              <w:t>58</w:t>
+              <w:t>57</w:t>
             </w:r>
           </w:p>
         </w:tc>
@@ -14484,7 +14680,7 @@
                 <w:rFonts w:ascii="標楷體" w:hAnsi="標楷體"/>
                 <w:sz w:val="22"/>
               </w:rPr>
-              <w:t>已發布課程新增一份教材後按「更新」，已完課學員的完課狀態應回退為「進行中」，其已填寫的課後問卷不需重填；按「更新」之前完課狀態不應變動。</w:t>
+              <w:t>已發布課程新增一個章節，並於該章節新增一份教材（填說明文字後按「儲存」）後按「更新」，所有已加入的學員應收到通知信；按「更新」之前不應有人收到信。</w:t>
             </w:r>
           </w:p>
         </w:tc>
@@ -14529,7 +14725,7 @@
                 <w:rFonts w:ascii="標楷體" w:hAnsi="標楷體"/>
                 <w:sz w:val="22"/>
               </w:rPr>
-              <w:t>58-1</w:t>
+              <w:t>58</w:t>
             </w:r>
           </w:p>
         </w:tc>
@@ -14546,7 +14742,15 @@
                 <w:rFonts w:ascii="標楷體" w:hAnsi="標楷體"/>
                 <w:sz w:val="22"/>
               </w:rPr>
-              <w:t>已發布課程新增一個章節後不按「更新」，以已加入的學員登入應看不到這個新章節，教師端則看得到，底部左側以警示色提示有尚未更新的變更。</w:t>
+              <w:t>已發布課程新增一份教材後按「更新」，已完課學員的完課狀態應回退為「進行中」，其已填寫的課後問卷不需重填；按</w:t>
+            </w:r>
+            <w:r>
+              <w:rPr>
+                <w:rFonts w:ascii="標楷體" w:hAnsi="標楷體"/>
+                <w:sz w:val="22"/>
+              </w:rPr>
+              <w:lastRenderedPageBreak/>
+              <w:t>「更新」之前完課狀態不應變動。</w:t>
             </w:r>
           </w:p>
         </w:tc>
@@ -14591,7 +14795,7 @@
                 <w:rFonts w:ascii="標楷體" w:hAnsi="標楷體"/>
                 <w:sz w:val="22"/>
               </w:rPr>
-              <w:t>58-2</w:t>
+              <w:t>58-1</w:t>
             </w:r>
           </w:p>
         </w:tc>
@@ -14608,7 +14812,7 @@
                 <w:rFonts w:ascii="標楷體" w:hAnsi="標楷體"/>
                 <w:sz w:val="22"/>
               </w:rPr>
-              <w:t>承上，按「更新」應先跳出「更新課程內容」確認視窗；按「確認更新」後顯示「課程內容已更新，學員已可看到」並回到課程列表，學員端隨即看到該章節。</w:t>
+              <w:t>已發布課程新增一個章節，並於該章節新增一份教材（填說明文字後按「儲存」），不按「更新」，以已加入的學員登入應看不到這個新章節，教師端則看得到，底部左側以警示色提示有尚未更新的變更。</w:t>
             </w:r>
           </w:p>
         </w:tc>
@@ -14653,7 +14857,7 @@
                 <w:rFonts w:ascii="標楷體" w:hAnsi="標楷體"/>
                 <w:sz w:val="22"/>
               </w:rPr>
-              <w:t>58-3</w:t>
+              <w:t>58-2</w:t>
             </w:r>
           </w:p>
         </w:tc>
@@ -14670,14 +14874,7 @@
                 <w:rFonts w:ascii="標楷體" w:hAnsi="標楷體"/>
                 <w:sz w:val="22"/>
               </w:rPr>
-              <w:t>已發布課程把某章節的項目全部刪除後按「更新」，應跳出</w:t>
-            </w:r>
-            <w:r>
-              <w:rPr>
-                <w:rFonts w:ascii="標楷體" w:hAnsi="標楷體"/>
-                <w:sz w:val="22"/>
-              </w:rPr>
-              <w:t>「更新未生效」視窗列出該章節沒有內容，關閉後該章節以紅框標示；此時以學員登入，原本的項目應都還在。</w:t>
+              <w:t>承上，按「更新」應先跳出「更新課程內容」確認視窗；按「確認更新」後顯示「課程內容已更新，學員已可看到」並回到課程列表，學員端隨即看到該章節。</w:t>
             </w:r>
           </w:p>
         </w:tc>
@@ -14722,7 +14919,7 @@
                 <w:rFonts w:ascii="標楷體" w:hAnsi="標楷體"/>
                 <w:sz w:val="22"/>
               </w:rPr>
-              <w:t>58-4</w:t>
+              <w:t>58-3</w:t>
             </w:r>
           </w:p>
         </w:tc>
@@ -14739,7 +14936,7 @@
                 <w:rFonts w:ascii="標楷體" w:hAnsi="標楷體"/>
                 <w:sz w:val="22"/>
               </w:rPr>
-              <w:t>承上，把項目補回去後再按一次「更新」，應更新成功並回到課程列表。</w:t>
+              <w:t>已發布課程把某章節的項目全部刪除後按「更新」，應跳出「更新未生效」視窗列出該章節沒有內容，關閉後該章節以紅框標示；此時以學員登入，原本的項目應都還在。</w:t>
             </w:r>
           </w:p>
         </w:tc>
@@ -14784,7 +14981,7 @@
                 <w:rFonts w:ascii="標楷體" w:hAnsi="標楷體"/>
                 <w:sz w:val="22"/>
               </w:rPr>
-              <w:t>58-5</w:t>
+              <w:t>58-4</w:t>
             </w:r>
           </w:p>
         </w:tc>
@@ -14801,15 +14998,7 @@
                 <w:rFonts w:ascii="標楷體" w:hAnsi="標楷體"/>
                 <w:sz w:val="22"/>
               </w:rPr>
-              <w:t>已發布課程新增一個章節後按底部「取消」，應跳出「放棄本</w:t>
-            </w:r>
-            <w:r>
-              <w:rPr>
-                <w:rFonts w:ascii="標楷體" w:hAnsi="標楷體"/>
-                <w:sz w:val="22"/>
-              </w:rPr>
-              <w:lastRenderedPageBreak/>
-              <w:t>次的編輯」；按「繼續編輯」應留在編輯頁且章節仍在，再按「取消」並按「放棄並離開」應回到課程列表，重新進入時該章節已不在，學員端維持原狀。</w:t>
+              <w:t>承上，把項目補回去後再按一次「更新」，應更新成功並回到課程列表。</w:t>
             </w:r>
           </w:p>
         </w:tc>
@@ -14854,7 +15043,7 @@
                 <w:rFonts w:ascii="標楷體" w:hAnsi="標楷體"/>
                 <w:sz w:val="22"/>
               </w:rPr>
-              <w:t>58-6</w:t>
+              <w:t>58-5</w:t>
             </w:r>
           </w:p>
         </w:tc>
@@ -14871,7 +15060,7 @@
                 <w:rFonts w:ascii="標楷體" w:hAnsi="標楷體"/>
                 <w:sz w:val="22"/>
               </w:rPr>
-              <w:t>已發布課程新增一個章節後不按「更新」，直接點側邊選單其他項目，應跳出「離開將放棄本次的編輯」；按「繼續編輯」應留在編輯頁，按「放棄並離開」後重新進入該課程，該章節已不在。</w:t>
+              <w:t>已發布課程新增一個章節後按底部「取消」，應跳出「放棄本次的編輯」；按「繼續編輯」應留在編輯頁且章節仍在，再按「取消」並按「放棄並離開」應回到課程列表，重新進入時該章節已不在，學員端維持原狀。</w:t>
             </w:r>
           </w:p>
         </w:tc>
@@ -14916,7 +15105,7 @@
                 <w:rFonts w:ascii="標楷體" w:hAnsi="標楷體"/>
                 <w:sz w:val="22"/>
               </w:rPr>
-              <w:t>58-7</w:t>
+              <w:t>58-6</w:t>
             </w:r>
           </w:p>
         </w:tc>
@@ -14933,7 +15122,7 @@
                 <w:rFonts w:ascii="標楷體" w:hAnsi="標楷體"/>
                 <w:sz w:val="22"/>
               </w:rPr>
-              <w:t>已發布課程新增一個章節後直接關閉瀏覽器分頁，重新登入並進入該課程編輯頁，該章節應已不在，學員端維持原狀。</w:t>
+              <w:t>已發布課程新增一個章節後不按「更新」，直接點側邊選單其他項目，應跳出「離開將放棄本次的編輯」；按「繼續編輯」應留在編輯頁，按「放棄並離開」後重新進入該課程，該章節已不在。</w:t>
             </w:r>
           </w:p>
         </w:tc>
@@ -14978,7 +15167,7 @@
                 <w:rFonts w:ascii="標楷體" w:hAnsi="標楷體"/>
                 <w:sz w:val="22"/>
               </w:rPr>
-              <w:t>58-8</w:t>
+              <w:t>58-7</w:t>
             </w:r>
           </w:p>
         </w:tc>
@@ -14995,7 +15184,7 @@
                 <w:rFonts w:ascii="標楷體" w:hAnsi="標楷體"/>
                 <w:sz w:val="22"/>
               </w:rPr>
-              <w:t>已發布課程只改課程名稱、不按「更新」即按「取消」，應不跳確認直接回到課程列表；重新進入時課程名稱仍為原名稱。</w:t>
+              <w:t>已發布課程新增一個章節後直接關閉瀏覽器分頁，重新登入並進入該課程編輯頁，該章節應已不在，學員端維持原狀。</w:t>
             </w:r>
           </w:p>
         </w:tc>
@@ -15040,7 +15229,7 @@
                 <w:rFonts w:ascii="標楷體" w:hAnsi="標楷體"/>
                 <w:sz w:val="22"/>
               </w:rPr>
-              <w:t>58-9</w:t>
+              <w:t>58-8</w:t>
             </w:r>
           </w:p>
         </w:tc>
@@ -15057,7 +15246,7 @@
                 <w:rFonts w:ascii="標楷體" w:hAnsi="標楷體"/>
                 <w:sz w:val="22"/>
               </w:rPr>
-              <w:t>於尚無人填答問卷之課程修改一題問卷題目並新增一個章節（皆不按「更新」），接著由學員送出該問卷，教師再按「更新」應跳出「課後問卷已有學員填答，本次更新未生效」，學員端內容不變。</w:t>
+              <w:t>已發布課程只改課程名稱、不按「更新」即按「取消」，應不跳確認直接回到課程列表；重新進入時課程名稱仍為原名稱。</w:t>
             </w:r>
           </w:p>
         </w:tc>
@@ -15102,7 +15291,7 @@
                 <w:rFonts w:ascii="標楷體" w:hAnsi="標楷體"/>
                 <w:sz w:val="22"/>
               </w:rPr>
-              <w:t>58-10</w:t>
+              <w:t>58-9</w:t>
             </w:r>
           </w:p>
         </w:tc>
@@ -15119,7 +15308,7 @@
                 <w:rFonts w:ascii="標楷體" w:hAnsi="標楷體"/>
                 <w:sz w:val="22"/>
               </w:rPr>
-              <w:t>承上，按「放棄問卷的編輯」應顯示「已放棄課後問卷的編輯，其餘編輯仍保留」，問卷題目回到修改前、新增的章節仍在；再按「更新」應更新成功，學員端看到新章節。</w:t>
+              <w:t>於尚無人填答問卷之課程修改一題問卷題目，並新增一個章節、於該章節新增一份教材（填說明文字後按「儲存」）（皆不按「更新」），接著由學員送出該問卷，教師再按「更新」應跳出「課後問卷已有學員填答，本次更新未生效」，學員端內容不變。</w:t>
             </w:r>
           </w:p>
         </w:tc>
@@ -15164,7 +15353,7 @@
                 <w:rFonts w:ascii="標楷體" w:hAnsi="標楷體"/>
                 <w:sz w:val="22"/>
               </w:rPr>
-              <w:t>58-11</w:t>
+              <w:t>58-10</w:t>
             </w:r>
           </w:p>
         </w:tc>
@@ -15181,7 +15370,14 @@
                 <w:rFonts w:ascii="標楷體" w:hAnsi="標楷體"/>
                 <w:sz w:val="22"/>
               </w:rPr>
-              <w:t>於分頁一開啟一門已發布課程並新增一個章節（不按「更新」），再於分頁二開啟同一門課程的編輯頁，分頁二應看不到該章節。</w:t>
+              <w:t>承上，按「放棄問卷的編輯」應顯示「已放棄課後問卷的編輯，其餘編輯仍保留」，問卷題目回到修改前、新增的章節仍在；再按「更新」應更新成功</w:t>
+            </w:r>
+            <w:r>
+              <w:rPr>
+                <w:rFonts w:ascii="標楷體" w:hAnsi="標楷體"/>
+                <w:sz w:val="22"/>
+              </w:rPr>
+              <w:t>，學員端看到新章節。</w:t>
             </w:r>
           </w:p>
         </w:tc>
@@ -15226,7 +15422,7 @@
                 <w:rFonts w:ascii="標楷體" w:hAnsi="標楷體"/>
                 <w:sz w:val="22"/>
               </w:rPr>
-              <w:t>59</w:t>
+              <w:t>58-11</w:t>
             </w:r>
           </w:p>
         </w:tc>
@@ -15243,7 +15439,7 @@
                 <w:rFonts w:ascii="標楷體" w:hAnsi="標楷體"/>
                 <w:sz w:val="22"/>
               </w:rPr>
-              <w:t>「邀請學員」按鈕應僅於課程已發布且仍在閱課期間內時顯示於標題列右上，草稿、已關閉與閱課期間已過之課程皆不顯示。</w:t>
+              <w:t>於分頁一開啟一門已發布課程並新增一個章節（不按「更新」），再於分頁二開啟同一門課程的編輯頁，分頁二應看不到該章節。</w:t>
             </w:r>
           </w:p>
         </w:tc>
@@ -15288,7 +15484,8 @@
                 <w:rFonts w:ascii="標楷體" w:hAnsi="標楷體"/>
                 <w:sz w:val="22"/>
               </w:rPr>
-              <w:t>60</w:t>
+              <w:lastRenderedPageBreak/>
+              <w:t>59</w:t>
             </w:r>
           </w:p>
         </w:tc>
@@ -15305,35 +15502,7 @@
                 <w:rFonts w:ascii="標楷體" w:hAnsi="標楷體"/>
                 <w:sz w:val="22"/>
               </w:rPr>
-              <w:t>於「</w:t>
-            </w:r>
-            <w:r>
-              <w:rPr>
-                <w:rFonts w:ascii="標楷體" w:hAnsi="標楷體"/>
-                <w:sz w:val="22"/>
-              </w:rPr>
-              <w:t xml:space="preserve">Email </w:t>
-            </w:r>
-            <w:r>
-              <w:rPr>
-                <w:rFonts w:ascii="標楷體" w:hAnsi="標楷體"/>
-                <w:sz w:val="22"/>
-              </w:rPr>
-              <w:t>邀請（補件）」輸入一組全為既有帳號的名單，按「下一步」顯示預覽後按「確認寄出」，各收件人應收到邀請信，且立即出現在</w:t>
-            </w:r>
-            <w:r>
-              <w:rPr>
-                <w:rFonts w:ascii="標楷體" w:hAnsi="標楷體"/>
-                <w:sz w:val="22"/>
-              </w:rPr>
-              <w:t xml:space="preserve"> ET02 </w:t>
-            </w:r>
-            <w:r>
-              <w:rPr>
-                <w:rFonts w:ascii="標楷體" w:hAnsi="標楷體"/>
-                <w:sz w:val="22"/>
-              </w:rPr>
-              <w:t>學員學習表現的清單中（不需要他們做任何事）。</w:t>
+              <w:t>「邀請學員」按鈕應僅於課程已發布且仍在閱課期間內時顯示於標題列右上，草稿、已關閉與閱課期間已過之課程皆不顯示。</w:t>
             </w:r>
           </w:p>
         </w:tc>
@@ -15378,7 +15547,7 @@
                 <w:rFonts w:ascii="標楷體" w:hAnsi="標楷體"/>
                 <w:sz w:val="22"/>
               </w:rPr>
-              <w:t>61</w:t>
+              <w:t>60</w:t>
             </w:r>
           </w:p>
         </w:tc>
@@ -15395,21 +15564,35 @@
                 <w:rFonts w:ascii="標楷體" w:hAnsi="標楷體"/>
                 <w:sz w:val="22"/>
               </w:rPr>
-              <w:t>名單中含尚未建立帳號的</w:t>
-            </w:r>
-            <w:r>
-              <w:rPr>
-                <w:rFonts w:ascii="標楷體" w:hAnsi="標楷體"/>
-                <w:sz w:val="22"/>
-              </w:rPr>
-              <w:t xml:space="preserve"> Email </w:t>
-            </w:r>
-            <w:r>
-              <w:rPr>
-                <w:rFonts w:ascii="標楷體" w:hAnsi="標楷體"/>
-                <w:sz w:val="22"/>
-              </w:rPr>
-              <w:t>時，應整批不寄出任何一封，並列出是哪幾筆查無帳號。</w:t>
+              <w:t>於「</w:t>
+            </w:r>
+            <w:r>
+              <w:rPr>
+                <w:rFonts w:ascii="標楷體" w:hAnsi="標楷體"/>
+                <w:sz w:val="22"/>
+              </w:rPr>
+              <w:t xml:space="preserve">Email </w:t>
+            </w:r>
+            <w:r>
+              <w:rPr>
+                <w:rFonts w:ascii="標楷體" w:hAnsi="標楷體"/>
+                <w:sz w:val="22"/>
+              </w:rPr>
+              <w:t>邀請（補件）」輸入一組全為既有帳號的名單，按「下一步」顯示預覽後按「確認寄出」，各收件人應收到邀請信，且立即出現在</w:t>
+            </w:r>
+            <w:r>
+              <w:rPr>
+                <w:rFonts w:ascii="標楷體" w:hAnsi="標楷體"/>
+                <w:sz w:val="22"/>
+              </w:rPr>
+              <w:t xml:space="preserve"> ET02 </w:t>
+            </w:r>
+            <w:r>
+              <w:rPr>
+                <w:rFonts w:ascii="標楷體" w:hAnsi="標楷體"/>
+                <w:sz w:val="22"/>
+              </w:rPr>
+              <w:t>學員學習表現的清單中（不需要他們做任何事）。</w:t>
             </w:r>
           </w:p>
         </w:tc>
@@ -15454,7 +15637,7 @@
                 <w:rFonts w:ascii="標楷體" w:hAnsi="標楷體"/>
                 <w:sz w:val="22"/>
               </w:rPr>
-              <w:t>62</w:t>
+              <w:t>61</w:t>
             </w:r>
           </w:p>
         </w:tc>
@@ -15471,7 +15654,21 @@
                 <w:rFonts w:ascii="標楷體" w:hAnsi="標楷體"/>
                 <w:sz w:val="22"/>
               </w:rPr>
-              <w:t>名單中含已停用的帳號時，應整批不寄出任何一封，並列出是哪幾個帳號已停用。</w:t>
+              <w:t>名單中含尚未建立帳號的</w:t>
+            </w:r>
+            <w:r>
+              <w:rPr>
+                <w:rFonts w:ascii="標楷體" w:hAnsi="標楷體"/>
+                <w:sz w:val="22"/>
+              </w:rPr>
+              <w:t xml:space="preserve"> Email </w:t>
+            </w:r>
+            <w:r>
+              <w:rPr>
+                <w:rFonts w:ascii="標楷體" w:hAnsi="標楷體"/>
+                <w:sz w:val="22"/>
+              </w:rPr>
+              <w:t>時，應整批不寄出任何一封，並列出是哪幾筆查無帳號。</w:t>
             </w:r>
           </w:p>
         </w:tc>
@@ -15516,7 +15713,7 @@
                 <w:rFonts w:ascii="標楷體" w:hAnsi="標楷體"/>
                 <w:sz w:val="22"/>
               </w:rPr>
-              <w:t>63</w:t>
+              <w:t>62</w:t>
             </w:r>
           </w:p>
         </w:tc>
@@ -15533,14 +15730,7 @@
                 <w:rFonts w:ascii="標楷體" w:hAnsi="標楷體"/>
                 <w:sz w:val="22"/>
               </w:rPr>
-              <w:t>邀</w:t>
-            </w:r>
-            <w:r>
-              <w:rPr>
-                <w:rFonts w:ascii="標楷體" w:hAnsi="標楷體"/>
-                <w:sz w:val="22"/>
-              </w:rPr>
-              <w:t>請信預覽的主旨與內文應不可編輯，且不含任何一位收件人的稱謂（以佔位字樣呈現）；信中連結應為課程學習頁。</w:t>
+              <w:t>名單中含已停用的帳號時，應整批不寄出任何一封，並列出是哪幾個帳號已停用。</w:t>
             </w:r>
           </w:p>
         </w:tc>
@@ -15585,7 +15775,7 @@
                 <w:rFonts w:ascii="標楷體" w:hAnsi="標楷體"/>
                 <w:sz w:val="22"/>
               </w:rPr>
-              <w:t>64</w:t>
+              <w:t>63</w:t>
             </w:r>
           </w:p>
         </w:tc>
@@ -15602,21 +15792,7 @@
                 <w:rFonts w:ascii="標楷體" w:hAnsi="標楷體"/>
                 <w:sz w:val="22"/>
               </w:rPr>
-              <w:t>邀請錯人時，於</w:t>
-            </w:r>
-            <w:r>
-              <w:rPr>
-                <w:rFonts w:ascii="標楷體" w:hAnsi="標楷體"/>
-                <w:sz w:val="22"/>
-              </w:rPr>
-              <w:t xml:space="preserve"> ET02 </w:t>
-            </w:r>
-            <w:r>
-              <w:rPr>
-                <w:rFonts w:ascii="標楷體" w:hAnsi="標楷體"/>
-                <w:sz w:val="22"/>
-              </w:rPr>
-              <w:t>學員學習表現對該員按「移除」應可將其移出課程（已無「撤回邀請」）。</w:t>
+              <w:t>邀請信預覽的主旨與內文應不可編輯，且不含任何一位收件人的稱謂（以佔位字樣呈現）；信中連結應為課程學習頁。</w:t>
             </w:r>
           </w:p>
         </w:tc>
@@ -15661,8 +15837,7 @@
                 <w:rFonts w:ascii="標楷體" w:hAnsi="標楷體"/>
                 <w:sz w:val="22"/>
               </w:rPr>
-              <w:lastRenderedPageBreak/>
-              <w:t>65</w:t>
+              <w:t>64</w:t>
             </w:r>
           </w:p>
         </w:tc>
@@ -15679,21 +15854,21 @@
                 <w:rFonts w:ascii="標楷體" w:hAnsi="標楷體"/>
                 <w:sz w:val="22"/>
               </w:rPr>
-              <w:t>於「邀請碼」分頁取得邀請碼，學員於「我的課程</w:t>
-            </w:r>
-            <w:r>
-              <w:rPr>
-                <w:rFonts w:ascii="標楷體" w:hAnsi="標楷體"/>
-                <w:sz w:val="22"/>
-              </w:rPr>
-              <w:t xml:space="preserve"> → </w:t>
-            </w:r>
-            <w:r>
-              <w:rPr>
-                <w:rFonts w:ascii="標楷體" w:hAnsi="標楷體"/>
-                <w:sz w:val="22"/>
-              </w:rPr>
-              <w:t>加入新課程」輸入該碼應可加入本課程。</w:t>
+              <w:t>邀請錯人時，於</w:t>
+            </w:r>
+            <w:r>
+              <w:rPr>
+                <w:rFonts w:ascii="標楷體" w:hAnsi="標楷體"/>
+                <w:sz w:val="22"/>
+              </w:rPr>
+              <w:t xml:space="preserve"> ET02 </w:t>
+            </w:r>
+            <w:r>
+              <w:rPr>
+                <w:rFonts w:ascii="標楷體" w:hAnsi="標楷體"/>
+                <w:sz w:val="22"/>
+              </w:rPr>
+              <w:t>學員學習表現對該員按「移除」應可將其移出課程（已無「撤回邀請」）。</w:t>
             </w:r>
           </w:p>
         </w:tc>
@@ -15738,7 +15913,7 @@
                 <w:rFonts w:ascii="標楷體" w:hAnsi="標楷體"/>
                 <w:sz w:val="22"/>
               </w:rPr>
-              <w:t>66</w:t>
+              <w:t>65</w:t>
             </w:r>
           </w:p>
         </w:tc>
@@ -15755,7 +15930,21 @@
                 <w:rFonts w:ascii="標楷體" w:hAnsi="標楷體"/>
                 <w:sz w:val="22"/>
               </w:rPr>
-              <w:t>按標題列右上「關閉課程」並於視窗按「確認關閉」，課程狀態應立即轉為「已關閉」。</w:t>
+              <w:t>於「邀請碼」分頁取得邀請碼，學員丙於「我的課程</w:t>
+            </w:r>
+            <w:r>
+              <w:rPr>
+                <w:rFonts w:ascii="標楷體" w:hAnsi="標楷體"/>
+                <w:sz w:val="22"/>
+              </w:rPr>
+              <w:t xml:space="preserve"> → </w:t>
+            </w:r>
+            <w:r>
+              <w:rPr>
+                <w:rFonts w:ascii="標楷體" w:hAnsi="標楷體"/>
+                <w:sz w:val="22"/>
+              </w:rPr>
+              <w:t>加入新課程」輸入該碼應可加入本課程。</w:t>
             </w:r>
           </w:p>
         </w:tc>
@@ -15800,7 +15989,7 @@
                 <w:rFonts w:ascii="標楷體" w:hAnsi="標楷體"/>
                 <w:sz w:val="22"/>
               </w:rPr>
-              <w:t>67</w:t>
+              <w:t>66</w:t>
             </w:r>
           </w:p>
         </w:tc>
@@ -15817,7 +16006,7 @@
                 <w:rFonts w:ascii="標楷體" w:hAnsi="標楷體"/>
                 <w:sz w:val="22"/>
               </w:rPr>
-              <w:t>課程關閉後，學員於「我的課程」仍應看得到該課程並標示已關閉，且可唯讀回看已學過的內容與成績。</w:t>
+              <w:t>按標題列右上「關閉課程」並於視窗按「確認關閉」，課程狀態應立即轉為「已關閉」。</w:t>
             </w:r>
           </w:p>
         </w:tc>
@@ -15862,7 +16051,7 @@
                 <w:rFonts w:ascii="標楷體" w:hAnsi="標楷體"/>
                 <w:sz w:val="22"/>
               </w:rPr>
-              <w:t>68</w:t>
+              <w:t>67</w:t>
             </w:r>
           </w:p>
         </w:tc>
@@ -15879,7 +16068,7 @@
                 <w:rFonts w:ascii="標楷體" w:hAnsi="標楷體"/>
                 <w:sz w:val="22"/>
               </w:rPr>
-              <w:t>課程關閉後，學員應不能累積新進度、不能開始新的測驗作答、不能解鎖新章節、不能填寫課後問卷。</w:t>
+              <w:t>課程關閉後，學員於「我的課程」仍應看得到該課程並標示已關閉，且可唯讀回看已學過的內容與成績。</w:t>
             </w:r>
           </w:p>
         </w:tc>
@@ -15924,7 +16113,7 @@
                 <w:rFonts w:ascii="標楷體" w:hAnsi="標楷體"/>
                 <w:sz w:val="22"/>
               </w:rPr>
-              <w:t>69</w:t>
+              <w:t>68</w:t>
             </w:r>
           </w:p>
         </w:tc>
@@ -15941,7 +16130,7 @@
                 <w:rFonts w:ascii="標楷體" w:hAnsi="標楷體"/>
                 <w:sz w:val="22"/>
               </w:rPr>
-              <w:t>於學員作答中關閉課程，該次作答應仍可完成並計分；交卷後不能再開始新的作答。</w:t>
+              <w:t>課程關閉後，學員應不能累積新進度、不能開始新的測驗作答、不能解鎖新章節、不能填寫課後問卷。</w:t>
             </w:r>
           </w:p>
         </w:tc>
@@ -15986,7 +16175,7 @@
                 <w:rFonts w:ascii="標楷體" w:hAnsi="標楷體"/>
                 <w:sz w:val="22"/>
               </w:rPr>
-              <w:t>70</w:t>
+              <w:t>69</w:t>
             </w:r>
           </w:p>
         </w:tc>
@@ -16003,21 +16192,7 @@
                 <w:rFonts w:ascii="標楷體" w:hAnsi="標楷體"/>
                 <w:sz w:val="22"/>
               </w:rPr>
-              <w:t>課程關閉期間教師仍應可編輯課程內容，但「邀請學員」按鈕不顯示，且</w:t>
-            </w:r>
-            <w:r>
-              <w:rPr>
-                <w:rFonts w:ascii="標楷體" w:hAnsi="標楷體"/>
-                <w:sz w:val="22"/>
-              </w:rPr>
-              <w:t xml:space="preserve"> ET02 </w:t>
-            </w:r>
-            <w:r>
-              <w:rPr>
-                <w:rFonts w:ascii="標楷體" w:hAnsi="標楷體"/>
-                <w:sz w:val="22"/>
-              </w:rPr>
-              <w:t>不可重置重考次數。</w:t>
+              <w:t>於學員作答中關閉課程，該次作答應仍可完成並計分；交卷後不能再開始新的作答。</w:t>
             </w:r>
           </w:p>
         </w:tc>
@@ -16062,7 +16237,7 @@
                 <w:rFonts w:ascii="標楷體" w:hAnsi="標楷體"/>
                 <w:sz w:val="22"/>
               </w:rPr>
-              <w:t>70-1</w:t>
+              <w:t>70</w:t>
             </w:r>
           </w:p>
         </w:tc>
@@ -16079,7 +16254,21 @@
                 <w:rFonts w:ascii="標楷體" w:hAnsi="標楷體"/>
                 <w:sz w:val="22"/>
               </w:rPr>
-              <w:t>於提前關閉之課程刪光某章節的項目後按「保留編輯」，應不跑檢核、顯示「編輯已保留，學員看到的仍是關閉前的內容」並回到課程列表；重新進入該課程，剛才的編輯應仍在，學員回看的仍是關閉前的內容。</w:t>
+              <w:t>課程關閉期間教師仍應可編輯課程內容，但「邀請學員」按鈕不顯示，且</w:t>
+            </w:r>
+            <w:r>
+              <w:rPr>
+                <w:rFonts w:ascii="標楷體" w:hAnsi="標楷體"/>
+                <w:sz w:val="22"/>
+              </w:rPr>
+              <w:t xml:space="preserve"> ET02 </w:t>
+            </w:r>
+            <w:r>
+              <w:rPr>
+                <w:rFonts w:ascii="標楷體" w:hAnsi="標楷體"/>
+                <w:sz w:val="22"/>
+              </w:rPr>
+              <w:t>不可重置重考次數、不可移除學員。</w:t>
             </w:r>
           </w:p>
         </w:tc>
@@ -16124,7 +16313,7 @@
                 <w:rFonts w:ascii="標楷體" w:hAnsi="標楷體"/>
                 <w:sz w:val="22"/>
               </w:rPr>
-              <w:t>70-2</w:t>
+              <w:t>70-1</w:t>
             </w:r>
           </w:p>
         </w:tc>
@@ -16141,7 +16330,7 @@
                 <w:rFonts w:ascii="標楷體" w:hAnsi="標楷體"/>
                 <w:sz w:val="22"/>
               </w:rPr>
-              <w:t>承上，按「取消」應跳出「放棄本次的編輯」並提示可改按「保留編輯」；按「放棄並離開」後重新進入，先前保留的編輯應全部不在。</w:t>
+              <w:t>於提前關閉之課程刪光某章節的項目後按「保留編輯」，應不跑檢核、顯示「編輯已保留，學員看到的仍是關閉前的內容」並回到課程列表；重新進入該課程，剛才的編輯應仍在，學員回看的仍是關閉前的內容。</w:t>
             </w:r>
           </w:p>
         </w:tc>
@@ -16186,7 +16375,7 @@
                 <w:rFonts w:ascii="標楷體" w:hAnsi="標楷體"/>
                 <w:sz w:val="22"/>
               </w:rPr>
-              <w:t>70-3</w:t>
+              <w:t>70-2</w:t>
             </w:r>
           </w:p>
         </w:tc>
@@ -16203,7 +16392,7 @@
                 <w:rFonts w:ascii="標楷體" w:hAnsi="標楷體"/>
                 <w:sz w:val="22"/>
               </w:rPr>
-              <w:t>於提前關閉之課程新增一個章節後不按任何按鈕，直接點側邊選單其他項目，應跳出「離開將放棄本次的編輯」並提示可先按「保留編輯」；按「放棄並離開」後重新進入，該章節應已不在。</w:t>
+              <w:t>承上，按「取消」應跳出「放棄本次的編輯」並提示可改按「保留編輯」；按「放棄並離開」後重新進入，先前保留的編輯應全部不在。</w:t>
             </w:r>
           </w:p>
         </w:tc>
@@ -16248,7 +16437,7 @@
                 <w:rFonts w:ascii="標楷體" w:hAnsi="標楷體"/>
                 <w:sz w:val="22"/>
               </w:rPr>
-              <w:t>70-4</w:t>
+              <w:t>70-3</w:t>
             </w:r>
           </w:p>
         </w:tc>
@@ -16265,14 +16454,22 @@
                 <w:rFonts w:ascii="標楷體" w:hAnsi="標楷體"/>
                 <w:sz w:val="22"/>
               </w:rPr>
-              <w:t>於提前關閉之課程新增一個章節後按「保留編輯」，重新進入該課程再新增一個章節，接著點側邊選單其他項目，應跳出「離開後編輯仍會保留」，按鈕為「繼續編輯」與「離開」（不是「放棄並離開」</w:t>
-            </w:r>
-            <w:r>
-              <w:rPr>
-                <w:rFonts w:ascii="標楷體" w:hAnsi="標楷體"/>
-                <w:sz w:val="22"/>
-              </w:rPr>
-              <w:t>）；按「離開」後重新進入，兩個章節應都還在。</w:t>
+              <w:t>於提前關閉之課程新增一個章節後不按任何按鈕，直接點側邊</w:t>
+            </w:r>
+            <w:r>
+              <w:rPr>
+                <w:rFonts w:ascii="標楷體" w:hAnsi="標楷體"/>
+                <w:sz w:val="22"/>
+              </w:rPr>
+              <w:lastRenderedPageBreak/>
+              <w:t>選單其他項目，應跳出「離開將放棄本次的編輯」並提示可先按「保留編輯」；按「放棄並離開」後重新進入，該章節應</w:t>
+            </w:r>
+            <w:r>
+              <w:rPr>
+                <w:rFonts w:ascii="標楷體" w:hAnsi="標楷體"/>
+                <w:sz w:val="22"/>
+              </w:rPr>
+              <w:t>已不在。</w:t>
             </w:r>
           </w:p>
         </w:tc>
@@ -16317,7 +16514,7 @@
                 <w:rFonts w:ascii="標楷體" w:hAnsi="標楷體"/>
                 <w:sz w:val="22"/>
               </w:rPr>
-              <w:t>70-5</w:t>
+              <w:t>70-4</w:t>
             </w:r>
           </w:p>
         </w:tc>
@@ -16334,7 +16531,7 @@
                 <w:rFonts w:ascii="標楷體" w:hAnsi="標楷體"/>
                 <w:sz w:val="22"/>
               </w:rPr>
-              <w:t>承上，直接關閉瀏覽器分頁，重新登入並進入該課程編輯頁，兩個章節應仍在（按過「保留編輯」的編輯不會被丟棄）；按「取消」並確認放棄後，兩個章節才不在。</w:t>
+              <w:t>於提前關閉之課程新增一個章節後按「保留編輯」，重新進入該課程再新增一個章節，接著點側邊選單其他項目，應跳出「離開後編輯仍會保留」，按鈕為「繼續編輯」與「離開」（不是「放棄並離開」）；按「離開」後重新進入，兩個章節應都還在。</w:t>
             </w:r>
           </w:p>
         </w:tc>
@@ -16379,7 +16576,7 @@
                 <w:rFonts w:ascii="標楷體" w:hAnsi="標楷體"/>
                 <w:sz w:val="22"/>
               </w:rPr>
-              <w:t>71</w:t>
+              <w:t>70-5</w:t>
             </w:r>
           </w:p>
         </w:tc>
@@ -16396,7 +16593,7 @@
                 <w:rFonts w:ascii="標楷體" w:hAnsi="標楷體"/>
                 <w:sz w:val="22"/>
               </w:rPr>
-              <w:t>課程關閉期間學員於「加入新課程」輸入該課程的邀請碼，應被擋下。</w:t>
+              <w:t>承上，直接關閉瀏覽器分頁，重新登入並進入該課程編輯頁，兩個章節應仍在（按過「保留編輯」的編輯不會被丟棄）；按「取消」並確認放棄後，兩個章節才不在。</w:t>
             </w:r>
           </w:p>
         </w:tc>
@@ -16441,7 +16638,7 @@
                 <w:rFonts w:ascii="標楷體" w:hAnsi="標楷體"/>
                 <w:sz w:val="22"/>
               </w:rPr>
-              <w:t>72</w:t>
+              <w:t>71</w:t>
             </w:r>
           </w:p>
         </w:tc>
@@ -16458,7 +16655,7 @@
                 <w:rFonts w:ascii="標楷體" w:hAnsi="標楷體"/>
                 <w:sz w:val="22"/>
               </w:rPr>
-              <w:t>開啟提前關閉之課程，標題列右上應沒有「再開課」，底部動作列為「取消」「保留編輯」「更新並重開課」，起訖時間欄位帶著原值、未被清空。</w:t>
+              <w:t>課程關閉期間學員於「加入新課程」輸入該課程的邀請碼，應被擋下。</w:t>
             </w:r>
           </w:p>
         </w:tc>
@@ -16503,8 +16700,7 @@
                 <w:rFonts w:ascii="標楷體" w:hAnsi="標楷體"/>
                 <w:sz w:val="22"/>
               </w:rPr>
-              <w:lastRenderedPageBreak/>
-              <w:t>73</w:t>
+              <w:t>72</w:t>
             </w:r>
           </w:p>
         </w:tc>
@@ -16521,7 +16717,7 @@
                 <w:rFonts w:ascii="標楷體" w:hAnsi="標楷體"/>
                 <w:sz w:val="22"/>
               </w:rPr>
-              <w:t>承上，不改起訖時間直接按「更新並重開課」，應可重新開課。</w:t>
+              <w:t>開啟提前關閉之課程，標題列右上應沒有「再開課」，底部動作列為「取消」「保留編輯」「更新並重開課」，起訖時間欄位帶著原值、未被清空。</w:t>
             </w:r>
           </w:p>
         </w:tc>
@@ -16566,7 +16762,7 @@
                 <w:rFonts w:ascii="標楷體" w:hAnsi="標楷體"/>
                 <w:sz w:val="22"/>
               </w:rPr>
-              <w:t>74</w:t>
+              <w:t>73</w:t>
             </w:r>
           </w:p>
         </w:tc>
@@ -16583,7 +16779,7 @@
                 <w:rFonts w:ascii="標楷體" w:hAnsi="標楷體"/>
                 <w:sz w:val="22"/>
               </w:rPr>
-              <w:t>開啟閱課期間已過之課程，狀態仍顯示「已發布」，底部動作列應為「取消」「保留編輯」「更新並重開課」；不改起訖時間就按「更新並重開課」，應擋下並提示訖止時間須晚於目前時間，課程不應重新開課。</w:t>
+              <w:t>承上，不改起訖時間直接按「更新並重開課」，應可重新開課。</w:t>
             </w:r>
           </w:p>
         </w:tc>
@@ -16628,7 +16824,7 @@
                 <w:rFonts w:ascii="標楷體" w:hAnsi="標楷體"/>
                 <w:sz w:val="22"/>
               </w:rPr>
-              <w:t>74-1</w:t>
+              <w:t>74</w:t>
             </w:r>
           </w:p>
         </w:tc>
@@ -16645,7 +16841,7 @@
                 <w:rFonts w:ascii="標楷體" w:hAnsi="標楷體"/>
                 <w:sz w:val="22"/>
               </w:rPr>
-              <w:t>承上，起始時間填過去的日期、訖止時間填未來的時間後按「更新並重開課」，應可重新開課；訖止時間早於起始時間時應擋下並提示。</w:t>
+              <w:t>開啟閱課期間已過之課程，狀態仍顯示「已發布」，底部動作列應為「取消」「保留編輯」「更新並重開課」；不改起訖時間就按「更新並重開課」，應擋下並提示訖止時間須晚於目前時間，課程不應重新開課。</w:t>
             </w:r>
           </w:p>
         </w:tc>
@@ -16690,7 +16886,7 @@
                 <w:rFonts w:ascii="標楷體" w:hAnsi="標楷體"/>
                 <w:sz w:val="22"/>
               </w:rPr>
-              <w:t>75</w:t>
+              <w:t>74-1</w:t>
             </w:r>
           </w:p>
         </w:tc>
@@ -16707,7 +16903,7 @@
                 <w:rFonts w:ascii="標楷體" w:hAnsi="標楷體"/>
                 <w:sz w:val="22"/>
               </w:rPr>
-              <w:t>承上，重新開課通過後應跳出「課程已重新開課」視窗，顯示帶入的學員人數與原邀請碼；按「關閉」回到課程列表，該課程狀態為「已發布」、起訖時間為剛才填入的值。</w:t>
+              <w:t>承上，訖止時間填早於起始時間的時間後按「更新並重開課」，應擋下並提示；改為起始時間填過去的日期、訖止時間填未來的時間後再按「更新並重開課」，應可重新開課。</w:t>
             </w:r>
           </w:p>
         </w:tc>
@@ -16752,7 +16948,7 @@
                 <w:rFonts w:ascii="標楷體" w:hAnsi="標楷體"/>
                 <w:sz w:val="22"/>
               </w:rPr>
-              <w:t>75-1</w:t>
+              <w:t>75</w:t>
             </w:r>
           </w:p>
         </w:tc>
@@ -16769,21 +16965,7 @@
                 <w:rFonts w:ascii="標楷體" w:hAnsi="標楷體"/>
                 <w:sz w:val="22"/>
               </w:rPr>
-              <w:t>重新開課時沒有新的學員被帶入（受訓對象相符者皆已在課程中），「課程已重新開課」視窗應以提示（非警告）顯示「課程已重新開課。本次沒有新的學員被自動帶入</w:t>
-            </w:r>
-            <w:r>
-              <w:rPr>
-                <w:rFonts w:ascii="標楷體" w:hAnsi="標楷體"/>
-                <w:sz w:val="22"/>
-              </w:rPr>
-              <w:t>——</w:t>
-            </w:r>
-            <w:r>
-              <w:rPr>
-                <w:rFonts w:ascii="標楷體" w:hAnsi="標楷體"/>
-                <w:sz w:val="22"/>
-              </w:rPr>
-              <w:t>符合受訓對象的人多半已在課程中。原有學員可直接繼續學習。」，不應出現要求確認受訓對象設定的警告。</w:t>
+              <w:t>承上，重新開課通過後應跳出「課程已重新開課」視窗，顯示帶入的學員人數與原邀請碼；按「關閉」回到課程列表，該課程狀態為「已發布」、起訖時間為剛才填入的值。</w:t>
             </w:r>
           </w:p>
         </w:tc>
@@ -16828,7 +17010,7 @@
                 <w:rFonts w:ascii="標楷體" w:hAnsi="標楷體"/>
                 <w:sz w:val="22"/>
               </w:rPr>
-              <w:t>76</w:t>
+              <w:t>75-1</w:t>
             </w:r>
           </w:p>
         </w:tc>
@@ -16845,7 +17027,28 @@
                 <w:rFonts w:ascii="標楷體" w:hAnsi="標楷體"/>
                 <w:sz w:val="22"/>
               </w:rPr>
-              <w:t>於關閉期間刪光某章節的項目後按「更新並重開課」，應跳出「更新並重開課」視窗列出缺漏，課程維持已關閉、學員回看的內容不變；關閉後缺漏處以紅框標示，補齊後再按一次即可完成。</w:t>
+              <w:t>重新開課時沒有新的學員被帶入（受訓對象相符者皆已在課程中），「課程已重新開課」視窗應以提示（非警告）顯示「課程已重新開課。本次沒有新的學員被自動帶入</w:t>
+            </w:r>
+            <w:r>
+              <w:rPr>
+                <w:rFonts w:ascii="標楷體" w:hAnsi="標楷體"/>
+                <w:sz w:val="22"/>
+              </w:rPr>
+              <w:t>——</w:t>
+            </w:r>
+            <w:r>
+              <w:rPr>
+                <w:rFonts w:ascii="標楷體" w:hAnsi="標楷體"/>
+                <w:sz w:val="22"/>
+              </w:rPr>
+              <w:t>符合受訓對象的人多半已</w:t>
+            </w:r>
+            <w:r>
+              <w:rPr>
+                <w:rFonts w:ascii="標楷體" w:hAnsi="標楷體"/>
+                <w:sz w:val="22"/>
+              </w:rPr>
+              <w:t>在課程中。原有學員可直接繼續學習。」，不應出現要求確認受訓對象設定的警告。</w:t>
             </w:r>
           </w:p>
         </w:tc>
@@ -16890,7 +17093,7 @@
                 <w:rFonts w:ascii="標楷體" w:hAnsi="標楷體"/>
                 <w:sz w:val="22"/>
               </w:rPr>
-              <w:t>76-1</w:t>
+              <w:t>76</w:t>
             </w:r>
           </w:p>
         </w:tc>
@@ -16907,14 +17110,7 @@
                 <w:rFonts w:ascii="標楷體" w:hAnsi="標楷體"/>
                 <w:sz w:val="22"/>
               </w:rPr>
-              <w:t>關閉期間將課後問卷的題目刪光並停用該問卷，按「更新並重開課」不應</w:t>
-            </w:r>
-            <w:r>
-              <w:rPr>
-                <w:rFonts w:ascii="標楷體" w:hAnsi="標楷體"/>
-                <w:sz w:val="22"/>
-              </w:rPr>
-              <w:t>因問卷被擋下。</w:t>
+              <w:t>於關閉期間刪光某章節的項目後按「更新並重開課」，應跳出「更新並重開課」視窗列出缺漏，課程維持已關閉、學員回看的內容不變；關閉後缺漏處以紅框標示，補齊後再按一次即可完成。</w:t>
             </w:r>
           </w:p>
         </w:tc>
@@ -16959,7 +17155,8 @@
                 <w:rFonts w:ascii="標楷體" w:hAnsi="標楷體"/>
                 <w:sz w:val="22"/>
               </w:rPr>
-              <w:t>77</w:t>
+              <w:lastRenderedPageBreak/>
+              <w:t>76-1</w:t>
             </w:r>
           </w:p>
         </w:tc>
@@ -16976,7 +17173,7 @@
                 <w:rFonts w:ascii="標楷體" w:hAnsi="標楷體"/>
                 <w:sz w:val="22"/>
               </w:rPr>
-              <w:t>再開課完成後課程應回到「已發布」，學員的學習進度與成績接續保留、原邀請碼恢復有效。</w:t>
+              <w:t>關閉期間將課後問卷的題目刪光並停用該問卷，按「更新並重開課」不應因問卷被擋下。</w:t>
             </w:r>
           </w:p>
         </w:tc>
@@ -17021,7 +17218,7 @@
                 <w:rFonts w:ascii="標楷體" w:hAnsi="標楷體"/>
                 <w:sz w:val="22"/>
               </w:rPr>
-              <w:t>77-1</w:t>
+              <w:t>77</w:t>
             </w:r>
           </w:p>
         </w:tc>
@@ -17038,7 +17235,7 @@
                 <w:rFonts w:ascii="標楷體" w:hAnsi="標楷體"/>
                 <w:sz w:val="22"/>
               </w:rPr>
-              <w:t>關閉期間新增一組有相符學員的受訓對象後按「更新並重開課」，該組相符學員應被帶入課程並各收到一封邀請信；原已在課程中的學員不應重複收信。</w:t>
+              <w:t>再開課完成後課程應回到「已發布」，學員的學習進度與成績接續保留、原邀請碼恢復有效。</w:t>
             </w:r>
           </w:p>
         </w:tc>
@@ -17083,6 +17280,68 @@
                 <w:rFonts w:ascii="標楷體" w:hAnsi="標楷體"/>
                 <w:sz w:val="22"/>
               </w:rPr>
+              <w:t>77-1</w:t>
+            </w:r>
+          </w:p>
+        </w:tc>
+        <w:tc>
+          <w:tcPr>
+            <w:tcW w:w="6236" w:type="dxa"/>
+          </w:tcPr>
+          <w:p>
+            <w:pPr>
+              <w:spacing w:before="60" w:after="60"/>
+            </w:pPr>
+            <w:r>
+              <w:rPr>
+                <w:rFonts w:ascii="標楷體" w:hAnsi="標楷體"/>
+                <w:sz w:val="22"/>
+              </w:rPr>
+              <w:t>關閉期間新增一組有相符學員的受訓對象後按「更新並重開課」，該組相符學員應被帶入課程並各收到一封邀請信；原已在課程中的學員不應重複收信。</w:t>
+            </w:r>
+          </w:p>
+        </w:tc>
+        <w:tc>
+          <w:tcPr>
+            <w:tcW w:w="1247" w:type="dxa"/>
+          </w:tcPr>
+          <w:p>
+            <w:pPr>
+              <w:spacing w:before="60" w:after="60"/>
+              <w:jc w:val="center"/>
+            </w:pPr>
+          </w:p>
+        </w:tc>
+        <w:tc>
+          <w:tcPr>
+            <w:tcW w:w="1247" w:type="dxa"/>
+          </w:tcPr>
+          <w:p>
+            <w:pPr>
+              <w:spacing w:before="60" w:after="60"/>
+              <w:jc w:val="center"/>
+            </w:pPr>
+          </w:p>
+        </w:tc>
+      </w:tr>
+      <w:tr>
+        <w:trPr>
+          <w:jc w:val="center"/>
+        </w:trPr>
+        <w:tc>
+          <w:tcPr>
+            <w:tcW w:w="907" w:type="dxa"/>
+          </w:tcPr>
+          <w:p>
+            <w:pPr>
+              <w:spacing w:before="60" w:after="60"/>
+              <w:jc w:val="center"/>
+            </w:pPr>
+            <w:r>
+              <w:rPr>
+                <w:rFonts w:ascii="標楷體" w:hAnsi="標楷體"/>
+                <w:sz w:val="22"/>
+              </w:rPr>
               <w:t>77-2</w:t>
             </w:r>
           </w:p>
@@ -17100,7 +17359,7 @@
                 <w:rFonts w:ascii="標楷體" w:hAnsi="標楷體"/>
                 <w:sz w:val="22"/>
               </w:rPr>
-              <w:t>關閉期間新增一個章節後按「更新並重開課」，重新開課後學員端應隨即看到該章節。</w:t>
+              <w:t>關閉期間新增一個章節，並於該章節新增一份教材（填說明文字後按「儲存」）後按「更新並重開課」，重新開課後學員端應隨即看到該章節。</w:t>
             </w:r>
           </w:p>
         </w:tc>
@@ -17194,7 +17453,7 @@
       <w:pPr>
         <w:pStyle w:val="1"/>
       </w:pPr>
-      <w:bookmarkStart w:id="7" w:name="_Toc243395853"/>
+      <w:bookmarkStart w:id="7" w:name="_Toc243399664"/>
       <w:r>
         <w:lastRenderedPageBreak/>
         <w:t xml:space="preserve">ET06 </w:t>
@@ -19083,7 +19342,14 @@
                 <w:rFonts w:ascii="標楷體" w:hAnsi="標楷體"/>
                 <w:sz w:val="22"/>
               </w:rPr>
-              <w:t>教師甲於課程列表「全部課程」點受測課程甲預覽，左側最下方應出現「預覽課後問卷」並註明「預覽模式，不可送出」；點入後頁面上方提示「預覽模式：僅供檢視題目，無法送出。」且沒有送出按鈕，</w:t>
+              <w:t>教師甲於課程列表「全部課程」點受測課程甲預覽，左側最下方應出現「預覽課後問卷」並註明「預覽模式，不可送出」；點入後頁面上方提示「預覽模式：僅供檢視題目，無法送出。」且沒有送出</w:t>
+            </w:r>
+            <w:r>
+              <w:rPr>
+                <w:rFonts w:ascii="標楷體" w:hAnsi="標楷體"/>
+                <w:sz w:val="22"/>
+              </w:rPr>
+              <w:t>按鈕，</w:t>
             </w:r>
             <w:r>
               <w:rPr>
@@ -19159,14 +19425,7 @@
                 <w:rFonts w:ascii="標楷體" w:hAnsi="標楷體"/>
                 <w:sz w:val="22"/>
               </w:rPr>
-              <w:t>教師甲關閉受測課程甲後，學員丁進入應顯示「此課程目前關閉中，僅可回看已學內容」；已開放的項目可開啟、影片可播放但不再顯示觀看進度，尚未開放的項目</w:t>
-            </w:r>
-            <w:r>
-              <w:rPr>
-                <w:rFonts w:ascii="標楷體" w:hAnsi="標楷體"/>
-                <w:sz w:val="22"/>
-              </w:rPr>
-              <w:t>仍為鎖定。</w:t>
+              <w:t>教師甲關閉受測課程甲後，學員丁進入應顯示「此課程目前關閉中，僅可回看已學內容」；已開放的項目可開啟、影片可播放但不再顯示觀看進度，尚未開放的項目仍為鎖定。</w:t>
             </w:r>
           </w:p>
         </w:tc>
@@ -19447,7 +19706,7 @@
       <w:pPr>
         <w:pStyle w:val="1"/>
       </w:pPr>
-      <w:bookmarkStart w:id="8" w:name="_Toc243395854"/>
+      <w:bookmarkStart w:id="8" w:name="_Toc243399665"/>
       <w:r>
         <w:lastRenderedPageBreak/>
         <w:t xml:space="preserve">ET07 </w:t>
@@ -19858,7 +20117,14 @@
                 <w:rFonts w:ascii="標楷體" w:hAnsi="標楷體"/>
                 <w:sz w:val="22"/>
               </w:rPr>
-              <w:t xml:space="preserve"> A</w:t>
+              <w:t xml:space="preserve"> </w:t>
+            </w:r>
+            <w:r>
+              <w:rPr>
+                <w:rFonts w:ascii="標楷體" w:hAnsi="標楷體"/>
+                <w:sz w:val="22"/>
+              </w:rPr>
+              <w:t>A</w:t>
             </w:r>
             <w:r>
               <w:rPr>
@@ -20619,7 +20885,7 @@
                 <w:rFonts w:ascii="標楷體" w:hAnsi="標楷體"/>
                 <w:sz w:val="22"/>
               </w:rPr>
-              <w:t>題後直接關閉瀏覽器分頁；重新進入測驗</w:t>
+              <w:t>題後，以工作管理員直接結束瀏覽器程式；重新開啟瀏覽器登入並進入測驗</w:t>
             </w:r>
             <w:r>
               <w:rPr>
@@ -21541,63 +21807,21 @@
                 <w:rFonts w:ascii="標楷體" w:hAnsi="標楷體"/>
                 <w:sz w:val="22"/>
               </w:rPr>
-              <w:t>先考</w:t>
-            </w:r>
-            <w:r>
-              <w:rPr>
-                <w:rFonts w:ascii="標楷體" w:hAnsi="標楷體"/>
-                <w:sz w:val="22"/>
-              </w:rPr>
-              <w:t xml:space="preserve"> 80 </w:t>
-            </w:r>
-            <w:r>
-              <w:rPr>
-                <w:rFonts w:ascii="標楷體" w:hAnsi="標楷體"/>
-                <w:sz w:val="22"/>
-              </w:rPr>
-              <w:t>分、再考</w:t>
-            </w:r>
-            <w:r>
-              <w:rPr>
-                <w:rFonts w:ascii="標楷體" w:hAnsi="標楷體"/>
-                <w:sz w:val="22"/>
-              </w:rPr>
-              <w:t xml:space="preserve"> 60 </w:t>
-            </w:r>
-            <w:r>
-              <w:rPr>
-                <w:rFonts w:ascii="標楷體" w:hAnsi="標楷體"/>
-                <w:sz w:val="22"/>
-              </w:rPr>
-              <w:t>分，測驗項目應同時顯示最近一次</w:t>
-            </w:r>
-            <w:r>
-              <w:rPr>
-                <w:rFonts w:ascii="標楷體" w:hAnsi="標楷體"/>
-                <w:sz w:val="22"/>
-              </w:rPr>
-              <w:t xml:space="preserve"> 60 </w:t>
-            </w:r>
-            <w:r>
-              <w:rPr>
-                <w:rFonts w:ascii="標楷體" w:hAnsi="標楷體"/>
-                <w:sz w:val="22"/>
-              </w:rPr>
-              <w:t>分與最高分</w:t>
-            </w:r>
-            <w:r>
-              <w:rPr>
-                <w:rFonts w:ascii="標楷體" w:hAnsi="標楷體"/>
-                <w:sz w:val="22"/>
-              </w:rPr>
-              <w:t xml:space="preserve"> 80 </w:t>
-            </w:r>
-            <w:r>
-              <w:rPr>
-                <w:rFonts w:ascii="標楷體" w:hAnsi="標楷體"/>
-                <w:sz w:val="22"/>
-              </w:rPr>
-              <w:t>分；</w:t>
+              <w:t>記下測驗</w:t>
+            </w:r>
+            <w:r>
+              <w:rPr>
+                <w:rFonts w:ascii="標楷體" w:hAnsi="標楷體"/>
+                <w:sz w:val="22"/>
+              </w:rPr>
+              <w:t xml:space="preserve"> A </w:t>
+            </w:r>
+            <w:r>
+              <w:rPr>
+                <w:rFonts w:ascii="標楷體" w:hAnsi="標楷體"/>
+                <w:sz w:val="22"/>
+              </w:rPr>
+              <w:t>目前的最高分後，再作答一次並得低於該最高分的成績，測驗項目應同時顯示最近一次（較低）的成績與原最高分；</w:t>
             </w:r>
             <w:r>
               <w:rPr>
@@ -21625,35 +21849,7 @@
                 <w:rFonts w:ascii="標楷體" w:hAnsi="標楷體"/>
                 <w:sz w:val="22"/>
               </w:rPr>
-              <w:t>的最高分</w:t>
-            </w:r>
-            <w:r>
-              <w:rPr>
-                <w:rFonts w:ascii="標楷體" w:hAnsi="標楷體"/>
-                <w:sz w:val="22"/>
-              </w:rPr>
-              <w:t xml:space="preserve"> 80 </w:t>
-            </w:r>
-            <w:r>
-              <w:rPr>
-                <w:rFonts w:ascii="標楷體" w:hAnsi="標楷體"/>
-                <w:sz w:val="22"/>
-              </w:rPr>
-              <w:t>分計入，而非</w:t>
-            </w:r>
-            <w:r>
-              <w:rPr>
-                <w:rFonts w:ascii="標楷體" w:hAnsi="標楷體"/>
-                <w:sz w:val="22"/>
-              </w:rPr>
-              <w:t xml:space="preserve"> 60 </w:t>
-            </w:r>
-            <w:r>
-              <w:rPr>
-                <w:rFonts w:ascii="標楷體" w:hAnsi="標楷體"/>
-                <w:sz w:val="22"/>
-              </w:rPr>
-              <w:t>分。</w:t>
+              <w:t>的最高分計入，而非最近一次的成績。</w:t>
             </w:r>
           </w:p>
         </w:tc>
@@ -21729,7 +21925,14 @@
                 <w:rFonts w:ascii="標楷體" w:hAnsi="標楷體"/>
                 <w:sz w:val="22"/>
               </w:rPr>
-              <w:t>次作答，應顯示該次的逐題明細，題目順序與該次作答時相同，且畫面只有「返回課程」、不提供重新作答。</w:t>
+              <w:t>次</w:t>
+            </w:r>
+            <w:r>
+              <w:rPr>
+                <w:rFonts w:ascii="標楷體" w:hAnsi="標楷體"/>
+                <w:sz w:val="22"/>
+              </w:rPr>
+              <w:t>作答，應顯示該次的逐題明細，題目順序與該次作答時相同，且畫面只有「返回課程」、不提供重新作答。</w:t>
             </w:r>
           </w:p>
         </w:tc>
@@ -22058,6 +22261,7 @@
                 <w:rFonts w:ascii="標楷體" w:hAnsi="標楷體"/>
                 <w:sz w:val="22"/>
               </w:rPr>
+              <w:lastRenderedPageBreak/>
               <w:t>24</w:t>
             </w:r>
           </w:p>
@@ -22103,15 +22307,7 @@
                 <w:rFonts w:ascii="標楷體" w:hAnsi="標楷體"/>
                 <w:sz w:val="22"/>
               </w:rPr>
-              <w:t>並選「儲存並要求</w:t>
-            </w:r>
-            <w:r>
-              <w:rPr>
-                <w:rFonts w:ascii="標楷體" w:hAnsi="標楷體"/>
-                <w:sz w:val="22"/>
-              </w:rPr>
-              <w:lastRenderedPageBreak/>
-              <w:t>重測」，再按「更新」，學員甲的測驗</w:t>
+              <w:t>並選「儲存並要求重測」，再按「更新」，學員甲的測驗</w:t>
             </w:r>
             <w:r>
               <w:rPr>
@@ -22139,7 +22335,7 @@
                 <w:rFonts w:ascii="標楷體" w:hAnsi="標楷體"/>
                 <w:sz w:val="22"/>
               </w:rPr>
-              <w:t>次，下一章回到鎖定。</w:t>
+              <w:t>次，下一章尚未完成的項目回到鎖定。</w:t>
             </w:r>
           </w:p>
         </w:tc>
@@ -22687,7 +22883,7 @@
         <w:noProof/>
         <w:sz w:val="20"/>
       </w:rPr>
-      <w:t>25</w:t>
+      <w:t>26</w:t>
     </w:r>
     <w:r>
       <w:rPr>
@@ -22744,9 +22940,9 @@
     </w:lvl>
   </w:abstractNum>
   <w:abstractNum w:abstractNumId="1" w15:restartNumberingAfterBreak="0">
-    <w:nsid w:val="221F31EE"/>
+    <w:nsid w:val="4BE67E3D"/>
     <w:multiLevelType w:val="multilevel"/>
-    <w:tmpl w:val="6FAA37E0"/>
+    <w:tmpl w:val="9692E0E6"/>
     <w:lvl w:ilvl="0">
       <w:start w:val="1"/>
       <w:numFmt w:val="bullet"/>
@@ -34850,7 +35046,7 @@
 </file>
 
 <file path=customXml/itemProps1.xml><?xml version="1.0" encoding="utf-8"?>
-<ds:datastoreItem xmlns:ds="http://schemas.openxmlformats.org/officeDocument/2006/customXml" ds:itemID="{B606E334-6C0C-4221-BCEB-6D04A58AE416}">
+<ds:datastoreItem xmlns:ds="http://schemas.openxmlformats.org/officeDocument/2006/customXml" ds:itemID="{AC50B339-245A-4554-B3FB-D9518A411DA0}">
   <ds:schemaRefs>
     <ds:schemaRef ds:uri="http://schemas.openxmlformats.org/officeDocument/2006/bibliography"/>
   </ds:schemaRefs>

--- a/docs/manuals/測試報告/ET-教育訓練文件管理模組.docx
+++ b/docs/manuals/測試報告/ET-教育訓練文件管理模組.docx
@@ -498,7 +498,7 @@
       <w:r>
         <w:fldChar w:fldCharType="separate"/>
       </w:r>
-      <w:hyperlink w:anchor="_Toc243399658" w:history="1">
+      <w:hyperlink w:anchor="_Toc243400650" w:history="1">
         <w:r>
           <w:rPr>
             <w:rStyle w:val="affb"/>
@@ -526,7 +526,7 @@
             <w:noProof/>
             <w:webHidden/>
           </w:rPr>
-          <w:instrText xml:space="preserve"> PAGEREF _Toc243399658 \h </w:instrText>
+          <w:instrText xml:space="preserve"> PAGEREF _Toc243400650 \h </w:instrText>
         </w:r>
         <w:r>
           <w:rPr>
@@ -571,7 +571,7 @@
           <w:szCs w:val="22"/>
         </w:rPr>
       </w:pPr>
-      <w:hyperlink w:anchor="_Toc243399659" w:history="1">
+      <w:hyperlink w:anchor="_Toc243400651" w:history="1">
         <w:r>
           <w:rPr>
             <w:rStyle w:val="affb"/>
@@ -606,7 +606,7 @@
             <w:noProof/>
             <w:webHidden/>
           </w:rPr>
-          <w:instrText xml:space="preserve"> PAGEREF _Toc243399659 \h </w:instrText>
+          <w:instrText xml:space="preserve"> PAGEREF _Toc243400651 \h </w:instrText>
         </w:r>
         <w:r>
           <w:rPr>
@@ -651,7 +651,7 @@
           <w:szCs w:val="22"/>
         </w:rPr>
       </w:pPr>
-      <w:hyperlink w:anchor="_Toc243399660" w:history="1">
+      <w:hyperlink w:anchor="_Toc243400652" w:history="1">
         <w:r>
           <w:rPr>
             <w:rStyle w:val="affb"/>
@@ -686,7 +686,7 @@
             <w:noProof/>
             <w:webHidden/>
           </w:rPr>
-          <w:instrText xml:space="preserve"> PAGEREF _Toc243399660 \h </w:instrText>
+          <w:instrText xml:space="preserve"> PAGEREF _Toc243400652 \h </w:instrText>
         </w:r>
         <w:r>
           <w:rPr>
@@ -731,7 +731,7 @@
           <w:szCs w:val="22"/>
         </w:rPr>
       </w:pPr>
-      <w:hyperlink w:anchor="_Toc243399661" w:history="1">
+      <w:hyperlink w:anchor="_Toc243400653" w:history="1">
         <w:r>
           <w:rPr>
             <w:rStyle w:val="affb"/>
@@ -766,7 +766,7 @@
             <w:noProof/>
             <w:webHidden/>
           </w:rPr>
-          <w:instrText xml:space="preserve"> PAGEREF _Toc243399661 \h </w:instrText>
+          <w:instrText xml:space="preserve"> PAGEREF _Toc243400653 \h </w:instrText>
         </w:r>
         <w:r>
           <w:rPr>
@@ -811,7 +811,7 @@
           <w:szCs w:val="22"/>
         </w:rPr>
       </w:pPr>
-      <w:hyperlink w:anchor="_Toc243399662" w:history="1">
+      <w:hyperlink w:anchor="_Toc243400654" w:history="1">
         <w:r>
           <w:rPr>
             <w:rStyle w:val="affb"/>
@@ -846,7 +846,7 @@
             <w:noProof/>
             <w:webHidden/>
           </w:rPr>
-          <w:instrText xml:space="preserve"> PAGEREF _Toc243399662 \h </w:instrText>
+          <w:instrText xml:space="preserve"> PAGEREF _Toc243400654 \h </w:instrText>
         </w:r>
         <w:r>
           <w:rPr>
@@ -891,7 +891,7 @@
           <w:szCs w:val="22"/>
         </w:rPr>
       </w:pPr>
-      <w:hyperlink w:anchor="_Toc243399663" w:history="1">
+      <w:hyperlink w:anchor="_Toc243400655" w:history="1">
         <w:r>
           <w:rPr>
             <w:rStyle w:val="affb"/>
@@ -926,7 +926,7 @@
             <w:noProof/>
             <w:webHidden/>
           </w:rPr>
-          <w:instrText xml:space="preserve"> PAGEREF _Toc243399663 \h </w:instrText>
+          <w:instrText xml:space="preserve"> PAGEREF _Toc243400655 \h </w:instrText>
         </w:r>
         <w:r>
           <w:rPr>
@@ -971,7 +971,7 @@
           <w:szCs w:val="22"/>
         </w:rPr>
       </w:pPr>
-      <w:hyperlink w:anchor="_Toc243399664" w:history="1">
+      <w:hyperlink w:anchor="_Toc243400656" w:history="1">
         <w:r>
           <w:rPr>
             <w:rStyle w:val="affb"/>
@@ -1006,7 +1006,7 @@
             <w:noProof/>
             <w:webHidden/>
           </w:rPr>
-          <w:instrText xml:space="preserve"> PAGEREF _Toc243399664 \h </w:instrText>
+          <w:instrText xml:space="preserve"> PAGEREF _Toc243400656 \h </w:instrText>
         </w:r>
         <w:r>
           <w:rPr>
@@ -1051,7 +1051,7 @@
           <w:szCs w:val="22"/>
         </w:rPr>
       </w:pPr>
-      <w:hyperlink w:anchor="_Toc243399665" w:history="1">
+      <w:hyperlink w:anchor="_Toc243400657" w:history="1">
         <w:r>
           <w:rPr>
             <w:rStyle w:val="affb"/>
@@ -1086,7 +1086,7 @@
             <w:noProof/>
             <w:webHidden/>
           </w:rPr>
-          <w:instrText xml:space="preserve"> PAGEREF _Toc243399665 \h </w:instrText>
+          <w:instrText xml:space="preserve"> PAGEREF _Toc243400657 \h </w:instrText>
         </w:r>
         <w:r>
           <w:rPr>
@@ -1136,7 +1136,7 @@
       <w:pPr>
         <w:pStyle w:val="1"/>
       </w:pPr>
-      <w:bookmarkStart w:id="1" w:name="_Toc243399658"/>
+      <w:bookmarkStart w:id="1" w:name="_Toc243400650"/>
       <w:r>
         <w:lastRenderedPageBreak/>
         <w:t>測試注意事項</w:t>
@@ -1158,7 +1158,7 @@
       <w:pPr>
         <w:pStyle w:val="1"/>
       </w:pPr>
-      <w:bookmarkStart w:id="2" w:name="_Toc243399659"/>
+      <w:bookmarkStart w:id="2" w:name="_Toc243400651"/>
       <w:r>
         <w:lastRenderedPageBreak/>
         <w:t xml:space="preserve">ET01 </w:t>
@@ -2541,7 +2541,7 @@
       <w:pPr>
         <w:pStyle w:val="1"/>
       </w:pPr>
-      <w:bookmarkStart w:id="3" w:name="_Toc243399660"/>
+      <w:bookmarkStart w:id="3" w:name="_Toc243400652"/>
       <w:r>
         <w:lastRenderedPageBreak/>
         <w:t xml:space="preserve">ET02 </w:t>
@@ -6447,7 +6447,7 @@
       <w:pPr>
         <w:pStyle w:val="1"/>
       </w:pPr>
-      <w:bookmarkStart w:id="4" w:name="_Toc243399661"/>
+      <w:bookmarkStart w:id="4" w:name="_Toc243400653"/>
       <w:r>
         <w:lastRenderedPageBreak/>
         <w:t xml:space="preserve">ET03 </w:t>
@@ -8167,7 +8167,7 @@
       <w:pPr>
         <w:pStyle w:val="1"/>
       </w:pPr>
-      <w:bookmarkStart w:id="5" w:name="_Toc243399662"/>
+      <w:bookmarkStart w:id="5" w:name="_Toc243400654"/>
       <w:r>
         <w:lastRenderedPageBreak/>
         <w:t xml:space="preserve">ET04 </w:t>
@@ -10071,7 +10071,7 @@
       <w:pPr>
         <w:pStyle w:val="1"/>
       </w:pPr>
-      <w:bookmarkStart w:id="6" w:name="_Toc243399663"/>
+      <w:bookmarkStart w:id="6" w:name="_Toc243400655"/>
       <w:r>
         <w:lastRenderedPageBreak/>
         <w:t xml:space="preserve">ET05 </w:t>
@@ -15913,7 +15913,7 @@
                 <w:rFonts w:ascii="標楷體" w:hAnsi="標楷體"/>
                 <w:sz w:val="22"/>
               </w:rPr>
-              <w:t>65</w:t>
+              <w:t>64-1</w:t>
             </w:r>
           </w:p>
         </w:tc>
@@ -15930,21 +15930,56 @@
                 <w:rFonts w:ascii="標楷體" w:hAnsi="標楷體"/>
                 <w:sz w:val="22"/>
               </w:rPr>
-              <w:t>於「邀請碼」分頁取得邀請碼，學員丙於「我的課程</w:t>
-            </w:r>
-            <w:r>
-              <w:rPr>
-                <w:rFonts w:ascii="標楷體" w:hAnsi="標楷體"/>
-                <w:sz w:val="22"/>
-              </w:rPr>
-              <w:t xml:space="preserve"> → </w:t>
-            </w:r>
-            <w:r>
-              <w:rPr>
-                <w:rFonts w:ascii="標楷體" w:hAnsi="標楷體"/>
-                <w:sz w:val="22"/>
-              </w:rPr>
-              <w:t>加入新課程」輸入該碼應可加入本課程。</w:t>
+              <w:t>承上，於「</w:t>
+            </w:r>
+            <w:r>
+              <w:rPr>
+                <w:rFonts w:ascii="標楷體" w:hAnsi="標楷體"/>
+                <w:sz w:val="22"/>
+              </w:rPr>
+              <w:t xml:space="preserve">Email </w:t>
+            </w:r>
+            <w:r>
+              <w:rPr>
+                <w:rFonts w:ascii="標楷體" w:hAnsi="標楷體"/>
+                <w:sz w:val="22"/>
+              </w:rPr>
+              <w:t>邀請（補件）」再次輸入該員</w:t>
+            </w:r>
+            <w:r>
+              <w:rPr>
+                <w:rFonts w:ascii="標楷體" w:hAnsi="標楷體"/>
+                <w:sz w:val="22"/>
+              </w:rPr>
+              <w:t xml:space="preserve"> Email </w:t>
+            </w:r>
+            <w:r>
+              <w:rPr>
+                <w:rFonts w:ascii="標楷體" w:hAnsi="標楷體"/>
+                <w:sz w:val="22"/>
+              </w:rPr>
+              <w:t>並確認寄出，該員應重新出現在</w:t>
+            </w:r>
+            <w:r>
+              <w:rPr>
+                <w:rFonts w:ascii="標楷體" w:hAnsi="標楷體"/>
+                <w:sz w:val="22"/>
+              </w:rPr>
+              <w:t xml:space="preserve"> </w:t>
+            </w:r>
+            <w:r>
+              <w:rPr>
+                <w:rFonts w:ascii="標楷體" w:hAnsi="標楷體"/>
+                <w:sz w:val="22"/>
+              </w:rPr>
+              <w:t xml:space="preserve">ET02 </w:t>
+            </w:r>
+            <w:r>
+              <w:rPr>
+                <w:rFonts w:ascii="標楷體" w:hAnsi="標楷體"/>
+                <w:sz w:val="22"/>
+              </w:rPr>
+              <w:t>學員學習表現的清單中並收到邀請信。</w:t>
             </w:r>
           </w:p>
         </w:tc>
@@ -15989,7 +16024,7 @@
                 <w:rFonts w:ascii="標楷體" w:hAnsi="標楷體"/>
                 <w:sz w:val="22"/>
               </w:rPr>
-              <w:t>66</w:t>
+              <w:t>65</w:t>
             </w:r>
           </w:p>
         </w:tc>
@@ -16006,7 +16041,21 @@
                 <w:rFonts w:ascii="標楷體" w:hAnsi="標楷體"/>
                 <w:sz w:val="22"/>
               </w:rPr>
-              <w:t>按標題列右上「關閉課程」並於視窗按「確認關閉」，課程狀態應立即轉為「已關閉」。</w:t>
+              <w:t>於「邀請碼」分頁取得邀請碼，學員丙於「我的課程</w:t>
+            </w:r>
+            <w:r>
+              <w:rPr>
+                <w:rFonts w:ascii="標楷體" w:hAnsi="標楷體"/>
+                <w:sz w:val="22"/>
+              </w:rPr>
+              <w:t xml:space="preserve"> → </w:t>
+            </w:r>
+            <w:r>
+              <w:rPr>
+                <w:rFonts w:ascii="標楷體" w:hAnsi="標楷體"/>
+                <w:sz w:val="22"/>
+              </w:rPr>
+              <w:t>加入新課程」輸入該碼應可加入本課程。</w:t>
             </w:r>
           </w:p>
         </w:tc>
@@ -16051,7 +16100,7 @@
                 <w:rFonts w:ascii="標楷體" w:hAnsi="標楷體"/>
                 <w:sz w:val="22"/>
               </w:rPr>
-              <w:t>67</w:t>
+              <w:t>66</w:t>
             </w:r>
           </w:p>
         </w:tc>
@@ -16068,7 +16117,7 @@
                 <w:rFonts w:ascii="標楷體" w:hAnsi="標楷體"/>
                 <w:sz w:val="22"/>
               </w:rPr>
-              <w:t>課程關閉後，學員於「我的課程」仍應看得到該課程並標示已關閉，且可唯讀回看已學過的內容與成績。</w:t>
+              <w:t>按標題列右上「關閉課程」並於視窗按「確認關閉」，課程狀態應立即轉為「已關閉」。</w:t>
             </w:r>
           </w:p>
         </w:tc>
@@ -16113,7 +16162,7 @@
                 <w:rFonts w:ascii="標楷體" w:hAnsi="標楷體"/>
                 <w:sz w:val="22"/>
               </w:rPr>
-              <w:t>68</w:t>
+              <w:t>67</w:t>
             </w:r>
           </w:p>
         </w:tc>
@@ -16130,7 +16179,7 @@
                 <w:rFonts w:ascii="標楷體" w:hAnsi="標楷體"/>
                 <w:sz w:val="22"/>
               </w:rPr>
-              <w:t>課程關閉後，學員應不能累積新進度、不能開始新的測驗作答、不能解鎖新章節、不能填寫課後問卷。</w:t>
+              <w:t>課程關閉後，學員於「我的課程」仍應看得到該課程並標示已關閉，且可唯讀回看已學過的內容與成績。</w:t>
             </w:r>
           </w:p>
         </w:tc>
@@ -16175,7 +16224,7 @@
                 <w:rFonts w:ascii="標楷體" w:hAnsi="標楷體"/>
                 <w:sz w:val="22"/>
               </w:rPr>
-              <w:t>69</w:t>
+              <w:t>68</w:t>
             </w:r>
           </w:p>
         </w:tc>
@@ -16192,7 +16241,7 @@
                 <w:rFonts w:ascii="標楷體" w:hAnsi="標楷體"/>
                 <w:sz w:val="22"/>
               </w:rPr>
-              <w:t>於學員作答中關閉課程，該次作答應仍可完成並計分；交卷後不能再開始新的作答。</w:t>
+              <w:t>課程關閉後，學員應不能累積新進度、不能開始新的測驗作答、不能解鎖新章節、不能填寫課後問卷。</w:t>
             </w:r>
           </w:p>
         </w:tc>
@@ -16237,7 +16286,7 @@
                 <w:rFonts w:ascii="標楷體" w:hAnsi="標楷體"/>
                 <w:sz w:val="22"/>
               </w:rPr>
-              <w:t>70</w:t>
+              <w:t>69</w:t>
             </w:r>
           </w:p>
         </w:tc>
@@ -16254,21 +16303,7 @@
                 <w:rFonts w:ascii="標楷體" w:hAnsi="標楷體"/>
                 <w:sz w:val="22"/>
               </w:rPr>
-              <w:t>課程關閉期間教師仍應可編輯課程內容，但「邀請學員」按鈕不顯示，且</w:t>
-            </w:r>
-            <w:r>
-              <w:rPr>
-                <w:rFonts w:ascii="標楷體" w:hAnsi="標楷體"/>
-                <w:sz w:val="22"/>
-              </w:rPr>
-              <w:t xml:space="preserve"> ET02 </w:t>
-            </w:r>
-            <w:r>
-              <w:rPr>
-                <w:rFonts w:ascii="標楷體" w:hAnsi="標楷體"/>
-                <w:sz w:val="22"/>
-              </w:rPr>
-              <w:t>不可重置重考次數、不可移除學員。</w:t>
+              <w:t>於學員作答中關閉課程，該次作答應仍可完成並計分；交卷後不能再開始新的作答。</w:t>
             </w:r>
           </w:p>
         </w:tc>
@@ -16313,7 +16348,7 @@
                 <w:rFonts w:ascii="標楷體" w:hAnsi="標楷體"/>
                 <w:sz w:val="22"/>
               </w:rPr>
-              <w:t>70-1</w:t>
+              <w:t>70</w:t>
             </w:r>
           </w:p>
         </w:tc>
@@ -16330,7 +16365,21 @@
                 <w:rFonts w:ascii="標楷體" w:hAnsi="標楷體"/>
                 <w:sz w:val="22"/>
               </w:rPr>
-              <w:t>於提前關閉之課程刪光某章節的項目後按「保留編輯」，應不跑檢核、顯示「編輯已保留，學員看到的仍是關閉前的內容」並回到課程列表；重新進入該課程，剛才的編輯應仍在，學員回看的仍是關閉前的內容。</w:t>
+              <w:t>課程關閉期間教師仍應可編輯課程內容，但「邀請學員」按鈕不顯示，且</w:t>
+            </w:r>
+            <w:r>
+              <w:rPr>
+                <w:rFonts w:ascii="標楷體" w:hAnsi="標楷體"/>
+                <w:sz w:val="22"/>
+              </w:rPr>
+              <w:t xml:space="preserve"> ET02 </w:t>
+            </w:r>
+            <w:r>
+              <w:rPr>
+                <w:rFonts w:ascii="標楷體" w:hAnsi="標楷體"/>
+                <w:sz w:val="22"/>
+              </w:rPr>
+              <w:t>不可重置重考次數、不可移除學員。</w:t>
             </w:r>
           </w:p>
         </w:tc>
@@ -16375,7 +16424,7 @@
                 <w:rFonts w:ascii="標楷體" w:hAnsi="標楷體"/>
                 <w:sz w:val="22"/>
               </w:rPr>
-              <w:t>70-2</w:t>
+              <w:t>70-1</w:t>
             </w:r>
           </w:p>
         </w:tc>
@@ -16392,7 +16441,7 @@
                 <w:rFonts w:ascii="標楷體" w:hAnsi="標楷體"/>
                 <w:sz w:val="22"/>
               </w:rPr>
-              <w:t>承上，按「取消」應跳出「放棄本次的編輯」並提示可改按「保留編輯」；按「放棄並離開」後重新進入，先前保留的編輯應全部不在。</w:t>
+              <w:t>於提前關閉之課程刪光某章節的項目後按「保留編輯」，應不跑檢核、顯示「編輯已保留，學員看到的仍是關閉前的內容」並回到課程列表；重新進入該課程，剛才的編輯應仍在，學員回看的仍是關閉前的內容。</w:t>
             </w:r>
           </w:p>
         </w:tc>
@@ -16437,7 +16486,7 @@
                 <w:rFonts w:ascii="標楷體" w:hAnsi="標楷體"/>
                 <w:sz w:val="22"/>
               </w:rPr>
-              <w:t>70-3</w:t>
+              <w:t>70-2</w:t>
             </w:r>
           </w:p>
         </w:tc>
@@ -16454,7 +16503,7 @@
                 <w:rFonts w:ascii="標楷體" w:hAnsi="標楷體"/>
                 <w:sz w:val="22"/>
               </w:rPr>
-              <w:t>於提前關閉之課程新增一個章節後不按任何按鈕，直接點側邊</w:t>
+              <w:t>承上，按「取消」應跳出「放棄本次的編輯」並提示可改按</w:t>
             </w:r>
             <w:r>
               <w:rPr>
@@ -16462,14 +16511,7 @@
                 <w:sz w:val="22"/>
               </w:rPr>
               <w:lastRenderedPageBreak/>
-              <w:t>選單其他項目，應跳出「離開將放棄本次的編輯」並提示可先按「保留編輯」；按「放棄並離開」後重新進入，該章節應</w:t>
-            </w:r>
-            <w:r>
-              <w:rPr>
-                <w:rFonts w:ascii="標楷體" w:hAnsi="標楷體"/>
-                <w:sz w:val="22"/>
-              </w:rPr>
-              <w:t>已不在。</w:t>
+              <w:t>「保留編輯」；按「放棄並離開」後重新進入，先前保留的編輯應全部不在。</w:t>
             </w:r>
           </w:p>
         </w:tc>
@@ -16514,7 +16556,7 @@
                 <w:rFonts w:ascii="標楷體" w:hAnsi="標楷體"/>
                 <w:sz w:val="22"/>
               </w:rPr>
-              <w:t>70-4</w:t>
+              <w:t>70-3</w:t>
             </w:r>
           </w:p>
         </w:tc>
@@ -16531,7 +16573,7 @@
                 <w:rFonts w:ascii="標楷體" w:hAnsi="標楷體"/>
                 <w:sz w:val="22"/>
               </w:rPr>
-              <w:t>於提前關閉之課程新增一個章節後按「保留編輯」，重新進入該課程再新增一個章節，接著點側邊選單其他項目，應跳出「離開後編輯仍會保留」，按鈕為「繼續編輯」與「離開」（不是「放棄並離開」）；按「離開」後重新進入，兩個章節應都還在。</w:t>
+              <w:t>於提前關閉之課程新增一個章節後不按任何按鈕，直接點側邊選單其他項目，應跳出「離開將放棄本次的編輯」並提示可先按「保留編輯」；按「放棄並離開」後重新進入，該章節應已不在。</w:t>
             </w:r>
           </w:p>
         </w:tc>
@@ -16576,7 +16618,7 @@
                 <w:rFonts w:ascii="標楷體" w:hAnsi="標楷體"/>
                 <w:sz w:val="22"/>
               </w:rPr>
-              <w:t>70-5</w:t>
+              <w:t>70-4</w:t>
             </w:r>
           </w:p>
         </w:tc>
@@ -16593,7 +16635,7 @@
                 <w:rFonts w:ascii="標楷體" w:hAnsi="標楷體"/>
                 <w:sz w:val="22"/>
               </w:rPr>
-              <w:t>承上，直接關閉瀏覽器分頁，重新登入並進入該課程編輯頁，兩個章節應仍在（按過「保留編輯」的編輯不會被丟棄）；按「取消」並確認放棄後，兩個章節才不在。</w:t>
+              <w:t>於提前關閉之課程新增一個章節後按「保留編輯」，重新進入該課程再新增一個章節，接著點側邊選單其他項目，應跳出「離開後編輯仍會保留」，按鈕為「繼續編輯」與「離開」（不是「放棄並離開」）；按「離開」後重新進入，兩個章節應都還在。</w:t>
             </w:r>
           </w:p>
         </w:tc>
@@ -16638,7 +16680,7 @@
                 <w:rFonts w:ascii="標楷體" w:hAnsi="標楷體"/>
                 <w:sz w:val="22"/>
               </w:rPr>
-              <w:t>71</w:t>
+              <w:t>70-5</w:t>
             </w:r>
           </w:p>
         </w:tc>
@@ -16655,7 +16697,7 @@
                 <w:rFonts w:ascii="標楷體" w:hAnsi="標楷體"/>
                 <w:sz w:val="22"/>
               </w:rPr>
-              <w:t>課程關閉期間學員於「加入新課程」輸入該課程的邀請碼，應被擋下。</w:t>
+              <w:t>承上，直接關閉瀏覽器分頁，重新登入並進入該課程編輯頁，兩個章節應仍在（按過「保留編輯」的編輯不會被丟棄）；按「取消」並確認放棄後，兩個章節才不在。</w:t>
             </w:r>
           </w:p>
         </w:tc>
@@ -16700,7 +16742,7 @@
                 <w:rFonts w:ascii="標楷體" w:hAnsi="標楷體"/>
                 <w:sz w:val="22"/>
               </w:rPr>
-              <w:t>72</w:t>
+              <w:t>71</w:t>
             </w:r>
           </w:p>
         </w:tc>
@@ -16717,7 +16759,7 @@
                 <w:rFonts w:ascii="標楷體" w:hAnsi="標楷體"/>
                 <w:sz w:val="22"/>
               </w:rPr>
-              <w:t>開啟提前關閉之課程，標題列右上應沒有「再開課」，底部動作列為「取消」「保留編輯」「更新並重開課」，起訖時間欄位帶著原值、未被清空。</w:t>
+              <w:t>課程關閉期間學員於「加入新課程」輸入該課程的邀請碼，應被擋下。</w:t>
             </w:r>
           </w:p>
         </w:tc>
@@ -16762,7 +16804,7 @@
                 <w:rFonts w:ascii="標楷體" w:hAnsi="標楷體"/>
                 <w:sz w:val="22"/>
               </w:rPr>
-              <w:t>73</w:t>
+              <w:t>72</w:t>
             </w:r>
           </w:p>
         </w:tc>
@@ -16779,7 +16821,14 @@
                 <w:rFonts w:ascii="標楷體" w:hAnsi="標楷體"/>
                 <w:sz w:val="22"/>
               </w:rPr>
-              <w:t>承上，不改起訖時間直接按「更新並重開課」，應可重新開課。</w:t>
+              <w:t>開啟提前關閉之課程，標題列右上應沒有</w:t>
+            </w:r>
+            <w:r>
+              <w:rPr>
+                <w:rFonts w:ascii="標楷體" w:hAnsi="標楷體"/>
+                <w:sz w:val="22"/>
+              </w:rPr>
+              <w:t>「再開課」，底部動作列為「取消」「保留編輯」「更新並重開課」，起訖時間欄位帶著原值、未被清空。</w:t>
             </w:r>
           </w:p>
         </w:tc>
@@ -16824,7 +16873,7 @@
                 <w:rFonts w:ascii="標楷體" w:hAnsi="標楷體"/>
                 <w:sz w:val="22"/>
               </w:rPr>
-              <w:t>74</w:t>
+              <w:t>73</w:t>
             </w:r>
           </w:p>
         </w:tc>
@@ -16841,7 +16890,7 @@
                 <w:rFonts w:ascii="標楷體" w:hAnsi="標楷體"/>
                 <w:sz w:val="22"/>
               </w:rPr>
-              <w:t>開啟閱課期間已過之課程，狀態仍顯示「已發布」，底部動作列應為「取消」「保留編輯」「更新並重開課」；不改起訖時間就按「更新並重開課」，應擋下並提示訖止時間須晚於目前時間，課程不應重新開課。</w:t>
+              <w:t>承上，不改起訖時間直接按「更新並重開課」，應可重新開課。</w:t>
             </w:r>
           </w:p>
         </w:tc>
@@ -16886,7 +16935,7 @@
                 <w:rFonts w:ascii="標楷體" w:hAnsi="標楷體"/>
                 <w:sz w:val="22"/>
               </w:rPr>
-              <w:t>74-1</w:t>
+              <w:t>74</w:t>
             </w:r>
           </w:p>
         </w:tc>
@@ -16903,7 +16952,7 @@
                 <w:rFonts w:ascii="標楷體" w:hAnsi="標楷體"/>
                 <w:sz w:val="22"/>
               </w:rPr>
-              <w:t>承上，訖止時間填早於起始時間的時間後按「更新並重開課」，應擋下並提示；改為起始時間填過去的日期、訖止時間填未來的時間後再按「更新並重開課」，應可重新開課。</w:t>
+              <w:t>開啟閱課期間已過之課程，狀態仍顯示「已發布」，底部動作列應為「取消」「保留編輯」「更新並重開課」；不改起訖時間就按「更新並重開課」，應擋下並提示訖止時間須晚於目前時間，課程不應重新開課。</w:t>
             </w:r>
           </w:p>
         </w:tc>
@@ -16948,7 +16997,7 @@
                 <w:rFonts w:ascii="標楷體" w:hAnsi="標楷體"/>
                 <w:sz w:val="22"/>
               </w:rPr>
-              <w:t>75</w:t>
+              <w:t>74-1</w:t>
             </w:r>
           </w:p>
         </w:tc>
@@ -16965,7 +17014,7 @@
                 <w:rFonts w:ascii="標楷體" w:hAnsi="標楷體"/>
                 <w:sz w:val="22"/>
               </w:rPr>
-              <w:t>承上，重新開課通過後應跳出「課程已重新開課」視窗，顯示帶入的學員人數與原邀請碼；按「關閉」回到課程列表，該課程狀態為「已發布」、起訖時間為剛才填入的值。</w:t>
+              <w:t>承上，訖止時間填早於起始時間的時間後按「更新並重開課」，應擋下並提示；改為起始時間填過去的日期、訖止時間填未來的時間後再按「更新並重開課」，應可重新開課。</w:t>
             </w:r>
           </w:p>
         </w:tc>
@@ -17010,7 +17059,7 @@
                 <w:rFonts w:ascii="標楷體" w:hAnsi="標楷體"/>
                 <w:sz w:val="22"/>
               </w:rPr>
-              <w:t>75-1</w:t>
+              <w:t>75</w:t>
             </w:r>
           </w:p>
         </w:tc>
@@ -17027,28 +17076,7 @@
                 <w:rFonts w:ascii="標楷體" w:hAnsi="標楷體"/>
                 <w:sz w:val="22"/>
               </w:rPr>
-              <w:t>重新開課時沒有新的學員被帶入（受訓對象相符者皆已在課程中），「課程已重新開課」視窗應以提示（非警告）顯示「課程已重新開課。本次沒有新的學員被自動帶入</w:t>
-            </w:r>
-            <w:r>
-              <w:rPr>
-                <w:rFonts w:ascii="標楷體" w:hAnsi="標楷體"/>
-                <w:sz w:val="22"/>
-              </w:rPr>
-              <w:t>——</w:t>
-            </w:r>
-            <w:r>
-              <w:rPr>
-                <w:rFonts w:ascii="標楷體" w:hAnsi="標楷體"/>
-                <w:sz w:val="22"/>
-              </w:rPr>
-              <w:t>符合受訓對象的人多半已</w:t>
-            </w:r>
-            <w:r>
-              <w:rPr>
-                <w:rFonts w:ascii="標楷體" w:hAnsi="標楷體"/>
-                <w:sz w:val="22"/>
-              </w:rPr>
-              <w:t>在課程中。原有學員可直接繼續學習。」，不應出現要求確認受訓對象設定的警告。</w:t>
+              <w:t>承上，重新開課通過後應跳出「課程已重新開課」視窗，顯示帶入的學員人數與原邀請碼；按「關閉」回到課程列表，該課程狀態為「已發布」、起訖時間為剛才填入的值。</w:t>
             </w:r>
           </w:p>
         </w:tc>
@@ -17093,7 +17121,7 @@
                 <w:rFonts w:ascii="標楷體" w:hAnsi="標楷體"/>
                 <w:sz w:val="22"/>
               </w:rPr>
-              <w:t>76</w:t>
+              <w:t>75-1</w:t>
             </w:r>
           </w:p>
         </w:tc>
@@ -17110,7 +17138,28 @@
                 <w:rFonts w:ascii="標楷體" w:hAnsi="標楷體"/>
                 <w:sz w:val="22"/>
               </w:rPr>
-              <w:t>於關閉期間刪光某章節的項目後按「更新並重開課」，應跳出「更新並重開課」視窗列出缺漏，課程維持已關閉、學員回看的內容不變；關閉後缺漏處以紅框標示，補齊後再按一次即可完成。</w:t>
+              <w:t>重新開課時沒有新的學員被帶入（受訓對象相符者皆已在課程中），「課程已重新開課」視窗應以提示（非警告）顯示「課程已重新開課。本次沒有新的學員被自動帶入</w:t>
+            </w:r>
+            <w:r>
+              <w:rPr>
+                <w:rFonts w:ascii="標楷體" w:hAnsi="標楷體"/>
+                <w:sz w:val="22"/>
+              </w:rPr>
+              <w:t>——</w:t>
+            </w:r>
+            <w:r>
+              <w:rPr>
+                <w:rFonts w:ascii="標楷體" w:hAnsi="標楷體"/>
+                <w:sz w:val="22"/>
+              </w:rPr>
+              <w:t>符合受訓對象的人多半已</w:t>
+            </w:r>
+            <w:r>
+              <w:rPr>
+                <w:rFonts w:ascii="標楷體" w:hAnsi="標楷體"/>
+                <w:sz w:val="22"/>
+              </w:rPr>
+              <w:t>在課程中。原有學員可直接繼續學習。」，不應出現要求確認受訓對象設定的警告。</w:t>
             </w:r>
           </w:p>
         </w:tc>
@@ -17156,6 +17205,68 @@
                 <w:sz w:val="22"/>
               </w:rPr>
               <w:lastRenderedPageBreak/>
+              <w:t>76</w:t>
+            </w:r>
+          </w:p>
+        </w:tc>
+        <w:tc>
+          <w:tcPr>
+            <w:tcW w:w="6236" w:type="dxa"/>
+          </w:tcPr>
+          <w:p>
+            <w:pPr>
+              <w:spacing w:before="60" w:after="60"/>
+            </w:pPr>
+            <w:r>
+              <w:rPr>
+                <w:rFonts w:ascii="標楷體" w:hAnsi="標楷體"/>
+                <w:sz w:val="22"/>
+              </w:rPr>
+              <w:t>於關閉期間刪光某章節的項目後按「更新並重開課」，應跳出「更新並重開課」視窗列出缺漏，課程維持已關閉、學員回看的內容不變；關閉後缺漏處以紅框標示，補齊後再按一次即可完成。</w:t>
+            </w:r>
+          </w:p>
+        </w:tc>
+        <w:tc>
+          <w:tcPr>
+            <w:tcW w:w="1247" w:type="dxa"/>
+          </w:tcPr>
+          <w:p>
+            <w:pPr>
+              <w:spacing w:before="60" w:after="60"/>
+              <w:jc w:val="center"/>
+            </w:pPr>
+          </w:p>
+        </w:tc>
+        <w:tc>
+          <w:tcPr>
+            <w:tcW w:w="1247" w:type="dxa"/>
+          </w:tcPr>
+          <w:p>
+            <w:pPr>
+              <w:spacing w:before="60" w:after="60"/>
+              <w:jc w:val="center"/>
+            </w:pPr>
+          </w:p>
+        </w:tc>
+      </w:tr>
+      <w:tr>
+        <w:trPr>
+          <w:jc w:val="center"/>
+        </w:trPr>
+        <w:tc>
+          <w:tcPr>
+            <w:tcW w:w="907" w:type="dxa"/>
+          </w:tcPr>
+          <w:p>
+            <w:pPr>
+              <w:spacing w:before="60" w:after="60"/>
+              <w:jc w:val="center"/>
+            </w:pPr>
+            <w:r>
+              <w:rPr>
+                <w:rFonts w:ascii="標楷體" w:hAnsi="標楷體"/>
+                <w:sz w:val="22"/>
+              </w:rPr>
               <w:t>76-1</w:t>
             </w:r>
           </w:p>
@@ -17453,7 +17564,7 @@
       <w:pPr>
         <w:pStyle w:val="1"/>
       </w:pPr>
-      <w:bookmarkStart w:id="7" w:name="_Toc243399664"/>
+      <w:bookmarkStart w:id="7" w:name="_Toc243400656"/>
       <w:r>
         <w:lastRenderedPageBreak/>
         <w:t xml:space="preserve">ET06 </w:t>
@@ -19706,7 +19817,7 @@
       <w:pPr>
         <w:pStyle w:val="1"/>
       </w:pPr>
-      <w:bookmarkStart w:id="8" w:name="_Toc243399665"/>
+      <w:bookmarkStart w:id="8" w:name="_Toc243400657"/>
       <w:r>
         <w:lastRenderedPageBreak/>
         <w:t xml:space="preserve">ET07 </w:t>
@@ -20892,14 +21003,7 @@
                 <w:rFonts w:ascii="標楷體" w:hAnsi="標楷體"/>
                 <w:sz w:val="22"/>
               </w:rPr>
-              <w:t xml:space="preserve"> </w:t>
-            </w:r>
-            <w:r>
-              <w:rPr>
-                <w:rFonts w:ascii="標楷體" w:hAnsi="標楷體"/>
-                <w:sz w:val="22"/>
-              </w:rPr>
-              <w:t>A</w:t>
+              <w:t xml:space="preserve"> A</w:t>
             </w:r>
             <w:r>
               <w:rPr>
@@ -20920,7 +21024,14 @@
                 <w:rFonts w:ascii="標楷體" w:hAnsi="標楷體"/>
                 <w:sz w:val="22"/>
               </w:rPr>
-              <w:t>」；按「開始作答」，結果頁上方應顯示「您上次的作答未提交，已以暫存的作答自動提交。」，成績為以已暫存的那</w:t>
+              <w:t>」；按「開始作答」，結果頁上方應顯示「您上次的作答未提交，已</w:t>
+            </w:r>
+            <w:r>
+              <w:rPr>
+                <w:rFonts w:ascii="標楷體" w:hAnsi="標楷體"/>
+                <w:sz w:val="22"/>
+              </w:rPr>
+              <w:t>以暫存的作答自動提交。」，成績為以已暫存的那</w:t>
             </w:r>
             <w:r>
               <w:rPr>
@@ -21163,14 +21274,7 @@
                 <w:rFonts w:ascii="標楷體" w:hAnsi="標楷體"/>
                 <w:sz w:val="22"/>
               </w:rPr>
-              <w:t xml:space="preserve"> </w:t>
-            </w:r>
-            <w:r>
-              <w:rPr>
-                <w:rFonts w:ascii="標楷體" w:hAnsi="標楷體"/>
-                <w:sz w:val="22"/>
-              </w:rPr>
-              <w:t xml:space="preserve">0 </w:t>
+              <w:t xml:space="preserve"> 0 </w:t>
             </w:r>
             <w:r>
               <w:rPr>
@@ -21724,7 +21828,14 @@
                 <w:rFonts w:ascii="標楷體" w:hAnsi="標楷體"/>
                 <w:sz w:val="22"/>
               </w:rPr>
-              <w:t xml:space="preserve"> A </w:t>
+              <w:t xml:space="preserve"> </w:t>
+            </w:r>
+            <w:r>
+              <w:rPr>
+                <w:rFonts w:ascii="標楷體" w:hAnsi="標楷體"/>
+                <w:sz w:val="22"/>
+              </w:rPr>
+              <w:t xml:space="preserve">A </w:t>
             </w:r>
             <w:r>
               <w:rPr>
@@ -21925,14 +22036,7 @@
                 <w:rFonts w:ascii="標楷體" w:hAnsi="標楷體"/>
                 <w:sz w:val="22"/>
               </w:rPr>
-              <w:t>次</w:t>
-            </w:r>
-            <w:r>
-              <w:rPr>
-                <w:rFonts w:ascii="標楷體" w:hAnsi="標楷體"/>
-                <w:sz w:val="22"/>
-              </w:rPr>
-              <w:t>作答，應顯示該次的逐題明細，題目順序與該次作答時相同，且畫面只有「返回課程」、不提供重新作答。</w:t>
+              <w:t>次作答，應顯示該次的逐題明細，題目順序與該次作答時相同，且畫面只有「返回課程」、不提供重新作答。</w:t>
             </w:r>
           </w:p>
         </w:tc>
@@ -22940,9 +23044,9 @@
     </w:lvl>
   </w:abstractNum>
   <w:abstractNum w:abstractNumId="1" w15:restartNumberingAfterBreak="0">
-    <w:nsid w:val="4BE67E3D"/>
+    <w:nsid w:val="540B6F29"/>
     <w:multiLevelType w:val="multilevel"/>
-    <w:tmpl w:val="9692E0E6"/>
+    <w:tmpl w:val="8E2E023A"/>
     <w:lvl w:ilvl="0">
       <w:start w:val="1"/>
       <w:numFmt w:val="bullet"/>
@@ -35046,7 +35150,7 @@
 </file>
 
 <file path=customXml/itemProps1.xml><?xml version="1.0" encoding="utf-8"?>
-<ds:datastoreItem xmlns:ds="http://schemas.openxmlformats.org/officeDocument/2006/customXml" ds:itemID="{AC50B339-245A-4554-B3FB-D9518A411DA0}">
+<ds:datastoreItem xmlns:ds="http://schemas.openxmlformats.org/officeDocument/2006/customXml" ds:itemID="{CEBF4365-D7D4-4C17-8765-3A7FB0BFCB38}">
   <ds:schemaRefs>
     <ds:schemaRef ds:uri="http://schemas.openxmlformats.org/officeDocument/2006/bibliography"/>
   </ds:schemaRefs>

--- a/docs/manuals/測試報告/ET-教育訓練文件管理模組.docx
+++ b/docs/manuals/測試報告/ET-教育訓練文件管理模組.docx
@@ -498,7 +498,7 @@
       <w:r>
         <w:fldChar w:fldCharType="separate"/>
       </w:r>
-      <w:hyperlink w:anchor="_Toc243395847" w:history="1">
+      <w:hyperlink w:anchor="_Toc243400650" w:history="1">
         <w:r>
           <w:rPr>
             <w:rStyle w:val="affb"/>
@@ -526,7 +526,7 @@
             <w:noProof/>
             <w:webHidden/>
           </w:rPr>
-          <w:instrText xml:space="preserve"> PAGEREF _Toc243395847 \h </w:instrText>
+          <w:instrText xml:space="preserve"> PAGEREF _Toc243400650 \h </w:instrText>
         </w:r>
         <w:r>
           <w:rPr>
@@ -571,7 +571,7 @@
           <w:szCs w:val="22"/>
         </w:rPr>
       </w:pPr>
-      <w:hyperlink w:anchor="_Toc243395848" w:history="1">
+      <w:hyperlink w:anchor="_Toc243400651" w:history="1">
         <w:r>
           <w:rPr>
             <w:rStyle w:val="affb"/>
@@ -606,7 +606,7 @@
             <w:noProof/>
             <w:webHidden/>
           </w:rPr>
-          <w:instrText xml:space="preserve"> PAGEREF _Toc243395848 \h </w:instrText>
+          <w:instrText xml:space="preserve"> PAGEREF _Toc243400651 \h </w:instrText>
         </w:r>
         <w:r>
           <w:rPr>
@@ -651,7 +651,7 @@
           <w:szCs w:val="22"/>
         </w:rPr>
       </w:pPr>
-      <w:hyperlink w:anchor="_Toc243395849" w:history="1">
+      <w:hyperlink w:anchor="_Toc243400652" w:history="1">
         <w:r>
           <w:rPr>
             <w:rStyle w:val="affb"/>
@@ -686,7 +686,7 @@
             <w:noProof/>
             <w:webHidden/>
           </w:rPr>
-          <w:instrText xml:space="preserve"> PAGEREF _Toc243395849 \h </w:instrText>
+          <w:instrText xml:space="preserve"> PAGEREF _Toc243400652 \h </w:instrText>
         </w:r>
         <w:r>
           <w:rPr>
@@ -731,7 +731,7 @@
           <w:szCs w:val="22"/>
         </w:rPr>
       </w:pPr>
-      <w:hyperlink w:anchor="_Toc243395850" w:history="1">
+      <w:hyperlink w:anchor="_Toc243400653" w:history="1">
         <w:r>
           <w:rPr>
             <w:rStyle w:val="affb"/>
@@ -766,7 +766,7 @@
             <w:noProof/>
             <w:webHidden/>
           </w:rPr>
-          <w:instrText xml:space="preserve"> PAGEREF _Toc243395850 \h </w:instrText>
+          <w:instrText xml:space="preserve"> PAGEREF _Toc243400653 \h </w:instrText>
         </w:r>
         <w:r>
           <w:rPr>
@@ -811,7 +811,7 @@
           <w:szCs w:val="22"/>
         </w:rPr>
       </w:pPr>
-      <w:hyperlink w:anchor="_Toc243395851" w:history="1">
+      <w:hyperlink w:anchor="_Toc243400654" w:history="1">
         <w:r>
           <w:rPr>
             <w:rStyle w:val="affb"/>
@@ -846,7 +846,7 @@
             <w:noProof/>
             <w:webHidden/>
           </w:rPr>
-          <w:instrText xml:space="preserve"> PAGEREF _Toc243395851 \h </w:instrText>
+          <w:instrText xml:space="preserve"> PAGEREF _Toc243400654 \h </w:instrText>
         </w:r>
         <w:r>
           <w:rPr>
@@ -891,7 +891,7 @@
           <w:szCs w:val="22"/>
         </w:rPr>
       </w:pPr>
-      <w:hyperlink w:anchor="_Toc243395852" w:history="1">
+      <w:hyperlink w:anchor="_Toc243400655" w:history="1">
         <w:r>
           <w:rPr>
             <w:rStyle w:val="affb"/>
@@ -926,7 +926,7 @@
             <w:noProof/>
             <w:webHidden/>
           </w:rPr>
-          <w:instrText xml:space="preserve"> PAGEREF _Toc243395852 \h </w:instrText>
+          <w:instrText xml:space="preserve"> PAGEREF _Toc243400655 \h </w:instrText>
         </w:r>
         <w:r>
           <w:rPr>
@@ -971,7 +971,7 @@
           <w:szCs w:val="22"/>
         </w:rPr>
       </w:pPr>
-      <w:hyperlink w:anchor="_Toc243395853" w:history="1">
+      <w:hyperlink w:anchor="_Toc243400656" w:history="1">
         <w:r>
           <w:rPr>
             <w:rStyle w:val="affb"/>
@@ -1006,7 +1006,7 @@
             <w:noProof/>
             <w:webHidden/>
           </w:rPr>
-          <w:instrText xml:space="preserve"> PAGEREF _Toc243395853 \h </w:instrText>
+          <w:instrText xml:space="preserve"> PAGEREF _Toc243400656 \h </w:instrText>
         </w:r>
         <w:r>
           <w:rPr>
@@ -1026,7 +1026,7 @@
             <w:noProof/>
             <w:webHidden/>
           </w:rPr>
-          <w:t>20</w:t>
+          <w:t>21</w:t>
         </w:r>
         <w:r>
           <w:rPr>
@@ -1051,7 +1051,7 @@
           <w:szCs w:val="22"/>
         </w:rPr>
       </w:pPr>
-      <w:hyperlink w:anchor="_Toc243395854" w:history="1">
+      <w:hyperlink w:anchor="_Toc243400657" w:history="1">
         <w:r>
           <w:rPr>
             <w:rStyle w:val="affb"/>
@@ -1086,7 +1086,7 @@
             <w:noProof/>
             <w:webHidden/>
           </w:rPr>
-          <w:instrText xml:space="preserve"> PAGEREF _Toc243395854 \h </w:instrText>
+          <w:instrText xml:space="preserve"> PAGEREF _Toc243400657 \h </w:instrText>
         </w:r>
         <w:r>
           <w:rPr>
@@ -1106,7 +1106,7 @@
             <w:noProof/>
             <w:webHidden/>
           </w:rPr>
-          <w:t>23</w:t>
+          <w:t>24</w:t>
         </w:r>
         <w:r>
           <w:rPr>
@@ -1136,7 +1136,7 @@
       <w:pPr>
         <w:pStyle w:val="1"/>
       </w:pPr>
-      <w:bookmarkStart w:id="1" w:name="_Toc243395847"/>
+      <w:bookmarkStart w:id="1" w:name="_Toc243400650"/>
       <w:r>
         <w:lastRenderedPageBreak/>
         <w:t>測試注意事項</w:t>
@@ -1158,7 +1158,7 @@
       <w:pPr>
         <w:pStyle w:val="1"/>
       </w:pPr>
-      <w:bookmarkStart w:id="2" w:name="_Toc243395848"/>
+      <w:bookmarkStart w:id="2" w:name="_Toc243400651"/>
       <w:r>
         <w:lastRenderedPageBreak/>
         <w:t xml:space="preserve">ET01 </w:t>
@@ -1886,7 +1886,7 @@
                 <w:rFonts w:ascii="標楷體" w:hAnsi="標楷體"/>
                 <w:sz w:val="22"/>
               </w:rPr>
-              <w:t>將教師甲某門已發布課程的訖止時間改為已過去的時點並儲存，回到「我建立的」該卡片應標示「已關閉」，且該課程不再出現於教師乙的「全部課程」。</w:t>
+              <w:t>將教師甲某門已發布課程的訖止時間改為已過去的時點並按「更新」，回到「我建立的」該卡片應標示「已關閉」，且該課程不再出現於教師乙的「全部課程」。</w:t>
             </w:r>
           </w:p>
         </w:tc>
@@ -2086,7 +2086,7 @@
                 <w:rFonts w:ascii="標楷體" w:hAnsi="標楷體"/>
                 <w:sz w:val="22"/>
               </w:rPr>
-              <w:t>職位選「護理師」、單位選「不限」，應列出</w:t>
+              <w:t>於「全部課程」職位選「護理師」、單位選「不限」，應列出</w:t>
             </w:r>
             <w:r>
               <w:rPr>
@@ -2218,7 +2218,7 @@
                 <w:rFonts w:ascii="標楷體" w:hAnsi="標楷體"/>
                 <w:sz w:val="22"/>
               </w:rPr>
-              <w:t>單位選「松山分院」、職位選「護理師」，應只列出</w:t>
+              <w:t>於「全部課程」單位選「松山分院」、職位選「護理師」，應列出</w:t>
             </w:r>
             <w:r>
               <w:rPr>
@@ -2232,21 +2232,21 @@
                 <w:rFonts w:ascii="標楷體" w:hAnsi="標楷體"/>
                 <w:sz w:val="22"/>
               </w:rPr>
-              <w:t>課程，</w:t>
-            </w:r>
-            <w:r>
-              <w:rPr>
-                <w:rFonts w:ascii="標楷體" w:hAnsi="標楷體"/>
-                <w:sz w:val="22"/>
-              </w:rPr>
-              <w:t xml:space="preserve">D </w:t>
-            </w:r>
-            <w:r>
-              <w:rPr>
-                <w:rFonts w:ascii="標楷體" w:hAnsi="標楷體"/>
-                <w:sz w:val="22"/>
-              </w:rPr>
-              <w:t>課程（兩組各符合一欄）不應列出。</w:t>
+              <w:t>課程，不列出</w:t>
+            </w:r>
+            <w:r>
+              <w:rPr>
+                <w:rFonts w:ascii="標楷體" w:hAnsi="標楷體"/>
+                <w:sz w:val="22"/>
+              </w:rPr>
+              <w:t xml:space="preserve"> D </w:t>
+            </w:r>
+            <w:r>
+              <w:rPr>
+                <w:rFonts w:ascii="標楷體" w:hAnsi="標楷體"/>
+                <w:sz w:val="22"/>
+              </w:rPr>
+              <w:t>課程（兩組各符合一欄）。</w:t>
             </w:r>
           </w:p>
         </w:tc>
@@ -2541,7 +2541,7 @@
       <w:pPr>
         <w:pStyle w:val="1"/>
       </w:pPr>
-      <w:bookmarkStart w:id="3" w:name="_Toc243395849"/>
+      <w:bookmarkStart w:id="3" w:name="_Toc243400652"/>
       <w:r>
         <w:lastRenderedPageBreak/>
         <w:t xml:space="preserve">ET02 </w:t>
@@ -3146,7 +3146,7 @@
                 <w:rFonts w:ascii="標楷體" w:hAnsi="標楷體"/>
                 <w:sz w:val="22"/>
               </w:rPr>
-              <w:t>0</w:t>
+              <w:t>0.00</w:t>
             </w:r>
             <w:r>
               <w:rPr>
@@ -3637,7 +3637,7 @@
                 <w:rFonts w:ascii="標楷體" w:hAnsi="標楷體"/>
                 <w:sz w:val="22"/>
               </w:rPr>
-              <w:t>選一門尚無學員的課程，「已加入學員」的「匯出</w:t>
+              <w:t>選擇課程戊（尚無學員），「已加入學員」與問卷結果的「匯出</w:t>
             </w:r>
             <w:r>
               <w:rPr>
@@ -3651,21 +3651,7 @@
                 <w:rFonts w:ascii="標楷體" w:hAnsi="標楷體"/>
                 <w:sz w:val="22"/>
               </w:rPr>
-              <w:t>」應為灰色無法按；問卷尚無人填答時，問卷結果的「匯出</w:t>
-            </w:r>
-            <w:r>
-              <w:rPr>
-                <w:rFonts w:ascii="標楷體" w:hAnsi="標楷體"/>
-                <w:sz w:val="22"/>
-              </w:rPr>
-              <w:t xml:space="preserve"> CSV</w:t>
-            </w:r>
-            <w:r>
-              <w:rPr>
-                <w:rFonts w:ascii="標楷體" w:hAnsi="標楷體"/>
-                <w:sz w:val="22"/>
-              </w:rPr>
-              <w:t>」亦應為灰色。按其中一顆匯出時，只有該顆暫時呈灰色，另一顆照常可按。</w:t>
+              <w:t>」皆應為灰色無法按；改選課程甲按其中一顆匯出時，只有該顆暫時呈灰色，另一顆照常可按。</w:t>
             </w:r>
           </w:p>
         </w:tc>
@@ -3838,14 +3824,28 @@
                 <w:rFonts w:ascii="標楷體" w:hAnsi="標楷體"/>
                 <w:sz w:val="22"/>
               </w:rPr>
-              <w:t xml:space="preserve"> …</w:t>
-            </w:r>
-            <w:r>
-              <w:rPr>
-                <w:rFonts w:ascii="標楷體" w:hAnsi="標楷體"/>
-                <w:sz w:val="22"/>
-              </w:rPr>
-              <w:t>？學習</w:t>
+              <w:t xml:space="preserve"> </w:t>
+            </w:r>
+            <w:r>
+              <w:rPr>
+                <w:rFonts w:ascii="標楷體" w:hAnsi="標楷體"/>
+                <w:sz w:val="22"/>
+              </w:rPr>
+              <w:t>…</w:t>
+            </w:r>
+            <w:r>
+              <w:rPr>
+                <w:rFonts w:ascii="標楷體" w:hAnsi="標楷體"/>
+                <w:sz w:val="22"/>
+              </w:rPr>
+              <w:t>？學習歷史完整保留。」；按「確定」後顯示「已移除學員」，學員</w:t>
+            </w:r>
+            <w:r>
+              <w:rPr>
+                <w:rFonts w:ascii="標楷體" w:hAnsi="標楷體"/>
+                <w:sz w:val="22"/>
+              </w:rPr>
+              <w:t xml:space="preserve"> </w:t>
             </w:r>
             <w:r>
               <w:rPr>
@@ -3853,14 +3853,7 @@
                 <w:sz w:val="22"/>
               </w:rPr>
               <w:lastRenderedPageBreak/>
-              <w:t>歷史完整保留。」；按「確定」後顯示「已移除學員」，學員</w:t>
-            </w:r>
-            <w:r>
-              <w:rPr>
-                <w:rFonts w:ascii="標楷體" w:hAnsi="標楷體"/>
-                <w:sz w:val="22"/>
-              </w:rPr>
-              <w:t xml:space="preserve"> I </w:t>
+              <w:t xml:space="preserve">I </w:t>
             </w:r>
             <w:r>
               <w:rPr>
@@ -4469,7 +4462,14 @@
                 <w:rFonts w:ascii="標楷體" w:hAnsi="標楷體"/>
                 <w:sz w:val="22"/>
               </w:rPr>
-              <w:t>修改該題的題幹或正確答案並按「更新」，再開啟同一次作答的明細，內容與分數應維持作答當時的樣子。</w:t>
+              <w:t>修改該題的題幹或正確答案，於「是否要求學員重新測驗？」視窗選「僅儲存，不要求重測」並按「更</w:t>
+            </w:r>
+            <w:r>
+              <w:rPr>
+                <w:rFonts w:ascii="標楷體" w:hAnsi="標楷體"/>
+                <w:sz w:val="22"/>
+              </w:rPr>
+              <w:t>新」，再開啟同一次作答的明細，內容與分數應維持作答當時的樣子。</w:t>
             </w:r>
           </w:p>
         </w:tc>
@@ -4967,7 +4967,21 @@
                 <w:rFonts w:ascii="標楷體" w:hAnsi="標楷體"/>
                 <w:sz w:val="22"/>
               </w:rPr>
-              <w:t>修改「測驗一」並選「儲存並要求重測」後按「更新」，學員</w:t>
+              <w:t>修改「測驗一」某題的題幹（配分總和維持</w:t>
+            </w:r>
+            <w:r>
+              <w:rPr>
+                <w:rFonts w:ascii="標楷體" w:hAnsi="標楷體"/>
+                <w:sz w:val="22"/>
+              </w:rPr>
+              <w:t xml:space="preserve"> 100</w:t>
+            </w:r>
+            <w:r>
+              <w:rPr>
+                <w:rFonts w:ascii="標楷體" w:hAnsi="標楷體"/>
+                <w:sz w:val="22"/>
+              </w:rPr>
+              <w:t>）並選「儲存並要求重測」後按「更新」，學員</w:t>
             </w:r>
             <w:r>
               <w:rPr>
@@ -4981,7 +4995,15 @@
                 <w:rFonts w:ascii="標楷體" w:hAnsi="標楷體"/>
                 <w:sz w:val="22"/>
               </w:rPr>
-              <w:t>重測兩次皆未及格後，本頁學員</w:t>
+              <w:t>重測兩次皆未</w:t>
+            </w:r>
+            <w:r>
+              <w:rPr>
+                <w:rFonts w:ascii="標楷體" w:hAnsi="標楷體"/>
+                <w:sz w:val="22"/>
+              </w:rPr>
+              <w:lastRenderedPageBreak/>
+              <w:t>及格後，本頁學員</w:t>
             </w:r>
             <w:r>
               <w:rPr>
@@ -4995,15 +5017,7 @@
                 <w:rFonts w:ascii="標楷體" w:hAnsi="標楷體"/>
                 <w:sz w:val="22"/>
               </w:rPr>
-              <w:t>的「已及</w:t>
-            </w:r>
-            <w:r>
-              <w:rPr>
-                <w:rFonts w:ascii="標楷體" w:hAnsi="標楷體"/>
-                <w:sz w:val="22"/>
-              </w:rPr>
-              <w:lastRenderedPageBreak/>
-              <w:t>格」標示應消失、「重置重考次數」可按。</w:t>
+              <w:t>的「已及格」標示應消失、「重置重考次數」可按。</w:t>
             </w:r>
           </w:p>
         </w:tc>
@@ -5756,7 +5770,7 @@
                 <w:rFonts w:ascii="標楷體" w:hAnsi="標楷體"/>
                 <w:sz w:val="22"/>
               </w:rPr>
-              <w:t>應未收到任何通知信。</w:t>
+              <w:t>應未收到核可相關通知信。</w:t>
             </w:r>
           </w:p>
         </w:tc>
@@ -5908,7 +5922,7 @@
                 <w:rFonts w:ascii="標楷體" w:hAnsi="標楷體"/>
                 <w:sz w:val="22"/>
               </w:rPr>
-              <w:t>未收到信。</w:t>
+              <w:t>未收到核可相關通知信。</w:t>
             </w:r>
           </w:p>
         </w:tc>
@@ -6043,6 +6057,7 @@
                 <w:rFonts w:ascii="標楷體" w:hAnsi="標楷體"/>
                 <w:sz w:val="22"/>
               </w:rPr>
+              <w:lastRenderedPageBreak/>
               <w:t>35</w:t>
             </w:r>
           </w:p>
@@ -6088,15 +6103,7 @@
                 <w:rFonts w:ascii="標楷體" w:hAnsi="標楷體"/>
                 <w:sz w:val="22"/>
               </w:rPr>
-              <w:t>後按「批次核可通過」，確認視窗應顯示所選</w:t>
-            </w:r>
-            <w:r>
-              <w:rPr>
-                <w:rFonts w:ascii="標楷體" w:hAnsi="標楷體"/>
-                <w:sz w:val="22"/>
-              </w:rPr>
-              <w:lastRenderedPageBreak/>
-              <w:t>人數為</w:t>
+              <w:t>後按「批次核可通過」，確認視窗應顯示所選人數為</w:t>
             </w:r>
             <w:r>
               <w:rPr>
@@ -6290,7 +6297,49 @@
                 <w:rFonts w:ascii="標楷體" w:hAnsi="標楷體"/>
                 <w:sz w:val="22"/>
               </w:rPr>
-              <w:t>於兩個分頁選定課程甲，分頁一將某位待核可學員核可為「通過」後，分頁二不重新整理即對同一學員按「不通過」，應顯示「無法核可：已有核可紀錄」，該學員結果仍為「已通過」（未擋下會靜默改判且無撤銷原因可查）。</w:t>
+              <w:t>於兩個分頁選定課程甲，分頁二先對學員</w:t>
+            </w:r>
+            <w:r>
+              <w:rPr>
+                <w:rFonts w:ascii="標楷體" w:hAnsi="標楷體"/>
+                <w:sz w:val="22"/>
+              </w:rPr>
+              <w:t xml:space="preserve"> L </w:t>
+            </w:r>
+            <w:r>
+              <w:rPr>
+                <w:rFonts w:ascii="標楷體" w:hAnsi="標楷體"/>
+                <w:sz w:val="22"/>
+              </w:rPr>
+              <w:t>按「不通過」開啟確認視窗（先不按「確定」），切到分頁一將學員</w:t>
+            </w:r>
+            <w:r>
+              <w:rPr>
+                <w:rFonts w:ascii="標楷體" w:hAnsi="標楷體"/>
+                <w:sz w:val="22"/>
+              </w:rPr>
+              <w:t xml:space="preserve"> L </w:t>
+            </w:r>
+            <w:r>
+              <w:rPr>
+                <w:rFonts w:ascii="標楷體" w:hAnsi="標楷體"/>
+                <w:sz w:val="22"/>
+              </w:rPr>
+              <w:t>核可為「通過」後，回分頁二按「確定」，應顯示「無法核可：已有核可紀錄」，學員</w:t>
+            </w:r>
+            <w:r>
+              <w:rPr>
+                <w:rFonts w:ascii="標楷體" w:hAnsi="標楷體"/>
+                <w:sz w:val="22"/>
+              </w:rPr>
+              <w:t xml:space="preserve"> L </w:t>
+            </w:r>
+            <w:r>
+              <w:rPr>
+                <w:rFonts w:ascii="標楷體" w:hAnsi="標楷體"/>
+                <w:sz w:val="22"/>
+              </w:rPr>
+              <w:t>結果仍為「已通過」（未擋下會靜默改判且無撤銷原因可查）。</w:t>
             </w:r>
           </w:p>
         </w:tc>
@@ -6398,7 +6447,7 @@
       <w:pPr>
         <w:pStyle w:val="1"/>
       </w:pPr>
-      <w:bookmarkStart w:id="4" w:name="_Toc243395850"/>
+      <w:bookmarkStart w:id="4" w:name="_Toc243400653"/>
       <w:r>
         <w:lastRenderedPageBreak/>
         <w:t xml:space="preserve">ET03 </w:t>
@@ -8118,7 +8167,7 @@
       <w:pPr>
         <w:pStyle w:val="1"/>
       </w:pPr>
-      <w:bookmarkStart w:id="5" w:name="_Toc243395851"/>
+      <w:bookmarkStart w:id="5" w:name="_Toc243400654"/>
       <w:r>
         <w:lastRenderedPageBreak/>
         <w:t xml:space="preserve">ET04 </w:t>
@@ -8522,7 +8571,35 @@
                 <w:rFonts w:ascii="標楷體" w:hAnsi="標楷體"/>
                 <w:sz w:val="22"/>
               </w:rPr>
-              <w:t>以教師甲進入「核可查詢」，不輸入任何條件，應即列出全部紀錄，含他人開設課程的通過、不通過與已撤銷紀錄。</w:t>
+              <w:t>以教師甲進入「核可查詢」，不輸入任何條件，應即列出全部紀錄，含課程</w:t>
+            </w:r>
+            <w:r>
+              <w:rPr>
+                <w:rFonts w:ascii="標楷體" w:hAnsi="標楷體"/>
+                <w:sz w:val="22"/>
+              </w:rPr>
+              <w:t xml:space="preserve"> A </w:t>
+            </w:r>
+            <w:r>
+              <w:rPr>
+                <w:rFonts w:ascii="標楷體" w:hAnsi="標楷體"/>
+                <w:sz w:val="22"/>
+              </w:rPr>
+              <w:t>的通過、不通過與已撤銷紀錄，以及教師乙開設之課程</w:t>
+            </w:r>
+            <w:r>
+              <w:rPr>
+                <w:rFonts w:ascii="標楷體" w:hAnsi="標楷體"/>
+                <w:sz w:val="22"/>
+              </w:rPr>
+              <w:t xml:space="preserve"> B </w:t>
+            </w:r>
+            <w:r>
+              <w:rPr>
+                <w:rFonts w:ascii="標楷體" w:hAnsi="標楷體"/>
+                <w:sz w:val="22"/>
+              </w:rPr>
+              <w:t>的通過紀錄。</w:t>
             </w:r>
           </w:p>
         </w:tc>
@@ -8868,7 +8945,7 @@
                 <w:rFonts w:ascii="標楷體" w:hAnsi="標楷體"/>
                 <w:sz w:val="22"/>
               </w:rPr>
-              <w:t>應查得一筆操作類型「查詢」、說明為「核可查詢（未指定學員）」的記錄，且不含學員姓名；改輸入姓名查詢則不新增記錄。</w:t>
+              <w:t>以操作類別「查詢」應查得教師甲的記錄，事件描述為「核可查詢（未指定學員）」且不含學員姓名（教師甲每切換回本視窗一次另增一筆）；教師甲改輸入姓名查詢後，不再新增此類記錄。</w:t>
             </w:r>
           </w:p>
         </w:tc>
@@ -9425,6 +9502,7 @@
                 <w:rFonts w:ascii="標楷體" w:hAnsi="標楷體"/>
                 <w:sz w:val="22"/>
               </w:rPr>
+              <w:lastRenderedPageBreak/>
               <w:t>12</w:t>
             </w:r>
           </w:p>
@@ -9449,22 +9527,21 @@
                 <w:rFonts w:ascii="標楷體" w:hAnsi="標楷體"/>
                 <w:sz w:val="22"/>
               </w:rPr>
-              <w:t xml:space="preserve"> A</w:t>
-            </w:r>
-            <w:r>
-              <w:rPr>
-                <w:rFonts w:ascii="標楷體" w:hAnsi="標楷體"/>
-                <w:sz w:val="22"/>
-              </w:rPr>
-              <w:t>，學員甲的「備註：」與學員丙的撤銷原因應顯示；改以教師乙查同兩列，備註與撤銷原因應不顯示，但</w:t>
-            </w:r>
-            <w:r>
-              <w:rPr>
-                <w:rFonts w:ascii="標楷體" w:hAnsi="標楷體"/>
-                <w:sz w:val="22"/>
-              </w:rPr>
-              <w:lastRenderedPageBreak/>
-              <w:t>「已撤銷」、撤銷人與撤銷時間仍顯示。</w:t>
+              <w:t xml:space="preserve"> </w:t>
+            </w:r>
+            <w:r>
+              <w:rPr>
+                <w:rFonts w:ascii="標楷體" w:hAnsi="標楷體"/>
+                <w:sz w:val="22"/>
+              </w:rPr>
+              <w:t>A</w:t>
+            </w:r>
+            <w:r>
+              <w:rPr>
+                <w:rFonts w:ascii="標楷體" w:hAnsi="標楷體"/>
+                <w:sz w:val="22"/>
+              </w:rPr>
+              <w:t>，學員甲的「備註：」與學員丙的撤銷原因應顯示；改以教師乙查同兩列，備註與撤銷原因應不顯示，但「已撤銷」、撤銷人與撤銷時間仍顯示。</w:t>
             </w:r>
           </w:p>
         </w:tc>
@@ -9879,14 +9956,7 @@
                 <w:rFonts w:ascii="標楷體" w:hAnsi="標楷體"/>
                 <w:sz w:val="22"/>
               </w:rPr>
-              <w:t xml:space="preserve"> </w:t>
-            </w:r>
-            <w:r>
-              <w:rPr>
-                <w:rFonts w:ascii="標楷體" w:hAnsi="標楷體"/>
-                <w:sz w:val="22"/>
-              </w:rPr>
-              <w:t xml:space="preserve">A </w:t>
+              <w:t xml:space="preserve"> A </w:t>
             </w:r>
             <w:r>
               <w:rPr>
@@ -10001,7 +10071,7 @@
       <w:pPr>
         <w:pStyle w:val="1"/>
       </w:pPr>
-      <w:bookmarkStart w:id="6" w:name="_Toc243395852"/>
+      <w:bookmarkStart w:id="6" w:name="_Toc243400655"/>
       <w:r>
         <w:lastRenderedPageBreak/>
         <w:t xml:space="preserve">ET05 </w:t>
@@ -11061,14 +11131,7 @@
                 <w:rFonts w:ascii="標楷體" w:hAnsi="標楷體"/>
                 <w:sz w:val="22"/>
               </w:rPr>
-              <w:t>開啟一門已開課的已發布課程，原起始時間不變直</w:t>
-            </w:r>
-            <w:r>
-              <w:rPr>
-                <w:rFonts w:ascii="標楷體" w:hAnsi="標楷體"/>
-                <w:sz w:val="22"/>
-              </w:rPr>
-              <w:t>接按「更新」應成功；將起始時間再往前調整後按「更新」則應擋下。</w:t>
+              <w:t>開啟一門已開課的已發布課程，原起始時間不變直接按「更新」應成功；將起始時間再往前調整後按「更新」則應擋下。</w:t>
             </w:r>
           </w:p>
         </w:tc>
@@ -11392,7 +11455,14 @@
                 <w:rFonts w:ascii="標楷體" w:hAnsi="標楷體"/>
                 <w:sz w:val="22"/>
               </w:rPr>
-              <w:t>已關閉課程的既有受訓對象應可修改與刪除（兩欄可選、有刪除鈕），按「保留編輯」後重新進入，修改結果應仍在。</w:t>
+              <w:t>已關閉課程的既有受訓對象應可修改與刪除（兩欄可選、有刪除鈕），按「保留編輯」後重新進入，修改結</w:t>
+            </w:r>
+            <w:r>
+              <w:rPr>
+                <w:rFonts w:ascii="標楷體" w:hAnsi="標楷體"/>
+                <w:sz w:val="22"/>
+              </w:rPr>
+              <w:t>果應仍在。</w:t>
             </w:r>
           </w:p>
         </w:tc>
@@ -11972,7 +12042,7 @@
                 <w:rFonts w:ascii="標楷體" w:hAnsi="標楷體"/>
                 <w:sz w:val="22"/>
               </w:rPr>
-              <w:t>於新增課程畫面（課程尚未儲存）按「新增項目</w:t>
+              <w:t>於新增課程畫面填課程名稱並按「新增章節」建立一個章節（課程尚未儲存），於該章節按「新增項目</w:t>
             </w:r>
             <w:r>
               <w:rPr>
@@ -12062,7 +12132,7 @@
                 <w:rFonts w:ascii="標楷體" w:hAnsi="標楷體"/>
                 <w:sz w:val="22"/>
               </w:rPr>
-              <w:t>教材」，於名稱視窗填名稱按「建立」，教材視窗的「項目標題」應已帶入該名稱；填說明文字後按「儲存」，該章節下應出現此教材。</w:t>
+              <w:t>教材」，於名稱視窗填名稱按「建立」，教材視窗的「項目標題」應已帶入該名稱；填說明文字後按「儲存」，應顯示「教材已儲存」，重新開啟該教材，說明文字應仍在。</w:t>
             </w:r>
           </w:p>
         </w:tc>
@@ -12310,7 +12380,21 @@
                 <w:rFonts w:ascii="標楷體" w:hAnsi="標楷體"/>
                 <w:sz w:val="22"/>
               </w:rPr>
-              <w:t>於教材引用一份「訓練教材」分類的已發布文件並儲存，學員於該章節應可開啟此文件。</w:t>
+              <w:t>於已發布課程的教材引用文件</w:t>
+            </w:r>
+            <w:r>
+              <w:rPr>
+                <w:rFonts w:ascii="標楷體" w:hAnsi="標楷體"/>
+                <w:sz w:val="22"/>
+              </w:rPr>
+              <w:t xml:space="preserve"> A </w:t>
+            </w:r>
+            <w:r>
+              <w:rPr>
+                <w:rFonts w:ascii="標楷體" w:hAnsi="標楷體"/>
+                <w:sz w:val="22"/>
+              </w:rPr>
+              <w:t>並按「儲存」，再按「更新」並「確認更新」後，學員於該章節應可開啟此文件。</w:t>
             </w:r>
           </w:p>
         </w:tc>
@@ -12355,7 +12439,7 @@
                 <w:rFonts w:ascii="標楷體" w:hAnsi="標楷體"/>
                 <w:sz w:val="22"/>
               </w:rPr>
-              <w:t>29</w:t>
+              <w:t>28-1</w:t>
             </w:r>
           </w:p>
         </w:tc>
@@ -12372,7 +12456,35 @@
                 <w:rFonts w:ascii="標楷體" w:hAnsi="標楷體"/>
                 <w:sz w:val="22"/>
               </w:rPr>
-              <w:t>將教材已引用的文件於文件管理端發布新版本，學員下次開啟該章節應取得新版內容，教師端不需回頭更新引用。</w:t>
+              <w:t>承上，每日排程執行後（或請</w:t>
+            </w:r>
+            <w:r>
+              <w:rPr>
+                <w:rFonts w:ascii="標楷體" w:hAnsi="標楷體"/>
+                <w:sz w:val="22"/>
+              </w:rPr>
+              <w:t xml:space="preserve"> IT </w:t>
+            </w:r>
+            <w:r>
+              <w:rPr>
+                <w:rFonts w:ascii="標楷體" w:hAnsi="標楷體"/>
+                <w:sz w:val="22"/>
+              </w:rPr>
+              <w:t>手動觸發），教師甲不應收到文件</w:t>
+            </w:r>
+            <w:r>
+              <w:rPr>
+                <w:rFonts w:ascii="標楷體" w:hAnsi="標楷體"/>
+                <w:sz w:val="22"/>
+              </w:rPr>
+              <w:t xml:space="preserve"> A </w:t>
+            </w:r>
+            <w:r>
+              <w:rPr>
+                <w:rFonts w:ascii="標楷體" w:hAnsi="標楷體"/>
+                <w:sz w:val="22"/>
+              </w:rPr>
+              <w:t>的更新通知信（剛加入引用、文件尚未改版）。</w:t>
             </w:r>
           </w:p>
         </w:tc>
@@ -12417,7 +12529,7 @@
                 <w:rFonts w:ascii="標楷體" w:hAnsi="標楷體"/>
                 <w:sz w:val="22"/>
               </w:rPr>
-              <w:t>29-1</w:t>
+              <w:t>29</w:t>
             </w:r>
           </w:p>
         </w:tc>
@@ -12434,21 +12546,21 @@
                 <w:rFonts w:ascii="標楷體" w:hAnsi="標楷體"/>
                 <w:sz w:val="22"/>
               </w:rPr>
-              <w:t>承上，每日排程執行後（或請</w:t>
-            </w:r>
-            <w:r>
-              <w:rPr>
-                <w:rFonts w:ascii="標楷體" w:hAnsi="標楷體"/>
-                <w:sz w:val="22"/>
-              </w:rPr>
-              <w:t xml:space="preserve"> IT </w:t>
-            </w:r>
-            <w:r>
-              <w:rPr>
-                <w:rFonts w:ascii="標楷體" w:hAnsi="標楷體"/>
-                <w:sz w:val="22"/>
-              </w:rPr>
-              <w:t>手動觸發），教師甲應收到該文件已更新版本的通知信，信中列出受影響的課程；剛加入引用、文件尚未改版時不應收到信。</w:t>
+              <w:t>承上，將文件</w:t>
+            </w:r>
+            <w:r>
+              <w:rPr>
+                <w:rFonts w:ascii="標楷體" w:hAnsi="標楷體"/>
+                <w:sz w:val="22"/>
+              </w:rPr>
+              <w:t xml:space="preserve"> A </w:t>
+            </w:r>
+            <w:r>
+              <w:rPr>
+                <w:rFonts w:ascii="標楷體" w:hAnsi="標楷體"/>
+                <w:sz w:val="22"/>
+              </w:rPr>
+              <w:t>於文件管理端發布新版本，學員下次開啟該章節應取得新版內容，教師端不需回頭更新引用。</w:t>
             </w:r>
           </w:p>
         </w:tc>
@@ -12493,7 +12605,7 @@
                 <w:rFonts w:ascii="標楷體" w:hAnsi="標楷體"/>
                 <w:sz w:val="22"/>
               </w:rPr>
-              <w:t>30</w:t>
+              <w:t>29-1</w:t>
             </w:r>
           </w:p>
         </w:tc>
@@ -12510,7 +12622,35 @@
                 <w:rFonts w:ascii="標楷體" w:hAnsi="標楷體"/>
                 <w:sz w:val="22"/>
               </w:rPr>
-              <w:t>將已被引用的文件於文件管理端廢止，回到該教材應顯示「此文件已廢止」，且該課程按「儲存並發布」會被擋下。</w:t>
+              <w:t>承上，每日排程再次執行後（或請</w:t>
+            </w:r>
+            <w:r>
+              <w:rPr>
+                <w:rFonts w:ascii="標楷體" w:hAnsi="標楷體"/>
+                <w:sz w:val="22"/>
+              </w:rPr>
+              <w:t xml:space="preserve"> IT </w:t>
+            </w:r>
+            <w:r>
+              <w:rPr>
+                <w:rFonts w:ascii="標楷體" w:hAnsi="標楷體"/>
+                <w:sz w:val="22"/>
+              </w:rPr>
+              <w:t>手動觸發），教師甲應收到文件</w:t>
+            </w:r>
+            <w:r>
+              <w:rPr>
+                <w:rFonts w:ascii="標楷體" w:hAnsi="標楷體"/>
+                <w:sz w:val="22"/>
+              </w:rPr>
+              <w:t xml:space="preserve"> A </w:t>
+            </w:r>
+            <w:r>
+              <w:rPr>
+                <w:rFonts w:ascii="標楷體" w:hAnsi="標楷體"/>
+                <w:sz w:val="22"/>
+              </w:rPr>
+              <w:t>已更新版本的通知信，信中列出受影響的課程。</w:t>
             </w:r>
           </w:p>
         </w:tc>
@@ -12555,7 +12695,7 @@
                 <w:rFonts w:ascii="標楷體" w:hAnsi="標楷體"/>
                 <w:sz w:val="22"/>
               </w:rPr>
-              <w:t>30-1</w:t>
+              <w:t>30</w:t>
             </w:r>
           </w:p>
         </w:tc>
@@ -12572,7 +12712,35 @@
                 <w:rFonts w:ascii="標楷體" w:hAnsi="標楷體"/>
                 <w:sz w:val="22"/>
               </w:rPr>
-              <w:t>承上，每日排程執行後，教師甲應收到該文件已廢止、請移除引用的通知信。</w:t>
+              <w:t>於草稿課程的教材引用文件</w:t>
+            </w:r>
+            <w:r>
+              <w:rPr>
+                <w:rFonts w:ascii="標楷體" w:hAnsi="標楷體"/>
+                <w:sz w:val="22"/>
+              </w:rPr>
+              <w:t xml:space="preserve"> B </w:t>
+            </w:r>
+            <w:r>
+              <w:rPr>
+                <w:rFonts w:ascii="標楷體" w:hAnsi="標楷體"/>
+                <w:sz w:val="22"/>
+              </w:rPr>
+              <w:t>並儲存，再將文件</w:t>
+            </w:r>
+            <w:r>
+              <w:rPr>
+                <w:rFonts w:ascii="標楷體" w:hAnsi="標楷體"/>
+                <w:sz w:val="22"/>
+              </w:rPr>
+              <w:t xml:space="preserve"> B </w:t>
+            </w:r>
+            <w:r>
+              <w:rPr>
+                <w:rFonts w:ascii="標楷體" w:hAnsi="標楷體"/>
+                <w:sz w:val="22"/>
+              </w:rPr>
+              <w:t>於文件管理端廢止，回到該教材應顯示「此文件已廢止」，且該課程按「儲存並發布」會被擋下。</w:t>
             </w:r>
           </w:p>
         </w:tc>
@@ -12617,7 +12785,7 @@
                 <w:rFonts w:ascii="標楷體" w:hAnsi="標楷體"/>
                 <w:sz w:val="22"/>
               </w:rPr>
-              <w:t>31</w:t>
+              <w:t>30-1</w:t>
             </w:r>
           </w:p>
         </w:tc>
@@ -12634,7 +12802,7 @@
                 <w:rFonts w:ascii="標楷體" w:hAnsi="標楷體"/>
                 <w:sz w:val="22"/>
               </w:rPr>
-              <w:t>移除已廢止文件的引用並儲存後再按「儲存並發布」，該項檢核應通過。</w:t>
+              <w:t>承上，每日排程執行後，教師甲應收到該文件已廢止、請移除引用的通知信。</w:t>
             </w:r>
           </w:p>
         </w:tc>
@@ -12679,7 +12847,7 @@
                 <w:rFonts w:ascii="標楷體" w:hAnsi="標楷體"/>
                 <w:sz w:val="22"/>
               </w:rPr>
-              <w:t>32</w:t>
+              <w:t>31</w:t>
             </w:r>
           </w:p>
         </w:tc>
@@ -12696,21 +12864,7 @@
                 <w:rFonts w:ascii="標楷體" w:hAnsi="標楷體"/>
                 <w:sz w:val="22"/>
               </w:rPr>
-              <w:t>於章節內按「新增項目</w:t>
-            </w:r>
-            <w:r>
-              <w:rPr>
-                <w:rFonts w:ascii="標楷體" w:hAnsi="標楷體"/>
-                <w:sz w:val="22"/>
-              </w:rPr>
-              <w:t xml:space="preserve"> → </w:t>
-            </w:r>
-            <w:r>
-              <w:rPr>
-                <w:rFonts w:ascii="標楷體" w:hAnsi="標楷體"/>
-                <w:sz w:val="22"/>
-              </w:rPr>
-              <w:t>測驗」並建立，於「測驗設定」填及格分數與重考次數上限後按「儲存」，該章節下應出現此測驗。</w:t>
+              <w:t>移除已廢止文件的引用並儲存後再按「儲存並發布」，該項檢核應通過。</w:t>
             </w:r>
           </w:p>
         </w:tc>
@@ -12755,7 +12909,7 @@
                 <w:rFonts w:ascii="標楷體" w:hAnsi="標楷體"/>
                 <w:sz w:val="22"/>
               </w:rPr>
-              <w:t>33</w:t>
+              <w:t>32</w:t>
             </w:r>
           </w:p>
         </w:tc>
@@ -12772,7 +12926,21 @@
                 <w:rFonts w:ascii="標楷體" w:hAnsi="標楷體"/>
                 <w:sz w:val="22"/>
               </w:rPr>
-              <w:t>「作答時間限制」留空儲存，學員作答該測驗時應不限時；改填入數字後，學員端應為該分鐘數的限時作答。</w:t>
+              <w:t>於章節內按「新增項目</w:t>
+            </w:r>
+            <w:r>
+              <w:rPr>
+                <w:rFonts w:ascii="標楷體" w:hAnsi="標楷體"/>
+                <w:sz w:val="22"/>
+              </w:rPr>
+              <w:t xml:space="preserve"> → </w:t>
+            </w:r>
+            <w:r>
+              <w:rPr>
+                <w:rFonts w:ascii="標楷體" w:hAnsi="標楷體"/>
+                <w:sz w:val="22"/>
+              </w:rPr>
+              <w:t>測驗」並建立，於「測驗設定」填及格分數與重考次數上限後按「儲存」，應顯示「測驗已儲存」，重新開啟該測驗，兩欄應為剛才填入的值。</w:t>
             </w:r>
           </w:p>
         </w:tc>
@@ -12817,7 +12985,8 @@
                 <w:rFonts w:ascii="標楷體" w:hAnsi="標楷體"/>
                 <w:sz w:val="22"/>
               </w:rPr>
-              <w:t>34</w:t>
+              <w:lastRenderedPageBreak/>
+              <w:t>33</w:t>
             </w:r>
           </w:p>
         </w:tc>
@@ -12834,21 +13003,7 @@
                 <w:rFonts w:ascii="標楷體" w:hAnsi="標楷體"/>
                 <w:sz w:val="22"/>
               </w:rPr>
-              <w:t>「重考次數上限」填</w:t>
-            </w:r>
-            <w:r>
-              <w:rPr>
-                <w:rFonts w:ascii="標楷體" w:hAnsi="標楷體"/>
-                <w:sz w:val="22"/>
-              </w:rPr>
-              <w:t xml:space="preserve"> 0 </w:t>
-            </w:r>
-            <w:r>
-              <w:rPr>
-                <w:rFonts w:ascii="標楷體" w:hAnsi="標楷體"/>
-                <w:sz w:val="22"/>
-              </w:rPr>
-              <w:t>儲存，學員該測驗作答一次後應不可重考。</w:t>
+              <w:t>於尚無人作答之測驗將「作答時間限制」留空儲存，按「更新」並「確認更新」後，學員作答該測驗時應不限時；改填入數字儲存（此時已有學員作答，重測視窗選「僅儲存，不要求重測」）並再按一次「更新」後，學員端應為該分鐘數的限時作答。</w:t>
             </w:r>
           </w:p>
         </w:tc>
@@ -12893,8 +13048,7 @@
                 <w:rFonts w:ascii="標楷體" w:hAnsi="標楷體"/>
                 <w:sz w:val="22"/>
               </w:rPr>
-              <w:lastRenderedPageBreak/>
-              <w:t>35</w:t>
+              <w:t>34</w:t>
             </w:r>
           </w:p>
         </w:tc>
@@ -12911,7 +13065,21 @@
                 <w:rFonts w:ascii="標楷體" w:hAnsi="標楷體"/>
                 <w:sz w:val="22"/>
               </w:rPr>
-              <w:t>於「題庫管理」新增一題並按該題的「儲存題目」後，不按底部「儲存」直接關閉視窗，重新開啟該題應仍在。</w:t>
+              <w:t>承上，將「重考次數上限」填</w:t>
+            </w:r>
+            <w:r>
+              <w:rPr>
+                <w:rFonts w:ascii="標楷體" w:hAnsi="標楷體"/>
+                <w:sz w:val="22"/>
+              </w:rPr>
+              <w:t xml:space="preserve"> 0 </w:t>
+            </w:r>
+            <w:r>
+              <w:rPr>
+                <w:rFonts w:ascii="標楷體" w:hAnsi="標楷體"/>
+                <w:sz w:val="22"/>
+              </w:rPr>
+              <w:t>儲存（重測視窗同樣選「僅儲存，不要求重測」）並按「更新」後，以另一位尚未作答該測驗的學員作答一次，之後應不可重考。</w:t>
             </w:r>
           </w:p>
         </w:tc>
@@ -12956,7 +13124,7 @@
                 <w:rFonts w:ascii="標楷體" w:hAnsi="標楷體"/>
                 <w:sz w:val="22"/>
               </w:rPr>
-              <w:t>36</w:t>
+              <w:t>35</w:t>
             </w:r>
           </w:p>
         </w:tc>
@@ -12973,7 +13141,7 @@
                 <w:rFonts w:ascii="標楷體" w:hAnsi="標楷體"/>
                 <w:sz w:val="22"/>
               </w:rPr>
-              <w:t>展開一題編輯但未按「儲存題目」即關閉視窗，該次編輯的內容應消失。</w:t>
+              <w:t>於「題庫管理」新增一題並按該題的「儲存題目」後，不按底部「儲存」直接關閉視窗，重新開啟該題應仍在。</w:t>
             </w:r>
           </w:p>
         </w:tc>
@@ -13018,7 +13186,7 @@
                 <w:rFonts w:ascii="標楷體" w:hAnsi="標楷體"/>
                 <w:sz w:val="22"/>
               </w:rPr>
-              <w:t>37</w:t>
+              <w:t>36</w:t>
             </w:r>
           </w:p>
         </w:tc>
@@ -13035,7 +13203,14 @@
                 <w:rFonts w:ascii="標楷體" w:hAnsi="標楷體"/>
                 <w:sz w:val="22"/>
               </w:rPr>
-              <w:t>刪除一題已有學員作答的題目並確認後按「更新」，該題不應再出現於之後的作答；已作答學員的紀錄與成績應完整保留、仍可回看。</w:t>
+              <w:t>展開一</w:t>
+            </w:r>
+            <w:r>
+              <w:rPr>
+                <w:rFonts w:ascii="標楷體" w:hAnsi="標楷體"/>
+                <w:sz w:val="22"/>
+              </w:rPr>
+              <w:t>題編輯但未按「儲存題目」即關閉視窗，該次編輯的內容應消失。</w:t>
             </w:r>
           </w:p>
         </w:tc>
@@ -13080,7 +13255,7 @@
                 <w:rFonts w:ascii="標楷體" w:hAnsi="標楷體"/>
                 <w:sz w:val="22"/>
               </w:rPr>
-              <w:t>38</w:t>
+              <w:t>37</w:t>
             </w:r>
           </w:p>
         </w:tc>
@@ -13097,35 +13272,21 @@
                 <w:rFonts w:ascii="標楷體" w:hAnsi="標楷體"/>
                 <w:sz w:val="22"/>
               </w:rPr>
-              <w:t>已發布課程的測驗只剩</w:t>
-            </w:r>
-            <w:r>
-              <w:rPr>
-                <w:rFonts w:ascii="標楷體" w:hAnsi="標楷體"/>
-                <w:sz w:val="22"/>
-              </w:rPr>
-              <w:t xml:space="preserve"> 1 </w:t>
-            </w:r>
-            <w:r>
-              <w:rPr>
-                <w:rFonts w:ascii="標楷體" w:hAnsi="標楷體"/>
-                <w:sz w:val="22"/>
-              </w:rPr>
-              <w:t>題時刪除該題，應可刪除且學員端仍看得到原題；此時按「更新」應跳出「更新未生效」視窗並列出該測驗至少須有</w:t>
-            </w:r>
-            <w:r>
-              <w:rPr>
-                <w:rFonts w:ascii="標楷體" w:hAnsi="標楷體"/>
-                <w:sz w:val="22"/>
-              </w:rPr>
-              <w:t xml:space="preserve"> 1 </w:t>
-            </w:r>
-            <w:r>
-              <w:rPr>
-                <w:rFonts w:ascii="標楷體" w:hAnsi="標楷體"/>
-                <w:sz w:val="22"/>
-              </w:rPr>
-              <w:t>題。</w:t>
+              <w:t>刪除一題已有學員作答的題目並確認（重測視窗選「僅儲存，不要求重測」），再調整其餘題目的配分使總和回到</w:t>
+            </w:r>
+            <w:r>
+              <w:rPr>
+                <w:rFonts w:ascii="標楷體" w:hAnsi="標楷體"/>
+                <w:sz w:val="22"/>
+              </w:rPr>
+              <w:t xml:space="preserve"> 100</w:t>
+            </w:r>
+            <w:r>
+              <w:rPr>
+                <w:rFonts w:ascii="標楷體" w:hAnsi="標楷體"/>
+                <w:sz w:val="22"/>
+              </w:rPr>
+              <w:t>（重測視窗同樣選「僅儲存，不要求重測」）後按「更新」，該題不應再出現於之後的作答；已作答學員的紀錄與成績應完整保留、仍可回看。</w:t>
             </w:r>
           </w:p>
         </w:tc>
@@ -13170,7 +13331,7 @@
                 <w:rFonts w:ascii="標楷體" w:hAnsi="標楷體"/>
                 <w:sz w:val="22"/>
               </w:rPr>
-              <w:t>39</w:t>
+              <w:t>38</w:t>
             </w:r>
           </w:p>
         </w:tc>
@@ -13187,7 +13348,35 @@
                 <w:rFonts w:ascii="標楷體" w:hAnsi="標楷體"/>
                 <w:sz w:val="22"/>
               </w:rPr>
-              <w:t>對已有學員作答的測驗新增一題並儲存，應跳出「是否要求學員重新測驗？」並顯示已作答人數（含未及格者）；視窗應說明重測於按「更新」時才執行；選「儲存並要求重測」後學員此刻不應有任何變化，按「更新」後已通過與未及格的學員皆應收到通知信、該測驗回到未完成且作答次數重新計算。</w:t>
+              <w:t>已發布課程的測驗只剩</w:t>
+            </w:r>
+            <w:r>
+              <w:rPr>
+                <w:rFonts w:ascii="標楷體" w:hAnsi="標楷體"/>
+                <w:sz w:val="22"/>
+              </w:rPr>
+              <w:t xml:space="preserve"> 1 </w:t>
+            </w:r>
+            <w:r>
+              <w:rPr>
+                <w:rFonts w:ascii="標楷體" w:hAnsi="標楷體"/>
+                <w:sz w:val="22"/>
+              </w:rPr>
+              <w:t>題時刪除該題，應可刪除且學員端仍看得到原題；此時按「更新」應跳出「更新未生效」視窗並列出該測驗至少須有</w:t>
+            </w:r>
+            <w:r>
+              <w:rPr>
+                <w:rFonts w:ascii="標楷體" w:hAnsi="標楷體"/>
+                <w:sz w:val="22"/>
+              </w:rPr>
+              <w:t xml:space="preserve"> 1 </w:t>
+            </w:r>
+            <w:r>
+              <w:rPr>
+                <w:rFonts w:ascii="標楷體" w:hAnsi="標楷體"/>
+                <w:sz w:val="22"/>
+              </w:rPr>
+              <w:t>題。</w:t>
             </w:r>
           </w:p>
         </w:tc>
@@ -13232,7 +13421,7 @@
                 <w:rFonts w:ascii="標楷體" w:hAnsi="標楷體"/>
                 <w:sz w:val="22"/>
               </w:rPr>
-              <w:t>39-1</w:t>
+              <w:t>39</w:t>
             </w:r>
           </w:p>
         </w:tc>
@@ -13249,7 +13438,21 @@
                 <w:rFonts w:ascii="標楷體" w:hAnsi="標楷體"/>
                 <w:sz w:val="22"/>
               </w:rPr>
-              <w:t>承上，尚未作答的學員應不受影響、不收到通知信。</w:t>
+              <w:t>對已有學員作答的測驗新增一題並儲存，應跳出「是否要求學員重新測驗？」並顯示已作答人數（含未及格者）；視窗應說明重測於按「更新」時才執行；選「儲存並要求重測」後學員此刻不應有任何變化；再調整配分使總和為</w:t>
+            </w:r>
+            <w:r>
+              <w:rPr>
+                <w:rFonts w:ascii="標楷體" w:hAnsi="標楷體"/>
+                <w:sz w:val="22"/>
+              </w:rPr>
+              <w:t xml:space="preserve"> 100</w:t>
+            </w:r>
+            <w:r>
+              <w:rPr>
+                <w:rFonts w:ascii="標楷體" w:hAnsi="標楷體"/>
+                <w:sz w:val="22"/>
+              </w:rPr>
+              <w:t>（重測視窗同樣選「儲存並要求重測」），按「更新」後已通過與未及格的學員皆應收到通知信、該測驗回到未完成且作答次數重新計算。</w:t>
             </w:r>
           </w:p>
         </w:tc>
@@ -13294,7 +13497,7 @@
                 <w:rFonts w:ascii="標楷體" w:hAnsi="標楷體"/>
                 <w:sz w:val="22"/>
               </w:rPr>
-              <w:t>40</w:t>
+              <w:t>39-1</w:t>
             </w:r>
           </w:p>
         </w:tc>
@@ -13311,14 +13514,7 @@
                 <w:rFonts w:ascii="標楷體" w:hAnsi="標楷體"/>
                 <w:sz w:val="22"/>
               </w:rPr>
-              <w:t>承上，改選「僅儲存，不要求重測」，學員的及</w:t>
-            </w:r>
-            <w:r>
-              <w:rPr>
-                <w:rFonts w:ascii="標楷體" w:hAnsi="標楷體"/>
-                <w:sz w:val="22"/>
-              </w:rPr>
-              <w:t>格與成績應維持原樣；選「取消」則不儲存。</w:t>
+              <w:t>承上，尚未作答的學員應不受影響、不收到通知信。</w:t>
             </w:r>
           </w:p>
         </w:tc>
@@ -13363,7 +13559,7 @@
                 <w:rFonts w:ascii="標楷體" w:hAnsi="標楷體"/>
                 <w:sz w:val="22"/>
               </w:rPr>
-              <w:t>41</w:t>
+              <w:t>40</w:t>
             </w:r>
           </w:p>
         </w:tc>
@@ -13380,7 +13576,7 @@
                 <w:rFonts w:ascii="標楷體" w:hAnsi="標楷體"/>
                 <w:sz w:val="22"/>
               </w:rPr>
-              <w:t>於「課後問卷」區按「新增問卷」，於「新增課後問卷」視窗填名稱按「建立」，同一視窗應隨即切換為題目編輯。</w:t>
+              <w:t>於另一份已有學員通過的測驗修改一題的題幹並按「儲存題目」，重測視窗選「取消」應不儲存；再按一次「儲存題目」改選「僅儲存，不要求重測」並按「更新」後，學員的及格與成績應維持原樣。</w:t>
             </w:r>
           </w:p>
         </w:tc>
@@ -13425,7 +13621,7 @@
                 <w:rFonts w:ascii="標楷體" w:hAnsi="標楷體"/>
                 <w:sz w:val="22"/>
               </w:rPr>
-              <w:t>42</w:t>
+              <w:t>41</w:t>
             </w:r>
           </w:p>
         </w:tc>
@@ -13442,21 +13638,7 @@
                 <w:rFonts w:ascii="標楷體" w:hAnsi="標楷體"/>
                 <w:sz w:val="22"/>
               </w:rPr>
-              <w:t>對一門已有課後問卷的課程再按「新增問卷」，應擋下並提示一門課程僅可建立</w:t>
-            </w:r>
-            <w:r>
-              <w:rPr>
-                <w:rFonts w:ascii="標楷體" w:hAnsi="標楷體"/>
-                <w:sz w:val="22"/>
-              </w:rPr>
-              <w:t xml:space="preserve"> 1 </w:t>
-            </w:r>
-            <w:r>
-              <w:rPr>
-                <w:rFonts w:ascii="標楷體" w:hAnsi="標楷體"/>
-                <w:sz w:val="22"/>
-              </w:rPr>
-              <w:t>份（未擋下會出現兩份問卷，學員不知該填哪份）。</w:t>
+              <w:t>於「課後問卷」區按「新增問卷」，於「新增課後問卷」視窗填名稱按「建立」，同一視窗應隨即切換為題目編輯。</w:t>
             </w:r>
           </w:p>
         </w:tc>
@@ -13501,7 +13683,7 @@
                 <w:rFonts w:ascii="標楷體" w:hAnsi="標楷體"/>
                 <w:sz w:val="22"/>
               </w:rPr>
-              <w:t>43</w:t>
+              <w:t>42</w:t>
             </w:r>
           </w:p>
         </w:tc>
@@ -13518,7 +13700,21 @@
                 <w:rFonts w:ascii="標楷體" w:hAnsi="標楷體"/>
                 <w:sz w:val="22"/>
               </w:rPr>
-              <w:t>問卷尚無題目時，視窗內應出現「套用模板」，套用後帶入一組題目且可自由增刪修改。</w:t>
+              <w:t>開啟一門已有課後問卷的課程，「課後問卷」區應不顯示「新增問卷」鈕（一門課程僅可建立</w:t>
+            </w:r>
+            <w:r>
+              <w:rPr>
+                <w:rFonts w:ascii="標楷體" w:hAnsi="標楷體"/>
+                <w:sz w:val="22"/>
+              </w:rPr>
+              <w:t xml:space="preserve"> 1 </w:t>
+            </w:r>
+            <w:r>
+              <w:rPr>
+                <w:rFonts w:ascii="標楷體" w:hAnsi="標楷體"/>
+                <w:sz w:val="22"/>
+              </w:rPr>
+              <w:t>份；出現兩份問卷時學員不知該填哪份）。</w:t>
             </w:r>
           </w:p>
         </w:tc>
@@ -13563,7 +13759,8 @@
                 <w:rFonts w:ascii="標楷體" w:hAnsi="標楷體"/>
                 <w:sz w:val="22"/>
               </w:rPr>
-              <w:t>44</w:t>
+              <w:lastRenderedPageBreak/>
+              <w:t>43</w:t>
             </w:r>
           </w:p>
         </w:tc>
@@ -13580,7 +13777,14 @@
                 <w:rFonts w:ascii="標楷體" w:hAnsi="標楷體"/>
                 <w:sz w:val="22"/>
               </w:rPr>
-              <w:t>問卷已有題目後重新開啟視窗，應不再提供「套用模板」。</w:t>
+              <w:t>問卷尚無題目時，視窗內應出現「套用模板」，套用後帶入一組題目且可自</w:t>
+            </w:r>
+            <w:r>
+              <w:rPr>
+                <w:rFonts w:ascii="標楷體" w:hAnsi="標楷體"/>
+                <w:sz w:val="22"/>
+              </w:rPr>
+              <w:t>由增刪修改。</w:t>
             </w:r>
           </w:p>
         </w:tc>
@@ -13625,7 +13829,7 @@
                 <w:rFonts w:ascii="標楷體" w:hAnsi="標楷體"/>
                 <w:sz w:val="22"/>
               </w:rPr>
-              <w:t>45</w:t>
+              <w:t>44</w:t>
             </w:r>
           </w:p>
         </w:tc>
@@ -13642,7 +13846,7 @@
                 <w:rFonts w:ascii="標楷體" w:hAnsi="標楷體"/>
                 <w:sz w:val="22"/>
               </w:rPr>
-              <w:t>將一題由單選改為問答，原本已填的選項應被清空。</w:t>
+              <w:t>問卷已有題目後重新開啟視窗，應不再提供「套用模板」。</w:t>
             </w:r>
           </w:p>
         </w:tc>
@@ -13687,7 +13891,7 @@
                 <w:rFonts w:ascii="標楷體" w:hAnsi="標楷體"/>
                 <w:sz w:val="22"/>
               </w:rPr>
-              <w:t>46</w:t>
+              <w:t>45</w:t>
             </w:r>
           </w:p>
         </w:tc>
@@ -13704,7 +13908,7 @@
                 <w:rFonts w:ascii="標楷體" w:hAnsi="標楷體"/>
                 <w:sz w:val="22"/>
               </w:rPr>
-              <w:t>已有學員填答的問卷，卡片上的「編輯」按鈕應呈灰色不可按，滑鼠移上去應說明已有學員填答、此時僅可停用問卷。</w:t>
+              <w:t>將一題由單選改為問答，原本已填的選項應被清空。</w:t>
             </w:r>
           </w:p>
         </w:tc>
@@ -13749,7 +13953,7 @@
                 <w:rFonts w:ascii="標楷體" w:hAnsi="標楷體"/>
                 <w:sz w:val="22"/>
               </w:rPr>
-              <w:t>47</w:t>
+              <w:t>46</w:t>
             </w:r>
           </w:p>
         </w:tc>
@@ -13766,7 +13970,7 @@
                 <w:rFonts w:ascii="標楷體" w:hAnsi="標楷體"/>
                 <w:sz w:val="22"/>
               </w:rPr>
-              <w:t>將已有學員填答的問卷停用並按「更新」，學員端應不再顯示填寫入口，已填寫的內容仍保留。</w:t>
+              <w:t>已有學員填答的問卷，卡片上的「編輯」按鈕應呈灰色不可按，滑鼠移上去應說明已有學員填答、此時僅可停用問卷。</w:t>
             </w:r>
           </w:p>
         </w:tc>
@@ -13811,7 +14015,7 @@
                 <w:rFonts w:ascii="標楷體" w:hAnsi="標楷體"/>
                 <w:sz w:val="22"/>
               </w:rPr>
-              <w:t>48</w:t>
+              <w:t>47</w:t>
             </w:r>
           </w:p>
         </w:tc>
@@ -13828,7 +14032,7 @@
                 <w:rFonts w:ascii="標楷體" w:hAnsi="標楷體"/>
                 <w:sz w:val="22"/>
               </w:rPr>
-              <w:t>草稿課程的問卷應只提供刪除；已發布課程的問卷應只提供停用、不提供刪除。</w:t>
+              <w:t>將已有學員填答的問卷停用並按「更新」，學員端應不再顯示填寫入口，已填寫的內容仍保留。</w:t>
             </w:r>
           </w:p>
         </w:tc>
@@ -13873,7 +14077,7 @@
                 <w:rFonts w:ascii="標楷體" w:hAnsi="標楷體"/>
                 <w:sz w:val="22"/>
               </w:rPr>
-              <w:t>49</w:t>
+              <w:t>48</w:t>
             </w:r>
           </w:p>
         </w:tc>
@@ -13890,15 +14094,7 @@
                 <w:rFonts w:ascii="標楷體" w:hAnsi="標楷體"/>
                 <w:sz w:val="22"/>
               </w:rPr>
-              <w:t>一門沒有任何章節的課程按「儲存並發布」，視窗應列出缺章</w:t>
-            </w:r>
-            <w:r>
-              <w:rPr>
-                <w:rFonts w:ascii="標楷體" w:hAnsi="標楷體"/>
-                <w:sz w:val="22"/>
-              </w:rPr>
-              <w:lastRenderedPageBreak/>
-              <w:t>節並說明該去哪裡補，視窗只有「關閉」可按。</w:t>
+              <w:t>草稿課程的問卷應只提供刪除；已發布課程的問卷應只提供停用、不提供刪除。</w:t>
             </w:r>
           </w:p>
         </w:tc>
@@ -13943,7 +14139,7 @@
                 <w:rFonts w:ascii="標楷體" w:hAnsi="標楷體"/>
                 <w:sz w:val="22"/>
               </w:rPr>
-              <w:t>50</w:t>
+              <w:t>49</w:t>
             </w:r>
           </w:p>
         </w:tc>
@@ -13960,7 +14156,7 @@
                 <w:rFonts w:ascii="標楷體" w:hAnsi="標楷體"/>
                 <w:sz w:val="22"/>
               </w:rPr>
-              <w:t>有章節但該章節沒有任何教材或測驗時按「儲存並發布」，視窗應列出缺漏；關閉視窗後該章節應以紅框標示。</w:t>
+              <w:t>一門沒有任何章節的課程按「儲存並發布」，視窗應列出缺章節並說明該去哪裡補，視窗只有「關閉」可按。</w:t>
             </w:r>
           </w:p>
         </w:tc>
@@ -14005,7 +14201,7 @@
                 <w:rFonts w:ascii="標楷體" w:hAnsi="標楷體"/>
                 <w:sz w:val="22"/>
               </w:rPr>
-              <w:t>51</w:t>
+              <w:t>50</w:t>
             </w:r>
           </w:p>
         </w:tc>
@@ -14022,7 +14218,7 @@
                 <w:rFonts w:ascii="標楷體" w:hAnsi="標楷體"/>
                 <w:sz w:val="22"/>
               </w:rPr>
-              <w:t>未設定任何受訓對象、起訖時間未填齊時按「儲存並發布」，視窗應一併列出；關閉視窗後該兩欄以紅框標示，補填後紅框隨即消失。</w:t>
+              <w:t>有章節但該章節沒有任何教材或測驗時按「儲存並發布」，視窗應列出缺漏；關閉視窗後該章節應以紅框標示。</w:t>
             </w:r>
           </w:p>
         </w:tc>
@@ -14067,7 +14263,7 @@
                 <w:rFonts w:ascii="標楷體" w:hAnsi="標楷體"/>
                 <w:sz w:val="22"/>
               </w:rPr>
-              <w:t>52</w:t>
+              <w:t>51</w:t>
             </w:r>
           </w:p>
         </w:tc>
@@ -14084,21 +14280,7 @@
                 <w:rFonts w:ascii="標楷體" w:hAnsi="標楷體"/>
                 <w:sz w:val="22"/>
               </w:rPr>
-              <w:t>某份測驗各題配分總和不等於</w:t>
-            </w:r>
-            <w:r>
-              <w:rPr>
-                <w:rFonts w:ascii="標楷體" w:hAnsi="標楷體"/>
-                <w:sz w:val="22"/>
-              </w:rPr>
-              <w:t xml:space="preserve"> 100 </w:t>
-            </w:r>
-            <w:r>
-              <w:rPr>
-                <w:rFonts w:ascii="標楷體" w:hAnsi="標楷體"/>
-                <w:sz w:val="22"/>
-              </w:rPr>
-              <w:t>時按「儲存並發布」，視窗應列出該測驗配分不符，關閉後該測驗以紅框標示。</w:t>
+              <w:t>未設定任何受訓對象、起訖時間未填齊時按「儲存並發布」，視窗應一併列出；關閉視窗後該兩欄以紅框標示，補填後紅框隨即消失。</w:t>
             </w:r>
           </w:p>
         </w:tc>
@@ -14143,7 +14325,7 @@
                 <w:rFonts w:ascii="標楷體" w:hAnsi="標楷體"/>
                 <w:sz w:val="22"/>
               </w:rPr>
-              <w:t>53</w:t>
+              <w:t>52</w:t>
             </w:r>
           </w:p>
         </w:tc>
@@ -14160,7 +14342,21 @@
                 <w:rFonts w:ascii="標楷體" w:hAnsi="標楷體"/>
                 <w:sz w:val="22"/>
               </w:rPr>
-              <w:t>草稿課程已建立問卷但問卷沒有任何題目時按「儲存並發布」，應一併擋下；將該問卷刪除後應即可發布。</w:t>
+              <w:t>某份測驗各題配分總和不等於</w:t>
+            </w:r>
+            <w:r>
+              <w:rPr>
+                <w:rFonts w:ascii="標楷體" w:hAnsi="標楷體"/>
+                <w:sz w:val="22"/>
+              </w:rPr>
+              <w:t xml:space="preserve"> 100 </w:t>
+            </w:r>
+            <w:r>
+              <w:rPr>
+                <w:rFonts w:ascii="標楷體" w:hAnsi="標楷體"/>
+                <w:sz w:val="22"/>
+              </w:rPr>
+              <w:t>時按「儲存並發布」，視窗應列出該測驗配分不符，關閉後該測驗以紅框標示。</w:t>
             </w:r>
           </w:p>
         </w:tc>
@@ -14205,7 +14401,7 @@
                 <w:rFonts w:ascii="標楷體" w:hAnsi="標楷體"/>
                 <w:sz w:val="22"/>
               </w:rPr>
-              <w:t>54</w:t>
+              <w:t>53</w:t>
             </w:r>
           </w:p>
         </w:tc>
@@ -14222,21 +14418,7 @@
                 <w:rFonts w:ascii="標楷體" w:hAnsi="標楷體"/>
                 <w:sz w:val="22"/>
               </w:rPr>
-              <w:t>全部檢核通過後按「確認發布」，課程狀態應轉為「已發布」，並顯示依受訓對象帶入的學員人數與一組</w:t>
-            </w:r>
-            <w:r>
-              <w:rPr>
-                <w:rFonts w:ascii="標楷體" w:hAnsi="標楷體"/>
-                <w:sz w:val="22"/>
-              </w:rPr>
-              <w:t xml:space="preserve"> 8 </w:t>
-            </w:r>
-            <w:r>
-              <w:rPr>
-                <w:rFonts w:ascii="標楷體" w:hAnsi="標楷體"/>
-                <w:sz w:val="22"/>
-              </w:rPr>
-              <w:t>碼邀請碼，該批學員各收到一封通知信；課程建立者本人不應被加入。</w:t>
+              <w:t>草稿課程已建立問卷但問卷沒有任何題目時按「儲存並發布」，應一併擋下；將該問卷刪除後應即可發布。</w:t>
             </w:r>
           </w:p>
         </w:tc>
@@ -14281,7 +14463,7 @@
                 <w:rFonts w:ascii="標楷體" w:hAnsi="標楷體"/>
                 <w:sz w:val="22"/>
               </w:rPr>
-              <w:t>55</w:t>
+              <w:t>54</w:t>
             </w:r>
           </w:p>
         </w:tc>
@@ -14298,7 +14480,21 @@
                 <w:rFonts w:ascii="標楷體" w:hAnsi="標楷體"/>
                 <w:sz w:val="22"/>
               </w:rPr>
-              <w:t>發布後離開編輯頁再進入，上方顯示的邀請碼應為同一組，且畫面不提供重新產生。</w:t>
+              <w:t>全部檢核通過後按「確認發布」，課程狀態應轉為「已發布」，並顯示依受訓對象帶入的學員人數與一組</w:t>
+            </w:r>
+            <w:r>
+              <w:rPr>
+                <w:rFonts w:ascii="標楷體" w:hAnsi="標楷體"/>
+                <w:sz w:val="22"/>
+              </w:rPr>
+              <w:t xml:space="preserve"> 8 </w:t>
+            </w:r>
+            <w:r>
+              <w:rPr>
+                <w:rFonts w:ascii="標楷體" w:hAnsi="標楷體"/>
+                <w:sz w:val="22"/>
+              </w:rPr>
+              <w:t>碼邀請碼，該批學員各收到一封通知信；課程建立者本人不應被加入。</w:t>
             </w:r>
           </w:p>
         </w:tc>
@@ -14343,7 +14539,7 @@
                 <w:rFonts w:ascii="標楷體" w:hAnsi="標楷體"/>
                 <w:sz w:val="22"/>
               </w:rPr>
-              <w:t>56</w:t>
+              <w:t>55</w:t>
             </w:r>
           </w:p>
         </w:tc>
@@ -14360,7 +14556,7 @@
                 <w:rFonts w:ascii="標楷體" w:hAnsi="標楷體"/>
                 <w:sz w:val="22"/>
               </w:rPr>
-              <w:t>發布一門受訓對象沒有任何相符學員的課程，應顯示課程已發布但無學員符合受訓對象的警告，並提示可改用邀請碼。</w:t>
+              <w:t>發布後離開編輯頁再進入，上方顯示的邀請碼應為同一組，且畫面不提供重新產生。</w:t>
             </w:r>
           </w:p>
         </w:tc>
@@ -14405,7 +14601,7 @@
                 <w:rFonts w:ascii="標楷體" w:hAnsi="標楷體"/>
                 <w:sz w:val="22"/>
               </w:rPr>
-              <w:t>57</w:t>
+              <w:t>56</w:t>
             </w:r>
           </w:p>
         </w:tc>
@@ -14422,7 +14618,7 @@
                 <w:rFonts w:ascii="標楷體" w:hAnsi="標楷體"/>
                 <w:sz w:val="22"/>
               </w:rPr>
-              <w:t>已發布課程新增一個章節後按「更新」，所有已加入的學員應收到通知信；按「更新」之前不應有人收到信。</w:t>
+              <w:t>發布一門受訓對象沒有任何相符學員的課程，應顯示課程已發布但無學員符合受訓對象的警告，並提示可改用邀請碼。</w:t>
             </w:r>
           </w:p>
         </w:tc>
@@ -14467,7 +14663,7 @@
                 <w:rFonts w:ascii="標楷體" w:hAnsi="標楷體"/>
                 <w:sz w:val="22"/>
               </w:rPr>
-              <w:t>58</w:t>
+              <w:t>57</w:t>
             </w:r>
           </w:p>
         </w:tc>
@@ -14484,7 +14680,7 @@
                 <w:rFonts w:ascii="標楷體" w:hAnsi="標楷體"/>
                 <w:sz w:val="22"/>
               </w:rPr>
-              <w:t>已發布課程新增一份教材後按「更新」，已完課學員的完課狀態應回退為「進行中」，其已填寫的課後問卷不需重填；按「更新」之前完課狀態不應變動。</w:t>
+              <w:t>已發布課程新增一個章節，並於該章節新增一份教材（填說明文字後按「儲存」）後按「更新」，所有已加入的學員應收到通知信；按「更新」之前不應有人收到信。</w:t>
             </w:r>
           </w:p>
         </w:tc>
@@ -14529,7 +14725,7 @@
                 <w:rFonts w:ascii="標楷體" w:hAnsi="標楷體"/>
                 <w:sz w:val="22"/>
               </w:rPr>
-              <w:t>58-1</w:t>
+              <w:t>58</w:t>
             </w:r>
           </w:p>
         </w:tc>
@@ -14546,7 +14742,15 @@
                 <w:rFonts w:ascii="標楷體" w:hAnsi="標楷體"/>
                 <w:sz w:val="22"/>
               </w:rPr>
-              <w:t>已發布課程新增一個章節後不按「更新」，以已加入的學員登入應看不到這個新章節，教師端則看得到，底部左側以警示色提示有尚未更新的變更。</w:t>
+              <w:t>已發布課程新增一份教材後按「更新」，已完課學員的完課狀態應回退為「進行中」，其已填寫的課後問卷不需重填；按</w:t>
+            </w:r>
+            <w:r>
+              <w:rPr>
+                <w:rFonts w:ascii="標楷體" w:hAnsi="標楷體"/>
+                <w:sz w:val="22"/>
+              </w:rPr>
+              <w:lastRenderedPageBreak/>
+              <w:t>「更新」之前完課狀態不應變動。</w:t>
             </w:r>
           </w:p>
         </w:tc>
@@ -14591,7 +14795,7 @@
                 <w:rFonts w:ascii="標楷體" w:hAnsi="標楷體"/>
                 <w:sz w:val="22"/>
               </w:rPr>
-              <w:t>58-2</w:t>
+              <w:t>58-1</w:t>
             </w:r>
           </w:p>
         </w:tc>
@@ -14608,7 +14812,7 @@
                 <w:rFonts w:ascii="標楷體" w:hAnsi="標楷體"/>
                 <w:sz w:val="22"/>
               </w:rPr>
-              <w:t>承上，按「更新」應先跳出「更新課程內容」確認視窗；按「確認更新」後顯示「課程內容已更新，學員已可看到」並回到課程列表，學員端隨即看到該章節。</w:t>
+              <w:t>已發布課程新增一個章節，並於該章節新增一份教材（填說明文字後按「儲存」），不按「更新」，以已加入的學員登入應看不到這個新章節，教師端則看得到，底部左側以警示色提示有尚未更新的變更。</w:t>
             </w:r>
           </w:p>
         </w:tc>
@@ -14653,7 +14857,7 @@
                 <w:rFonts w:ascii="標楷體" w:hAnsi="標楷體"/>
                 <w:sz w:val="22"/>
               </w:rPr>
-              <w:t>58-3</w:t>
+              <w:t>58-2</w:t>
             </w:r>
           </w:p>
         </w:tc>
@@ -14670,14 +14874,7 @@
                 <w:rFonts w:ascii="標楷體" w:hAnsi="標楷體"/>
                 <w:sz w:val="22"/>
               </w:rPr>
-              <w:t>已發布課程把某章節的項目全部刪除後按「更新」，應跳出</w:t>
-            </w:r>
-            <w:r>
-              <w:rPr>
-                <w:rFonts w:ascii="標楷體" w:hAnsi="標楷體"/>
-                <w:sz w:val="22"/>
-              </w:rPr>
-              <w:t>「更新未生效」視窗列出該章節沒有內容，關閉後該章節以紅框標示；此時以學員登入，原本的項目應都還在。</w:t>
+              <w:t>承上，按「更新」應先跳出「更新課程內容」確認視窗；按「確認更新」後顯示「課程內容已更新，學員已可看到」並回到課程列表，學員端隨即看到該章節。</w:t>
             </w:r>
           </w:p>
         </w:tc>
@@ -14722,7 +14919,7 @@
                 <w:rFonts w:ascii="標楷體" w:hAnsi="標楷體"/>
                 <w:sz w:val="22"/>
               </w:rPr>
-              <w:t>58-4</w:t>
+              <w:t>58-3</w:t>
             </w:r>
           </w:p>
         </w:tc>
@@ -14739,7 +14936,7 @@
                 <w:rFonts w:ascii="標楷體" w:hAnsi="標楷體"/>
                 <w:sz w:val="22"/>
               </w:rPr>
-              <w:t>承上，把項目補回去後再按一次「更新」，應更新成功並回到課程列表。</w:t>
+              <w:t>已發布課程把某章節的項目全部刪除後按「更新」，應跳出「更新未生效」視窗列出該章節沒有內容，關閉後該章節以紅框標示；此時以學員登入，原本的項目應都還在。</w:t>
             </w:r>
           </w:p>
         </w:tc>
@@ -14784,7 +14981,7 @@
                 <w:rFonts w:ascii="標楷體" w:hAnsi="標楷體"/>
                 <w:sz w:val="22"/>
               </w:rPr>
-              <w:t>58-5</w:t>
+              <w:t>58-4</w:t>
             </w:r>
           </w:p>
         </w:tc>
@@ -14801,15 +14998,7 @@
                 <w:rFonts w:ascii="標楷體" w:hAnsi="標楷體"/>
                 <w:sz w:val="22"/>
               </w:rPr>
-              <w:t>已發布課程新增一個章節後按底部「取消」，應跳出「放棄本</w:t>
-            </w:r>
-            <w:r>
-              <w:rPr>
-                <w:rFonts w:ascii="標楷體" w:hAnsi="標楷體"/>
-                <w:sz w:val="22"/>
-              </w:rPr>
-              <w:lastRenderedPageBreak/>
-              <w:t>次的編輯」；按「繼續編輯」應留在編輯頁且章節仍在，再按「取消」並按「放棄並離開」應回到課程列表，重新進入時該章節已不在，學員端維持原狀。</w:t>
+              <w:t>承上，把項目補回去後再按一次「更新」，應更新成功並回到課程列表。</w:t>
             </w:r>
           </w:p>
         </w:tc>
@@ -14854,7 +15043,7 @@
                 <w:rFonts w:ascii="標楷體" w:hAnsi="標楷體"/>
                 <w:sz w:val="22"/>
               </w:rPr>
-              <w:t>58-6</w:t>
+              <w:t>58-5</w:t>
             </w:r>
           </w:p>
         </w:tc>
@@ -14871,7 +15060,7 @@
                 <w:rFonts w:ascii="標楷體" w:hAnsi="標楷體"/>
                 <w:sz w:val="22"/>
               </w:rPr>
-              <w:t>已發布課程新增一個章節後不按「更新」，直接點側邊選單其他項目，應跳出「離開將放棄本次的編輯」；按「繼續編輯」應留在編輯頁，按「放棄並離開」後重新進入該課程，該章節已不在。</w:t>
+              <w:t>已發布課程新增一個章節後按底部「取消」，應跳出「放棄本次的編輯」；按「繼續編輯」應留在編輯頁且章節仍在，再按「取消」並按「放棄並離開」應回到課程列表，重新進入時該章節已不在，學員端維持原狀。</w:t>
             </w:r>
           </w:p>
         </w:tc>
@@ -14916,7 +15105,7 @@
                 <w:rFonts w:ascii="標楷體" w:hAnsi="標楷體"/>
                 <w:sz w:val="22"/>
               </w:rPr>
-              <w:t>58-7</w:t>
+              <w:t>58-6</w:t>
             </w:r>
           </w:p>
         </w:tc>
@@ -14933,7 +15122,7 @@
                 <w:rFonts w:ascii="標楷體" w:hAnsi="標楷體"/>
                 <w:sz w:val="22"/>
               </w:rPr>
-              <w:t>已發布課程新增一個章節後直接關閉瀏覽器分頁，重新登入並進入該課程編輯頁，該章節應已不在，學員端維持原狀。</w:t>
+              <w:t>已發布課程新增一個章節後不按「更新」，直接點側邊選單其他項目，應跳出「離開將放棄本次的編輯」；按「繼續編輯」應留在編輯頁，按「放棄並離開」後重新進入該課程，該章節已不在。</w:t>
             </w:r>
           </w:p>
         </w:tc>
@@ -14978,7 +15167,7 @@
                 <w:rFonts w:ascii="標楷體" w:hAnsi="標楷體"/>
                 <w:sz w:val="22"/>
               </w:rPr>
-              <w:t>58-8</w:t>
+              <w:t>58-7</w:t>
             </w:r>
           </w:p>
         </w:tc>
@@ -14995,7 +15184,7 @@
                 <w:rFonts w:ascii="標楷體" w:hAnsi="標楷體"/>
                 <w:sz w:val="22"/>
               </w:rPr>
-              <w:t>已發布課程只改課程名稱、不按「更新」即按「取消」，應不跳確認直接回到課程列表；重新進入時課程名稱仍為原名稱。</w:t>
+              <w:t>已發布課程新增一個章節後直接關閉瀏覽器分頁，重新登入並進入該課程編輯頁，該章節應已不在，學員端維持原狀。</w:t>
             </w:r>
           </w:p>
         </w:tc>
@@ -15040,7 +15229,7 @@
                 <w:rFonts w:ascii="標楷體" w:hAnsi="標楷體"/>
                 <w:sz w:val="22"/>
               </w:rPr>
-              <w:t>58-9</w:t>
+              <w:t>58-8</w:t>
             </w:r>
           </w:p>
         </w:tc>
@@ -15057,7 +15246,7 @@
                 <w:rFonts w:ascii="標楷體" w:hAnsi="標楷體"/>
                 <w:sz w:val="22"/>
               </w:rPr>
-              <w:t>於尚無人填答問卷之課程修改一題問卷題目並新增一個章節（皆不按「更新」），接著由學員送出該問卷，教師再按「更新」應跳出「課後問卷已有學員填答，本次更新未生效」，學員端內容不變。</w:t>
+              <w:t>已發布課程只改課程名稱、不按「更新」即按「取消」，應不跳確認直接回到課程列表；重新進入時課程名稱仍為原名稱。</w:t>
             </w:r>
           </w:p>
         </w:tc>
@@ -15102,7 +15291,7 @@
                 <w:rFonts w:ascii="標楷體" w:hAnsi="標楷體"/>
                 <w:sz w:val="22"/>
               </w:rPr>
-              <w:t>58-10</w:t>
+              <w:t>58-9</w:t>
             </w:r>
           </w:p>
         </w:tc>
@@ -15119,7 +15308,7 @@
                 <w:rFonts w:ascii="標楷體" w:hAnsi="標楷體"/>
                 <w:sz w:val="22"/>
               </w:rPr>
-              <w:t>承上，按「放棄問卷的編輯」應顯示「已放棄課後問卷的編輯，其餘編輯仍保留」，問卷題目回到修改前、新增的章節仍在；再按「更新」應更新成功，學員端看到新章節。</w:t>
+              <w:t>於尚無人填答問卷之課程修改一題問卷題目，並新增一個章節、於該章節新增一份教材（填說明文字後按「儲存」）（皆不按「更新」），接著由學員送出該問卷，教師再按「更新」應跳出「課後問卷已有學員填答，本次更新未生效」，學員端內容不變。</w:t>
             </w:r>
           </w:p>
         </w:tc>
@@ -15164,7 +15353,7 @@
                 <w:rFonts w:ascii="標楷體" w:hAnsi="標楷體"/>
                 <w:sz w:val="22"/>
               </w:rPr>
-              <w:t>58-11</w:t>
+              <w:t>58-10</w:t>
             </w:r>
           </w:p>
         </w:tc>
@@ -15181,7 +15370,14 @@
                 <w:rFonts w:ascii="標楷體" w:hAnsi="標楷體"/>
                 <w:sz w:val="22"/>
               </w:rPr>
-              <w:t>於分頁一開啟一門已發布課程並新增一個章節（不按「更新」），再於分頁二開啟同一門課程的編輯頁，分頁二應看不到該章節。</w:t>
+              <w:t>承上，按「放棄問卷的編輯」應顯示「已放棄課後問卷的編輯，其餘編輯仍保留」，問卷題目回到修改前、新增的章節仍在；再按「更新」應更新成功</w:t>
+            </w:r>
+            <w:r>
+              <w:rPr>
+                <w:rFonts w:ascii="標楷體" w:hAnsi="標楷體"/>
+                <w:sz w:val="22"/>
+              </w:rPr>
+              <w:t>，學員端看到新章節。</w:t>
             </w:r>
           </w:p>
         </w:tc>
@@ -15226,7 +15422,7 @@
                 <w:rFonts w:ascii="標楷體" w:hAnsi="標楷體"/>
                 <w:sz w:val="22"/>
               </w:rPr>
-              <w:t>59</w:t>
+              <w:t>58-11</w:t>
             </w:r>
           </w:p>
         </w:tc>
@@ -15243,7 +15439,7 @@
                 <w:rFonts w:ascii="標楷體" w:hAnsi="標楷體"/>
                 <w:sz w:val="22"/>
               </w:rPr>
-              <w:t>「邀請學員」按鈕應僅於課程已發布且仍在閱課期間內時顯示於標題列右上，草稿、已關閉與閱課期間已過之課程皆不顯示。</w:t>
+              <w:t>於分頁一開啟一門已發布課程並新增一個章節（不按「更新」），再於分頁二開啟同一門課程的編輯頁，分頁二應看不到該章節。</w:t>
             </w:r>
           </w:p>
         </w:tc>
@@ -15288,7 +15484,8 @@
                 <w:rFonts w:ascii="標楷體" w:hAnsi="標楷體"/>
                 <w:sz w:val="22"/>
               </w:rPr>
-              <w:t>60</w:t>
+              <w:lastRenderedPageBreak/>
+              <w:t>59</w:t>
             </w:r>
           </w:p>
         </w:tc>
@@ -15305,35 +15502,7 @@
                 <w:rFonts w:ascii="標楷體" w:hAnsi="標楷體"/>
                 <w:sz w:val="22"/>
               </w:rPr>
-              <w:t>於「</w:t>
-            </w:r>
-            <w:r>
-              <w:rPr>
-                <w:rFonts w:ascii="標楷體" w:hAnsi="標楷體"/>
-                <w:sz w:val="22"/>
-              </w:rPr>
-              <w:t xml:space="preserve">Email </w:t>
-            </w:r>
-            <w:r>
-              <w:rPr>
-                <w:rFonts w:ascii="標楷體" w:hAnsi="標楷體"/>
-                <w:sz w:val="22"/>
-              </w:rPr>
-              <w:t>邀請（補件）」輸入一組全為既有帳號的名單，按「下一步」顯示預覽後按「確認寄出」，各收件人應收到邀請信，且立即出現在</w:t>
-            </w:r>
-            <w:r>
-              <w:rPr>
-                <w:rFonts w:ascii="標楷體" w:hAnsi="標楷體"/>
-                <w:sz w:val="22"/>
-              </w:rPr>
-              <w:t xml:space="preserve"> ET02 </w:t>
-            </w:r>
-            <w:r>
-              <w:rPr>
-                <w:rFonts w:ascii="標楷體" w:hAnsi="標楷體"/>
-                <w:sz w:val="22"/>
-              </w:rPr>
-              <w:t>學員學習表現的清單中（不需要他們做任何事）。</w:t>
+              <w:t>「邀請學員」按鈕應僅於課程已發布且仍在閱課期間內時顯示於標題列右上，草稿、已關閉與閱課期間已過之課程皆不顯示。</w:t>
             </w:r>
           </w:p>
         </w:tc>
@@ -15378,7 +15547,7 @@
                 <w:rFonts w:ascii="標楷體" w:hAnsi="標楷體"/>
                 <w:sz w:val="22"/>
               </w:rPr>
-              <w:t>61</w:t>
+              <w:t>60</w:t>
             </w:r>
           </w:p>
         </w:tc>
@@ -15395,21 +15564,35 @@
                 <w:rFonts w:ascii="標楷體" w:hAnsi="標楷體"/>
                 <w:sz w:val="22"/>
               </w:rPr>
-              <w:t>名單中含尚未建立帳號的</w:t>
-            </w:r>
-            <w:r>
-              <w:rPr>
-                <w:rFonts w:ascii="標楷體" w:hAnsi="標楷體"/>
-                <w:sz w:val="22"/>
-              </w:rPr>
-              <w:t xml:space="preserve"> Email </w:t>
-            </w:r>
-            <w:r>
-              <w:rPr>
-                <w:rFonts w:ascii="標楷體" w:hAnsi="標楷體"/>
-                <w:sz w:val="22"/>
-              </w:rPr>
-              <w:t>時，應整批不寄出任何一封，並列出是哪幾筆查無帳號。</w:t>
+              <w:t>於「</w:t>
+            </w:r>
+            <w:r>
+              <w:rPr>
+                <w:rFonts w:ascii="標楷體" w:hAnsi="標楷體"/>
+                <w:sz w:val="22"/>
+              </w:rPr>
+              <w:t xml:space="preserve">Email </w:t>
+            </w:r>
+            <w:r>
+              <w:rPr>
+                <w:rFonts w:ascii="標楷體" w:hAnsi="標楷體"/>
+                <w:sz w:val="22"/>
+              </w:rPr>
+              <w:t>邀請（補件）」輸入一組全為既有帳號的名單，按「下一步」顯示預覽後按「確認寄出」，各收件人應收到邀請信，且立即出現在</w:t>
+            </w:r>
+            <w:r>
+              <w:rPr>
+                <w:rFonts w:ascii="標楷體" w:hAnsi="標楷體"/>
+                <w:sz w:val="22"/>
+              </w:rPr>
+              <w:t xml:space="preserve"> ET02 </w:t>
+            </w:r>
+            <w:r>
+              <w:rPr>
+                <w:rFonts w:ascii="標楷體" w:hAnsi="標楷體"/>
+                <w:sz w:val="22"/>
+              </w:rPr>
+              <w:t>學員學習表現的清單中（不需要他們做任何事）。</w:t>
             </w:r>
           </w:p>
         </w:tc>
@@ -15454,7 +15637,7 @@
                 <w:rFonts w:ascii="標楷體" w:hAnsi="標楷體"/>
                 <w:sz w:val="22"/>
               </w:rPr>
-              <w:t>62</w:t>
+              <w:t>61</w:t>
             </w:r>
           </w:p>
         </w:tc>
@@ -15471,7 +15654,21 @@
                 <w:rFonts w:ascii="標楷體" w:hAnsi="標楷體"/>
                 <w:sz w:val="22"/>
               </w:rPr>
-              <w:t>名單中含已停用的帳號時，應整批不寄出任何一封，並列出是哪幾個帳號已停用。</w:t>
+              <w:t>名單中含尚未建立帳號的</w:t>
+            </w:r>
+            <w:r>
+              <w:rPr>
+                <w:rFonts w:ascii="標楷體" w:hAnsi="標楷體"/>
+                <w:sz w:val="22"/>
+              </w:rPr>
+              <w:t xml:space="preserve"> Email </w:t>
+            </w:r>
+            <w:r>
+              <w:rPr>
+                <w:rFonts w:ascii="標楷體" w:hAnsi="標楷體"/>
+                <w:sz w:val="22"/>
+              </w:rPr>
+              <w:t>時，應整批不寄出任何一封，並列出是哪幾筆查無帳號。</w:t>
             </w:r>
           </w:p>
         </w:tc>
@@ -15516,7 +15713,7 @@
                 <w:rFonts w:ascii="標楷體" w:hAnsi="標楷體"/>
                 <w:sz w:val="22"/>
               </w:rPr>
-              <w:t>63</w:t>
+              <w:t>62</w:t>
             </w:r>
           </w:p>
         </w:tc>
@@ -15533,14 +15730,7 @@
                 <w:rFonts w:ascii="標楷體" w:hAnsi="標楷體"/>
                 <w:sz w:val="22"/>
               </w:rPr>
-              <w:t>邀</w:t>
-            </w:r>
-            <w:r>
-              <w:rPr>
-                <w:rFonts w:ascii="標楷體" w:hAnsi="標楷體"/>
-                <w:sz w:val="22"/>
-              </w:rPr>
-              <w:t>請信預覽的主旨與內文應不可編輯，且不含任何一位收件人的稱謂（以佔位字樣呈現）；信中連結應為課程學習頁。</w:t>
+              <w:t>名單中含已停用的帳號時，應整批不寄出任何一封，並列出是哪幾個帳號已停用。</w:t>
             </w:r>
           </w:p>
         </w:tc>
@@ -15585,7 +15775,7 @@
                 <w:rFonts w:ascii="標楷體" w:hAnsi="標楷體"/>
                 <w:sz w:val="22"/>
               </w:rPr>
-              <w:t>64</w:t>
+              <w:t>63</w:t>
             </w:r>
           </w:p>
         </w:tc>
@@ -15602,21 +15792,7 @@
                 <w:rFonts w:ascii="標楷體" w:hAnsi="標楷體"/>
                 <w:sz w:val="22"/>
               </w:rPr>
-              <w:t>邀請錯人時，於</w:t>
-            </w:r>
-            <w:r>
-              <w:rPr>
-                <w:rFonts w:ascii="標楷體" w:hAnsi="標楷體"/>
-                <w:sz w:val="22"/>
-              </w:rPr>
-              <w:t xml:space="preserve"> ET02 </w:t>
-            </w:r>
-            <w:r>
-              <w:rPr>
-                <w:rFonts w:ascii="標楷體" w:hAnsi="標楷體"/>
-                <w:sz w:val="22"/>
-              </w:rPr>
-              <w:t>學員學習表現對該員按「移除」應可將其移出課程（已無「撤回邀請」）。</w:t>
+              <w:t>邀請信預覽的主旨與內文應不可編輯，且不含任何一位收件人的稱謂（以佔位字樣呈現）；信中連結應為課程學習頁。</w:t>
             </w:r>
           </w:p>
         </w:tc>
@@ -15661,8 +15837,7 @@
                 <w:rFonts w:ascii="標楷體" w:hAnsi="標楷體"/>
                 <w:sz w:val="22"/>
               </w:rPr>
-              <w:lastRenderedPageBreak/>
-              <w:t>65</w:t>
+              <w:t>64</w:t>
             </w:r>
           </w:p>
         </w:tc>
@@ -15679,21 +15854,21 @@
                 <w:rFonts w:ascii="標楷體" w:hAnsi="標楷體"/>
                 <w:sz w:val="22"/>
               </w:rPr>
-              <w:t>於「邀請碼」分頁取得邀請碼，學員於「我的課程</w:t>
-            </w:r>
-            <w:r>
-              <w:rPr>
-                <w:rFonts w:ascii="標楷體" w:hAnsi="標楷體"/>
-                <w:sz w:val="22"/>
-              </w:rPr>
-              <w:t xml:space="preserve"> → </w:t>
-            </w:r>
-            <w:r>
-              <w:rPr>
-                <w:rFonts w:ascii="標楷體" w:hAnsi="標楷體"/>
-                <w:sz w:val="22"/>
-              </w:rPr>
-              <w:t>加入新課程」輸入該碼應可加入本課程。</w:t>
+              <w:t>邀請錯人時，於</w:t>
+            </w:r>
+            <w:r>
+              <w:rPr>
+                <w:rFonts w:ascii="標楷體" w:hAnsi="標楷體"/>
+                <w:sz w:val="22"/>
+              </w:rPr>
+              <w:t xml:space="preserve"> ET02 </w:t>
+            </w:r>
+            <w:r>
+              <w:rPr>
+                <w:rFonts w:ascii="標楷體" w:hAnsi="標楷體"/>
+                <w:sz w:val="22"/>
+              </w:rPr>
+              <w:t>學員學習表現對該員按「移除」應可將其移出課程（已無「撤回邀請」）。</w:t>
             </w:r>
           </w:p>
         </w:tc>
@@ -15738,7 +15913,7 @@
                 <w:rFonts w:ascii="標楷體" w:hAnsi="標楷體"/>
                 <w:sz w:val="22"/>
               </w:rPr>
-              <w:t>66</w:t>
+              <w:t>64-1</w:t>
             </w:r>
           </w:p>
         </w:tc>
@@ -15755,7 +15930,56 @@
                 <w:rFonts w:ascii="標楷體" w:hAnsi="標楷體"/>
                 <w:sz w:val="22"/>
               </w:rPr>
-              <w:t>按標題列右上「關閉課程」並於視窗按「確認關閉」，課程狀態應立即轉為「已關閉」。</w:t>
+              <w:t>承上，於「</w:t>
+            </w:r>
+            <w:r>
+              <w:rPr>
+                <w:rFonts w:ascii="標楷體" w:hAnsi="標楷體"/>
+                <w:sz w:val="22"/>
+              </w:rPr>
+              <w:t xml:space="preserve">Email </w:t>
+            </w:r>
+            <w:r>
+              <w:rPr>
+                <w:rFonts w:ascii="標楷體" w:hAnsi="標楷體"/>
+                <w:sz w:val="22"/>
+              </w:rPr>
+              <w:t>邀請（補件）」再次輸入該員</w:t>
+            </w:r>
+            <w:r>
+              <w:rPr>
+                <w:rFonts w:ascii="標楷體" w:hAnsi="標楷體"/>
+                <w:sz w:val="22"/>
+              </w:rPr>
+              <w:t xml:space="preserve"> Email </w:t>
+            </w:r>
+            <w:r>
+              <w:rPr>
+                <w:rFonts w:ascii="標楷體" w:hAnsi="標楷體"/>
+                <w:sz w:val="22"/>
+              </w:rPr>
+              <w:t>並確認寄出，該員應重新出現在</w:t>
+            </w:r>
+            <w:r>
+              <w:rPr>
+                <w:rFonts w:ascii="標楷體" w:hAnsi="標楷體"/>
+                <w:sz w:val="22"/>
+              </w:rPr>
+              <w:t xml:space="preserve"> </w:t>
+            </w:r>
+            <w:r>
+              <w:rPr>
+                <w:rFonts w:ascii="標楷體" w:hAnsi="標楷體"/>
+                <w:sz w:val="22"/>
+              </w:rPr>
+              <w:t xml:space="preserve">ET02 </w:t>
+            </w:r>
+            <w:r>
+              <w:rPr>
+                <w:rFonts w:ascii="標楷體" w:hAnsi="標楷體"/>
+                <w:sz w:val="22"/>
+              </w:rPr>
+              <w:t>學員學習表現的清單中並收到邀請信。</w:t>
             </w:r>
           </w:p>
         </w:tc>
@@ -15800,7 +16024,7 @@
                 <w:rFonts w:ascii="標楷體" w:hAnsi="標楷體"/>
                 <w:sz w:val="22"/>
               </w:rPr>
-              <w:t>67</w:t>
+              <w:t>65</w:t>
             </w:r>
           </w:p>
         </w:tc>
@@ -15817,7 +16041,21 @@
                 <w:rFonts w:ascii="標楷體" w:hAnsi="標楷體"/>
                 <w:sz w:val="22"/>
               </w:rPr>
-              <w:t>課程關閉後，學員於「我的課程」仍應看得到該課程並標示已關閉，且可唯讀回看已學過的內容與成績。</w:t>
+              <w:t>於「邀請碼」分頁取得邀請碼，學員丙於「我的課程</w:t>
+            </w:r>
+            <w:r>
+              <w:rPr>
+                <w:rFonts w:ascii="標楷體" w:hAnsi="標楷體"/>
+                <w:sz w:val="22"/>
+              </w:rPr>
+              <w:t xml:space="preserve"> → </w:t>
+            </w:r>
+            <w:r>
+              <w:rPr>
+                <w:rFonts w:ascii="標楷體" w:hAnsi="標楷體"/>
+                <w:sz w:val="22"/>
+              </w:rPr>
+              <w:t>加入新課程」輸入該碼應可加入本課程。</w:t>
             </w:r>
           </w:p>
         </w:tc>
@@ -15862,7 +16100,7 @@
                 <w:rFonts w:ascii="標楷體" w:hAnsi="標楷體"/>
                 <w:sz w:val="22"/>
               </w:rPr>
-              <w:t>68</w:t>
+              <w:t>66</w:t>
             </w:r>
           </w:p>
         </w:tc>
@@ -15879,7 +16117,7 @@
                 <w:rFonts w:ascii="標楷體" w:hAnsi="標楷體"/>
                 <w:sz w:val="22"/>
               </w:rPr>
-              <w:t>課程關閉後，學員應不能累積新進度、不能開始新的測驗作答、不能解鎖新章節、不能填寫課後問卷。</w:t>
+              <w:t>按標題列右上「關閉課程」並於視窗按「確認關閉」，課程狀態應立即轉為「已關閉」。</w:t>
             </w:r>
           </w:p>
         </w:tc>
@@ -15924,7 +16162,7 @@
                 <w:rFonts w:ascii="標楷體" w:hAnsi="標楷體"/>
                 <w:sz w:val="22"/>
               </w:rPr>
-              <w:t>69</w:t>
+              <w:t>67</w:t>
             </w:r>
           </w:p>
         </w:tc>
@@ -15941,7 +16179,7 @@
                 <w:rFonts w:ascii="標楷體" w:hAnsi="標楷體"/>
                 <w:sz w:val="22"/>
               </w:rPr>
-              <w:t>於學員作答中關閉課程，該次作答應仍可完成並計分；交卷後不能再開始新的作答。</w:t>
+              <w:t>課程關閉後，學員於「我的課程」仍應看得到該課程並標示已關閉，且可唯讀回看已學過的內容與成績。</w:t>
             </w:r>
           </w:p>
         </w:tc>
@@ -15986,7 +16224,7 @@
                 <w:rFonts w:ascii="標楷體" w:hAnsi="標楷體"/>
                 <w:sz w:val="22"/>
               </w:rPr>
-              <w:t>70</w:t>
+              <w:t>68</w:t>
             </w:r>
           </w:p>
         </w:tc>
@@ -16003,21 +16241,7 @@
                 <w:rFonts w:ascii="標楷體" w:hAnsi="標楷體"/>
                 <w:sz w:val="22"/>
               </w:rPr>
-              <w:t>課程關閉期間教師仍應可編輯課程內容，但「邀請學員」按鈕不顯示，且</w:t>
-            </w:r>
-            <w:r>
-              <w:rPr>
-                <w:rFonts w:ascii="標楷體" w:hAnsi="標楷體"/>
-                <w:sz w:val="22"/>
-              </w:rPr>
-              <w:t xml:space="preserve"> ET02 </w:t>
-            </w:r>
-            <w:r>
-              <w:rPr>
-                <w:rFonts w:ascii="標楷體" w:hAnsi="標楷體"/>
-                <w:sz w:val="22"/>
-              </w:rPr>
-              <w:t>不可重置重考次數。</w:t>
+              <w:t>課程關閉後，學員應不能累積新進度、不能開始新的測驗作答、不能解鎖新章節、不能填寫課後問卷。</w:t>
             </w:r>
           </w:p>
         </w:tc>
@@ -16062,7 +16286,7 @@
                 <w:rFonts w:ascii="標楷體" w:hAnsi="標楷體"/>
                 <w:sz w:val="22"/>
               </w:rPr>
-              <w:t>70-1</w:t>
+              <w:t>69</w:t>
             </w:r>
           </w:p>
         </w:tc>
@@ -16079,7 +16303,7 @@
                 <w:rFonts w:ascii="標楷體" w:hAnsi="標楷體"/>
                 <w:sz w:val="22"/>
               </w:rPr>
-              <w:t>於提前關閉之課程刪光某章節的項目後按「保留編輯」，應不跑檢核、顯示「編輯已保留，學員看到的仍是關閉前的內容」並回到課程列表；重新進入該課程，剛才的編輯應仍在，學員回看的仍是關閉前的內容。</w:t>
+              <w:t>於學員作答中關閉課程，該次作答應仍可完成並計分；交卷後不能再開始新的作答。</w:t>
             </w:r>
           </w:p>
         </w:tc>
@@ -16124,7 +16348,7 @@
                 <w:rFonts w:ascii="標楷體" w:hAnsi="標楷體"/>
                 <w:sz w:val="22"/>
               </w:rPr>
-              <w:t>70-2</w:t>
+              <w:t>70</w:t>
             </w:r>
           </w:p>
         </w:tc>
@@ -16141,7 +16365,21 @@
                 <w:rFonts w:ascii="標楷體" w:hAnsi="標楷體"/>
                 <w:sz w:val="22"/>
               </w:rPr>
-              <w:t>承上，按「取消」應跳出「放棄本次的編輯」並提示可改按「保留編輯」；按「放棄並離開」後重新進入，先前保留的編輯應全部不在。</w:t>
+              <w:t>課程關閉期間教師仍應可編輯課程內容，但「邀請學員」按鈕不顯示，且</w:t>
+            </w:r>
+            <w:r>
+              <w:rPr>
+                <w:rFonts w:ascii="標楷體" w:hAnsi="標楷體"/>
+                <w:sz w:val="22"/>
+              </w:rPr>
+              <w:t xml:space="preserve"> ET02 </w:t>
+            </w:r>
+            <w:r>
+              <w:rPr>
+                <w:rFonts w:ascii="標楷體" w:hAnsi="標楷體"/>
+                <w:sz w:val="22"/>
+              </w:rPr>
+              <w:t>不可重置重考次數、不可移除學員。</w:t>
             </w:r>
           </w:p>
         </w:tc>
@@ -16186,7 +16424,7 @@
                 <w:rFonts w:ascii="標楷體" w:hAnsi="標楷體"/>
                 <w:sz w:val="22"/>
               </w:rPr>
-              <w:t>70-3</w:t>
+              <w:t>70-1</w:t>
             </w:r>
           </w:p>
         </w:tc>
@@ -16203,7 +16441,7 @@
                 <w:rFonts w:ascii="標楷體" w:hAnsi="標楷體"/>
                 <w:sz w:val="22"/>
               </w:rPr>
-              <w:t>於提前關閉之課程新增一個章節後不按任何按鈕，直接點側邊選單其他項目，應跳出「離開將放棄本次的編輯」並提示可先按「保留編輯」；按「放棄並離開」後重新進入，該章節應已不在。</w:t>
+              <w:t>於提前關閉之課程刪光某章節的項目後按「保留編輯」，應不跑檢核、顯示「編輯已保留，學員看到的仍是關閉前的內容」並回到課程列表；重新進入該課程，剛才的編輯應仍在，學員回看的仍是關閉前的內容。</w:t>
             </w:r>
           </w:p>
         </w:tc>
@@ -16248,7 +16486,7 @@
                 <w:rFonts w:ascii="標楷體" w:hAnsi="標楷體"/>
                 <w:sz w:val="22"/>
               </w:rPr>
-              <w:t>70-4</w:t>
+              <w:t>70-2</w:t>
             </w:r>
           </w:p>
         </w:tc>
@@ -16265,14 +16503,15 @@
                 <w:rFonts w:ascii="標楷體" w:hAnsi="標楷體"/>
                 <w:sz w:val="22"/>
               </w:rPr>
-              <w:t>於提前關閉之課程新增一個章節後按「保留編輯」，重新進入該課程再新增一個章節，接著點側邊選單其他項目，應跳出「離開後編輯仍會保留」，按鈕為「繼續編輯」與「離開」（不是「放棄並離開」</w:t>
-            </w:r>
-            <w:r>
-              <w:rPr>
-                <w:rFonts w:ascii="標楷體" w:hAnsi="標楷體"/>
-                <w:sz w:val="22"/>
-              </w:rPr>
-              <w:t>）；按「離開」後重新進入，兩個章節應都還在。</w:t>
+              <w:t>承上，按「取消」應跳出「放棄本次的編輯」並提示可改按</w:t>
+            </w:r>
+            <w:r>
+              <w:rPr>
+                <w:rFonts w:ascii="標楷體" w:hAnsi="標楷體"/>
+                <w:sz w:val="22"/>
+              </w:rPr>
+              <w:lastRenderedPageBreak/>
+              <w:t>「保留編輯」；按「放棄並離開」後重新進入，先前保留的編輯應全部不在。</w:t>
             </w:r>
           </w:p>
         </w:tc>
@@ -16317,7 +16556,7 @@
                 <w:rFonts w:ascii="標楷體" w:hAnsi="標楷體"/>
                 <w:sz w:val="22"/>
               </w:rPr>
-              <w:t>70-5</w:t>
+              <w:t>70-3</w:t>
             </w:r>
           </w:p>
         </w:tc>
@@ -16334,7 +16573,7 @@
                 <w:rFonts w:ascii="標楷體" w:hAnsi="標楷體"/>
                 <w:sz w:val="22"/>
               </w:rPr>
-              <w:t>承上，直接關閉瀏覽器分頁，重新登入並進入該課程編輯頁，兩個章節應仍在（按過「保留編輯」的編輯不會被丟棄）；按「取消」並確認放棄後，兩個章節才不在。</w:t>
+              <w:t>於提前關閉之課程新增一個章節後不按任何按鈕，直接點側邊選單其他項目，應跳出「離開將放棄本次的編輯」並提示可先按「保留編輯」；按「放棄並離開」後重新進入，該章節應已不在。</w:t>
             </w:r>
           </w:p>
         </w:tc>
@@ -16379,7 +16618,7 @@
                 <w:rFonts w:ascii="標楷體" w:hAnsi="標楷體"/>
                 <w:sz w:val="22"/>
               </w:rPr>
-              <w:t>71</w:t>
+              <w:t>70-4</w:t>
             </w:r>
           </w:p>
         </w:tc>
@@ -16396,7 +16635,7 @@
                 <w:rFonts w:ascii="標楷體" w:hAnsi="標楷體"/>
                 <w:sz w:val="22"/>
               </w:rPr>
-              <w:t>課程關閉期間學員於「加入新課程」輸入該課程的邀請碼，應被擋下。</w:t>
+              <w:t>於提前關閉之課程新增一個章節後按「保留編輯」，重新進入該課程再新增一個章節，接著點側邊選單其他項目，應跳出「離開後編輯仍會保留」，按鈕為「繼續編輯」與「離開」（不是「放棄並離開」）；按「離開」後重新進入，兩個章節應都還在。</w:t>
             </w:r>
           </w:p>
         </w:tc>
@@ -16441,7 +16680,7 @@
                 <w:rFonts w:ascii="標楷體" w:hAnsi="標楷體"/>
                 <w:sz w:val="22"/>
               </w:rPr>
-              <w:t>72</w:t>
+              <w:t>70-5</w:t>
             </w:r>
           </w:p>
         </w:tc>
@@ -16458,7 +16697,7 @@
                 <w:rFonts w:ascii="標楷體" w:hAnsi="標楷體"/>
                 <w:sz w:val="22"/>
               </w:rPr>
-              <w:t>開啟提前關閉之課程，標題列右上應沒有「再開課」，底部動作列為「取消」「保留編輯」「更新並重開課」，起訖時間欄位帶著原值、未被清空。</w:t>
+              <w:t>承上，直接關閉瀏覽器分頁，重新登入並進入該課程編輯頁，兩個章節應仍在（按過「保留編輯」的編輯不會被丟棄）；按「取消」並確認放棄後，兩個章節才不在。</w:t>
             </w:r>
           </w:p>
         </w:tc>
@@ -16503,8 +16742,7 @@
                 <w:rFonts w:ascii="標楷體" w:hAnsi="標楷體"/>
                 <w:sz w:val="22"/>
               </w:rPr>
-              <w:lastRenderedPageBreak/>
-              <w:t>73</w:t>
+              <w:t>71</w:t>
             </w:r>
           </w:p>
         </w:tc>
@@ -16521,7 +16759,7 @@
                 <w:rFonts w:ascii="標楷體" w:hAnsi="標楷體"/>
                 <w:sz w:val="22"/>
               </w:rPr>
-              <w:t>承上，不改起訖時間直接按「更新並重開課」，應可重新開課。</w:t>
+              <w:t>課程關閉期間學員於「加入新課程」輸入該課程的邀請碼，應被擋下。</w:t>
             </w:r>
           </w:p>
         </w:tc>
@@ -16566,7 +16804,7 @@
                 <w:rFonts w:ascii="標楷體" w:hAnsi="標楷體"/>
                 <w:sz w:val="22"/>
               </w:rPr>
-              <w:t>74</w:t>
+              <w:t>72</w:t>
             </w:r>
           </w:p>
         </w:tc>
@@ -16583,7 +16821,14 @@
                 <w:rFonts w:ascii="標楷體" w:hAnsi="標楷體"/>
                 <w:sz w:val="22"/>
               </w:rPr>
-              <w:t>開啟閱課期間已過之課程，狀態仍顯示「已發布」，底部動作列應為「取消」「保留編輯」「更新並重開課」；不改起訖時間就按「更新並重開課」，應擋下並提示訖止時間須晚於目前時間，課程不應重新開課。</w:t>
+              <w:t>開啟提前關閉之課程，標題列右上應沒有</w:t>
+            </w:r>
+            <w:r>
+              <w:rPr>
+                <w:rFonts w:ascii="標楷體" w:hAnsi="標楷體"/>
+                <w:sz w:val="22"/>
+              </w:rPr>
+              <w:t>「再開課」，底部動作列為「取消」「保留編輯」「更新並重開課」，起訖時間欄位帶著原值、未被清空。</w:t>
             </w:r>
           </w:p>
         </w:tc>
@@ -16628,7 +16873,7 @@
                 <w:rFonts w:ascii="標楷體" w:hAnsi="標楷體"/>
                 <w:sz w:val="22"/>
               </w:rPr>
-              <w:t>74-1</w:t>
+              <w:t>73</w:t>
             </w:r>
           </w:p>
         </w:tc>
@@ -16645,7 +16890,7 @@
                 <w:rFonts w:ascii="標楷體" w:hAnsi="標楷體"/>
                 <w:sz w:val="22"/>
               </w:rPr>
-              <w:t>承上，起始時間填過去的日期、訖止時間填未來的時間後按「更新並重開課」，應可重新開課；訖止時間早於起始時間時應擋下並提示。</w:t>
+              <w:t>承上，不改起訖時間直接按「更新並重開課」，應可重新開課。</w:t>
             </w:r>
           </w:p>
         </w:tc>
@@ -16690,7 +16935,7 @@
                 <w:rFonts w:ascii="標楷體" w:hAnsi="標楷體"/>
                 <w:sz w:val="22"/>
               </w:rPr>
-              <w:t>75</w:t>
+              <w:t>74</w:t>
             </w:r>
           </w:p>
         </w:tc>
@@ -16707,7 +16952,7 @@
                 <w:rFonts w:ascii="標楷體" w:hAnsi="標楷體"/>
                 <w:sz w:val="22"/>
               </w:rPr>
-              <w:t>承上，重新開課通過後應跳出「課程已重新開課」視窗，顯示帶入的學員人數與原邀請碼；按「關閉」回到課程列表，該課程狀態為「已發布」、起訖時間為剛才填入的值。</w:t>
+              <w:t>開啟閱課期間已過之課程，狀態仍顯示「已發布」，底部動作列應為「取消」「保留編輯」「更新並重開課」；不改起訖時間就按「更新並重開課」，應擋下並提示訖止時間須晚於目前時間，課程不應重新開課。</w:t>
             </w:r>
           </w:p>
         </w:tc>
@@ -16752,7 +16997,7 @@
                 <w:rFonts w:ascii="標楷體" w:hAnsi="標楷體"/>
                 <w:sz w:val="22"/>
               </w:rPr>
-              <w:t>75-1</w:t>
+              <w:t>74-1</w:t>
             </w:r>
           </w:p>
         </w:tc>
@@ -16769,21 +17014,7 @@
                 <w:rFonts w:ascii="標楷體" w:hAnsi="標楷體"/>
                 <w:sz w:val="22"/>
               </w:rPr>
-              <w:t>重新開課時沒有新的學員被帶入（受訓對象相符者皆已在課程中），「課程已重新開課」視窗應以提示（非警告）顯示「課程已重新開課。本次沒有新的學員被自動帶入</w:t>
-            </w:r>
-            <w:r>
-              <w:rPr>
-                <w:rFonts w:ascii="標楷體" w:hAnsi="標楷體"/>
-                <w:sz w:val="22"/>
-              </w:rPr>
-              <w:t>——</w:t>
-            </w:r>
-            <w:r>
-              <w:rPr>
-                <w:rFonts w:ascii="標楷體" w:hAnsi="標楷體"/>
-                <w:sz w:val="22"/>
-              </w:rPr>
-              <w:t>符合受訓對象的人多半已在課程中。原有學員可直接繼續學習。」，不應出現要求確認受訓對象設定的警告。</w:t>
+              <w:t>承上，訖止時間填早於起始時間的時間後按「更新並重開課」，應擋下並提示；改為起始時間填過去的日期、訖止時間填未來的時間後再按「更新並重開課」，應可重新開課。</w:t>
             </w:r>
           </w:p>
         </w:tc>
@@ -16828,7 +17059,7 @@
                 <w:rFonts w:ascii="標楷體" w:hAnsi="標楷體"/>
                 <w:sz w:val="22"/>
               </w:rPr>
-              <w:t>76</w:t>
+              <w:t>75</w:t>
             </w:r>
           </w:p>
         </w:tc>
@@ -16845,7 +17076,7 @@
                 <w:rFonts w:ascii="標楷體" w:hAnsi="標楷體"/>
                 <w:sz w:val="22"/>
               </w:rPr>
-              <w:t>於關閉期間刪光某章節的項目後按「更新並重開課」，應跳出「更新並重開課」視窗列出缺漏，課程維持已關閉、學員回看的內容不變；關閉後缺漏處以紅框標示，補齊後再按一次即可完成。</w:t>
+              <w:t>承上，重新開課通過後應跳出「課程已重新開課」視窗，顯示帶入的學員人數與原邀請碼；按「關閉」回到課程列表，該課程狀態為「已發布」、起訖時間為剛才填入的值。</w:t>
             </w:r>
           </w:p>
         </w:tc>
@@ -16890,7 +17121,7 @@
                 <w:rFonts w:ascii="標楷體" w:hAnsi="標楷體"/>
                 <w:sz w:val="22"/>
               </w:rPr>
-              <w:t>76-1</w:t>
+              <w:t>75-1</w:t>
             </w:r>
           </w:p>
         </w:tc>
@@ -16907,14 +17138,28 @@
                 <w:rFonts w:ascii="標楷體" w:hAnsi="標楷體"/>
                 <w:sz w:val="22"/>
               </w:rPr>
-              <w:t>關閉期間將課後問卷的題目刪光並停用該問卷，按「更新並重開課」不應</w:t>
-            </w:r>
-            <w:r>
-              <w:rPr>
-                <w:rFonts w:ascii="標楷體" w:hAnsi="標楷體"/>
-                <w:sz w:val="22"/>
-              </w:rPr>
-              <w:t>因問卷被擋下。</w:t>
+              <w:t>重新開課時沒有新的學員被帶入（受訓對象相符者皆已在課程中），「課程已重新開課」視窗應以提示（非警告）顯示「課程已重新開課。本次沒有新的學員被自動帶入</w:t>
+            </w:r>
+            <w:r>
+              <w:rPr>
+                <w:rFonts w:ascii="標楷體" w:hAnsi="標楷體"/>
+                <w:sz w:val="22"/>
+              </w:rPr>
+              <w:t>——</w:t>
+            </w:r>
+            <w:r>
+              <w:rPr>
+                <w:rFonts w:ascii="標楷體" w:hAnsi="標楷體"/>
+                <w:sz w:val="22"/>
+              </w:rPr>
+              <w:t>符合受訓對象的人多半已</w:t>
+            </w:r>
+            <w:r>
+              <w:rPr>
+                <w:rFonts w:ascii="標楷體" w:hAnsi="標楷體"/>
+                <w:sz w:val="22"/>
+              </w:rPr>
+              <w:t>在課程中。原有學員可直接繼續學習。」，不應出現要求確認受訓對象設定的警告。</w:t>
             </w:r>
           </w:p>
         </w:tc>
@@ -16959,7 +17204,8 @@
                 <w:rFonts w:ascii="標楷體" w:hAnsi="標楷體"/>
                 <w:sz w:val="22"/>
               </w:rPr>
-              <w:t>77</w:t>
+              <w:lastRenderedPageBreak/>
+              <w:t>76</w:t>
             </w:r>
           </w:p>
         </w:tc>
@@ -16976,7 +17222,7 @@
                 <w:rFonts w:ascii="標楷體" w:hAnsi="標楷體"/>
                 <w:sz w:val="22"/>
               </w:rPr>
-              <w:t>再開課完成後課程應回到「已發布」，學員的學習進度與成績接續保留、原邀請碼恢復有效。</w:t>
+              <w:t>於關閉期間刪光某章節的項目後按「更新並重開課」，應跳出「更新並重開課」視窗列出缺漏，課程維持已關閉、學員回看的內容不變；關閉後缺漏處以紅框標示，補齊後再按一次即可完成。</w:t>
             </w:r>
           </w:p>
         </w:tc>
@@ -17021,7 +17267,7 @@
                 <w:rFonts w:ascii="標楷體" w:hAnsi="標楷體"/>
                 <w:sz w:val="22"/>
               </w:rPr>
-              <w:t>77-1</w:t>
+              <w:t>76-1</w:t>
             </w:r>
           </w:p>
         </w:tc>
@@ -17038,7 +17284,7 @@
                 <w:rFonts w:ascii="標楷體" w:hAnsi="標楷體"/>
                 <w:sz w:val="22"/>
               </w:rPr>
-              <w:t>關閉期間新增一組有相符學員的受訓對象後按「更新並重開課」，該組相符學員應被帶入課程並各收到一封邀請信；原已在課程中的學員不應重複收信。</w:t>
+              <w:t>關閉期間將課後問卷的題目刪光並停用該問卷，按「更新並重開課」不應因問卷被擋下。</w:t>
             </w:r>
           </w:p>
         </w:tc>
@@ -17083,6 +17329,130 @@
                 <w:rFonts w:ascii="標楷體" w:hAnsi="標楷體"/>
                 <w:sz w:val="22"/>
               </w:rPr>
+              <w:t>77</w:t>
+            </w:r>
+          </w:p>
+        </w:tc>
+        <w:tc>
+          <w:tcPr>
+            <w:tcW w:w="6236" w:type="dxa"/>
+          </w:tcPr>
+          <w:p>
+            <w:pPr>
+              <w:spacing w:before="60" w:after="60"/>
+            </w:pPr>
+            <w:r>
+              <w:rPr>
+                <w:rFonts w:ascii="標楷體" w:hAnsi="標楷體"/>
+                <w:sz w:val="22"/>
+              </w:rPr>
+              <w:t>再開課完成後課程應回到「已發布」，學員的學習進度與成績接續保留、原邀請碼恢復有效。</w:t>
+            </w:r>
+          </w:p>
+        </w:tc>
+        <w:tc>
+          <w:tcPr>
+            <w:tcW w:w="1247" w:type="dxa"/>
+          </w:tcPr>
+          <w:p>
+            <w:pPr>
+              <w:spacing w:before="60" w:after="60"/>
+              <w:jc w:val="center"/>
+            </w:pPr>
+          </w:p>
+        </w:tc>
+        <w:tc>
+          <w:tcPr>
+            <w:tcW w:w="1247" w:type="dxa"/>
+          </w:tcPr>
+          <w:p>
+            <w:pPr>
+              <w:spacing w:before="60" w:after="60"/>
+              <w:jc w:val="center"/>
+            </w:pPr>
+          </w:p>
+        </w:tc>
+      </w:tr>
+      <w:tr>
+        <w:trPr>
+          <w:jc w:val="center"/>
+        </w:trPr>
+        <w:tc>
+          <w:tcPr>
+            <w:tcW w:w="907" w:type="dxa"/>
+          </w:tcPr>
+          <w:p>
+            <w:pPr>
+              <w:spacing w:before="60" w:after="60"/>
+              <w:jc w:val="center"/>
+            </w:pPr>
+            <w:r>
+              <w:rPr>
+                <w:rFonts w:ascii="標楷體" w:hAnsi="標楷體"/>
+                <w:sz w:val="22"/>
+              </w:rPr>
+              <w:t>77-1</w:t>
+            </w:r>
+          </w:p>
+        </w:tc>
+        <w:tc>
+          <w:tcPr>
+            <w:tcW w:w="6236" w:type="dxa"/>
+          </w:tcPr>
+          <w:p>
+            <w:pPr>
+              <w:spacing w:before="60" w:after="60"/>
+            </w:pPr>
+            <w:r>
+              <w:rPr>
+                <w:rFonts w:ascii="標楷體" w:hAnsi="標楷體"/>
+                <w:sz w:val="22"/>
+              </w:rPr>
+              <w:t>關閉期間新增一組有相符學員的受訓對象後按「更新並重開課」，該組相符學員應被帶入課程並各收到一封邀請信；原已在課程中的學員不應重複收信。</w:t>
+            </w:r>
+          </w:p>
+        </w:tc>
+        <w:tc>
+          <w:tcPr>
+            <w:tcW w:w="1247" w:type="dxa"/>
+          </w:tcPr>
+          <w:p>
+            <w:pPr>
+              <w:spacing w:before="60" w:after="60"/>
+              <w:jc w:val="center"/>
+            </w:pPr>
+          </w:p>
+        </w:tc>
+        <w:tc>
+          <w:tcPr>
+            <w:tcW w:w="1247" w:type="dxa"/>
+          </w:tcPr>
+          <w:p>
+            <w:pPr>
+              <w:spacing w:before="60" w:after="60"/>
+              <w:jc w:val="center"/>
+            </w:pPr>
+          </w:p>
+        </w:tc>
+      </w:tr>
+      <w:tr>
+        <w:trPr>
+          <w:jc w:val="center"/>
+        </w:trPr>
+        <w:tc>
+          <w:tcPr>
+            <w:tcW w:w="907" w:type="dxa"/>
+          </w:tcPr>
+          <w:p>
+            <w:pPr>
+              <w:spacing w:before="60" w:after="60"/>
+              <w:jc w:val="center"/>
+            </w:pPr>
+            <w:r>
+              <w:rPr>
+                <w:rFonts w:ascii="標楷體" w:hAnsi="標楷體"/>
+                <w:sz w:val="22"/>
+              </w:rPr>
               <w:t>77-2</w:t>
             </w:r>
           </w:p>
@@ -17100,7 +17470,7 @@
                 <w:rFonts w:ascii="標楷體" w:hAnsi="標楷體"/>
                 <w:sz w:val="22"/>
               </w:rPr>
-              <w:t>關閉期間新增一個章節後按「更新並重開課」，重新開課後學員端應隨即看到該章節。</w:t>
+              <w:t>關閉期間新增一個章節，並於該章節新增一份教材（填說明文字後按「儲存」）後按「更新並重開課」，重新開課後學員端應隨即看到該章節。</w:t>
             </w:r>
           </w:p>
         </w:tc>
@@ -17194,7 +17564,7 @@
       <w:pPr>
         <w:pStyle w:val="1"/>
       </w:pPr>
-      <w:bookmarkStart w:id="7" w:name="_Toc243395853"/>
+      <w:bookmarkStart w:id="7" w:name="_Toc243400656"/>
       <w:r>
         <w:lastRenderedPageBreak/>
         <w:t xml:space="preserve">ET06 </w:t>
@@ -19083,7 +19453,14 @@
                 <w:rFonts w:ascii="標楷體" w:hAnsi="標楷體"/>
                 <w:sz w:val="22"/>
               </w:rPr>
-              <w:t>教師甲於課程列表「全部課程」點受測課程甲預覽，左側最下方應出現「預覽課後問卷」並註明「預覽模式，不可送出」；點入後頁面上方提示「預覽模式：僅供檢視題目，無法送出。」且沒有送出按鈕，</w:t>
+              <w:t>教師甲於課程列表「全部課程」點受測課程甲預覽，左側最下方應出現「預覽課後問卷」並註明「預覽模式，不可送出」；點入後頁面上方提示「預覽模式：僅供檢視題目，無法送出。」且沒有送出</w:t>
+            </w:r>
+            <w:r>
+              <w:rPr>
+                <w:rFonts w:ascii="標楷體" w:hAnsi="標楷體"/>
+                <w:sz w:val="22"/>
+              </w:rPr>
+              <w:t>按鈕，</w:t>
             </w:r>
             <w:r>
               <w:rPr>
@@ -19159,14 +19536,7 @@
                 <w:rFonts w:ascii="標楷體" w:hAnsi="標楷體"/>
                 <w:sz w:val="22"/>
               </w:rPr>
-              <w:t>教師甲關閉受測課程甲後，學員丁進入應顯示「此課程目前關閉中，僅可回看已學內容」；已開放的項目可開啟、影片可播放但不再顯示觀看進度，尚未開放的項目</w:t>
-            </w:r>
-            <w:r>
-              <w:rPr>
-                <w:rFonts w:ascii="標楷體" w:hAnsi="標楷體"/>
-                <w:sz w:val="22"/>
-              </w:rPr>
-              <w:t>仍為鎖定。</w:t>
+              <w:t>教師甲關閉受測課程甲後，學員丁進入應顯示「此課程目前關閉中，僅可回看已學內容」；已開放的項目可開啟、影片可播放但不再顯示觀看進度，尚未開放的項目仍為鎖定。</w:t>
             </w:r>
           </w:p>
         </w:tc>
@@ -19447,7 +19817,7 @@
       <w:pPr>
         <w:pStyle w:val="1"/>
       </w:pPr>
-      <w:bookmarkStart w:id="8" w:name="_Toc243395854"/>
+      <w:bookmarkStart w:id="8" w:name="_Toc243400657"/>
       <w:r>
         <w:lastRenderedPageBreak/>
         <w:t xml:space="preserve">ET07 </w:t>
@@ -19858,7 +20228,14 @@
                 <w:rFonts w:ascii="標楷體" w:hAnsi="標楷體"/>
                 <w:sz w:val="22"/>
               </w:rPr>
-              <w:t xml:space="preserve"> A</w:t>
+              <w:t xml:space="preserve"> </w:t>
+            </w:r>
+            <w:r>
+              <w:rPr>
+                <w:rFonts w:ascii="標楷體" w:hAnsi="標楷體"/>
+                <w:sz w:val="22"/>
+              </w:rPr>
+              <w:t>A</w:t>
             </w:r>
             <w:r>
               <w:rPr>
@@ -20619,21 +20996,14 @@
                 <w:rFonts w:ascii="標楷體" w:hAnsi="標楷體"/>
                 <w:sz w:val="22"/>
               </w:rPr>
-              <w:t>題後直接關閉瀏覽器分頁；重新進入測驗</w:t>
-            </w:r>
-            <w:r>
-              <w:rPr>
-                <w:rFonts w:ascii="標楷體" w:hAnsi="標楷體"/>
-                <w:sz w:val="22"/>
-              </w:rPr>
-              <w:t xml:space="preserve"> </w:t>
-            </w:r>
-            <w:r>
-              <w:rPr>
-                <w:rFonts w:ascii="標楷體" w:hAnsi="標楷體"/>
-                <w:sz w:val="22"/>
-              </w:rPr>
-              <w:t>A</w:t>
+              <w:t>題後，以工作管理員直接結束瀏覽器程式；重新開啟瀏覽器登入並進入測驗</w:t>
+            </w:r>
+            <w:r>
+              <w:rPr>
+                <w:rFonts w:ascii="標楷體" w:hAnsi="標楷體"/>
+                <w:sz w:val="22"/>
+              </w:rPr>
+              <w:t xml:space="preserve"> A</w:t>
             </w:r>
             <w:r>
               <w:rPr>
@@ -20654,7 +21024,14 @@
                 <w:rFonts w:ascii="標楷體" w:hAnsi="標楷體"/>
                 <w:sz w:val="22"/>
               </w:rPr>
-              <w:t>」；按「開始作答」，結果頁上方應顯示「您上次的作答未提交，已以暫存的作答自動提交。」，成績為以已暫存的那</w:t>
+              <w:t>」；按「開始作答」，結果頁上方應顯示「您上次的作答未提交，已</w:t>
+            </w:r>
+            <w:r>
+              <w:rPr>
+                <w:rFonts w:ascii="標楷體" w:hAnsi="標楷體"/>
+                <w:sz w:val="22"/>
+              </w:rPr>
+              <w:t>以暫存的作答自動提交。」，成績為以已暫存的那</w:t>
             </w:r>
             <w:r>
               <w:rPr>
@@ -20897,14 +21274,7 @@
                 <w:rFonts w:ascii="標楷體" w:hAnsi="標楷體"/>
                 <w:sz w:val="22"/>
               </w:rPr>
-              <w:t xml:space="preserve"> </w:t>
-            </w:r>
-            <w:r>
-              <w:rPr>
-                <w:rFonts w:ascii="標楷體" w:hAnsi="標楷體"/>
-                <w:sz w:val="22"/>
-              </w:rPr>
-              <w:t xml:space="preserve">0 </w:t>
+              <w:t xml:space="preserve"> 0 </w:t>
             </w:r>
             <w:r>
               <w:rPr>
@@ -21458,7 +21828,14 @@
                 <w:rFonts w:ascii="標楷體" w:hAnsi="標楷體"/>
                 <w:sz w:val="22"/>
               </w:rPr>
-              <w:t xml:space="preserve"> A </w:t>
+              <w:t xml:space="preserve"> </w:t>
+            </w:r>
+            <w:r>
+              <w:rPr>
+                <w:rFonts w:ascii="標楷體" w:hAnsi="標楷體"/>
+                <w:sz w:val="22"/>
+              </w:rPr>
+              <w:t xml:space="preserve">A </w:t>
             </w:r>
             <w:r>
               <w:rPr>
@@ -21541,63 +21918,21 @@
                 <w:rFonts w:ascii="標楷體" w:hAnsi="標楷體"/>
                 <w:sz w:val="22"/>
               </w:rPr>
-              <w:t>先考</w:t>
-            </w:r>
-            <w:r>
-              <w:rPr>
-                <w:rFonts w:ascii="標楷體" w:hAnsi="標楷體"/>
-                <w:sz w:val="22"/>
-              </w:rPr>
-              <w:t xml:space="preserve"> 80 </w:t>
-            </w:r>
-            <w:r>
-              <w:rPr>
-                <w:rFonts w:ascii="標楷體" w:hAnsi="標楷體"/>
-                <w:sz w:val="22"/>
-              </w:rPr>
-              <w:t>分、再考</w:t>
-            </w:r>
-            <w:r>
-              <w:rPr>
-                <w:rFonts w:ascii="標楷體" w:hAnsi="標楷體"/>
-                <w:sz w:val="22"/>
-              </w:rPr>
-              <w:t xml:space="preserve"> 60 </w:t>
-            </w:r>
-            <w:r>
-              <w:rPr>
-                <w:rFonts w:ascii="標楷體" w:hAnsi="標楷體"/>
-                <w:sz w:val="22"/>
-              </w:rPr>
-              <w:t>分，測驗項目應同時顯示最近一次</w:t>
-            </w:r>
-            <w:r>
-              <w:rPr>
-                <w:rFonts w:ascii="標楷體" w:hAnsi="標楷體"/>
-                <w:sz w:val="22"/>
-              </w:rPr>
-              <w:t xml:space="preserve"> 60 </w:t>
-            </w:r>
-            <w:r>
-              <w:rPr>
-                <w:rFonts w:ascii="標楷體" w:hAnsi="標楷體"/>
-                <w:sz w:val="22"/>
-              </w:rPr>
-              <w:t>分與最高分</w:t>
-            </w:r>
-            <w:r>
-              <w:rPr>
-                <w:rFonts w:ascii="標楷體" w:hAnsi="標楷體"/>
-                <w:sz w:val="22"/>
-              </w:rPr>
-              <w:t xml:space="preserve"> 80 </w:t>
-            </w:r>
-            <w:r>
-              <w:rPr>
-                <w:rFonts w:ascii="標楷體" w:hAnsi="標楷體"/>
-                <w:sz w:val="22"/>
-              </w:rPr>
-              <w:t>分；</w:t>
+              <w:t>記下測驗</w:t>
+            </w:r>
+            <w:r>
+              <w:rPr>
+                <w:rFonts w:ascii="標楷體" w:hAnsi="標楷體"/>
+                <w:sz w:val="22"/>
+              </w:rPr>
+              <w:t xml:space="preserve"> A </w:t>
+            </w:r>
+            <w:r>
+              <w:rPr>
+                <w:rFonts w:ascii="標楷體" w:hAnsi="標楷體"/>
+                <w:sz w:val="22"/>
+              </w:rPr>
+              <w:t>目前的最高分後，再作答一次並得低於該最高分的成績，測驗項目應同時顯示最近一次（較低）的成績與原最高分；</w:t>
             </w:r>
             <w:r>
               <w:rPr>
@@ -21625,35 +21960,7 @@
                 <w:rFonts w:ascii="標楷體" w:hAnsi="標楷體"/>
                 <w:sz w:val="22"/>
               </w:rPr>
-              <w:t>的最高分</w:t>
-            </w:r>
-            <w:r>
-              <w:rPr>
-                <w:rFonts w:ascii="標楷體" w:hAnsi="標楷體"/>
-                <w:sz w:val="22"/>
-              </w:rPr>
-              <w:t xml:space="preserve"> 80 </w:t>
-            </w:r>
-            <w:r>
-              <w:rPr>
-                <w:rFonts w:ascii="標楷體" w:hAnsi="標楷體"/>
-                <w:sz w:val="22"/>
-              </w:rPr>
-              <w:t>分計入，而非</w:t>
-            </w:r>
-            <w:r>
-              <w:rPr>
-                <w:rFonts w:ascii="標楷體" w:hAnsi="標楷體"/>
-                <w:sz w:val="22"/>
-              </w:rPr>
-              <w:t xml:space="preserve"> 60 </w:t>
-            </w:r>
-            <w:r>
-              <w:rPr>
-                <w:rFonts w:ascii="標楷體" w:hAnsi="標楷體"/>
-                <w:sz w:val="22"/>
-              </w:rPr>
-              <w:t>分。</w:t>
+              <w:t>的最高分計入，而非最近一次的成績。</w:t>
             </w:r>
           </w:p>
         </w:tc>
@@ -22058,6 +22365,7 @@
                 <w:rFonts w:ascii="標楷體" w:hAnsi="標楷體"/>
                 <w:sz w:val="22"/>
               </w:rPr>
+              <w:lastRenderedPageBreak/>
               <w:t>24</w:t>
             </w:r>
           </w:p>
@@ -22103,15 +22411,7 @@
                 <w:rFonts w:ascii="標楷體" w:hAnsi="標楷體"/>
                 <w:sz w:val="22"/>
               </w:rPr>
-              <w:t>並選「儲存並要求</w:t>
-            </w:r>
-            <w:r>
-              <w:rPr>
-                <w:rFonts w:ascii="標楷體" w:hAnsi="標楷體"/>
-                <w:sz w:val="22"/>
-              </w:rPr>
-              <w:lastRenderedPageBreak/>
-              <w:t>重測」，再按「更新」，學員甲的測驗</w:t>
+              <w:t>並選「儲存並要求重測」，再按「更新」，學員甲的測驗</w:t>
             </w:r>
             <w:r>
               <w:rPr>
@@ -22139,7 +22439,7 @@
                 <w:rFonts w:ascii="標楷體" w:hAnsi="標楷體"/>
                 <w:sz w:val="22"/>
               </w:rPr>
-              <w:t>次，下一章回到鎖定。</w:t>
+              <w:t>次，下一章尚未完成的項目回到鎖定。</w:t>
             </w:r>
           </w:p>
         </w:tc>
@@ -22687,7 +22987,7 @@
         <w:noProof/>
         <w:sz w:val="20"/>
       </w:rPr>
-      <w:t>25</w:t>
+      <w:t>26</w:t>
     </w:r>
     <w:r>
       <w:rPr>
@@ -22744,9 +23044,9 @@
     </w:lvl>
   </w:abstractNum>
   <w:abstractNum w:abstractNumId="1" w15:restartNumberingAfterBreak="0">
-    <w:nsid w:val="221F31EE"/>
+    <w:nsid w:val="540B6F29"/>
     <w:multiLevelType w:val="multilevel"/>
-    <w:tmpl w:val="6FAA37E0"/>
+    <w:tmpl w:val="8E2E023A"/>
     <w:lvl w:ilvl="0">
       <w:start w:val="1"/>
       <w:numFmt w:val="bullet"/>
@@ -34850,7 +35150,7 @@
 </file>
 
 <file path=customXml/itemProps1.xml><?xml version="1.0" encoding="utf-8"?>
-<ds:datastoreItem xmlns:ds="http://schemas.openxmlformats.org/officeDocument/2006/customXml" ds:itemID="{B606E334-6C0C-4221-BCEB-6D04A58AE416}">
+<ds:datastoreItem xmlns:ds="http://schemas.openxmlformats.org/officeDocument/2006/customXml" ds:itemID="{CEBF4365-D7D4-4C17-8765-3A7FB0BFCB38}">
   <ds:schemaRefs>
     <ds:schemaRef ds:uri="http://schemas.openxmlformats.org/officeDocument/2006/bibliography"/>
   </ds:schemaRefs>

--- a/docs/manuals/測試報告/ET-教育訓練文件管理模組.docx
+++ b/docs/manuals/測試報告/ET-教育訓練文件管理模組.docx
@@ -498,7 +498,7 @@
       <w:r>
         <w:fldChar w:fldCharType="separate"/>
       </w:r>
-      <w:hyperlink w:anchor="_Toc243400650" w:history="1">
+      <w:hyperlink w:anchor="_Toc243404334" w:history="1">
         <w:r>
           <w:rPr>
             <w:rStyle w:val="affb"/>
@@ -526,7 +526,7 @@
             <w:noProof/>
             <w:webHidden/>
           </w:rPr>
-          <w:instrText xml:space="preserve"> PAGEREF _Toc243400650 \h </w:instrText>
+          <w:instrText xml:space="preserve"> PAGEREF _Toc243404334 \h </w:instrText>
         </w:r>
         <w:r>
           <w:rPr>
@@ -571,7 +571,7 @@
           <w:szCs w:val="22"/>
         </w:rPr>
       </w:pPr>
-      <w:hyperlink w:anchor="_Toc243400651" w:history="1">
+      <w:hyperlink w:anchor="_Toc243404335" w:history="1">
         <w:r>
           <w:rPr>
             <w:rStyle w:val="affb"/>
@@ -606,7 +606,7 @@
             <w:noProof/>
             <w:webHidden/>
           </w:rPr>
-          <w:instrText xml:space="preserve"> PAGEREF _Toc243400651 \h </w:instrText>
+          <w:instrText xml:space="preserve"> PAGEREF _Toc243404335 \h </w:instrText>
         </w:r>
         <w:r>
           <w:rPr>
@@ -651,7 +651,7 @@
           <w:szCs w:val="22"/>
         </w:rPr>
       </w:pPr>
-      <w:hyperlink w:anchor="_Toc243400652" w:history="1">
+      <w:hyperlink w:anchor="_Toc243404336" w:history="1">
         <w:r>
           <w:rPr>
             <w:rStyle w:val="affb"/>
@@ -686,7 +686,7 @@
             <w:noProof/>
             <w:webHidden/>
           </w:rPr>
-          <w:instrText xml:space="preserve"> PAGEREF _Toc243400652 \h </w:instrText>
+          <w:instrText xml:space="preserve"> PAGEREF _Toc243404336 \h </w:instrText>
         </w:r>
         <w:r>
           <w:rPr>
@@ -731,7 +731,7 @@
           <w:szCs w:val="22"/>
         </w:rPr>
       </w:pPr>
-      <w:hyperlink w:anchor="_Toc243400653" w:history="1">
+      <w:hyperlink w:anchor="_Toc243404337" w:history="1">
         <w:r>
           <w:rPr>
             <w:rStyle w:val="affb"/>
@@ -766,7 +766,7 @@
             <w:noProof/>
             <w:webHidden/>
           </w:rPr>
-          <w:instrText xml:space="preserve"> PAGEREF _Toc243400653 \h </w:instrText>
+          <w:instrText xml:space="preserve"> PAGEREF _Toc243404337 \h </w:instrText>
         </w:r>
         <w:r>
           <w:rPr>
@@ -811,7 +811,7 @@
           <w:szCs w:val="22"/>
         </w:rPr>
       </w:pPr>
-      <w:hyperlink w:anchor="_Toc243400654" w:history="1">
+      <w:hyperlink w:anchor="_Toc243404338" w:history="1">
         <w:r>
           <w:rPr>
             <w:rStyle w:val="affb"/>
@@ -846,7 +846,7 @@
             <w:noProof/>
             <w:webHidden/>
           </w:rPr>
-          <w:instrText xml:space="preserve"> PAGEREF _Toc243400654 \h </w:instrText>
+          <w:instrText xml:space="preserve"> PAGEREF _Toc243404338 \h </w:instrText>
         </w:r>
         <w:r>
           <w:rPr>
@@ -891,7 +891,7 @@
           <w:szCs w:val="22"/>
         </w:rPr>
       </w:pPr>
-      <w:hyperlink w:anchor="_Toc243400655" w:history="1">
+      <w:hyperlink w:anchor="_Toc243404339" w:history="1">
         <w:r>
           <w:rPr>
             <w:rStyle w:val="affb"/>
@@ -926,7 +926,7 @@
             <w:noProof/>
             <w:webHidden/>
           </w:rPr>
-          <w:instrText xml:space="preserve"> PAGEREF _Toc243400655 \h </w:instrText>
+          <w:instrText xml:space="preserve"> PAGEREF _Toc243404339 \h </w:instrText>
         </w:r>
         <w:r>
           <w:rPr>
@@ -971,7 +971,7 @@
           <w:szCs w:val="22"/>
         </w:rPr>
       </w:pPr>
-      <w:hyperlink w:anchor="_Toc243400656" w:history="1">
+      <w:hyperlink w:anchor="_Toc243404340" w:history="1">
         <w:r>
           <w:rPr>
             <w:rStyle w:val="affb"/>
@@ -1006,7 +1006,7 @@
             <w:noProof/>
             <w:webHidden/>
           </w:rPr>
-          <w:instrText xml:space="preserve"> PAGEREF _Toc243400656 \h </w:instrText>
+          <w:instrText xml:space="preserve"> PAGEREF _Toc243404340 \h </w:instrText>
         </w:r>
         <w:r>
           <w:rPr>
@@ -1026,7 +1026,7 @@
             <w:noProof/>
             <w:webHidden/>
           </w:rPr>
-          <w:t>21</w:t>
+          <w:t>22</w:t>
         </w:r>
         <w:r>
           <w:rPr>
@@ -1051,7 +1051,7 @@
           <w:szCs w:val="22"/>
         </w:rPr>
       </w:pPr>
-      <w:hyperlink w:anchor="_Toc243400657" w:history="1">
+      <w:hyperlink w:anchor="_Toc243404341" w:history="1">
         <w:r>
           <w:rPr>
             <w:rStyle w:val="affb"/>
@@ -1086,7 +1086,7 @@
             <w:noProof/>
             <w:webHidden/>
           </w:rPr>
-          <w:instrText xml:space="preserve"> PAGEREF _Toc243400657 \h </w:instrText>
+          <w:instrText xml:space="preserve"> PAGEREF _Toc243404341 \h </w:instrText>
         </w:r>
         <w:r>
           <w:rPr>
@@ -1106,7 +1106,7 @@
             <w:noProof/>
             <w:webHidden/>
           </w:rPr>
-          <w:t>24</w:t>
+          <w:t>25</w:t>
         </w:r>
         <w:r>
           <w:rPr>
@@ -1136,7 +1136,7 @@
       <w:pPr>
         <w:pStyle w:val="1"/>
       </w:pPr>
-      <w:bookmarkStart w:id="1" w:name="_Toc243400650"/>
+      <w:bookmarkStart w:id="1" w:name="_Toc243404334"/>
       <w:r>
         <w:lastRenderedPageBreak/>
         <w:t>測試注意事項</w:t>
@@ -1158,7 +1158,7 @@
       <w:pPr>
         <w:pStyle w:val="1"/>
       </w:pPr>
-      <w:bookmarkStart w:id="2" w:name="_Toc243400651"/>
+      <w:bookmarkStart w:id="2" w:name="_Toc243404335"/>
       <w:r>
         <w:lastRenderedPageBreak/>
         <w:t xml:space="preserve">ET01 </w:t>
@@ -2541,7 +2541,7 @@
       <w:pPr>
         <w:pStyle w:val="1"/>
       </w:pPr>
-      <w:bookmarkStart w:id="3" w:name="_Toc243400652"/>
+      <w:bookmarkStart w:id="3" w:name="_Toc243404336"/>
       <w:r>
         <w:lastRenderedPageBreak/>
         <w:t xml:space="preserve">ET02 </w:t>
@@ -6447,7 +6447,7 @@
       <w:pPr>
         <w:pStyle w:val="1"/>
       </w:pPr>
-      <w:bookmarkStart w:id="4" w:name="_Toc243400653"/>
+      <w:bookmarkStart w:id="4" w:name="_Toc243404337"/>
       <w:r>
         <w:lastRenderedPageBreak/>
         <w:t xml:space="preserve">ET03 </w:t>
@@ -8167,7 +8167,7 @@
       <w:pPr>
         <w:pStyle w:val="1"/>
       </w:pPr>
-      <w:bookmarkStart w:id="5" w:name="_Toc243400654"/>
+      <w:bookmarkStart w:id="5" w:name="_Toc243404338"/>
       <w:r>
         <w:lastRenderedPageBreak/>
         <w:t xml:space="preserve">ET04 </w:t>
@@ -10071,7 +10071,7 @@
       <w:pPr>
         <w:pStyle w:val="1"/>
       </w:pPr>
-      <w:bookmarkStart w:id="6" w:name="_Toc243400655"/>
+      <w:bookmarkStart w:id="6" w:name="_Toc243404339"/>
       <w:r>
         <w:lastRenderedPageBreak/>
         <w:t xml:space="preserve">ET05 </w:t>
@@ -13621,7 +13621,7 @@
                 <w:rFonts w:ascii="標楷體" w:hAnsi="標楷體"/>
                 <w:sz w:val="22"/>
               </w:rPr>
-              <w:t>41</w:t>
+              <w:t>40-1</w:t>
             </w:r>
           </w:p>
         </w:tc>
@@ -13638,7 +13638,22 @@
                 <w:rFonts w:ascii="標楷體" w:hAnsi="標楷體"/>
                 <w:sz w:val="22"/>
               </w:rPr>
-              <w:t>於「課後問卷」區按「新增問卷」，於「新增課後問卷」視窗填名稱按「建立」，同一視窗應隨即切換為題目編輯。</w:t>
+              <w:t>承上，修改一題題幹並選「儲存並要求重測」（不按「更新」），再修改另一題按「儲存題目」，視窗應提示已有一筆待生效的重測要求，並說明「本次選「僅儲存，不要求重測」不會取消它；要取消，請到「測驗設定」分頁存檔並選「僅儲存，不要求重測」。」；選「僅儲存，不要求重測」。接著於</w:t>
+            </w:r>
+            <w:r>
+              <w:rPr>
+                <w:rFonts w:ascii="標楷體" w:hAnsi="標楷體"/>
+                <w:sz w:val="22"/>
+              </w:rPr>
+              <w:lastRenderedPageBreak/>
+              <w:t>「測驗設定」分頁按「儲存」，視窗應改為說明「選「僅儲</w:t>
+            </w:r>
+            <w:r>
+              <w:rPr>
+                <w:rFonts w:ascii="標楷體" w:hAnsi="標楷體"/>
+                <w:sz w:val="22"/>
+              </w:rPr>
+              <w:t>存，不要求重測」會把它一併取消。」；選「僅儲存，不要求重測」後按「更新」並「確認更新」，學員的及格與成績應維持原樣、不收到重測通知信。</w:t>
             </w:r>
           </w:p>
         </w:tc>
@@ -13683,7 +13698,7 @@
                 <w:rFonts w:ascii="標楷體" w:hAnsi="標楷體"/>
                 <w:sz w:val="22"/>
               </w:rPr>
-              <w:t>42</w:t>
+              <w:t>41</w:t>
             </w:r>
           </w:p>
         </w:tc>
@@ -13700,21 +13715,7 @@
                 <w:rFonts w:ascii="標楷體" w:hAnsi="標楷體"/>
                 <w:sz w:val="22"/>
               </w:rPr>
-              <w:t>開啟一門已有課後問卷的課程，「課後問卷」區應不顯示「新增問卷」鈕（一門課程僅可建立</w:t>
-            </w:r>
-            <w:r>
-              <w:rPr>
-                <w:rFonts w:ascii="標楷體" w:hAnsi="標楷體"/>
-                <w:sz w:val="22"/>
-              </w:rPr>
-              <w:t xml:space="preserve"> 1 </w:t>
-            </w:r>
-            <w:r>
-              <w:rPr>
-                <w:rFonts w:ascii="標楷體" w:hAnsi="標楷體"/>
-                <w:sz w:val="22"/>
-              </w:rPr>
-              <w:t>份；出現兩份問卷時學員不知該填哪份）。</w:t>
+              <w:t>於「課後問卷」區按「新增問卷」，於「新增課後問卷」視窗填名稱按「建立」，同一視窗應隨即切換為題目編輯。</w:t>
             </w:r>
           </w:p>
         </w:tc>
@@ -13759,8 +13760,7 @@
                 <w:rFonts w:ascii="標楷體" w:hAnsi="標楷體"/>
                 <w:sz w:val="22"/>
               </w:rPr>
-              <w:lastRenderedPageBreak/>
-              <w:t>43</w:t>
+              <w:t>42</w:t>
             </w:r>
           </w:p>
         </w:tc>
@@ -13777,14 +13777,21 @@
                 <w:rFonts w:ascii="標楷體" w:hAnsi="標楷體"/>
                 <w:sz w:val="22"/>
               </w:rPr>
-              <w:t>問卷尚無題目時，視窗內應出現「套用模板」，套用後帶入一組題目且可自</w:t>
-            </w:r>
-            <w:r>
-              <w:rPr>
-                <w:rFonts w:ascii="標楷體" w:hAnsi="標楷體"/>
-                <w:sz w:val="22"/>
-              </w:rPr>
-              <w:t>由增刪修改。</w:t>
+              <w:t>開啟一門已有課後問卷的課程，「課後問卷」區應不顯示「新增問卷」鈕（一門課程僅可建立</w:t>
+            </w:r>
+            <w:r>
+              <w:rPr>
+                <w:rFonts w:ascii="標楷體" w:hAnsi="標楷體"/>
+                <w:sz w:val="22"/>
+              </w:rPr>
+              <w:t xml:space="preserve"> 1 </w:t>
+            </w:r>
+            <w:r>
+              <w:rPr>
+                <w:rFonts w:ascii="標楷體" w:hAnsi="標楷體"/>
+                <w:sz w:val="22"/>
+              </w:rPr>
+              <w:t>份；出現兩份問卷時學員不知該填哪份）。</w:t>
             </w:r>
           </w:p>
         </w:tc>
@@ -13829,7 +13836,7 @@
                 <w:rFonts w:ascii="標楷體" w:hAnsi="標楷體"/>
                 <w:sz w:val="22"/>
               </w:rPr>
-              <w:t>44</w:t>
+              <w:t>43</w:t>
             </w:r>
           </w:p>
         </w:tc>
@@ -13846,7 +13853,7 @@
                 <w:rFonts w:ascii="標楷體" w:hAnsi="標楷體"/>
                 <w:sz w:val="22"/>
               </w:rPr>
-              <w:t>問卷已有題目後重新開啟視窗，應不再提供「套用模板」。</w:t>
+              <w:t>問卷尚無題目時，視窗內應出現「套用模板」，套用後帶入一組題目且可自由增刪修改。</w:t>
             </w:r>
           </w:p>
         </w:tc>
@@ -13891,7 +13898,7 @@
                 <w:rFonts w:ascii="標楷體" w:hAnsi="標楷體"/>
                 <w:sz w:val="22"/>
               </w:rPr>
-              <w:t>45</w:t>
+              <w:t>44</w:t>
             </w:r>
           </w:p>
         </w:tc>
@@ -13908,7 +13915,7 @@
                 <w:rFonts w:ascii="標楷體" w:hAnsi="標楷體"/>
                 <w:sz w:val="22"/>
               </w:rPr>
-              <w:t>將一題由單選改為問答，原本已填的選項應被清空。</w:t>
+              <w:t>問卷已有題目後重新開啟視窗，應不再提供「套用模板」。</w:t>
             </w:r>
           </w:p>
         </w:tc>
@@ -13953,7 +13960,7 @@
                 <w:rFonts w:ascii="標楷體" w:hAnsi="標楷體"/>
                 <w:sz w:val="22"/>
               </w:rPr>
-              <w:t>46</w:t>
+              <w:t>45</w:t>
             </w:r>
           </w:p>
         </w:tc>
@@ -13970,7 +13977,7 @@
                 <w:rFonts w:ascii="標楷體" w:hAnsi="標楷體"/>
                 <w:sz w:val="22"/>
               </w:rPr>
-              <w:t>已有學員填答的問卷，卡片上的「編輯」按鈕應呈灰色不可按，滑鼠移上去應說明已有學員填答、此時僅可停用問卷。</w:t>
+              <w:t>將一題由單選改為問答，原本已填的選項應被清空。</w:t>
             </w:r>
           </w:p>
         </w:tc>
@@ -14015,7 +14022,7 @@
                 <w:rFonts w:ascii="標楷體" w:hAnsi="標楷體"/>
                 <w:sz w:val="22"/>
               </w:rPr>
-              <w:t>47</w:t>
+              <w:t>45-1</w:t>
             </w:r>
           </w:p>
         </w:tc>
@@ -14032,7 +14039,49 @@
                 <w:rFonts w:ascii="標楷體" w:hAnsi="標楷體"/>
                 <w:sz w:val="22"/>
               </w:rPr>
-              <w:t>將已有學員填答的問卷停用並按「更新」，學員端應不再顯示填寫入口，已填寫的內容仍保留。</w:t>
+              <w:t>編輯一題單選題，選項區應標示「選項（單選；</w:t>
+            </w:r>
+            <w:r>
+              <w:rPr>
+                <w:rFonts w:ascii="標楷體" w:hAnsi="標楷體"/>
+                <w:sz w:val="22"/>
+              </w:rPr>
+              <w:t>2</w:t>
+            </w:r>
+            <w:r>
+              <w:rPr>
+                <w:rFonts w:ascii="標楷體" w:hAnsi="標楷體"/>
+                <w:sz w:val="22"/>
+              </w:rPr>
+              <w:t>～</w:t>
+            </w:r>
+            <w:r>
+              <w:rPr>
+                <w:rFonts w:ascii="標楷體" w:hAnsi="標楷體"/>
+                <w:sz w:val="22"/>
+              </w:rPr>
+              <w:t xml:space="preserve">20 </w:t>
+            </w:r>
+            <w:r>
+              <w:rPr>
+                <w:rFonts w:ascii="標楷體" w:hAnsi="標楷體"/>
+                <w:sz w:val="22"/>
+              </w:rPr>
+              <w:t>個）」；連按「新增選項」至</w:t>
+            </w:r>
+            <w:r>
+              <w:rPr>
+                <w:rFonts w:ascii="標楷體" w:hAnsi="標楷體"/>
+                <w:sz w:val="22"/>
+              </w:rPr>
+              <w:t xml:space="preserve"> 20 </w:t>
+            </w:r>
+            <w:r>
+              <w:rPr>
+                <w:rFonts w:ascii="標楷體" w:hAnsi="標楷體"/>
+                <w:sz w:val="22"/>
+              </w:rPr>
+              <w:t>個選項時，「新增選項」應呈灰色不可按，刪除其中一個選項後應恢復可按。</w:t>
             </w:r>
           </w:p>
         </w:tc>
@@ -14077,7 +14126,7 @@
                 <w:rFonts w:ascii="標楷體" w:hAnsi="標楷體"/>
                 <w:sz w:val="22"/>
               </w:rPr>
-              <w:t>48</w:t>
+              <w:t>46</w:t>
             </w:r>
           </w:p>
         </w:tc>
@@ -14094,7 +14143,7 @@
                 <w:rFonts w:ascii="標楷體" w:hAnsi="標楷體"/>
                 <w:sz w:val="22"/>
               </w:rPr>
-              <w:t>草稿課程的問卷應只提供刪除；已發布課程的問卷應只提供停用、不提供刪除。</w:t>
+              <w:t>已有學員填答的問卷，卡片上的「編輯」按鈕應呈灰色不可按，滑鼠移上去應說明已有學員填答、此時僅可停用問卷。</w:t>
             </w:r>
           </w:p>
         </w:tc>
@@ -14139,7 +14188,7 @@
                 <w:rFonts w:ascii="標楷體" w:hAnsi="標楷體"/>
                 <w:sz w:val="22"/>
               </w:rPr>
-              <w:t>49</w:t>
+              <w:t>47</w:t>
             </w:r>
           </w:p>
         </w:tc>
@@ -14156,7 +14205,7 @@
                 <w:rFonts w:ascii="標楷體" w:hAnsi="標楷體"/>
                 <w:sz w:val="22"/>
               </w:rPr>
-              <w:t>一門沒有任何章節的課程按「儲存並發布」，視窗應列出缺章節並說明該去哪裡補，視窗只有「關閉」可按。</w:t>
+              <w:t>將已有學員填答的問卷停用並按「更新」，學員端應不再顯示填寫入口，已填寫的內容仍保留。</w:t>
             </w:r>
           </w:p>
         </w:tc>
@@ -14201,7 +14250,7 @@
                 <w:rFonts w:ascii="標楷體" w:hAnsi="標楷體"/>
                 <w:sz w:val="22"/>
               </w:rPr>
-              <w:t>50</w:t>
+              <w:t>47-1</w:t>
             </w:r>
           </w:p>
         </w:tc>
@@ -14218,7 +14267,7 @@
                 <w:rFonts w:ascii="標楷體" w:hAnsi="標楷體"/>
                 <w:sz w:val="22"/>
               </w:rPr>
-              <w:t>有章節但該章節沒有任何教材或測驗時按「儲存並發布」，視窗應列出缺漏；關閉視窗後該章節應以紅框標示。</w:t>
+              <w:t>承上，問卷卡片應標示「已停用」並出現「啟用問卷」（不再有「停用問卷」）；按「啟用問卷」後卡片應恢復為「停用問卷」，按「更新」前教師於「全部課程」預覽該課程，左側最下方仍不應出現「預覽課後問卷」；按「更新」並「確認更新」後再預覽，應出現「預覽課後問卷」。</w:t>
             </w:r>
           </w:p>
         </w:tc>
@@ -14263,7 +14312,7 @@
                 <w:rFonts w:ascii="標楷體" w:hAnsi="標楷體"/>
                 <w:sz w:val="22"/>
               </w:rPr>
-              <w:t>51</w:t>
+              <w:t>48</w:t>
             </w:r>
           </w:p>
         </w:tc>
@@ -14280,7 +14329,7 @@
                 <w:rFonts w:ascii="標楷體" w:hAnsi="標楷體"/>
                 <w:sz w:val="22"/>
               </w:rPr>
-              <w:t>未設定任何受訓對象、起訖時間未填齊時按「儲存並發布」，視窗應一併列出；關閉視窗後該兩欄以紅框標示，補填後紅框隨即消失。</w:t>
+              <w:t>草稿課程的問卷應只提供刪除；已發布課程的問卷應只提供停用、不提供刪除。</w:t>
             </w:r>
           </w:p>
         </w:tc>
@@ -14325,7 +14374,7 @@
                 <w:rFonts w:ascii="標楷體" w:hAnsi="標楷體"/>
                 <w:sz w:val="22"/>
               </w:rPr>
-              <w:t>52</w:t>
+              <w:t>49</w:t>
             </w:r>
           </w:p>
         </w:tc>
@@ -14342,21 +14391,7 @@
                 <w:rFonts w:ascii="標楷體" w:hAnsi="標楷體"/>
                 <w:sz w:val="22"/>
               </w:rPr>
-              <w:t>某份測驗各題配分總和不等於</w:t>
-            </w:r>
-            <w:r>
-              <w:rPr>
-                <w:rFonts w:ascii="標楷體" w:hAnsi="標楷體"/>
-                <w:sz w:val="22"/>
-              </w:rPr>
-              <w:t xml:space="preserve"> 100 </w:t>
-            </w:r>
-            <w:r>
-              <w:rPr>
-                <w:rFonts w:ascii="標楷體" w:hAnsi="標楷體"/>
-                <w:sz w:val="22"/>
-              </w:rPr>
-              <w:t>時按「儲存並發布」，視窗應列出該測驗配分不符，關閉後該測驗以紅框標示。</w:t>
+              <w:t>一門沒有任何章節的課程按「儲存並發布」，視窗應列出缺章節並說明該去哪裡補，視窗只有「關閉」可按。</w:t>
             </w:r>
           </w:p>
         </w:tc>
@@ -14401,7 +14436,7 @@
                 <w:rFonts w:ascii="標楷體" w:hAnsi="標楷體"/>
                 <w:sz w:val="22"/>
               </w:rPr>
-              <w:t>53</w:t>
+              <w:t>50</w:t>
             </w:r>
           </w:p>
         </w:tc>
@@ -14418,7 +14453,7 @@
                 <w:rFonts w:ascii="標楷體" w:hAnsi="標楷體"/>
                 <w:sz w:val="22"/>
               </w:rPr>
-              <w:t>草稿課程已建立問卷但問卷沒有任何題目時按「儲存並發布」，應一併擋下；將該問卷刪除後應即可發布。</w:t>
+              <w:t>有章節但該章節沒有任何教材或測驗時按「儲存並發布」，視窗應列出缺漏；關閉視窗後該章節應以紅框標示。</w:t>
             </w:r>
           </w:p>
         </w:tc>
@@ -14463,7 +14498,7 @@
                 <w:rFonts w:ascii="標楷體" w:hAnsi="標楷體"/>
                 <w:sz w:val="22"/>
               </w:rPr>
-              <w:t>54</w:t>
+              <w:t>51</w:t>
             </w:r>
           </w:p>
         </w:tc>
@@ -14480,21 +14515,7 @@
                 <w:rFonts w:ascii="標楷體" w:hAnsi="標楷體"/>
                 <w:sz w:val="22"/>
               </w:rPr>
-              <w:t>全部檢核通過後按「確認發布」，課程狀態應轉為「已發布」，並顯示依受訓對象帶入的學員人數與一組</w:t>
-            </w:r>
-            <w:r>
-              <w:rPr>
-                <w:rFonts w:ascii="標楷體" w:hAnsi="標楷體"/>
-                <w:sz w:val="22"/>
-              </w:rPr>
-              <w:t xml:space="preserve"> 8 </w:t>
-            </w:r>
-            <w:r>
-              <w:rPr>
-                <w:rFonts w:ascii="標楷體" w:hAnsi="標楷體"/>
-                <w:sz w:val="22"/>
-              </w:rPr>
-              <w:t>碼邀請碼，該批學員各收到一封通知信；課程建立者本人不應被加入。</w:t>
+              <w:t>未設定任何受訓對象、起訖時間未填齊時按「儲存並發布」，視窗應一併列出；關閉視窗後該兩欄以紅框標示，補填後紅框隨即消失。</w:t>
             </w:r>
           </w:p>
         </w:tc>
@@ -14539,7 +14560,7 @@
                 <w:rFonts w:ascii="標楷體" w:hAnsi="標楷體"/>
                 <w:sz w:val="22"/>
               </w:rPr>
-              <w:t>55</w:t>
+              <w:t>52</w:t>
             </w:r>
           </w:p>
         </w:tc>
@@ -14556,7 +14577,29 @@
                 <w:rFonts w:ascii="標楷體" w:hAnsi="標楷體"/>
                 <w:sz w:val="22"/>
               </w:rPr>
-              <w:t>發布後離開編輯頁再進入，上方顯示的邀請碼應為同一組，且畫面不提供重新產生。</w:t>
+              <w:t>某份測驗各題配分總和不等於</w:t>
+            </w:r>
+            <w:r>
+              <w:rPr>
+                <w:rFonts w:ascii="標楷體" w:hAnsi="標楷體"/>
+                <w:sz w:val="22"/>
+              </w:rPr>
+              <w:t xml:space="preserve"> 100 </w:t>
+            </w:r>
+            <w:r>
+              <w:rPr>
+                <w:rFonts w:ascii="標楷體" w:hAnsi="標楷體"/>
+                <w:sz w:val="22"/>
+              </w:rPr>
+              <w:t>時按「儲存並發布」，視</w:t>
+            </w:r>
+            <w:r>
+              <w:rPr>
+                <w:rFonts w:ascii="標楷體" w:hAnsi="標楷體"/>
+                <w:sz w:val="22"/>
+              </w:rPr>
+              <w:lastRenderedPageBreak/>
+              <w:t>窗應列出該測驗配分不符，關閉後該測驗以紅框標示。</w:t>
             </w:r>
           </w:p>
         </w:tc>
@@ -14601,7 +14644,7 @@
                 <w:rFonts w:ascii="標楷體" w:hAnsi="標楷體"/>
                 <w:sz w:val="22"/>
               </w:rPr>
-              <w:t>56</w:t>
+              <w:t>53</w:t>
             </w:r>
           </w:p>
         </w:tc>
@@ -14618,7 +14661,7 @@
                 <w:rFonts w:ascii="標楷體" w:hAnsi="標楷體"/>
                 <w:sz w:val="22"/>
               </w:rPr>
-              <w:t>發布一門受訓對象沒有任何相符學員的課程，應顯示課程已發布但無學員符合受訓對象的警告，並提示可改用邀請碼。</w:t>
+              <w:t>草稿課程已建立問卷但問卷沒有任何題目時按「儲存並發布」，應一併擋下；將該問卷刪除後應即可發布。</w:t>
             </w:r>
           </w:p>
         </w:tc>
@@ -14663,7 +14706,7 @@
                 <w:rFonts w:ascii="標楷體" w:hAnsi="標楷體"/>
                 <w:sz w:val="22"/>
               </w:rPr>
-              <w:t>57</w:t>
+              <w:t>54</w:t>
             </w:r>
           </w:p>
         </w:tc>
@@ -14680,7 +14723,21 @@
                 <w:rFonts w:ascii="標楷體" w:hAnsi="標楷體"/>
                 <w:sz w:val="22"/>
               </w:rPr>
-              <w:t>已發布課程新增一個章節，並於該章節新增一份教材（填說明文字後按「儲存」）後按「更新」，所有已加入的學員應收到通知信；按「更新」之前不應有人收到信。</w:t>
+              <w:t>全部檢核通過後按「確認發布」，課程狀態應轉為「已發布」，並顯示依受訓對象帶入的學員人數與一組</w:t>
+            </w:r>
+            <w:r>
+              <w:rPr>
+                <w:rFonts w:ascii="標楷體" w:hAnsi="標楷體"/>
+                <w:sz w:val="22"/>
+              </w:rPr>
+              <w:t xml:space="preserve"> 8 </w:t>
+            </w:r>
+            <w:r>
+              <w:rPr>
+                <w:rFonts w:ascii="標楷體" w:hAnsi="標楷體"/>
+                <w:sz w:val="22"/>
+              </w:rPr>
+              <w:t>碼邀請碼，該批學員各收到一封通知信；課程建立者本人不應被加入。</w:t>
             </w:r>
           </w:p>
         </w:tc>
@@ -14725,7 +14782,7 @@
                 <w:rFonts w:ascii="標楷體" w:hAnsi="標楷體"/>
                 <w:sz w:val="22"/>
               </w:rPr>
-              <w:t>58</w:t>
+              <w:t>55</w:t>
             </w:r>
           </w:p>
         </w:tc>
@@ -14742,15 +14799,7 @@
                 <w:rFonts w:ascii="標楷體" w:hAnsi="標楷體"/>
                 <w:sz w:val="22"/>
               </w:rPr>
-              <w:t>已發布課程新增一份教材後按「更新」，已完課學員的完課狀態應回退為「進行中」，其已填寫的課後問卷不需重填；按</w:t>
-            </w:r>
-            <w:r>
-              <w:rPr>
-                <w:rFonts w:ascii="標楷體" w:hAnsi="標楷體"/>
-                <w:sz w:val="22"/>
-              </w:rPr>
-              <w:lastRenderedPageBreak/>
-              <w:t>「更新」之前完課狀態不應變動。</w:t>
+              <w:t>發布後離開編輯頁再進入，上方顯示的邀請碼應為同一組，且畫面不提供重新產生。</w:t>
             </w:r>
           </w:p>
         </w:tc>
@@ -14795,7 +14844,7 @@
                 <w:rFonts w:ascii="標楷體" w:hAnsi="標楷體"/>
                 <w:sz w:val="22"/>
               </w:rPr>
-              <w:t>58-1</w:t>
+              <w:t>56</w:t>
             </w:r>
           </w:p>
         </w:tc>
@@ -14812,7 +14861,7 @@
                 <w:rFonts w:ascii="標楷體" w:hAnsi="標楷體"/>
                 <w:sz w:val="22"/>
               </w:rPr>
-              <w:t>已發布課程新增一個章節，並於該章節新增一份教材（填說明文字後按「儲存」），不按「更新」，以已加入的學員登入應看不到這個新章節，教師端則看得到，底部左側以警示色提示有尚未更新的變更。</w:t>
+              <w:t>發布一門受訓對象沒有任何相符學員的課程，應顯示課程已發布但無學員符合受訓對象的警告，並提示可改用邀請碼。</w:t>
             </w:r>
           </w:p>
         </w:tc>
@@ -14857,7 +14906,7 @@
                 <w:rFonts w:ascii="標楷體" w:hAnsi="標楷體"/>
                 <w:sz w:val="22"/>
               </w:rPr>
-              <w:t>58-2</w:t>
+              <w:t>57</w:t>
             </w:r>
           </w:p>
         </w:tc>
@@ -14874,7 +14923,14 @@
                 <w:rFonts w:ascii="標楷體" w:hAnsi="標楷體"/>
                 <w:sz w:val="22"/>
               </w:rPr>
-              <w:t>承上，按「更新」應先跳出「更新課程內容」確認視窗；按「確認更新」後顯示「課程內容已更新，學員已可看到」並回到課程列表，學員端隨即看到該章節。</w:t>
+              <w:t>已發布課程新增一個章節，並於該章節新增一份教材（填說明文字後按「儲存」）後按「更新」，所有已加入的學員應收到通知信；按「更新」之前不</w:t>
+            </w:r>
+            <w:r>
+              <w:rPr>
+                <w:rFonts w:ascii="標楷體" w:hAnsi="標楷體"/>
+                <w:sz w:val="22"/>
+              </w:rPr>
+              <w:t>應有人收到信。</w:t>
             </w:r>
           </w:p>
         </w:tc>
@@ -14919,7 +14975,7 @@
                 <w:rFonts w:ascii="標楷體" w:hAnsi="標楷體"/>
                 <w:sz w:val="22"/>
               </w:rPr>
-              <w:t>58-3</w:t>
+              <w:t>58</w:t>
             </w:r>
           </w:p>
         </w:tc>
@@ -14936,7 +14992,7 @@
                 <w:rFonts w:ascii="標楷體" w:hAnsi="標楷體"/>
                 <w:sz w:val="22"/>
               </w:rPr>
-              <w:t>已發布課程把某章節的項目全部刪除後按「更新」，應跳出「更新未生效」視窗列出該章節沒有內容，關閉後該章節以紅框標示；此時以學員登入，原本的項目應都還在。</w:t>
+              <w:t>已發布課程新增一份教材後按「更新」，已完課學員的完課狀態應回退為「進行中」，其已填寫的課後問卷不需重填；按「更新」之前完課狀態不應變動。</w:t>
             </w:r>
           </w:p>
         </w:tc>
@@ -14981,7 +15037,7 @@
                 <w:rFonts w:ascii="標楷體" w:hAnsi="標楷體"/>
                 <w:sz w:val="22"/>
               </w:rPr>
-              <w:t>58-4</w:t>
+              <w:t>58-1</w:t>
             </w:r>
           </w:p>
         </w:tc>
@@ -14998,7 +15054,7 @@
                 <w:rFonts w:ascii="標楷體" w:hAnsi="標楷體"/>
                 <w:sz w:val="22"/>
               </w:rPr>
-              <w:t>承上，把項目補回去後再按一次「更新」，應更新成功並回到課程列表。</w:t>
+              <w:t>已發布課程新增一個章節，並於該章節新增一份教材（填說明文字後按「儲存」），不按「更新」，以已加入的學員登入應看不到這個新章節，教師端則看得到，底部左側以警示色提示有尚未更新的變更。</w:t>
             </w:r>
           </w:p>
         </w:tc>
@@ -15043,7 +15099,7 @@
                 <w:rFonts w:ascii="標楷體" w:hAnsi="標楷體"/>
                 <w:sz w:val="22"/>
               </w:rPr>
-              <w:t>58-5</w:t>
+              <w:t>58-2</w:t>
             </w:r>
           </w:p>
         </w:tc>
@@ -15060,7 +15116,7 @@
                 <w:rFonts w:ascii="標楷體" w:hAnsi="標楷體"/>
                 <w:sz w:val="22"/>
               </w:rPr>
-              <w:t>已發布課程新增一個章節後按底部「取消」，應跳出「放棄本次的編輯」；按「繼續編輯」應留在編輯頁且章節仍在，再按「取消」並按「放棄並離開」應回到課程列表，重新進入時該章節已不在，學員端維持原狀。</w:t>
+              <w:t>承上，按「更新」應先跳出「更新課程內容」確認視窗；按「確認更新」後顯示「課程內容已更新，學員已可看到」並回到課程列表，學員端隨即看到該章節。</w:t>
             </w:r>
           </w:p>
         </w:tc>
@@ -15105,7 +15161,7 @@
                 <w:rFonts w:ascii="標楷體" w:hAnsi="標楷體"/>
                 <w:sz w:val="22"/>
               </w:rPr>
-              <w:t>58-6</w:t>
+              <w:t>58-3</w:t>
             </w:r>
           </w:p>
         </w:tc>
@@ -15122,7 +15178,7 @@
                 <w:rFonts w:ascii="標楷體" w:hAnsi="標楷體"/>
                 <w:sz w:val="22"/>
               </w:rPr>
-              <w:t>已發布課程新增一個章節後不按「更新」，直接點側邊選單其他項目，應跳出「離開將放棄本次的編輯」；按「繼續編輯」應留在編輯頁，按「放棄並離開」後重新進入該課程，該章節已不在。</w:t>
+              <w:t>已發布課程把某章節的項目全部刪除後按「更新」，應不跳「更新課程內容」確認視窗、直接跳出「更新未生效」視窗列出該章節沒有內容，關閉後該章節以紅框標示；此時以學員登入，原本的項目應都還在。</w:t>
             </w:r>
           </w:p>
         </w:tc>
@@ -15167,7 +15223,7 @@
                 <w:rFonts w:ascii="標楷體" w:hAnsi="標楷體"/>
                 <w:sz w:val="22"/>
               </w:rPr>
-              <w:t>58-7</w:t>
+              <w:t>58-4</w:t>
             </w:r>
           </w:p>
         </w:tc>
@@ -15184,7 +15240,7 @@
                 <w:rFonts w:ascii="標楷體" w:hAnsi="標楷體"/>
                 <w:sz w:val="22"/>
               </w:rPr>
-              <w:t>已發布課程新增一個章節後直接關閉瀏覽器分頁，重新登入並進入該課程編輯頁，該章節應已不在，學員端維持原狀。</w:t>
+              <w:t>承上，把項目補回去後再按一次「更新」，應更新成功並回到課程列表。</w:t>
             </w:r>
           </w:p>
         </w:tc>
@@ -15229,7 +15285,7 @@
                 <w:rFonts w:ascii="標楷體" w:hAnsi="標楷體"/>
                 <w:sz w:val="22"/>
               </w:rPr>
-              <w:t>58-8</w:t>
+              <w:t>58-5</w:t>
             </w:r>
           </w:p>
         </w:tc>
@@ -15246,7 +15302,7 @@
                 <w:rFonts w:ascii="標楷體" w:hAnsi="標楷體"/>
                 <w:sz w:val="22"/>
               </w:rPr>
-              <w:t>已發布課程只改課程名稱、不按「更新」即按「取消」，應不跳確認直接回到課程列表；重新進入時課程名稱仍為原名稱。</w:t>
+              <w:t>已發布課程新增一個章節後按底部「取消」，應跳出「放棄本次的編輯」；按「繼續編輯」應留在編輯頁且章節仍在，再按「取消」並按「放棄並離開」應回到課程列表，重新進入時該章節已不在，學員端維持原狀。</w:t>
             </w:r>
           </w:p>
         </w:tc>
@@ -15291,7 +15347,7 @@
                 <w:rFonts w:ascii="標楷體" w:hAnsi="標楷體"/>
                 <w:sz w:val="22"/>
               </w:rPr>
-              <w:t>58-9</w:t>
+              <w:t>58-6</w:t>
             </w:r>
           </w:p>
         </w:tc>
@@ -15308,7 +15364,15 @@
                 <w:rFonts w:ascii="標楷體" w:hAnsi="標楷體"/>
                 <w:sz w:val="22"/>
               </w:rPr>
-              <w:t>於尚無人填答問卷之課程修改一題問卷題目，並新增一個章節、於該章節新增一份教材（填說明文字後按「儲存」）（皆不按「更新」），接著由學員送出該問卷，教師再按「更新」應跳出「課後問卷已有學員填答，本次更新未生效」，學員端內容不變。</w:t>
+              <w:t>已發布課程新增一個章節後不按「更新」，直接點側邊選單其他項目，應跳出「離開將放棄本次的編輯」；按「繼續編輯」</w:t>
+            </w:r>
+            <w:r>
+              <w:rPr>
+                <w:rFonts w:ascii="標楷體" w:hAnsi="標楷體"/>
+                <w:sz w:val="22"/>
+              </w:rPr>
+              <w:lastRenderedPageBreak/>
+              <w:t>應留在編輯頁，按「放棄並離開」後重新進入該課程，該章節已不在。</w:t>
             </w:r>
           </w:p>
         </w:tc>
@@ -15353,7 +15417,7 @@
                 <w:rFonts w:ascii="標楷體" w:hAnsi="標楷體"/>
                 <w:sz w:val="22"/>
               </w:rPr>
-              <w:t>58-10</w:t>
+              <w:t>58-7</w:t>
             </w:r>
           </w:p>
         </w:tc>
@@ -15370,14 +15434,7 @@
                 <w:rFonts w:ascii="標楷體" w:hAnsi="標楷體"/>
                 <w:sz w:val="22"/>
               </w:rPr>
-              <w:t>承上，按「放棄問卷的編輯」應顯示「已放棄課後問卷的編輯，其餘編輯仍保留」，問卷題目回到修改前、新增的章節仍在；再按「更新」應更新成功</w:t>
-            </w:r>
-            <w:r>
-              <w:rPr>
-                <w:rFonts w:ascii="標楷體" w:hAnsi="標楷體"/>
-                <w:sz w:val="22"/>
-              </w:rPr>
-              <w:t>，學員端看到新章節。</w:t>
+              <w:t>已發布課程新增一個章節後直接關閉瀏覽器分頁，重新登入並進入該課程編輯頁，該章節應已不在，學員端維持原狀。</w:t>
             </w:r>
           </w:p>
         </w:tc>
@@ -15422,7 +15479,14 @@
                 <w:rFonts w:ascii="標楷體" w:hAnsi="標楷體"/>
                 <w:sz w:val="22"/>
               </w:rPr>
-              <w:t>58-11</w:t>
+              <w:t>58</w:t>
+            </w:r>
+            <w:r>
+              <w:rPr>
+                <w:rFonts w:ascii="標楷體" w:hAnsi="標楷體"/>
+                <w:sz w:val="22"/>
+              </w:rPr>
+              <w:t>-8</w:t>
             </w:r>
           </w:p>
         </w:tc>
@@ -15439,7 +15503,7 @@
                 <w:rFonts w:ascii="標楷體" w:hAnsi="標楷體"/>
                 <w:sz w:val="22"/>
               </w:rPr>
-              <w:t>於分頁一開啟一門已發布課程並新增一個章節（不按「更新」），再於分頁二開啟同一門課程的編輯頁，分頁二應看不到該章節。</w:t>
+              <w:t>已發布課程只改課程名稱、不按「更新」即按「取消」，應不跳確認直接回到課程列表；重新進入時課程名稱仍為原名稱。</w:t>
             </w:r>
           </w:p>
         </w:tc>
@@ -15484,8 +15548,7 @@
                 <w:rFonts w:ascii="標楷體" w:hAnsi="標楷體"/>
                 <w:sz w:val="22"/>
               </w:rPr>
-              <w:lastRenderedPageBreak/>
-              <w:t>59</w:t>
+              <w:t>58-9</w:t>
             </w:r>
           </w:p>
         </w:tc>
@@ -15502,7 +15565,7 @@
                 <w:rFonts w:ascii="標楷體" w:hAnsi="標楷體"/>
                 <w:sz w:val="22"/>
               </w:rPr>
-              <w:t>「邀請學員」按鈕應僅於課程已發布且仍在閱課期間內時顯示於標題列右上，草稿、已關閉與閱課期間已過之課程皆不顯示。</w:t>
+              <w:t>於尚無人填答問卷之課程修改一題問卷題目，並新增一個章節、於該章節新增一份教材（填說明文字後按「儲存」）（皆不按「更新」），接著由學員送出該問卷，教師再按「更新」並「確認更新」應跳出「課後問卷已有學員填答，本次更新未生效」，學員端內容不變。</w:t>
             </w:r>
           </w:p>
         </w:tc>
@@ -15547,7 +15610,7 @@
                 <w:rFonts w:ascii="標楷體" w:hAnsi="標楷體"/>
                 <w:sz w:val="22"/>
               </w:rPr>
-              <w:t>60</w:t>
+              <w:t>58-10</w:t>
             </w:r>
           </w:p>
         </w:tc>
@@ -15564,35 +15627,7 @@
                 <w:rFonts w:ascii="標楷體" w:hAnsi="標楷體"/>
                 <w:sz w:val="22"/>
               </w:rPr>
-              <w:t>於「</w:t>
-            </w:r>
-            <w:r>
-              <w:rPr>
-                <w:rFonts w:ascii="標楷體" w:hAnsi="標楷體"/>
-                <w:sz w:val="22"/>
-              </w:rPr>
-              <w:t xml:space="preserve">Email </w:t>
-            </w:r>
-            <w:r>
-              <w:rPr>
-                <w:rFonts w:ascii="標楷體" w:hAnsi="標楷體"/>
-                <w:sz w:val="22"/>
-              </w:rPr>
-              <w:t>邀請（補件）」輸入一組全為既有帳號的名單，按「下一步」顯示預覽後按「確認寄出」，各收件人應收到邀請信，且立即出現在</w:t>
-            </w:r>
-            <w:r>
-              <w:rPr>
-                <w:rFonts w:ascii="標楷體" w:hAnsi="標楷體"/>
-                <w:sz w:val="22"/>
-              </w:rPr>
-              <w:t xml:space="preserve"> ET02 </w:t>
-            </w:r>
-            <w:r>
-              <w:rPr>
-                <w:rFonts w:ascii="標楷體" w:hAnsi="標楷體"/>
-                <w:sz w:val="22"/>
-              </w:rPr>
-              <w:t>學員學習表現的清單中（不需要他們做任何事）。</w:t>
+              <w:t>承上，按「放棄問卷的編輯」應顯示「已放棄課後問卷的編輯，其餘編輯仍保留」，問卷題目回到修改前、新增的章節仍在；再按「更新」應更新成功，學員端看到新章節。</w:t>
             </w:r>
           </w:p>
         </w:tc>
@@ -15637,7 +15672,7 @@
                 <w:rFonts w:ascii="標楷體" w:hAnsi="標楷體"/>
                 <w:sz w:val="22"/>
               </w:rPr>
-              <w:t>61</w:t>
+              <w:t>58-11</w:t>
             </w:r>
           </w:p>
         </w:tc>
@@ -15654,21 +15689,7 @@
                 <w:rFonts w:ascii="標楷體" w:hAnsi="標楷體"/>
                 <w:sz w:val="22"/>
               </w:rPr>
-              <w:t>名單中含尚未建立帳號的</w:t>
-            </w:r>
-            <w:r>
-              <w:rPr>
-                <w:rFonts w:ascii="標楷體" w:hAnsi="標楷體"/>
-                <w:sz w:val="22"/>
-              </w:rPr>
-              <w:t xml:space="preserve"> Email </w:t>
-            </w:r>
-            <w:r>
-              <w:rPr>
-                <w:rFonts w:ascii="標楷體" w:hAnsi="標楷體"/>
-                <w:sz w:val="22"/>
-              </w:rPr>
-              <w:t>時，應整批不寄出任何一封，並列出是哪幾筆查無帳號。</w:t>
+              <w:t>於分頁一開啟一門已發布課程並新增一個章節（不按「更新」），再於分頁二開啟同一門課程的編輯頁，分頁二應看不到該章節。</w:t>
             </w:r>
           </w:p>
         </w:tc>
@@ -15713,7 +15734,7 @@
                 <w:rFonts w:ascii="標楷體" w:hAnsi="標楷體"/>
                 <w:sz w:val="22"/>
               </w:rPr>
-              <w:t>62</w:t>
+              <w:t>58-12</w:t>
             </w:r>
           </w:p>
         </w:tc>
@@ -15730,7 +15751,28 @@
                 <w:rFonts w:ascii="標楷體" w:hAnsi="標楷體"/>
                 <w:sz w:val="22"/>
               </w:rPr>
-              <w:t>名單中含已停用的帳號時，應整批不寄出任何一封，並列出是哪幾個帳號已停用。</w:t>
+              <w:t>於問卷可刪題之已發布課程把課後問卷的題目全部刪除後按「更新」，應不跳「更新課程內容」確認視窗、直接跳出「更新未生效」，列出問卷沒有題目，導引為「請為課後問卷新增至少</w:t>
+            </w:r>
+            <w:r>
+              <w:rPr>
+                <w:rFonts w:ascii="標楷體" w:hAnsi="標楷體"/>
+                <w:sz w:val="22"/>
+              </w:rPr>
+              <w:t xml:space="preserve"> 1 </w:t>
+            </w:r>
+            <w:r>
+              <w:rPr>
+                <w:rFonts w:ascii="標楷體" w:hAnsi="標楷體"/>
+                <w:sz w:val="22"/>
+              </w:rPr>
+              <w:t>題，或停用該問卷」（不是「刪除該問卷</w:t>
+            </w:r>
+            <w:r>
+              <w:rPr>
+                <w:rFonts w:ascii="標楷體" w:hAnsi="標楷體"/>
+                <w:sz w:val="22"/>
+              </w:rPr>
+              <w:t>」）；按「關閉」後將該問卷停用再按「更新」，應跳出「更新課程內容」確認視窗，按「確認更新」後更新成功。</w:t>
             </w:r>
           </w:p>
         </w:tc>
@@ -15775,7 +15817,7 @@
                 <w:rFonts w:ascii="標楷體" w:hAnsi="標楷體"/>
                 <w:sz w:val="22"/>
               </w:rPr>
-              <w:t>63</w:t>
+              <w:t>59</w:t>
             </w:r>
           </w:p>
         </w:tc>
@@ -15792,7 +15834,7 @@
                 <w:rFonts w:ascii="標楷體" w:hAnsi="標楷體"/>
                 <w:sz w:val="22"/>
               </w:rPr>
-              <w:t>邀請信預覽的主旨與內文應不可編輯，且不含任何一位收件人的稱謂（以佔位字樣呈現）；信中連結應為課程學習頁。</w:t>
+              <w:t>「邀請學員」按鈕應僅於課程已發布且仍在閱課期間內時顯示於標題列右上，草稿、已關閉與閱課期間已過之課程皆不顯示。</w:t>
             </w:r>
           </w:p>
         </w:tc>
@@ -15837,7 +15879,7 @@
                 <w:rFonts w:ascii="標楷體" w:hAnsi="標楷體"/>
                 <w:sz w:val="22"/>
               </w:rPr>
-              <w:t>64</w:t>
+              <w:t>60</w:t>
             </w:r>
           </w:p>
         </w:tc>
@@ -15854,7 +15896,21 @@
                 <w:rFonts w:ascii="標楷體" w:hAnsi="標楷體"/>
                 <w:sz w:val="22"/>
               </w:rPr>
-              <w:t>邀請錯人時，於</w:t>
+              <w:t>於「</w:t>
+            </w:r>
+            <w:r>
+              <w:rPr>
+                <w:rFonts w:ascii="標楷體" w:hAnsi="標楷體"/>
+                <w:sz w:val="22"/>
+              </w:rPr>
+              <w:t xml:space="preserve">Email </w:t>
+            </w:r>
+            <w:r>
+              <w:rPr>
+                <w:rFonts w:ascii="標楷體" w:hAnsi="標楷體"/>
+                <w:sz w:val="22"/>
+              </w:rPr>
+              <w:t>邀請（補件）」輸入一組全為既有帳號的名單，按「下一步」顯示預覽後按「確認寄出」，各收件人應收到邀請信，且立即出現在</w:t>
             </w:r>
             <w:r>
               <w:rPr>
@@ -15868,7 +15924,7 @@
                 <w:rFonts w:ascii="標楷體" w:hAnsi="標楷體"/>
                 <w:sz w:val="22"/>
               </w:rPr>
-              <w:t>學員學習表現對該員按「移除」應可將其移出課程（已無「撤回邀請」）。</w:t>
+              <w:t>學員學習表現的清單中（不需要他們做任何事）。</w:t>
             </w:r>
           </w:p>
         </w:tc>
@@ -15913,7 +15969,7 @@
                 <w:rFonts w:ascii="標楷體" w:hAnsi="標楷體"/>
                 <w:sz w:val="22"/>
               </w:rPr>
-              <w:t>64-1</w:t>
+              <w:t>61</w:t>
             </w:r>
           </w:p>
         </w:tc>
@@ -15930,21 +15986,7 @@
                 <w:rFonts w:ascii="標楷體" w:hAnsi="標楷體"/>
                 <w:sz w:val="22"/>
               </w:rPr>
-              <w:t>承上，於「</w:t>
-            </w:r>
-            <w:r>
-              <w:rPr>
-                <w:rFonts w:ascii="標楷體" w:hAnsi="標楷體"/>
-                <w:sz w:val="22"/>
-              </w:rPr>
-              <w:t xml:space="preserve">Email </w:t>
-            </w:r>
-            <w:r>
-              <w:rPr>
-                <w:rFonts w:ascii="標楷體" w:hAnsi="標楷體"/>
-                <w:sz w:val="22"/>
-              </w:rPr>
-              <w:t>邀請（補件）」再次輸入該員</w:t>
+              <w:t>名單中含尚未建立帳號的</w:t>
             </w:r>
             <w:r>
               <w:rPr>
@@ -15958,28 +16000,7 @@
                 <w:rFonts w:ascii="標楷體" w:hAnsi="標楷體"/>
                 <w:sz w:val="22"/>
               </w:rPr>
-              <w:t>並確認寄出，該員應重新出現在</w:t>
-            </w:r>
-            <w:r>
-              <w:rPr>
-                <w:rFonts w:ascii="標楷體" w:hAnsi="標楷體"/>
-                <w:sz w:val="22"/>
-              </w:rPr>
-              <w:t xml:space="preserve"> </w:t>
-            </w:r>
-            <w:r>
-              <w:rPr>
-                <w:rFonts w:ascii="標楷體" w:hAnsi="標楷體"/>
-                <w:sz w:val="22"/>
-              </w:rPr>
-              <w:t xml:space="preserve">ET02 </w:t>
-            </w:r>
-            <w:r>
-              <w:rPr>
-                <w:rFonts w:ascii="標楷體" w:hAnsi="標楷體"/>
-                <w:sz w:val="22"/>
-              </w:rPr>
-              <w:t>學員學習表現的清單中並收到邀請信。</w:t>
+              <w:t>時，應整批不寄出任何一封，並列出是哪幾筆查無帳號。</w:t>
             </w:r>
           </w:p>
         </w:tc>
@@ -16024,7 +16045,7 @@
                 <w:rFonts w:ascii="標楷體" w:hAnsi="標楷體"/>
                 <w:sz w:val="22"/>
               </w:rPr>
-              <w:t>65</w:t>
+              <w:t>62</w:t>
             </w:r>
           </w:p>
         </w:tc>
@@ -16041,21 +16062,7 @@
                 <w:rFonts w:ascii="標楷體" w:hAnsi="標楷體"/>
                 <w:sz w:val="22"/>
               </w:rPr>
-              <w:t>於「邀請碼」分頁取得邀請碼，學員丙於「我的課程</w:t>
-            </w:r>
-            <w:r>
-              <w:rPr>
-                <w:rFonts w:ascii="標楷體" w:hAnsi="標楷體"/>
-                <w:sz w:val="22"/>
-              </w:rPr>
-              <w:t xml:space="preserve"> → </w:t>
-            </w:r>
-            <w:r>
-              <w:rPr>
-                <w:rFonts w:ascii="標楷體" w:hAnsi="標楷體"/>
-                <w:sz w:val="22"/>
-              </w:rPr>
-              <w:t>加入新課程」輸入該碼應可加入本課程。</w:t>
+              <w:t>名單中含已停用的帳號時，應整批不寄出任何一封，並列出是哪幾個帳號已停用。</w:t>
             </w:r>
           </w:p>
         </w:tc>
@@ -16100,7 +16107,7 @@
                 <w:rFonts w:ascii="標楷體" w:hAnsi="標楷體"/>
                 <w:sz w:val="22"/>
               </w:rPr>
-              <w:t>66</w:t>
+              <w:t>63</w:t>
             </w:r>
           </w:p>
         </w:tc>
@@ -16117,7 +16124,7 @@
                 <w:rFonts w:ascii="標楷體" w:hAnsi="標楷體"/>
                 <w:sz w:val="22"/>
               </w:rPr>
-              <w:t>按標題列右上「關閉課程」並於視窗按「確認關閉」，課程狀態應立即轉為「已關閉」。</w:t>
+              <w:t>邀請信預覽的主旨與內文應不可編輯，且不含任何一位收件人的稱謂（以佔位字樣呈現）；信中連結應為課程學習頁。</w:t>
             </w:r>
           </w:p>
         </w:tc>
@@ -16162,7 +16169,8 @@
                 <w:rFonts w:ascii="標楷體" w:hAnsi="標楷體"/>
                 <w:sz w:val="22"/>
               </w:rPr>
-              <w:t>67</w:t>
+              <w:lastRenderedPageBreak/>
+              <w:t>64</w:t>
             </w:r>
           </w:p>
         </w:tc>
@@ -16179,7 +16187,21 @@
                 <w:rFonts w:ascii="標楷體" w:hAnsi="標楷體"/>
                 <w:sz w:val="22"/>
               </w:rPr>
-              <w:t>課程關閉後，學員於「我的課程」仍應看得到該課程並標示已關閉，且可唯讀回看已學過的內容與成績。</w:t>
+              <w:t>邀請錯人時，於</w:t>
+            </w:r>
+            <w:r>
+              <w:rPr>
+                <w:rFonts w:ascii="標楷體" w:hAnsi="標楷體"/>
+                <w:sz w:val="22"/>
+              </w:rPr>
+              <w:t xml:space="preserve"> ET02 </w:t>
+            </w:r>
+            <w:r>
+              <w:rPr>
+                <w:rFonts w:ascii="標楷體" w:hAnsi="標楷體"/>
+                <w:sz w:val="22"/>
+              </w:rPr>
+              <w:t>學員學習表現對該員按「移除」應可將其移出課程（已無「撤回邀請」）。</w:t>
             </w:r>
           </w:p>
         </w:tc>
@@ -16224,7 +16246,7 @@
                 <w:rFonts w:ascii="標楷體" w:hAnsi="標楷體"/>
                 <w:sz w:val="22"/>
               </w:rPr>
-              <w:t>68</w:t>
+              <w:t>64-1</w:t>
             </w:r>
           </w:p>
         </w:tc>
@@ -16241,7 +16263,49 @@
                 <w:rFonts w:ascii="標楷體" w:hAnsi="標楷體"/>
                 <w:sz w:val="22"/>
               </w:rPr>
-              <w:t>課程關閉後，學員應不能累積新進度、不能開始新的測驗作答、不能解鎖新章節、不能填寫課後問卷。</w:t>
+              <w:t>承上，於「</w:t>
+            </w:r>
+            <w:r>
+              <w:rPr>
+                <w:rFonts w:ascii="標楷體" w:hAnsi="標楷體"/>
+                <w:sz w:val="22"/>
+              </w:rPr>
+              <w:t xml:space="preserve">Email </w:t>
+            </w:r>
+            <w:r>
+              <w:rPr>
+                <w:rFonts w:ascii="標楷體" w:hAnsi="標楷體"/>
+                <w:sz w:val="22"/>
+              </w:rPr>
+              <w:t>邀請（補件）」再次輸入該員</w:t>
+            </w:r>
+            <w:r>
+              <w:rPr>
+                <w:rFonts w:ascii="標楷體" w:hAnsi="標楷體"/>
+                <w:sz w:val="22"/>
+              </w:rPr>
+              <w:t xml:space="preserve"> Email </w:t>
+            </w:r>
+            <w:r>
+              <w:rPr>
+                <w:rFonts w:ascii="標楷體" w:hAnsi="標楷體"/>
+                <w:sz w:val="22"/>
+              </w:rPr>
+              <w:t>並確認寄出，該員應重新出現在</w:t>
+            </w:r>
+            <w:r>
+              <w:rPr>
+                <w:rFonts w:ascii="標楷體" w:hAnsi="標楷體"/>
+                <w:sz w:val="22"/>
+              </w:rPr>
+              <w:t xml:space="preserve"> ET02 </w:t>
+            </w:r>
+            <w:r>
+              <w:rPr>
+                <w:rFonts w:ascii="標楷體" w:hAnsi="標楷體"/>
+                <w:sz w:val="22"/>
+              </w:rPr>
+              <w:t>學員學習表現的清單中並收到邀請信。</w:t>
             </w:r>
           </w:p>
         </w:tc>
@@ -16286,7 +16350,7 @@
                 <w:rFonts w:ascii="標楷體" w:hAnsi="標楷體"/>
                 <w:sz w:val="22"/>
               </w:rPr>
-              <w:t>69</w:t>
+              <w:t>65</w:t>
             </w:r>
           </w:p>
         </w:tc>
@@ -16303,7 +16367,21 @@
                 <w:rFonts w:ascii="標楷體" w:hAnsi="標楷體"/>
                 <w:sz w:val="22"/>
               </w:rPr>
-              <w:t>於學員作答中關閉課程，該次作答應仍可完成並計分；交卷後不能再開始新的作答。</w:t>
+              <w:t>於「邀請碼」分頁取得邀請碼，學員丙於「我的課程</w:t>
+            </w:r>
+            <w:r>
+              <w:rPr>
+                <w:rFonts w:ascii="標楷體" w:hAnsi="標楷體"/>
+                <w:sz w:val="22"/>
+              </w:rPr>
+              <w:t xml:space="preserve"> → </w:t>
+            </w:r>
+            <w:r>
+              <w:rPr>
+                <w:rFonts w:ascii="標楷體" w:hAnsi="標楷體"/>
+                <w:sz w:val="22"/>
+              </w:rPr>
+              <w:t>加入新課程」輸入該碼應可加入本課程。</w:t>
             </w:r>
           </w:p>
         </w:tc>
@@ -16348,7 +16426,7 @@
                 <w:rFonts w:ascii="標楷體" w:hAnsi="標楷體"/>
                 <w:sz w:val="22"/>
               </w:rPr>
-              <w:t>70</w:t>
+              <w:t>66</w:t>
             </w:r>
           </w:p>
         </w:tc>
@@ -16365,21 +16443,7 @@
                 <w:rFonts w:ascii="標楷體" w:hAnsi="標楷體"/>
                 <w:sz w:val="22"/>
               </w:rPr>
-              <w:t>課程關閉期間教師仍應可編輯課程內容，但「邀請學員」按鈕不顯示，且</w:t>
-            </w:r>
-            <w:r>
-              <w:rPr>
-                <w:rFonts w:ascii="標楷體" w:hAnsi="標楷體"/>
-                <w:sz w:val="22"/>
-              </w:rPr>
-              <w:t xml:space="preserve"> ET02 </w:t>
-            </w:r>
-            <w:r>
-              <w:rPr>
-                <w:rFonts w:ascii="標楷體" w:hAnsi="標楷體"/>
-                <w:sz w:val="22"/>
-              </w:rPr>
-              <w:t>不可重置重考次數、不可移除學員。</w:t>
+              <w:t>沒有尚未更新的編輯時按標題列右上「關閉課程」，視窗應不出現未更新編輯的提醒；於視窗按「確認關閉」，課程狀態應立即轉為「已關閉」。</w:t>
             </w:r>
           </w:p>
         </w:tc>
@@ -16424,7 +16488,7 @@
                 <w:rFonts w:ascii="標楷體" w:hAnsi="標楷體"/>
                 <w:sz w:val="22"/>
               </w:rPr>
-              <w:t>70-1</w:t>
+              <w:t>66-1</w:t>
             </w:r>
           </w:p>
         </w:tc>
@@ -16441,7 +16505,7 @@
                 <w:rFonts w:ascii="標楷體" w:hAnsi="標楷體"/>
                 <w:sz w:val="22"/>
               </w:rPr>
-              <w:t>於提前關閉之課程刪光某章節的項目後按「保留編輯」，應不跑檢核、顯示「編輯已保留，學員看到的仍是關閉前的內容」並回到課程列表；重新進入該課程，剛才的編輯應仍在，學員回看的仍是關閉前的內容。</w:t>
+              <w:t>另開一門已發布課程（不必關閉），新增一個章節後不按「更新」即按「關閉課程」，確認視窗最上方應以粗體、帶警示符號提醒「您有尚未按「更新」的編輯，關閉後這些編輯不會保留。」，並說明「若要保留，請先關閉此視窗，再按頁面上的「更新」。」；按「取消」應留在編輯頁，該章節仍在、課程仍為已發布。</w:t>
             </w:r>
           </w:p>
         </w:tc>
@@ -16486,7 +16550,7 @@
                 <w:rFonts w:ascii="標楷體" w:hAnsi="標楷體"/>
                 <w:sz w:val="22"/>
               </w:rPr>
-              <w:t>70-2</w:t>
+              <w:t>67</w:t>
             </w:r>
           </w:p>
         </w:tc>
@@ -16503,15 +16567,7 @@
                 <w:rFonts w:ascii="標楷體" w:hAnsi="標楷體"/>
                 <w:sz w:val="22"/>
               </w:rPr>
-              <w:t>承上，按「取消」應跳出「放棄本次的編輯」並提示可改按</w:t>
-            </w:r>
-            <w:r>
-              <w:rPr>
-                <w:rFonts w:ascii="標楷體" w:hAnsi="標楷體"/>
-                <w:sz w:val="22"/>
-              </w:rPr>
-              <w:lastRenderedPageBreak/>
-              <w:t>「保留編輯」；按「放棄並離開」後重新進入，先前保留的編輯應全部不在。</w:t>
+              <w:t>課程關閉後，學員於「我的課程」仍應看得到該課程並標示已關閉，且可唯讀回看已學過的內容與成績。</w:t>
             </w:r>
           </w:p>
         </w:tc>
@@ -16556,7 +16612,7 @@
                 <w:rFonts w:ascii="標楷體" w:hAnsi="標楷體"/>
                 <w:sz w:val="22"/>
               </w:rPr>
-              <w:t>70-3</w:t>
+              <w:t>68</w:t>
             </w:r>
           </w:p>
         </w:tc>
@@ -16573,7 +16629,7 @@
                 <w:rFonts w:ascii="標楷體" w:hAnsi="標楷體"/>
                 <w:sz w:val="22"/>
               </w:rPr>
-              <w:t>於提前關閉之課程新增一個章節後不按任何按鈕，直接點側邊選單其他項目，應跳出「離開將放棄本次的編輯」並提示可先按「保留編輯」；按「放棄並離開」後重新進入，該章節應已不在。</w:t>
+              <w:t>課程關閉後，學員應不能累積新進度、不能開始新的測驗作答、不能解鎖新章節、不能填寫課後問卷。</w:t>
             </w:r>
           </w:p>
         </w:tc>
@@ -16618,7 +16674,7 @@
                 <w:rFonts w:ascii="標楷體" w:hAnsi="標楷體"/>
                 <w:sz w:val="22"/>
               </w:rPr>
-              <w:t>70-4</w:t>
+              <w:t>69</w:t>
             </w:r>
           </w:p>
         </w:tc>
@@ -16635,7 +16691,7 @@
                 <w:rFonts w:ascii="標楷體" w:hAnsi="標楷體"/>
                 <w:sz w:val="22"/>
               </w:rPr>
-              <w:t>於提前關閉之課程新增一個章節後按「保留編輯」，重新進入該課程再新增一個章節，接著點側邊選單其他項目，應跳出「離開後編輯仍會保留」，按鈕為「繼續編輯」與「離開」（不是「放棄並離開」）；按「離開」後重新進入，兩個章節應都還在。</w:t>
+              <w:t>於學員作答中關閉課程，該次作答應仍可完成並計分；交卷後不能再開始新的作答。</w:t>
             </w:r>
           </w:p>
         </w:tc>
@@ -16680,7 +16736,7 @@
                 <w:rFonts w:ascii="標楷體" w:hAnsi="標楷體"/>
                 <w:sz w:val="22"/>
               </w:rPr>
-              <w:t>70-5</w:t>
+              <w:t>70</w:t>
             </w:r>
           </w:p>
         </w:tc>
@@ -16697,7 +16753,21 @@
                 <w:rFonts w:ascii="標楷體" w:hAnsi="標楷體"/>
                 <w:sz w:val="22"/>
               </w:rPr>
-              <w:t>承上，直接關閉瀏覽器分頁，重新登入並進入該課程編輯頁，兩個章節應仍在（按過「保留編輯」的編輯不會被丟棄）；按「取消」並確認放棄後，兩個章節才不在。</w:t>
+              <w:t>課程關閉期間教師仍應可編輯課程內容，但「邀請學員」按鈕不顯示，且</w:t>
+            </w:r>
+            <w:r>
+              <w:rPr>
+                <w:rFonts w:ascii="標楷體" w:hAnsi="標楷體"/>
+                <w:sz w:val="22"/>
+              </w:rPr>
+              <w:t xml:space="preserve"> ET02 </w:t>
+            </w:r>
+            <w:r>
+              <w:rPr>
+                <w:rFonts w:ascii="標楷體" w:hAnsi="標楷體"/>
+                <w:sz w:val="22"/>
+              </w:rPr>
+              <w:t>不可重置重考次數、不可移除學員。</w:t>
             </w:r>
           </w:p>
         </w:tc>
@@ -16742,7 +16812,7 @@
                 <w:rFonts w:ascii="標楷體" w:hAnsi="標楷體"/>
                 <w:sz w:val="22"/>
               </w:rPr>
-              <w:t>71</w:t>
+              <w:t>70-1</w:t>
             </w:r>
           </w:p>
         </w:tc>
@@ -16759,7 +16829,7 @@
                 <w:rFonts w:ascii="標楷體" w:hAnsi="標楷體"/>
                 <w:sz w:val="22"/>
               </w:rPr>
-              <w:t>課程關閉期間學員於「加入新課程」輸入該課程的邀請碼，應被擋下。</w:t>
+              <w:t>於提前關閉之課程刪光某章節的項目後按「保留編輯」，應不跑檢核、顯示「編輯已保留，學員看到的仍是關閉前的內容」並回到課程列表；重新進入該課程，剛才的編輯應仍在，學員回看的仍是關閉前的內容。</w:t>
             </w:r>
           </w:p>
         </w:tc>
@@ -16804,7 +16874,7 @@
                 <w:rFonts w:ascii="標楷體" w:hAnsi="標楷體"/>
                 <w:sz w:val="22"/>
               </w:rPr>
-              <w:t>72</w:t>
+              <w:t>70-2</w:t>
             </w:r>
           </w:p>
         </w:tc>
@@ -16821,14 +16891,14 @@
                 <w:rFonts w:ascii="標楷體" w:hAnsi="標楷體"/>
                 <w:sz w:val="22"/>
               </w:rPr>
-              <w:t>開啟提前關閉之課程，標題列右上應沒有</w:t>
-            </w:r>
-            <w:r>
-              <w:rPr>
-                <w:rFonts w:ascii="標楷體" w:hAnsi="標楷體"/>
-                <w:sz w:val="22"/>
-              </w:rPr>
-              <w:t>「再開課」，底部動作列為「取消」「保留編輯」「更新並重開課」，起訖時間欄位帶著原值、未被清空。</w:t>
+              <w:t>承上，按「取消」應跳出「放棄本次的編輯」並提示可改按「保留編輯」；按「放棄並離開」後重新進入，</w:t>
+            </w:r>
+            <w:r>
+              <w:rPr>
+                <w:rFonts w:ascii="標楷體" w:hAnsi="標楷體"/>
+                <w:sz w:val="22"/>
+              </w:rPr>
+              <w:t>先前保留的編輯應全部不在。</w:t>
             </w:r>
           </w:p>
         </w:tc>
@@ -16873,7 +16943,7 @@
                 <w:rFonts w:ascii="標楷體" w:hAnsi="標楷體"/>
                 <w:sz w:val="22"/>
               </w:rPr>
-              <w:t>73</w:t>
+              <w:t>70-3</w:t>
             </w:r>
           </w:p>
         </w:tc>
@@ -16890,7 +16960,7 @@
                 <w:rFonts w:ascii="標楷體" w:hAnsi="標楷體"/>
                 <w:sz w:val="22"/>
               </w:rPr>
-              <w:t>承上，不改起訖時間直接按「更新並重開課」，應可重新開課。</w:t>
+              <w:t>於提前關閉之課程新增一個章節後不按任何按鈕，直接點側邊選單其他項目，應跳出「離開將放棄本次的編輯」並提示可先按「保留編輯」；按「放棄並離開」後重新進入，該章節應已不在。</w:t>
             </w:r>
           </w:p>
         </w:tc>
@@ -16935,7 +17005,7 @@
                 <w:rFonts w:ascii="標楷體" w:hAnsi="標楷體"/>
                 <w:sz w:val="22"/>
               </w:rPr>
-              <w:t>74</w:t>
+              <w:t>70-4</w:t>
             </w:r>
           </w:p>
         </w:tc>
@@ -16952,7 +17022,15 @@
                 <w:rFonts w:ascii="標楷體" w:hAnsi="標楷體"/>
                 <w:sz w:val="22"/>
               </w:rPr>
-              <w:t>開啟閱課期間已過之課程，狀態仍顯示「已發布」，底部動作列應為「取消」「保留編輯」「更新並重開課」；不改起訖時間就按「更新並重開課」，應擋下並提示訖止時間須晚於目前時間，課程不應重新開課。</w:t>
+              <w:t>於提前關閉之課程新增一個章節後按「保留編輯」，重新進入</w:t>
+            </w:r>
+            <w:r>
+              <w:rPr>
+                <w:rFonts w:ascii="標楷體" w:hAnsi="標楷體"/>
+                <w:sz w:val="22"/>
+              </w:rPr>
+              <w:lastRenderedPageBreak/>
+              <w:t>該課程再新增一個章節，接著點側邊選單其他項目，應跳出「離開後編輯仍會保留」，按鈕為「繼續編輯」與「離開」（不是「放棄並離開」）；按「離開」後重新進入，兩個章節應都還在。</w:t>
             </w:r>
           </w:p>
         </w:tc>
@@ -16997,7 +17075,7 @@
                 <w:rFonts w:ascii="標楷體" w:hAnsi="標楷體"/>
                 <w:sz w:val="22"/>
               </w:rPr>
-              <w:t>74-1</w:t>
+              <w:t>70-5</w:t>
             </w:r>
           </w:p>
         </w:tc>
@@ -17014,7 +17092,7 @@
                 <w:rFonts w:ascii="標楷體" w:hAnsi="標楷體"/>
                 <w:sz w:val="22"/>
               </w:rPr>
-              <w:t>承上，訖止時間填早於起始時間的時間後按「更新並重開課」，應擋下並提示；改為起始時間填過去的日期、訖止時間填未來的時間後再按「更新並重開課」，應可重新開課。</w:t>
+              <w:t>承上，直接關閉瀏覽器分頁，重新登入並進入該課程編輯頁，兩個章節應仍在（按過「保留編輯」的編輯不會被丟棄）；按「取消」並確認放棄後，兩個章節才不在。</w:t>
             </w:r>
           </w:p>
         </w:tc>
@@ -17059,7 +17137,7 @@
                 <w:rFonts w:ascii="標楷體" w:hAnsi="標楷體"/>
                 <w:sz w:val="22"/>
               </w:rPr>
-              <w:t>75</w:t>
+              <w:t>71</w:t>
             </w:r>
           </w:p>
         </w:tc>
@@ -17076,7 +17154,7 @@
                 <w:rFonts w:ascii="標楷體" w:hAnsi="標楷體"/>
                 <w:sz w:val="22"/>
               </w:rPr>
-              <w:t>承上，重新開課通過後應跳出「課程已重新開課」視窗，顯示帶入的學員人數與原邀請碼；按「關閉」回到課程列表，該課程狀態為「已發布」、起訖時間為剛才填入的值。</w:t>
+              <w:t>課程關閉期間學員於「加入新課程」輸入該課程的邀請碼，應被擋下。</w:t>
             </w:r>
           </w:p>
         </w:tc>
@@ -17121,7 +17199,7 @@
                 <w:rFonts w:ascii="標楷體" w:hAnsi="標楷體"/>
                 <w:sz w:val="22"/>
               </w:rPr>
-              <w:t>75-1</w:t>
+              <w:t>72</w:t>
             </w:r>
           </w:p>
         </w:tc>
@@ -17138,28 +17216,7 @@
                 <w:rFonts w:ascii="標楷體" w:hAnsi="標楷體"/>
                 <w:sz w:val="22"/>
               </w:rPr>
-              <w:t>重新開課時沒有新的學員被帶入（受訓對象相符者皆已在課程中），「課程已重新開課」視窗應以提示（非警告）顯示「課程已重新開課。本次沒有新的學員被自動帶入</w:t>
-            </w:r>
-            <w:r>
-              <w:rPr>
-                <w:rFonts w:ascii="標楷體" w:hAnsi="標楷體"/>
-                <w:sz w:val="22"/>
-              </w:rPr>
-              <w:t>——</w:t>
-            </w:r>
-            <w:r>
-              <w:rPr>
-                <w:rFonts w:ascii="標楷體" w:hAnsi="標楷體"/>
-                <w:sz w:val="22"/>
-              </w:rPr>
-              <w:t>符合受訓對象的人多半已</w:t>
-            </w:r>
-            <w:r>
-              <w:rPr>
-                <w:rFonts w:ascii="標楷體" w:hAnsi="標楷體"/>
-                <w:sz w:val="22"/>
-              </w:rPr>
-              <w:t>在課程中。原有學員可直接繼續學習。」，不應出現要求確認受訓對象設定的警告。</w:t>
+              <w:t>開啟提前關閉之課程，標題列右上應沒有「再開課」，底部動作列為「取消」「保留編輯」「更新並重開課」，起訖時間欄位帶著原值、未被清空。</w:t>
             </w:r>
           </w:p>
         </w:tc>
@@ -17204,8 +17261,7 @@
                 <w:rFonts w:ascii="標楷體" w:hAnsi="標楷體"/>
                 <w:sz w:val="22"/>
               </w:rPr>
-              <w:lastRenderedPageBreak/>
-              <w:t>76</w:t>
+              <w:t>73</w:t>
             </w:r>
           </w:p>
         </w:tc>
@@ -17222,7 +17278,7 @@
                 <w:rFonts w:ascii="標楷體" w:hAnsi="標楷體"/>
                 <w:sz w:val="22"/>
               </w:rPr>
-              <w:t>於關閉期間刪光某章節的項目後按「更新並重開課」，應跳出「更新並重開課」視窗列出缺漏，課程維持已關閉、學員回看的內容不變；關閉後缺漏處以紅框標示，補齊後再按一次即可完成。</w:t>
+              <w:t>承上，不改起訖時間直接按「更新並重開課」，應可重新開課。</w:t>
             </w:r>
           </w:p>
         </w:tc>
@@ -17267,7 +17323,7 @@
                 <w:rFonts w:ascii="標楷體" w:hAnsi="標楷體"/>
                 <w:sz w:val="22"/>
               </w:rPr>
-              <w:t>76-1</w:t>
+              <w:t>74</w:t>
             </w:r>
           </w:p>
         </w:tc>
@@ -17284,7 +17340,7 @@
                 <w:rFonts w:ascii="標楷體" w:hAnsi="標楷體"/>
                 <w:sz w:val="22"/>
               </w:rPr>
-              <w:t>關閉期間將課後問卷的題目刪光並停用該問卷，按「更新並重開課」不應因問卷被擋下。</w:t>
+              <w:t>開啟閱課期間已過之課程，狀態仍顯示「已發布」，底部動作列應為「取消」「保留編輯」「更新並重開課」；不改起訖時間就按「更新並重開課」，應擋下並提示訖止時間須晚於目前時間，課程不應重新開課。</w:t>
             </w:r>
           </w:p>
         </w:tc>
@@ -17329,6 +17385,337 @@
                 <w:rFonts w:ascii="標楷體" w:hAnsi="標楷體"/>
                 <w:sz w:val="22"/>
               </w:rPr>
+              <w:t>74-1</w:t>
+            </w:r>
+          </w:p>
+        </w:tc>
+        <w:tc>
+          <w:tcPr>
+            <w:tcW w:w="6236" w:type="dxa"/>
+          </w:tcPr>
+          <w:p>
+            <w:pPr>
+              <w:spacing w:before="60" w:after="60"/>
+            </w:pPr>
+            <w:r>
+              <w:rPr>
+                <w:rFonts w:ascii="標楷體" w:hAnsi="標楷體"/>
+                <w:sz w:val="22"/>
+              </w:rPr>
+              <w:t>承上，訖止時間填早於起始時間的時間後按「更新並重開課」，應擋下並提示；改為起始時間填過去的日期、訖止時間填未來的時間後再按「更新並重開課」，應可重新開課。</w:t>
+            </w:r>
+          </w:p>
+        </w:tc>
+        <w:tc>
+          <w:tcPr>
+            <w:tcW w:w="1247" w:type="dxa"/>
+          </w:tcPr>
+          <w:p>
+            <w:pPr>
+              <w:spacing w:before="60" w:after="60"/>
+              <w:jc w:val="center"/>
+            </w:pPr>
+          </w:p>
+        </w:tc>
+        <w:tc>
+          <w:tcPr>
+            <w:tcW w:w="1247" w:type="dxa"/>
+          </w:tcPr>
+          <w:p>
+            <w:pPr>
+              <w:spacing w:before="60" w:after="60"/>
+              <w:jc w:val="center"/>
+            </w:pPr>
+          </w:p>
+        </w:tc>
+      </w:tr>
+      <w:tr>
+        <w:trPr>
+          <w:jc w:val="center"/>
+        </w:trPr>
+        <w:tc>
+          <w:tcPr>
+            <w:tcW w:w="907" w:type="dxa"/>
+          </w:tcPr>
+          <w:p>
+            <w:pPr>
+              <w:spacing w:before="60" w:after="60"/>
+              <w:jc w:val="center"/>
+            </w:pPr>
+            <w:r>
+              <w:rPr>
+                <w:rFonts w:ascii="標楷體" w:hAnsi="標楷體"/>
+                <w:sz w:val="22"/>
+              </w:rPr>
+              <w:t>75</w:t>
+            </w:r>
+          </w:p>
+        </w:tc>
+        <w:tc>
+          <w:tcPr>
+            <w:tcW w:w="6236" w:type="dxa"/>
+          </w:tcPr>
+          <w:p>
+            <w:pPr>
+              <w:spacing w:before="60" w:after="60"/>
+            </w:pPr>
+            <w:r>
+              <w:rPr>
+                <w:rFonts w:ascii="標楷體" w:hAnsi="標楷體"/>
+                <w:sz w:val="22"/>
+              </w:rPr>
+              <w:t>承上，重新開課通過後應跳出「課程已重新開課」視窗，顯示帶入的學員人數與原邀請碼；按「關閉」回到課程列表，該課程狀態為「已發布」、起訖時間為剛</w:t>
+            </w:r>
+            <w:r>
+              <w:rPr>
+                <w:rFonts w:ascii="標楷體" w:hAnsi="標楷體"/>
+                <w:sz w:val="22"/>
+              </w:rPr>
+              <w:t>才填入的值。</w:t>
+            </w:r>
+          </w:p>
+        </w:tc>
+        <w:tc>
+          <w:tcPr>
+            <w:tcW w:w="1247" w:type="dxa"/>
+          </w:tcPr>
+          <w:p>
+            <w:pPr>
+              <w:spacing w:before="60" w:after="60"/>
+              <w:jc w:val="center"/>
+            </w:pPr>
+          </w:p>
+        </w:tc>
+        <w:tc>
+          <w:tcPr>
+            <w:tcW w:w="1247" w:type="dxa"/>
+          </w:tcPr>
+          <w:p>
+            <w:pPr>
+              <w:spacing w:before="60" w:after="60"/>
+              <w:jc w:val="center"/>
+            </w:pPr>
+          </w:p>
+        </w:tc>
+      </w:tr>
+      <w:tr>
+        <w:trPr>
+          <w:jc w:val="center"/>
+        </w:trPr>
+        <w:tc>
+          <w:tcPr>
+            <w:tcW w:w="907" w:type="dxa"/>
+          </w:tcPr>
+          <w:p>
+            <w:pPr>
+              <w:spacing w:before="60" w:after="60"/>
+              <w:jc w:val="center"/>
+            </w:pPr>
+            <w:r>
+              <w:rPr>
+                <w:rFonts w:ascii="標楷體" w:hAnsi="標楷體"/>
+                <w:sz w:val="22"/>
+              </w:rPr>
+              <w:t>75-1</w:t>
+            </w:r>
+          </w:p>
+        </w:tc>
+        <w:tc>
+          <w:tcPr>
+            <w:tcW w:w="6236" w:type="dxa"/>
+          </w:tcPr>
+          <w:p>
+            <w:pPr>
+              <w:spacing w:before="60" w:after="60"/>
+            </w:pPr>
+            <w:r>
+              <w:rPr>
+                <w:rFonts w:ascii="標楷體" w:hAnsi="標楷體"/>
+                <w:sz w:val="22"/>
+              </w:rPr>
+              <w:t>重新開課時沒有新的學員被帶入（受訓對象相符者皆已在課程中），「課程已重新開課」視窗應以提示（非警告）顯示「課程已重新開課。本次沒有新的學員被自動帶入</w:t>
+            </w:r>
+            <w:r>
+              <w:rPr>
+                <w:rFonts w:ascii="標楷體" w:hAnsi="標楷體"/>
+                <w:sz w:val="22"/>
+              </w:rPr>
+              <w:t>——</w:t>
+            </w:r>
+            <w:r>
+              <w:rPr>
+                <w:rFonts w:ascii="標楷體" w:hAnsi="標楷體"/>
+                <w:sz w:val="22"/>
+              </w:rPr>
+              <w:t>符合受訓對象的人多半已在課程中。原有學員可直接繼續學習。」，不應出現要求確認受訓對象設定的警告。</w:t>
+            </w:r>
+          </w:p>
+        </w:tc>
+        <w:tc>
+          <w:tcPr>
+            <w:tcW w:w="1247" w:type="dxa"/>
+          </w:tcPr>
+          <w:p>
+            <w:pPr>
+              <w:spacing w:before="60" w:after="60"/>
+              <w:jc w:val="center"/>
+            </w:pPr>
+          </w:p>
+        </w:tc>
+        <w:tc>
+          <w:tcPr>
+            <w:tcW w:w="1247" w:type="dxa"/>
+          </w:tcPr>
+          <w:p>
+            <w:pPr>
+              <w:spacing w:before="60" w:after="60"/>
+              <w:jc w:val="center"/>
+            </w:pPr>
+          </w:p>
+        </w:tc>
+      </w:tr>
+      <w:tr>
+        <w:trPr>
+          <w:jc w:val="center"/>
+        </w:trPr>
+        <w:tc>
+          <w:tcPr>
+            <w:tcW w:w="907" w:type="dxa"/>
+          </w:tcPr>
+          <w:p>
+            <w:pPr>
+              <w:spacing w:before="60" w:after="60"/>
+              <w:jc w:val="center"/>
+            </w:pPr>
+            <w:r>
+              <w:rPr>
+                <w:rFonts w:ascii="標楷體" w:hAnsi="標楷體"/>
+                <w:sz w:val="22"/>
+              </w:rPr>
+              <w:t>76</w:t>
+            </w:r>
+          </w:p>
+        </w:tc>
+        <w:tc>
+          <w:tcPr>
+            <w:tcW w:w="6236" w:type="dxa"/>
+          </w:tcPr>
+          <w:p>
+            <w:pPr>
+              <w:spacing w:before="60" w:after="60"/>
+            </w:pPr>
+            <w:r>
+              <w:rPr>
+                <w:rFonts w:ascii="標楷體" w:hAnsi="標楷體"/>
+                <w:sz w:val="22"/>
+              </w:rPr>
+              <w:t>於關閉期間刪光某章節的項目後按「更新並重開課」，應跳出「更新並重開課」視窗列出缺漏，課程維持已關閉、學員回看的內容不變；關閉後缺漏處以紅框標示，補齊後再按一次即可完成。</w:t>
+            </w:r>
+          </w:p>
+        </w:tc>
+        <w:tc>
+          <w:tcPr>
+            <w:tcW w:w="1247" w:type="dxa"/>
+          </w:tcPr>
+          <w:p>
+            <w:pPr>
+              <w:spacing w:before="60" w:after="60"/>
+              <w:jc w:val="center"/>
+            </w:pPr>
+          </w:p>
+        </w:tc>
+        <w:tc>
+          <w:tcPr>
+            <w:tcW w:w="1247" w:type="dxa"/>
+          </w:tcPr>
+          <w:p>
+            <w:pPr>
+              <w:spacing w:before="60" w:after="60"/>
+              <w:jc w:val="center"/>
+            </w:pPr>
+          </w:p>
+        </w:tc>
+      </w:tr>
+      <w:tr>
+        <w:trPr>
+          <w:jc w:val="center"/>
+        </w:trPr>
+        <w:tc>
+          <w:tcPr>
+            <w:tcW w:w="907" w:type="dxa"/>
+          </w:tcPr>
+          <w:p>
+            <w:pPr>
+              <w:spacing w:before="60" w:after="60"/>
+              <w:jc w:val="center"/>
+            </w:pPr>
+            <w:r>
+              <w:rPr>
+                <w:rFonts w:ascii="標楷體" w:hAnsi="標楷體"/>
+                <w:sz w:val="22"/>
+              </w:rPr>
+              <w:t>76-1</w:t>
+            </w:r>
+          </w:p>
+        </w:tc>
+        <w:tc>
+          <w:tcPr>
+            <w:tcW w:w="6236" w:type="dxa"/>
+          </w:tcPr>
+          <w:p>
+            <w:pPr>
+              <w:spacing w:before="60" w:after="60"/>
+            </w:pPr>
+            <w:r>
+              <w:rPr>
+                <w:rFonts w:ascii="標楷體" w:hAnsi="標楷體"/>
+                <w:sz w:val="22"/>
+              </w:rPr>
+              <w:t>關閉期間將課後問卷的題目刪光並停用該問卷，按「更新並重開課」不應因問卷被擋下。</w:t>
+            </w:r>
+          </w:p>
+        </w:tc>
+        <w:tc>
+          <w:tcPr>
+            <w:tcW w:w="1247" w:type="dxa"/>
+          </w:tcPr>
+          <w:p>
+            <w:pPr>
+              <w:spacing w:before="60" w:after="60"/>
+              <w:jc w:val="center"/>
+            </w:pPr>
+          </w:p>
+        </w:tc>
+        <w:tc>
+          <w:tcPr>
+            <w:tcW w:w="1247" w:type="dxa"/>
+          </w:tcPr>
+          <w:p>
+            <w:pPr>
+              <w:spacing w:before="60" w:after="60"/>
+              <w:jc w:val="center"/>
+            </w:pPr>
+          </w:p>
+        </w:tc>
+      </w:tr>
+      <w:tr>
+        <w:trPr>
+          <w:jc w:val="center"/>
+        </w:trPr>
+        <w:tc>
+          <w:tcPr>
+            <w:tcW w:w="907" w:type="dxa"/>
+          </w:tcPr>
+          <w:p>
+            <w:pPr>
+              <w:spacing w:before="60" w:after="60"/>
+              <w:jc w:val="center"/>
+            </w:pPr>
+            <w:r>
+              <w:rPr>
+                <w:rFonts w:ascii="標楷體" w:hAnsi="標楷體"/>
+                <w:sz w:val="22"/>
+              </w:rPr>
               <w:t>77</w:t>
             </w:r>
           </w:p>
@@ -17346,7 +17733,15 @@
                 <w:rFonts w:ascii="標楷體" w:hAnsi="標楷體"/>
                 <w:sz w:val="22"/>
               </w:rPr>
-              <w:t>再開課完成後課程應回到「已發布」，學員的學習進度與成績接續保留、原邀請碼恢復有效。</w:t>
+              <w:t>再開課完成後課程應回到「已發布」，學員的學習進度與成績</w:t>
+            </w:r>
+            <w:r>
+              <w:rPr>
+                <w:rFonts w:ascii="標楷體" w:hAnsi="標楷體"/>
+                <w:sz w:val="22"/>
+              </w:rPr>
+              <w:lastRenderedPageBreak/>
+              <w:t>接續保留、原邀請碼恢復有效。</w:t>
             </w:r>
           </w:p>
         </w:tc>
@@ -17564,7 +17959,7 @@
       <w:pPr>
         <w:pStyle w:val="1"/>
       </w:pPr>
-      <w:bookmarkStart w:id="7" w:name="_Toc243400656"/>
+      <w:bookmarkStart w:id="7" w:name="_Toc243404340"/>
       <w:r>
         <w:lastRenderedPageBreak/>
         <w:t xml:space="preserve">ET06 </w:t>
@@ -19453,14 +19848,7 @@
                 <w:rFonts w:ascii="標楷體" w:hAnsi="標楷體"/>
                 <w:sz w:val="22"/>
               </w:rPr>
-              <w:t>教師甲於課程列表「全部課程」點受測課程甲預覽，左側最下方應出現「預覽課後問卷」並註明「預覽模式，不可送出」；點入後頁面上方提示「預覽模式：僅供檢視題目，無法送出。」且沒有送出</w:t>
-            </w:r>
-            <w:r>
-              <w:rPr>
-                <w:rFonts w:ascii="標楷體" w:hAnsi="標楷體"/>
-                <w:sz w:val="22"/>
-              </w:rPr>
-              <w:t>按鈕，</w:t>
+              <w:t>教師甲於課程列表「全部課程」點受測課程甲預覽，左側最下方應出現「預覽課後問卷」並註明「預覽模式，不可送出」；點入後頁面上方提示「預覽模式：僅供檢視題目，無法送出。」且沒有送出按鈕，</w:t>
             </w:r>
             <w:r>
               <w:rPr>
@@ -19724,6 +20112,110 @@
                 <w:sz w:val="22"/>
               </w:rPr>
               <w:t>教師甲再開課後，學員丁的學習進度應接續保留並可繼續學習，學員丙可填寫並送出課後問卷。</w:t>
+            </w:r>
+          </w:p>
+        </w:tc>
+        <w:tc>
+          <w:tcPr>
+            <w:tcW w:w="1247" w:type="dxa"/>
+          </w:tcPr>
+          <w:p>
+            <w:pPr>
+              <w:spacing w:before="60" w:after="60"/>
+              <w:jc w:val="center"/>
+            </w:pPr>
+          </w:p>
+        </w:tc>
+        <w:tc>
+          <w:tcPr>
+            <w:tcW w:w="1247" w:type="dxa"/>
+          </w:tcPr>
+          <w:p>
+            <w:pPr>
+              <w:spacing w:before="60" w:after="60"/>
+              <w:jc w:val="center"/>
+            </w:pPr>
+          </w:p>
+        </w:tc>
+      </w:tr>
+      <w:tr>
+        <w:trPr>
+          <w:jc w:val="center"/>
+        </w:trPr>
+        <w:tc>
+          <w:tcPr>
+            <w:tcW w:w="907" w:type="dxa"/>
+          </w:tcPr>
+          <w:p>
+            <w:pPr>
+              <w:spacing w:before="60" w:after="60"/>
+              <w:jc w:val="center"/>
+            </w:pPr>
+            <w:r>
+              <w:rPr>
+                <w:rFonts w:ascii="標楷體" w:hAnsi="標楷體"/>
+                <w:sz w:val="22"/>
+              </w:rPr>
+              <w:t>25-1</w:t>
+            </w:r>
+          </w:p>
+        </w:tc>
+        <w:tc>
+          <w:tcPr>
+            <w:tcW w:w="6236" w:type="dxa"/>
+          </w:tcPr>
+          <w:p>
+            <w:pPr>
+              <w:spacing w:before="60" w:after="60"/>
+            </w:pPr>
+            <w:r>
+              <w:rPr>
+                <w:rFonts w:ascii="標楷體" w:hAnsi="標楷體"/>
+                <w:sz w:val="22"/>
+              </w:rPr>
+              <w:t>承上，教師甲於</w:t>
+            </w:r>
+            <w:r>
+              <w:rPr>
+                <w:rFonts w:ascii="標楷體" w:hAnsi="標楷體"/>
+                <w:sz w:val="22"/>
+              </w:rPr>
+              <w:t xml:space="preserve"> ET05 </w:t>
+            </w:r>
+            <w:r>
+              <w:rPr>
+                <w:rFonts w:ascii="標楷體" w:hAnsi="標楷體"/>
+                <w:sz w:val="22"/>
+              </w:rPr>
+              <w:t>對受測課程甲的「含</w:t>
+            </w:r>
+            <w:r>
+              <w:rPr>
+                <w:rFonts w:ascii="標楷體" w:hAnsi="標楷體"/>
+                <w:sz w:val="22"/>
+              </w:rPr>
+              <w:t xml:space="preserve"> 1 </w:t>
+            </w:r>
+            <w:r>
+              <w:rPr>
+                <w:rFonts w:ascii="標楷體" w:hAnsi="標楷體"/>
+                <w:sz w:val="22"/>
+              </w:rPr>
+              <w:t>支影片的教材」新增一支影片並按「更新」後，學員乙不重新開啟該教材，進入課程時左側該教材即應標示未完成、課程進度少一項，「我的課程」狀態為「進行中」；學員乙其他已完成的項目應仍為已完成。將新增的影片看到</w:t>
+            </w:r>
+            <w:r>
+              <w:rPr>
+                <w:rFonts w:ascii="標楷體" w:hAnsi="標楷體"/>
+                <w:sz w:val="22"/>
+              </w:rPr>
+              <w:t xml:space="preserve"> 80% </w:t>
+            </w:r>
+            <w:r>
+              <w:rPr>
+                <w:rFonts w:ascii="標楷體" w:hAnsi="標楷體"/>
+                <w:sz w:val="22"/>
+              </w:rPr>
+              <w:t>以上後，該教材應恢復已完成、課程恢復「已完成」。</w:t>
             </w:r>
           </w:p>
         </w:tc>
@@ -19817,7 +20309,7 @@
       <w:pPr>
         <w:pStyle w:val="1"/>
       </w:pPr>
-      <w:bookmarkStart w:id="8" w:name="_Toc243400657"/>
+      <w:bookmarkStart w:id="8" w:name="_Toc243404341"/>
       <w:r>
         <w:lastRenderedPageBreak/>
         <w:t xml:space="preserve">ET07 </w:t>
@@ -19918,7 +20410,13 @@
               <w:rPr>
                 <w:rFonts w:ascii="標楷體" w:hAnsi="標楷體"/>
               </w:rPr>
-              <w:t>單位主管用印</w:t>
+              <w:t>單位</w:t>
+            </w:r>
+            <w:r>
+              <w:rPr>
+                <w:rFonts w:ascii="標楷體" w:hAnsi="標楷體"/>
+              </w:rPr>
+              <w:t>主管用印</w:t>
             </w:r>
           </w:p>
         </w:tc>
@@ -20228,14 +20726,7 @@
                 <w:rFonts w:ascii="標楷體" w:hAnsi="標楷體"/>
                 <w:sz w:val="22"/>
               </w:rPr>
-              <w:t xml:space="preserve"> </w:t>
-            </w:r>
-            <w:r>
-              <w:rPr>
-                <w:rFonts w:ascii="標楷體" w:hAnsi="標楷體"/>
-                <w:sz w:val="22"/>
-              </w:rPr>
-              <w:t>A</w:t>
+              <w:t xml:space="preserve"> A</w:t>
             </w:r>
             <w:r>
               <w:rPr>
@@ -22987,7 +23478,7 @@
         <w:noProof/>
         <w:sz w:val="20"/>
       </w:rPr>
-      <w:t>26</w:t>
+      <w:t>27</w:t>
     </w:r>
     <w:r>
       <w:rPr>
@@ -23027,26 +23518,9 @@
 <file path=word/numbering.xml><?xml version="1.0" encoding="utf-8"?>
 <w:numbering xmlns:wpc="http://schemas.microsoft.com/office/word/2010/wordprocessingCanvas" xmlns:cx="http://schemas.microsoft.com/office/drawing/2014/chartex" xmlns:cx1="http://schemas.microsoft.com/office/drawing/2015/9/8/chartex" xmlns:cx2="http://schemas.microsoft.com/office/drawing/2015/10/21/chartex" xmlns:cx3="http://schemas.microsoft.com/office/drawing/2016/5/9/chartex" xmlns:cx4="http://schemas.microsoft.com/office/drawing/2016/5/10/chartex" xmlns:cx5="http://schemas.microsoft.com/office/drawing/2016/5/11/chartex" xmlns:cx6="http://schemas.microsoft.com/office/drawing/2016/5/12/chartex" xmlns:cx7="http://schemas.microsoft.com/office/drawing/2016/5/13/chartex" xmlns:cx8="http://schemas.microsoft.com/office/drawing/2016/5/14/chartex" xmlns:mc="http://schemas.openxmlformats.org/markup-compatibility/2006" xmlns:aink="http://schemas.microsoft.com/office/drawing/2016/ink" xmlns:am3d="http://schemas.microsoft.com/office/drawing/2017/model3d" xmlns:o="urn:schemas-microsoft-com:office:office" xmlns:r="http://schemas.openxmlformats.org/officeDocument/2006/relationships" xmlns:m="http://schemas.openxmlformats.org/officeDocument/2006/math" xmlns:v="urn:schemas-microsoft-com:vml" xmlns:wp14="http://schemas.microsoft.com/office/word/2010/wordprocessingDrawing" xmlns:wp="http://schemas.openxmlformats.org/drawingml/2006/wordprocessingDrawing" xmlns:w10="urn:schemas-microsoft-com:office:word" xmlns:w="http://schemas.openxmlformats.org/wordprocessingml/2006/main" xmlns:w14="http://schemas.microsoft.com/office/word/2010/wordml" xmlns:w15="http://schemas.microsoft.com/office/word/2012/wordml" xmlns:w16cid="http://schemas.microsoft.com/office/word/2016/wordml/cid" xmlns:w16se="http://schemas.microsoft.com/office/word/2015/wordml/symex" xmlns:wpg="http://schemas.microsoft.com/office/word/2010/wordprocessingGroup" xmlns:wpi="http://schemas.microsoft.com/office/word/2010/wordprocessingInk" xmlns:wne="http://schemas.microsoft.com/office/word/2006/wordml" xmlns:wps="http://schemas.microsoft.com/office/word/2010/wordprocessingShape" mc:Ignorable="w14 w15 w16se w16cid wp14">
   <w:abstractNum w:abstractNumId="0" w15:restartNumberingAfterBreak="0">
-    <w:nsid w:val="1ABC44C1"/>
-    <w:multiLevelType w:val="singleLevel"/>
-    <w:tmpl w:val="DB806158"/>
-    <w:lvl w:ilvl="0">
-      <w:start w:val="1"/>
-      <w:numFmt w:val="decimal"/>
-      <w:lvlText w:val="%1."/>
-      <w:lvlJc w:val="left"/>
-      <w:pPr>
-        <w:ind w:left="960" w:hanging="480"/>
-      </w:pPr>
-      <w:rPr>
-        <w:rFonts w:ascii="Times New Roman" w:eastAsia="標楷體" w:hAnsi="Times New Roman" w:cs="Times New Roman"/>
-      </w:rPr>
-    </w:lvl>
-  </w:abstractNum>
-  <w:abstractNum w:abstractNumId="1" w15:restartNumberingAfterBreak="0">
-    <w:nsid w:val="540B6F29"/>
+    <w:nsid w:val="10345DE2"/>
     <w:multiLevelType w:val="multilevel"/>
-    <w:tmpl w:val="8E2E023A"/>
+    <w:tmpl w:val="C5C6B81A"/>
     <w:lvl w:ilvl="0">
       <w:start w:val="1"/>
       <w:numFmt w:val="bullet"/>
@@ -23101,6 +23575,23 @@
       <w:lvlJc w:val="left"/>
     </w:lvl>
   </w:abstractNum>
+  <w:abstractNum w:abstractNumId="1" w15:restartNumberingAfterBreak="0">
+    <w:nsid w:val="1ABC44C1"/>
+    <w:multiLevelType w:val="singleLevel"/>
+    <w:tmpl w:val="DB806158"/>
+    <w:lvl w:ilvl="0">
+      <w:start w:val="1"/>
+      <w:numFmt w:val="decimal"/>
+      <w:lvlText w:val="%1."/>
+      <w:lvlJc w:val="left"/>
+      <w:pPr>
+        <w:ind w:left="960" w:hanging="480"/>
+      </w:pPr>
+      <w:rPr>
+        <w:rFonts w:ascii="Times New Roman" w:eastAsia="標楷體" w:hAnsi="Times New Roman" w:cs="Times New Roman"/>
+      </w:rPr>
+    </w:lvl>
+  </w:abstractNum>
   <w:abstractNum w:abstractNumId="2" w15:restartNumberingAfterBreak="0">
     <w:nsid w:val="7CDE1FC3"/>
     <w:multiLevelType w:val="hybridMultilevel"/>
@@ -23166,19 +23657,19 @@
     </w:lvl>
   </w:abstractNum>
   <w:num w:numId="1">
-    <w:abstractNumId w:val="0"/>
+    <w:abstractNumId w:val="1"/>
     <w:lvlOverride w:ilvl="0">
       <w:startOverride w:val="1"/>
     </w:lvlOverride>
   </w:num>
   <w:num w:numId="2">
-    <w:abstractNumId w:val="0"/>
+    <w:abstractNumId w:val="1"/>
     <w:lvlOverride w:ilvl="0">
       <w:startOverride w:val="1"/>
     </w:lvlOverride>
   </w:num>
   <w:num w:numId="3">
-    <w:abstractNumId w:val="0"/>
+    <w:abstractNumId w:val="1"/>
     <w:lvlOverride w:ilvl="0">
       <w:startOverride w:val="1"/>
     </w:lvlOverride>
@@ -23190,199 +23681,199 @@
     </w:lvlOverride>
   </w:num>
   <w:num w:numId="5">
-    <w:abstractNumId w:val="0"/>
+    <w:abstractNumId w:val="1"/>
     <w:lvlOverride w:ilvl="0">
       <w:startOverride w:val="1"/>
     </w:lvlOverride>
   </w:num>
   <w:num w:numId="6">
-    <w:abstractNumId w:val="0"/>
+    <w:abstractNumId w:val="1"/>
     <w:lvlOverride w:ilvl="0">
       <w:startOverride w:val="1"/>
     </w:lvlOverride>
   </w:num>
   <w:num w:numId="7">
-    <w:abstractNumId w:val="0"/>
+    <w:abstractNumId w:val="1"/>
     <w:lvlOverride w:ilvl="0">
       <w:startOverride w:val="1"/>
     </w:lvlOverride>
   </w:num>
   <w:num w:numId="8">
-    <w:abstractNumId w:val="0"/>
+    <w:abstractNumId w:val="1"/>
     <w:lvlOverride w:ilvl="0">
       <w:startOverride w:val="1"/>
     </w:lvlOverride>
   </w:num>
   <w:num w:numId="9">
-    <w:abstractNumId w:val="0"/>
+    <w:abstractNumId w:val="1"/>
     <w:lvlOverride w:ilvl="0">
       <w:startOverride w:val="1"/>
     </w:lvlOverride>
   </w:num>
   <w:num w:numId="10">
-    <w:abstractNumId w:val="0"/>
+    <w:abstractNumId w:val="1"/>
     <w:lvlOverride w:ilvl="0">
       <w:startOverride w:val="1"/>
     </w:lvlOverride>
   </w:num>
   <w:num w:numId="11">
-    <w:abstractNumId w:val="0"/>
+    <w:abstractNumId w:val="1"/>
     <w:lvlOverride w:ilvl="0">
       <w:startOverride w:val="1"/>
     </w:lvlOverride>
   </w:num>
   <w:num w:numId="12">
-    <w:abstractNumId w:val="0"/>
+    <w:abstractNumId w:val="1"/>
     <w:lvlOverride w:ilvl="0">
       <w:startOverride w:val="1"/>
     </w:lvlOverride>
   </w:num>
   <w:num w:numId="13">
-    <w:abstractNumId w:val="0"/>
+    <w:abstractNumId w:val="1"/>
     <w:lvlOverride w:ilvl="0">
       <w:startOverride w:val="1"/>
     </w:lvlOverride>
   </w:num>
   <w:num w:numId="14">
-    <w:abstractNumId w:val="0"/>
+    <w:abstractNumId w:val="1"/>
     <w:lvlOverride w:ilvl="0">
       <w:startOverride w:val="1"/>
     </w:lvlOverride>
   </w:num>
   <w:num w:numId="15">
-    <w:abstractNumId w:val="0"/>
+    <w:abstractNumId w:val="1"/>
     <w:lvlOverride w:ilvl="0">
       <w:startOverride w:val="1"/>
     </w:lvlOverride>
   </w:num>
   <w:num w:numId="16">
-    <w:abstractNumId w:val="0"/>
+    <w:abstractNumId w:val="1"/>
     <w:lvlOverride w:ilvl="0">
       <w:startOverride w:val="1"/>
     </w:lvlOverride>
   </w:num>
   <w:num w:numId="17">
-    <w:abstractNumId w:val="0"/>
+    <w:abstractNumId w:val="1"/>
     <w:lvlOverride w:ilvl="0">
       <w:startOverride w:val="1"/>
     </w:lvlOverride>
   </w:num>
   <w:num w:numId="18">
-    <w:abstractNumId w:val="0"/>
+    <w:abstractNumId w:val="1"/>
     <w:lvlOverride w:ilvl="0">
       <w:startOverride w:val="1"/>
     </w:lvlOverride>
   </w:num>
   <w:num w:numId="19">
-    <w:abstractNumId w:val="0"/>
+    <w:abstractNumId w:val="1"/>
     <w:lvlOverride w:ilvl="0">
       <w:startOverride w:val="1"/>
     </w:lvlOverride>
   </w:num>
   <w:num w:numId="20">
-    <w:abstractNumId w:val="0"/>
+    <w:abstractNumId w:val="1"/>
     <w:lvlOverride w:ilvl="0">
       <w:startOverride w:val="1"/>
     </w:lvlOverride>
   </w:num>
   <w:num w:numId="21">
-    <w:abstractNumId w:val="0"/>
+    <w:abstractNumId w:val="1"/>
     <w:lvlOverride w:ilvl="0">
       <w:startOverride w:val="1"/>
     </w:lvlOverride>
   </w:num>
   <w:num w:numId="22">
-    <w:abstractNumId w:val="0"/>
+    <w:abstractNumId w:val="1"/>
     <w:lvlOverride w:ilvl="0">
       <w:startOverride w:val="1"/>
     </w:lvlOverride>
   </w:num>
   <w:num w:numId="23">
-    <w:abstractNumId w:val="0"/>
+    <w:abstractNumId w:val="1"/>
     <w:lvlOverride w:ilvl="0">
       <w:startOverride w:val="1"/>
     </w:lvlOverride>
   </w:num>
   <w:num w:numId="24">
-    <w:abstractNumId w:val="0"/>
+    <w:abstractNumId w:val="1"/>
     <w:lvlOverride w:ilvl="0">
       <w:startOverride w:val="1"/>
     </w:lvlOverride>
   </w:num>
   <w:num w:numId="25">
-    <w:abstractNumId w:val="0"/>
+    <w:abstractNumId w:val="1"/>
     <w:lvlOverride w:ilvl="0">
       <w:startOverride w:val="1"/>
     </w:lvlOverride>
   </w:num>
   <w:num w:numId="26">
-    <w:abstractNumId w:val="0"/>
+    <w:abstractNumId w:val="1"/>
     <w:lvlOverride w:ilvl="0">
       <w:startOverride w:val="1"/>
     </w:lvlOverride>
   </w:num>
   <w:num w:numId="27">
-    <w:abstractNumId w:val="0"/>
+    <w:abstractNumId w:val="1"/>
     <w:lvlOverride w:ilvl="0">
       <w:startOverride w:val="1"/>
     </w:lvlOverride>
   </w:num>
   <w:num w:numId="28">
-    <w:abstractNumId w:val="0"/>
+    <w:abstractNumId w:val="1"/>
     <w:lvlOverride w:ilvl="0">
       <w:startOverride w:val="1"/>
     </w:lvlOverride>
   </w:num>
   <w:num w:numId="29">
-    <w:abstractNumId w:val="0"/>
+    <w:abstractNumId w:val="1"/>
     <w:lvlOverride w:ilvl="0">
       <w:startOverride w:val="1"/>
     </w:lvlOverride>
   </w:num>
   <w:num w:numId="30">
-    <w:abstractNumId w:val="0"/>
+    <w:abstractNumId w:val="1"/>
     <w:lvlOverride w:ilvl="0">
       <w:startOverride w:val="1"/>
     </w:lvlOverride>
   </w:num>
   <w:num w:numId="31">
-    <w:abstractNumId w:val="0"/>
+    <w:abstractNumId w:val="1"/>
     <w:lvlOverride w:ilvl="0">
       <w:startOverride w:val="1"/>
     </w:lvlOverride>
   </w:num>
   <w:num w:numId="32">
-    <w:abstractNumId w:val="0"/>
+    <w:abstractNumId w:val="1"/>
     <w:lvlOverride w:ilvl="0">
       <w:startOverride w:val="1"/>
     </w:lvlOverride>
   </w:num>
   <w:num w:numId="33">
-    <w:abstractNumId w:val="0"/>
+    <w:abstractNumId w:val="1"/>
     <w:lvlOverride w:ilvl="0">
       <w:startOverride w:val="1"/>
     </w:lvlOverride>
   </w:num>
   <w:num w:numId="34">
-    <w:abstractNumId w:val="0"/>
+    <w:abstractNumId w:val="1"/>
     <w:lvlOverride w:ilvl="0">
       <w:startOverride w:val="1"/>
     </w:lvlOverride>
   </w:num>
   <w:num w:numId="35">
-    <w:abstractNumId w:val="0"/>
+    <w:abstractNumId w:val="1"/>
     <w:lvlOverride w:ilvl="0">
       <w:startOverride w:val="1"/>
     </w:lvlOverride>
   </w:num>
   <w:num w:numId="36">
-    <w:abstractNumId w:val="0"/>
+    <w:abstractNumId w:val="1"/>
     <w:lvlOverride w:ilvl="0">
       <w:startOverride w:val="1"/>
     </w:lvlOverride>
   </w:num>
   <w:num w:numId="37">
-    <w:abstractNumId w:val="1"/>
+    <w:abstractNumId w:val="0"/>
   </w:num>
   <w:numIdMacAtCleanup w:val="36"/>
 </w:numbering>
@@ -35150,7 +35641,7 @@
 </file>
 
 <file path=customXml/itemProps1.xml><?xml version="1.0" encoding="utf-8"?>
-<ds:datastoreItem xmlns:ds="http://schemas.openxmlformats.org/officeDocument/2006/customXml" ds:itemID="{CEBF4365-D7D4-4C17-8765-3A7FB0BFCB38}">
+<ds:datastoreItem xmlns:ds="http://schemas.openxmlformats.org/officeDocument/2006/customXml" ds:itemID="{1E94D650-8701-434F-B439-4565A67CCF2E}">
   <ds:schemaRefs>
     <ds:schemaRef ds:uri="http://schemas.openxmlformats.org/officeDocument/2006/bibliography"/>
   </ds:schemaRefs>

--- a/docs/manuals/測試報告/ET-教育訓練文件管理模組.docx
+++ b/docs/manuals/測試報告/ET-教育訓練文件管理模組.docx
@@ -498,7 +498,7 @@
       <w:r>
         <w:fldChar w:fldCharType="separate"/>
       </w:r>
-      <w:hyperlink w:anchor="_Toc243473361" w:history="1">
+      <w:hyperlink w:anchor="_Toc243488775" w:history="1">
         <w:r>
           <w:rPr>
             <w:rStyle w:val="affb"/>
@@ -526,7 +526,7 @@
             <w:noProof/>
             <w:webHidden/>
           </w:rPr>
-          <w:instrText xml:space="preserve"> PAGEREF _Toc243473361 \h </w:instrText>
+          <w:instrText xml:space="preserve"> PAGEREF _Toc243488775 \h </w:instrText>
         </w:r>
         <w:r>
           <w:rPr>
@@ -571,7 +571,7 @@
           <w:szCs w:val="22"/>
         </w:rPr>
       </w:pPr>
-      <w:hyperlink w:anchor="_Toc243473362" w:history="1">
+      <w:hyperlink w:anchor="_Toc243488776" w:history="1">
         <w:r>
           <w:rPr>
             <w:rStyle w:val="affb"/>
@@ -606,7 +606,7 @@
             <w:noProof/>
             <w:webHidden/>
           </w:rPr>
-          <w:instrText xml:space="preserve"> PAGEREF _Toc243473362 \h </w:instrText>
+          <w:instrText xml:space="preserve"> PAGEREF _Toc243488776 \h </w:instrText>
         </w:r>
         <w:r>
           <w:rPr>
@@ -651,7 +651,7 @@
           <w:szCs w:val="22"/>
         </w:rPr>
       </w:pPr>
-      <w:hyperlink w:anchor="_Toc243473363" w:history="1">
+      <w:hyperlink w:anchor="_Toc243488777" w:history="1">
         <w:r>
           <w:rPr>
             <w:rStyle w:val="affb"/>
@@ -686,7 +686,7 @@
             <w:noProof/>
             <w:webHidden/>
           </w:rPr>
-          <w:instrText xml:space="preserve"> PAGEREF _Toc243473363 \h </w:instrText>
+          <w:instrText xml:space="preserve"> PAGEREF _Toc243488777 \h </w:instrText>
         </w:r>
         <w:r>
           <w:rPr>
@@ -731,7 +731,7 @@
           <w:szCs w:val="22"/>
         </w:rPr>
       </w:pPr>
-      <w:hyperlink w:anchor="_Toc243473364" w:history="1">
+      <w:hyperlink w:anchor="_Toc243488778" w:history="1">
         <w:r>
           <w:rPr>
             <w:rStyle w:val="affb"/>
@@ -766,7 +766,7 @@
             <w:noProof/>
             <w:webHidden/>
           </w:rPr>
-          <w:instrText xml:space="preserve"> PAGEREF _Toc243473364 \h </w:instrText>
+          <w:instrText xml:space="preserve"> PAGEREF _Toc243488778 \h </w:instrText>
         </w:r>
         <w:r>
           <w:rPr>
@@ -811,7 +811,7 @@
           <w:szCs w:val="22"/>
         </w:rPr>
       </w:pPr>
-      <w:hyperlink w:anchor="_Toc243473365" w:history="1">
+      <w:hyperlink w:anchor="_Toc243488779" w:history="1">
         <w:r>
           <w:rPr>
             <w:rStyle w:val="affb"/>
@@ -846,7 +846,7 @@
             <w:noProof/>
             <w:webHidden/>
           </w:rPr>
-          <w:instrText xml:space="preserve"> PAGEREF _Toc243473365 \h </w:instrText>
+          <w:instrText xml:space="preserve"> PAGEREF _Toc243488779 \h </w:instrText>
         </w:r>
         <w:r>
           <w:rPr>
@@ -891,7 +891,7 @@
           <w:szCs w:val="22"/>
         </w:rPr>
       </w:pPr>
-      <w:hyperlink w:anchor="_Toc243473366" w:history="1">
+      <w:hyperlink w:anchor="_Toc243488780" w:history="1">
         <w:r>
           <w:rPr>
             <w:rStyle w:val="affb"/>
@@ -926,7 +926,7 @@
             <w:noProof/>
             <w:webHidden/>
           </w:rPr>
-          <w:instrText xml:space="preserve"> PAGEREF _Toc243473366 \h </w:instrText>
+          <w:instrText xml:space="preserve"> PAGEREF _Toc243488780 \h </w:instrText>
         </w:r>
         <w:r>
           <w:rPr>
@@ -971,7 +971,7 @@
           <w:szCs w:val="22"/>
         </w:rPr>
       </w:pPr>
-      <w:hyperlink w:anchor="_Toc243473367" w:history="1">
+      <w:hyperlink w:anchor="_Toc243488781" w:history="1">
         <w:r>
           <w:rPr>
             <w:rStyle w:val="affb"/>
@@ -1006,7 +1006,7 @@
             <w:noProof/>
             <w:webHidden/>
           </w:rPr>
-          <w:instrText xml:space="preserve"> PAGEREF _Toc243473367 \h </w:instrText>
+          <w:instrText xml:space="preserve"> PAGEREF _Toc243488781 \h </w:instrText>
         </w:r>
         <w:r>
           <w:rPr>
@@ -1051,7 +1051,7 @@
           <w:szCs w:val="22"/>
         </w:rPr>
       </w:pPr>
-      <w:hyperlink w:anchor="_Toc243473368" w:history="1">
+      <w:hyperlink w:anchor="_Toc243488782" w:history="1">
         <w:r>
           <w:rPr>
             <w:rStyle w:val="affb"/>
@@ -1086,7 +1086,7 @@
             <w:noProof/>
             <w:webHidden/>
           </w:rPr>
-          <w:instrText xml:space="preserve"> PAGEREF _Toc243473368 \h </w:instrText>
+          <w:instrText xml:space="preserve"> PAGEREF _Toc243488782 \h </w:instrText>
         </w:r>
         <w:r>
           <w:rPr>
@@ -1136,7 +1136,7 @@
       <w:pPr>
         <w:pStyle w:val="1"/>
       </w:pPr>
-      <w:bookmarkStart w:id="1" w:name="_Toc243473361"/>
+      <w:bookmarkStart w:id="1" w:name="_Toc243488775"/>
       <w:r>
         <w:lastRenderedPageBreak/>
         <w:t>測試注意事項</w:t>
@@ -1158,7 +1158,7 @@
       <w:pPr>
         <w:pStyle w:val="1"/>
       </w:pPr>
-      <w:bookmarkStart w:id="2" w:name="_Toc243473362"/>
+      <w:bookmarkStart w:id="2" w:name="_Toc243488776"/>
       <w:r>
         <w:lastRenderedPageBreak/>
         <w:t xml:space="preserve">ET01 </w:t>
@@ -1652,7 +1652,7 @@
                 <w:rFonts w:ascii="標楷體" w:hAnsi="標楷體"/>
                 <w:sz w:val="22"/>
               </w:rPr>
-              <w:t>切到「全部課程」，應列出教師乙的已發布課程，教師乙的草稿與已關閉課程不出現；點教師乙的課程（卡片標「檢視」）應以學員視角開啟並標示「預覽模式」，不記錄學習進度；點同一清單中教師甲本人的已發布課程，同樣進入預覽頁而非編輯頁。</w:t>
+              <w:t>切到「全部課程」，應列出教師乙的已發布課程，教師乙的草稿與已關閉課程不出現；點教師乙的課程（卡片標「檢視」）應以學員視角開啟，頁首顯示「預覽模式」並說明預覽不會累積學習進度；點同一清單中教師甲本人的已發布課程，同樣進入預覽頁（頁首說明「您是本課程的建立者」）而非編輯頁。</w:t>
             </w:r>
           </w:p>
         </w:tc>
@@ -1714,7 +1714,7 @@
                 <w:rFonts w:ascii="標楷體" w:hAnsi="標楷體"/>
                 <w:sz w:val="22"/>
               </w:rPr>
-              <w:t>於「關鍵字」輸入課程名稱中間的一段文字，清單應隨即只列出名稱含該段文字的課程；清除關鍵字後於「全部課程」以「建立者」選教師乙，清單應只剩教師乙的課程，切回「我建立的」後建立者欄位不再顯示。</w:t>
+              <w:t>於「全部課程」以「關鍵字」「建立者」「單位」「職位」任一條件或組合查詢，清單應只列出符合條件的課程。</w:t>
             </w:r>
           </w:p>
         </w:tc>
@@ -1776,35 +1776,21 @@
                 <w:rFonts w:ascii="標楷體" w:hAnsi="標楷體"/>
                 <w:sz w:val="22"/>
               </w:rPr>
-              <w:t>於「全部課程」單位選「松山分院」、職位選「護理師」，應列出受訓對象為「松山分院</w:t>
-            </w:r>
-            <w:r>
-              <w:rPr>
-                <w:rFonts w:ascii="標楷體" w:hAnsi="標楷體"/>
-                <w:sz w:val="22"/>
-              </w:rPr>
-              <w:t xml:space="preserve"> + </w:t>
-            </w:r>
-            <w:r>
-              <w:rPr>
-                <w:rFonts w:ascii="標楷體" w:hAnsi="標楷體"/>
-                <w:sz w:val="22"/>
-              </w:rPr>
-              <w:t>護理師」的課程，不列出「松山分院</w:t>
-            </w:r>
-            <w:r>
-              <w:rPr>
-                <w:rFonts w:ascii="標楷體" w:hAnsi="標楷體"/>
-                <w:sz w:val="22"/>
-              </w:rPr>
-              <w:t xml:space="preserve"> + </w:t>
-            </w:r>
-            <w:r>
-              <w:rPr>
-                <w:rFonts w:ascii="標楷體" w:hAnsi="標楷體"/>
-                <w:sz w:val="22"/>
-              </w:rPr>
-              <w:t>全體」的課程（篩選依字面比對，「全體」不視為包含護理師）。</w:t>
+              <w:t>於</w:t>
+            </w:r>
+            <w:r>
+              <w:rPr>
+                <w:rFonts w:ascii="標楷體" w:hAnsi="標楷體"/>
+                <w:sz w:val="22"/>
+              </w:rPr>
+              <w:t xml:space="preserve"> ET02 </w:t>
+            </w:r>
+            <w:r>
+              <w:rPr>
+                <w:rFonts w:ascii="標楷體" w:hAnsi="標楷體"/>
+                <w:sz w:val="22"/>
+              </w:rPr>
+              <w:t>學員學習表現選擇教師甲的該課程，對其中一位學員按「移除」並確定後回到課程列表，該課程卡片的學員人數應減少一位。</w:t>
             </w:r>
           </w:p>
         </w:tc>
@@ -1866,83 +1852,7 @@
                 <w:rFonts w:ascii="標楷體" w:hAnsi="標楷體"/>
                 <w:sz w:val="22"/>
               </w:rPr>
-              <w:t>於</w:t>
-            </w:r>
-            <w:r>
-              <w:rPr>
-                <w:rFonts w:ascii="標楷體" w:hAnsi="標楷體"/>
-                <w:sz w:val="22"/>
-              </w:rPr>
-              <w:t xml:space="preserve"> ET02 </w:t>
-            </w:r>
-            <w:r>
-              <w:rPr>
-                <w:rFonts w:ascii="標楷體" w:hAnsi="標楷體"/>
-                <w:sz w:val="22"/>
-              </w:rPr>
-              <w:t>將某位學員移出教師甲的課程後回到課程列表，該課程卡片的學員人數應減少一位。</w:t>
-            </w:r>
-          </w:p>
-        </w:tc>
-        <w:tc>
-          <w:tcPr>
-            <w:tcW w:w="1247" w:type="dxa"/>
-          </w:tcPr>
-          <w:p>
-            <w:pPr>
-              <w:spacing w:before="60" w:after="60"/>
-              <w:jc w:val="center"/>
-            </w:pPr>
-          </w:p>
-        </w:tc>
-        <w:tc>
-          <w:tcPr>
-            <w:tcW w:w="1247" w:type="dxa"/>
-          </w:tcPr>
-          <w:p>
-            <w:pPr>
-              <w:spacing w:before="60" w:after="60"/>
-              <w:jc w:val="center"/>
-            </w:pPr>
-          </w:p>
-        </w:tc>
-      </w:tr>
-      <w:tr>
-        <w:trPr>
-          <w:jc w:val="center"/>
-        </w:trPr>
-        <w:tc>
-          <w:tcPr>
-            <w:tcW w:w="907" w:type="dxa"/>
-          </w:tcPr>
-          <w:p>
-            <w:pPr>
-              <w:spacing w:before="60" w:after="60"/>
-              <w:jc w:val="center"/>
-            </w:pPr>
-            <w:r>
-              <w:rPr>
-                <w:rFonts w:ascii="標楷體" w:hAnsi="標楷體"/>
-                <w:sz w:val="22"/>
-              </w:rPr>
-              <w:t>6</w:t>
-            </w:r>
-          </w:p>
-        </w:tc>
-        <w:tc>
-          <w:tcPr>
-            <w:tcW w:w="6236" w:type="dxa"/>
-          </w:tcPr>
-          <w:p>
-            <w:pPr>
-              <w:spacing w:before="60" w:after="60"/>
-            </w:pPr>
-            <w:r>
-              <w:rPr>
-                <w:rFonts w:ascii="標楷體" w:hAnsi="標楷體"/>
-                <w:sz w:val="22"/>
-              </w:rPr>
-              <w:t>以管理者丙登入進入課程列表，應只有「全部課程」清單、沒有「我建立的」與「新增課程」，點任一卡片皆以預覽開啟。</w:t>
+              <w:t>以管理者丙登入進入課程列表，應只有「全部課程」清單，點任一卡片皆以預覽開啟。</w:t>
             </w:r>
           </w:p>
         </w:tc>
@@ -1974,7 +1884,7 @@
       <w:pPr>
         <w:pStyle w:val="1"/>
       </w:pPr>
-      <w:bookmarkStart w:id="3" w:name="_Toc243473363"/>
+      <w:bookmarkStart w:id="3" w:name="_Toc243488777"/>
       <w:r>
         <w:lastRenderedPageBreak/>
         <w:t xml:space="preserve">ET02 </w:t>
@@ -2537,14 +2447,7 @@
                 <w:rFonts w:ascii="標楷體" w:hAnsi="標楷體"/>
                 <w:sz w:val="22"/>
               </w:rPr>
-              <w:t xml:space="preserve"> </w:t>
-            </w:r>
-            <w:r>
-              <w:rPr>
-                <w:rFonts w:ascii="標楷體" w:hAnsi="標楷體"/>
-                <w:sz w:val="22"/>
-              </w:rPr>
-              <w:t>CSV</w:t>
+              <w:t xml:space="preserve"> CSV</w:t>
             </w:r>
             <w:r>
               <w:rPr>
@@ -2731,7 +2634,7 @@
                 <w:rFonts w:ascii="標楷體" w:hAnsi="標楷體"/>
                 <w:sz w:val="22"/>
               </w:rPr>
-              <w:t>」；其「測驗一」的「重置重考次數」應呈灰色，滑鼠移上應顯示尚有幾次可作答。</w:t>
+              <w:t>」；於「作答明細」按學員甲展開，其「測驗一」的「重置重考次數」應呈灰色，滑鼠移上應顯示尚有幾次可作答。</w:t>
             </w:r>
           </w:p>
         </w:tc>
@@ -2793,7 +2696,7 @@
                 <w:rFonts w:ascii="標楷體" w:hAnsi="標楷體"/>
                 <w:sz w:val="22"/>
               </w:rPr>
-              <w:t>「作答明細」區塊應只列出學員甲（尚未交卷的學員乙、丙不在其中）；展開學員甲，課程甲的每份測驗皆列出，未作答的「測驗二」顯示「尚未作答」；開啟該次作答的逐題明細，選錯的選項應以紅色標示、漏選的正確答案應註明「（正確答案，未選）」，各題顯示得分與配分。</w:t>
+              <w:t>「作答明細」區塊應只列出學員甲（尚未交卷的學員乙、丙不在其中），學員甲的每份測驗皆列出，未作答的「測驗二」顯示「尚未作答」；點該次作答的「查看逐題明細」，選錯的選項應以紅色標示、漏選的正確答案應註明「（正確答案，未選）」，各題顯示得分與配分。</w:t>
             </w:r>
           </w:p>
         </w:tc>
@@ -2869,7 +2772,14 @@
                 <w:rFonts w:ascii="標楷體" w:hAnsi="標楷體"/>
                 <w:sz w:val="22"/>
               </w:rPr>
-              <w:t>修改該題的題幹或正確答案，於「是否要求學員重新測驗？」視窗選「僅儲存，不要求重測」並按「更新」，再開啟同一次作答的明細，內容與分數應維持作答當時的樣子。</w:t>
+              <w:t>開啟「測驗一」修改該題的題幹或正確答案並按「儲存題目」，於「是否要求學員重新測驗？」視窗選「僅儲存，不要求重測」，關閉測驗視窗後按「更新」並於確認視窗按「確認更新」；回本頁再開啟同一次作答的明細，內容與分數應維持</w:t>
+            </w:r>
+            <w:r>
+              <w:rPr>
+                <w:rFonts w:ascii="標楷體" w:hAnsi="標楷體"/>
+                <w:sz w:val="22"/>
+              </w:rPr>
+              <w:t>作答當時的樣子。</w:t>
             </w:r>
           </w:p>
         </w:tc>
@@ -2931,14 +2841,15 @@
                 <w:rFonts w:ascii="標楷體" w:hAnsi="標楷體"/>
                 <w:sz w:val="22"/>
               </w:rPr>
-              <w:t>學員甲再作答「測驗一」一次、未及格且分數與</w:t>
-            </w:r>
-            <w:r>
-              <w:rPr>
-                <w:rFonts w:ascii="標楷體" w:hAnsi="標楷體"/>
-                <w:sz w:val="22"/>
-              </w:rPr>
-              <w:t>第一次不同後，平均成績應等於「測驗一」兩次中的較高分，未作答的「測驗二」不列入計算；展開學員甲的「測驗一」，兩次作答應各列一行，點第</w:t>
+              <w:t>學員甲再作答「測驗一」一次、未及格且分數與第一次不同後，平均成績應等於「測驗一」兩次中的較高分，未作答的「測驗二」不列入計算；展開學員甲的「測驗一」，兩次作答</w:t>
+            </w:r>
+            <w:r>
+              <w:rPr>
+                <w:rFonts w:ascii="標楷體" w:hAnsi="標楷體"/>
+                <w:sz w:val="22"/>
+              </w:rPr>
+              <w:lastRenderedPageBreak/>
+              <w:t>應各列一行，點第</w:t>
             </w:r>
             <w:r>
               <w:rPr>
@@ -2997,7 +2908,6 @@
                 <w:rFonts w:ascii="標楷體" w:hAnsi="標楷體"/>
                 <w:sz w:val="22"/>
               </w:rPr>
-              <w:lastRenderedPageBreak/>
               <w:t>9</w:t>
             </w:r>
           </w:p>
@@ -3029,7 +2939,7 @@
                 <w:rFonts w:ascii="標楷體" w:hAnsi="標楷體"/>
                 <w:sz w:val="22"/>
               </w:rPr>
-              <w:t>，原有兩次作答紀錄仍列出且可點開；以學員甲登入應可再作答「測驗一」共</w:t>
+              <w:t>，原有兩次作答紀錄仍列出且可點開；以學員甲登入進入「測驗一」，「剩餘可作答」應顯示</w:t>
             </w:r>
             <w:r>
               <w:rPr>
@@ -3043,7 +2953,7 @@
                 <w:rFonts w:ascii="標楷體" w:hAnsi="標楷體"/>
                 <w:sz w:val="22"/>
               </w:rPr>
-              <w:t>次，其他測驗的已用次數不受影響。</w:t>
+              <w:t>次（此時先不要作答）。</w:t>
             </w:r>
           </w:p>
         </w:tc>
@@ -3257,14 +3167,7 @@
                 <w:rFonts w:ascii="標楷體" w:hAnsi="標楷體"/>
                 <w:sz w:val="22"/>
               </w:rPr>
-              <w:t>「問卷結果」區塊之已填與未填人數合計應等於「已加入學員」的人數；於「統計」檢視，單</w:t>
-            </w:r>
-            <w:r>
-              <w:rPr>
-                <w:rFonts w:ascii="標楷體" w:hAnsi="標楷體"/>
-                <w:sz w:val="22"/>
-              </w:rPr>
-              <w:t>選題應列出各選項的人數與百分比，問答題只顯示已答人數；切換至「明細」，應逐位學員具名列出各題答案；於「統計」檢視按問卷的「匯出</w:t>
+              <w:t>「問卷結果」區塊之已填與未填人數合計應等於「已加入學員」的人數；於「統計」檢視，單選題應列出各選項的人數與百分比，問答題只顯示已答人數；切換至「明細」，應逐位學員具名列出各題答案；於「統計」檢視按問卷的「匯出</w:t>
             </w:r>
             <w:r>
               <w:rPr>
@@ -3402,7 +3305,14 @@
                 <w:rFonts w:ascii="標楷體" w:hAnsi="標楷體"/>
                 <w:sz w:val="22"/>
               </w:rPr>
-              <w:t>對學員甲按「通過」並確定，應顯示「已完成核可」，狀態轉為「已通過」並顯示核可人與時間；學員甲應收到核可通過通知信。</w:t>
+              <w:t>對學員甲按「通過」並確定，應顯示「已完成核可」，狀態轉為「已通過」並顯示核可人與</w:t>
+            </w:r>
+            <w:r>
+              <w:rPr>
+                <w:rFonts w:ascii="標楷體" w:hAnsi="標楷體"/>
+                <w:sz w:val="22"/>
+              </w:rPr>
+              <w:t>時間；學員甲應收到核可通過通知信。</w:t>
             </w:r>
           </w:p>
         </w:tc>
@@ -3588,14 +3498,7 @@
                 <w:rFonts w:ascii="標楷體" w:hAnsi="標楷體"/>
                 <w:sz w:val="22"/>
               </w:rPr>
-              <w:t>將學員甲、學員乙的核可撤銷回到「待核可」後，勾選兩</w:t>
-            </w:r>
-            <w:r>
-              <w:rPr>
-                <w:rFonts w:ascii="標楷體" w:hAnsi="標楷體"/>
-                <w:sz w:val="22"/>
-              </w:rPr>
-              <w:t>人按「批次核可通過」，確認視窗應顯示所選人數為</w:t>
+              <w:t>將學員甲、學員乙的核可撤銷回到「待核可」後，勾選兩人按「批次核可通過」，確認視窗應顯示所選人數為</w:t>
             </w:r>
             <w:r>
               <w:rPr>
@@ -3609,7 +3512,15 @@
                 <w:rFonts w:ascii="標楷體" w:hAnsi="標楷體"/>
                 <w:sz w:val="22"/>
               </w:rPr>
-              <w:t>；確定後兩人皆轉為「已通過」，且各收到一封通知信。</w:t>
+              <w:t>；確定後兩</w:t>
+            </w:r>
+            <w:r>
+              <w:rPr>
+                <w:rFonts w:ascii="標楷體" w:hAnsi="標楷體"/>
+                <w:sz w:val="22"/>
+              </w:rPr>
+              <w:lastRenderedPageBreak/>
+              <w:t>人皆轉為「已通過」，且各收到一封通知信。</w:t>
             </w:r>
           </w:p>
         </w:tc>
@@ -3654,7 +3565,6 @@
                 <w:rFonts w:ascii="標楷體" w:hAnsi="標楷體"/>
                 <w:sz w:val="22"/>
               </w:rPr>
-              <w:lastRenderedPageBreak/>
               <w:t>18</w:t>
             </w:r>
           </w:p>
@@ -3686,7 +3596,7 @@
                 <w:rFonts w:ascii="標楷體" w:hAnsi="標楷體"/>
                 <w:sz w:val="22"/>
               </w:rPr>
-              <w:t>對課程甲新增一份教材並按「更新」後回本頁，學員甲、乙應顯示「進行中」、學習進度之分母增加，學員甲核可狀態為「未達核可資格」；學員甲補完該教材後應自動回到「已通過」，不需重新核可。</w:t>
+              <w:t>對課程甲新增一份教材並按「更新」後回本頁，學員甲、乙應顯示「進行中」、學習進度隨項目總數增加而下降，學員甲核可狀態為「未達核可資格」；學員甲補完該教材後，離開本作業再重新進入並選擇課程甲，學員甲應自動回到「已完成」「已通過」，不需重新核可。</w:t>
             </w:r>
           </w:p>
         </w:tc>
@@ -3762,7 +3672,21 @@
                 <w:rFonts w:ascii="標楷體" w:hAnsi="標楷體"/>
                 <w:sz w:val="22"/>
               </w:rPr>
-              <w:t>關閉課程甲的「本課程需線下核可」並按「更新」後回本頁，核可欄與按鈕應隱藏；重新開啟並按「更新」後再回本頁，既有核可結果應維持原樣。</w:t>
+              <w:t>關閉課程甲的「本課程需線下核可」並按「更新」後回本頁，核可欄與按鈕應隱藏；重新開啟並按「更新」後再回本頁，學員甲應仍為「已通過」並顯示原核可人與時間（學員乙尚未補完第</w:t>
+            </w:r>
+            <w:r>
+              <w:rPr>
+                <w:rFonts w:ascii="標楷體" w:hAnsi="標楷體"/>
+                <w:sz w:val="22"/>
+              </w:rPr>
+              <w:t xml:space="preserve"> 18 </w:t>
+            </w:r>
+            <w:r>
+              <w:rPr>
+                <w:rFonts w:ascii="標楷體" w:hAnsi="標楷體"/>
+                <w:sz w:val="22"/>
+              </w:rPr>
+              <w:t>項新增的教材，顯示「未達核可資格」屬正常）。</w:t>
             </w:r>
           </w:p>
         </w:tc>
@@ -3838,7 +3762,14 @@
                 <w:rFonts w:ascii="標楷體" w:hAnsi="標楷體"/>
                 <w:sz w:val="22"/>
               </w:rPr>
-              <w:t>修改「測驗一」某題的題幹並選「儲存並要求重測」後按「更新」（學員甲、乙亦會收到重測通知信，屬正常），學員丙重測兩次皆未及格後，本頁學員丙的「已及格」標示應消失、「重置重考次數」可按；作答明細於重測後第一次作答之前出現一列「教師要求重測（測驗內容已更新）」與日期，重測前的作答以灰色顯示並標「前一輪」且仍可開啟，平均成績只取重測後兩次中的較高分。</w:t>
+              <w:t>修改「測驗一」某題的題幹並選「儲存並要求重測」後按「更新」（學員甲、乙亦會收到重測通知信，屬正常），學員丙重測兩次皆未及格且兩次分數不同後，本頁學員丙的「已及格」標示應消失、「重置重考次數」可</w:t>
+            </w:r>
+            <w:r>
+              <w:rPr>
+                <w:rFonts w:ascii="標楷體" w:hAnsi="標楷體"/>
+                <w:sz w:val="22"/>
+              </w:rPr>
+              <w:t>按；作答明細於重測後第一次作答之前出現一列「教師要求重測（測驗內容已更新）」與日期，重測前的作答以灰色顯示並標「前一輪」且仍可開啟，平均成績只取重測後兩次中的較高分（不含重測前的及格分數）。</w:t>
             </w:r>
           </w:p>
         </w:tc>
@@ -3942,7 +3873,14 @@
                 <w:rFonts w:ascii="標楷體" w:hAnsi="標楷體"/>
                 <w:sz w:val="22"/>
               </w:rPr>
-              <w:t>邀請重新邀請學員丙後，學員丙重新出現在本頁，加入日期為當天，原學習進度與成績接續保留。</w:t>
+              <w:t>邀請重新邀請學員丙後，學員丙重新出現在本頁，加入時間更新為重</w:t>
+            </w:r>
+            <w:r>
+              <w:rPr>
+                <w:rFonts w:ascii="標楷體" w:hAnsi="標楷體"/>
+                <w:sz w:val="22"/>
+              </w:rPr>
+              <w:t>新邀請的時點，原學習進度與成績接續保留。</w:t>
             </w:r>
           </w:p>
         </w:tc>
@@ -4108,7 +4046,21 @@
                 <w:rFonts w:ascii="標楷體" w:hAnsi="標楷體"/>
                 <w:sz w:val="22"/>
               </w:rPr>
-              <w:t>操作記錄查詢，應查得教師甲於第</w:t>
+              <w:t>操作記錄查詢，以操作者「教師甲」、功能「</w:t>
+            </w:r>
+            <w:r>
+              <w:rPr>
+                <w:rFonts w:ascii="標楷體" w:hAnsi="標楷體"/>
+                <w:sz w:val="22"/>
+              </w:rPr>
+              <w:t>ET-</w:t>
+            </w:r>
+            <w:r>
+              <w:rPr>
+                <w:rFonts w:ascii="標楷體" w:hAnsi="標楷體"/>
+                <w:sz w:val="22"/>
+              </w:rPr>
+              <w:t>個資匯出」篩選，應查得第</w:t>
             </w:r>
             <w:r>
               <w:rPr>
@@ -4122,7 +4074,49 @@
                 <w:rFonts w:ascii="標楷體" w:hAnsi="標楷體"/>
                 <w:sz w:val="22"/>
               </w:rPr>
-              <w:t>項匯出的紀錄與筆數。</w:t>
+              <w:t>項匯出的紀錄；按「明細」，事件描述應為「匯出學員清單</w:t>
+            </w:r>
+            <w:r>
+              <w:rPr>
+                <w:rFonts w:ascii="標楷體" w:hAnsi="標楷體"/>
+                <w:sz w:val="22"/>
+              </w:rPr>
+              <w:t xml:space="preserve"> CSV</w:t>
+            </w:r>
+            <w:r>
+              <w:rPr>
+                <w:rFonts w:ascii="標楷體" w:hAnsi="標楷體"/>
+                <w:sz w:val="22"/>
+              </w:rPr>
+              <w:t>（</w:t>
+            </w:r>
+            <w:r>
+              <w:rPr>
+                <w:rFonts w:ascii="標楷體" w:hAnsi="標楷體"/>
+                <w:sz w:val="22"/>
+              </w:rPr>
+              <w:t xml:space="preserve">N </w:t>
+            </w:r>
+            <w:r>
+              <w:rPr>
+                <w:rFonts w:ascii="標楷體" w:hAnsi="標楷體"/>
+                <w:sz w:val="22"/>
+              </w:rPr>
+              <w:t>筆）」，</w:t>
+            </w:r>
+            <w:r>
+              <w:rPr>
+                <w:rFonts w:ascii="標楷體" w:hAnsi="標楷體"/>
+                <w:sz w:val="22"/>
+              </w:rPr>
+              <w:t xml:space="preserve">N </w:t>
+            </w:r>
+            <w:r>
+              <w:rPr>
+                <w:rFonts w:ascii="標楷體" w:hAnsi="標楷體"/>
+                <w:sz w:val="22"/>
+              </w:rPr>
+              <w:t>等於當時的學員人數。</w:t>
             </w:r>
           </w:p>
         </w:tc>
@@ -4154,7 +4148,7 @@
       <w:pPr>
         <w:pStyle w:val="1"/>
       </w:pPr>
-      <w:bookmarkStart w:id="4" w:name="_Toc243473364"/>
+      <w:bookmarkStart w:id="4" w:name="_Toc243488778"/>
       <w:r>
         <w:lastRenderedPageBreak/>
         <w:t xml:space="preserve">ET03 </w:t>
@@ -4558,7 +4552,7 @@
                 <w:rFonts w:ascii="標楷體" w:hAnsi="標楷體"/>
                 <w:sz w:val="22"/>
               </w:rPr>
-              <w:t>以學員甲登入，於主頁「我的學習概況」按「前往我的課程」應進入本頁；以尚未加入任何課程的學員乙登入，主頁不應顯示「我的學習概況」。</w:t>
+              <w:t>以學員甲登入，於主頁「我的學習概況」按「前往我的課程」應進入本頁。</w:t>
             </w:r>
           </w:p>
         </w:tc>
@@ -4620,7 +4614,7 @@
                 <w:rFonts w:ascii="標楷體" w:hAnsi="標楷體"/>
                 <w:sz w:val="22"/>
               </w:rPr>
-              <w:t>以學員甲進入「我的課程」，「已加入課程」應等於進行中、未開始、尚未開放、已完成四項之和且與實際卡片數一致；主頁「我的學習概況」的四個數字應與本頁逐項相同。</w:t>
+              <w:t>以學員甲進入「我的課程」，「已加入課程」應等於進行中、未開始、尚未開放、已完成四項之和且與實際卡片數一致；主頁「我的學習概況」的四個數字應與本頁逐項相同（主頁的「未開放」即本頁的「尚未開放」）。</w:t>
             </w:r>
           </w:p>
         </w:tc>
@@ -4896,7 +4890,14 @@
                 <w:rFonts w:ascii="標楷體" w:hAnsi="標楷體"/>
                 <w:sz w:val="22"/>
               </w:rPr>
-              <w:t>課程戊的卡片應標「已關閉」，點入後應可回看已學內容，但無法累積進度或開始作答。</w:t>
+              <w:t>課程戊的卡片應標「已關閉</w:t>
+            </w:r>
+            <w:r>
+              <w:rPr>
+                <w:rFonts w:ascii="標楷體" w:hAnsi="標楷體"/>
+                <w:sz w:val="22"/>
+              </w:rPr>
+              <w:t>」，點入後應顯示「此課程目前關閉中，僅可回看已學內容」，可開啟各教材但課程進度不增加；開啟測驗應顯示「此課程已關閉，無法再開新作答」且「開始作答」呈灰色。</w:t>
             </w:r>
           </w:p>
         </w:tc>
@@ -5034,7 +5035,7 @@
                 <w:rFonts w:ascii="標楷體" w:hAnsi="標楷體"/>
                 <w:sz w:val="22"/>
               </w:rPr>
-              <w:t>以學員乙按「加入新課程」輸入課程庚的邀請碼按「查詢」，應顯示課程名稱、教師與章節數，此時關閉視窗，課程庚不應出現在清單上；再次查詢後按「確認加入」，應顯示「已加入課程」並進入課程庚的</w:t>
+              <w:t>以學員乙按「加入新課程」輸入課程庚的邀請碼按「查詢」，應顯示課程名稱、教師與章節數；此時按「上一步」再按「取消」關閉視窗，課程庚不應出現在清單上。再次查詢後按「確認加入」，應顯示「已加入課程」並進入課程庚的</w:t>
             </w:r>
             <w:r>
               <w:rPr>
@@ -5048,7 +5049,35 @@
                 <w:rFonts w:ascii="標楷體" w:hAnsi="標楷體"/>
                 <w:sz w:val="22"/>
               </w:rPr>
-              <w:t>，回到本頁課程庚列於清單並計入「未開始」。</w:t>
+              <w:t>；回到本頁課程庚列於清單，「已加入課程」加</w:t>
+            </w:r>
+            <w:r>
+              <w:rPr>
+                <w:rFonts w:ascii="標楷體" w:hAnsi="標楷體"/>
+                <w:sz w:val="22"/>
+              </w:rPr>
+              <w:t xml:space="preserve"> 1</w:t>
+            </w:r>
+            <w:r>
+              <w:rPr>
+                <w:rFonts w:ascii="標楷體" w:hAnsi="標楷體"/>
+                <w:sz w:val="22"/>
+              </w:rPr>
+              <w:t>（進入</w:t>
+            </w:r>
+            <w:r>
+              <w:rPr>
+                <w:rFonts w:ascii="標楷體" w:hAnsi="標楷體"/>
+                <w:sz w:val="22"/>
+              </w:rPr>
+              <w:t xml:space="preserve"> ET06 </w:t>
+            </w:r>
+            <w:r>
+              <w:rPr>
+                <w:rFonts w:ascii="標楷體" w:hAnsi="標楷體"/>
+                <w:sz w:val="22"/>
+              </w:rPr>
+              <w:t>時已開啟第一份教材，課程庚計入「進行中」）。</w:t>
             </w:r>
           </w:p>
         </w:tc>
@@ -5093,6 +5122,7 @@
                 <w:rFonts w:ascii="標楷體" w:hAnsi="標楷體"/>
                 <w:sz w:val="22"/>
               </w:rPr>
+              <w:lastRenderedPageBreak/>
               <w:t>9</w:t>
             </w:r>
           </w:p>
@@ -5155,7 +5185,6 @@
                 <w:rFonts w:ascii="標楷體" w:hAnsi="標楷體"/>
                 <w:sz w:val="22"/>
               </w:rPr>
-              <w:lastRenderedPageBreak/>
               <w:t>10</w:t>
             </w:r>
           </w:p>
@@ -5249,7 +5278,7 @@
                 <w:rFonts w:ascii="標楷體" w:hAnsi="標楷體"/>
                 <w:sz w:val="22"/>
               </w:rPr>
-              <w:t>以學員甲開啟課程庚的邀請連結並登入，應進入本頁並自動開啟「加入新課程」視窗、填好邀請碼，且在按「確認加入」前不應已加入。</w:t>
+              <w:t>以學員甲開啟課程庚的邀請連結並登入，應進入本頁並自動開啟「加入新課程」視窗並填好邀請碼，在按「查詢」與「確認加入」前不應已加入。</w:t>
             </w:r>
           </w:p>
         </w:tc>
@@ -5311,7 +5340,21 @@
                 <w:rFonts w:ascii="標楷體" w:hAnsi="標楷體"/>
                 <w:sz w:val="22"/>
               </w:rPr>
-              <w:t>以學員乙輸入課程戊（已關閉）的邀請碼，應擋下並顯示「此課程目前關閉中」；教師再開課後以同一組邀請碼應可加入。</w:t>
+              <w:t>以學員乙輸入課程戊（已關閉）的邀請碼，應擋下並顯示「此課程目前關閉中」；教師於</w:t>
+            </w:r>
+            <w:r>
+              <w:rPr>
+                <w:rFonts w:ascii="標楷體" w:hAnsi="標楷體"/>
+                <w:sz w:val="22"/>
+              </w:rPr>
+              <w:t xml:space="preserve"> ET05 </w:t>
+            </w:r>
+            <w:r>
+              <w:rPr>
+                <w:rFonts w:ascii="標楷體" w:hAnsi="標楷體"/>
+                <w:sz w:val="22"/>
+              </w:rPr>
+              <w:t>開啟課程戊按「更新並重開課」後，學員乙以同一組邀請碼應可加入。</w:t>
             </w:r>
           </w:p>
         </w:tc>
@@ -5343,7 +5386,7 @@
       <w:pPr>
         <w:pStyle w:val="1"/>
       </w:pPr>
-      <w:bookmarkStart w:id="5" w:name="_Toc243473365"/>
+      <w:bookmarkStart w:id="5" w:name="_Toc243488779"/>
       <w:r>
         <w:lastRenderedPageBreak/>
         <w:t xml:space="preserve">ET04 </w:t>
@@ -5775,35 +5818,7 @@
                 <w:rFonts w:ascii="標楷體" w:hAnsi="標楷體"/>
                 <w:sz w:val="22"/>
               </w:rPr>
-              <w:t>的通過紀錄；「課程」下拉選課程</w:t>
-            </w:r>
-            <w:r>
-              <w:rPr>
-                <w:rFonts w:ascii="標楷體" w:hAnsi="標楷體"/>
-                <w:sz w:val="22"/>
-              </w:rPr>
-              <w:t xml:space="preserve"> A </w:t>
-            </w:r>
-            <w:r>
-              <w:rPr>
-                <w:rFonts w:ascii="標楷體" w:hAnsi="標楷體"/>
-                <w:sz w:val="22"/>
-              </w:rPr>
-              <w:t>後，結果只列課程</w:t>
-            </w:r>
-            <w:r>
-              <w:rPr>
-                <w:rFonts w:ascii="標楷體" w:hAnsi="標楷體"/>
-                <w:sz w:val="22"/>
-              </w:rPr>
-              <w:t xml:space="preserve"> A </w:t>
-            </w:r>
-            <w:r>
-              <w:rPr>
-                <w:rFonts w:ascii="標楷體" w:hAnsi="標楷體"/>
-                <w:sz w:val="22"/>
-              </w:rPr>
-              <w:t>的紀錄。</w:t>
+              <w:t>的通過紀錄。</w:t>
             </w:r>
           </w:p>
         </w:tc>
@@ -5941,7 +5956,7 @@
                 <w:rFonts w:ascii="標楷體" w:hAnsi="標楷體"/>
                 <w:sz w:val="22"/>
               </w:rPr>
-              <w:t>於「學員姓名或</w:t>
+              <w:t>以「學員姓名或</w:t>
             </w:r>
             <w:r>
               <w:rPr>
@@ -5955,35 +5970,7 @@
                 <w:rFonts w:ascii="標楷體" w:hAnsi="標楷體"/>
                 <w:sz w:val="22"/>
               </w:rPr>
-              <w:t>」輸入學員甲姓名中的一段，不按任何按鈕，結果應自動更新為學員甲的紀錄；改輸入學員甲</w:t>
-            </w:r>
-            <w:r>
-              <w:rPr>
-                <w:rFonts w:ascii="標楷體" w:hAnsi="標楷體"/>
-                <w:sz w:val="22"/>
-              </w:rPr>
-              <w:t xml:space="preserve"> Email</w:t>
-            </w:r>
-            <w:r>
-              <w:rPr>
-                <w:rFonts w:ascii="標楷體" w:hAnsi="標楷體"/>
-                <w:sz w:val="22"/>
-              </w:rPr>
-              <w:t>「</w:t>
-            </w:r>
-            <w:r>
-              <w:rPr>
-                <w:rFonts w:ascii="標楷體" w:hAnsi="標楷體"/>
-                <w:sz w:val="22"/>
-              </w:rPr>
-              <w:t>@</w:t>
-            </w:r>
-            <w:r>
-              <w:rPr>
-                <w:rFonts w:ascii="標楷體" w:hAnsi="標楷體"/>
-                <w:sz w:val="22"/>
-              </w:rPr>
-              <w:t>」之前的一段，亦應查得學員甲。</w:t>
+              <w:t>」「課程」「核可結果」任一條件或組合查詢，清單應只列出符合條件的紀錄；「核可結果」選「僅通過」時不含已撤銷的通過，已撤銷的紀錄顯示「已撤銷（原通過）」並列出撤銷人與撤銷時間。</w:t>
             </w:r>
           </w:p>
         </w:tc>
@@ -6045,42 +6032,35 @@
                 <w:rFonts w:ascii="標楷體" w:hAnsi="標楷體"/>
                 <w:sz w:val="22"/>
               </w:rPr>
-              <w:t>「核可結果」選「僅通過」，應列出學員甲於課程</w:t>
-            </w:r>
-            <w:r>
-              <w:rPr>
-                <w:rFonts w:ascii="標楷體" w:hAnsi="標楷體"/>
-                <w:sz w:val="22"/>
-              </w:rPr>
-              <w:t xml:space="preserve"> </w:t>
-            </w:r>
-            <w:r>
-              <w:rPr>
-                <w:rFonts w:ascii="標楷體" w:hAnsi="標楷體"/>
-                <w:sz w:val="22"/>
-              </w:rPr>
-              <w:t>A</w:t>
-            </w:r>
-            <w:r>
-              <w:rPr>
-                <w:rFonts w:ascii="標楷體" w:hAnsi="標楷體"/>
-                <w:sz w:val="22"/>
-              </w:rPr>
-              <w:t>、</w:t>
-            </w:r>
-            <w:r>
-              <w:rPr>
-                <w:rFonts w:ascii="標楷體" w:hAnsi="標楷體"/>
-                <w:sz w:val="22"/>
-              </w:rPr>
-              <w:t xml:space="preserve">B </w:t>
-            </w:r>
-            <w:r>
-              <w:rPr>
-                <w:rFonts w:ascii="標楷體" w:hAnsi="標楷體"/>
-                <w:sz w:val="22"/>
-              </w:rPr>
-              <w:t>的通過，不列出學員丙已撤銷的通過；選「僅不通過」應只列出學員乙；選「僅已撤銷」應只列出學員丙，核可結果欄顯示「已撤銷（原通過）」，狀態欄列出撤銷人與撤銷時間。</w:t>
+              <w:t>查詢學員甲，課程</w:t>
+            </w:r>
+            <w:r>
+              <w:rPr>
+                <w:rFonts w:ascii="標楷體" w:hAnsi="標楷體"/>
+                <w:sz w:val="22"/>
+              </w:rPr>
+              <w:t xml:space="preserve"> B</w:t>
+            </w:r>
+            <w:r>
+              <w:rPr>
+                <w:rFonts w:ascii="標楷體" w:hAnsi="標楷體"/>
+                <w:sz w:val="22"/>
+              </w:rPr>
+              <w:t>（不需線下核可）那一列核可結果應為「通過」、核可人為「</w:t>
+            </w:r>
+            <w:r>
+              <w:rPr>
+                <w:rFonts w:ascii="標楷體" w:hAnsi="標楷體"/>
+                <w:sz w:val="22"/>
+              </w:rPr>
+              <w:t>—</w:t>
+            </w:r>
+            <w:r>
+              <w:rPr>
+                <w:rFonts w:ascii="標楷體" w:hAnsi="標楷體"/>
+                <w:sz w:val="22"/>
+              </w:rPr>
+              <w:t>」、通過時間為其完成全部項目的時間。</w:t>
             </w:r>
           </w:p>
         </w:tc>
@@ -6142,35 +6122,35 @@
                 <w:rFonts w:ascii="標楷體" w:hAnsi="標楷體"/>
                 <w:sz w:val="22"/>
               </w:rPr>
-              <w:t>查詢學員甲，課程</w:t>
-            </w:r>
-            <w:r>
-              <w:rPr>
-                <w:rFonts w:ascii="標楷體" w:hAnsi="標楷體"/>
-                <w:sz w:val="22"/>
-              </w:rPr>
-              <w:t xml:space="preserve"> B</w:t>
-            </w:r>
-            <w:r>
-              <w:rPr>
-                <w:rFonts w:ascii="標楷體" w:hAnsi="標楷體"/>
-                <w:sz w:val="22"/>
-              </w:rPr>
-              <w:t>（不需線下核可）那一列核可結果應為「通過」、核可人為「</w:t>
-            </w:r>
-            <w:r>
-              <w:rPr>
-                <w:rFonts w:ascii="標楷體" w:hAnsi="標楷體"/>
-                <w:sz w:val="22"/>
-              </w:rPr>
-              <w:t>—</w:t>
-            </w:r>
-            <w:r>
-              <w:rPr>
-                <w:rFonts w:ascii="標楷體" w:hAnsi="標楷體"/>
-                <w:sz w:val="22"/>
-              </w:rPr>
-              <w:t>」、通過時間為其完成全部項目的時間。</w:t>
+              <w:t>以學員丁的姓名查詢並於「課程」選課程</w:t>
+            </w:r>
+            <w:r>
+              <w:rPr>
+                <w:rFonts w:ascii="標楷體" w:hAnsi="標楷體"/>
+                <w:sz w:val="22"/>
+              </w:rPr>
+              <w:t xml:space="preserve"> A</w:t>
+            </w:r>
+            <w:r>
+              <w:rPr>
+                <w:rFonts w:ascii="標楷體" w:hAnsi="標楷體"/>
+                <w:sz w:val="22"/>
+              </w:rPr>
+              <w:t>（學員丁已完成課程</w:t>
+            </w:r>
+            <w:r>
+              <w:rPr>
+                <w:rFonts w:ascii="標楷體" w:hAnsi="標楷體"/>
+                <w:sz w:val="22"/>
+              </w:rPr>
+              <w:t xml:space="preserve"> A </w:t>
+            </w:r>
+            <w:r>
+              <w:rPr>
+                <w:rFonts w:ascii="標楷體" w:hAnsi="標楷體"/>
+                <w:sz w:val="22"/>
+              </w:rPr>
+              <w:t>線上項目但尚未核可），應顯示「查無符合條件的紀錄。」</w:t>
             </w:r>
           </w:p>
         </w:tc>
@@ -6232,21 +6212,21 @@
                 <w:rFonts w:ascii="標楷體" w:hAnsi="標楷體"/>
                 <w:sz w:val="22"/>
               </w:rPr>
-              <w:t>查詢學員丁（已完成課程</w:t>
-            </w:r>
-            <w:r>
-              <w:rPr>
-                <w:rFonts w:ascii="標楷體" w:hAnsi="標楷體"/>
-                <w:sz w:val="22"/>
-              </w:rPr>
-              <w:t xml:space="preserve"> A </w:t>
-            </w:r>
-            <w:r>
-              <w:rPr>
-                <w:rFonts w:ascii="標楷體" w:hAnsi="標楷體"/>
-                <w:sz w:val="22"/>
-              </w:rPr>
-              <w:t>線上項目但尚未核可），應顯示「查無符合條件的紀錄。」</w:t>
+              <w:t>以教師甲查課程</w:t>
+            </w:r>
+            <w:r>
+              <w:rPr>
+                <w:rFonts w:ascii="標楷體" w:hAnsi="標楷體"/>
+                <w:sz w:val="22"/>
+              </w:rPr>
+              <w:t xml:space="preserve"> A</w:t>
+            </w:r>
+            <w:r>
+              <w:rPr>
+                <w:rFonts w:ascii="標楷體" w:hAnsi="標楷體"/>
+                <w:sz w:val="22"/>
+              </w:rPr>
+              <w:t>，學員甲的「備註：」與學員丙的撤銷原因應顯示；改以教師乙查同兩列，備註與撤銷原因應不顯示，但「已撤銷」、撤銷人與撤銷時間仍顯示；以管理者查，備註與撤銷原因皆應顯示。</w:t>
             </w:r>
           </w:p>
         </w:tc>
@@ -6308,28 +6288,49 @@
                 <w:rFonts w:ascii="標楷體" w:hAnsi="標楷體"/>
                 <w:sz w:val="22"/>
               </w:rPr>
-              <w:t>以教師甲查課程</w:t>
-            </w:r>
-            <w:r>
-              <w:rPr>
-                <w:rFonts w:ascii="標楷體" w:hAnsi="標楷體"/>
-                <w:sz w:val="22"/>
-              </w:rPr>
-              <w:t xml:space="preserve"> </w:t>
-            </w:r>
-            <w:r>
-              <w:rPr>
-                <w:rFonts w:ascii="標楷體" w:hAnsi="標楷體"/>
-                <w:sz w:val="22"/>
-              </w:rPr>
-              <w:t>A</w:t>
-            </w:r>
-            <w:r>
-              <w:rPr>
-                <w:rFonts w:ascii="標楷體" w:hAnsi="標楷體"/>
-                <w:sz w:val="22"/>
-              </w:rPr>
-              <w:t>，學員甲的「備註：」與學員丙的撤銷原因應顯示；改以教師乙查同兩列，備註與撤銷原因應不顯示，但「已撤銷」、撤銷人與撤銷時間仍顯示；以管理者查，備註與撤銷原因皆應顯示。</w:t>
+              <w:t>教師甲進入本作業（不輸入學員姓名或</w:t>
+            </w:r>
+            <w:r>
+              <w:rPr>
+                <w:rFonts w:ascii="標楷體" w:hAnsi="標楷體"/>
+                <w:sz w:val="22"/>
+              </w:rPr>
+              <w:t xml:space="preserve"> Email</w:t>
+            </w:r>
+            <w:r>
+              <w:rPr>
+                <w:rFonts w:ascii="標楷體" w:hAnsi="標楷體"/>
+                <w:sz w:val="22"/>
+              </w:rPr>
+              <w:t>）後，以管理者於</w:t>
+            </w:r>
+            <w:r>
+              <w:rPr>
+                <w:rFonts w:ascii="標楷體" w:hAnsi="標楷體"/>
+                <w:sz w:val="22"/>
+              </w:rPr>
+              <w:t xml:space="preserve"> DP05 </w:t>
+            </w:r>
+            <w:r>
+              <w:rPr>
+                <w:rFonts w:ascii="標楷體" w:hAnsi="標楷體"/>
+                <w:sz w:val="22"/>
+              </w:rPr>
+              <w:t>以操作類別「查詢」、操作者為教師甲查詢，應查得功能為「</w:t>
+            </w:r>
+            <w:r>
+              <w:rPr>
+                <w:rFonts w:ascii="標楷體" w:hAnsi="標楷體"/>
+                <w:sz w:val="22"/>
+              </w:rPr>
+              <w:t>ET-</w:t>
+            </w:r>
+            <w:r>
+              <w:rPr>
+                <w:rFonts w:ascii="標楷體" w:hAnsi="標楷體"/>
+                <w:sz w:val="22"/>
+              </w:rPr>
+              <w:t>線下核可」、事件描述為「核可查詢（未指定學員）」的紀錄。</w:t>
             </w:r>
           </w:p>
         </w:tc>
@@ -6391,21 +6392,42 @@
                 <w:rFonts w:ascii="標楷體" w:hAnsi="標楷體"/>
                 <w:sz w:val="22"/>
               </w:rPr>
-              <w:t>教師甲進入本作業查詢後，以管理者於</w:t>
-            </w:r>
-            <w:r>
-              <w:rPr>
-                <w:rFonts w:ascii="標楷體" w:hAnsi="標楷體"/>
-                <w:sz w:val="22"/>
-              </w:rPr>
-              <w:t xml:space="preserve"> DP05 </w:t>
-            </w:r>
-            <w:r>
-              <w:rPr>
-                <w:rFonts w:ascii="標楷體" w:hAnsi="標楷體"/>
-                <w:sz w:val="22"/>
-              </w:rPr>
-              <w:t>以操作類別「查詢」應查得教師甲的查詢記錄。</w:t>
+              <w:t>教師甲於</w:t>
+            </w:r>
+            <w:r>
+              <w:rPr>
+                <w:rFonts w:ascii="標楷體" w:hAnsi="標楷體"/>
+                <w:sz w:val="22"/>
+              </w:rPr>
+              <w:t xml:space="preserve"> ET02 </w:t>
+            </w:r>
+            <w:r>
+              <w:rPr>
+                <w:rFonts w:ascii="標楷體" w:hAnsi="標楷體"/>
+                <w:sz w:val="22"/>
+              </w:rPr>
+              <w:t>選擇課程</w:t>
+            </w:r>
+            <w:r>
+              <w:rPr>
+                <w:rFonts w:ascii="標楷體" w:hAnsi="標楷體"/>
+                <w:sz w:val="22"/>
+              </w:rPr>
+              <w:t xml:space="preserve"> </w:t>
+            </w:r>
+            <w:r>
+              <w:rPr>
+                <w:rFonts w:ascii="標楷體" w:hAnsi="標楷體"/>
+                <w:sz w:val="22"/>
+              </w:rPr>
+              <w:t>A</w:t>
+            </w:r>
+            <w:r>
+              <w:rPr>
+                <w:rFonts w:ascii="標楷體" w:hAnsi="標楷體"/>
+                <w:sz w:val="22"/>
+              </w:rPr>
+              <w:t>，對學員丙（已撤銷、目前為待核可）按「通過」並確定後，於本作業查詢學員丙，該列應改為「通過」、狀態「有效」，原撤銷資訊不再顯示；學員丙應收到核可通過通知信。</w:t>
             </w:r>
           </w:p>
         </w:tc>
@@ -6450,6 +6472,7 @@
                 <w:rFonts w:ascii="標楷體" w:hAnsi="標楷體"/>
                 <w:sz w:val="22"/>
               </w:rPr>
+              <w:lastRenderedPageBreak/>
               <w:t>9</w:t>
             </w:r>
           </w:p>
@@ -6467,7 +6490,35 @@
                 <w:rFonts w:ascii="標楷體" w:hAnsi="標楷體"/>
                 <w:sz w:val="22"/>
               </w:rPr>
-              <w:t>教師甲於</w:t>
+              <w:t>以學員甲登入進入「核可查詢」，應直接列出課程</w:t>
+            </w:r>
+            <w:r>
+              <w:rPr>
+                <w:rFonts w:ascii="標楷體" w:hAnsi="標楷體"/>
+                <w:sz w:val="22"/>
+              </w:rPr>
+              <w:t xml:space="preserve"> A </w:t>
+            </w:r>
+            <w:r>
+              <w:rPr>
+                <w:rFonts w:ascii="標楷體" w:hAnsi="標楷體"/>
+                <w:sz w:val="22"/>
+              </w:rPr>
+              <w:t>與課程</w:t>
+            </w:r>
+            <w:r>
+              <w:rPr>
+                <w:rFonts w:ascii="標楷體" w:hAnsi="標楷體"/>
+                <w:sz w:val="22"/>
+              </w:rPr>
+              <w:t xml:space="preserve"> B </w:t>
+            </w:r>
+            <w:r>
+              <w:rPr>
+                <w:rFonts w:ascii="標楷體" w:hAnsi="標楷體"/>
+                <w:sz w:val="22"/>
+              </w:rPr>
+              <w:t>兩門已通過的課程，畫面沒有查詢條件；教師甲於</w:t>
             </w:r>
             <w:r>
               <w:rPr>
@@ -6481,7 +6532,35 @@
                 <w:rFonts w:ascii="標楷體" w:hAnsi="標楷體"/>
                 <w:sz w:val="22"/>
               </w:rPr>
-              <w:t>對學員丙重新核可為通過後，於本作業查詢學員丙，該列應改為「通過」、狀態「有效」，原撤銷資訊不再顯示。</w:t>
+              <w:t>撤銷學員甲於課程</w:t>
+            </w:r>
+            <w:r>
+              <w:rPr>
+                <w:rFonts w:ascii="標楷體" w:hAnsi="標楷體"/>
+                <w:sz w:val="22"/>
+              </w:rPr>
+              <w:t xml:space="preserve"> A </w:t>
+            </w:r>
+            <w:r>
+              <w:rPr>
+                <w:rFonts w:ascii="標楷體" w:hAnsi="標楷體"/>
+                <w:sz w:val="22"/>
+              </w:rPr>
+              <w:t>的核可後，學員甲重新進入本作業，課程</w:t>
+            </w:r>
+            <w:r>
+              <w:rPr>
+                <w:rFonts w:ascii="標楷體" w:hAnsi="標楷體"/>
+                <w:sz w:val="22"/>
+              </w:rPr>
+              <w:t xml:space="preserve"> A </w:t>
+            </w:r>
+            <w:r>
+              <w:rPr>
+                <w:rFonts w:ascii="標楷體" w:hAnsi="標楷體"/>
+                <w:sz w:val="22"/>
+              </w:rPr>
+              <w:t>應不再列出。</w:t>
             </w:r>
           </w:p>
         </w:tc>
@@ -6526,7 +6605,6 @@
                 <w:rFonts w:ascii="標楷體" w:hAnsi="標楷體"/>
                 <w:sz w:val="22"/>
               </w:rPr>
-              <w:lastRenderedPageBreak/>
               <w:t>10</w:t>
             </w:r>
           </w:p>
@@ -6544,84 +6622,7 @@
                 <w:rFonts w:ascii="標楷體" w:hAnsi="標楷體"/>
                 <w:sz w:val="22"/>
               </w:rPr>
-              <w:t>以學員甲登入進入「核可查詢」，應直接列出課程</w:t>
-            </w:r>
-            <w:r>
-              <w:rPr>
-                <w:rFonts w:ascii="標楷體" w:hAnsi="標楷體"/>
-                <w:sz w:val="22"/>
-              </w:rPr>
-              <w:t xml:space="preserve"> A </w:t>
-            </w:r>
-            <w:r>
-              <w:rPr>
-                <w:rFonts w:ascii="標楷體" w:hAnsi="標楷體"/>
-                <w:sz w:val="22"/>
-              </w:rPr>
-              <w:t>與課程</w:t>
-            </w:r>
-            <w:r>
-              <w:rPr>
-                <w:rFonts w:ascii="標楷體" w:hAnsi="標楷體"/>
-                <w:sz w:val="22"/>
-              </w:rPr>
-              <w:t xml:space="preserve"> B </w:t>
-            </w:r>
-            <w:r>
-              <w:rPr>
-                <w:rFonts w:ascii="標楷體" w:hAnsi="標楷體"/>
-                <w:sz w:val="22"/>
-              </w:rPr>
-              <w:t>兩門已通過的課程，畫面沒有查詢條件；教</w:t>
-            </w:r>
-            <w:r>
-              <w:rPr>
-                <w:rFonts w:ascii="標楷體" w:hAnsi="標楷體"/>
-                <w:sz w:val="22"/>
-              </w:rPr>
-              <w:t>師甲於</w:t>
-            </w:r>
-            <w:r>
-              <w:rPr>
-                <w:rFonts w:ascii="標楷體" w:hAnsi="標楷體"/>
-                <w:sz w:val="22"/>
-              </w:rPr>
-              <w:t xml:space="preserve"> ET02 </w:t>
-            </w:r>
-            <w:r>
-              <w:rPr>
-                <w:rFonts w:ascii="標楷體" w:hAnsi="標楷體"/>
-                <w:sz w:val="22"/>
-              </w:rPr>
-              <w:t>撤銷學員甲於課程</w:t>
-            </w:r>
-            <w:r>
-              <w:rPr>
-                <w:rFonts w:ascii="標楷體" w:hAnsi="標楷體"/>
-                <w:sz w:val="22"/>
-              </w:rPr>
-              <w:t xml:space="preserve"> A </w:t>
-            </w:r>
-            <w:r>
-              <w:rPr>
-                <w:rFonts w:ascii="標楷體" w:hAnsi="標楷體"/>
-                <w:sz w:val="22"/>
-              </w:rPr>
-              <w:t>的核可後，學員甲重新進入本作業，課程</w:t>
-            </w:r>
-            <w:r>
-              <w:rPr>
-                <w:rFonts w:ascii="標楷體" w:hAnsi="標楷體"/>
-                <w:sz w:val="22"/>
-              </w:rPr>
-              <w:t xml:space="preserve"> A </w:t>
-            </w:r>
-            <w:r>
-              <w:rPr>
-                <w:rFonts w:ascii="標楷體" w:hAnsi="標楷體"/>
-                <w:sz w:val="22"/>
-              </w:rPr>
-              <w:t>應不再列出。</w:t>
+              <w:t>以學員乙登入進入「核可查詢」，應顯示「您目前尚無已通過的課程」。</w:t>
             </w:r>
           </w:p>
         </w:tc>
@@ -6667,82 +6668,6 @@
                 <w:sz w:val="22"/>
               </w:rPr>
               <w:t>11</w:t>
-            </w:r>
-          </w:p>
-        </w:tc>
-        <w:tc>
-          <w:tcPr>
-            <w:tcW w:w="6236" w:type="dxa"/>
-          </w:tcPr>
-          <w:p>
-            <w:pPr>
-              <w:spacing w:before="60" w:after="60"/>
-            </w:pPr>
-            <w:r>
-              <w:rPr>
-                <w:rFonts w:ascii="標楷體" w:hAnsi="標楷體"/>
-                <w:sz w:val="22"/>
-              </w:rPr>
-              <w:t>以學員乙登入進入「核可查詢」，應顯示「您目前尚無已通過的課程」，不顯示課程</w:t>
-            </w:r>
-            <w:r>
-              <w:rPr>
-                <w:rFonts w:ascii="標楷體" w:hAnsi="標楷體"/>
-                <w:sz w:val="22"/>
-              </w:rPr>
-              <w:t xml:space="preserve"> A </w:t>
-            </w:r>
-            <w:r>
-              <w:rPr>
-                <w:rFonts w:ascii="標楷體" w:hAnsi="標楷體"/>
-                <w:sz w:val="22"/>
-              </w:rPr>
-              <w:t>的不通過紀錄。</w:t>
-            </w:r>
-          </w:p>
-        </w:tc>
-        <w:tc>
-          <w:tcPr>
-            <w:tcW w:w="1247" w:type="dxa"/>
-          </w:tcPr>
-          <w:p>
-            <w:pPr>
-              <w:spacing w:before="60" w:after="60"/>
-              <w:jc w:val="center"/>
-            </w:pPr>
-          </w:p>
-        </w:tc>
-        <w:tc>
-          <w:tcPr>
-            <w:tcW w:w="1247" w:type="dxa"/>
-          </w:tcPr>
-          <w:p>
-            <w:pPr>
-              <w:spacing w:before="60" w:after="60"/>
-              <w:jc w:val="center"/>
-            </w:pPr>
-          </w:p>
-        </w:tc>
-      </w:tr>
-      <w:tr>
-        <w:trPr>
-          <w:jc w:val="center"/>
-        </w:trPr>
-        <w:tc>
-          <w:tcPr>
-            <w:tcW w:w="907" w:type="dxa"/>
-          </w:tcPr>
-          <w:p>
-            <w:pPr>
-              <w:spacing w:before="60" w:after="60"/>
-              <w:jc w:val="center"/>
-            </w:pPr>
-            <w:r>
-              <w:rPr>
-                <w:rFonts w:ascii="標楷體" w:hAnsi="標楷體"/>
-                <w:sz w:val="22"/>
-              </w:rPr>
-              <w:t>12</w:t>
             </w:r>
           </w:p>
         </w:tc>
@@ -6805,7 +6730,7 @@
       <w:pPr>
         <w:pStyle w:val="1"/>
       </w:pPr>
-      <w:bookmarkStart w:id="6" w:name="_Toc243473366"/>
+      <w:bookmarkStart w:id="6" w:name="_Toc243488780"/>
       <w:r>
         <w:lastRenderedPageBreak/>
         <w:t xml:space="preserve">ET05 </w:t>
@@ -7223,7 +7148,7 @@
                 <w:rFonts w:ascii="標楷體" w:hAnsi="標楷體"/>
                 <w:sz w:val="22"/>
               </w:rPr>
-              <w:t>」並按「新增章節」建立一個章節（尚未儲存），於該章節按「新增項目</w:t>
+              <w:t>」，按「新增章節」並於視窗填章節名稱按「儲存」（課程尚未儲存），於該章節按「新增項目</w:t>
             </w:r>
             <w:r>
               <w:rPr>
@@ -7465,7 +7390,7 @@
                 <w:rFonts w:ascii="標楷體" w:hAnsi="標楷體"/>
                 <w:sz w:val="22"/>
               </w:rPr>
-              <w:t>另建一門只填課程名稱的草稿，按「刪除草稿」並「確認刪除」，應顯示「草稿已刪除」並回到課程列表，該課程不再出現。</w:t>
+              <w:t>另建一門只填課程名稱的草稿，按「儲存草稿」後於課程列表重新開啟，按「刪除草稿」並「確認刪除」，應顯示「草稿已刪除」並回到課程列表，該課程不再出現。</w:t>
             </w:r>
           </w:p>
         </w:tc>
@@ -7534,21 +7459,21 @@
                 <w:rFonts w:ascii="標楷體" w:hAnsi="標楷體"/>
                 <w:sz w:val="22"/>
               </w:rPr>
-              <w:t xml:space="preserve"> </w:t>
-            </w:r>
-            <w:r>
-              <w:rPr>
-                <w:rFonts w:ascii="標楷體" w:hAnsi="標楷體"/>
-                <w:sz w:val="22"/>
-              </w:rPr>
-              <w:t>Y</w:t>
-            </w:r>
-            <w:r>
-              <w:rPr>
-                <w:rFonts w:ascii="標楷體" w:hAnsi="標楷體"/>
-                <w:sz w:val="22"/>
-              </w:rPr>
-              <w:t>」按「儲存並發布」，視窗應列出缺章節、未設定受訓對象、起訖時間未填，並說明該去哪裡補，只有「關閉」可按；關閉後受訓對象與起訖時間兩欄以紅框標示，補填後紅框隨即消失。</w:t>
+              <w:t xml:space="preserve"> Y</w:t>
+            </w:r>
+            <w:r>
+              <w:rPr>
+                <w:rFonts w:ascii="標楷體" w:hAnsi="標楷體"/>
+                <w:sz w:val="22"/>
+              </w:rPr>
+              <w:t>」，按「儲存草稿」後於課程列表重新開啟並按「儲存並發布」，視窗應列出缺章節、缺教材、未設定受訓對象、起訖時間未填，並說明該去哪裡補，只有「關閉」可按；關閉後起訖時間兩欄以紅框標示、受</w:t>
+            </w:r>
+            <w:r>
+              <w:rPr>
+                <w:rFonts w:ascii="標楷體" w:hAnsi="標楷體"/>
+                <w:sz w:val="22"/>
+              </w:rPr>
+              <w:t>訓對象下方顯示紅字提示，補填後隨即消失；按「儲存草稿」保存。</w:t>
             </w:r>
           </w:p>
         </w:tc>
@@ -7624,7 +7549,7 @@
                 <w:rFonts w:ascii="標楷體" w:hAnsi="標楷體"/>
                 <w:sz w:val="22"/>
               </w:rPr>
-              <w:t>新增章節與教材，教材引用文件</w:t>
+              <w:t>新增章節與教材，教材只引用文件</w:t>
             </w:r>
             <w:r>
               <w:rPr>
@@ -7666,7 +7591,21 @@
                 <w:rFonts w:ascii="標楷體" w:hAnsi="標楷體"/>
                 <w:sz w:val="22"/>
               </w:rPr>
-              <w:t>按「儲存並發布」應被擋下；隔日每日排程執行後，教師甲應收到該文件已廢止、請移除引用的通知信；移除該引用並儲存後再按「儲存並發布」，該項檢核應通過。</w:t>
+              <w:t>按「儲存並發布」應被擋下並提示「請先移除已廢止文件之引用」。此引用請保留到第</w:t>
+            </w:r>
+            <w:r>
+              <w:rPr>
+                <w:rFonts w:ascii="標楷體" w:hAnsi="標楷體"/>
+                <w:sz w:val="22"/>
+              </w:rPr>
+              <w:t xml:space="preserve"> 27 </w:t>
+            </w:r>
+            <w:r>
+              <w:rPr>
+                <w:rFonts w:ascii="標楷體" w:hAnsi="標楷體"/>
+                <w:sz w:val="22"/>
+              </w:rPr>
+              <w:t>項。</w:t>
             </w:r>
           </w:p>
         </w:tc>
@@ -7728,21 +7667,57 @@
                 <w:rFonts w:ascii="標楷體" w:hAnsi="標楷體"/>
                 <w:sz w:val="22"/>
               </w:rPr>
-              <w:t>課程</w:t>
-            </w:r>
-            <w:r>
-              <w:rPr>
-                <w:rFonts w:ascii="標楷體" w:hAnsi="標楷體"/>
-                <w:sz w:val="22"/>
-              </w:rPr>
-              <w:t xml:space="preserve"> Y </w:t>
-            </w:r>
-            <w:r>
-              <w:rPr>
-                <w:rFonts w:ascii="標楷體" w:hAnsi="標楷體"/>
-                <w:sz w:val="22"/>
-              </w:rPr>
-              <w:t>的受訓對象設為沒有任何學員相符的組合後發布，應顯示課程已發布但無學員符合受訓對象的警告，並提示可改用邀請碼。</w:t>
+              <w:t>於課程</w:t>
+            </w:r>
+            <w:r>
+              <w:rPr>
+                <w:rFonts w:ascii="標楷體" w:hAnsi="標楷體"/>
+                <w:sz w:val="22"/>
+              </w:rPr>
+              <w:t xml:space="preserve"> X </w:t>
+            </w:r>
+            <w:r>
+              <w:rPr>
+                <w:rFonts w:ascii="標楷體" w:hAnsi="標楷體"/>
+                <w:sz w:val="22"/>
+              </w:rPr>
+              <w:t>第</w:t>
+            </w:r>
+            <w:r>
+              <w:rPr>
+                <w:rFonts w:ascii="標楷體" w:hAnsi="標楷體"/>
+                <w:sz w:val="22"/>
+              </w:rPr>
+              <w:t xml:space="preserve"> 3 </w:t>
+            </w:r>
+            <w:r>
+              <w:rPr>
+                <w:rFonts w:ascii="標楷體" w:hAnsi="標楷體"/>
+                <w:sz w:val="22"/>
+              </w:rPr>
+              <w:t>項新增的章節按「新增項目</w:t>
+            </w:r>
+            <w:r>
+              <w:rPr>
+                <w:rFonts w:ascii="標楷體" w:hAnsi="標楷體"/>
+                <w:sz w:val="22"/>
+              </w:rPr>
+              <w:t xml:space="preserve"> → </w:t>
+            </w:r>
+            <w:r>
+              <w:rPr>
+                <w:rFonts w:ascii="標楷體" w:hAnsi="標楷體"/>
+                <w:sz w:val="22"/>
+              </w:rPr>
+              <w:t>測驗」並建立，於「測驗設定」填及格分數與重考次數上限後按「儲</w:t>
+            </w:r>
+            <w:r>
+              <w:rPr>
+                <w:rFonts w:ascii="標楷體" w:hAnsi="標楷體"/>
+                <w:sz w:val="22"/>
+              </w:rPr>
+              <w:lastRenderedPageBreak/>
+              <w:t>存」，應顯示「測驗已儲存」，重新開啟兩欄為剛填的值；於「題庫管理」新增兩題，各按該題的「儲存題目」後，直接按視窗右上角的關閉鈕，重新開啟兩題應仍在；按某題的編輯鈕修改題幹但未按「儲存題目」即按右上角的關閉鈕，於「放棄變更」視窗按「確定」，該次修改應消失。</w:t>
             </w:r>
           </w:p>
         </w:tc>
@@ -7787,7 +7762,6 @@
                 <w:rFonts w:ascii="標楷體" w:hAnsi="標楷體"/>
                 <w:sz w:val="22"/>
               </w:rPr>
-              <w:lastRenderedPageBreak/>
               <w:t>8</w:t>
             </w:r>
           </w:p>
@@ -7805,7 +7779,7 @@
                 <w:rFonts w:ascii="標楷體" w:hAnsi="標楷體"/>
                 <w:sz w:val="22"/>
               </w:rPr>
-              <w:t>於課程</w:t>
+              <w:t>課程</w:t>
             </w:r>
             <w:r>
               <w:rPr>
@@ -7819,21 +7793,28 @@
                 <w:rFonts w:ascii="標楷體" w:hAnsi="標楷體"/>
                 <w:sz w:val="22"/>
               </w:rPr>
-              <w:t>的章節按「新增項目</w:t>
-            </w:r>
-            <w:r>
-              <w:rPr>
-                <w:rFonts w:ascii="標楷體" w:hAnsi="標楷體"/>
-                <w:sz w:val="22"/>
-              </w:rPr>
-              <w:t xml:space="preserve"> → </w:t>
-            </w:r>
-            <w:r>
-              <w:rPr>
-                <w:rFonts w:ascii="標楷體" w:hAnsi="標楷體"/>
-                <w:sz w:val="22"/>
-              </w:rPr>
-              <w:t>測驗」並建立，於「測驗設定」填及格分數與重考次數上限後按「儲存」，應顯示「測驗已儲存」，重新開啟兩欄為剛填的值；於「題庫管理」新增一題並按該題的「儲存題目」後，不按底部「儲存」直接關閉視窗，重新開啟該題應仍在；展開一題修改但未按「儲存題目」即關閉，該次修改應消失。</w:t>
+              <w:t>設定受訓對象（與學員甲相符）與起訖時間，並新增一個沒有任何項目的章節、測驗兩題配分總和不等於</w:t>
+            </w:r>
+            <w:r>
+              <w:rPr>
+                <w:rFonts w:ascii="標楷體" w:hAnsi="標楷體"/>
+                <w:sz w:val="22"/>
+              </w:rPr>
+              <w:t xml:space="preserve"> </w:t>
+            </w:r>
+            <w:r>
+              <w:rPr>
+                <w:rFonts w:ascii="標楷體" w:hAnsi="標楷體"/>
+                <w:sz w:val="22"/>
+              </w:rPr>
+              <w:t>100</w:t>
+            </w:r>
+            <w:r>
+              <w:rPr>
+                <w:rFonts w:ascii="標楷體" w:hAnsi="標楷體"/>
+                <w:sz w:val="22"/>
+              </w:rPr>
+              <w:t>、於「課後問卷」區按「新增問卷」填名稱按「建立」（視窗隨即切換為題目編輯，先不加題目即關閉），按「儲存並發布」，視窗應一併列出章節沒有內容、測驗配分不符、問卷沒有題目；關閉視窗後該章節、該測驗與問卷卡片以紅框標示。</w:t>
             </w:r>
           </w:p>
         </w:tc>
@@ -7895,42 +7876,42 @@
                 <w:rFonts w:ascii="標楷體" w:hAnsi="標楷體"/>
                 <w:sz w:val="22"/>
               </w:rPr>
-              <w:t>課程</w:t>
-            </w:r>
-            <w:r>
-              <w:rPr>
-                <w:rFonts w:ascii="標楷體" w:hAnsi="標楷體"/>
-                <w:sz w:val="22"/>
-              </w:rPr>
-              <w:t xml:space="preserve"> X </w:t>
-            </w:r>
-            <w:r>
-              <w:rPr>
-                <w:rFonts w:ascii="標楷體" w:hAnsi="標楷體"/>
-                <w:sz w:val="22"/>
-              </w:rPr>
-              <w:t>設定受訓對象與起訖時間，並新增一個沒有任何項目的章節、將測驗各題配分總</w:t>
-            </w:r>
-            <w:r>
-              <w:rPr>
-                <w:rFonts w:ascii="標楷體" w:hAnsi="標楷體"/>
-                <w:sz w:val="22"/>
-              </w:rPr>
-              <w:t>和設為不等於</w:t>
-            </w:r>
-            <w:r>
-              <w:rPr>
-                <w:rFonts w:ascii="標楷體" w:hAnsi="標楷體"/>
-                <w:sz w:val="22"/>
-              </w:rPr>
-              <w:t xml:space="preserve"> 100</w:t>
-            </w:r>
-            <w:r>
-              <w:rPr>
-                <w:rFonts w:ascii="標楷體" w:hAnsi="標楷體"/>
-                <w:sz w:val="22"/>
-              </w:rPr>
-              <w:t>、於「課後問卷」區按「新增問卷」填名稱按「建立」（視窗隨即切換為題目編輯，先不加題目即關閉），按「儲存並發布」，視窗應一併列出章節沒有內容、測驗配分不符、問卷沒有題目；關閉視窗後該章節與該測驗以紅框標示。</w:t>
+              <w:t>重新開啟課後問卷，問卷尚無題目時視窗內應出現「套用模板」，套用後帶入一組題目且可增刪修改；之後再開啟應不再提供「套用模板」；「課後問卷」區不再顯示「新增問卷」；草稿課程的問卷卡片提供「編輯」與刪除鈕，沒有「停用問卷」。於空章節新增一份教材、測驗兩題配分改為總和</w:t>
+            </w:r>
+            <w:r>
+              <w:rPr>
+                <w:rFonts w:ascii="標楷體" w:hAnsi="標楷體"/>
+                <w:sz w:val="22"/>
+              </w:rPr>
+              <w:t xml:space="preserve"> 100 </w:t>
+            </w:r>
+            <w:r>
+              <w:rPr>
+                <w:rFonts w:ascii="標楷體" w:hAnsi="標楷體"/>
+                <w:sz w:val="22"/>
+              </w:rPr>
+              <w:t>後按「儲存</w:t>
+            </w:r>
+            <w:r>
+              <w:rPr>
+                <w:rFonts w:ascii="標楷體" w:hAnsi="標楷體"/>
+                <w:sz w:val="22"/>
+              </w:rPr>
+              <w:t>並發布」並「確認發布」，課程狀態應轉為「已發布」，並顯示依受訓對象帶入的學員人數與一組</w:t>
+            </w:r>
+            <w:r>
+              <w:rPr>
+                <w:rFonts w:ascii="標楷體" w:hAnsi="標楷體"/>
+                <w:sz w:val="22"/>
+              </w:rPr>
+              <w:t xml:space="preserve"> 8 </w:t>
+            </w:r>
+            <w:r>
+              <w:rPr>
+                <w:rFonts w:ascii="標楷體" w:hAnsi="標楷體"/>
+                <w:sz w:val="22"/>
+              </w:rPr>
+              <w:t>碼邀請碼，學員甲收到一封通知信，教師甲本人不被加入。</w:t>
             </w:r>
           </w:p>
         </w:tc>
@@ -7992,42 +7973,21 @@
                 <w:rFonts w:ascii="標楷體" w:hAnsi="標楷體"/>
                 <w:sz w:val="22"/>
               </w:rPr>
-              <w:t>重新開啟課後問卷，問卷尚無題目時視窗內應出現「套用模板」，套用後帶入一組題目且可增刪修改；之後再開啟應不再提供「套用模板」；「課後問卷」區不再顯示「新增問卷」；草稿課程的問卷卡片只提供刪除。補齊空章節的教材、配分改為總和</w:t>
-            </w:r>
-            <w:r>
-              <w:rPr>
-                <w:rFonts w:ascii="標楷體" w:hAnsi="標楷體"/>
-                <w:sz w:val="22"/>
-              </w:rPr>
-              <w:t xml:space="preserve"> 100 </w:t>
-            </w:r>
-            <w:r>
-              <w:rPr>
-                <w:rFonts w:ascii="標楷體" w:hAnsi="標楷體"/>
-                <w:sz w:val="22"/>
-              </w:rPr>
-              <w:t>後按「儲存並發布」並「確認發布」，課程狀態應</w:t>
-            </w:r>
-            <w:r>
-              <w:rPr>
-                <w:rFonts w:ascii="標楷體" w:hAnsi="標楷體"/>
-                <w:sz w:val="22"/>
-              </w:rPr>
-              <w:t>轉為「已發布」，並顯示依受訓對象帶入的學員人數與一組</w:t>
-            </w:r>
-            <w:r>
-              <w:rPr>
-                <w:rFonts w:ascii="標楷體" w:hAnsi="標楷體"/>
-                <w:sz w:val="22"/>
-              </w:rPr>
-              <w:t xml:space="preserve"> 8 </w:t>
-            </w:r>
-            <w:r>
-              <w:rPr>
-                <w:rFonts w:ascii="標楷體" w:hAnsi="標楷體"/>
-                <w:sz w:val="22"/>
-              </w:rPr>
-              <w:t>碼邀請碼，學員甲收到一封通知信，教師甲本人不被加入。</w:t>
+              <w:t>發布後離開課程</w:t>
+            </w:r>
+            <w:r>
+              <w:rPr>
+                <w:rFonts w:ascii="標楷體" w:hAnsi="標楷體"/>
+                <w:sz w:val="22"/>
+              </w:rPr>
+              <w:t xml:space="preserve"> X </w:t>
+            </w:r>
+            <w:r>
+              <w:rPr>
+                <w:rFonts w:ascii="標楷體" w:hAnsi="標楷體"/>
+                <w:sz w:val="22"/>
+              </w:rPr>
+              <w:t>再進入，上方顯示的邀請碼應與發布時同一組，「邀請學員」的「邀請碼」分頁亦為同一組，畫面不提供重新產生。</w:t>
             </w:r>
           </w:p>
         </w:tc>
@@ -8089,21 +8049,28 @@
                 <w:rFonts w:ascii="標楷體" w:hAnsi="標楷體"/>
                 <w:sz w:val="22"/>
               </w:rPr>
-              <w:t>發布後離開課程</w:t>
-            </w:r>
-            <w:r>
-              <w:rPr>
-                <w:rFonts w:ascii="標楷體" w:hAnsi="標楷體"/>
-                <w:sz w:val="22"/>
-              </w:rPr>
-              <w:t xml:space="preserve"> X </w:t>
-            </w:r>
-            <w:r>
-              <w:rPr>
-                <w:rFonts w:ascii="標楷體" w:hAnsi="標楷體"/>
-                <w:sz w:val="22"/>
-              </w:rPr>
-              <w:t>再進入，上方顯示的邀請碼應與發布時同一組，「邀請學員」的「邀請碼」分頁亦為同一組，畫面不提供重新產生。</w:t>
+              <w:t>開啟課程</w:t>
+            </w:r>
+            <w:r>
+              <w:rPr>
+                <w:rFonts w:ascii="標楷體" w:hAnsi="標楷體"/>
+                <w:sz w:val="22"/>
+              </w:rPr>
+              <w:t xml:space="preserve"> </w:t>
+            </w:r>
+            <w:r>
+              <w:rPr>
+                <w:rFonts w:ascii="標楷體" w:hAnsi="標楷體"/>
+                <w:sz w:val="22"/>
+              </w:rPr>
+              <w:t>X</w:t>
+            </w:r>
+            <w:r>
+              <w:rPr>
+                <w:rFonts w:ascii="標楷體" w:hAnsi="標楷體"/>
+                <w:sz w:val="22"/>
+              </w:rPr>
+              <w:t>（已發布、閱課期間內），底部動作列應只有「取消」「更新」，標題列右上為「邀請學員」「關閉課程」；改課程名稱後尚未按「更新」時，學員甲重新進入「我的課程」應仍看到原名稱；按「更新」並「確認更新」後，應顯示「課程內容已更新，學員已可看到」並回到課程列表，課程狀態仍為已發布，學員甲重新進入「我的課程」改為新名稱。</w:t>
             </w:r>
           </w:p>
         </w:tc>
@@ -8165,28 +8132,21 @@
                 <w:rFonts w:ascii="標楷體" w:hAnsi="標楷體"/>
                 <w:sz w:val="22"/>
               </w:rPr>
-              <w:t>開啟課程</w:t>
-            </w:r>
-            <w:r>
-              <w:rPr>
-                <w:rFonts w:ascii="標楷體" w:hAnsi="標楷體"/>
-                <w:sz w:val="22"/>
-              </w:rPr>
-              <w:t xml:space="preserve"> </w:t>
-            </w:r>
-            <w:r>
-              <w:rPr>
-                <w:rFonts w:ascii="標楷體" w:hAnsi="標楷體"/>
-                <w:sz w:val="22"/>
-              </w:rPr>
-              <w:t>X</w:t>
-            </w:r>
-            <w:r>
-              <w:rPr>
-                <w:rFonts w:ascii="標楷體" w:hAnsi="標楷體"/>
-                <w:sz w:val="22"/>
-              </w:rPr>
-              <w:t>（已發布、閱課期間內），底部動作列應只有「取消」「更新」，標題列右上為「邀請學員」「關閉課程」；改課程名稱後尚未按「更新」時，以學員甲登入應仍看到原名稱；按「更新」並「確認更新」後，應顯示「課程內容已更新，學員已可看到」並回到課程列表，課程狀態仍為已發布，學員端改為新名稱。</w:t>
+              <w:t>將課程</w:t>
+            </w:r>
+            <w:r>
+              <w:rPr>
+                <w:rFonts w:ascii="標楷體" w:hAnsi="標楷體"/>
+                <w:sz w:val="22"/>
+              </w:rPr>
+              <w:t xml:space="preserve"> X </w:t>
+            </w:r>
+            <w:r>
+              <w:rPr>
+                <w:rFonts w:ascii="標楷體" w:hAnsi="標楷體"/>
+                <w:sz w:val="22"/>
+              </w:rPr>
+              <w:t>的訖止時間清空後按「更新」，應擋下並提示改用關閉課程。</w:t>
             </w:r>
           </w:p>
         </w:tc>
@@ -8248,7 +8208,7 @@
                 <w:rFonts w:ascii="標楷體" w:hAnsi="標楷體"/>
                 <w:sz w:val="22"/>
               </w:rPr>
-              <w:t>將課程</w:t>
+              <w:t>課程</w:t>
             </w:r>
             <w:r>
               <w:rPr>
@@ -8262,7 +8222,14 @@
                 <w:rFonts w:ascii="標楷體" w:hAnsi="標楷體"/>
                 <w:sz w:val="22"/>
               </w:rPr>
-              <w:t>的訖止時間清空後按「更新」，應擋下並提示改用關閉課程。</w:t>
+              <w:t>既有的受訓對象應鎖定（兩欄停用、無刪除鈕），只能新增新的組別；新增一組與學員丙相符的受訓對象並按「</w:t>
+            </w:r>
+            <w:r>
+              <w:rPr>
+                <w:rFonts w:ascii="標楷體" w:hAnsi="標楷體"/>
+                <w:sz w:val="22"/>
+              </w:rPr>
+              <w:t>更新」，學員丙應被加入並收到一封通知信，學員甲不重複收信；按「更新」之前不應有人收到信。</w:t>
             </w:r>
           </w:p>
         </w:tc>
@@ -8324,7 +8291,57 @@
                 <w:rFonts w:ascii="標楷體" w:hAnsi="標楷體"/>
                 <w:sz w:val="22"/>
               </w:rPr>
-              <w:t>課程</w:t>
+              <w:t>按「邀請學員」，於「</w:t>
+            </w:r>
+            <w:r>
+              <w:rPr>
+                <w:rFonts w:ascii="標楷體" w:hAnsi="標楷體"/>
+                <w:sz w:val="22"/>
+              </w:rPr>
+              <w:t xml:space="preserve">Email </w:t>
+            </w:r>
+            <w:r>
+              <w:rPr>
+                <w:rFonts w:ascii="標楷體" w:hAnsi="標楷體"/>
+                <w:sz w:val="22"/>
+              </w:rPr>
+              <w:t>邀請（補件）」輸入學員乙的</w:t>
+            </w:r>
+            <w:r>
+              <w:rPr>
+                <w:rFonts w:ascii="標楷體" w:hAnsi="標楷體"/>
+                <w:sz w:val="22"/>
+              </w:rPr>
+              <w:t xml:space="preserve"> Email </w:t>
+            </w:r>
+            <w:r>
+              <w:rPr>
+                <w:rFonts w:ascii="標楷體" w:hAnsi="標楷體"/>
+                <w:sz w:val="22"/>
+              </w:rPr>
+              <w:t>按「下一步」，預覽的主旨與內文應不可編輯，且不含收件人稱謂（以佔位字樣呈現）；按「確認寄出」後學員乙應收到邀請信，信中連結為課程學習頁，且於</w:t>
+            </w:r>
+            <w:r>
+              <w:rPr>
+                <w:rFonts w:ascii="標楷體" w:hAnsi="標楷體"/>
+                <w:sz w:val="22"/>
+              </w:rPr>
+              <w:t xml:space="preserve"> ET02 </w:t>
+            </w:r>
+            <w:r>
+              <w:rPr>
+                <w:rFonts w:ascii="標楷體" w:hAnsi="標楷體"/>
+                <w:sz w:val="22"/>
+              </w:rPr>
+              <w:t>學員學習表</w:t>
+            </w:r>
+            <w:r>
+              <w:rPr>
+                <w:rFonts w:ascii="標楷體" w:hAnsi="標楷體"/>
+                <w:sz w:val="22"/>
+              </w:rPr>
+              <w:lastRenderedPageBreak/>
+              <w:t>現選擇課程</w:t>
             </w:r>
             <w:r>
               <w:rPr>
@@ -8338,14 +8355,7 @@
                 <w:rFonts w:ascii="標楷體" w:hAnsi="標楷體"/>
                 <w:sz w:val="22"/>
               </w:rPr>
-              <w:t>既有的受訓對象應鎖定（兩欄停用、無刪除鈕），只能新增新的組別；新增一組與學員丙相符的受訓對象並按「更新」，學員丙應被加入並收到一封通</w:t>
-            </w:r>
-            <w:r>
-              <w:rPr>
-                <w:rFonts w:ascii="標楷體" w:hAnsi="標楷體"/>
-                <w:sz w:val="22"/>
-              </w:rPr>
-              <w:t>知信，學員甲不重複收信；按「更新」之前不應有人收到信。</w:t>
+              <w:t>後，學員乙立即出現在已加入學員清單中。</w:t>
             </w:r>
           </w:p>
         </w:tc>
@@ -8407,7 +8417,7 @@
                 <w:rFonts w:ascii="標楷體" w:hAnsi="標楷體"/>
                 <w:sz w:val="22"/>
               </w:rPr>
-              <w:t>按「邀請學員」，於「</w:t>
+              <w:t>於「</w:t>
             </w:r>
             <w:r>
               <w:rPr>
@@ -8421,7 +8431,7 @@
                 <w:rFonts w:ascii="標楷體" w:hAnsi="標楷體"/>
                 <w:sz w:val="22"/>
               </w:rPr>
-              <w:t>邀請（補件）」輸入學員乙的</w:t>
+              <w:t>邀請（補件）」輸入的名單含尚未建立帳號的</w:t>
             </w:r>
             <w:r>
               <w:rPr>
@@ -8435,29 +8445,42 @@
                 <w:rFonts w:ascii="標楷體" w:hAnsi="標楷體"/>
                 <w:sz w:val="22"/>
               </w:rPr>
-              <w:t>按「下一步」，預覽的主旨與內文應不可編輯，且不含收件人稱謂（以佔位字樣呈現）；按「確認寄出」後學員乙應收到邀請信，信中連結為課程學習頁，且學員乙立即出現在</w:t>
-            </w:r>
-            <w:r>
-              <w:rPr>
-                <w:rFonts w:ascii="標楷體" w:hAnsi="標楷體"/>
-                <w:sz w:val="22"/>
-              </w:rPr>
-              <w:t xml:space="preserve"> </w:t>
-            </w:r>
-            <w:r>
-              <w:rPr>
-                <w:rFonts w:ascii="標楷體" w:hAnsi="標楷體"/>
-                <w:sz w:val="22"/>
-              </w:rPr>
-              <w:lastRenderedPageBreak/>
-              <w:t xml:space="preserve">ET02 </w:t>
-            </w:r>
-            <w:r>
-              <w:rPr>
-                <w:rFonts w:ascii="標楷體" w:hAnsi="標楷體"/>
-                <w:sz w:val="22"/>
-              </w:rPr>
-              <w:t>學員學習表現的清單中。</w:t>
+              <w:t>時，按「下一步」應顯示「以下</w:t>
+            </w:r>
+            <w:r>
+              <w:rPr>
+                <w:rFonts w:ascii="標楷體" w:hAnsi="標楷體"/>
+                <w:sz w:val="22"/>
+              </w:rPr>
+              <w:t xml:space="preserve"> Emai</w:t>
+            </w:r>
+            <w:r>
+              <w:rPr>
+                <w:rFonts w:ascii="標楷體" w:hAnsi="標楷體"/>
+                <w:sz w:val="22"/>
+              </w:rPr>
+              <w:t xml:space="preserve">l </w:t>
+            </w:r>
+            <w:r>
+              <w:rPr>
+                <w:rFonts w:ascii="標楷體" w:hAnsi="標楷體"/>
+                <w:sz w:val="22"/>
+              </w:rPr>
+              <w:t>尚未建立</w:t>
+            </w:r>
+            <w:r>
+              <w:rPr>
+                <w:rFonts w:ascii="標楷體" w:hAnsi="標楷體"/>
+                <w:sz w:val="22"/>
+              </w:rPr>
+              <w:t xml:space="preserve"> EDMS </w:t>
+            </w:r>
+            <w:r>
+              <w:rPr>
+                <w:rFonts w:ascii="標楷體" w:hAnsi="標楷體"/>
+                <w:sz w:val="22"/>
+              </w:rPr>
+              <w:t>帳號，無法寄送邀請」，整批都不寄出，名單上的人也都沒有加入課程。</w:t>
             </w:r>
           </w:p>
         </w:tc>
@@ -8519,63 +8542,35 @@
                 <w:rFonts w:ascii="標楷體" w:hAnsi="標楷體"/>
                 <w:sz w:val="22"/>
               </w:rPr>
-              <w:t>於「</w:t>
-            </w:r>
-            <w:r>
-              <w:rPr>
-                <w:rFonts w:ascii="標楷體" w:hAnsi="標楷體"/>
-                <w:sz w:val="22"/>
-              </w:rPr>
-              <w:t xml:space="preserve">Email </w:t>
-            </w:r>
-            <w:r>
-              <w:rPr>
-                <w:rFonts w:ascii="標楷體" w:hAnsi="標楷體"/>
-                <w:sz w:val="22"/>
-              </w:rPr>
-              <w:t>邀請（補件）」輸入的名單含尚未建立帳號的</w:t>
-            </w:r>
-            <w:r>
-              <w:rPr>
-                <w:rFonts w:ascii="標楷體" w:hAnsi="標楷體"/>
-                <w:sz w:val="22"/>
-              </w:rPr>
-              <w:t xml:space="preserve"> Email </w:t>
-            </w:r>
-            <w:r>
-              <w:rPr>
-                <w:rFonts w:ascii="標楷體" w:hAnsi="標楷體"/>
-                <w:sz w:val="22"/>
-              </w:rPr>
-              <w:t>時，按「下一步」應顯示「以下</w:t>
-            </w:r>
-            <w:r>
-              <w:rPr>
-                <w:rFonts w:ascii="標楷體" w:hAnsi="標楷體"/>
-                <w:sz w:val="22"/>
-              </w:rPr>
-              <w:t xml:space="preserve"> Email </w:t>
-            </w:r>
-            <w:r>
-              <w:rPr>
-                <w:rFonts w:ascii="標楷體" w:hAnsi="標楷體"/>
-                <w:sz w:val="22"/>
-              </w:rPr>
-              <w:t>尚未建立</w:t>
-            </w:r>
-            <w:r>
-              <w:rPr>
-                <w:rFonts w:ascii="標楷體" w:hAnsi="標楷體"/>
-                <w:sz w:val="22"/>
-              </w:rPr>
-              <w:t xml:space="preserve"> EDMS </w:t>
-            </w:r>
-            <w:r>
-              <w:rPr>
-                <w:rFonts w:ascii="標楷體" w:hAnsi="標楷體"/>
-                <w:sz w:val="22"/>
-              </w:rPr>
-              <w:t>帳號，無法寄送邀請」，整批都不寄出，名單上的人也都沒有加入課程。</w:t>
+              <w:t>學員甲作答課程</w:t>
+            </w:r>
+            <w:r>
+              <w:rPr>
+                <w:rFonts w:ascii="標楷體" w:hAnsi="標楷體"/>
+                <w:sz w:val="22"/>
+              </w:rPr>
+              <w:t xml:space="preserve"> X </w:t>
+            </w:r>
+            <w:r>
+              <w:rPr>
+                <w:rFonts w:ascii="標楷體" w:hAnsi="標楷體"/>
+                <w:sz w:val="22"/>
+              </w:rPr>
+              <w:t>的測驗並及格、學員乙作答未及格、學員丙尚未作答時，刪除一題並確認（重測視窗選「僅儲存，不要求重測」），再將另一題配分改為</w:t>
+            </w:r>
+            <w:r>
+              <w:rPr>
+                <w:rFonts w:ascii="標楷體" w:hAnsi="標楷體"/>
+                <w:sz w:val="22"/>
+              </w:rPr>
+              <w:t xml:space="preserve"> 100</w:t>
+            </w:r>
+            <w:r>
+              <w:rPr>
+                <w:rFonts w:ascii="標楷體" w:hAnsi="標楷體"/>
+                <w:sz w:val="22"/>
+              </w:rPr>
+              <w:t>（重測視窗同樣選「僅儲存，不要求重測」）後按「更新」，該題不再出現於之後的作答，學員甲、乙的作答紀錄與成績完整保留、仍可回看。</w:t>
             </w:r>
           </w:p>
         </w:tc>
@@ -8637,35 +8632,7 @@
                 <w:rFonts w:ascii="標楷體" w:hAnsi="標楷體"/>
                 <w:sz w:val="22"/>
               </w:rPr>
-              <w:t>學員甲作答課程</w:t>
-            </w:r>
-            <w:r>
-              <w:rPr>
-                <w:rFonts w:ascii="標楷體" w:hAnsi="標楷體"/>
-                <w:sz w:val="22"/>
-              </w:rPr>
-              <w:t xml:space="preserve"> X </w:t>
-            </w:r>
-            <w:r>
-              <w:rPr>
-                <w:rFonts w:ascii="標楷體" w:hAnsi="標楷體"/>
-                <w:sz w:val="22"/>
-              </w:rPr>
-              <w:t>的測驗並及格、學員乙作答未及格、學員丙尚未作答時，刪除一題並確認（重測視窗選「僅儲存，不要求重測」），再調整其餘題目配分使總和回到</w:t>
-            </w:r>
-            <w:r>
-              <w:rPr>
-                <w:rFonts w:ascii="標楷體" w:hAnsi="標楷體"/>
-                <w:sz w:val="22"/>
-              </w:rPr>
-              <w:t xml:space="preserve"> 100</w:t>
-            </w:r>
-            <w:r>
-              <w:rPr>
-                <w:rFonts w:ascii="標楷體" w:hAnsi="標楷體"/>
-                <w:sz w:val="22"/>
-              </w:rPr>
-              <w:t>（重測視窗同樣選「僅儲存，不要求重測」）後按「更新」，該題不再出現於之後的作答，學員甲、乙的作答紀錄與成績完整保留、仍可回看。</w:t>
+              <w:t>修改一題的題幹並按「儲存題目」，重測視窗選「取消」應不儲存（編輯區收起，題幹維持原樣）；再按該題編輯鈕重新修改並按「儲存題目」，改選「僅儲存，不要求重測」並按「更新」，學員甲的及格與成績應維持原樣。</w:t>
             </w:r>
           </w:p>
         </w:tc>
@@ -8727,14 +8694,28 @@
                 <w:rFonts w:ascii="標楷體" w:hAnsi="標楷體"/>
                 <w:sz w:val="22"/>
               </w:rPr>
-              <w:t>修改一題的題幹並按「儲存題目」，重測視窗選「取消」應不儲存；再按一次「儲存題目」改選「僅儲存，不要求重測」並按「更新」，學員甲的及格與成</w:t>
-            </w:r>
-            <w:r>
-              <w:rPr>
-                <w:rFonts w:ascii="標楷體" w:hAnsi="標楷體"/>
-                <w:sz w:val="22"/>
-              </w:rPr>
-              <w:t>績應維持原樣。</w:t>
+              <w:t>對該測驗新增一題並儲存，應跳出「是否要求學員重新測驗？」並顯示已作答人數（含未及格者），視窗說明重測於按「更新」時才執行；選「儲存並要求重測」後學員此刻不應有任何變化；再調整配分使總和為</w:t>
+            </w:r>
+            <w:r>
+              <w:rPr>
+                <w:rFonts w:ascii="標楷體" w:hAnsi="標楷體"/>
+                <w:sz w:val="22"/>
+              </w:rPr>
+              <w:t xml:space="preserve"> 100</w:t>
+            </w:r>
+            <w:r>
+              <w:rPr>
+                <w:rFonts w:ascii="標楷體" w:hAnsi="標楷體"/>
+                <w:sz w:val="22"/>
+              </w:rPr>
+              <w:t>（重測視窗同樣選「儲存並要求重測」）並按「更新」後，學員甲、乙皆應收到通知信、該測驗回到未完成且作答次數重</w:t>
+            </w:r>
+            <w:r>
+              <w:rPr>
+                <w:rFonts w:ascii="標楷體" w:hAnsi="標楷體"/>
+                <w:sz w:val="22"/>
+              </w:rPr>
+              <w:t>新計算；尚未作答的學員丙不受影響、不收到通知信。</w:t>
             </w:r>
           </w:p>
         </w:tc>
@@ -8796,21 +8777,35 @@
                 <w:rFonts w:ascii="標楷體" w:hAnsi="標楷體"/>
                 <w:sz w:val="22"/>
               </w:rPr>
-              <w:t>對該測驗新增一題並儲存，應跳出「是否要求學員重新測驗？」並顯示已作答人數（含未及格者），視窗說明重測於按「更新」時才執行；選「儲存並要求重測」後學員此刻不應有任何變化；再調整配分使總和為</w:t>
-            </w:r>
-            <w:r>
-              <w:rPr>
-                <w:rFonts w:ascii="標楷體" w:hAnsi="標楷體"/>
-                <w:sz w:val="22"/>
-              </w:rPr>
-              <w:t xml:space="preserve"> 100</w:t>
-            </w:r>
-            <w:r>
-              <w:rPr>
-                <w:rFonts w:ascii="標楷體" w:hAnsi="標楷體"/>
-                <w:sz w:val="22"/>
-              </w:rPr>
-              <w:t>（重測視窗同樣選「儲存並要求重測」）並按「更新」後，學員甲、乙皆應收到通知信、該測驗回到未完成且作答次數重新計算；尚未作答的學員丙不受影響、不收到通知信。</w:t>
+              <w:t>學員甲學完課程</w:t>
+            </w:r>
+            <w:r>
+              <w:rPr>
+                <w:rFonts w:ascii="標楷體" w:hAnsi="標楷體"/>
+                <w:sz w:val="22"/>
+              </w:rPr>
+              <w:t xml:space="preserve"> X </w:t>
+            </w:r>
+            <w:r>
+              <w:rPr>
+                <w:rFonts w:ascii="標楷體" w:hAnsi="標楷體"/>
+                <w:sz w:val="22"/>
+              </w:rPr>
+              <w:t>全部內容並填寫課後問卷後，於課程</w:t>
+            </w:r>
+            <w:r>
+              <w:rPr>
+                <w:rFonts w:ascii="標楷體" w:hAnsi="標楷體"/>
+                <w:sz w:val="22"/>
+              </w:rPr>
+              <w:t xml:space="preserve"> X </w:t>
+            </w:r>
+            <w:r>
+              <w:rPr>
+                <w:rFonts w:ascii="標楷體" w:hAnsi="標楷體"/>
+                <w:sz w:val="22"/>
+              </w:rPr>
+              <w:t>新增一個章節並於該章節新增一份教材（填說明文字後按「儲存」），不按「更新」時，學員端看不到該章節、學員甲的完課狀態不變，教師端底部左側以警示色提示有尚未更新的變更；按「更新」應先跳出「更新課程內容」確認視窗，按「確認更新」後顯示「課程內容已更新，學員已可看到」，學員端隨即看到該章節、所有已加入的學員收到通知信，學員甲的完課狀態回退為「進行中」且已填的課後問卷不需重填。</w:t>
             </w:r>
           </w:p>
         </w:tc>
@@ -8872,7 +8867,7 @@
                 <w:rFonts w:ascii="標楷體" w:hAnsi="標楷體"/>
                 <w:sz w:val="22"/>
               </w:rPr>
-              <w:t>學員甲學完課程</w:t>
+              <w:t>學員乙學完課程</w:t>
             </w:r>
             <w:r>
               <w:rPr>
@@ -8886,21 +8881,7 @@
                 <w:rFonts w:ascii="標楷體" w:hAnsi="標楷體"/>
                 <w:sz w:val="22"/>
               </w:rPr>
-              <w:t>全部內容並填寫課後問卷後，於課程</w:t>
-            </w:r>
-            <w:r>
-              <w:rPr>
-                <w:rFonts w:ascii="標楷體" w:hAnsi="標楷體"/>
-                <w:sz w:val="22"/>
-              </w:rPr>
-              <w:t xml:space="preserve"> X </w:t>
-            </w:r>
-            <w:r>
-              <w:rPr>
-                <w:rFonts w:ascii="標楷體" w:hAnsi="標楷體"/>
-                <w:sz w:val="22"/>
-              </w:rPr>
-              <w:t>新增一個章節並於該章節新增一份教材（填說明文字後按「儲存」），不按「更新」時，學員端看不到該章節、學員甲的完課狀態不變，教師端底部左側以警示色提示有尚未更新的變更；按「更新」應先跳出「更新課程內容」確認視窗，按「確認更新」後顯示「課程內容已更新，學員已可看到」，學員端隨即看到該章節、所有已加入的學員收到通知信，學員甲的完課狀態回退為「進行中」且已填的課後問卷不需重填。</w:t>
+              <w:t>全部內容、不填課後問卷時，已有學員填答的課後問卷卡片上的「編輯」應呈灰色不可按，滑鼠移上說明「已有學員填答，題目與選項不可再修改。此時僅可停用問卷。」，卡片不提供刪除；將問卷停用並按「更新」，學員乙不再看到填寫入口，學員甲已填寫的內容仍保留。</w:t>
             </w:r>
           </w:p>
         </w:tc>
@@ -8962,14 +8943,35 @@
                 <w:rFonts w:ascii="標楷體" w:hAnsi="標楷體"/>
                 <w:sz w:val="22"/>
               </w:rPr>
-              <w:t>已有學員填答的課後問卷，卡片上的「編輯」應呈灰色不可按，滑鼠移上說明已有學員填答、僅可停用問卷，卡片不提供刪除；將問卷停用並按「</w:t>
-            </w:r>
-            <w:r>
-              <w:rPr>
-                <w:rFonts w:ascii="標楷體" w:hAnsi="標楷體"/>
-                <w:sz w:val="22"/>
-              </w:rPr>
-              <w:t>更新」，學員端不再顯示填寫入口，學員甲已填寫的內容仍保留。</w:t>
+              <w:t>於課程</w:t>
+            </w:r>
+            <w:r>
+              <w:rPr>
+                <w:rFonts w:ascii="標楷體" w:hAnsi="標楷體"/>
+                <w:sz w:val="22"/>
+              </w:rPr>
+              <w:t xml:space="preserve"> X </w:t>
+            </w:r>
+            <w:r>
+              <w:rPr>
+                <w:rFonts w:ascii="標楷體" w:hAnsi="標楷體"/>
+                <w:sz w:val="22"/>
+              </w:rPr>
+              <w:t>的教材引用文件</w:t>
+            </w:r>
+            <w:r>
+              <w:rPr>
+                <w:rFonts w:ascii="標楷體" w:hAnsi="標楷體"/>
+                <w:sz w:val="22"/>
+              </w:rPr>
+              <w:t xml:space="preserve"> A </w:t>
+            </w:r>
+            <w:r>
+              <w:rPr>
+                <w:rFonts w:ascii="標楷體" w:hAnsi="標楷體"/>
+                <w:sz w:val="22"/>
+              </w:rPr>
+              <w:t>並按「儲存」，按「更新」並「確認更新」後，學員於該章節應可開啟此文件。</w:t>
             </w:r>
           </w:p>
         </w:tc>
@@ -9045,49 +9047,22 @@
                 <w:rFonts w:ascii="標楷體" w:hAnsi="標楷體"/>
                 <w:sz w:val="22"/>
               </w:rPr>
-              <w:t>的教材引用文件</w:t>
-            </w:r>
-            <w:r>
-              <w:rPr>
-                <w:rFonts w:ascii="標楷體" w:hAnsi="標楷體"/>
-                <w:sz w:val="22"/>
-              </w:rPr>
-              <w:t xml:space="preserve"> A </w:t>
-            </w:r>
-            <w:r>
-              <w:rPr>
-                <w:rFonts w:ascii="標楷體" w:hAnsi="標楷體"/>
-                <w:sz w:val="22"/>
-              </w:rPr>
-              <w:t>並按「儲存」，按「更新」並「確認更新」後學員於該章節應可開啟此文件；將文件</w:t>
-            </w:r>
-            <w:r>
-              <w:rPr>
-                <w:rFonts w:ascii="標楷體" w:hAnsi="標楷體"/>
-                <w:sz w:val="22"/>
-              </w:rPr>
-              <w:t xml:space="preserve"> A </w:t>
-            </w:r>
-            <w:r>
-              <w:rPr>
-                <w:rFonts w:ascii="標楷體" w:hAnsi="標楷體"/>
-                <w:sz w:val="22"/>
-              </w:rPr>
-              <w:t>於文件管理端發布新版本，學員下次開啟該章節即取得新版內容，教師不需回頭更新引用；隔日每日排程執行後，教師甲應收到文件</w:t>
-            </w:r>
-            <w:r>
-              <w:rPr>
-                <w:rFonts w:ascii="標楷體" w:hAnsi="標楷體"/>
-                <w:sz w:val="22"/>
-              </w:rPr>
-              <w:t xml:space="preserve"> A </w:t>
-            </w:r>
-            <w:r>
-              <w:rPr>
-                <w:rFonts w:ascii="標楷體" w:hAnsi="標楷體"/>
-                <w:sz w:val="22"/>
-              </w:rPr>
-              <w:t>已更新版本的通知信，信中列出受影響的課程。</w:t>
+              <w:t>新增一個章節後按底部「取消」，應跳出「放棄本次的編輯」，按「繼續編輯」留在編輯頁且章節仍在；改點側</w:t>
+            </w:r>
+            <w:r>
+              <w:rPr>
+                <w:rFonts w:ascii="標楷體" w:hAnsi="標楷體"/>
+                <w:sz w:val="22"/>
+              </w:rPr>
+              <w:lastRenderedPageBreak/>
+              <w:t>邊選單其他</w:t>
+            </w:r>
+            <w:r>
+              <w:rPr>
+                <w:rFonts w:ascii="標楷體" w:hAnsi="標楷體"/>
+                <w:sz w:val="22"/>
+              </w:rPr>
+              <w:t>項目，應跳出「離開將放棄本次的編輯」，按「放棄並離開」後重新進入，該章節已不在，學員端維持原狀。</w:t>
             </w:r>
           </w:p>
         </w:tc>
@@ -9132,7 +9107,6 @@
                 <w:rFonts w:ascii="標楷體" w:hAnsi="標楷體"/>
                 <w:sz w:val="22"/>
               </w:rPr>
-              <w:lastRenderedPageBreak/>
               <w:t>23</w:t>
             </w:r>
           </w:p>
@@ -9150,28 +9124,21 @@
                 <w:rFonts w:ascii="標楷體" w:hAnsi="標楷體"/>
                 <w:sz w:val="22"/>
               </w:rPr>
-              <w:t>於課程</w:t>
-            </w:r>
-            <w:r>
-              <w:rPr>
-                <w:rFonts w:ascii="標楷體" w:hAnsi="標楷體"/>
-                <w:sz w:val="22"/>
-              </w:rPr>
-              <w:t xml:space="preserve"> X </w:t>
-            </w:r>
-            <w:r>
-              <w:rPr>
-                <w:rFonts w:ascii="標楷體" w:hAnsi="標楷體"/>
-                <w:sz w:val="22"/>
-              </w:rPr>
-              <w:t>新增一個章節後按底部「取消」，應跳出「放棄本次的編輯」，按「繼續編輯」留在編輯頁且章節仍在；改點側邊選單其他項目，應跳出「離開將放棄本次的</w:t>
-            </w:r>
-            <w:r>
-              <w:rPr>
-                <w:rFonts w:ascii="標楷體" w:hAnsi="標楷體"/>
-                <w:sz w:val="22"/>
-              </w:rPr>
-              <w:t>編輯」，按「放棄並離開」後重新進入，該章節已不在，學員端維持原狀。</w:t>
+              <w:t>學員甲已學過第</w:t>
+            </w:r>
+            <w:r>
+              <w:rPr>
+                <w:rFonts w:ascii="標楷體" w:hAnsi="標楷體"/>
+                <w:sz w:val="22"/>
+              </w:rPr>
+              <w:t xml:space="preserve"> 8 </w:t>
+            </w:r>
+            <w:r>
+              <w:rPr>
+                <w:rFonts w:ascii="標楷體" w:hAnsi="標楷體"/>
+                <w:sz w:val="22"/>
+              </w:rPr>
+              <w:t>項新增的章節，刪除該章節並確認，按「更新」前學員的紀錄不變；按「更新」後該章節的學習紀錄一併移除、不再計入完課率，其後的章節順序自動往前遞補。</w:t>
             </w:r>
           </w:p>
         </w:tc>
@@ -9233,21 +9200,21 @@
                 <w:rFonts w:ascii="標楷體" w:hAnsi="標楷體"/>
                 <w:sz w:val="22"/>
               </w:rPr>
-              <w:t>學員甲學完第</w:t>
-            </w:r>
-            <w:r>
-              <w:rPr>
-                <w:rFonts w:ascii="標楷體" w:hAnsi="標楷體"/>
-                <w:sz w:val="22"/>
-              </w:rPr>
-              <w:t xml:space="preserve"> 20 </w:t>
-            </w:r>
-            <w:r>
-              <w:rPr>
-                <w:rFonts w:ascii="標楷體" w:hAnsi="標楷體"/>
-                <w:sz w:val="22"/>
-              </w:rPr>
-              <w:t>項新增的章節後，刪除該章節並確認，按「更新」前學員的紀錄不變；按「更新」後該章節的學習紀錄一併移除、不再計入完課率，後續章節順序自動往前遞補。</w:t>
+              <w:t>沒有尚未更新的編輯時按標題列右上「關閉課程」，視窗不出現未更新編輯的提醒；按「確認關閉」，課程</w:t>
+            </w:r>
+            <w:r>
+              <w:rPr>
+                <w:rFonts w:ascii="標楷體" w:hAnsi="標楷體"/>
+                <w:sz w:val="22"/>
+              </w:rPr>
+              <w:t xml:space="preserve"> X </w:t>
+            </w:r>
+            <w:r>
+              <w:rPr>
+                <w:rFonts w:ascii="標楷體" w:hAnsi="標楷體"/>
+                <w:sz w:val="22"/>
+              </w:rPr>
+              <w:t>狀態應立即轉為「已關閉」。</w:t>
             </w:r>
           </w:p>
         </w:tc>
@@ -9309,21 +9276,42 @@
                 <w:rFonts w:ascii="標楷體" w:hAnsi="標楷體"/>
                 <w:sz w:val="22"/>
               </w:rPr>
-              <w:t>沒有尚未更新的編輯時按標題列右上「關閉課程」，視窗不出現未更新編輯的提醒；按「確認關閉」，課程</w:t>
-            </w:r>
-            <w:r>
-              <w:rPr>
-                <w:rFonts w:ascii="標楷體" w:hAnsi="標楷體"/>
-                <w:sz w:val="22"/>
-              </w:rPr>
-              <w:t xml:space="preserve"> X </w:t>
-            </w:r>
-            <w:r>
-              <w:rPr>
-                <w:rFonts w:ascii="標楷體" w:hAnsi="標楷體"/>
-                <w:sz w:val="22"/>
-              </w:rPr>
-              <w:t>狀態應立即轉為「已關閉」。</w:t>
+              <w:t>開啟已關閉的課程</w:t>
+            </w:r>
+            <w:r>
+              <w:rPr>
+                <w:rFonts w:ascii="標楷體" w:hAnsi="標楷體"/>
+                <w:sz w:val="22"/>
+              </w:rPr>
+              <w:t xml:space="preserve"> </w:t>
+            </w:r>
+            <w:r>
+              <w:rPr>
+                <w:rFonts w:ascii="標楷體" w:hAnsi="標楷體"/>
+                <w:sz w:val="22"/>
+              </w:rPr>
+              <w:t>X</w:t>
+            </w:r>
+            <w:r>
+              <w:rPr>
+                <w:rFonts w:ascii="標楷體" w:hAnsi="標楷體"/>
+                <w:sz w:val="22"/>
+              </w:rPr>
+              <w:t>，標題列右上應沒有任何按鈕，底部動作列為「取消」「保留編輯」「更新並重開課」，起訖時間帶著原值；</w:t>
+            </w:r>
+            <w:r>
+              <w:rPr>
+                <w:rFonts w:ascii="標楷體" w:hAnsi="標楷體"/>
+                <w:sz w:val="22"/>
+              </w:rPr>
+              <w:t xml:space="preserve">ET02 </w:t>
+            </w:r>
+            <w:r>
+              <w:rPr>
+                <w:rFonts w:ascii="標楷體" w:hAnsi="標楷體"/>
+                <w:sz w:val="22"/>
+              </w:rPr>
+              <w:t>的「移除」與（於作答明細展開學員後的）「重置重考次數」皆停用。新增一個章節與一份教材後按「保留編輯」，應顯示「編輯已保留，學員看到的仍是關閉前的內容」並回到課程列表，重新進入該章節仍在，學員回看的仍是關閉前的內容。</w:t>
             </w:r>
           </w:p>
         </w:tc>
@@ -9385,42 +9373,56 @@
                 <w:rFonts w:ascii="標楷體" w:hAnsi="標楷體"/>
                 <w:sz w:val="22"/>
               </w:rPr>
-              <w:t>開啟已關閉的課程</w:t>
-            </w:r>
-            <w:r>
-              <w:rPr>
-                <w:rFonts w:ascii="標楷體" w:hAnsi="標楷體"/>
-                <w:sz w:val="22"/>
-              </w:rPr>
-              <w:t xml:space="preserve"> </w:t>
-            </w:r>
-            <w:r>
-              <w:rPr>
-                <w:rFonts w:ascii="標楷體" w:hAnsi="標楷體"/>
-                <w:sz w:val="22"/>
-              </w:rPr>
-              <w:t>X</w:t>
-            </w:r>
-            <w:r>
-              <w:rPr>
-                <w:rFonts w:ascii="標楷體" w:hAnsi="標楷體"/>
-                <w:sz w:val="22"/>
-              </w:rPr>
-              <w:t>，標題列右上應沒有任何按鈕（無「邀請學員」「再開課」），底部動作列為「取消」「保留編輯」「更新並重開課」，起訖時間帶著原值；</w:t>
-            </w:r>
-            <w:r>
-              <w:rPr>
-                <w:rFonts w:ascii="標楷體" w:hAnsi="標楷體"/>
-                <w:sz w:val="22"/>
-              </w:rPr>
-              <w:t xml:space="preserve">ET02 </w:t>
-            </w:r>
-            <w:r>
-              <w:rPr>
-                <w:rFonts w:ascii="標楷體" w:hAnsi="標楷體"/>
-                <w:sz w:val="22"/>
-              </w:rPr>
-              <w:t>不可重置重考次數、不可移除學員。新增一個章節與一份教材後按「保留編輯」，應顯示「編輯已保留，學員看到的仍是關閉前的內容」並回到課程列表，重新進入該章節仍在，學員回看的仍是關閉前的內容。</w:t>
+              <w:t>不改起訖時間直接按「更新並重開課」，應跳出「課程已重新開課」視窗並顯示原邀請碼；沒有新學員被帶入時，以提示顯示「課程已重新開課。本次沒有新的學員被自動帶入</w:t>
+            </w:r>
+            <w:r>
+              <w:rPr>
+                <w:rFonts w:ascii="標楷體" w:hAnsi="標楷體"/>
+                <w:sz w:val="22"/>
+              </w:rPr>
+              <w:t>——</w:t>
+            </w:r>
+            <w:r>
+              <w:rPr>
+                <w:rFonts w:ascii="標楷體" w:hAnsi="標楷體"/>
+                <w:sz w:val="22"/>
+              </w:rPr>
+              <w:t>符合受訓對象的人多</w:t>
+            </w:r>
+            <w:r>
+              <w:rPr>
+                <w:rFonts w:ascii="標楷體" w:hAnsi="標楷體"/>
+                <w:sz w:val="22"/>
+              </w:rPr>
+              <w:t>半已在課程中。原有學員可直接繼續學習。」；按「關閉」回到課程列表，課程</w:t>
+            </w:r>
+            <w:r>
+              <w:rPr>
+                <w:rFonts w:ascii="標楷體" w:hAnsi="標楷體"/>
+                <w:sz w:val="22"/>
+              </w:rPr>
+              <w:t xml:space="preserve"> X </w:t>
+            </w:r>
+            <w:r>
+              <w:rPr>
+                <w:rFonts w:ascii="標楷體" w:hAnsi="標楷體"/>
+                <w:sz w:val="22"/>
+              </w:rPr>
+              <w:t>狀態為「已發布」，學員隨即看到第</w:t>
+            </w:r>
+            <w:r>
+              <w:rPr>
+                <w:rFonts w:ascii="標楷體" w:hAnsi="標楷體"/>
+                <w:sz w:val="22"/>
+              </w:rPr>
+              <w:t xml:space="preserve"> 25 </w:t>
+            </w:r>
+            <w:r>
+              <w:rPr>
+                <w:rFonts w:ascii="標楷體" w:hAnsi="標楷體"/>
+                <w:sz w:val="22"/>
+              </w:rPr>
+              <w:t>項新增的章節，成績接續保留（完課率依新的項目數重算），原邀請碼恢復有效。</w:t>
             </w:r>
           </w:p>
         </w:tc>
@@ -9482,56 +9484,153 @@
                 <w:rFonts w:ascii="標楷體" w:hAnsi="標楷體"/>
                 <w:sz w:val="22"/>
               </w:rPr>
-              <w:t>不改起訖時間直接按「更新並重開課」，應跳出「課程已重新開課」視窗並顯示原邀請碼；沒有新學員被帶入時，以提示顯示「課程已重新開課。本次沒有新的學員被自動帶入</w:t>
-            </w:r>
-            <w:r>
-              <w:rPr>
-                <w:rFonts w:ascii="標楷體" w:hAnsi="標楷體"/>
-                <w:sz w:val="22"/>
-              </w:rPr>
-              <w:t>——</w:t>
-            </w:r>
-            <w:r>
-              <w:rPr>
-                <w:rFonts w:ascii="標楷體" w:hAnsi="標楷體"/>
-                <w:sz w:val="22"/>
-              </w:rPr>
-              <w:t>符合受訓對象的人多半</w:t>
-            </w:r>
-            <w:r>
-              <w:rPr>
-                <w:rFonts w:ascii="標楷體" w:hAnsi="標楷體"/>
-                <w:sz w:val="22"/>
-              </w:rPr>
-              <w:t>已在課程中。原有學員可直接繼續學習。」；按「關閉」回到課程列表，課程</w:t>
-            </w:r>
-            <w:r>
-              <w:rPr>
-                <w:rFonts w:ascii="標楷體" w:hAnsi="標楷體"/>
-                <w:sz w:val="22"/>
-              </w:rPr>
-              <w:t xml:space="preserve"> X </w:t>
-            </w:r>
-            <w:r>
-              <w:rPr>
-                <w:rFonts w:ascii="標楷體" w:hAnsi="標楷體"/>
-                <w:sz w:val="22"/>
-              </w:rPr>
-              <w:t>狀態為「已發布」，學員的學習進度與成績接續保留、隨即看到第</w:t>
-            </w:r>
-            <w:r>
-              <w:rPr>
-                <w:rFonts w:ascii="標楷體" w:hAnsi="標楷體"/>
-                <w:sz w:val="22"/>
-              </w:rPr>
-              <w:t xml:space="preserve"> 26 </w:t>
-            </w:r>
-            <w:r>
-              <w:rPr>
-                <w:rFonts w:ascii="標楷體" w:hAnsi="標楷體"/>
-                <w:sz w:val="22"/>
-              </w:rPr>
-              <w:t>項新增的章節，原邀請碼恢復有效。</w:t>
+              <w:t>第</w:t>
+            </w:r>
+            <w:r>
+              <w:rPr>
+                <w:rFonts w:ascii="標楷體" w:hAnsi="標楷體"/>
+                <w:sz w:val="22"/>
+              </w:rPr>
+              <w:t xml:space="preserve"> 6 </w:t>
+            </w:r>
+            <w:r>
+              <w:rPr>
+                <w:rFonts w:ascii="標楷體" w:hAnsi="標楷體"/>
+                <w:sz w:val="22"/>
+              </w:rPr>
+              <w:t>項的隔日每日排程執行後，教師甲應收到文件</w:t>
+            </w:r>
+            <w:r>
+              <w:rPr>
+                <w:rFonts w:ascii="標楷體" w:hAnsi="標楷體"/>
+                <w:sz w:val="22"/>
+              </w:rPr>
+              <w:t xml:space="preserve"> B </w:t>
+            </w:r>
+            <w:r>
+              <w:rPr>
+                <w:rFonts w:ascii="標楷體" w:hAnsi="標楷體"/>
+                <w:sz w:val="22"/>
+              </w:rPr>
+              <w:t>已廢止、請移除引用的通知信；於課程</w:t>
+            </w:r>
+            <w:r>
+              <w:rPr>
+                <w:rFonts w:ascii="標楷體" w:hAnsi="標楷體"/>
+                <w:sz w:val="22"/>
+              </w:rPr>
+              <w:t xml:space="preserve"> Y </w:t>
+            </w:r>
+            <w:r>
+              <w:rPr>
+                <w:rFonts w:ascii="標楷體" w:hAnsi="標楷體"/>
+                <w:sz w:val="22"/>
+              </w:rPr>
+              <w:t>移除該引用、補上說明文字並儲存，再將受訓對象改為沒有任何學員相符的組合後按「儲存並發布」並「確認發布」，應顯示課程已發布但無學員符合受訓對象的警告，並提示可改用邀請碼。</w:t>
+            </w:r>
+          </w:p>
+        </w:tc>
+        <w:tc>
+          <w:tcPr>
+            <w:tcW w:w="1247" w:type="dxa"/>
+          </w:tcPr>
+          <w:p>
+            <w:pPr>
+              <w:spacing w:before="60" w:after="60"/>
+              <w:jc w:val="center"/>
+            </w:pPr>
+          </w:p>
+        </w:tc>
+        <w:tc>
+          <w:tcPr>
+            <w:tcW w:w="1247" w:type="dxa"/>
+          </w:tcPr>
+          <w:p>
+            <w:pPr>
+              <w:spacing w:before="60" w:after="60"/>
+              <w:jc w:val="center"/>
+            </w:pPr>
+          </w:p>
+        </w:tc>
+      </w:tr>
+      <w:tr>
+        <w:trPr>
+          <w:jc w:val="center"/>
+        </w:trPr>
+        <w:tc>
+          <w:tcPr>
+            <w:tcW w:w="907" w:type="dxa"/>
+          </w:tcPr>
+          <w:p>
+            <w:pPr>
+              <w:spacing w:before="60" w:after="60"/>
+              <w:jc w:val="center"/>
+            </w:pPr>
+            <w:r>
+              <w:rPr>
+                <w:rFonts w:ascii="標楷體" w:hAnsi="標楷體"/>
+                <w:sz w:val="22"/>
+              </w:rPr>
+              <w:t>28</w:t>
+            </w:r>
+          </w:p>
+        </w:tc>
+        <w:tc>
+          <w:tcPr>
+            <w:tcW w:w="6236" w:type="dxa"/>
+          </w:tcPr>
+          <w:p>
+            <w:pPr>
+              <w:spacing w:before="60" w:after="60"/>
+            </w:pPr>
+            <w:r>
+              <w:rPr>
+                <w:rFonts w:ascii="標楷體" w:hAnsi="標楷體"/>
+                <w:sz w:val="22"/>
+              </w:rPr>
+              <w:t>第</w:t>
+            </w:r>
+            <w:r>
+              <w:rPr>
+                <w:rFonts w:ascii="標楷體" w:hAnsi="標楷體"/>
+                <w:sz w:val="22"/>
+              </w:rPr>
+              <w:t xml:space="preserve"> 21 </w:t>
+            </w:r>
+            <w:r>
+              <w:rPr>
+                <w:rFonts w:ascii="標楷體" w:hAnsi="標楷體"/>
+                <w:sz w:val="22"/>
+              </w:rPr>
+              <w:t>項的隔日每日排程執行過一次後，將文件</w:t>
+            </w:r>
+            <w:r>
+              <w:rPr>
+                <w:rFonts w:ascii="標楷體" w:hAnsi="標楷體"/>
+                <w:sz w:val="22"/>
+              </w:rPr>
+              <w:t xml:space="preserve"> A </w:t>
+            </w:r>
+            <w:r>
+              <w:rPr>
+                <w:rFonts w:ascii="標楷體" w:hAnsi="標楷體"/>
+                <w:sz w:val="22"/>
+              </w:rPr>
+              <w:t>於文件管理端發布新版本，學員下次開啟該章節即取得新版內容，教師不需回頭更新引用；再下一次每日排程執行後，教師甲應收到文件</w:t>
+            </w:r>
+            <w:r>
+              <w:rPr>
+                <w:rFonts w:ascii="標楷體" w:hAnsi="標楷體"/>
+                <w:sz w:val="22"/>
+              </w:rPr>
+              <w:t xml:space="preserve"> A </w:t>
+            </w:r>
+            <w:r>
+              <w:rPr>
+                <w:rFonts w:ascii="標楷體" w:hAnsi="標楷體"/>
+                <w:sz w:val="22"/>
+              </w:rPr>
+              <w:t>已更新版本的通知信，信中列出受影響的課程。</w:t>
             </w:r>
           </w:p>
         </w:tc>
@@ -9563,7 +9662,7 @@
       <w:pPr>
         <w:pStyle w:val="1"/>
       </w:pPr>
-      <w:bookmarkStart w:id="7" w:name="_Toc243473367"/>
+      <w:bookmarkStart w:id="7" w:name="_Toc243488781"/>
       <w:r>
         <w:lastRenderedPageBreak/>
         <w:t xml:space="preserve">ET06 </w:t>
@@ -9981,7 +10080,7 @@
                 <w:rFonts w:ascii="標楷體" w:hAnsi="標楷體"/>
                 <w:sz w:val="22"/>
               </w:rPr>
-              <w:t>全部項目數；第一個項目尚未完成時點第二個項目，應提示「請先完成「（第一個項目名稱）」後解鎖」，內容區不切換。</w:t>
+              <w:t>全部項目數；第一個項目尚未完成時點第二個項目，應提示「請先完成「（第一個項目名稱）」後解鎖」，內容區不切換；此時左側最下方不出現問卷入口。</w:t>
             </w:r>
           </w:p>
         </w:tc>
@@ -10279,7 +10378,7 @@
                 <w:rFonts w:ascii="標楷體" w:hAnsi="標楷體"/>
                 <w:sz w:val="22"/>
               </w:rPr>
-              <w:t>文件的教材，應出現「下載原檔以本機應用程式開啟」，按下可存檔並以本機程式開啟。</w:t>
+              <w:t>文件的教材，同樣點開即標為已完成，並出現「下載原檔以本機應用程式開啟」，按下可存檔並以本機程式開啟。</w:t>
             </w:r>
           </w:p>
         </w:tc>
@@ -10341,7 +10440,14 @@
                 <w:rFonts w:ascii="標楷體" w:hAnsi="標楷體"/>
                 <w:sz w:val="22"/>
               </w:rPr>
-              <w:t>點測驗項目，內容區應顯示題數、作答時間、及格分數與剩餘可作答次數；作答未及格後返回課程，點第二章的項目應提示「請先通過測驗「（測驗名稱）」後解鎖」；重新作答及格後，第二章第一個項目應隨即開放。</w:t>
+              <w:t>點測驗項目，內容區應顯示題數、作答時間、及格分數與剩餘可作答次數；作答</w:t>
+            </w:r>
+            <w:r>
+              <w:rPr>
+                <w:rFonts w:ascii="標楷體" w:hAnsi="標楷體"/>
+                <w:sz w:val="22"/>
+              </w:rPr>
+              <w:t>未及格後按「回課程重新作答」返回課程，點第二章的項目應提示「請先通過測驗「（測驗名稱）」後解鎖」；重新作答及格後按「返回課程」，第二章第一個項目應隨即開放。</w:t>
             </w:r>
           </w:p>
         </w:tc>
@@ -10465,7 +10571,7 @@
                 <w:rFonts w:ascii="標楷體" w:hAnsi="標楷體"/>
                 <w:sz w:val="22"/>
               </w:rPr>
-              <w:t>學員甲尚未完課時左側最下方應不出現問卷入口；完成全部項目後，課程進度應為</w:t>
+              <w:t>學員甲完成全部項目後（第二章只有說明文字的教材點開即完成），課程進度應為</w:t>
             </w:r>
             <w:r>
               <w:rPr>
@@ -10541,7 +10647,7 @@
                 <w:rFonts w:ascii="標楷體" w:hAnsi="標楷體"/>
                 <w:sz w:val="22"/>
               </w:rPr>
-              <w:t>學員乙按「填寫課後問卷」，問卷頁應說明採具名填答、一人一次、送出後不可修改；單選題全部作答、問答題留空按「送出問卷」並於確認視窗按「送出」，應顯示「問卷已送出，感</w:t>
+              <w:t>學員乙按「填寫課後問卷」，問卷頁應說明採具名填答、一人</w:t>
             </w:r>
             <w:r>
               <w:rPr>
@@ -10549,14 +10655,7 @@
                 <w:sz w:val="22"/>
               </w:rPr>
               <w:lastRenderedPageBreak/>
-              <w:t>謝您的回饋」並回到課程頁；左側入口改為「查看我的填答」並顯示送出時間，點入為唯讀、可看到剛才的選擇</w:t>
-            </w:r>
-            <w:r>
-              <w:rPr>
-                <w:rFonts w:ascii="標楷體" w:hAnsi="標楷體"/>
-                <w:sz w:val="22"/>
-              </w:rPr>
-              <w:t>且沒有送出按鈕。</w:t>
+              <w:t>一次、送出後不可修改；單選題全部作答、問答題留空按「送出問卷」並於確認視窗按「送出」，應顯示「問卷已送出，感謝您的回饋」並回到課程頁；左側入口改為「查看我的填答」並顯示送出時間，點入為唯讀、可看到剛才的選擇且沒有送出按鈕。</w:t>
             </w:r>
           </w:p>
         </w:tc>
@@ -10618,7 +10717,7 @@
                 <w:rFonts w:ascii="標楷體" w:hAnsi="標楷體"/>
                 <w:sz w:val="22"/>
               </w:rPr>
-              <w:t>教師甲於受測課程甲新增一份教材並按「更新」後，學員乙的課程進度總項目數加一、未滿</w:t>
+              <w:t>教師甲於受測課程甲第二章新增一份只有說明文字的教材並儲存，按「更新」並於確認視窗按「確認更新」後，學員乙的課程進度總項目數加一、未滿</w:t>
             </w:r>
             <w:r>
               <w:rPr>
@@ -10632,7 +10731,14 @@
                 <w:rFonts w:ascii="標楷體" w:hAnsi="標楷體"/>
                 <w:sz w:val="22"/>
               </w:rPr>
-              <w:t>，「我的課程」狀態回到「進行中」，左側仍為「查看我的填答」且可回看；學員丙的問卷入口消失。兩人完成新教材後，學員乙恢復「已完成」，學員丙重新出現「填寫課後問卷」。</w:t>
+              <w:t>，「我的課程」狀態回到「進行中」，左側仍為「查看我的填答」且可回看；學員丙的問卷入</w:t>
+            </w:r>
+            <w:r>
+              <w:rPr>
+                <w:rFonts w:ascii="標楷體" w:hAnsi="標楷體"/>
+                <w:sz w:val="22"/>
+              </w:rPr>
+              <w:t>口消失。兩人完成新教材後，學員乙恢復「已完成」，學員丙重新出現「填寫課後問卷」。</w:t>
             </w:r>
           </w:p>
         </w:tc>
@@ -10770,7 +10876,7 @@
                 <w:rFonts w:ascii="標楷體" w:hAnsi="標楷體"/>
                 <w:sz w:val="22"/>
               </w:rPr>
-              <w:t>教師甲關閉受測課程甲後，學員丁進入應顯示「此課程目前關閉中，僅可回看已學內容」，已開放的項目可開啟、影片可播放但不再顯示觀看進度，尚未開放的項目仍為鎖定；點測驗項目不能開始新的作答，但仍可查看歷次作答紀錄；學員丙按「填寫課後問卷」應提示「課程已關閉，無法填寫問卷」且沒有送出按鈕。</w:t>
+              <w:t>教師甲關閉受測課程甲後，學員丁進入應顯示「此課程目前關閉中，僅可回看已學內容」，已開放的項目可開啟、影片可播放但不再顯示觀看進度，尚未開放的項目仍為鎖定；點測驗項目應顯示「此課程已關閉，無法再開新作答」且「開始作答」不可按，但仍可查看歷次作答紀錄；學員丙按「填寫課後問卷」應提示「課程已關閉，無法填寫問卷」且沒有送出按鈕。</w:t>
             </w:r>
           </w:p>
         </w:tc>
@@ -10832,7 +10938,7 @@
                 <w:rFonts w:ascii="標楷體" w:hAnsi="標楷體"/>
                 <w:sz w:val="22"/>
               </w:rPr>
-              <w:t>教師甲再開課後，學員丁的學習進度應接續保留並可繼續學習，學員丙可填寫並送出課後問卷。</w:t>
+              <w:t>教師甲開啟已關閉的受測課程甲，按底部「更新並重開課」並於視窗按「關閉」後，學員丁的學習進度應接續保留並可繼續學習，學員丙可填寫並送出課後問卷。</w:t>
             </w:r>
           </w:p>
         </w:tc>
@@ -10864,7 +10970,7 @@
       <w:pPr>
         <w:pStyle w:val="1"/>
       </w:pPr>
-      <w:bookmarkStart w:id="8" w:name="_Toc243473368"/>
+      <w:bookmarkStart w:id="8" w:name="_Toc243488782"/>
       <w:r>
         <w:lastRenderedPageBreak/>
         <w:t xml:space="preserve">ET07 </w:t>
@@ -10909,7 +11015,16 @@
                 <w:spacing w:val="80"/>
                 <w:sz w:val="32"/>
               </w:rPr>
-              <w:t>國防醫學大學三軍總醫院測試報告</w:t>
+              <w:t>國防醫</w:t>
+            </w:r>
+            <w:r>
+              <w:rPr>
+                <w:rFonts w:ascii="標楷體" w:hAnsi="標楷體"/>
+                <w:b/>
+                <w:spacing w:val="80"/>
+                <w:sz w:val="32"/>
+              </w:rPr>
+              <w:t>學大學三軍總醫院測試報告</w:t>
             </w:r>
           </w:p>
         </w:tc>
@@ -11282,7 +11397,49 @@
                 <w:rFonts w:ascii="標楷體" w:hAnsi="標楷體"/>
                 <w:sz w:val="22"/>
               </w:rPr>
-              <w:t>，內容區應直接顯示題數、作答時間、及格分數與剩餘可作答次數</w:t>
+              <w:t>，內容區應直接顯示題數</w:t>
+            </w:r>
+            <w:r>
+              <w:rPr>
+                <w:rFonts w:ascii="標楷體" w:hAnsi="標楷體"/>
+                <w:sz w:val="22"/>
+              </w:rPr>
+              <w:t xml:space="preserve"> 5</w:t>
+            </w:r>
+            <w:r>
+              <w:rPr>
+                <w:rFonts w:ascii="標楷體" w:hAnsi="標楷體"/>
+                <w:sz w:val="22"/>
+              </w:rPr>
+              <w:t>、作答時間</w:t>
+            </w:r>
+            <w:r>
+              <w:rPr>
+                <w:rFonts w:ascii="標楷體" w:hAnsi="標楷體"/>
+                <w:sz w:val="22"/>
+              </w:rPr>
+              <w:t xml:space="preserve"> 3 </w:t>
+            </w:r>
+            <w:r>
+              <w:rPr>
+                <w:rFonts w:ascii="標楷體" w:hAnsi="標楷體"/>
+                <w:sz w:val="22"/>
+              </w:rPr>
+              <w:t>分、及格分數</w:t>
+            </w:r>
+            <w:r>
+              <w:rPr>
+                <w:rFonts w:ascii="標楷體" w:hAnsi="標楷體"/>
+                <w:sz w:val="22"/>
+              </w:rPr>
+              <w:t xml:space="preserve"> 80 </w:t>
+            </w:r>
+            <w:r>
+              <w:rPr>
+                <w:rFonts w:ascii="標楷體" w:hAnsi="標楷體"/>
+                <w:sz w:val="22"/>
+              </w:rPr>
+              <w:t>分與剩餘可作答</w:t>
             </w:r>
             <w:r>
               <w:rPr>
@@ -11296,7 +11453,21 @@
                 <w:rFonts w:ascii="標楷體" w:hAnsi="標楷體"/>
                 <w:sz w:val="22"/>
               </w:rPr>
-              <w:t>次，不另開新畫面；按「開始作答」後回到測驗項目，剩餘可作答應已減為</w:t>
+              <w:t>次，不另開新畫面；按「開始作答」進入作答畫面後，點左側選單「我的課程」並於確認視窗按「提交並離開」，再回到測驗</w:t>
+            </w:r>
+            <w:r>
+              <w:rPr>
+                <w:rFonts w:ascii="標楷體" w:hAnsi="標楷體"/>
+                <w:sz w:val="22"/>
+              </w:rPr>
+              <w:t xml:space="preserve"> A</w:t>
+            </w:r>
+            <w:r>
+              <w:rPr>
+                <w:rFonts w:ascii="標楷體" w:hAnsi="標楷體"/>
+                <w:sz w:val="22"/>
+              </w:rPr>
+              <w:t>，剩餘可作答應為</w:t>
             </w:r>
             <w:r>
               <w:rPr>
@@ -11379,7 +11550,14 @@
                 <w:rFonts w:ascii="標楷體" w:hAnsi="標楷體"/>
                 <w:sz w:val="22"/>
               </w:rPr>
-              <w:t xml:space="preserve"> B</w:t>
+              <w:t xml:space="preserve"> </w:t>
+            </w:r>
+            <w:r>
+              <w:rPr>
+                <w:rFonts w:ascii="標楷體" w:hAnsi="標楷體"/>
+                <w:sz w:val="22"/>
+              </w:rPr>
+              <w:t>B</w:t>
             </w:r>
             <w:r>
               <w:rPr>
@@ -11400,7 +11578,21 @@
                 <w:rFonts w:ascii="標楷體" w:hAnsi="標楷體"/>
                 <w:sz w:val="22"/>
               </w:rPr>
-              <w:t>次；開始作答後作答畫面不顯示剩餘時間，停留超過數分鐘亦不會自動提交；交卷後剩餘可作答變為</w:t>
+              <w:t>次；開始作答後作答畫面不顯示剩餘時間，停留</w:t>
+            </w:r>
+            <w:r>
+              <w:rPr>
+                <w:rFonts w:ascii="標楷體" w:hAnsi="標楷體"/>
+                <w:sz w:val="22"/>
+              </w:rPr>
+              <w:t xml:space="preserve"> 4 </w:t>
+            </w:r>
+            <w:r>
+              <w:rPr>
+                <w:rFonts w:ascii="標楷體" w:hAnsi="標楷體"/>
+                <w:sz w:val="22"/>
+              </w:rPr>
+              <w:t>分鐘以上亦不會自動提交；交卷後剩餘可作答變為</w:t>
             </w:r>
             <w:r>
               <w:rPr>
@@ -11490,7 +11682,7 @@
                 <w:rFonts w:ascii="標楷體" w:hAnsi="標楷體"/>
                 <w:sz w:val="22"/>
               </w:rPr>
-              <w:t>作答畫面點左側任一題號應跳至該題；作答後該題號改為已答標示，「已答</w:t>
+              <w:t>作答畫面點左側任一題號應跳至該題；作答後「已答</w:t>
             </w:r>
             <w:r>
               <w:rPr>
@@ -11504,7 +11696,7 @@
                 <w:rFonts w:ascii="標楷體" w:hAnsi="標楷體"/>
                 <w:sz w:val="22"/>
               </w:rPr>
-              <w:t>」隨之增加。</w:t>
+              <w:t>」立即增加，切到其他題後，剛才那題的題號改為已答標示。</w:t>
             </w:r>
           </w:p>
         </w:tc>
@@ -11573,7 +11765,14 @@
                 <w:rFonts w:ascii="標楷體" w:hAnsi="標楷體"/>
                 <w:sz w:val="22"/>
               </w:rPr>
-              <w:t xml:space="preserve"> A</w:t>
+              <w:t xml:space="preserve"> </w:t>
+            </w:r>
+            <w:r>
+              <w:rPr>
+                <w:rFonts w:ascii="標楷體" w:hAnsi="標楷體"/>
+                <w:sz w:val="22"/>
+              </w:rPr>
+              <w:t>A</w:t>
             </w:r>
             <w:r>
               <w:rPr>
@@ -11704,28 +11903,21 @@
                 <w:rFonts w:ascii="標楷體" w:hAnsi="標楷體"/>
                 <w:sz w:val="22"/>
               </w:rPr>
-              <w:t>開始作答後作答</w:t>
-            </w:r>
-            <w:r>
-              <w:rPr>
-                <w:rFonts w:ascii="標楷體" w:hAnsi="標楷體"/>
-                <w:sz w:val="22"/>
-              </w:rPr>
-              <w:t xml:space="preserve"> 2</w:t>
-            </w:r>
-            <w:r>
-              <w:rPr>
-                <w:rFonts w:ascii="標楷體" w:hAnsi="標楷體"/>
-                <w:sz w:val="22"/>
-              </w:rPr>
-              <w:t xml:space="preserve"> </w:t>
-            </w:r>
-            <w:r>
-              <w:rPr>
-                <w:rFonts w:ascii="標楷體" w:hAnsi="標楷體"/>
-                <w:sz w:val="22"/>
-              </w:rPr>
-              <w:t>題並等倒數歸零，系統應自動提交，結果頁顯示「作答時間到，已自動提交」，該</w:t>
+              <w:t>開始作答後作答第</w:t>
+            </w:r>
+            <w:r>
+              <w:rPr>
+                <w:rFonts w:ascii="標楷體" w:hAnsi="標楷體"/>
+                <w:sz w:val="22"/>
+              </w:rPr>
+              <w:t xml:space="preserve"> 1 </w:t>
+            </w:r>
+            <w:r>
+              <w:rPr>
+                <w:rFonts w:ascii="標楷體" w:hAnsi="標楷體"/>
+                <w:sz w:val="22"/>
+              </w:rPr>
+              <w:t>題，按「下一題」作答第</w:t>
             </w:r>
             <w:r>
               <w:rPr>
@@ -11733,6 +11925,48 @@
                 <w:sz w:val="22"/>
               </w:rPr>
               <w:t xml:space="preserve"> 2 </w:t>
+            </w:r>
+            <w:r>
+              <w:rPr>
+                <w:rFonts w:ascii="標楷體" w:hAnsi="標楷體"/>
+                <w:sz w:val="22"/>
+              </w:rPr>
+              <w:t>題，再按「下一題」切到第</w:t>
+            </w:r>
+            <w:r>
+              <w:rPr>
+                <w:rFonts w:ascii="標楷體" w:hAnsi="標楷體"/>
+                <w:sz w:val="22"/>
+              </w:rPr>
+              <w:t xml:space="preserve"> 3 </w:t>
+            </w:r>
+            <w:r>
+              <w:rPr>
+                <w:rFonts w:ascii="標楷體" w:hAnsi="標楷體"/>
+                <w:sz w:val="22"/>
+              </w:rPr>
+              <w:t>題（不作答），等倒數歸零，系統應自動提交，結果頁顯示「作答時間到，已自動提交」，第</w:t>
+            </w:r>
+            <w:r>
+              <w:rPr>
+                <w:rFonts w:ascii="標楷體" w:hAnsi="標楷體"/>
+                <w:sz w:val="22"/>
+              </w:rPr>
+              <w:t xml:space="preserve"> 1</w:t>
+            </w:r>
+            <w:r>
+              <w:rPr>
+                <w:rFonts w:ascii="標楷體" w:hAnsi="標楷體"/>
+                <w:sz w:val="22"/>
+              </w:rPr>
+              <w:t>、</w:t>
+            </w:r>
+            <w:r>
+              <w:rPr>
+                <w:rFonts w:ascii="標楷體" w:hAnsi="標楷體"/>
+                <w:sz w:val="22"/>
+              </w:rPr>
+              <w:t xml:space="preserve">2 </w:t>
             </w:r>
             <w:r>
               <w:rPr>
@@ -11874,6 +12108,7 @@
                 <w:rFonts w:ascii="標楷體" w:hAnsi="標楷體"/>
                 <w:sz w:val="22"/>
               </w:rPr>
+              <w:lastRenderedPageBreak/>
               <w:t>8</w:t>
             </w:r>
           </w:p>
@@ -12031,14 +12266,7 @@
                 <w:rFonts w:ascii="標楷體" w:hAnsi="標楷體"/>
                 <w:sz w:val="22"/>
               </w:rPr>
-              <w:t>分，且不</w:t>
-            </w:r>
-            <w:r>
-              <w:rPr>
-                <w:rFonts w:ascii="標楷體" w:hAnsi="標楷體"/>
-                <w:sz w:val="22"/>
-              </w:rPr>
-              <w:t>扣其他題的分數。</w:t>
+              <w:t>分，且不扣其他題的分數。</w:t>
             </w:r>
           </w:p>
         </w:tc>
@@ -12083,7 +12311,6 @@
                 <w:rFonts w:ascii="標楷體" w:hAnsi="標楷體"/>
                 <w:sz w:val="22"/>
               </w:rPr>
-              <w:lastRenderedPageBreak/>
               <w:t>9</w:t>
             </w:r>
           </w:p>
@@ -12108,6 +12335,34 @@
                 <w:rFonts w:ascii="標楷體" w:hAnsi="標楷體"/>
                 <w:sz w:val="22"/>
               </w:rPr>
+              <w:t xml:space="preserve"> 7 </w:t>
+            </w:r>
+            <w:r>
+              <w:rPr>
+                <w:rFonts w:ascii="標楷體" w:hAnsi="標楷體"/>
+                <w:sz w:val="22"/>
+              </w:rPr>
+              <w:t>項所做的那次作答（第</w:t>
+            </w:r>
+            <w:r>
+              <w:rPr>
+                <w:rFonts w:ascii="標楷體" w:hAnsi="標楷體"/>
+                <w:sz w:val="22"/>
+              </w:rPr>
+              <w:t xml:space="preserve"> 7 </w:t>
+            </w:r>
+            <w:r>
+              <w:rPr>
+                <w:rFonts w:ascii="標楷體" w:hAnsi="標楷體"/>
+                <w:sz w:val="22"/>
+              </w:rPr>
+              <w:t>項作答時請先記下第</w:t>
+            </w:r>
+            <w:r>
+              <w:rPr>
+                <w:rFonts w:ascii="標楷體" w:hAnsi="標楷體"/>
+                <w:sz w:val="22"/>
+              </w:rPr>
               <w:t xml:space="preserve"> 1 </w:t>
             </w:r>
             <w:r>
@@ -12115,7 +12370,7 @@
                 <w:rFonts w:ascii="標楷體" w:hAnsi="標楷體"/>
                 <w:sz w:val="22"/>
               </w:rPr>
-              <w:t>次作答，應顯示該次的逐題明細，題目順序與該次作答時相同，且畫面只有「返回課程」、不提供重新作答。</w:t>
+              <w:t>題的題目），應顯示該次的逐題明細，題目順序與當時相同，且畫面只有「返回課程」、不提供重新作答。</w:t>
             </w:r>
           </w:p>
         </w:tc>
@@ -12260,14 +12515,7 @@
                 <w:rFonts w:ascii="標楷體" w:hAnsi="標楷體"/>
                 <w:sz w:val="22"/>
               </w:rPr>
-              <w:t xml:space="preserve"> </w:t>
-            </w:r>
-            <w:r>
-              <w:rPr>
-                <w:rFonts w:ascii="標楷體" w:hAnsi="標楷體"/>
-                <w:sz w:val="22"/>
-              </w:rPr>
-              <w:t>A</w:t>
+              <w:t xml:space="preserve"> A</w:t>
             </w:r>
             <w:r>
               <w:rPr>
@@ -12288,7 +12536,21 @@
                 <w:rFonts w:ascii="標楷體" w:hAnsi="標楷體"/>
                 <w:sz w:val="22"/>
               </w:rPr>
-              <w:t>分以上，結果頁應顯示合格，該測驗項目標示完成，下一章隨即可點開。</w:t>
+              <w:t>分以上，結果頁應顯示合格，該測驗項目標示完成，下一章的第一個項目隨即可點開（只點開第一份教材，第二份留待第</w:t>
+            </w:r>
+            <w:r>
+              <w:rPr>
+                <w:rFonts w:ascii="標楷體" w:hAnsi="標楷體"/>
+                <w:sz w:val="22"/>
+              </w:rPr>
+              <w:t xml:space="preserve"> 14 </w:t>
+            </w:r>
+            <w:r>
+              <w:rPr>
+                <w:rFonts w:ascii="標楷體" w:hAnsi="標楷體"/>
+                <w:sz w:val="22"/>
+              </w:rPr>
+              <w:t>項）。</w:t>
             </w:r>
           </w:p>
         </w:tc>
@@ -12496,7 +12758,7 @@
                 <w:rFonts w:ascii="標楷體" w:hAnsi="標楷體"/>
                 <w:sz w:val="22"/>
               </w:rPr>
-              <w:t>重置學員乙的測驗</w:t>
+              <w:t>選輔助課程，於「作答明細」展開學員乙，按測驗</w:t>
             </w:r>
             <w:r>
               <w:rPr>
@@ -12510,7 +12772,7 @@
                 <w:rFonts w:ascii="標楷體" w:hAnsi="標楷體"/>
                 <w:sz w:val="22"/>
               </w:rPr>
-              <w:t>後，剩餘可作答恢復為</w:t>
+              <w:t>的「重置重考次數」並確定後，剩餘可作答恢復為</w:t>
             </w:r>
             <w:r>
               <w:rPr>
@@ -12524,14 +12786,7 @@
                 <w:rFonts w:ascii="標楷體" w:hAnsi="標楷體"/>
                 <w:sz w:val="22"/>
               </w:rPr>
-              <w:t>次並可開始作答；學員乙再</w:t>
-            </w:r>
-            <w:r>
-              <w:rPr>
-                <w:rFonts w:ascii="標楷體" w:hAnsi="標楷體"/>
-                <w:sz w:val="22"/>
-              </w:rPr>
-              <w:t>作答一次後，歷次作答紀錄應於該次之前出現一列「重考次數已重置」與日期，先前</w:t>
+              <w:t>次並可開始作答；學員乙再作答一次後，歷次作答紀錄應於該次之前出現一列「重考次數已重置」與日期，先前</w:t>
             </w:r>
             <w:r>
               <w:rPr>
@@ -12635,7 +12890,7 @@
                 <w:rFonts w:ascii="標楷體" w:hAnsi="標楷體"/>
                 <w:sz w:val="22"/>
               </w:rPr>
-              <w:t>並選「儲存並要求重測」再按「更新」，學員甲的測驗</w:t>
+              <w:t>的內容後按「儲存」，於詢問視窗選「儲存並要求重測」，再按頁面底部「更新」並於確認視窗按「確認更新」，學員甲的測驗</w:t>
             </w:r>
             <w:r>
               <w:rPr>
@@ -12677,14 +12932,14 @@
                 <w:rFonts w:ascii="標楷體" w:hAnsi="標楷體"/>
                 <w:sz w:val="22"/>
               </w:rPr>
-              <w:t>顯示「教師已要求重測，重新作答後才會計算結業成績。」且不顯示最高分；歷次作答紀錄末尾出現一列「教師要求重測（測驗內容已更新）」與日期，先前的作答以灰色顯示並標「前一輪」、仍可點開；學員甲重新作答一次並得低於</w:t>
-            </w:r>
-            <w:r>
-              <w:rPr>
-                <w:rFonts w:ascii="標楷體" w:hAnsi="標楷體"/>
-                <w:sz w:val="22"/>
-              </w:rPr>
-              <w:t>先前最高分的成績，最高分應為這次的成績。</w:t>
+              <w:t>顯示「教師已要求重測，重新作答後才會計算結業成績。」且不顯示最</w:t>
+            </w:r>
+            <w:r>
+              <w:rPr>
+                <w:rFonts w:ascii="標楷體" w:hAnsi="標楷體"/>
+                <w:sz w:val="22"/>
+              </w:rPr>
+              <w:t>高分；歷次作答紀錄末尾出現一列「教師要求重測（測驗內容已更新）」與日期，先前的作答以灰色顯示並標「前一輪」、仍可點開；學員甲重新作答一次並得低於先前最高分的成績，最高分應為這次的成績。</w:t>
             </w:r>
           </w:p>
         </w:tc>
@@ -12760,7 +13015,15 @@
                 <w:rFonts w:ascii="標楷體" w:hAnsi="標楷體"/>
                 <w:sz w:val="22"/>
               </w:rPr>
-              <w:t>，應只顯示題目內容，沒有「開始作答」、剩餘可作答次數與歷次作答紀錄。</w:t>
+              <w:t>，應只顯示題目內容，沒有「開始作答」、剩餘可作答次數與歷</w:t>
+            </w:r>
+            <w:r>
+              <w:rPr>
+                <w:rFonts w:ascii="標楷體" w:hAnsi="標楷體"/>
+                <w:sz w:val="22"/>
+              </w:rPr>
+              <w:lastRenderedPageBreak/>
+              <w:t>次作答紀錄。</w:t>
             </w:r>
           </w:p>
         </w:tc>
@@ -12894,7 +13157,7 @@
         <w:noProof/>
         <w:sz w:val="20"/>
       </w:rPr>
-      <w:t>17</w:t>
+      <w:t>18</w:t>
     </w:r>
     <w:r>
       <w:rPr>
@@ -12934,9 +13197,26 @@
 <file path=word/numbering.xml><?xml version="1.0" encoding="utf-8"?>
 <w:numbering xmlns:wpc="http://schemas.microsoft.com/office/word/2010/wordprocessingCanvas" xmlns:cx="http://schemas.microsoft.com/office/drawing/2014/chartex" xmlns:cx1="http://schemas.microsoft.com/office/drawing/2015/9/8/chartex" xmlns:cx2="http://schemas.microsoft.com/office/drawing/2015/10/21/chartex" xmlns:cx3="http://schemas.microsoft.com/office/drawing/2016/5/9/chartex" xmlns:cx4="http://schemas.microsoft.com/office/drawing/2016/5/10/chartex" xmlns:cx5="http://schemas.microsoft.com/office/drawing/2016/5/11/chartex" xmlns:cx6="http://schemas.microsoft.com/office/drawing/2016/5/12/chartex" xmlns:cx7="http://schemas.microsoft.com/office/drawing/2016/5/13/chartex" xmlns:cx8="http://schemas.microsoft.com/office/drawing/2016/5/14/chartex" xmlns:mc="http://schemas.openxmlformats.org/markup-compatibility/2006" xmlns:aink="http://schemas.microsoft.com/office/drawing/2016/ink" xmlns:am3d="http://schemas.microsoft.com/office/drawing/2017/model3d" xmlns:o="urn:schemas-microsoft-com:office:office" xmlns:r="http://schemas.openxmlformats.org/officeDocument/2006/relationships" xmlns:m="http://schemas.openxmlformats.org/officeDocument/2006/math" xmlns:v="urn:schemas-microsoft-com:vml" xmlns:wp14="http://schemas.microsoft.com/office/word/2010/wordprocessingDrawing" xmlns:wp="http://schemas.openxmlformats.org/drawingml/2006/wordprocessingDrawing" xmlns:w10="urn:schemas-microsoft-com:office:word" xmlns:w="http://schemas.openxmlformats.org/wordprocessingml/2006/main" xmlns:w14="http://schemas.microsoft.com/office/word/2010/wordml" xmlns:w15="http://schemas.microsoft.com/office/word/2012/wordml" xmlns:w16cid="http://schemas.microsoft.com/office/word/2016/wordml/cid" xmlns:w16se="http://schemas.microsoft.com/office/word/2015/wordml/symex" xmlns:wpg="http://schemas.microsoft.com/office/word/2010/wordprocessingGroup" xmlns:wpi="http://schemas.microsoft.com/office/word/2010/wordprocessingInk" xmlns:wne="http://schemas.microsoft.com/office/word/2006/wordml" xmlns:wps="http://schemas.microsoft.com/office/word/2010/wordprocessingShape" mc:Ignorable="w14 w15 w16se w16cid wp14">
   <w:abstractNum w:abstractNumId="0" w15:restartNumberingAfterBreak="0">
-    <w:nsid w:val="1377692E"/>
+    <w:nsid w:val="1ABC44C1"/>
+    <w:multiLevelType w:val="singleLevel"/>
+    <w:tmpl w:val="DB806158"/>
+    <w:lvl w:ilvl="0">
+      <w:start w:val="1"/>
+      <w:numFmt w:val="decimal"/>
+      <w:lvlText w:val="%1."/>
+      <w:lvlJc w:val="left"/>
+      <w:pPr>
+        <w:ind w:left="960" w:hanging="480"/>
+      </w:pPr>
+      <w:rPr>
+        <w:rFonts w:ascii="Times New Roman" w:eastAsia="標楷體" w:hAnsi="Times New Roman" w:cs="Times New Roman"/>
+      </w:rPr>
+    </w:lvl>
+  </w:abstractNum>
+  <w:abstractNum w:abstractNumId="1" w15:restartNumberingAfterBreak="0">
+    <w:nsid w:val="44D13C1E"/>
     <w:multiLevelType w:val="multilevel"/>
-    <w:tmpl w:val="BE3EE4B8"/>
+    <w:tmpl w:val="288A9774"/>
     <w:lvl w:ilvl="0">
       <w:start w:val="1"/>
       <w:numFmt w:val="bullet"/>
@@ -12991,23 +13271,6 @@
       <w:lvlJc w:val="left"/>
     </w:lvl>
   </w:abstractNum>
-  <w:abstractNum w:abstractNumId="1" w15:restartNumberingAfterBreak="0">
-    <w:nsid w:val="1ABC44C1"/>
-    <w:multiLevelType w:val="singleLevel"/>
-    <w:tmpl w:val="DB806158"/>
-    <w:lvl w:ilvl="0">
-      <w:start w:val="1"/>
-      <w:numFmt w:val="decimal"/>
-      <w:lvlText w:val="%1."/>
-      <w:lvlJc w:val="left"/>
-      <w:pPr>
-        <w:ind w:left="960" w:hanging="480"/>
-      </w:pPr>
-      <w:rPr>
-        <w:rFonts w:ascii="Times New Roman" w:eastAsia="標楷體" w:hAnsi="Times New Roman" w:cs="Times New Roman"/>
-      </w:rPr>
-    </w:lvl>
-  </w:abstractNum>
   <w:abstractNum w:abstractNumId="2" w15:restartNumberingAfterBreak="0">
     <w:nsid w:val="7CDE1FC3"/>
     <w:multiLevelType w:val="hybridMultilevel"/>
@@ -13073,19 +13336,19 @@
     </w:lvl>
   </w:abstractNum>
   <w:num w:numId="1">
-    <w:abstractNumId w:val="1"/>
+    <w:abstractNumId w:val="0"/>
     <w:lvlOverride w:ilvl="0">
       <w:startOverride w:val="1"/>
     </w:lvlOverride>
   </w:num>
   <w:num w:numId="2">
-    <w:abstractNumId w:val="1"/>
+    <w:abstractNumId w:val="0"/>
     <w:lvlOverride w:ilvl="0">
       <w:startOverride w:val="1"/>
     </w:lvlOverride>
   </w:num>
   <w:num w:numId="3">
-    <w:abstractNumId w:val="1"/>
+    <w:abstractNumId w:val="0"/>
     <w:lvlOverride w:ilvl="0">
       <w:startOverride w:val="1"/>
     </w:lvlOverride>
@@ -13097,199 +13360,199 @@
     </w:lvlOverride>
   </w:num>
   <w:num w:numId="5">
-    <w:abstractNumId w:val="1"/>
+    <w:abstractNumId w:val="0"/>
     <w:lvlOverride w:ilvl="0">
       <w:startOverride w:val="1"/>
     </w:lvlOverride>
   </w:num>
   <w:num w:numId="6">
-    <w:abstractNumId w:val="1"/>
+    <w:abstractNumId w:val="0"/>
     <w:lvlOverride w:ilvl="0">
       <w:startOverride w:val="1"/>
     </w:lvlOverride>
   </w:num>
   <w:num w:numId="7">
-    <w:abstractNumId w:val="1"/>
+    <w:abstractNumId w:val="0"/>
     <w:lvlOverride w:ilvl="0">
       <w:startOverride w:val="1"/>
     </w:lvlOverride>
   </w:num>
   <w:num w:numId="8">
-    <w:abstractNumId w:val="1"/>
+    <w:abstractNumId w:val="0"/>
     <w:lvlOverride w:ilvl="0">
       <w:startOverride w:val="1"/>
     </w:lvlOverride>
   </w:num>
   <w:num w:numId="9">
-    <w:abstractNumId w:val="1"/>
+    <w:abstractNumId w:val="0"/>
     <w:lvlOverride w:ilvl="0">
       <w:startOverride w:val="1"/>
     </w:lvlOverride>
   </w:num>
   <w:num w:numId="10">
-    <w:abstractNumId w:val="1"/>
+    <w:abstractNumId w:val="0"/>
     <w:lvlOverride w:ilvl="0">
       <w:startOverride w:val="1"/>
     </w:lvlOverride>
   </w:num>
   <w:num w:numId="11">
-    <w:abstractNumId w:val="1"/>
+    <w:abstractNumId w:val="0"/>
     <w:lvlOverride w:ilvl="0">
       <w:startOverride w:val="1"/>
     </w:lvlOverride>
   </w:num>
   <w:num w:numId="12">
-    <w:abstractNumId w:val="1"/>
+    <w:abstractNumId w:val="0"/>
     <w:lvlOverride w:ilvl="0">
       <w:startOverride w:val="1"/>
     </w:lvlOverride>
   </w:num>
   <w:num w:numId="13">
-    <w:abstractNumId w:val="1"/>
+    <w:abstractNumId w:val="0"/>
     <w:lvlOverride w:ilvl="0">
       <w:startOverride w:val="1"/>
     </w:lvlOverride>
   </w:num>
   <w:num w:numId="14">
-    <w:abstractNumId w:val="1"/>
+    <w:abstractNumId w:val="0"/>
     <w:lvlOverride w:ilvl="0">
       <w:startOverride w:val="1"/>
     </w:lvlOverride>
   </w:num>
   <w:num w:numId="15">
-    <w:abstractNumId w:val="1"/>
+    <w:abstractNumId w:val="0"/>
     <w:lvlOverride w:ilvl="0">
       <w:startOverride w:val="1"/>
     </w:lvlOverride>
   </w:num>
   <w:num w:numId="16">
-    <w:abstractNumId w:val="1"/>
+    <w:abstractNumId w:val="0"/>
     <w:lvlOverride w:ilvl="0">
       <w:startOverride w:val="1"/>
     </w:lvlOverride>
   </w:num>
   <w:num w:numId="17">
-    <w:abstractNumId w:val="1"/>
+    <w:abstractNumId w:val="0"/>
     <w:lvlOverride w:ilvl="0">
       <w:startOverride w:val="1"/>
     </w:lvlOverride>
   </w:num>
   <w:num w:numId="18">
-    <w:abstractNumId w:val="1"/>
+    <w:abstractNumId w:val="0"/>
     <w:lvlOverride w:ilvl="0">
       <w:startOverride w:val="1"/>
     </w:lvlOverride>
   </w:num>
   <w:num w:numId="19">
-    <w:abstractNumId w:val="1"/>
+    <w:abstractNumId w:val="0"/>
     <w:lvlOverride w:ilvl="0">
       <w:startOverride w:val="1"/>
     </w:lvlOverride>
   </w:num>
   <w:num w:numId="20">
-    <w:abstractNumId w:val="1"/>
+    <w:abstractNumId w:val="0"/>
     <w:lvlOverride w:ilvl="0">
       <w:startOverride w:val="1"/>
     </w:lvlOverride>
   </w:num>
   <w:num w:numId="21">
-    <w:abstractNumId w:val="1"/>
+    <w:abstractNumId w:val="0"/>
     <w:lvlOverride w:ilvl="0">
       <w:startOverride w:val="1"/>
     </w:lvlOverride>
   </w:num>
   <w:num w:numId="22">
-    <w:abstractNumId w:val="1"/>
+    <w:abstractNumId w:val="0"/>
     <w:lvlOverride w:ilvl="0">
       <w:startOverride w:val="1"/>
     </w:lvlOverride>
   </w:num>
   <w:num w:numId="23">
-    <w:abstractNumId w:val="1"/>
+    <w:abstractNumId w:val="0"/>
     <w:lvlOverride w:ilvl="0">
       <w:startOverride w:val="1"/>
     </w:lvlOverride>
   </w:num>
   <w:num w:numId="24">
-    <w:abstractNumId w:val="1"/>
+    <w:abstractNumId w:val="0"/>
     <w:lvlOverride w:ilvl="0">
       <w:startOverride w:val="1"/>
     </w:lvlOverride>
   </w:num>
   <w:num w:numId="25">
-    <w:abstractNumId w:val="1"/>
+    <w:abstractNumId w:val="0"/>
     <w:lvlOverride w:ilvl="0">
       <w:startOverride w:val="1"/>
     </w:lvlOverride>
   </w:num>
   <w:num w:numId="26">
-    <w:abstractNumId w:val="1"/>
+    <w:abstractNumId w:val="0"/>
     <w:lvlOverride w:ilvl="0">
       <w:startOverride w:val="1"/>
     </w:lvlOverride>
   </w:num>
   <w:num w:numId="27">
-    <w:abstractNumId w:val="1"/>
+    <w:abstractNumId w:val="0"/>
     <w:lvlOverride w:ilvl="0">
       <w:startOverride w:val="1"/>
     </w:lvlOverride>
   </w:num>
   <w:num w:numId="28">
-    <w:abstractNumId w:val="1"/>
+    <w:abstractNumId w:val="0"/>
     <w:lvlOverride w:ilvl="0">
       <w:startOverride w:val="1"/>
     </w:lvlOverride>
   </w:num>
   <w:num w:numId="29">
-    <w:abstractNumId w:val="1"/>
+    <w:abstractNumId w:val="0"/>
     <w:lvlOverride w:ilvl="0">
       <w:startOverride w:val="1"/>
     </w:lvlOverride>
   </w:num>
   <w:num w:numId="30">
-    <w:abstractNumId w:val="1"/>
+    <w:abstractNumId w:val="0"/>
     <w:lvlOverride w:ilvl="0">
       <w:startOverride w:val="1"/>
     </w:lvlOverride>
   </w:num>
   <w:num w:numId="31">
-    <w:abstractNumId w:val="1"/>
+    <w:abstractNumId w:val="0"/>
     <w:lvlOverride w:ilvl="0">
       <w:startOverride w:val="1"/>
     </w:lvlOverride>
   </w:num>
   <w:num w:numId="32">
-    <w:abstractNumId w:val="1"/>
+    <w:abstractNumId w:val="0"/>
     <w:lvlOverride w:ilvl="0">
       <w:startOverride w:val="1"/>
     </w:lvlOverride>
   </w:num>
   <w:num w:numId="33">
-    <w:abstractNumId w:val="1"/>
+    <w:abstractNumId w:val="0"/>
     <w:lvlOverride w:ilvl="0">
       <w:startOverride w:val="1"/>
     </w:lvlOverride>
   </w:num>
   <w:num w:numId="34">
-    <w:abstractNumId w:val="1"/>
+    <w:abstractNumId w:val="0"/>
     <w:lvlOverride w:ilvl="0">
       <w:startOverride w:val="1"/>
     </w:lvlOverride>
   </w:num>
   <w:num w:numId="35">
-    <w:abstractNumId w:val="1"/>
+    <w:abstractNumId w:val="0"/>
     <w:lvlOverride w:ilvl="0">
       <w:startOverride w:val="1"/>
     </w:lvlOverride>
   </w:num>
   <w:num w:numId="36">
-    <w:abstractNumId w:val="1"/>
+    <w:abstractNumId w:val="0"/>
     <w:lvlOverride w:ilvl="0">
       <w:startOverride w:val="1"/>
     </w:lvlOverride>
   </w:num>
   <w:num w:numId="37">
-    <w:abstractNumId w:val="0"/>
+    <w:abstractNumId w:val="1"/>
   </w:num>
   <w:numIdMacAtCleanup w:val="36"/>
 </w:numbering>
@@ -25057,7 +25320,7 @@
 </file>
 
 <file path=customXml/itemProps1.xml><?xml version="1.0" encoding="utf-8"?>
-<ds:datastoreItem xmlns:ds="http://schemas.openxmlformats.org/officeDocument/2006/customXml" ds:itemID="{C25967E7-F700-4BEA-852D-817017A3B244}">
+<ds:datastoreItem xmlns:ds="http://schemas.openxmlformats.org/officeDocument/2006/customXml" ds:itemID="{1FC1F6F8-43DB-45CA-985F-53E01C18D8D8}">
   <ds:schemaRefs>
     <ds:schemaRef ds:uri="http://schemas.openxmlformats.org/officeDocument/2006/bibliography"/>
   </ds:schemaRefs>

--- a/docs/manuals/測試報告/ET-教育訓練文件管理模組.docx
+++ b/docs/manuals/測試報告/ET-教育訓練文件管理模組.docx
@@ -498,7 +498,7 @@
       <w:r>
         <w:fldChar w:fldCharType="separate"/>
       </w:r>
-      <w:hyperlink w:anchor="_Toc243488775" w:history="1">
+      <w:hyperlink w:anchor="_Toc243491296" w:history="1">
         <w:r>
           <w:rPr>
             <w:rStyle w:val="affb"/>
@@ -526,7 +526,7 @@
             <w:noProof/>
             <w:webHidden/>
           </w:rPr>
-          <w:instrText xml:space="preserve"> PAGEREF _Toc243488775 \h </w:instrText>
+          <w:instrText xml:space="preserve"> PAGEREF _Toc243491296 \h </w:instrText>
         </w:r>
         <w:r>
           <w:rPr>
@@ -571,7 +571,7 @@
           <w:szCs w:val="22"/>
         </w:rPr>
       </w:pPr>
-      <w:hyperlink w:anchor="_Toc243488776" w:history="1">
+      <w:hyperlink w:anchor="_Toc243491297" w:history="1">
         <w:r>
           <w:rPr>
             <w:rStyle w:val="affb"/>
@@ -606,7 +606,7 @@
             <w:noProof/>
             <w:webHidden/>
           </w:rPr>
-          <w:instrText xml:space="preserve"> PAGEREF _Toc243488776 \h </w:instrText>
+          <w:instrText xml:space="preserve"> PAGEREF _Toc243491297 \h </w:instrText>
         </w:r>
         <w:r>
           <w:rPr>
@@ -651,7 +651,7 @@
           <w:szCs w:val="22"/>
         </w:rPr>
       </w:pPr>
-      <w:hyperlink w:anchor="_Toc243488777" w:history="1">
+      <w:hyperlink w:anchor="_Toc243491298" w:history="1">
         <w:r>
           <w:rPr>
             <w:rStyle w:val="affb"/>
@@ -686,7 +686,7 @@
             <w:noProof/>
             <w:webHidden/>
           </w:rPr>
-          <w:instrText xml:space="preserve"> PAGEREF _Toc243488777 \h </w:instrText>
+          <w:instrText xml:space="preserve"> PAGEREF _Toc243491298 \h </w:instrText>
         </w:r>
         <w:r>
           <w:rPr>
@@ -731,7 +731,7 @@
           <w:szCs w:val="22"/>
         </w:rPr>
       </w:pPr>
-      <w:hyperlink w:anchor="_Toc243488778" w:history="1">
+      <w:hyperlink w:anchor="_Toc243491299" w:history="1">
         <w:r>
           <w:rPr>
             <w:rStyle w:val="affb"/>
@@ -766,7 +766,7 @@
             <w:noProof/>
             <w:webHidden/>
           </w:rPr>
-          <w:instrText xml:space="preserve"> PAGEREF _Toc243488778 \h </w:instrText>
+          <w:instrText xml:space="preserve"> PAGEREF _Toc243491299 \h </w:instrText>
         </w:r>
         <w:r>
           <w:rPr>
@@ -811,7 +811,7 @@
           <w:szCs w:val="22"/>
         </w:rPr>
       </w:pPr>
-      <w:hyperlink w:anchor="_Toc243488779" w:history="1">
+      <w:hyperlink w:anchor="_Toc243491300" w:history="1">
         <w:r>
           <w:rPr>
             <w:rStyle w:val="affb"/>
@@ -846,7 +846,7 @@
             <w:noProof/>
             <w:webHidden/>
           </w:rPr>
-          <w:instrText xml:space="preserve"> PAGEREF _Toc243488779 \h </w:instrText>
+          <w:instrText xml:space="preserve"> PAGEREF _Toc243491300 \h </w:instrText>
         </w:r>
         <w:r>
           <w:rPr>
@@ -891,7 +891,7 @@
           <w:szCs w:val="22"/>
         </w:rPr>
       </w:pPr>
-      <w:hyperlink w:anchor="_Toc243488780" w:history="1">
+      <w:hyperlink w:anchor="_Toc243491301" w:history="1">
         <w:r>
           <w:rPr>
             <w:rStyle w:val="affb"/>
@@ -926,7 +926,7 @@
             <w:noProof/>
             <w:webHidden/>
           </w:rPr>
-          <w:instrText xml:space="preserve"> PAGEREF _Toc243488780 \h </w:instrText>
+          <w:instrText xml:space="preserve"> PAGEREF _Toc243491301 \h </w:instrText>
         </w:r>
         <w:r>
           <w:rPr>
@@ -971,7 +971,7 @@
           <w:szCs w:val="22"/>
         </w:rPr>
       </w:pPr>
-      <w:hyperlink w:anchor="_Toc243488781" w:history="1">
+      <w:hyperlink w:anchor="_Toc243491302" w:history="1">
         <w:r>
           <w:rPr>
             <w:rStyle w:val="affb"/>
@@ -1006,7 +1006,7 @@
             <w:noProof/>
             <w:webHidden/>
           </w:rPr>
-          <w:instrText xml:space="preserve"> PAGEREF _Toc243488781 \h </w:instrText>
+          <w:instrText xml:space="preserve"> PAGEREF _Toc243491302 \h </w:instrText>
         </w:r>
         <w:r>
           <w:rPr>
@@ -1051,7 +1051,7 @@
           <w:szCs w:val="22"/>
         </w:rPr>
       </w:pPr>
-      <w:hyperlink w:anchor="_Toc243488782" w:history="1">
+      <w:hyperlink w:anchor="_Toc243491303" w:history="1">
         <w:r>
           <w:rPr>
             <w:rStyle w:val="affb"/>
@@ -1086,7 +1086,7 @@
             <w:noProof/>
             <w:webHidden/>
           </w:rPr>
-          <w:instrText xml:space="preserve"> PAGEREF _Toc243488782 \h </w:instrText>
+          <w:instrText xml:space="preserve"> PAGEREF _Toc243491303 \h </w:instrText>
         </w:r>
         <w:r>
           <w:rPr>
@@ -1136,7 +1136,7 @@
       <w:pPr>
         <w:pStyle w:val="1"/>
       </w:pPr>
-      <w:bookmarkStart w:id="1" w:name="_Toc243488775"/>
+      <w:bookmarkStart w:id="1" w:name="_Toc243491296"/>
       <w:r>
         <w:lastRenderedPageBreak/>
         <w:t>測試注意事項</w:t>
@@ -1158,7 +1158,7 @@
       <w:pPr>
         <w:pStyle w:val="1"/>
       </w:pPr>
-      <w:bookmarkStart w:id="2" w:name="_Toc243488776"/>
+      <w:bookmarkStart w:id="2" w:name="_Toc243491297"/>
       <w:r>
         <w:lastRenderedPageBreak/>
         <w:t xml:space="preserve">ET01 </w:t>
@@ -1884,7 +1884,7 @@
       <w:pPr>
         <w:pStyle w:val="1"/>
       </w:pPr>
-      <w:bookmarkStart w:id="3" w:name="_Toc243488777"/>
+      <w:bookmarkStart w:id="3" w:name="_Toc243491298"/>
       <w:r>
         <w:lastRenderedPageBreak/>
         <w:t xml:space="preserve">ET02 </w:t>
@@ -2288,7 +2288,7 @@
                 <w:rFonts w:ascii="標楷體" w:hAnsi="標楷體"/>
                 <w:sz w:val="22"/>
               </w:rPr>
-              <w:t>以教師甲進入「學員學習表現」，「課程」下拉應只列出教師甲建立的已發布與已關閉課程，不含課程丁（草稿）與教師乙的課程。</w:t>
+              <w:t>以教師甲進入「學員學習表現」，「課程」下拉應只列出教師甲建立的已發布與已關閉課程，不含教師甲的草稿課程與教師乙的課程。</w:t>
             </w:r>
           </w:p>
         </w:tc>
@@ -2350,7 +2350,21 @@
                 <w:rFonts w:ascii="標楷體" w:hAnsi="標楷體"/>
                 <w:sz w:val="22"/>
               </w:rPr>
-              <w:t>學員甲、乙、丙已加入課程甲但尚未開始學習時，選擇課程甲，三人皆應為「未開始」、進度</w:t>
+              <w:t>選擇教師甲一門已發布、已開啟「本課程需線下核可」、設有課後問卷，並含「測驗一」（可作答</w:t>
+            </w:r>
+            <w:r>
+              <w:rPr>
+                <w:rFonts w:ascii="標楷體" w:hAnsi="標楷體"/>
+                <w:sz w:val="22"/>
+              </w:rPr>
+              <w:t xml:space="preserve"> 2 </w:t>
+            </w:r>
+            <w:r>
+              <w:rPr>
+                <w:rFonts w:ascii="標楷體" w:hAnsi="標楷體"/>
+                <w:sz w:val="22"/>
+              </w:rPr>
+              <w:t>次）與「測驗二」的課程（以下稱受測課程），學員甲、乙、丙已加入但尚未開始學習時，三人皆應為「未開始」、進度</w:t>
             </w:r>
             <w:r>
               <w:rPr>
@@ -2440,14 +2454,21 @@
                 <w:rFonts w:ascii="標楷體" w:hAnsi="標楷體"/>
                 <w:sz w:val="22"/>
               </w:rPr>
-              <w:t>選擇課程乙（未開啟線下核可、未建立課後問卷），清單應無「核可狀態」「核可」欄、勾選框與批次按鈕，且不顯示「問卷結果」區塊；按「匯出</w:t>
-            </w:r>
-            <w:r>
-              <w:rPr>
-                <w:rFonts w:ascii="標楷體" w:hAnsi="標楷體"/>
-                <w:sz w:val="22"/>
-              </w:rPr>
-              <w:t xml:space="preserve"> CSV</w:t>
+              <w:t>選擇教師甲另一門未開啟線下核可、未建立課後問卷的已發布課程，清單應無「核可狀態」「核可」欄、勾選框與批次按鈕，且不顯示「問卷結果」區塊；按「匯出</w:t>
+            </w:r>
+            <w:r>
+              <w:rPr>
+                <w:rFonts w:ascii="標楷體" w:hAnsi="標楷體"/>
+                <w:sz w:val="22"/>
+              </w:rPr>
+              <w:t xml:space="preserve"> </w:t>
+            </w:r>
+            <w:r>
+              <w:rPr>
+                <w:rFonts w:ascii="標楷體" w:hAnsi="標楷體"/>
+                <w:sz w:val="22"/>
+              </w:rPr>
+              <w:t>CSV</w:t>
             </w:r>
             <w:r>
               <w:rPr>
@@ -2544,7 +2565,7 @@
                 <w:rFonts w:ascii="標楷體" w:hAnsi="標楷體"/>
                 <w:sz w:val="22"/>
               </w:rPr>
-              <w:t>完成課程甲的第一份教材後，重新進入本作業選擇課程甲，學員甲的學習進度應增加。</w:t>
+              <w:t>完成受測課程的第一份教材後，重新進入本作業選擇受測課程，學員甲的學習進度應增加。</w:t>
             </w:r>
           </w:p>
         </w:tc>
@@ -2824,6 +2845,7 @@
                 <w:rFonts w:ascii="標楷體" w:hAnsi="標楷體"/>
                 <w:sz w:val="22"/>
               </w:rPr>
+              <w:lastRenderedPageBreak/>
               <w:t>8</w:t>
             </w:r>
           </w:p>
@@ -2841,15 +2863,7 @@
                 <w:rFonts w:ascii="標楷體" w:hAnsi="標楷體"/>
                 <w:sz w:val="22"/>
               </w:rPr>
-              <w:t>學員甲再作答「測驗一」一次、未及格且分數與第一次不同後，平均成績應等於「測驗一」兩次中的較高分，未作答的「測驗二」不列入計算；展開學員甲的「測驗一」，兩次作答</w:t>
-            </w:r>
-            <w:r>
-              <w:rPr>
-                <w:rFonts w:ascii="標楷體" w:hAnsi="標楷體"/>
-                <w:sz w:val="22"/>
-              </w:rPr>
-              <w:lastRenderedPageBreak/>
-              <w:t>應各列一行，點第</w:t>
+              <w:t>學員甲再作答「測驗一」一次、未及格且分數與第一次不同後，平均成績應等於「測驗一」兩次中的較高分，未作答的「測驗二」不列入計算；展開學員甲的「測驗一」，兩次作答應各列一行，點第</w:t>
             </w:r>
             <w:r>
               <w:rPr>
@@ -3077,7 +3091,7 @@
                 <w:rFonts w:ascii="標楷體" w:hAnsi="標楷體"/>
                 <w:sz w:val="22"/>
               </w:rPr>
-              <w:t>學員甲、乙學完課程甲全部內容（含「測驗二」），且學員甲填寫課後問卷（問答題填文字）後，按「已加入學員」區塊的「匯出</w:t>
+              <w:t>學員甲、乙學完受測課程全部內容（含「測驗二」），且學員甲填寫課後問卷（問答題填文字）後，按「已加入學員」區塊的「匯出</w:t>
             </w:r>
             <w:r>
               <w:rPr>
@@ -3481,6 +3495,7 @@
                 <w:rFonts w:ascii="標楷體" w:hAnsi="標楷體"/>
                 <w:sz w:val="22"/>
               </w:rPr>
+              <w:lastRenderedPageBreak/>
               <w:t>17</w:t>
             </w:r>
           </w:p>
@@ -3512,15 +3527,7 @@
                 <w:rFonts w:ascii="標楷體" w:hAnsi="標楷體"/>
                 <w:sz w:val="22"/>
               </w:rPr>
-              <w:t>；確定後兩</w:t>
-            </w:r>
-            <w:r>
-              <w:rPr>
-                <w:rFonts w:ascii="標楷體" w:hAnsi="標楷體"/>
-                <w:sz w:val="22"/>
-              </w:rPr>
-              <w:lastRenderedPageBreak/>
-              <w:t>人皆轉為「已通過」，且各收到一封通知信。</w:t>
+              <w:t>；確定後兩人皆轉為「已通過」，且各收到一封通知信。</w:t>
             </w:r>
           </w:p>
         </w:tc>
@@ -3596,7 +3603,7 @@
                 <w:rFonts w:ascii="標楷體" w:hAnsi="標楷體"/>
                 <w:sz w:val="22"/>
               </w:rPr>
-              <w:t>對課程甲新增一份教材並按「更新」後回本頁，學員甲、乙應顯示「進行中」、學習進度隨項目總數增加而下降，學員甲核可狀態為「未達核可資格」；學員甲補完該教材後，離開本作業再重新進入並選擇課程甲，學員甲應自動回到「已完成」「已通過」，不需重新核可。</w:t>
+              <w:t>對受測課程新增一份教材並按「更新」後回本頁，學員甲、乙應顯示「進行中」、學習進度隨項目總數增加而下降，學員甲核可狀態為「未達核可資格」；學員甲補完該教材後，離開本作業再重新進入並選擇受測課程，學員甲應自動回到「已完成」「已通過」，不需重新核可。</w:t>
             </w:r>
           </w:p>
         </w:tc>
@@ -3672,7 +3679,7 @@
                 <w:rFonts w:ascii="標楷體" w:hAnsi="標楷體"/>
                 <w:sz w:val="22"/>
               </w:rPr>
-              <w:t>關閉課程甲的「本課程需線下核可」並按「更新」後回本頁，核可欄與按鈕應隱藏；重新開啟並按「更新」後再回本頁，學員甲應仍為「已通過」並顯示原核可人與時間（學員乙尚未補完第</w:t>
+              <w:t>關閉受測課程的「本課程需線下核可」並按「更新」後回本頁，核可欄與按鈕應隱藏；重新開啟並按「更新」後再回本頁，學員甲應仍為「已通過」並顯示原核可人與時間（學員乙尚未補完第</w:t>
             </w:r>
             <w:r>
               <w:rPr>
@@ -3762,14 +3769,14 @@
                 <w:rFonts w:ascii="標楷體" w:hAnsi="標楷體"/>
                 <w:sz w:val="22"/>
               </w:rPr>
-              <w:t>修改「測驗一」某題的題幹並選「儲存並要求重測」後按「更新」（學員甲、乙亦會收到重測通知信，屬正常），學員丙重測兩次皆未及格且兩次分數不同後，本頁學員丙的「已及格」標示應消失、「重置重考次數」可</w:t>
-            </w:r>
-            <w:r>
-              <w:rPr>
-                <w:rFonts w:ascii="標楷體" w:hAnsi="標楷體"/>
-                <w:sz w:val="22"/>
-              </w:rPr>
-              <w:t>按；作答明細於重測後第一次作答之前出現一列「教師要求重測（測驗內容已更新）」與日期，重測前的作答以灰色顯示並標「前一輪」且仍可開啟，平均成績只取重測後兩次中的較高分（不含重測前的及格分數）。</w:t>
+              <w:t>修改「測驗一」某題的題幹並選「儲存並要求重測」後按「更新」（學員甲、乙亦會收到重測通知信，屬正常），學員丙重測兩次皆未及格且兩次分數不同後，本頁學員丙的「已及格」標示應消失、「重置重考次數」</w:t>
+            </w:r>
+            <w:r>
+              <w:rPr>
+                <w:rFonts w:ascii="標楷體" w:hAnsi="標楷體"/>
+                <w:sz w:val="22"/>
+              </w:rPr>
+              <w:t>可按；作答明細於重測後第一次作答之前出現一列「教師要求重測（測驗內容已更新）」與日期，重測前的作答以灰色顯示並標「前一輪」且仍可開啟，平均成績只取重測後兩次中的較高分（不含重測前的及格分數）。</w:t>
             </w:r>
           </w:p>
         </w:tc>
@@ -3845,7 +3852,7 @@
                 <w:rFonts w:ascii="標楷體" w:hAnsi="標楷體"/>
                 <w:sz w:val="22"/>
               </w:rPr>
-              <w:t>？學習歷史完整保留。」；確定後學員丙自三區塊消失、問卷未填人數減少；以學員丙登入，「我的課程」不再顯示課程甲，輸入課程甲的邀請碼應被擋下並提示已被移除；於</w:t>
+              <w:t>？學習歷史完整保留。」；確定後學員丙自三區塊消失、問卷未填人數減少；以學員丙登入，「我的課程」不再顯示受測課程，輸入受測課程的邀請碼應被擋下並提示已被移除；於</w:t>
             </w:r>
             <w:r>
               <w:rPr>
@@ -3873,14 +3880,14 @@
                 <w:rFonts w:ascii="標楷體" w:hAnsi="標楷體"/>
                 <w:sz w:val="22"/>
               </w:rPr>
-              <w:t>邀請重新邀請學員丙後，學員丙重新出現在本頁，加入時間更新為重</w:t>
-            </w:r>
-            <w:r>
-              <w:rPr>
-                <w:rFonts w:ascii="標楷體" w:hAnsi="標楷體"/>
-                <w:sz w:val="22"/>
-              </w:rPr>
-              <w:t>新邀請的時點，原學習進度與成績接續保留。</w:t>
+              <w:t>邀請重新邀請學員丙後，學員丙重新出現在本頁，加入時間更</w:t>
+            </w:r>
+            <w:r>
+              <w:rPr>
+                <w:rFonts w:ascii="標楷體" w:hAnsi="標楷體"/>
+                <w:sz w:val="22"/>
+              </w:rPr>
+              <w:t>新為重新邀請的時點，原學習進度與成績接續保留。</w:t>
             </w:r>
           </w:p>
         </w:tc>
@@ -3956,7 +3963,7 @@
                 <w:rFonts w:ascii="標楷體" w:hAnsi="標楷體"/>
                 <w:sz w:val="22"/>
               </w:rPr>
-              <w:t>關閉課程甲後回本頁選擇課程甲，應顯示唯讀提示；三區塊照常顯示，「移除」「重置重考次數」皆呈灰色，「匯出</w:t>
+              <w:t>關閉受測課程後回本頁選擇受測課程，應顯示唯讀提示；三區塊照常顯示，「移除」「重置重考次數」皆呈灰色，「匯出</w:t>
             </w:r>
             <w:r>
               <w:rPr>
@@ -4148,7 +4155,7 @@
       <w:pPr>
         <w:pStyle w:val="1"/>
       </w:pPr>
-      <w:bookmarkStart w:id="4" w:name="_Toc243488778"/>
+      <w:bookmarkStart w:id="4" w:name="_Toc243491299"/>
       <w:r>
         <w:lastRenderedPageBreak/>
         <w:t xml:space="preserve">ET03 </w:t>
@@ -4676,7 +4683,7 @@
                 <w:rFonts w:ascii="標楷體" w:hAnsi="標楷體"/>
                 <w:sz w:val="22"/>
               </w:rPr>
-              <w:t>課程丁的卡片應標「尚未開放」、顯示「將於（開放時點）開放學習」且不可點擊，並計入「尚未開放」；待起始時間到達後重新進入本頁，該卡片應改為可點擊，改計入「未開始」。</w:t>
+              <w:t>起始時間設在稍後（尚未開放）的已加入課程，卡片應標「尚未開放」、顯示「將於（開放時點）開放學習」且不可點擊，並計入「尚未開放」；待起始時間到達後重新進入本頁，該卡片應改為可點擊，改計入「未開始」。</w:t>
             </w:r>
           </w:p>
         </w:tc>
@@ -4738,7 +4745,7 @@
                 <w:rFonts w:ascii="標楷體" w:hAnsi="標楷體"/>
                 <w:sz w:val="22"/>
               </w:rPr>
-              <w:t>課程乙卡片的「完成</w:t>
+              <w:t>已完成部分項目的課程，卡片的「完成</w:t>
             </w:r>
             <w:r>
               <w:rPr>
@@ -4766,7 +4773,7 @@
                 <w:rFonts w:ascii="標楷體" w:hAnsi="標楷體"/>
                 <w:sz w:val="22"/>
               </w:rPr>
-              <w:t>全部教材與測驗數；於課程乙再完成一項後回到本頁，比例應隨之增加。</w:t>
+              <w:t>全部教材與測驗數；於該課程再完成一項後回到本頁，比例應隨之增加。</w:t>
             </w:r>
           </w:p>
         </w:tc>
@@ -4828,7 +4835,14 @@
                 <w:rFonts w:ascii="標楷體" w:hAnsi="標楷體"/>
                 <w:sz w:val="22"/>
               </w:rPr>
-              <w:t>課程丙全部教材與測驗完成但未填課後問卷，卡片應標「已完成」並計入「已完成」；教師於課程丙新增一份教材並按「更新」後，課程丙應改標「進行中」，統計同步由已完成移至進行中。</w:t>
+              <w:t>已完成全部教材與測驗但未填課後問卷的課程，卡片應標「已完成」並計入「已完成」；教師於該課程新增一份教材並按「更新」後，該課程應改標「進行中」，統計同步由已</w:t>
+            </w:r>
+            <w:r>
+              <w:rPr>
+                <w:rFonts w:ascii="標楷體" w:hAnsi="標楷體"/>
+                <w:sz w:val="22"/>
+              </w:rPr>
+              <w:t>完成移至進行中。</w:t>
             </w:r>
           </w:p>
         </w:tc>
@@ -4890,14 +4904,7 @@
                 <w:rFonts w:ascii="標楷體" w:hAnsi="標楷體"/>
                 <w:sz w:val="22"/>
               </w:rPr>
-              <w:t>課程戊的卡片應標「已關閉</w:t>
-            </w:r>
-            <w:r>
-              <w:rPr>
-                <w:rFonts w:ascii="標楷體" w:hAnsi="標楷體"/>
-                <w:sz w:val="22"/>
-              </w:rPr>
-              <w:t>」，點入後應顯示「此課程目前關閉中，僅可回看已學內容」，可開啟各教材但課程進度不增加；開啟測驗應顯示「此課程已關閉，無法再開新作答」且「開始作答」呈灰色。</w:t>
+              <w:t>已由教師關閉、含測驗的已加入課程（以下稱已關閉課程），卡片應標「已關閉」，點入後應顯示「此課程目前關閉中，僅可回看已學內容」，可開啟各教材但課程進度不增加；開啟測驗應顯示「此課程已關閉，無法再開新作答」且「開始作答」呈灰色。</w:t>
             </w:r>
           </w:p>
         </w:tc>
@@ -4959,7 +4966,7 @@
                 <w:rFonts w:ascii="標楷體" w:hAnsi="標楷體"/>
                 <w:sz w:val="22"/>
               </w:rPr>
-              <w:t>點課程甲的卡片，應進入該課程的</w:t>
+              <w:t>點一門尚未開始的已加入課程卡片，應進入該課程的</w:t>
             </w:r>
             <w:r>
               <w:rPr>
@@ -5035,7 +5042,15 @@
                 <w:rFonts w:ascii="標楷體" w:hAnsi="標楷體"/>
                 <w:sz w:val="22"/>
               </w:rPr>
-              <w:t>以學員乙按「加入新課程」輸入課程庚的邀請碼按「查詢」，應顯示課程名稱、教師與章節數；此時按「上一步」再按「取消」關閉視窗，課程庚不應出現在清單上。再次查詢後按「確認加入」，應顯示「已加入課程」並進入課程庚的</w:t>
+              <w:t>取得一門學員甲、乙皆未加入的已發布課程（以下稱可加入課程）的邀請碼，以學員乙按「加入新課程」輸入該邀請碼按「查詢」，應顯示課程名稱、教師與章節數；此時按「上一步」再按「取消」關閉視窗，可加入課程不應出現在清單上。</w:t>
+            </w:r>
+            <w:r>
+              <w:rPr>
+                <w:rFonts w:ascii="標楷體" w:hAnsi="標楷體"/>
+                <w:sz w:val="22"/>
+              </w:rPr>
+              <w:lastRenderedPageBreak/>
+              <w:t>再次查詢後按「確認加入」，應顯示「已加入課程」並進入可加入課程的</w:t>
             </w:r>
             <w:r>
               <w:rPr>
@@ -5049,7 +5064,7 @@
                 <w:rFonts w:ascii="標楷體" w:hAnsi="標楷體"/>
                 <w:sz w:val="22"/>
               </w:rPr>
-              <w:t>；回到本頁課程庚列於清單，「已加入課程」加</w:t>
+              <w:t>；回到本頁可加入課程列於清單，「已加入課程」加</w:t>
             </w:r>
             <w:r>
               <w:rPr>
@@ -5077,7 +5092,7 @@
                 <w:rFonts w:ascii="標楷體" w:hAnsi="標楷體"/>
                 <w:sz w:val="22"/>
               </w:rPr>
-              <w:t>時已開啟第一份教材，課程庚計入「進行中」）。</w:t>
+              <w:t>時已開啟第一份教材，可加入課程計入「進行中」）。</w:t>
             </w:r>
           </w:p>
         </w:tc>
@@ -5122,7 +5137,6 @@
                 <w:rFonts w:ascii="標楷體" w:hAnsi="標楷體"/>
                 <w:sz w:val="22"/>
               </w:rPr>
-              <w:lastRenderedPageBreak/>
               <w:t>9</w:t>
             </w:r>
           </w:p>
@@ -5140,7 +5154,14 @@
                 <w:rFonts w:ascii="標楷體" w:hAnsi="標楷體"/>
                 <w:sz w:val="22"/>
               </w:rPr>
-              <w:t>以學員乙輸入課程辛的邀請碼查詢，應提示開放時點；按「確認加入」後應顯示「已加入，課程開放後即可開始學習」並留在本頁，課程辛的卡片標「尚未開放」。</w:t>
+              <w:t>以學員乙輸入一門起始時間在未來、尚未加入之課程的邀請碼查詢，應提示開放時點；按「確認加入」後應顯示</w:t>
+            </w:r>
+            <w:r>
+              <w:rPr>
+                <w:rFonts w:ascii="標楷體" w:hAnsi="標楷體"/>
+                <w:sz w:val="22"/>
+              </w:rPr>
+              <w:t>「已加入，課程開放後即可開始學習」並留在本頁，該課程的卡片標「尚未開放」。</w:t>
             </w:r>
           </w:p>
         </w:tc>
@@ -5202,7 +5223,7 @@
                 <w:rFonts w:ascii="標楷體" w:hAnsi="標楷體"/>
                 <w:sz w:val="22"/>
               </w:rPr>
-              <w:t>學員乙再次輸入已加入之課程庚的邀請碼按「查詢」，應直接進入課程庚的</w:t>
+              <w:t>學員乙再次輸入已加入之可加入課程的邀請碼按「查詢」，應直接進入可加入課程的</w:t>
             </w:r>
             <w:r>
               <w:rPr>
@@ -5278,7 +5299,7 @@
                 <w:rFonts w:ascii="標楷體" w:hAnsi="標楷體"/>
                 <w:sz w:val="22"/>
               </w:rPr>
-              <w:t>以學員甲開啟課程庚的邀請連結並登入，應進入本頁並自動開啟「加入新課程」視窗並填好邀請碼，在按「查詢」與「確認加入」前不應已加入。</w:t>
+              <w:t>以學員甲開啟可加入課程的邀請連結並登入，應進入本頁並自動開啟「加入新課程」視窗並填好邀請碼，在按「查詢」與「確認加入」前不應已加入。</w:t>
             </w:r>
           </w:p>
         </w:tc>
@@ -5340,7 +5361,7 @@
                 <w:rFonts w:ascii="標楷體" w:hAnsi="標楷體"/>
                 <w:sz w:val="22"/>
               </w:rPr>
-              <w:t>以學員乙輸入課程戊（已關閉）的邀請碼，應擋下並顯示「此課程目前關閉中」；教師於</w:t>
+              <w:t>以學員乙輸入已關閉課程的邀請碼，應擋下並顯示「此課程目前關閉中」；教師於</w:t>
             </w:r>
             <w:r>
               <w:rPr>
@@ -5354,7 +5375,7 @@
                 <w:rFonts w:ascii="標楷體" w:hAnsi="標楷體"/>
                 <w:sz w:val="22"/>
               </w:rPr>
-              <w:t>開啟課程戊按「更新並重開課」後，學員乙以同一組邀請碼應可加入。</w:t>
+              <w:t>開啟該課程按「更新並重開課」後，學員乙以同一組邀請碼應可加入。</w:t>
             </w:r>
           </w:p>
         </w:tc>
@@ -5386,7 +5407,7 @@
       <w:pPr>
         <w:pStyle w:val="1"/>
       </w:pPr>
-      <w:bookmarkStart w:id="5" w:name="_Toc243488779"/>
+      <w:bookmarkStart w:id="5" w:name="_Toc243491300"/>
       <w:r>
         <w:lastRenderedPageBreak/>
         <w:t xml:space="preserve">ET04 </w:t>
@@ -5790,35 +5811,35 @@
                 <w:rFonts w:ascii="標楷體" w:hAnsi="標楷體"/>
                 <w:sz w:val="22"/>
               </w:rPr>
-              <w:t>以教師甲進入「核可查詢」，不輸入任何條件，應即列出全部紀錄，含課程</w:t>
-            </w:r>
-            <w:r>
-              <w:rPr>
-                <w:rFonts w:ascii="標楷體" w:hAnsi="標楷體"/>
-                <w:sz w:val="22"/>
-              </w:rPr>
-              <w:t xml:space="preserve"> A </w:t>
-            </w:r>
-            <w:r>
-              <w:rPr>
-                <w:rFonts w:ascii="標楷體" w:hAnsi="標楷體"/>
-                <w:sz w:val="22"/>
-              </w:rPr>
-              <w:t>的通過、不通過與已撤銷紀錄，以及教師乙開設之課程</w:t>
-            </w:r>
-            <w:r>
-              <w:rPr>
-                <w:rFonts w:ascii="標楷體" w:hAnsi="標楷體"/>
-                <w:sz w:val="22"/>
-              </w:rPr>
-              <w:t xml:space="preserve"> B </w:t>
-            </w:r>
-            <w:r>
-              <w:rPr>
-                <w:rFonts w:ascii="標楷體" w:hAnsi="標楷體"/>
-                <w:sz w:val="22"/>
-              </w:rPr>
-              <w:t>的通過紀錄。</w:t>
+              <w:t>以教師甲進入「核可查詢」，不輸入任何條件，應即列出全部紀錄，含教師甲開設、需線下核可之課程（以下稱課程</w:t>
+            </w:r>
+            <w:r>
+              <w:rPr>
+                <w:rFonts w:ascii="標楷體" w:hAnsi="標楷體"/>
+                <w:sz w:val="22"/>
+              </w:rPr>
+              <w:t xml:space="preserve"> A</w:t>
+            </w:r>
+            <w:r>
+              <w:rPr>
+                <w:rFonts w:ascii="標楷體" w:hAnsi="標楷體"/>
+                <w:sz w:val="22"/>
+              </w:rPr>
+              <w:t>）中學員甲的通過、學員乙的不通過與學員丙的已撤銷紀錄，以及教師乙開設、不需線下核可之課程（以下稱課程</w:t>
+            </w:r>
+            <w:r>
+              <w:rPr>
+                <w:rFonts w:ascii="標楷體" w:hAnsi="標楷體"/>
+                <w:sz w:val="22"/>
+              </w:rPr>
+              <w:t xml:space="preserve"> B</w:t>
+            </w:r>
+            <w:r>
+              <w:rPr>
+                <w:rFonts w:ascii="標楷體" w:hAnsi="標楷體"/>
+                <w:sz w:val="22"/>
+              </w:rPr>
+              <w:t>）中學員甲的通過紀錄。</w:t>
             </w:r>
           </w:p>
         </w:tc>
@@ -5970,7 +5991,7 @@
                 <w:rFonts w:ascii="標楷體" w:hAnsi="標楷體"/>
                 <w:sz w:val="22"/>
               </w:rPr>
-              <w:t>」「課程」「核可結果」任一條件或組合查詢，清單應只列出符合條件的紀錄；「核可結果」選「僅通過」時不含已撤銷的通過，已撤銷的紀錄顯示「已撤銷（原通過）」並列出撤銷人與撤銷時間。</w:t>
+              <w:t>」「課程」「核可結果」任一條件或組合查詢，清單應只列出符合條件的紀錄。</w:t>
             </w:r>
           </w:p>
         </w:tc>
@@ -6032,35 +6053,7 @@
                 <w:rFonts w:ascii="標楷體" w:hAnsi="標楷體"/>
                 <w:sz w:val="22"/>
               </w:rPr>
-              <w:t>查詢學員甲，課程</w:t>
-            </w:r>
-            <w:r>
-              <w:rPr>
-                <w:rFonts w:ascii="標楷體" w:hAnsi="標楷體"/>
-                <w:sz w:val="22"/>
-              </w:rPr>
-              <w:t xml:space="preserve"> B</w:t>
-            </w:r>
-            <w:r>
-              <w:rPr>
-                <w:rFonts w:ascii="標楷體" w:hAnsi="標楷體"/>
-                <w:sz w:val="22"/>
-              </w:rPr>
-              <w:t>（不需線下核可）那一列核可結果應為「通過」、核可人為「</w:t>
-            </w:r>
-            <w:r>
-              <w:rPr>
-                <w:rFonts w:ascii="標楷體" w:hAnsi="標楷體"/>
-                <w:sz w:val="22"/>
-              </w:rPr>
-              <w:t>—</w:t>
-            </w:r>
-            <w:r>
-              <w:rPr>
-                <w:rFonts w:ascii="標楷體" w:hAnsi="標楷體"/>
-                <w:sz w:val="22"/>
-              </w:rPr>
-              <w:t>」、通過時間為其完成全部項目的時間。</w:t>
+              <w:t>「核可結果」選「僅通過」，應不含學員丙已撤銷的通過；選「僅已撤銷」，學員丙的紀錄應顯示「已撤銷（原通過）」並列出撤銷人與撤銷時間。</w:t>
             </w:r>
           </w:p>
         </w:tc>
@@ -6122,35 +6115,35 @@
                 <w:rFonts w:ascii="標楷體" w:hAnsi="標楷體"/>
                 <w:sz w:val="22"/>
               </w:rPr>
-              <w:t>以學員丁的姓名查詢並於「課程」選課程</w:t>
-            </w:r>
-            <w:r>
-              <w:rPr>
-                <w:rFonts w:ascii="標楷體" w:hAnsi="標楷體"/>
-                <w:sz w:val="22"/>
-              </w:rPr>
-              <w:t xml:space="preserve"> A</w:t>
-            </w:r>
-            <w:r>
-              <w:rPr>
-                <w:rFonts w:ascii="標楷體" w:hAnsi="標楷體"/>
-                <w:sz w:val="22"/>
-              </w:rPr>
-              <w:t>（學員丁已完成課程</w:t>
-            </w:r>
-            <w:r>
-              <w:rPr>
-                <w:rFonts w:ascii="標楷體" w:hAnsi="標楷體"/>
-                <w:sz w:val="22"/>
-              </w:rPr>
-              <w:t xml:space="preserve"> A </w:t>
-            </w:r>
-            <w:r>
-              <w:rPr>
-                <w:rFonts w:ascii="標楷體" w:hAnsi="標楷體"/>
-                <w:sz w:val="22"/>
-              </w:rPr>
-              <w:t>線上項目但尚未核可），應顯示「查無符合條件的紀錄。」</w:t>
+              <w:t>查詢學員甲，課程</w:t>
+            </w:r>
+            <w:r>
+              <w:rPr>
+                <w:rFonts w:ascii="標楷體" w:hAnsi="標楷體"/>
+                <w:sz w:val="22"/>
+              </w:rPr>
+              <w:t xml:space="preserve"> B</w:t>
+            </w:r>
+            <w:r>
+              <w:rPr>
+                <w:rFonts w:ascii="標楷體" w:hAnsi="標楷體"/>
+                <w:sz w:val="22"/>
+              </w:rPr>
+              <w:t>（不需線下核可）那一列核可結果應為「通過」、核可人為「</w:t>
+            </w:r>
+            <w:r>
+              <w:rPr>
+                <w:rFonts w:ascii="標楷體" w:hAnsi="標楷體"/>
+                <w:sz w:val="22"/>
+              </w:rPr>
+              <w:t>—</w:t>
+            </w:r>
+            <w:r>
+              <w:rPr>
+                <w:rFonts w:ascii="標楷體" w:hAnsi="標楷體"/>
+                <w:sz w:val="22"/>
+              </w:rPr>
+              <w:t>」、通過時間為其完成全部項目的時間。</w:t>
             </w:r>
           </w:p>
         </w:tc>
@@ -6212,21 +6205,42 @@
                 <w:rFonts w:ascii="標楷體" w:hAnsi="標楷體"/>
                 <w:sz w:val="22"/>
               </w:rPr>
-              <w:t>以教師甲查課程</w:t>
-            </w:r>
-            <w:r>
-              <w:rPr>
-                <w:rFonts w:ascii="標楷體" w:hAnsi="標楷體"/>
-                <w:sz w:val="22"/>
-              </w:rPr>
-              <w:t xml:space="preserve"> A</w:t>
-            </w:r>
-            <w:r>
-              <w:rPr>
-                <w:rFonts w:ascii="標楷體" w:hAnsi="標楷體"/>
-                <w:sz w:val="22"/>
-              </w:rPr>
-              <w:t>，學員甲的「備註：」與學員丙的撤銷原因應顯示；改以教師乙查同兩列，備註與撤銷原因應不顯示，但「已撤銷」、撤銷人與撤銷時間仍顯示；以管理者查，備註與撤銷原因皆應顯示。</w:t>
+              <w:t>以學員丁的姓名查詢並於「課程」選課程</w:t>
+            </w:r>
+            <w:r>
+              <w:rPr>
+                <w:rFonts w:ascii="標楷體" w:hAnsi="標楷體"/>
+                <w:sz w:val="22"/>
+              </w:rPr>
+              <w:t xml:space="preserve"> </w:t>
+            </w:r>
+            <w:r>
+              <w:rPr>
+                <w:rFonts w:ascii="標楷體" w:hAnsi="標楷體"/>
+                <w:sz w:val="22"/>
+              </w:rPr>
+              <w:t>A</w:t>
+            </w:r>
+            <w:r>
+              <w:rPr>
+                <w:rFonts w:ascii="標楷體" w:hAnsi="標楷體"/>
+                <w:sz w:val="22"/>
+              </w:rPr>
+              <w:t>（學員丁已完成課程</w:t>
+            </w:r>
+            <w:r>
+              <w:rPr>
+                <w:rFonts w:ascii="標楷體" w:hAnsi="標楷體"/>
+                <w:sz w:val="22"/>
+              </w:rPr>
+              <w:t xml:space="preserve"> A </w:t>
+            </w:r>
+            <w:r>
+              <w:rPr>
+                <w:rFonts w:ascii="標楷體" w:hAnsi="標楷體"/>
+                <w:sz w:val="22"/>
+              </w:rPr>
+              <w:t>線上項目但尚未核可），應顯示「查無符合條件的紀錄。」</w:t>
             </w:r>
           </w:p>
         </w:tc>
@@ -6288,49 +6302,21 @@
                 <w:rFonts w:ascii="標楷體" w:hAnsi="標楷體"/>
                 <w:sz w:val="22"/>
               </w:rPr>
-              <w:t>教師甲進入本作業（不輸入學員姓名或</w:t>
-            </w:r>
-            <w:r>
-              <w:rPr>
-                <w:rFonts w:ascii="標楷體" w:hAnsi="標楷體"/>
-                <w:sz w:val="22"/>
-              </w:rPr>
-              <w:t xml:space="preserve"> Email</w:t>
-            </w:r>
-            <w:r>
-              <w:rPr>
-                <w:rFonts w:ascii="標楷體" w:hAnsi="標楷體"/>
-                <w:sz w:val="22"/>
-              </w:rPr>
-              <w:t>）後，以管理者於</w:t>
-            </w:r>
-            <w:r>
-              <w:rPr>
-                <w:rFonts w:ascii="標楷體" w:hAnsi="標楷體"/>
-                <w:sz w:val="22"/>
-              </w:rPr>
-              <w:t xml:space="preserve"> DP05 </w:t>
-            </w:r>
-            <w:r>
-              <w:rPr>
-                <w:rFonts w:ascii="標楷體" w:hAnsi="標楷體"/>
-                <w:sz w:val="22"/>
-              </w:rPr>
-              <w:t>以操作類別「查詢」、操作者為教師甲查詢，應查得功能為「</w:t>
-            </w:r>
-            <w:r>
-              <w:rPr>
-                <w:rFonts w:ascii="標楷體" w:hAnsi="標楷體"/>
-                <w:sz w:val="22"/>
-              </w:rPr>
-              <w:t>ET-</w:t>
-            </w:r>
-            <w:r>
-              <w:rPr>
-                <w:rFonts w:ascii="標楷體" w:hAnsi="標楷體"/>
-                <w:sz w:val="22"/>
-              </w:rPr>
-              <w:t>線下核可」、事件描述為「核可查詢（未指定學員）」的紀錄。</w:t>
+              <w:t>以教師甲查課程</w:t>
+            </w:r>
+            <w:r>
+              <w:rPr>
+                <w:rFonts w:ascii="標楷體" w:hAnsi="標楷體"/>
+                <w:sz w:val="22"/>
+              </w:rPr>
+              <w:t xml:space="preserve"> A</w:t>
+            </w:r>
+            <w:r>
+              <w:rPr>
+                <w:rFonts w:ascii="標楷體" w:hAnsi="標楷體"/>
+                <w:sz w:val="22"/>
+              </w:rPr>
+              <w:t>，學員甲的「備註：」與學員丙的撤銷原因應顯示；改以教師乙查同兩列，備註與撤銷原因應不顯示，但「已撤銷」、撤銷人與撤銷時間仍顯示；以管理者查，備註與撤銷原因皆應顯示。</w:t>
             </w:r>
           </w:p>
         </w:tc>
@@ -6392,42 +6378,49 @@
                 <w:rFonts w:ascii="標楷體" w:hAnsi="標楷體"/>
                 <w:sz w:val="22"/>
               </w:rPr>
-              <w:t>教師甲於</w:t>
-            </w:r>
-            <w:r>
-              <w:rPr>
-                <w:rFonts w:ascii="標楷體" w:hAnsi="標楷體"/>
-                <w:sz w:val="22"/>
-              </w:rPr>
-              <w:t xml:space="preserve"> ET02 </w:t>
-            </w:r>
-            <w:r>
-              <w:rPr>
-                <w:rFonts w:ascii="標楷體" w:hAnsi="標楷體"/>
-                <w:sz w:val="22"/>
-              </w:rPr>
-              <w:t>選擇課程</w:t>
-            </w:r>
-            <w:r>
-              <w:rPr>
-                <w:rFonts w:ascii="標楷體" w:hAnsi="標楷體"/>
-                <w:sz w:val="22"/>
-              </w:rPr>
-              <w:t xml:space="preserve"> </w:t>
-            </w:r>
-            <w:r>
-              <w:rPr>
-                <w:rFonts w:ascii="標楷體" w:hAnsi="標楷體"/>
-                <w:sz w:val="22"/>
-              </w:rPr>
-              <w:t>A</w:t>
-            </w:r>
-            <w:r>
-              <w:rPr>
-                <w:rFonts w:ascii="標楷體" w:hAnsi="標楷體"/>
-                <w:sz w:val="22"/>
-              </w:rPr>
-              <w:t>，對學員丙（已撤銷、目前為待核可）按「通過」並確定後，於本作業查詢學員丙，該列應改為「通過」、狀態「有效」，原撤銷資訊不再顯示；學員丙應收到核可通過通知信。</w:t>
+              <w:t>教師甲進入本作業（不輸入學員姓名或</w:t>
+            </w:r>
+            <w:r>
+              <w:rPr>
+                <w:rFonts w:ascii="標楷體" w:hAnsi="標楷體"/>
+                <w:sz w:val="22"/>
+              </w:rPr>
+              <w:t xml:space="preserve"> Email</w:t>
+            </w:r>
+            <w:r>
+              <w:rPr>
+                <w:rFonts w:ascii="標楷體" w:hAnsi="標楷體"/>
+                <w:sz w:val="22"/>
+              </w:rPr>
+              <w:t>）後，以管理者於</w:t>
+            </w:r>
+            <w:r>
+              <w:rPr>
+                <w:rFonts w:ascii="標楷體" w:hAnsi="標楷體"/>
+                <w:sz w:val="22"/>
+              </w:rPr>
+              <w:t xml:space="preserve"> DP05 </w:t>
+            </w:r>
+            <w:r>
+              <w:rPr>
+                <w:rFonts w:ascii="標楷體" w:hAnsi="標楷體"/>
+                <w:sz w:val="22"/>
+              </w:rPr>
+              <w:t>以操作類別「查詢」、操作者為教師甲查詢，應查得功能為「</w:t>
+            </w:r>
+            <w:r>
+              <w:rPr>
+                <w:rFonts w:ascii="標楷體" w:hAnsi="標楷體"/>
+                <w:sz w:val="22"/>
+              </w:rPr>
+              <w:t>ET-</w:t>
+            </w:r>
+            <w:r>
+              <w:rPr>
+                <w:rFonts w:ascii="標楷體" w:hAnsi="標楷體"/>
+                <w:sz w:val="22"/>
+              </w:rPr>
+              <w:t>線下核可」、事件描述為「核可查詢（未指定學員）」的紀錄。</w:t>
             </w:r>
           </w:p>
         </w:tc>
@@ -6472,95 +6465,60 @@
                 <w:rFonts w:ascii="標楷體" w:hAnsi="標楷體"/>
                 <w:sz w:val="22"/>
               </w:rPr>
+              <w:t>9</w:t>
+            </w:r>
+          </w:p>
+        </w:tc>
+        <w:tc>
+          <w:tcPr>
+            <w:tcW w:w="6236" w:type="dxa"/>
+          </w:tcPr>
+          <w:p>
+            <w:pPr>
+              <w:spacing w:before="60" w:after="60"/>
+            </w:pPr>
+            <w:r>
+              <w:rPr>
+                <w:rFonts w:ascii="標楷體" w:hAnsi="標楷體"/>
+                <w:sz w:val="22"/>
+              </w:rPr>
+              <w:t>教師甲於</w:t>
+            </w:r>
+            <w:r>
+              <w:rPr>
+                <w:rFonts w:ascii="標楷體" w:hAnsi="標楷體"/>
+                <w:sz w:val="22"/>
+              </w:rPr>
+              <w:t xml:space="preserve"> ET02 </w:t>
+            </w:r>
+            <w:r>
+              <w:rPr>
+                <w:rFonts w:ascii="標楷體" w:hAnsi="標楷體"/>
+                <w:sz w:val="22"/>
+              </w:rPr>
+              <w:t>選擇課程</w:t>
+            </w:r>
+            <w:r>
+              <w:rPr>
+                <w:rFonts w:ascii="標楷體" w:hAnsi="標楷體"/>
+                <w:sz w:val="22"/>
+              </w:rPr>
+              <w:t xml:space="preserve"> A</w:t>
+            </w:r>
+            <w:r>
+              <w:rPr>
+                <w:rFonts w:ascii="標楷體" w:hAnsi="標楷體"/>
+                <w:sz w:val="22"/>
+              </w:rPr>
+              <w:t>，對學員丙（已撤銷、目前為待核可）按「通過」並確定後，於本作業查詢學員丙，該列應改為</w:t>
+            </w:r>
+            <w:r>
+              <w:rPr>
+                <w:rFonts w:ascii="標楷體" w:hAnsi="標楷體"/>
+                <w:sz w:val="22"/>
+              </w:rPr>
               <w:lastRenderedPageBreak/>
-              <w:t>9</w:t>
-            </w:r>
-          </w:p>
-        </w:tc>
-        <w:tc>
-          <w:tcPr>
-            <w:tcW w:w="6236" w:type="dxa"/>
-          </w:tcPr>
-          <w:p>
-            <w:pPr>
-              <w:spacing w:before="60" w:after="60"/>
-            </w:pPr>
-            <w:r>
-              <w:rPr>
-                <w:rFonts w:ascii="標楷體" w:hAnsi="標楷體"/>
-                <w:sz w:val="22"/>
-              </w:rPr>
-              <w:t>以學員甲登入進入「核可查詢」，應直接列出課程</w:t>
-            </w:r>
-            <w:r>
-              <w:rPr>
-                <w:rFonts w:ascii="標楷體" w:hAnsi="標楷體"/>
-                <w:sz w:val="22"/>
-              </w:rPr>
-              <w:t xml:space="preserve"> A </w:t>
-            </w:r>
-            <w:r>
-              <w:rPr>
-                <w:rFonts w:ascii="標楷體" w:hAnsi="標楷體"/>
-                <w:sz w:val="22"/>
-              </w:rPr>
-              <w:t>與課程</w:t>
-            </w:r>
-            <w:r>
-              <w:rPr>
-                <w:rFonts w:ascii="標楷體" w:hAnsi="標楷體"/>
-                <w:sz w:val="22"/>
-              </w:rPr>
-              <w:t xml:space="preserve"> B </w:t>
-            </w:r>
-            <w:r>
-              <w:rPr>
-                <w:rFonts w:ascii="標楷體" w:hAnsi="標楷體"/>
-                <w:sz w:val="22"/>
-              </w:rPr>
-              <w:t>兩門已通過的課程，畫面沒有查詢條件；教師甲於</w:t>
-            </w:r>
-            <w:r>
-              <w:rPr>
-                <w:rFonts w:ascii="標楷體" w:hAnsi="標楷體"/>
-                <w:sz w:val="22"/>
-              </w:rPr>
-              <w:t xml:space="preserve"> ET02 </w:t>
-            </w:r>
-            <w:r>
-              <w:rPr>
-                <w:rFonts w:ascii="標楷體" w:hAnsi="標楷體"/>
-                <w:sz w:val="22"/>
-              </w:rPr>
-              <w:t>撤銷學員甲於課程</w:t>
-            </w:r>
-            <w:r>
-              <w:rPr>
-                <w:rFonts w:ascii="標楷體" w:hAnsi="標楷體"/>
-                <w:sz w:val="22"/>
-              </w:rPr>
-              <w:t xml:space="preserve"> A </w:t>
-            </w:r>
-            <w:r>
-              <w:rPr>
-                <w:rFonts w:ascii="標楷體" w:hAnsi="標楷體"/>
-                <w:sz w:val="22"/>
-              </w:rPr>
-              <w:t>的核可後，學員甲重新進入本作業，課程</w:t>
-            </w:r>
-            <w:r>
-              <w:rPr>
-                <w:rFonts w:ascii="標楷體" w:hAnsi="標楷體"/>
-                <w:sz w:val="22"/>
-              </w:rPr>
-              <w:t xml:space="preserve"> A </w:t>
-            </w:r>
-            <w:r>
-              <w:rPr>
-                <w:rFonts w:ascii="標楷體" w:hAnsi="標楷體"/>
-                <w:sz w:val="22"/>
-              </w:rPr>
-              <w:t>應不再列出。</w:t>
+              <w:t>「通過」、狀態「有效」，原撤銷資訊不再顯示；學員丙應收到核可通過通知信。</w:t>
             </w:r>
           </w:p>
         </w:tc>
@@ -6622,7 +6580,77 @@
                 <w:rFonts w:ascii="標楷體" w:hAnsi="標楷體"/>
                 <w:sz w:val="22"/>
               </w:rPr>
-              <w:t>以學員乙登入進入「核可查詢」，應顯示「您目前尚無已通過的課程」。</w:t>
+              <w:t>以學員甲登入進入「核可查詢」，應直接列出課程</w:t>
+            </w:r>
+            <w:r>
+              <w:rPr>
+                <w:rFonts w:ascii="標楷體" w:hAnsi="標楷體"/>
+                <w:sz w:val="22"/>
+              </w:rPr>
+              <w:t xml:space="preserve"> A </w:t>
+            </w:r>
+            <w:r>
+              <w:rPr>
+                <w:rFonts w:ascii="標楷體" w:hAnsi="標楷體"/>
+                <w:sz w:val="22"/>
+              </w:rPr>
+              <w:t>與課程</w:t>
+            </w:r>
+            <w:r>
+              <w:rPr>
+                <w:rFonts w:ascii="標楷體" w:hAnsi="標楷體"/>
+                <w:sz w:val="22"/>
+              </w:rPr>
+              <w:t xml:space="preserve"> B </w:t>
+            </w:r>
+            <w:r>
+              <w:rPr>
+                <w:rFonts w:ascii="標楷體" w:hAnsi="標楷體"/>
+                <w:sz w:val="22"/>
+              </w:rPr>
+              <w:t>兩門已通過的課程，畫面沒有查詢條件；教師甲於</w:t>
+            </w:r>
+            <w:r>
+              <w:rPr>
+                <w:rFonts w:ascii="標楷體" w:hAnsi="標楷體"/>
+                <w:sz w:val="22"/>
+              </w:rPr>
+              <w:t xml:space="preserve"> ET02 </w:t>
+            </w:r>
+            <w:r>
+              <w:rPr>
+                <w:rFonts w:ascii="標楷體" w:hAnsi="標楷體"/>
+                <w:sz w:val="22"/>
+              </w:rPr>
+              <w:t>撤銷學員甲於課程</w:t>
+            </w:r>
+            <w:r>
+              <w:rPr>
+                <w:rFonts w:ascii="標楷體" w:hAnsi="標楷體"/>
+                <w:sz w:val="22"/>
+              </w:rPr>
+              <w:t xml:space="preserve"> A </w:t>
+            </w:r>
+            <w:r>
+              <w:rPr>
+                <w:rFonts w:ascii="標楷體" w:hAnsi="標楷體"/>
+                <w:sz w:val="22"/>
+              </w:rPr>
+              <w:t>的核可後，學員甲重新進入本作業，課程</w:t>
+            </w:r>
+            <w:r>
+              <w:rPr>
+                <w:rFonts w:ascii="標楷體" w:hAnsi="標楷體"/>
+                <w:sz w:val="22"/>
+              </w:rPr>
+              <w:t xml:space="preserve"> A </w:t>
+            </w:r>
+            <w:r>
+              <w:rPr>
+                <w:rFonts w:ascii="標楷體" w:hAnsi="標楷體"/>
+                <w:sz w:val="22"/>
+              </w:rPr>
+              <w:t>應不再列出。</w:t>
             </w:r>
           </w:p>
         </w:tc>
@@ -6668,6 +6696,68 @@
                 <w:sz w:val="22"/>
               </w:rPr>
               <w:t>11</w:t>
+            </w:r>
+          </w:p>
+        </w:tc>
+        <w:tc>
+          <w:tcPr>
+            <w:tcW w:w="6236" w:type="dxa"/>
+          </w:tcPr>
+          <w:p>
+            <w:pPr>
+              <w:spacing w:before="60" w:after="60"/>
+            </w:pPr>
+            <w:r>
+              <w:rPr>
+                <w:rFonts w:ascii="標楷體" w:hAnsi="標楷體"/>
+                <w:sz w:val="22"/>
+              </w:rPr>
+              <w:t>以學員乙登入進入「核可查詢」，應顯示「您目前尚無已通過的課程」。</w:t>
+            </w:r>
+          </w:p>
+        </w:tc>
+        <w:tc>
+          <w:tcPr>
+            <w:tcW w:w="1247" w:type="dxa"/>
+          </w:tcPr>
+          <w:p>
+            <w:pPr>
+              <w:spacing w:before="60" w:after="60"/>
+              <w:jc w:val="center"/>
+            </w:pPr>
+          </w:p>
+        </w:tc>
+        <w:tc>
+          <w:tcPr>
+            <w:tcW w:w="1247" w:type="dxa"/>
+          </w:tcPr>
+          <w:p>
+            <w:pPr>
+              <w:spacing w:before="60" w:after="60"/>
+              <w:jc w:val="center"/>
+            </w:pPr>
+          </w:p>
+        </w:tc>
+      </w:tr>
+      <w:tr>
+        <w:trPr>
+          <w:jc w:val="center"/>
+        </w:trPr>
+        <w:tc>
+          <w:tcPr>
+            <w:tcW w:w="907" w:type="dxa"/>
+          </w:tcPr>
+          <w:p>
+            <w:pPr>
+              <w:spacing w:before="60" w:after="60"/>
+              <w:jc w:val="center"/>
+            </w:pPr>
+            <w:r>
+              <w:rPr>
+                <w:rFonts w:ascii="標楷體" w:hAnsi="標楷體"/>
+                <w:sz w:val="22"/>
+              </w:rPr>
+              <w:t>12</w:t>
             </w:r>
           </w:p>
         </w:tc>
@@ -6730,7 +6820,7 @@
       <w:pPr>
         <w:pStyle w:val="1"/>
       </w:pPr>
-      <w:bookmarkStart w:id="6" w:name="_Toc243488780"/>
+      <w:bookmarkStart w:id="6" w:name="_Toc243491301"/>
       <w:r>
         <w:lastRenderedPageBreak/>
         <w:t xml:space="preserve">ET05 </w:t>
@@ -7549,21 +7639,21 @@
                 <w:rFonts w:ascii="標楷體" w:hAnsi="標楷體"/>
                 <w:sz w:val="22"/>
               </w:rPr>
-              <w:t>新增章節與教材，教材只引用文件</w:t>
-            </w:r>
-            <w:r>
-              <w:rPr>
-                <w:rFonts w:ascii="標楷體" w:hAnsi="標楷體"/>
-                <w:sz w:val="22"/>
-              </w:rPr>
-              <w:t xml:space="preserve"> B </w:t>
-            </w:r>
-            <w:r>
-              <w:rPr>
-                <w:rFonts w:ascii="標楷體" w:hAnsi="標楷體"/>
-                <w:sz w:val="22"/>
-              </w:rPr>
-              <w:t>並儲存；將文件</w:t>
+              <w:t>新增章節與教材，教材只引用文件管理「訓練教材」分類中一份已發布、可廢止的文件（以下稱文件</w:t>
+            </w:r>
+            <w:r>
+              <w:rPr>
+                <w:rFonts w:ascii="標楷體" w:hAnsi="標楷體"/>
+                <w:sz w:val="22"/>
+              </w:rPr>
+              <w:t xml:space="preserve"> B</w:t>
+            </w:r>
+            <w:r>
+              <w:rPr>
+                <w:rFonts w:ascii="標楷體" w:hAnsi="標楷體"/>
+                <w:sz w:val="22"/>
+              </w:rPr>
+              <w:t>）並儲存；將文件</w:t>
             </w:r>
             <w:r>
               <w:rPr>
@@ -7650,6 +7740,7 @@
                 <w:rFonts w:ascii="標楷體" w:hAnsi="標楷體"/>
                 <w:sz w:val="22"/>
               </w:rPr>
+              <w:lastRenderedPageBreak/>
               <w:t>7</w:t>
             </w:r>
           </w:p>
@@ -7709,15 +7800,7 @@
                 <w:rFonts w:ascii="標楷體" w:hAnsi="標楷體"/>
                 <w:sz w:val="22"/>
               </w:rPr>
-              <w:t>測驗」並建立，於「測驗設定」填及格分數與重考次數上限後按「儲</w:t>
-            </w:r>
-            <w:r>
-              <w:rPr>
-                <w:rFonts w:ascii="標楷體" w:hAnsi="標楷體"/>
-                <w:sz w:val="22"/>
-              </w:rPr>
-              <w:lastRenderedPageBreak/>
-              <w:t>存」，應顯示「測驗已儲存」，重新開啟兩欄為剛填的值；於「題庫管理」新增兩題，各按該題的「儲存題目」後，直接按視窗右上角的關閉鈕，重新開啟兩題應仍在；按某題的編輯鈕修改題幹但未按「儲存題目」即按右上角的關閉鈕，於「放棄變更」視窗按「確定」，該次修改應消失。</w:t>
+              <w:t>測驗」並建立，於「測驗設定」填及格分數與重考次數上限後按「儲存」，應顯示「測驗已儲存」，重新開啟兩欄為剛填的值；於「題庫管理」新增兩題，各按該題的「儲存題目」後，直接按視窗右上角的關閉鈕，重新開啟兩題應仍在；按某題的編輯鈕修改題幹但未按「儲存題目」即按右上角的關閉鈕，於「放棄變更」視窗按「確定」，該次修改應消失。</w:t>
             </w:r>
           </w:p>
         </w:tc>
@@ -7800,21 +7883,21 @@
                 <w:rFonts w:ascii="標楷體" w:hAnsi="標楷體"/>
                 <w:sz w:val="22"/>
               </w:rPr>
-              <w:t xml:space="preserve"> </w:t>
-            </w:r>
-            <w:r>
-              <w:rPr>
-                <w:rFonts w:ascii="標楷體" w:hAnsi="標楷體"/>
-                <w:sz w:val="22"/>
-              </w:rPr>
-              <w:t>100</w:t>
-            </w:r>
-            <w:r>
-              <w:rPr>
-                <w:rFonts w:ascii="標楷體" w:hAnsi="標楷體"/>
-                <w:sz w:val="22"/>
-              </w:rPr>
-              <w:t>、於「課後問卷」區按「新增問卷」填名稱按「建立」（視窗隨即切換為題目編輯，先不加題目即關閉），按「儲存並發布」，視窗應一併列出章節沒有內容、測驗配分不符、問卷沒有題目；關閉視窗後該章節、該測驗與問卷卡片以紅框標示。</w:t>
+              <w:t xml:space="preserve"> 100</w:t>
+            </w:r>
+            <w:r>
+              <w:rPr>
+                <w:rFonts w:ascii="標楷體" w:hAnsi="標楷體"/>
+                <w:sz w:val="22"/>
+              </w:rPr>
+              <w:t>、於「課後問卷」區按「新增問卷」填名稱按「建立」（視窗隨即切換為題目編輯，先</w:t>
+            </w:r>
+            <w:r>
+              <w:rPr>
+                <w:rFonts w:ascii="標楷體" w:hAnsi="標楷體"/>
+                <w:sz w:val="22"/>
+              </w:rPr>
+              <w:t>不加題目即關閉），按「儲存並發布」，視窗應一併列出章節沒有內容、測驗配分不符、問卷沒有題目；關閉視窗後該章節、該測驗與問卷卡片以紅框標示。</w:t>
             </w:r>
           </w:p>
         </w:tc>
@@ -7890,14 +7973,14 @@
                 <w:rFonts w:ascii="標楷體" w:hAnsi="標楷體"/>
                 <w:sz w:val="22"/>
               </w:rPr>
-              <w:t>後按「儲存</w:t>
-            </w:r>
-            <w:r>
-              <w:rPr>
-                <w:rFonts w:ascii="標楷體" w:hAnsi="標楷體"/>
-                <w:sz w:val="22"/>
-              </w:rPr>
-              <w:t>並發布」並「確認發布」，課程狀態應轉為「已發布」，並顯示依受訓對象帶入的學員人數與一組</w:t>
+              <w:t>後按「儲存並發布」並「確認發布」，課程狀態應轉為「已發布」，並顯示依受訓對象帶入的學員人數與</w:t>
+            </w:r>
+            <w:r>
+              <w:rPr>
+                <w:rFonts w:ascii="標楷體" w:hAnsi="標楷體"/>
+                <w:sz w:val="22"/>
+              </w:rPr>
+              <w:t>一組</w:t>
             </w:r>
             <w:r>
               <w:rPr>
@@ -8319,7 +8402,15 @@
                 <w:rFonts w:ascii="標楷體" w:hAnsi="標楷體"/>
                 <w:sz w:val="22"/>
               </w:rPr>
-              <w:t>按「下一步」，預覽的主旨與內文應不可編輯，且不含收件人稱謂（以佔位字樣呈現）；按「確認寄出」後學員乙應收到邀請信，信中連結為課程學習頁，且於</w:t>
+              <w:t>按「下一步」，預覽的主旨與內文應不可編輯，且不含</w:t>
+            </w:r>
+            <w:r>
+              <w:rPr>
+                <w:rFonts w:ascii="標楷體" w:hAnsi="標楷體"/>
+                <w:sz w:val="22"/>
+              </w:rPr>
+              <w:lastRenderedPageBreak/>
+              <w:t>收件人稱謂（以佔位字樣呈現）；按「確認寄出」後學員乙應收到邀請信，信中連結為課程學習頁，且於</w:t>
             </w:r>
             <w:r>
               <w:rPr>
@@ -8333,15 +8424,7 @@
                 <w:rFonts w:ascii="標楷體" w:hAnsi="標楷體"/>
                 <w:sz w:val="22"/>
               </w:rPr>
-              <w:t>學員學習表</w:t>
-            </w:r>
-            <w:r>
-              <w:rPr>
-                <w:rFonts w:ascii="標楷體" w:hAnsi="標楷體"/>
-                <w:sz w:val="22"/>
-              </w:rPr>
-              <w:lastRenderedPageBreak/>
-              <w:t>現選擇課程</w:t>
+              <w:t>學員學習表現選擇課程</w:t>
             </w:r>
             <w:r>
               <w:rPr>
@@ -8957,21 +9040,29 @@
                 <w:rFonts w:ascii="標楷體" w:hAnsi="標楷體"/>
                 <w:sz w:val="22"/>
               </w:rPr>
-              <w:t>的教材引用文件</w:t>
-            </w:r>
-            <w:r>
-              <w:rPr>
-                <w:rFonts w:ascii="標楷體" w:hAnsi="標楷體"/>
-                <w:sz w:val="22"/>
-              </w:rPr>
-              <w:t xml:space="preserve"> A </w:t>
-            </w:r>
-            <w:r>
-              <w:rPr>
-                <w:rFonts w:ascii="標楷體" w:hAnsi="標楷體"/>
-                <w:sz w:val="22"/>
-              </w:rPr>
-              <w:t>並按「儲存」，按「更新」並「確認更新」後，學員於該章節應可開啟此文件。</w:t>
+              <w:t>的教材引用「訓練教材」分類中另一份已發布文件（以下稱文件</w:t>
+            </w:r>
+            <w:r>
+              <w:rPr>
+                <w:rFonts w:ascii="標楷體" w:hAnsi="標楷體"/>
+                <w:sz w:val="22"/>
+              </w:rPr>
+              <w:t xml:space="preserve"> A</w:t>
+            </w:r>
+            <w:r>
+              <w:rPr>
+                <w:rFonts w:ascii="標楷體" w:hAnsi="標楷體"/>
+                <w:sz w:val="22"/>
+              </w:rPr>
+              <w:t>）並按「儲存」，按「更新」並「確認更新」</w:t>
+            </w:r>
+            <w:r>
+              <w:rPr>
+                <w:rFonts w:ascii="標楷體" w:hAnsi="標楷體"/>
+                <w:sz w:val="22"/>
+              </w:rPr>
+              <w:lastRenderedPageBreak/>
+              <w:t>後，學員於該章節應可開啟此文件。</w:t>
             </w:r>
           </w:p>
         </w:tc>
@@ -9047,22 +9138,14 @@
                 <w:rFonts w:ascii="標楷體" w:hAnsi="標楷體"/>
                 <w:sz w:val="22"/>
               </w:rPr>
-              <w:t>新增一個章節後按底部「取消」，應跳出「放棄本次的編輯」，按「繼續編輯」留在編輯頁且章節仍在；改點側</w:t>
-            </w:r>
-            <w:r>
-              <w:rPr>
-                <w:rFonts w:ascii="標楷體" w:hAnsi="標楷體"/>
-                <w:sz w:val="22"/>
-              </w:rPr>
-              <w:lastRenderedPageBreak/>
-              <w:t>邊選單其他</w:t>
-            </w:r>
-            <w:r>
-              <w:rPr>
-                <w:rFonts w:ascii="標楷體" w:hAnsi="標楷體"/>
-                <w:sz w:val="22"/>
-              </w:rPr>
-              <w:t>項目，應跳出「離開將放棄本次的編輯」，按「放棄並離開」後重新進入，該章節已不在，學員端維持原狀。</w:t>
+              <w:t>新增一個章節後按底部「取消」，應跳出「放棄本次的編輯」，按「繼續編</w:t>
+            </w:r>
+            <w:r>
+              <w:rPr>
+                <w:rFonts w:ascii="標楷體" w:hAnsi="標楷體"/>
+                <w:sz w:val="22"/>
+              </w:rPr>
+              <w:t>輯」留在編輯頁且章節仍在；改點側邊選單其他項目，應跳出「離開將放棄本次的編輯」，按「放棄並離開」後重新進入，該章節已不在，學員端維持原狀。</w:t>
             </w:r>
           </w:p>
         </w:tc>
@@ -9662,7 +9745,7 @@
       <w:pPr>
         <w:pStyle w:val="1"/>
       </w:pPr>
-      <w:bookmarkStart w:id="7" w:name="_Toc243488781"/>
+      <w:bookmarkStart w:id="7" w:name="_Toc243491302"/>
       <w:r>
         <w:lastRenderedPageBreak/>
         <w:t xml:space="preserve">ET06 </w:t>
@@ -10066,7 +10149,77 @@
                 <w:rFonts w:ascii="標楷體" w:hAnsi="標楷體"/>
                 <w:sz w:val="22"/>
               </w:rPr>
-              <w:t>學員甲第一次點受測課程甲的卡片，應落在第一章的第一個項目，左側「課程進度」為</w:t>
+              <w:t>學員甲第一次點受測課程（第一章依序為含</w:t>
+            </w:r>
+            <w:r>
+              <w:rPr>
+                <w:rFonts w:ascii="標楷體" w:hAnsi="標楷體"/>
+                <w:sz w:val="22"/>
+              </w:rPr>
+              <w:t xml:space="preserve"> 1 </w:t>
+            </w:r>
+            <w:r>
+              <w:rPr>
+                <w:rFonts w:ascii="標楷體" w:hAnsi="標楷體"/>
+                <w:sz w:val="22"/>
+              </w:rPr>
+              <w:t>支影片、含</w:t>
+            </w:r>
+            <w:r>
+              <w:rPr>
+                <w:rFonts w:ascii="標楷體" w:hAnsi="標楷體"/>
+                <w:sz w:val="22"/>
+              </w:rPr>
+              <w:t xml:space="preserve"> 2 </w:t>
+            </w:r>
+            <w:r>
+              <w:rPr>
+                <w:rFonts w:ascii="標楷體" w:hAnsi="標楷體"/>
+                <w:sz w:val="22"/>
+              </w:rPr>
+              <w:t>支影片、只有</w:t>
+            </w:r>
+            <w:r>
+              <w:rPr>
+                <w:rFonts w:ascii="標楷體" w:hAnsi="標楷體"/>
+                <w:sz w:val="22"/>
+              </w:rPr>
+              <w:t xml:space="preserve"> PDF </w:t>
+            </w:r>
+            <w:r>
+              <w:rPr>
+                <w:rFonts w:ascii="標楷體" w:hAnsi="標楷體"/>
+                <w:sz w:val="22"/>
+              </w:rPr>
+              <w:t>文件、只引用</w:t>
+            </w:r>
+            <w:r>
+              <w:rPr>
+                <w:rFonts w:ascii="標楷體" w:hAnsi="標楷體"/>
+                <w:sz w:val="22"/>
+              </w:rPr>
+              <w:t xml:space="preserve"> Word </w:t>
+            </w:r>
+            <w:r>
+              <w:rPr>
+                <w:rFonts w:ascii="標楷體" w:hAnsi="標楷體"/>
+                <w:sz w:val="22"/>
+              </w:rPr>
+              <w:t>或</w:t>
+            </w:r>
+            <w:r>
+              <w:rPr>
+                <w:rFonts w:ascii="標楷體" w:hAnsi="標楷體"/>
+                <w:sz w:val="22"/>
+              </w:rPr>
+              <w:t xml:space="preserve"> Excel </w:t>
+            </w:r>
+            <w:r>
+              <w:rPr>
+                <w:rFonts w:ascii="標楷體" w:hAnsi="標楷體"/>
+                <w:sz w:val="22"/>
+              </w:rPr>
+              <w:t>文件的教材與一份測驗，第二章為只有說明文字的教材，並設有課後問卷）的卡片，應落在第一章的第一個項目，左側「課程進度」為</w:t>
             </w:r>
             <w:r>
               <w:rPr>
@@ -10170,7 +10323,14 @@
                 <w:rFonts w:ascii="標楷體" w:hAnsi="標楷體"/>
                 <w:sz w:val="22"/>
               </w:rPr>
-              <w:t>並標示「已完成」，下一個項目不需重新整理即開放。</w:t>
+              <w:t>並標</w:t>
+            </w:r>
+            <w:r>
+              <w:rPr>
+                <w:rFonts w:ascii="標楷體" w:hAnsi="標楷體"/>
+                <w:sz w:val="22"/>
+              </w:rPr>
+              <w:t>示「已完成」，下一個項目不需重新整理即開放。</w:t>
             </w:r>
           </w:p>
         </w:tc>
@@ -10440,14 +10600,7 @@
                 <w:rFonts w:ascii="標楷體" w:hAnsi="標楷體"/>
                 <w:sz w:val="22"/>
               </w:rPr>
-              <w:t>點測驗項目，內容區應顯示題數、作答時間、及格分數與剩餘可作答次數；作答</w:t>
-            </w:r>
-            <w:r>
-              <w:rPr>
-                <w:rFonts w:ascii="標楷體" w:hAnsi="標楷體"/>
-                <w:sz w:val="22"/>
-              </w:rPr>
-              <w:t>未及格後按「回課程重新作答」返回課程，點第二章的項目應提示「請先通過測驗「（測驗名稱）」後解鎖」；重新作答及格後按「返回課程」，第二章第一個項目應隨即開放。</w:t>
+              <w:t>點測驗項目，內容區應顯示題數、作答時間、及格分數與剩餘可作答次數；作答未及格後按「回課程重新作答」返回課程，點第二章的項目應提示「請先通過測驗「（測驗名稱）」後解鎖」；重新作答及格後按「返回課程」，第二章第一個項目應隨即開放。</w:t>
             </w:r>
           </w:p>
         </w:tc>
@@ -10585,7 +10738,15 @@
                 <w:rFonts w:ascii="標楷體" w:hAnsi="標楷體"/>
                 <w:sz w:val="22"/>
               </w:rPr>
-              <w:t>、「我的課程」狀態為「已完成」，左側最下方出現「填寫課後問卷」。</w:t>
+              <w:t>、「我的課程」狀態為「已完</w:t>
+            </w:r>
+            <w:r>
+              <w:rPr>
+                <w:rFonts w:ascii="標楷體" w:hAnsi="標楷體"/>
+                <w:sz w:val="22"/>
+              </w:rPr>
+              <w:lastRenderedPageBreak/>
+              <w:t>成」，左側最下方出現「填寫課後問卷」。</w:t>
             </w:r>
           </w:p>
         </w:tc>
@@ -10647,15 +10808,7 @@
                 <w:rFonts w:ascii="標楷體" w:hAnsi="標楷體"/>
                 <w:sz w:val="22"/>
               </w:rPr>
-              <w:t>學員乙按「填寫課後問卷」，問卷頁應說明採具名填答、一人</w:t>
-            </w:r>
-            <w:r>
-              <w:rPr>
-                <w:rFonts w:ascii="標楷體" w:hAnsi="標楷體"/>
-                <w:sz w:val="22"/>
-              </w:rPr>
-              <w:lastRenderedPageBreak/>
-              <w:t>一次、送出後不可修改；單選題全部作答、問答題留空按「送出問卷」並於確認視窗按「送出」，應顯示「問卷已送出，感謝您的回饋」並回到課程頁；左側入口改為「查看我的填答」並顯示送出時間，點入為唯讀、可看到剛才的選擇且沒有送出按鈕。</w:t>
+              <w:t>學員乙按「填寫課後問卷」，問卷頁應說明採具名填答、一人一次、送出後不可修改；單選題全部作答、問答題留空按「送出問卷」並於確認視窗按「送出」，應顯示「問卷已送出，感謝您的回饋」並回到課程頁；左側入口改為「查看我的填答」並顯示送出時間，點入為唯讀、可看到剛才的選擇且沒有送出按鈕。</w:t>
             </w:r>
           </w:p>
         </w:tc>
@@ -10717,7 +10870,7 @@
                 <w:rFonts w:ascii="標楷體" w:hAnsi="標楷體"/>
                 <w:sz w:val="22"/>
               </w:rPr>
-              <w:t>教師甲於受測課程甲第二章新增一份只有說明文字的教材並儲存，按「更新」並於確認視窗按「確認更新」後，學員乙的課程進度總項目數加一、未滿</w:t>
+              <w:t>教師甲於受測課程第二章新增一份只有說明文字的教材並儲存，按「更新」並於確認視窗按「確認更新」後，學員乙的課程進度總項目數加一、未滿</w:t>
             </w:r>
             <w:r>
               <w:rPr>
@@ -10731,14 +10884,14 @@
                 <w:rFonts w:ascii="標楷體" w:hAnsi="標楷體"/>
                 <w:sz w:val="22"/>
               </w:rPr>
-              <w:t>，「我的課程」狀態回到「進行中」，左側仍為「查看我的填答」且可回看；學員丙的問卷入</w:t>
-            </w:r>
-            <w:r>
-              <w:rPr>
-                <w:rFonts w:ascii="標楷體" w:hAnsi="標楷體"/>
-                <w:sz w:val="22"/>
-              </w:rPr>
-              <w:t>口消失。兩人完成新教材後，學員乙恢復「已完成」，學員丙重新出現「填寫課後問卷」。</w:t>
+              <w:t>，「我的課程」狀態回到「進行中」，左側仍為「查看我的填答」且可回看；學員丙的問卷入口</w:t>
+            </w:r>
+            <w:r>
+              <w:rPr>
+                <w:rFonts w:ascii="標楷體" w:hAnsi="標楷體"/>
+                <w:sz w:val="22"/>
+              </w:rPr>
+              <w:t>消失。兩人完成新教材後，學員乙恢復「已完成」，學員丙重新出現「填寫課後問卷」。</w:t>
             </w:r>
           </w:p>
         </w:tc>
@@ -10800,7 +10953,7 @@
                 <w:rFonts w:ascii="標楷體" w:hAnsi="標楷體"/>
                 <w:sz w:val="22"/>
               </w:rPr>
-              <w:t>教師甲於課程列表「全部課程」點受測課程甲預覽，左側最下方應出現「預覽課後問卷」並註明「預覽模式，不可送出」；點入後頁面上方提示「預覽模式：僅供檢視題目，無法送出。」且沒有送出按鈕，</w:t>
+              <w:t>教師甲於課程列表「全部課程」點受測課程預覽，左側最下方應出現「預覽課後問卷」並註明「預覽模式，不可送出」；點入後頁面上方提示「預覽模式：僅供檢視題目，無法送出。」且沒有送出按鈕，</w:t>
             </w:r>
             <w:r>
               <w:rPr>
@@ -10876,7 +11029,7 @@
                 <w:rFonts w:ascii="標楷體" w:hAnsi="標楷體"/>
                 <w:sz w:val="22"/>
               </w:rPr>
-              <w:t>教師甲關閉受測課程甲後，學員丁進入應顯示「此課程目前關閉中，僅可回看已學內容」，已開放的項目可開啟、影片可播放但不再顯示觀看進度，尚未開放的項目仍為鎖定；點測驗項目應顯示「此課程已關閉，無法再開新作答」且「開始作答」不可按，但仍可查看歷次作答紀錄；學員丙按「填寫課後問卷」應提示「課程已關閉，無法填寫問卷」且沒有送出按鈕。</w:t>
+              <w:t>教師甲關閉受測課程後，學員丁進入應顯示「此課程目前關閉中，僅可回看已學內容」，已開放的項目可開啟、影片可播放但不再顯示觀看進度，尚未開放的項目仍為鎖定；點測驗項目應顯示「此課程已關閉，無法再開新作答」且「開始作答」不可按，但仍可查看歷次作答紀錄；學員丙按「填寫課後問卷」應提示「課程已關閉，無法填寫問卷」且沒有送出按鈕。</w:t>
             </w:r>
           </w:p>
         </w:tc>
@@ -10938,7 +11091,7 @@
                 <w:rFonts w:ascii="標楷體" w:hAnsi="標楷體"/>
                 <w:sz w:val="22"/>
               </w:rPr>
-              <w:t>教師甲開啟已關閉的受測課程甲，按底部「更新並重開課」並於視窗按「關閉」後，學員丁的學習進度應接續保留並可繼續學習，學員丙可填寫並送出課後問卷。</w:t>
+              <w:t>教師甲開啟已關閉的受測課程，按底部「更新並重開課」並於視窗按「關閉」後，學員丁的學習進度應接續保留並可繼續學習，學員丙可填寫並送出課後問卷。</w:t>
             </w:r>
           </w:p>
         </w:tc>
@@ -10970,7 +11123,7 @@
       <w:pPr>
         <w:pStyle w:val="1"/>
       </w:pPr>
-      <w:bookmarkStart w:id="8" w:name="_Toc243488782"/>
+      <w:bookmarkStart w:id="8" w:name="_Toc243491303"/>
       <w:r>
         <w:lastRenderedPageBreak/>
         <w:t xml:space="preserve">ET07 </w:t>
@@ -11015,7 +11168,7 @@
                 <w:spacing w:val="80"/>
                 <w:sz w:val="32"/>
               </w:rPr>
-              <w:t>國防醫</w:t>
+              <w:t>國防醫學大</w:t>
             </w:r>
             <w:r>
               <w:rPr>
@@ -11024,7 +11177,7 @@
                 <w:spacing w:val="80"/>
                 <w:sz w:val="32"/>
               </w:rPr>
-              <w:t>學大學三軍總醫院測試報告</w:t>
+              <w:t>學三軍總醫院測試報告</w:t>
             </w:r>
           </w:p>
         </w:tc>
@@ -11383,7 +11536,7 @@
                 <w:rFonts w:ascii="標楷體" w:hAnsi="標楷體"/>
                 <w:sz w:val="22"/>
               </w:rPr>
-              <w:t>學員甲於課程學習頁點測驗</w:t>
+              <w:t>學員甲於受測課程的學習頁點測驗</w:t>
             </w:r>
             <w:r>
               <w:rPr>
@@ -11397,7 +11550,105 @@
                 <w:rFonts w:ascii="標楷體" w:hAnsi="標楷體"/>
                 <w:sz w:val="22"/>
               </w:rPr>
-              <w:t>，內容區應直接顯示題數</w:t>
+              <w:t>（限時</w:t>
+            </w:r>
+            <w:r>
+              <w:rPr>
+                <w:rFonts w:ascii="標楷體" w:hAnsi="標楷體"/>
+                <w:sz w:val="22"/>
+              </w:rPr>
+              <w:t xml:space="preserve"> 3 </w:t>
+            </w:r>
+            <w:r>
+              <w:rPr>
+                <w:rFonts w:ascii="標楷體" w:hAnsi="標楷體"/>
+                <w:sz w:val="22"/>
+              </w:rPr>
+              <w:t>分鐘、及格</w:t>
+            </w:r>
+            <w:r>
+              <w:rPr>
+                <w:rFonts w:ascii="標楷體" w:hAnsi="標楷體"/>
+                <w:sz w:val="22"/>
+              </w:rPr>
+              <w:t xml:space="preserve"> 80 </w:t>
+            </w:r>
+            <w:r>
+              <w:rPr>
+                <w:rFonts w:ascii="標楷體" w:hAnsi="標楷體"/>
+                <w:sz w:val="22"/>
+              </w:rPr>
+              <w:t>分、可作答</w:t>
+            </w:r>
+            <w:r>
+              <w:rPr>
+                <w:rFonts w:ascii="標楷體" w:hAnsi="標楷體"/>
+                <w:sz w:val="22"/>
+              </w:rPr>
+              <w:t xml:space="preserve"> 20 </w:t>
+            </w:r>
+            <w:r>
+              <w:rPr>
+                <w:rFonts w:ascii="標楷體" w:hAnsi="標楷體"/>
+                <w:sz w:val="22"/>
+              </w:rPr>
+              <w:t>次，</w:t>
+            </w:r>
+            <w:r>
+              <w:rPr>
+                <w:rFonts w:ascii="標楷體" w:hAnsi="標楷體"/>
+                <w:sz w:val="22"/>
+              </w:rPr>
+              <w:t xml:space="preserve">5 </w:t>
+            </w:r>
+            <w:r>
+              <w:rPr>
+                <w:rFonts w:ascii="標楷體" w:hAnsi="標楷體"/>
+                <w:sz w:val="22"/>
+              </w:rPr>
+              <w:t>題中含一題配分</w:t>
+            </w:r>
+            <w:r>
+              <w:rPr>
+                <w:rFonts w:ascii="標楷體" w:hAnsi="標楷體"/>
+                <w:sz w:val="22"/>
+              </w:rPr>
+              <w:t xml:space="preserve"> 30</w:t>
+            </w:r>
+            <w:r>
+              <w:rPr>
+                <w:rFonts w:ascii="標楷體" w:hAnsi="標楷體"/>
+                <w:sz w:val="22"/>
+              </w:rPr>
+              <w:t>、</w:t>
+            </w:r>
+            <w:r>
+              <w:rPr>
+                <w:rFonts w:ascii="標楷體" w:hAnsi="標楷體"/>
+                <w:sz w:val="22"/>
+              </w:rPr>
+              <w:t xml:space="preserve">5 </w:t>
+            </w:r>
+            <w:r>
+              <w:rPr>
+                <w:rFonts w:ascii="標楷體" w:hAnsi="標楷體"/>
+                <w:sz w:val="22"/>
+              </w:rPr>
+              <w:t>個選項</w:t>
+            </w:r>
+            <w:r>
+              <w:rPr>
+                <w:rFonts w:ascii="標楷體" w:hAnsi="標楷體"/>
+                <w:sz w:val="22"/>
+              </w:rPr>
+              <w:t xml:space="preserve"> 3 </w:t>
+            </w:r>
+            <w:r>
+              <w:rPr>
+                <w:rFonts w:ascii="標楷體" w:hAnsi="標楷體"/>
+                <w:sz w:val="22"/>
+              </w:rPr>
+              <w:t>個正確的多選題），內容區應直接顯示題數</w:t>
             </w:r>
             <w:r>
               <w:rPr>
@@ -11543,28 +11794,35 @@
                 <w:rFonts w:ascii="標楷體" w:hAnsi="標楷體"/>
                 <w:sz w:val="22"/>
               </w:rPr>
-              <w:t>學員甲開啟測驗</w:t>
-            </w:r>
-            <w:r>
-              <w:rPr>
-                <w:rFonts w:ascii="標楷體" w:hAnsi="標楷體"/>
-                <w:sz w:val="22"/>
-              </w:rPr>
-              <w:t xml:space="preserve"> </w:t>
-            </w:r>
-            <w:r>
-              <w:rPr>
-                <w:rFonts w:ascii="標楷體" w:hAnsi="標楷體"/>
-                <w:sz w:val="22"/>
-              </w:rPr>
-              <w:t>B</w:t>
-            </w:r>
-            <w:r>
-              <w:rPr>
-                <w:rFonts w:ascii="標楷體" w:hAnsi="標楷體"/>
-                <w:sz w:val="22"/>
-              </w:rPr>
-              <w:t>，作答時間應顯示「不限時」、剩餘可作答為</w:t>
+              <w:t>學員甲開啟另一門課程中不限時、只能作答</w:t>
+            </w:r>
+            <w:r>
+              <w:rPr>
+                <w:rFonts w:ascii="標楷體" w:hAnsi="標楷體"/>
+                <w:sz w:val="22"/>
+              </w:rPr>
+              <w:t xml:space="preserve"> 1 </w:t>
+            </w:r>
+            <w:r>
+              <w:rPr>
+                <w:rFonts w:ascii="標楷體" w:hAnsi="標楷體"/>
+                <w:sz w:val="22"/>
+              </w:rPr>
+              <w:t>次的測驗（以下稱測驗</w:t>
+            </w:r>
+            <w:r>
+              <w:rPr>
+                <w:rFonts w:ascii="標楷體" w:hAnsi="標楷體"/>
+                <w:sz w:val="22"/>
+              </w:rPr>
+              <w:t xml:space="preserve"> B</w:t>
+            </w:r>
+            <w:r>
+              <w:rPr>
+                <w:rFonts w:ascii="標楷體" w:hAnsi="標楷體"/>
+                <w:sz w:val="22"/>
+              </w:rPr>
+              <w:t>），作答時間應顯示「不限時」、剩餘可作答為</w:t>
             </w:r>
             <w:r>
               <w:rPr>
@@ -11689,7 +11947,14 @@
                 <w:rFonts w:ascii="標楷體" w:hAnsi="標楷體"/>
                 <w:sz w:val="22"/>
               </w:rPr>
-              <w:t xml:space="preserve"> N / 5</w:t>
+              <w:t xml:space="preserve"> N / </w:t>
+            </w:r>
+            <w:r>
+              <w:rPr>
+                <w:rFonts w:ascii="標楷體" w:hAnsi="標楷體"/>
+                <w:sz w:val="22"/>
+              </w:rPr>
+              <w:t>5</w:t>
             </w:r>
             <w:r>
               <w:rPr>
@@ -11765,14 +12030,7 @@
                 <w:rFonts w:ascii="標楷體" w:hAnsi="標楷體"/>
                 <w:sz w:val="22"/>
               </w:rPr>
-              <w:t xml:space="preserve"> </w:t>
-            </w:r>
-            <w:r>
-              <w:rPr>
-                <w:rFonts w:ascii="標楷體" w:hAnsi="標楷體"/>
-                <w:sz w:val="22"/>
-              </w:rPr>
-              <w:t>A</w:t>
+              <w:t xml:space="preserve"> A</w:t>
             </w:r>
             <w:r>
               <w:rPr>
@@ -11931,7 +12189,14 @@
                 <w:rFonts w:ascii="標楷體" w:hAnsi="標楷體"/>
                 <w:sz w:val="22"/>
               </w:rPr>
-              <w:t>題，再按「下一題」切到第</w:t>
+              <w:t>題</w:t>
+            </w:r>
+            <w:r>
+              <w:rPr>
+                <w:rFonts w:ascii="標楷體" w:hAnsi="標楷體"/>
+                <w:sz w:val="22"/>
+              </w:rPr>
+              <w:t>，再按「下一題」切到第</w:t>
             </w:r>
             <w:r>
               <w:rPr>
@@ -12049,7 +12314,15 @@
                 <w:rFonts w:ascii="標楷體" w:hAnsi="標楷體"/>
                 <w:sz w:val="22"/>
               </w:rPr>
-              <w:t>題完全不作答，最後一題選好答案後不切換題目直接按「提交」，應立即交卷（不另跳確認視窗），最後一題的作答計入成績，未作答的題目於答題明細顯示「未作答」、得</w:t>
+              <w:t>題完全不作答，最後一題選好答案後不切換題目直接按「提交」，應立即交卷（不另跳確認視窗），最後一題的作答</w:t>
+            </w:r>
+            <w:r>
+              <w:rPr>
+                <w:rFonts w:ascii="標楷體" w:hAnsi="標楷體"/>
+                <w:sz w:val="22"/>
+              </w:rPr>
+              <w:lastRenderedPageBreak/>
+              <w:t>計入成績，未作答的題目於答題明細顯示「未作答」、得</w:t>
             </w:r>
             <w:r>
               <w:rPr>
@@ -12108,7 +12381,6 @@
                 <w:rFonts w:ascii="標楷體" w:hAnsi="標楷體"/>
                 <w:sz w:val="22"/>
               </w:rPr>
-              <w:lastRenderedPageBreak/>
               <w:t>8</w:t>
             </w:r>
           </w:p>
@@ -12231,7 +12503,14 @@
                 <w:rFonts w:ascii="標楷體" w:hAnsi="標楷體"/>
                 <w:sz w:val="22"/>
               </w:rPr>
-              <w:t xml:space="preserve"> 1 </w:t>
+              <w:t xml:space="preserve"> </w:t>
+            </w:r>
+            <w:r>
+              <w:rPr>
+                <w:rFonts w:ascii="標楷體" w:hAnsi="標楷體"/>
+                <w:sz w:val="22"/>
+              </w:rPr>
+              <w:t xml:space="preserve">1 </w:t>
             </w:r>
             <w:r>
               <w:rPr>
@@ -12716,7 +12995,70 @@
                 <w:rFonts w:ascii="標楷體" w:hAnsi="標楷體"/>
                 <w:sz w:val="22"/>
               </w:rPr>
-              <w:t>學員乙於測驗</w:t>
+              <w:t>學員乙於一份可作答</w:t>
+            </w:r>
+            <w:r>
+              <w:rPr>
+                <w:rFonts w:ascii="標楷體" w:hAnsi="標楷體"/>
+                <w:sz w:val="22"/>
+              </w:rPr>
+              <w:t xml:space="preserve"> 2 </w:t>
+            </w:r>
+            <w:r>
+              <w:rPr>
+                <w:rFonts w:ascii="標楷體" w:hAnsi="標楷體"/>
+                <w:sz w:val="22"/>
+              </w:rPr>
+              <w:t>次的測驗（以</w:t>
+            </w:r>
+            <w:r>
+              <w:rPr>
+                <w:rFonts w:ascii="標楷體" w:hAnsi="標楷體"/>
+                <w:sz w:val="22"/>
+              </w:rPr>
+              <w:t>下稱測驗</w:t>
+            </w:r>
+            <w:r>
+              <w:rPr>
+                <w:rFonts w:ascii="標楷體" w:hAnsi="標楷體"/>
+                <w:sz w:val="22"/>
+              </w:rPr>
+              <w:t xml:space="preserve"> C</w:t>
+            </w:r>
+            <w:r>
+              <w:rPr>
+                <w:rFonts w:ascii="標楷體" w:hAnsi="標楷體"/>
+                <w:sz w:val="22"/>
+              </w:rPr>
+              <w:t>）用完</w:t>
+            </w:r>
+            <w:r>
+              <w:rPr>
+                <w:rFonts w:ascii="標楷體" w:hAnsi="標楷體"/>
+                <w:sz w:val="22"/>
+              </w:rPr>
+              <w:t xml:space="preserve"> 2 </w:t>
+            </w:r>
+            <w:r>
+              <w:rPr>
+                <w:rFonts w:ascii="標楷體" w:hAnsi="標楷體"/>
+                <w:sz w:val="22"/>
+              </w:rPr>
+              <w:t>次且未及格後，應顯示「重考次數已用完，請聯繫教師重置」、「開始作答」不可按，歷次作答紀錄仍可點閱；教師甲於</w:t>
+            </w:r>
+            <w:r>
+              <w:rPr>
+                <w:rFonts w:ascii="標楷體" w:hAnsi="標楷體"/>
+                <w:sz w:val="22"/>
+              </w:rPr>
+              <w:t xml:space="preserve"> ET02 </w:t>
+            </w:r>
+            <w:r>
+              <w:rPr>
+                <w:rFonts w:ascii="標楷體" w:hAnsi="標楷體"/>
+                <w:sz w:val="22"/>
+              </w:rPr>
+              <w:t>選擇測驗</w:t>
             </w:r>
             <w:r>
               <w:rPr>
@@ -12730,35 +13072,7 @@
                 <w:rFonts w:ascii="標楷體" w:hAnsi="標楷體"/>
                 <w:sz w:val="22"/>
               </w:rPr>
-              <w:t>用完</w:t>
-            </w:r>
-            <w:r>
-              <w:rPr>
-                <w:rFonts w:ascii="標楷體" w:hAnsi="標楷體"/>
-                <w:sz w:val="22"/>
-              </w:rPr>
-              <w:t xml:space="preserve"> 2 </w:t>
-            </w:r>
-            <w:r>
-              <w:rPr>
-                <w:rFonts w:ascii="標楷體" w:hAnsi="標楷體"/>
-                <w:sz w:val="22"/>
-              </w:rPr>
-              <w:t>次且未及格，應顯示「重考次數已用完，請聯繫教師重置」、「開始作答」不可按，歷次作答紀錄仍可點閱；教師甲於</w:t>
-            </w:r>
-            <w:r>
-              <w:rPr>
-                <w:rFonts w:ascii="標楷體" w:hAnsi="標楷體"/>
-                <w:sz w:val="22"/>
-              </w:rPr>
-              <w:t xml:space="preserve"> ET02 </w:t>
-            </w:r>
-            <w:r>
-              <w:rPr>
-                <w:rFonts w:ascii="標楷體" w:hAnsi="標楷體"/>
-                <w:sz w:val="22"/>
-              </w:rPr>
-              <w:t>選輔助課程，於「作答明細」展開學員乙，按測驗</w:t>
+              <w:t>所屬的課程，於「作答明細」展開學員乙，按測驗</w:t>
             </w:r>
             <w:r>
               <w:rPr>
@@ -12890,7 +13204,14 @@
                 <w:rFonts w:ascii="標楷體" w:hAnsi="標楷體"/>
                 <w:sz w:val="22"/>
               </w:rPr>
-              <w:t>的內容後按「儲存」，於詢問視窗選「儲存並要求重測」，再按頁面底部「更新」並於確認視窗按「確認更新」，學員甲的測驗</w:t>
+              <w:t>的內容後按「儲存」，於詢問視窗選「儲存並要求重測」，再按頁面底部「</w:t>
+            </w:r>
+            <w:r>
+              <w:rPr>
+                <w:rFonts w:ascii="標楷體" w:hAnsi="標楷體"/>
+                <w:sz w:val="22"/>
+              </w:rPr>
+              <w:t>更新」並於確認視窗按「確認更新」，學員甲的測驗</w:t>
             </w:r>
             <w:r>
               <w:rPr>
@@ -12932,14 +13253,15 @@
                 <w:rFonts w:ascii="標楷體" w:hAnsi="標楷體"/>
                 <w:sz w:val="22"/>
               </w:rPr>
-              <w:t>顯示「教師已要求重測，重新作答後才會計算結業成績。」且不顯示最</w:t>
-            </w:r>
-            <w:r>
-              <w:rPr>
-                <w:rFonts w:ascii="標楷體" w:hAnsi="標楷體"/>
-                <w:sz w:val="22"/>
-              </w:rPr>
-              <w:t>高分；歷次作答紀錄末尾出現一列「教師要求重測（測驗內容已更新）」與日期，先前的作答以灰色顯示並標「前一輪」、仍可點開；學員甲重新作答一次並得低於先前最高分的成績，最高分應為這次的成績。</w:t>
+              <w:t>顯示「教師已要求重測，重新作答後才會計算結業成績。」且不顯示最高分；歷次作答紀錄末尾出現一列「教師要求重測（測驗內容已更新）」與日期，先前的作答以灰色顯示並標「前一輪」、仍可點開；學員甲重新作答一</w:t>
+            </w:r>
+            <w:r>
+              <w:rPr>
+                <w:rFonts w:ascii="標楷體" w:hAnsi="標楷體"/>
+                <w:sz w:val="22"/>
+              </w:rPr>
+              <w:lastRenderedPageBreak/>
+              <w:t>次並得低於先前最高分的成績，最高分應為這次的成績。</w:t>
             </w:r>
           </w:p>
         </w:tc>
@@ -13015,15 +13337,14 @@
                 <w:rFonts w:ascii="標楷體" w:hAnsi="標楷體"/>
                 <w:sz w:val="22"/>
               </w:rPr>
-              <w:t>，應只顯示題目內容，沒有「開始作答」、剩餘可作答次數與歷</w:t>
-            </w:r>
-            <w:r>
-              <w:rPr>
-                <w:rFonts w:ascii="標楷體" w:hAnsi="標楷體"/>
-                <w:sz w:val="22"/>
-              </w:rPr>
-              <w:lastRenderedPageBreak/>
-              <w:t>次作答紀錄。</w:t>
+              <w:t>，應只顯示題目內容，沒有「開始作答」、剩餘可作答次數與歷次作</w:t>
+            </w:r>
+            <w:r>
+              <w:rPr>
+                <w:rFonts w:ascii="標楷體" w:hAnsi="標楷體"/>
+                <w:sz w:val="22"/>
+              </w:rPr>
+              <w:t>答紀錄。</w:t>
             </w:r>
           </w:p>
         </w:tc>
@@ -13214,9 +13535,9 @@
     </w:lvl>
   </w:abstractNum>
   <w:abstractNum w:abstractNumId="1" w15:restartNumberingAfterBreak="0">
-    <w:nsid w:val="44D13C1E"/>
+    <w:nsid w:val="36191A3E"/>
     <w:multiLevelType w:val="multilevel"/>
-    <w:tmpl w:val="288A9774"/>
+    <w:tmpl w:val="EB0A87C2"/>
     <w:lvl w:ilvl="0">
       <w:start w:val="1"/>
       <w:numFmt w:val="bullet"/>
@@ -25320,7 +25641,7 @@
 </file>
 
 <file path=customXml/itemProps1.xml><?xml version="1.0" encoding="utf-8"?>
-<ds:datastoreItem xmlns:ds="http://schemas.openxmlformats.org/officeDocument/2006/customXml" ds:itemID="{1FC1F6F8-43DB-45CA-985F-53E01C18D8D8}">
+<ds:datastoreItem xmlns:ds="http://schemas.openxmlformats.org/officeDocument/2006/customXml" ds:itemID="{1C1B146F-9F4D-4545-9E3A-139AE17C90A8}">
   <ds:schemaRefs>
     <ds:schemaRef ds:uri="http://schemas.openxmlformats.org/officeDocument/2006/bibliography"/>
   </ds:schemaRefs>

--- a/docs/manuals/測試報告/ET-教育訓練文件管理模組.docx
+++ b/docs/manuals/測試報告/ET-教育訓練文件管理模組.docx
@@ -498,7 +498,7 @@
       <w:r>
         <w:fldChar w:fldCharType="separate"/>
       </w:r>
-      <w:hyperlink w:anchor="_Toc243491296" w:history="1">
+      <w:hyperlink w:anchor="_Toc243494154" w:history="1">
         <w:r>
           <w:rPr>
             <w:rStyle w:val="affb"/>
@@ -526,7 +526,7 @@
             <w:noProof/>
             <w:webHidden/>
           </w:rPr>
-          <w:instrText xml:space="preserve"> PAGEREF _Toc243491296 \h </w:instrText>
+          <w:instrText xml:space="preserve"> PAGEREF _Toc243494154 \h </w:instrText>
         </w:r>
         <w:r>
           <w:rPr>
@@ -571,7 +571,7 @@
           <w:szCs w:val="22"/>
         </w:rPr>
       </w:pPr>
-      <w:hyperlink w:anchor="_Toc243491297" w:history="1">
+      <w:hyperlink w:anchor="_Toc243494155" w:history="1">
         <w:r>
           <w:rPr>
             <w:rStyle w:val="affb"/>
@@ -606,7 +606,7 @@
             <w:noProof/>
             <w:webHidden/>
           </w:rPr>
-          <w:instrText xml:space="preserve"> PAGEREF _Toc243491297 \h </w:instrText>
+          <w:instrText xml:space="preserve"> PAGEREF _Toc243494155 \h </w:instrText>
         </w:r>
         <w:r>
           <w:rPr>
@@ -651,7 +651,7 @@
           <w:szCs w:val="22"/>
         </w:rPr>
       </w:pPr>
-      <w:hyperlink w:anchor="_Toc243491298" w:history="1">
+      <w:hyperlink w:anchor="_Toc243494156" w:history="1">
         <w:r>
           <w:rPr>
             <w:rStyle w:val="affb"/>
@@ -686,7 +686,7 @@
             <w:noProof/>
             <w:webHidden/>
           </w:rPr>
-          <w:instrText xml:space="preserve"> PAGEREF _Toc243491298 \h </w:instrText>
+          <w:instrText xml:space="preserve"> PAGEREF _Toc243494156 \h </w:instrText>
         </w:r>
         <w:r>
           <w:rPr>
@@ -731,7 +731,7 @@
           <w:szCs w:val="22"/>
         </w:rPr>
       </w:pPr>
-      <w:hyperlink w:anchor="_Toc243491299" w:history="1">
+      <w:hyperlink w:anchor="_Toc243494157" w:history="1">
         <w:r>
           <w:rPr>
             <w:rStyle w:val="affb"/>
@@ -766,7 +766,7 @@
             <w:noProof/>
             <w:webHidden/>
           </w:rPr>
-          <w:instrText xml:space="preserve"> PAGEREF _Toc243491299 \h </w:instrText>
+          <w:instrText xml:space="preserve"> PAGEREF _Toc243494157 \h </w:instrText>
         </w:r>
         <w:r>
           <w:rPr>
@@ -786,7 +786,7 @@
             <w:noProof/>
             <w:webHidden/>
           </w:rPr>
-          <w:t>6</w:t>
+          <w:t>7</w:t>
         </w:r>
         <w:r>
           <w:rPr>
@@ -811,7 +811,7 @@
           <w:szCs w:val="22"/>
         </w:rPr>
       </w:pPr>
-      <w:hyperlink w:anchor="_Toc243491300" w:history="1">
+      <w:hyperlink w:anchor="_Toc243494158" w:history="1">
         <w:r>
           <w:rPr>
             <w:rStyle w:val="affb"/>
@@ -846,7 +846,7 @@
             <w:noProof/>
             <w:webHidden/>
           </w:rPr>
-          <w:instrText xml:space="preserve"> PAGEREF _Toc243491300 \h </w:instrText>
+          <w:instrText xml:space="preserve"> PAGEREF _Toc243494158 \h </w:instrText>
         </w:r>
         <w:r>
           <w:rPr>
@@ -866,7 +866,7 @@
             <w:noProof/>
             <w:webHidden/>
           </w:rPr>
-          <w:t>8</w:t>
+          <w:t>9</w:t>
         </w:r>
         <w:r>
           <w:rPr>
@@ -891,7 +891,7 @@
           <w:szCs w:val="22"/>
         </w:rPr>
       </w:pPr>
-      <w:hyperlink w:anchor="_Toc243491301" w:history="1">
+      <w:hyperlink w:anchor="_Toc243494159" w:history="1">
         <w:r>
           <w:rPr>
             <w:rStyle w:val="affb"/>
@@ -926,7 +926,7 @@
             <w:noProof/>
             <w:webHidden/>
           </w:rPr>
-          <w:instrText xml:space="preserve"> PAGEREF _Toc243491301 \h </w:instrText>
+          <w:instrText xml:space="preserve"> PAGEREF _Toc243494159 \h </w:instrText>
         </w:r>
         <w:r>
           <w:rPr>
@@ -946,7 +946,7 @@
             <w:noProof/>
             <w:webHidden/>
           </w:rPr>
-          <w:t>10</w:t>
+          <w:t>11</w:t>
         </w:r>
         <w:r>
           <w:rPr>
@@ -971,7 +971,7 @@
           <w:szCs w:val="22"/>
         </w:rPr>
       </w:pPr>
-      <w:hyperlink w:anchor="_Toc243491302" w:history="1">
+      <w:hyperlink w:anchor="_Toc243494160" w:history="1">
         <w:r>
           <w:rPr>
             <w:rStyle w:val="affb"/>
@@ -1006,7 +1006,7 @@
             <w:noProof/>
             <w:webHidden/>
           </w:rPr>
-          <w:instrText xml:space="preserve"> PAGEREF _Toc243491302 \h </w:instrText>
+          <w:instrText xml:space="preserve"> PAGEREF _Toc243494160 \h </w:instrText>
         </w:r>
         <w:r>
           <w:rPr>
@@ -1026,7 +1026,7 @@
             <w:noProof/>
             <w:webHidden/>
           </w:rPr>
-          <w:t>14</w:t>
+          <w:t>16</w:t>
         </w:r>
         <w:r>
           <w:rPr>
@@ -1051,7 +1051,7 @@
           <w:szCs w:val="22"/>
         </w:rPr>
       </w:pPr>
-      <w:hyperlink w:anchor="_Toc243491303" w:history="1">
+      <w:hyperlink w:anchor="_Toc243494161" w:history="1">
         <w:r>
           <w:rPr>
             <w:rStyle w:val="affb"/>
@@ -1086,7 +1086,7 @@
             <w:noProof/>
             <w:webHidden/>
           </w:rPr>
-          <w:instrText xml:space="preserve"> PAGEREF _Toc243491303 \h </w:instrText>
+          <w:instrText xml:space="preserve"> PAGEREF _Toc243494161 \h </w:instrText>
         </w:r>
         <w:r>
           <w:rPr>
@@ -1106,7 +1106,7 @@
             <w:noProof/>
             <w:webHidden/>
           </w:rPr>
-          <w:t>16</w:t>
+          <w:t>18</w:t>
         </w:r>
         <w:r>
           <w:rPr>
@@ -1136,7 +1136,7 @@
       <w:pPr>
         <w:pStyle w:val="1"/>
       </w:pPr>
-      <w:bookmarkStart w:id="1" w:name="_Toc243491296"/>
+      <w:bookmarkStart w:id="1" w:name="_Toc243494154"/>
       <w:r>
         <w:lastRenderedPageBreak/>
         <w:t>測試注意事項</w:t>
@@ -1158,7 +1158,7 @@
       <w:pPr>
         <w:pStyle w:val="1"/>
       </w:pPr>
-      <w:bookmarkStart w:id="2" w:name="_Toc243491297"/>
+      <w:bookmarkStart w:id="2" w:name="_Toc243494155"/>
       <w:r>
         <w:lastRenderedPageBreak/>
         <w:t xml:space="preserve">ET01 </w:t>
@@ -1884,7 +1884,7 @@
       <w:pPr>
         <w:pStyle w:val="1"/>
       </w:pPr>
-      <w:bookmarkStart w:id="3" w:name="_Toc243491298"/>
+      <w:bookmarkStart w:id="3" w:name="_Toc243494156"/>
       <w:r>
         <w:lastRenderedPageBreak/>
         <w:t xml:space="preserve">ET02 </w:t>
@@ -3776,7 +3776,7 @@
                 <w:rFonts w:ascii="標楷體" w:hAnsi="標楷體"/>
                 <w:sz w:val="22"/>
               </w:rPr>
-              <w:t>可按；作答明細於重測後第一次作答之前出現一列「教師要求重測（測驗內容已更新）」與日期，重測前的作答以灰色顯示並標「前一輪」且仍可開啟，平均成績只取重測後兩次中的較高分（不含重測前的及格分數）。</w:t>
+              <w:t>可按。</w:t>
             </w:r>
           </w:p>
         </w:tc>
@@ -3838,56 +3838,7 @@
                 <w:rFonts w:ascii="標楷體" w:hAnsi="標楷體"/>
                 <w:sz w:val="22"/>
               </w:rPr>
-              <w:t>對尚未填寫課後問卷的學員丙按「移除」，確認視窗應顯示「確定移除</w:t>
-            </w:r>
-            <w:r>
-              <w:rPr>
-                <w:rFonts w:ascii="標楷體" w:hAnsi="標楷體"/>
-                <w:sz w:val="22"/>
-              </w:rPr>
-              <w:t xml:space="preserve"> …</w:t>
-            </w:r>
-            <w:r>
-              <w:rPr>
-                <w:rFonts w:ascii="標楷體" w:hAnsi="標楷體"/>
-                <w:sz w:val="22"/>
-              </w:rPr>
-              <w:t>？學習歷史完整保留。」；確定後學員丙自三區塊消失、問卷未填人數減少；以學員丙登入，「我的課程」不再顯示受測課程，輸入受測課程的邀請碼應被擋下並提示已被移除；於</w:t>
-            </w:r>
-            <w:r>
-              <w:rPr>
-                <w:rFonts w:ascii="標楷體" w:hAnsi="標楷體"/>
-                <w:sz w:val="22"/>
-              </w:rPr>
-              <w:t xml:space="preserve"> ET05 </w:t>
-            </w:r>
-            <w:r>
-              <w:rPr>
-                <w:rFonts w:ascii="標楷體" w:hAnsi="標楷體"/>
-                <w:sz w:val="22"/>
-              </w:rPr>
-              <w:t>以</w:t>
-            </w:r>
-            <w:r>
-              <w:rPr>
-                <w:rFonts w:ascii="標楷體" w:hAnsi="標楷體"/>
-                <w:sz w:val="22"/>
-              </w:rPr>
-              <w:t xml:space="preserve"> Email </w:t>
-            </w:r>
-            <w:r>
-              <w:rPr>
-                <w:rFonts w:ascii="標楷體" w:hAnsi="標楷體"/>
-                <w:sz w:val="22"/>
-              </w:rPr>
-              <w:t>邀請重新邀請學員丙後，學員丙重新出現在本頁，加入時間更</w:t>
-            </w:r>
-            <w:r>
-              <w:rPr>
-                <w:rFonts w:ascii="標楷體" w:hAnsi="標楷體"/>
-                <w:sz w:val="22"/>
-              </w:rPr>
-              <w:t>新為重新邀請的時點，原學習進度與成績接續保留。</w:t>
+              <w:t>學員丙重測兩次皆未及格後，其作答明細應於重測後第一次作答之前出現一列「教師要求重測（測驗內容已更新）」與日期，重測前的作答以灰色顯示並標「前一輪」且仍可開啟，平均成績只取重測後兩次中的較高分（不含重測前的及格分數）。</w:t>
             </w:r>
           </w:p>
         </w:tc>
@@ -3949,35 +3900,21 @@
                 <w:rFonts w:ascii="標楷體" w:hAnsi="標楷體"/>
                 <w:sz w:val="22"/>
               </w:rPr>
-              <w:t>於</w:t>
-            </w:r>
-            <w:r>
-              <w:rPr>
-                <w:rFonts w:ascii="標楷體" w:hAnsi="標楷體"/>
-                <w:sz w:val="22"/>
-              </w:rPr>
-              <w:t xml:space="preserve"> ET05 </w:t>
-            </w:r>
-            <w:r>
-              <w:rPr>
-                <w:rFonts w:ascii="標楷體" w:hAnsi="標楷體"/>
-                <w:sz w:val="22"/>
-              </w:rPr>
-              <w:t>關閉受測課程後回本頁選擇受測課程，應顯示唯讀提示；三區塊照常顯示，「移除」「重置重考次數」皆呈灰色，「匯出</w:t>
-            </w:r>
-            <w:r>
-              <w:rPr>
-                <w:rFonts w:ascii="標楷體" w:hAnsi="標楷體"/>
-                <w:sz w:val="22"/>
-              </w:rPr>
-              <w:t xml:space="preserve"> CSV</w:t>
-            </w:r>
-            <w:r>
-              <w:rPr>
-                <w:rFonts w:ascii="標楷體" w:hAnsi="標楷體"/>
-                <w:sz w:val="22"/>
-              </w:rPr>
-              <w:t>」仍可匯出。</w:t>
+              <w:t>對尚未填寫課後問卷的學員丙按「移除」，確認視窗應顯示「確定移除</w:t>
+            </w:r>
+            <w:r>
+              <w:rPr>
+                <w:rFonts w:ascii="標楷體" w:hAnsi="標楷體"/>
+                <w:sz w:val="22"/>
+              </w:rPr>
+              <w:t xml:space="preserve"> …</w:t>
+            </w:r>
+            <w:r>
+              <w:rPr>
+                <w:rFonts w:ascii="標楷體" w:hAnsi="標楷體"/>
+                <w:sz w:val="22"/>
+              </w:rPr>
+              <w:t>？學習歷史完整保留。」；確定後學員丙自三區塊消失、問卷未填人數減少。</w:t>
             </w:r>
           </w:p>
         </w:tc>
@@ -4039,6 +3976,193 @@
                 <w:rFonts w:ascii="標楷體" w:hAnsi="標楷體"/>
                 <w:sz w:val="22"/>
               </w:rPr>
+              <w:t>學員丙被移除後，以學員丙登入，「我的課程」不再顯示受測課程，輸入受測課程的邀請碼應被擋下並提示已被移除；於</w:t>
+            </w:r>
+            <w:r>
+              <w:rPr>
+                <w:rFonts w:ascii="標楷體" w:hAnsi="標楷體"/>
+                <w:sz w:val="22"/>
+              </w:rPr>
+              <w:t xml:space="preserve"> </w:t>
+            </w:r>
+            <w:r>
+              <w:rPr>
+                <w:rFonts w:ascii="標楷體" w:hAnsi="標楷體"/>
+                <w:sz w:val="22"/>
+              </w:rPr>
+              <w:t xml:space="preserve">ET05 </w:t>
+            </w:r>
+            <w:r>
+              <w:rPr>
+                <w:rFonts w:ascii="標楷體" w:hAnsi="標楷體"/>
+                <w:sz w:val="22"/>
+              </w:rPr>
+              <w:t>以</w:t>
+            </w:r>
+            <w:r>
+              <w:rPr>
+                <w:rFonts w:ascii="標楷體" w:hAnsi="標楷體"/>
+                <w:sz w:val="22"/>
+              </w:rPr>
+              <w:t xml:space="preserve"> Email </w:t>
+            </w:r>
+            <w:r>
+              <w:rPr>
+                <w:rFonts w:ascii="標楷體" w:hAnsi="標楷體"/>
+                <w:sz w:val="22"/>
+              </w:rPr>
+              <w:t>邀請重新邀請學員丙後，學員丙重新出現在本頁，加入時間更新為重新邀請的時點，原學習進度與成績接續保留。</w:t>
+            </w:r>
+          </w:p>
+        </w:tc>
+        <w:tc>
+          <w:tcPr>
+            <w:tcW w:w="1247" w:type="dxa"/>
+          </w:tcPr>
+          <w:p>
+            <w:pPr>
+              <w:spacing w:before="60" w:after="60"/>
+              <w:jc w:val="center"/>
+            </w:pPr>
+          </w:p>
+        </w:tc>
+        <w:tc>
+          <w:tcPr>
+            <w:tcW w:w="1247" w:type="dxa"/>
+          </w:tcPr>
+          <w:p>
+            <w:pPr>
+              <w:spacing w:before="60" w:after="60"/>
+              <w:jc w:val="center"/>
+            </w:pPr>
+          </w:p>
+        </w:tc>
+      </w:tr>
+      <w:tr>
+        <w:trPr>
+          <w:jc w:val="center"/>
+        </w:trPr>
+        <w:tc>
+          <w:tcPr>
+            <w:tcW w:w="907" w:type="dxa"/>
+          </w:tcPr>
+          <w:p>
+            <w:pPr>
+              <w:spacing w:before="60" w:after="60"/>
+              <w:jc w:val="center"/>
+            </w:pPr>
+            <w:r>
+              <w:rPr>
+                <w:rFonts w:ascii="標楷體" w:hAnsi="標楷體"/>
+                <w:sz w:val="22"/>
+              </w:rPr>
+              <w:t>24</w:t>
+            </w:r>
+          </w:p>
+        </w:tc>
+        <w:tc>
+          <w:tcPr>
+            <w:tcW w:w="6236" w:type="dxa"/>
+          </w:tcPr>
+          <w:p>
+            <w:pPr>
+              <w:spacing w:before="60" w:after="60"/>
+            </w:pPr>
+            <w:r>
+              <w:rPr>
+                <w:rFonts w:ascii="標楷體" w:hAnsi="標楷體"/>
+                <w:sz w:val="22"/>
+              </w:rPr>
+              <w:t>於</w:t>
+            </w:r>
+            <w:r>
+              <w:rPr>
+                <w:rFonts w:ascii="標楷體" w:hAnsi="標楷體"/>
+                <w:sz w:val="22"/>
+              </w:rPr>
+              <w:t xml:space="preserve"> ET05 </w:t>
+            </w:r>
+            <w:r>
+              <w:rPr>
+                <w:rFonts w:ascii="標楷體" w:hAnsi="標楷體"/>
+                <w:sz w:val="22"/>
+              </w:rPr>
+              <w:t>關閉受測課程後回本頁選擇受測課程，應顯示唯讀提示；三區塊照常顯示，「移除」「重置重考次數」皆呈灰色，「匯出</w:t>
+            </w:r>
+            <w:r>
+              <w:rPr>
+                <w:rFonts w:ascii="標楷體" w:hAnsi="標楷體"/>
+                <w:sz w:val="22"/>
+              </w:rPr>
+              <w:t xml:space="preserve"> CSV</w:t>
+            </w:r>
+            <w:r>
+              <w:rPr>
+                <w:rFonts w:ascii="標楷體" w:hAnsi="標楷體"/>
+                <w:sz w:val="22"/>
+              </w:rPr>
+              <w:t>」仍可匯出。</w:t>
+            </w:r>
+          </w:p>
+        </w:tc>
+        <w:tc>
+          <w:tcPr>
+            <w:tcW w:w="1247" w:type="dxa"/>
+          </w:tcPr>
+          <w:p>
+            <w:pPr>
+              <w:spacing w:before="60" w:after="60"/>
+              <w:jc w:val="center"/>
+            </w:pPr>
+          </w:p>
+        </w:tc>
+        <w:tc>
+          <w:tcPr>
+            <w:tcW w:w="1247" w:type="dxa"/>
+          </w:tcPr>
+          <w:p>
+            <w:pPr>
+              <w:spacing w:before="60" w:after="60"/>
+              <w:jc w:val="center"/>
+            </w:pPr>
+          </w:p>
+        </w:tc>
+      </w:tr>
+      <w:tr>
+        <w:trPr>
+          <w:jc w:val="center"/>
+        </w:trPr>
+        <w:tc>
+          <w:tcPr>
+            <w:tcW w:w="907" w:type="dxa"/>
+          </w:tcPr>
+          <w:p>
+            <w:pPr>
+              <w:spacing w:before="60" w:after="60"/>
+              <w:jc w:val="center"/>
+            </w:pPr>
+            <w:r>
+              <w:rPr>
+                <w:rFonts w:ascii="標楷體" w:hAnsi="標楷體"/>
+                <w:sz w:val="22"/>
+              </w:rPr>
+              <w:t>25</w:t>
+            </w:r>
+          </w:p>
+        </w:tc>
+        <w:tc>
+          <w:tcPr>
+            <w:tcW w:w="6236" w:type="dxa"/>
+          </w:tcPr>
+          <w:p>
+            <w:pPr>
+              <w:spacing w:before="60" w:after="60"/>
+            </w:pPr>
+            <w:r>
+              <w:rPr>
+                <w:rFonts w:ascii="標楷體" w:hAnsi="標楷體"/>
+                <w:sz w:val="22"/>
+              </w:rPr>
               <w:t>以管理者於</w:t>
             </w:r>
             <w:r>
@@ -4123,7 +4247,15 @@
                 <w:rFonts w:ascii="標楷體" w:hAnsi="標楷體"/>
                 <w:sz w:val="22"/>
               </w:rPr>
-              <w:t>等於當時的學員人數。</w:t>
+              <w:t>等於</w:t>
+            </w:r>
+            <w:r>
+              <w:rPr>
+                <w:rFonts w:ascii="標楷體" w:hAnsi="標楷體"/>
+                <w:sz w:val="22"/>
+              </w:rPr>
+              <w:lastRenderedPageBreak/>
+              <w:t>當時的學員人數。</w:t>
             </w:r>
           </w:p>
         </w:tc>
@@ -4155,13 +4287,16 @@
       <w:pPr>
         <w:pStyle w:val="1"/>
       </w:pPr>
-      <w:bookmarkStart w:id="4" w:name="_Toc243491299"/>
+      <w:bookmarkStart w:id="4" w:name="_Toc243494157"/>
       <w:r>
         <w:lastRenderedPageBreak/>
         <w:t xml:space="preserve">ET03 </w:t>
       </w:r>
       <w:r>
-        <w:t>我的課程</w:t>
+        <w:t>我</w:t>
+      </w:r>
+      <w:r>
+        <w:t>的課程</w:t>
       </w:r>
       <w:bookmarkEnd w:id="4"/>
     </w:p>
@@ -5042,57 +5177,7 @@
                 <w:rFonts w:ascii="標楷體" w:hAnsi="標楷體"/>
                 <w:sz w:val="22"/>
               </w:rPr>
-              <w:t>取得一門學員甲、乙皆未加入的已發布課程（以下稱可加入課程）的邀請碼，以學員乙按「加入新課程」輸入該邀請碼按「查詢」，應顯示課程名稱、教師與章節數；此時按「上一步」再按「取消」關閉視窗，可加入課程不應出現在清單上。</w:t>
-            </w:r>
-            <w:r>
-              <w:rPr>
-                <w:rFonts w:ascii="標楷體" w:hAnsi="標楷體"/>
-                <w:sz w:val="22"/>
-              </w:rPr>
-              <w:lastRenderedPageBreak/>
-              <w:t>再次查詢後按「確認加入」，應顯示「已加入課程」並進入可加入課程的</w:t>
-            </w:r>
-            <w:r>
-              <w:rPr>
-                <w:rFonts w:ascii="標楷體" w:hAnsi="標楷體"/>
-                <w:sz w:val="22"/>
-              </w:rPr>
-              <w:t xml:space="preserve"> ET06</w:t>
-            </w:r>
-            <w:r>
-              <w:rPr>
-                <w:rFonts w:ascii="標楷體" w:hAnsi="標楷體"/>
-                <w:sz w:val="22"/>
-              </w:rPr>
-              <w:t>；回到本頁可加入課程列於清單，「已加入課程」加</w:t>
-            </w:r>
-            <w:r>
-              <w:rPr>
-                <w:rFonts w:ascii="標楷體" w:hAnsi="標楷體"/>
-                <w:sz w:val="22"/>
-              </w:rPr>
-              <w:t xml:space="preserve"> 1</w:t>
-            </w:r>
-            <w:r>
-              <w:rPr>
-                <w:rFonts w:ascii="標楷體" w:hAnsi="標楷體"/>
-                <w:sz w:val="22"/>
-              </w:rPr>
-              <w:t>（進入</w:t>
-            </w:r>
-            <w:r>
-              <w:rPr>
-                <w:rFonts w:ascii="標楷體" w:hAnsi="標楷體"/>
-                <w:sz w:val="22"/>
-              </w:rPr>
-              <w:t xml:space="preserve"> ET06 </w:t>
-            </w:r>
-            <w:r>
-              <w:rPr>
-                <w:rFonts w:ascii="標楷體" w:hAnsi="標楷體"/>
-                <w:sz w:val="22"/>
-              </w:rPr>
-              <w:t>時已開啟第一份教材，可加入課程計入「進行中」）。</w:t>
+              <w:t>取得一門學員甲、乙皆未加入的已發布課程（以下稱可加入課程）的邀請碼，以學員乙按「加入新課程」輸入該邀請碼按「查詢」，應顯示課程名稱、教師與章節數。</w:t>
             </w:r>
           </w:p>
         </w:tc>
@@ -5137,6 +5222,7 @@
                 <w:rFonts w:ascii="標楷體" w:hAnsi="標楷體"/>
                 <w:sz w:val="22"/>
               </w:rPr>
+              <w:lastRenderedPageBreak/>
               <w:t>9</w:t>
             </w:r>
           </w:p>
@@ -5154,14 +5240,49 @@
                 <w:rFonts w:ascii="標楷體" w:hAnsi="標楷體"/>
                 <w:sz w:val="22"/>
               </w:rPr>
-              <w:t>以學員乙輸入一門起始時間在未來、尚未加入之課程的邀請碼查詢，應提示開放時點；按「確認加入」後應顯示</w:t>
-            </w:r>
-            <w:r>
-              <w:rPr>
-                <w:rFonts w:ascii="標楷體" w:hAnsi="標楷體"/>
-                <w:sz w:val="22"/>
-              </w:rPr>
-              <w:t>「已加入，課程開放後即可開始學習」並留在本頁，該課程的卡片標「尚未開放」。</w:t>
+              <w:t>於上述查詢結果按「上一步」再按「取消」關閉視窗，可加入課程不應出現在清單上；再次查詢後按「確認加入」，應顯示「已加入課程」並進入可加入課程的</w:t>
+            </w:r>
+            <w:r>
+              <w:rPr>
+                <w:rFonts w:ascii="標楷體" w:hAnsi="標楷體"/>
+                <w:sz w:val="22"/>
+              </w:rPr>
+              <w:t xml:space="preserve"> ET06</w:t>
+            </w:r>
+            <w:r>
+              <w:rPr>
+                <w:rFonts w:ascii="標楷體" w:hAnsi="標楷體"/>
+                <w:sz w:val="22"/>
+              </w:rPr>
+              <w:t>，回到本頁可加入課程列於清單，「已加入課程」加</w:t>
+            </w:r>
+            <w:r>
+              <w:rPr>
+                <w:rFonts w:ascii="標楷體" w:hAnsi="標楷體"/>
+                <w:sz w:val="22"/>
+              </w:rPr>
+              <w:t xml:space="preserve"> 1</w:t>
+            </w:r>
+            <w:r>
+              <w:rPr>
+                <w:rFonts w:ascii="標楷體" w:hAnsi="標楷體"/>
+                <w:sz w:val="22"/>
+              </w:rPr>
+              <w:t>（進入</w:t>
+            </w:r>
+            <w:r>
+              <w:rPr>
+                <w:rFonts w:ascii="標楷體" w:hAnsi="標楷體"/>
+                <w:sz w:val="22"/>
+              </w:rPr>
+              <w:t xml:space="preserve"> ET06 </w:t>
+            </w:r>
+            <w:r>
+              <w:rPr>
+                <w:rFonts w:ascii="標楷體" w:hAnsi="標楷體"/>
+                <w:sz w:val="22"/>
+              </w:rPr>
+              <w:t>時已開啟第一份教材，可加入課程計入「進行中」）。</w:t>
             </w:r>
           </w:p>
         </w:tc>
@@ -5223,21 +5344,7 @@
                 <w:rFonts w:ascii="標楷體" w:hAnsi="標楷體"/>
                 <w:sz w:val="22"/>
               </w:rPr>
-              <w:t>學員乙再次輸入已加入之可加入課程的邀請碼按「查詢」，應直接進入可加入課程的</w:t>
-            </w:r>
-            <w:r>
-              <w:rPr>
-                <w:rFonts w:ascii="標楷體" w:hAnsi="標楷體"/>
-                <w:sz w:val="22"/>
-              </w:rPr>
-              <w:t xml:space="preserve"> ET06</w:t>
-            </w:r>
-            <w:r>
-              <w:rPr>
-                <w:rFonts w:ascii="標楷體" w:hAnsi="標楷體"/>
-                <w:sz w:val="22"/>
-              </w:rPr>
-              <w:t>，且「已加入課程」數不增加。</w:t>
+              <w:t>以學員乙輸入一門起始時間在未來、尚未加入之課程的邀請碼查詢，應提示開放時點；按「確認加入」後應顯示「已加入，課程開放後即可開始學習」並留在本頁，該課程的卡片標「尚未開放」。</w:t>
             </w:r>
           </w:p>
         </w:tc>
@@ -5299,7 +5406,21 @@
                 <w:rFonts w:ascii="標楷體" w:hAnsi="標楷體"/>
                 <w:sz w:val="22"/>
               </w:rPr>
-              <w:t>以學員甲開啟可加入課程的邀請連結並登入，應進入本頁並自動開啟「加入新課程」視窗並填好邀請碼，在按「查詢」與「確認加入」前不應已加入。</w:t>
+              <w:t>學員乙再次輸入已加入之可加入課程的邀請碼按「查詢」，應直接進入可加入課程的</w:t>
+            </w:r>
+            <w:r>
+              <w:rPr>
+                <w:rFonts w:ascii="標楷體" w:hAnsi="標楷體"/>
+                <w:sz w:val="22"/>
+              </w:rPr>
+              <w:t xml:space="preserve"> ET06</w:t>
+            </w:r>
+            <w:r>
+              <w:rPr>
+                <w:rFonts w:ascii="標楷體" w:hAnsi="標楷體"/>
+                <w:sz w:val="22"/>
+              </w:rPr>
+              <w:t>，且「已加入課程」數不增加。</w:t>
             </w:r>
           </w:p>
         </w:tc>
@@ -5345,6 +5466,68 @@
                 <w:sz w:val="22"/>
               </w:rPr>
               <w:t>12</w:t>
+            </w:r>
+          </w:p>
+        </w:tc>
+        <w:tc>
+          <w:tcPr>
+            <w:tcW w:w="6236" w:type="dxa"/>
+          </w:tcPr>
+          <w:p>
+            <w:pPr>
+              <w:spacing w:before="60" w:after="60"/>
+            </w:pPr>
+            <w:r>
+              <w:rPr>
+                <w:rFonts w:ascii="標楷體" w:hAnsi="標楷體"/>
+                <w:sz w:val="22"/>
+              </w:rPr>
+              <w:t>以學員甲開啟可加入課程的邀請連結並登入，應進入本頁並自動開啟「加入新課程」視窗並填好邀請碼，在按「查詢」與「確認加入」前不應已加入。</w:t>
+            </w:r>
+          </w:p>
+        </w:tc>
+        <w:tc>
+          <w:tcPr>
+            <w:tcW w:w="1247" w:type="dxa"/>
+          </w:tcPr>
+          <w:p>
+            <w:pPr>
+              <w:spacing w:before="60" w:after="60"/>
+              <w:jc w:val="center"/>
+            </w:pPr>
+          </w:p>
+        </w:tc>
+        <w:tc>
+          <w:tcPr>
+            <w:tcW w:w="1247" w:type="dxa"/>
+          </w:tcPr>
+          <w:p>
+            <w:pPr>
+              <w:spacing w:before="60" w:after="60"/>
+              <w:jc w:val="center"/>
+            </w:pPr>
+          </w:p>
+        </w:tc>
+      </w:tr>
+      <w:tr>
+        <w:trPr>
+          <w:jc w:val="center"/>
+        </w:trPr>
+        <w:tc>
+          <w:tcPr>
+            <w:tcW w:w="907" w:type="dxa"/>
+          </w:tcPr>
+          <w:p>
+            <w:pPr>
+              <w:spacing w:before="60" w:after="60"/>
+              <w:jc w:val="center"/>
+            </w:pPr>
+            <w:r>
+              <w:rPr>
+                <w:rFonts w:ascii="標楷體" w:hAnsi="標楷體"/>
+                <w:sz w:val="22"/>
+              </w:rPr>
+              <w:t>13</w:t>
             </w:r>
           </w:p>
         </w:tc>
@@ -5407,7 +5590,7 @@
       <w:pPr>
         <w:pStyle w:val="1"/>
       </w:pPr>
-      <w:bookmarkStart w:id="5" w:name="_Toc243491300"/>
+      <w:bookmarkStart w:id="5" w:name="_Toc243494158"/>
       <w:r>
         <w:lastRenderedPageBreak/>
         <w:t xml:space="preserve">ET04 </w:t>
@@ -6212,14 +6395,7 @@
                 <w:rFonts w:ascii="標楷體" w:hAnsi="標楷體"/>
                 <w:sz w:val="22"/>
               </w:rPr>
-              <w:t xml:space="preserve"> </w:t>
-            </w:r>
-            <w:r>
-              <w:rPr>
-                <w:rFonts w:ascii="標楷體" w:hAnsi="標楷體"/>
-                <w:sz w:val="22"/>
-              </w:rPr>
-              <w:t>A</w:t>
+              <w:t xml:space="preserve"> A</w:t>
             </w:r>
             <w:r>
               <w:rPr>
@@ -6820,7 +6996,7 @@
       <w:pPr>
         <w:pStyle w:val="1"/>
       </w:pPr>
-      <w:bookmarkStart w:id="6" w:name="_Toc243491301"/>
+      <w:bookmarkStart w:id="6" w:name="_Toc243494159"/>
       <w:r>
         <w:lastRenderedPageBreak/>
         <w:t xml:space="preserve">ET05 </w:t>
@@ -7252,7 +7428,7 @@
                 <w:rFonts w:ascii="標楷體" w:hAnsi="標楷體"/>
                 <w:sz w:val="22"/>
               </w:rPr>
-              <w:t>教材」，填名稱按「建立」，應顯示「已自動儲存草稿」、轉入該課程編輯頁並開啟教材視窗，「項目標題」已帶入剛填的名稱；填說明文字並上傳影片後按「儲存」，應顯示「教材已儲存」，重新開啟該教材，說明文字與影片皆在。</w:t>
+              <w:t>教材」，填名稱按「建立」，應顯示「已自動儲存草稿」、轉入該課程編輯頁並開啟教材視窗，「項目標題」已帶入剛填的名稱。</w:t>
             </w:r>
           </w:p>
         </w:tc>
@@ -7314,35 +7490,7 @@
                 <w:rFonts w:ascii="標楷體" w:hAnsi="標楷體"/>
                 <w:sz w:val="22"/>
               </w:rPr>
-              <w:t>課程</w:t>
-            </w:r>
-            <w:r>
-              <w:rPr>
-                <w:rFonts w:ascii="標楷體" w:hAnsi="標楷體"/>
-                <w:sz w:val="22"/>
-              </w:rPr>
-              <w:t xml:space="preserve"> X </w:t>
-            </w:r>
-            <w:r>
-              <w:rPr>
-                <w:rFonts w:ascii="標楷體" w:hAnsi="標楷體"/>
-                <w:sz w:val="22"/>
-              </w:rPr>
-              <w:t>的標題列右上應不顯示任何按鈕，底部動作列為「刪除草稿」「取消」「儲存草稿」「儲存並發布」；受訓對象與起訖時間留空按「儲存草稿」，應存檔成功並回到課程列表，課程</w:t>
-            </w:r>
-            <w:r>
-              <w:rPr>
-                <w:rFonts w:ascii="標楷體" w:hAnsi="標楷體"/>
-                <w:sz w:val="22"/>
-              </w:rPr>
-              <w:t xml:space="preserve"> X </w:t>
-            </w:r>
-            <w:r>
-              <w:rPr>
-                <w:rFonts w:ascii="標楷體" w:hAnsi="標楷體"/>
-                <w:sz w:val="22"/>
-              </w:rPr>
-              <w:t>狀態為草稿。</w:t>
+              <w:t>於上述教材視窗填說明文字並上傳影片後按「儲存」，應顯示「教材已儲存」；重新開啟該教材，說明文字與影片皆在。</w:t>
             </w:r>
           </w:p>
         </w:tc>
@@ -7404,7 +7552,7 @@
                 <w:rFonts w:ascii="標楷體" w:hAnsi="標楷體"/>
                 <w:sz w:val="22"/>
               </w:rPr>
-              <w:t>於課程</w:t>
+              <w:t>課程</w:t>
             </w:r>
             <w:r>
               <w:rPr>
@@ -7418,7 +7566,21 @@
                 <w:rFonts w:ascii="標楷體" w:hAnsi="標楷體"/>
                 <w:sz w:val="22"/>
               </w:rPr>
-              <w:t>再新增一個章節，於章節列上修改章節名稱後將游標移出欄位，再拖曳章節左側手把調整兩章順序，離開本頁再進入，名稱與順序皆應保留。</w:t>
+              <w:t>的標題列右上應不顯示任何按鈕，底部動作列為「刪除草稿」「取消」「儲存草稿」「儲存並發布」；受訓對象與起訖時間留空按「儲存草稿」，應存檔成功並回到課程列表，課程</w:t>
+            </w:r>
+            <w:r>
+              <w:rPr>
+                <w:rFonts w:ascii="標楷體" w:hAnsi="標楷體"/>
+                <w:sz w:val="22"/>
+              </w:rPr>
+              <w:t xml:space="preserve"> X </w:t>
+            </w:r>
+            <w:r>
+              <w:rPr>
+                <w:rFonts w:ascii="標楷體" w:hAnsi="標楷體"/>
+                <w:sz w:val="22"/>
+              </w:rPr>
+              <w:t>狀態為草稿。</w:t>
             </w:r>
           </w:p>
         </w:tc>
@@ -7480,7 +7642,21 @@
                 <w:rFonts w:ascii="標楷體" w:hAnsi="標楷體"/>
                 <w:sz w:val="22"/>
               </w:rPr>
-              <w:t>另建一門只填課程名稱的草稿，按「儲存草稿」後於課程列表重新開啟，按「刪除草稿」並「確認刪除」，應顯示「草稿已刪除」並回到課程列表，該課程不再出現。</w:t>
+              <w:t>於課程</w:t>
+            </w:r>
+            <w:r>
+              <w:rPr>
+                <w:rFonts w:ascii="標楷體" w:hAnsi="標楷體"/>
+                <w:sz w:val="22"/>
+              </w:rPr>
+              <w:t xml:space="preserve"> X </w:t>
+            </w:r>
+            <w:r>
+              <w:rPr>
+                <w:rFonts w:ascii="標楷體" w:hAnsi="標楷體"/>
+                <w:sz w:val="22"/>
+              </w:rPr>
+              <w:t>再新增一個章節，於章節列上修改章節名稱後將游標移出欄位，再拖曳章節左側手把調整兩章順序，離開本頁再進入，名稱與順序皆應保留。</w:t>
             </w:r>
           </w:p>
         </w:tc>
@@ -7542,28 +7718,7 @@
                 <w:rFonts w:ascii="標楷體" w:hAnsi="標楷體"/>
                 <w:sz w:val="22"/>
               </w:rPr>
-              <w:t>另建一門只填課程名稱的草稿「課程</w:t>
-            </w:r>
-            <w:r>
-              <w:rPr>
-                <w:rFonts w:ascii="標楷體" w:hAnsi="標楷體"/>
-                <w:sz w:val="22"/>
-              </w:rPr>
-              <w:t xml:space="preserve"> Y</w:t>
-            </w:r>
-            <w:r>
-              <w:rPr>
-                <w:rFonts w:ascii="標楷體" w:hAnsi="標楷體"/>
-                <w:sz w:val="22"/>
-              </w:rPr>
-              <w:t>」，按「儲存草稿」後於課程列表重新開啟並按「儲存並發布」，視窗應列出缺章節、缺教材、未設定受訓對象、起訖時間未填，並說明該去哪裡補，只有「關閉」可按；關閉後起訖時間兩欄以紅框標示、受</w:t>
-            </w:r>
-            <w:r>
-              <w:rPr>
-                <w:rFonts w:ascii="標楷體" w:hAnsi="標楷體"/>
-                <w:sz w:val="22"/>
-              </w:rPr>
-              <w:t>訓對象下方顯示紅字提示，補填後隨即消失；按「儲存草稿」保存。</w:t>
+              <w:t>另建一門只填課程名稱的草稿，按「儲存草稿」後於課程列表重新開啟，按「刪除草稿」並「確認刪除」，應顯示「草稿已刪除」並回到課程列表，該課程不再出現。</w:t>
             </w:r>
           </w:p>
         </w:tc>
@@ -7625,77 +7780,21 @@
                 <w:rFonts w:ascii="標楷體" w:hAnsi="標楷體"/>
                 <w:sz w:val="22"/>
               </w:rPr>
-              <w:t>於課程</w:t>
-            </w:r>
-            <w:r>
-              <w:rPr>
-                <w:rFonts w:ascii="標楷體" w:hAnsi="標楷體"/>
-                <w:sz w:val="22"/>
-              </w:rPr>
-              <w:t xml:space="preserve"> Y </w:t>
-            </w:r>
-            <w:r>
-              <w:rPr>
-                <w:rFonts w:ascii="標楷體" w:hAnsi="標楷體"/>
-                <w:sz w:val="22"/>
-              </w:rPr>
-              <w:t>新增章節與教材，教材只引用文件管理「訓練教材」分類中一份已發布、可廢止的文件（以下稱文件</w:t>
-            </w:r>
-            <w:r>
-              <w:rPr>
-                <w:rFonts w:ascii="標楷體" w:hAnsi="標楷體"/>
-                <w:sz w:val="22"/>
-              </w:rPr>
-              <w:t xml:space="preserve"> B</w:t>
-            </w:r>
-            <w:r>
-              <w:rPr>
-                <w:rFonts w:ascii="標楷體" w:hAnsi="標楷體"/>
-                <w:sz w:val="22"/>
-              </w:rPr>
-              <w:t>）並儲存；將文件</w:t>
-            </w:r>
-            <w:r>
-              <w:rPr>
-                <w:rFonts w:ascii="標楷體" w:hAnsi="標楷體"/>
-                <w:sz w:val="22"/>
-              </w:rPr>
-              <w:t xml:space="preserve"> B </w:t>
-            </w:r>
-            <w:r>
-              <w:rPr>
-                <w:rFonts w:ascii="標楷體" w:hAnsi="標楷體"/>
-                <w:sz w:val="22"/>
-              </w:rPr>
-              <w:t>於文件管理端廢止後，回到該教材應顯示「此文件已廢止」，課程</w:t>
-            </w:r>
-            <w:r>
-              <w:rPr>
-                <w:rFonts w:ascii="標楷體" w:hAnsi="標楷體"/>
-                <w:sz w:val="22"/>
-              </w:rPr>
-              <w:t xml:space="preserve"> Y </w:t>
-            </w:r>
-            <w:r>
-              <w:rPr>
-                <w:rFonts w:ascii="標楷體" w:hAnsi="標楷體"/>
-                <w:sz w:val="22"/>
-              </w:rPr>
-              <w:t>按「儲存並發布」應被擋下並提示「請先移除已廢止文件之引用」。此引用請保留到第</w:t>
-            </w:r>
-            <w:r>
-              <w:rPr>
-                <w:rFonts w:ascii="標楷體" w:hAnsi="標楷體"/>
-                <w:sz w:val="22"/>
-              </w:rPr>
-              <w:t xml:space="preserve"> 27 </w:t>
-            </w:r>
-            <w:r>
-              <w:rPr>
-                <w:rFonts w:ascii="標楷體" w:hAnsi="標楷體"/>
-                <w:sz w:val="22"/>
-              </w:rPr>
-              <w:t>項。</w:t>
+              <w:t>另建一門只填課程名稱的草稿「課程</w:t>
+            </w:r>
+            <w:r>
+              <w:rPr>
+                <w:rFonts w:ascii="標楷體" w:hAnsi="標楷體"/>
+                <w:sz w:val="22"/>
+              </w:rPr>
+              <w:t xml:space="preserve"> Y</w:t>
+            </w:r>
+            <w:r>
+              <w:rPr>
+                <w:rFonts w:ascii="標楷體" w:hAnsi="標楷體"/>
+                <w:sz w:val="22"/>
+              </w:rPr>
+              <w:t>」，按「儲存草稿」後於課程列表重新開啟並按「儲存並發布」，視窗應列出缺章節、缺教材、未設定受訓對象、起訖時間未填，並說明該去哪裡補，只有「關閉」可按；關閉後起訖時間兩欄以紅框標示、受訓對象下方顯示紅字提示，補填後隨即消失；按「儲存草稿」保存。</w:t>
             </w:r>
           </w:p>
         </w:tc>
@@ -7740,7 +7839,6 @@
                 <w:rFonts w:ascii="標楷體" w:hAnsi="標楷體"/>
                 <w:sz w:val="22"/>
               </w:rPr>
-              <w:lastRenderedPageBreak/>
               <w:t>7</w:t>
             </w:r>
           </w:p>
@@ -7765,42 +7863,70 @@
                 <w:rFonts w:ascii="標楷體" w:hAnsi="標楷體"/>
                 <w:sz w:val="22"/>
               </w:rPr>
-              <w:t xml:space="preserve"> X </w:t>
-            </w:r>
-            <w:r>
-              <w:rPr>
-                <w:rFonts w:ascii="標楷體" w:hAnsi="標楷體"/>
-                <w:sz w:val="22"/>
-              </w:rPr>
-              <w:t>第</w:t>
-            </w:r>
-            <w:r>
-              <w:rPr>
-                <w:rFonts w:ascii="標楷體" w:hAnsi="標楷體"/>
-                <w:sz w:val="22"/>
-              </w:rPr>
-              <w:t xml:space="preserve"> 3 </w:t>
-            </w:r>
-            <w:r>
-              <w:rPr>
-                <w:rFonts w:ascii="標楷體" w:hAnsi="標楷體"/>
-                <w:sz w:val="22"/>
-              </w:rPr>
-              <w:t>項新增的章節按「新增項目</w:t>
-            </w:r>
-            <w:r>
-              <w:rPr>
-                <w:rFonts w:ascii="標楷體" w:hAnsi="標楷體"/>
-                <w:sz w:val="22"/>
-              </w:rPr>
-              <w:t xml:space="preserve"> → </w:t>
-            </w:r>
-            <w:r>
-              <w:rPr>
-                <w:rFonts w:ascii="標楷體" w:hAnsi="標楷體"/>
-                <w:sz w:val="22"/>
-              </w:rPr>
-              <w:t>測驗」並建立，於「測驗設定」填及格分數與重考次數上限後按「儲存」，應顯示「測驗已儲存」，重新開啟兩欄為剛填的值；於「題庫管理」新增兩題，各按該題的「儲存題目」後，直接按視窗右上角的關閉鈕，重新開啟兩題應仍在；按某題的編輯鈕修改題幹但未按「儲存題目」即按右上角的關閉鈕，於「放棄變更」視窗按「確定」，該次修改應消失。</w:t>
+              <w:t xml:space="preserve"> Y </w:t>
+            </w:r>
+            <w:r>
+              <w:rPr>
+                <w:rFonts w:ascii="標楷體" w:hAnsi="標楷體"/>
+                <w:sz w:val="22"/>
+              </w:rPr>
+              <w:t>新增章節與教材，教材只引用文件管理「訓練教材」分類中一份已發布、可廢止的文件（以下稱文件</w:t>
+            </w:r>
+            <w:r>
+              <w:rPr>
+                <w:rFonts w:ascii="標楷體" w:hAnsi="標楷體"/>
+                <w:sz w:val="22"/>
+              </w:rPr>
+              <w:t xml:space="preserve"> B</w:t>
+            </w:r>
+            <w:r>
+              <w:rPr>
+                <w:rFonts w:ascii="標楷體" w:hAnsi="標楷體"/>
+                <w:sz w:val="22"/>
+              </w:rPr>
+              <w:t>）並儲存；將文件</w:t>
+            </w:r>
+            <w:r>
+              <w:rPr>
+                <w:rFonts w:ascii="標楷體" w:hAnsi="標楷體"/>
+                <w:sz w:val="22"/>
+              </w:rPr>
+              <w:t xml:space="preserve"> B </w:t>
+            </w:r>
+            <w:r>
+              <w:rPr>
+                <w:rFonts w:ascii="標楷體" w:hAnsi="標楷體"/>
+                <w:sz w:val="22"/>
+              </w:rPr>
+              <w:t>於文件管理端廢止後，回到該教材應顯示「此文件已廢止」，課程</w:t>
+            </w:r>
+            <w:r>
+              <w:rPr>
+                <w:rFonts w:ascii="標楷體" w:hAnsi="標楷體"/>
+                <w:sz w:val="22"/>
+              </w:rPr>
+              <w:t xml:space="preserve"> Y </w:t>
+            </w:r>
+            <w:r>
+              <w:rPr>
+                <w:rFonts w:ascii="標楷體" w:hAnsi="標楷體"/>
+                <w:sz w:val="22"/>
+              </w:rPr>
+              <w:t>按「儲存並發布」應被擋下並提示「請先移除已廢止文件之引用」。此引用請保留到第</w:t>
+            </w:r>
+            <w:r>
+              <w:rPr>
+                <w:rFonts w:ascii="標楷體" w:hAnsi="標楷體"/>
+                <w:sz w:val="22"/>
+              </w:rPr>
+              <w:t xml:space="preserve"> 35 </w:t>
+            </w:r>
+            <w:r>
+              <w:rPr>
+                <w:rFonts w:ascii="標楷體" w:hAnsi="標楷體"/>
+                <w:sz w:val="22"/>
+              </w:rPr>
+              <w:t>項。</w:t>
             </w:r>
           </w:p>
         </w:tc>
@@ -7845,6 +7971,7 @@
                 <w:rFonts w:ascii="標楷體" w:hAnsi="標楷體"/>
                 <w:sz w:val="22"/>
               </w:rPr>
+              <w:lastRenderedPageBreak/>
               <w:t>8</w:t>
             </w:r>
           </w:p>
@@ -7862,7 +7989,7 @@
                 <w:rFonts w:ascii="標楷體" w:hAnsi="標楷體"/>
                 <w:sz w:val="22"/>
               </w:rPr>
-              <w:t>課程</w:t>
+              <w:t>於課程</w:t>
             </w:r>
             <w:r>
               <w:rPr>
@@ -7876,28 +8003,35 @@
                 <w:rFonts w:ascii="標楷體" w:hAnsi="標楷體"/>
                 <w:sz w:val="22"/>
               </w:rPr>
-              <w:t>設定受訓對象（與學員甲相符）與起訖時間，並新增一個沒有任何項目的章節、測驗兩題配分總和不等於</w:t>
-            </w:r>
-            <w:r>
-              <w:rPr>
-                <w:rFonts w:ascii="標楷體" w:hAnsi="標楷體"/>
-                <w:sz w:val="22"/>
-              </w:rPr>
-              <w:t xml:space="preserve"> 100</w:t>
-            </w:r>
-            <w:r>
-              <w:rPr>
-                <w:rFonts w:ascii="標楷體" w:hAnsi="標楷體"/>
-                <w:sz w:val="22"/>
-              </w:rPr>
-              <w:t>、於「課後問卷」區按「新增問卷」填名稱按「建立」（視窗隨即切換為題目編輯，先</w:t>
-            </w:r>
-            <w:r>
-              <w:rPr>
-                <w:rFonts w:ascii="標楷體" w:hAnsi="標楷體"/>
-                <w:sz w:val="22"/>
-              </w:rPr>
-              <w:t>不加題目即關閉），按「儲存並發布」，視窗應一併列出章節沒有內容、測驗配分不符、問卷沒有題目；關閉視窗後該章節、該測驗與問卷卡片以紅框標示。</w:t>
+              <w:t>第</w:t>
+            </w:r>
+            <w:r>
+              <w:rPr>
+                <w:rFonts w:ascii="標楷體" w:hAnsi="標楷體"/>
+                <w:sz w:val="22"/>
+              </w:rPr>
+              <w:t xml:space="preserve"> 4 </w:t>
+            </w:r>
+            <w:r>
+              <w:rPr>
+                <w:rFonts w:ascii="標楷體" w:hAnsi="標楷體"/>
+                <w:sz w:val="22"/>
+              </w:rPr>
+              <w:t>項新增的章節按「新增項目</w:t>
+            </w:r>
+            <w:r>
+              <w:rPr>
+                <w:rFonts w:ascii="標楷體" w:hAnsi="標楷體"/>
+                <w:sz w:val="22"/>
+              </w:rPr>
+              <w:t xml:space="preserve"> → </w:t>
+            </w:r>
+            <w:r>
+              <w:rPr>
+                <w:rFonts w:ascii="標楷體" w:hAnsi="標楷體"/>
+                <w:sz w:val="22"/>
+              </w:rPr>
+              <w:t>測驗」並建立，於「測驗設定」填及格分數與重考次數上限後按「儲存」，應顯示「測驗已儲存」，重新開啟兩欄為剛填的值。</w:t>
             </w:r>
           </w:p>
         </w:tc>
@@ -7959,42 +8093,14 @@
                 <w:rFonts w:ascii="標楷體" w:hAnsi="標楷體"/>
                 <w:sz w:val="22"/>
               </w:rPr>
-              <w:t>重新開啟課後問卷，問卷尚無題目時視窗內應出現「套用模板」，套用後帶入一組題目且可增刪修改；之後再開啟應不再提供「套用模板」；「課後問卷」區不再顯示「新增問卷」；草稿課程的問卷卡片提供「編輯」與刪除鈕，沒有「停用問卷」。於空章節新增一份教材、測驗兩題配分改為總和</w:t>
-            </w:r>
-            <w:r>
-              <w:rPr>
-                <w:rFonts w:ascii="標楷體" w:hAnsi="標楷體"/>
-                <w:sz w:val="22"/>
-              </w:rPr>
-              <w:t xml:space="preserve"> 100 </w:t>
-            </w:r>
-            <w:r>
-              <w:rPr>
-                <w:rFonts w:ascii="標楷體" w:hAnsi="標楷體"/>
-                <w:sz w:val="22"/>
-              </w:rPr>
-              <w:t>後按「儲存並發布」並「確認發布」，課程狀態應轉為「已發布」，並顯示依受訓對象帶入的學員人數與</w:t>
-            </w:r>
-            <w:r>
-              <w:rPr>
-                <w:rFonts w:ascii="標楷體" w:hAnsi="標楷體"/>
-                <w:sz w:val="22"/>
-              </w:rPr>
-              <w:t>一組</w:t>
-            </w:r>
-            <w:r>
-              <w:rPr>
-                <w:rFonts w:ascii="標楷體" w:hAnsi="標楷體"/>
-                <w:sz w:val="22"/>
-              </w:rPr>
-              <w:t xml:space="preserve"> 8 </w:t>
-            </w:r>
-            <w:r>
-              <w:rPr>
-                <w:rFonts w:ascii="標楷體" w:hAnsi="標楷體"/>
-                <w:sz w:val="22"/>
-              </w:rPr>
-              <w:t>碼邀請碼，學員甲收到一封通知信，教師甲本人不被加入。</w:t>
+              <w:t>於上述測驗的「題庫管理」新增兩題，各按該題的「儲存題目」後，</w:t>
+            </w:r>
+            <w:r>
+              <w:rPr>
+                <w:rFonts w:ascii="標楷體" w:hAnsi="標楷體"/>
+                <w:sz w:val="22"/>
+              </w:rPr>
+              <w:t>直接按視窗右上角的關閉鈕，重新開啟兩題應仍在；按某題的編輯鈕修改題幹但未按「儲存題目」即按右上角的關閉鈕，於「放棄變更」視窗按「確定」，該次修改應消失。</w:t>
             </w:r>
           </w:p>
         </w:tc>
@@ -8056,7 +8162,7 @@
                 <w:rFonts w:ascii="標楷體" w:hAnsi="標楷體"/>
                 <w:sz w:val="22"/>
               </w:rPr>
-              <w:t>發布後離開課程</w:t>
+              <w:t>課程</w:t>
             </w:r>
             <w:r>
               <w:rPr>
@@ -8070,7 +8176,21 @@
                 <w:rFonts w:ascii="標楷體" w:hAnsi="標楷體"/>
                 <w:sz w:val="22"/>
               </w:rPr>
-              <w:t>再進入，上方顯示的邀請碼應與發布時同一組，「邀請學員」的「邀請碼」分頁亦為同一組，畫面不提供重新產生。</w:t>
+              <w:t>設定受訓對象（與學員甲相符）與起訖時間，並新增一個沒有任何項目的章節、測驗兩題配分總和不等於</w:t>
+            </w:r>
+            <w:r>
+              <w:rPr>
+                <w:rFonts w:ascii="標楷體" w:hAnsi="標楷體"/>
+                <w:sz w:val="22"/>
+              </w:rPr>
+              <w:t xml:space="preserve"> 100</w:t>
+            </w:r>
+            <w:r>
+              <w:rPr>
+                <w:rFonts w:ascii="標楷體" w:hAnsi="標楷體"/>
+                <w:sz w:val="22"/>
+              </w:rPr>
+              <w:t>、於「課後問卷」區按「新增問卷」填名稱按「建立」（視窗隨即切換為題目編輯，先不加題目即關閉），按「儲存並發布」，視窗應一併列出章節沒有內容、測驗配分不符、問卷沒有題目；關閉視窗後該章節、該測驗與問卷卡片以紅框標示。</w:t>
             </w:r>
           </w:p>
         </w:tc>
@@ -8132,28 +8252,7 @@
                 <w:rFonts w:ascii="標楷體" w:hAnsi="標楷體"/>
                 <w:sz w:val="22"/>
               </w:rPr>
-              <w:t>開啟課程</w:t>
-            </w:r>
-            <w:r>
-              <w:rPr>
-                <w:rFonts w:ascii="標楷體" w:hAnsi="標楷體"/>
-                <w:sz w:val="22"/>
-              </w:rPr>
-              <w:t xml:space="preserve"> </w:t>
-            </w:r>
-            <w:r>
-              <w:rPr>
-                <w:rFonts w:ascii="標楷體" w:hAnsi="標楷體"/>
-                <w:sz w:val="22"/>
-              </w:rPr>
-              <w:t>X</w:t>
-            </w:r>
-            <w:r>
-              <w:rPr>
-                <w:rFonts w:ascii="標楷體" w:hAnsi="標楷體"/>
-                <w:sz w:val="22"/>
-              </w:rPr>
-              <w:t>（已發布、閱課期間內），底部動作列應只有「取消」「更新」，標題列右上為「邀請學員」「關閉課程」；改課程名稱後尚未按「更新」時，學員甲重新進入「我的課程」應仍看到原名稱；按「更新」並「確認更新」後，應顯示「課程內容已更新，學員已可看到」並回到課程列表，課程狀態仍為已發布，學員甲重新進入「我的課程」改為新名稱。</w:t>
+              <w:t>重新開啟課後問卷，問卷尚無題目時視窗內應出現「套用模板」，套用後帶入一組題目且可增刪修改；之後再開啟應不再提供「套用模板」；「課後問卷」區不再顯示「新增問卷」；草稿課程的問卷卡片提供「編輯」與刪除鈕，沒有「停用問卷」。</w:t>
             </w:r>
           </w:p>
         </w:tc>
@@ -8215,21 +8314,49 @@
                 <w:rFonts w:ascii="標楷體" w:hAnsi="標楷體"/>
                 <w:sz w:val="22"/>
               </w:rPr>
-              <w:t>將課程</w:t>
-            </w:r>
-            <w:r>
-              <w:rPr>
-                <w:rFonts w:ascii="標楷體" w:hAnsi="標楷體"/>
-                <w:sz w:val="22"/>
-              </w:rPr>
-              <w:t xml:space="preserve"> X </w:t>
-            </w:r>
-            <w:r>
-              <w:rPr>
-                <w:rFonts w:ascii="標楷體" w:hAnsi="標楷體"/>
-                <w:sz w:val="22"/>
-              </w:rPr>
-              <w:t>的訖止時間清空後按「更新」，應擋下並提示改用關閉課程。</w:t>
+              <w:t>問卷已有題目後，於第</w:t>
+            </w:r>
+            <w:r>
+              <w:rPr>
+                <w:rFonts w:ascii="標楷體" w:hAnsi="標楷體"/>
+                <w:sz w:val="22"/>
+              </w:rPr>
+              <w:t xml:space="preserve"> 10 </w:t>
+            </w:r>
+            <w:r>
+              <w:rPr>
+                <w:rFonts w:ascii="標楷體" w:hAnsi="標楷體"/>
+                <w:sz w:val="22"/>
+              </w:rPr>
+              <w:t>項的空章節新增一份教材、測驗兩題配分改為總和</w:t>
+            </w:r>
+            <w:r>
+              <w:rPr>
+                <w:rFonts w:ascii="標楷體" w:hAnsi="標楷體"/>
+                <w:sz w:val="22"/>
+              </w:rPr>
+              <w:t xml:space="preserve"> 100</w:t>
+            </w:r>
+            <w:r>
+              <w:rPr>
+                <w:rFonts w:ascii="標楷體" w:hAnsi="標楷體"/>
+                <w:sz w:val="22"/>
+              </w:rPr>
+              <w:t>，按「儲存並發布」並「確認發布」，課程狀態應轉為「已發布」，並顯示依受訓對象帶入的學員人數與一組</w:t>
+            </w:r>
+            <w:r>
+              <w:rPr>
+                <w:rFonts w:ascii="標楷體" w:hAnsi="標楷體"/>
+                <w:sz w:val="22"/>
+              </w:rPr>
+              <w:t xml:space="preserve"> 8 </w:t>
+            </w:r>
+            <w:r>
+              <w:rPr>
+                <w:rFonts w:ascii="標楷體" w:hAnsi="標楷體"/>
+                <w:sz w:val="22"/>
+              </w:rPr>
+              <w:t>碼邀請碼，學員甲收到一封通知信，教師甲本人不被加入。</w:t>
             </w:r>
           </w:p>
         </w:tc>
@@ -8291,7 +8418,7 @@
                 <w:rFonts w:ascii="標楷體" w:hAnsi="標楷體"/>
                 <w:sz w:val="22"/>
               </w:rPr>
-              <w:t>課程</w:t>
+              <w:t>發布後離開課程</w:t>
             </w:r>
             <w:r>
               <w:rPr>
@@ -8305,14 +8432,14 @@
                 <w:rFonts w:ascii="標楷體" w:hAnsi="標楷體"/>
                 <w:sz w:val="22"/>
               </w:rPr>
-              <w:t>既有的受訓對象應鎖定（兩欄停用、無刪除鈕），只能新增新的組別；新增一組與學員丙相符的受訓對象並按「</w:t>
-            </w:r>
-            <w:r>
-              <w:rPr>
-                <w:rFonts w:ascii="標楷體" w:hAnsi="標楷體"/>
-                <w:sz w:val="22"/>
-              </w:rPr>
-              <w:t>更新」，學員丙應被加入並收到一封通知信，學員甲不重複收信；按「更新」之前不應有人收到信。</w:t>
+              <w:t>再進入，上方</w:t>
+            </w:r>
+            <w:r>
+              <w:rPr>
+                <w:rFonts w:ascii="標楷體" w:hAnsi="標楷體"/>
+                <w:sz w:val="22"/>
+              </w:rPr>
+              <w:t>顯示的邀請碼應與發布時同一組，「邀請學員」的「邀請碼」分頁亦為同一組，畫面不提供重新產生。</w:t>
             </w:r>
           </w:p>
         </w:tc>
@@ -8374,71 +8501,21 @@
                 <w:rFonts w:ascii="標楷體" w:hAnsi="標楷體"/>
                 <w:sz w:val="22"/>
               </w:rPr>
-              <w:t>按「邀請學員」，於「</w:t>
-            </w:r>
-            <w:r>
-              <w:rPr>
-                <w:rFonts w:ascii="標楷體" w:hAnsi="標楷體"/>
-                <w:sz w:val="22"/>
-              </w:rPr>
-              <w:t xml:space="preserve">Email </w:t>
-            </w:r>
-            <w:r>
-              <w:rPr>
-                <w:rFonts w:ascii="標楷體" w:hAnsi="標楷體"/>
-                <w:sz w:val="22"/>
-              </w:rPr>
-              <w:t>邀請（補件）」輸入學員乙的</w:t>
-            </w:r>
-            <w:r>
-              <w:rPr>
-                <w:rFonts w:ascii="標楷體" w:hAnsi="標楷體"/>
-                <w:sz w:val="22"/>
-              </w:rPr>
-              <w:t xml:space="preserve"> Email </w:t>
-            </w:r>
-            <w:r>
-              <w:rPr>
-                <w:rFonts w:ascii="標楷體" w:hAnsi="標楷體"/>
-                <w:sz w:val="22"/>
-              </w:rPr>
-              <w:t>按「下一步」，預覽的主旨與內文應不可編輯，且不含</w:t>
-            </w:r>
-            <w:r>
-              <w:rPr>
-                <w:rFonts w:ascii="標楷體" w:hAnsi="標楷體"/>
-                <w:sz w:val="22"/>
-              </w:rPr>
-              <w:lastRenderedPageBreak/>
-              <w:t>收件人稱謂（以佔位字樣呈現）；按「確認寄出」後學員乙應收到邀請信，信中連結為課程學習頁，且於</w:t>
-            </w:r>
-            <w:r>
-              <w:rPr>
-                <w:rFonts w:ascii="標楷體" w:hAnsi="標楷體"/>
-                <w:sz w:val="22"/>
-              </w:rPr>
-              <w:t xml:space="preserve"> ET02 </w:t>
-            </w:r>
-            <w:r>
-              <w:rPr>
-                <w:rFonts w:ascii="標楷體" w:hAnsi="標楷體"/>
-                <w:sz w:val="22"/>
-              </w:rPr>
-              <w:t>學員學習表現選擇課程</w:t>
-            </w:r>
-            <w:r>
-              <w:rPr>
-                <w:rFonts w:ascii="標楷體" w:hAnsi="標楷體"/>
-                <w:sz w:val="22"/>
-              </w:rPr>
-              <w:t xml:space="preserve"> X </w:t>
-            </w:r>
-            <w:r>
-              <w:rPr>
-                <w:rFonts w:ascii="標楷體" w:hAnsi="標楷體"/>
-                <w:sz w:val="22"/>
-              </w:rPr>
-              <w:t>後，學員乙立即出現在已加入學員清單中。</w:t>
+              <w:t>開啟課程</w:t>
+            </w:r>
+            <w:r>
+              <w:rPr>
+                <w:rFonts w:ascii="標楷體" w:hAnsi="標楷體"/>
+                <w:sz w:val="22"/>
+              </w:rPr>
+              <w:t xml:space="preserve"> X</w:t>
+            </w:r>
+            <w:r>
+              <w:rPr>
+                <w:rFonts w:ascii="標楷體" w:hAnsi="標楷體"/>
+                <w:sz w:val="22"/>
+              </w:rPr>
+              <w:t>（已發布、閱課期間內），底部動作列應只有「取消」「更新」，標題列右上為「邀請學員」「關閉課程」。</w:t>
             </w:r>
           </w:p>
         </w:tc>
@@ -8500,70 +8577,21 @@
                 <w:rFonts w:ascii="標楷體" w:hAnsi="標楷體"/>
                 <w:sz w:val="22"/>
               </w:rPr>
-              <w:t>於「</w:t>
-            </w:r>
-            <w:r>
-              <w:rPr>
-                <w:rFonts w:ascii="標楷體" w:hAnsi="標楷體"/>
-                <w:sz w:val="22"/>
-              </w:rPr>
-              <w:t xml:space="preserve">Email </w:t>
-            </w:r>
-            <w:r>
-              <w:rPr>
-                <w:rFonts w:ascii="標楷體" w:hAnsi="標楷體"/>
-                <w:sz w:val="22"/>
-              </w:rPr>
-              <w:t>邀請（補件）」輸入的名單含尚未建立帳號的</w:t>
-            </w:r>
-            <w:r>
-              <w:rPr>
-                <w:rFonts w:ascii="標楷體" w:hAnsi="標楷體"/>
-                <w:sz w:val="22"/>
-              </w:rPr>
-              <w:t xml:space="preserve"> Email </w:t>
-            </w:r>
-            <w:r>
-              <w:rPr>
-                <w:rFonts w:ascii="標楷體" w:hAnsi="標楷體"/>
-                <w:sz w:val="22"/>
-              </w:rPr>
-              <w:t>時，按「下一步」應顯示「以下</w:t>
-            </w:r>
-            <w:r>
-              <w:rPr>
-                <w:rFonts w:ascii="標楷體" w:hAnsi="標楷體"/>
-                <w:sz w:val="22"/>
-              </w:rPr>
-              <w:t xml:space="preserve"> Emai</w:t>
-            </w:r>
-            <w:r>
-              <w:rPr>
-                <w:rFonts w:ascii="標楷體" w:hAnsi="標楷體"/>
-                <w:sz w:val="22"/>
-              </w:rPr>
-              <w:t xml:space="preserve">l </w:t>
-            </w:r>
-            <w:r>
-              <w:rPr>
-                <w:rFonts w:ascii="標楷體" w:hAnsi="標楷體"/>
-                <w:sz w:val="22"/>
-              </w:rPr>
-              <w:t>尚未建立</w:t>
-            </w:r>
-            <w:r>
-              <w:rPr>
-                <w:rFonts w:ascii="標楷體" w:hAnsi="標楷體"/>
-                <w:sz w:val="22"/>
-              </w:rPr>
-              <w:t xml:space="preserve"> EDMS </w:t>
-            </w:r>
-            <w:r>
-              <w:rPr>
-                <w:rFonts w:ascii="標楷體" w:hAnsi="標楷體"/>
-                <w:sz w:val="22"/>
-              </w:rPr>
-              <w:t>帳號，無法寄送邀請」，整批都不寄出，名單上的人也都沒有加入課程。</w:t>
+              <w:t>改課程</w:t>
+            </w:r>
+            <w:r>
+              <w:rPr>
+                <w:rFonts w:ascii="標楷體" w:hAnsi="標楷體"/>
+                <w:sz w:val="22"/>
+              </w:rPr>
+              <w:t xml:space="preserve"> X </w:t>
+            </w:r>
+            <w:r>
+              <w:rPr>
+                <w:rFonts w:ascii="標楷體" w:hAnsi="標楷體"/>
+                <w:sz w:val="22"/>
+              </w:rPr>
+              <w:t>的名稱後尚未按「更新」時，學員甲重新進入「我的課程」應仍看到原名稱；按「更新」並「確認更新」後，應顯示「課程內容已更新，學員已可看到」並回到課程列表，課程狀態仍為已發布，學員甲重新進入「我的課程」改為新名稱。</w:t>
             </w:r>
           </w:p>
         </w:tc>
@@ -8625,7 +8653,7 @@
                 <w:rFonts w:ascii="標楷體" w:hAnsi="標楷體"/>
                 <w:sz w:val="22"/>
               </w:rPr>
-              <w:t>學員甲作答課程</w:t>
+              <w:t>將課程</w:t>
             </w:r>
             <w:r>
               <w:rPr>
@@ -8639,21 +8667,7 @@
                 <w:rFonts w:ascii="標楷體" w:hAnsi="標楷體"/>
                 <w:sz w:val="22"/>
               </w:rPr>
-              <w:t>的測驗並及格、學員乙作答未及格、學員丙尚未作答時，刪除一題並確認（重測視窗選「僅儲存，不要求重測」），再將另一題配分改為</w:t>
-            </w:r>
-            <w:r>
-              <w:rPr>
-                <w:rFonts w:ascii="標楷體" w:hAnsi="標楷體"/>
-                <w:sz w:val="22"/>
-              </w:rPr>
-              <w:t xml:space="preserve"> 100</w:t>
-            </w:r>
-            <w:r>
-              <w:rPr>
-                <w:rFonts w:ascii="標楷體" w:hAnsi="標楷體"/>
-                <w:sz w:val="22"/>
-              </w:rPr>
-              <w:t>（重測視窗同樣選「僅儲存，不要求重測」）後按「更新」，該題不再出現於之後的作答，學員甲、乙的作答紀錄與成績完整保留、仍可回看。</w:t>
+              <w:t>的訖止時間清空後按「更新」，應擋下並提示改用關閉課程。</w:t>
             </w:r>
           </w:p>
         </w:tc>
@@ -8715,7 +8729,29 @@
                 <w:rFonts w:ascii="標楷體" w:hAnsi="標楷體"/>
                 <w:sz w:val="22"/>
               </w:rPr>
-              <w:t>修改一題的題幹並按「儲存題目」，重測視窗選「取消」應不儲存（編輯區收起，題幹維持原樣）；再按該題編輯鈕重新修改並按「儲存題目」，改選「僅儲存，不要求重測」並按「更新」，學員甲的及格與成績應維持原樣。</w:t>
+              <w:t>課程</w:t>
+            </w:r>
+            <w:r>
+              <w:rPr>
+                <w:rFonts w:ascii="標楷體" w:hAnsi="標楷體"/>
+                <w:sz w:val="22"/>
+              </w:rPr>
+              <w:t xml:space="preserve"> X </w:t>
+            </w:r>
+            <w:r>
+              <w:rPr>
+                <w:rFonts w:ascii="標楷體" w:hAnsi="標楷體"/>
+                <w:sz w:val="22"/>
+              </w:rPr>
+              <w:t>既有的受訓對象應鎖定（兩欄停用、無刪除鈕），只能新增新的組別；新增一組與學員丙相符的受訓對象並按「更</w:t>
+            </w:r>
+            <w:r>
+              <w:rPr>
+                <w:rFonts w:ascii="標楷體" w:hAnsi="標楷體"/>
+                <w:sz w:val="22"/>
+              </w:rPr>
+              <w:lastRenderedPageBreak/>
+              <w:t>新」，學員丙應被加入並收到一封通知信，學員甲不重複收信；按「更新」之前不應有人收到信。</w:t>
             </w:r>
           </w:p>
         </w:tc>
@@ -8777,28 +8813,63 @@
                 <w:rFonts w:ascii="標楷體" w:hAnsi="標楷體"/>
                 <w:sz w:val="22"/>
               </w:rPr>
-              <w:t>對該測驗新增一題並儲存，應跳出「是否要求學員重新測驗？」並顯示已作答人數（含未及格者），視窗說明重測於按「更新」時才執行；選「儲存並要求重測」後學員此刻不應有任何變化；再調整配分使總和為</w:t>
-            </w:r>
-            <w:r>
-              <w:rPr>
-                <w:rFonts w:ascii="標楷體" w:hAnsi="標楷體"/>
-                <w:sz w:val="22"/>
-              </w:rPr>
-              <w:t xml:space="preserve"> 100</w:t>
-            </w:r>
-            <w:r>
-              <w:rPr>
-                <w:rFonts w:ascii="標楷體" w:hAnsi="標楷體"/>
-                <w:sz w:val="22"/>
-              </w:rPr>
-              <w:t>（重測視窗同樣選「儲存並要求重測」）並按「更新」後，學員甲、乙皆應收到通知信、該測驗回到未完成且作答次數重</w:t>
-            </w:r>
-            <w:r>
-              <w:rPr>
-                <w:rFonts w:ascii="標楷體" w:hAnsi="標楷體"/>
-                <w:sz w:val="22"/>
-              </w:rPr>
-              <w:t>新計算；尚未作答的學員丙不受影響、不收到通知信。</w:t>
+              <w:t>按「邀請學員」，於「</w:t>
+            </w:r>
+            <w:r>
+              <w:rPr>
+                <w:rFonts w:ascii="標楷體" w:hAnsi="標楷體"/>
+                <w:sz w:val="22"/>
+              </w:rPr>
+              <w:t xml:space="preserve">Email </w:t>
+            </w:r>
+            <w:r>
+              <w:rPr>
+                <w:rFonts w:ascii="標楷體" w:hAnsi="標楷體"/>
+                <w:sz w:val="22"/>
+              </w:rPr>
+              <w:t>邀請（補件）」輸入的名單含尚未建立帳號的</w:t>
+            </w:r>
+            <w:r>
+              <w:rPr>
+                <w:rFonts w:ascii="標楷體" w:hAnsi="標楷體"/>
+                <w:sz w:val="22"/>
+              </w:rPr>
+              <w:t xml:space="preserve"> Email </w:t>
+            </w:r>
+            <w:r>
+              <w:rPr>
+                <w:rFonts w:ascii="標楷體" w:hAnsi="標楷體"/>
+                <w:sz w:val="22"/>
+              </w:rPr>
+              <w:t>時，按「下一步」應顯示「以下</w:t>
+            </w:r>
+            <w:r>
+              <w:rPr>
+                <w:rFonts w:ascii="標楷體" w:hAnsi="標楷體"/>
+                <w:sz w:val="22"/>
+              </w:rPr>
+              <w:t xml:space="preserve"> Email </w:t>
+            </w:r>
+            <w:r>
+              <w:rPr>
+                <w:rFonts w:ascii="標楷體" w:hAnsi="標楷體"/>
+                <w:sz w:val="22"/>
+              </w:rPr>
+              <w:t>尚未建立</w:t>
+            </w:r>
+            <w:r>
+              <w:rPr>
+                <w:rFonts w:ascii="標楷體" w:hAnsi="標楷體"/>
+                <w:sz w:val="22"/>
+              </w:rPr>
+              <w:t xml:space="preserve"> EDMS </w:t>
+            </w:r>
+            <w:r>
+              <w:rPr>
+                <w:rFonts w:ascii="標楷體" w:hAnsi="標楷體"/>
+                <w:sz w:val="22"/>
+              </w:rPr>
+              <w:t>帳號，無法寄送邀請」，整批都不寄出，名單上的人也都沒有加入課程。</w:t>
             </w:r>
           </w:p>
         </w:tc>
@@ -8860,7 +8931,49 @@
                 <w:rFonts w:ascii="標楷體" w:hAnsi="標楷體"/>
                 <w:sz w:val="22"/>
               </w:rPr>
-              <w:t>學員甲學完課程</w:t>
+              <w:t>於「</w:t>
+            </w:r>
+            <w:r>
+              <w:rPr>
+                <w:rFonts w:ascii="標楷體" w:hAnsi="標楷體"/>
+                <w:sz w:val="22"/>
+              </w:rPr>
+              <w:t xml:space="preserve">Email </w:t>
+            </w:r>
+            <w:r>
+              <w:rPr>
+                <w:rFonts w:ascii="標楷體" w:hAnsi="標楷體"/>
+                <w:sz w:val="22"/>
+              </w:rPr>
+              <w:t>邀請（補件）」輸入學員乙的</w:t>
+            </w:r>
+            <w:r>
+              <w:rPr>
+                <w:rFonts w:ascii="標楷體" w:hAnsi="標楷體"/>
+                <w:sz w:val="22"/>
+              </w:rPr>
+              <w:t xml:space="preserve"> Email </w:t>
+            </w:r>
+            <w:r>
+              <w:rPr>
+                <w:rFonts w:ascii="標楷體" w:hAnsi="標楷體"/>
+                <w:sz w:val="22"/>
+              </w:rPr>
+              <w:t>按「下一步」，預覽的主旨與內文應不可編輯，且不含收件人稱謂（以佔位字樣呈現）；按「確認寄出」後學員乙應收到邀請信，信中連結為課程學習頁，且於</w:t>
+            </w:r>
+            <w:r>
+              <w:rPr>
+                <w:rFonts w:ascii="標楷體" w:hAnsi="標楷體"/>
+                <w:sz w:val="22"/>
+              </w:rPr>
+              <w:t xml:space="preserve"> ET02 </w:t>
+            </w:r>
+            <w:r>
+              <w:rPr>
+                <w:rFonts w:ascii="標楷體" w:hAnsi="標楷體"/>
+                <w:sz w:val="22"/>
+              </w:rPr>
+              <w:t>學員學習表現選擇課程</w:t>
             </w:r>
             <w:r>
               <w:rPr>
@@ -8874,21 +8987,7 @@
                 <w:rFonts w:ascii="標楷體" w:hAnsi="標楷體"/>
                 <w:sz w:val="22"/>
               </w:rPr>
-              <w:t>全部內容並填寫課後問卷後，於課程</w:t>
-            </w:r>
-            <w:r>
-              <w:rPr>
-                <w:rFonts w:ascii="標楷體" w:hAnsi="標楷體"/>
-                <w:sz w:val="22"/>
-              </w:rPr>
-              <w:t xml:space="preserve"> X </w:t>
-            </w:r>
-            <w:r>
-              <w:rPr>
-                <w:rFonts w:ascii="標楷體" w:hAnsi="標楷體"/>
-                <w:sz w:val="22"/>
-              </w:rPr>
-              <w:t>新增一個章節並於該章節新增一份教材（填說明文字後按「儲存」），不按「更新」時，學員端看不到該章節、學員甲的完課狀態不變，教師端底部左側以警示色提示有尚未更新的變更；按「更新」應先跳出「更新課程內容」確認視窗，按「確認更新」後顯示「課程內容已更新，學員已可看到」，學員端隨即看到該章節、所有已加入的學員收到通知信，學員甲的完課狀態回退為「進行中」且已填的課後問卷不需重填。</w:t>
+              <w:t>後，學員乙立即出現在已加入學員清單中。</w:t>
             </w:r>
           </w:p>
         </w:tc>
@@ -8950,7 +9049,7 @@
                 <w:rFonts w:ascii="標楷體" w:hAnsi="標楷體"/>
                 <w:sz w:val="22"/>
               </w:rPr>
-              <w:t>學員乙學完課程</w:t>
+              <w:t>學員甲作答課程</w:t>
             </w:r>
             <w:r>
               <w:rPr>
@@ -8964,7 +9063,28 @@
                 <w:rFonts w:ascii="標楷體" w:hAnsi="標楷體"/>
                 <w:sz w:val="22"/>
               </w:rPr>
-              <w:t>全部內容、不填課後問卷時，已有學員填答的課後問卷卡片上的「編輯」應呈灰色不可按，滑鼠移上說明「已有學員填答，題目與選項不可再修改。此時僅可停用問卷。」，卡片不提供刪除；將問卷停用並按「更新」，學員乙不再看到填寫入口，學員甲已填寫的內容仍保留。</w:t>
+              <w:t>的測驗並及格、學員乙作答未及格、學員丙尚未作答時，刪除一題並確認（重測視窗選「僅儲存，不要求重測」），再將另一題配分改為</w:t>
+            </w:r>
+            <w:r>
+              <w:rPr>
+                <w:rFonts w:ascii="標楷體" w:hAnsi="標楷體"/>
+                <w:sz w:val="22"/>
+              </w:rPr>
+              <w:t xml:space="preserve"> 100</w:t>
+            </w:r>
+            <w:r>
+              <w:rPr>
+                <w:rFonts w:ascii="標楷體" w:hAnsi="標楷體"/>
+                <w:sz w:val="22"/>
+              </w:rPr>
+              <w:t>（重測視窗同樣選「僅儲存，不要求重測」）後按「更新」，該題不再出現於之後的作答</w:t>
+            </w:r>
+            <w:r>
+              <w:rPr>
+                <w:rFonts w:ascii="標楷體" w:hAnsi="標楷體"/>
+                <w:sz w:val="22"/>
+              </w:rPr>
+              <w:t>，學員甲、乙的作答紀錄與成績完整保留、仍可回看。</w:t>
             </w:r>
           </w:p>
         </w:tc>
@@ -9026,43 +9146,7 @@
                 <w:rFonts w:ascii="標楷體" w:hAnsi="標楷體"/>
                 <w:sz w:val="22"/>
               </w:rPr>
-              <w:t>於課程</w:t>
-            </w:r>
-            <w:r>
-              <w:rPr>
-                <w:rFonts w:ascii="標楷體" w:hAnsi="標楷體"/>
-                <w:sz w:val="22"/>
-              </w:rPr>
-              <w:t xml:space="preserve"> X </w:t>
-            </w:r>
-            <w:r>
-              <w:rPr>
-                <w:rFonts w:ascii="標楷體" w:hAnsi="標楷體"/>
-                <w:sz w:val="22"/>
-              </w:rPr>
-              <w:t>的教材引用「訓練教材」分類中另一份已發布文件（以下稱文件</w:t>
-            </w:r>
-            <w:r>
-              <w:rPr>
-                <w:rFonts w:ascii="標楷體" w:hAnsi="標楷體"/>
-                <w:sz w:val="22"/>
-              </w:rPr>
-              <w:t xml:space="preserve"> A</w:t>
-            </w:r>
-            <w:r>
-              <w:rPr>
-                <w:rFonts w:ascii="標楷體" w:hAnsi="標楷體"/>
-                <w:sz w:val="22"/>
-              </w:rPr>
-              <w:t>）並按「儲存」，按「更新」並「確認更新」</w:t>
-            </w:r>
-            <w:r>
-              <w:rPr>
-                <w:rFonts w:ascii="標楷體" w:hAnsi="標楷體"/>
-                <w:sz w:val="22"/>
-              </w:rPr>
-              <w:lastRenderedPageBreak/>
-              <w:t>後，學員於該章節應可開啟此文件。</w:t>
+              <w:t>修改一題的題幹並按「儲存題目」，重測視窗選「取消」應不儲存（編輯區收起，題幹維持原樣）；再按該題編輯鈕重新修改並按「儲存題目」，改選「僅儲存，不要求重測」並按「更新」，學員甲的及格與成績應維持原樣。</w:t>
             </w:r>
           </w:p>
         </w:tc>
@@ -9124,28 +9208,7 @@
                 <w:rFonts w:ascii="標楷體" w:hAnsi="標楷體"/>
                 <w:sz w:val="22"/>
               </w:rPr>
-              <w:t>於課程</w:t>
-            </w:r>
-            <w:r>
-              <w:rPr>
-                <w:rFonts w:ascii="標楷體" w:hAnsi="標楷體"/>
-                <w:sz w:val="22"/>
-              </w:rPr>
-              <w:t xml:space="preserve"> X </w:t>
-            </w:r>
-            <w:r>
-              <w:rPr>
-                <w:rFonts w:ascii="標楷體" w:hAnsi="標楷體"/>
-                <w:sz w:val="22"/>
-              </w:rPr>
-              <w:t>新增一個章節後按底部「取消」，應跳出「放棄本次的編輯」，按「繼續編</w:t>
-            </w:r>
-            <w:r>
-              <w:rPr>
-                <w:rFonts w:ascii="標楷體" w:hAnsi="標楷體"/>
-                <w:sz w:val="22"/>
-              </w:rPr>
-              <w:t>輯」留在編輯頁且章節仍在；改點側邊選單其他項目，應跳出「離開將放棄本次的編輯」，按「放棄並離開」後重新進入，該章節已不在，學員端維持原狀。</w:t>
+              <w:t>對該測驗新增一題並儲存，應跳出「是否要求學員重新測驗？」並顯示已作答人數（含未及格者），視窗說明重測於按「更新」時才執行；選「儲存並要求重測」後學員此刻不應有任何變化。</w:t>
             </w:r>
           </w:p>
         </w:tc>
@@ -9207,21 +9270,28 @@
                 <w:rFonts w:ascii="標楷體" w:hAnsi="標楷體"/>
                 <w:sz w:val="22"/>
               </w:rPr>
-              <w:t>學員甲已學過第</w:t>
-            </w:r>
-            <w:r>
-              <w:rPr>
-                <w:rFonts w:ascii="標楷體" w:hAnsi="標楷體"/>
-                <w:sz w:val="22"/>
-              </w:rPr>
-              <w:t xml:space="preserve"> 8 </w:t>
-            </w:r>
-            <w:r>
-              <w:rPr>
-                <w:rFonts w:ascii="標楷體" w:hAnsi="標楷體"/>
-                <w:sz w:val="22"/>
-              </w:rPr>
-              <w:t>項新增的章節，刪除該章節並確認，按「更新」前學員的紀錄不變；按「更新」後該章節的學習紀錄一併移除、不再計入完課率，其後的章節順序自動往前遞補。</w:t>
+              <w:t>接續上項，再調整配分使總和為</w:t>
+            </w:r>
+            <w:r>
+              <w:rPr>
+                <w:rFonts w:ascii="標楷體" w:hAnsi="標楷體"/>
+                <w:sz w:val="22"/>
+              </w:rPr>
+              <w:t xml:space="preserve"> </w:t>
+            </w:r>
+            <w:r>
+              <w:rPr>
+                <w:rFonts w:ascii="標楷體" w:hAnsi="標楷體"/>
+                <w:sz w:val="22"/>
+              </w:rPr>
+              <w:t>100</w:t>
+            </w:r>
+            <w:r>
+              <w:rPr>
+                <w:rFonts w:ascii="標楷體" w:hAnsi="標楷體"/>
+                <w:sz w:val="22"/>
+              </w:rPr>
+              <w:t>（重測視窗同樣選「儲存並要求重測」）並按「更新」後，學員甲、乙皆應收到通知信、該測驗回到未完成且作答次數重新計算；尚未作答的學員丙不受影響、不收到通知信。</w:t>
             </w:r>
           </w:p>
         </w:tc>
@@ -9283,7 +9353,7 @@
                 <w:rFonts w:ascii="標楷體" w:hAnsi="標楷體"/>
                 <w:sz w:val="22"/>
               </w:rPr>
-              <w:t>沒有尚未更新的編輯時按標題列右上「關閉課程」，視窗不出現未更新編輯的提醒；按「確認關閉」，課程</w:t>
+              <w:t>學員甲學完課程</w:t>
             </w:r>
             <w:r>
               <w:rPr>
@@ -9297,7 +9367,21 @@
                 <w:rFonts w:ascii="標楷體" w:hAnsi="標楷體"/>
                 <w:sz w:val="22"/>
               </w:rPr>
-              <w:t>狀態應立即轉為「已關閉」。</w:t>
+              <w:t>全部內容並填寫課後問卷後，於課程</w:t>
+            </w:r>
+            <w:r>
+              <w:rPr>
+                <w:rFonts w:ascii="標楷體" w:hAnsi="標楷體"/>
+                <w:sz w:val="22"/>
+              </w:rPr>
+              <w:t xml:space="preserve"> X </w:t>
+            </w:r>
+            <w:r>
+              <w:rPr>
+                <w:rFonts w:ascii="標楷體" w:hAnsi="標楷體"/>
+                <w:sz w:val="22"/>
+              </w:rPr>
+              <w:t>新增一個章節並於該章節新增一份教材（填說明文字後按「儲存」），不按「更新」時，學員端看不到該章節、學員甲的完課狀態不變，教師端底部左側以警示色提示有尚未更新的變更。</w:t>
             </w:r>
           </w:p>
         </w:tc>
@@ -9359,42 +9443,14 @@
                 <w:rFonts w:ascii="標楷體" w:hAnsi="標楷體"/>
                 <w:sz w:val="22"/>
               </w:rPr>
-              <w:t>開啟已關閉的課程</w:t>
-            </w:r>
-            <w:r>
-              <w:rPr>
-                <w:rFonts w:ascii="標楷體" w:hAnsi="標楷體"/>
-                <w:sz w:val="22"/>
-              </w:rPr>
-              <w:t xml:space="preserve"> </w:t>
-            </w:r>
-            <w:r>
-              <w:rPr>
-                <w:rFonts w:ascii="標楷體" w:hAnsi="標楷體"/>
-                <w:sz w:val="22"/>
-              </w:rPr>
-              <w:t>X</w:t>
-            </w:r>
-            <w:r>
-              <w:rPr>
-                <w:rFonts w:ascii="標楷體" w:hAnsi="標楷體"/>
-                <w:sz w:val="22"/>
-              </w:rPr>
-              <w:t>，標題列右上應沒有任何按鈕，底部動作列為「取消」「保留編輯」「更新並重開課」，起訖時間帶著原值；</w:t>
-            </w:r>
-            <w:r>
-              <w:rPr>
-                <w:rFonts w:ascii="標楷體" w:hAnsi="標楷體"/>
-                <w:sz w:val="22"/>
-              </w:rPr>
-              <w:t xml:space="preserve">ET02 </w:t>
-            </w:r>
-            <w:r>
-              <w:rPr>
-                <w:rFonts w:ascii="標楷體" w:hAnsi="標楷體"/>
-                <w:sz w:val="22"/>
-              </w:rPr>
-              <w:t>的「移除」與（於作答明細展開學員後的）「重置重考次數」皆停用。新增一個章節與一份教材後按「保留編輯」，應顯示「編輯已保留，學員看到的仍是關閉前的內容」並回到課程列表，重新進入該章節仍在，學員回看的仍是關閉前的內容。</w:t>
+              <w:t>對上述尚未更新的新增章節按「更新」，應先跳出「更新課程內容」確認視窗，按「確認更新」後顯示「課程內容已</w:t>
+            </w:r>
+            <w:r>
+              <w:rPr>
+                <w:rFonts w:ascii="標楷體" w:hAnsi="標楷體"/>
+                <w:sz w:val="22"/>
+              </w:rPr>
+              <w:t>更新，學員已可看到」，學員端隨即看到該章節、所有已加入的學員收到通知信，學員甲的完課狀態回退為「進行中」且已填的課後問卷不需重填。</w:t>
             </w:r>
           </w:p>
         </w:tc>
@@ -9439,6 +9495,7 @@
                 <w:rFonts w:ascii="標楷體" w:hAnsi="標楷體"/>
                 <w:sz w:val="22"/>
               </w:rPr>
+              <w:lastRenderedPageBreak/>
               <w:t>26</w:t>
             </w:r>
           </w:p>
@@ -9456,28 +9513,7 @@
                 <w:rFonts w:ascii="標楷體" w:hAnsi="標楷體"/>
                 <w:sz w:val="22"/>
               </w:rPr>
-              <w:t>不改起訖時間直接按「更新並重開課」，應跳出「課程已重新開課」視窗並顯示原邀請碼；沒有新學員被帶入時，以提示顯示「課程已重新開課。本次沒有新的學員被自動帶入</w:t>
-            </w:r>
-            <w:r>
-              <w:rPr>
-                <w:rFonts w:ascii="標楷體" w:hAnsi="標楷體"/>
-                <w:sz w:val="22"/>
-              </w:rPr>
-              <w:t>——</w:t>
-            </w:r>
-            <w:r>
-              <w:rPr>
-                <w:rFonts w:ascii="標楷體" w:hAnsi="標楷體"/>
-                <w:sz w:val="22"/>
-              </w:rPr>
-              <w:t>符合受訓對象的人多</w:t>
-            </w:r>
-            <w:r>
-              <w:rPr>
-                <w:rFonts w:ascii="標楷體" w:hAnsi="標楷體"/>
-                <w:sz w:val="22"/>
-              </w:rPr>
-              <w:t>半已在課程中。原有學員可直接繼續學習。」；按「關閉」回到課程列表，課程</w:t>
+              <w:t>學員乙學完課程</w:t>
             </w:r>
             <w:r>
               <w:rPr>
@@ -9491,21 +9527,7 @@
                 <w:rFonts w:ascii="標楷體" w:hAnsi="標楷體"/>
                 <w:sz w:val="22"/>
               </w:rPr>
-              <w:t>狀態為「已發布」，學員隨即看到第</w:t>
-            </w:r>
-            <w:r>
-              <w:rPr>
-                <w:rFonts w:ascii="標楷體" w:hAnsi="標楷體"/>
-                <w:sz w:val="22"/>
-              </w:rPr>
-              <w:t xml:space="preserve"> 25 </w:t>
-            </w:r>
-            <w:r>
-              <w:rPr>
-                <w:rFonts w:ascii="標楷體" w:hAnsi="標楷體"/>
-                <w:sz w:val="22"/>
-              </w:rPr>
-              <w:t>項新增的章節，成績接續保留（完課率依新的項目數重算），原邀請碼恢復有效。</w:t>
+              <w:t>全部內容、不填課後問卷時，已有學員填答的課後問卷卡片上的「編輯」應呈灰色不可按，滑鼠移上說明「已有學員填答，題目與選項不可再修改。此時僅可停用問卷。」，卡片不提供刪除；將問卷停用並按「更新」，學員乙不再看到填寫入口，學員甲已填寫的內容仍保留。</w:t>
             </w:r>
           </w:p>
         </w:tc>
@@ -9567,49 +9589,42 @@
                 <w:rFonts w:ascii="標楷體" w:hAnsi="標楷體"/>
                 <w:sz w:val="22"/>
               </w:rPr>
-              <w:t>第</w:t>
-            </w:r>
-            <w:r>
-              <w:rPr>
-                <w:rFonts w:ascii="標楷體" w:hAnsi="標楷體"/>
-                <w:sz w:val="22"/>
-              </w:rPr>
-              <w:t xml:space="preserve"> 6 </w:t>
-            </w:r>
-            <w:r>
-              <w:rPr>
-                <w:rFonts w:ascii="標楷體" w:hAnsi="標楷體"/>
-                <w:sz w:val="22"/>
-              </w:rPr>
-              <w:t>項的隔日每日排程執行後，教師甲應收到文件</w:t>
-            </w:r>
-            <w:r>
-              <w:rPr>
-                <w:rFonts w:ascii="標楷體" w:hAnsi="標楷體"/>
-                <w:sz w:val="22"/>
-              </w:rPr>
-              <w:t xml:space="preserve"> B </w:t>
-            </w:r>
-            <w:r>
-              <w:rPr>
-                <w:rFonts w:ascii="標楷體" w:hAnsi="標楷體"/>
-                <w:sz w:val="22"/>
-              </w:rPr>
-              <w:t>已廢止、請移除引用的通知信；於課程</w:t>
-            </w:r>
-            <w:r>
-              <w:rPr>
-                <w:rFonts w:ascii="標楷體" w:hAnsi="標楷體"/>
-                <w:sz w:val="22"/>
-              </w:rPr>
-              <w:t xml:space="preserve"> Y </w:t>
-            </w:r>
-            <w:r>
-              <w:rPr>
-                <w:rFonts w:ascii="標楷體" w:hAnsi="標楷體"/>
-                <w:sz w:val="22"/>
-              </w:rPr>
-              <w:t>移除該引用、補上說明文字並儲存，再將受訓對象改為沒有任何學員相符的組合後按「儲存並發布」並「確認發布」，應顯示課程已發布但無學員符合受訓對象的警告，並提示可改用邀請碼。</w:t>
+              <w:t>於課程</w:t>
+            </w:r>
+            <w:r>
+              <w:rPr>
+                <w:rFonts w:ascii="標楷體" w:hAnsi="標楷體"/>
+                <w:sz w:val="22"/>
+              </w:rPr>
+              <w:t xml:space="preserve"> X </w:t>
+            </w:r>
+            <w:r>
+              <w:rPr>
+                <w:rFonts w:ascii="標楷體" w:hAnsi="標楷體"/>
+                <w:sz w:val="22"/>
+              </w:rPr>
+              <w:t>的教材引用「訓練教材」分類中另一份已發布文件（以下稱文件</w:t>
+            </w:r>
+            <w:r>
+              <w:rPr>
+                <w:rFonts w:ascii="標楷體" w:hAnsi="標楷體"/>
+                <w:sz w:val="22"/>
+              </w:rPr>
+              <w:t xml:space="preserve"> </w:t>
+            </w:r>
+            <w:r>
+              <w:rPr>
+                <w:rFonts w:ascii="標楷體" w:hAnsi="標楷體"/>
+                <w:sz w:val="22"/>
+              </w:rPr>
+              <w:t>A</w:t>
+            </w:r>
+            <w:r>
+              <w:rPr>
+                <w:rFonts w:ascii="標楷體" w:hAnsi="標楷體"/>
+                <w:sz w:val="22"/>
+              </w:rPr>
+              <w:t>）並按「儲存」，按「更新」並「確認更新」後，學員於該章節應可開啟此文件。</w:t>
             </w:r>
           </w:p>
         </w:tc>
@@ -9671,6 +9686,573 @@
                 <w:rFonts w:ascii="標楷體" w:hAnsi="標楷體"/>
                 <w:sz w:val="22"/>
               </w:rPr>
+              <w:t>於課程</w:t>
+            </w:r>
+            <w:r>
+              <w:rPr>
+                <w:rFonts w:ascii="標楷體" w:hAnsi="標楷體"/>
+                <w:sz w:val="22"/>
+              </w:rPr>
+              <w:t xml:space="preserve"> X </w:t>
+            </w:r>
+            <w:r>
+              <w:rPr>
+                <w:rFonts w:ascii="標楷體" w:hAnsi="標楷體"/>
+                <w:sz w:val="22"/>
+              </w:rPr>
+              <w:t>新增一個章節後按底部「取消」，應跳出「放棄本次的編輯」，按「繼續編輯」留在編輯頁且章節仍在；改點側邊選單其他項目，應跳出「離開將放棄本次的編輯」，按「放棄並離開」後重新進入，該章節已不在，學員端維持原狀。</w:t>
+            </w:r>
+          </w:p>
+        </w:tc>
+        <w:tc>
+          <w:tcPr>
+            <w:tcW w:w="1247" w:type="dxa"/>
+          </w:tcPr>
+          <w:p>
+            <w:pPr>
+              <w:spacing w:before="60" w:after="60"/>
+              <w:jc w:val="center"/>
+            </w:pPr>
+          </w:p>
+        </w:tc>
+        <w:tc>
+          <w:tcPr>
+            <w:tcW w:w="1247" w:type="dxa"/>
+          </w:tcPr>
+          <w:p>
+            <w:pPr>
+              <w:spacing w:before="60" w:after="60"/>
+              <w:jc w:val="center"/>
+            </w:pPr>
+          </w:p>
+        </w:tc>
+      </w:tr>
+      <w:tr>
+        <w:trPr>
+          <w:jc w:val="center"/>
+        </w:trPr>
+        <w:tc>
+          <w:tcPr>
+            <w:tcW w:w="907" w:type="dxa"/>
+          </w:tcPr>
+          <w:p>
+            <w:pPr>
+              <w:spacing w:before="60" w:after="60"/>
+              <w:jc w:val="center"/>
+            </w:pPr>
+            <w:r>
+              <w:rPr>
+                <w:rFonts w:ascii="標楷體" w:hAnsi="標楷體"/>
+                <w:sz w:val="22"/>
+              </w:rPr>
+              <w:t>29</w:t>
+            </w:r>
+          </w:p>
+        </w:tc>
+        <w:tc>
+          <w:tcPr>
+            <w:tcW w:w="6236" w:type="dxa"/>
+          </w:tcPr>
+          <w:p>
+            <w:pPr>
+              <w:spacing w:before="60" w:after="60"/>
+            </w:pPr>
+            <w:r>
+              <w:rPr>
+                <w:rFonts w:ascii="標楷體" w:hAnsi="標楷體"/>
+                <w:sz w:val="22"/>
+              </w:rPr>
+              <w:t>學員甲已學過第</w:t>
+            </w:r>
+            <w:r>
+              <w:rPr>
+                <w:rFonts w:ascii="標楷體" w:hAnsi="標楷體"/>
+                <w:sz w:val="22"/>
+              </w:rPr>
+              <w:t xml:space="preserve"> 10 </w:t>
+            </w:r>
+            <w:r>
+              <w:rPr>
+                <w:rFonts w:ascii="標楷體" w:hAnsi="標楷體"/>
+                <w:sz w:val="22"/>
+              </w:rPr>
+              <w:t>項新增的章節，刪除該章節並確認，按「更新」前學員的紀錄不變；按「更新」後該章節的學習紀錄一併移除、不再計入完課率，其後的章節順序自動往前遞補。</w:t>
+            </w:r>
+          </w:p>
+        </w:tc>
+        <w:tc>
+          <w:tcPr>
+            <w:tcW w:w="1247" w:type="dxa"/>
+          </w:tcPr>
+          <w:p>
+            <w:pPr>
+              <w:spacing w:before="60" w:after="60"/>
+              <w:jc w:val="center"/>
+            </w:pPr>
+          </w:p>
+        </w:tc>
+        <w:tc>
+          <w:tcPr>
+            <w:tcW w:w="1247" w:type="dxa"/>
+          </w:tcPr>
+          <w:p>
+            <w:pPr>
+              <w:spacing w:before="60" w:after="60"/>
+              <w:jc w:val="center"/>
+            </w:pPr>
+          </w:p>
+        </w:tc>
+      </w:tr>
+      <w:tr>
+        <w:trPr>
+          <w:jc w:val="center"/>
+        </w:trPr>
+        <w:tc>
+          <w:tcPr>
+            <w:tcW w:w="907" w:type="dxa"/>
+          </w:tcPr>
+          <w:p>
+            <w:pPr>
+              <w:spacing w:before="60" w:after="60"/>
+              <w:jc w:val="center"/>
+            </w:pPr>
+            <w:r>
+              <w:rPr>
+                <w:rFonts w:ascii="標楷體" w:hAnsi="標楷體"/>
+                <w:sz w:val="22"/>
+              </w:rPr>
+              <w:t>30</w:t>
+            </w:r>
+          </w:p>
+        </w:tc>
+        <w:tc>
+          <w:tcPr>
+            <w:tcW w:w="6236" w:type="dxa"/>
+          </w:tcPr>
+          <w:p>
+            <w:pPr>
+              <w:spacing w:before="60" w:after="60"/>
+            </w:pPr>
+            <w:r>
+              <w:rPr>
+                <w:rFonts w:ascii="標楷體" w:hAnsi="標楷體"/>
+                <w:sz w:val="22"/>
+              </w:rPr>
+              <w:t>沒有尚未更新的編輯時按標題列右上「關閉課程」，視窗不出現未更新編輯的提醒；按「確認關閉」，課程</w:t>
+            </w:r>
+            <w:r>
+              <w:rPr>
+                <w:rFonts w:ascii="標楷體" w:hAnsi="標楷體"/>
+                <w:sz w:val="22"/>
+              </w:rPr>
+              <w:t xml:space="preserve"> X </w:t>
+            </w:r>
+            <w:r>
+              <w:rPr>
+                <w:rFonts w:ascii="標楷體" w:hAnsi="標楷體"/>
+                <w:sz w:val="22"/>
+              </w:rPr>
+              <w:t>狀態應立即轉為「已關閉」。</w:t>
+            </w:r>
+          </w:p>
+        </w:tc>
+        <w:tc>
+          <w:tcPr>
+            <w:tcW w:w="1247" w:type="dxa"/>
+          </w:tcPr>
+          <w:p>
+            <w:pPr>
+              <w:spacing w:before="60" w:after="60"/>
+              <w:jc w:val="center"/>
+            </w:pPr>
+          </w:p>
+        </w:tc>
+        <w:tc>
+          <w:tcPr>
+            <w:tcW w:w="1247" w:type="dxa"/>
+          </w:tcPr>
+          <w:p>
+            <w:pPr>
+              <w:spacing w:before="60" w:after="60"/>
+              <w:jc w:val="center"/>
+            </w:pPr>
+          </w:p>
+        </w:tc>
+      </w:tr>
+      <w:tr>
+        <w:trPr>
+          <w:jc w:val="center"/>
+        </w:trPr>
+        <w:tc>
+          <w:tcPr>
+            <w:tcW w:w="907" w:type="dxa"/>
+          </w:tcPr>
+          <w:p>
+            <w:pPr>
+              <w:spacing w:before="60" w:after="60"/>
+              <w:jc w:val="center"/>
+            </w:pPr>
+            <w:r>
+              <w:rPr>
+                <w:rFonts w:ascii="標楷體" w:hAnsi="標楷體"/>
+                <w:sz w:val="22"/>
+              </w:rPr>
+              <w:t>31</w:t>
+            </w:r>
+          </w:p>
+        </w:tc>
+        <w:tc>
+          <w:tcPr>
+            <w:tcW w:w="6236" w:type="dxa"/>
+          </w:tcPr>
+          <w:p>
+            <w:pPr>
+              <w:spacing w:before="60" w:after="60"/>
+            </w:pPr>
+            <w:r>
+              <w:rPr>
+                <w:rFonts w:ascii="標楷體" w:hAnsi="標楷體"/>
+                <w:sz w:val="22"/>
+              </w:rPr>
+              <w:t>開啟已關閉的課程</w:t>
+            </w:r>
+            <w:r>
+              <w:rPr>
+                <w:rFonts w:ascii="標楷體" w:hAnsi="標楷體"/>
+                <w:sz w:val="22"/>
+              </w:rPr>
+              <w:t xml:space="preserve"> X</w:t>
+            </w:r>
+            <w:r>
+              <w:rPr>
+                <w:rFonts w:ascii="標楷體" w:hAnsi="標楷體"/>
+                <w:sz w:val="22"/>
+              </w:rPr>
+              <w:t>，標題列右上應沒有任何按鈕，底部動作列為「取消」「保留編輯」「更新並重開課」，起訖時間帶著原值；</w:t>
+            </w:r>
+            <w:r>
+              <w:rPr>
+                <w:rFonts w:ascii="標楷體" w:hAnsi="標楷體"/>
+                <w:sz w:val="22"/>
+              </w:rPr>
+              <w:t xml:space="preserve">ET02 </w:t>
+            </w:r>
+            <w:r>
+              <w:rPr>
+                <w:rFonts w:ascii="標楷體" w:hAnsi="標楷體"/>
+                <w:sz w:val="22"/>
+              </w:rPr>
+              <w:t>的「移除」與（於作答明細展開學員後的）「重置重考次數」皆停用。</w:t>
+            </w:r>
+          </w:p>
+        </w:tc>
+        <w:tc>
+          <w:tcPr>
+            <w:tcW w:w="1247" w:type="dxa"/>
+          </w:tcPr>
+          <w:p>
+            <w:pPr>
+              <w:spacing w:before="60" w:after="60"/>
+              <w:jc w:val="center"/>
+            </w:pPr>
+          </w:p>
+        </w:tc>
+        <w:tc>
+          <w:tcPr>
+            <w:tcW w:w="1247" w:type="dxa"/>
+          </w:tcPr>
+          <w:p>
+            <w:pPr>
+              <w:spacing w:before="60" w:after="60"/>
+              <w:jc w:val="center"/>
+            </w:pPr>
+          </w:p>
+        </w:tc>
+      </w:tr>
+      <w:tr>
+        <w:trPr>
+          <w:jc w:val="center"/>
+        </w:trPr>
+        <w:tc>
+          <w:tcPr>
+            <w:tcW w:w="907" w:type="dxa"/>
+          </w:tcPr>
+          <w:p>
+            <w:pPr>
+              <w:spacing w:before="60" w:after="60"/>
+              <w:jc w:val="center"/>
+            </w:pPr>
+            <w:r>
+              <w:rPr>
+                <w:rFonts w:ascii="標楷體" w:hAnsi="標楷體"/>
+                <w:sz w:val="22"/>
+              </w:rPr>
+              <w:t>32</w:t>
+            </w:r>
+          </w:p>
+        </w:tc>
+        <w:tc>
+          <w:tcPr>
+            <w:tcW w:w="6236" w:type="dxa"/>
+          </w:tcPr>
+          <w:p>
+            <w:pPr>
+              <w:spacing w:before="60" w:after="60"/>
+            </w:pPr>
+            <w:r>
+              <w:rPr>
+                <w:rFonts w:ascii="標楷體" w:hAnsi="標楷體"/>
+                <w:sz w:val="22"/>
+              </w:rPr>
+              <w:t>於已關閉的課程</w:t>
+            </w:r>
+            <w:r>
+              <w:rPr>
+                <w:rFonts w:ascii="標楷體" w:hAnsi="標楷體"/>
+                <w:sz w:val="22"/>
+              </w:rPr>
+              <w:t xml:space="preserve"> X </w:t>
+            </w:r>
+            <w:r>
+              <w:rPr>
+                <w:rFonts w:ascii="標楷體" w:hAnsi="標楷體"/>
+                <w:sz w:val="22"/>
+              </w:rPr>
+              <w:t>新增一個章節與一份教材後按「保留編輯」，應顯示「編輯已保留，學員看到的仍是關閉前的內容」並回到課程列表；重新進入該章節仍在，學員回看的仍是關閉前的內容。</w:t>
+            </w:r>
+          </w:p>
+        </w:tc>
+        <w:tc>
+          <w:tcPr>
+            <w:tcW w:w="1247" w:type="dxa"/>
+          </w:tcPr>
+          <w:p>
+            <w:pPr>
+              <w:spacing w:before="60" w:after="60"/>
+              <w:jc w:val="center"/>
+            </w:pPr>
+          </w:p>
+        </w:tc>
+        <w:tc>
+          <w:tcPr>
+            <w:tcW w:w="1247" w:type="dxa"/>
+          </w:tcPr>
+          <w:p>
+            <w:pPr>
+              <w:spacing w:before="60" w:after="60"/>
+              <w:jc w:val="center"/>
+            </w:pPr>
+          </w:p>
+        </w:tc>
+      </w:tr>
+      <w:tr>
+        <w:trPr>
+          <w:jc w:val="center"/>
+        </w:trPr>
+        <w:tc>
+          <w:tcPr>
+            <w:tcW w:w="907" w:type="dxa"/>
+          </w:tcPr>
+          <w:p>
+            <w:pPr>
+              <w:spacing w:before="60" w:after="60"/>
+              <w:jc w:val="center"/>
+            </w:pPr>
+            <w:r>
+              <w:rPr>
+                <w:rFonts w:ascii="標楷體" w:hAnsi="標楷體"/>
+                <w:sz w:val="22"/>
+              </w:rPr>
+              <w:t>33</w:t>
+            </w:r>
+          </w:p>
+        </w:tc>
+        <w:tc>
+          <w:tcPr>
+            <w:tcW w:w="6236" w:type="dxa"/>
+          </w:tcPr>
+          <w:p>
+            <w:pPr>
+              <w:spacing w:before="60" w:after="60"/>
+            </w:pPr>
+            <w:r>
+              <w:rPr>
+                <w:rFonts w:ascii="標楷體" w:hAnsi="標楷體"/>
+                <w:sz w:val="22"/>
+              </w:rPr>
+              <w:t>不改起訖時間直接按「更新並重開課」，應跳出「課程已重新開課」視窗並顯示原邀請碼；沒有新學員被帶入時，以提示顯示「課程已重新開課。本次沒有新的學員被自動帶入</w:t>
+            </w:r>
+            <w:r>
+              <w:rPr>
+                <w:rFonts w:ascii="標楷體" w:hAnsi="標楷體"/>
+                <w:sz w:val="22"/>
+              </w:rPr>
+              <w:t>——</w:t>
+            </w:r>
+            <w:r>
+              <w:rPr>
+                <w:rFonts w:ascii="標楷體" w:hAnsi="標楷體"/>
+                <w:sz w:val="22"/>
+              </w:rPr>
+              <w:t>符合受訓對象的人多半已在課程中。原有學員可直接繼續學習。」</w:t>
+            </w:r>
+          </w:p>
+        </w:tc>
+        <w:tc>
+          <w:tcPr>
+            <w:tcW w:w="1247" w:type="dxa"/>
+          </w:tcPr>
+          <w:p>
+            <w:pPr>
+              <w:spacing w:before="60" w:after="60"/>
+              <w:jc w:val="center"/>
+            </w:pPr>
+          </w:p>
+        </w:tc>
+        <w:tc>
+          <w:tcPr>
+            <w:tcW w:w="1247" w:type="dxa"/>
+          </w:tcPr>
+          <w:p>
+            <w:pPr>
+              <w:spacing w:before="60" w:after="60"/>
+              <w:jc w:val="center"/>
+            </w:pPr>
+          </w:p>
+        </w:tc>
+      </w:tr>
+      <w:tr>
+        <w:trPr>
+          <w:jc w:val="center"/>
+        </w:trPr>
+        <w:tc>
+          <w:tcPr>
+            <w:tcW w:w="907" w:type="dxa"/>
+          </w:tcPr>
+          <w:p>
+            <w:pPr>
+              <w:spacing w:before="60" w:after="60"/>
+              <w:jc w:val="center"/>
+            </w:pPr>
+            <w:r>
+              <w:rPr>
+                <w:rFonts w:ascii="標楷體" w:hAnsi="標楷體"/>
+                <w:sz w:val="22"/>
+              </w:rPr>
+              <w:t>34</w:t>
+            </w:r>
+          </w:p>
+        </w:tc>
+        <w:tc>
+          <w:tcPr>
+            <w:tcW w:w="6236" w:type="dxa"/>
+          </w:tcPr>
+          <w:p>
+            <w:pPr>
+              <w:spacing w:before="60" w:after="60"/>
+            </w:pPr>
+            <w:r>
+              <w:rPr>
+                <w:rFonts w:ascii="標楷體" w:hAnsi="標楷體"/>
+                <w:sz w:val="22"/>
+              </w:rPr>
+              <w:t>於上述「課程已重新開課」視窗按「關閉」回到課程列表，課程</w:t>
+            </w:r>
+            <w:r>
+              <w:rPr>
+                <w:rFonts w:ascii="標楷體" w:hAnsi="標楷體"/>
+                <w:sz w:val="22"/>
+              </w:rPr>
+              <w:t xml:space="preserve"> X </w:t>
+            </w:r>
+            <w:r>
+              <w:rPr>
+                <w:rFonts w:ascii="標楷體" w:hAnsi="標楷體"/>
+                <w:sz w:val="22"/>
+              </w:rPr>
+              <w:t>狀態為「已發布」，學員隨即看到第</w:t>
+            </w:r>
+            <w:r>
+              <w:rPr>
+                <w:rFonts w:ascii="標楷體" w:hAnsi="標楷體"/>
+                <w:sz w:val="22"/>
+              </w:rPr>
+              <w:t xml:space="preserve"> 32 </w:t>
+            </w:r>
+            <w:r>
+              <w:rPr>
+                <w:rFonts w:ascii="標楷體" w:hAnsi="標楷體"/>
+                <w:sz w:val="22"/>
+              </w:rPr>
+              <w:t>項新增的章節，</w:t>
+            </w:r>
+            <w:r>
+              <w:rPr>
+                <w:rFonts w:ascii="標楷體" w:hAnsi="標楷體"/>
+                <w:sz w:val="22"/>
+              </w:rPr>
+              <w:t>成績接續保留（完課率依新的項目數重算），原邀請碼恢復有效。</w:t>
+            </w:r>
+          </w:p>
+        </w:tc>
+        <w:tc>
+          <w:tcPr>
+            <w:tcW w:w="1247" w:type="dxa"/>
+          </w:tcPr>
+          <w:p>
+            <w:pPr>
+              <w:spacing w:before="60" w:after="60"/>
+              <w:jc w:val="center"/>
+            </w:pPr>
+          </w:p>
+        </w:tc>
+        <w:tc>
+          <w:tcPr>
+            <w:tcW w:w="1247" w:type="dxa"/>
+          </w:tcPr>
+          <w:p>
+            <w:pPr>
+              <w:spacing w:before="60" w:after="60"/>
+              <w:jc w:val="center"/>
+            </w:pPr>
+          </w:p>
+        </w:tc>
+      </w:tr>
+      <w:tr>
+        <w:trPr>
+          <w:jc w:val="center"/>
+        </w:trPr>
+        <w:tc>
+          <w:tcPr>
+            <w:tcW w:w="907" w:type="dxa"/>
+          </w:tcPr>
+          <w:p>
+            <w:pPr>
+              <w:spacing w:before="60" w:after="60"/>
+              <w:jc w:val="center"/>
+            </w:pPr>
+            <w:r>
+              <w:rPr>
+                <w:rFonts w:ascii="標楷體" w:hAnsi="標楷體"/>
+                <w:sz w:val="22"/>
+              </w:rPr>
+              <w:t>35</w:t>
+            </w:r>
+          </w:p>
+        </w:tc>
+        <w:tc>
+          <w:tcPr>
+            <w:tcW w:w="6236" w:type="dxa"/>
+          </w:tcPr>
+          <w:p>
+            <w:pPr>
+              <w:spacing w:before="60" w:after="60"/>
+            </w:pPr>
+            <w:r>
+              <w:rPr>
+                <w:rFonts w:ascii="標楷體" w:hAnsi="標楷體"/>
+                <w:sz w:val="22"/>
+              </w:rPr>
               <w:t>第</w:t>
             </w:r>
             <w:r>
@@ -9678,7 +10260,119 @@
                 <w:rFonts w:ascii="標楷體" w:hAnsi="標楷體"/>
                 <w:sz w:val="22"/>
               </w:rPr>
-              <w:t xml:space="preserve"> 21 </w:t>
+              <w:t xml:space="preserve"> 7 </w:t>
+            </w:r>
+            <w:r>
+              <w:rPr>
+                <w:rFonts w:ascii="標楷體" w:hAnsi="標楷體"/>
+                <w:sz w:val="22"/>
+              </w:rPr>
+              <w:t>項的隔日每日排程執行後，教師甲應收到文件</w:t>
+            </w:r>
+            <w:r>
+              <w:rPr>
+                <w:rFonts w:ascii="標楷體" w:hAnsi="標楷體"/>
+                <w:sz w:val="22"/>
+              </w:rPr>
+              <w:t xml:space="preserve"> B </w:t>
+            </w:r>
+            <w:r>
+              <w:rPr>
+                <w:rFonts w:ascii="標楷體" w:hAnsi="標楷體"/>
+                <w:sz w:val="22"/>
+              </w:rPr>
+              <w:t>已廢止、請移除引用的通知信；於課程</w:t>
+            </w:r>
+            <w:r>
+              <w:rPr>
+                <w:rFonts w:ascii="標楷體" w:hAnsi="標楷體"/>
+                <w:sz w:val="22"/>
+              </w:rPr>
+              <w:t xml:space="preserve"> Y </w:t>
+            </w:r>
+            <w:r>
+              <w:rPr>
+                <w:rFonts w:ascii="標楷體" w:hAnsi="標楷體"/>
+                <w:sz w:val="22"/>
+              </w:rPr>
+              <w:t>移除該引用、補上說明文字並儲存，再將受訓對象改為沒有任何學員相符的組合後按</w:t>
+            </w:r>
+            <w:r>
+              <w:rPr>
+                <w:rFonts w:ascii="標楷體" w:hAnsi="標楷體"/>
+                <w:sz w:val="22"/>
+              </w:rPr>
+              <w:lastRenderedPageBreak/>
+              <w:t>「儲存並發布」並「確認發布」，應顯示課程已發布但無學員符合受訓對象的警告，並提示可改用邀請碼。</w:t>
+            </w:r>
+          </w:p>
+        </w:tc>
+        <w:tc>
+          <w:tcPr>
+            <w:tcW w:w="1247" w:type="dxa"/>
+          </w:tcPr>
+          <w:p>
+            <w:pPr>
+              <w:spacing w:before="60" w:after="60"/>
+              <w:jc w:val="center"/>
+            </w:pPr>
+          </w:p>
+        </w:tc>
+        <w:tc>
+          <w:tcPr>
+            <w:tcW w:w="1247" w:type="dxa"/>
+          </w:tcPr>
+          <w:p>
+            <w:pPr>
+              <w:spacing w:before="60" w:after="60"/>
+              <w:jc w:val="center"/>
+            </w:pPr>
+          </w:p>
+        </w:tc>
+      </w:tr>
+      <w:tr>
+        <w:trPr>
+          <w:jc w:val="center"/>
+        </w:trPr>
+        <w:tc>
+          <w:tcPr>
+            <w:tcW w:w="907" w:type="dxa"/>
+          </w:tcPr>
+          <w:p>
+            <w:pPr>
+              <w:spacing w:before="60" w:after="60"/>
+              <w:jc w:val="center"/>
+            </w:pPr>
+            <w:r>
+              <w:rPr>
+                <w:rFonts w:ascii="標楷體" w:hAnsi="標楷體"/>
+                <w:sz w:val="22"/>
+              </w:rPr>
+              <w:t>36</w:t>
+            </w:r>
+          </w:p>
+        </w:tc>
+        <w:tc>
+          <w:tcPr>
+            <w:tcW w:w="6236" w:type="dxa"/>
+          </w:tcPr>
+          <w:p>
+            <w:pPr>
+              <w:spacing w:before="60" w:after="60"/>
+            </w:pPr>
+            <w:r>
+              <w:rPr>
+                <w:rFonts w:ascii="標楷體" w:hAnsi="標楷體"/>
+                <w:sz w:val="22"/>
+              </w:rPr>
+              <w:t>第</w:t>
+            </w:r>
+            <w:r>
+              <w:rPr>
+                <w:rFonts w:ascii="標楷體" w:hAnsi="標楷體"/>
+                <w:sz w:val="22"/>
+              </w:rPr>
+              <w:t xml:space="preserve"> 27 </w:t>
             </w:r>
             <w:r>
               <w:rPr>
@@ -9745,7 +10439,7 @@
       <w:pPr>
         <w:pStyle w:val="1"/>
       </w:pPr>
-      <w:bookmarkStart w:id="7" w:name="_Toc243491302"/>
+      <w:bookmarkStart w:id="7" w:name="_Toc243494160"/>
       <w:r>
         <w:lastRenderedPageBreak/>
         <w:t xml:space="preserve">ET06 </w:t>
@@ -10212,7 +10906,14 @@
                 <w:rFonts w:ascii="標楷體" w:hAnsi="標楷體"/>
                 <w:sz w:val="22"/>
               </w:rPr>
-              <w:t xml:space="preserve"> Excel </w:t>
+              <w:t xml:space="preserve"> </w:t>
+            </w:r>
+            <w:r>
+              <w:rPr>
+                <w:rFonts w:ascii="標楷體" w:hAnsi="標楷體"/>
+                <w:sz w:val="22"/>
+              </w:rPr>
+              <w:t xml:space="preserve">Excel </w:t>
             </w:r>
             <w:r>
               <w:rPr>
@@ -10233,7 +10934,7 @@
                 <w:rFonts w:ascii="標楷體" w:hAnsi="標楷體"/>
                 <w:sz w:val="22"/>
               </w:rPr>
-              <w:t>全部項目數；第一個項目尚未完成時點第二個項目，應提示「請先完成「（第一個項目名稱）」後解鎖」，內容區不切換；此時左側最下方不出現問卷入口。</w:t>
+              <w:t>全部項目數。</w:t>
             </w:r>
           </w:p>
         </w:tc>
@@ -10295,42 +10996,7 @@
                 <w:rFonts w:ascii="標楷體" w:hAnsi="標楷體"/>
                 <w:sz w:val="22"/>
               </w:rPr>
-              <w:t>播放第一份教材的影片後直接拖曳進度條至結尾，完成百分比應只反映實際播放過的部分、下一個項目仍鎖定；將「播放速度」設為</w:t>
-            </w:r>
-            <w:r>
-              <w:rPr>
-                <w:rFonts w:ascii="標楷體" w:hAnsi="標楷體"/>
-                <w:sz w:val="22"/>
-              </w:rPr>
-              <w:t xml:space="preserve"> 2 </w:t>
-            </w:r>
-            <w:r>
-              <w:rPr>
-                <w:rFonts w:ascii="標楷體" w:hAnsi="標楷體"/>
-                <w:sz w:val="22"/>
-              </w:rPr>
-              <w:t>倍並從頭播放到結尾，完成百分比應達</w:t>
-            </w:r>
-            <w:r>
-              <w:rPr>
-                <w:rFonts w:ascii="標楷體" w:hAnsi="標楷體"/>
-                <w:sz w:val="22"/>
-              </w:rPr>
-              <w:t xml:space="preserve"> 100% </w:t>
-            </w:r>
-            <w:r>
-              <w:rPr>
-                <w:rFonts w:ascii="標楷體" w:hAnsi="標楷體"/>
-                <w:sz w:val="22"/>
-              </w:rPr>
-              <w:t>並標</w:t>
-            </w:r>
-            <w:r>
-              <w:rPr>
-                <w:rFonts w:ascii="標楷體" w:hAnsi="標楷體"/>
-                <w:sz w:val="22"/>
-              </w:rPr>
-              <w:t>示「已完成」，下一個項目不需重新整理即開放。</w:t>
+              <w:t>第一個項目尚未完成時點第二個項目，應提示「請先完成「（第一個項目名稱）」後解鎖」，內容區不切換；此時左側最下方不出現問卷入口。</w:t>
             </w:r>
           </w:p>
         </w:tc>
@@ -10392,7 +11058,7 @@
                 <w:rFonts w:ascii="標楷體" w:hAnsi="標楷體"/>
                 <w:sz w:val="22"/>
               </w:rPr>
-              <w:t>於含</w:t>
+              <w:t>播放第一份教材的影片後直接拖曳進度條至結尾，完成百分比應只反映實際播放過的部分、下一個項目仍鎖定；將「播放速度」設為</w:t>
             </w:r>
             <w:r>
               <w:rPr>
@@ -10406,35 +11072,21 @@
                 <w:rFonts w:ascii="標楷體" w:hAnsi="標楷體"/>
                 <w:sz w:val="22"/>
               </w:rPr>
-              <w:t>支影片的教材，影片看到一半後關閉頁面，重新由「我的課程」進入，應落在該教材且影片自上次的位置繼續播放；只將其中一支看到</w:t>
-            </w:r>
-            <w:r>
-              <w:rPr>
-                <w:rFonts w:ascii="標楷體" w:hAnsi="標楷體"/>
-                <w:sz w:val="22"/>
-              </w:rPr>
-              <w:t xml:space="preserve"> 80% </w:t>
-            </w:r>
-            <w:r>
-              <w:rPr>
-                <w:rFonts w:ascii="標楷體" w:hAnsi="標楷體"/>
-                <w:sz w:val="22"/>
-              </w:rPr>
-              <w:t>以上時該教材仍為未完成，兩支皆達</w:t>
-            </w:r>
-            <w:r>
-              <w:rPr>
-                <w:rFonts w:ascii="標楷體" w:hAnsi="標楷體"/>
-                <w:sz w:val="22"/>
-              </w:rPr>
-              <w:t xml:space="preserve"> 80% </w:t>
-            </w:r>
-            <w:r>
-              <w:rPr>
-                <w:rFonts w:ascii="標楷體" w:hAnsi="標楷體"/>
-                <w:sz w:val="22"/>
-              </w:rPr>
-              <w:t>後下一個項目才開放。</w:t>
+              <w:t>倍並從頭播放到結尾，完成百分比應達</w:t>
+            </w:r>
+            <w:r>
+              <w:rPr>
+                <w:rFonts w:ascii="標楷體" w:hAnsi="標楷體"/>
+                <w:sz w:val="22"/>
+              </w:rPr>
+              <w:t xml:space="preserve"> 100% </w:t>
+            </w:r>
+            <w:r>
+              <w:rPr>
+                <w:rFonts w:ascii="標楷體" w:hAnsi="標楷體"/>
+                <w:sz w:val="22"/>
+              </w:rPr>
+              <w:t>並標示「已完成」，下一個項目不需重新整理即開放。</w:t>
             </w:r>
           </w:p>
         </w:tc>
@@ -10496,49 +11148,49 @@
                 <w:rFonts w:ascii="標楷體" w:hAnsi="標楷體"/>
                 <w:sz w:val="22"/>
               </w:rPr>
-              <w:t>點只有</w:t>
-            </w:r>
-            <w:r>
-              <w:rPr>
-                <w:rFonts w:ascii="標楷體" w:hAnsi="標楷體"/>
-                <w:sz w:val="22"/>
-              </w:rPr>
-              <w:t xml:space="preserve"> PDF </w:t>
-            </w:r>
-            <w:r>
-              <w:rPr>
-                <w:rFonts w:ascii="標楷體" w:hAnsi="標楷體"/>
-                <w:sz w:val="22"/>
-              </w:rPr>
-              <w:t>文件的教材，文件應於內容區直接預覽，且點開即標為已完成、下一個項目隨即開放；點只引用</w:t>
-            </w:r>
-            <w:r>
-              <w:rPr>
-                <w:rFonts w:ascii="標楷體" w:hAnsi="標楷體"/>
-                <w:sz w:val="22"/>
-              </w:rPr>
-              <w:t xml:space="preserve"> Word </w:t>
-            </w:r>
-            <w:r>
-              <w:rPr>
-                <w:rFonts w:ascii="標楷體" w:hAnsi="標楷體"/>
-                <w:sz w:val="22"/>
-              </w:rPr>
-              <w:t>或</w:t>
-            </w:r>
-            <w:r>
-              <w:rPr>
-                <w:rFonts w:ascii="標楷體" w:hAnsi="標楷體"/>
-                <w:sz w:val="22"/>
-              </w:rPr>
-              <w:t xml:space="preserve"> Excel </w:t>
-            </w:r>
-            <w:r>
-              <w:rPr>
-                <w:rFonts w:ascii="標楷體" w:hAnsi="標楷體"/>
-                <w:sz w:val="22"/>
-              </w:rPr>
-              <w:t>文件的教材，同樣點開即標為已完成，並出現「下載原檔以本機應用程式開啟」，按下可存檔並以本機程式開啟。</w:t>
+              <w:t>於含</w:t>
+            </w:r>
+            <w:r>
+              <w:rPr>
+                <w:rFonts w:ascii="標楷體" w:hAnsi="標楷體"/>
+                <w:sz w:val="22"/>
+              </w:rPr>
+              <w:t xml:space="preserve"> 2 </w:t>
+            </w:r>
+            <w:r>
+              <w:rPr>
+                <w:rFonts w:ascii="標楷體" w:hAnsi="標楷體"/>
+                <w:sz w:val="22"/>
+              </w:rPr>
+              <w:t>支影片的教材，影片看到一半後關閉頁面，重新由「我的課程」進入，應落在該教材且影片自上次的位置繼續播放；只將其中一支看到</w:t>
+            </w:r>
+            <w:r>
+              <w:rPr>
+                <w:rFonts w:ascii="標楷體" w:hAnsi="標楷體"/>
+                <w:sz w:val="22"/>
+              </w:rPr>
+              <w:t xml:space="preserve"> 80% </w:t>
+            </w:r>
+            <w:r>
+              <w:rPr>
+                <w:rFonts w:ascii="標楷體" w:hAnsi="標楷體"/>
+                <w:sz w:val="22"/>
+              </w:rPr>
+              <w:t>以上時該教材仍為未完成，兩支皆達</w:t>
+            </w:r>
+            <w:r>
+              <w:rPr>
+                <w:rFonts w:ascii="標楷體" w:hAnsi="標楷體"/>
+                <w:sz w:val="22"/>
+              </w:rPr>
+              <w:t xml:space="preserve"> 80% </w:t>
+            </w:r>
+            <w:r>
+              <w:rPr>
+                <w:rFonts w:ascii="標楷體" w:hAnsi="標楷體"/>
+                <w:sz w:val="22"/>
+              </w:rPr>
+              <w:t>後下一個項目才開放。</w:t>
             </w:r>
           </w:p>
         </w:tc>
@@ -10600,7 +11252,49 @@
                 <w:rFonts w:ascii="標楷體" w:hAnsi="標楷體"/>
                 <w:sz w:val="22"/>
               </w:rPr>
-              <w:t>點測驗項目，內容區應顯示題數、作答時間、及格分數與剩餘可作答次數；作答未及格後按「回課程重新作答」返回課程，點第二章的項目應提示「請先通過測驗「（測驗名稱）」後解鎖」；重新作答及格後按「返回課程」，第二章第一個項目應隨即開放。</w:t>
+              <w:t>點只有</w:t>
+            </w:r>
+            <w:r>
+              <w:rPr>
+                <w:rFonts w:ascii="標楷體" w:hAnsi="標楷體"/>
+                <w:sz w:val="22"/>
+              </w:rPr>
+              <w:t xml:space="preserve"> PDF </w:t>
+            </w:r>
+            <w:r>
+              <w:rPr>
+                <w:rFonts w:ascii="標楷體" w:hAnsi="標楷體"/>
+                <w:sz w:val="22"/>
+              </w:rPr>
+              <w:t>文件的教材，文件應於內容區直接預覽，且點開即標為已完成、下一個項目隨即開放；點只引用</w:t>
+            </w:r>
+            <w:r>
+              <w:rPr>
+                <w:rFonts w:ascii="標楷體" w:hAnsi="標楷體"/>
+                <w:sz w:val="22"/>
+              </w:rPr>
+              <w:t xml:space="preserve"> Word </w:t>
+            </w:r>
+            <w:r>
+              <w:rPr>
+                <w:rFonts w:ascii="標楷體" w:hAnsi="標楷體"/>
+                <w:sz w:val="22"/>
+              </w:rPr>
+              <w:t>或</w:t>
+            </w:r>
+            <w:r>
+              <w:rPr>
+                <w:rFonts w:ascii="標楷體" w:hAnsi="標楷體"/>
+                <w:sz w:val="22"/>
+              </w:rPr>
+              <w:t xml:space="preserve"> Excel </w:t>
+            </w:r>
+            <w:r>
+              <w:rPr>
+                <w:rFonts w:ascii="標楷體" w:hAnsi="標楷體"/>
+                <w:sz w:val="22"/>
+              </w:rPr>
+              <w:t>文件的教材，同樣點開即標為已完成，並出現「下載原檔以本機應用程式開啟」，按下可存檔並以本機程式開啟。</w:t>
             </w:r>
           </w:p>
         </w:tc>
@@ -10662,7 +11356,7 @@
                 <w:rFonts w:ascii="標楷體" w:hAnsi="標楷體"/>
                 <w:sz w:val="22"/>
               </w:rPr>
-              <w:t>已完成第二章項目後，回頭點第一章已完成的項目，應可正常開啟重看，不受解鎖順序限制。</w:t>
+              <w:t>點測驗項目，內容區應顯示題數、作答時間、及格分數與剩餘可作答次數；作答未及格後按「回課程重新作答」返回課程，點第二章的項目應提示「請先通過測驗「（測驗名稱）」後解鎖」；重新作答及格後按「返回課程」，第二章第一個項目應隨即開放。</w:t>
             </w:r>
           </w:p>
         </w:tc>
@@ -10724,29 +11418,7 @@
                 <w:rFonts w:ascii="標楷體" w:hAnsi="標楷體"/>
                 <w:sz w:val="22"/>
               </w:rPr>
-              <w:t>學員甲完成全部項目後（第二章只有說明文字的教材點開即完成），課程進度應為</w:t>
-            </w:r>
-            <w:r>
-              <w:rPr>
-                <w:rFonts w:ascii="標楷體" w:hAnsi="標楷體"/>
-                <w:sz w:val="22"/>
-              </w:rPr>
-              <w:t xml:space="preserve"> 100%</w:t>
-            </w:r>
-            <w:r>
-              <w:rPr>
-                <w:rFonts w:ascii="標楷體" w:hAnsi="標楷體"/>
-                <w:sz w:val="22"/>
-              </w:rPr>
-              <w:t>、「我的課程」狀態為「已完</w:t>
-            </w:r>
-            <w:r>
-              <w:rPr>
-                <w:rFonts w:ascii="標楷體" w:hAnsi="標楷體"/>
-                <w:sz w:val="22"/>
-              </w:rPr>
-              <w:lastRenderedPageBreak/>
-              <w:t>成」，左側最下方出現「填寫課後問卷」。</w:t>
+              <w:t>已完成第二章項目後，回頭點第一章已完成的項目，應可正常開啟重看，不受解鎖順序限制。</w:t>
             </w:r>
           </w:p>
         </w:tc>
@@ -10808,7 +11480,29 @@
                 <w:rFonts w:ascii="標楷體" w:hAnsi="標楷體"/>
                 <w:sz w:val="22"/>
               </w:rPr>
-              <w:t>學員乙按「填寫課後問卷」，問卷頁應說明採具名填答、一人一次、送出後不可修改；單選題全部作答、問答題留空按「送出問卷」並於確認視窗按「送出」，應顯示「問卷已送出，感謝您的回饋」並回到課程頁；左側入口改為「查看我的填答」並顯示送出時間，點入為唯讀、可看到剛才的選擇且沒有送出按鈕。</w:t>
+              <w:t>學員甲完成全部項目後（第二章只有說明文字的教材點開即完</w:t>
+            </w:r>
+            <w:r>
+              <w:rPr>
+                <w:rFonts w:ascii="標楷體" w:hAnsi="標楷體"/>
+                <w:sz w:val="22"/>
+              </w:rPr>
+              <w:lastRenderedPageBreak/>
+              <w:t>成），課程進度應為</w:t>
+            </w:r>
+            <w:r>
+              <w:rPr>
+                <w:rFonts w:ascii="標楷體" w:hAnsi="標楷體"/>
+                <w:sz w:val="22"/>
+              </w:rPr>
+              <w:t xml:space="preserve"> 100%</w:t>
+            </w:r>
+            <w:r>
+              <w:rPr>
+                <w:rFonts w:ascii="標楷體" w:hAnsi="標楷體"/>
+                <w:sz w:val="22"/>
+              </w:rPr>
+              <w:t>、「我的課程」狀態為「已完成」，左側最下方出現「填寫課後問卷」。</w:t>
             </w:r>
           </w:p>
         </w:tc>
@@ -10870,28 +11564,7 @@
                 <w:rFonts w:ascii="標楷體" w:hAnsi="標楷體"/>
                 <w:sz w:val="22"/>
               </w:rPr>
-              <w:t>教師甲於受測課程第二章新增一份只有說明文字的教材並儲存，按「更新」並於確認視窗按「確認更新」後，學員乙的課程進度總項目數加一、未滿</w:t>
-            </w:r>
-            <w:r>
-              <w:rPr>
-                <w:rFonts w:ascii="標楷體" w:hAnsi="標楷體"/>
-                <w:sz w:val="22"/>
-              </w:rPr>
-              <w:t xml:space="preserve"> 100%</w:t>
-            </w:r>
-            <w:r>
-              <w:rPr>
-                <w:rFonts w:ascii="標楷體" w:hAnsi="標楷體"/>
-                <w:sz w:val="22"/>
-              </w:rPr>
-              <w:t>，「我的課程」狀態回到「進行中」，左側仍為「查看我的填答」且可回看；學員丙的問卷入口</w:t>
-            </w:r>
-            <w:r>
-              <w:rPr>
-                <w:rFonts w:ascii="標楷體" w:hAnsi="標楷體"/>
-                <w:sz w:val="22"/>
-              </w:rPr>
-              <w:t>消失。兩人完成新教材後，學員乙恢復「已完成」，學員丙重新出現「填寫課後問卷」。</w:t>
+              <w:t>學員乙按「填寫課後問卷」，問卷頁應說明採具名填答、一人一次、送出後不可修改；單選題全部作答、問答題留空按「送出問卷」並於確認視窗按「送出」，應顯示「問卷已送出，感謝您的回饋」並回到課程頁；左側入口改為「查看我的填答」並顯示送出時間，點入為唯讀、可看到剛才的選擇且沒有送出按鈕。</w:t>
             </w:r>
           </w:p>
         </w:tc>
@@ -10953,21 +11626,28 @@
                 <w:rFonts w:ascii="標楷體" w:hAnsi="標楷體"/>
                 <w:sz w:val="22"/>
               </w:rPr>
-              <w:t>教師甲於課程列表「全部課程」點受測課程預覽，左側最下方應出現「預覽課後問卷」並註明「預覽模式，不可送出」；點入後頁面上方提示「預覽模式：僅供檢視題目，無法送出。」且沒有送出按鈕，</w:t>
-            </w:r>
-            <w:r>
-              <w:rPr>
-                <w:rFonts w:ascii="標楷體" w:hAnsi="標楷體"/>
-                <w:sz w:val="22"/>
-              </w:rPr>
-              <w:t xml:space="preserve">ET02 </w:t>
-            </w:r>
-            <w:r>
-              <w:rPr>
-                <w:rFonts w:ascii="標楷體" w:hAnsi="標楷體"/>
-                <w:sz w:val="22"/>
-              </w:rPr>
-              <w:t>中該課程的問卷已填人數不變。</w:t>
+              <w:t>教師甲於受測課程第二章新增一份只有說明文字的教材並儲存，按「更新」並於確認視窗按「確認更新」後，學員乙的課程進度總項目數加一、未滿</w:t>
+            </w:r>
+            <w:r>
+              <w:rPr>
+                <w:rFonts w:ascii="標楷體" w:hAnsi="標楷體"/>
+                <w:sz w:val="22"/>
+              </w:rPr>
+              <w:t xml:space="preserve"> 100%</w:t>
+            </w:r>
+            <w:r>
+              <w:rPr>
+                <w:rFonts w:ascii="標楷體" w:hAnsi="標楷體"/>
+                <w:sz w:val="22"/>
+              </w:rPr>
+              <w:t>，「我的課程」狀態回到「進行中」，左側仍為「查看我的填答」且可回看；學員丙的問卷入</w:t>
+            </w:r>
+            <w:r>
+              <w:rPr>
+                <w:rFonts w:ascii="標楷體" w:hAnsi="標楷體"/>
+                <w:sz w:val="22"/>
+              </w:rPr>
+              <w:t>口消失。兩人完成新教材後，學員乙恢復「已完成」，學員丙重新出現「填寫課後問卷」。</w:t>
             </w:r>
           </w:p>
         </w:tc>
@@ -11029,7 +11709,21 @@
                 <w:rFonts w:ascii="標楷體" w:hAnsi="標楷體"/>
                 <w:sz w:val="22"/>
               </w:rPr>
-              <w:t>教師甲關閉受測課程後，學員丁進入應顯示「此課程目前關閉中，僅可回看已學內容」，已開放的項目可開啟、影片可播放但不再顯示觀看進度，尚未開放的項目仍為鎖定；點測驗項目應顯示「此課程已關閉，無法再開新作答」且「開始作答」不可按，但仍可查看歷次作答紀錄；學員丙按「填寫課後問卷」應提示「課程已關閉，無法填寫問卷」且沒有送出按鈕。</w:t>
+              <w:t>教師甲於課程列表「全部課程」點受測課程預覽，左側最下方應出現「預覽課後問卷」並註明「預覽模式，不可送出」；點入後頁面上方提示「預覽模式：僅供檢視題目，無法送出。」且沒有送出按鈕，</w:t>
+            </w:r>
+            <w:r>
+              <w:rPr>
+                <w:rFonts w:ascii="標楷體" w:hAnsi="標楷體"/>
+                <w:sz w:val="22"/>
+              </w:rPr>
+              <w:t xml:space="preserve">ET02 </w:t>
+            </w:r>
+            <w:r>
+              <w:rPr>
+                <w:rFonts w:ascii="標楷體" w:hAnsi="標楷體"/>
+                <w:sz w:val="22"/>
+              </w:rPr>
+              <w:t>中該課程的問卷已填人數不變。</w:t>
             </w:r>
           </w:p>
         </w:tc>
@@ -11075,6 +11769,130 @@
                 <w:sz w:val="22"/>
               </w:rPr>
               <w:t>12</w:t>
+            </w:r>
+          </w:p>
+        </w:tc>
+        <w:tc>
+          <w:tcPr>
+            <w:tcW w:w="6236" w:type="dxa"/>
+          </w:tcPr>
+          <w:p>
+            <w:pPr>
+              <w:spacing w:before="60" w:after="60"/>
+            </w:pPr>
+            <w:r>
+              <w:rPr>
+                <w:rFonts w:ascii="標楷體" w:hAnsi="標楷體"/>
+                <w:sz w:val="22"/>
+              </w:rPr>
+              <w:t>教師甲關閉受測課程後，學員丁進入應顯示「此課程目前關閉中，僅可回看已學內容」，已開放的項目可開啟、影片可播放但不再顯示觀看進度，尚未開放的項目仍為鎖定。</w:t>
+            </w:r>
+          </w:p>
+        </w:tc>
+        <w:tc>
+          <w:tcPr>
+            <w:tcW w:w="1247" w:type="dxa"/>
+          </w:tcPr>
+          <w:p>
+            <w:pPr>
+              <w:spacing w:before="60" w:after="60"/>
+              <w:jc w:val="center"/>
+            </w:pPr>
+          </w:p>
+        </w:tc>
+        <w:tc>
+          <w:tcPr>
+            <w:tcW w:w="1247" w:type="dxa"/>
+          </w:tcPr>
+          <w:p>
+            <w:pPr>
+              <w:spacing w:before="60" w:after="60"/>
+              <w:jc w:val="center"/>
+            </w:pPr>
+          </w:p>
+        </w:tc>
+      </w:tr>
+      <w:tr>
+        <w:trPr>
+          <w:jc w:val="center"/>
+        </w:trPr>
+        <w:tc>
+          <w:tcPr>
+            <w:tcW w:w="907" w:type="dxa"/>
+          </w:tcPr>
+          <w:p>
+            <w:pPr>
+              <w:spacing w:before="60" w:after="60"/>
+              <w:jc w:val="center"/>
+            </w:pPr>
+            <w:r>
+              <w:rPr>
+                <w:rFonts w:ascii="標楷體" w:hAnsi="標楷體"/>
+                <w:sz w:val="22"/>
+              </w:rPr>
+              <w:t>13</w:t>
+            </w:r>
+          </w:p>
+        </w:tc>
+        <w:tc>
+          <w:tcPr>
+            <w:tcW w:w="6236" w:type="dxa"/>
+          </w:tcPr>
+          <w:p>
+            <w:pPr>
+              <w:spacing w:before="60" w:after="60"/>
+            </w:pPr>
+            <w:r>
+              <w:rPr>
+                <w:rFonts w:ascii="標楷體" w:hAnsi="標楷體"/>
+                <w:sz w:val="22"/>
+              </w:rPr>
+              <w:t>受測課程已關閉的狀態下，學員丁點測驗項目應顯示「此課程已關閉，無法再開新作答」且「開始作答」不可按，但仍可查看歷次作答紀錄；學員丙按「填寫課後問卷」應提示「課程已關閉，無法填寫問卷」且沒有送出按鈕。</w:t>
+            </w:r>
+          </w:p>
+        </w:tc>
+        <w:tc>
+          <w:tcPr>
+            <w:tcW w:w="1247" w:type="dxa"/>
+          </w:tcPr>
+          <w:p>
+            <w:pPr>
+              <w:spacing w:before="60" w:after="60"/>
+              <w:jc w:val="center"/>
+            </w:pPr>
+          </w:p>
+        </w:tc>
+        <w:tc>
+          <w:tcPr>
+            <w:tcW w:w="1247" w:type="dxa"/>
+          </w:tcPr>
+          <w:p>
+            <w:pPr>
+              <w:spacing w:before="60" w:after="60"/>
+              <w:jc w:val="center"/>
+            </w:pPr>
+          </w:p>
+        </w:tc>
+      </w:tr>
+      <w:tr>
+        <w:trPr>
+          <w:jc w:val="center"/>
+        </w:trPr>
+        <w:tc>
+          <w:tcPr>
+            <w:tcW w:w="907" w:type="dxa"/>
+          </w:tcPr>
+          <w:p>
+            <w:pPr>
+              <w:spacing w:before="60" w:after="60"/>
+              <w:jc w:val="center"/>
+            </w:pPr>
+            <w:r>
+              <w:rPr>
+                <w:rFonts w:ascii="標楷體" w:hAnsi="標楷體"/>
+                <w:sz w:val="22"/>
+              </w:rPr>
+              <w:t>14</w:t>
             </w:r>
           </w:p>
         </w:tc>
@@ -11123,7 +11941,7 @@
       <w:pPr>
         <w:pStyle w:val="1"/>
       </w:pPr>
-      <w:bookmarkStart w:id="8" w:name="_Toc243491303"/>
+      <w:bookmarkStart w:id="8" w:name="_Toc243494161"/>
       <w:r>
         <w:lastRenderedPageBreak/>
         <w:t xml:space="preserve">ET07 </w:t>
@@ -11168,16 +11986,7 @@
                 <w:spacing w:val="80"/>
                 <w:sz w:val="32"/>
               </w:rPr>
-              <w:t>國防醫學大</w:t>
-            </w:r>
-            <w:r>
-              <w:rPr>
-                <w:rFonts w:ascii="標楷體" w:hAnsi="標楷體"/>
-                <w:b/>
-                <w:spacing w:val="80"/>
-                <w:sz w:val="32"/>
-              </w:rPr>
-              <w:t>學三軍總醫院測試報告</w:t>
+              <w:t>國防醫學大學三軍總醫院測試報告</w:t>
             </w:r>
           </w:p>
         </w:tc>
@@ -11704,35 +12513,7 @@
                 <w:rFonts w:ascii="標楷體" w:hAnsi="標楷體"/>
                 <w:sz w:val="22"/>
               </w:rPr>
-              <w:t>次，不另開新畫面；按「開始作答」進入作答畫面後，點左側選單「我的課程」並於確認視窗按「提交並離開」，再回到測驗</w:t>
-            </w:r>
-            <w:r>
-              <w:rPr>
-                <w:rFonts w:ascii="標楷體" w:hAnsi="標楷體"/>
-                <w:sz w:val="22"/>
-              </w:rPr>
-              <w:t xml:space="preserve"> A</w:t>
-            </w:r>
-            <w:r>
-              <w:rPr>
-                <w:rFonts w:ascii="標楷體" w:hAnsi="標楷體"/>
-                <w:sz w:val="22"/>
-              </w:rPr>
-              <w:t>，剩餘可作答應為</w:t>
-            </w:r>
-            <w:r>
-              <w:rPr>
-                <w:rFonts w:ascii="標楷體" w:hAnsi="標楷體"/>
-                <w:sz w:val="22"/>
-              </w:rPr>
-              <w:t xml:space="preserve"> 19 </w:t>
-            </w:r>
-            <w:r>
-              <w:rPr>
-                <w:rFonts w:ascii="標楷體" w:hAnsi="標楷體"/>
-                <w:sz w:val="22"/>
-              </w:rPr>
-              <w:t>次。</w:t>
+              <w:t>次，不另開新畫面。</w:t>
             </w:r>
           </w:p>
         </w:tc>
@@ -11794,77 +12575,49 @@
                 <w:rFonts w:ascii="標楷體" w:hAnsi="標楷體"/>
                 <w:sz w:val="22"/>
               </w:rPr>
-              <w:t>學員甲開啟另一門課程中不限時、只能作答</w:t>
-            </w:r>
-            <w:r>
-              <w:rPr>
-                <w:rFonts w:ascii="標楷體" w:hAnsi="標楷體"/>
-                <w:sz w:val="22"/>
-              </w:rPr>
-              <w:t xml:space="preserve"> 1 </w:t>
-            </w:r>
-            <w:r>
-              <w:rPr>
-                <w:rFonts w:ascii="標楷體" w:hAnsi="標楷體"/>
-                <w:sz w:val="22"/>
-              </w:rPr>
-              <w:t>次的測驗（以下稱測驗</w:t>
-            </w:r>
-            <w:r>
-              <w:rPr>
-                <w:rFonts w:ascii="標楷體" w:hAnsi="標楷體"/>
-                <w:sz w:val="22"/>
-              </w:rPr>
-              <w:t xml:space="preserve"> B</w:t>
-            </w:r>
-            <w:r>
-              <w:rPr>
-                <w:rFonts w:ascii="標楷體" w:hAnsi="標楷體"/>
-                <w:sz w:val="22"/>
-              </w:rPr>
-              <w:t>），作答時間應顯示「不限時」、剩餘可作答為</w:t>
-            </w:r>
-            <w:r>
-              <w:rPr>
-                <w:rFonts w:ascii="標楷體" w:hAnsi="標楷體"/>
-                <w:sz w:val="22"/>
-              </w:rPr>
-              <w:t xml:space="preserve"> 1 </w:t>
-            </w:r>
-            <w:r>
-              <w:rPr>
-                <w:rFonts w:ascii="標楷體" w:hAnsi="標楷體"/>
-                <w:sz w:val="22"/>
-              </w:rPr>
-              <w:t>次；開始作答後作答畫面不顯示剩餘時間，停留</w:t>
-            </w:r>
-            <w:r>
-              <w:rPr>
-                <w:rFonts w:ascii="標楷體" w:hAnsi="標楷體"/>
-                <w:sz w:val="22"/>
-              </w:rPr>
-              <w:t xml:space="preserve"> 4 </w:t>
-            </w:r>
-            <w:r>
-              <w:rPr>
-                <w:rFonts w:ascii="標楷體" w:hAnsi="標楷體"/>
-                <w:sz w:val="22"/>
-              </w:rPr>
-              <w:t>分鐘以上亦不會自動提交；交卷後剩餘可作答變為</w:t>
-            </w:r>
-            <w:r>
-              <w:rPr>
-                <w:rFonts w:ascii="標楷體" w:hAnsi="標楷體"/>
-                <w:sz w:val="22"/>
-              </w:rPr>
-              <w:t xml:space="preserve"> 0 </w:t>
-            </w:r>
-            <w:r>
-              <w:rPr>
-                <w:rFonts w:ascii="標楷體" w:hAnsi="標楷體"/>
-                <w:sz w:val="22"/>
-              </w:rPr>
-              <w:t>次且「開始作答」不可按。</w:t>
+              <w:t>按「開始作答」進入測驗</w:t>
+            </w:r>
+            <w:r>
+              <w:rPr>
+                <w:rFonts w:ascii="標楷體" w:hAnsi="標楷體"/>
+                <w:sz w:val="22"/>
+              </w:rPr>
+              <w:t xml:space="preserve"> A </w:t>
+            </w:r>
+            <w:r>
+              <w:rPr>
+                <w:rFonts w:ascii="標楷體" w:hAnsi="標楷體"/>
+                <w:sz w:val="22"/>
+              </w:rPr>
+              <w:t>的作答畫面後，點左側選單「我的課程」並於確認視窗按「提交並離開」，再回到測驗</w:t>
+            </w:r>
+            <w:r>
+              <w:rPr>
+                <w:rFonts w:ascii="標楷體" w:hAnsi="標楷體"/>
+                <w:sz w:val="22"/>
+              </w:rPr>
+              <w:t xml:space="preserve"> A</w:t>
+            </w:r>
+            <w:r>
+              <w:rPr>
+                <w:rFonts w:ascii="標楷體" w:hAnsi="標楷體"/>
+                <w:sz w:val="22"/>
+              </w:rPr>
+              <w:t>，剩餘可作答應為</w:t>
+            </w:r>
+            <w:r>
+              <w:rPr>
+                <w:rFonts w:ascii="標楷體" w:hAnsi="標楷體"/>
+                <w:sz w:val="22"/>
+              </w:rPr>
+              <w:t xml:space="preserve"> 19 </w:t>
+            </w:r>
+            <w:r>
+              <w:rPr>
+                <w:rFonts w:ascii="標楷體" w:hAnsi="標楷體"/>
+                <w:sz w:val="22"/>
+              </w:rPr>
+              <w:t>次。</w:t>
             </w:r>
           </w:p>
         </w:tc>
@@ -11926,42 +12679,77 @@
                 <w:rFonts w:ascii="標楷體" w:hAnsi="標楷體"/>
                 <w:sz w:val="22"/>
               </w:rPr>
-              <w:t>於測驗</w:t>
-            </w:r>
-            <w:r>
-              <w:rPr>
-                <w:rFonts w:ascii="標楷體" w:hAnsi="標楷體"/>
-                <w:sz w:val="22"/>
-              </w:rPr>
-              <w:t xml:space="preserve"> A </w:t>
-            </w:r>
-            <w:r>
-              <w:rPr>
-                <w:rFonts w:ascii="標楷體" w:hAnsi="標楷體"/>
-                <w:sz w:val="22"/>
-              </w:rPr>
-              <w:t>作答畫面點左側任一題號應跳至該題；作答後「已答</w:t>
-            </w:r>
-            <w:r>
-              <w:rPr>
-                <w:rFonts w:ascii="標楷體" w:hAnsi="標楷體"/>
-                <w:sz w:val="22"/>
-              </w:rPr>
-              <w:t xml:space="preserve"> N / </w:t>
-            </w:r>
-            <w:r>
-              <w:rPr>
-                <w:rFonts w:ascii="標楷體" w:hAnsi="標楷體"/>
-                <w:sz w:val="22"/>
-              </w:rPr>
-              <w:t>5</w:t>
-            </w:r>
-            <w:r>
-              <w:rPr>
-                <w:rFonts w:ascii="標楷體" w:hAnsi="標楷體"/>
-                <w:sz w:val="22"/>
-              </w:rPr>
-              <w:t>」立即增加，切到其他題後，剛才那題的題號改為已答標示。</w:t>
+              <w:t>學員甲開啟另一門課程中不限時、只能作答</w:t>
+            </w:r>
+            <w:r>
+              <w:rPr>
+                <w:rFonts w:ascii="標楷體" w:hAnsi="標楷體"/>
+                <w:sz w:val="22"/>
+              </w:rPr>
+              <w:t xml:space="preserve"> 1 </w:t>
+            </w:r>
+            <w:r>
+              <w:rPr>
+                <w:rFonts w:ascii="標楷體" w:hAnsi="標楷體"/>
+                <w:sz w:val="22"/>
+              </w:rPr>
+              <w:t>次的測驗（以下稱測驗</w:t>
+            </w:r>
+            <w:r>
+              <w:rPr>
+                <w:rFonts w:ascii="標楷體" w:hAnsi="標楷體"/>
+                <w:sz w:val="22"/>
+              </w:rPr>
+              <w:t xml:space="preserve"> B</w:t>
+            </w:r>
+            <w:r>
+              <w:rPr>
+                <w:rFonts w:ascii="標楷體" w:hAnsi="標楷體"/>
+                <w:sz w:val="22"/>
+              </w:rPr>
+              <w:t>），作答時間應顯示「不限時」、剩餘可作答為</w:t>
+            </w:r>
+            <w:r>
+              <w:rPr>
+                <w:rFonts w:ascii="標楷體" w:hAnsi="標楷體"/>
+                <w:sz w:val="22"/>
+              </w:rPr>
+              <w:t xml:space="preserve"> 1 </w:t>
+            </w:r>
+            <w:r>
+              <w:rPr>
+                <w:rFonts w:ascii="標楷體" w:hAnsi="標楷體"/>
+                <w:sz w:val="22"/>
+              </w:rPr>
+              <w:t>次；開始作答後作答畫面不顯示剩餘時間，停留</w:t>
+            </w:r>
+            <w:r>
+              <w:rPr>
+                <w:rFonts w:ascii="標楷體" w:hAnsi="標楷體"/>
+                <w:sz w:val="22"/>
+              </w:rPr>
+              <w:t xml:space="preserve"> 4 </w:t>
+            </w:r>
+            <w:r>
+              <w:rPr>
+                <w:rFonts w:ascii="標楷體" w:hAnsi="標楷體"/>
+                <w:sz w:val="22"/>
+              </w:rPr>
+              <w:t>分鐘以上亦不會自動提交；交卷後剩餘可作答變為</w:t>
+            </w:r>
+            <w:r>
+              <w:rPr>
+                <w:rFonts w:ascii="標楷體" w:hAnsi="標楷體"/>
+                <w:sz w:val="22"/>
+              </w:rPr>
+              <w:t xml:space="preserve"> 0 </w:t>
+            </w:r>
+            <w:r>
+              <w:rPr>
+                <w:rFonts w:ascii="標楷體" w:hAnsi="標楷體"/>
+                <w:sz w:val="22"/>
+              </w:rPr>
+              <w:t>次且「開始作答」不可按。</w:t>
             </w:r>
           </w:p>
         </w:tc>
@@ -12023,21 +12811,35 @@
                 <w:rFonts w:ascii="標楷體" w:hAnsi="標楷體"/>
                 <w:sz w:val="22"/>
               </w:rPr>
-              <w:t>作答中點左側選單「我的課程」，應跳出「離開作答」確認視窗，按「繼續作答」應留在作答畫面且已作答的內容不變；再點左側選單並按「提交並離開」，應顯示「已提交本次作答」並前往「我的課程」，回到測驗</w:t>
-            </w:r>
-            <w:r>
-              <w:rPr>
-                <w:rFonts w:ascii="標楷體" w:hAnsi="標楷體"/>
-                <w:sz w:val="22"/>
-              </w:rPr>
-              <w:t xml:space="preserve"> A</w:t>
-            </w:r>
-            <w:r>
-              <w:rPr>
-                <w:rFonts w:ascii="標楷體" w:hAnsi="標楷體"/>
-                <w:sz w:val="22"/>
-              </w:rPr>
-              <w:t>，歷次作答紀錄出現該次成績。</w:t>
+              <w:t>於測驗</w:t>
+            </w:r>
+            <w:r>
+              <w:rPr>
+                <w:rFonts w:ascii="標楷體" w:hAnsi="標楷體"/>
+                <w:sz w:val="22"/>
+              </w:rPr>
+              <w:t xml:space="preserve"> A </w:t>
+            </w:r>
+            <w:r>
+              <w:rPr>
+                <w:rFonts w:ascii="標楷體" w:hAnsi="標楷體"/>
+                <w:sz w:val="22"/>
+              </w:rPr>
+              <w:t>作答畫面點左側任一題號應跳至該題；作答後「已答</w:t>
+            </w:r>
+            <w:r>
+              <w:rPr>
+                <w:rFonts w:ascii="標楷體" w:hAnsi="標楷體"/>
+                <w:sz w:val="22"/>
+              </w:rPr>
+              <w:t xml:space="preserve"> N / 5</w:t>
+            </w:r>
+            <w:r>
+              <w:rPr>
+                <w:rFonts w:ascii="標楷體" w:hAnsi="標楷體"/>
+                <w:sz w:val="22"/>
+              </w:rPr>
+              <w:t>」立即增加，切到其他題後，剛才那題的題號改為已答標示。</w:t>
             </w:r>
           </w:p>
         </w:tc>
@@ -12099,7 +12901,28 @@
                 <w:rFonts w:ascii="標楷體" w:hAnsi="標楷體"/>
                 <w:sz w:val="22"/>
               </w:rPr>
-              <w:t>作答中切換到另一個瀏覽器分頁，本次作答應立即自動提交，回到原分頁時為結果頁，上方顯示「因離開作答視窗，本次作答已自動提交。」，且計入一次作答次數。</w:t>
+              <w:t>作答中點左側選單「我的課程」，應跳出「離開作答」確認視窗，按「繼續作答」應留在作答畫面且已作答的內容不變；再點左側選單並按「提</w:t>
+            </w:r>
+            <w:r>
+              <w:rPr>
+                <w:rFonts w:ascii="標楷體" w:hAnsi="標楷體"/>
+                <w:sz w:val="22"/>
+              </w:rPr>
+              <w:t>交並離開」，應顯示「已提交本次作答」並前往「我的課程」，回到測驗</w:t>
+            </w:r>
+            <w:r>
+              <w:rPr>
+                <w:rFonts w:ascii="標楷體" w:hAnsi="標楷體"/>
+                <w:sz w:val="22"/>
+              </w:rPr>
+              <w:t xml:space="preserve"> A</w:t>
+            </w:r>
+            <w:r>
+              <w:rPr>
+                <w:rFonts w:ascii="標楷體" w:hAnsi="標楷體"/>
+                <w:sz w:val="22"/>
+              </w:rPr>
+              <w:t>，歷次作答紀錄出現該次成績。</w:t>
             </w:r>
           </w:p>
         </w:tc>
@@ -12161,84 +12984,7 @@
                 <w:rFonts w:ascii="標楷體" w:hAnsi="標楷體"/>
                 <w:sz w:val="22"/>
               </w:rPr>
-              <w:t>開始作答後作答第</w:t>
-            </w:r>
-            <w:r>
-              <w:rPr>
-                <w:rFonts w:ascii="標楷體" w:hAnsi="標楷體"/>
-                <w:sz w:val="22"/>
-              </w:rPr>
-              <w:t xml:space="preserve"> 1 </w:t>
-            </w:r>
-            <w:r>
-              <w:rPr>
-                <w:rFonts w:ascii="標楷體" w:hAnsi="標楷體"/>
-                <w:sz w:val="22"/>
-              </w:rPr>
-              <w:t>題，按「下一題」作答第</w:t>
-            </w:r>
-            <w:r>
-              <w:rPr>
-                <w:rFonts w:ascii="標楷體" w:hAnsi="標楷體"/>
-                <w:sz w:val="22"/>
-              </w:rPr>
-              <w:t xml:space="preserve"> 2 </w:t>
-            </w:r>
-            <w:r>
-              <w:rPr>
-                <w:rFonts w:ascii="標楷體" w:hAnsi="標楷體"/>
-                <w:sz w:val="22"/>
-              </w:rPr>
-              <w:t>題</w:t>
-            </w:r>
-            <w:r>
-              <w:rPr>
-                <w:rFonts w:ascii="標楷體" w:hAnsi="標楷體"/>
-                <w:sz w:val="22"/>
-              </w:rPr>
-              <w:t>，再按「下一題」切到第</w:t>
-            </w:r>
-            <w:r>
-              <w:rPr>
-                <w:rFonts w:ascii="標楷體" w:hAnsi="標楷體"/>
-                <w:sz w:val="22"/>
-              </w:rPr>
-              <w:t xml:space="preserve"> 3 </w:t>
-            </w:r>
-            <w:r>
-              <w:rPr>
-                <w:rFonts w:ascii="標楷體" w:hAnsi="標楷體"/>
-                <w:sz w:val="22"/>
-              </w:rPr>
-              <w:t>題（不作答），等倒數歸零，系統應自動提交，結果頁顯示「作答時間到，已自動提交」，第</w:t>
-            </w:r>
-            <w:r>
-              <w:rPr>
-                <w:rFonts w:ascii="標楷體" w:hAnsi="標楷體"/>
-                <w:sz w:val="22"/>
-              </w:rPr>
-              <w:t xml:space="preserve"> 1</w:t>
-            </w:r>
-            <w:r>
-              <w:rPr>
-                <w:rFonts w:ascii="標楷體" w:hAnsi="標楷體"/>
-                <w:sz w:val="22"/>
-              </w:rPr>
-              <w:t>、</w:t>
-            </w:r>
-            <w:r>
-              <w:rPr>
-                <w:rFonts w:ascii="標楷體" w:hAnsi="標楷體"/>
-                <w:sz w:val="22"/>
-              </w:rPr>
-              <w:t xml:space="preserve">2 </w:t>
-            </w:r>
-            <w:r>
-              <w:rPr>
-                <w:rFonts w:ascii="標楷體" w:hAnsi="標楷體"/>
-                <w:sz w:val="22"/>
-              </w:rPr>
-              <w:t>題照常計分；歷次作答紀錄中該次標示「逾時」。</w:t>
+              <w:t>作答中切換到另一個瀏覽器分頁，本次作答應立即自動提交，回到原分頁時為結果頁，上方顯示「因離開作答視窗，本次作答已自動提交。」，且計入一次作答次數。</w:t>
             </w:r>
           </w:p>
         </w:tc>
@@ -12300,7 +13046,7 @@
                 <w:rFonts w:ascii="標楷體" w:hAnsi="標楷體"/>
                 <w:sz w:val="22"/>
               </w:rPr>
-              <w:t>留</w:t>
+              <w:t>開始作答後作答第</w:t>
             </w:r>
             <w:r>
               <w:rPr>
@@ -12314,29 +13060,63 @@
                 <w:rFonts w:ascii="標楷體" w:hAnsi="標楷體"/>
                 <w:sz w:val="22"/>
               </w:rPr>
-              <w:t>題完全不作答，最後一題選好答案後不切換題目直接按「提交」，應立即交卷（不另跳確認視窗），最後一題的作答</w:t>
-            </w:r>
-            <w:r>
-              <w:rPr>
-                <w:rFonts w:ascii="標楷體" w:hAnsi="標楷體"/>
-                <w:sz w:val="22"/>
-              </w:rPr>
-              <w:lastRenderedPageBreak/>
-              <w:t>計入成績，未作答的題目於答題明細顯示「未作答」、得</w:t>
-            </w:r>
-            <w:r>
-              <w:rPr>
-                <w:rFonts w:ascii="標楷體" w:hAnsi="標楷體"/>
-                <w:sz w:val="22"/>
-              </w:rPr>
-              <w:t xml:space="preserve"> 0 </w:t>
-            </w:r>
-            <w:r>
-              <w:rPr>
-                <w:rFonts w:ascii="標楷體" w:hAnsi="標楷體"/>
-                <w:sz w:val="22"/>
-              </w:rPr>
-              <w:t>分。</w:t>
+              <w:t>題，按「下一題」作答第</w:t>
+            </w:r>
+            <w:r>
+              <w:rPr>
+                <w:rFonts w:ascii="標楷體" w:hAnsi="標楷體"/>
+                <w:sz w:val="22"/>
+              </w:rPr>
+              <w:t xml:space="preserve"> 2 </w:t>
+            </w:r>
+            <w:r>
+              <w:rPr>
+                <w:rFonts w:ascii="標楷體" w:hAnsi="標楷體"/>
+                <w:sz w:val="22"/>
+              </w:rPr>
+              <w:t>題，再按「下一題」切到第</w:t>
+            </w:r>
+            <w:r>
+              <w:rPr>
+                <w:rFonts w:ascii="標楷體" w:hAnsi="標楷體"/>
+                <w:sz w:val="22"/>
+              </w:rPr>
+              <w:t xml:space="preserve"> 3 </w:t>
+            </w:r>
+            <w:r>
+              <w:rPr>
+                <w:rFonts w:ascii="標楷體" w:hAnsi="標楷體"/>
+                <w:sz w:val="22"/>
+              </w:rPr>
+              <w:t>題（不作答），等倒數歸零，系統應自動提交，結果頁顯示「作答時間到，已自動提交」，第</w:t>
+            </w:r>
+            <w:r>
+              <w:rPr>
+                <w:rFonts w:ascii="標楷體" w:hAnsi="標楷體"/>
+                <w:sz w:val="22"/>
+              </w:rPr>
+              <w:t xml:space="preserve"> 1</w:t>
+            </w:r>
+            <w:r>
+              <w:rPr>
+                <w:rFonts w:ascii="標楷體" w:hAnsi="標楷體"/>
+                <w:sz w:val="22"/>
+              </w:rPr>
+              <w:t>、</w:t>
+            </w:r>
+            <w:r>
+              <w:rPr>
+                <w:rFonts w:ascii="標楷體" w:hAnsi="標楷體"/>
+                <w:sz w:val="22"/>
+              </w:rPr>
+              <w:t xml:space="preserve">2 </w:t>
+            </w:r>
+            <w:r>
+              <w:rPr>
+                <w:rFonts w:ascii="標楷體" w:hAnsi="標楷體"/>
+                <w:sz w:val="22"/>
+              </w:rPr>
+              <w:t>題照常計分；歷次作答紀錄中該次標示「逾時」。</w:t>
             </w:r>
           </w:p>
         </w:tc>
@@ -12398,7 +13178,29 @@
                 <w:rFonts w:ascii="標楷體" w:hAnsi="標楷體"/>
                 <w:sz w:val="22"/>
               </w:rPr>
-              <w:t>單選題選對應得該題全部配分、選錯得</w:t>
+              <w:t>留</w:t>
+            </w:r>
+            <w:r>
+              <w:rPr>
+                <w:rFonts w:ascii="標楷體" w:hAnsi="標楷體"/>
+                <w:sz w:val="22"/>
+              </w:rPr>
+              <w:t xml:space="preserve"> 1 </w:t>
+            </w:r>
+            <w:r>
+              <w:rPr>
+                <w:rFonts w:ascii="標楷體" w:hAnsi="標楷體"/>
+                <w:sz w:val="22"/>
+              </w:rPr>
+              <w:t>題完全不作答，最後一題選好答案後不切換題目直接按</w:t>
+            </w:r>
+            <w:r>
+              <w:rPr>
+                <w:rFonts w:ascii="標楷體" w:hAnsi="標楷體"/>
+                <w:sz w:val="22"/>
+              </w:rPr>
+              <w:lastRenderedPageBreak/>
+              <w:t>「提交」，應立即交卷（不另跳確認視窗），最後一題的作答計入成績，未作答的題目於答題明細顯示「未作答」、得</w:t>
             </w:r>
             <w:r>
               <w:rPr>
@@ -12412,140 +13214,7 @@
                 <w:rFonts w:ascii="標楷體" w:hAnsi="標楷體"/>
                 <w:sz w:val="22"/>
               </w:rPr>
-              <w:t>分；測驗</w:t>
-            </w:r>
-            <w:r>
-              <w:rPr>
-                <w:rFonts w:ascii="標楷體" w:hAnsi="標楷體"/>
-                <w:sz w:val="22"/>
-              </w:rPr>
-              <w:t xml:space="preserve"> A </w:t>
-            </w:r>
-            <w:r>
-              <w:rPr>
-                <w:rFonts w:ascii="標楷體" w:hAnsi="標楷體"/>
-                <w:sz w:val="22"/>
-              </w:rPr>
-              <w:t>的多選題（配分</w:t>
-            </w:r>
-            <w:r>
-              <w:rPr>
-                <w:rFonts w:ascii="標楷體" w:hAnsi="標楷體"/>
-                <w:sz w:val="22"/>
-              </w:rPr>
-              <w:t xml:space="preserve"> 30</w:t>
-            </w:r>
-            <w:r>
-              <w:rPr>
-                <w:rFonts w:ascii="標楷體" w:hAnsi="標楷體"/>
-                <w:sz w:val="22"/>
-              </w:rPr>
-              <w:t>、</w:t>
-            </w:r>
-            <w:r>
-              <w:rPr>
-                <w:rFonts w:ascii="標楷體" w:hAnsi="標楷體"/>
-                <w:sz w:val="22"/>
-              </w:rPr>
-              <w:t xml:space="preserve">3 </w:t>
-            </w:r>
-            <w:r>
-              <w:rPr>
-                <w:rFonts w:ascii="標楷體" w:hAnsi="標楷體"/>
-                <w:sz w:val="22"/>
-              </w:rPr>
-              <w:t>個正確選項）選</w:t>
-            </w:r>
-            <w:r>
-              <w:rPr>
-                <w:rFonts w:ascii="標楷體" w:hAnsi="標楷體"/>
-                <w:sz w:val="22"/>
-              </w:rPr>
-              <w:t xml:space="preserve"> 2 </w:t>
-            </w:r>
-            <w:r>
-              <w:rPr>
-                <w:rFonts w:ascii="標楷體" w:hAnsi="標楷體"/>
-                <w:sz w:val="22"/>
-              </w:rPr>
-              <w:t>個正確、</w:t>
-            </w:r>
-            <w:r>
-              <w:rPr>
-                <w:rFonts w:ascii="標楷體" w:hAnsi="標楷體"/>
-                <w:sz w:val="22"/>
-              </w:rPr>
-              <w:t xml:space="preserve">1 </w:t>
-            </w:r>
-            <w:r>
-              <w:rPr>
-                <w:rFonts w:ascii="標楷體" w:hAnsi="標楷體"/>
-                <w:sz w:val="22"/>
-              </w:rPr>
-              <w:t>個錯誤應得</w:t>
-            </w:r>
-            <w:r>
-              <w:rPr>
-                <w:rFonts w:ascii="標楷體" w:hAnsi="標楷體"/>
-                <w:sz w:val="22"/>
-              </w:rPr>
-              <w:t xml:space="preserve"> 10 </w:t>
-            </w:r>
-            <w:r>
-              <w:rPr>
-                <w:rFonts w:ascii="標楷體" w:hAnsi="標楷體"/>
-                <w:sz w:val="22"/>
-              </w:rPr>
-              <w:t>分並標示「部分對」，選</w:t>
-            </w:r>
-            <w:r>
-              <w:rPr>
-                <w:rFonts w:ascii="標楷體" w:hAnsi="標楷體"/>
-                <w:sz w:val="22"/>
-              </w:rPr>
-              <w:t xml:space="preserve"> </w:t>
-            </w:r>
-            <w:r>
-              <w:rPr>
-                <w:rFonts w:ascii="標楷體" w:hAnsi="標楷體"/>
-                <w:sz w:val="22"/>
-              </w:rPr>
-              <w:t xml:space="preserve">1 </w:t>
-            </w:r>
-            <w:r>
-              <w:rPr>
-                <w:rFonts w:ascii="標楷體" w:hAnsi="標楷體"/>
-                <w:sz w:val="22"/>
-              </w:rPr>
-              <w:t>個正確、</w:t>
-            </w:r>
-            <w:r>
-              <w:rPr>
-                <w:rFonts w:ascii="標楷體" w:hAnsi="標楷體"/>
-                <w:sz w:val="22"/>
-              </w:rPr>
-              <w:t xml:space="preserve">2 </w:t>
-            </w:r>
-            <w:r>
-              <w:rPr>
-                <w:rFonts w:ascii="標楷體" w:hAnsi="標楷體"/>
-                <w:sz w:val="22"/>
-              </w:rPr>
-              <w:t>個錯誤應得</w:t>
-            </w:r>
-            <w:r>
-              <w:rPr>
-                <w:rFonts w:ascii="標楷體" w:hAnsi="標楷體"/>
-                <w:sz w:val="22"/>
-              </w:rPr>
-              <w:t xml:space="preserve"> 0 </w:t>
-            </w:r>
-            <w:r>
-              <w:rPr>
-                <w:rFonts w:ascii="標楷體" w:hAnsi="標楷體"/>
-                <w:sz w:val="22"/>
-              </w:rPr>
-              <w:t>分，且不扣其他題的分數。</w:t>
+              <w:t>分。</w:t>
             </w:r>
           </w:p>
         </w:tc>
@@ -12607,35 +13276,105 @@
                 <w:rFonts w:ascii="標楷體" w:hAnsi="標楷體"/>
                 <w:sz w:val="22"/>
               </w:rPr>
-              <w:t>結果頁答題明細應列出每題的正確答案，點任一列開啟「題目檢討」，選項應逐一標示答對、選錯或漏選；於「歷次作答紀錄」點第</w:t>
-            </w:r>
-            <w:r>
-              <w:rPr>
-                <w:rFonts w:ascii="標楷體" w:hAnsi="標楷體"/>
-                <w:sz w:val="22"/>
-              </w:rPr>
-              <w:t xml:space="preserve"> 7 </w:t>
-            </w:r>
-            <w:r>
-              <w:rPr>
-                <w:rFonts w:ascii="標楷體" w:hAnsi="標楷體"/>
-                <w:sz w:val="22"/>
-              </w:rPr>
-              <w:t>項所做的那次作答（第</w:t>
-            </w:r>
-            <w:r>
-              <w:rPr>
-                <w:rFonts w:ascii="標楷體" w:hAnsi="標楷體"/>
-                <w:sz w:val="22"/>
-              </w:rPr>
-              <w:t xml:space="preserve"> 7 </w:t>
-            </w:r>
-            <w:r>
-              <w:rPr>
-                <w:rFonts w:ascii="標楷體" w:hAnsi="標楷體"/>
-                <w:sz w:val="22"/>
-              </w:rPr>
-              <w:t>項作答時請先記下第</w:t>
+              <w:t>單選題選對應得該題全部配分、選錯得</w:t>
+            </w:r>
+            <w:r>
+              <w:rPr>
+                <w:rFonts w:ascii="標楷體" w:hAnsi="標楷體"/>
+                <w:sz w:val="22"/>
+              </w:rPr>
+              <w:t xml:space="preserve"> 0 </w:t>
+            </w:r>
+            <w:r>
+              <w:rPr>
+                <w:rFonts w:ascii="標楷體" w:hAnsi="標楷體"/>
+                <w:sz w:val="22"/>
+              </w:rPr>
+              <w:t>分；測驗</w:t>
+            </w:r>
+            <w:r>
+              <w:rPr>
+                <w:rFonts w:ascii="標楷體" w:hAnsi="標楷體"/>
+                <w:sz w:val="22"/>
+              </w:rPr>
+              <w:t xml:space="preserve"> A </w:t>
+            </w:r>
+            <w:r>
+              <w:rPr>
+                <w:rFonts w:ascii="標楷體" w:hAnsi="標楷體"/>
+                <w:sz w:val="22"/>
+              </w:rPr>
+              <w:t>的多選題（配分</w:t>
+            </w:r>
+            <w:r>
+              <w:rPr>
+                <w:rFonts w:ascii="標楷體" w:hAnsi="標楷體"/>
+                <w:sz w:val="22"/>
+              </w:rPr>
+              <w:t xml:space="preserve"> 30</w:t>
+            </w:r>
+            <w:r>
+              <w:rPr>
+                <w:rFonts w:ascii="標楷體" w:hAnsi="標楷體"/>
+                <w:sz w:val="22"/>
+              </w:rPr>
+              <w:t>、</w:t>
+            </w:r>
+            <w:r>
+              <w:rPr>
+                <w:rFonts w:ascii="標楷體" w:hAnsi="標楷體"/>
+                <w:sz w:val="22"/>
+              </w:rPr>
+              <w:t xml:space="preserve">3 </w:t>
+            </w:r>
+            <w:r>
+              <w:rPr>
+                <w:rFonts w:ascii="標楷體" w:hAnsi="標楷體"/>
+                <w:sz w:val="22"/>
+              </w:rPr>
+              <w:t>個正確選項）選</w:t>
+            </w:r>
+            <w:r>
+              <w:rPr>
+                <w:rFonts w:ascii="標楷體" w:hAnsi="標楷體"/>
+                <w:sz w:val="22"/>
+              </w:rPr>
+              <w:t xml:space="preserve"> 2 </w:t>
+            </w:r>
+            <w:r>
+              <w:rPr>
+                <w:rFonts w:ascii="標楷體" w:hAnsi="標楷體"/>
+                <w:sz w:val="22"/>
+              </w:rPr>
+              <w:t>個正確、</w:t>
+            </w:r>
+            <w:r>
+              <w:rPr>
+                <w:rFonts w:ascii="標楷體" w:hAnsi="標楷體"/>
+                <w:sz w:val="22"/>
+              </w:rPr>
+              <w:t xml:space="preserve">1 </w:t>
+            </w:r>
+            <w:r>
+              <w:rPr>
+                <w:rFonts w:ascii="標楷體" w:hAnsi="標楷體"/>
+                <w:sz w:val="22"/>
+              </w:rPr>
+              <w:t>個錯誤應得</w:t>
+            </w:r>
+            <w:r>
+              <w:rPr>
+                <w:rFonts w:ascii="標楷體" w:hAnsi="標楷體"/>
+                <w:sz w:val="22"/>
+              </w:rPr>
+              <w:t xml:space="preserve"> 10 </w:t>
+            </w:r>
+            <w:r>
+              <w:rPr>
+                <w:rFonts w:ascii="標楷體" w:hAnsi="標楷體"/>
+                <w:sz w:val="22"/>
+              </w:rPr>
+              <w:t>分並標示「部分對」，選</w:t>
             </w:r>
             <w:r>
               <w:rPr>
@@ -12649,7 +13388,35 @@
                 <w:rFonts w:ascii="標楷體" w:hAnsi="標楷體"/>
                 <w:sz w:val="22"/>
               </w:rPr>
-              <w:t>題的題目），應顯示該次的逐題明細，題目順序與當時相同，且畫面只有「返回課程」、不提供重新作答。</w:t>
+              <w:t>個正確、</w:t>
+            </w:r>
+            <w:r>
+              <w:rPr>
+                <w:rFonts w:ascii="標楷體" w:hAnsi="標楷體"/>
+                <w:sz w:val="22"/>
+              </w:rPr>
+              <w:t xml:space="preserve">2 </w:t>
+            </w:r>
+            <w:r>
+              <w:rPr>
+                <w:rFonts w:ascii="標楷體" w:hAnsi="標楷體"/>
+                <w:sz w:val="22"/>
+              </w:rPr>
+              <w:t>個錯誤應得</w:t>
+            </w:r>
+            <w:r>
+              <w:rPr>
+                <w:rFonts w:ascii="標楷體" w:hAnsi="標楷體"/>
+                <w:sz w:val="22"/>
+              </w:rPr>
+              <w:t xml:space="preserve"> 0 </w:t>
+            </w:r>
+            <w:r>
+              <w:rPr>
+                <w:rFonts w:ascii="標楷體" w:hAnsi="標楷體"/>
+                <w:sz w:val="22"/>
+              </w:rPr>
+              <w:t>分，且不扣其他題的分數。</w:t>
             </w:r>
           </w:p>
         </w:tc>
@@ -12711,7 +13478,49 @@
                 <w:rFonts w:ascii="標楷體" w:hAnsi="標楷體"/>
                 <w:sz w:val="22"/>
               </w:rPr>
-              <w:t>重新作答時，題目與選項的排列順序應與前一次不同；同一次作答中切換題目來回，順序則維持不變。</w:t>
+              <w:t>結果頁答題明細應列出每題的正確答案，點任一列開啟「題目檢討」，選項應逐一標示答對、選錯或漏選；於「歷次作答紀錄」點第</w:t>
+            </w:r>
+            <w:r>
+              <w:rPr>
+                <w:rFonts w:ascii="標楷體" w:hAnsi="標楷體"/>
+                <w:sz w:val="22"/>
+              </w:rPr>
+              <w:t xml:space="preserve"> 8 </w:t>
+            </w:r>
+            <w:r>
+              <w:rPr>
+                <w:rFonts w:ascii="標楷體" w:hAnsi="標楷體"/>
+                <w:sz w:val="22"/>
+              </w:rPr>
+              <w:t>項所做的那次作答（第</w:t>
+            </w:r>
+            <w:r>
+              <w:rPr>
+                <w:rFonts w:ascii="標楷體" w:hAnsi="標楷體"/>
+                <w:sz w:val="22"/>
+              </w:rPr>
+              <w:t xml:space="preserve"> 8 </w:t>
+            </w:r>
+            <w:r>
+              <w:rPr>
+                <w:rFonts w:ascii="標楷體" w:hAnsi="標楷體"/>
+                <w:sz w:val="22"/>
+              </w:rPr>
+              <w:t>項作答時請先記下第</w:t>
+            </w:r>
+            <w:r>
+              <w:rPr>
+                <w:rFonts w:ascii="標楷體" w:hAnsi="標楷體"/>
+                <w:sz w:val="22"/>
+              </w:rPr>
+              <w:t xml:space="preserve"> 1 </w:t>
+            </w:r>
+            <w:r>
+              <w:rPr>
+                <w:rFonts w:ascii="標楷體" w:hAnsi="標楷體"/>
+                <w:sz w:val="22"/>
+              </w:rPr>
+              <w:t>題的題目），應顯示該次的逐題明細，題目順序與當時相同，且畫面只有「返回課程」、不提供重新作答。</w:t>
             </w:r>
           </w:p>
         </w:tc>
@@ -12773,63 +13582,7 @@
                 <w:rFonts w:ascii="標楷體" w:hAnsi="標楷體"/>
                 <w:sz w:val="22"/>
               </w:rPr>
-              <w:t>測驗</w:t>
-            </w:r>
-            <w:r>
-              <w:rPr>
-                <w:rFonts w:ascii="標楷體" w:hAnsi="標楷體"/>
-                <w:sz w:val="22"/>
-              </w:rPr>
-              <w:t xml:space="preserve"> A </w:t>
-            </w:r>
-            <w:r>
-              <w:rPr>
-                <w:rFonts w:ascii="標楷體" w:hAnsi="標楷體"/>
-                <w:sz w:val="22"/>
-              </w:rPr>
-              <w:t>未達及格分數且仍有次數時，結果頁應顯示「未達及格分數，您仍有重考機會」與「回課程重新作答」，按下應回到課程學習頁並停在測驗</w:t>
-            </w:r>
-            <w:r>
-              <w:rPr>
-                <w:rFonts w:ascii="標楷體" w:hAnsi="標楷體"/>
-                <w:sz w:val="22"/>
-              </w:rPr>
-              <w:t xml:space="preserve"> A</w:t>
-            </w:r>
-            <w:r>
-              <w:rPr>
-                <w:rFonts w:ascii="標楷體" w:hAnsi="標楷體"/>
-                <w:sz w:val="22"/>
-              </w:rPr>
-              <w:t>；再作答一次總分達</w:t>
-            </w:r>
-            <w:r>
-              <w:rPr>
-                <w:rFonts w:ascii="標楷體" w:hAnsi="標楷體"/>
-                <w:sz w:val="22"/>
-              </w:rPr>
-              <w:t xml:space="preserve"> 80 </w:t>
-            </w:r>
-            <w:r>
-              <w:rPr>
-                <w:rFonts w:ascii="標楷體" w:hAnsi="標楷體"/>
-                <w:sz w:val="22"/>
-              </w:rPr>
-              <w:t>分以上，結果頁應顯示合格，該測驗項目標示完成，下一章的第一個項目隨即可點開（只點開第一份教材，第二份留待第</w:t>
-            </w:r>
-            <w:r>
-              <w:rPr>
-                <w:rFonts w:ascii="標楷體" w:hAnsi="標楷體"/>
-                <w:sz w:val="22"/>
-              </w:rPr>
-              <w:t xml:space="preserve"> 14 </w:t>
-            </w:r>
-            <w:r>
-              <w:rPr>
-                <w:rFonts w:ascii="標楷體" w:hAnsi="標楷體"/>
-                <w:sz w:val="22"/>
-              </w:rPr>
-              <w:t>項）。</w:t>
+              <w:t>重新作答時，題目與選項的排列順序應與前一次不同；同一次作答中切換題目來回，順序則維持不變。</w:t>
             </w:r>
           </w:p>
         </w:tc>
@@ -12891,7 +13644,7 @@
                 <w:rFonts w:ascii="標楷體" w:hAnsi="標楷體"/>
                 <w:sz w:val="22"/>
               </w:rPr>
-              <w:t>記下測驗</w:t>
+              <w:t>測驗</w:t>
             </w:r>
             <w:r>
               <w:rPr>
@@ -12905,35 +13658,56 @@
                 <w:rFonts w:ascii="標楷體" w:hAnsi="標楷體"/>
                 <w:sz w:val="22"/>
               </w:rPr>
-              <w:t>目前的最高分後，再作答一次並得較低的成績，測驗項目應同時顯示最近一次（較低）的成績與原最高分；</w:t>
-            </w:r>
-            <w:r>
-              <w:rPr>
-                <w:rFonts w:ascii="標楷體" w:hAnsi="標楷體"/>
-                <w:sz w:val="22"/>
-              </w:rPr>
-              <w:t xml:space="preserve">ET02 </w:t>
-            </w:r>
-            <w:r>
-              <w:rPr>
-                <w:rFonts w:ascii="標楷體" w:hAnsi="標楷體"/>
-                <w:sz w:val="22"/>
-              </w:rPr>
-              <w:t>學員學習表現中該學員的平均成績應以測驗</w:t>
-            </w:r>
-            <w:r>
-              <w:rPr>
-                <w:rFonts w:ascii="標楷體" w:hAnsi="標楷體"/>
-                <w:sz w:val="22"/>
-              </w:rPr>
-              <w:t xml:space="preserve"> A </w:t>
-            </w:r>
-            <w:r>
-              <w:rPr>
-                <w:rFonts w:ascii="標楷體" w:hAnsi="標楷體"/>
-                <w:sz w:val="22"/>
-              </w:rPr>
-              <w:t>的最高分計入。</w:t>
+              <w:t>未達及格分數且仍有次數時，結果頁應顯示「未達及格分數，您仍有重考機會」與「回課程重新作答」，按下應回到課程學習頁並停在</w:t>
+            </w:r>
+            <w:r>
+              <w:rPr>
+                <w:rFonts w:ascii="標楷體" w:hAnsi="標楷體"/>
+                <w:sz w:val="22"/>
+              </w:rPr>
+              <w:t>測驗</w:t>
+            </w:r>
+            <w:r>
+              <w:rPr>
+                <w:rFonts w:ascii="標楷體" w:hAnsi="標楷體"/>
+                <w:sz w:val="22"/>
+              </w:rPr>
+              <w:t xml:space="preserve"> A</w:t>
+            </w:r>
+            <w:r>
+              <w:rPr>
+                <w:rFonts w:ascii="標楷體" w:hAnsi="標楷體"/>
+                <w:sz w:val="22"/>
+              </w:rPr>
+              <w:t>；再作答一次總分達</w:t>
+            </w:r>
+            <w:r>
+              <w:rPr>
+                <w:rFonts w:ascii="標楷體" w:hAnsi="標楷體"/>
+                <w:sz w:val="22"/>
+              </w:rPr>
+              <w:t xml:space="preserve"> 80 </w:t>
+            </w:r>
+            <w:r>
+              <w:rPr>
+                <w:rFonts w:ascii="標楷體" w:hAnsi="標楷體"/>
+                <w:sz w:val="22"/>
+              </w:rPr>
+              <w:t>分以上，結果頁應顯示合格，該測驗項目標示完成，下一章的第一個項目隨即可點開（只點開第一份教材，第二份留待第</w:t>
+            </w:r>
+            <w:r>
+              <w:rPr>
+                <w:rFonts w:ascii="標楷體" w:hAnsi="標楷體"/>
+                <w:sz w:val="22"/>
+              </w:rPr>
+              <w:t xml:space="preserve"> 16 </w:t>
+            </w:r>
+            <w:r>
+              <w:rPr>
+                <w:rFonts w:ascii="標楷體" w:hAnsi="標楷體"/>
+                <w:sz w:val="22"/>
+              </w:rPr>
+              <w:t>項）。</w:t>
             </w:r>
           </w:p>
         </w:tc>
@@ -12995,126 +13769,49 @@
                 <w:rFonts w:ascii="標楷體" w:hAnsi="標楷體"/>
                 <w:sz w:val="22"/>
               </w:rPr>
-              <w:t>學員乙於一份可作答</w:t>
-            </w:r>
-            <w:r>
-              <w:rPr>
-                <w:rFonts w:ascii="標楷體" w:hAnsi="標楷體"/>
-                <w:sz w:val="22"/>
-              </w:rPr>
-              <w:t xml:space="preserve"> 2 </w:t>
-            </w:r>
-            <w:r>
-              <w:rPr>
-                <w:rFonts w:ascii="標楷體" w:hAnsi="標楷體"/>
-                <w:sz w:val="22"/>
-              </w:rPr>
-              <w:t>次的測驗（以</w:t>
-            </w:r>
-            <w:r>
-              <w:rPr>
-                <w:rFonts w:ascii="標楷體" w:hAnsi="標楷體"/>
-                <w:sz w:val="22"/>
-              </w:rPr>
-              <w:t>下稱測驗</w:t>
-            </w:r>
-            <w:r>
-              <w:rPr>
-                <w:rFonts w:ascii="標楷體" w:hAnsi="標楷體"/>
-                <w:sz w:val="22"/>
-              </w:rPr>
-              <w:t xml:space="preserve"> C</w:t>
-            </w:r>
-            <w:r>
-              <w:rPr>
-                <w:rFonts w:ascii="標楷體" w:hAnsi="標楷體"/>
-                <w:sz w:val="22"/>
-              </w:rPr>
-              <w:t>）用完</w:t>
-            </w:r>
-            <w:r>
-              <w:rPr>
-                <w:rFonts w:ascii="標楷體" w:hAnsi="標楷體"/>
-                <w:sz w:val="22"/>
-              </w:rPr>
-              <w:t xml:space="preserve"> 2 </w:t>
-            </w:r>
-            <w:r>
-              <w:rPr>
-                <w:rFonts w:ascii="標楷體" w:hAnsi="標楷體"/>
-                <w:sz w:val="22"/>
-              </w:rPr>
-              <w:t>次且未及格後，應顯示「重考次數已用完，請聯繫教師重置」、「開始作答」不可按，歷次作答紀錄仍可點閱；教師甲於</w:t>
-            </w:r>
-            <w:r>
-              <w:rPr>
-                <w:rFonts w:ascii="標楷體" w:hAnsi="標楷體"/>
-                <w:sz w:val="22"/>
-              </w:rPr>
-              <w:t xml:space="preserve"> ET02 </w:t>
-            </w:r>
-            <w:r>
-              <w:rPr>
-                <w:rFonts w:ascii="標楷體" w:hAnsi="標楷體"/>
-                <w:sz w:val="22"/>
-              </w:rPr>
-              <w:t>選擇測驗</w:t>
-            </w:r>
-            <w:r>
-              <w:rPr>
-                <w:rFonts w:ascii="標楷體" w:hAnsi="標楷體"/>
-                <w:sz w:val="22"/>
-              </w:rPr>
-              <w:t xml:space="preserve"> C </w:t>
-            </w:r>
-            <w:r>
-              <w:rPr>
-                <w:rFonts w:ascii="標楷體" w:hAnsi="標楷體"/>
-                <w:sz w:val="22"/>
-              </w:rPr>
-              <w:t>所屬的課程，於「作答明細」展開學員乙，按測驗</w:t>
-            </w:r>
-            <w:r>
-              <w:rPr>
-                <w:rFonts w:ascii="標楷體" w:hAnsi="標楷體"/>
-                <w:sz w:val="22"/>
-              </w:rPr>
-              <w:t xml:space="preserve"> C </w:t>
-            </w:r>
-            <w:r>
-              <w:rPr>
-                <w:rFonts w:ascii="標楷體" w:hAnsi="標楷體"/>
-                <w:sz w:val="22"/>
-              </w:rPr>
-              <w:t>的「重置重考次數」並確定後，剩餘可作答恢復為</w:t>
-            </w:r>
-            <w:r>
-              <w:rPr>
-                <w:rFonts w:ascii="標楷體" w:hAnsi="標楷體"/>
-                <w:sz w:val="22"/>
-              </w:rPr>
-              <w:t xml:space="preserve"> 2 </w:t>
-            </w:r>
-            <w:r>
-              <w:rPr>
-                <w:rFonts w:ascii="標楷體" w:hAnsi="標楷體"/>
-                <w:sz w:val="22"/>
-              </w:rPr>
-              <w:t>次並可開始作答；學員乙再作答一次後，歷次作答紀錄應於該次之前出現一列「重考次數已重置」與日期，先前</w:t>
-            </w:r>
-            <w:r>
-              <w:rPr>
-                <w:rFonts w:ascii="標楷體" w:hAnsi="標楷體"/>
-                <w:sz w:val="22"/>
-              </w:rPr>
-              <w:t xml:space="preserve"> 2 </w:t>
-            </w:r>
-            <w:r>
-              <w:rPr>
-                <w:rFonts w:ascii="標楷體" w:hAnsi="標楷體"/>
-                <w:sz w:val="22"/>
-              </w:rPr>
-              <w:t>次照常顯示、不標「前一輪」。</w:t>
+              <w:t>記下測驗</w:t>
+            </w:r>
+            <w:r>
+              <w:rPr>
+                <w:rFonts w:ascii="標楷體" w:hAnsi="標楷體"/>
+                <w:sz w:val="22"/>
+              </w:rPr>
+              <w:t xml:space="preserve"> A </w:t>
+            </w:r>
+            <w:r>
+              <w:rPr>
+                <w:rFonts w:ascii="標楷體" w:hAnsi="標楷體"/>
+                <w:sz w:val="22"/>
+              </w:rPr>
+              <w:t>目前的最高分後，再作答一次並得較低的成績，測驗項目應同時顯示最近一次（較低）的成績與原最高分；</w:t>
+            </w:r>
+            <w:r>
+              <w:rPr>
+                <w:rFonts w:ascii="標楷體" w:hAnsi="標楷體"/>
+                <w:sz w:val="22"/>
+              </w:rPr>
+              <w:t xml:space="preserve">ET02 </w:t>
+            </w:r>
+            <w:r>
+              <w:rPr>
+                <w:rFonts w:ascii="標楷體" w:hAnsi="標楷體"/>
+                <w:sz w:val="22"/>
+              </w:rPr>
+              <w:t>學員學習表現中該學員的平均成績應以測驗</w:t>
+            </w:r>
+            <w:r>
+              <w:rPr>
+                <w:rFonts w:ascii="標楷體" w:hAnsi="標楷體"/>
+                <w:sz w:val="22"/>
+              </w:rPr>
+              <w:t xml:space="preserve"> A </w:t>
+            </w:r>
+            <w:r>
+              <w:rPr>
+                <w:rFonts w:ascii="標楷體" w:hAnsi="標楷體"/>
+                <w:sz w:val="22"/>
+              </w:rPr>
+              <w:t>的最高分計入。</w:t>
             </w:r>
           </w:p>
         </w:tc>
@@ -13176,92 +13873,56 @@
                 <w:rFonts w:ascii="標楷體" w:hAnsi="標楷體"/>
                 <w:sz w:val="22"/>
               </w:rPr>
-              <w:t>學員甲通過測驗</w:t>
-            </w:r>
-            <w:r>
-              <w:rPr>
-                <w:rFonts w:ascii="標楷體" w:hAnsi="標楷體"/>
-                <w:sz w:val="22"/>
-              </w:rPr>
-              <w:t xml:space="preserve"> A </w:t>
-            </w:r>
-            <w:r>
-              <w:rPr>
-                <w:rFonts w:ascii="標楷體" w:hAnsi="標楷體"/>
-                <w:sz w:val="22"/>
-              </w:rPr>
-              <w:t>後，教師甲修改測驗</w:t>
-            </w:r>
-            <w:r>
-              <w:rPr>
-                <w:rFonts w:ascii="標楷體" w:hAnsi="標楷體"/>
-                <w:sz w:val="22"/>
-              </w:rPr>
-              <w:t xml:space="preserve"> A </w:t>
-            </w:r>
-            <w:r>
-              <w:rPr>
-                <w:rFonts w:ascii="標楷體" w:hAnsi="標楷體"/>
-                <w:sz w:val="22"/>
-              </w:rPr>
-              <w:t>的內容後按「儲存」，於詢問視窗選「儲存並要求重測」，再按頁面底部「</w:t>
-            </w:r>
-            <w:r>
-              <w:rPr>
-                <w:rFonts w:ascii="標楷體" w:hAnsi="標楷體"/>
-                <w:sz w:val="22"/>
-              </w:rPr>
-              <w:t>更新」並於確認視窗按「確認更新」，學員甲的測驗</w:t>
-            </w:r>
-            <w:r>
-              <w:rPr>
-                <w:rFonts w:ascii="標楷體" w:hAnsi="標楷體"/>
-                <w:sz w:val="22"/>
-              </w:rPr>
-              <w:t xml:space="preserve"> A </w:t>
-            </w:r>
-            <w:r>
-              <w:rPr>
-                <w:rFonts w:ascii="標楷體" w:hAnsi="標楷體"/>
-                <w:sz w:val="22"/>
-              </w:rPr>
-              <w:t>應不再顯示已及格、剩餘可作答恢復為</w:t>
-            </w:r>
-            <w:r>
-              <w:rPr>
-                <w:rFonts w:ascii="標楷體" w:hAnsi="標楷體"/>
-                <w:sz w:val="22"/>
-              </w:rPr>
-              <w:t xml:space="preserve"> 20 </w:t>
-            </w:r>
-            <w:r>
-              <w:rPr>
-                <w:rFonts w:ascii="標楷體" w:hAnsi="標楷體"/>
-                <w:sz w:val="22"/>
-              </w:rPr>
-              <w:t>次，下一章尚未完成的項目回到鎖定，測驗</w:t>
-            </w:r>
-            <w:r>
-              <w:rPr>
-                <w:rFonts w:ascii="標楷體" w:hAnsi="標楷體"/>
-                <w:sz w:val="22"/>
-              </w:rPr>
-              <w:t xml:space="preserve"> A </w:t>
-            </w:r>
-            <w:r>
-              <w:rPr>
-                <w:rFonts w:ascii="標楷體" w:hAnsi="標楷體"/>
-                <w:sz w:val="22"/>
-              </w:rPr>
-              <w:t>顯示「教師已要求重測，重新作答後才會計算結業成績。」且不顯示最高分；歷次作答紀錄末尾出現一列「教師要求重測（測驗內容已更新）」與日期，先前的作答以灰色顯示並標「前一輪」、仍可點開；學員甲重新作答一</w:t>
-            </w:r>
-            <w:r>
-              <w:rPr>
-                <w:rFonts w:ascii="標楷體" w:hAnsi="標楷體"/>
-                <w:sz w:val="22"/>
-              </w:rPr>
-              <w:lastRenderedPageBreak/>
-              <w:t>次並得低於先前最高分的成績，最高分應為這次的成績。</w:t>
+              <w:t>學員乙於一份可作答</w:t>
+            </w:r>
+            <w:r>
+              <w:rPr>
+                <w:rFonts w:ascii="標楷體" w:hAnsi="標楷體"/>
+                <w:sz w:val="22"/>
+              </w:rPr>
+              <w:t xml:space="preserve"> 2 </w:t>
+            </w:r>
+            <w:r>
+              <w:rPr>
+                <w:rFonts w:ascii="標楷體" w:hAnsi="標楷體"/>
+                <w:sz w:val="22"/>
+              </w:rPr>
+              <w:t>次的測驗（以下稱測驗</w:t>
+            </w:r>
+            <w:r>
+              <w:rPr>
+                <w:rFonts w:ascii="標楷體" w:hAnsi="標楷體"/>
+                <w:sz w:val="22"/>
+              </w:rPr>
+              <w:t xml:space="preserve"> C</w:t>
+            </w:r>
+            <w:r>
+              <w:rPr>
+                <w:rFonts w:ascii="標楷體" w:hAnsi="標楷體"/>
+                <w:sz w:val="22"/>
+              </w:rPr>
+              <w:t>）用完</w:t>
+            </w:r>
+            <w:r>
+              <w:rPr>
+                <w:rFonts w:ascii="標楷體" w:hAnsi="標楷體"/>
+                <w:sz w:val="22"/>
+              </w:rPr>
+              <w:t xml:space="preserve"> 2 </w:t>
+            </w:r>
+            <w:r>
+              <w:rPr>
+                <w:rFonts w:ascii="標楷體" w:hAnsi="標楷體"/>
+                <w:sz w:val="22"/>
+              </w:rPr>
+              <w:t>次且未及格後，應顯示「重考次數已用完，請聯繫教師重置」、「開始作答」不可按，歷次作答紀錄仍可點</w:t>
+            </w:r>
+            <w:r>
+              <w:rPr>
+                <w:rFonts w:ascii="標楷體" w:hAnsi="標楷體"/>
+                <w:sz w:val="22"/>
+              </w:rPr>
+              <w:t>閱。</w:t>
             </w:r>
           </w:p>
         </w:tc>
@@ -13323,6 +13984,347 @@
                 <w:rFonts w:ascii="標楷體" w:hAnsi="標楷體"/>
                 <w:sz w:val="22"/>
               </w:rPr>
+              <w:t>教師甲於</w:t>
+            </w:r>
+            <w:r>
+              <w:rPr>
+                <w:rFonts w:ascii="標楷體" w:hAnsi="標楷體"/>
+                <w:sz w:val="22"/>
+              </w:rPr>
+              <w:t xml:space="preserve"> ET02 </w:t>
+            </w:r>
+            <w:r>
+              <w:rPr>
+                <w:rFonts w:ascii="標楷體" w:hAnsi="標楷體"/>
+                <w:sz w:val="22"/>
+              </w:rPr>
+              <w:t>選擇測驗</w:t>
+            </w:r>
+            <w:r>
+              <w:rPr>
+                <w:rFonts w:ascii="標楷體" w:hAnsi="標楷體"/>
+                <w:sz w:val="22"/>
+              </w:rPr>
+              <w:t xml:space="preserve"> C </w:t>
+            </w:r>
+            <w:r>
+              <w:rPr>
+                <w:rFonts w:ascii="標楷體" w:hAnsi="標楷體"/>
+                <w:sz w:val="22"/>
+              </w:rPr>
+              <w:t>所屬的課程，於「作答明細」展開學員乙，按測驗</w:t>
+            </w:r>
+            <w:r>
+              <w:rPr>
+                <w:rFonts w:ascii="標楷體" w:hAnsi="標楷體"/>
+                <w:sz w:val="22"/>
+              </w:rPr>
+              <w:t xml:space="preserve"> C </w:t>
+            </w:r>
+            <w:r>
+              <w:rPr>
+                <w:rFonts w:ascii="標楷體" w:hAnsi="標楷體"/>
+                <w:sz w:val="22"/>
+              </w:rPr>
+              <w:t>的「重置重考次數」並確定後，剩餘可作答恢復為</w:t>
+            </w:r>
+            <w:r>
+              <w:rPr>
+                <w:rFonts w:ascii="標楷體" w:hAnsi="標楷體"/>
+                <w:sz w:val="22"/>
+              </w:rPr>
+              <w:t xml:space="preserve"> 2 </w:t>
+            </w:r>
+            <w:r>
+              <w:rPr>
+                <w:rFonts w:ascii="標楷體" w:hAnsi="標楷體"/>
+                <w:sz w:val="22"/>
+              </w:rPr>
+              <w:t>次並可開始作答；學員乙再作答一次後，歷次作答紀錄應於該次之前出現一列「重考次數已重置」與日期，先前</w:t>
+            </w:r>
+            <w:r>
+              <w:rPr>
+                <w:rFonts w:ascii="標楷體" w:hAnsi="標楷體"/>
+                <w:sz w:val="22"/>
+              </w:rPr>
+              <w:t xml:space="preserve"> 2 </w:t>
+            </w:r>
+            <w:r>
+              <w:rPr>
+                <w:rFonts w:ascii="標楷體" w:hAnsi="標楷體"/>
+                <w:sz w:val="22"/>
+              </w:rPr>
+              <w:t>次照常顯示、不標「前一輪」。</w:t>
+            </w:r>
+          </w:p>
+        </w:tc>
+        <w:tc>
+          <w:tcPr>
+            <w:tcW w:w="1247" w:type="dxa"/>
+          </w:tcPr>
+          <w:p>
+            <w:pPr>
+              <w:spacing w:before="60" w:after="60"/>
+              <w:jc w:val="center"/>
+            </w:pPr>
+          </w:p>
+        </w:tc>
+        <w:tc>
+          <w:tcPr>
+            <w:tcW w:w="1247" w:type="dxa"/>
+          </w:tcPr>
+          <w:p>
+            <w:pPr>
+              <w:spacing w:before="60" w:after="60"/>
+              <w:jc w:val="center"/>
+            </w:pPr>
+          </w:p>
+        </w:tc>
+      </w:tr>
+      <w:tr>
+        <w:trPr>
+          <w:jc w:val="center"/>
+        </w:trPr>
+        <w:tc>
+          <w:tcPr>
+            <w:tcW w:w="907" w:type="dxa"/>
+          </w:tcPr>
+          <w:p>
+            <w:pPr>
+              <w:spacing w:before="60" w:after="60"/>
+              <w:jc w:val="center"/>
+            </w:pPr>
+            <w:r>
+              <w:rPr>
+                <w:rFonts w:ascii="標楷體" w:hAnsi="標楷體"/>
+                <w:sz w:val="22"/>
+              </w:rPr>
+              <w:t>16</w:t>
+            </w:r>
+          </w:p>
+        </w:tc>
+        <w:tc>
+          <w:tcPr>
+            <w:tcW w:w="6236" w:type="dxa"/>
+          </w:tcPr>
+          <w:p>
+            <w:pPr>
+              <w:spacing w:before="60" w:after="60"/>
+            </w:pPr>
+            <w:r>
+              <w:rPr>
+                <w:rFonts w:ascii="標楷體" w:hAnsi="標楷體"/>
+                <w:sz w:val="22"/>
+              </w:rPr>
+              <w:t>學員甲通過測驗</w:t>
+            </w:r>
+            <w:r>
+              <w:rPr>
+                <w:rFonts w:ascii="標楷體" w:hAnsi="標楷體"/>
+                <w:sz w:val="22"/>
+              </w:rPr>
+              <w:t xml:space="preserve"> A </w:t>
+            </w:r>
+            <w:r>
+              <w:rPr>
+                <w:rFonts w:ascii="標楷體" w:hAnsi="標楷體"/>
+                <w:sz w:val="22"/>
+              </w:rPr>
+              <w:t>後，教師甲修改測驗</w:t>
+            </w:r>
+            <w:r>
+              <w:rPr>
+                <w:rFonts w:ascii="標楷體" w:hAnsi="標楷體"/>
+                <w:sz w:val="22"/>
+              </w:rPr>
+              <w:t xml:space="preserve"> A </w:t>
+            </w:r>
+            <w:r>
+              <w:rPr>
+                <w:rFonts w:ascii="標楷體" w:hAnsi="標楷體"/>
+                <w:sz w:val="22"/>
+              </w:rPr>
+              <w:t>的內容後按「儲存」，於詢問視窗選「儲存並要求重測」，再按頁面底部「更新」並於確認視窗按「確認更新」，學員甲的測驗</w:t>
+            </w:r>
+            <w:r>
+              <w:rPr>
+                <w:rFonts w:ascii="標楷體" w:hAnsi="標楷體"/>
+                <w:sz w:val="22"/>
+              </w:rPr>
+              <w:t xml:space="preserve"> A </w:t>
+            </w:r>
+            <w:r>
+              <w:rPr>
+                <w:rFonts w:ascii="標楷體" w:hAnsi="標楷體"/>
+                <w:sz w:val="22"/>
+              </w:rPr>
+              <w:t>應不再顯示已及格、剩餘可作答恢復為</w:t>
+            </w:r>
+            <w:r>
+              <w:rPr>
+                <w:rFonts w:ascii="標楷體" w:hAnsi="標楷體"/>
+                <w:sz w:val="22"/>
+              </w:rPr>
+              <w:t xml:space="preserve"> 20 </w:t>
+            </w:r>
+            <w:r>
+              <w:rPr>
+                <w:rFonts w:ascii="標楷體" w:hAnsi="標楷體"/>
+                <w:sz w:val="22"/>
+              </w:rPr>
+              <w:t>次，下一章尚未完成的項目回到鎖定，測驗</w:t>
+            </w:r>
+            <w:r>
+              <w:rPr>
+                <w:rFonts w:ascii="標楷體" w:hAnsi="標楷體"/>
+                <w:sz w:val="22"/>
+              </w:rPr>
+              <w:t xml:space="preserve"> A </w:t>
+            </w:r>
+            <w:r>
+              <w:rPr>
+                <w:rFonts w:ascii="標楷體" w:hAnsi="標楷體"/>
+                <w:sz w:val="22"/>
+              </w:rPr>
+              <w:t>顯示「教師已要求重測，重新作答後才會計算結業成績。」且不顯示最高分。</w:t>
+            </w:r>
+          </w:p>
+        </w:tc>
+        <w:tc>
+          <w:tcPr>
+            <w:tcW w:w="1247" w:type="dxa"/>
+          </w:tcPr>
+          <w:p>
+            <w:pPr>
+              <w:spacing w:before="60" w:after="60"/>
+              <w:jc w:val="center"/>
+            </w:pPr>
+          </w:p>
+        </w:tc>
+        <w:tc>
+          <w:tcPr>
+            <w:tcW w:w="1247" w:type="dxa"/>
+          </w:tcPr>
+          <w:p>
+            <w:pPr>
+              <w:spacing w:before="60" w:after="60"/>
+              <w:jc w:val="center"/>
+            </w:pPr>
+          </w:p>
+        </w:tc>
+      </w:tr>
+      <w:tr>
+        <w:trPr>
+          <w:jc w:val="center"/>
+        </w:trPr>
+        <w:tc>
+          <w:tcPr>
+            <w:tcW w:w="907" w:type="dxa"/>
+          </w:tcPr>
+          <w:p>
+            <w:pPr>
+              <w:spacing w:before="60" w:after="60"/>
+              <w:jc w:val="center"/>
+            </w:pPr>
+            <w:r>
+              <w:rPr>
+                <w:rFonts w:ascii="標楷體" w:hAnsi="標楷體"/>
+                <w:sz w:val="22"/>
+              </w:rPr>
+              <w:lastRenderedPageBreak/>
+              <w:t>17</w:t>
+            </w:r>
+          </w:p>
+        </w:tc>
+        <w:tc>
+          <w:tcPr>
+            <w:tcW w:w="6236" w:type="dxa"/>
+          </w:tcPr>
+          <w:p>
+            <w:pPr>
+              <w:spacing w:before="60" w:after="60"/>
+            </w:pPr>
+            <w:r>
+              <w:rPr>
+                <w:rFonts w:ascii="標楷體" w:hAnsi="標楷體"/>
+                <w:sz w:val="22"/>
+              </w:rPr>
+              <w:t>教師已要求重測後，測驗</w:t>
+            </w:r>
+            <w:r>
+              <w:rPr>
+                <w:rFonts w:ascii="標楷體" w:hAnsi="標楷體"/>
+                <w:sz w:val="22"/>
+              </w:rPr>
+              <w:t xml:space="preserve"> A </w:t>
+            </w:r>
+            <w:r>
+              <w:rPr>
+                <w:rFonts w:ascii="標楷體" w:hAnsi="標楷體"/>
+                <w:sz w:val="22"/>
+              </w:rPr>
+              <w:t>的歷次作答紀錄末尾應出現一列「教師要求重測（測驗內容已更新）」與日期，先前的作答以灰色顯示並標「前一輪」、仍可點開；學員甲重新作答一次並得低於先前最高分的成績，最高分應為這次的成績。</w:t>
+            </w:r>
+          </w:p>
+        </w:tc>
+        <w:tc>
+          <w:tcPr>
+            <w:tcW w:w="1247" w:type="dxa"/>
+          </w:tcPr>
+          <w:p>
+            <w:pPr>
+              <w:spacing w:before="60" w:after="60"/>
+              <w:jc w:val="center"/>
+            </w:pPr>
+          </w:p>
+        </w:tc>
+        <w:tc>
+          <w:tcPr>
+            <w:tcW w:w="1247" w:type="dxa"/>
+          </w:tcPr>
+          <w:p>
+            <w:pPr>
+              <w:spacing w:before="60" w:after="60"/>
+              <w:jc w:val="center"/>
+            </w:pPr>
+          </w:p>
+        </w:tc>
+      </w:tr>
+      <w:tr>
+        <w:trPr>
+          <w:jc w:val="center"/>
+        </w:trPr>
+        <w:tc>
+          <w:tcPr>
+            <w:tcW w:w="907" w:type="dxa"/>
+          </w:tcPr>
+          <w:p>
+            <w:pPr>
+              <w:spacing w:before="60" w:after="60"/>
+              <w:jc w:val="center"/>
+            </w:pPr>
+            <w:r>
+              <w:rPr>
+                <w:rFonts w:ascii="標楷體" w:hAnsi="標楷體"/>
+                <w:sz w:val="22"/>
+              </w:rPr>
+              <w:t>18</w:t>
+            </w:r>
+          </w:p>
+        </w:tc>
+        <w:tc>
+          <w:tcPr>
+            <w:tcW w:w="6236" w:type="dxa"/>
+          </w:tcPr>
+          <w:p>
+            <w:pPr>
+              <w:spacing w:before="60" w:after="60"/>
+            </w:pPr>
+            <w:r>
+              <w:rPr>
+                <w:rFonts w:ascii="標楷體" w:hAnsi="標楷體"/>
+                <w:sz w:val="22"/>
+              </w:rPr>
               <w:t>教師甲於課程列表「全部課程」點受測課程預覽，點測驗</w:t>
             </w:r>
             <w:r>
@@ -13337,14 +14339,7 @@
                 <w:rFonts w:ascii="標楷體" w:hAnsi="標楷體"/>
                 <w:sz w:val="22"/>
               </w:rPr>
-              <w:t>，應只顯示題目內容，沒有「開始作答」、剩餘可作答次數與歷次作</w:t>
-            </w:r>
-            <w:r>
-              <w:rPr>
-                <w:rFonts w:ascii="標楷體" w:hAnsi="標楷體"/>
-                <w:sz w:val="22"/>
-              </w:rPr>
-              <w:t>答紀錄。</w:t>
+              <w:t>，應只顯示題目內容，沒有「開始作答」、剩餘可作答次數與歷次作答紀錄。</w:t>
             </w:r>
           </w:p>
         </w:tc>
@@ -13478,7 +14473,7 @@
         <w:noProof/>
         <w:sz w:val="20"/>
       </w:rPr>
-      <w:t>18</w:t>
+      <w:t>20</w:t>
     </w:r>
     <w:r>
       <w:rPr>
@@ -13518,26 +14513,9 @@
 <file path=word/numbering.xml><?xml version="1.0" encoding="utf-8"?>
 <w:numbering xmlns:wpc="http://schemas.microsoft.com/office/word/2010/wordprocessingCanvas" xmlns:cx="http://schemas.microsoft.com/office/drawing/2014/chartex" xmlns:cx1="http://schemas.microsoft.com/office/drawing/2015/9/8/chartex" xmlns:cx2="http://schemas.microsoft.com/office/drawing/2015/10/21/chartex" xmlns:cx3="http://schemas.microsoft.com/office/drawing/2016/5/9/chartex" xmlns:cx4="http://schemas.microsoft.com/office/drawing/2016/5/10/chartex" xmlns:cx5="http://schemas.microsoft.com/office/drawing/2016/5/11/chartex" xmlns:cx6="http://schemas.microsoft.com/office/drawing/2016/5/12/chartex" xmlns:cx7="http://schemas.microsoft.com/office/drawing/2016/5/13/chartex" xmlns:cx8="http://schemas.microsoft.com/office/drawing/2016/5/14/chartex" xmlns:mc="http://schemas.openxmlformats.org/markup-compatibility/2006" xmlns:aink="http://schemas.microsoft.com/office/drawing/2016/ink" xmlns:am3d="http://schemas.microsoft.com/office/drawing/2017/model3d" xmlns:o="urn:schemas-microsoft-com:office:office" xmlns:r="http://schemas.openxmlformats.org/officeDocument/2006/relationships" xmlns:m="http://schemas.openxmlformats.org/officeDocument/2006/math" xmlns:v="urn:schemas-microsoft-com:vml" xmlns:wp14="http://schemas.microsoft.com/office/word/2010/wordprocessingDrawing" xmlns:wp="http://schemas.openxmlformats.org/drawingml/2006/wordprocessingDrawing" xmlns:w10="urn:schemas-microsoft-com:office:word" xmlns:w="http://schemas.openxmlformats.org/wordprocessingml/2006/main" xmlns:w14="http://schemas.microsoft.com/office/word/2010/wordml" xmlns:w15="http://schemas.microsoft.com/office/word/2012/wordml" xmlns:w16cid="http://schemas.microsoft.com/office/word/2016/wordml/cid" xmlns:w16se="http://schemas.microsoft.com/office/word/2015/wordml/symex" xmlns:wpg="http://schemas.microsoft.com/office/word/2010/wordprocessingGroup" xmlns:wpi="http://schemas.microsoft.com/office/word/2010/wordprocessingInk" xmlns:wne="http://schemas.microsoft.com/office/word/2006/wordml" xmlns:wps="http://schemas.microsoft.com/office/word/2010/wordprocessingShape" mc:Ignorable="w14 w15 w16se w16cid wp14">
   <w:abstractNum w:abstractNumId="0" w15:restartNumberingAfterBreak="0">
-    <w:nsid w:val="1ABC44C1"/>
-    <w:multiLevelType w:val="singleLevel"/>
-    <w:tmpl w:val="DB806158"/>
-    <w:lvl w:ilvl="0">
-      <w:start w:val="1"/>
-      <w:numFmt w:val="decimal"/>
-      <w:lvlText w:val="%1."/>
-      <w:lvlJc w:val="left"/>
-      <w:pPr>
-        <w:ind w:left="960" w:hanging="480"/>
-      </w:pPr>
-      <w:rPr>
-        <w:rFonts w:ascii="Times New Roman" w:eastAsia="標楷體" w:hAnsi="Times New Roman" w:cs="Times New Roman"/>
-      </w:rPr>
-    </w:lvl>
-  </w:abstractNum>
-  <w:abstractNum w:abstractNumId="1" w15:restartNumberingAfterBreak="0">
-    <w:nsid w:val="36191A3E"/>
+    <w:nsid w:val="078114C2"/>
     <w:multiLevelType w:val="multilevel"/>
-    <w:tmpl w:val="EB0A87C2"/>
+    <w:tmpl w:val="F6BC1F26"/>
     <w:lvl w:ilvl="0">
       <w:start w:val="1"/>
       <w:numFmt w:val="bullet"/>
@@ -13592,6 +14570,23 @@
       <w:lvlJc w:val="left"/>
     </w:lvl>
   </w:abstractNum>
+  <w:abstractNum w:abstractNumId="1" w15:restartNumberingAfterBreak="0">
+    <w:nsid w:val="1ABC44C1"/>
+    <w:multiLevelType w:val="singleLevel"/>
+    <w:tmpl w:val="DB806158"/>
+    <w:lvl w:ilvl="0">
+      <w:start w:val="1"/>
+      <w:numFmt w:val="decimal"/>
+      <w:lvlText w:val="%1."/>
+      <w:lvlJc w:val="left"/>
+      <w:pPr>
+        <w:ind w:left="960" w:hanging="480"/>
+      </w:pPr>
+      <w:rPr>
+        <w:rFonts w:ascii="Times New Roman" w:eastAsia="標楷體" w:hAnsi="Times New Roman" w:cs="Times New Roman"/>
+      </w:rPr>
+    </w:lvl>
+  </w:abstractNum>
   <w:abstractNum w:abstractNumId="2" w15:restartNumberingAfterBreak="0">
     <w:nsid w:val="7CDE1FC3"/>
     <w:multiLevelType w:val="hybridMultilevel"/>
@@ -13657,19 +14652,19 @@
     </w:lvl>
   </w:abstractNum>
   <w:num w:numId="1">
-    <w:abstractNumId w:val="0"/>
+    <w:abstractNumId w:val="1"/>
     <w:lvlOverride w:ilvl="0">
       <w:startOverride w:val="1"/>
     </w:lvlOverride>
   </w:num>
   <w:num w:numId="2">
-    <w:abstractNumId w:val="0"/>
+    <w:abstractNumId w:val="1"/>
     <w:lvlOverride w:ilvl="0">
       <w:startOverride w:val="1"/>
     </w:lvlOverride>
   </w:num>
   <w:num w:numId="3">
-    <w:abstractNumId w:val="0"/>
+    <w:abstractNumId w:val="1"/>
     <w:lvlOverride w:ilvl="0">
       <w:startOverride w:val="1"/>
     </w:lvlOverride>
@@ -13681,199 +14676,199 @@
     </w:lvlOverride>
   </w:num>
   <w:num w:numId="5">
-    <w:abstractNumId w:val="0"/>
+    <w:abstractNumId w:val="1"/>
     <w:lvlOverride w:ilvl="0">
       <w:startOverride w:val="1"/>
     </w:lvlOverride>
   </w:num>
   <w:num w:numId="6">
-    <w:abstractNumId w:val="0"/>
+    <w:abstractNumId w:val="1"/>
     <w:lvlOverride w:ilvl="0">
       <w:startOverride w:val="1"/>
     </w:lvlOverride>
   </w:num>
   <w:num w:numId="7">
-    <w:abstractNumId w:val="0"/>
+    <w:abstractNumId w:val="1"/>
     <w:lvlOverride w:ilvl="0">
       <w:startOverride w:val="1"/>
     </w:lvlOverride>
   </w:num>
   <w:num w:numId="8">
-    <w:abstractNumId w:val="0"/>
+    <w:abstractNumId w:val="1"/>
     <w:lvlOverride w:ilvl="0">
       <w:startOverride w:val="1"/>
     </w:lvlOverride>
   </w:num>
   <w:num w:numId="9">
-    <w:abstractNumId w:val="0"/>
+    <w:abstractNumId w:val="1"/>
     <w:lvlOverride w:ilvl="0">
       <w:startOverride w:val="1"/>
     </w:lvlOverride>
   </w:num>
   <w:num w:numId="10">
-    <w:abstractNumId w:val="0"/>
+    <w:abstractNumId w:val="1"/>
     <w:lvlOverride w:ilvl="0">
       <w:startOverride w:val="1"/>
     </w:lvlOverride>
   </w:num>
   <w:num w:numId="11">
-    <w:abstractNumId w:val="0"/>
+    <w:abstractNumId w:val="1"/>
     <w:lvlOverride w:ilvl="0">
       <w:startOverride w:val="1"/>
     </w:lvlOverride>
   </w:num>
   <w:num w:numId="12">
-    <w:abstractNumId w:val="0"/>
+    <w:abstractNumId w:val="1"/>
     <w:lvlOverride w:ilvl="0">
       <w:startOverride w:val="1"/>
     </w:lvlOverride>
   </w:num>
   <w:num w:numId="13">
-    <w:abstractNumId w:val="0"/>
+    <w:abstractNumId w:val="1"/>
     <w:lvlOverride w:ilvl="0">
       <w:startOverride w:val="1"/>
     </w:lvlOverride>
   </w:num>
   <w:num w:numId="14">
-    <w:abstractNumId w:val="0"/>
+    <w:abstractNumId w:val="1"/>
     <w:lvlOverride w:ilvl="0">
       <w:startOverride w:val="1"/>
     </w:lvlOverride>
   </w:num>
   <w:num w:numId="15">
-    <w:abstractNumId w:val="0"/>
+    <w:abstractNumId w:val="1"/>
     <w:lvlOverride w:ilvl="0">
       <w:startOverride w:val="1"/>
     </w:lvlOverride>
   </w:num>
   <w:num w:numId="16">
-    <w:abstractNumId w:val="0"/>
+    <w:abstractNumId w:val="1"/>
     <w:lvlOverride w:ilvl="0">
       <w:startOverride w:val="1"/>
     </w:lvlOverride>
   </w:num>
   <w:num w:numId="17">
-    <w:abstractNumId w:val="0"/>
+    <w:abstractNumId w:val="1"/>
     <w:lvlOverride w:ilvl="0">
       <w:startOverride w:val="1"/>
     </w:lvlOverride>
   </w:num>
   <w:num w:numId="18">
-    <w:abstractNumId w:val="0"/>
+    <w:abstractNumId w:val="1"/>
     <w:lvlOverride w:ilvl="0">
       <w:startOverride w:val="1"/>
     </w:lvlOverride>
   </w:num>
   <w:num w:numId="19">
-    <w:abstractNumId w:val="0"/>
+    <w:abstractNumId w:val="1"/>
     <w:lvlOverride w:ilvl="0">
       <w:startOverride w:val="1"/>
     </w:lvlOverride>
   </w:num>
   <w:num w:numId="20">
-    <w:abstractNumId w:val="0"/>
+    <w:abstractNumId w:val="1"/>
     <w:lvlOverride w:ilvl="0">
       <w:startOverride w:val="1"/>
     </w:lvlOverride>
   </w:num>
   <w:num w:numId="21">
-    <w:abstractNumId w:val="0"/>
+    <w:abstractNumId w:val="1"/>
     <w:lvlOverride w:ilvl="0">
       <w:startOverride w:val="1"/>
     </w:lvlOverride>
   </w:num>
   <w:num w:numId="22">
-    <w:abstractNumId w:val="0"/>
+    <w:abstractNumId w:val="1"/>
     <w:lvlOverride w:ilvl="0">
       <w:startOverride w:val="1"/>
     </w:lvlOverride>
   </w:num>
   <w:num w:numId="23">
-    <w:abstractNumId w:val="0"/>
+    <w:abstractNumId w:val="1"/>
     <w:lvlOverride w:ilvl="0">
       <w:startOverride w:val="1"/>
     </w:lvlOverride>
   </w:num>
   <w:num w:numId="24">
-    <w:abstractNumId w:val="0"/>
+    <w:abstractNumId w:val="1"/>
     <w:lvlOverride w:ilvl="0">
       <w:startOverride w:val="1"/>
     </w:lvlOverride>
   </w:num>
   <w:num w:numId="25">
-    <w:abstractNumId w:val="0"/>
+    <w:abstractNumId w:val="1"/>
     <w:lvlOverride w:ilvl="0">
       <w:startOverride w:val="1"/>
     </w:lvlOverride>
   </w:num>
   <w:num w:numId="26">
-    <w:abstractNumId w:val="0"/>
+    <w:abstractNumId w:val="1"/>
     <w:lvlOverride w:ilvl="0">
       <w:startOverride w:val="1"/>
     </w:lvlOverride>
   </w:num>
   <w:num w:numId="27">
-    <w:abstractNumId w:val="0"/>
+    <w:abstractNumId w:val="1"/>
     <w:lvlOverride w:ilvl="0">
       <w:startOverride w:val="1"/>
     </w:lvlOverride>
   </w:num>
   <w:num w:numId="28">
-    <w:abstractNumId w:val="0"/>
+    <w:abstractNumId w:val="1"/>
     <w:lvlOverride w:ilvl="0">
       <w:startOverride w:val="1"/>
     </w:lvlOverride>
   </w:num>
   <w:num w:numId="29">
-    <w:abstractNumId w:val="0"/>
+    <w:abstractNumId w:val="1"/>
     <w:lvlOverride w:ilvl="0">
       <w:startOverride w:val="1"/>
     </w:lvlOverride>
   </w:num>
   <w:num w:numId="30">
-    <w:abstractNumId w:val="0"/>
+    <w:abstractNumId w:val="1"/>
     <w:lvlOverride w:ilvl="0">
       <w:startOverride w:val="1"/>
     </w:lvlOverride>
   </w:num>
   <w:num w:numId="31">
-    <w:abstractNumId w:val="0"/>
+    <w:abstractNumId w:val="1"/>
     <w:lvlOverride w:ilvl="0">
       <w:startOverride w:val="1"/>
     </w:lvlOverride>
   </w:num>
   <w:num w:numId="32">
-    <w:abstractNumId w:val="0"/>
+    <w:abstractNumId w:val="1"/>
     <w:lvlOverride w:ilvl="0">
       <w:startOverride w:val="1"/>
     </w:lvlOverride>
   </w:num>
   <w:num w:numId="33">
-    <w:abstractNumId w:val="0"/>
+    <w:abstractNumId w:val="1"/>
     <w:lvlOverride w:ilvl="0">
       <w:startOverride w:val="1"/>
     </w:lvlOverride>
   </w:num>
   <w:num w:numId="34">
-    <w:abstractNumId w:val="0"/>
+    <w:abstractNumId w:val="1"/>
     <w:lvlOverride w:ilvl="0">
       <w:startOverride w:val="1"/>
     </w:lvlOverride>
   </w:num>
   <w:num w:numId="35">
-    <w:abstractNumId w:val="0"/>
+    <w:abstractNumId w:val="1"/>
     <w:lvlOverride w:ilvl="0">
       <w:startOverride w:val="1"/>
     </w:lvlOverride>
   </w:num>
   <w:num w:numId="36">
-    <w:abstractNumId w:val="0"/>
+    <w:abstractNumId w:val="1"/>
     <w:lvlOverride w:ilvl="0">
       <w:startOverride w:val="1"/>
     </w:lvlOverride>
   </w:num>
   <w:num w:numId="37">
-    <w:abstractNumId w:val="1"/>
+    <w:abstractNumId w:val="0"/>
   </w:num>
   <w:numIdMacAtCleanup w:val="36"/>
 </w:numbering>
@@ -25641,7 +26636,7 @@
 </file>
 
 <file path=customXml/itemProps1.xml><?xml version="1.0" encoding="utf-8"?>
-<ds:datastoreItem xmlns:ds="http://schemas.openxmlformats.org/officeDocument/2006/customXml" ds:itemID="{1C1B146F-9F4D-4545-9E3A-139AE17C90A8}">
+<ds:datastoreItem xmlns:ds="http://schemas.openxmlformats.org/officeDocument/2006/customXml" ds:itemID="{846D8E1D-0B33-4080-BB60-2D6E1C0A7CF6}">
   <ds:schemaRefs>
     <ds:schemaRef ds:uri="http://schemas.openxmlformats.org/officeDocument/2006/bibliography"/>
   </ds:schemaRefs>

--- a/docs/manuals/測試報告/ET-教育訓練文件管理模組.docx
+++ b/docs/manuals/測試報告/ET-教育訓練文件管理模組.docx
@@ -498,7 +498,7 @@
       <w:r>
         <w:fldChar w:fldCharType="separate"/>
       </w:r>
-      <w:hyperlink w:anchor="_Toc243494154" w:history="1">
+      <w:hyperlink w:anchor="_Toc243494763" w:history="1">
         <w:r>
           <w:rPr>
             <w:rStyle w:val="affb"/>
@@ -526,7 +526,7 @@
             <w:noProof/>
             <w:webHidden/>
           </w:rPr>
-          <w:instrText xml:space="preserve"> PAGEREF _Toc243494154 \h </w:instrText>
+          <w:instrText xml:space="preserve"> PAGEREF _Toc243494763 \h </w:instrText>
         </w:r>
         <w:r>
           <w:rPr>
@@ -571,7 +571,7 @@
           <w:szCs w:val="22"/>
         </w:rPr>
       </w:pPr>
-      <w:hyperlink w:anchor="_Toc243494155" w:history="1">
+      <w:hyperlink w:anchor="_Toc243494764" w:history="1">
         <w:r>
           <w:rPr>
             <w:rStyle w:val="affb"/>
@@ -606,7 +606,7 @@
             <w:noProof/>
             <w:webHidden/>
           </w:rPr>
-          <w:instrText xml:space="preserve"> PAGEREF _Toc243494155 \h </w:instrText>
+          <w:instrText xml:space="preserve"> PAGEREF _Toc243494764 \h </w:instrText>
         </w:r>
         <w:r>
           <w:rPr>
@@ -651,7 +651,7 @@
           <w:szCs w:val="22"/>
         </w:rPr>
       </w:pPr>
-      <w:hyperlink w:anchor="_Toc243494156" w:history="1">
+      <w:hyperlink w:anchor="_Toc243494765" w:history="1">
         <w:r>
           <w:rPr>
             <w:rStyle w:val="affb"/>
@@ -686,7 +686,7 @@
             <w:noProof/>
             <w:webHidden/>
           </w:rPr>
-          <w:instrText xml:space="preserve"> PAGEREF _Toc243494156 \h </w:instrText>
+          <w:instrText xml:space="preserve"> PAGEREF _Toc243494765 \h </w:instrText>
         </w:r>
         <w:r>
           <w:rPr>
@@ -731,7 +731,7 @@
           <w:szCs w:val="22"/>
         </w:rPr>
       </w:pPr>
-      <w:hyperlink w:anchor="_Toc243494157" w:history="1">
+      <w:hyperlink w:anchor="_Toc243494766" w:history="1">
         <w:r>
           <w:rPr>
             <w:rStyle w:val="affb"/>
@@ -766,7 +766,7 @@
             <w:noProof/>
             <w:webHidden/>
           </w:rPr>
-          <w:instrText xml:space="preserve"> PAGEREF _Toc243494157 \h </w:instrText>
+          <w:instrText xml:space="preserve"> PAGEREF _Toc243494766 \h </w:instrText>
         </w:r>
         <w:r>
           <w:rPr>
@@ -811,7 +811,7 @@
           <w:szCs w:val="22"/>
         </w:rPr>
       </w:pPr>
-      <w:hyperlink w:anchor="_Toc243494158" w:history="1">
+      <w:hyperlink w:anchor="_Toc243494767" w:history="1">
         <w:r>
           <w:rPr>
             <w:rStyle w:val="affb"/>
@@ -846,7 +846,7 @@
             <w:noProof/>
             <w:webHidden/>
           </w:rPr>
-          <w:instrText xml:space="preserve"> PAGEREF _Toc243494158 \h </w:instrText>
+          <w:instrText xml:space="preserve"> PAGEREF _Toc243494767 \h </w:instrText>
         </w:r>
         <w:r>
           <w:rPr>
@@ -891,7 +891,7 @@
           <w:szCs w:val="22"/>
         </w:rPr>
       </w:pPr>
-      <w:hyperlink w:anchor="_Toc243494159" w:history="1">
+      <w:hyperlink w:anchor="_Toc243494768" w:history="1">
         <w:r>
           <w:rPr>
             <w:rStyle w:val="affb"/>
@@ -926,7 +926,7 @@
             <w:noProof/>
             <w:webHidden/>
           </w:rPr>
-          <w:instrText xml:space="preserve"> PAGEREF _Toc243494159 \h </w:instrText>
+          <w:instrText xml:space="preserve"> PAGEREF _Toc243494768 \h </w:instrText>
         </w:r>
         <w:r>
           <w:rPr>
@@ -971,7 +971,7 @@
           <w:szCs w:val="22"/>
         </w:rPr>
       </w:pPr>
-      <w:hyperlink w:anchor="_Toc243494160" w:history="1">
+      <w:hyperlink w:anchor="_Toc243494769" w:history="1">
         <w:r>
           <w:rPr>
             <w:rStyle w:val="affb"/>
@@ -1006,7 +1006,7 @@
             <w:noProof/>
             <w:webHidden/>
           </w:rPr>
-          <w:instrText xml:space="preserve"> PAGEREF _Toc243494160 \h </w:instrText>
+          <w:instrText xml:space="preserve"> PAGEREF _Toc243494769 \h </w:instrText>
         </w:r>
         <w:r>
           <w:rPr>
@@ -1051,7 +1051,7 @@
           <w:szCs w:val="22"/>
         </w:rPr>
       </w:pPr>
-      <w:hyperlink w:anchor="_Toc243494161" w:history="1">
+      <w:hyperlink w:anchor="_Toc243494770" w:history="1">
         <w:r>
           <w:rPr>
             <w:rStyle w:val="affb"/>
@@ -1086,7 +1086,7 @@
             <w:noProof/>
             <w:webHidden/>
           </w:rPr>
-          <w:instrText xml:space="preserve"> PAGEREF _Toc243494161 \h </w:instrText>
+          <w:instrText xml:space="preserve"> PAGEREF _Toc243494770 \h </w:instrText>
         </w:r>
         <w:r>
           <w:rPr>
@@ -1136,7 +1136,7 @@
       <w:pPr>
         <w:pStyle w:val="1"/>
       </w:pPr>
-      <w:bookmarkStart w:id="1" w:name="_Toc243494154"/>
+      <w:bookmarkStart w:id="1" w:name="_Toc243494763"/>
       <w:r>
         <w:lastRenderedPageBreak/>
         <w:t>測試注意事項</w:t>
@@ -1158,7 +1158,7 @@
       <w:pPr>
         <w:pStyle w:val="1"/>
       </w:pPr>
-      <w:bookmarkStart w:id="2" w:name="_Toc243494155"/>
+      <w:bookmarkStart w:id="2" w:name="_Toc243494764"/>
       <w:r>
         <w:lastRenderedPageBreak/>
         <w:t xml:space="preserve">ET01 </w:t>
@@ -1884,7 +1884,7 @@
       <w:pPr>
         <w:pStyle w:val="1"/>
       </w:pPr>
-      <w:bookmarkStart w:id="3" w:name="_Toc243494156"/>
+      <w:bookmarkStart w:id="3" w:name="_Toc243494765"/>
       <w:r>
         <w:lastRenderedPageBreak/>
         <w:t xml:space="preserve">ET02 </w:t>
@@ -4287,7 +4287,7 @@
       <w:pPr>
         <w:pStyle w:val="1"/>
       </w:pPr>
-      <w:bookmarkStart w:id="4" w:name="_Toc243494157"/>
+      <w:bookmarkStart w:id="4" w:name="_Toc243494766"/>
       <w:r>
         <w:lastRenderedPageBreak/>
         <w:t xml:space="preserve">ET03 </w:t>
@@ -5590,7 +5590,7 @@
       <w:pPr>
         <w:pStyle w:val="1"/>
       </w:pPr>
-      <w:bookmarkStart w:id="5" w:name="_Toc243494158"/>
+      <w:bookmarkStart w:id="5" w:name="_Toc243494767"/>
       <w:r>
         <w:lastRenderedPageBreak/>
         <w:t xml:space="preserve">ET04 </w:t>
@@ -6996,7 +6996,7 @@
       <w:pPr>
         <w:pStyle w:val="1"/>
       </w:pPr>
-      <w:bookmarkStart w:id="6" w:name="_Toc243494159"/>
+      <w:bookmarkStart w:id="6" w:name="_Toc243494768"/>
       <w:r>
         <w:lastRenderedPageBreak/>
         <w:t xml:space="preserve">ET05 </w:t>
@@ -9270,21 +9270,14 @@
                 <w:rFonts w:ascii="標楷體" w:hAnsi="標楷體"/>
                 <w:sz w:val="22"/>
               </w:rPr>
-              <w:t>接續上項，再調整配分使總和為</w:t>
-            </w:r>
-            <w:r>
-              <w:rPr>
-                <w:rFonts w:ascii="標楷體" w:hAnsi="標楷體"/>
-                <w:sz w:val="22"/>
-              </w:rPr>
-              <w:t xml:space="preserve"> </w:t>
-            </w:r>
-            <w:r>
-              <w:rPr>
-                <w:rFonts w:ascii="標楷體" w:hAnsi="標楷體"/>
-                <w:sz w:val="22"/>
-              </w:rPr>
-              <w:t>100</w:t>
+              <w:t>新增題目並選「儲存並要求重測」、學員尚無變化的狀態下，再調整配分使總和為</w:t>
+            </w:r>
+            <w:r>
+              <w:rPr>
+                <w:rFonts w:ascii="標楷體" w:hAnsi="標楷體"/>
+                <w:sz w:val="22"/>
+              </w:rPr>
+              <w:t xml:space="preserve"> 100</w:t>
             </w:r>
             <w:r>
               <w:rPr>
@@ -9443,14 +9436,22 @@
                 <w:rFonts w:ascii="標楷體" w:hAnsi="標楷體"/>
                 <w:sz w:val="22"/>
               </w:rPr>
-              <w:t>對上述尚未更新的新增章節按「更新」，應先跳出「更新課程內容」確認視窗，按「確認更新」後顯示「課程內容已</w:t>
-            </w:r>
-            <w:r>
-              <w:rPr>
-                <w:rFonts w:ascii="標楷體" w:hAnsi="標楷體"/>
-                <w:sz w:val="22"/>
-              </w:rPr>
-              <w:t>更新，學員已可看到」，學員端隨即看到該章節、所有已加入的學員收到通知信，學員甲的完課狀態回退為「進行中」且已填的課後問卷不需重填。</w:t>
+              <w:t>對上述尚未更新的新增章節按「</w:t>
+            </w:r>
+            <w:r>
+              <w:rPr>
+                <w:rFonts w:ascii="標楷體" w:hAnsi="標楷體"/>
+                <w:sz w:val="22"/>
+              </w:rPr>
+              <w:t>更新」，應先跳出「更新課程內容」確認視窗，按「確認更新」後顯示「課程內容已更新，學員已可看到」，學員端隨即看到該章節、所有已加入的學員收到通知信，學員甲的完課狀態回退為「進行中」且已填的課</w:t>
+            </w:r>
+            <w:r>
+              <w:rPr>
+                <w:rFonts w:ascii="標楷體" w:hAnsi="標楷體"/>
+                <w:sz w:val="22"/>
+              </w:rPr>
+              <w:lastRenderedPageBreak/>
+              <w:t>後問卷不需重填。</w:t>
             </w:r>
           </w:p>
         </w:tc>
@@ -9495,7 +9496,6 @@
                 <w:rFonts w:ascii="標楷體" w:hAnsi="標楷體"/>
                 <w:sz w:val="22"/>
               </w:rPr>
-              <w:lastRenderedPageBreak/>
               <w:t>26</w:t>
             </w:r>
           </w:p>
@@ -9610,14 +9610,7 @@
                 <w:rFonts w:ascii="標楷體" w:hAnsi="標楷體"/>
                 <w:sz w:val="22"/>
               </w:rPr>
-              <w:t xml:space="preserve"> </w:t>
-            </w:r>
-            <w:r>
-              <w:rPr>
-                <w:rFonts w:ascii="標楷體" w:hAnsi="標楷體"/>
-                <w:sz w:val="22"/>
-              </w:rPr>
-              <w:t>A</w:t>
+              <w:t xml:space="preserve"> A</w:t>
             </w:r>
             <w:r>
               <w:rPr>
@@ -10184,14 +10177,14 @@
                 <w:rFonts w:ascii="標楷體" w:hAnsi="標楷體"/>
                 <w:sz w:val="22"/>
               </w:rPr>
-              <w:t>項新增的章節，</w:t>
-            </w:r>
-            <w:r>
-              <w:rPr>
-                <w:rFonts w:ascii="標楷體" w:hAnsi="標楷體"/>
-                <w:sz w:val="22"/>
-              </w:rPr>
-              <w:t>成績接續保留（完課率依新的項目數重算），原邀請碼恢復有效。</w:t>
+              <w:t>項新增的</w:t>
+            </w:r>
+            <w:r>
+              <w:rPr>
+                <w:rFonts w:ascii="標楷體" w:hAnsi="標楷體"/>
+                <w:sz w:val="22"/>
+              </w:rPr>
+              <w:t>章節，成績接續保留（完課率依新的項目數重算），原邀請碼恢復有效。</w:t>
             </w:r>
           </w:p>
         </w:tc>
@@ -10295,7 +10288,7 @@
                 <w:rFonts w:ascii="標楷體" w:hAnsi="標楷體"/>
                 <w:sz w:val="22"/>
               </w:rPr>
-              <w:t>移除該引用、補上說明文字並儲存，再將受訓對象改為沒有任何學員相符的組合後按</w:t>
+              <w:t>移除該引用、補上說明</w:t>
             </w:r>
             <w:r>
               <w:rPr>
@@ -10303,7 +10296,7 @@
                 <w:sz w:val="22"/>
               </w:rPr>
               <w:lastRenderedPageBreak/>
-              <w:t>「儲存並發布」並「確認發布」，應顯示課程已發布但無學員符合受訓對象的警告，並提示可改用邀請碼。</w:t>
+              <w:t>文字並儲存，再將受訓對象改為沒有任何學員相符的組合後按「儲存並發布」並「確認發布」，應顯示課程已發布但無學員符合受訓對象的警告，並提示可改用邀請碼。</w:t>
             </w:r>
           </w:p>
         </w:tc>
@@ -10439,7 +10432,7 @@
       <w:pPr>
         <w:pStyle w:val="1"/>
       </w:pPr>
-      <w:bookmarkStart w:id="7" w:name="_Toc243494160"/>
+      <w:bookmarkStart w:id="7" w:name="_Toc243494769"/>
       <w:r>
         <w:lastRenderedPageBreak/>
         <w:t xml:space="preserve">ET06 </w:t>
@@ -11941,7 +11934,7 @@
       <w:pPr>
         <w:pStyle w:val="1"/>
       </w:pPr>
-      <w:bookmarkStart w:id="8" w:name="_Toc243494161"/>
+      <w:bookmarkStart w:id="8" w:name="_Toc243494770"/>
       <w:r>
         <w:lastRenderedPageBreak/>
         <w:t xml:space="preserve">ET07 </w:t>
@@ -14513,9 +14506,26 @@
 <file path=word/numbering.xml><?xml version="1.0" encoding="utf-8"?>
 <w:numbering xmlns:wpc="http://schemas.microsoft.com/office/word/2010/wordprocessingCanvas" xmlns:cx="http://schemas.microsoft.com/office/drawing/2014/chartex" xmlns:cx1="http://schemas.microsoft.com/office/drawing/2015/9/8/chartex" xmlns:cx2="http://schemas.microsoft.com/office/drawing/2015/10/21/chartex" xmlns:cx3="http://schemas.microsoft.com/office/drawing/2016/5/9/chartex" xmlns:cx4="http://schemas.microsoft.com/office/drawing/2016/5/10/chartex" xmlns:cx5="http://schemas.microsoft.com/office/drawing/2016/5/11/chartex" xmlns:cx6="http://schemas.microsoft.com/office/drawing/2016/5/12/chartex" xmlns:cx7="http://schemas.microsoft.com/office/drawing/2016/5/13/chartex" xmlns:cx8="http://schemas.microsoft.com/office/drawing/2016/5/14/chartex" xmlns:mc="http://schemas.openxmlformats.org/markup-compatibility/2006" xmlns:aink="http://schemas.microsoft.com/office/drawing/2016/ink" xmlns:am3d="http://schemas.microsoft.com/office/drawing/2017/model3d" xmlns:o="urn:schemas-microsoft-com:office:office" xmlns:r="http://schemas.openxmlformats.org/officeDocument/2006/relationships" xmlns:m="http://schemas.openxmlformats.org/officeDocument/2006/math" xmlns:v="urn:schemas-microsoft-com:vml" xmlns:wp14="http://schemas.microsoft.com/office/word/2010/wordprocessingDrawing" xmlns:wp="http://schemas.openxmlformats.org/drawingml/2006/wordprocessingDrawing" xmlns:w10="urn:schemas-microsoft-com:office:word" xmlns:w="http://schemas.openxmlformats.org/wordprocessingml/2006/main" xmlns:w14="http://schemas.microsoft.com/office/word/2010/wordml" xmlns:w15="http://schemas.microsoft.com/office/word/2012/wordml" xmlns:w16cid="http://schemas.microsoft.com/office/word/2016/wordml/cid" xmlns:w16se="http://schemas.microsoft.com/office/word/2015/wordml/symex" xmlns:wpg="http://schemas.microsoft.com/office/word/2010/wordprocessingGroup" xmlns:wpi="http://schemas.microsoft.com/office/word/2010/wordprocessingInk" xmlns:wne="http://schemas.microsoft.com/office/word/2006/wordml" xmlns:wps="http://schemas.microsoft.com/office/word/2010/wordprocessingShape" mc:Ignorable="w14 w15 w16se w16cid wp14">
   <w:abstractNum w:abstractNumId="0" w15:restartNumberingAfterBreak="0">
-    <w:nsid w:val="078114C2"/>
+    <w:nsid w:val="1ABC44C1"/>
+    <w:multiLevelType w:val="singleLevel"/>
+    <w:tmpl w:val="DB806158"/>
+    <w:lvl w:ilvl="0">
+      <w:start w:val="1"/>
+      <w:numFmt w:val="decimal"/>
+      <w:lvlText w:val="%1."/>
+      <w:lvlJc w:val="left"/>
+      <w:pPr>
+        <w:ind w:left="960" w:hanging="480"/>
+      </w:pPr>
+      <w:rPr>
+        <w:rFonts w:ascii="Times New Roman" w:eastAsia="標楷體" w:hAnsi="Times New Roman" w:cs="Times New Roman"/>
+      </w:rPr>
+    </w:lvl>
+  </w:abstractNum>
+  <w:abstractNum w:abstractNumId="1" w15:restartNumberingAfterBreak="0">
+    <w:nsid w:val="3F264320"/>
     <w:multiLevelType w:val="multilevel"/>
-    <w:tmpl w:val="F6BC1F26"/>
+    <w:tmpl w:val="CF9AF0B4"/>
     <w:lvl w:ilvl="0">
       <w:start w:val="1"/>
       <w:numFmt w:val="bullet"/>
@@ -14570,23 +14580,6 @@
       <w:lvlJc w:val="left"/>
     </w:lvl>
   </w:abstractNum>
-  <w:abstractNum w:abstractNumId="1" w15:restartNumberingAfterBreak="0">
-    <w:nsid w:val="1ABC44C1"/>
-    <w:multiLevelType w:val="singleLevel"/>
-    <w:tmpl w:val="DB806158"/>
-    <w:lvl w:ilvl="0">
-      <w:start w:val="1"/>
-      <w:numFmt w:val="decimal"/>
-      <w:lvlText w:val="%1."/>
-      <w:lvlJc w:val="left"/>
-      <w:pPr>
-        <w:ind w:left="960" w:hanging="480"/>
-      </w:pPr>
-      <w:rPr>
-        <w:rFonts w:ascii="Times New Roman" w:eastAsia="標楷體" w:hAnsi="Times New Roman" w:cs="Times New Roman"/>
-      </w:rPr>
-    </w:lvl>
-  </w:abstractNum>
   <w:abstractNum w:abstractNumId="2" w15:restartNumberingAfterBreak="0">
     <w:nsid w:val="7CDE1FC3"/>
     <w:multiLevelType w:val="hybridMultilevel"/>
@@ -14652,19 +14645,19 @@
     </w:lvl>
   </w:abstractNum>
   <w:num w:numId="1">
-    <w:abstractNumId w:val="1"/>
+    <w:abstractNumId w:val="0"/>
     <w:lvlOverride w:ilvl="0">
       <w:startOverride w:val="1"/>
     </w:lvlOverride>
   </w:num>
   <w:num w:numId="2">
-    <w:abstractNumId w:val="1"/>
+    <w:abstractNumId w:val="0"/>
     <w:lvlOverride w:ilvl="0">
       <w:startOverride w:val="1"/>
     </w:lvlOverride>
   </w:num>
   <w:num w:numId="3">
-    <w:abstractNumId w:val="1"/>
+    <w:abstractNumId w:val="0"/>
     <w:lvlOverride w:ilvl="0">
       <w:startOverride w:val="1"/>
     </w:lvlOverride>
@@ -14676,199 +14669,199 @@
     </w:lvlOverride>
   </w:num>
   <w:num w:numId="5">
-    <w:abstractNumId w:val="1"/>
+    <w:abstractNumId w:val="0"/>
     <w:lvlOverride w:ilvl="0">
       <w:startOverride w:val="1"/>
     </w:lvlOverride>
   </w:num>
   <w:num w:numId="6">
-    <w:abstractNumId w:val="1"/>
+    <w:abstractNumId w:val="0"/>
     <w:lvlOverride w:ilvl="0">
       <w:startOverride w:val="1"/>
     </w:lvlOverride>
   </w:num>
   <w:num w:numId="7">
-    <w:abstractNumId w:val="1"/>
+    <w:abstractNumId w:val="0"/>
     <w:lvlOverride w:ilvl="0">
       <w:startOverride w:val="1"/>
     </w:lvlOverride>
   </w:num>
   <w:num w:numId="8">
-    <w:abstractNumId w:val="1"/>
+    <w:abstractNumId w:val="0"/>
     <w:lvlOverride w:ilvl="0">
       <w:startOverride w:val="1"/>
     </w:lvlOverride>
   </w:num>
   <w:num w:numId="9">
-    <w:abstractNumId w:val="1"/>
+    <w:abstractNumId w:val="0"/>
     <w:lvlOverride w:ilvl="0">
       <w:startOverride w:val="1"/>
     </w:lvlOverride>
   </w:num>
   <w:num w:numId="10">
-    <w:abstractNumId w:val="1"/>
+    <w:abstractNumId w:val="0"/>
     <w:lvlOverride w:ilvl="0">
       <w:startOverride w:val="1"/>
     </w:lvlOverride>
   </w:num>
   <w:num w:numId="11">
-    <w:abstractNumId w:val="1"/>
+    <w:abstractNumId w:val="0"/>
     <w:lvlOverride w:ilvl="0">
       <w:startOverride w:val="1"/>
     </w:lvlOverride>
   </w:num>
   <w:num w:numId="12">
-    <w:abstractNumId w:val="1"/>
+    <w:abstractNumId w:val="0"/>
     <w:lvlOverride w:ilvl="0">
       <w:startOverride w:val="1"/>
     </w:lvlOverride>
   </w:num>
   <w:num w:numId="13">
-    <w:abstractNumId w:val="1"/>
+    <w:abstractNumId w:val="0"/>
     <w:lvlOverride w:ilvl="0">
       <w:startOverride w:val="1"/>
     </w:lvlOverride>
   </w:num>
   <w:num w:numId="14">
-    <w:abstractNumId w:val="1"/>
+    <w:abstractNumId w:val="0"/>
     <w:lvlOverride w:ilvl="0">
       <w:startOverride w:val="1"/>
     </w:lvlOverride>
   </w:num>
   <w:num w:numId="15">
-    <w:abstractNumId w:val="1"/>
+    <w:abstractNumId w:val="0"/>
     <w:lvlOverride w:ilvl="0">
       <w:startOverride w:val="1"/>
     </w:lvlOverride>
   </w:num>
   <w:num w:numId="16">
-    <w:abstractNumId w:val="1"/>
+    <w:abstractNumId w:val="0"/>
     <w:lvlOverride w:ilvl="0">
       <w:startOverride w:val="1"/>
     </w:lvlOverride>
   </w:num>
   <w:num w:numId="17">
-    <w:abstractNumId w:val="1"/>
+    <w:abstractNumId w:val="0"/>
     <w:lvlOverride w:ilvl="0">
       <w:startOverride w:val="1"/>
     </w:lvlOverride>
   </w:num>
   <w:num w:numId="18">
-    <w:abstractNumId w:val="1"/>
+    <w:abstractNumId w:val="0"/>
     <w:lvlOverride w:ilvl="0">
       <w:startOverride w:val="1"/>
     </w:lvlOverride>
   </w:num>
   <w:num w:numId="19">
-    <w:abstractNumId w:val="1"/>
+    <w:abstractNumId w:val="0"/>
     <w:lvlOverride w:ilvl="0">
       <w:startOverride w:val="1"/>
     </w:lvlOverride>
   </w:num>
   <w:num w:numId="20">
-    <w:abstractNumId w:val="1"/>
+    <w:abstractNumId w:val="0"/>
     <w:lvlOverride w:ilvl="0">
       <w:startOverride w:val="1"/>
     </w:lvlOverride>
   </w:num>
   <w:num w:numId="21">
-    <w:abstractNumId w:val="1"/>
+    <w:abstractNumId w:val="0"/>
     <w:lvlOverride w:ilvl="0">
       <w:startOverride w:val="1"/>
     </w:lvlOverride>
   </w:num>
   <w:num w:numId="22">
-    <w:abstractNumId w:val="1"/>
+    <w:abstractNumId w:val="0"/>
     <w:lvlOverride w:ilvl="0">
       <w:startOverride w:val="1"/>
     </w:lvlOverride>
   </w:num>
   <w:num w:numId="23">
-    <w:abstractNumId w:val="1"/>
+    <w:abstractNumId w:val="0"/>
     <w:lvlOverride w:ilvl="0">
       <w:startOverride w:val="1"/>
     </w:lvlOverride>
   </w:num>
   <w:num w:numId="24">
-    <w:abstractNumId w:val="1"/>
+    <w:abstractNumId w:val="0"/>
     <w:lvlOverride w:ilvl="0">
       <w:startOverride w:val="1"/>
     </w:lvlOverride>
   </w:num>
   <w:num w:numId="25">
-    <w:abstractNumId w:val="1"/>
+    <w:abstractNumId w:val="0"/>
     <w:lvlOverride w:ilvl="0">
       <w:startOverride w:val="1"/>
     </w:lvlOverride>
   </w:num>
   <w:num w:numId="26">
-    <w:abstractNumId w:val="1"/>
+    <w:abstractNumId w:val="0"/>
     <w:lvlOverride w:ilvl="0">
       <w:startOverride w:val="1"/>
     </w:lvlOverride>
   </w:num>
   <w:num w:numId="27">
-    <w:abstractNumId w:val="1"/>
+    <w:abstractNumId w:val="0"/>
     <w:lvlOverride w:ilvl="0">
       <w:startOverride w:val="1"/>
     </w:lvlOverride>
   </w:num>
   <w:num w:numId="28">
-    <w:abstractNumId w:val="1"/>
+    <w:abstractNumId w:val="0"/>
     <w:lvlOverride w:ilvl="0">
       <w:startOverride w:val="1"/>
     </w:lvlOverride>
   </w:num>
   <w:num w:numId="29">
-    <w:abstractNumId w:val="1"/>
+    <w:abstractNumId w:val="0"/>
     <w:lvlOverride w:ilvl="0">
       <w:startOverride w:val="1"/>
     </w:lvlOverride>
   </w:num>
   <w:num w:numId="30">
-    <w:abstractNumId w:val="1"/>
+    <w:abstractNumId w:val="0"/>
     <w:lvlOverride w:ilvl="0">
       <w:startOverride w:val="1"/>
     </w:lvlOverride>
   </w:num>
   <w:num w:numId="31">
-    <w:abstractNumId w:val="1"/>
+    <w:abstractNumId w:val="0"/>
     <w:lvlOverride w:ilvl="0">
       <w:startOverride w:val="1"/>
     </w:lvlOverride>
   </w:num>
   <w:num w:numId="32">
-    <w:abstractNumId w:val="1"/>
+    <w:abstractNumId w:val="0"/>
     <w:lvlOverride w:ilvl="0">
       <w:startOverride w:val="1"/>
     </w:lvlOverride>
   </w:num>
   <w:num w:numId="33">
-    <w:abstractNumId w:val="1"/>
+    <w:abstractNumId w:val="0"/>
     <w:lvlOverride w:ilvl="0">
       <w:startOverride w:val="1"/>
     </w:lvlOverride>
   </w:num>
   <w:num w:numId="34">
-    <w:abstractNumId w:val="1"/>
+    <w:abstractNumId w:val="0"/>
     <w:lvlOverride w:ilvl="0">
       <w:startOverride w:val="1"/>
     </w:lvlOverride>
   </w:num>
   <w:num w:numId="35">
-    <w:abstractNumId w:val="1"/>
+    <w:abstractNumId w:val="0"/>
     <w:lvlOverride w:ilvl="0">
       <w:startOverride w:val="1"/>
     </w:lvlOverride>
   </w:num>
   <w:num w:numId="36">
-    <w:abstractNumId w:val="1"/>
+    <w:abstractNumId w:val="0"/>
     <w:lvlOverride w:ilvl="0">
       <w:startOverride w:val="1"/>
     </w:lvlOverride>
   </w:num>
   <w:num w:numId="37">
-    <w:abstractNumId w:val="0"/>
+    <w:abstractNumId w:val="1"/>
   </w:num>
   <w:numIdMacAtCleanup w:val="36"/>
 </w:numbering>
@@ -26636,7 +26629,7 @@
 </file>
 
 <file path=customXml/itemProps1.xml><?xml version="1.0" encoding="utf-8"?>
-<ds:datastoreItem xmlns:ds="http://schemas.openxmlformats.org/officeDocument/2006/customXml" ds:itemID="{846D8E1D-0B33-4080-BB60-2D6E1C0A7CF6}">
+<ds:datastoreItem xmlns:ds="http://schemas.openxmlformats.org/officeDocument/2006/customXml" ds:itemID="{C0644658-39A2-4CEF-BF56-01F759911DE4}">
   <ds:schemaRefs>
     <ds:schemaRef ds:uri="http://schemas.openxmlformats.org/officeDocument/2006/bibliography"/>
   </ds:schemaRefs>

--- a/docs/manuals/測試報告/ET-教育訓練文件管理模組.docx
+++ b/docs/manuals/測試報告/ET-教育訓練文件管理模組.docx
@@ -498,7 +498,7 @@
       <w:r>
         <w:fldChar w:fldCharType="separate"/>
       </w:r>
-      <w:hyperlink w:anchor="_Toc243494763" w:history="1">
+      <w:hyperlink w:anchor="_Toc243496572" w:history="1">
         <w:r>
           <w:rPr>
             <w:rStyle w:val="affb"/>
@@ -526,7 +526,7 @@
             <w:noProof/>
             <w:webHidden/>
           </w:rPr>
-          <w:instrText xml:space="preserve"> PAGEREF _Toc243494763 \h </w:instrText>
+          <w:instrText xml:space="preserve"> PAGEREF _Toc243496572 \h </w:instrText>
         </w:r>
         <w:r>
           <w:rPr>
@@ -571,7 +571,7 @@
           <w:szCs w:val="22"/>
         </w:rPr>
       </w:pPr>
-      <w:hyperlink w:anchor="_Toc243494764" w:history="1">
+      <w:hyperlink w:anchor="_Toc243496573" w:history="1">
         <w:r>
           <w:rPr>
             <w:rStyle w:val="affb"/>
@@ -606,7 +606,7 @@
             <w:noProof/>
             <w:webHidden/>
           </w:rPr>
-          <w:instrText xml:space="preserve"> PAGEREF _Toc243494764 \h </w:instrText>
+          <w:instrText xml:space="preserve"> PAGEREF _Toc243496573 \h </w:instrText>
         </w:r>
         <w:r>
           <w:rPr>
@@ -651,7 +651,7 @@
           <w:szCs w:val="22"/>
         </w:rPr>
       </w:pPr>
-      <w:hyperlink w:anchor="_Toc243494765" w:history="1">
+      <w:hyperlink w:anchor="_Toc243496574" w:history="1">
         <w:r>
           <w:rPr>
             <w:rStyle w:val="affb"/>
@@ -686,7 +686,7 @@
             <w:noProof/>
             <w:webHidden/>
           </w:rPr>
-          <w:instrText xml:space="preserve"> PAGEREF _Toc243494765 \h </w:instrText>
+          <w:instrText xml:space="preserve"> PAGEREF _Toc243496574 \h </w:instrText>
         </w:r>
         <w:r>
           <w:rPr>
@@ -731,7 +731,7 @@
           <w:szCs w:val="22"/>
         </w:rPr>
       </w:pPr>
-      <w:hyperlink w:anchor="_Toc243494766" w:history="1">
+      <w:hyperlink w:anchor="_Toc243496575" w:history="1">
         <w:r>
           <w:rPr>
             <w:rStyle w:val="affb"/>
@@ -766,7 +766,7 @@
             <w:noProof/>
             <w:webHidden/>
           </w:rPr>
-          <w:instrText xml:space="preserve"> PAGEREF _Toc243494766 \h </w:instrText>
+          <w:instrText xml:space="preserve"> PAGEREF _Toc243496575 \h </w:instrText>
         </w:r>
         <w:r>
           <w:rPr>
@@ -811,7 +811,7 @@
           <w:szCs w:val="22"/>
         </w:rPr>
       </w:pPr>
-      <w:hyperlink w:anchor="_Toc243494767" w:history="1">
+      <w:hyperlink w:anchor="_Toc243496576" w:history="1">
         <w:r>
           <w:rPr>
             <w:rStyle w:val="affb"/>
@@ -846,7 +846,7 @@
             <w:noProof/>
             <w:webHidden/>
           </w:rPr>
-          <w:instrText xml:space="preserve"> PAGEREF _Toc243494767 \h </w:instrText>
+          <w:instrText xml:space="preserve"> PAGEREF _Toc243496576 \h </w:instrText>
         </w:r>
         <w:r>
           <w:rPr>
@@ -891,7 +891,7 @@
           <w:szCs w:val="22"/>
         </w:rPr>
       </w:pPr>
-      <w:hyperlink w:anchor="_Toc243494768" w:history="1">
+      <w:hyperlink w:anchor="_Toc243496577" w:history="1">
         <w:r>
           <w:rPr>
             <w:rStyle w:val="affb"/>
@@ -926,7 +926,7 @@
             <w:noProof/>
             <w:webHidden/>
           </w:rPr>
-          <w:instrText xml:space="preserve"> PAGEREF _Toc243494768 \h </w:instrText>
+          <w:instrText xml:space="preserve"> PAGEREF _Toc243496577 \h </w:instrText>
         </w:r>
         <w:r>
           <w:rPr>
@@ -971,7 +971,7 @@
           <w:szCs w:val="22"/>
         </w:rPr>
       </w:pPr>
-      <w:hyperlink w:anchor="_Toc243494769" w:history="1">
+      <w:hyperlink w:anchor="_Toc243496578" w:history="1">
         <w:r>
           <w:rPr>
             <w:rStyle w:val="affb"/>
@@ -1006,7 +1006,7 @@
             <w:noProof/>
             <w:webHidden/>
           </w:rPr>
-          <w:instrText xml:space="preserve"> PAGEREF _Toc243494769 \h </w:instrText>
+          <w:instrText xml:space="preserve"> PAGEREF _Toc243496578 \h </w:instrText>
         </w:r>
         <w:r>
           <w:rPr>
@@ -1051,7 +1051,7 @@
           <w:szCs w:val="22"/>
         </w:rPr>
       </w:pPr>
-      <w:hyperlink w:anchor="_Toc243494770" w:history="1">
+      <w:hyperlink w:anchor="_Toc243496579" w:history="1">
         <w:r>
           <w:rPr>
             <w:rStyle w:val="affb"/>
@@ -1086,7 +1086,7 @@
             <w:noProof/>
             <w:webHidden/>
           </w:rPr>
-          <w:instrText xml:space="preserve"> PAGEREF _Toc243494770 \h </w:instrText>
+          <w:instrText xml:space="preserve"> PAGEREF _Toc243496579 \h </w:instrText>
         </w:r>
         <w:r>
           <w:rPr>
@@ -1136,7 +1136,7 @@
       <w:pPr>
         <w:pStyle w:val="1"/>
       </w:pPr>
-      <w:bookmarkStart w:id="1" w:name="_Toc243494763"/>
+      <w:bookmarkStart w:id="1" w:name="_Toc243496572"/>
       <w:r>
         <w:lastRenderedPageBreak/>
         <w:t>測試注意事項</w:t>
@@ -1158,7 +1158,7 @@
       <w:pPr>
         <w:pStyle w:val="1"/>
       </w:pPr>
-      <w:bookmarkStart w:id="2" w:name="_Toc243494764"/>
+      <w:bookmarkStart w:id="2" w:name="_Toc243496573"/>
       <w:r>
         <w:lastRenderedPageBreak/>
         <w:t xml:space="preserve">ET01 </w:t>
@@ -1884,7 +1884,7 @@
       <w:pPr>
         <w:pStyle w:val="1"/>
       </w:pPr>
-      <w:bookmarkStart w:id="3" w:name="_Toc243494765"/>
+      <w:bookmarkStart w:id="3" w:name="_Toc243496574"/>
       <w:r>
         <w:lastRenderedPageBreak/>
         <w:t xml:space="preserve">ET02 </w:t>
@@ -4287,7 +4287,7 @@
       <w:pPr>
         <w:pStyle w:val="1"/>
       </w:pPr>
-      <w:bookmarkStart w:id="4" w:name="_Toc243494766"/>
+      <w:bookmarkStart w:id="4" w:name="_Toc243496575"/>
       <w:r>
         <w:lastRenderedPageBreak/>
         <w:t xml:space="preserve">ET03 </w:t>
@@ -5590,7 +5590,7 @@
       <w:pPr>
         <w:pStyle w:val="1"/>
       </w:pPr>
-      <w:bookmarkStart w:id="5" w:name="_Toc243494767"/>
+      <w:bookmarkStart w:id="5" w:name="_Toc243496576"/>
       <w:r>
         <w:lastRenderedPageBreak/>
         <w:t xml:space="preserve">ET04 </w:t>
@@ -6996,7 +6996,7 @@
       <w:pPr>
         <w:pStyle w:val="1"/>
       </w:pPr>
-      <w:bookmarkStart w:id="6" w:name="_Toc243494768"/>
+      <w:bookmarkStart w:id="6" w:name="_Toc243496577"/>
       <w:r>
         <w:lastRenderedPageBreak/>
         <w:t xml:space="preserve">ET05 </w:t>
@@ -10432,7 +10432,7 @@
       <w:pPr>
         <w:pStyle w:val="1"/>
       </w:pPr>
-      <w:bookmarkStart w:id="7" w:name="_Toc243494769"/>
+      <w:bookmarkStart w:id="7" w:name="_Toc243496578"/>
       <w:r>
         <w:lastRenderedPageBreak/>
         <w:t xml:space="preserve">ET06 </w:t>
@@ -11934,7 +11934,7 @@
       <w:pPr>
         <w:pStyle w:val="1"/>
       </w:pPr>
-      <w:bookmarkStart w:id="8" w:name="_Toc243494770"/>
+      <w:bookmarkStart w:id="8" w:name="_Toc243496579"/>
       <w:r>
         <w:lastRenderedPageBreak/>
         <w:t xml:space="preserve">ET07 </w:t>
@@ -13067,21 +13067,21 @@
                 <w:rFonts w:ascii="標楷體" w:hAnsi="標楷體"/>
                 <w:sz w:val="22"/>
               </w:rPr>
-              <w:t>題，再按「下一題」切到第</w:t>
-            </w:r>
-            <w:r>
-              <w:rPr>
-                <w:rFonts w:ascii="標楷體" w:hAnsi="標楷體"/>
-                <w:sz w:val="22"/>
-              </w:rPr>
-              <w:t xml:space="preserve"> 3 </w:t>
-            </w:r>
-            <w:r>
-              <w:rPr>
-                <w:rFonts w:ascii="標楷體" w:hAnsi="標楷體"/>
-                <w:sz w:val="22"/>
-              </w:rPr>
-              <w:t>題（不作答），等倒數歸零，系統應自動提交，結果頁顯示「作答時間到，已自動提交」，第</w:t>
+              <w:t>題，停在第</w:t>
+            </w:r>
+            <w:r>
+              <w:rPr>
+                <w:rFonts w:ascii="標楷體" w:hAnsi="標楷體"/>
+                <w:sz w:val="22"/>
+              </w:rPr>
+              <w:t xml:space="preserve"> 2 </w:t>
+            </w:r>
+            <w:r>
+              <w:rPr>
+                <w:rFonts w:ascii="標楷體" w:hAnsi="標楷體"/>
+                <w:sz w:val="22"/>
+              </w:rPr>
+              <w:t>題等倒數歸零，系統應自動提交，結果頁顯示「作答時間到，已自動提交」，第</w:t>
             </w:r>
             <w:r>
               <w:rPr>
@@ -13109,7 +13109,7 @@
                 <w:rFonts w:ascii="標楷體" w:hAnsi="標楷體"/>
                 <w:sz w:val="22"/>
               </w:rPr>
-              <w:t>題照常計分；歷次作答紀錄中該次標示「逾時」。</w:t>
+              <w:t>題照常計分（停留中那一題已選好的答案不會漏計）；歷次作答紀錄中該次標示「逾時」。</w:t>
             </w:r>
           </w:p>
         </w:tc>
@@ -14523,9 +14523,9 @@
     </w:lvl>
   </w:abstractNum>
   <w:abstractNum w:abstractNumId="1" w15:restartNumberingAfterBreak="0">
-    <w:nsid w:val="3F264320"/>
+    <w:nsid w:val="235A5A85"/>
     <w:multiLevelType w:val="multilevel"/>
-    <w:tmpl w:val="CF9AF0B4"/>
+    <w:tmpl w:val="F8DEF55C"/>
     <w:lvl w:ilvl="0">
       <w:start w:val="1"/>
       <w:numFmt w:val="bullet"/>
@@ -26629,7 +26629,7 @@
 </file>
 
 <file path=customXml/itemProps1.xml><?xml version="1.0" encoding="utf-8"?>
-<ds:datastoreItem xmlns:ds="http://schemas.openxmlformats.org/officeDocument/2006/customXml" ds:itemID="{C0644658-39A2-4CEF-BF56-01F759911DE4}">
+<ds:datastoreItem xmlns:ds="http://schemas.openxmlformats.org/officeDocument/2006/customXml" ds:itemID="{2CA6667F-C64F-4D90-88BF-FE8643F815DA}">
   <ds:schemaRefs>
     <ds:schemaRef ds:uri="http://schemas.openxmlformats.org/officeDocument/2006/bibliography"/>
   </ds:schemaRefs>

--- a/docs/manuals/測試報告/ET-教育訓練文件管理模組.docx
+++ b/docs/manuals/測試報告/ET-教育訓練文件管理模組.docx
@@ -498,7 +498,7 @@
       <w:r>
         <w:fldChar w:fldCharType="separate"/>
       </w:r>
-      <w:hyperlink w:anchor="_Toc243491296" w:history="1">
+      <w:hyperlink w:anchor="_Toc243496572" w:history="1">
         <w:r>
           <w:rPr>
             <w:rStyle w:val="affb"/>
@@ -526,7 +526,7 @@
             <w:noProof/>
             <w:webHidden/>
           </w:rPr>
-          <w:instrText xml:space="preserve"> PAGEREF _Toc243491296 \h </w:instrText>
+          <w:instrText xml:space="preserve"> PAGEREF _Toc243496572 \h </w:instrText>
         </w:r>
         <w:r>
           <w:rPr>
@@ -571,7 +571,7 @@
           <w:szCs w:val="22"/>
         </w:rPr>
       </w:pPr>
-      <w:hyperlink w:anchor="_Toc243491297" w:history="1">
+      <w:hyperlink w:anchor="_Toc243496573" w:history="1">
         <w:r>
           <w:rPr>
             <w:rStyle w:val="affb"/>
@@ -606,7 +606,7 @@
             <w:noProof/>
             <w:webHidden/>
           </w:rPr>
-          <w:instrText xml:space="preserve"> PAGEREF _Toc243491297 \h </w:instrText>
+          <w:instrText xml:space="preserve"> PAGEREF _Toc243496573 \h </w:instrText>
         </w:r>
         <w:r>
           <w:rPr>
@@ -651,7 +651,7 @@
           <w:szCs w:val="22"/>
         </w:rPr>
       </w:pPr>
-      <w:hyperlink w:anchor="_Toc243491298" w:history="1">
+      <w:hyperlink w:anchor="_Toc243496574" w:history="1">
         <w:r>
           <w:rPr>
             <w:rStyle w:val="affb"/>
@@ -686,7 +686,7 @@
             <w:noProof/>
             <w:webHidden/>
           </w:rPr>
-          <w:instrText xml:space="preserve"> PAGEREF _Toc243491298 \h </w:instrText>
+          <w:instrText xml:space="preserve"> PAGEREF _Toc243496574 \h </w:instrText>
         </w:r>
         <w:r>
           <w:rPr>
@@ -731,7 +731,7 @@
           <w:szCs w:val="22"/>
         </w:rPr>
       </w:pPr>
-      <w:hyperlink w:anchor="_Toc243491299" w:history="1">
+      <w:hyperlink w:anchor="_Toc243496575" w:history="1">
         <w:r>
           <w:rPr>
             <w:rStyle w:val="affb"/>
@@ -766,7 +766,7 @@
             <w:noProof/>
             <w:webHidden/>
           </w:rPr>
-          <w:instrText xml:space="preserve"> PAGEREF _Toc243491299 \h </w:instrText>
+          <w:instrText xml:space="preserve"> PAGEREF _Toc243496575 \h </w:instrText>
         </w:r>
         <w:r>
           <w:rPr>
@@ -786,7 +786,7 @@
             <w:noProof/>
             <w:webHidden/>
           </w:rPr>
-          <w:t>6</w:t>
+          <w:t>7</w:t>
         </w:r>
         <w:r>
           <w:rPr>
@@ -811,7 +811,7 @@
           <w:szCs w:val="22"/>
         </w:rPr>
       </w:pPr>
-      <w:hyperlink w:anchor="_Toc243491300" w:history="1">
+      <w:hyperlink w:anchor="_Toc243496576" w:history="1">
         <w:r>
           <w:rPr>
             <w:rStyle w:val="affb"/>
@@ -846,7 +846,7 @@
             <w:noProof/>
             <w:webHidden/>
           </w:rPr>
-          <w:instrText xml:space="preserve"> PAGEREF _Toc243491300 \h </w:instrText>
+          <w:instrText xml:space="preserve"> PAGEREF _Toc243496576 \h </w:instrText>
         </w:r>
         <w:r>
           <w:rPr>
@@ -866,7 +866,7 @@
             <w:noProof/>
             <w:webHidden/>
           </w:rPr>
-          <w:t>8</w:t>
+          <w:t>9</w:t>
         </w:r>
         <w:r>
           <w:rPr>
@@ -891,7 +891,7 @@
           <w:szCs w:val="22"/>
         </w:rPr>
       </w:pPr>
-      <w:hyperlink w:anchor="_Toc243491301" w:history="1">
+      <w:hyperlink w:anchor="_Toc243496577" w:history="1">
         <w:r>
           <w:rPr>
             <w:rStyle w:val="affb"/>
@@ -926,7 +926,7 @@
             <w:noProof/>
             <w:webHidden/>
           </w:rPr>
-          <w:instrText xml:space="preserve"> PAGEREF _Toc243491301 \h </w:instrText>
+          <w:instrText xml:space="preserve"> PAGEREF _Toc243496577 \h </w:instrText>
         </w:r>
         <w:r>
           <w:rPr>
@@ -946,7 +946,7 @@
             <w:noProof/>
             <w:webHidden/>
           </w:rPr>
-          <w:t>10</w:t>
+          <w:t>11</w:t>
         </w:r>
         <w:r>
           <w:rPr>
@@ -971,7 +971,7 @@
           <w:szCs w:val="22"/>
         </w:rPr>
       </w:pPr>
-      <w:hyperlink w:anchor="_Toc243491302" w:history="1">
+      <w:hyperlink w:anchor="_Toc243496578" w:history="1">
         <w:r>
           <w:rPr>
             <w:rStyle w:val="affb"/>
@@ -1006,7 +1006,7 @@
             <w:noProof/>
             <w:webHidden/>
           </w:rPr>
-          <w:instrText xml:space="preserve"> PAGEREF _Toc243491302 \h </w:instrText>
+          <w:instrText xml:space="preserve"> PAGEREF _Toc243496578 \h </w:instrText>
         </w:r>
         <w:r>
           <w:rPr>
@@ -1026,7 +1026,7 @@
             <w:noProof/>
             <w:webHidden/>
           </w:rPr>
-          <w:t>14</w:t>
+          <w:t>16</w:t>
         </w:r>
         <w:r>
           <w:rPr>
@@ -1051,7 +1051,7 @@
           <w:szCs w:val="22"/>
         </w:rPr>
       </w:pPr>
-      <w:hyperlink w:anchor="_Toc243491303" w:history="1">
+      <w:hyperlink w:anchor="_Toc243496579" w:history="1">
         <w:r>
           <w:rPr>
             <w:rStyle w:val="affb"/>
@@ -1086,7 +1086,7 @@
             <w:noProof/>
             <w:webHidden/>
           </w:rPr>
-          <w:instrText xml:space="preserve"> PAGEREF _Toc243491303 \h </w:instrText>
+          <w:instrText xml:space="preserve"> PAGEREF _Toc243496579 \h </w:instrText>
         </w:r>
         <w:r>
           <w:rPr>
@@ -1106,7 +1106,7 @@
             <w:noProof/>
             <w:webHidden/>
           </w:rPr>
-          <w:t>16</w:t>
+          <w:t>18</w:t>
         </w:r>
         <w:r>
           <w:rPr>
@@ -1136,7 +1136,7 @@
       <w:pPr>
         <w:pStyle w:val="1"/>
       </w:pPr>
-      <w:bookmarkStart w:id="1" w:name="_Toc243491296"/>
+      <w:bookmarkStart w:id="1" w:name="_Toc243496572"/>
       <w:r>
         <w:lastRenderedPageBreak/>
         <w:t>測試注意事項</w:t>
@@ -1158,7 +1158,7 @@
       <w:pPr>
         <w:pStyle w:val="1"/>
       </w:pPr>
-      <w:bookmarkStart w:id="2" w:name="_Toc243491297"/>
+      <w:bookmarkStart w:id="2" w:name="_Toc243496573"/>
       <w:r>
         <w:lastRenderedPageBreak/>
         <w:t xml:space="preserve">ET01 </w:t>
@@ -1884,7 +1884,7 @@
       <w:pPr>
         <w:pStyle w:val="1"/>
       </w:pPr>
-      <w:bookmarkStart w:id="3" w:name="_Toc243491298"/>
+      <w:bookmarkStart w:id="3" w:name="_Toc243496574"/>
       <w:r>
         <w:lastRenderedPageBreak/>
         <w:t xml:space="preserve">ET02 </w:t>
@@ -3776,7 +3776,7 @@
                 <w:rFonts w:ascii="標楷體" w:hAnsi="標楷體"/>
                 <w:sz w:val="22"/>
               </w:rPr>
-              <w:t>可按；作答明細於重測後第一次作答之前出現一列「教師要求重測（測驗內容已更新）」與日期，重測前的作答以灰色顯示並標「前一輪」且仍可開啟，平均成績只取重測後兩次中的較高分（不含重測前的及格分數）。</w:t>
+              <w:t>可按。</w:t>
             </w:r>
           </w:p>
         </w:tc>
@@ -3838,56 +3838,7 @@
                 <w:rFonts w:ascii="標楷體" w:hAnsi="標楷體"/>
                 <w:sz w:val="22"/>
               </w:rPr>
-              <w:t>對尚未填寫課後問卷的學員丙按「移除」，確認視窗應顯示「確定移除</w:t>
-            </w:r>
-            <w:r>
-              <w:rPr>
-                <w:rFonts w:ascii="標楷體" w:hAnsi="標楷體"/>
-                <w:sz w:val="22"/>
-              </w:rPr>
-              <w:t xml:space="preserve"> …</w:t>
-            </w:r>
-            <w:r>
-              <w:rPr>
-                <w:rFonts w:ascii="標楷體" w:hAnsi="標楷體"/>
-                <w:sz w:val="22"/>
-              </w:rPr>
-              <w:t>？學習歷史完整保留。」；確定後學員丙自三區塊消失、問卷未填人數減少；以學員丙登入，「我的課程」不再顯示受測課程，輸入受測課程的邀請碼應被擋下並提示已被移除；於</w:t>
-            </w:r>
-            <w:r>
-              <w:rPr>
-                <w:rFonts w:ascii="標楷體" w:hAnsi="標楷體"/>
-                <w:sz w:val="22"/>
-              </w:rPr>
-              <w:t xml:space="preserve"> ET05 </w:t>
-            </w:r>
-            <w:r>
-              <w:rPr>
-                <w:rFonts w:ascii="標楷體" w:hAnsi="標楷體"/>
-                <w:sz w:val="22"/>
-              </w:rPr>
-              <w:t>以</w:t>
-            </w:r>
-            <w:r>
-              <w:rPr>
-                <w:rFonts w:ascii="標楷體" w:hAnsi="標楷體"/>
-                <w:sz w:val="22"/>
-              </w:rPr>
-              <w:t xml:space="preserve"> Email </w:t>
-            </w:r>
-            <w:r>
-              <w:rPr>
-                <w:rFonts w:ascii="標楷體" w:hAnsi="標楷體"/>
-                <w:sz w:val="22"/>
-              </w:rPr>
-              <w:t>邀請重新邀請學員丙後，學員丙重新出現在本頁，加入時間更</w:t>
-            </w:r>
-            <w:r>
-              <w:rPr>
-                <w:rFonts w:ascii="標楷體" w:hAnsi="標楷體"/>
-                <w:sz w:val="22"/>
-              </w:rPr>
-              <w:t>新為重新邀請的時點，原學習進度與成績接續保留。</w:t>
+              <w:t>學員丙重測兩次皆未及格後，其作答明細應於重測後第一次作答之前出現一列「教師要求重測（測驗內容已更新）」與日期，重測前的作答以灰色顯示並標「前一輪」且仍可開啟，平均成績只取重測後兩次中的較高分（不含重測前的及格分數）。</w:t>
             </w:r>
           </w:p>
         </w:tc>
@@ -3949,35 +3900,21 @@
                 <w:rFonts w:ascii="標楷體" w:hAnsi="標楷體"/>
                 <w:sz w:val="22"/>
               </w:rPr>
-              <w:t>於</w:t>
-            </w:r>
-            <w:r>
-              <w:rPr>
-                <w:rFonts w:ascii="標楷體" w:hAnsi="標楷體"/>
-                <w:sz w:val="22"/>
-              </w:rPr>
-              <w:t xml:space="preserve"> ET05 </w:t>
-            </w:r>
-            <w:r>
-              <w:rPr>
-                <w:rFonts w:ascii="標楷體" w:hAnsi="標楷體"/>
-                <w:sz w:val="22"/>
-              </w:rPr>
-              <w:t>關閉受測課程後回本頁選擇受測課程，應顯示唯讀提示；三區塊照常顯示，「移除」「重置重考次數」皆呈灰色，「匯出</w:t>
-            </w:r>
-            <w:r>
-              <w:rPr>
-                <w:rFonts w:ascii="標楷體" w:hAnsi="標楷體"/>
-                <w:sz w:val="22"/>
-              </w:rPr>
-              <w:t xml:space="preserve"> CSV</w:t>
-            </w:r>
-            <w:r>
-              <w:rPr>
-                <w:rFonts w:ascii="標楷體" w:hAnsi="標楷體"/>
-                <w:sz w:val="22"/>
-              </w:rPr>
-              <w:t>」仍可匯出。</w:t>
+              <w:t>對尚未填寫課後問卷的學員丙按「移除」，確認視窗應顯示「確定移除</w:t>
+            </w:r>
+            <w:r>
+              <w:rPr>
+                <w:rFonts w:ascii="標楷體" w:hAnsi="標楷體"/>
+                <w:sz w:val="22"/>
+              </w:rPr>
+              <w:t xml:space="preserve"> …</w:t>
+            </w:r>
+            <w:r>
+              <w:rPr>
+                <w:rFonts w:ascii="標楷體" w:hAnsi="標楷體"/>
+                <w:sz w:val="22"/>
+              </w:rPr>
+              <w:t>？學習歷史完整保留。」；確定後學員丙自三區塊消失、問卷未填人數減少。</w:t>
             </w:r>
           </w:p>
         </w:tc>
@@ -4039,6 +3976,193 @@
                 <w:rFonts w:ascii="標楷體" w:hAnsi="標楷體"/>
                 <w:sz w:val="22"/>
               </w:rPr>
+              <w:t>學員丙被移除後，以學員丙登入，「我的課程」不再顯示受測課程，輸入受測課程的邀請碼應被擋下並提示已被移除；於</w:t>
+            </w:r>
+            <w:r>
+              <w:rPr>
+                <w:rFonts w:ascii="標楷體" w:hAnsi="標楷體"/>
+                <w:sz w:val="22"/>
+              </w:rPr>
+              <w:t xml:space="preserve"> </w:t>
+            </w:r>
+            <w:r>
+              <w:rPr>
+                <w:rFonts w:ascii="標楷體" w:hAnsi="標楷體"/>
+                <w:sz w:val="22"/>
+              </w:rPr>
+              <w:t xml:space="preserve">ET05 </w:t>
+            </w:r>
+            <w:r>
+              <w:rPr>
+                <w:rFonts w:ascii="標楷體" w:hAnsi="標楷體"/>
+                <w:sz w:val="22"/>
+              </w:rPr>
+              <w:t>以</w:t>
+            </w:r>
+            <w:r>
+              <w:rPr>
+                <w:rFonts w:ascii="標楷體" w:hAnsi="標楷體"/>
+                <w:sz w:val="22"/>
+              </w:rPr>
+              <w:t xml:space="preserve"> Email </w:t>
+            </w:r>
+            <w:r>
+              <w:rPr>
+                <w:rFonts w:ascii="標楷體" w:hAnsi="標楷體"/>
+                <w:sz w:val="22"/>
+              </w:rPr>
+              <w:t>邀請重新邀請學員丙後，學員丙重新出現在本頁，加入時間更新為重新邀請的時點，原學習進度與成績接續保留。</w:t>
+            </w:r>
+          </w:p>
+        </w:tc>
+        <w:tc>
+          <w:tcPr>
+            <w:tcW w:w="1247" w:type="dxa"/>
+          </w:tcPr>
+          <w:p>
+            <w:pPr>
+              <w:spacing w:before="60" w:after="60"/>
+              <w:jc w:val="center"/>
+            </w:pPr>
+          </w:p>
+        </w:tc>
+        <w:tc>
+          <w:tcPr>
+            <w:tcW w:w="1247" w:type="dxa"/>
+          </w:tcPr>
+          <w:p>
+            <w:pPr>
+              <w:spacing w:before="60" w:after="60"/>
+              <w:jc w:val="center"/>
+            </w:pPr>
+          </w:p>
+        </w:tc>
+      </w:tr>
+      <w:tr>
+        <w:trPr>
+          <w:jc w:val="center"/>
+        </w:trPr>
+        <w:tc>
+          <w:tcPr>
+            <w:tcW w:w="907" w:type="dxa"/>
+          </w:tcPr>
+          <w:p>
+            <w:pPr>
+              <w:spacing w:before="60" w:after="60"/>
+              <w:jc w:val="center"/>
+            </w:pPr>
+            <w:r>
+              <w:rPr>
+                <w:rFonts w:ascii="標楷體" w:hAnsi="標楷體"/>
+                <w:sz w:val="22"/>
+              </w:rPr>
+              <w:t>24</w:t>
+            </w:r>
+          </w:p>
+        </w:tc>
+        <w:tc>
+          <w:tcPr>
+            <w:tcW w:w="6236" w:type="dxa"/>
+          </w:tcPr>
+          <w:p>
+            <w:pPr>
+              <w:spacing w:before="60" w:after="60"/>
+            </w:pPr>
+            <w:r>
+              <w:rPr>
+                <w:rFonts w:ascii="標楷體" w:hAnsi="標楷體"/>
+                <w:sz w:val="22"/>
+              </w:rPr>
+              <w:t>於</w:t>
+            </w:r>
+            <w:r>
+              <w:rPr>
+                <w:rFonts w:ascii="標楷體" w:hAnsi="標楷體"/>
+                <w:sz w:val="22"/>
+              </w:rPr>
+              <w:t xml:space="preserve"> ET05 </w:t>
+            </w:r>
+            <w:r>
+              <w:rPr>
+                <w:rFonts w:ascii="標楷體" w:hAnsi="標楷體"/>
+                <w:sz w:val="22"/>
+              </w:rPr>
+              <w:t>關閉受測課程後回本頁選擇受測課程，應顯示唯讀提示；三區塊照常顯示，「移除」「重置重考次數」皆呈灰色，「匯出</w:t>
+            </w:r>
+            <w:r>
+              <w:rPr>
+                <w:rFonts w:ascii="標楷體" w:hAnsi="標楷體"/>
+                <w:sz w:val="22"/>
+              </w:rPr>
+              <w:t xml:space="preserve"> CSV</w:t>
+            </w:r>
+            <w:r>
+              <w:rPr>
+                <w:rFonts w:ascii="標楷體" w:hAnsi="標楷體"/>
+                <w:sz w:val="22"/>
+              </w:rPr>
+              <w:t>」仍可匯出。</w:t>
+            </w:r>
+          </w:p>
+        </w:tc>
+        <w:tc>
+          <w:tcPr>
+            <w:tcW w:w="1247" w:type="dxa"/>
+          </w:tcPr>
+          <w:p>
+            <w:pPr>
+              <w:spacing w:before="60" w:after="60"/>
+              <w:jc w:val="center"/>
+            </w:pPr>
+          </w:p>
+        </w:tc>
+        <w:tc>
+          <w:tcPr>
+            <w:tcW w:w="1247" w:type="dxa"/>
+          </w:tcPr>
+          <w:p>
+            <w:pPr>
+              <w:spacing w:before="60" w:after="60"/>
+              <w:jc w:val="center"/>
+            </w:pPr>
+          </w:p>
+        </w:tc>
+      </w:tr>
+      <w:tr>
+        <w:trPr>
+          <w:jc w:val="center"/>
+        </w:trPr>
+        <w:tc>
+          <w:tcPr>
+            <w:tcW w:w="907" w:type="dxa"/>
+          </w:tcPr>
+          <w:p>
+            <w:pPr>
+              <w:spacing w:before="60" w:after="60"/>
+              <w:jc w:val="center"/>
+            </w:pPr>
+            <w:r>
+              <w:rPr>
+                <w:rFonts w:ascii="標楷體" w:hAnsi="標楷體"/>
+                <w:sz w:val="22"/>
+              </w:rPr>
+              <w:t>25</w:t>
+            </w:r>
+          </w:p>
+        </w:tc>
+        <w:tc>
+          <w:tcPr>
+            <w:tcW w:w="6236" w:type="dxa"/>
+          </w:tcPr>
+          <w:p>
+            <w:pPr>
+              <w:spacing w:before="60" w:after="60"/>
+            </w:pPr>
+            <w:r>
+              <w:rPr>
+                <w:rFonts w:ascii="標楷體" w:hAnsi="標楷體"/>
+                <w:sz w:val="22"/>
+              </w:rPr>
               <w:t>以管理者於</w:t>
             </w:r>
             <w:r>
@@ -4123,7 +4247,15 @@
                 <w:rFonts w:ascii="標楷體" w:hAnsi="標楷體"/>
                 <w:sz w:val="22"/>
               </w:rPr>
-              <w:t>等於當時的學員人數。</w:t>
+              <w:t>等於</w:t>
+            </w:r>
+            <w:r>
+              <w:rPr>
+                <w:rFonts w:ascii="標楷體" w:hAnsi="標楷體"/>
+                <w:sz w:val="22"/>
+              </w:rPr>
+              <w:lastRenderedPageBreak/>
+              <w:t>當時的學員人數。</w:t>
             </w:r>
           </w:p>
         </w:tc>
@@ -4155,13 +4287,16 @@
       <w:pPr>
         <w:pStyle w:val="1"/>
       </w:pPr>
-      <w:bookmarkStart w:id="4" w:name="_Toc243491299"/>
+      <w:bookmarkStart w:id="4" w:name="_Toc243496575"/>
       <w:r>
         <w:lastRenderedPageBreak/>
         <w:t xml:space="preserve">ET03 </w:t>
       </w:r>
       <w:r>
-        <w:t>我的課程</w:t>
+        <w:t>我</w:t>
+      </w:r>
+      <w:r>
+        <w:t>的課程</w:t>
       </w:r>
       <w:bookmarkEnd w:id="4"/>
     </w:p>
@@ -5042,57 +5177,7 @@
                 <w:rFonts w:ascii="標楷體" w:hAnsi="標楷體"/>
                 <w:sz w:val="22"/>
               </w:rPr>
-              <w:t>取得一門學員甲、乙皆未加入的已發布課程（以下稱可加入課程）的邀請碼，以學員乙按「加入新課程」輸入該邀請碼按「查詢」，應顯示課程名稱、教師與章節數；此時按「上一步」再按「取消」關閉視窗，可加入課程不應出現在清單上。</w:t>
-            </w:r>
-            <w:r>
-              <w:rPr>
-                <w:rFonts w:ascii="標楷體" w:hAnsi="標楷體"/>
-                <w:sz w:val="22"/>
-              </w:rPr>
-              <w:lastRenderedPageBreak/>
-              <w:t>再次查詢後按「確認加入」，應顯示「已加入課程」並進入可加入課程的</w:t>
-            </w:r>
-            <w:r>
-              <w:rPr>
-                <w:rFonts w:ascii="標楷體" w:hAnsi="標楷體"/>
-                <w:sz w:val="22"/>
-              </w:rPr>
-              <w:t xml:space="preserve"> ET06</w:t>
-            </w:r>
-            <w:r>
-              <w:rPr>
-                <w:rFonts w:ascii="標楷體" w:hAnsi="標楷體"/>
-                <w:sz w:val="22"/>
-              </w:rPr>
-              <w:t>；回到本頁可加入課程列於清單，「已加入課程」加</w:t>
-            </w:r>
-            <w:r>
-              <w:rPr>
-                <w:rFonts w:ascii="標楷體" w:hAnsi="標楷體"/>
-                <w:sz w:val="22"/>
-              </w:rPr>
-              <w:t xml:space="preserve"> 1</w:t>
-            </w:r>
-            <w:r>
-              <w:rPr>
-                <w:rFonts w:ascii="標楷體" w:hAnsi="標楷體"/>
-                <w:sz w:val="22"/>
-              </w:rPr>
-              <w:t>（進入</w:t>
-            </w:r>
-            <w:r>
-              <w:rPr>
-                <w:rFonts w:ascii="標楷體" w:hAnsi="標楷體"/>
-                <w:sz w:val="22"/>
-              </w:rPr>
-              <w:t xml:space="preserve"> ET06 </w:t>
-            </w:r>
-            <w:r>
-              <w:rPr>
-                <w:rFonts w:ascii="標楷體" w:hAnsi="標楷體"/>
-                <w:sz w:val="22"/>
-              </w:rPr>
-              <w:t>時已開啟第一份教材，可加入課程計入「進行中」）。</w:t>
+              <w:t>取得一門學員甲、乙皆未加入的已發布課程（以下稱可加入課程）的邀請碼，以學員乙按「加入新課程」輸入該邀請碼按「查詢」，應顯示課程名稱、教師與章節數。</w:t>
             </w:r>
           </w:p>
         </w:tc>
@@ -5137,6 +5222,7 @@
                 <w:rFonts w:ascii="標楷體" w:hAnsi="標楷體"/>
                 <w:sz w:val="22"/>
               </w:rPr>
+              <w:lastRenderedPageBreak/>
               <w:t>9</w:t>
             </w:r>
           </w:p>
@@ -5154,14 +5240,49 @@
                 <w:rFonts w:ascii="標楷體" w:hAnsi="標楷體"/>
                 <w:sz w:val="22"/>
               </w:rPr>
-              <w:t>以學員乙輸入一門起始時間在未來、尚未加入之課程的邀請碼查詢，應提示開放時點；按「確認加入」後應顯示</w:t>
-            </w:r>
-            <w:r>
-              <w:rPr>
-                <w:rFonts w:ascii="標楷體" w:hAnsi="標楷體"/>
-                <w:sz w:val="22"/>
-              </w:rPr>
-              <w:t>「已加入，課程開放後即可開始學習」並留在本頁，該課程的卡片標「尚未開放」。</w:t>
+              <w:t>於上述查詢結果按「上一步」再按「取消」關閉視窗，可加入課程不應出現在清單上；再次查詢後按「確認加入」，應顯示「已加入課程」並進入可加入課程的</w:t>
+            </w:r>
+            <w:r>
+              <w:rPr>
+                <w:rFonts w:ascii="標楷體" w:hAnsi="標楷體"/>
+                <w:sz w:val="22"/>
+              </w:rPr>
+              <w:t xml:space="preserve"> ET06</w:t>
+            </w:r>
+            <w:r>
+              <w:rPr>
+                <w:rFonts w:ascii="標楷體" w:hAnsi="標楷體"/>
+                <w:sz w:val="22"/>
+              </w:rPr>
+              <w:t>，回到本頁可加入課程列於清單，「已加入課程」加</w:t>
+            </w:r>
+            <w:r>
+              <w:rPr>
+                <w:rFonts w:ascii="標楷體" w:hAnsi="標楷體"/>
+                <w:sz w:val="22"/>
+              </w:rPr>
+              <w:t xml:space="preserve"> 1</w:t>
+            </w:r>
+            <w:r>
+              <w:rPr>
+                <w:rFonts w:ascii="標楷體" w:hAnsi="標楷體"/>
+                <w:sz w:val="22"/>
+              </w:rPr>
+              <w:t>（進入</w:t>
+            </w:r>
+            <w:r>
+              <w:rPr>
+                <w:rFonts w:ascii="標楷體" w:hAnsi="標楷體"/>
+                <w:sz w:val="22"/>
+              </w:rPr>
+              <w:t xml:space="preserve"> ET06 </w:t>
+            </w:r>
+            <w:r>
+              <w:rPr>
+                <w:rFonts w:ascii="標楷體" w:hAnsi="標楷體"/>
+                <w:sz w:val="22"/>
+              </w:rPr>
+              <w:t>時已開啟第一份教材，可加入課程計入「進行中」）。</w:t>
             </w:r>
           </w:p>
         </w:tc>
@@ -5223,21 +5344,7 @@
                 <w:rFonts w:ascii="標楷體" w:hAnsi="標楷體"/>
                 <w:sz w:val="22"/>
               </w:rPr>
-              <w:t>學員乙再次輸入已加入之可加入課程的邀請碼按「查詢」，應直接進入可加入課程的</w:t>
-            </w:r>
-            <w:r>
-              <w:rPr>
-                <w:rFonts w:ascii="標楷體" w:hAnsi="標楷體"/>
-                <w:sz w:val="22"/>
-              </w:rPr>
-              <w:t xml:space="preserve"> ET06</w:t>
-            </w:r>
-            <w:r>
-              <w:rPr>
-                <w:rFonts w:ascii="標楷體" w:hAnsi="標楷體"/>
-                <w:sz w:val="22"/>
-              </w:rPr>
-              <w:t>，且「已加入課程」數不增加。</w:t>
+              <w:t>以學員乙輸入一門起始時間在未來、尚未加入之課程的邀請碼查詢，應提示開放時點；按「確認加入」後應顯示「已加入，課程開放後即可開始學習」並留在本頁，該課程的卡片標「尚未開放」。</w:t>
             </w:r>
           </w:p>
         </w:tc>
@@ -5299,7 +5406,21 @@
                 <w:rFonts w:ascii="標楷體" w:hAnsi="標楷體"/>
                 <w:sz w:val="22"/>
               </w:rPr>
-              <w:t>以學員甲開啟可加入課程的邀請連結並登入，應進入本頁並自動開啟「加入新課程」視窗並填好邀請碼，在按「查詢」與「確認加入」前不應已加入。</w:t>
+              <w:t>學員乙再次輸入已加入之可加入課程的邀請碼按「查詢」，應直接進入可加入課程的</w:t>
+            </w:r>
+            <w:r>
+              <w:rPr>
+                <w:rFonts w:ascii="標楷體" w:hAnsi="標楷體"/>
+                <w:sz w:val="22"/>
+              </w:rPr>
+              <w:t xml:space="preserve"> ET06</w:t>
+            </w:r>
+            <w:r>
+              <w:rPr>
+                <w:rFonts w:ascii="標楷體" w:hAnsi="標楷體"/>
+                <w:sz w:val="22"/>
+              </w:rPr>
+              <w:t>，且「已加入課程」數不增加。</w:t>
             </w:r>
           </w:p>
         </w:tc>
@@ -5345,6 +5466,68 @@
                 <w:sz w:val="22"/>
               </w:rPr>
               <w:t>12</w:t>
+            </w:r>
+          </w:p>
+        </w:tc>
+        <w:tc>
+          <w:tcPr>
+            <w:tcW w:w="6236" w:type="dxa"/>
+          </w:tcPr>
+          <w:p>
+            <w:pPr>
+              <w:spacing w:before="60" w:after="60"/>
+            </w:pPr>
+            <w:r>
+              <w:rPr>
+                <w:rFonts w:ascii="標楷體" w:hAnsi="標楷體"/>
+                <w:sz w:val="22"/>
+              </w:rPr>
+              <w:t>以學員甲開啟可加入課程的邀請連結並登入，應進入本頁並自動開啟「加入新課程」視窗並填好邀請碼，在按「查詢」與「確認加入」前不應已加入。</w:t>
+            </w:r>
+          </w:p>
+        </w:tc>
+        <w:tc>
+          <w:tcPr>
+            <w:tcW w:w="1247" w:type="dxa"/>
+          </w:tcPr>
+          <w:p>
+            <w:pPr>
+              <w:spacing w:before="60" w:after="60"/>
+              <w:jc w:val="center"/>
+            </w:pPr>
+          </w:p>
+        </w:tc>
+        <w:tc>
+          <w:tcPr>
+            <w:tcW w:w="1247" w:type="dxa"/>
+          </w:tcPr>
+          <w:p>
+            <w:pPr>
+              <w:spacing w:before="60" w:after="60"/>
+              <w:jc w:val="center"/>
+            </w:pPr>
+          </w:p>
+        </w:tc>
+      </w:tr>
+      <w:tr>
+        <w:trPr>
+          <w:jc w:val="center"/>
+        </w:trPr>
+        <w:tc>
+          <w:tcPr>
+            <w:tcW w:w="907" w:type="dxa"/>
+          </w:tcPr>
+          <w:p>
+            <w:pPr>
+              <w:spacing w:before="60" w:after="60"/>
+              <w:jc w:val="center"/>
+            </w:pPr>
+            <w:r>
+              <w:rPr>
+                <w:rFonts w:ascii="標楷體" w:hAnsi="標楷體"/>
+                <w:sz w:val="22"/>
+              </w:rPr>
+              <w:t>13</w:t>
             </w:r>
           </w:p>
         </w:tc>
@@ -5407,7 +5590,7 @@
       <w:pPr>
         <w:pStyle w:val="1"/>
       </w:pPr>
-      <w:bookmarkStart w:id="5" w:name="_Toc243491300"/>
+      <w:bookmarkStart w:id="5" w:name="_Toc243496576"/>
       <w:r>
         <w:lastRenderedPageBreak/>
         <w:t xml:space="preserve">ET04 </w:t>
@@ -6212,14 +6395,7 @@
                 <w:rFonts w:ascii="標楷體" w:hAnsi="標楷體"/>
                 <w:sz w:val="22"/>
               </w:rPr>
-              <w:t xml:space="preserve"> </w:t>
-            </w:r>
-            <w:r>
-              <w:rPr>
-                <w:rFonts w:ascii="標楷體" w:hAnsi="標楷體"/>
-                <w:sz w:val="22"/>
-              </w:rPr>
-              <w:t>A</w:t>
+              <w:t xml:space="preserve"> A</w:t>
             </w:r>
             <w:r>
               <w:rPr>
@@ -6820,7 +6996,7 @@
       <w:pPr>
         <w:pStyle w:val="1"/>
       </w:pPr>
-      <w:bookmarkStart w:id="6" w:name="_Toc243491301"/>
+      <w:bookmarkStart w:id="6" w:name="_Toc243496577"/>
       <w:r>
         <w:lastRenderedPageBreak/>
         <w:t xml:space="preserve">ET05 </w:t>
@@ -7252,7 +7428,7 @@
                 <w:rFonts w:ascii="標楷體" w:hAnsi="標楷體"/>
                 <w:sz w:val="22"/>
               </w:rPr>
-              <w:t>教材」，填名稱按「建立」，應顯示「已自動儲存草稿」、轉入該課程編輯頁並開啟教材視窗，「項目標題」已帶入剛填的名稱；填說明文字並上傳影片後按「儲存」，應顯示「教材已儲存」，重新開啟該教材，說明文字與影片皆在。</w:t>
+              <w:t>教材」，填名稱按「建立」，應顯示「已自動儲存草稿」、轉入該課程編輯頁並開啟教材視窗，「項目標題」已帶入剛填的名稱。</w:t>
             </w:r>
           </w:p>
         </w:tc>
@@ -7314,35 +7490,7 @@
                 <w:rFonts w:ascii="標楷體" w:hAnsi="標楷體"/>
                 <w:sz w:val="22"/>
               </w:rPr>
-              <w:t>課程</w:t>
-            </w:r>
-            <w:r>
-              <w:rPr>
-                <w:rFonts w:ascii="標楷體" w:hAnsi="標楷體"/>
-                <w:sz w:val="22"/>
-              </w:rPr>
-              <w:t xml:space="preserve"> X </w:t>
-            </w:r>
-            <w:r>
-              <w:rPr>
-                <w:rFonts w:ascii="標楷體" w:hAnsi="標楷體"/>
-                <w:sz w:val="22"/>
-              </w:rPr>
-              <w:t>的標題列右上應不顯示任何按鈕，底部動作列為「刪除草稿」「取消」「儲存草稿」「儲存並發布」；受訓對象與起訖時間留空按「儲存草稿」，應存檔成功並回到課程列表，課程</w:t>
-            </w:r>
-            <w:r>
-              <w:rPr>
-                <w:rFonts w:ascii="標楷體" w:hAnsi="標楷體"/>
-                <w:sz w:val="22"/>
-              </w:rPr>
-              <w:t xml:space="preserve"> X </w:t>
-            </w:r>
-            <w:r>
-              <w:rPr>
-                <w:rFonts w:ascii="標楷體" w:hAnsi="標楷體"/>
-                <w:sz w:val="22"/>
-              </w:rPr>
-              <w:t>狀態為草稿。</w:t>
+              <w:t>於上述教材視窗填說明文字並上傳影片後按「儲存」，應顯示「教材已儲存」；重新開啟該教材，說明文字與影片皆在。</w:t>
             </w:r>
           </w:p>
         </w:tc>
@@ -7404,7 +7552,7 @@
                 <w:rFonts w:ascii="標楷體" w:hAnsi="標楷體"/>
                 <w:sz w:val="22"/>
               </w:rPr>
-              <w:t>於課程</w:t>
+              <w:t>課程</w:t>
             </w:r>
             <w:r>
               <w:rPr>
@@ -7418,7 +7566,21 @@
                 <w:rFonts w:ascii="標楷體" w:hAnsi="標楷體"/>
                 <w:sz w:val="22"/>
               </w:rPr>
-              <w:t>再新增一個章節，於章節列上修改章節名稱後將游標移出欄位，再拖曳章節左側手把調整兩章順序，離開本頁再進入，名稱與順序皆應保留。</w:t>
+              <w:t>的標題列右上應不顯示任何按鈕，底部動作列為「刪除草稿」「取消」「儲存草稿」「儲存並發布」；受訓對象與起訖時間留空按「儲存草稿」，應存檔成功並回到課程列表，課程</w:t>
+            </w:r>
+            <w:r>
+              <w:rPr>
+                <w:rFonts w:ascii="標楷體" w:hAnsi="標楷體"/>
+                <w:sz w:val="22"/>
+              </w:rPr>
+              <w:t xml:space="preserve"> X </w:t>
+            </w:r>
+            <w:r>
+              <w:rPr>
+                <w:rFonts w:ascii="標楷體" w:hAnsi="標楷體"/>
+                <w:sz w:val="22"/>
+              </w:rPr>
+              <w:t>狀態為草稿。</w:t>
             </w:r>
           </w:p>
         </w:tc>
@@ -7480,7 +7642,21 @@
                 <w:rFonts w:ascii="標楷體" w:hAnsi="標楷體"/>
                 <w:sz w:val="22"/>
               </w:rPr>
-              <w:t>另建一門只填課程名稱的草稿，按「儲存草稿」後於課程列表重新開啟，按「刪除草稿」並「確認刪除」，應顯示「草稿已刪除」並回到課程列表，該課程不再出現。</w:t>
+              <w:t>於課程</w:t>
+            </w:r>
+            <w:r>
+              <w:rPr>
+                <w:rFonts w:ascii="標楷體" w:hAnsi="標楷體"/>
+                <w:sz w:val="22"/>
+              </w:rPr>
+              <w:t xml:space="preserve"> X </w:t>
+            </w:r>
+            <w:r>
+              <w:rPr>
+                <w:rFonts w:ascii="標楷體" w:hAnsi="標楷體"/>
+                <w:sz w:val="22"/>
+              </w:rPr>
+              <w:t>再新增一個章節，於章節列上修改章節名稱後將游標移出欄位，再拖曳章節左側手把調整兩章順序，離開本頁再進入，名稱與順序皆應保留。</w:t>
             </w:r>
           </w:p>
         </w:tc>
@@ -7542,28 +7718,7 @@
                 <w:rFonts w:ascii="標楷體" w:hAnsi="標楷體"/>
                 <w:sz w:val="22"/>
               </w:rPr>
-              <w:t>另建一門只填課程名稱的草稿「課程</w:t>
-            </w:r>
-            <w:r>
-              <w:rPr>
-                <w:rFonts w:ascii="標楷體" w:hAnsi="標楷體"/>
-                <w:sz w:val="22"/>
-              </w:rPr>
-              <w:t xml:space="preserve"> Y</w:t>
-            </w:r>
-            <w:r>
-              <w:rPr>
-                <w:rFonts w:ascii="標楷體" w:hAnsi="標楷體"/>
-                <w:sz w:val="22"/>
-              </w:rPr>
-              <w:t>」，按「儲存草稿」後於課程列表重新開啟並按「儲存並發布」，視窗應列出缺章節、缺教材、未設定受訓對象、起訖時間未填，並說明該去哪裡補，只有「關閉」可按；關閉後起訖時間兩欄以紅框標示、受</w:t>
-            </w:r>
-            <w:r>
-              <w:rPr>
-                <w:rFonts w:ascii="標楷體" w:hAnsi="標楷體"/>
-                <w:sz w:val="22"/>
-              </w:rPr>
-              <w:t>訓對象下方顯示紅字提示，補填後隨即消失；按「儲存草稿」保存。</w:t>
+              <w:t>另建一門只填課程名稱的草稿，按「儲存草稿」後於課程列表重新開啟，按「刪除草稿」並「確認刪除」，應顯示「草稿已刪除」並回到課程列表，該課程不再出現。</w:t>
             </w:r>
           </w:p>
         </w:tc>
@@ -7625,77 +7780,21 @@
                 <w:rFonts w:ascii="標楷體" w:hAnsi="標楷體"/>
                 <w:sz w:val="22"/>
               </w:rPr>
-              <w:t>於課程</w:t>
-            </w:r>
-            <w:r>
-              <w:rPr>
-                <w:rFonts w:ascii="標楷體" w:hAnsi="標楷體"/>
-                <w:sz w:val="22"/>
-              </w:rPr>
-              <w:t xml:space="preserve"> Y </w:t>
-            </w:r>
-            <w:r>
-              <w:rPr>
-                <w:rFonts w:ascii="標楷體" w:hAnsi="標楷體"/>
-                <w:sz w:val="22"/>
-              </w:rPr>
-              <w:t>新增章節與教材，教材只引用文件管理「訓練教材」分類中一份已發布、可廢止的文件（以下稱文件</w:t>
-            </w:r>
-            <w:r>
-              <w:rPr>
-                <w:rFonts w:ascii="標楷體" w:hAnsi="標楷體"/>
-                <w:sz w:val="22"/>
-              </w:rPr>
-              <w:t xml:space="preserve"> B</w:t>
-            </w:r>
-            <w:r>
-              <w:rPr>
-                <w:rFonts w:ascii="標楷體" w:hAnsi="標楷體"/>
-                <w:sz w:val="22"/>
-              </w:rPr>
-              <w:t>）並儲存；將文件</w:t>
-            </w:r>
-            <w:r>
-              <w:rPr>
-                <w:rFonts w:ascii="標楷體" w:hAnsi="標楷體"/>
-                <w:sz w:val="22"/>
-              </w:rPr>
-              <w:t xml:space="preserve"> B </w:t>
-            </w:r>
-            <w:r>
-              <w:rPr>
-                <w:rFonts w:ascii="標楷體" w:hAnsi="標楷體"/>
-                <w:sz w:val="22"/>
-              </w:rPr>
-              <w:t>於文件管理端廢止後，回到該教材應顯示「此文件已廢止」，課程</w:t>
-            </w:r>
-            <w:r>
-              <w:rPr>
-                <w:rFonts w:ascii="標楷體" w:hAnsi="標楷體"/>
-                <w:sz w:val="22"/>
-              </w:rPr>
-              <w:t xml:space="preserve"> Y </w:t>
-            </w:r>
-            <w:r>
-              <w:rPr>
-                <w:rFonts w:ascii="標楷體" w:hAnsi="標楷體"/>
-                <w:sz w:val="22"/>
-              </w:rPr>
-              <w:t>按「儲存並發布」應被擋下並提示「請先移除已廢止文件之引用」。此引用請保留到第</w:t>
-            </w:r>
-            <w:r>
-              <w:rPr>
-                <w:rFonts w:ascii="標楷體" w:hAnsi="標楷體"/>
-                <w:sz w:val="22"/>
-              </w:rPr>
-              <w:t xml:space="preserve"> 27 </w:t>
-            </w:r>
-            <w:r>
-              <w:rPr>
-                <w:rFonts w:ascii="標楷體" w:hAnsi="標楷體"/>
-                <w:sz w:val="22"/>
-              </w:rPr>
-              <w:t>項。</w:t>
+              <w:t>另建一門只填課程名稱的草稿「課程</w:t>
+            </w:r>
+            <w:r>
+              <w:rPr>
+                <w:rFonts w:ascii="標楷體" w:hAnsi="標楷體"/>
+                <w:sz w:val="22"/>
+              </w:rPr>
+              <w:t xml:space="preserve"> Y</w:t>
+            </w:r>
+            <w:r>
+              <w:rPr>
+                <w:rFonts w:ascii="標楷體" w:hAnsi="標楷體"/>
+                <w:sz w:val="22"/>
+              </w:rPr>
+              <w:t>」，按「儲存草稿」後於課程列表重新開啟並按「儲存並發布」，視窗應列出缺章節、缺教材、未設定受訓對象、起訖時間未填，並說明該去哪裡補，只有「關閉」可按；關閉後起訖時間兩欄以紅框標示、受訓對象下方顯示紅字提示，補填後隨即消失；按「儲存草稿」保存。</w:t>
             </w:r>
           </w:p>
         </w:tc>
@@ -7740,7 +7839,6 @@
                 <w:rFonts w:ascii="標楷體" w:hAnsi="標楷體"/>
                 <w:sz w:val="22"/>
               </w:rPr>
-              <w:lastRenderedPageBreak/>
               <w:t>7</w:t>
             </w:r>
           </w:p>
@@ -7765,42 +7863,70 @@
                 <w:rFonts w:ascii="標楷體" w:hAnsi="標楷體"/>
                 <w:sz w:val="22"/>
               </w:rPr>
-              <w:t xml:space="preserve"> X </w:t>
-            </w:r>
-            <w:r>
-              <w:rPr>
-                <w:rFonts w:ascii="標楷體" w:hAnsi="標楷體"/>
-                <w:sz w:val="22"/>
-              </w:rPr>
-              <w:t>第</w:t>
-            </w:r>
-            <w:r>
-              <w:rPr>
-                <w:rFonts w:ascii="標楷體" w:hAnsi="標楷體"/>
-                <w:sz w:val="22"/>
-              </w:rPr>
-              <w:t xml:space="preserve"> 3 </w:t>
-            </w:r>
-            <w:r>
-              <w:rPr>
-                <w:rFonts w:ascii="標楷體" w:hAnsi="標楷體"/>
-                <w:sz w:val="22"/>
-              </w:rPr>
-              <w:t>項新增的章節按「新增項目</w:t>
-            </w:r>
-            <w:r>
-              <w:rPr>
-                <w:rFonts w:ascii="標楷體" w:hAnsi="標楷體"/>
-                <w:sz w:val="22"/>
-              </w:rPr>
-              <w:t xml:space="preserve"> → </w:t>
-            </w:r>
-            <w:r>
-              <w:rPr>
-                <w:rFonts w:ascii="標楷體" w:hAnsi="標楷體"/>
-                <w:sz w:val="22"/>
-              </w:rPr>
-              <w:t>測驗」並建立，於「測驗設定」填及格分數與重考次數上限後按「儲存」，應顯示「測驗已儲存」，重新開啟兩欄為剛填的值；於「題庫管理」新增兩題，各按該題的「儲存題目」後，直接按視窗右上角的關閉鈕，重新開啟兩題應仍在；按某題的編輯鈕修改題幹但未按「儲存題目」即按右上角的關閉鈕，於「放棄變更」視窗按「確定」，該次修改應消失。</w:t>
+              <w:t xml:space="preserve"> Y </w:t>
+            </w:r>
+            <w:r>
+              <w:rPr>
+                <w:rFonts w:ascii="標楷體" w:hAnsi="標楷體"/>
+                <w:sz w:val="22"/>
+              </w:rPr>
+              <w:t>新增章節與教材，教材只引用文件管理「訓練教材」分類中一份已發布、可廢止的文件（以下稱文件</w:t>
+            </w:r>
+            <w:r>
+              <w:rPr>
+                <w:rFonts w:ascii="標楷體" w:hAnsi="標楷體"/>
+                <w:sz w:val="22"/>
+              </w:rPr>
+              <w:t xml:space="preserve"> B</w:t>
+            </w:r>
+            <w:r>
+              <w:rPr>
+                <w:rFonts w:ascii="標楷體" w:hAnsi="標楷體"/>
+                <w:sz w:val="22"/>
+              </w:rPr>
+              <w:t>）並儲存；將文件</w:t>
+            </w:r>
+            <w:r>
+              <w:rPr>
+                <w:rFonts w:ascii="標楷體" w:hAnsi="標楷體"/>
+                <w:sz w:val="22"/>
+              </w:rPr>
+              <w:t xml:space="preserve"> B </w:t>
+            </w:r>
+            <w:r>
+              <w:rPr>
+                <w:rFonts w:ascii="標楷體" w:hAnsi="標楷體"/>
+                <w:sz w:val="22"/>
+              </w:rPr>
+              <w:t>於文件管理端廢止後，回到該教材應顯示「此文件已廢止」，課程</w:t>
+            </w:r>
+            <w:r>
+              <w:rPr>
+                <w:rFonts w:ascii="標楷體" w:hAnsi="標楷體"/>
+                <w:sz w:val="22"/>
+              </w:rPr>
+              <w:t xml:space="preserve"> Y </w:t>
+            </w:r>
+            <w:r>
+              <w:rPr>
+                <w:rFonts w:ascii="標楷體" w:hAnsi="標楷體"/>
+                <w:sz w:val="22"/>
+              </w:rPr>
+              <w:t>按「儲存並發布」應被擋下並提示「請先移除已廢止文件之引用」。此引用請保留到第</w:t>
+            </w:r>
+            <w:r>
+              <w:rPr>
+                <w:rFonts w:ascii="標楷體" w:hAnsi="標楷體"/>
+                <w:sz w:val="22"/>
+              </w:rPr>
+              <w:t xml:space="preserve"> 35 </w:t>
+            </w:r>
+            <w:r>
+              <w:rPr>
+                <w:rFonts w:ascii="標楷體" w:hAnsi="標楷體"/>
+                <w:sz w:val="22"/>
+              </w:rPr>
+              <w:t>項。</w:t>
             </w:r>
           </w:p>
         </w:tc>
@@ -7845,6 +7971,7 @@
                 <w:rFonts w:ascii="標楷體" w:hAnsi="標楷體"/>
                 <w:sz w:val="22"/>
               </w:rPr>
+              <w:lastRenderedPageBreak/>
               <w:t>8</w:t>
             </w:r>
           </w:p>
@@ -7862,7 +7989,7 @@
                 <w:rFonts w:ascii="標楷體" w:hAnsi="標楷體"/>
                 <w:sz w:val="22"/>
               </w:rPr>
-              <w:t>課程</w:t>
+              <w:t>於課程</w:t>
             </w:r>
             <w:r>
               <w:rPr>
@@ -7876,28 +8003,35 @@
                 <w:rFonts w:ascii="標楷體" w:hAnsi="標楷體"/>
                 <w:sz w:val="22"/>
               </w:rPr>
-              <w:t>設定受訓對象（與學員甲相符）與起訖時間，並新增一個沒有任何項目的章節、測驗兩題配分總和不等於</w:t>
-            </w:r>
-            <w:r>
-              <w:rPr>
-                <w:rFonts w:ascii="標楷體" w:hAnsi="標楷體"/>
-                <w:sz w:val="22"/>
-              </w:rPr>
-              <w:t xml:space="preserve"> 100</w:t>
-            </w:r>
-            <w:r>
-              <w:rPr>
-                <w:rFonts w:ascii="標楷體" w:hAnsi="標楷體"/>
-                <w:sz w:val="22"/>
-              </w:rPr>
-              <w:t>、於「課後問卷」區按「新增問卷」填名稱按「建立」（視窗隨即切換為題目編輯，先</w:t>
-            </w:r>
-            <w:r>
-              <w:rPr>
-                <w:rFonts w:ascii="標楷體" w:hAnsi="標楷體"/>
-                <w:sz w:val="22"/>
-              </w:rPr>
-              <w:t>不加題目即關閉），按「儲存並發布」，視窗應一併列出章節沒有內容、測驗配分不符、問卷沒有題目；關閉視窗後該章節、該測驗與問卷卡片以紅框標示。</w:t>
+              <w:t>第</w:t>
+            </w:r>
+            <w:r>
+              <w:rPr>
+                <w:rFonts w:ascii="標楷體" w:hAnsi="標楷體"/>
+                <w:sz w:val="22"/>
+              </w:rPr>
+              <w:t xml:space="preserve"> 4 </w:t>
+            </w:r>
+            <w:r>
+              <w:rPr>
+                <w:rFonts w:ascii="標楷體" w:hAnsi="標楷體"/>
+                <w:sz w:val="22"/>
+              </w:rPr>
+              <w:t>項新增的章節按「新增項目</w:t>
+            </w:r>
+            <w:r>
+              <w:rPr>
+                <w:rFonts w:ascii="標楷體" w:hAnsi="標楷體"/>
+                <w:sz w:val="22"/>
+              </w:rPr>
+              <w:t xml:space="preserve"> → </w:t>
+            </w:r>
+            <w:r>
+              <w:rPr>
+                <w:rFonts w:ascii="標楷體" w:hAnsi="標楷體"/>
+                <w:sz w:val="22"/>
+              </w:rPr>
+              <w:t>測驗」並建立，於「測驗設定」填及格分數與重考次數上限後按「儲存」，應顯示「測驗已儲存」，重新開啟兩欄為剛填的值。</w:t>
             </w:r>
           </w:p>
         </w:tc>
@@ -7959,42 +8093,14 @@
                 <w:rFonts w:ascii="標楷體" w:hAnsi="標楷體"/>
                 <w:sz w:val="22"/>
               </w:rPr>
-              <w:t>重新開啟課後問卷，問卷尚無題目時視窗內應出現「套用模板」，套用後帶入一組題目且可增刪修改；之後再開啟應不再提供「套用模板」；「課後問卷」區不再顯示「新增問卷」；草稿課程的問卷卡片提供「編輯」與刪除鈕，沒有「停用問卷」。於空章節新增一份教材、測驗兩題配分改為總和</w:t>
-            </w:r>
-            <w:r>
-              <w:rPr>
-                <w:rFonts w:ascii="標楷體" w:hAnsi="標楷體"/>
-                <w:sz w:val="22"/>
-              </w:rPr>
-              <w:t xml:space="preserve"> 100 </w:t>
-            </w:r>
-            <w:r>
-              <w:rPr>
-                <w:rFonts w:ascii="標楷體" w:hAnsi="標楷體"/>
-                <w:sz w:val="22"/>
-              </w:rPr>
-              <w:t>後按「儲存並發布」並「確認發布」，課程狀態應轉為「已發布」，並顯示依受訓對象帶入的學員人數與</w:t>
-            </w:r>
-            <w:r>
-              <w:rPr>
-                <w:rFonts w:ascii="標楷體" w:hAnsi="標楷體"/>
-                <w:sz w:val="22"/>
-              </w:rPr>
-              <w:t>一組</w:t>
-            </w:r>
-            <w:r>
-              <w:rPr>
-                <w:rFonts w:ascii="標楷體" w:hAnsi="標楷體"/>
-                <w:sz w:val="22"/>
-              </w:rPr>
-              <w:t xml:space="preserve"> 8 </w:t>
-            </w:r>
-            <w:r>
-              <w:rPr>
-                <w:rFonts w:ascii="標楷體" w:hAnsi="標楷體"/>
-                <w:sz w:val="22"/>
-              </w:rPr>
-              <w:t>碼邀請碼，學員甲收到一封通知信，教師甲本人不被加入。</w:t>
+              <w:t>於上述測驗的「題庫管理」新增兩題，各按該題的「儲存題目」後，</w:t>
+            </w:r>
+            <w:r>
+              <w:rPr>
+                <w:rFonts w:ascii="標楷體" w:hAnsi="標楷體"/>
+                <w:sz w:val="22"/>
+              </w:rPr>
+              <w:t>直接按視窗右上角的關閉鈕，重新開啟兩題應仍在；按某題的編輯鈕修改題幹但未按「儲存題目」即按右上角的關閉鈕，於「放棄變更」視窗按「確定」，該次修改應消失。</w:t>
             </w:r>
           </w:p>
         </w:tc>
@@ -8056,7 +8162,7 @@
                 <w:rFonts w:ascii="標楷體" w:hAnsi="標楷體"/>
                 <w:sz w:val="22"/>
               </w:rPr>
-              <w:t>發布後離開課程</w:t>
+              <w:t>課程</w:t>
             </w:r>
             <w:r>
               <w:rPr>
@@ -8070,7 +8176,21 @@
                 <w:rFonts w:ascii="標楷體" w:hAnsi="標楷體"/>
                 <w:sz w:val="22"/>
               </w:rPr>
-              <w:t>再進入，上方顯示的邀請碼應與發布時同一組，「邀請學員」的「邀請碼」分頁亦為同一組，畫面不提供重新產生。</w:t>
+              <w:t>設定受訓對象（與學員甲相符）與起訖時間，並新增一個沒有任何項目的章節、測驗兩題配分總和不等於</w:t>
+            </w:r>
+            <w:r>
+              <w:rPr>
+                <w:rFonts w:ascii="標楷體" w:hAnsi="標楷體"/>
+                <w:sz w:val="22"/>
+              </w:rPr>
+              <w:t xml:space="preserve"> 100</w:t>
+            </w:r>
+            <w:r>
+              <w:rPr>
+                <w:rFonts w:ascii="標楷體" w:hAnsi="標楷體"/>
+                <w:sz w:val="22"/>
+              </w:rPr>
+              <w:t>、於「課後問卷」區按「新增問卷」填名稱按「建立」（視窗隨即切換為題目編輯，先不加題目即關閉），按「儲存並發布」，視窗應一併列出章節沒有內容、測驗配分不符、問卷沒有題目；關閉視窗後該章節、該測驗與問卷卡片以紅框標示。</w:t>
             </w:r>
           </w:p>
         </w:tc>
@@ -8132,28 +8252,7 @@
                 <w:rFonts w:ascii="標楷體" w:hAnsi="標楷體"/>
                 <w:sz w:val="22"/>
               </w:rPr>
-              <w:t>開啟課程</w:t>
-            </w:r>
-            <w:r>
-              <w:rPr>
-                <w:rFonts w:ascii="標楷體" w:hAnsi="標楷體"/>
-                <w:sz w:val="22"/>
-              </w:rPr>
-              <w:t xml:space="preserve"> </w:t>
-            </w:r>
-            <w:r>
-              <w:rPr>
-                <w:rFonts w:ascii="標楷體" w:hAnsi="標楷體"/>
-                <w:sz w:val="22"/>
-              </w:rPr>
-              <w:t>X</w:t>
-            </w:r>
-            <w:r>
-              <w:rPr>
-                <w:rFonts w:ascii="標楷體" w:hAnsi="標楷體"/>
-                <w:sz w:val="22"/>
-              </w:rPr>
-              <w:t>（已發布、閱課期間內），底部動作列應只有「取消」「更新」，標題列右上為「邀請學員」「關閉課程」；改課程名稱後尚未按「更新」時，學員甲重新進入「我的課程」應仍看到原名稱；按「更新」並「確認更新」後，應顯示「課程內容已更新，學員已可看到」並回到課程列表，課程狀態仍為已發布，學員甲重新進入「我的課程」改為新名稱。</w:t>
+              <w:t>重新開啟課後問卷，問卷尚無題目時視窗內應出現「套用模板」，套用後帶入一組題目且可增刪修改；之後再開啟應不再提供「套用模板」；「課後問卷」區不再顯示「新增問卷」；草稿課程的問卷卡片提供「編輯」與刪除鈕，沒有「停用問卷」。</w:t>
             </w:r>
           </w:p>
         </w:tc>
@@ -8215,21 +8314,49 @@
                 <w:rFonts w:ascii="標楷體" w:hAnsi="標楷體"/>
                 <w:sz w:val="22"/>
               </w:rPr>
-              <w:t>將課程</w:t>
-            </w:r>
-            <w:r>
-              <w:rPr>
-                <w:rFonts w:ascii="標楷體" w:hAnsi="標楷體"/>
-                <w:sz w:val="22"/>
-              </w:rPr>
-              <w:t xml:space="preserve"> X </w:t>
-            </w:r>
-            <w:r>
-              <w:rPr>
-                <w:rFonts w:ascii="標楷體" w:hAnsi="標楷體"/>
-                <w:sz w:val="22"/>
-              </w:rPr>
-              <w:t>的訖止時間清空後按「更新」，應擋下並提示改用關閉課程。</w:t>
+              <w:t>問卷已有題目後，於第</w:t>
+            </w:r>
+            <w:r>
+              <w:rPr>
+                <w:rFonts w:ascii="標楷體" w:hAnsi="標楷體"/>
+                <w:sz w:val="22"/>
+              </w:rPr>
+              <w:t xml:space="preserve"> 10 </w:t>
+            </w:r>
+            <w:r>
+              <w:rPr>
+                <w:rFonts w:ascii="標楷體" w:hAnsi="標楷體"/>
+                <w:sz w:val="22"/>
+              </w:rPr>
+              <w:t>項的空章節新增一份教材、測驗兩題配分改為總和</w:t>
+            </w:r>
+            <w:r>
+              <w:rPr>
+                <w:rFonts w:ascii="標楷體" w:hAnsi="標楷體"/>
+                <w:sz w:val="22"/>
+              </w:rPr>
+              <w:t xml:space="preserve"> 100</w:t>
+            </w:r>
+            <w:r>
+              <w:rPr>
+                <w:rFonts w:ascii="標楷體" w:hAnsi="標楷體"/>
+                <w:sz w:val="22"/>
+              </w:rPr>
+              <w:t>，按「儲存並發布」並「確認發布」，課程狀態應轉為「已發布」，並顯示依受訓對象帶入的學員人數與一組</w:t>
+            </w:r>
+            <w:r>
+              <w:rPr>
+                <w:rFonts w:ascii="標楷體" w:hAnsi="標楷體"/>
+                <w:sz w:val="22"/>
+              </w:rPr>
+              <w:t xml:space="preserve"> 8 </w:t>
+            </w:r>
+            <w:r>
+              <w:rPr>
+                <w:rFonts w:ascii="標楷體" w:hAnsi="標楷體"/>
+                <w:sz w:val="22"/>
+              </w:rPr>
+              <w:t>碼邀請碼，學員甲收到一封通知信，教師甲本人不被加入。</w:t>
             </w:r>
           </w:p>
         </w:tc>
@@ -8291,7 +8418,7 @@
                 <w:rFonts w:ascii="標楷體" w:hAnsi="標楷體"/>
                 <w:sz w:val="22"/>
               </w:rPr>
-              <w:t>課程</w:t>
+              <w:t>發布後離開課程</w:t>
             </w:r>
             <w:r>
               <w:rPr>
@@ -8305,14 +8432,14 @@
                 <w:rFonts w:ascii="標楷體" w:hAnsi="標楷體"/>
                 <w:sz w:val="22"/>
               </w:rPr>
-              <w:t>既有的受訓對象應鎖定（兩欄停用、無刪除鈕），只能新增新的組別；新增一組與學員丙相符的受訓對象並按「</w:t>
-            </w:r>
-            <w:r>
-              <w:rPr>
-                <w:rFonts w:ascii="標楷體" w:hAnsi="標楷體"/>
-                <w:sz w:val="22"/>
-              </w:rPr>
-              <w:t>更新」，學員丙應被加入並收到一封通知信，學員甲不重複收信；按「更新」之前不應有人收到信。</w:t>
+              <w:t>再進入，上方</w:t>
+            </w:r>
+            <w:r>
+              <w:rPr>
+                <w:rFonts w:ascii="標楷體" w:hAnsi="標楷體"/>
+                <w:sz w:val="22"/>
+              </w:rPr>
+              <w:t>顯示的邀請碼應與發布時同一組，「邀請學員」的「邀請碼」分頁亦為同一組，畫面不提供重新產生。</w:t>
             </w:r>
           </w:p>
         </w:tc>
@@ -8374,71 +8501,21 @@
                 <w:rFonts w:ascii="標楷體" w:hAnsi="標楷體"/>
                 <w:sz w:val="22"/>
               </w:rPr>
-              <w:t>按「邀請學員」，於「</w:t>
-            </w:r>
-            <w:r>
-              <w:rPr>
-                <w:rFonts w:ascii="標楷體" w:hAnsi="標楷體"/>
-                <w:sz w:val="22"/>
-              </w:rPr>
-              <w:t xml:space="preserve">Email </w:t>
-            </w:r>
-            <w:r>
-              <w:rPr>
-                <w:rFonts w:ascii="標楷體" w:hAnsi="標楷體"/>
-                <w:sz w:val="22"/>
-              </w:rPr>
-              <w:t>邀請（補件）」輸入學員乙的</w:t>
-            </w:r>
-            <w:r>
-              <w:rPr>
-                <w:rFonts w:ascii="標楷體" w:hAnsi="標楷體"/>
-                <w:sz w:val="22"/>
-              </w:rPr>
-              <w:t xml:space="preserve"> Email </w:t>
-            </w:r>
-            <w:r>
-              <w:rPr>
-                <w:rFonts w:ascii="標楷體" w:hAnsi="標楷體"/>
-                <w:sz w:val="22"/>
-              </w:rPr>
-              <w:t>按「下一步」，預覽的主旨與內文應不可編輯，且不含</w:t>
-            </w:r>
-            <w:r>
-              <w:rPr>
-                <w:rFonts w:ascii="標楷體" w:hAnsi="標楷體"/>
-                <w:sz w:val="22"/>
-              </w:rPr>
-              <w:lastRenderedPageBreak/>
-              <w:t>收件人稱謂（以佔位字樣呈現）；按「確認寄出」後學員乙應收到邀請信，信中連結為課程學習頁，且於</w:t>
-            </w:r>
-            <w:r>
-              <w:rPr>
-                <w:rFonts w:ascii="標楷體" w:hAnsi="標楷體"/>
-                <w:sz w:val="22"/>
-              </w:rPr>
-              <w:t xml:space="preserve"> ET02 </w:t>
-            </w:r>
-            <w:r>
-              <w:rPr>
-                <w:rFonts w:ascii="標楷體" w:hAnsi="標楷體"/>
-                <w:sz w:val="22"/>
-              </w:rPr>
-              <w:t>學員學習表現選擇課程</w:t>
-            </w:r>
-            <w:r>
-              <w:rPr>
-                <w:rFonts w:ascii="標楷體" w:hAnsi="標楷體"/>
-                <w:sz w:val="22"/>
-              </w:rPr>
-              <w:t xml:space="preserve"> X </w:t>
-            </w:r>
-            <w:r>
-              <w:rPr>
-                <w:rFonts w:ascii="標楷體" w:hAnsi="標楷體"/>
-                <w:sz w:val="22"/>
-              </w:rPr>
-              <w:t>後，學員乙立即出現在已加入學員清單中。</w:t>
+              <w:t>開啟課程</w:t>
+            </w:r>
+            <w:r>
+              <w:rPr>
+                <w:rFonts w:ascii="標楷體" w:hAnsi="標楷體"/>
+                <w:sz w:val="22"/>
+              </w:rPr>
+              <w:t xml:space="preserve"> X</w:t>
+            </w:r>
+            <w:r>
+              <w:rPr>
+                <w:rFonts w:ascii="標楷體" w:hAnsi="標楷體"/>
+                <w:sz w:val="22"/>
+              </w:rPr>
+              <w:t>（已發布、閱課期間內），底部動作列應只有「取消」「更新」，標題列右上為「邀請學員」「關閉課程」。</w:t>
             </w:r>
           </w:p>
         </w:tc>
@@ -8500,70 +8577,21 @@
                 <w:rFonts w:ascii="標楷體" w:hAnsi="標楷體"/>
                 <w:sz w:val="22"/>
               </w:rPr>
-              <w:t>於「</w:t>
-            </w:r>
-            <w:r>
-              <w:rPr>
-                <w:rFonts w:ascii="標楷體" w:hAnsi="標楷體"/>
-                <w:sz w:val="22"/>
-              </w:rPr>
-              <w:t xml:space="preserve">Email </w:t>
-            </w:r>
-            <w:r>
-              <w:rPr>
-                <w:rFonts w:ascii="標楷體" w:hAnsi="標楷體"/>
-                <w:sz w:val="22"/>
-              </w:rPr>
-              <w:t>邀請（補件）」輸入的名單含尚未建立帳號的</w:t>
-            </w:r>
-            <w:r>
-              <w:rPr>
-                <w:rFonts w:ascii="標楷體" w:hAnsi="標楷體"/>
-                <w:sz w:val="22"/>
-              </w:rPr>
-              <w:t xml:space="preserve"> Email </w:t>
-            </w:r>
-            <w:r>
-              <w:rPr>
-                <w:rFonts w:ascii="標楷體" w:hAnsi="標楷體"/>
-                <w:sz w:val="22"/>
-              </w:rPr>
-              <w:t>時，按「下一步」應顯示「以下</w:t>
-            </w:r>
-            <w:r>
-              <w:rPr>
-                <w:rFonts w:ascii="標楷體" w:hAnsi="標楷體"/>
-                <w:sz w:val="22"/>
-              </w:rPr>
-              <w:t xml:space="preserve"> Emai</w:t>
-            </w:r>
-            <w:r>
-              <w:rPr>
-                <w:rFonts w:ascii="標楷體" w:hAnsi="標楷體"/>
-                <w:sz w:val="22"/>
-              </w:rPr>
-              <w:t xml:space="preserve">l </w:t>
-            </w:r>
-            <w:r>
-              <w:rPr>
-                <w:rFonts w:ascii="標楷體" w:hAnsi="標楷體"/>
-                <w:sz w:val="22"/>
-              </w:rPr>
-              <w:t>尚未建立</w:t>
-            </w:r>
-            <w:r>
-              <w:rPr>
-                <w:rFonts w:ascii="標楷體" w:hAnsi="標楷體"/>
-                <w:sz w:val="22"/>
-              </w:rPr>
-              <w:t xml:space="preserve"> EDMS </w:t>
-            </w:r>
-            <w:r>
-              <w:rPr>
-                <w:rFonts w:ascii="標楷體" w:hAnsi="標楷體"/>
-                <w:sz w:val="22"/>
-              </w:rPr>
-              <w:t>帳號，無法寄送邀請」，整批都不寄出，名單上的人也都沒有加入課程。</w:t>
+              <w:t>改課程</w:t>
+            </w:r>
+            <w:r>
+              <w:rPr>
+                <w:rFonts w:ascii="標楷體" w:hAnsi="標楷體"/>
+                <w:sz w:val="22"/>
+              </w:rPr>
+              <w:t xml:space="preserve"> X </w:t>
+            </w:r>
+            <w:r>
+              <w:rPr>
+                <w:rFonts w:ascii="標楷體" w:hAnsi="標楷體"/>
+                <w:sz w:val="22"/>
+              </w:rPr>
+              <w:t>的名稱後尚未按「更新」時，學員甲重新進入「我的課程」應仍看到原名稱；按「更新」並「確認更新」後，應顯示「課程內容已更新，學員已可看到」並回到課程列表，課程狀態仍為已發布，學員甲重新進入「我的課程」改為新名稱。</w:t>
             </w:r>
           </w:p>
         </w:tc>
@@ -8625,7 +8653,7 @@
                 <w:rFonts w:ascii="標楷體" w:hAnsi="標楷體"/>
                 <w:sz w:val="22"/>
               </w:rPr>
-              <w:t>學員甲作答課程</w:t>
+              <w:t>將課程</w:t>
             </w:r>
             <w:r>
               <w:rPr>
@@ -8639,21 +8667,7 @@
                 <w:rFonts w:ascii="標楷體" w:hAnsi="標楷體"/>
                 <w:sz w:val="22"/>
               </w:rPr>
-              <w:t>的測驗並及格、學員乙作答未及格、學員丙尚未作答時，刪除一題並確認（重測視窗選「僅儲存，不要求重測」），再將另一題配分改為</w:t>
-            </w:r>
-            <w:r>
-              <w:rPr>
-                <w:rFonts w:ascii="標楷體" w:hAnsi="標楷體"/>
-                <w:sz w:val="22"/>
-              </w:rPr>
-              <w:t xml:space="preserve"> 100</w:t>
-            </w:r>
-            <w:r>
-              <w:rPr>
-                <w:rFonts w:ascii="標楷體" w:hAnsi="標楷體"/>
-                <w:sz w:val="22"/>
-              </w:rPr>
-              <w:t>（重測視窗同樣選「僅儲存，不要求重測」）後按「更新」，該題不再出現於之後的作答，學員甲、乙的作答紀錄與成績完整保留、仍可回看。</w:t>
+              <w:t>的訖止時間清空後按「更新」，應擋下並提示改用關閉課程。</w:t>
             </w:r>
           </w:p>
         </w:tc>
@@ -8715,7 +8729,29 @@
                 <w:rFonts w:ascii="標楷體" w:hAnsi="標楷體"/>
                 <w:sz w:val="22"/>
               </w:rPr>
-              <w:t>修改一題的題幹並按「儲存題目」，重測視窗選「取消」應不儲存（編輯區收起，題幹維持原樣）；再按該題編輯鈕重新修改並按「儲存題目」，改選「僅儲存，不要求重測」並按「更新」，學員甲的及格與成績應維持原樣。</w:t>
+              <w:t>課程</w:t>
+            </w:r>
+            <w:r>
+              <w:rPr>
+                <w:rFonts w:ascii="標楷體" w:hAnsi="標楷體"/>
+                <w:sz w:val="22"/>
+              </w:rPr>
+              <w:t xml:space="preserve"> X </w:t>
+            </w:r>
+            <w:r>
+              <w:rPr>
+                <w:rFonts w:ascii="標楷體" w:hAnsi="標楷體"/>
+                <w:sz w:val="22"/>
+              </w:rPr>
+              <w:t>既有的受訓對象應鎖定（兩欄停用、無刪除鈕），只能新增新的組別；新增一組與學員丙相符的受訓對象並按「更</w:t>
+            </w:r>
+            <w:r>
+              <w:rPr>
+                <w:rFonts w:ascii="標楷體" w:hAnsi="標楷體"/>
+                <w:sz w:val="22"/>
+              </w:rPr>
+              <w:lastRenderedPageBreak/>
+              <w:t>新」，學員丙應被加入並收到一封通知信，學員甲不重複收信；按「更新」之前不應有人收到信。</w:t>
             </w:r>
           </w:p>
         </w:tc>
@@ -8777,28 +8813,63 @@
                 <w:rFonts w:ascii="標楷體" w:hAnsi="標楷體"/>
                 <w:sz w:val="22"/>
               </w:rPr>
-              <w:t>對該測驗新增一題並儲存，應跳出「是否要求學員重新測驗？」並顯示已作答人數（含未及格者），視窗說明重測於按「更新」時才執行；選「儲存並要求重測」後學員此刻不應有任何變化；再調整配分使總和為</w:t>
-            </w:r>
-            <w:r>
-              <w:rPr>
-                <w:rFonts w:ascii="標楷體" w:hAnsi="標楷體"/>
-                <w:sz w:val="22"/>
-              </w:rPr>
-              <w:t xml:space="preserve"> 100</w:t>
-            </w:r>
-            <w:r>
-              <w:rPr>
-                <w:rFonts w:ascii="標楷體" w:hAnsi="標楷體"/>
-                <w:sz w:val="22"/>
-              </w:rPr>
-              <w:t>（重測視窗同樣選「儲存並要求重測」）並按「更新」後，學員甲、乙皆應收到通知信、該測驗回到未完成且作答次數重</w:t>
-            </w:r>
-            <w:r>
-              <w:rPr>
-                <w:rFonts w:ascii="標楷體" w:hAnsi="標楷體"/>
-                <w:sz w:val="22"/>
-              </w:rPr>
-              <w:t>新計算；尚未作答的學員丙不受影響、不收到通知信。</w:t>
+              <w:t>按「邀請學員」，於「</w:t>
+            </w:r>
+            <w:r>
+              <w:rPr>
+                <w:rFonts w:ascii="標楷體" w:hAnsi="標楷體"/>
+                <w:sz w:val="22"/>
+              </w:rPr>
+              <w:t xml:space="preserve">Email </w:t>
+            </w:r>
+            <w:r>
+              <w:rPr>
+                <w:rFonts w:ascii="標楷體" w:hAnsi="標楷體"/>
+                <w:sz w:val="22"/>
+              </w:rPr>
+              <w:t>邀請（補件）」輸入的名單含尚未建立帳號的</w:t>
+            </w:r>
+            <w:r>
+              <w:rPr>
+                <w:rFonts w:ascii="標楷體" w:hAnsi="標楷體"/>
+                <w:sz w:val="22"/>
+              </w:rPr>
+              <w:t xml:space="preserve"> Email </w:t>
+            </w:r>
+            <w:r>
+              <w:rPr>
+                <w:rFonts w:ascii="標楷體" w:hAnsi="標楷體"/>
+                <w:sz w:val="22"/>
+              </w:rPr>
+              <w:t>時，按「下一步」應顯示「以下</w:t>
+            </w:r>
+            <w:r>
+              <w:rPr>
+                <w:rFonts w:ascii="標楷體" w:hAnsi="標楷體"/>
+                <w:sz w:val="22"/>
+              </w:rPr>
+              <w:t xml:space="preserve"> Email </w:t>
+            </w:r>
+            <w:r>
+              <w:rPr>
+                <w:rFonts w:ascii="標楷體" w:hAnsi="標楷體"/>
+                <w:sz w:val="22"/>
+              </w:rPr>
+              <w:t>尚未建立</w:t>
+            </w:r>
+            <w:r>
+              <w:rPr>
+                <w:rFonts w:ascii="標楷體" w:hAnsi="標楷體"/>
+                <w:sz w:val="22"/>
+              </w:rPr>
+              <w:t xml:space="preserve"> EDMS </w:t>
+            </w:r>
+            <w:r>
+              <w:rPr>
+                <w:rFonts w:ascii="標楷體" w:hAnsi="標楷體"/>
+                <w:sz w:val="22"/>
+              </w:rPr>
+              <w:t>帳號，無法寄送邀請」，整批都不寄出，名單上的人也都沒有加入課程。</w:t>
             </w:r>
           </w:p>
         </w:tc>
@@ -8860,7 +8931,49 @@
                 <w:rFonts w:ascii="標楷體" w:hAnsi="標楷體"/>
                 <w:sz w:val="22"/>
               </w:rPr>
-              <w:t>學員甲學完課程</w:t>
+              <w:t>於「</w:t>
+            </w:r>
+            <w:r>
+              <w:rPr>
+                <w:rFonts w:ascii="標楷體" w:hAnsi="標楷體"/>
+                <w:sz w:val="22"/>
+              </w:rPr>
+              <w:t xml:space="preserve">Email </w:t>
+            </w:r>
+            <w:r>
+              <w:rPr>
+                <w:rFonts w:ascii="標楷體" w:hAnsi="標楷體"/>
+                <w:sz w:val="22"/>
+              </w:rPr>
+              <w:t>邀請（補件）」輸入學員乙的</w:t>
+            </w:r>
+            <w:r>
+              <w:rPr>
+                <w:rFonts w:ascii="標楷體" w:hAnsi="標楷體"/>
+                <w:sz w:val="22"/>
+              </w:rPr>
+              <w:t xml:space="preserve"> Email </w:t>
+            </w:r>
+            <w:r>
+              <w:rPr>
+                <w:rFonts w:ascii="標楷體" w:hAnsi="標楷體"/>
+                <w:sz w:val="22"/>
+              </w:rPr>
+              <w:t>按「下一步」，預覽的主旨與內文應不可編輯，且不含收件人稱謂（以佔位字樣呈現）；按「確認寄出」後學員乙應收到邀請信，信中連結為課程學習頁，且於</w:t>
+            </w:r>
+            <w:r>
+              <w:rPr>
+                <w:rFonts w:ascii="標楷體" w:hAnsi="標楷體"/>
+                <w:sz w:val="22"/>
+              </w:rPr>
+              <w:t xml:space="preserve"> ET02 </w:t>
+            </w:r>
+            <w:r>
+              <w:rPr>
+                <w:rFonts w:ascii="標楷體" w:hAnsi="標楷體"/>
+                <w:sz w:val="22"/>
+              </w:rPr>
+              <w:t>學員學習表現選擇課程</w:t>
             </w:r>
             <w:r>
               <w:rPr>
@@ -8874,21 +8987,7 @@
                 <w:rFonts w:ascii="標楷體" w:hAnsi="標楷體"/>
                 <w:sz w:val="22"/>
               </w:rPr>
-              <w:t>全部內容並填寫課後問卷後，於課程</w:t>
-            </w:r>
-            <w:r>
-              <w:rPr>
-                <w:rFonts w:ascii="標楷體" w:hAnsi="標楷體"/>
-                <w:sz w:val="22"/>
-              </w:rPr>
-              <w:t xml:space="preserve"> X </w:t>
-            </w:r>
-            <w:r>
-              <w:rPr>
-                <w:rFonts w:ascii="標楷體" w:hAnsi="標楷體"/>
-                <w:sz w:val="22"/>
-              </w:rPr>
-              <w:t>新增一個章節並於該章節新增一份教材（填說明文字後按「儲存」），不按「更新」時，學員端看不到該章節、學員甲的完課狀態不變，教師端底部左側以警示色提示有尚未更新的變更；按「更新」應先跳出「更新課程內容」確認視窗，按「確認更新」後顯示「課程內容已更新，學員已可看到」，學員端隨即看到該章節、所有已加入的學員收到通知信，學員甲的完課狀態回退為「進行中」且已填的課後問卷不需重填。</w:t>
+              <w:t>後，學員乙立即出現在已加入學員清單中。</w:t>
             </w:r>
           </w:p>
         </w:tc>
@@ -8950,7 +9049,7 @@
                 <w:rFonts w:ascii="標楷體" w:hAnsi="標楷體"/>
                 <w:sz w:val="22"/>
               </w:rPr>
-              <w:t>學員乙學完課程</w:t>
+              <w:t>學員甲作答課程</w:t>
             </w:r>
             <w:r>
               <w:rPr>
@@ -8964,7 +9063,28 @@
                 <w:rFonts w:ascii="標楷體" w:hAnsi="標楷體"/>
                 <w:sz w:val="22"/>
               </w:rPr>
-              <w:t>全部內容、不填課後問卷時，已有學員填答的課後問卷卡片上的「編輯」應呈灰色不可按，滑鼠移上說明「已有學員填答，題目與選項不可再修改。此時僅可停用問卷。」，卡片不提供刪除；將問卷停用並按「更新」，學員乙不再看到填寫入口，學員甲已填寫的內容仍保留。</w:t>
+              <w:t>的測驗並及格、學員乙作答未及格、學員丙尚未作答時，刪除一題並確認（重測視窗選「僅儲存，不要求重測」），再將另一題配分改為</w:t>
+            </w:r>
+            <w:r>
+              <w:rPr>
+                <w:rFonts w:ascii="標楷體" w:hAnsi="標楷體"/>
+                <w:sz w:val="22"/>
+              </w:rPr>
+              <w:t xml:space="preserve"> 100</w:t>
+            </w:r>
+            <w:r>
+              <w:rPr>
+                <w:rFonts w:ascii="標楷體" w:hAnsi="標楷體"/>
+                <w:sz w:val="22"/>
+              </w:rPr>
+              <w:t>（重測視窗同樣選「僅儲存，不要求重測」）後按「更新」，該題不再出現於之後的作答</w:t>
+            </w:r>
+            <w:r>
+              <w:rPr>
+                <w:rFonts w:ascii="標楷體" w:hAnsi="標楷體"/>
+                <w:sz w:val="22"/>
+              </w:rPr>
+              <w:t>，學員甲、乙的作答紀錄與成績完整保留、仍可回看。</w:t>
             </w:r>
           </w:p>
         </w:tc>
@@ -9026,43 +9146,7 @@
                 <w:rFonts w:ascii="標楷體" w:hAnsi="標楷體"/>
                 <w:sz w:val="22"/>
               </w:rPr>
-              <w:t>於課程</w:t>
-            </w:r>
-            <w:r>
-              <w:rPr>
-                <w:rFonts w:ascii="標楷體" w:hAnsi="標楷體"/>
-                <w:sz w:val="22"/>
-              </w:rPr>
-              <w:t xml:space="preserve"> X </w:t>
-            </w:r>
-            <w:r>
-              <w:rPr>
-                <w:rFonts w:ascii="標楷體" w:hAnsi="標楷體"/>
-                <w:sz w:val="22"/>
-              </w:rPr>
-              <w:t>的教材引用「訓練教材」分類中另一份已發布文件（以下稱文件</w:t>
-            </w:r>
-            <w:r>
-              <w:rPr>
-                <w:rFonts w:ascii="標楷體" w:hAnsi="標楷體"/>
-                <w:sz w:val="22"/>
-              </w:rPr>
-              <w:t xml:space="preserve"> A</w:t>
-            </w:r>
-            <w:r>
-              <w:rPr>
-                <w:rFonts w:ascii="標楷體" w:hAnsi="標楷體"/>
-                <w:sz w:val="22"/>
-              </w:rPr>
-              <w:t>）並按「儲存」，按「更新」並「確認更新」</w:t>
-            </w:r>
-            <w:r>
-              <w:rPr>
-                <w:rFonts w:ascii="標楷體" w:hAnsi="標楷體"/>
-                <w:sz w:val="22"/>
-              </w:rPr>
-              <w:lastRenderedPageBreak/>
-              <w:t>後，學員於該章節應可開啟此文件。</w:t>
+              <w:t>修改一題的題幹並按「儲存題目」，重測視窗選「取消」應不儲存（編輯區收起，題幹維持原樣）；再按該題編輯鈕重新修改並按「儲存題目」，改選「僅儲存，不要求重測」並按「更新」，學員甲的及格與成績應維持原樣。</w:t>
             </w:r>
           </w:p>
         </w:tc>
@@ -9124,28 +9208,7 @@
                 <w:rFonts w:ascii="標楷體" w:hAnsi="標楷體"/>
                 <w:sz w:val="22"/>
               </w:rPr>
-              <w:t>於課程</w:t>
-            </w:r>
-            <w:r>
-              <w:rPr>
-                <w:rFonts w:ascii="標楷體" w:hAnsi="標楷體"/>
-                <w:sz w:val="22"/>
-              </w:rPr>
-              <w:t xml:space="preserve"> X </w:t>
-            </w:r>
-            <w:r>
-              <w:rPr>
-                <w:rFonts w:ascii="標楷體" w:hAnsi="標楷體"/>
-                <w:sz w:val="22"/>
-              </w:rPr>
-              <w:t>新增一個章節後按底部「取消」，應跳出「放棄本次的編輯」，按「繼續編</w:t>
-            </w:r>
-            <w:r>
-              <w:rPr>
-                <w:rFonts w:ascii="標楷體" w:hAnsi="標楷體"/>
-                <w:sz w:val="22"/>
-              </w:rPr>
-              <w:t>輯」留在編輯頁且章節仍在；改點側邊選單其他項目，應跳出「離開將放棄本次的編輯」，按「放棄並離開」後重新進入，該章節已不在，學員端維持原狀。</w:t>
+              <w:t>對該測驗新增一題並儲存，應跳出「是否要求學員重新測驗？」並顯示已作答人數（含未及格者），視窗說明重測於按「更新」時才執行；選「儲存並要求重測」後學員此刻不應有任何變化。</w:t>
             </w:r>
           </w:p>
         </w:tc>
@@ -9207,21 +9270,21 @@
                 <w:rFonts w:ascii="標楷體" w:hAnsi="標楷體"/>
                 <w:sz w:val="22"/>
               </w:rPr>
-              <w:t>學員甲已學過第</w:t>
-            </w:r>
-            <w:r>
-              <w:rPr>
-                <w:rFonts w:ascii="標楷體" w:hAnsi="標楷體"/>
-                <w:sz w:val="22"/>
-              </w:rPr>
-              <w:t xml:space="preserve"> 8 </w:t>
-            </w:r>
-            <w:r>
-              <w:rPr>
-                <w:rFonts w:ascii="標楷體" w:hAnsi="標楷體"/>
-                <w:sz w:val="22"/>
-              </w:rPr>
-              <w:t>項新增的章節，刪除該章節並確認，按「更新」前學員的紀錄不變；按「更新」後該章節的學習紀錄一併移除、不再計入完課率，其後的章節順序自動往前遞補。</w:t>
+              <w:t>新增題目並選「儲存並要求重測」、學員尚無變化的狀態下，再調整配分使總和為</w:t>
+            </w:r>
+            <w:r>
+              <w:rPr>
+                <w:rFonts w:ascii="標楷體" w:hAnsi="標楷體"/>
+                <w:sz w:val="22"/>
+              </w:rPr>
+              <w:t xml:space="preserve"> 100</w:t>
+            </w:r>
+            <w:r>
+              <w:rPr>
+                <w:rFonts w:ascii="標楷體" w:hAnsi="標楷體"/>
+                <w:sz w:val="22"/>
+              </w:rPr>
+              <w:t>（重測視窗同樣選「儲存並要求重測」）並按「更新」後，學員甲、乙皆應收到通知信、該測驗回到未完成且作答次數重新計算；尚未作答的學員丙不受影響、不收到通知信。</w:t>
             </w:r>
           </w:p>
         </w:tc>
@@ -9283,7 +9346,7 @@
                 <w:rFonts w:ascii="標楷體" w:hAnsi="標楷體"/>
                 <w:sz w:val="22"/>
               </w:rPr>
-              <w:t>沒有尚未更新的編輯時按標題列右上「關閉課程」，視窗不出現未更新編輯的提醒；按「確認關閉」，課程</w:t>
+              <w:t>學員甲學完課程</w:t>
             </w:r>
             <w:r>
               <w:rPr>
@@ -9297,7 +9360,21 @@
                 <w:rFonts w:ascii="標楷體" w:hAnsi="標楷體"/>
                 <w:sz w:val="22"/>
               </w:rPr>
-              <w:t>狀態應立即轉為「已關閉」。</w:t>
+              <w:t>全部內容並填寫課後問卷後，於課程</w:t>
+            </w:r>
+            <w:r>
+              <w:rPr>
+                <w:rFonts w:ascii="標楷體" w:hAnsi="標楷體"/>
+                <w:sz w:val="22"/>
+              </w:rPr>
+              <w:t xml:space="preserve"> X </w:t>
+            </w:r>
+            <w:r>
+              <w:rPr>
+                <w:rFonts w:ascii="標楷體" w:hAnsi="標楷體"/>
+                <w:sz w:val="22"/>
+              </w:rPr>
+              <w:t>新增一個章節並於該章節新增一份教材（填說明文字後按「儲存」），不按「更新」時，學員端看不到該章節、學員甲的完課狀態不變，教師端底部左側以警示色提示有尚未更新的變更。</w:t>
             </w:r>
           </w:p>
         </w:tc>
@@ -9359,42 +9436,22 @@
                 <w:rFonts w:ascii="標楷體" w:hAnsi="標楷體"/>
                 <w:sz w:val="22"/>
               </w:rPr>
-              <w:t>開啟已關閉的課程</w:t>
-            </w:r>
-            <w:r>
-              <w:rPr>
-                <w:rFonts w:ascii="標楷體" w:hAnsi="標楷體"/>
-                <w:sz w:val="22"/>
-              </w:rPr>
-              <w:t xml:space="preserve"> </w:t>
-            </w:r>
-            <w:r>
-              <w:rPr>
-                <w:rFonts w:ascii="標楷體" w:hAnsi="標楷體"/>
-                <w:sz w:val="22"/>
-              </w:rPr>
-              <w:t>X</w:t>
-            </w:r>
-            <w:r>
-              <w:rPr>
-                <w:rFonts w:ascii="標楷體" w:hAnsi="標楷體"/>
-                <w:sz w:val="22"/>
-              </w:rPr>
-              <w:t>，標題列右上應沒有任何按鈕，底部動作列為「取消」「保留編輯」「更新並重開課」，起訖時間帶著原值；</w:t>
-            </w:r>
-            <w:r>
-              <w:rPr>
-                <w:rFonts w:ascii="標楷體" w:hAnsi="標楷體"/>
-                <w:sz w:val="22"/>
-              </w:rPr>
-              <w:t xml:space="preserve">ET02 </w:t>
-            </w:r>
-            <w:r>
-              <w:rPr>
-                <w:rFonts w:ascii="標楷體" w:hAnsi="標楷體"/>
-                <w:sz w:val="22"/>
-              </w:rPr>
-              <w:t>的「移除」與（於作答明細展開學員後的）「重置重考次數」皆停用。新增一個章節與一份教材後按「保留編輯」，應顯示「編輯已保留，學員看到的仍是關閉前的內容」並回到課程列表，重新進入該章節仍在，學員回看的仍是關閉前的內容。</w:t>
+              <w:t>對上述尚未更新的新增章節按「</w:t>
+            </w:r>
+            <w:r>
+              <w:rPr>
+                <w:rFonts w:ascii="標楷體" w:hAnsi="標楷體"/>
+                <w:sz w:val="22"/>
+              </w:rPr>
+              <w:t>更新」，應先跳出「更新課程內容」確認視窗，按「確認更新」後顯示「課程內容已更新，學員已可看到」，學員端隨即看到該章節、所有已加入的學員收到通知信，學員甲的完課狀態回退為「進行中」且已填的課</w:t>
+            </w:r>
+            <w:r>
+              <w:rPr>
+                <w:rFonts w:ascii="標楷體" w:hAnsi="標楷體"/>
+                <w:sz w:val="22"/>
+              </w:rPr>
+              <w:lastRenderedPageBreak/>
+              <w:t>後問卷不需重填。</w:t>
             </w:r>
           </w:p>
         </w:tc>
@@ -9456,28 +9513,7 @@
                 <w:rFonts w:ascii="標楷體" w:hAnsi="標楷體"/>
                 <w:sz w:val="22"/>
               </w:rPr>
-              <w:t>不改起訖時間直接按「更新並重開課」，應跳出「課程已重新開課」視窗並顯示原邀請碼；沒有新學員被帶入時，以提示顯示「課程已重新開課。本次沒有新的學員被自動帶入</w:t>
-            </w:r>
-            <w:r>
-              <w:rPr>
-                <w:rFonts w:ascii="標楷體" w:hAnsi="標楷體"/>
-                <w:sz w:val="22"/>
-              </w:rPr>
-              <w:t>——</w:t>
-            </w:r>
-            <w:r>
-              <w:rPr>
-                <w:rFonts w:ascii="標楷體" w:hAnsi="標楷體"/>
-                <w:sz w:val="22"/>
-              </w:rPr>
-              <w:t>符合受訓對象的人多</w:t>
-            </w:r>
-            <w:r>
-              <w:rPr>
-                <w:rFonts w:ascii="標楷體" w:hAnsi="標楷體"/>
-                <w:sz w:val="22"/>
-              </w:rPr>
-              <w:t>半已在課程中。原有學員可直接繼續學習。」；按「關閉」回到課程列表，課程</w:t>
+              <w:t>學員乙學完課程</w:t>
             </w:r>
             <w:r>
               <w:rPr>
@@ -9491,21 +9527,7 @@
                 <w:rFonts w:ascii="標楷體" w:hAnsi="標楷體"/>
                 <w:sz w:val="22"/>
               </w:rPr>
-              <w:t>狀態為「已發布」，學員隨即看到第</w:t>
-            </w:r>
-            <w:r>
-              <w:rPr>
-                <w:rFonts w:ascii="標楷體" w:hAnsi="標楷體"/>
-                <w:sz w:val="22"/>
-              </w:rPr>
-              <w:t xml:space="preserve"> 25 </w:t>
-            </w:r>
-            <w:r>
-              <w:rPr>
-                <w:rFonts w:ascii="標楷體" w:hAnsi="標楷體"/>
-                <w:sz w:val="22"/>
-              </w:rPr>
-              <w:t>項新增的章節，成績接續保留（完課率依新的項目數重算），原邀請碼恢復有效。</w:t>
+              <w:t>全部內容、不填課後問卷時，已有學員填答的課後問卷卡片上的「編輯」應呈灰色不可按，滑鼠移上說明「已有學員填答，題目與選項不可再修改。此時僅可停用問卷。」，卡片不提供刪除；將問卷停用並按「更新」，學員乙不再看到填寫入口，學員甲已填寫的內容仍保留。</w:t>
             </w:r>
           </w:p>
         </w:tc>
@@ -9567,49 +9589,35 @@
                 <w:rFonts w:ascii="標楷體" w:hAnsi="標楷體"/>
                 <w:sz w:val="22"/>
               </w:rPr>
-              <w:t>第</w:t>
-            </w:r>
-            <w:r>
-              <w:rPr>
-                <w:rFonts w:ascii="標楷體" w:hAnsi="標楷體"/>
-                <w:sz w:val="22"/>
-              </w:rPr>
-              <w:t xml:space="preserve"> 6 </w:t>
-            </w:r>
-            <w:r>
-              <w:rPr>
-                <w:rFonts w:ascii="標楷體" w:hAnsi="標楷體"/>
-                <w:sz w:val="22"/>
-              </w:rPr>
-              <w:t>項的隔日每日排程執行後，教師甲應收到文件</w:t>
-            </w:r>
-            <w:r>
-              <w:rPr>
-                <w:rFonts w:ascii="標楷體" w:hAnsi="標楷體"/>
-                <w:sz w:val="22"/>
-              </w:rPr>
-              <w:t xml:space="preserve"> B </w:t>
-            </w:r>
-            <w:r>
-              <w:rPr>
-                <w:rFonts w:ascii="標楷體" w:hAnsi="標楷體"/>
-                <w:sz w:val="22"/>
-              </w:rPr>
-              <w:t>已廢止、請移除引用的通知信；於課程</w:t>
-            </w:r>
-            <w:r>
-              <w:rPr>
-                <w:rFonts w:ascii="標楷體" w:hAnsi="標楷體"/>
-                <w:sz w:val="22"/>
-              </w:rPr>
-              <w:t xml:space="preserve"> Y </w:t>
-            </w:r>
-            <w:r>
-              <w:rPr>
-                <w:rFonts w:ascii="標楷體" w:hAnsi="標楷體"/>
-                <w:sz w:val="22"/>
-              </w:rPr>
-              <w:t>移除該引用、補上說明文字並儲存，再將受訓對象改為沒有任何學員相符的組合後按「儲存並發布」並「確認發布」，應顯示課程已發布但無學員符合受訓對象的警告，並提示可改用邀請碼。</w:t>
+              <w:t>於課程</w:t>
+            </w:r>
+            <w:r>
+              <w:rPr>
+                <w:rFonts w:ascii="標楷體" w:hAnsi="標楷體"/>
+                <w:sz w:val="22"/>
+              </w:rPr>
+              <w:t xml:space="preserve"> X </w:t>
+            </w:r>
+            <w:r>
+              <w:rPr>
+                <w:rFonts w:ascii="標楷體" w:hAnsi="標楷體"/>
+                <w:sz w:val="22"/>
+              </w:rPr>
+              <w:t>的教材引用「訓練教材」分類中另一份已發布文件（以下稱文件</w:t>
+            </w:r>
+            <w:r>
+              <w:rPr>
+                <w:rFonts w:ascii="標楷體" w:hAnsi="標楷體"/>
+                <w:sz w:val="22"/>
+              </w:rPr>
+              <w:t xml:space="preserve"> A</w:t>
+            </w:r>
+            <w:r>
+              <w:rPr>
+                <w:rFonts w:ascii="標楷體" w:hAnsi="標楷體"/>
+                <w:sz w:val="22"/>
+              </w:rPr>
+              <w:t>）並按「儲存」，按「更新」並「確認更新」後，學員於該章節應可開啟此文件。</w:t>
             </w:r>
           </w:p>
         </w:tc>
@@ -9671,6 +9679,573 @@
                 <w:rFonts w:ascii="標楷體" w:hAnsi="標楷體"/>
                 <w:sz w:val="22"/>
               </w:rPr>
+              <w:t>於課程</w:t>
+            </w:r>
+            <w:r>
+              <w:rPr>
+                <w:rFonts w:ascii="標楷體" w:hAnsi="標楷體"/>
+                <w:sz w:val="22"/>
+              </w:rPr>
+              <w:t xml:space="preserve"> X </w:t>
+            </w:r>
+            <w:r>
+              <w:rPr>
+                <w:rFonts w:ascii="標楷體" w:hAnsi="標楷體"/>
+                <w:sz w:val="22"/>
+              </w:rPr>
+              <w:t>新增一個章節後按底部「取消」，應跳出「放棄本次的編輯」，按「繼續編輯」留在編輯頁且章節仍在；改點側邊選單其他項目，應跳出「離開將放棄本次的編輯」，按「放棄並離開」後重新進入，該章節已不在，學員端維持原狀。</w:t>
+            </w:r>
+          </w:p>
+        </w:tc>
+        <w:tc>
+          <w:tcPr>
+            <w:tcW w:w="1247" w:type="dxa"/>
+          </w:tcPr>
+          <w:p>
+            <w:pPr>
+              <w:spacing w:before="60" w:after="60"/>
+              <w:jc w:val="center"/>
+            </w:pPr>
+          </w:p>
+        </w:tc>
+        <w:tc>
+          <w:tcPr>
+            <w:tcW w:w="1247" w:type="dxa"/>
+          </w:tcPr>
+          <w:p>
+            <w:pPr>
+              <w:spacing w:before="60" w:after="60"/>
+              <w:jc w:val="center"/>
+            </w:pPr>
+          </w:p>
+        </w:tc>
+      </w:tr>
+      <w:tr>
+        <w:trPr>
+          <w:jc w:val="center"/>
+        </w:trPr>
+        <w:tc>
+          <w:tcPr>
+            <w:tcW w:w="907" w:type="dxa"/>
+          </w:tcPr>
+          <w:p>
+            <w:pPr>
+              <w:spacing w:before="60" w:after="60"/>
+              <w:jc w:val="center"/>
+            </w:pPr>
+            <w:r>
+              <w:rPr>
+                <w:rFonts w:ascii="標楷體" w:hAnsi="標楷體"/>
+                <w:sz w:val="22"/>
+              </w:rPr>
+              <w:t>29</w:t>
+            </w:r>
+          </w:p>
+        </w:tc>
+        <w:tc>
+          <w:tcPr>
+            <w:tcW w:w="6236" w:type="dxa"/>
+          </w:tcPr>
+          <w:p>
+            <w:pPr>
+              <w:spacing w:before="60" w:after="60"/>
+            </w:pPr>
+            <w:r>
+              <w:rPr>
+                <w:rFonts w:ascii="標楷體" w:hAnsi="標楷體"/>
+                <w:sz w:val="22"/>
+              </w:rPr>
+              <w:t>學員甲已學過第</w:t>
+            </w:r>
+            <w:r>
+              <w:rPr>
+                <w:rFonts w:ascii="標楷體" w:hAnsi="標楷體"/>
+                <w:sz w:val="22"/>
+              </w:rPr>
+              <w:t xml:space="preserve"> 10 </w:t>
+            </w:r>
+            <w:r>
+              <w:rPr>
+                <w:rFonts w:ascii="標楷體" w:hAnsi="標楷體"/>
+                <w:sz w:val="22"/>
+              </w:rPr>
+              <w:t>項新增的章節，刪除該章節並確認，按「更新」前學員的紀錄不變；按「更新」後該章節的學習紀錄一併移除、不再計入完課率，其後的章節順序自動往前遞補。</w:t>
+            </w:r>
+          </w:p>
+        </w:tc>
+        <w:tc>
+          <w:tcPr>
+            <w:tcW w:w="1247" w:type="dxa"/>
+          </w:tcPr>
+          <w:p>
+            <w:pPr>
+              <w:spacing w:before="60" w:after="60"/>
+              <w:jc w:val="center"/>
+            </w:pPr>
+          </w:p>
+        </w:tc>
+        <w:tc>
+          <w:tcPr>
+            <w:tcW w:w="1247" w:type="dxa"/>
+          </w:tcPr>
+          <w:p>
+            <w:pPr>
+              <w:spacing w:before="60" w:after="60"/>
+              <w:jc w:val="center"/>
+            </w:pPr>
+          </w:p>
+        </w:tc>
+      </w:tr>
+      <w:tr>
+        <w:trPr>
+          <w:jc w:val="center"/>
+        </w:trPr>
+        <w:tc>
+          <w:tcPr>
+            <w:tcW w:w="907" w:type="dxa"/>
+          </w:tcPr>
+          <w:p>
+            <w:pPr>
+              <w:spacing w:before="60" w:after="60"/>
+              <w:jc w:val="center"/>
+            </w:pPr>
+            <w:r>
+              <w:rPr>
+                <w:rFonts w:ascii="標楷體" w:hAnsi="標楷體"/>
+                <w:sz w:val="22"/>
+              </w:rPr>
+              <w:t>30</w:t>
+            </w:r>
+          </w:p>
+        </w:tc>
+        <w:tc>
+          <w:tcPr>
+            <w:tcW w:w="6236" w:type="dxa"/>
+          </w:tcPr>
+          <w:p>
+            <w:pPr>
+              <w:spacing w:before="60" w:after="60"/>
+            </w:pPr>
+            <w:r>
+              <w:rPr>
+                <w:rFonts w:ascii="標楷體" w:hAnsi="標楷體"/>
+                <w:sz w:val="22"/>
+              </w:rPr>
+              <w:t>沒有尚未更新的編輯時按標題列右上「關閉課程」，視窗不出現未更新編輯的提醒；按「確認關閉」，課程</w:t>
+            </w:r>
+            <w:r>
+              <w:rPr>
+                <w:rFonts w:ascii="標楷體" w:hAnsi="標楷體"/>
+                <w:sz w:val="22"/>
+              </w:rPr>
+              <w:t xml:space="preserve"> X </w:t>
+            </w:r>
+            <w:r>
+              <w:rPr>
+                <w:rFonts w:ascii="標楷體" w:hAnsi="標楷體"/>
+                <w:sz w:val="22"/>
+              </w:rPr>
+              <w:t>狀態應立即轉為「已關閉」。</w:t>
+            </w:r>
+          </w:p>
+        </w:tc>
+        <w:tc>
+          <w:tcPr>
+            <w:tcW w:w="1247" w:type="dxa"/>
+          </w:tcPr>
+          <w:p>
+            <w:pPr>
+              <w:spacing w:before="60" w:after="60"/>
+              <w:jc w:val="center"/>
+            </w:pPr>
+          </w:p>
+        </w:tc>
+        <w:tc>
+          <w:tcPr>
+            <w:tcW w:w="1247" w:type="dxa"/>
+          </w:tcPr>
+          <w:p>
+            <w:pPr>
+              <w:spacing w:before="60" w:after="60"/>
+              <w:jc w:val="center"/>
+            </w:pPr>
+          </w:p>
+        </w:tc>
+      </w:tr>
+      <w:tr>
+        <w:trPr>
+          <w:jc w:val="center"/>
+        </w:trPr>
+        <w:tc>
+          <w:tcPr>
+            <w:tcW w:w="907" w:type="dxa"/>
+          </w:tcPr>
+          <w:p>
+            <w:pPr>
+              <w:spacing w:before="60" w:after="60"/>
+              <w:jc w:val="center"/>
+            </w:pPr>
+            <w:r>
+              <w:rPr>
+                <w:rFonts w:ascii="標楷體" w:hAnsi="標楷體"/>
+                <w:sz w:val="22"/>
+              </w:rPr>
+              <w:t>31</w:t>
+            </w:r>
+          </w:p>
+        </w:tc>
+        <w:tc>
+          <w:tcPr>
+            <w:tcW w:w="6236" w:type="dxa"/>
+          </w:tcPr>
+          <w:p>
+            <w:pPr>
+              <w:spacing w:before="60" w:after="60"/>
+            </w:pPr>
+            <w:r>
+              <w:rPr>
+                <w:rFonts w:ascii="標楷體" w:hAnsi="標楷體"/>
+                <w:sz w:val="22"/>
+              </w:rPr>
+              <w:t>開啟已關閉的課程</w:t>
+            </w:r>
+            <w:r>
+              <w:rPr>
+                <w:rFonts w:ascii="標楷體" w:hAnsi="標楷體"/>
+                <w:sz w:val="22"/>
+              </w:rPr>
+              <w:t xml:space="preserve"> X</w:t>
+            </w:r>
+            <w:r>
+              <w:rPr>
+                <w:rFonts w:ascii="標楷體" w:hAnsi="標楷體"/>
+                <w:sz w:val="22"/>
+              </w:rPr>
+              <w:t>，標題列右上應沒有任何按鈕，底部動作列為「取消」「保留編輯」「更新並重開課」，起訖時間帶著原值；</w:t>
+            </w:r>
+            <w:r>
+              <w:rPr>
+                <w:rFonts w:ascii="標楷體" w:hAnsi="標楷體"/>
+                <w:sz w:val="22"/>
+              </w:rPr>
+              <w:t xml:space="preserve">ET02 </w:t>
+            </w:r>
+            <w:r>
+              <w:rPr>
+                <w:rFonts w:ascii="標楷體" w:hAnsi="標楷體"/>
+                <w:sz w:val="22"/>
+              </w:rPr>
+              <w:t>的「移除」與（於作答明細展開學員後的）「重置重考次數」皆停用。</w:t>
+            </w:r>
+          </w:p>
+        </w:tc>
+        <w:tc>
+          <w:tcPr>
+            <w:tcW w:w="1247" w:type="dxa"/>
+          </w:tcPr>
+          <w:p>
+            <w:pPr>
+              <w:spacing w:before="60" w:after="60"/>
+              <w:jc w:val="center"/>
+            </w:pPr>
+          </w:p>
+        </w:tc>
+        <w:tc>
+          <w:tcPr>
+            <w:tcW w:w="1247" w:type="dxa"/>
+          </w:tcPr>
+          <w:p>
+            <w:pPr>
+              <w:spacing w:before="60" w:after="60"/>
+              <w:jc w:val="center"/>
+            </w:pPr>
+          </w:p>
+        </w:tc>
+      </w:tr>
+      <w:tr>
+        <w:trPr>
+          <w:jc w:val="center"/>
+        </w:trPr>
+        <w:tc>
+          <w:tcPr>
+            <w:tcW w:w="907" w:type="dxa"/>
+          </w:tcPr>
+          <w:p>
+            <w:pPr>
+              <w:spacing w:before="60" w:after="60"/>
+              <w:jc w:val="center"/>
+            </w:pPr>
+            <w:r>
+              <w:rPr>
+                <w:rFonts w:ascii="標楷體" w:hAnsi="標楷體"/>
+                <w:sz w:val="22"/>
+              </w:rPr>
+              <w:t>32</w:t>
+            </w:r>
+          </w:p>
+        </w:tc>
+        <w:tc>
+          <w:tcPr>
+            <w:tcW w:w="6236" w:type="dxa"/>
+          </w:tcPr>
+          <w:p>
+            <w:pPr>
+              <w:spacing w:before="60" w:after="60"/>
+            </w:pPr>
+            <w:r>
+              <w:rPr>
+                <w:rFonts w:ascii="標楷體" w:hAnsi="標楷體"/>
+                <w:sz w:val="22"/>
+              </w:rPr>
+              <w:t>於已關閉的課程</w:t>
+            </w:r>
+            <w:r>
+              <w:rPr>
+                <w:rFonts w:ascii="標楷體" w:hAnsi="標楷體"/>
+                <w:sz w:val="22"/>
+              </w:rPr>
+              <w:t xml:space="preserve"> X </w:t>
+            </w:r>
+            <w:r>
+              <w:rPr>
+                <w:rFonts w:ascii="標楷體" w:hAnsi="標楷體"/>
+                <w:sz w:val="22"/>
+              </w:rPr>
+              <w:t>新增一個章節與一份教材後按「保留編輯」，應顯示「編輯已保留，學員看到的仍是關閉前的內容」並回到課程列表；重新進入該章節仍在，學員回看的仍是關閉前的內容。</w:t>
+            </w:r>
+          </w:p>
+        </w:tc>
+        <w:tc>
+          <w:tcPr>
+            <w:tcW w:w="1247" w:type="dxa"/>
+          </w:tcPr>
+          <w:p>
+            <w:pPr>
+              <w:spacing w:before="60" w:after="60"/>
+              <w:jc w:val="center"/>
+            </w:pPr>
+          </w:p>
+        </w:tc>
+        <w:tc>
+          <w:tcPr>
+            <w:tcW w:w="1247" w:type="dxa"/>
+          </w:tcPr>
+          <w:p>
+            <w:pPr>
+              <w:spacing w:before="60" w:after="60"/>
+              <w:jc w:val="center"/>
+            </w:pPr>
+          </w:p>
+        </w:tc>
+      </w:tr>
+      <w:tr>
+        <w:trPr>
+          <w:jc w:val="center"/>
+        </w:trPr>
+        <w:tc>
+          <w:tcPr>
+            <w:tcW w:w="907" w:type="dxa"/>
+          </w:tcPr>
+          <w:p>
+            <w:pPr>
+              <w:spacing w:before="60" w:after="60"/>
+              <w:jc w:val="center"/>
+            </w:pPr>
+            <w:r>
+              <w:rPr>
+                <w:rFonts w:ascii="標楷體" w:hAnsi="標楷體"/>
+                <w:sz w:val="22"/>
+              </w:rPr>
+              <w:t>33</w:t>
+            </w:r>
+          </w:p>
+        </w:tc>
+        <w:tc>
+          <w:tcPr>
+            <w:tcW w:w="6236" w:type="dxa"/>
+          </w:tcPr>
+          <w:p>
+            <w:pPr>
+              <w:spacing w:before="60" w:after="60"/>
+            </w:pPr>
+            <w:r>
+              <w:rPr>
+                <w:rFonts w:ascii="標楷體" w:hAnsi="標楷體"/>
+                <w:sz w:val="22"/>
+              </w:rPr>
+              <w:t>不改起訖時間直接按「更新並重開課」，應跳出「課程已重新開課」視窗並顯示原邀請碼；沒有新學員被帶入時，以提示顯示「課程已重新開課。本次沒有新的學員被自動帶入</w:t>
+            </w:r>
+            <w:r>
+              <w:rPr>
+                <w:rFonts w:ascii="標楷體" w:hAnsi="標楷體"/>
+                <w:sz w:val="22"/>
+              </w:rPr>
+              <w:t>——</w:t>
+            </w:r>
+            <w:r>
+              <w:rPr>
+                <w:rFonts w:ascii="標楷體" w:hAnsi="標楷體"/>
+                <w:sz w:val="22"/>
+              </w:rPr>
+              <w:t>符合受訓對象的人多半已在課程中。原有學員可直接繼續學習。」</w:t>
+            </w:r>
+          </w:p>
+        </w:tc>
+        <w:tc>
+          <w:tcPr>
+            <w:tcW w:w="1247" w:type="dxa"/>
+          </w:tcPr>
+          <w:p>
+            <w:pPr>
+              <w:spacing w:before="60" w:after="60"/>
+              <w:jc w:val="center"/>
+            </w:pPr>
+          </w:p>
+        </w:tc>
+        <w:tc>
+          <w:tcPr>
+            <w:tcW w:w="1247" w:type="dxa"/>
+          </w:tcPr>
+          <w:p>
+            <w:pPr>
+              <w:spacing w:before="60" w:after="60"/>
+              <w:jc w:val="center"/>
+            </w:pPr>
+          </w:p>
+        </w:tc>
+      </w:tr>
+      <w:tr>
+        <w:trPr>
+          <w:jc w:val="center"/>
+        </w:trPr>
+        <w:tc>
+          <w:tcPr>
+            <w:tcW w:w="907" w:type="dxa"/>
+          </w:tcPr>
+          <w:p>
+            <w:pPr>
+              <w:spacing w:before="60" w:after="60"/>
+              <w:jc w:val="center"/>
+            </w:pPr>
+            <w:r>
+              <w:rPr>
+                <w:rFonts w:ascii="標楷體" w:hAnsi="標楷體"/>
+                <w:sz w:val="22"/>
+              </w:rPr>
+              <w:t>34</w:t>
+            </w:r>
+          </w:p>
+        </w:tc>
+        <w:tc>
+          <w:tcPr>
+            <w:tcW w:w="6236" w:type="dxa"/>
+          </w:tcPr>
+          <w:p>
+            <w:pPr>
+              <w:spacing w:before="60" w:after="60"/>
+            </w:pPr>
+            <w:r>
+              <w:rPr>
+                <w:rFonts w:ascii="標楷體" w:hAnsi="標楷體"/>
+                <w:sz w:val="22"/>
+              </w:rPr>
+              <w:t>於上述「課程已重新開課」視窗按「關閉」回到課程列表，課程</w:t>
+            </w:r>
+            <w:r>
+              <w:rPr>
+                <w:rFonts w:ascii="標楷體" w:hAnsi="標楷體"/>
+                <w:sz w:val="22"/>
+              </w:rPr>
+              <w:t xml:space="preserve"> X </w:t>
+            </w:r>
+            <w:r>
+              <w:rPr>
+                <w:rFonts w:ascii="標楷體" w:hAnsi="標楷體"/>
+                <w:sz w:val="22"/>
+              </w:rPr>
+              <w:t>狀態為「已發布」，學員隨即看到第</w:t>
+            </w:r>
+            <w:r>
+              <w:rPr>
+                <w:rFonts w:ascii="標楷體" w:hAnsi="標楷體"/>
+                <w:sz w:val="22"/>
+              </w:rPr>
+              <w:t xml:space="preserve"> 32 </w:t>
+            </w:r>
+            <w:r>
+              <w:rPr>
+                <w:rFonts w:ascii="標楷體" w:hAnsi="標楷體"/>
+                <w:sz w:val="22"/>
+              </w:rPr>
+              <w:t>項新增的</w:t>
+            </w:r>
+            <w:r>
+              <w:rPr>
+                <w:rFonts w:ascii="標楷體" w:hAnsi="標楷體"/>
+                <w:sz w:val="22"/>
+              </w:rPr>
+              <w:t>章節，成績接續保留（完課率依新的項目數重算），原邀請碼恢復有效。</w:t>
+            </w:r>
+          </w:p>
+        </w:tc>
+        <w:tc>
+          <w:tcPr>
+            <w:tcW w:w="1247" w:type="dxa"/>
+          </w:tcPr>
+          <w:p>
+            <w:pPr>
+              <w:spacing w:before="60" w:after="60"/>
+              <w:jc w:val="center"/>
+            </w:pPr>
+          </w:p>
+        </w:tc>
+        <w:tc>
+          <w:tcPr>
+            <w:tcW w:w="1247" w:type="dxa"/>
+          </w:tcPr>
+          <w:p>
+            <w:pPr>
+              <w:spacing w:before="60" w:after="60"/>
+              <w:jc w:val="center"/>
+            </w:pPr>
+          </w:p>
+        </w:tc>
+      </w:tr>
+      <w:tr>
+        <w:trPr>
+          <w:jc w:val="center"/>
+        </w:trPr>
+        <w:tc>
+          <w:tcPr>
+            <w:tcW w:w="907" w:type="dxa"/>
+          </w:tcPr>
+          <w:p>
+            <w:pPr>
+              <w:spacing w:before="60" w:after="60"/>
+              <w:jc w:val="center"/>
+            </w:pPr>
+            <w:r>
+              <w:rPr>
+                <w:rFonts w:ascii="標楷體" w:hAnsi="標楷體"/>
+                <w:sz w:val="22"/>
+              </w:rPr>
+              <w:t>35</w:t>
+            </w:r>
+          </w:p>
+        </w:tc>
+        <w:tc>
+          <w:tcPr>
+            <w:tcW w:w="6236" w:type="dxa"/>
+          </w:tcPr>
+          <w:p>
+            <w:pPr>
+              <w:spacing w:before="60" w:after="60"/>
+            </w:pPr>
+            <w:r>
+              <w:rPr>
+                <w:rFonts w:ascii="標楷體" w:hAnsi="標楷體"/>
+                <w:sz w:val="22"/>
+              </w:rPr>
               <w:t>第</w:t>
             </w:r>
             <w:r>
@@ -9678,7 +10253,119 @@
                 <w:rFonts w:ascii="標楷體" w:hAnsi="標楷體"/>
                 <w:sz w:val="22"/>
               </w:rPr>
-              <w:t xml:space="preserve"> 21 </w:t>
+              <w:t xml:space="preserve"> 7 </w:t>
+            </w:r>
+            <w:r>
+              <w:rPr>
+                <w:rFonts w:ascii="標楷體" w:hAnsi="標楷體"/>
+                <w:sz w:val="22"/>
+              </w:rPr>
+              <w:t>項的隔日每日排程執行後，教師甲應收到文件</w:t>
+            </w:r>
+            <w:r>
+              <w:rPr>
+                <w:rFonts w:ascii="標楷體" w:hAnsi="標楷體"/>
+                <w:sz w:val="22"/>
+              </w:rPr>
+              <w:t xml:space="preserve"> B </w:t>
+            </w:r>
+            <w:r>
+              <w:rPr>
+                <w:rFonts w:ascii="標楷體" w:hAnsi="標楷體"/>
+                <w:sz w:val="22"/>
+              </w:rPr>
+              <w:t>已廢止、請移除引用的通知信；於課程</w:t>
+            </w:r>
+            <w:r>
+              <w:rPr>
+                <w:rFonts w:ascii="標楷體" w:hAnsi="標楷體"/>
+                <w:sz w:val="22"/>
+              </w:rPr>
+              <w:t xml:space="preserve"> Y </w:t>
+            </w:r>
+            <w:r>
+              <w:rPr>
+                <w:rFonts w:ascii="標楷體" w:hAnsi="標楷體"/>
+                <w:sz w:val="22"/>
+              </w:rPr>
+              <w:t>移除該引用、補上說明</w:t>
+            </w:r>
+            <w:r>
+              <w:rPr>
+                <w:rFonts w:ascii="標楷體" w:hAnsi="標楷體"/>
+                <w:sz w:val="22"/>
+              </w:rPr>
+              <w:lastRenderedPageBreak/>
+              <w:t>文字並儲存，再將受訓對象改為沒有任何學員相符的組合後按「儲存並發布」並「確認發布」，應顯示課程已發布但無學員符合受訓對象的警告，並提示可改用邀請碼。</w:t>
+            </w:r>
+          </w:p>
+        </w:tc>
+        <w:tc>
+          <w:tcPr>
+            <w:tcW w:w="1247" w:type="dxa"/>
+          </w:tcPr>
+          <w:p>
+            <w:pPr>
+              <w:spacing w:before="60" w:after="60"/>
+              <w:jc w:val="center"/>
+            </w:pPr>
+          </w:p>
+        </w:tc>
+        <w:tc>
+          <w:tcPr>
+            <w:tcW w:w="1247" w:type="dxa"/>
+          </w:tcPr>
+          <w:p>
+            <w:pPr>
+              <w:spacing w:before="60" w:after="60"/>
+              <w:jc w:val="center"/>
+            </w:pPr>
+          </w:p>
+        </w:tc>
+      </w:tr>
+      <w:tr>
+        <w:trPr>
+          <w:jc w:val="center"/>
+        </w:trPr>
+        <w:tc>
+          <w:tcPr>
+            <w:tcW w:w="907" w:type="dxa"/>
+          </w:tcPr>
+          <w:p>
+            <w:pPr>
+              <w:spacing w:before="60" w:after="60"/>
+              <w:jc w:val="center"/>
+            </w:pPr>
+            <w:r>
+              <w:rPr>
+                <w:rFonts w:ascii="標楷體" w:hAnsi="標楷體"/>
+                <w:sz w:val="22"/>
+              </w:rPr>
+              <w:t>36</w:t>
+            </w:r>
+          </w:p>
+        </w:tc>
+        <w:tc>
+          <w:tcPr>
+            <w:tcW w:w="6236" w:type="dxa"/>
+          </w:tcPr>
+          <w:p>
+            <w:pPr>
+              <w:spacing w:before="60" w:after="60"/>
+            </w:pPr>
+            <w:r>
+              <w:rPr>
+                <w:rFonts w:ascii="標楷體" w:hAnsi="標楷體"/>
+                <w:sz w:val="22"/>
+              </w:rPr>
+              <w:t>第</w:t>
+            </w:r>
+            <w:r>
+              <w:rPr>
+                <w:rFonts w:ascii="標楷體" w:hAnsi="標楷體"/>
+                <w:sz w:val="22"/>
+              </w:rPr>
+              <w:t xml:space="preserve"> 27 </w:t>
             </w:r>
             <w:r>
               <w:rPr>
@@ -9745,7 +10432,7 @@
       <w:pPr>
         <w:pStyle w:val="1"/>
       </w:pPr>
-      <w:bookmarkStart w:id="7" w:name="_Toc243491302"/>
+      <w:bookmarkStart w:id="7" w:name="_Toc243496578"/>
       <w:r>
         <w:lastRenderedPageBreak/>
         <w:t xml:space="preserve">ET06 </w:t>
@@ -10212,7 +10899,14 @@
                 <w:rFonts w:ascii="標楷體" w:hAnsi="標楷體"/>
                 <w:sz w:val="22"/>
               </w:rPr>
-              <w:t xml:space="preserve"> Excel </w:t>
+              <w:t xml:space="preserve"> </w:t>
+            </w:r>
+            <w:r>
+              <w:rPr>
+                <w:rFonts w:ascii="標楷體" w:hAnsi="標楷體"/>
+                <w:sz w:val="22"/>
+              </w:rPr>
+              <w:t xml:space="preserve">Excel </w:t>
             </w:r>
             <w:r>
               <w:rPr>
@@ -10233,7 +10927,7 @@
                 <w:rFonts w:ascii="標楷體" w:hAnsi="標楷體"/>
                 <w:sz w:val="22"/>
               </w:rPr>
-              <w:t>全部項目數；第一個項目尚未完成時點第二個項目，應提示「請先完成「（第一個項目名稱）」後解鎖」，內容區不切換；此時左側最下方不出現問卷入口。</w:t>
+              <w:t>全部項目數。</w:t>
             </w:r>
           </w:p>
         </w:tc>
@@ -10295,42 +10989,7 @@
                 <w:rFonts w:ascii="標楷體" w:hAnsi="標楷體"/>
                 <w:sz w:val="22"/>
               </w:rPr>
-              <w:t>播放第一份教材的影片後直接拖曳進度條至結尾，完成百分比應只反映實際播放過的部分、下一個項目仍鎖定；將「播放速度」設為</w:t>
-            </w:r>
-            <w:r>
-              <w:rPr>
-                <w:rFonts w:ascii="標楷體" w:hAnsi="標楷體"/>
-                <w:sz w:val="22"/>
-              </w:rPr>
-              <w:t xml:space="preserve"> 2 </w:t>
-            </w:r>
-            <w:r>
-              <w:rPr>
-                <w:rFonts w:ascii="標楷體" w:hAnsi="標楷體"/>
-                <w:sz w:val="22"/>
-              </w:rPr>
-              <w:t>倍並從頭播放到結尾，完成百分比應達</w:t>
-            </w:r>
-            <w:r>
-              <w:rPr>
-                <w:rFonts w:ascii="標楷體" w:hAnsi="標楷體"/>
-                <w:sz w:val="22"/>
-              </w:rPr>
-              <w:t xml:space="preserve"> 100% </w:t>
-            </w:r>
-            <w:r>
-              <w:rPr>
-                <w:rFonts w:ascii="標楷體" w:hAnsi="標楷體"/>
-                <w:sz w:val="22"/>
-              </w:rPr>
-              <w:t>並標</w:t>
-            </w:r>
-            <w:r>
-              <w:rPr>
-                <w:rFonts w:ascii="標楷體" w:hAnsi="標楷體"/>
-                <w:sz w:val="22"/>
-              </w:rPr>
-              <w:t>示「已完成」，下一個項目不需重新整理即開放。</w:t>
+              <w:t>第一個項目尚未完成時點第二個項目，應提示「請先完成「（第一個項目名稱）」後解鎖」，內容區不切換；此時左側最下方不出現問卷入口。</w:t>
             </w:r>
           </w:p>
         </w:tc>
@@ -10392,7 +11051,7 @@
                 <w:rFonts w:ascii="標楷體" w:hAnsi="標楷體"/>
                 <w:sz w:val="22"/>
               </w:rPr>
-              <w:t>於含</w:t>
+              <w:t>播放第一份教材的影片後直接拖曳進度條至結尾，完成百分比應只反映實際播放過的部分、下一個項目仍鎖定；將「播放速度」設為</w:t>
             </w:r>
             <w:r>
               <w:rPr>
@@ -10406,35 +11065,21 @@
                 <w:rFonts w:ascii="標楷體" w:hAnsi="標楷體"/>
                 <w:sz w:val="22"/>
               </w:rPr>
-              <w:t>支影片的教材，影片看到一半後關閉頁面，重新由「我的課程」進入，應落在該教材且影片自上次的位置繼續播放；只將其中一支看到</w:t>
-            </w:r>
-            <w:r>
-              <w:rPr>
-                <w:rFonts w:ascii="標楷體" w:hAnsi="標楷體"/>
-                <w:sz w:val="22"/>
-              </w:rPr>
-              <w:t xml:space="preserve"> 80% </w:t>
-            </w:r>
-            <w:r>
-              <w:rPr>
-                <w:rFonts w:ascii="標楷體" w:hAnsi="標楷體"/>
-                <w:sz w:val="22"/>
-              </w:rPr>
-              <w:t>以上時該教材仍為未完成，兩支皆達</w:t>
-            </w:r>
-            <w:r>
-              <w:rPr>
-                <w:rFonts w:ascii="標楷體" w:hAnsi="標楷體"/>
-                <w:sz w:val="22"/>
-              </w:rPr>
-              <w:t xml:space="preserve"> 80% </w:t>
-            </w:r>
-            <w:r>
-              <w:rPr>
-                <w:rFonts w:ascii="標楷體" w:hAnsi="標楷體"/>
-                <w:sz w:val="22"/>
-              </w:rPr>
-              <w:t>後下一個項目才開放。</w:t>
+              <w:t>倍並從頭播放到結尾，完成百分比應達</w:t>
+            </w:r>
+            <w:r>
+              <w:rPr>
+                <w:rFonts w:ascii="標楷體" w:hAnsi="標楷體"/>
+                <w:sz w:val="22"/>
+              </w:rPr>
+              <w:t xml:space="preserve"> 100% </w:t>
+            </w:r>
+            <w:r>
+              <w:rPr>
+                <w:rFonts w:ascii="標楷體" w:hAnsi="標楷體"/>
+                <w:sz w:val="22"/>
+              </w:rPr>
+              <w:t>並標示「已完成」，下一個項目不需重新整理即開放。</w:t>
             </w:r>
           </w:p>
         </w:tc>
@@ -10496,49 +11141,49 @@
                 <w:rFonts w:ascii="標楷體" w:hAnsi="標楷體"/>
                 <w:sz w:val="22"/>
               </w:rPr>
-              <w:t>點只有</w:t>
-            </w:r>
-            <w:r>
-              <w:rPr>
-                <w:rFonts w:ascii="標楷體" w:hAnsi="標楷體"/>
-                <w:sz w:val="22"/>
-              </w:rPr>
-              <w:t xml:space="preserve"> PDF </w:t>
-            </w:r>
-            <w:r>
-              <w:rPr>
-                <w:rFonts w:ascii="標楷體" w:hAnsi="標楷體"/>
-                <w:sz w:val="22"/>
-              </w:rPr>
-              <w:t>文件的教材，文件應於內容區直接預覽，且點開即標為已完成、下一個項目隨即開放；點只引用</w:t>
-            </w:r>
-            <w:r>
-              <w:rPr>
-                <w:rFonts w:ascii="標楷體" w:hAnsi="標楷體"/>
-                <w:sz w:val="22"/>
-              </w:rPr>
-              <w:t xml:space="preserve"> Word </w:t>
-            </w:r>
-            <w:r>
-              <w:rPr>
-                <w:rFonts w:ascii="標楷體" w:hAnsi="標楷體"/>
-                <w:sz w:val="22"/>
-              </w:rPr>
-              <w:t>或</w:t>
-            </w:r>
-            <w:r>
-              <w:rPr>
-                <w:rFonts w:ascii="標楷體" w:hAnsi="標楷體"/>
-                <w:sz w:val="22"/>
-              </w:rPr>
-              <w:t xml:space="preserve"> Excel </w:t>
-            </w:r>
-            <w:r>
-              <w:rPr>
-                <w:rFonts w:ascii="標楷體" w:hAnsi="標楷體"/>
-                <w:sz w:val="22"/>
-              </w:rPr>
-              <w:t>文件的教材，同樣點開即標為已完成，並出現「下載原檔以本機應用程式開啟」，按下可存檔並以本機程式開啟。</w:t>
+              <w:t>於含</w:t>
+            </w:r>
+            <w:r>
+              <w:rPr>
+                <w:rFonts w:ascii="標楷體" w:hAnsi="標楷體"/>
+                <w:sz w:val="22"/>
+              </w:rPr>
+              <w:t xml:space="preserve"> 2 </w:t>
+            </w:r>
+            <w:r>
+              <w:rPr>
+                <w:rFonts w:ascii="標楷體" w:hAnsi="標楷體"/>
+                <w:sz w:val="22"/>
+              </w:rPr>
+              <w:t>支影片的教材，影片看到一半後關閉頁面，重新由「我的課程」進入，應落在該教材且影片自上次的位置繼續播放；只將其中一支看到</w:t>
+            </w:r>
+            <w:r>
+              <w:rPr>
+                <w:rFonts w:ascii="標楷體" w:hAnsi="標楷體"/>
+                <w:sz w:val="22"/>
+              </w:rPr>
+              <w:t xml:space="preserve"> 80% </w:t>
+            </w:r>
+            <w:r>
+              <w:rPr>
+                <w:rFonts w:ascii="標楷體" w:hAnsi="標楷體"/>
+                <w:sz w:val="22"/>
+              </w:rPr>
+              <w:t>以上時該教材仍為未完成，兩支皆達</w:t>
+            </w:r>
+            <w:r>
+              <w:rPr>
+                <w:rFonts w:ascii="標楷體" w:hAnsi="標楷體"/>
+                <w:sz w:val="22"/>
+              </w:rPr>
+              <w:t xml:space="preserve"> 80% </w:t>
+            </w:r>
+            <w:r>
+              <w:rPr>
+                <w:rFonts w:ascii="標楷體" w:hAnsi="標楷體"/>
+                <w:sz w:val="22"/>
+              </w:rPr>
+              <w:t>後下一個項目才開放。</w:t>
             </w:r>
           </w:p>
         </w:tc>
@@ -10600,7 +11245,49 @@
                 <w:rFonts w:ascii="標楷體" w:hAnsi="標楷體"/>
                 <w:sz w:val="22"/>
               </w:rPr>
-              <w:t>點測驗項目，內容區應顯示題數、作答時間、及格分數與剩餘可作答次數；作答未及格後按「回課程重新作答」返回課程，點第二章的項目應提示「請先通過測驗「（測驗名稱）」後解鎖」；重新作答及格後按「返回課程」，第二章第一個項目應隨即開放。</w:t>
+              <w:t>點只有</w:t>
+            </w:r>
+            <w:r>
+              <w:rPr>
+                <w:rFonts w:ascii="標楷體" w:hAnsi="標楷體"/>
+                <w:sz w:val="22"/>
+              </w:rPr>
+              <w:t xml:space="preserve"> PDF </w:t>
+            </w:r>
+            <w:r>
+              <w:rPr>
+                <w:rFonts w:ascii="標楷體" w:hAnsi="標楷體"/>
+                <w:sz w:val="22"/>
+              </w:rPr>
+              <w:t>文件的教材，文件應於內容區直接預覽，且點開即標為已完成、下一個項目隨即開放；點只引用</w:t>
+            </w:r>
+            <w:r>
+              <w:rPr>
+                <w:rFonts w:ascii="標楷體" w:hAnsi="標楷體"/>
+                <w:sz w:val="22"/>
+              </w:rPr>
+              <w:t xml:space="preserve"> Word </w:t>
+            </w:r>
+            <w:r>
+              <w:rPr>
+                <w:rFonts w:ascii="標楷體" w:hAnsi="標楷體"/>
+                <w:sz w:val="22"/>
+              </w:rPr>
+              <w:t>或</w:t>
+            </w:r>
+            <w:r>
+              <w:rPr>
+                <w:rFonts w:ascii="標楷體" w:hAnsi="標楷體"/>
+                <w:sz w:val="22"/>
+              </w:rPr>
+              <w:t xml:space="preserve"> Excel </w:t>
+            </w:r>
+            <w:r>
+              <w:rPr>
+                <w:rFonts w:ascii="標楷體" w:hAnsi="標楷體"/>
+                <w:sz w:val="22"/>
+              </w:rPr>
+              <w:t>文件的教材，同樣點開即標為已完成，並出現「下載原檔以本機應用程式開啟」，按下可存檔並以本機程式開啟。</w:t>
             </w:r>
           </w:p>
         </w:tc>
@@ -10662,7 +11349,7 @@
                 <w:rFonts w:ascii="標楷體" w:hAnsi="標楷體"/>
                 <w:sz w:val="22"/>
               </w:rPr>
-              <w:t>已完成第二章項目後，回頭點第一章已完成的項目，應可正常開啟重看，不受解鎖順序限制。</w:t>
+              <w:t>點測驗項目，內容區應顯示題數、作答時間、及格分數與剩餘可作答次數；作答未及格後按「回課程重新作答」返回課程，點第二章的項目應提示「請先通過測驗「（測驗名稱）」後解鎖」；重新作答及格後按「返回課程」，第二章第一個項目應隨即開放。</w:t>
             </w:r>
           </w:p>
         </w:tc>
@@ -10724,29 +11411,7 @@
                 <w:rFonts w:ascii="標楷體" w:hAnsi="標楷體"/>
                 <w:sz w:val="22"/>
               </w:rPr>
-              <w:t>學員甲完成全部項目後（第二章只有說明文字的教材點開即完成），課程進度應為</w:t>
-            </w:r>
-            <w:r>
-              <w:rPr>
-                <w:rFonts w:ascii="標楷體" w:hAnsi="標楷體"/>
-                <w:sz w:val="22"/>
-              </w:rPr>
-              <w:t xml:space="preserve"> 100%</w:t>
-            </w:r>
-            <w:r>
-              <w:rPr>
-                <w:rFonts w:ascii="標楷體" w:hAnsi="標楷體"/>
-                <w:sz w:val="22"/>
-              </w:rPr>
-              <w:t>、「我的課程」狀態為「已完</w:t>
-            </w:r>
-            <w:r>
-              <w:rPr>
-                <w:rFonts w:ascii="標楷體" w:hAnsi="標楷體"/>
-                <w:sz w:val="22"/>
-              </w:rPr>
-              <w:lastRenderedPageBreak/>
-              <w:t>成」，左側最下方出現「填寫課後問卷」。</w:t>
+              <w:t>已完成第二章項目後，回頭點第一章已完成的項目，應可正常開啟重看，不受解鎖順序限制。</w:t>
             </w:r>
           </w:p>
         </w:tc>
@@ -10808,7 +11473,29 @@
                 <w:rFonts w:ascii="標楷體" w:hAnsi="標楷體"/>
                 <w:sz w:val="22"/>
               </w:rPr>
-              <w:t>學員乙按「填寫課後問卷」，問卷頁應說明採具名填答、一人一次、送出後不可修改；單選題全部作答、問答題留空按「送出問卷」並於確認視窗按「送出」，應顯示「問卷已送出，感謝您的回饋」並回到課程頁；左側入口改為「查看我的填答」並顯示送出時間，點入為唯讀、可看到剛才的選擇且沒有送出按鈕。</w:t>
+              <w:t>學員甲完成全部項目後（第二章只有說明文字的教材點開即完</w:t>
+            </w:r>
+            <w:r>
+              <w:rPr>
+                <w:rFonts w:ascii="標楷體" w:hAnsi="標楷體"/>
+                <w:sz w:val="22"/>
+              </w:rPr>
+              <w:lastRenderedPageBreak/>
+              <w:t>成），課程進度應為</w:t>
+            </w:r>
+            <w:r>
+              <w:rPr>
+                <w:rFonts w:ascii="標楷體" w:hAnsi="標楷體"/>
+                <w:sz w:val="22"/>
+              </w:rPr>
+              <w:t xml:space="preserve"> 100%</w:t>
+            </w:r>
+            <w:r>
+              <w:rPr>
+                <w:rFonts w:ascii="標楷體" w:hAnsi="標楷體"/>
+                <w:sz w:val="22"/>
+              </w:rPr>
+              <w:t>、「我的課程」狀態為「已完成」，左側最下方出現「填寫課後問卷」。</w:t>
             </w:r>
           </w:p>
         </w:tc>
@@ -10870,28 +11557,7 @@
                 <w:rFonts w:ascii="標楷體" w:hAnsi="標楷體"/>
                 <w:sz w:val="22"/>
               </w:rPr>
-              <w:t>教師甲於受測課程第二章新增一份只有說明文字的教材並儲存，按「更新」並於確認視窗按「確認更新」後，學員乙的課程進度總項目數加一、未滿</w:t>
-            </w:r>
-            <w:r>
-              <w:rPr>
-                <w:rFonts w:ascii="標楷體" w:hAnsi="標楷體"/>
-                <w:sz w:val="22"/>
-              </w:rPr>
-              <w:t xml:space="preserve"> 100%</w:t>
-            </w:r>
-            <w:r>
-              <w:rPr>
-                <w:rFonts w:ascii="標楷體" w:hAnsi="標楷體"/>
-                <w:sz w:val="22"/>
-              </w:rPr>
-              <w:t>，「我的課程」狀態回到「進行中」，左側仍為「查看我的填答」且可回看；學員丙的問卷入口</w:t>
-            </w:r>
-            <w:r>
-              <w:rPr>
-                <w:rFonts w:ascii="標楷體" w:hAnsi="標楷體"/>
-                <w:sz w:val="22"/>
-              </w:rPr>
-              <w:t>消失。兩人完成新教材後，學員乙恢復「已完成」，學員丙重新出現「填寫課後問卷」。</w:t>
+              <w:t>學員乙按「填寫課後問卷」，問卷頁應說明採具名填答、一人一次、送出後不可修改；單選題全部作答、問答題留空按「送出問卷」並於確認視窗按「送出」，應顯示「問卷已送出，感謝您的回饋」並回到課程頁；左側入口改為「查看我的填答」並顯示送出時間，點入為唯讀、可看到剛才的選擇且沒有送出按鈕。</w:t>
             </w:r>
           </w:p>
         </w:tc>
@@ -10953,21 +11619,28 @@
                 <w:rFonts w:ascii="標楷體" w:hAnsi="標楷體"/>
                 <w:sz w:val="22"/>
               </w:rPr>
-              <w:t>教師甲於課程列表「全部課程」點受測課程預覽，左側最下方應出現「預覽課後問卷」並註明「預覽模式，不可送出」；點入後頁面上方提示「預覽模式：僅供檢視題目，無法送出。」且沒有送出按鈕，</w:t>
-            </w:r>
-            <w:r>
-              <w:rPr>
-                <w:rFonts w:ascii="標楷體" w:hAnsi="標楷體"/>
-                <w:sz w:val="22"/>
-              </w:rPr>
-              <w:t xml:space="preserve">ET02 </w:t>
-            </w:r>
-            <w:r>
-              <w:rPr>
-                <w:rFonts w:ascii="標楷體" w:hAnsi="標楷體"/>
-                <w:sz w:val="22"/>
-              </w:rPr>
-              <w:t>中該課程的問卷已填人數不變。</w:t>
+              <w:t>教師甲於受測課程第二章新增一份只有說明文字的教材並儲存，按「更新」並於確認視窗按「確認更新」後，學員乙的課程進度總項目數加一、未滿</w:t>
+            </w:r>
+            <w:r>
+              <w:rPr>
+                <w:rFonts w:ascii="標楷體" w:hAnsi="標楷體"/>
+                <w:sz w:val="22"/>
+              </w:rPr>
+              <w:t xml:space="preserve"> 100%</w:t>
+            </w:r>
+            <w:r>
+              <w:rPr>
+                <w:rFonts w:ascii="標楷體" w:hAnsi="標楷體"/>
+                <w:sz w:val="22"/>
+              </w:rPr>
+              <w:t>，「我的課程」狀態回到「進行中」，左側仍為「查看我的填答」且可回看；學員丙的問卷入</w:t>
+            </w:r>
+            <w:r>
+              <w:rPr>
+                <w:rFonts w:ascii="標楷體" w:hAnsi="標楷體"/>
+                <w:sz w:val="22"/>
+              </w:rPr>
+              <w:t>口消失。兩人完成新教材後，學員乙恢復「已完成」，學員丙重新出現「填寫課後問卷」。</w:t>
             </w:r>
           </w:p>
         </w:tc>
@@ -11029,7 +11702,21 @@
                 <w:rFonts w:ascii="標楷體" w:hAnsi="標楷體"/>
                 <w:sz w:val="22"/>
               </w:rPr>
-              <w:t>教師甲關閉受測課程後，學員丁進入應顯示「此課程目前關閉中，僅可回看已學內容」，已開放的項目可開啟、影片可播放但不再顯示觀看進度，尚未開放的項目仍為鎖定；點測驗項目應顯示「此課程已關閉，無法再開新作答」且「開始作答」不可按，但仍可查看歷次作答紀錄；學員丙按「填寫課後問卷」應提示「課程已關閉，無法填寫問卷」且沒有送出按鈕。</w:t>
+              <w:t>教師甲於課程列表「全部課程」點受測課程預覽，左側最下方應出現「預覽課後問卷」並註明「預覽模式，不可送出」；點入後頁面上方提示「預覽模式：僅供檢視題目，無法送出。」且沒有送出按鈕，</w:t>
+            </w:r>
+            <w:r>
+              <w:rPr>
+                <w:rFonts w:ascii="標楷體" w:hAnsi="標楷體"/>
+                <w:sz w:val="22"/>
+              </w:rPr>
+              <w:t xml:space="preserve">ET02 </w:t>
+            </w:r>
+            <w:r>
+              <w:rPr>
+                <w:rFonts w:ascii="標楷體" w:hAnsi="標楷體"/>
+                <w:sz w:val="22"/>
+              </w:rPr>
+              <w:t>中該課程的問卷已填人數不變。</w:t>
             </w:r>
           </w:p>
         </w:tc>
@@ -11075,6 +11762,130 @@
                 <w:sz w:val="22"/>
               </w:rPr>
               <w:t>12</w:t>
+            </w:r>
+          </w:p>
+        </w:tc>
+        <w:tc>
+          <w:tcPr>
+            <w:tcW w:w="6236" w:type="dxa"/>
+          </w:tcPr>
+          <w:p>
+            <w:pPr>
+              <w:spacing w:before="60" w:after="60"/>
+            </w:pPr>
+            <w:r>
+              <w:rPr>
+                <w:rFonts w:ascii="標楷體" w:hAnsi="標楷體"/>
+                <w:sz w:val="22"/>
+              </w:rPr>
+              <w:t>教師甲關閉受測課程後，學員丁進入應顯示「此課程目前關閉中，僅可回看已學內容」，已開放的項目可開啟、影片可播放但不再顯示觀看進度，尚未開放的項目仍為鎖定。</w:t>
+            </w:r>
+          </w:p>
+        </w:tc>
+        <w:tc>
+          <w:tcPr>
+            <w:tcW w:w="1247" w:type="dxa"/>
+          </w:tcPr>
+          <w:p>
+            <w:pPr>
+              <w:spacing w:before="60" w:after="60"/>
+              <w:jc w:val="center"/>
+            </w:pPr>
+          </w:p>
+        </w:tc>
+        <w:tc>
+          <w:tcPr>
+            <w:tcW w:w="1247" w:type="dxa"/>
+          </w:tcPr>
+          <w:p>
+            <w:pPr>
+              <w:spacing w:before="60" w:after="60"/>
+              <w:jc w:val="center"/>
+            </w:pPr>
+          </w:p>
+        </w:tc>
+      </w:tr>
+      <w:tr>
+        <w:trPr>
+          <w:jc w:val="center"/>
+        </w:trPr>
+        <w:tc>
+          <w:tcPr>
+            <w:tcW w:w="907" w:type="dxa"/>
+          </w:tcPr>
+          <w:p>
+            <w:pPr>
+              <w:spacing w:before="60" w:after="60"/>
+              <w:jc w:val="center"/>
+            </w:pPr>
+            <w:r>
+              <w:rPr>
+                <w:rFonts w:ascii="標楷體" w:hAnsi="標楷體"/>
+                <w:sz w:val="22"/>
+              </w:rPr>
+              <w:t>13</w:t>
+            </w:r>
+          </w:p>
+        </w:tc>
+        <w:tc>
+          <w:tcPr>
+            <w:tcW w:w="6236" w:type="dxa"/>
+          </w:tcPr>
+          <w:p>
+            <w:pPr>
+              <w:spacing w:before="60" w:after="60"/>
+            </w:pPr>
+            <w:r>
+              <w:rPr>
+                <w:rFonts w:ascii="標楷體" w:hAnsi="標楷體"/>
+                <w:sz w:val="22"/>
+              </w:rPr>
+              <w:t>受測課程已關閉的狀態下，學員丁點測驗項目應顯示「此課程已關閉，無法再開新作答」且「開始作答」不可按，但仍可查看歷次作答紀錄；學員丙按「填寫課後問卷」應提示「課程已關閉，無法填寫問卷」且沒有送出按鈕。</w:t>
+            </w:r>
+          </w:p>
+        </w:tc>
+        <w:tc>
+          <w:tcPr>
+            <w:tcW w:w="1247" w:type="dxa"/>
+          </w:tcPr>
+          <w:p>
+            <w:pPr>
+              <w:spacing w:before="60" w:after="60"/>
+              <w:jc w:val="center"/>
+            </w:pPr>
+          </w:p>
+        </w:tc>
+        <w:tc>
+          <w:tcPr>
+            <w:tcW w:w="1247" w:type="dxa"/>
+          </w:tcPr>
+          <w:p>
+            <w:pPr>
+              <w:spacing w:before="60" w:after="60"/>
+              <w:jc w:val="center"/>
+            </w:pPr>
+          </w:p>
+        </w:tc>
+      </w:tr>
+      <w:tr>
+        <w:trPr>
+          <w:jc w:val="center"/>
+        </w:trPr>
+        <w:tc>
+          <w:tcPr>
+            <w:tcW w:w="907" w:type="dxa"/>
+          </w:tcPr>
+          <w:p>
+            <w:pPr>
+              <w:spacing w:before="60" w:after="60"/>
+              <w:jc w:val="center"/>
+            </w:pPr>
+            <w:r>
+              <w:rPr>
+                <w:rFonts w:ascii="標楷體" w:hAnsi="標楷體"/>
+                <w:sz w:val="22"/>
+              </w:rPr>
+              <w:t>14</w:t>
             </w:r>
           </w:p>
         </w:tc>
@@ -11123,7 +11934,7 @@
       <w:pPr>
         <w:pStyle w:val="1"/>
       </w:pPr>
-      <w:bookmarkStart w:id="8" w:name="_Toc243491303"/>
+      <w:bookmarkStart w:id="8" w:name="_Toc243496579"/>
       <w:r>
         <w:lastRenderedPageBreak/>
         <w:t xml:space="preserve">ET07 </w:t>
@@ -11168,16 +11979,7 @@
                 <w:spacing w:val="80"/>
                 <w:sz w:val="32"/>
               </w:rPr>
-              <w:t>國防醫學大</w:t>
-            </w:r>
-            <w:r>
-              <w:rPr>
-                <w:rFonts w:ascii="標楷體" w:hAnsi="標楷體"/>
-                <w:b/>
-                <w:spacing w:val="80"/>
-                <w:sz w:val="32"/>
-              </w:rPr>
-              <w:t>學三軍總醫院測試報告</w:t>
+              <w:t>國防醫學大學三軍總醫院測試報告</w:t>
             </w:r>
           </w:p>
         </w:tc>
@@ -11704,35 +12506,7 @@
                 <w:rFonts w:ascii="標楷體" w:hAnsi="標楷體"/>
                 <w:sz w:val="22"/>
               </w:rPr>
-              <w:t>次，不另開新畫面；按「開始作答」進入作答畫面後，點左側選單「我的課程」並於確認視窗按「提交並離開」，再回到測驗</w:t>
-            </w:r>
-            <w:r>
-              <w:rPr>
-                <w:rFonts w:ascii="標楷體" w:hAnsi="標楷體"/>
-                <w:sz w:val="22"/>
-              </w:rPr>
-              <w:t xml:space="preserve"> A</w:t>
-            </w:r>
-            <w:r>
-              <w:rPr>
-                <w:rFonts w:ascii="標楷體" w:hAnsi="標楷體"/>
-                <w:sz w:val="22"/>
-              </w:rPr>
-              <w:t>，剩餘可作答應為</w:t>
-            </w:r>
-            <w:r>
-              <w:rPr>
-                <w:rFonts w:ascii="標楷體" w:hAnsi="標楷體"/>
-                <w:sz w:val="22"/>
-              </w:rPr>
-              <w:t xml:space="preserve"> 19 </w:t>
-            </w:r>
-            <w:r>
-              <w:rPr>
-                <w:rFonts w:ascii="標楷體" w:hAnsi="標楷體"/>
-                <w:sz w:val="22"/>
-              </w:rPr>
-              <w:t>次。</w:t>
+              <w:t>次，不另開新畫面。</w:t>
             </w:r>
           </w:p>
         </w:tc>
@@ -11794,77 +12568,49 @@
                 <w:rFonts w:ascii="標楷體" w:hAnsi="標楷體"/>
                 <w:sz w:val="22"/>
               </w:rPr>
-              <w:t>學員甲開啟另一門課程中不限時、只能作答</w:t>
-            </w:r>
-            <w:r>
-              <w:rPr>
-                <w:rFonts w:ascii="標楷體" w:hAnsi="標楷體"/>
-                <w:sz w:val="22"/>
-              </w:rPr>
-              <w:t xml:space="preserve"> 1 </w:t>
-            </w:r>
-            <w:r>
-              <w:rPr>
-                <w:rFonts w:ascii="標楷體" w:hAnsi="標楷體"/>
-                <w:sz w:val="22"/>
-              </w:rPr>
-              <w:t>次的測驗（以下稱測驗</w:t>
-            </w:r>
-            <w:r>
-              <w:rPr>
-                <w:rFonts w:ascii="標楷體" w:hAnsi="標楷體"/>
-                <w:sz w:val="22"/>
-              </w:rPr>
-              <w:t xml:space="preserve"> B</w:t>
-            </w:r>
-            <w:r>
-              <w:rPr>
-                <w:rFonts w:ascii="標楷體" w:hAnsi="標楷體"/>
-                <w:sz w:val="22"/>
-              </w:rPr>
-              <w:t>），作答時間應顯示「不限時」、剩餘可作答為</w:t>
-            </w:r>
-            <w:r>
-              <w:rPr>
-                <w:rFonts w:ascii="標楷體" w:hAnsi="標楷體"/>
-                <w:sz w:val="22"/>
-              </w:rPr>
-              <w:t xml:space="preserve"> 1 </w:t>
-            </w:r>
-            <w:r>
-              <w:rPr>
-                <w:rFonts w:ascii="標楷體" w:hAnsi="標楷體"/>
-                <w:sz w:val="22"/>
-              </w:rPr>
-              <w:t>次；開始作答後作答畫面不顯示剩餘時間，停留</w:t>
-            </w:r>
-            <w:r>
-              <w:rPr>
-                <w:rFonts w:ascii="標楷體" w:hAnsi="標楷體"/>
-                <w:sz w:val="22"/>
-              </w:rPr>
-              <w:t xml:space="preserve"> 4 </w:t>
-            </w:r>
-            <w:r>
-              <w:rPr>
-                <w:rFonts w:ascii="標楷體" w:hAnsi="標楷體"/>
-                <w:sz w:val="22"/>
-              </w:rPr>
-              <w:t>分鐘以上亦不會自動提交；交卷後剩餘可作答變為</w:t>
-            </w:r>
-            <w:r>
-              <w:rPr>
-                <w:rFonts w:ascii="標楷體" w:hAnsi="標楷體"/>
-                <w:sz w:val="22"/>
-              </w:rPr>
-              <w:t xml:space="preserve"> 0 </w:t>
-            </w:r>
-            <w:r>
-              <w:rPr>
-                <w:rFonts w:ascii="標楷體" w:hAnsi="標楷體"/>
-                <w:sz w:val="22"/>
-              </w:rPr>
-              <w:t>次且「開始作答」不可按。</w:t>
+              <w:t>按「開始作答」進入測驗</w:t>
+            </w:r>
+            <w:r>
+              <w:rPr>
+                <w:rFonts w:ascii="標楷體" w:hAnsi="標楷體"/>
+                <w:sz w:val="22"/>
+              </w:rPr>
+              <w:t xml:space="preserve"> A </w:t>
+            </w:r>
+            <w:r>
+              <w:rPr>
+                <w:rFonts w:ascii="標楷體" w:hAnsi="標楷體"/>
+                <w:sz w:val="22"/>
+              </w:rPr>
+              <w:t>的作答畫面後，點左側選單「我的課程」並於確認視窗按「提交並離開」，再回到測驗</w:t>
+            </w:r>
+            <w:r>
+              <w:rPr>
+                <w:rFonts w:ascii="標楷體" w:hAnsi="標楷體"/>
+                <w:sz w:val="22"/>
+              </w:rPr>
+              <w:t xml:space="preserve"> A</w:t>
+            </w:r>
+            <w:r>
+              <w:rPr>
+                <w:rFonts w:ascii="標楷體" w:hAnsi="標楷體"/>
+                <w:sz w:val="22"/>
+              </w:rPr>
+              <w:t>，剩餘可作答應為</w:t>
+            </w:r>
+            <w:r>
+              <w:rPr>
+                <w:rFonts w:ascii="標楷體" w:hAnsi="標楷體"/>
+                <w:sz w:val="22"/>
+              </w:rPr>
+              <w:t xml:space="preserve"> 19 </w:t>
+            </w:r>
+            <w:r>
+              <w:rPr>
+                <w:rFonts w:ascii="標楷體" w:hAnsi="標楷體"/>
+                <w:sz w:val="22"/>
+              </w:rPr>
+              <w:t>次。</w:t>
             </w:r>
           </w:p>
         </w:tc>
@@ -11926,42 +12672,77 @@
                 <w:rFonts w:ascii="標楷體" w:hAnsi="標楷體"/>
                 <w:sz w:val="22"/>
               </w:rPr>
-              <w:t>於測驗</w:t>
-            </w:r>
-            <w:r>
-              <w:rPr>
-                <w:rFonts w:ascii="標楷體" w:hAnsi="標楷體"/>
-                <w:sz w:val="22"/>
-              </w:rPr>
-              <w:t xml:space="preserve"> A </w:t>
-            </w:r>
-            <w:r>
-              <w:rPr>
-                <w:rFonts w:ascii="標楷體" w:hAnsi="標楷體"/>
-                <w:sz w:val="22"/>
-              </w:rPr>
-              <w:t>作答畫面點左側任一題號應跳至該題；作答後「已答</w:t>
-            </w:r>
-            <w:r>
-              <w:rPr>
-                <w:rFonts w:ascii="標楷體" w:hAnsi="標楷體"/>
-                <w:sz w:val="22"/>
-              </w:rPr>
-              <w:t xml:space="preserve"> N / </w:t>
-            </w:r>
-            <w:r>
-              <w:rPr>
-                <w:rFonts w:ascii="標楷體" w:hAnsi="標楷體"/>
-                <w:sz w:val="22"/>
-              </w:rPr>
-              <w:t>5</w:t>
-            </w:r>
-            <w:r>
-              <w:rPr>
-                <w:rFonts w:ascii="標楷體" w:hAnsi="標楷體"/>
-                <w:sz w:val="22"/>
-              </w:rPr>
-              <w:t>」立即增加，切到其他題後，剛才那題的題號改為已答標示。</w:t>
+              <w:t>學員甲開啟另一門課程中不限時、只能作答</w:t>
+            </w:r>
+            <w:r>
+              <w:rPr>
+                <w:rFonts w:ascii="標楷體" w:hAnsi="標楷體"/>
+                <w:sz w:val="22"/>
+              </w:rPr>
+              <w:t xml:space="preserve"> 1 </w:t>
+            </w:r>
+            <w:r>
+              <w:rPr>
+                <w:rFonts w:ascii="標楷體" w:hAnsi="標楷體"/>
+                <w:sz w:val="22"/>
+              </w:rPr>
+              <w:t>次的測驗（以下稱測驗</w:t>
+            </w:r>
+            <w:r>
+              <w:rPr>
+                <w:rFonts w:ascii="標楷體" w:hAnsi="標楷體"/>
+                <w:sz w:val="22"/>
+              </w:rPr>
+              <w:t xml:space="preserve"> B</w:t>
+            </w:r>
+            <w:r>
+              <w:rPr>
+                <w:rFonts w:ascii="標楷體" w:hAnsi="標楷體"/>
+                <w:sz w:val="22"/>
+              </w:rPr>
+              <w:t>），作答時間應顯示「不限時」、剩餘可作答為</w:t>
+            </w:r>
+            <w:r>
+              <w:rPr>
+                <w:rFonts w:ascii="標楷體" w:hAnsi="標楷體"/>
+                <w:sz w:val="22"/>
+              </w:rPr>
+              <w:t xml:space="preserve"> 1 </w:t>
+            </w:r>
+            <w:r>
+              <w:rPr>
+                <w:rFonts w:ascii="標楷體" w:hAnsi="標楷體"/>
+                <w:sz w:val="22"/>
+              </w:rPr>
+              <w:t>次；開始作答後作答畫面不顯示剩餘時間，停留</w:t>
+            </w:r>
+            <w:r>
+              <w:rPr>
+                <w:rFonts w:ascii="標楷體" w:hAnsi="標楷體"/>
+                <w:sz w:val="22"/>
+              </w:rPr>
+              <w:t xml:space="preserve"> 4 </w:t>
+            </w:r>
+            <w:r>
+              <w:rPr>
+                <w:rFonts w:ascii="標楷體" w:hAnsi="標楷體"/>
+                <w:sz w:val="22"/>
+              </w:rPr>
+              <w:t>分鐘以上亦不會自動提交；交卷後剩餘可作答變為</w:t>
+            </w:r>
+            <w:r>
+              <w:rPr>
+                <w:rFonts w:ascii="標楷體" w:hAnsi="標楷體"/>
+                <w:sz w:val="22"/>
+              </w:rPr>
+              <w:t xml:space="preserve"> 0 </w:t>
+            </w:r>
+            <w:r>
+              <w:rPr>
+                <w:rFonts w:ascii="標楷體" w:hAnsi="標楷體"/>
+                <w:sz w:val="22"/>
+              </w:rPr>
+              <w:t>次且「開始作答」不可按。</w:t>
             </w:r>
           </w:p>
         </w:tc>
@@ -12023,21 +12804,35 @@
                 <w:rFonts w:ascii="標楷體" w:hAnsi="標楷體"/>
                 <w:sz w:val="22"/>
               </w:rPr>
-              <w:t>作答中點左側選單「我的課程」，應跳出「離開作答」確認視窗，按「繼續作答」應留在作答畫面且已作答的內容不變；再點左側選單並按「提交並離開」，應顯示「已提交本次作答」並前往「我的課程」，回到測驗</w:t>
-            </w:r>
-            <w:r>
-              <w:rPr>
-                <w:rFonts w:ascii="標楷體" w:hAnsi="標楷體"/>
-                <w:sz w:val="22"/>
-              </w:rPr>
-              <w:t xml:space="preserve"> A</w:t>
-            </w:r>
-            <w:r>
-              <w:rPr>
-                <w:rFonts w:ascii="標楷體" w:hAnsi="標楷體"/>
-                <w:sz w:val="22"/>
-              </w:rPr>
-              <w:t>，歷次作答紀錄出現該次成績。</w:t>
+              <w:t>於測驗</w:t>
+            </w:r>
+            <w:r>
+              <w:rPr>
+                <w:rFonts w:ascii="標楷體" w:hAnsi="標楷體"/>
+                <w:sz w:val="22"/>
+              </w:rPr>
+              <w:t xml:space="preserve"> A </w:t>
+            </w:r>
+            <w:r>
+              <w:rPr>
+                <w:rFonts w:ascii="標楷體" w:hAnsi="標楷體"/>
+                <w:sz w:val="22"/>
+              </w:rPr>
+              <w:t>作答畫面點左側任一題號應跳至該題；作答後「已答</w:t>
+            </w:r>
+            <w:r>
+              <w:rPr>
+                <w:rFonts w:ascii="標楷體" w:hAnsi="標楷體"/>
+                <w:sz w:val="22"/>
+              </w:rPr>
+              <w:t xml:space="preserve"> N / 5</w:t>
+            </w:r>
+            <w:r>
+              <w:rPr>
+                <w:rFonts w:ascii="標楷體" w:hAnsi="標楷體"/>
+                <w:sz w:val="22"/>
+              </w:rPr>
+              <w:t>」立即增加，切到其他題後，剛才那題的題號改為已答標示。</w:t>
             </w:r>
           </w:p>
         </w:tc>
@@ -12099,7 +12894,28 @@
                 <w:rFonts w:ascii="標楷體" w:hAnsi="標楷體"/>
                 <w:sz w:val="22"/>
               </w:rPr>
-              <w:t>作答中切換到另一個瀏覽器分頁，本次作答應立即自動提交，回到原分頁時為結果頁，上方顯示「因離開作答視窗，本次作答已自動提交。」，且計入一次作答次數。</w:t>
+              <w:t>作答中點左側選單「我的課程」，應跳出「離開作答」確認視窗，按「繼續作答」應留在作答畫面且已作答的內容不變；再點左側選單並按「提</w:t>
+            </w:r>
+            <w:r>
+              <w:rPr>
+                <w:rFonts w:ascii="標楷體" w:hAnsi="標楷體"/>
+                <w:sz w:val="22"/>
+              </w:rPr>
+              <w:t>交並離開」，應顯示「已提交本次作答」並前往「我的課程」，回到測驗</w:t>
+            </w:r>
+            <w:r>
+              <w:rPr>
+                <w:rFonts w:ascii="標楷體" w:hAnsi="標楷體"/>
+                <w:sz w:val="22"/>
+              </w:rPr>
+              <w:t xml:space="preserve"> A</w:t>
+            </w:r>
+            <w:r>
+              <w:rPr>
+                <w:rFonts w:ascii="標楷體" w:hAnsi="標楷體"/>
+                <w:sz w:val="22"/>
+              </w:rPr>
+              <w:t>，歷次作答紀錄出現該次成績。</w:t>
             </w:r>
           </w:p>
         </w:tc>
@@ -12161,84 +12977,7 @@
                 <w:rFonts w:ascii="標楷體" w:hAnsi="標楷體"/>
                 <w:sz w:val="22"/>
               </w:rPr>
-              <w:t>開始作答後作答第</w:t>
-            </w:r>
-            <w:r>
-              <w:rPr>
-                <w:rFonts w:ascii="標楷體" w:hAnsi="標楷體"/>
-                <w:sz w:val="22"/>
-              </w:rPr>
-              <w:t xml:space="preserve"> 1 </w:t>
-            </w:r>
-            <w:r>
-              <w:rPr>
-                <w:rFonts w:ascii="標楷體" w:hAnsi="標楷體"/>
-                <w:sz w:val="22"/>
-              </w:rPr>
-              <w:t>題，按「下一題」作答第</w:t>
-            </w:r>
-            <w:r>
-              <w:rPr>
-                <w:rFonts w:ascii="標楷體" w:hAnsi="標楷體"/>
-                <w:sz w:val="22"/>
-              </w:rPr>
-              <w:t xml:space="preserve"> 2 </w:t>
-            </w:r>
-            <w:r>
-              <w:rPr>
-                <w:rFonts w:ascii="標楷體" w:hAnsi="標楷體"/>
-                <w:sz w:val="22"/>
-              </w:rPr>
-              <w:t>題</w:t>
-            </w:r>
-            <w:r>
-              <w:rPr>
-                <w:rFonts w:ascii="標楷體" w:hAnsi="標楷體"/>
-                <w:sz w:val="22"/>
-              </w:rPr>
-              <w:t>，再按「下一題」切到第</w:t>
-            </w:r>
-            <w:r>
-              <w:rPr>
-                <w:rFonts w:ascii="標楷體" w:hAnsi="標楷體"/>
-                <w:sz w:val="22"/>
-              </w:rPr>
-              <w:t xml:space="preserve"> 3 </w:t>
-            </w:r>
-            <w:r>
-              <w:rPr>
-                <w:rFonts w:ascii="標楷體" w:hAnsi="標楷體"/>
-                <w:sz w:val="22"/>
-              </w:rPr>
-              <w:t>題（不作答），等倒數歸零，系統應自動提交，結果頁顯示「作答時間到，已自動提交」，第</w:t>
-            </w:r>
-            <w:r>
-              <w:rPr>
-                <w:rFonts w:ascii="標楷體" w:hAnsi="標楷體"/>
-                <w:sz w:val="22"/>
-              </w:rPr>
-              <w:t xml:space="preserve"> 1</w:t>
-            </w:r>
-            <w:r>
-              <w:rPr>
-                <w:rFonts w:ascii="標楷體" w:hAnsi="標楷體"/>
-                <w:sz w:val="22"/>
-              </w:rPr>
-              <w:t>、</w:t>
-            </w:r>
-            <w:r>
-              <w:rPr>
-                <w:rFonts w:ascii="標楷體" w:hAnsi="標楷體"/>
-                <w:sz w:val="22"/>
-              </w:rPr>
-              <w:t xml:space="preserve">2 </w:t>
-            </w:r>
-            <w:r>
-              <w:rPr>
-                <w:rFonts w:ascii="標楷體" w:hAnsi="標楷體"/>
-                <w:sz w:val="22"/>
-              </w:rPr>
-              <w:t>題照常計分；歷次作答紀錄中該次標示「逾時」。</w:t>
+              <w:t>作答中切換到另一個瀏覽器分頁，本次作答應立即自動提交，回到原分頁時為結果頁，上方顯示「因離開作答視窗，本次作答已自動提交。」，且計入一次作答次數。</w:t>
             </w:r>
           </w:p>
         </w:tc>
@@ -12300,7 +13039,7 @@
                 <w:rFonts w:ascii="標楷體" w:hAnsi="標楷體"/>
                 <w:sz w:val="22"/>
               </w:rPr>
-              <w:t>留</w:t>
+              <w:t>開始作答後作答第</w:t>
             </w:r>
             <w:r>
               <w:rPr>
@@ -12314,29 +13053,63 @@
                 <w:rFonts w:ascii="標楷體" w:hAnsi="標楷體"/>
                 <w:sz w:val="22"/>
               </w:rPr>
-              <w:t>題完全不作答，最後一題選好答案後不切換題目直接按「提交」，應立即交卷（不另跳確認視窗），最後一題的作答</w:t>
-            </w:r>
-            <w:r>
-              <w:rPr>
-                <w:rFonts w:ascii="標楷體" w:hAnsi="標楷體"/>
-                <w:sz w:val="22"/>
-              </w:rPr>
-              <w:lastRenderedPageBreak/>
-              <w:t>計入成績，未作答的題目於答題明細顯示「未作答」、得</w:t>
-            </w:r>
-            <w:r>
-              <w:rPr>
-                <w:rFonts w:ascii="標楷體" w:hAnsi="標楷體"/>
-                <w:sz w:val="22"/>
-              </w:rPr>
-              <w:t xml:space="preserve"> 0 </w:t>
-            </w:r>
-            <w:r>
-              <w:rPr>
-                <w:rFonts w:ascii="標楷體" w:hAnsi="標楷體"/>
-                <w:sz w:val="22"/>
-              </w:rPr>
-              <w:t>分。</w:t>
+              <w:t>題，按「下一題」作答第</w:t>
+            </w:r>
+            <w:r>
+              <w:rPr>
+                <w:rFonts w:ascii="標楷體" w:hAnsi="標楷體"/>
+                <w:sz w:val="22"/>
+              </w:rPr>
+              <w:t xml:space="preserve"> 2 </w:t>
+            </w:r>
+            <w:r>
+              <w:rPr>
+                <w:rFonts w:ascii="標楷體" w:hAnsi="標楷體"/>
+                <w:sz w:val="22"/>
+              </w:rPr>
+              <w:t>題，停在第</w:t>
+            </w:r>
+            <w:r>
+              <w:rPr>
+                <w:rFonts w:ascii="標楷體" w:hAnsi="標楷體"/>
+                <w:sz w:val="22"/>
+              </w:rPr>
+              <w:t xml:space="preserve"> 2 </w:t>
+            </w:r>
+            <w:r>
+              <w:rPr>
+                <w:rFonts w:ascii="標楷體" w:hAnsi="標楷體"/>
+                <w:sz w:val="22"/>
+              </w:rPr>
+              <w:t>題等倒數歸零，系統應自動提交，結果頁顯示「作答時間到，已自動提交」，第</w:t>
+            </w:r>
+            <w:r>
+              <w:rPr>
+                <w:rFonts w:ascii="標楷體" w:hAnsi="標楷體"/>
+                <w:sz w:val="22"/>
+              </w:rPr>
+              <w:t xml:space="preserve"> 1</w:t>
+            </w:r>
+            <w:r>
+              <w:rPr>
+                <w:rFonts w:ascii="標楷體" w:hAnsi="標楷體"/>
+                <w:sz w:val="22"/>
+              </w:rPr>
+              <w:t>、</w:t>
+            </w:r>
+            <w:r>
+              <w:rPr>
+                <w:rFonts w:ascii="標楷體" w:hAnsi="標楷體"/>
+                <w:sz w:val="22"/>
+              </w:rPr>
+              <w:t xml:space="preserve">2 </w:t>
+            </w:r>
+            <w:r>
+              <w:rPr>
+                <w:rFonts w:ascii="標楷體" w:hAnsi="標楷體"/>
+                <w:sz w:val="22"/>
+              </w:rPr>
+              <w:t>題照常計分（停留中那一題已選好的答案不會漏計）；歷次作答紀錄中該次標示「逾時」。</w:t>
             </w:r>
           </w:p>
         </w:tc>
@@ -12398,7 +13171,29 @@
                 <w:rFonts w:ascii="標楷體" w:hAnsi="標楷體"/>
                 <w:sz w:val="22"/>
               </w:rPr>
-              <w:t>單選題選對應得該題全部配分、選錯得</w:t>
+              <w:t>留</w:t>
+            </w:r>
+            <w:r>
+              <w:rPr>
+                <w:rFonts w:ascii="標楷體" w:hAnsi="標楷體"/>
+                <w:sz w:val="22"/>
+              </w:rPr>
+              <w:t xml:space="preserve"> 1 </w:t>
+            </w:r>
+            <w:r>
+              <w:rPr>
+                <w:rFonts w:ascii="標楷體" w:hAnsi="標楷體"/>
+                <w:sz w:val="22"/>
+              </w:rPr>
+              <w:t>題完全不作答，最後一題選好答案後不切換題目直接按</w:t>
+            </w:r>
+            <w:r>
+              <w:rPr>
+                <w:rFonts w:ascii="標楷體" w:hAnsi="標楷體"/>
+                <w:sz w:val="22"/>
+              </w:rPr>
+              <w:lastRenderedPageBreak/>
+              <w:t>「提交」，應立即交卷（不另跳確認視窗），最後一題的作答計入成績，未作答的題目於答題明細顯示「未作答」、得</w:t>
             </w:r>
             <w:r>
               <w:rPr>
@@ -12412,140 +13207,7 @@
                 <w:rFonts w:ascii="標楷體" w:hAnsi="標楷體"/>
                 <w:sz w:val="22"/>
               </w:rPr>
-              <w:t>分；測驗</w:t>
-            </w:r>
-            <w:r>
-              <w:rPr>
-                <w:rFonts w:ascii="標楷體" w:hAnsi="標楷體"/>
-                <w:sz w:val="22"/>
-              </w:rPr>
-              <w:t xml:space="preserve"> A </w:t>
-            </w:r>
-            <w:r>
-              <w:rPr>
-                <w:rFonts w:ascii="標楷體" w:hAnsi="標楷體"/>
-                <w:sz w:val="22"/>
-              </w:rPr>
-              <w:t>的多選題（配分</w:t>
-            </w:r>
-            <w:r>
-              <w:rPr>
-                <w:rFonts w:ascii="標楷體" w:hAnsi="標楷體"/>
-                <w:sz w:val="22"/>
-              </w:rPr>
-              <w:t xml:space="preserve"> 30</w:t>
-            </w:r>
-            <w:r>
-              <w:rPr>
-                <w:rFonts w:ascii="標楷體" w:hAnsi="標楷體"/>
-                <w:sz w:val="22"/>
-              </w:rPr>
-              <w:t>、</w:t>
-            </w:r>
-            <w:r>
-              <w:rPr>
-                <w:rFonts w:ascii="標楷體" w:hAnsi="標楷體"/>
-                <w:sz w:val="22"/>
-              </w:rPr>
-              <w:t xml:space="preserve">3 </w:t>
-            </w:r>
-            <w:r>
-              <w:rPr>
-                <w:rFonts w:ascii="標楷體" w:hAnsi="標楷體"/>
-                <w:sz w:val="22"/>
-              </w:rPr>
-              <w:t>個正確選項）選</w:t>
-            </w:r>
-            <w:r>
-              <w:rPr>
-                <w:rFonts w:ascii="標楷體" w:hAnsi="標楷體"/>
-                <w:sz w:val="22"/>
-              </w:rPr>
-              <w:t xml:space="preserve"> 2 </w:t>
-            </w:r>
-            <w:r>
-              <w:rPr>
-                <w:rFonts w:ascii="標楷體" w:hAnsi="標楷體"/>
-                <w:sz w:val="22"/>
-              </w:rPr>
-              <w:t>個正確、</w:t>
-            </w:r>
-            <w:r>
-              <w:rPr>
-                <w:rFonts w:ascii="標楷體" w:hAnsi="標楷體"/>
-                <w:sz w:val="22"/>
-              </w:rPr>
-              <w:t xml:space="preserve">1 </w:t>
-            </w:r>
-            <w:r>
-              <w:rPr>
-                <w:rFonts w:ascii="標楷體" w:hAnsi="標楷體"/>
-                <w:sz w:val="22"/>
-              </w:rPr>
-              <w:t>個錯誤應得</w:t>
-            </w:r>
-            <w:r>
-              <w:rPr>
-                <w:rFonts w:ascii="標楷體" w:hAnsi="標楷體"/>
-                <w:sz w:val="22"/>
-              </w:rPr>
-              <w:t xml:space="preserve"> 10 </w:t>
-            </w:r>
-            <w:r>
-              <w:rPr>
-                <w:rFonts w:ascii="標楷體" w:hAnsi="標楷體"/>
-                <w:sz w:val="22"/>
-              </w:rPr>
-              <w:t>分並標示「部分對」，選</w:t>
-            </w:r>
-            <w:r>
-              <w:rPr>
-                <w:rFonts w:ascii="標楷體" w:hAnsi="標楷體"/>
-                <w:sz w:val="22"/>
-              </w:rPr>
-              <w:t xml:space="preserve"> </w:t>
-            </w:r>
-            <w:r>
-              <w:rPr>
-                <w:rFonts w:ascii="標楷體" w:hAnsi="標楷體"/>
-                <w:sz w:val="22"/>
-              </w:rPr>
-              <w:t xml:space="preserve">1 </w:t>
-            </w:r>
-            <w:r>
-              <w:rPr>
-                <w:rFonts w:ascii="標楷體" w:hAnsi="標楷體"/>
-                <w:sz w:val="22"/>
-              </w:rPr>
-              <w:t>個正確、</w:t>
-            </w:r>
-            <w:r>
-              <w:rPr>
-                <w:rFonts w:ascii="標楷體" w:hAnsi="標楷體"/>
-                <w:sz w:val="22"/>
-              </w:rPr>
-              <w:t xml:space="preserve">2 </w:t>
-            </w:r>
-            <w:r>
-              <w:rPr>
-                <w:rFonts w:ascii="標楷體" w:hAnsi="標楷體"/>
-                <w:sz w:val="22"/>
-              </w:rPr>
-              <w:t>個錯誤應得</w:t>
-            </w:r>
-            <w:r>
-              <w:rPr>
-                <w:rFonts w:ascii="標楷體" w:hAnsi="標楷體"/>
-                <w:sz w:val="22"/>
-              </w:rPr>
-              <w:t xml:space="preserve"> 0 </w:t>
-            </w:r>
-            <w:r>
-              <w:rPr>
-                <w:rFonts w:ascii="標楷體" w:hAnsi="標楷體"/>
-                <w:sz w:val="22"/>
-              </w:rPr>
-              <w:t>分，且不扣其他題的分數。</w:t>
+              <w:t>分。</w:t>
             </w:r>
           </w:p>
         </w:tc>
@@ -12607,35 +13269,105 @@
                 <w:rFonts w:ascii="標楷體" w:hAnsi="標楷體"/>
                 <w:sz w:val="22"/>
               </w:rPr>
-              <w:t>結果頁答題明細應列出每題的正確答案，點任一列開啟「題目檢討」，選項應逐一標示答對、選錯或漏選；於「歷次作答紀錄」點第</w:t>
-            </w:r>
-            <w:r>
-              <w:rPr>
-                <w:rFonts w:ascii="標楷體" w:hAnsi="標楷體"/>
-                <w:sz w:val="22"/>
-              </w:rPr>
-              <w:t xml:space="preserve"> 7 </w:t>
-            </w:r>
-            <w:r>
-              <w:rPr>
-                <w:rFonts w:ascii="標楷體" w:hAnsi="標楷體"/>
-                <w:sz w:val="22"/>
-              </w:rPr>
-              <w:t>項所做的那次作答（第</w:t>
-            </w:r>
-            <w:r>
-              <w:rPr>
-                <w:rFonts w:ascii="標楷體" w:hAnsi="標楷體"/>
-                <w:sz w:val="22"/>
-              </w:rPr>
-              <w:t xml:space="preserve"> 7 </w:t>
-            </w:r>
-            <w:r>
-              <w:rPr>
-                <w:rFonts w:ascii="標楷體" w:hAnsi="標楷體"/>
-                <w:sz w:val="22"/>
-              </w:rPr>
-              <w:t>項作答時請先記下第</w:t>
+              <w:t>單選題選對應得該題全部配分、選錯得</w:t>
+            </w:r>
+            <w:r>
+              <w:rPr>
+                <w:rFonts w:ascii="標楷體" w:hAnsi="標楷體"/>
+                <w:sz w:val="22"/>
+              </w:rPr>
+              <w:t xml:space="preserve"> 0 </w:t>
+            </w:r>
+            <w:r>
+              <w:rPr>
+                <w:rFonts w:ascii="標楷體" w:hAnsi="標楷體"/>
+                <w:sz w:val="22"/>
+              </w:rPr>
+              <w:t>分；測驗</w:t>
+            </w:r>
+            <w:r>
+              <w:rPr>
+                <w:rFonts w:ascii="標楷體" w:hAnsi="標楷體"/>
+                <w:sz w:val="22"/>
+              </w:rPr>
+              <w:t xml:space="preserve"> A </w:t>
+            </w:r>
+            <w:r>
+              <w:rPr>
+                <w:rFonts w:ascii="標楷體" w:hAnsi="標楷體"/>
+                <w:sz w:val="22"/>
+              </w:rPr>
+              <w:t>的多選題（配分</w:t>
+            </w:r>
+            <w:r>
+              <w:rPr>
+                <w:rFonts w:ascii="標楷體" w:hAnsi="標楷體"/>
+                <w:sz w:val="22"/>
+              </w:rPr>
+              <w:t xml:space="preserve"> 30</w:t>
+            </w:r>
+            <w:r>
+              <w:rPr>
+                <w:rFonts w:ascii="標楷體" w:hAnsi="標楷體"/>
+                <w:sz w:val="22"/>
+              </w:rPr>
+              <w:t>、</w:t>
+            </w:r>
+            <w:r>
+              <w:rPr>
+                <w:rFonts w:ascii="標楷體" w:hAnsi="標楷體"/>
+                <w:sz w:val="22"/>
+              </w:rPr>
+              <w:t xml:space="preserve">3 </w:t>
+            </w:r>
+            <w:r>
+              <w:rPr>
+                <w:rFonts w:ascii="標楷體" w:hAnsi="標楷體"/>
+                <w:sz w:val="22"/>
+              </w:rPr>
+              <w:t>個正確選項）選</w:t>
+            </w:r>
+            <w:r>
+              <w:rPr>
+                <w:rFonts w:ascii="標楷體" w:hAnsi="標楷體"/>
+                <w:sz w:val="22"/>
+              </w:rPr>
+              <w:t xml:space="preserve"> 2 </w:t>
+            </w:r>
+            <w:r>
+              <w:rPr>
+                <w:rFonts w:ascii="標楷體" w:hAnsi="標楷體"/>
+                <w:sz w:val="22"/>
+              </w:rPr>
+              <w:t>個正確、</w:t>
+            </w:r>
+            <w:r>
+              <w:rPr>
+                <w:rFonts w:ascii="標楷體" w:hAnsi="標楷體"/>
+                <w:sz w:val="22"/>
+              </w:rPr>
+              <w:t xml:space="preserve">1 </w:t>
+            </w:r>
+            <w:r>
+              <w:rPr>
+                <w:rFonts w:ascii="標楷體" w:hAnsi="標楷體"/>
+                <w:sz w:val="22"/>
+              </w:rPr>
+              <w:t>個錯誤應得</w:t>
+            </w:r>
+            <w:r>
+              <w:rPr>
+                <w:rFonts w:ascii="標楷體" w:hAnsi="標楷體"/>
+                <w:sz w:val="22"/>
+              </w:rPr>
+              <w:t xml:space="preserve"> 10 </w:t>
+            </w:r>
+            <w:r>
+              <w:rPr>
+                <w:rFonts w:ascii="標楷體" w:hAnsi="標楷體"/>
+                <w:sz w:val="22"/>
+              </w:rPr>
+              <w:t>分並標示「部分對」，選</w:t>
             </w:r>
             <w:r>
               <w:rPr>
@@ -12649,7 +13381,35 @@
                 <w:rFonts w:ascii="標楷體" w:hAnsi="標楷體"/>
                 <w:sz w:val="22"/>
               </w:rPr>
-              <w:t>題的題目），應顯示該次的逐題明細，題目順序與當時相同，且畫面只有「返回課程」、不提供重新作答。</w:t>
+              <w:t>個正確、</w:t>
+            </w:r>
+            <w:r>
+              <w:rPr>
+                <w:rFonts w:ascii="標楷體" w:hAnsi="標楷體"/>
+                <w:sz w:val="22"/>
+              </w:rPr>
+              <w:t xml:space="preserve">2 </w:t>
+            </w:r>
+            <w:r>
+              <w:rPr>
+                <w:rFonts w:ascii="標楷體" w:hAnsi="標楷體"/>
+                <w:sz w:val="22"/>
+              </w:rPr>
+              <w:t>個錯誤應得</w:t>
+            </w:r>
+            <w:r>
+              <w:rPr>
+                <w:rFonts w:ascii="標楷體" w:hAnsi="標楷體"/>
+                <w:sz w:val="22"/>
+              </w:rPr>
+              <w:t xml:space="preserve"> 0 </w:t>
+            </w:r>
+            <w:r>
+              <w:rPr>
+                <w:rFonts w:ascii="標楷體" w:hAnsi="標楷體"/>
+                <w:sz w:val="22"/>
+              </w:rPr>
+              <w:t>分，且不扣其他題的分數。</w:t>
             </w:r>
           </w:p>
         </w:tc>
@@ -12711,7 +13471,49 @@
                 <w:rFonts w:ascii="標楷體" w:hAnsi="標楷體"/>
                 <w:sz w:val="22"/>
               </w:rPr>
-              <w:t>重新作答時，題目與選項的排列順序應與前一次不同；同一次作答中切換題目來回，順序則維持不變。</w:t>
+              <w:t>結果頁答題明細應列出每題的正確答案，點任一列開啟「題目檢討」，選項應逐一標示答對、選錯或漏選；於「歷次作答紀錄」點第</w:t>
+            </w:r>
+            <w:r>
+              <w:rPr>
+                <w:rFonts w:ascii="標楷體" w:hAnsi="標楷體"/>
+                <w:sz w:val="22"/>
+              </w:rPr>
+              <w:t xml:space="preserve"> 8 </w:t>
+            </w:r>
+            <w:r>
+              <w:rPr>
+                <w:rFonts w:ascii="標楷體" w:hAnsi="標楷體"/>
+                <w:sz w:val="22"/>
+              </w:rPr>
+              <w:t>項所做的那次作答（第</w:t>
+            </w:r>
+            <w:r>
+              <w:rPr>
+                <w:rFonts w:ascii="標楷體" w:hAnsi="標楷體"/>
+                <w:sz w:val="22"/>
+              </w:rPr>
+              <w:t xml:space="preserve"> 8 </w:t>
+            </w:r>
+            <w:r>
+              <w:rPr>
+                <w:rFonts w:ascii="標楷體" w:hAnsi="標楷體"/>
+                <w:sz w:val="22"/>
+              </w:rPr>
+              <w:t>項作答時請先記下第</w:t>
+            </w:r>
+            <w:r>
+              <w:rPr>
+                <w:rFonts w:ascii="標楷體" w:hAnsi="標楷體"/>
+                <w:sz w:val="22"/>
+              </w:rPr>
+              <w:t xml:space="preserve"> 1 </w:t>
+            </w:r>
+            <w:r>
+              <w:rPr>
+                <w:rFonts w:ascii="標楷體" w:hAnsi="標楷體"/>
+                <w:sz w:val="22"/>
+              </w:rPr>
+              <w:t>題的題目），應顯示該次的逐題明細，題目順序與當時相同，且畫面只有「返回課程」、不提供重新作答。</w:t>
             </w:r>
           </w:p>
         </w:tc>
@@ -12773,63 +13575,7 @@
                 <w:rFonts w:ascii="標楷體" w:hAnsi="標楷體"/>
                 <w:sz w:val="22"/>
               </w:rPr>
-              <w:t>測驗</w:t>
-            </w:r>
-            <w:r>
-              <w:rPr>
-                <w:rFonts w:ascii="標楷體" w:hAnsi="標楷體"/>
-                <w:sz w:val="22"/>
-              </w:rPr>
-              <w:t xml:space="preserve"> A </w:t>
-            </w:r>
-            <w:r>
-              <w:rPr>
-                <w:rFonts w:ascii="標楷體" w:hAnsi="標楷體"/>
-                <w:sz w:val="22"/>
-              </w:rPr>
-              <w:t>未達及格分數且仍有次數時，結果頁應顯示「未達及格分數，您仍有重考機會」與「回課程重新作答」，按下應回到課程學習頁並停在測驗</w:t>
-            </w:r>
-            <w:r>
-              <w:rPr>
-                <w:rFonts w:ascii="標楷體" w:hAnsi="標楷體"/>
-                <w:sz w:val="22"/>
-              </w:rPr>
-              <w:t xml:space="preserve"> A</w:t>
-            </w:r>
-            <w:r>
-              <w:rPr>
-                <w:rFonts w:ascii="標楷體" w:hAnsi="標楷體"/>
-                <w:sz w:val="22"/>
-              </w:rPr>
-              <w:t>；再作答一次總分達</w:t>
-            </w:r>
-            <w:r>
-              <w:rPr>
-                <w:rFonts w:ascii="標楷體" w:hAnsi="標楷體"/>
-                <w:sz w:val="22"/>
-              </w:rPr>
-              <w:t xml:space="preserve"> 80 </w:t>
-            </w:r>
-            <w:r>
-              <w:rPr>
-                <w:rFonts w:ascii="標楷體" w:hAnsi="標楷體"/>
-                <w:sz w:val="22"/>
-              </w:rPr>
-              <w:t>分以上，結果頁應顯示合格，該測驗項目標示完成，下一章的第一個項目隨即可點開（只點開第一份教材，第二份留待第</w:t>
-            </w:r>
-            <w:r>
-              <w:rPr>
-                <w:rFonts w:ascii="標楷體" w:hAnsi="標楷體"/>
-                <w:sz w:val="22"/>
-              </w:rPr>
-              <w:t xml:space="preserve"> 14 </w:t>
-            </w:r>
-            <w:r>
-              <w:rPr>
-                <w:rFonts w:ascii="標楷體" w:hAnsi="標楷體"/>
-                <w:sz w:val="22"/>
-              </w:rPr>
-              <w:t>項）。</w:t>
+              <w:t>重新作答時，題目與選項的排列順序應與前一次不同；同一次作答中切換題目來回，順序則維持不變。</w:t>
             </w:r>
           </w:p>
         </w:tc>
@@ -12891,7 +13637,7 @@
                 <w:rFonts w:ascii="標楷體" w:hAnsi="標楷體"/>
                 <w:sz w:val="22"/>
               </w:rPr>
-              <w:t>記下測驗</w:t>
+              <w:t>測驗</w:t>
             </w:r>
             <w:r>
               <w:rPr>
@@ -12905,35 +13651,56 @@
                 <w:rFonts w:ascii="標楷體" w:hAnsi="標楷體"/>
                 <w:sz w:val="22"/>
               </w:rPr>
-              <w:t>目前的最高分後，再作答一次並得較低的成績，測驗項目應同時顯示最近一次（較低）的成績與原最高分；</w:t>
-            </w:r>
-            <w:r>
-              <w:rPr>
-                <w:rFonts w:ascii="標楷體" w:hAnsi="標楷體"/>
-                <w:sz w:val="22"/>
-              </w:rPr>
-              <w:t xml:space="preserve">ET02 </w:t>
-            </w:r>
-            <w:r>
-              <w:rPr>
-                <w:rFonts w:ascii="標楷體" w:hAnsi="標楷體"/>
-                <w:sz w:val="22"/>
-              </w:rPr>
-              <w:t>學員學習表現中該學員的平均成績應以測驗</w:t>
-            </w:r>
-            <w:r>
-              <w:rPr>
-                <w:rFonts w:ascii="標楷體" w:hAnsi="標楷體"/>
-                <w:sz w:val="22"/>
-              </w:rPr>
-              <w:t xml:space="preserve"> A </w:t>
-            </w:r>
-            <w:r>
-              <w:rPr>
-                <w:rFonts w:ascii="標楷體" w:hAnsi="標楷體"/>
-                <w:sz w:val="22"/>
-              </w:rPr>
-              <w:t>的最高分計入。</w:t>
+              <w:t>未達及格分數且仍有次數時，結果頁應顯示「未達及格分數，您仍有重考機會」與「回課程重新作答」，按下應回到課程學習頁並停在</w:t>
+            </w:r>
+            <w:r>
+              <w:rPr>
+                <w:rFonts w:ascii="標楷體" w:hAnsi="標楷體"/>
+                <w:sz w:val="22"/>
+              </w:rPr>
+              <w:t>測驗</w:t>
+            </w:r>
+            <w:r>
+              <w:rPr>
+                <w:rFonts w:ascii="標楷體" w:hAnsi="標楷體"/>
+                <w:sz w:val="22"/>
+              </w:rPr>
+              <w:t xml:space="preserve"> A</w:t>
+            </w:r>
+            <w:r>
+              <w:rPr>
+                <w:rFonts w:ascii="標楷體" w:hAnsi="標楷體"/>
+                <w:sz w:val="22"/>
+              </w:rPr>
+              <w:t>；再作答一次總分達</w:t>
+            </w:r>
+            <w:r>
+              <w:rPr>
+                <w:rFonts w:ascii="標楷體" w:hAnsi="標楷體"/>
+                <w:sz w:val="22"/>
+              </w:rPr>
+              <w:t xml:space="preserve"> 80 </w:t>
+            </w:r>
+            <w:r>
+              <w:rPr>
+                <w:rFonts w:ascii="標楷體" w:hAnsi="標楷體"/>
+                <w:sz w:val="22"/>
+              </w:rPr>
+              <w:t>分以上，結果頁應顯示合格，該測驗項目標示完成，下一章的第一個項目隨即可點開（只點開第一份教材，第二份留待第</w:t>
+            </w:r>
+            <w:r>
+              <w:rPr>
+                <w:rFonts w:ascii="標楷體" w:hAnsi="標楷體"/>
+                <w:sz w:val="22"/>
+              </w:rPr>
+              <w:t xml:space="preserve"> 16 </w:t>
+            </w:r>
+            <w:r>
+              <w:rPr>
+                <w:rFonts w:ascii="標楷體" w:hAnsi="標楷體"/>
+                <w:sz w:val="22"/>
+              </w:rPr>
+              <w:t>項）。</w:t>
             </w:r>
           </w:p>
         </w:tc>
@@ -12995,126 +13762,49 @@
                 <w:rFonts w:ascii="標楷體" w:hAnsi="標楷體"/>
                 <w:sz w:val="22"/>
               </w:rPr>
-              <w:t>學員乙於一份可作答</w:t>
-            </w:r>
-            <w:r>
-              <w:rPr>
-                <w:rFonts w:ascii="標楷體" w:hAnsi="標楷體"/>
-                <w:sz w:val="22"/>
-              </w:rPr>
-              <w:t xml:space="preserve"> 2 </w:t>
-            </w:r>
-            <w:r>
-              <w:rPr>
-                <w:rFonts w:ascii="標楷體" w:hAnsi="標楷體"/>
-                <w:sz w:val="22"/>
-              </w:rPr>
-              <w:t>次的測驗（以</w:t>
-            </w:r>
-            <w:r>
-              <w:rPr>
-                <w:rFonts w:ascii="標楷體" w:hAnsi="標楷體"/>
-                <w:sz w:val="22"/>
-              </w:rPr>
-              <w:t>下稱測驗</w:t>
-            </w:r>
-            <w:r>
-              <w:rPr>
-                <w:rFonts w:ascii="標楷體" w:hAnsi="標楷體"/>
-                <w:sz w:val="22"/>
-              </w:rPr>
-              <w:t xml:space="preserve"> C</w:t>
-            </w:r>
-            <w:r>
-              <w:rPr>
-                <w:rFonts w:ascii="標楷體" w:hAnsi="標楷體"/>
-                <w:sz w:val="22"/>
-              </w:rPr>
-              <w:t>）用完</w:t>
-            </w:r>
-            <w:r>
-              <w:rPr>
-                <w:rFonts w:ascii="標楷體" w:hAnsi="標楷體"/>
-                <w:sz w:val="22"/>
-              </w:rPr>
-              <w:t xml:space="preserve"> 2 </w:t>
-            </w:r>
-            <w:r>
-              <w:rPr>
-                <w:rFonts w:ascii="標楷體" w:hAnsi="標楷體"/>
-                <w:sz w:val="22"/>
-              </w:rPr>
-              <w:t>次且未及格後，應顯示「重考次數已用完，請聯繫教師重置」、「開始作答」不可按，歷次作答紀錄仍可點閱；教師甲於</w:t>
-            </w:r>
-            <w:r>
-              <w:rPr>
-                <w:rFonts w:ascii="標楷體" w:hAnsi="標楷體"/>
-                <w:sz w:val="22"/>
-              </w:rPr>
-              <w:t xml:space="preserve"> ET02 </w:t>
-            </w:r>
-            <w:r>
-              <w:rPr>
-                <w:rFonts w:ascii="標楷體" w:hAnsi="標楷體"/>
-                <w:sz w:val="22"/>
-              </w:rPr>
-              <w:t>選擇測驗</w:t>
-            </w:r>
-            <w:r>
-              <w:rPr>
-                <w:rFonts w:ascii="標楷體" w:hAnsi="標楷體"/>
-                <w:sz w:val="22"/>
-              </w:rPr>
-              <w:t xml:space="preserve"> C </w:t>
-            </w:r>
-            <w:r>
-              <w:rPr>
-                <w:rFonts w:ascii="標楷體" w:hAnsi="標楷體"/>
-                <w:sz w:val="22"/>
-              </w:rPr>
-              <w:t>所屬的課程，於「作答明細」展開學員乙，按測驗</w:t>
-            </w:r>
-            <w:r>
-              <w:rPr>
-                <w:rFonts w:ascii="標楷體" w:hAnsi="標楷體"/>
-                <w:sz w:val="22"/>
-              </w:rPr>
-              <w:t xml:space="preserve"> C </w:t>
-            </w:r>
-            <w:r>
-              <w:rPr>
-                <w:rFonts w:ascii="標楷體" w:hAnsi="標楷體"/>
-                <w:sz w:val="22"/>
-              </w:rPr>
-              <w:t>的「重置重考次數」並確定後，剩餘可作答恢復為</w:t>
-            </w:r>
-            <w:r>
-              <w:rPr>
-                <w:rFonts w:ascii="標楷體" w:hAnsi="標楷體"/>
-                <w:sz w:val="22"/>
-              </w:rPr>
-              <w:t xml:space="preserve"> 2 </w:t>
-            </w:r>
-            <w:r>
-              <w:rPr>
-                <w:rFonts w:ascii="標楷體" w:hAnsi="標楷體"/>
-                <w:sz w:val="22"/>
-              </w:rPr>
-              <w:t>次並可開始作答；學員乙再作答一次後，歷次作答紀錄應於該次之前出現一列「重考次數已重置」與日期，先前</w:t>
-            </w:r>
-            <w:r>
-              <w:rPr>
-                <w:rFonts w:ascii="標楷體" w:hAnsi="標楷體"/>
-                <w:sz w:val="22"/>
-              </w:rPr>
-              <w:t xml:space="preserve"> 2 </w:t>
-            </w:r>
-            <w:r>
-              <w:rPr>
-                <w:rFonts w:ascii="標楷體" w:hAnsi="標楷體"/>
-                <w:sz w:val="22"/>
-              </w:rPr>
-              <w:t>次照常顯示、不標「前一輪」。</w:t>
+              <w:t>記下測驗</w:t>
+            </w:r>
+            <w:r>
+              <w:rPr>
+                <w:rFonts w:ascii="標楷體" w:hAnsi="標楷體"/>
+                <w:sz w:val="22"/>
+              </w:rPr>
+              <w:t xml:space="preserve"> A </w:t>
+            </w:r>
+            <w:r>
+              <w:rPr>
+                <w:rFonts w:ascii="標楷體" w:hAnsi="標楷體"/>
+                <w:sz w:val="22"/>
+              </w:rPr>
+              <w:t>目前的最高分後，再作答一次並得較低的成績，測驗項目應同時顯示最近一次（較低）的成績與原最高分；</w:t>
+            </w:r>
+            <w:r>
+              <w:rPr>
+                <w:rFonts w:ascii="標楷體" w:hAnsi="標楷體"/>
+                <w:sz w:val="22"/>
+              </w:rPr>
+              <w:t xml:space="preserve">ET02 </w:t>
+            </w:r>
+            <w:r>
+              <w:rPr>
+                <w:rFonts w:ascii="標楷體" w:hAnsi="標楷體"/>
+                <w:sz w:val="22"/>
+              </w:rPr>
+              <w:t>學員學習表現中該學員的平均成績應以測驗</w:t>
+            </w:r>
+            <w:r>
+              <w:rPr>
+                <w:rFonts w:ascii="標楷體" w:hAnsi="標楷體"/>
+                <w:sz w:val="22"/>
+              </w:rPr>
+              <w:t xml:space="preserve"> A </w:t>
+            </w:r>
+            <w:r>
+              <w:rPr>
+                <w:rFonts w:ascii="標楷體" w:hAnsi="標楷體"/>
+                <w:sz w:val="22"/>
+              </w:rPr>
+              <w:t>的最高分計入。</w:t>
             </w:r>
           </w:p>
         </w:tc>
@@ -13176,92 +13866,56 @@
                 <w:rFonts w:ascii="標楷體" w:hAnsi="標楷體"/>
                 <w:sz w:val="22"/>
               </w:rPr>
-              <w:t>學員甲通過測驗</w:t>
-            </w:r>
-            <w:r>
-              <w:rPr>
-                <w:rFonts w:ascii="標楷體" w:hAnsi="標楷體"/>
-                <w:sz w:val="22"/>
-              </w:rPr>
-              <w:t xml:space="preserve"> A </w:t>
-            </w:r>
-            <w:r>
-              <w:rPr>
-                <w:rFonts w:ascii="標楷體" w:hAnsi="標楷體"/>
-                <w:sz w:val="22"/>
-              </w:rPr>
-              <w:t>後，教師甲修改測驗</w:t>
-            </w:r>
-            <w:r>
-              <w:rPr>
-                <w:rFonts w:ascii="標楷體" w:hAnsi="標楷體"/>
-                <w:sz w:val="22"/>
-              </w:rPr>
-              <w:t xml:space="preserve"> A </w:t>
-            </w:r>
-            <w:r>
-              <w:rPr>
-                <w:rFonts w:ascii="標楷體" w:hAnsi="標楷體"/>
-                <w:sz w:val="22"/>
-              </w:rPr>
-              <w:t>的內容後按「儲存」，於詢問視窗選「儲存並要求重測」，再按頁面底部「</w:t>
-            </w:r>
-            <w:r>
-              <w:rPr>
-                <w:rFonts w:ascii="標楷體" w:hAnsi="標楷體"/>
-                <w:sz w:val="22"/>
-              </w:rPr>
-              <w:t>更新」並於確認視窗按「確認更新」，學員甲的測驗</w:t>
-            </w:r>
-            <w:r>
-              <w:rPr>
-                <w:rFonts w:ascii="標楷體" w:hAnsi="標楷體"/>
-                <w:sz w:val="22"/>
-              </w:rPr>
-              <w:t xml:space="preserve"> A </w:t>
-            </w:r>
-            <w:r>
-              <w:rPr>
-                <w:rFonts w:ascii="標楷體" w:hAnsi="標楷體"/>
-                <w:sz w:val="22"/>
-              </w:rPr>
-              <w:t>應不再顯示已及格、剩餘可作答恢復為</w:t>
-            </w:r>
-            <w:r>
-              <w:rPr>
-                <w:rFonts w:ascii="標楷體" w:hAnsi="標楷體"/>
-                <w:sz w:val="22"/>
-              </w:rPr>
-              <w:t xml:space="preserve"> 20 </w:t>
-            </w:r>
-            <w:r>
-              <w:rPr>
-                <w:rFonts w:ascii="標楷體" w:hAnsi="標楷體"/>
-                <w:sz w:val="22"/>
-              </w:rPr>
-              <w:t>次，下一章尚未完成的項目回到鎖定，測驗</w:t>
-            </w:r>
-            <w:r>
-              <w:rPr>
-                <w:rFonts w:ascii="標楷體" w:hAnsi="標楷體"/>
-                <w:sz w:val="22"/>
-              </w:rPr>
-              <w:t xml:space="preserve"> A </w:t>
-            </w:r>
-            <w:r>
-              <w:rPr>
-                <w:rFonts w:ascii="標楷體" w:hAnsi="標楷體"/>
-                <w:sz w:val="22"/>
-              </w:rPr>
-              <w:t>顯示「教師已要求重測，重新作答後才會計算結業成績。」且不顯示最高分；歷次作答紀錄末尾出現一列「教師要求重測（測驗內容已更新）」與日期，先前的作答以灰色顯示並標「前一輪」、仍可點開；學員甲重新作答一</w:t>
-            </w:r>
-            <w:r>
-              <w:rPr>
-                <w:rFonts w:ascii="標楷體" w:hAnsi="標楷體"/>
-                <w:sz w:val="22"/>
-              </w:rPr>
-              <w:lastRenderedPageBreak/>
-              <w:t>次並得低於先前最高分的成績，最高分應為這次的成績。</w:t>
+              <w:t>學員乙於一份可作答</w:t>
+            </w:r>
+            <w:r>
+              <w:rPr>
+                <w:rFonts w:ascii="標楷體" w:hAnsi="標楷體"/>
+                <w:sz w:val="22"/>
+              </w:rPr>
+              <w:t xml:space="preserve"> 2 </w:t>
+            </w:r>
+            <w:r>
+              <w:rPr>
+                <w:rFonts w:ascii="標楷體" w:hAnsi="標楷體"/>
+                <w:sz w:val="22"/>
+              </w:rPr>
+              <w:t>次的測驗（以下稱測驗</w:t>
+            </w:r>
+            <w:r>
+              <w:rPr>
+                <w:rFonts w:ascii="標楷體" w:hAnsi="標楷體"/>
+                <w:sz w:val="22"/>
+              </w:rPr>
+              <w:t xml:space="preserve"> C</w:t>
+            </w:r>
+            <w:r>
+              <w:rPr>
+                <w:rFonts w:ascii="標楷體" w:hAnsi="標楷體"/>
+                <w:sz w:val="22"/>
+              </w:rPr>
+              <w:t>）用完</w:t>
+            </w:r>
+            <w:r>
+              <w:rPr>
+                <w:rFonts w:ascii="標楷體" w:hAnsi="標楷體"/>
+                <w:sz w:val="22"/>
+              </w:rPr>
+              <w:t xml:space="preserve"> 2 </w:t>
+            </w:r>
+            <w:r>
+              <w:rPr>
+                <w:rFonts w:ascii="標楷體" w:hAnsi="標楷體"/>
+                <w:sz w:val="22"/>
+              </w:rPr>
+              <w:t>次且未及格後，應顯示「重考次數已用完，請聯繫教師重置」、「開始作答」不可按，歷次作答紀錄仍可點</w:t>
+            </w:r>
+            <w:r>
+              <w:rPr>
+                <w:rFonts w:ascii="標楷體" w:hAnsi="標楷體"/>
+                <w:sz w:val="22"/>
+              </w:rPr>
+              <w:t>閱。</w:t>
             </w:r>
           </w:p>
         </w:tc>
@@ -13323,6 +13977,347 @@
                 <w:rFonts w:ascii="標楷體" w:hAnsi="標楷體"/>
                 <w:sz w:val="22"/>
               </w:rPr>
+              <w:t>教師甲於</w:t>
+            </w:r>
+            <w:r>
+              <w:rPr>
+                <w:rFonts w:ascii="標楷體" w:hAnsi="標楷體"/>
+                <w:sz w:val="22"/>
+              </w:rPr>
+              <w:t xml:space="preserve"> ET02 </w:t>
+            </w:r>
+            <w:r>
+              <w:rPr>
+                <w:rFonts w:ascii="標楷體" w:hAnsi="標楷體"/>
+                <w:sz w:val="22"/>
+              </w:rPr>
+              <w:t>選擇測驗</w:t>
+            </w:r>
+            <w:r>
+              <w:rPr>
+                <w:rFonts w:ascii="標楷體" w:hAnsi="標楷體"/>
+                <w:sz w:val="22"/>
+              </w:rPr>
+              <w:t xml:space="preserve"> C </w:t>
+            </w:r>
+            <w:r>
+              <w:rPr>
+                <w:rFonts w:ascii="標楷體" w:hAnsi="標楷體"/>
+                <w:sz w:val="22"/>
+              </w:rPr>
+              <w:t>所屬的課程，於「作答明細」展開學員乙，按測驗</w:t>
+            </w:r>
+            <w:r>
+              <w:rPr>
+                <w:rFonts w:ascii="標楷體" w:hAnsi="標楷體"/>
+                <w:sz w:val="22"/>
+              </w:rPr>
+              <w:t xml:space="preserve"> C </w:t>
+            </w:r>
+            <w:r>
+              <w:rPr>
+                <w:rFonts w:ascii="標楷體" w:hAnsi="標楷體"/>
+                <w:sz w:val="22"/>
+              </w:rPr>
+              <w:t>的「重置重考次數」並確定後，剩餘可作答恢復為</w:t>
+            </w:r>
+            <w:r>
+              <w:rPr>
+                <w:rFonts w:ascii="標楷體" w:hAnsi="標楷體"/>
+                <w:sz w:val="22"/>
+              </w:rPr>
+              <w:t xml:space="preserve"> 2 </w:t>
+            </w:r>
+            <w:r>
+              <w:rPr>
+                <w:rFonts w:ascii="標楷體" w:hAnsi="標楷體"/>
+                <w:sz w:val="22"/>
+              </w:rPr>
+              <w:t>次並可開始作答；學員乙再作答一次後，歷次作答紀錄應於該次之前出現一列「重考次數已重置」與日期，先前</w:t>
+            </w:r>
+            <w:r>
+              <w:rPr>
+                <w:rFonts w:ascii="標楷體" w:hAnsi="標楷體"/>
+                <w:sz w:val="22"/>
+              </w:rPr>
+              <w:t xml:space="preserve"> 2 </w:t>
+            </w:r>
+            <w:r>
+              <w:rPr>
+                <w:rFonts w:ascii="標楷體" w:hAnsi="標楷體"/>
+                <w:sz w:val="22"/>
+              </w:rPr>
+              <w:t>次照常顯示、不標「前一輪」。</w:t>
+            </w:r>
+          </w:p>
+        </w:tc>
+        <w:tc>
+          <w:tcPr>
+            <w:tcW w:w="1247" w:type="dxa"/>
+          </w:tcPr>
+          <w:p>
+            <w:pPr>
+              <w:spacing w:before="60" w:after="60"/>
+              <w:jc w:val="center"/>
+            </w:pPr>
+          </w:p>
+        </w:tc>
+        <w:tc>
+          <w:tcPr>
+            <w:tcW w:w="1247" w:type="dxa"/>
+          </w:tcPr>
+          <w:p>
+            <w:pPr>
+              <w:spacing w:before="60" w:after="60"/>
+              <w:jc w:val="center"/>
+            </w:pPr>
+          </w:p>
+        </w:tc>
+      </w:tr>
+      <w:tr>
+        <w:trPr>
+          <w:jc w:val="center"/>
+        </w:trPr>
+        <w:tc>
+          <w:tcPr>
+            <w:tcW w:w="907" w:type="dxa"/>
+          </w:tcPr>
+          <w:p>
+            <w:pPr>
+              <w:spacing w:before="60" w:after="60"/>
+              <w:jc w:val="center"/>
+            </w:pPr>
+            <w:r>
+              <w:rPr>
+                <w:rFonts w:ascii="標楷體" w:hAnsi="標楷體"/>
+                <w:sz w:val="22"/>
+              </w:rPr>
+              <w:t>16</w:t>
+            </w:r>
+          </w:p>
+        </w:tc>
+        <w:tc>
+          <w:tcPr>
+            <w:tcW w:w="6236" w:type="dxa"/>
+          </w:tcPr>
+          <w:p>
+            <w:pPr>
+              <w:spacing w:before="60" w:after="60"/>
+            </w:pPr>
+            <w:r>
+              <w:rPr>
+                <w:rFonts w:ascii="標楷體" w:hAnsi="標楷體"/>
+                <w:sz w:val="22"/>
+              </w:rPr>
+              <w:t>學員甲通過測驗</w:t>
+            </w:r>
+            <w:r>
+              <w:rPr>
+                <w:rFonts w:ascii="標楷體" w:hAnsi="標楷體"/>
+                <w:sz w:val="22"/>
+              </w:rPr>
+              <w:t xml:space="preserve"> A </w:t>
+            </w:r>
+            <w:r>
+              <w:rPr>
+                <w:rFonts w:ascii="標楷體" w:hAnsi="標楷體"/>
+                <w:sz w:val="22"/>
+              </w:rPr>
+              <w:t>後，教師甲修改測驗</w:t>
+            </w:r>
+            <w:r>
+              <w:rPr>
+                <w:rFonts w:ascii="標楷體" w:hAnsi="標楷體"/>
+                <w:sz w:val="22"/>
+              </w:rPr>
+              <w:t xml:space="preserve"> A </w:t>
+            </w:r>
+            <w:r>
+              <w:rPr>
+                <w:rFonts w:ascii="標楷體" w:hAnsi="標楷體"/>
+                <w:sz w:val="22"/>
+              </w:rPr>
+              <w:t>的內容後按「儲存」，於詢問視窗選「儲存並要求重測」，再按頁面底部「更新」並於確認視窗按「確認更新」，學員甲的測驗</w:t>
+            </w:r>
+            <w:r>
+              <w:rPr>
+                <w:rFonts w:ascii="標楷體" w:hAnsi="標楷體"/>
+                <w:sz w:val="22"/>
+              </w:rPr>
+              <w:t xml:space="preserve"> A </w:t>
+            </w:r>
+            <w:r>
+              <w:rPr>
+                <w:rFonts w:ascii="標楷體" w:hAnsi="標楷體"/>
+                <w:sz w:val="22"/>
+              </w:rPr>
+              <w:t>應不再顯示已及格、剩餘可作答恢復為</w:t>
+            </w:r>
+            <w:r>
+              <w:rPr>
+                <w:rFonts w:ascii="標楷體" w:hAnsi="標楷體"/>
+                <w:sz w:val="22"/>
+              </w:rPr>
+              <w:t xml:space="preserve"> 20 </w:t>
+            </w:r>
+            <w:r>
+              <w:rPr>
+                <w:rFonts w:ascii="標楷體" w:hAnsi="標楷體"/>
+                <w:sz w:val="22"/>
+              </w:rPr>
+              <w:t>次，下一章尚未完成的項目回到鎖定，測驗</w:t>
+            </w:r>
+            <w:r>
+              <w:rPr>
+                <w:rFonts w:ascii="標楷體" w:hAnsi="標楷體"/>
+                <w:sz w:val="22"/>
+              </w:rPr>
+              <w:t xml:space="preserve"> A </w:t>
+            </w:r>
+            <w:r>
+              <w:rPr>
+                <w:rFonts w:ascii="標楷體" w:hAnsi="標楷體"/>
+                <w:sz w:val="22"/>
+              </w:rPr>
+              <w:t>顯示「教師已要求重測，重新作答後才會計算結業成績。」且不顯示最高分。</w:t>
+            </w:r>
+          </w:p>
+        </w:tc>
+        <w:tc>
+          <w:tcPr>
+            <w:tcW w:w="1247" w:type="dxa"/>
+          </w:tcPr>
+          <w:p>
+            <w:pPr>
+              <w:spacing w:before="60" w:after="60"/>
+              <w:jc w:val="center"/>
+            </w:pPr>
+          </w:p>
+        </w:tc>
+        <w:tc>
+          <w:tcPr>
+            <w:tcW w:w="1247" w:type="dxa"/>
+          </w:tcPr>
+          <w:p>
+            <w:pPr>
+              <w:spacing w:before="60" w:after="60"/>
+              <w:jc w:val="center"/>
+            </w:pPr>
+          </w:p>
+        </w:tc>
+      </w:tr>
+      <w:tr>
+        <w:trPr>
+          <w:jc w:val="center"/>
+        </w:trPr>
+        <w:tc>
+          <w:tcPr>
+            <w:tcW w:w="907" w:type="dxa"/>
+          </w:tcPr>
+          <w:p>
+            <w:pPr>
+              <w:spacing w:before="60" w:after="60"/>
+              <w:jc w:val="center"/>
+            </w:pPr>
+            <w:r>
+              <w:rPr>
+                <w:rFonts w:ascii="標楷體" w:hAnsi="標楷體"/>
+                <w:sz w:val="22"/>
+              </w:rPr>
+              <w:lastRenderedPageBreak/>
+              <w:t>17</w:t>
+            </w:r>
+          </w:p>
+        </w:tc>
+        <w:tc>
+          <w:tcPr>
+            <w:tcW w:w="6236" w:type="dxa"/>
+          </w:tcPr>
+          <w:p>
+            <w:pPr>
+              <w:spacing w:before="60" w:after="60"/>
+            </w:pPr>
+            <w:r>
+              <w:rPr>
+                <w:rFonts w:ascii="標楷體" w:hAnsi="標楷體"/>
+                <w:sz w:val="22"/>
+              </w:rPr>
+              <w:t>教師已要求重測後，測驗</w:t>
+            </w:r>
+            <w:r>
+              <w:rPr>
+                <w:rFonts w:ascii="標楷體" w:hAnsi="標楷體"/>
+                <w:sz w:val="22"/>
+              </w:rPr>
+              <w:t xml:space="preserve"> A </w:t>
+            </w:r>
+            <w:r>
+              <w:rPr>
+                <w:rFonts w:ascii="標楷體" w:hAnsi="標楷體"/>
+                <w:sz w:val="22"/>
+              </w:rPr>
+              <w:t>的歷次作答紀錄末尾應出現一列「教師要求重測（測驗內容已更新）」與日期，先前的作答以灰色顯示並標「前一輪」、仍可點開；學員甲重新作答一次並得低於先前最高分的成績，最高分應為這次的成績。</w:t>
+            </w:r>
+          </w:p>
+        </w:tc>
+        <w:tc>
+          <w:tcPr>
+            <w:tcW w:w="1247" w:type="dxa"/>
+          </w:tcPr>
+          <w:p>
+            <w:pPr>
+              <w:spacing w:before="60" w:after="60"/>
+              <w:jc w:val="center"/>
+            </w:pPr>
+          </w:p>
+        </w:tc>
+        <w:tc>
+          <w:tcPr>
+            <w:tcW w:w="1247" w:type="dxa"/>
+          </w:tcPr>
+          <w:p>
+            <w:pPr>
+              <w:spacing w:before="60" w:after="60"/>
+              <w:jc w:val="center"/>
+            </w:pPr>
+          </w:p>
+        </w:tc>
+      </w:tr>
+      <w:tr>
+        <w:trPr>
+          <w:jc w:val="center"/>
+        </w:trPr>
+        <w:tc>
+          <w:tcPr>
+            <w:tcW w:w="907" w:type="dxa"/>
+          </w:tcPr>
+          <w:p>
+            <w:pPr>
+              <w:spacing w:before="60" w:after="60"/>
+              <w:jc w:val="center"/>
+            </w:pPr>
+            <w:r>
+              <w:rPr>
+                <w:rFonts w:ascii="標楷體" w:hAnsi="標楷體"/>
+                <w:sz w:val="22"/>
+              </w:rPr>
+              <w:t>18</w:t>
+            </w:r>
+          </w:p>
+        </w:tc>
+        <w:tc>
+          <w:tcPr>
+            <w:tcW w:w="6236" w:type="dxa"/>
+          </w:tcPr>
+          <w:p>
+            <w:pPr>
+              <w:spacing w:before="60" w:after="60"/>
+            </w:pPr>
+            <w:r>
+              <w:rPr>
+                <w:rFonts w:ascii="標楷體" w:hAnsi="標楷體"/>
+                <w:sz w:val="22"/>
+              </w:rPr>
               <w:t>教師甲於課程列表「全部課程」點受測課程預覽，點測驗</w:t>
             </w:r>
             <w:r>
@@ -13337,14 +14332,7 @@
                 <w:rFonts w:ascii="標楷體" w:hAnsi="標楷體"/>
                 <w:sz w:val="22"/>
               </w:rPr>
-              <w:t>，應只顯示題目內容，沒有「開始作答」、剩餘可作答次數與歷次作</w:t>
-            </w:r>
-            <w:r>
-              <w:rPr>
-                <w:rFonts w:ascii="標楷體" w:hAnsi="標楷體"/>
-                <w:sz w:val="22"/>
-              </w:rPr>
-              <w:t>答紀錄。</w:t>
+              <w:t>，應只顯示題目內容，沒有「開始作答」、剩餘可作答次數與歷次作答紀錄。</w:t>
             </w:r>
           </w:p>
         </w:tc>
@@ -13478,7 +14466,7 @@
         <w:noProof/>
         <w:sz w:val="20"/>
       </w:rPr>
-      <w:t>18</w:t>
+      <w:t>20</w:t>
     </w:r>
     <w:r>
       <w:rPr>
@@ -13535,9 +14523,9 @@
     </w:lvl>
   </w:abstractNum>
   <w:abstractNum w:abstractNumId="1" w15:restartNumberingAfterBreak="0">
-    <w:nsid w:val="36191A3E"/>
+    <w:nsid w:val="235A5A85"/>
     <w:multiLevelType w:val="multilevel"/>
-    <w:tmpl w:val="EB0A87C2"/>
+    <w:tmpl w:val="F8DEF55C"/>
     <w:lvl w:ilvl="0">
       <w:start w:val="1"/>
       <w:numFmt w:val="bullet"/>
@@ -25641,7 +26629,7 @@
 </file>
 
 <file path=customXml/itemProps1.xml><?xml version="1.0" encoding="utf-8"?>
-<ds:datastoreItem xmlns:ds="http://schemas.openxmlformats.org/officeDocument/2006/customXml" ds:itemID="{1C1B146F-9F4D-4545-9E3A-139AE17C90A8}">
+<ds:datastoreItem xmlns:ds="http://schemas.openxmlformats.org/officeDocument/2006/customXml" ds:itemID="{2CA6667F-C64F-4D90-88BF-FE8643F815DA}">
   <ds:schemaRefs>
     <ds:schemaRef ds:uri="http://schemas.openxmlformats.org/officeDocument/2006/bibliography"/>
   </ds:schemaRefs>

--- a/docs/manuals/測試報告/ET-教育訓練文件管理模組.docx
+++ b/docs/manuals/測試報告/ET-教育訓練文件管理模組.docx
@@ -498,7 +498,7 @@
       <w:r>
         <w:fldChar w:fldCharType="separate"/>
       </w:r>
-      <w:hyperlink w:anchor="_Toc243496572" w:history="1">
+      <w:hyperlink w:anchor="_Toc243497512" w:history="1">
         <w:r>
           <w:rPr>
             <w:rStyle w:val="affb"/>
@@ -526,7 +526,7 @@
             <w:noProof/>
             <w:webHidden/>
           </w:rPr>
-          <w:instrText xml:space="preserve"> PAGEREF _Toc243496572 \h </w:instrText>
+          <w:instrText xml:space="preserve"> PAGEREF _Toc243497512 \h </w:instrText>
         </w:r>
         <w:r>
           <w:rPr>
@@ -571,7 +571,7 @@
           <w:szCs w:val="22"/>
         </w:rPr>
       </w:pPr>
-      <w:hyperlink w:anchor="_Toc243496573" w:history="1">
+      <w:hyperlink w:anchor="_Toc243497513" w:history="1">
         <w:r>
           <w:rPr>
             <w:rStyle w:val="affb"/>
@@ -606,7 +606,7 @@
             <w:noProof/>
             <w:webHidden/>
           </w:rPr>
-          <w:instrText xml:space="preserve"> PAGEREF _Toc243496573 \h </w:instrText>
+          <w:instrText xml:space="preserve"> PAGEREF _Toc243497513 \h </w:instrText>
         </w:r>
         <w:r>
           <w:rPr>
@@ -651,7 +651,7 @@
           <w:szCs w:val="22"/>
         </w:rPr>
       </w:pPr>
-      <w:hyperlink w:anchor="_Toc243496574" w:history="1">
+      <w:hyperlink w:anchor="_Toc243497514" w:history="1">
         <w:r>
           <w:rPr>
             <w:rStyle w:val="affb"/>
@@ -686,7 +686,7 @@
             <w:noProof/>
             <w:webHidden/>
           </w:rPr>
-          <w:instrText xml:space="preserve"> PAGEREF _Toc243496574 \h </w:instrText>
+          <w:instrText xml:space="preserve"> PAGEREF _Toc243497514 \h </w:instrText>
         </w:r>
         <w:r>
           <w:rPr>
@@ -731,7 +731,7 @@
           <w:szCs w:val="22"/>
         </w:rPr>
       </w:pPr>
-      <w:hyperlink w:anchor="_Toc243496575" w:history="1">
+      <w:hyperlink w:anchor="_Toc243497515" w:history="1">
         <w:r>
           <w:rPr>
             <w:rStyle w:val="affb"/>
@@ -766,7 +766,7 @@
             <w:noProof/>
             <w:webHidden/>
           </w:rPr>
-          <w:instrText xml:space="preserve"> PAGEREF _Toc243496575 \h </w:instrText>
+          <w:instrText xml:space="preserve"> PAGEREF _Toc243497515 \h </w:instrText>
         </w:r>
         <w:r>
           <w:rPr>
@@ -811,7 +811,7 @@
           <w:szCs w:val="22"/>
         </w:rPr>
       </w:pPr>
-      <w:hyperlink w:anchor="_Toc243496576" w:history="1">
+      <w:hyperlink w:anchor="_Toc243497516" w:history="1">
         <w:r>
           <w:rPr>
             <w:rStyle w:val="affb"/>
@@ -846,7 +846,7 @@
             <w:noProof/>
             <w:webHidden/>
           </w:rPr>
-          <w:instrText xml:space="preserve"> PAGEREF _Toc243496576 \h </w:instrText>
+          <w:instrText xml:space="preserve"> PAGEREF _Toc243497516 \h </w:instrText>
         </w:r>
         <w:r>
           <w:rPr>
@@ -891,7 +891,7 @@
           <w:szCs w:val="22"/>
         </w:rPr>
       </w:pPr>
-      <w:hyperlink w:anchor="_Toc243496577" w:history="1">
+      <w:hyperlink w:anchor="_Toc243497517" w:history="1">
         <w:r>
           <w:rPr>
             <w:rStyle w:val="affb"/>
@@ -926,7 +926,7 @@
             <w:noProof/>
             <w:webHidden/>
           </w:rPr>
-          <w:instrText xml:space="preserve"> PAGEREF _Toc243496577 \h </w:instrText>
+          <w:instrText xml:space="preserve"> PAGEREF _Toc243497517 \h </w:instrText>
         </w:r>
         <w:r>
           <w:rPr>
@@ -971,7 +971,7 @@
           <w:szCs w:val="22"/>
         </w:rPr>
       </w:pPr>
-      <w:hyperlink w:anchor="_Toc243496578" w:history="1">
+      <w:hyperlink w:anchor="_Toc243497518" w:history="1">
         <w:r>
           <w:rPr>
             <w:rStyle w:val="affb"/>
@@ -1006,7 +1006,7 @@
             <w:noProof/>
             <w:webHidden/>
           </w:rPr>
-          <w:instrText xml:space="preserve"> PAGEREF _Toc243496578 \h </w:instrText>
+          <w:instrText xml:space="preserve"> PAGEREF _Toc243497518 \h </w:instrText>
         </w:r>
         <w:r>
           <w:rPr>
@@ -1051,7 +1051,7 @@
           <w:szCs w:val="22"/>
         </w:rPr>
       </w:pPr>
-      <w:hyperlink w:anchor="_Toc243496579" w:history="1">
+      <w:hyperlink w:anchor="_Toc243497519" w:history="1">
         <w:r>
           <w:rPr>
             <w:rStyle w:val="affb"/>
@@ -1086,7 +1086,7 @@
             <w:noProof/>
             <w:webHidden/>
           </w:rPr>
-          <w:instrText xml:space="preserve"> PAGEREF _Toc243496579 \h </w:instrText>
+          <w:instrText xml:space="preserve"> PAGEREF _Toc243497519 \h </w:instrText>
         </w:r>
         <w:r>
           <w:rPr>
@@ -1136,7 +1136,7 @@
       <w:pPr>
         <w:pStyle w:val="1"/>
       </w:pPr>
-      <w:bookmarkStart w:id="1" w:name="_Toc243496572"/>
+      <w:bookmarkStart w:id="1" w:name="_Toc243497512"/>
       <w:r>
         <w:lastRenderedPageBreak/>
         <w:t>測試注意事項</w:t>
@@ -1158,7 +1158,7 @@
       <w:pPr>
         <w:pStyle w:val="1"/>
       </w:pPr>
-      <w:bookmarkStart w:id="2" w:name="_Toc243496573"/>
+      <w:bookmarkStart w:id="2" w:name="_Toc243497513"/>
       <w:r>
         <w:lastRenderedPageBreak/>
         <w:t xml:space="preserve">ET01 </w:t>
@@ -1884,7 +1884,7 @@
       <w:pPr>
         <w:pStyle w:val="1"/>
       </w:pPr>
-      <w:bookmarkStart w:id="3" w:name="_Toc243496574"/>
+      <w:bookmarkStart w:id="3" w:name="_Toc243497514"/>
       <w:r>
         <w:lastRenderedPageBreak/>
         <w:t xml:space="preserve">ET02 </w:t>
@@ -4287,7 +4287,7 @@
       <w:pPr>
         <w:pStyle w:val="1"/>
       </w:pPr>
-      <w:bookmarkStart w:id="4" w:name="_Toc243496575"/>
+      <w:bookmarkStart w:id="4" w:name="_Toc243497515"/>
       <w:r>
         <w:lastRenderedPageBreak/>
         <w:t xml:space="preserve">ET03 </w:t>
@@ -5590,7 +5590,7 @@
       <w:pPr>
         <w:pStyle w:val="1"/>
       </w:pPr>
-      <w:bookmarkStart w:id="5" w:name="_Toc243496576"/>
+      <w:bookmarkStart w:id="5" w:name="_Toc243497516"/>
       <w:r>
         <w:lastRenderedPageBreak/>
         <w:t xml:space="preserve">ET04 </w:t>
@@ -6996,7 +6996,7 @@
       <w:pPr>
         <w:pStyle w:val="1"/>
       </w:pPr>
-      <w:bookmarkStart w:id="6" w:name="_Toc243496577"/>
+      <w:bookmarkStart w:id="6" w:name="_Toc243497517"/>
       <w:r>
         <w:lastRenderedPageBreak/>
         <w:t xml:space="preserve">ET05 </w:t>
@@ -10432,7 +10432,7 @@
       <w:pPr>
         <w:pStyle w:val="1"/>
       </w:pPr>
-      <w:bookmarkStart w:id="7" w:name="_Toc243496578"/>
+      <w:bookmarkStart w:id="7" w:name="_Toc243497518"/>
       <w:r>
         <w:lastRenderedPageBreak/>
         <w:t xml:space="preserve">ET06 </w:t>
@@ -11934,7 +11934,7 @@
       <w:pPr>
         <w:pStyle w:val="1"/>
       </w:pPr>
-      <w:bookmarkStart w:id="8" w:name="_Toc243496579"/>
+      <w:bookmarkStart w:id="8" w:name="_Toc243497519"/>
       <w:r>
         <w:lastRenderedPageBreak/>
         <w:t xml:space="preserve">ET07 </w:t>
@@ -14523,9 +14523,9 @@
     </w:lvl>
   </w:abstractNum>
   <w:abstractNum w:abstractNumId="1" w15:restartNumberingAfterBreak="0">
-    <w:nsid w:val="235A5A85"/>
+    <w:nsid w:val="5F837661"/>
     <w:multiLevelType w:val="multilevel"/>
-    <w:tmpl w:val="F8DEF55C"/>
+    <w:tmpl w:val="4B9AD71E"/>
     <w:lvl w:ilvl="0">
       <w:start w:val="1"/>
       <w:numFmt w:val="bullet"/>
@@ -26629,7 +26629,7 @@
 </file>
 
 <file path=customXml/itemProps1.xml><?xml version="1.0" encoding="utf-8"?>
-<ds:datastoreItem xmlns:ds="http://schemas.openxmlformats.org/officeDocument/2006/customXml" ds:itemID="{2CA6667F-C64F-4D90-88BF-FE8643F815DA}">
+<ds:datastoreItem xmlns:ds="http://schemas.openxmlformats.org/officeDocument/2006/customXml" ds:itemID="{6736922F-B671-4DB5-95E1-A37E1FB5757A}">
   <ds:schemaRefs>
     <ds:schemaRef ds:uri="http://schemas.openxmlformats.org/officeDocument/2006/bibliography"/>
   </ds:schemaRefs>

--- a/docs/manuals/測試報告/ET-教育訓練文件管理模組.docx
+++ b/docs/manuals/測試報告/ET-教育訓練文件管理模組.docx
@@ -246,7 +246,7 @@
               <w:spacing w:before="60" w:after="60"/>
             </w:pPr>
             <w:r>
-              <w:t>2026/10/21</w:t>
+              <w:t>2026/10/22</w:t>
             </w:r>
           </w:p>
         </w:tc>
@@ -433,7 +433,7 @@
               <w:jc w:val="center"/>
             </w:pPr>
             <w:r>
-              <w:t>2026/10/21</w:t>
+              <w:t>2026/10/22</w:t>
             </w:r>
           </w:p>
         </w:tc>
@@ -498,7 +498,7 @@
       <w:r>
         <w:fldChar w:fldCharType="separate"/>
       </w:r>
-      <w:hyperlink w:anchor="_Toc243497512" w:history="1">
+      <w:hyperlink w:anchor="_Toc243577434" w:history="1">
         <w:r>
           <w:rPr>
             <w:rStyle w:val="affb"/>
@@ -526,7 +526,7 @@
             <w:noProof/>
             <w:webHidden/>
           </w:rPr>
-          <w:instrText xml:space="preserve"> PAGEREF _Toc243497512 \h </w:instrText>
+          <w:instrText xml:space="preserve"> PAGEREF _Toc243577434 \h </w:instrText>
         </w:r>
         <w:r>
           <w:rPr>
@@ -571,7 +571,7 @@
           <w:szCs w:val="22"/>
         </w:rPr>
       </w:pPr>
-      <w:hyperlink w:anchor="_Toc243497513" w:history="1">
+      <w:hyperlink w:anchor="_Toc243577435" w:history="1">
         <w:r>
           <w:rPr>
             <w:rStyle w:val="affb"/>
@@ -606,7 +606,7 @@
             <w:noProof/>
             <w:webHidden/>
           </w:rPr>
-          <w:instrText xml:space="preserve"> PAGEREF _Toc243497513 \h </w:instrText>
+          <w:instrText xml:space="preserve"> PAGEREF _Toc243577435 \h </w:instrText>
         </w:r>
         <w:r>
           <w:rPr>
@@ -651,7 +651,7 @@
           <w:szCs w:val="22"/>
         </w:rPr>
       </w:pPr>
-      <w:hyperlink w:anchor="_Toc243497514" w:history="1">
+      <w:hyperlink w:anchor="_Toc243577436" w:history="1">
         <w:r>
           <w:rPr>
             <w:rStyle w:val="affb"/>
@@ -686,7 +686,7 @@
             <w:noProof/>
             <w:webHidden/>
           </w:rPr>
-          <w:instrText xml:space="preserve"> PAGEREF _Toc243497514 \h </w:instrText>
+          <w:instrText xml:space="preserve"> PAGEREF _Toc243577436 \h </w:instrText>
         </w:r>
         <w:r>
           <w:rPr>
@@ -731,7 +731,7 @@
           <w:szCs w:val="22"/>
         </w:rPr>
       </w:pPr>
-      <w:hyperlink w:anchor="_Toc243497515" w:history="1">
+      <w:hyperlink w:anchor="_Toc243577437" w:history="1">
         <w:r>
           <w:rPr>
             <w:rStyle w:val="affb"/>
@@ -766,7 +766,7 @@
             <w:noProof/>
             <w:webHidden/>
           </w:rPr>
-          <w:instrText xml:space="preserve"> PAGEREF _Toc243497515 \h </w:instrText>
+          <w:instrText xml:space="preserve"> PAGEREF _Toc243577437 \h </w:instrText>
         </w:r>
         <w:r>
           <w:rPr>
@@ -811,7 +811,7 @@
           <w:szCs w:val="22"/>
         </w:rPr>
       </w:pPr>
-      <w:hyperlink w:anchor="_Toc243497516" w:history="1">
+      <w:hyperlink w:anchor="_Toc243577438" w:history="1">
         <w:r>
           <w:rPr>
             <w:rStyle w:val="affb"/>
@@ -846,7 +846,7 @@
             <w:noProof/>
             <w:webHidden/>
           </w:rPr>
-          <w:instrText xml:space="preserve"> PAGEREF _Toc243497516 \h </w:instrText>
+          <w:instrText xml:space="preserve"> PAGEREF _Toc243577438 \h </w:instrText>
         </w:r>
         <w:r>
           <w:rPr>
@@ -891,7 +891,7 @@
           <w:szCs w:val="22"/>
         </w:rPr>
       </w:pPr>
-      <w:hyperlink w:anchor="_Toc243497517" w:history="1">
+      <w:hyperlink w:anchor="_Toc243577439" w:history="1">
         <w:r>
           <w:rPr>
             <w:rStyle w:val="affb"/>
@@ -926,7 +926,7 @@
             <w:noProof/>
             <w:webHidden/>
           </w:rPr>
-          <w:instrText xml:space="preserve"> PAGEREF _Toc243497517 \h </w:instrText>
+          <w:instrText xml:space="preserve"> PAGEREF _Toc243577439 \h </w:instrText>
         </w:r>
         <w:r>
           <w:rPr>
@@ -971,7 +971,7 @@
           <w:szCs w:val="22"/>
         </w:rPr>
       </w:pPr>
-      <w:hyperlink w:anchor="_Toc243497518" w:history="1">
+      <w:hyperlink w:anchor="_Toc243577440" w:history="1">
         <w:r>
           <w:rPr>
             <w:rStyle w:val="affb"/>
@@ -1006,7 +1006,7 @@
             <w:noProof/>
             <w:webHidden/>
           </w:rPr>
-          <w:instrText xml:space="preserve"> PAGEREF _Toc243497518 \h </w:instrText>
+          <w:instrText xml:space="preserve"> PAGEREF _Toc243577440 \h </w:instrText>
         </w:r>
         <w:r>
           <w:rPr>
@@ -1051,7 +1051,7 @@
           <w:szCs w:val="22"/>
         </w:rPr>
       </w:pPr>
-      <w:hyperlink w:anchor="_Toc243497519" w:history="1">
+      <w:hyperlink w:anchor="_Toc243577441" w:history="1">
         <w:r>
           <w:rPr>
             <w:rStyle w:val="affb"/>
@@ -1086,7 +1086,7 @@
             <w:noProof/>
             <w:webHidden/>
           </w:rPr>
-          <w:instrText xml:space="preserve"> PAGEREF _Toc243497519 \h </w:instrText>
+          <w:instrText xml:space="preserve"> PAGEREF _Toc243577441 \h </w:instrText>
         </w:r>
         <w:r>
           <w:rPr>
@@ -1136,7 +1136,7 @@
       <w:pPr>
         <w:pStyle w:val="1"/>
       </w:pPr>
-      <w:bookmarkStart w:id="1" w:name="_Toc243497512"/>
+      <w:bookmarkStart w:id="1" w:name="_Toc243577434"/>
       <w:r>
         <w:lastRenderedPageBreak/>
         <w:t>測試注意事項</w:t>
@@ -1158,7 +1158,7 @@
       <w:pPr>
         <w:pStyle w:val="1"/>
       </w:pPr>
-      <w:bookmarkStart w:id="2" w:name="_Toc243497513"/>
+      <w:bookmarkStart w:id="2" w:name="_Toc243577435"/>
       <w:r>
         <w:lastRenderedPageBreak/>
         <w:t xml:space="preserve">ET01 </w:t>
@@ -1884,7 +1884,7 @@
       <w:pPr>
         <w:pStyle w:val="1"/>
       </w:pPr>
-      <w:bookmarkStart w:id="3" w:name="_Toc243497514"/>
+      <w:bookmarkStart w:id="3" w:name="_Toc243577436"/>
       <w:r>
         <w:lastRenderedPageBreak/>
         <w:t xml:space="preserve">ET02 </w:t>
@@ -4287,7 +4287,7 @@
       <w:pPr>
         <w:pStyle w:val="1"/>
       </w:pPr>
-      <w:bookmarkStart w:id="4" w:name="_Toc243497515"/>
+      <w:bookmarkStart w:id="4" w:name="_Toc243577437"/>
       <w:r>
         <w:lastRenderedPageBreak/>
         <w:t xml:space="preserve">ET03 </w:t>
@@ -5590,7 +5590,7 @@
       <w:pPr>
         <w:pStyle w:val="1"/>
       </w:pPr>
-      <w:bookmarkStart w:id="5" w:name="_Toc243497516"/>
+      <w:bookmarkStart w:id="5" w:name="_Toc243577438"/>
       <w:r>
         <w:lastRenderedPageBreak/>
         <w:t xml:space="preserve">ET04 </w:t>
@@ -6996,7 +6996,7 @@
       <w:pPr>
         <w:pStyle w:val="1"/>
       </w:pPr>
-      <w:bookmarkStart w:id="6" w:name="_Toc243497517"/>
+      <w:bookmarkStart w:id="6" w:name="_Toc243577439"/>
       <w:r>
         <w:lastRenderedPageBreak/>
         <w:t xml:space="preserve">ET05 </w:t>
@@ -7656,7 +7656,28 @@
                 <w:rFonts w:ascii="標楷體" w:hAnsi="標楷體"/>
                 <w:sz w:val="22"/>
               </w:rPr>
-              <w:t>再新增一個章節，於章節列上修改章節名稱後將游標移出欄位，再拖曳章節左側手把調整兩章順序，離開本頁再進入，名稱與順序皆應保留。</w:t>
+              <w:t>修改課程名稱後不按「儲存草稿」，直接按底部「取消」，應跳出「取消不會還原已存入的內容」，說明章節、教材、測驗與課後問卷已即時存入；按「離開」回到課程列表，重新開啟課程</w:t>
+            </w:r>
+            <w:r>
+              <w:rPr>
+                <w:rFonts w:ascii="標楷體" w:hAnsi="標楷體"/>
+                <w:sz w:val="22"/>
+              </w:rPr>
+              <w:t xml:space="preserve"> </w:t>
+            </w:r>
+            <w:r>
+              <w:rPr>
+                <w:rFonts w:ascii="標楷體" w:hAnsi="標楷體"/>
+                <w:sz w:val="22"/>
+              </w:rPr>
+              <w:t>X</w:t>
+            </w:r>
+            <w:r>
+              <w:rPr>
+                <w:rFonts w:ascii="標楷體" w:hAnsi="標楷體"/>
+                <w:sz w:val="22"/>
+              </w:rPr>
+              <w:t>，名稱仍為原名稱。</w:t>
             </w:r>
           </w:p>
         </w:tc>
@@ -7718,7 +7739,21 @@
                 <w:rFonts w:ascii="標楷體" w:hAnsi="標楷體"/>
                 <w:sz w:val="22"/>
               </w:rPr>
-              <w:t>另建一門只填課程名稱的草稿，按「儲存草稿」後於課程列表重新開啟，按「刪除草稿」並「確認刪除」，應顯示「草稿已刪除」並回到課程列表，該課程不再出現。</w:t>
+              <w:t>於課程</w:t>
+            </w:r>
+            <w:r>
+              <w:rPr>
+                <w:rFonts w:ascii="標楷體" w:hAnsi="標楷體"/>
+                <w:sz w:val="22"/>
+              </w:rPr>
+              <w:t xml:space="preserve"> X </w:t>
+            </w:r>
+            <w:r>
+              <w:rPr>
+                <w:rFonts w:ascii="標楷體" w:hAnsi="標楷體"/>
+                <w:sz w:val="22"/>
+              </w:rPr>
+              <w:t>再新增一個章節，於章節列上修改章節名稱後將游標移出欄位，再拖曳章節左側手把調整兩章順序，離開本頁再進入，名稱與順序皆應保留。</w:t>
             </w:r>
           </w:p>
         </w:tc>
@@ -7780,21 +7815,7 @@
                 <w:rFonts w:ascii="標楷體" w:hAnsi="標楷體"/>
                 <w:sz w:val="22"/>
               </w:rPr>
-              <w:t>另建一門只填課程名稱的草稿「課程</w:t>
-            </w:r>
-            <w:r>
-              <w:rPr>
-                <w:rFonts w:ascii="標楷體" w:hAnsi="標楷體"/>
-                <w:sz w:val="22"/>
-              </w:rPr>
-              <w:t xml:space="preserve"> Y</w:t>
-            </w:r>
-            <w:r>
-              <w:rPr>
-                <w:rFonts w:ascii="標楷體" w:hAnsi="標楷體"/>
-                <w:sz w:val="22"/>
-              </w:rPr>
-              <w:t>」，按「儲存草稿」後於課程列表重新開啟並按「儲存並發布」，視窗應列出缺章節、缺教材、未設定受訓對象、起訖時間未填，並說明該去哪裡補，只有「關閉」可按；關閉後起訖時間兩欄以紅框標示、受訓對象下方顯示紅字提示，補填後隨即消失；按「儲存草稿」保存。</w:t>
+              <w:t>另建一門只填課程名稱的草稿，按「儲存草稿」後於課程列表重新開啟，按「刪除草稿」並「確認刪除」，應顯示「草稿已刪除」並回到課程列表，該課程不再出現。</w:t>
             </w:r>
           </w:p>
         </w:tc>
@@ -7856,77 +7877,28 @@
                 <w:rFonts w:ascii="標楷體" w:hAnsi="標楷體"/>
                 <w:sz w:val="22"/>
               </w:rPr>
-              <w:t>於課程</w:t>
-            </w:r>
-            <w:r>
-              <w:rPr>
-                <w:rFonts w:ascii="標楷體" w:hAnsi="標楷體"/>
-                <w:sz w:val="22"/>
-              </w:rPr>
-              <w:t xml:space="preserve"> Y </w:t>
-            </w:r>
-            <w:r>
-              <w:rPr>
-                <w:rFonts w:ascii="標楷體" w:hAnsi="標楷體"/>
-                <w:sz w:val="22"/>
-              </w:rPr>
-              <w:t>新增章節與教材，教材只引用文件管理「訓練教材」分類中一份已發布、可廢止的文件（以下稱文件</w:t>
-            </w:r>
-            <w:r>
-              <w:rPr>
-                <w:rFonts w:ascii="標楷體" w:hAnsi="標楷體"/>
-                <w:sz w:val="22"/>
-              </w:rPr>
-              <w:t xml:space="preserve"> B</w:t>
-            </w:r>
-            <w:r>
-              <w:rPr>
-                <w:rFonts w:ascii="標楷體" w:hAnsi="標楷體"/>
-                <w:sz w:val="22"/>
-              </w:rPr>
-              <w:t>）並儲存；將文件</w:t>
-            </w:r>
-            <w:r>
-              <w:rPr>
-                <w:rFonts w:ascii="標楷體" w:hAnsi="標楷體"/>
-                <w:sz w:val="22"/>
-              </w:rPr>
-              <w:t xml:space="preserve"> B </w:t>
-            </w:r>
-            <w:r>
-              <w:rPr>
-                <w:rFonts w:ascii="標楷體" w:hAnsi="標楷體"/>
-                <w:sz w:val="22"/>
-              </w:rPr>
-              <w:t>於文件管理端廢止後，回到該教材應顯示「此文件已廢止」，課程</w:t>
-            </w:r>
-            <w:r>
-              <w:rPr>
-                <w:rFonts w:ascii="標楷體" w:hAnsi="標楷體"/>
-                <w:sz w:val="22"/>
-              </w:rPr>
-              <w:t xml:space="preserve"> Y </w:t>
-            </w:r>
-            <w:r>
-              <w:rPr>
-                <w:rFonts w:ascii="標楷體" w:hAnsi="標楷體"/>
-                <w:sz w:val="22"/>
-              </w:rPr>
-              <w:t>按「儲存並發布」應被擋下並提示「請先移除已廢止文件之引用」。此引用請保留到第</w:t>
-            </w:r>
-            <w:r>
-              <w:rPr>
-                <w:rFonts w:ascii="標楷體" w:hAnsi="標楷體"/>
-                <w:sz w:val="22"/>
-              </w:rPr>
-              <w:t xml:space="preserve"> 35 </w:t>
-            </w:r>
-            <w:r>
-              <w:rPr>
-                <w:rFonts w:ascii="標楷體" w:hAnsi="標楷體"/>
-                <w:sz w:val="22"/>
-              </w:rPr>
-              <w:t>項。</w:t>
+              <w:t>另建一門只填課程名稱的草稿「課程</w:t>
+            </w:r>
+            <w:r>
+              <w:rPr>
+                <w:rFonts w:ascii="標楷體" w:hAnsi="標楷體"/>
+                <w:sz w:val="22"/>
+              </w:rPr>
+              <w:t xml:space="preserve"> </w:t>
+            </w:r>
+            <w:r>
+              <w:rPr>
+                <w:rFonts w:ascii="標楷體" w:hAnsi="標楷體"/>
+                <w:sz w:val="22"/>
+              </w:rPr>
+              <w:t>Y</w:t>
+            </w:r>
+            <w:r>
+              <w:rPr>
+                <w:rFonts w:ascii="標楷體" w:hAnsi="標楷體"/>
+                <w:sz w:val="22"/>
+              </w:rPr>
+              <w:t>」，按「儲存草稿」後於課程列表重新開啟並按「儲存並發布」，視窗應列出缺章節、缺教材、未設定受訓對象、起訖時間未填，並說明該去哪裡補，只有「關閉」可按；關閉後起訖時間兩欄以紅框標示、受訓對象下方顯示紅字提示，補填後隨即消失；按「儲存草稿」保存。</w:t>
             </w:r>
           </w:p>
         </w:tc>
@@ -7971,67 +7943,109 @@
                 <w:rFonts w:ascii="標楷體" w:hAnsi="標楷體"/>
                 <w:sz w:val="22"/>
               </w:rPr>
+              <w:t>8</w:t>
+            </w:r>
+          </w:p>
+        </w:tc>
+        <w:tc>
+          <w:tcPr>
+            <w:tcW w:w="6236" w:type="dxa"/>
+          </w:tcPr>
+          <w:p>
+            <w:pPr>
+              <w:spacing w:before="60" w:after="60"/>
+            </w:pPr>
+            <w:r>
+              <w:rPr>
+                <w:rFonts w:ascii="標楷體" w:hAnsi="標楷體"/>
+                <w:sz w:val="22"/>
+              </w:rPr>
+              <w:t>於課程</w:t>
+            </w:r>
+            <w:r>
+              <w:rPr>
+                <w:rFonts w:ascii="標楷體" w:hAnsi="標楷體"/>
+                <w:sz w:val="22"/>
+              </w:rPr>
+              <w:t xml:space="preserve"> Y </w:t>
+            </w:r>
+            <w:r>
+              <w:rPr>
+                <w:rFonts w:ascii="標楷體" w:hAnsi="標楷體"/>
+                <w:sz w:val="22"/>
+              </w:rPr>
+              <w:t>新增章節與教材，教材只引用文件管理「訓練教</w:t>
+            </w:r>
+            <w:r>
+              <w:rPr>
+                <w:rFonts w:ascii="標楷體" w:hAnsi="標楷體"/>
+                <w:sz w:val="22"/>
+              </w:rPr>
               <w:lastRenderedPageBreak/>
-              <w:t>8</w:t>
-            </w:r>
-          </w:p>
-        </w:tc>
-        <w:tc>
-          <w:tcPr>
-            <w:tcW w:w="6236" w:type="dxa"/>
-          </w:tcPr>
-          <w:p>
-            <w:pPr>
-              <w:spacing w:before="60" w:after="60"/>
-            </w:pPr>
-            <w:r>
-              <w:rPr>
-                <w:rFonts w:ascii="標楷體" w:hAnsi="標楷體"/>
-                <w:sz w:val="22"/>
-              </w:rPr>
-              <w:t>於課程</w:t>
-            </w:r>
-            <w:r>
-              <w:rPr>
-                <w:rFonts w:ascii="標楷體" w:hAnsi="標楷體"/>
-                <w:sz w:val="22"/>
-              </w:rPr>
-              <w:t xml:space="preserve"> X </w:t>
-            </w:r>
-            <w:r>
-              <w:rPr>
-                <w:rFonts w:ascii="標楷體" w:hAnsi="標楷體"/>
-                <w:sz w:val="22"/>
-              </w:rPr>
-              <w:t>第</w:t>
-            </w:r>
-            <w:r>
-              <w:rPr>
-                <w:rFonts w:ascii="標楷體" w:hAnsi="標楷體"/>
-                <w:sz w:val="22"/>
-              </w:rPr>
-              <w:t xml:space="preserve"> 4 </w:t>
-            </w:r>
-            <w:r>
-              <w:rPr>
-                <w:rFonts w:ascii="標楷體" w:hAnsi="標楷體"/>
-                <w:sz w:val="22"/>
-              </w:rPr>
-              <w:t>項新增的章節按「新增項目</w:t>
-            </w:r>
-            <w:r>
-              <w:rPr>
-                <w:rFonts w:ascii="標楷體" w:hAnsi="標楷體"/>
-                <w:sz w:val="22"/>
-              </w:rPr>
-              <w:t xml:space="preserve"> → </w:t>
-            </w:r>
-            <w:r>
-              <w:rPr>
-                <w:rFonts w:ascii="標楷體" w:hAnsi="標楷體"/>
-                <w:sz w:val="22"/>
-              </w:rPr>
-              <w:t>測驗」並建立，於「測驗設定」填及格分數與重考次數上限後按「儲存」，應顯示「測驗已儲存」，重新開啟兩欄為剛填的值。</w:t>
+              <w:t>材」分類中一份已發布、可廢止的文件（以下稱文件</w:t>
+            </w:r>
+            <w:r>
+              <w:rPr>
+                <w:rFonts w:ascii="標楷體" w:hAnsi="標楷體"/>
+                <w:sz w:val="22"/>
+              </w:rPr>
+              <w:t xml:space="preserve"> B</w:t>
+            </w:r>
+            <w:r>
+              <w:rPr>
+                <w:rFonts w:ascii="標楷體" w:hAnsi="標楷體"/>
+                <w:sz w:val="22"/>
+              </w:rPr>
+              <w:t>）並儲存；將文件</w:t>
+            </w:r>
+            <w:r>
+              <w:rPr>
+                <w:rFonts w:ascii="標楷體" w:hAnsi="標楷體"/>
+                <w:sz w:val="22"/>
+              </w:rPr>
+              <w:t xml:space="preserve"> B </w:t>
+            </w:r>
+            <w:r>
+              <w:rPr>
+                <w:rFonts w:ascii="標楷體" w:hAnsi="標楷體"/>
+                <w:sz w:val="22"/>
+              </w:rPr>
+              <w:t>於文件管理端廢止後，回到該教材應顯示「此文件已廢止」，課程</w:t>
+            </w:r>
+            <w:r>
+              <w:rPr>
+                <w:rFonts w:ascii="標楷體" w:hAnsi="標楷體"/>
+                <w:sz w:val="22"/>
+              </w:rPr>
+              <w:t xml:space="preserve"> Y </w:t>
+            </w:r>
+            <w:r>
+              <w:rPr>
+                <w:rFonts w:ascii="標楷體" w:hAnsi="標楷體"/>
+                <w:sz w:val="22"/>
+              </w:rPr>
+              <w:t>按「儲存並發布」應被擋下並提示「請先移除已廢止文件之引用」。此引用</w:t>
+            </w:r>
+            <w:r>
+              <w:rPr>
+                <w:rFonts w:ascii="標楷體" w:hAnsi="標楷體"/>
+                <w:sz w:val="22"/>
+              </w:rPr>
+              <w:t>請保留到第</w:t>
+            </w:r>
+            <w:r>
+              <w:rPr>
+                <w:rFonts w:ascii="標楷體" w:hAnsi="標楷體"/>
+                <w:sz w:val="22"/>
+              </w:rPr>
+              <w:t xml:space="preserve"> 36 </w:t>
+            </w:r>
+            <w:r>
+              <w:rPr>
+                <w:rFonts w:ascii="標楷體" w:hAnsi="標楷體"/>
+                <w:sz w:val="22"/>
+              </w:rPr>
+              <w:t>項。</w:t>
             </w:r>
           </w:p>
         </w:tc>
@@ -8093,14 +8107,49 @@
                 <w:rFonts w:ascii="標楷體" w:hAnsi="標楷體"/>
                 <w:sz w:val="22"/>
               </w:rPr>
-              <w:t>於上述測驗的「題庫管理」新增兩題，各按該題的「儲存題目」後，</w:t>
-            </w:r>
-            <w:r>
-              <w:rPr>
-                <w:rFonts w:ascii="標楷體" w:hAnsi="標楷體"/>
-                <w:sz w:val="22"/>
-              </w:rPr>
-              <w:t>直接按視窗右上角的關閉鈕，重新開啟兩題應仍在；按某題的編輯鈕修改題幹但未按「儲存題目」即按右上角的關閉鈕，於「放棄變更」視窗按「確定」，該次修改應消失。</w:t>
+              <w:t>於課程</w:t>
+            </w:r>
+            <w:r>
+              <w:rPr>
+                <w:rFonts w:ascii="標楷體" w:hAnsi="標楷體"/>
+                <w:sz w:val="22"/>
+              </w:rPr>
+              <w:t xml:space="preserve"> X </w:t>
+            </w:r>
+            <w:r>
+              <w:rPr>
+                <w:rFonts w:ascii="標楷體" w:hAnsi="標楷體"/>
+                <w:sz w:val="22"/>
+              </w:rPr>
+              <w:t>第</w:t>
+            </w:r>
+            <w:r>
+              <w:rPr>
+                <w:rFonts w:ascii="標楷體" w:hAnsi="標楷體"/>
+                <w:sz w:val="22"/>
+              </w:rPr>
+              <w:t xml:space="preserve"> 5 </w:t>
+            </w:r>
+            <w:r>
+              <w:rPr>
+                <w:rFonts w:ascii="標楷體" w:hAnsi="標楷體"/>
+                <w:sz w:val="22"/>
+              </w:rPr>
+              <w:t>項新增的章節按「新增項目</w:t>
+            </w:r>
+            <w:r>
+              <w:rPr>
+                <w:rFonts w:ascii="標楷體" w:hAnsi="標楷體"/>
+                <w:sz w:val="22"/>
+              </w:rPr>
+              <w:t xml:space="preserve"> → </w:t>
+            </w:r>
+            <w:r>
+              <w:rPr>
+                <w:rFonts w:ascii="標楷體" w:hAnsi="標楷體"/>
+                <w:sz w:val="22"/>
+              </w:rPr>
+              <w:t>測驗」並建立，於「測驗設定」填及格分數與重考次數上限後按「儲存」，應顯示「測驗已儲存」，重新開啟兩欄為剛填的值。</w:t>
             </w:r>
           </w:p>
         </w:tc>
@@ -8162,35 +8211,7 @@
                 <w:rFonts w:ascii="標楷體" w:hAnsi="標楷體"/>
                 <w:sz w:val="22"/>
               </w:rPr>
-              <w:t>課程</w:t>
-            </w:r>
-            <w:r>
-              <w:rPr>
-                <w:rFonts w:ascii="標楷體" w:hAnsi="標楷體"/>
-                <w:sz w:val="22"/>
-              </w:rPr>
-              <w:t xml:space="preserve"> X </w:t>
-            </w:r>
-            <w:r>
-              <w:rPr>
-                <w:rFonts w:ascii="標楷體" w:hAnsi="標楷體"/>
-                <w:sz w:val="22"/>
-              </w:rPr>
-              <w:t>設定受訓對象（與學員甲相符）與起訖時間，並新增一個沒有任何項目的章節、測驗兩題配分總和不等於</w:t>
-            </w:r>
-            <w:r>
-              <w:rPr>
-                <w:rFonts w:ascii="標楷體" w:hAnsi="標楷體"/>
-                <w:sz w:val="22"/>
-              </w:rPr>
-              <w:t xml:space="preserve"> 100</w:t>
-            </w:r>
-            <w:r>
-              <w:rPr>
-                <w:rFonts w:ascii="標楷體" w:hAnsi="標楷體"/>
-                <w:sz w:val="22"/>
-              </w:rPr>
-              <w:t>、於「課後問卷」區按「新增問卷」填名稱按「建立」（視窗隨即切換為題目編輯，先不加題目即關閉），按「儲存並發布」，視窗應一併列出章節沒有內容、測驗配分不符、問卷沒有題目；關閉視窗後該章節、該測驗與問卷卡片以紅框標示。</w:t>
+              <w:t>於上述測驗的「題庫管理」新增兩題，各按該題的「儲存題目」後，直接按視窗右上角的關閉鈕，重新開啟兩題應仍在；按某題的編輯鈕修改題幹但未按「儲存題目」即按右上角的關閉鈕，於「放棄變更」視窗按「確定」，該次修改應消失。</w:t>
             </w:r>
           </w:p>
         </w:tc>
@@ -8252,7 +8273,35 @@
                 <w:rFonts w:ascii="標楷體" w:hAnsi="標楷體"/>
                 <w:sz w:val="22"/>
               </w:rPr>
-              <w:t>重新開啟課後問卷，問卷尚無題目時視窗內應出現「套用模板」，套用後帶入一組題目且可增刪修改；之後再開啟應不再提供「套用模板」；「課後問卷」區不再顯示「新增問卷」；草稿課程的問卷卡片提供「編輯」與刪除鈕，沒有「停用問卷」。</w:t>
+              <w:t>課程</w:t>
+            </w:r>
+            <w:r>
+              <w:rPr>
+                <w:rFonts w:ascii="標楷體" w:hAnsi="標楷體"/>
+                <w:sz w:val="22"/>
+              </w:rPr>
+              <w:t xml:space="preserve"> X </w:t>
+            </w:r>
+            <w:r>
+              <w:rPr>
+                <w:rFonts w:ascii="標楷體" w:hAnsi="標楷體"/>
+                <w:sz w:val="22"/>
+              </w:rPr>
+              <w:t>設定受訓對象（與學員甲相符）與起訖時間，並新增一個沒有任何項目的章節、測驗兩題配分總和不等於</w:t>
+            </w:r>
+            <w:r>
+              <w:rPr>
+                <w:rFonts w:ascii="標楷體" w:hAnsi="標楷體"/>
+                <w:sz w:val="22"/>
+              </w:rPr>
+              <w:t xml:space="preserve"> 100</w:t>
+            </w:r>
+            <w:r>
+              <w:rPr>
+                <w:rFonts w:ascii="標楷體" w:hAnsi="標楷體"/>
+                <w:sz w:val="22"/>
+              </w:rPr>
+              <w:t>、於「課後問卷」區按「新增問卷」填名稱按「建立」（視窗隨即切換為題目編輯，先不加題目即關閉），按「儲存並發布」，視窗應一併列出章節沒有內容、測驗配分不符、問卷沒有題目；關閉視窗後該章節、該測驗與問卷卡片以紅框標示。</w:t>
             </w:r>
           </w:p>
         </w:tc>
@@ -8314,49 +8363,14 @@
                 <w:rFonts w:ascii="標楷體" w:hAnsi="標楷體"/>
                 <w:sz w:val="22"/>
               </w:rPr>
-              <w:t>問卷已有題目後，於第</w:t>
-            </w:r>
-            <w:r>
-              <w:rPr>
-                <w:rFonts w:ascii="標楷體" w:hAnsi="標楷體"/>
-                <w:sz w:val="22"/>
-              </w:rPr>
-              <w:t xml:space="preserve"> 10 </w:t>
-            </w:r>
-            <w:r>
-              <w:rPr>
-                <w:rFonts w:ascii="標楷體" w:hAnsi="標楷體"/>
-                <w:sz w:val="22"/>
-              </w:rPr>
-              <w:t>項的空章節新增一份教材、測驗兩題配分改為總和</w:t>
-            </w:r>
-            <w:r>
-              <w:rPr>
-                <w:rFonts w:ascii="標楷體" w:hAnsi="標楷體"/>
-                <w:sz w:val="22"/>
-              </w:rPr>
-              <w:t xml:space="preserve"> 100</w:t>
-            </w:r>
-            <w:r>
-              <w:rPr>
-                <w:rFonts w:ascii="標楷體" w:hAnsi="標楷體"/>
-                <w:sz w:val="22"/>
-              </w:rPr>
-              <w:t>，按「儲存並發布」並「確認發布」，課程狀態應轉為「已發布」，並顯示依受訓對象帶入的學員人數與一組</w:t>
-            </w:r>
-            <w:r>
-              <w:rPr>
-                <w:rFonts w:ascii="標楷體" w:hAnsi="標楷體"/>
-                <w:sz w:val="22"/>
-              </w:rPr>
-              <w:t xml:space="preserve"> 8 </w:t>
-            </w:r>
-            <w:r>
-              <w:rPr>
-                <w:rFonts w:ascii="標楷體" w:hAnsi="標楷體"/>
-                <w:sz w:val="22"/>
-              </w:rPr>
-              <w:t>碼邀請碼，學員甲收到一封通知信，教師甲本人不被加入。</w:t>
+              <w:t>重新開啟課後問卷，問卷尚無題目時視窗內應出現「套用模板」，套用後帶入一組題目且可增刪修改；之後再開啟應不再提供「套用模板」；「課後問卷」區不再顯示「新增問卷」；草稿課程的問卷卡片提供「</w:t>
+            </w:r>
+            <w:r>
+              <w:rPr>
+                <w:rFonts w:ascii="標楷體" w:hAnsi="標楷體"/>
+                <w:sz w:val="22"/>
+              </w:rPr>
+              <w:t>編輯」與刪除鈕，沒有「停用問卷」。</w:t>
             </w:r>
           </w:p>
         </w:tc>
@@ -8418,28 +8432,49 @@
                 <w:rFonts w:ascii="標楷體" w:hAnsi="標楷體"/>
                 <w:sz w:val="22"/>
               </w:rPr>
-              <w:t>發布後離開課程</w:t>
-            </w:r>
-            <w:r>
-              <w:rPr>
-                <w:rFonts w:ascii="標楷體" w:hAnsi="標楷體"/>
-                <w:sz w:val="22"/>
-              </w:rPr>
-              <w:t xml:space="preserve"> X </w:t>
-            </w:r>
-            <w:r>
-              <w:rPr>
-                <w:rFonts w:ascii="標楷體" w:hAnsi="標楷體"/>
-                <w:sz w:val="22"/>
-              </w:rPr>
-              <w:t>再進入，上方</w:t>
-            </w:r>
-            <w:r>
-              <w:rPr>
-                <w:rFonts w:ascii="標楷體" w:hAnsi="標楷體"/>
-                <w:sz w:val="22"/>
-              </w:rPr>
-              <w:t>顯示的邀請碼應與發布時同一組，「邀請學員」的「邀請碼」分頁亦為同一組，畫面不提供重新產生。</w:t>
+              <w:t>問卷已有題目後，於第</w:t>
+            </w:r>
+            <w:r>
+              <w:rPr>
+                <w:rFonts w:ascii="標楷體" w:hAnsi="標楷體"/>
+                <w:sz w:val="22"/>
+              </w:rPr>
+              <w:t xml:space="preserve"> 11 </w:t>
+            </w:r>
+            <w:r>
+              <w:rPr>
+                <w:rFonts w:ascii="標楷體" w:hAnsi="標楷體"/>
+                <w:sz w:val="22"/>
+              </w:rPr>
+              <w:t>項的空章節新增一份教材、測驗兩題配分改為總和</w:t>
+            </w:r>
+            <w:r>
+              <w:rPr>
+                <w:rFonts w:ascii="標楷體" w:hAnsi="標楷體"/>
+                <w:sz w:val="22"/>
+              </w:rPr>
+              <w:t xml:space="preserve"> 100</w:t>
+            </w:r>
+            <w:r>
+              <w:rPr>
+                <w:rFonts w:ascii="標楷體" w:hAnsi="標楷體"/>
+                <w:sz w:val="22"/>
+              </w:rPr>
+              <w:t>，按「儲存並發布」並「確認發布」，課程狀態應轉為「已發布」，並顯示依受訓對象帶入的學員人數與一組</w:t>
+            </w:r>
+            <w:r>
+              <w:rPr>
+                <w:rFonts w:ascii="標楷體" w:hAnsi="標楷體"/>
+                <w:sz w:val="22"/>
+              </w:rPr>
+              <w:t xml:space="preserve"> 8 </w:t>
+            </w:r>
+            <w:r>
+              <w:rPr>
+                <w:rFonts w:ascii="標楷體" w:hAnsi="標楷體"/>
+                <w:sz w:val="22"/>
+              </w:rPr>
+              <w:t>碼邀請碼，學員甲收到一封通知信，教師甲本人不被加入。</w:t>
             </w:r>
           </w:p>
         </w:tc>
@@ -8501,21 +8536,21 @@
                 <w:rFonts w:ascii="標楷體" w:hAnsi="標楷體"/>
                 <w:sz w:val="22"/>
               </w:rPr>
-              <w:t>開啟課程</w:t>
-            </w:r>
-            <w:r>
-              <w:rPr>
-                <w:rFonts w:ascii="標楷體" w:hAnsi="標楷體"/>
-                <w:sz w:val="22"/>
-              </w:rPr>
-              <w:t xml:space="preserve"> X</w:t>
-            </w:r>
-            <w:r>
-              <w:rPr>
-                <w:rFonts w:ascii="標楷體" w:hAnsi="標楷體"/>
-                <w:sz w:val="22"/>
-              </w:rPr>
-              <w:t>（已發布、閱課期間內），底部動作列應只有「取消」「更新」，標題列右上為「邀請學員」「關閉課程」。</w:t>
+              <w:t>發布後離開課程</w:t>
+            </w:r>
+            <w:r>
+              <w:rPr>
+                <w:rFonts w:ascii="標楷體" w:hAnsi="標楷體"/>
+                <w:sz w:val="22"/>
+              </w:rPr>
+              <w:t xml:space="preserve"> X </w:t>
+            </w:r>
+            <w:r>
+              <w:rPr>
+                <w:rFonts w:ascii="標楷體" w:hAnsi="標楷體"/>
+                <w:sz w:val="22"/>
+              </w:rPr>
+              <w:t>再進入，上方顯示的邀請碼應與發布時同一組，「邀請學員」的「邀請碼」分頁亦為同一組，畫面不提供重新產生。</w:t>
             </w:r>
           </w:p>
         </w:tc>
@@ -8577,21 +8612,28 @@
                 <w:rFonts w:ascii="標楷體" w:hAnsi="標楷體"/>
                 <w:sz w:val="22"/>
               </w:rPr>
-              <w:t>改課程</w:t>
-            </w:r>
-            <w:r>
-              <w:rPr>
-                <w:rFonts w:ascii="標楷體" w:hAnsi="標楷體"/>
-                <w:sz w:val="22"/>
-              </w:rPr>
-              <w:t xml:space="preserve"> X </w:t>
-            </w:r>
-            <w:r>
-              <w:rPr>
-                <w:rFonts w:ascii="標楷體" w:hAnsi="標楷體"/>
-                <w:sz w:val="22"/>
-              </w:rPr>
-              <w:t>的名稱後尚未按「更新」時，學員甲重新進入「我的課程」應仍看到原名稱；按「更新」並「確認更新」後，應顯示「課程內容已更新，學員已可看到」並回到課程列表，課程狀態仍為已發布，學員甲重新進入「我的課程」改為新名稱。</w:t>
+              <w:t>開啟課程</w:t>
+            </w:r>
+            <w:r>
+              <w:rPr>
+                <w:rFonts w:ascii="標楷體" w:hAnsi="標楷體"/>
+                <w:sz w:val="22"/>
+              </w:rPr>
+              <w:t xml:space="preserve"> </w:t>
+            </w:r>
+            <w:r>
+              <w:rPr>
+                <w:rFonts w:ascii="標楷體" w:hAnsi="標楷體"/>
+                <w:sz w:val="22"/>
+              </w:rPr>
+              <w:t>X</w:t>
+            </w:r>
+            <w:r>
+              <w:rPr>
+                <w:rFonts w:ascii="標楷體" w:hAnsi="標楷體"/>
+                <w:sz w:val="22"/>
+              </w:rPr>
+              <w:t>（已發布、閱課期間內），底部動作列應只有「取消」「更新」，標題列右上為「邀請學員」「關閉課程」。</w:t>
             </w:r>
           </w:p>
         </w:tc>
@@ -8653,7 +8695,7 @@
                 <w:rFonts w:ascii="標楷體" w:hAnsi="標楷體"/>
                 <w:sz w:val="22"/>
               </w:rPr>
-              <w:t>將課程</w:t>
+              <w:t>改課程</w:t>
             </w:r>
             <w:r>
               <w:rPr>
@@ -8667,7 +8709,7 @@
                 <w:rFonts w:ascii="標楷體" w:hAnsi="標楷體"/>
                 <w:sz w:val="22"/>
               </w:rPr>
-              <w:t>的訖止時間清空後按「更新」，應擋下並提示改用關閉課程。</w:t>
+              <w:t>的名稱後尚未按「更新」時，學員甲重新進入「我的課程」應仍看到原名稱；按「更新」並「確認更新」後，應顯示「課程內容已更新，學員已可看到」並回到課程列表，課程狀態仍為已發布，學員甲重新進入「我的課程」改為新名稱。</w:t>
             </w:r>
           </w:p>
         </w:tc>
@@ -8712,6 +8754,7 @@
                 <w:rFonts w:ascii="標楷體" w:hAnsi="標楷體"/>
                 <w:sz w:val="22"/>
               </w:rPr>
+              <w:lastRenderedPageBreak/>
               <w:t>17</w:t>
             </w:r>
           </w:p>
@@ -8729,7 +8772,7 @@
                 <w:rFonts w:ascii="標楷體" w:hAnsi="標楷體"/>
                 <w:sz w:val="22"/>
               </w:rPr>
-              <w:t>課程</w:t>
+              <w:t>將課程</w:t>
             </w:r>
             <w:r>
               <w:rPr>
@@ -8743,15 +8786,7 @@
                 <w:rFonts w:ascii="標楷體" w:hAnsi="標楷體"/>
                 <w:sz w:val="22"/>
               </w:rPr>
-              <w:t>既有的受訓對象應鎖定（兩欄停用、無刪除鈕），只能新增新的組別；新增一組與學員丙相符的受訓對象並按「更</w:t>
-            </w:r>
-            <w:r>
-              <w:rPr>
-                <w:rFonts w:ascii="標楷體" w:hAnsi="標楷體"/>
-                <w:sz w:val="22"/>
-              </w:rPr>
-              <w:lastRenderedPageBreak/>
-              <w:t>新」，學員丙應被加入並收到一封通知信，學員甲不重複收信；按「更新」之前不應有人收到信。</w:t>
+              <w:t>的訖止時間清空後按「更新」，應擋下並提示改用關閉課程。</w:t>
             </w:r>
           </w:p>
         </w:tc>
@@ -8813,63 +8848,28 @@
                 <w:rFonts w:ascii="標楷體" w:hAnsi="標楷體"/>
                 <w:sz w:val="22"/>
               </w:rPr>
-              <w:t>按「邀請學員」，於「</w:t>
-            </w:r>
-            <w:r>
-              <w:rPr>
-                <w:rFonts w:ascii="標楷體" w:hAnsi="標楷體"/>
-                <w:sz w:val="22"/>
-              </w:rPr>
-              <w:t xml:space="preserve">Email </w:t>
-            </w:r>
-            <w:r>
-              <w:rPr>
-                <w:rFonts w:ascii="標楷體" w:hAnsi="標楷體"/>
-                <w:sz w:val="22"/>
-              </w:rPr>
-              <w:t>邀請（補件）」輸入的名單含尚未建立帳號的</w:t>
-            </w:r>
-            <w:r>
-              <w:rPr>
-                <w:rFonts w:ascii="標楷體" w:hAnsi="標楷體"/>
-                <w:sz w:val="22"/>
-              </w:rPr>
-              <w:t xml:space="preserve"> Email </w:t>
-            </w:r>
-            <w:r>
-              <w:rPr>
-                <w:rFonts w:ascii="標楷體" w:hAnsi="標楷體"/>
-                <w:sz w:val="22"/>
-              </w:rPr>
-              <w:t>時，按「下一步」應顯示「以下</w:t>
-            </w:r>
-            <w:r>
-              <w:rPr>
-                <w:rFonts w:ascii="標楷體" w:hAnsi="標楷體"/>
-                <w:sz w:val="22"/>
-              </w:rPr>
-              <w:t xml:space="preserve"> Email </w:t>
-            </w:r>
-            <w:r>
-              <w:rPr>
-                <w:rFonts w:ascii="標楷體" w:hAnsi="標楷體"/>
-                <w:sz w:val="22"/>
-              </w:rPr>
-              <w:t>尚未建立</w:t>
-            </w:r>
-            <w:r>
-              <w:rPr>
-                <w:rFonts w:ascii="標楷體" w:hAnsi="標楷體"/>
-                <w:sz w:val="22"/>
-              </w:rPr>
-              <w:t xml:space="preserve"> EDMS </w:t>
-            </w:r>
-            <w:r>
-              <w:rPr>
-                <w:rFonts w:ascii="標楷體" w:hAnsi="標楷體"/>
-                <w:sz w:val="22"/>
-              </w:rPr>
-              <w:t>帳號，無法寄送邀請」，整批都不寄出，名單上的人也都沒有加入課程。</w:t>
+              <w:t>課程</w:t>
+            </w:r>
+            <w:r>
+              <w:rPr>
+                <w:rFonts w:ascii="標楷體" w:hAnsi="標楷體"/>
+                <w:sz w:val="22"/>
+              </w:rPr>
+              <w:t xml:space="preserve"> X </w:t>
+            </w:r>
+            <w:r>
+              <w:rPr>
+                <w:rFonts w:ascii="標楷體" w:hAnsi="標楷體"/>
+                <w:sz w:val="22"/>
+              </w:rPr>
+              <w:t>既有的受訓對象應鎖定（兩欄停用、無刪除鈕），只能新增新的組別；新增一組與學員</w:t>
+            </w:r>
+            <w:r>
+              <w:rPr>
+                <w:rFonts w:ascii="標楷體" w:hAnsi="標楷體"/>
+                <w:sz w:val="22"/>
+              </w:rPr>
+              <w:t>丙相符的受訓對象並按「更新」，學員丙應被加入並收到一封通知信，學員甲不重複收信；按「更新」之前不應有人收到信。</w:t>
             </w:r>
           </w:p>
         </w:tc>
@@ -8931,7 +8931,7 @@
                 <w:rFonts w:ascii="標楷體" w:hAnsi="標楷體"/>
                 <w:sz w:val="22"/>
               </w:rPr>
-              <w:t>於「</w:t>
+              <w:t>按「邀請學員」，於「</w:t>
             </w:r>
             <w:r>
               <w:rPr>
@@ -8945,7 +8945,7 @@
                 <w:rFonts w:ascii="標楷體" w:hAnsi="標楷體"/>
                 <w:sz w:val="22"/>
               </w:rPr>
-              <w:t>邀請（補件）」輸入學員乙的</w:t>
+              <w:t>邀請（補件）」輸入的名單含尚未建立帳號的</w:t>
             </w:r>
             <w:r>
               <w:rPr>
@@ -8959,35 +8959,35 @@
                 <w:rFonts w:ascii="標楷體" w:hAnsi="標楷體"/>
                 <w:sz w:val="22"/>
               </w:rPr>
-              <w:t>按「下一步」，預覽的主旨與內文應不可編輯，且不含收件人稱謂（以佔位字樣呈現）；按「確認寄出」後學員乙應收到邀請信，信中連結為課程學習頁，且於</w:t>
-            </w:r>
-            <w:r>
-              <w:rPr>
-                <w:rFonts w:ascii="標楷體" w:hAnsi="標楷體"/>
-                <w:sz w:val="22"/>
-              </w:rPr>
-              <w:t xml:space="preserve"> ET02 </w:t>
-            </w:r>
-            <w:r>
-              <w:rPr>
-                <w:rFonts w:ascii="標楷體" w:hAnsi="標楷體"/>
-                <w:sz w:val="22"/>
-              </w:rPr>
-              <w:t>學員學習表現選擇課程</w:t>
-            </w:r>
-            <w:r>
-              <w:rPr>
-                <w:rFonts w:ascii="標楷體" w:hAnsi="標楷體"/>
-                <w:sz w:val="22"/>
-              </w:rPr>
-              <w:t xml:space="preserve"> X </w:t>
-            </w:r>
-            <w:r>
-              <w:rPr>
-                <w:rFonts w:ascii="標楷體" w:hAnsi="標楷體"/>
-                <w:sz w:val="22"/>
-              </w:rPr>
-              <w:t>後，學員乙立即出現在已加入學員清單中。</w:t>
+              <w:t>時，按「下一步」應顯示「以下</w:t>
+            </w:r>
+            <w:r>
+              <w:rPr>
+                <w:rFonts w:ascii="標楷體" w:hAnsi="標楷體"/>
+                <w:sz w:val="22"/>
+              </w:rPr>
+              <w:t xml:space="preserve"> Email </w:t>
+            </w:r>
+            <w:r>
+              <w:rPr>
+                <w:rFonts w:ascii="標楷體" w:hAnsi="標楷體"/>
+                <w:sz w:val="22"/>
+              </w:rPr>
+              <w:t>尚未建立</w:t>
+            </w:r>
+            <w:r>
+              <w:rPr>
+                <w:rFonts w:ascii="標楷體" w:hAnsi="標楷體"/>
+                <w:sz w:val="22"/>
+              </w:rPr>
+              <w:t xml:space="preserve"> EDMS </w:t>
+            </w:r>
+            <w:r>
+              <w:rPr>
+                <w:rFonts w:ascii="標楷體" w:hAnsi="標楷體"/>
+                <w:sz w:val="22"/>
+              </w:rPr>
+              <w:t>帳號，無法寄送邀請」，整批都不寄出，名單上的人也都沒有加入課程。</w:t>
             </w:r>
           </w:p>
         </w:tc>
@@ -9049,7 +9049,49 @@
                 <w:rFonts w:ascii="標楷體" w:hAnsi="標楷體"/>
                 <w:sz w:val="22"/>
               </w:rPr>
-              <w:t>學員甲作答課程</w:t>
+              <w:t>於「</w:t>
+            </w:r>
+            <w:r>
+              <w:rPr>
+                <w:rFonts w:ascii="標楷體" w:hAnsi="標楷體"/>
+                <w:sz w:val="22"/>
+              </w:rPr>
+              <w:t xml:space="preserve">Email </w:t>
+            </w:r>
+            <w:r>
+              <w:rPr>
+                <w:rFonts w:ascii="標楷體" w:hAnsi="標楷體"/>
+                <w:sz w:val="22"/>
+              </w:rPr>
+              <w:t>邀請（補件）」輸入學員乙的</w:t>
+            </w:r>
+            <w:r>
+              <w:rPr>
+                <w:rFonts w:ascii="標楷體" w:hAnsi="標楷體"/>
+                <w:sz w:val="22"/>
+              </w:rPr>
+              <w:t xml:space="preserve"> Email </w:t>
+            </w:r>
+            <w:r>
+              <w:rPr>
+                <w:rFonts w:ascii="標楷體" w:hAnsi="標楷體"/>
+                <w:sz w:val="22"/>
+              </w:rPr>
+              <w:t>按「下一步」，預覽的主旨與內文應不可編輯，且不含收件人稱謂（以佔位字樣呈現）；按「確認寄出」後學員乙應收到邀請信，信中連結為課程學習頁，且於</w:t>
+            </w:r>
+            <w:r>
+              <w:rPr>
+                <w:rFonts w:ascii="標楷體" w:hAnsi="標楷體"/>
+                <w:sz w:val="22"/>
+              </w:rPr>
+              <w:t xml:space="preserve"> ET02 </w:t>
+            </w:r>
+            <w:r>
+              <w:rPr>
+                <w:rFonts w:ascii="標楷體" w:hAnsi="標楷體"/>
+                <w:sz w:val="22"/>
+              </w:rPr>
+              <w:t>學員學習表現選擇課程</w:t>
             </w:r>
             <w:r>
               <w:rPr>
@@ -9063,28 +9105,7 @@
                 <w:rFonts w:ascii="標楷體" w:hAnsi="標楷體"/>
                 <w:sz w:val="22"/>
               </w:rPr>
-              <w:t>的測驗並及格、學員乙作答未及格、學員丙尚未作答時，刪除一題並確認（重測視窗選「僅儲存，不要求重測」），再將另一題配分改為</w:t>
-            </w:r>
-            <w:r>
-              <w:rPr>
-                <w:rFonts w:ascii="標楷體" w:hAnsi="標楷體"/>
-                <w:sz w:val="22"/>
-              </w:rPr>
-              <w:t xml:space="preserve"> 100</w:t>
-            </w:r>
-            <w:r>
-              <w:rPr>
-                <w:rFonts w:ascii="標楷體" w:hAnsi="標楷體"/>
-                <w:sz w:val="22"/>
-              </w:rPr>
-              <w:t>（重測視窗同樣選「僅儲存，不要求重測」）後按「更新」，該題不再出現於之後的作答</w:t>
-            </w:r>
-            <w:r>
-              <w:rPr>
-                <w:rFonts w:ascii="標楷體" w:hAnsi="標楷體"/>
-                <w:sz w:val="22"/>
-              </w:rPr>
-              <w:t>，學員甲、乙的作答紀錄與成績完整保留、仍可回看。</w:t>
+              <w:t>後，學員乙立即出現在已加入學員清單中。</w:t>
             </w:r>
           </w:p>
         </w:tc>
@@ -9146,7 +9167,35 @@
                 <w:rFonts w:ascii="標楷體" w:hAnsi="標楷體"/>
                 <w:sz w:val="22"/>
               </w:rPr>
-              <w:t>修改一題的題幹並按「儲存題目」，重測視窗選「取消」應不儲存（編輯區收起，題幹維持原樣）；再按該題編輯鈕重新修改並按「儲存題目」，改選「僅儲存，不要求重測」並按「更新」，學員甲的及格與成績應維持原樣。</w:t>
+              <w:t>學員甲作答課程</w:t>
+            </w:r>
+            <w:r>
+              <w:rPr>
+                <w:rFonts w:ascii="標楷體" w:hAnsi="標楷體"/>
+                <w:sz w:val="22"/>
+              </w:rPr>
+              <w:t xml:space="preserve"> X </w:t>
+            </w:r>
+            <w:r>
+              <w:rPr>
+                <w:rFonts w:ascii="標楷體" w:hAnsi="標楷體"/>
+                <w:sz w:val="22"/>
+              </w:rPr>
+              <w:t>的測驗並及格、學員乙作答未及格、學員丙尚未作答時，刪除一題並確認（重測視窗選「僅儲存，不要求重測」），再將另一題配分改為</w:t>
+            </w:r>
+            <w:r>
+              <w:rPr>
+                <w:rFonts w:ascii="標楷體" w:hAnsi="標楷體"/>
+                <w:sz w:val="22"/>
+              </w:rPr>
+              <w:t xml:space="preserve"> 100</w:t>
+            </w:r>
+            <w:r>
+              <w:rPr>
+                <w:rFonts w:ascii="標楷體" w:hAnsi="標楷體"/>
+                <w:sz w:val="22"/>
+              </w:rPr>
+              <w:t>（重測視窗同樣選「僅儲存，不要求重測」）後按「更新」，該題不再出現於之後的作答，學員甲、乙的作答紀錄與成績完整保留、仍可回看。</w:t>
             </w:r>
           </w:p>
         </w:tc>
@@ -9208,7 +9257,7 @@
                 <w:rFonts w:ascii="標楷體" w:hAnsi="標楷體"/>
                 <w:sz w:val="22"/>
               </w:rPr>
-              <w:t>對該測驗新增一題並儲存，應跳出「是否要求學員重新測驗？」並顯示已作答人數（含未及格者），視窗說明重測於按「更新」時才執行；選「儲存並要求重測」後學員此刻不應有任何變化。</w:t>
+              <w:t>修改一題的題幹並按「儲存題目」，重測視窗選「取消」應不儲存（編輯區收起，題幹維持原樣）；再按該題編輯鈕重新修改並按「儲存題目」，改選「僅儲存，不要求重測」並按「更新」，學員甲的及格與成績應維持原樣。</w:t>
             </w:r>
           </w:p>
         </w:tc>
@@ -9270,21 +9319,7 @@
                 <w:rFonts w:ascii="標楷體" w:hAnsi="標楷體"/>
                 <w:sz w:val="22"/>
               </w:rPr>
-              <w:t>新增題目並選「儲存並要求重測」、學員尚無變化的狀態下，再調整配分使總和為</w:t>
-            </w:r>
-            <w:r>
-              <w:rPr>
-                <w:rFonts w:ascii="標楷體" w:hAnsi="標楷體"/>
-                <w:sz w:val="22"/>
-              </w:rPr>
-              <w:t xml:space="preserve"> 100</w:t>
-            </w:r>
-            <w:r>
-              <w:rPr>
-                <w:rFonts w:ascii="標楷體" w:hAnsi="標楷體"/>
-                <w:sz w:val="22"/>
-              </w:rPr>
-              <w:t>（重測視窗同樣選「儲存並要求重測」）並按「更新」後，學員甲、乙皆應收到通知信、該測驗回到未完成且作答次數重新計算；尚未作答的學員丙不受影響、不收到通知信。</w:t>
+              <w:t>對該測驗新增一題並儲存，應跳出「是否要求學員重新測驗？」並顯示已作答人數（含未及格者），視窗說明重測於按「更新」時才執行；選「儲存並要求重測」後學員此刻不應有任何變化。</w:t>
             </w:r>
           </w:p>
         </w:tc>
@@ -9346,35 +9381,28 @@
                 <w:rFonts w:ascii="標楷體" w:hAnsi="標楷體"/>
                 <w:sz w:val="22"/>
               </w:rPr>
-              <w:t>學員甲學完課程</w:t>
-            </w:r>
-            <w:r>
-              <w:rPr>
-                <w:rFonts w:ascii="標楷體" w:hAnsi="標楷體"/>
-                <w:sz w:val="22"/>
-              </w:rPr>
-              <w:t xml:space="preserve"> X </w:t>
-            </w:r>
-            <w:r>
-              <w:rPr>
-                <w:rFonts w:ascii="標楷體" w:hAnsi="標楷體"/>
-                <w:sz w:val="22"/>
-              </w:rPr>
-              <w:t>全部內容並填寫課後問卷後，於課程</w:t>
-            </w:r>
-            <w:r>
-              <w:rPr>
-                <w:rFonts w:ascii="標楷體" w:hAnsi="標楷體"/>
-                <w:sz w:val="22"/>
-              </w:rPr>
-              <w:t xml:space="preserve"> X </w:t>
-            </w:r>
-            <w:r>
-              <w:rPr>
-                <w:rFonts w:ascii="標楷體" w:hAnsi="標楷體"/>
-                <w:sz w:val="22"/>
-              </w:rPr>
-              <w:t>新增一個章節並於該章節新增一份教材（填說明文字後按「儲存」），不按「更新」時，學員端看不到該章節、學員甲的完課狀態不變，教師端底部左側以警示色提示有尚未更新的變更。</w:t>
+              <w:t>新增題目並選「儲存並要求重測」、學員尚無變化的狀態下，再調整配分使總和為</w:t>
+            </w:r>
+            <w:r>
+              <w:rPr>
+                <w:rFonts w:ascii="標楷體" w:hAnsi="標楷體"/>
+                <w:sz w:val="22"/>
+              </w:rPr>
+              <w:t xml:space="preserve"> </w:t>
+            </w:r>
+            <w:r>
+              <w:rPr>
+                <w:rFonts w:ascii="標楷體" w:hAnsi="標楷體"/>
+                <w:sz w:val="22"/>
+              </w:rPr>
+              <w:t>100</w:t>
+            </w:r>
+            <w:r>
+              <w:rPr>
+                <w:rFonts w:ascii="標楷體" w:hAnsi="標楷體"/>
+                <w:sz w:val="22"/>
+              </w:rPr>
+              <w:t>（重測視窗同樣選「儲存並要求重測」）並按「更新」後，學員甲、乙皆應收到通知信、該測驗回到未完成且作答次數重新計算；尚未作答的學員丙不受影響、不收到通知信。</w:t>
             </w:r>
           </w:p>
         </w:tc>
@@ -9436,22 +9464,35 @@
                 <w:rFonts w:ascii="標楷體" w:hAnsi="標楷體"/>
                 <w:sz w:val="22"/>
               </w:rPr>
-              <w:t>對上述尚未更新的新增章節按「</w:t>
-            </w:r>
-            <w:r>
-              <w:rPr>
-                <w:rFonts w:ascii="標楷體" w:hAnsi="標楷體"/>
-                <w:sz w:val="22"/>
-              </w:rPr>
-              <w:t>更新」，應先跳出「更新課程內容」確認視窗，按「確認更新」後顯示「課程內容已更新，學員已可看到」，學員端隨即看到該章節、所有已加入的學員收到通知信，學員甲的完課狀態回退為「進行中」且已填的課</w:t>
-            </w:r>
-            <w:r>
-              <w:rPr>
-                <w:rFonts w:ascii="標楷體" w:hAnsi="標楷體"/>
-                <w:sz w:val="22"/>
-              </w:rPr>
-              <w:lastRenderedPageBreak/>
-              <w:t>後問卷不需重填。</w:t>
+              <w:t>學員甲學完課程</w:t>
+            </w:r>
+            <w:r>
+              <w:rPr>
+                <w:rFonts w:ascii="標楷體" w:hAnsi="標楷體"/>
+                <w:sz w:val="22"/>
+              </w:rPr>
+              <w:t xml:space="preserve"> X </w:t>
+            </w:r>
+            <w:r>
+              <w:rPr>
+                <w:rFonts w:ascii="標楷體" w:hAnsi="標楷體"/>
+                <w:sz w:val="22"/>
+              </w:rPr>
+              <w:t>全部內容並填寫課後問卷後，於課程</w:t>
+            </w:r>
+            <w:r>
+              <w:rPr>
+                <w:rFonts w:ascii="標楷體" w:hAnsi="標楷體"/>
+                <w:sz w:val="22"/>
+              </w:rPr>
+              <w:t xml:space="preserve"> X </w:t>
+            </w:r>
+            <w:r>
+              <w:rPr>
+                <w:rFonts w:ascii="標楷體" w:hAnsi="標楷體"/>
+                <w:sz w:val="22"/>
+              </w:rPr>
+              <w:t>新增一個章節並於該章節新增一份教材（填說明文字後按「儲存」），不按「更新」時，學員端看不到該章節、學員甲的完課狀態不變，教師端底部左側以警示色提示有尚未更新的變更。</w:t>
             </w:r>
           </w:p>
         </w:tc>
@@ -9496,6 +9537,7 @@
                 <w:rFonts w:ascii="標楷體" w:hAnsi="標楷體"/>
                 <w:sz w:val="22"/>
               </w:rPr>
+              <w:lastRenderedPageBreak/>
               <w:t>26</w:t>
             </w:r>
           </w:p>
@@ -9513,21 +9555,14 @@
                 <w:rFonts w:ascii="標楷體" w:hAnsi="標楷體"/>
                 <w:sz w:val="22"/>
               </w:rPr>
-              <w:t>學員乙學完課程</w:t>
-            </w:r>
-            <w:r>
-              <w:rPr>
-                <w:rFonts w:ascii="標楷體" w:hAnsi="標楷體"/>
-                <w:sz w:val="22"/>
-              </w:rPr>
-              <w:t xml:space="preserve"> X </w:t>
-            </w:r>
-            <w:r>
-              <w:rPr>
-                <w:rFonts w:ascii="標楷體" w:hAnsi="標楷體"/>
-                <w:sz w:val="22"/>
-              </w:rPr>
-              <w:t>全部內容、不填課後問卷時，已有學員填答的課後問卷卡片上的「編輯」應呈灰色不可按，滑鼠移上說明「已有學員填答，題目與選項不可再修改。此時僅可停用問卷。」，卡片不提供刪除；將問卷停用並按「更新」，學員乙不再看到填寫入口，學員甲已填寫的內容仍保留。</w:t>
+              <w:t>對上述尚未更新的新增章節按「更新」，應先跳出「更新課程內容」確認視窗，按「確認更新」後顯示「課程內容已</w:t>
+            </w:r>
+            <w:r>
+              <w:rPr>
+                <w:rFonts w:ascii="標楷體" w:hAnsi="標楷體"/>
+                <w:sz w:val="22"/>
+              </w:rPr>
+              <w:t>更新，學員已可看到」，學員端隨即看到該章節、所有已加入的學員收到通知信，學員甲的完課狀態回退為「進行中」且已填的課後問卷不需重填。</w:t>
             </w:r>
           </w:p>
         </w:tc>
@@ -9589,7 +9624,7 @@
                 <w:rFonts w:ascii="標楷體" w:hAnsi="標楷體"/>
                 <w:sz w:val="22"/>
               </w:rPr>
-              <w:t>於課程</w:t>
+              <w:t>學員乙學完課程</w:t>
             </w:r>
             <w:r>
               <w:rPr>
@@ -9603,21 +9638,7 @@
                 <w:rFonts w:ascii="標楷體" w:hAnsi="標楷體"/>
                 <w:sz w:val="22"/>
               </w:rPr>
-              <w:t>的教材引用「訓練教材」分類中另一份已發布文件（以下稱文件</w:t>
-            </w:r>
-            <w:r>
-              <w:rPr>
-                <w:rFonts w:ascii="標楷體" w:hAnsi="標楷體"/>
-                <w:sz w:val="22"/>
-              </w:rPr>
-              <w:t xml:space="preserve"> A</w:t>
-            </w:r>
-            <w:r>
-              <w:rPr>
-                <w:rFonts w:ascii="標楷體" w:hAnsi="標楷體"/>
-                <w:sz w:val="22"/>
-              </w:rPr>
-              <w:t>）並按「儲存」，按「更新」並「確認更新」後，學員於該章節應可開啟此文件。</w:t>
+              <w:t>全部內容、不填課後問卷時，已有學員填答的課後問卷卡片上的「編輯」應呈灰色不可按，滑鼠移上說明「已有學員填答，題目與選項不可再修改。此時僅可停用問卷。」，卡片不提供刪除；將問卷停用並按「更新」，學員乙不再看到填寫入口，學員甲已填寫的內容仍保留。</w:t>
             </w:r>
           </w:p>
         </w:tc>
@@ -9693,7 +9714,28 @@
                 <w:rFonts w:ascii="標楷體" w:hAnsi="標楷體"/>
                 <w:sz w:val="22"/>
               </w:rPr>
-              <w:t>新增一個章節後按底部「取消」，應跳出「放棄本次的編輯」，按「繼續編輯」留在編輯頁且章節仍在；改點側邊選單其他項目，應跳出「離開將放棄本次的編輯」，按「放棄並離開」後重新進入，該章節已不在，學員端維持原狀。</w:t>
+              <w:t>的教材引用「訓練教材」分類中另一份已發布文件（以下稱文件</w:t>
+            </w:r>
+            <w:r>
+              <w:rPr>
+                <w:rFonts w:ascii="標楷體" w:hAnsi="標楷體"/>
+                <w:sz w:val="22"/>
+              </w:rPr>
+              <w:t xml:space="preserve"> </w:t>
+            </w:r>
+            <w:r>
+              <w:rPr>
+                <w:rFonts w:ascii="標楷體" w:hAnsi="標楷體"/>
+                <w:sz w:val="22"/>
+              </w:rPr>
+              <w:t>A</w:t>
+            </w:r>
+            <w:r>
+              <w:rPr>
+                <w:rFonts w:ascii="標楷體" w:hAnsi="標楷體"/>
+                <w:sz w:val="22"/>
+              </w:rPr>
+              <w:t>）並按「儲存」，按「更新」並「確認更新」後，學員於該章節應可開啟此文件。</w:t>
             </w:r>
           </w:p>
         </w:tc>
@@ -9755,21 +9797,21 @@
                 <w:rFonts w:ascii="標楷體" w:hAnsi="標楷體"/>
                 <w:sz w:val="22"/>
               </w:rPr>
-              <w:t>學員甲已學過第</w:t>
-            </w:r>
-            <w:r>
-              <w:rPr>
-                <w:rFonts w:ascii="標楷體" w:hAnsi="標楷體"/>
-                <w:sz w:val="22"/>
-              </w:rPr>
-              <w:t xml:space="preserve"> 10 </w:t>
-            </w:r>
-            <w:r>
-              <w:rPr>
-                <w:rFonts w:ascii="標楷體" w:hAnsi="標楷體"/>
-                <w:sz w:val="22"/>
-              </w:rPr>
-              <w:t>項新增的章節，刪除該章節並確認，按「更新」前學員的紀錄不變；按「更新」後該章節的學習紀錄一併移除、不再計入完課率，其後的章節順序自動往前遞補。</w:t>
+              <w:t>於課程</w:t>
+            </w:r>
+            <w:r>
+              <w:rPr>
+                <w:rFonts w:ascii="標楷體" w:hAnsi="標楷體"/>
+                <w:sz w:val="22"/>
+              </w:rPr>
+              <w:t xml:space="preserve"> X </w:t>
+            </w:r>
+            <w:r>
+              <w:rPr>
+                <w:rFonts w:ascii="標楷體" w:hAnsi="標楷體"/>
+                <w:sz w:val="22"/>
+              </w:rPr>
+              <w:t>新增一個章節後按底部「取消」，應跳出「放棄本次的編輯」，按「繼續編輯」留在編輯頁且章節仍在；改點側邊選單其他項目，應跳出「離開將放棄本次的編輯」，按「放棄並離開」後重新進入，該章節已不在，學員端維持原狀。</w:t>
             </w:r>
           </w:p>
         </w:tc>
@@ -9831,21 +9873,21 @@
                 <w:rFonts w:ascii="標楷體" w:hAnsi="標楷體"/>
                 <w:sz w:val="22"/>
               </w:rPr>
-              <w:t>沒有尚未更新的編輯時按標題列右上「關閉課程」，視窗不出現未更新編輯的提醒；按「確認關閉」，課程</w:t>
-            </w:r>
-            <w:r>
-              <w:rPr>
-                <w:rFonts w:ascii="標楷體" w:hAnsi="標楷體"/>
-                <w:sz w:val="22"/>
-              </w:rPr>
-              <w:t xml:space="preserve"> X </w:t>
-            </w:r>
-            <w:r>
-              <w:rPr>
-                <w:rFonts w:ascii="標楷體" w:hAnsi="標楷體"/>
-                <w:sz w:val="22"/>
-              </w:rPr>
-              <w:t>狀態應立即轉為「已關閉」。</w:t>
+              <w:t>學員甲已學過第</w:t>
+            </w:r>
+            <w:r>
+              <w:rPr>
+                <w:rFonts w:ascii="標楷體" w:hAnsi="標楷體"/>
+                <w:sz w:val="22"/>
+              </w:rPr>
+              <w:t xml:space="preserve"> 11 </w:t>
+            </w:r>
+            <w:r>
+              <w:rPr>
+                <w:rFonts w:ascii="標楷體" w:hAnsi="標楷體"/>
+                <w:sz w:val="22"/>
+              </w:rPr>
+              <w:t>項新增的章節，刪除該章節並確認，按「更新」前學員的紀錄不變；按「更新」後該章節的學習紀錄一併移除、不再計入完課率，其後的章節順序自動往前遞補。</w:t>
             </w:r>
           </w:p>
         </w:tc>
@@ -9907,35 +9949,21 @@
                 <w:rFonts w:ascii="標楷體" w:hAnsi="標楷體"/>
                 <w:sz w:val="22"/>
               </w:rPr>
-              <w:t>開啟已關閉的課程</w:t>
-            </w:r>
-            <w:r>
-              <w:rPr>
-                <w:rFonts w:ascii="標楷體" w:hAnsi="標楷體"/>
-                <w:sz w:val="22"/>
-              </w:rPr>
-              <w:t xml:space="preserve"> X</w:t>
-            </w:r>
-            <w:r>
-              <w:rPr>
-                <w:rFonts w:ascii="標楷體" w:hAnsi="標楷體"/>
-                <w:sz w:val="22"/>
-              </w:rPr>
-              <w:t>，標題列右上應沒有任何按鈕，底部動作列為「取消」「保留編輯」「更新並重開課」，起訖時間帶著原值；</w:t>
-            </w:r>
-            <w:r>
-              <w:rPr>
-                <w:rFonts w:ascii="標楷體" w:hAnsi="標楷體"/>
-                <w:sz w:val="22"/>
-              </w:rPr>
-              <w:t xml:space="preserve">ET02 </w:t>
-            </w:r>
-            <w:r>
-              <w:rPr>
-                <w:rFonts w:ascii="標楷體" w:hAnsi="標楷體"/>
-                <w:sz w:val="22"/>
-              </w:rPr>
-              <w:t>的「移除」與（於作答明細展開學員後的）「重置重考次數」皆停用。</w:t>
+              <w:t>沒有尚未更新的編輯時按標題列右上「關閉課程」，視窗不出現未更新編輯的提醒；按「確認關閉」，課程</w:t>
+            </w:r>
+            <w:r>
+              <w:rPr>
+                <w:rFonts w:ascii="標楷體" w:hAnsi="標楷體"/>
+                <w:sz w:val="22"/>
+              </w:rPr>
+              <w:t xml:space="preserve"> X </w:t>
+            </w:r>
+            <w:r>
+              <w:rPr>
+                <w:rFonts w:ascii="標楷體" w:hAnsi="標楷體"/>
+                <w:sz w:val="22"/>
+              </w:rPr>
+              <w:t>狀態應立即轉為「已關閉」。</w:t>
             </w:r>
           </w:p>
         </w:tc>
@@ -9997,21 +10025,35 @@
                 <w:rFonts w:ascii="標楷體" w:hAnsi="標楷體"/>
                 <w:sz w:val="22"/>
               </w:rPr>
-              <w:t>於已關閉的課程</w:t>
-            </w:r>
-            <w:r>
-              <w:rPr>
-                <w:rFonts w:ascii="標楷體" w:hAnsi="標楷體"/>
-                <w:sz w:val="22"/>
-              </w:rPr>
-              <w:t xml:space="preserve"> X </w:t>
-            </w:r>
-            <w:r>
-              <w:rPr>
-                <w:rFonts w:ascii="標楷體" w:hAnsi="標楷體"/>
-                <w:sz w:val="22"/>
-              </w:rPr>
-              <w:t>新增一個章節與一份教材後按「保留編輯」，應顯示「編輯已保留，學員看到的仍是關閉前的內容」並回到課程列表；重新進入該章節仍在，學員回看的仍是關閉前的內容。</w:t>
+              <w:t>開啟已關閉的課程</w:t>
+            </w:r>
+            <w:r>
+              <w:rPr>
+                <w:rFonts w:ascii="標楷體" w:hAnsi="標楷體"/>
+                <w:sz w:val="22"/>
+              </w:rPr>
+              <w:t xml:space="preserve"> X</w:t>
+            </w:r>
+            <w:r>
+              <w:rPr>
+                <w:rFonts w:ascii="標楷體" w:hAnsi="標楷體"/>
+                <w:sz w:val="22"/>
+              </w:rPr>
+              <w:t>，標題列右上應沒有任何按鈕，底部動作列為「取消」「保留編輯」「更新並重開課」，起訖時間帶著原值；</w:t>
+            </w:r>
+            <w:r>
+              <w:rPr>
+                <w:rFonts w:ascii="標楷體" w:hAnsi="標楷體"/>
+                <w:sz w:val="22"/>
+              </w:rPr>
+              <w:t xml:space="preserve">ET02 </w:t>
+            </w:r>
+            <w:r>
+              <w:rPr>
+                <w:rFonts w:ascii="標楷體" w:hAnsi="標楷體"/>
+                <w:sz w:val="22"/>
+              </w:rPr>
+              <w:t>的「移除」與（於作答明細展開學員後的）「重置重考次數」皆停用。</w:t>
             </w:r>
           </w:p>
         </w:tc>
@@ -10073,21 +10115,28 @@
                 <w:rFonts w:ascii="標楷體" w:hAnsi="標楷體"/>
                 <w:sz w:val="22"/>
               </w:rPr>
-              <w:t>不改起訖時間直接按「更新並重開課」，應跳出「課程已重新開課」視窗並顯示原邀請碼；沒有新學員被帶入時，以提示顯示「課程已重新開課。本次沒有新的學員被自動帶入</w:t>
-            </w:r>
-            <w:r>
-              <w:rPr>
-                <w:rFonts w:ascii="標楷體" w:hAnsi="標楷體"/>
-                <w:sz w:val="22"/>
-              </w:rPr>
-              <w:t>——</w:t>
-            </w:r>
-            <w:r>
-              <w:rPr>
-                <w:rFonts w:ascii="標楷體" w:hAnsi="標楷體"/>
-                <w:sz w:val="22"/>
-              </w:rPr>
-              <w:t>符合受訓對象的人多半已在課程中。原有學員可直接繼續學習。」</w:t>
+              <w:t>於已關閉的課程</w:t>
+            </w:r>
+            <w:r>
+              <w:rPr>
+                <w:rFonts w:ascii="標楷體" w:hAnsi="標楷體"/>
+                <w:sz w:val="22"/>
+              </w:rPr>
+              <w:t xml:space="preserve"> X </w:t>
+            </w:r>
+            <w:r>
+              <w:rPr>
+                <w:rFonts w:ascii="標楷體" w:hAnsi="標楷體"/>
+                <w:sz w:val="22"/>
+              </w:rPr>
+              <w:t>新增一個章節與一份教材後按「保留編輯」，應顯示「編輯已保留，學員看到的仍是關閉前的內容」並回到課程列表；重新進入該章節仍在，學員回看的仍是關閉前的內容</w:t>
+            </w:r>
+            <w:r>
+              <w:rPr>
+                <w:rFonts w:ascii="標楷體" w:hAnsi="標楷體"/>
+                <w:sz w:val="22"/>
+              </w:rPr>
+              <w:t>。</w:t>
             </w:r>
           </w:p>
         </w:tc>
@@ -10149,42 +10198,21 @@
                 <w:rFonts w:ascii="標楷體" w:hAnsi="標楷體"/>
                 <w:sz w:val="22"/>
               </w:rPr>
-              <w:t>於上述「課程已重新開課」視窗按「關閉」回到課程列表，課程</w:t>
-            </w:r>
-            <w:r>
-              <w:rPr>
-                <w:rFonts w:ascii="標楷體" w:hAnsi="標楷體"/>
-                <w:sz w:val="22"/>
-              </w:rPr>
-              <w:t xml:space="preserve"> X </w:t>
-            </w:r>
-            <w:r>
-              <w:rPr>
-                <w:rFonts w:ascii="標楷體" w:hAnsi="標楷體"/>
-                <w:sz w:val="22"/>
-              </w:rPr>
-              <w:t>狀態為「已發布」，學員隨即看到第</w:t>
-            </w:r>
-            <w:r>
-              <w:rPr>
-                <w:rFonts w:ascii="標楷體" w:hAnsi="標楷體"/>
-                <w:sz w:val="22"/>
-              </w:rPr>
-              <w:t xml:space="preserve"> 32 </w:t>
-            </w:r>
-            <w:r>
-              <w:rPr>
-                <w:rFonts w:ascii="標楷體" w:hAnsi="標楷體"/>
-                <w:sz w:val="22"/>
-              </w:rPr>
-              <w:t>項新增的</w:t>
-            </w:r>
-            <w:r>
-              <w:rPr>
-                <w:rFonts w:ascii="標楷體" w:hAnsi="標楷體"/>
-                <w:sz w:val="22"/>
-              </w:rPr>
-              <w:t>章節，成績接續保留（完課率依新的項目數重算），原邀請碼恢復有效。</w:t>
+              <w:t>不改起訖時間直接按「更新並重開課」，應跳出「課程已重新開課」視窗並顯示原邀請碼；沒有新學員被帶入時，以提示顯示「課程已重新開課。本次沒有新的學員被自動帶入</w:t>
+            </w:r>
+            <w:r>
+              <w:rPr>
+                <w:rFonts w:ascii="標楷體" w:hAnsi="標楷體"/>
+                <w:sz w:val="22"/>
+              </w:rPr>
+              <w:t>——</w:t>
+            </w:r>
+            <w:r>
+              <w:rPr>
+                <w:rFonts w:ascii="標楷體" w:hAnsi="標楷體"/>
+                <w:sz w:val="22"/>
+              </w:rPr>
+              <w:t>符合受訓對象的人多半已在課程中。原有學員可直接繼續學習。」</w:t>
             </w:r>
           </w:p>
         </w:tc>
@@ -10246,49 +10274,35 @@
                 <w:rFonts w:ascii="標楷體" w:hAnsi="標楷體"/>
                 <w:sz w:val="22"/>
               </w:rPr>
-              <w:t>第</w:t>
-            </w:r>
-            <w:r>
-              <w:rPr>
-                <w:rFonts w:ascii="標楷體" w:hAnsi="標楷體"/>
-                <w:sz w:val="22"/>
-              </w:rPr>
-              <w:t xml:space="preserve"> 7 </w:t>
-            </w:r>
-            <w:r>
-              <w:rPr>
-                <w:rFonts w:ascii="標楷體" w:hAnsi="標楷體"/>
-                <w:sz w:val="22"/>
-              </w:rPr>
-              <w:t>項的隔日每日排程執行後，教師甲應收到文件</w:t>
-            </w:r>
-            <w:r>
-              <w:rPr>
-                <w:rFonts w:ascii="標楷體" w:hAnsi="標楷體"/>
-                <w:sz w:val="22"/>
-              </w:rPr>
-              <w:t xml:space="preserve"> B </w:t>
-            </w:r>
-            <w:r>
-              <w:rPr>
-                <w:rFonts w:ascii="標楷體" w:hAnsi="標楷體"/>
-                <w:sz w:val="22"/>
-              </w:rPr>
-              <w:t>已廢止、請移除引用的通知信；於課程</w:t>
-            </w:r>
-            <w:r>
-              <w:rPr>
-                <w:rFonts w:ascii="標楷體" w:hAnsi="標楷體"/>
-                <w:sz w:val="22"/>
-              </w:rPr>
-              <w:t xml:space="preserve"> Y </w:t>
-            </w:r>
-            <w:r>
-              <w:rPr>
-                <w:rFonts w:ascii="標楷體" w:hAnsi="標楷體"/>
-                <w:sz w:val="22"/>
-              </w:rPr>
-              <w:t>移除該引用、補上說明</w:t>
+              <w:t>於上述「課程已重新開課」視窗按「關閉」回到課程列表，課程</w:t>
+            </w:r>
+            <w:r>
+              <w:rPr>
+                <w:rFonts w:ascii="標楷體" w:hAnsi="標楷體"/>
+                <w:sz w:val="22"/>
+              </w:rPr>
+              <w:t xml:space="preserve"> X </w:t>
+            </w:r>
+            <w:r>
+              <w:rPr>
+                <w:rFonts w:ascii="標楷體" w:hAnsi="標楷體"/>
+                <w:sz w:val="22"/>
+              </w:rPr>
+              <w:t>狀態為「已發布」，學員隨即看到第</w:t>
+            </w:r>
+            <w:r>
+              <w:rPr>
+                <w:rFonts w:ascii="標楷體" w:hAnsi="標楷體"/>
+                <w:sz w:val="22"/>
+              </w:rPr>
+              <w:t xml:space="preserve"> 33 </w:t>
+            </w:r>
+            <w:r>
+              <w:rPr>
+                <w:rFonts w:ascii="標楷體" w:hAnsi="標楷體"/>
+                <w:sz w:val="22"/>
+              </w:rPr>
+              <w:t>項新增的章</w:t>
             </w:r>
             <w:r>
               <w:rPr>
@@ -10296,7 +10310,7 @@
                 <w:sz w:val="22"/>
               </w:rPr>
               <w:lastRenderedPageBreak/>
-              <w:t>文字並儲存，再將受訓對象改為沒有任何學員相符的組合後按「儲存並發布」並「確認發布」，應顯示課程已發布但無學員符合受訓對象的警告，並提示可改用邀請碼。</w:t>
+              <w:t>節，成績接續保留（完課率依新的項目數重算），原邀請碼恢復有效。</w:t>
             </w:r>
           </w:p>
         </w:tc>
@@ -10365,7 +10379,111 @@
                 <w:rFonts w:ascii="標楷體" w:hAnsi="標楷體"/>
                 <w:sz w:val="22"/>
               </w:rPr>
-              <w:t xml:space="preserve"> 27 </w:t>
+              <w:t xml:space="preserve"> 8 </w:t>
+            </w:r>
+            <w:r>
+              <w:rPr>
+                <w:rFonts w:ascii="標楷體" w:hAnsi="標楷體"/>
+                <w:sz w:val="22"/>
+              </w:rPr>
+              <w:t>項的隔日每日排程執行後，教師甲應收到文件</w:t>
+            </w:r>
+            <w:r>
+              <w:rPr>
+                <w:rFonts w:ascii="標楷體" w:hAnsi="標楷體"/>
+                <w:sz w:val="22"/>
+              </w:rPr>
+              <w:t xml:space="preserve"> B </w:t>
+            </w:r>
+            <w:r>
+              <w:rPr>
+                <w:rFonts w:ascii="標楷體" w:hAnsi="標楷體"/>
+                <w:sz w:val="22"/>
+              </w:rPr>
+              <w:t>已廢止、請移除引用的通知信；於課程</w:t>
+            </w:r>
+            <w:r>
+              <w:rPr>
+                <w:rFonts w:ascii="標楷體" w:hAnsi="標楷體"/>
+                <w:sz w:val="22"/>
+              </w:rPr>
+              <w:t xml:space="preserve"> Y </w:t>
+            </w:r>
+            <w:r>
+              <w:rPr>
+                <w:rFonts w:ascii="標楷體" w:hAnsi="標楷體"/>
+                <w:sz w:val="22"/>
+              </w:rPr>
+              <w:t>移除該引用、補上說明文字並儲存，再將受訓對象改為沒有任何學員相符的組合後按「儲存並發布」並「確認發布」，應顯示課程已發布但無學員符合受訓對象的警告，並提示可改用邀請碼。</w:t>
+            </w:r>
+          </w:p>
+        </w:tc>
+        <w:tc>
+          <w:tcPr>
+            <w:tcW w:w="1247" w:type="dxa"/>
+          </w:tcPr>
+          <w:p>
+            <w:pPr>
+              <w:spacing w:before="60" w:after="60"/>
+              <w:jc w:val="center"/>
+            </w:pPr>
+          </w:p>
+        </w:tc>
+        <w:tc>
+          <w:tcPr>
+            <w:tcW w:w="1247" w:type="dxa"/>
+          </w:tcPr>
+          <w:p>
+            <w:pPr>
+              <w:spacing w:before="60" w:after="60"/>
+              <w:jc w:val="center"/>
+            </w:pPr>
+          </w:p>
+        </w:tc>
+      </w:tr>
+      <w:tr>
+        <w:trPr>
+          <w:jc w:val="center"/>
+        </w:trPr>
+        <w:tc>
+          <w:tcPr>
+            <w:tcW w:w="907" w:type="dxa"/>
+          </w:tcPr>
+          <w:p>
+            <w:pPr>
+              <w:spacing w:before="60" w:after="60"/>
+              <w:jc w:val="center"/>
+            </w:pPr>
+            <w:r>
+              <w:rPr>
+                <w:rFonts w:ascii="標楷體" w:hAnsi="標楷體"/>
+                <w:sz w:val="22"/>
+              </w:rPr>
+              <w:t>37</w:t>
+            </w:r>
+          </w:p>
+        </w:tc>
+        <w:tc>
+          <w:tcPr>
+            <w:tcW w:w="6236" w:type="dxa"/>
+          </w:tcPr>
+          <w:p>
+            <w:pPr>
+              <w:spacing w:before="60" w:after="60"/>
+            </w:pPr>
+            <w:r>
+              <w:rPr>
+                <w:rFonts w:ascii="標楷體" w:hAnsi="標楷體"/>
+                <w:sz w:val="22"/>
+              </w:rPr>
+              <w:t>第</w:t>
+            </w:r>
+            <w:r>
+              <w:rPr>
+                <w:rFonts w:ascii="標楷體" w:hAnsi="標楷體"/>
+                <w:sz w:val="22"/>
+              </w:rPr>
+              <w:t xml:space="preserve"> 28 </w:t>
             </w:r>
             <w:r>
               <w:rPr>
@@ -10432,7 +10550,7 @@
       <w:pPr>
         <w:pStyle w:val="1"/>
       </w:pPr>
-      <w:bookmarkStart w:id="7" w:name="_Toc243497518"/>
+      <w:bookmarkStart w:id="7" w:name="_Toc243577440"/>
       <w:r>
         <w:lastRenderedPageBreak/>
         <w:t xml:space="preserve">ET06 </w:t>
@@ -10899,14 +11017,7 @@
                 <w:rFonts w:ascii="標楷體" w:hAnsi="標楷體"/>
                 <w:sz w:val="22"/>
               </w:rPr>
-              <w:t xml:space="preserve"> </w:t>
-            </w:r>
-            <w:r>
-              <w:rPr>
-                <w:rFonts w:ascii="標楷體" w:hAnsi="標楷體"/>
-                <w:sz w:val="22"/>
-              </w:rPr>
-              <w:t xml:space="preserve">Excel </w:t>
+              <w:t xml:space="preserve"> Excel </w:t>
             </w:r>
             <w:r>
               <w:rPr>
@@ -11169,7 +11280,14 @@
                 <w:rFonts w:ascii="標楷體" w:hAnsi="標楷體"/>
                 <w:sz w:val="22"/>
               </w:rPr>
-              <w:t>以上時該教材仍為未完成，兩支皆達</w:t>
+              <w:t>以上時該</w:t>
+            </w:r>
+            <w:r>
+              <w:rPr>
+                <w:rFonts w:ascii="標楷體" w:hAnsi="標楷體"/>
+                <w:sz w:val="22"/>
+              </w:rPr>
+              <w:t>教材仍為未完成，兩支皆達</w:t>
             </w:r>
             <w:r>
               <w:rPr>
@@ -11557,7 +11675,14 @@
                 <w:rFonts w:ascii="標楷體" w:hAnsi="標楷體"/>
                 <w:sz w:val="22"/>
               </w:rPr>
-              <w:t>學員乙按「填寫課後問卷」，問卷頁應說明採具名填答、一人一次、送出後不可修改；單選題全部作答、問答題留空按「送出問卷」並於確認視窗按「送出」，應顯示「問卷已送出，感謝您的回饋」並回到課程頁；左側入口改為「查看我的填答」並顯示送出時間，點入為唯讀、可看到剛才的選擇且沒有送出按鈕。</w:t>
+              <w:t>學員乙按「填寫課後問卷</w:t>
+            </w:r>
+            <w:r>
+              <w:rPr>
+                <w:rFonts w:ascii="標楷體" w:hAnsi="標楷體"/>
+                <w:sz w:val="22"/>
+              </w:rPr>
+              <w:t>」，問卷頁應說明採具名填答、一人一次、送出後不可修改；單選題全部作答、問答題留空按「送出問卷」並於確認視窗按「送出」，應顯示「問卷已送出，感謝您的回饋」並回到課程頁；左側入口改為「查看我的填答」並顯示送出時間，點入為唯讀、可看到剛才的選擇且沒有送出按鈕。</w:t>
             </w:r>
           </w:p>
         </w:tc>
@@ -11626,21 +11751,21 @@
                 <w:rFonts w:ascii="標楷體" w:hAnsi="標楷體"/>
                 <w:sz w:val="22"/>
               </w:rPr>
-              <w:t xml:space="preserve"> 100%</w:t>
-            </w:r>
-            <w:r>
-              <w:rPr>
-                <w:rFonts w:ascii="標楷體" w:hAnsi="標楷體"/>
-                <w:sz w:val="22"/>
-              </w:rPr>
-              <w:t>，「我的課程」狀態回到「進行中」，左側仍為「查看我的填答」且可回看；學員丙的問卷入</w:t>
-            </w:r>
-            <w:r>
-              <w:rPr>
-                <w:rFonts w:ascii="標楷體" w:hAnsi="標楷體"/>
-                <w:sz w:val="22"/>
-              </w:rPr>
-              <w:t>口消失。兩人完成新教材後，學員乙恢復「已完成」，學員丙重新出現「填寫課後問卷」。</w:t>
+              <w:t xml:space="preserve"> </w:t>
+            </w:r>
+            <w:r>
+              <w:rPr>
+                <w:rFonts w:ascii="標楷體" w:hAnsi="標楷體"/>
+                <w:sz w:val="22"/>
+              </w:rPr>
+              <w:t>100%</w:t>
+            </w:r>
+            <w:r>
+              <w:rPr>
+                <w:rFonts w:ascii="標楷體" w:hAnsi="標楷體"/>
+                <w:sz w:val="22"/>
+              </w:rPr>
+              <w:t>，「我的課程」狀態回到「進行中」，左側仍為「查看我的填答」且可回看；學員丙的問卷入口消失。兩人完成新教材後，學員乙恢復「已完成」，學員丙重新出現「填寫課後問卷」。</w:t>
             </w:r>
           </w:p>
         </w:tc>
@@ -11778,7 +11903,14 @@
                 <w:rFonts w:ascii="標楷體" w:hAnsi="標楷體"/>
                 <w:sz w:val="22"/>
               </w:rPr>
-              <w:t>教師甲關閉受測課程後，學員丁進入應顯示「此課程目前關閉中，僅可回看已學內容」，已開放的項目可開啟、影片可播放但不再顯示觀看進度，尚未開放的項目仍為鎖定。</w:t>
+              <w:t>教師甲關閉受測課程後，學員丁進入應顯示「此課程目前關閉中，僅可回看已學內容」，已開放的項目可開啟、</w:t>
+            </w:r>
+            <w:r>
+              <w:rPr>
+                <w:rFonts w:ascii="標楷體" w:hAnsi="標楷體"/>
+                <w:sz w:val="22"/>
+              </w:rPr>
+              <w:t>影片可播放但不再顯示觀看進度，尚未開放的項目仍為鎖定。</w:t>
             </w:r>
           </w:p>
         </w:tc>
@@ -11934,7 +12066,7 @@
       <w:pPr>
         <w:pStyle w:val="1"/>
       </w:pPr>
-      <w:bookmarkStart w:id="8" w:name="_Toc243497519"/>
+      <w:bookmarkStart w:id="8" w:name="_Toc243577441"/>
       <w:r>
         <w:lastRenderedPageBreak/>
         <w:t xml:space="preserve">ET07 </w:t>
@@ -12894,14 +13026,7 @@
                 <w:rFonts w:ascii="標楷體" w:hAnsi="標楷體"/>
                 <w:sz w:val="22"/>
               </w:rPr>
-              <w:t>作答中點左側選單「我的課程」，應跳出「離開作答」確認視窗，按「繼續作答」應留在作答畫面且已作答的內容不變；再點左側選單並按「提</w:t>
-            </w:r>
-            <w:r>
-              <w:rPr>
-                <w:rFonts w:ascii="標楷體" w:hAnsi="標楷體"/>
-                <w:sz w:val="22"/>
-              </w:rPr>
-              <w:t>交並離開」，應顯示「已提交本次作答」並前往「我的課程」，回到測驗</w:t>
+              <w:t>作答中點左側選單「我的課程」，應跳出「離開作答」確認視窗，按「繼續作答」應留在作答畫面且已作答的內容不變；再點左側選單並按「提交並離開」，應顯示「已提交本次作答」並前往「我的課程」，回到測驗</w:t>
             </w:r>
             <w:r>
               <w:rPr>
@@ -13651,14 +13776,7 @@
                 <w:rFonts w:ascii="標楷體" w:hAnsi="標楷體"/>
                 <w:sz w:val="22"/>
               </w:rPr>
-              <w:t>未達及格分數且仍有次數時，結果頁應顯示「未達及格分數，您仍有重考機會」與「回課程重新作答」，按下應回到課程學習頁並停在</w:t>
-            </w:r>
-            <w:r>
-              <w:rPr>
-                <w:rFonts w:ascii="標楷體" w:hAnsi="標楷體"/>
-                <w:sz w:val="22"/>
-              </w:rPr>
-              <w:t>測驗</w:t>
+              <w:t>未達及格分數且仍有次數時，結果頁應顯示「未達及格分數，您仍有重考機會」與「回課程重新作答」，按下應回到課程學習頁並停在測驗</w:t>
             </w:r>
             <w:r>
               <w:rPr>
@@ -13880,7 +13998,14 @@
                 <w:rFonts w:ascii="標楷體" w:hAnsi="標楷體"/>
                 <w:sz w:val="22"/>
               </w:rPr>
-              <w:t>次的測驗（以下稱測驗</w:t>
+              <w:t>次的測驗（以</w:t>
+            </w:r>
+            <w:r>
+              <w:rPr>
+                <w:rFonts w:ascii="標楷體" w:hAnsi="標楷體"/>
+                <w:sz w:val="22"/>
+              </w:rPr>
+              <w:t>下稱測驗</w:t>
             </w:r>
             <w:r>
               <w:rPr>
@@ -13908,14 +14033,7 @@
                 <w:rFonts w:ascii="標楷體" w:hAnsi="標楷體"/>
                 <w:sz w:val="22"/>
               </w:rPr>
-              <w:t>次且未及格後，應顯示「重考次數已用完，請聯繫教師重置」、「開始作答」不可按，歷次作答紀錄仍可點</w:t>
-            </w:r>
-            <w:r>
-              <w:rPr>
-                <w:rFonts w:ascii="標楷體" w:hAnsi="標楷體"/>
-                <w:sz w:val="22"/>
-              </w:rPr>
-              <w:t>閱。</w:t>
+              <w:t>次且未及格後，應顯示「重考次數已用完，請聯繫教師重置」、「開始作答」不可按，歷次作答紀錄仍可點閱。</w:t>
             </w:r>
           </w:p>
         </w:tc>
@@ -14318,7 +14436,14 @@
                 <w:rFonts w:ascii="標楷體" w:hAnsi="標楷體"/>
                 <w:sz w:val="22"/>
               </w:rPr>
-              <w:t>教師甲於課程列表「全部課程」點受測課程預覽，點測驗</w:t>
+              <w:t>教</w:t>
+            </w:r>
+            <w:r>
+              <w:rPr>
+                <w:rFonts w:ascii="標楷體" w:hAnsi="標楷體"/>
+                <w:sz w:val="22"/>
+              </w:rPr>
+              <w:t>師甲於課程列表「全部課程」點受測課程預覽，點測驗</w:t>
             </w:r>
             <w:r>
               <w:rPr>
@@ -14523,9 +14648,9 @@
     </w:lvl>
   </w:abstractNum>
   <w:abstractNum w:abstractNumId="1" w15:restartNumberingAfterBreak="0">
-    <w:nsid w:val="5F837661"/>
+    <w:nsid w:val="6CBB0B21"/>
     <w:multiLevelType w:val="multilevel"/>
-    <w:tmpl w:val="4B9AD71E"/>
+    <w:tmpl w:val="52120904"/>
     <w:lvl w:ilvl="0">
       <w:start w:val="1"/>
       <w:numFmt w:val="bullet"/>
@@ -26629,7 +26754,7 @@
 </file>
 
 <file path=customXml/itemProps1.xml><?xml version="1.0" encoding="utf-8"?>
-<ds:datastoreItem xmlns:ds="http://schemas.openxmlformats.org/officeDocument/2006/customXml" ds:itemID="{6736922F-B671-4DB5-95E1-A37E1FB5757A}">
+<ds:datastoreItem xmlns:ds="http://schemas.openxmlformats.org/officeDocument/2006/customXml" ds:itemID="{279CFE66-B822-48BE-943F-974C6D86D565}">
   <ds:schemaRefs>
     <ds:schemaRef ds:uri="http://schemas.openxmlformats.org/officeDocument/2006/bibliography"/>
   </ds:schemaRefs>

--- a/docs/manuals/測試報告/ET-教育訓練文件管理模組.docx
+++ b/docs/manuals/測試報告/ET-教育訓練文件管理模組.docx
@@ -246,7 +246,7 @@
               <w:spacing w:before="60" w:after="60"/>
             </w:pPr>
             <w:r>
-              <w:t>2026/10/22</w:t>
+              <w:t>2026/10/29</w:t>
             </w:r>
           </w:p>
         </w:tc>
@@ -433,7 +433,7 @@
               <w:jc w:val="center"/>
             </w:pPr>
             <w:r>
-              <w:t>2026/10/22</w:t>
+              <w:t>2026/10/29</w:t>
             </w:r>
           </w:p>
         </w:tc>
@@ -498,7 +498,7 @@
       <w:r>
         <w:fldChar w:fldCharType="separate"/>
       </w:r>
-      <w:hyperlink w:anchor="_Toc243577434" w:history="1">
+      <w:hyperlink w:anchor="_Toc244163392" w:history="1">
         <w:r>
           <w:rPr>
             <w:rStyle w:val="affb"/>
@@ -526,7 +526,7 @@
             <w:noProof/>
             <w:webHidden/>
           </w:rPr>
-          <w:instrText xml:space="preserve"> PAGEREF _Toc243577434 \h </w:instrText>
+          <w:instrText xml:space="preserve"> PAGEREF _Toc244163392 \h </w:instrText>
         </w:r>
         <w:r>
           <w:rPr>
@@ -571,7 +571,7 @@
           <w:szCs w:val="22"/>
         </w:rPr>
       </w:pPr>
-      <w:hyperlink w:anchor="_Toc243577435" w:history="1">
+      <w:hyperlink w:anchor="_Toc244163393" w:history="1">
         <w:r>
           <w:rPr>
             <w:rStyle w:val="affb"/>
@@ -606,7 +606,7 @@
             <w:noProof/>
             <w:webHidden/>
           </w:rPr>
-          <w:instrText xml:space="preserve"> PAGEREF _Toc243577435 \h </w:instrText>
+          <w:instrText xml:space="preserve"> PAGEREF _Toc244163393 \h </w:instrText>
         </w:r>
         <w:r>
           <w:rPr>
@@ -651,7 +651,7 @@
           <w:szCs w:val="22"/>
         </w:rPr>
       </w:pPr>
-      <w:hyperlink w:anchor="_Toc243577436" w:history="1">
+      <w:hyperlink w:anchor="_Toc244163394" w:history="1">
         <w:r>
           <w:rPr>
             <w:rStyle w:val="affb"/>
@@ -686,7 +686,7 @@
             <w:noProof/>
             <w:webHidden/>
           </w:rPr>
-          <w:instrText xml:space="preserve"> PAGEREF _Toc243577436 \h </w:instrText>
+          <w:instrText xml:space="preserve"> PAGEREF _Toc244163394 \h </w:instrText>
         </w:r>
         <w:r>
           <w:rPr>
@@ -731,7 +731,7 @@
           <w:szCs w:val="22"/>
         </w:rPr>
       </w:pPr>
-      <w:hyperlink w:anchor="_Toc243577437" w:history="1">
+      <w:hyperlink w:anchor="_Toc244163395" w:history="1">
         <w:r>
           <w:rPr>
             <w:rStyle w:val="affb"/>
@@ -766,7 +766,7 @@
             <w:noProof/>
             <w:webHidden/>
           </w:rPr>
-          <w:instrText xml:space="preserve"> PAGEREF _Toc243577437 \h </w:instrText>
+          <w:instrText xml:space="preserve"> PAGEREF _Toc244163395 \h </w:instrText>
         </w:r>
         <w:r>
           <w:rPr>
@@ -811,7 +811,7 @@
           <w:szCs w:val="22"/>
         </w:rPr>
       </w:pPr>
-      <w:hyperlink w:anchor="_Toc243577438" w:history="1">
+      <w:hyperlink w:anchor="_Toc244163396" w:history="1">
         <w:r>
           <w:rPr>
             <w:rStyle w:val="affb"/>
@@ -846,7 +846,7 @@
             <w:noProof/>
             <w:webHidden/>
           </w:rPr>
-          <w:instrText xml:space="preserve"> PAGEREF _Toc243577438 \h </w:instrText>
+          <w:instrText xml:space="preserve"> PAGEREF _Toc244163396 \h </w:instrText>
         </w:r>
         <w:r>
           <w:rPr>
@@ -891,7 +891,7 @@
           <w:szCs w:val="22"/>
         </w:rPr>
       </w:pPr>
-      <w:hyperlink w:anchor="_Toc243577439" w:history="1">
+      <w:hyperlink w:anchor="_Toc244163397" w:history="1">
         <w:r>
           <w:rPr>
             <w:rStyle w:val="affb"/>
@@ -926,7 +926,7 @@
             <w:noProof/>
             <w:webHidden/>
           </w:rPr>
-          <w:instrText xml:space="preserve"> PAGEREF _Toc243577439 \h </w:instrText>
+          <w:instrText xml:space="preserve"> PAGEREF _Toc244163397 \h </w:instrText>
         </w:r>
         <w:r>
           <w:rPr>
@@ -971,7 +971,7 @@
           <w:szCs w:val="22"/>
         </w:rPr>
       </w:pPr>
-      <w:hyperlink w:anchor="_Toc243577440" w:history="1">
+      <w:hyperlink w:anchor="_Toc244163398" w:history="1">
         <w:r>
           <w:rPr>
             <w:rStyle w:val="affb"/>
@@ -1006,7 +1006,7 @@
             <w:noProof/>
             <w:webHidden/>
           </w:rPr>
-          <w:instrText xml:space="preserve"> PAGEREF _Toc243577440 \h </w:instrText>
+          <w:instrText xml:space="preserve"> PAGEREF _Toc244163398 \h </w:instrText>
         </w:r>
         <w:r>
           <w:rPr>
@@ -1051,7 +1051,7 @@
           <w:szCs w:val="22"/>
         </w:rPr>
       </w:pPr>
-      <w:hyperlink w:anchor="_Toc243577441" w:history="1">
+      <w:hyperlink w:anchor="_Toc244163399" w:history="1">
         <w:r>
           <w:rPr>
             <w:rStyle w:val="affb"/>
@@ -1086,7 +1086,7 @@
             <w:noProof/>
             <w:webHidden/>
           </w:rPr>
-          <w:instrText xml:space="preserve"> PAGEREF _Toc243577441 \h </w:instrText>
+          <w:instrText xml:space="preserve"> PAGEREF _Toc244163399 \h </w:instrText>
         </w:r>
         <w:r>
           <w:rPr>
@@ -1136,7 +1136,7 @@
       <w:pPr>
         <w:pStyle w:val="1"/>
       </w:pPr>
-      <w:bookmarkStart w:id="1" w:name="_Toc243577434"/>
+      <w:bookmarkStart w:id="1" w:name="_Toc244163392"/>
       <w:r>
         <w:lastRenderedPageBreak/>
         <w:t>測試注意事項</w:t>
@@ -1158,7 +1158,7 @@
       <w:pPr>
         <w:pStyle w:val="1"/>
       </w:pPr>
-      <w:bookmarkStart w:id="2" w:name="_Toc243577435"/>
+      <w:bookmarkStart w:id="2" w:name="_Toc244163393"/>
       <w:r>
         <w:lastRenderedPageBreak/>
         <w:t xml:space="preserve">ET01 </w:t>
@@ -1884,7 +1884,7 @@
       <w:pPr>
         <w:pStyle w:val="1"/>
       </w:pPr>
-      <w:bookmarkStart w:id="3" w:name="_Toc243577436"/>
+      <w:bookmarkStart w:id="3" w:name="_Toc244163394"/>
       <w:r>
         <w:lastRenderedPageBreak/>
         <w:t xml:space="preserve">ET02 </w:t>
@@ -4287,7 +4287,7 @@
       <w:pPr>
         <w:pStyle w:val="1"/>
       </w:pPr>
-      <w:bookmarkStart w:id="4" w:name="_Toc243577437"/>
+      <w:bookmarkStart w:id="4" w:name="_Toc244163395"/>
       <w:r>
         <w:lastRenderedPageBreak/>
         <w:t xml:space="preserve">ET03 </w:t>
@@ -5590,7 +5590,7 @@
       <w:pPr>
         <w:pStyle w:val="1"/>
       </w:pPr>
-      <w:bookmarkStart w:id="5" w:name="_Toc243577438"/>
+      <w:bookmarkStart w:id="5" w:name="_Toc244163396"/>
       <w:r>
         <w:lastRenderedPageBreak/>
         <w:t xml:space="preserve">ET04 </w:t>
@@ -6996,7 +6996,7 @@
       <w:pPr>
         <w:pStyle w:val="1"/>
       </w:pPr>
-      <w:bookmarkStart w:id="6" w:name="_Toc243577439"/>
+      <w:bookmarkStart w:id="6" w:name="_Toc244163397"/>
       <w:r>
         <w:lastRenderedPageBreak/>
         <w:t xml:space="preserve">ET05 </w:t>
@@ -8550,7 +8550,7 @@
                 <w:rFonts w:ascii="標楷體" w:hAnsi="標楷體"/>
                 <w:sz w:val="22"/>
               </w:rPr>
-              <w:t>再進入，上方顯示的邀請碼應與發布時同一組，「邀請學員」的「邀請碼」分頁亦為同一組，畫面不提供重新產生。</w:t>
+              <w:t>再進入，按「邀請學員」，「邀請碼」分頁顯示的邀請碼應與發布時同一組，畫面不提供重新產生。</w:t>
             </w:r>
           </w:p>
         </w:tc>
@@ -8754,39 +8754,46 @@
                 <w:rFonts w:ascii="標楷體" w:hAnsi="標楷體"/>
                 <w:sz w:val="22"/>
               </w:rPr>
+              <w:t>17</w:t>
+            </w:r>
+          </w:p>
+        </w:tc>
+        <w:tc>
+          <w:tcPr>
+            <w:tcW w:w="6236" w:type="dxa"/>
+          </w:tcPr>
+          <w:p>
+            <w:pPr>
+              <w:spacing w:before="60" w:after="60"/>
+            </w:pPr>
+            <w:r>
+              <w:rPr>
+                <w:rFonts w:ascii="標楷體" w:hAnsi="標楷體"/>
+                <w:sz w:val="22"/>
+              </w:rPr>
+              <w:t>將課程</w:t>
+            </w:r>
+            <w:r>
+              <w:rPr>
+                <w:rFonts w:ascii="標楷體" w:hAnsi="標楷體"/>
+                <w:sz w:val="22"/>
+              </w:rPr>
+              <w:t xml:space="preserve"> X </w:t>
+            </w:r>
+            <w:r>
+              <w:rPr>
+                <w:rFonts w:ascii="標楷體" w:hAnsi="標楷體"/>
+                <w:sz w:val="22"/>
+              </w:rPr>
+              <w:t>的訖止時間清空後按「更新」，應擋下並提示改用</w:t>
+            </w:r>
+            <w:r>
+              <w:rPr>
+                <w:rFonts w:ascii="標楷體" w:hAnsi="標楷體"/>
+                <w:sz w:val="22"/>
+              </w:rPr>
               <w:lastRenderedPageBreak/>
-              <w:t>17</w:t>
-            </w:r>
-          </w:p>
-        </w:tc>
-        <w:tc>
-          <w:tcPr>
-            <w:tcW w:w="6236" w:type="dxa"/>
-          </w:tcPr>
-          <w:p>
-            <w:pPr>
-              <w:spacing w:before="60" w:after="60"/>
-            </w:pPr>
-            <w:r>
-              <w:rPr>
-                <w:rFonts w:ascii="標楷體" w:hAnsi="標楷體"/>
-                <w:sz w:val="22"/>
-              </w:rPr>
-              <w:t>將課程</w:t>
-            </w:r>
-            <w:r>
-              <w:rPr>
-                <w:rFonts w:ascii="標楷體" w:hAnsi="標楷體"/>
-                <w:sz w:val="22"/>
-              </w:rPr>
-              <w:t xml:space="preserve"> X </w:t>
-            </w:r>
-            <w:r>
-              <w:rPr>
-                <w:rFonts w:ascii="標楷體" w:hAnsi="標楷體"/>
-                <w:sz w:val="22"/>
-              </w:rPr>
-              <w:t>的訖止時間清空後按「更新」，應擋下並提示改用關閉課程。</w:t>
+              <w:t>關閉課程。</w:t>
             </w:r>
           </w:p>
         </w:tc>
@@ -10550,7 +10557,7 @@
       <w:pPr>
         <w:pStyle w:val="1"/>
       </w:pPr>
-      <w:bookmarkStart w:id="7" w:name="_Toc243577440"/>
+      <w:bookmarkStart w:id="7" w:name="_Toc244163398"/>
       <w:r>
         <w:lastRenderedPageBreak/>
         <w:t xml:space="preserve">ET06 </w:t>
@@ -12066,7 +12073,7 @@
       <w:pPr>
         <w:pStyle w:val="1"/>
       </w:pPr>
-      <w:bookmarkStart w:id="8" w:name="_Toc243577441"/>
+      <w:bookmarkStart w:id="8" w:name="_Toc244163399"/>
       <w:r>
         <w:lastRenderedPageBreak/>
         <w:t xml:space="preserve">ET07 </w:t>
@@ -14648,9 +14655,9 @@
     </w:lvl>
   </w:abstractNum>
   <w:abstractNum w:abstractNumId="1" w15:restartNumberingAfterBreak="0">
-    <w:nsid w:val="6CBB0B21"/>
+    <w:nsid w:val="42352EEF"/>
     <w:multiLevelType w:val="multilevel"/>
-    <w:tmpl w:val="52120904"/>
+    <w:tmpl w:val="8F124286"/>
     <w:lvl w:ilvl="0">
       <w:start w:val="1"/>
       <w:numFmt w:val="bullet"/>
@@ -26754,7 +26761,7 @@
 </file>
 
 <file path=customXml/itemProps1.xml><?xml version="1.0" encoding="utf-8"?>
-<ds:datastoreItem xmlns:ds="http://schemas.openxmlformats.org/officeDocument/2006/customXml" ds:itemID="{279CFE66-B822-48BE-943F-974C6D86D565}">
+<ds:datastoreItem xmlns:ds="http://schemas.openxmlformats.org/officeDocument/2006/customXml" ds:itemID="{C991456B-48A0-4B36-B8E4-86C980E4E263}">
   <ds:schemaRefs>
     <ds:schemaRef ds:uri="http://schemas.openxmlformats.org/officeDocument/2006/bibliography"/>
   </ds:schemaRefs>
